--- a/courses/foundations-constitutional-government/BUILD/unit7/deliverables/Unit7_Student_Workbook_CourseStandard_LargePrint.docx
+++ b/courses/foundations-constitutional-government/BUILD/unit7/deliverables/Unit7_Student_Workbook_CourseStandard_LargePrint.docx
@@ -18421,6 +18421,230 @@
         </w:tc>
       </w:tr>
     </w:tbl>
+    <w:tbl>
+      <w:tblPr>
+        <w:tblW w:type="dxa" w:w="9648"/>
+        <w:tblBorders>
+          <w:top w:val="single" w:color="auto" w:sz="4"/>
+          <w:left w:val="single" w:color="auto" w:sz="4"/>
+          <w:bottom w:val="single" w:color="auto" w:sz="4"/>
+          <w:right w:val="single" w:color="auto" w:sz="4"/>
+          <w:insideH w:val="single" w:color="auto" w:sz="4"/>
+          <w:insideV w:val="single" w:color="auto" w:sz="4"/>
+        </w:tblBorders>
+      </w:tblPr>
+      <w:tblGrid>
+        <w:gridCol w:w="9648"/>
+      </w:tblGrid>
+      <w:tr>
+        <w:tc>
+          <w:tcPr>
+            <w:tcW w:type="dxa" w:w="9648"/>
+            <w:tcBorders>
+              <w:top w:val="single" w:color="D9D5C8" w:sz="4"/>
+              <w:left w:val="single" w:color="D9D5C8" w:sz="4"/>
+              <w:bottom w:val="single" w:color="D9D5C8" w:sz="4"/>
+              <w:right w:val="single" w:color="D9D5C8" w:sz="4"/>
+            </w:tcBorders>
+            <w:shd w:fill="F7F5EF" w:color="auto" w:val="clear"/>
+            <w:tcMar>
+              <w:top w:type="dxa" w:w="55"/>
+              <w:left w:type="dxa" w:w="110"/>
+              <w:bottom w:type="dxa" w:w="55"/>
+              <w:right w:type="dxa" w:w="110"/>
+            </w:tcMar>
+          </w:tcPr>
+          <w:p>
+            <w:pPr>
+              <w:spacing w:after="60"/>
+            </w:pPr>
+            <w:r>
+              <w:rPr>
+                <w:b/>
+                <w:bCs/>
+                <w:i w:val="false"/>
+                <w:iCs w:val="false"/>
+                <w:color w:val="1B2A4A"/>
+                <w:sz w:val="32"/>
+                <w:szCs w:val="32"/>
+                <w:caps w:val="false"/>
+                <w:rFonts w:ascii="Calibri" w:cs="Calibri" w:eastAsia="Calibri" w:hAnsi="Calibri"/>
+              </w:rPr>
+              <w:t xml:space="preserve">CHOICE &amp; VOICE — you decide how to go deeper (pick ONE)</w:t>
+            </w:r>
+          </w:p>
+          <w:p>
+            <w:pPr>
+              <w:spacing w:after="40"/>
+            </w:pPr>
+            <w:r>
+              <w:rPr>
+                <w:b w:val="false"/>
+                <w:bCs w:val="false"/>
+                <w:i w:val="false"/>
+                <w:iCs w:val="false"/>
+                <w:color w:val="1A1A1A"/>
+                <w:sz w:val="33"/>
+                <w:szCs w:val="33"/>
+                <w:caps w:val="false"/>
+                <w:rFonts w:ascii="Calibri" w:cs="Calibri" w:eastAsia="Calibri" w:hAnsi="Calibri"/>
+              </w:rPr>
+              <w:t xml:space="preserve">You choose your path to show this standard — every option meets the same target:</w:t>
+            </w:r>
+          </w:p>
+          <w:p>
+            <w:pPr>
+              <w:spacing w:after="40"/>
+            </w:pPr>
+            <w:r>
+              <w:rPr>
+                <w:b w:val="false"/>
+                <w:bCs w:val="false"/>
+                <w:i w:val="false"/>
+                <w:iCs w:val="false"/>
+                <w:color w:val="1A1A1A"/>
+                <w:sz w:val="33"/>
+                <w:szCs w:val="33"/>
+                <w:caps w:val="false"/>
+                <w:rFonts w:ascii="Calibri" w:cs="Calibri" w:eastAsia="Calibri" w:hAnsi="Calibri"/>
+              </w:rPr>
+              <w:t xml:space="preserve">DEFEND a term: pick the vocabulary word you think matters most and argue why in 2–3 sentences.  ·  CONNECT it: pick a current event, your community, or your own life and explain how this standard shows up there.  ·  TAKE A SIDE: pick one debatable question from this standard and argue your position with evidence.</w:t>
+            </w:r>
+          </w:p>
+          <w:p>
+            <w:pPr>
+              <w:spacing w:after="40"/>
+            </w:pPr>
+            <w:r>
+              <w:rPr>
+                <w:b w:val="false"/>
+                <w:bCs w:val="false"/>
+                <w:i w:val="false"/>
+                <w:iCs w:val="false"/>
+                <w:color w:val="1A1A1A"/>
+                <w:sz w:val="33"/>
+                <w:szCs w:val="33"/>
+                <w:caps w:val="false"/>
+                <w:rFonts w:ascii="Calibri" w:cs="Calibri" w:eastAsia="Calibri" w:hAnsi="Calibri"/>
+              </w:rPr>
+              <w:t xml:space="preserve">Your pick is yours — bring what matters to you into the work.</w:t>
+            </w:r>
+          </w:p>
+        </w:tc>
+      </w:tr>
+    </w:tbl>
+    <w:tbl>
+      <w:tblPr>
+        <w:tblW w:type="dxa" w:w="9648"/>
+        <w:tblBorders>
+          <w:top w:val="single" w:color="auto" w:sz="4"/>
+          <w:left w:val="single" w:color="auto" w:sz="4"/>
+          <w:bottom w:val="single" w:color="auto" w:sz="4"/>
+          <w:right w:val="single" w:color="auto" w:sz="4"/>
+          <w:insideH w:val="single" w:color="auto" w:sz="4"/>
+          <w:insideV w:val="single" w:color="auto" w:sz="4"/>
+        </w:tblBorders>
+      </w:tblPr>
+      <w:tblGrid>
+        <w:gridCol w:w="9648"/>
+      </w:tblGrid>
+      <w:tr>
+        <w:tc>
+          <w:tcPr>
+            <w:tcW w:type="dxa" w:w="9648"/>
+            <w:tcBorders>
+              <w:top w:val="single" w:color="D9D5C8" w:sz="4"/>
+              <w:left w:val="single" w:color="D9D5C8" w:sz="4"/>
+              <w:bottom w:val="single" w:color="D9D5C8" w:sz="4"/>
+              <w:right w:val="single" w:color="D9D5C8" w:sz="4"/>
+            </w:tcBorders>
+            <w:shd w:fill="F7F5EF" w:color="auto" w:val="clear"/>
+            <w:tcMar>
+              <w:top w:type="dxa" w:w="55"/>
+              <w:left w:type="dxa" w:w="110"/>
+              <w:bottom w:type="dxa" w:w="55"/>
+              <w:right w:type="dxa" w:w="110"/>
+            </w:tcMar>
+          </w:tcPr>
+          <w:p>
+            <w:pPr>
+              <w:spacing w:after="60"/>
+            </w:pPr>
+            <w:r>
+              <w:rPr>
+                <w:b/>
+                <w:bCs/>
+                <w:i w:val="false"/>
+                <w:iCs w:val="false"/>
+                <w:color w:val="1B2A4A"/>
+                <w:sz w:val="32"/>
+                <w:szCs w:val="32"/>
+                <w:caps w:val="false"/>
+                <w:rFonts w:ascii="Calibri" w:cs="Calibri" w:eastAsia="Calibri" w:hAnsi="Calibri"/>
+              </w:rPr>
+              <w:t xml:space="preserve">REFLECT &amp; CONNECT — how your thinking grew, and whose view you weighed</w:t>
+            </w:r>
+          </w:p>
+          <w:p>
+            <w:pPr>
+              <w:spacing w:after="40"/>
+            </w:pPr>
+            <w:r>
+              <w:rPr>
+                <w:b w:val="false"/>
+                <w:bCs w:val="false"/>
+                <w:i w:val="false"/>
+                <w:iCs w:val="false"/>
+                <w:color w:val="1A1A1A"/>
+                <w:sz w:val="33"/>
+                <w:szCs w:val="33"/>
+                <w:caps w:val="false"/>
+                <w:rFonts w:ascii="Calibri" w:cs="Calibri" w:eastAsia="Calibri" w:hAnsi="Calibri"/>
+              </w:rPr>
+              <w:t xml:space="preserve">Reflect (self-awareness): What did you believe about this topic BEFORE, and what changed AFTER? Name one thing to revisit.</w:t>
+            </w:r>
+          </w:p>
+          <w:p>
+            <w:pPr>
+              <w:spacing w:after="40"/>
+            </w:pPr>
+            <w:r>
+              <w:rPr>
+                <w:b w:val="false"/>
+                <w:bCs w:val="false"/>
+                <w:i w:val="false"/>
+                <w:iCs w:val="false"/>
+                <w:color w:val="1A1A1A"/>
+                <w:sz w:val="33"/>
+                <w:szCs w:val="33"/>
+                <w:caps w:val="false"/>
+                <w:rFonts w:ascii="Calibri" w:cs="Calibri" w:eastAsia="Calibri" w:hAnsi="Calibri"/>
+              </w:rPr>
+              <w:t xml:space="preserve">Consider another view (empathy): Name one person or group who might see this standard differently than you. State their view fairly in one sentence — even if you disagree.</w:t>
+            </w:r>
+          </w:p>
+          <w:p>
+            <w:pPr>
+              <w:spacing w:after="40"/>
+            </w:pPr>
+            <w:r>
+              <w:rPr>
+                <w:b w:val="false"/>
+                <w:bCs w:val="false"/>
+                <w:i w:val="false"/>
+                <w:iCs w:val="false"/>
+                <w:color w:val="1A1A1A"/>
+                <w:sz w:val="33"/>
+                <w:szCs w:val="33"/>
+                <w:caps w:val="false"/>
+                <w:rFonts w:ascii="Calibri" w:cs="Calibri" w:eastAsia="Calibri" w:hAnsi="Calibri"/>
+              </w:rPr>
+              <w:t xml:space="preserve">Norm (restorative): we critique ideas, not people; we assume good faith; we make room for every voice.</w:t>
+            </w:r>
+          </w:p>
+        </w:tc>
+      </w:tr>
+    </w:tbl>
     <w:p>
       <w:pPr>
         <w:pStyle w:val="Heading1"/>
@@ -33174,6 +33398,230 @@
         </w:tc>
       </w:tr>
     </w:tbl>
+    <w:tbl>
+      <w:tblPr>
+        <w:tblW w:type="dxa" w:w="9648"/>
+        <w:tblBorders>
+          <w:top w:val="single" w:color="auto" w:sz="4"/>
+          <w:left w:val="single" w:color="auto" w:sz="4"/>
+          <w:bottom w:val="single" w:color="auto" w:sz="4"/>
+          <w:right w:val="single" w:color="auto" w:sz="4"/>
+          <w:insideH w:val="single" w:color="auto" w:sz="4"/>
+          <w:insideV w:val="single" w:color="auto" w:sz="4"/>
+        </w:tblBorders>
+      </w:tblPr>
+      <w:tblGrid>
+        <w:gridCol w:w="9648"/>
+      </w:tblGrid>
+      <w:tr>
+        <w:tc>
+          <w:tcPr>
+            <w:tcW w:type="dxa" w:w="9648"/>
+            <w:tcBorders>
+              <w:top w:val="single" w:color="D9D5C8" w:sz="4"/>
+              <w:left w:val="single" w:color="D9D5C8" w:sz="4"/>
+              <w:bottom w:val="single" w:color="D9D5C8" w:sz="4"/>
+              <w:right w:val="single" w:color="D9D5C8" w:sz="4"/>
+            </w:tcBorders>
+            <w:shd w:fill="F7F5EF" w:color="auto" w:val="clear"/>
+            <w:tcMar>
+              <w:top w:type="dxa" w:w="55"/>
+              <w:left w:type="dxa" w:w="110"/>
+              <w:bottom w:type="dxa" w:w="55"/>
+              <w:right w:type="dxa" w:w="110"/>
+            </w:tcMar>
+          </w:tcPr>
+          <w:p>
+            <w:pPr>
+              <w:spacing w:after="60"/>
+            </w:pPr>
+            <w:r>
+              <w:rPr>
+                <w:b/>
+                <w:bCs/>
+                <w:i w:val="false"/>
+                <w:iCs w:val="false"/>
+                <w:color w:val="1B2A4A"/>
+                <w:sz w:val="32"/>
+                <w:szCs w:val="32"/>
+                <w:caps w:val="false"/>
+                <w:rFonts w:ascii="Calibri" w:cs="Calibri" w:eastAsia="Calibri" w:hAnsi="Calibri"/>
+              </w:rPr>
+              <w:t xml:space="preserve">CHOICE &amp; VOICE — you decide how to go deeper (pick ONE)</w:t>
+            </w:r>
+          </w:p>
+          <w:p>
+            <w:pPr>
+              <w:spacing w:after="40"/>
+            </w:pPr>
+            <w:r>
+              <w:rPr>
+                <w:b w:val="false"/>
+                <w:bCs w:val="false"/>
+                <w:i w:val="false"/>
+                <w:iCs w:val="false"/>
+                <w:color w:val="1A1A1A"/>
+                <w:sz w:val="33"/>
+                <w:szCs w:val="33"/>
+                <w:caps w:val="false"/>
+                <w:rFonts w:ascii="Calibri" w:cs="Calibri" w:eastAsia="Calibri" w:hAnsi="Calibri"/>
+              </w:rPr>
+              <w:t xml:space="preserve">You choose your path to show this standard — every option meets the same target:</w:t>
+            </w:r>
+          </w:p>
+          <w:p>
+            <w:pPr>
+              <w:spacing w:after="40"/>
+            </w:pPr>
+            <w:r>
+              <w:rPr>
+                <w:b w:val="false"/>
+                <w:bCs w:val="false"/>
+                <w:i w:val="false"/>
+                <w:iCs w:val="false"/>
+                <w:color w:val="1A1A1A"/>
+                <w:sz w:val="33"/>
+                <w:szCs w:val="33"/>
+                <w:caps w:val="false"/>
+                <w:rFonts w:ascii="Calibri" w:cs="Calibri" w:eastAsia="Calibri" w:hAnsi="Calibri"/>
+              </w:rPr>
+              <w:t xml:space="preserve">DEFEND a term: pick the vocabulary word you think matters most and argue why in 2–3 sentences.  ·  CONNECT it: pick a current event, your community, or your own life and explain how this standard shows up there.  ·  TAKE A SIDE: pick one debatable question from this standard and argue your position with evidence.</w:t>
+            </w:r>
+          </w:p>
+          <w:p>
+            <w:pPr>
+              <w:spacing w:after="40"/>
+            </w:pPr>
+            <w:r>
+              <w:rPr>
+                <w:b w:val="false"/>
+                <w:bCs w:val="false"/>
+                <w:i w:val="false"/>
+                <w:iCs w:val="false"/>
+                <w:color w:val="1A1A1A"/>
+                <w:sz w:val="33"/>
+                <w:szCs w:val="33"/>
+                <w:caps w:val="false"/>
+                <w:rFonts w:ascii="Calibri" w:cs="Calibri" w:eastAsia="Calibri" w:hAnsi="Calibri"/>
+              </w:rPr>
+              <w:t xml:space="preserve">Your pick is yours — bring what matters to you into the work.</w:t>
+            </w:r>
+          </w:p>
+        </w:tc>
+      </w:tr>
+    </w:tbl>
+    <w:tbl>
+      <w:tblPr>
+        <w:tblW w:type="dxa" w:w="9648"/>
+        <w:tblBorders>
+          <w:top w:val="single" w:color="auto" w:sz="4"/>
+          <w:left w:val="single" w:color="auto" w:sz="4"/>
+          <w:bottom w:val="single" w:color="auto" w:sz="4"/>
+          <w:right w:val="single" w:color="auto" w:sz="4"/>
+          <w:insideH w:val="single" w:color="auto" w:sz="4"/>
+          <w:insideV w:val="single" w:color="auto" w:sz="4"/>
+        </w:tblBorders>
+      </w:tblPr>
+      <w:tblGrid>
+        <w:gridCol w:w="9648"/>
+      </w:tblGrid>
+      <w:tr>
+        <w:tc>
+          <w:tcPr>
+            <w:tcW w:type="dxa" w:w="9648"/>
+            <w:tcBorders>
+              <w:top w:val="single" w:color="D9D5C8" w:sz="4"/>
+              <w:left w:val="single" w:color="D9D5C8" w:sz="4"/>
+              <w:bottom w:val="single" w:color="D9D5C8" w:sz="4"/>
+              <w:right w:val="single" w:color="D9D5C8" w:sz="4"/>
+            </w:tcBorders>
+            <w:shd w:fill="F7F5EF" w:color="auto" w:val="clear"/>
+            <w:tcMar>
+              <w:top w:type="dxa" w:w="55"/>
+              <w:left w:type="dxa" w:w="110"/>
+              <w:bottom w:type="dxa" w:w="55"/>
+              <w:right w:type="dxa" w:w="110"/>
+            </w:tcMar>
+          </w:tcPr>
+          <w:p>
+            <w:pPr>
+              <w:spacing w:after="60"/>
+            </w:pPr>
+            <w:r>
+              <w:rPr>
+                <w:b/>
+                <w:bCs/>
+                <w:i w:val="false"/>
+                <w:iCs w:val="false"/>
+                <w:color w:val="1B2A4A"/>
+                <w:sz w:val="32"/>
+                <w:szCs w:val="32"/>
+                <w:caps w:val="false"/>
+                <w:rFonts w:ascii="Calibri" w:cs="Calibri" w:eastAsia="Calibri" w:hAnsi="Calibri"/>
+              </w:rPr>
+              <w:t xml:space="preserve">REFLECT &amp; CONNECT — how your thinking grew, and whose view you weighed</w:t>
+            </w:r>
+          </w:p>
+          <w:p>
+            <w:pPr>
+              <w:spacing w:after="40"/>
+            </w:pPr>
+            <w:r>
+              <w:rPr>
+                <w:b w:val="false"/>
+                <w:bCs w:val="false"/>
+                <w:i w:val="false"/>
+                <w:iCs w:val="false"/>
+                <w:color w:val="1A1A1A"/>
+                <w:sz w:val="33"/>
+                <w:szCs w:val="33"/>
+                <w:caps w:val="false"/>
+                <w:rFonts w:ascii="Calibri" w:cs="Calibri" w:eastAsia="Calibri" w:hAnsi="Calibri"/>
+              </w:rPr>
+              <w:t xml:space="preserve">Reflect (self-awareness): What did you believe about this topic BEFORE, and what changed AFTER? Name one thing to revisit.</w:t>
+            </w:r>
+          </w:p>
+          <w:p>
+            <w:pPr>
+              <w:spacing w:after="40"/>
+            </w:pPr>
+            <w:r>
+              <w:rPr>
+                <w:b w:val="false"/>
+                <w:bCs w:val="false"/>
+                <w:i w:val="false"/>
+                <w:iCs w:val="false"/>
+                <w:color w:val="1A1A1A"/>
+                <w:sz w:val="33"/>
+                <w:szCs w:val="33"/>
+                <w:caps w:val="false"/>
+                <w:rFonts w:ascii="Calibri" w:cs="Calibri" w:eastAsia="Calibri" w:hAnsi="Calibri"/>
+              </w:rPr>
+              <w:t xml:space="preserve">Consider another view (empathy): Name one person or group who might see this standard differently than you. State their view fairly in one sentence — even if you disagree.</w:t>
+            </w:r>
+          </w:p>
+          <w:p>
+            <w:pPr>
+              <w:spacing w:after="40"/>
+            </w:pPr>
+            <w:r>
+              <w:rPr>
+                <w:b w:val="false"/>
+                <w:bCs w:val="false"/>
+                <w:i w:val="false"/>
+                <w:iCs w:val="false"/>
+                <w:color w:val="1A1A1A"/>
+                <w:sz w:val="33"/>
+                <w:szCs w:val="33"/>
+                <w:caps w:val="false"/>
+                <w:rFonts w:ascii="Calibri" w:cs="Calibri" w:eastAsia="Calibri" w:hAnsi="Calibri"/>
+              </w:rPr>
+              <w:t xml:space="preserve">Norm (restorative): we critique ideas, not people; we assume good faith; we make room for every voice.</w:t>
+            </w:r>
+          </w:p>
+        </w:tc>
+      </w:tr>
+    </w:tbl>
     <w:p>
       <w:pPr>
         <w:pStyle w:val="Heading1"/>
@@ -47922,6 +48370,230 @@
                 <w:rFonts w:ascii="Calibri" w:cs="Calibri" w:eastAsia="Calibri" w:hAnsi="Calibri"/>
               </w:rPr>
               <w:t xml:space="preserve">Before submitting: Is my claim defensible? Do I have TWO specific pieces of evidence? Does my reasoning explain HOW the evidence proves the claim?</w:t>
+            </w:r>
+          </w:p>
+        </w:tc>
+      </w:tr>
+    </w:tbl>
+    <w:tbl>
+      <w:tblPr>
+        <w:tblW w:type="dxa" w:w="9648"/>
+        <w:tblBorders>
+          <w:top w:val="single" w:color="auto" w:sz="4"/>
+          <w:left w:val="single" w:color="auto" w:sz="4"/>
+          <w:bottom w:val="single" w:color="auto" w:sz="4"/>
+          <w:right w:val="single" w:color="auto" w:sz="4"/>
+          <w:insideH w:val="single" w:color="auto" w:sz="4"/>
+          <w:insideV w:val="single" w:color="auto" w:sz="4"/>
+        </w:tblBorders>
+      </w:tblPr>
+      <w:tblGrid>
+        <w:gridCol w:w="9648"/>
+      </w:tblGrid>
+      <w:tr>
+        <w:tc>
+          <w:tcPr>
+            <w:tcW w:type="dxa" w:w="9648"/>
+            <w:tcBorders>
+              <w:top w:val="single" w:color="D9D5C8" w:sz="4"/>
+              <w:left w:val="single" w:color="D9D5C8" w:sz="4"/>
+              <w:bottom w:val="single" w:color="D9D5C8" w:sz="4"/>
+              <w:right w:val="single" w:color="D9D5C8" w:sz="4"/>
+            </w:tcBorders>
+            <w:shd w:fill="F7F5EF" w:color="auto" w:val="clear"/>
+            <w:tcMar>
+              <w:top w:type="dxa" w:w="55"/>
+              <w:left w:type="dxa" w:w="110"/>
+              <w:bottom w:type="dxa" w:w="55"/>
+              <w:right w:type="dxa" w:w="110"/>
+            </w:tcMar>
+          </w:tcPr>
+          <w:p>
+            <w:pPr>
+              <w:spacing w:after="60"/>
+            </w:pPr>
+            <w:r>
+              <w:rPr>
+                <w:b/>
+                <w:bCs/>
+                <w:i w:val="false"/>
+                <w:iCs w:val="false"/>
+                <w:color w:val="1B2A4A"/>
+                <w:sz w:val="32"/>
+                <w:szCs w:val="32"/>
+                <w:caps w:val="false"/>
+                <w:rFonts w:ascii="Calibri" w:cs="Calibri" w:eastAsia="Calibri" w:hAnsi="Calibri"/>
+              </w:rPr>
+              <w:t xml:space="preserve">CHOICE &amp; VOICE — you decide how to go deeper (pick ONE)</w:t>
+            </w:r>
+          </w:p>
+          <w:p>
+            <w:pPr>
+              <w:spacing w:after="40"/>
+            </w:pPr>
+            <w:r>
+              <w:rPr>
+                <w:b w:val="false"/>
+                <w:bCs w:val="false"/>
+                <w:i w:val="false"/>
+                <w:iCs w:val="false"/>
+                <w:color w:val="1A1A1A"/>
+                <w:sz w:val="33"/>
+                <w:szCs w:val="33"/>
+                <w:caps w:val="false"/>
+                <w:rFonts w:ascii="Calibri" w:cs="Calibri" w:eastAsia="Calibri" w:hAnsi="Calibri"/>
+              </w:rPr>
+              <w:t xml:space="preserve">You choose your path to show this standard — every option meets the same target:</w:t>
+            </w:r>
+          </w:p>
+          <w:p>
+            <w:pPr>
+              <w:spacing w:after="40"/>
+            </w:pPr>
+            <w:r>
+              <w:rPr>
+                <w:b w:val="false"/>
+                <w:bCs w:val="false"/>
+                <w:i w:val="false"/>
+                <w:iCs w:val="false"/>
+                <w:color w:val="1A1A1A"/>
+                <w:sz w:val="33"/>
+                <w:szCs w:val="33"/>
+                <w:caps w:val="false"/>
+                <w:rFonts w:ascii="Calibri" w:cs="Calibri" w:eastAsia="Calibri" w:hAnsi="Calibri"/>
+              </w:rPr>
+              <w:t xml:space="preserve">DEFEND a term: pick the vocabulary word you think matters most and argue why in 2–3 sentences.  ·  CONNECT it: pick a current event, your community, or your own life and explain how this standard shows up there.  ·  TAKE A SIDE: pick one debatable question from this standard and argue your position with evidence.</w:t>
+            </w:r>
+          </w:p>
+          <w:p>
+            <w:pPr>
+              <w:spacing w:after="40"/>
+            </w:pPr>
+            <w:r>
+              <w:rPr>
+                <w:b w:val="false"/>
+                <w:bCs w:val="false"/>
+                <w:i w:val="false"/>
+                <w:iCs w:val="false"/>
+                <w:color w:val="1A1A1A"/>
+                <w:sz w:val="33"/>
+                <w:szCs w:val="33"/>
+                <w:caps w:val="false"/>
+                <w:rFonts w:ascii="Calibri" w:cs="Calibri" w:eastAsia="Calibri" w:hAnsi="Calibri"/>
+              </w:rPr>
+              <w:t xml:space="preserve">Your pick is yours — bring what matters to you into the work.</w:t>
+            </w:r>
+          </w:p>
+        </w:tc>
+      </w:tr>
+    </w:tbl>
+    <w:tbl>
+      <w:tblPr>
+        <w:tblW w:type="dxa" w:w="9648"/>
+        <w:tblBorders>
+          <w:top w:val="single" w:color="auto" w:sz="4"/>
+          <w:left w:val="single" w:color="auto" w:sz="4"/>
+          <w:bottom w:val="single" w:color="auto" w:sz="4"/>
+          <w:right w:val="single" w:color="auto" w:sz="4"/>
+          <w:insideH w:val="single" w:color="auto" w:sz="4"/>
+          <w:insideV w:val="single" w:color="auto" w:sz="4"/>
+        </w:tblBorders>
+      </w:tblPr>
+      <w:tblGrid>
+        <w:gridCol w:w="9648"/>
+      </w:tblGrid>
+      <w:tr>
+        <w:tc>
+          <w:tcPr>
+            <w:tcW w:type="dxa" w:w="9648"/>
+            <w:tcBorders>
+              <w:top w:val="single" w:color="D9D5C8" w:sz="4"/>
+              <w:left w:val="single" w:color="D9D5C8" w:sz="4"/>
+              <w:bottom w:val="single" w:color="D9D5C8" w:sz="4"/>
+              <w:right w:val="single" w:color="D9D5C8" w:sz="4"/>
+            </w:tcBorders>
+            <w:shd w:fill="F7F5EF" w:color="auto" w:val="clear"/>
+            <w:tcMar>
+              <w:top w:type="dxa" w:w="55"/>
+              <w:left w:type="dxa" w:w="110"/>
+              <w:bottom w:type="dxa" w:w="55"/>
+              <w:right w:type="dxa" w:w="110"/>
+            </w:tcMar>
+          </w:tcPr>
+          <w:p>
+            <w:pPr>
+              <w:spacing w:after="60"/>
+            </w:pPr>
+            <w:r>
+              <w:rPr>
+                <w:b/>
+                <w:bCs/>
+                <w:i w:val="false"/>
+                <w:iCs w:val="false"/>
+                <w:color w:val="1B2A4A"/>
+                <w:sz w:val="32"/>
+                <w:szCs w:val="32"/>
+                <w:caps w:val="false"/>
+                <w:rFonts w:ascii="Calibri" w:cs="Calibri" w:eastAsia="Calibri" w:hAnsi="Calibri"/>
+              </w:rPr>
+              <w:t xml:space="preserve">REFLECT &amp; CONNECT — how your thinking grew, and whose view you weighed</w:t>
+            </w:r>
+          </w:p>
+          <w:p>
+            <w:pPr>
+              <w:spacing w:after="40"/>
+            </w:pPr>
+            <w:r>
+              <w:rPr>
+                <w:b w:val="false"/>
+                <w:bCs w:val="false"/>
+                <w:i w:val="false"/>
+                <w:iCs w:val="false"/>
+                <w:color w:val="1A1A1A"/>
+                <w:sz w:val="33"/>
+                <w:szCs w:val="33"/>
+                <w:caps w:val="false"/>
+                <w:rFonts w:ascii="Calibri" w:cs="Calibri" w:eastAsia="Calibri" w:hAnsi="Calibri"/>
+              </w:rPr>
+              <w:t xml:space="preserve">Reflect (self-awareness): What did you believe about this topic BEFORE, and what changed AFTER? Name one thing to revisit.</w:t>
+            </w:r>
+          </w:p>
+          <w:p>
+            <w:pPr>
+              <w:spacing w:after="40"/>
+            </w:pPr>
+            <w:r>
+              <w:rPr>
+                <w:b w:val="false"/>
+                <w:bCs w:val="false"/>
+                <w:i w:val="false"/>
+                <w:iCs w:val="false"/>
+                <w:color w:val="1A1A1A"/>
+                <w:sz w:val="33"/>
+                <w:szCs w:val="33"/>
+                <w:caps w:val="false"/>
+                <w:rFonts w:ascii="Calibri" w:cs="Calibri" w:eastAsia="Calibri" w:hAnsi="Calibri"/>
+              </w:rPr>
+              <w:t xml:space="preserve">Consider another view (empathy): Name one person or group who might see this standard differently than you. State their view fairly in one sentence — even if you disagree.</w:t>
+            </w:r>
+          </w:p>
+          <w:p>
+            <w:pPr>
+              <w:spacing w:after="40"/>
+            </w:pPr>
+            <w:r>
+              <w:rPr>
+                <w:b w:val="false"/>
+                <w:bCs w:val="false"/>
+                <w:i w:val="false"/>
+                <w:iCs w:val="false"/>
+                <w:color w:val="1A1A1A"/>
+                <w:sz w:val="33"/>
+                <w:szCs w:val="33"/>
+                <w:caps w:val="false"/>
+                <w:rFonts w:ascii="Calibri" w:cs="Calibri" w:eastAsia="Calibri" w:hAnsi="Calibri"/>
+              </w:rPr>
+              <w:t xml:space="preserve">Norm (restorative): we critique ideas, not people; we assume good faith; we make room for every voice.</w:t>
             </w:r>
           </w:p>
         </w:tc>

--- a/courses/foundations-constitutional-government/BUILD/unit7/deliverables/Unit7_Student_Workbook_CourseStandard_LargePrint.docx
+++ b/courses/foundations-constitutional-government/BUILD/unit7/deliverables/Unit7_Student_Workbook_CourseStandard_LargePrint.docx
@@ -3953,99 +3953,6 @@
                 <w:caps w:val="false"/>
                 <w:rFonts w:ascii="Calibri" w:cs="Calibri" w:eastAsia="Calibri" w:hAnsi="Calibri"/>
               </w:rPr>
-              <w:t xml:space="preserve">UDL ACCESS &amp; MTSS SUPPORT (this standard)</w:t>
-            </w:r>
-          </w:p>
-          <w:p>
-            <w:pPr>
-              <w:spacing w:after="40"/>
-            </w:pPr>
-            <w:r>
-              <w:rPr>
-                <w:b w:val="false"/>
-                <w:bCs w:val="false"/>
-                <w:i w:val="false"/>
-                <w:iCs w:val="false"/>
-                <w:color w:val="1A1A1A"/>
-                <w:sz w:val="33"/>
-                <w:szCs w:val="33"/>
-                <w:caps w:val="false"/>
-                <w:rFonts w:ascii="Calibri" w:cs="Calibri" w:eastAsia="Calibri" w:hAnsi="Calibri"/>
-              </w:rPr>
-              <w:t xml:space="preserve">UDL 3.0 (CAST): read-aloud on request · key terms glossed (EN/ES) · respond in writing, speech, or a labeled diagram · large-print &amp; screen-reader friendly. Same learning target for everyone; supports vary the means, not the ceiling.</w:t>
-            </w:r>
-          </w:p>
-          <w:p>
-            <w:pPr>
-              <w:spacing w:after="40"/>
-            </w:pPr>
-            <w:r>
-              <w:rPr>
-                <w:b w:val="false"/>
-                <w:bCs w:val="false"/>
-                <w:i w:val="false"/>
-                <w:iCs w:val="false"/>
-                <w:color w:val="1A1A1A"/>
-                <w:sz w:val="33"/>
-                <w:szCs w:val="33"/>
-                <w:caps w:val="false"/>
-                <w:rFonts w:ascii="Calibri" w:cs="Calibri" w:eastAsia="Calibri" w:hAnsi="Calibri"/>
-              </w:rPr>
-              <w:t xml:space="preserve">MTSS: Tier 1 — this core lesson for all · Tier 2 — small-group reteach of this standard using its Cornell cues + graphic organizer, then re-check · Tier 3 — intensive 1:1 with concrete→representational→abstract scaffolding, progress-monitored to the same standard.</w:t>
-            </w:r>
-          </w:p>
-        </w:tc>
-      </w:tr>
-    </w:tbl>
-    <w:tbl>
-      <w:tblPr>
-        <w:tblW w:type="dxa" w:w="9648"/>
-        <w:tblBorders>
-          <w:top w:val="single" w:color="auto" w:sz="4"/>
-          <w:left w:val="single" w:color="auto" w:sz="4"/>
-          <w:bottom w:val="single" w:color="auto" w:sz="4"/>
-          <w:right w:val="single" w:color="auto" w:sz="4"/>
-          <w:insideH w:val="single" w:color="auto" w:sz="4"/>
-          <w:insideV w:val="single" w:color="auto" w:sz="4"/>
-        </w:tblBorders>
-      </w:tblPr>
-      <w:tblGrid>
-        <w:gridCol w:w="9648"/>
-      </w:tblGrid>
-      <w:tr>
-        <w:tc>
-          <w:tcPr>
-            <w:tcW w:type="dxa" w:w="9648"/>
-            <w:tcBorders>
-              <w:top w:val="single" w:color="D9D5C8" w:sz="4"/>
-              <w:left w:val="single" w:color="D9D5C8" w:sz="4"/>
-              <w:bottom w:val="single" w:color="D9D5C8" w:sz="4"/>
-              <w:right w:val="single" w:color="D9D5C8" w:sz="4"/>
-            </w:tcBorders>
-            <w:shd w:fill="F7F5EF" w:color="auto" w:val="clear"/>
-            <w:tcMar>
-              <w:top w:type="dxa" w:w="55"/>
-              <w:left w:type="dxa" w:w="110"/>
-              <w:bottom w:type="dxa" w:w="55"/>
-              <w:right w:type="dxa" w:w="110"/>
-            </w:tcMar>
-          </w:tcPr>
-          <w:p>
-            <w:pPr>
-              <w:spacing w:after="60"/>
-            </w:pPr>
-            <w:r>
-              <w:rPr>
-                <w:b/>
-                <w:bCs/>
-                <w:i w:val="false"/>
-                <w:iCs w:val="false"/>
-                <w:color w:val="1B2A4A"/>
-                <w:sz w:val="32"/>
-                <w:szCs w:val="32"/>
-                <w:caps w:val="false"/>
-                <w:rFonts w:ascii="Calibri" w:cs="Calibri" w:eastAsia="Calibri" w:hAnsi="Calibri"/>
-              </w:rPr>
               <w:t xml:space="preserve">★ Tennessee Connection</w:t>
             </w:r>
           </w:p>
@@ -17552,118 +17459,6 @@
         </w:tblBorders>
       </w:tblPr>
       <w:tblGrid>
-        <w:gridCol w:w="9648"/>
-      </w:tblGrid>
-      <w:tr>
-        <w:tc>
-          <w:tcPr>
-            <w:tcW w:type="dxa" w:w="9648"/>
-            <w:tcBorders>
-              <w:top w:val="single" w:color="D9D5C8" w:sz="4"/>
-              <w:left w:val="single" w:color="D9D5C8" w:sz="4"/>
-              <w:bottom w:val="single" w:color="D9D5C8" w:sz="4"/>
-              <w:right w:val="single" w:color="D9D5C8" w:sz="4"/>
-            </w:tcBorders>
-            <w:shd w:fill="F7F5EF" w:color="auto" w:val="clear"/>
-            <w:tcMar>
-              <w:top w:type="dxa" w:w="55"/>
-              <w:left w:type="dxa" w:w="110"/>
-              <w:bottom w:type="dxa" w:w="55"/>
-              <w:right w:type="dxa" w:w="110"/>
-            </w:tcMar>
-          </w:tcPr>
-          <w:p>
-            <w:pPr>
-              <w:spacing w:after="60"/>
-            </w:pPr>
-            <w:r>
-              <w:rPr>
-                <w:b/>
-                <w:bCs/>
-                <w:i w:val="false"/>
-                <w:iCs w:val="false"/>
-                <w:color w:val="1B2A4A"/>
-                <w:sz w:val="32"/>
-                <w:szCs w:val="32"/>
-                <w:caps w:val="false"/>
-                <w:rFonts w:ascii="Calibri" w:cs="Calibri" w:eastAsia="Calibri" w:hAnsi="Calibri"/>
-              </w:rPr>
-              <w:t xml:space="preserve">SHOW WHAT YOU KNOW — YOUR WAY (same CER rubric, same standard)</w:t>
-            </w:r>
-          </w:p>
-          <w:p>
-            <w:pPr>
-              <w:spacing w:after="40"/>
-            </w:pPr>
-            <w:r>
-              <w:rPr>
-                <w:b w:val="false"/>
-                <w:bCs w:val="false"/>
-                <w:i w:val="false"/>
-                <w:iCs w:val="false"/>
-                <w:color w:val="1A1A1A"/>
-                <w:sz w:val="33"/>
-                <w:szCs w:val="33"/>
-                <w:caps w:val="false"/>
-                <w:rFonts w:ascii="Calibri" w:cs="Calibri" w:eastAsia="Calibri" w:hAnsi="Calibri"/>
-              </w:rPr>
-              <w:t xml:space="preserve">Build your Claim–Evidence–Reasoning in whichever mode lets you think best. The standard and the CER rubric are identical for every mode — the mode changes how you SHOW it, never what you are held to:</w:t>
-            </w:r>
-          </w:p>
-          <w:p>
-            <w:pPr>
-              <w:spacing w:after="40"/>
-            </w:pPr>
-            <w:r>
-              <w:rPr>
-                <w:b w:val="false"/>
-                <w:bCs w:val="false"/>
-                <w:i w:val="false"/>
-                <w:iCs w:val="false"/>
-                <w:color w:val="1A1A1A"/>
-                <w:sz w:val="33"/>
-                <w:szCs w:val="33"/>
-                <w:caps w:val="false"/>
-                <w:rFonts w:ascii="Calibri" w:cs="Calibri" w:eastAsia="Calibri" w:hAnsi="Calibri"/>
-              </w:rPr>
-              <w:t xml:space="preserve">WRITE it on the lines below  ·  SAY it aloud and record it (audio or video)  ·  DRAW and label a diagram that makes the argument  ·  BUILD a model or artifact and caption its claim, evidence, and reasoning.</w:t>
-            </w:r>
-          </w:p>
-          <w:p>
-            <w:pPr>
-              <w:spacing w:after="40"/>
-            </w:pPr>
-            <w:r>
-              <w:rPr>
-                <w:b w:val="false"/>
-                <w:bCs w:val="false"/>
-                <w:i w:val="false"/>
-                <w:iCs w:val="false"/>
-                <w:color w:val="1A1A1A"/>
-                <w:sz w:val="33"/>
-                <w:szCs w:val="33"/>
-                <w:caps w:val="false"/>
-                <w:rFonts w:ascii="Calibri" w:cs="Calibri" w:eastAsia="Calibri" w:hAnsi="Calibri"/>
-              </w:rPr>
-              <w:t xml:space="preserve">You may ask for a word processor, speech-to-text, a scribe, or a sentence/argument frame — these change how you produce, not the standard you meet.</w:t>
-            </w:r>
-          </w:p>
-        </w:tc>
-      </w:tr>
-    </w:tbl>
-    <w:tbl>
-      <w:tblPr>
-        <w:tblW w:type="dxa" w:w="9648"/>
-        <w:tblBorders>
-          <w:top w:val="single" w:color="auto" w:sz="4"/>
-          <w:left w:val="single" w:color="auto" w:sz="4"/>
-          <w:bottom w:val="single" w:color="auto" w:sz="4"/>
-          <w:right w:val="single" w:color="auto" w:sz="4"/>
-          <w:insideH w:val="single" w:color="auto" w:sz="4"/>
-          <w:insideV w:val="single" w:color="auto" w:sz="4"/>
-        </w:tblBorders>
-      </w:tblPr>
-      <w:tblGrid>
         <w:gridCol w:w="2200"/>
         <w:gridCol w:w="7448"/>
       </w:tblGrid>
@@ -18416,230 +18211,6 @@
                 <w:rFonts w:ascii="Calibri" w:cs="Calibri" w:eastAsia="Calibri" w:hAnsi="Calibri"/>
               </w:rPr>
               <w:t xml:space="preserve">Before submitting: Is my claim defensible? Do I have TWO specific pieces of evidence? Does my reasoning explain HOW the evidence proves the claim?</w:t>
-            </w:r>
-          </w:p>
-        </w:tc>
-      </w:tr>
-    </w:tbl>
-    <w:tbl>
-      <w:tblPr>
-        <w:tblW w:type="dxa" w:w="9648"/>
-        <w:tblBorders>
-          <w:top w:val="single" w:color="auto" w:sz="4"/>
-          <w:left w:val="single" w:color="auto" w:sz="4"/>
-          <w:bottom w:val="single" w:color="auto" w:sz="4"/>
-          <w:right w:val="single" w:color="auto" w:sz="4"/>
-          <w:insideH w:val="single" w:color="auto" w:sz="4"/>
-          <w:insideV w:val="single" w:color="auto" w:sz="4"/>
-        </w:tblBorders>
-      </w:tblPr>
-      <w:tblGrid>
-        <w:gridCol w:w="9648"/>
-      </w:tblGrid>
-      <w:tr>
-        <w:tc>
-          <w:tcPr>
-            <w:tcW w:type="dxa" w:w="9648"/>
-            <w:tcBorders>
-              <w:top w:val="single" w:color="D9D5C8" w:sz="4"/>
-              <w:left w:val="single" w:color="D9D5C8" w:sz="4"/>
-              <w:bottom w:val="single" w:color="D9D5C8" w:sz="4"/>
-              <w:right w:val="single" w:color="D9D5C8" w:sz="4"/>
-            </w:tcBorders>
-            <w:shd w:fill="F7F5EF" w:color="auto" w:val="clear"/>
-            <w:tcMar>
-              <w:top w:type="dxa" w:w="55"/>
-              <w:left w:type="dxa" w:w="110"/>
-              <w:bottom w:type="dxa" w:w="55"/>
-              <w:right w:type="dxa" w:w="110"/>
-            </w:tcMar>
-          </w:tcPr>
-          <w:p>
-            <w:pPr>
-              <w:spacing w:after="60"/>
-            </w:pPr>
-            <w:r>
-              <w:rPr>
-                <w:b/>
-                <w:bCs/>
-                <w:i w:val="false"/>
-                <w:iCs w:val="false"/>
-                <w:color w:val="1B2A4A"/>
-                <w:sz w:val="32"/>
-                <w:szCs w:val="32"/>
-                <w:caps w:val="false"/>
-                <w:rFonts w:ascii="Calibri" w:cs="Calibri" w:eastAsia="Calibri" w:hAnsi="Calibri"/>
-              </w:rPr>
-              <w:t xml:space="preserve">CHOICE &amp; VOICE — you decide how to go deeper (pick ONE)</w:t>
-            </w:r>
-          </w:p>
-          <w:p>
-            <w:pPr>
-              <w:spacing w:after="40"/>
-            </w:pPr>
-            <w:r>
-              <w:rPr>
-                <w:b w:val="false"/>
-                <w:bCs w:val="false"/>
-                <w:i w:val="false"/>
-                <w:iCs w:val="false"/>
-                <w:color w:val="1A1A1A"/>
-                <w:sz w:val="33"/>
-                <w:szCs w:val="33"/>
-                <w:caps w:val="false"/>
-                <w:rFonts w:ascii="Calibri" w:cs="Calibri" w:eastAsia="Calibri" w:hAnsi="Calibri"/>
-              </w:rPr>
-              <w:t xml:space="preserve">You choose your path to show this standard — every option meets the same target:</w:t>
-            </w:r>
-          </w:p>
-          <w:p>
-            <w:pPr>
-              <w:spacing w:after="40"/>
-            </w:pPr>
-            <w:r>
-              <w:rPr>
-                <w:b w:val="false"/>
-                <w:bCs w:val="false"/>
-                <w:i w:val="false"/>
-                <w:iCs w:val="false"/>
-                <w:color w:val="1A1A1A"/>
-                <w:sz w:val="33"/>
-                <w:szCs w:val="33"/>
-                <w:caps w:val="false"/>
-                <w:rFonts w:ascii="Calibri" w:cs="Calibri" w:eastAsia="Calibri" w:hAnsi="Calibri"/>
-              </w:rPr>
-              <w:t xml:space="preserve">DEFEND a term: pick the vocabulary word you think matters most and argue why in 2–3 sentences.  ·  CONNECT it: pick a current event, your community, or your own life and explain how this standard shows up there.  ·  TAKE A SIDE: pick one debatable question from this standard and argue your position with evidence.</w:t>
-            </w:r>
-          </w:p>
-          <w:p>
-            <w:pPr>
-              <w:spacing w:after="40"/>
-            </w:pPr>
-            <w:r>
-              <w:rPr>
-                <w:b w:val="false"/>
-                <w:bCs w:val="false"/>
-                <w:i w:val="false"/>
-                <w:iCs w:val="false"/>
-                <w:color w:val="1A1A1A"/>
-                <w:sz w:val="33"/>
-                <w:szCs w:val="33"/>
-                <w:caps w:val="false"/>
-                <w:rFonts w:ascii="Calibri" w:cs="Calibri" w:eastAsia="Calibri" w:hAnsi="Calibri"/>
-              </w:rPr>
-              <w:t xml:space="preserve">Your pick is yours — bring what matters to you into the work.</w:t>
-            </w:r>
-          </w:p>
-        </w:tc>
-      </w:tr>
-    </w:tbl>
-    <w:tbl>
-      <w:tblPr>
-        <w:tblW w:type="dxa" w:w="9648"/>
-        <w:tblBorders>
-          <w:top w:val="single" w:color="auto" w:sz="4"/>
-          <w:left w:val="single" w:color="auto" w:sz="4"/>
-          <w:bottom w:val="single" w:color="auto" w:sz="4"/>
-          <w:right w:val="single" w:color="auto" w:sz="4"/>
-          <w:insideH w:val="single" w:color="auto" w:sz="4"/>
-          <w:insideV w:val="single" w:color="auto" w:sz="4"/>
-        </w:tblBorders>
-      </w:tblPr>
-      <w:tblGrid>
-        <w:gridCol w:w="9648"/>
-      </w:tblGrid>
-      <w:tr>
-        <w:tc>
-          <w:tcPr>
-            <w:tcW w:type="dxa" w:w="9648"/>
-            <w:tcBorders>
-              <w:top w:val="single" w:color="D9D5C8" w:sz="4"/>
-              <w:left w:val="single" w:color="D9D5C8" w:sz="4"/>
-              <w:bottom w:val="single" w:color="D9D5C8" w:sz="4"/>
-              <w:right w:val="single" w:color="D9D5C8" w:sz="4"/>
-            </w:tcBorders>
-            <w:shd w:fill="F7F5EF" w:color="auto" w:val="clear"/>
-            <w:tcMar>
-              <w:top w:type="dxa" w:w="55"/>
-              <w:left w:type="dxa" w:w="110"/>
-              <w:bottom w:type="dxa" w:w="55"/>
-              <w:right w:type="dxa" w:w="110"/>
-            </w:tcMar>
-          </w:tcPr>
-          <w:p>
-            <w:pPr>
-              <w:spacing w:after="60"/>
-            </w:pPr>
-            <w:r>
-              <w:rPr>
-                <w:b/>
-                <w:bCs/>
-                <w:i w:val="false"/>
-                <w:iCs w:val="false"/>
-                <w:color w:val="1B2A4A"/>
-                <w:sz w:val="32"/>
-                <w:szCs w:val="32"/>
-                <w:caps w:val="false"/>
-                <w:rFonts w:ascii="Calibri" w:cs="Calibri" w:eastAsia="Calibri" w:hAnsi="Calibri"/>
-              </w:rPr>
-              <w:t xml:space="preserve">REFLECT &amp; CONNECT — how your thinking grew, and whose view you weighed</w:t>
-            </w:r>
-          </w:p>
-          <w:p>
-            <w:pPr>
-              <w:spacing w:after="40"/>
-            </w:pPr>
-            <w:r>
-              <w:rPr>
-                <w:b w:val="false"/>
-                <w:bCs w:val="false"/>
-                <w:i w:val="false"/>
-                <w:iCs w:val="false"/>
-                <w:color w:val="1A1A1A"/>
-                <w:sz w:val="33"/>
-                <w:szCs w:val="33"/>
-                <w:caps w:val="false"/>
-                <w:rFonts w:ascii="Calibri" w:cs="Calibri" w:eastAsia="Calibri" w:hAnsi="Calibri"/>
-              </w:rPr>
-              <w:t xml:space="preserve">Reflect (self-awareness): What did you believe about this topic BEFORE, and what changed AFTER? Name one thing to revisit.</w:t>
-            </w:r>
-          </w:p>
-          <w:p>
-            <w:pPr>
-              <w:spacing w:after="40"/>
-            </w:pPr>
-            <w:r>
-              <w:rPr>
-                <w:b w:val="false"/>
-                <w:bCs w:val="false"/>
-                <w:i w:val="false"/>
-                <w:iCs w:val="false"/>
-                <w:color w:val="1A1A1A"/>
-                <w:sz w:val="33"/>
-                <w:szCs w:val="33"/>
-                <w:caps w:val="false"/>
-                <w:rFonts w:ascii="Calibri" w:cs="Calibri" w:eastAsia="Calibri" w:hAnsi="Calibri"/>
-              </w:rPr>
-              <w:t xml:space="preserve">Consider another view (empathy): Name one person or group who might see this standard differently than you. State their view fairly in one sentence — even if you disagree.</w:t>
-            </w:r>
-          </w:p>
-          <w:p>
-            <w:pPr>
-              <w:spacing w:after="40"/>
-            </w:pPr>
-            <w:r>
-              <w:rPr>
-                <w:b w:val="false"/>
-                <w:bCs w:val="false"/>
-                <w:i w:val="false"/>
-                <w:iCs w:val="false"/>
-                <w:color w:val="1A1A1A"/>
-                <w:sz w:val="33"/>
-                <w:szCs w:val="33"/>
-                <w:caps w:val="false"/>
-                <w:rFonts w:ascii="Calibri" w:cs="Calibri" w:eastAsia="Calibri" w:hAnsi="Calibri"/>
-              </w:rPr>
-              <w:t xml:space="preserve">Norm (restorative): we critique ideas, not people; we assume good faith; we make room for every voice.</w:t>
             </w:r>
           </w:p>
         </w:tc>
@@ -18876,99 +18447,6 @@
                 <w:rFonts w:ascii="Calibri" w:cs="Calibri" w:eastAsia="Calibri" w:hAnsi="Calibri"/>
               </w:rPr>
               <w:t xml:space="preserve">Every student works this standard at the same rigor: analyze the sources and vocabulary, then demonstrate learning on the Practice Quiz and CER. UDL and MTSS give you flexible ways in — they never lower the bar. Check yourself against the learning targets on the Cornell Notes page.</w:t>
-            </w:r>
-          </w:p>
-        </w:tc>
-      </w:tr>
-    </w:tbl>
-    <w:tbl>
-      <w:tblPr>
-        <w:tblW w:type="dxa" w:w="9648"/>
-        <w:tblBorders>
-          <w:top w:val="single" w:color="auto" w:sz="4"/>
-          <w:left w:val="single" w:color="auto" w:sz="4"/>
-          <w:bottom w:val="single" w:color="auto" w:sz="4"/>
-          <w:right w:val="single" w:color="auto" w:sz="4"/>
-          <w:insideH w:val="single" w:color="auto" w:sz="4"/>
-          <w:insideV w:val="single" w:color="auto" w:sz="4"/>
-        </w:tblBorders>
-      </w:tblPr>
-      <w:tblGrid>
-        <w:gridCol w:w="9648"/>
-      </w:tblGrid>
-      <w:tr>
-        <w:tc>
-          <w:tcPr>
-            <w:tcW w:type="dxa" w:w="9648"/>
-            <w:tcBorders>
-              <w:top w:val="single" w:color="D9D5C8" w:sz="4"/>
-              <w:left w:val="single" w:color="D9D5C8" w:sz="4"/>
-              <w:bottom w:val="single" w:color="D9D5C8" w:sz="4"/>
-              <w:right w:val="single" w:color="D9D5C8" w:sz="4"/>
-            </w:tcBorders>
-            <w:shd w:fill="F7F5EF" w:color="auto" w:val="clear"/>
-            <w:tcMar>
-              <w:top w:type="dxa" w:w="55"/>
-              <w:left w:type="dxa" w:w="110"/>
-              <w:bottom w:type="dxa" w:w="55"/>
-              <w:right w:type="dxa" w:w="110"/>
-            </w:tcMar>
-          </w:tcPr>
-          <w:p>
-            <w:pPr>
-              <w:spacing w:after="60"/>
-            </w:pPr>
-            <w:r>
-              <w:rPr>
-                <w:b/>
-                <w:bCs/>
-                <w:i w:val="false"/>
-                <w:iCs w:val="false"/>
-                <w:color w:val="1B2A4A"/>
-                <w:sz w:val="32"/>
-                <w:szCs w:val="32"/>
-                <w:caps w:val="false"/>
-                <w:rFonts w:ascii="Calibri" w:cs="Calibri" w:eastAsia="Calibri" w:hAnsi="Calibri"/>
-              </w:rPr>
-              <w:t xml:space="preserve">UDL ACCESS &amp; MTSS SUPPORT (this standard)</w:t>
-            </w:r>
-          </w:p>
-          <w:p>
-            <w:pPr>
-              <w:spacing w:after="40"/>
-            </w:pPr>
-            <w:r>
-              <w:rPr>
-                <w:b w:val="false"/>
-                <w:bCs w:val="false"/>
-                <w:i w:val="false"/>
-                <w:iCs w:val="false"/>
-                <w:color w:val="1A1A1A"/>
-                <w:sz w:val="33"/>
-                <w:szCs w:val="33"/>
-                <w:caps w:val="false"/>
-                <w:rFonts w:ascii="Calibri" w:cs="Calibri" w:eastAsia="Calibri" w:hAnsi="Calibri"/>
-              </w:rPr>
-              <w:t xml:space="preserve">UDL 3.0 (CAST): read-aloud on request · key terms glossed (EN/ES) · respond in writing, speech, or a labeled diagram · large-print &amp; screen-reader friendly. Same learning target for everyone; supports vary the means, not the ceiling.</w:t>
-            </w:r>
-          </w:p>
-          <w:p>
-            <w:pPr>
-              <w:spacing w:after="40"/>
-            </w:pPr>
-            <w:r>
-              <w:rPr>
-                <w:b w:val="false"/>
-                <w:bCs w:val="false"/>
-                <w:i w:val="false"/>
-                <w:iCs w:val="false"/>
-                <w:color w:val="1A1A1A"/>
-                <w:sz w:val="33"/>
-                <w:szCs w:val="33"/>
-                <w:caps w:val="false"/>
-                <w:rFonts w:ascii="Calibri" w:cs="Calibri" w:eastAsia="Calibri" w:hAnsi="Calibri"/>
-              </w:rPr>
-              <w:t xml:space="preserve">MTSS: Tier 1 — this core lesson for all · Tier 2 — small-group reteach of this standard using its Cornell cues + graphic organizer, then re-check · Tier 3 — intensive 1:1 with concrete→representational→abstract scaffolding, progress-monitored to the same standard.</w:t>
             </w:r>
           </w:p>
         </w:tc>
@@ -32529,118 +32007,6 @@
         </w:tblBorders>
       </w:tblPr>
       <w:tblGrid>
-        <w:gridCol w:w="9648"/>
-      </w:tblGrid>
-      <w:tr>
-        <w:tc>
-          <w:tcPr>
-            <w:tcW w:type="dxa" w:w="9648"/>
-            <w:tcBorders>
-              <w:top w:val="single" w:color="D9D5C8" w:sz="4"/>
-              <w:left w:val="single" w:color="D9D5C8" w:sz="4"/>
-              <w:bottom w:val="single" w:color="D9D5C8" w:sz="4"/>
-              <w:right w:val="single" w:color="D9D5C8" w:sz="4"/>
-            </w:tcBorders>
-            <w:shd w:fill="F7F5EF" w:color="auto" w:val="clear"/>
-            <w:tcMar>
-              <w:top w:type="dxa" w:w="55"/>
-              <w:left w:type="dxa" w:w="110"/>
-              <w:bottom w:type="dxa" w:w="55"/>
-              <w:right w:type="dxa" w:w="110"/>
-            </w:tcMar>
-          </w:tcPr>
-          <w:p>
-            <w:pPr>
-              <w:spacing w:after="60"/>
-            </w:pPr>
-            <w:r>
-              <w:rPr>
-                <w:b/>
-                <w:bCs/>
-                <w:i w:val="false"/>
-                <w:iCs w:val="false"/>
-                <w:color w:val="1B2A4A"/>
-                <w:sz w:val="32"/>
-                <w:szCs w:val="32"/>
-                <w:caps w:val="false"/>
-                <w:rFonts w:ascii="Calibri" w:cs="Calibri" w:eastAsia="Calibri" w:hAnsi="Calibri"/>
-              </w:rPr>
-              <w:t xml:space="preserve">SHOW WHAT YOU KNOW — YOUR WAY (same CER rubric, same standard)</w:t>
-            </w:r>
-          </w:p>
-          <w:p>
-            <w:pPr>
-              <w:spacing w:after="40"/>
-            </w:pPr>
-            <w:r>
-              <w:rPr>
-                <w:b w:val="false"/>
-                <w:bCs w:val="false"/>
-                <w:i w:val="false"/>
-                <w:iCs w:val="false"/>
-                <w:color w:val="1A1A1A"/>
-                <w:sz w:val="33"/>
-                <w:szCs w:val="33"/>
-                <w:caps w:val="false"/>
-                <w:rFonts w:ascii="Calibri" w:cs="Calibri" w:eastAsia="Calibri" w:hAnsi="Calibri"/>
-              </w:rPr>
-              <w:t xml:space="preserve">Build your Claim–Evidence–Reasoning in whichever mode lets you think best. The standard and the CER rubric are identical for every mode — the mode changes how you SHOW it, never what you are held to:</w:t>
-            </w:r>
-          </w:p>
-          <w:p>
-            <w:pPr>
-              <w:spacing w:after="40"/>
-            </w:pPr>
-            <w:r>
-              <w:rPr>
-                <w:b w:val="false"/>
-                <w:bCs w:val="false"/>
-                <w:i w:val="false"/>
-                <w:iCs w:val="false"/>
-                <w:color w:val="1A1A1A"/>
-                <w:sz w:val="33"/>
-                <w:szCs w:val="33"/>
-                <w:caps w:val="false"/>
-                <w:rFonts w:ascii="Calibri" w:cs="Calibri" w:eastAsia="Calibri" w:hAnsi="Calibri"/>
-              </w:rPr>
-              <w:t xml:space="preserve">WRITE it on the lines below  ·  SAY it aloud and record it (audio or video)  ·  DRAW and label a diagram that makes the argument  ·  BUILD a model or artifact and caption its claim, evidence, and reasoning.</w:t>
-            </w:r>
-          </w:p>
-          <w:p>
-            <w:pPr>
-              <w:spacing w:after="40"/>
-            </w:pPr>
-            <w:r>
-              <w:rPr>
-                <w:b w:val="false"/>
-                <w:bCs w:val="false"/>
-                <w:i w:val="false"/>
-                <w:iCs w:val="false"/>
-                <w:color w:val="1A1A1A"/>
-                <w:sz w:val="33"/>
-                <w:szCs w:val="33"/>
-                <w:caps w:val="false"/>
-                <w:rFonts w:ascii="Calibri" w:cs="Calibri" w:eastAsia="Calibri" w:hAnsi="Calibri"/>
-              </w:rPr>
-              <w:t xml:space="preserve">You may ask for a word processor, speech-to-text, a scribe, or a sentence/argument frame — these change how you produce, not the standard you meet.</w:t>
-            </w:r>
-          </w:p>
-        </w:tc>
-      </w:tr>
-    </w:tbl>
-    <w:tbl>
-      <w:tblPr>
-        <w:tblW w:type="dxa" w:w="9648"/>
-        <w:tblBorders>
-          <w:top w:val="single" w:color="auto" w:sz="4"/>
-          <w:left w:val="single" w:color="auto" w:sz="4"/>
-          <w:bottom w:val="single" w:color="auto" w:sz="4"/>
-          <w:right w:val="single" w:color="auto" w:sz="4"/>
-          <w:insideH w:val="single" w:color="auto" w:sz="4"/>
-          <w:insideV w:val="single" w:color="auto" w:sz="4"/>
-        </w:tblBorders>
-      </w:tblPr>
-      <w:tblGrid>
         <w:gridCol w:w="2200"/>
         <w:gridCol w:w="7448"/>
       </w:tblGrid>
@@ -33393,230 +32759,6 @@
                 <w:rFonts w:ascii="Calibri" w:cs="Calibri" w:eastAsia="Calibri" w:hAnsi="Calibri"/>
               </w:rPr>
               <w:t xml:space="preserve">Before submitting: Is my claim defensible? Do I have TWO specific pieces of evidence? Does my reasoning explain HOW the evidence proves the claim?</w:t>
-            </w:r>
-          </w:p>
-        </w:tc>
-      </w:tr>
-    </w:tbl>
-    <w:tbl>
-      <w:tblPr>
-        <w:tblW w:type="dxa" w:w="9648"/>
-        <w:tblBorders>
-          <w:top w:val="single" w:color="auto" w:sz="4"/>
-          <w:left w:val="single" w:color="auto" w:sz="4"/>
-          <w:bottom w:val="single" w:color="auto" w:sz="4"/>
-          <w:right w:val="single" w:color="auto" w:sz="4"/>
-          <w:insideH w:val="single" w:color="auto" w:sz="4"/>
-          <w:insideV w:val="single" w:color="auto" w:sz="4"/>
-        </w:tblBorders>
-      </w:tblPr>
-      <w:tblGrid>
-        <w:gridCol w:w="9648"/>
-      </w:tblGrid>
-      <w:tr>
-        <w:tc>
-          <w:tcPr>
-            <w:tcW w:type="dxa" w:w="9648"/>
-            <w:tcBorders>
-              <w:top w:val="single" w:color="D9D5C8" w:sz="4"/>
-              <w:left w:val="single" w:color="D9D5C8" w:sz="4"/>
-              <w:bottom w:val="single" w:color="D9D5C8" w:sz="4"/>
-              <w:right w:val="single" w:color="D9D5C8" w:sz="4"/>
-            </w:tcBorders>
-            <w:shd w:fill="F7F5EF" w:color="auto" w:val="clear"/>
-            <w:tcMar>
-              <w:top w:type="dxa" w:w="55"/>
-              <w:left w:type="dxa" w:w="110"/>
-              <w:bottom w:type="dxa" w:w="55"/>
-              <w:right w:type="dxa" w:w="110"/>
-            </w:tcMar>
-          </w:tcPr>
-          <w:p>
-            <w:pPr>
-              <w:spacing w:after="60"/>
-            </w:pPr>
-            <w:r>
-              <w:rPr>
-                <w:b/>
-                <w:bCs/>
-                <w:i w:val="false"/>
-                <w:iCs w:val="false"/>
-                <w:color w:val="1B2A4A"/>
-                <w:sz w:val="32"/>
-                <w:szCs w:val="32"/>
-                <w:caps w:val="false"/>
-                <w:rFonts w:ascii="Calibri" w:cs="Calibri" w:eastAsia="Calibri" w:hAnsi="Calibri"/>
-              </w:rPr>
-              <w:t xml:space="preserve">CHOICE &amp; VOICE — you decide how to go deeper (pick ONE)</w:t>
-            </w:r>
-          </w:p>
-          <w:p>
-            <w:pPr>
-              <w:spacing w:after="40"/>
-            </w:pPr>
-            <w:r>
-              <w:rPr>
-                <w:b w:val="false"/>
-                <w:bCs w:val="false"/>
-                <w:i w:val="false"/>
-                <w:iCs w:val="false"/>
-                <w:color w:val="1A1A1A"/>
-                <w:sz w:val="33"/>
-                <w:szCs w:val="33"/>
-                <w:caps w:val="false"/>
-                <w:rFonts w:ascii="Calibri" w:cs="Calibri" w:eastAsia="Calibri" w:hAnsi="Calibri"/>
-              </w:rPr>
-              <w:t xml:space="preserve">You choose your path to show this standard — every option meets the same target:</w:t>
-            </w:r>
-          </w:p>
-          <w:p>
-            <w:pPr>
-              <w:spacing w:after="40"/>
-            </w:pPr>
-            <w:r>
-              <w:rPr>
-                <w:b w:val="false"/>
-                <w:bCs w:val="false"/>
-                <w:i w:val="false"/>
-                <w:iCs w:val="false"/>
-                <w:color w:val="1A1A1A"/>
-                <w:sz w:val="33"/>
-                <w:szCs w:val="33"/>
-                <w:caps w:val="false"/>
-                <w:rFonts w:ascii="Calibri" w:cs="Calibri" w:eastAsia="Calibri" w:hAnsi="Calibri"/>
-              </w:rPr>
-              <w:t xml:space="preserve">DEFEND a term: pick the vocabulary word you think matters most and argue why in 2–3 sentences.  ·  CONNECT it: pick a current event, your community, or your own life and explain how this standard shows up there.  ·  TAKE A SIDE: pick one debatable question from this standard and argue your position with evidence.</w:t>
-            </w:r>
-          </w:p>
-          <w:p>
-            <w:pPr>
-              <w:spacing w:after="40"/>
-            </w:pPr>
-            <w:r>
-              <w:rPr>
-                <w:b w:val="false"/>
-                <w:bCs w:val="false"/>
-                <w:i w:val="false"/>
-                <w:iCs w:val="false"/>
-                <w:color w:val="1A1A1A"/>
-                <w:sz w:val="33"/>
-                <w:szCs w:val="33"/>
-                <w:caps w:val="false"/>
-                <w:rFonts w:ascii="Calibri" w:cs="Calibri" w:eastAsia="Calibri" w:hAnsi="Calibri"/>
-              </w:rPr>
-              <w:t xml:space="preserve">Your pick is yours — bring what matters to you into the work.</w:t>
-            </w:r>
-          </w:p>
-        </w:tc>
-      </w:tr>
-    </w:tbl>
-    <w:tbl>
-      <w:tblPr>
-        <w:tblW w:type="dxa" w:w="9648"/>
-        <w:tblBorders>
-          <w:top w:val="single" w:color="auto" w:sz="4"/>
-          <w:left w:val="single" w:color="auto" w:sz="4"/>
-          <w:bottom w:val="single" w:color="auto" w:sz="4"/>
-          <w:right w:val="single" w:color="auto" w:sz="4"/>
-          <w:insideH w:val="single" w:color="auto" w:sz="4"/>
-          <w:insideV w:val="single" w:color="auto" w:sz="4"/>
-        </w:tblBorders>
-      </w:tblPr>
-      <w:tblGrid>
-        <w:gridCol w:w="9648"/>
-      </w:tblGrid>
-      <w:tr>
-        <w:tc>
-          <w:tcPr>
-            <w:tcW w:type="dxa" w:w="9648"/>
-            <w:tcBorders>
-              <w:top w:val="single" w:color="D9D5C8" w:sz="4"/>
-              <w:left w:val="single" w:color="D9D5C8" w:sz="4"/>
-              <w:bottom w:val="single" w:color="D9D5C8" w:sz="4"/>
-              <w:right w:val="single" w:color="D9D5C8" w:sz="4"/>
-            </w:tcBorders>
-            <w:shd w:fill="F7F5EF" w:color="auto" w:val="clear"/>
-            <w:tcMar>
-              <w:top w:type="dxa" w:w="55"/>
-              <w:left w:type="dxa" w:w="110"/>
-              <w:bottom w:type="dxa" w:w="55"/>
-              <w:right w:type="dxa" w:w="110"/>
-            </w:tcMar>
-          </w:tcPr>
-          <w:p>
-            <w:pPr>
-              <w:spacing w:after="60"/>
-            </w:pPr>
-            <w:r>
-              <w:rPr>
-                <w:b/>
-                <w:bCs/>
-                <w:i w:val="false"/>
-                <w:iCs w:val="false"/>
-                <w:color w:val="1B2A4A"/>
-                <w:sz w:val="32"/>
-                <w:szCs w:val="32"/>
-                <w:caps w:val="false"/>
-                <w:rFonts w:ascii="Calibri" w:cs="Calibri" w:eastAsia="Calibri" w:hAnsi="Calibri"/>
-              </w:rPr>
-              <w:t xml:space="preserve">REFLECT &amp; CONNECT — how your thinking grew, and whose view you weighed</w:t>
-            </w:r>
-          </w:p>
-          <w:p>
-            <w:pPr>
-              <w:spacing w:after="40"/>
-            </w:pPr>
-            <w:r>
-              <w:rPr>
-                <w:b w:val="false"/>
-                <w:bCs w:val="false"/>
-                <w:i w:val="false"/>
-                <w:iCs w:val="false"/>
-                <w:color w:val="1A1A1A"/>
-                <w:sz w:val="33"/>
-                <w:szCs w:val="33"/>
-                <w:caps w:val="false"/>
-                <w:rFonts w:ascii="Calibri" w:cs="Calibri" w:eastAsia="Calibri" w:hAnsi="Calibri"/>
-              </w:rPr>
-              <w:t xml:space="preserve">Reflect (self-awareness): What did you believe about this topic BEFORE, and what changed AFTER? Name one thing to revisit.</w:t>
-            </w:r>
-          </w:p>
-          <w:p>
-            <w:pPr>
-              <w:spacing w:after="40"/>
-            </w:pPr>
-            <w:r>
-              <w:rPr>
-                <w:b w:val="false"/>
-                <w:bCs w:val="false"/>
-                <w:i w:val="false"/>
-                <w:iCs w:val="false"/>
-                <w:color w:val="1A1A1A"/>
-                <w:sz w:val="33"/>
-                <w:szCs w:val="33"/>
-                <w:caps w:val="false"/>
-                <w:rFonts w:ascii="Calibri" w:cs="Calibri" w:eastAsia="Calibri" w:hAnsi="Calibri"/>
-              </w:rPr>
-              <w:t xml:space="preserve">Consider another view (empathy): Name one person or group who might see this standard differently than you. State their view fairly in one sentence — even if you disagree.</w:t>
-            </w:r>
-          </w:p>
-          <w:p>
-            <w:pPr>
-              <w:spacing w:after="40"/>
-            </w:pPr>
-            <w:r>
-              <w:rPr>
-                <w:b w:val="false"/>
-                <w:bCs w:val="false"/>
-                <w:i w:val="false"/>
-                <w:iCs w:val="false"/>
-                <w:color w:val="1A1A1A"/>
-                <w:sz w:val="33"/>
-                <w:szCs w:val="33"/>
-                <w:caps w:val="false"/>
-                <w:rFonts w:ascii="Calibri" w:cs="Calibri" w:eastAsia="Calibri" w:hAnsi="Calibri"/>
-              </w:rPr>
-              <w:t xml:space="preserve">Norm (restorative): we critique ideas, not people; we assume good faith; we make room for every voice.</w:t>
             </w:r>
           </w:p>
         </w:tc>
@@ -33853,99 +32995,6 @@
                 <w:rFonts w:ascii="Calibri" w:cs="Calibri" w:eastAsia="Calibri" w:hAnsi="Calibri"/>
               </w:rPr>
               <w:t xml:space="preserve">Every student works this standard at the same rigor: analyze the sources and vocabulary, then demonstrate learning on the Practice Quiz and CER. UDL and MTSS give you flexible ways in — they never lower the bar. Check yourself against the learning targets on the Cornell Notes page.</w:t>
-            </w:r>
-          </w:p>
-        </w:tc>
-      </w:tr>
-    </w:tbl>
-    <w:tbl>
-      <w:tblPr>
-        <w:tblW w:type="dxa" w:w="9648"/>
-        <w:tblBorders>
-          <w:top w:val="single" w:color="auto" w:sz="4"/>
-          <w:left w:val="single" w:color="auto" w:sz="4"/>
-          <w:bottom w:val="single" w:color="auto" w:sz="4"/>
-          <w:right w:val="single" w:color="auto" w:sz="4"/>
-          <w:insideH w:val="single" w:color="auto" w:sz="4"/>
-          <w:insideV w:val="single" w:color="auto" w:sz="4"/>
-        </w:tblBorders>
-      </w:tblPr>
-      <w:tblGrid>
-        <w:gridCol w:w="9648"/>
-      </w:tblGrid>
-      <w:tr>
-        <w:tc>
-          <w:tcPr>
-            <w:tcW w:type="dxa" w:w="9648"/>
-            <w:tcBorders>
-              <w:top w:val="single" w:color="D9D5C8" w:sz="4"/>
-              <w:left w:val="single" w:color="D9D5C8" w:sz="4"/>
-              <w:bottom w:val="single" w:color="D9D5C8" w:sz="4"/>
-              <w:right w:val="single" w:color="D9D5C8" w:sz="4"/>
-            </w:tcBorders>
-            <w:shd w:fill="F7F5EF" w:color="auto" w:val="clear"/>
-            <w:tcMar>
-              <w:top w:type="dxa" w:w="55"/>
-              <w:left w:type="dxa" w:w="110"/>
-              <w:bottom w:type="dxa" w:w="55"/>
-              <w:right w:type="dxa" w:w="110"/>
-            </w:tcMar>
-          </w:tcPr>
-          <w:p>
-            <w:pPr>
-              <w:spacing w:after="60"/>
-            </w:pPr>
-            <w:r>
-              <w:rPr>
-                <w:b/>
-                <w:bCs/>
-                <w:i w:val="false"/>
-                <w:iCs w:val="false"/>
-                <w:color w:val="1B2A4A"/>
-                <w:sz w:val="32"/>
-                <w:szCs w:val="32"/>
-                <w:caps w:val="false"/>
-                <w:rFonts w:ascii="Calibri" w:cs="Calibri" w:eastAsia="Calibri" w:hAnsi="Calibri"/>
-              </w:rPr>
-              <w:t xml:space="preserve">UDL ACCESS &amp; MTSS SUPPORT (this standard)</w:t>
-            </w:r>
-          </w:p>
-          <w:p>
-            <w:pPr>
-              <w:spacing w:after="40"/>
-            </w:pPr>
-            <w:r>
-              <w:rPr>
-                <w:b w:val="false"/>
-                <w:bCs w:val="false"/>
-                <w:i w:val="false"/>
-                <w:iCs w:val="false"/>
-                <w:color w:val="1A1A1A"/>
-                <w:sz w:val="33"/>
-                <w:szCs w:val="33"/>
-                <w:caps w:val="false"/>
-                <w:rFonts w:ascii="Calibri" w:cs="Calibri" w:eastAsia="Calibri" w:hAnsi="Calibri"/>
-              </w:rPr>
-              <w:t xml:space="preserve">UDL 3.0 (CAST): read-aloud on request · key terms glossed (EN/ES) · respond in writing, speech, or a labeled diagram · large-print &amp; screen-reader friendly. Same learning target for everyone; supports vary the means, not the ceiling.</w:t>
-            </w:r>
-          </w:p>
-          <w:p>
-            <w:pPr>
-              <w:spacing w:after="40"/>
-            </w:pPr>
-            <w:r>
-              <w:rPr>
-                <w:b w:val="false"/>
-                <w:bCs w:val="false"/>
-                <w:i w:val="false"/>
-                <w:iCs w:val="false"/>
-                <w:color w:val="1A1A1A"/>
-                <w:sz w:val="33"/>
-                <w:szCs w:val="33"/>
-                <w:caps w:val="false"/>
-                <w:rFonts w:ascii="Calibri" w:cs="Calibri" w:eastAsia="Calibri" w:hAnsi="Calibri"/>
-              </w:rPr>
-              <w:t xml:space="preserve">MTSS: Tier 1 — this core lesson for all · Tier 2 — small-group reteach of this standard using its Cornell cues + graphic organizer, then re-check · Tier 3 — intensive 1:1 with concrete→representational→abstract scaffolding, progress-monitored to the same standard.</w:t>
             </w:r>
           </w:p>
         </w:tc>
@@ -47506,118 +46555,6 @@
         </w:tblBorders>
       </w:tblPr>
       <w:tblGrid>
-        <w:gridCol w:w="9648"/>
-      </w:tblGrid>
-      <w:tr>
-        <w:tc>
-          <w:tcPr>
-            <w:tcW w:type="dxa" w:w="9648"/>
-            <w:tcBorders>
-              <w:top w:val="single" w:color="D9D5C8" w:sz="4"/>
-              <w:left w:val="single" w:color="D9D5C8" w:sz="4"/>
-              <w:bottom w:val="single" w:color="D9D5C8" w:sz="4"/>
-              <w:right w:val="single" w:color="D9D5C8" w:sz="4"/>
-            </w:tcBorders>
-            <w:shd w:fill="F7F5EF" w:color="auto" w:val="clear"/>
-            <w:tcMar>
-              <w:top w:type="dxa" w:w="55"/>
-              <w:left w:type="dxa" w:w="110"/>
-              <w:bottom w:type="dxa" w:w="55"/>
-              <w:right w:type="dxa" w:w="110"/>
-            </w:tcMar>
-          </w:tcPr>
-          <w:p>
-            <w:pPr>
-              <w:spacing w:after="60"/>
-            </w:pPr>
-            <w:r>
-              <w:rPr>
-                <w:b/>
-                <w:bCs/>
-                <w:i w:val="false"/>
-                <w:iCs w:val="false"/>
-                <w:color w:val="1B2A4A"/>
-                <w:sz w:val="32"/>
-                <w:szCs w:val="32"/>
-                <w:caps w:val="false"/>
-                <w:rFonts w:ascii="Calibri" w:cs="Calibri" w:eastAsia="Calibri" w:hAnsi="Calibri"/>
-              </w:rPr>
-              <w:t xml:space="preserve">SHOW WHAT YOU KNOW — YOUR WAY (same CER rubric, same standard)</w:t>
-            </w:r>
-          </w:p>
-          <w:p>
-            <w:pPr>
-              <w:spacing w:after="40"/>
-            </w:pPr>
-            <w:r>
-              <w:rPr>
-                <w:b w:val="false"/>
-                <w:bCs w:val="false"/>
-                <w:i w:val="false"/>
-                <w:iCs w:val="false"/>
-                <w:color w:val="1A1A1A"/>
-                <w:sz w:val="33"/>
-                <w:szCs w:val="33"/>
-                <w:caps w:val="false"/>
-                <w:rFonts w:ascii="Calibri" w:cs="Calibri" w:eastAsia="Calibri" w:hAnsi="Calibri"/>
-              </w:rPr>
-              <w:t xml:space="preserve">Build your Claim–Evidence–Reasoning in whichever mode lets you think best. The standard and the CER rubric are identical for every mode — the mode changes how you SHOW it, never what you are held to:</w:t>
-            </w:r>
-          </w:p>
-          <w:p>
-            <w:pPr>
-              <w:spacing w:after="40"/>
-            </w:pPr>
-            <w:r>
-              <w:rPr>
-                <w:b w:val="false"/>
-                <w:bCs w:val="false"/>
-                <w:i w:val="false"/>
-                <w:iCs w:val="false"/>
-                <w:color w:val="1A1A1A"/>
-                <w:sz w:val="33"/>
-                <w:szCs w:val="33"/>
-                <w:caps w:val="false"/>
-                <w:rFonts w:ascii="Calibri" w:cs="Calibri" w:eastAsia="Calibri" w:hAnsi="Calibri"/>
-              </w:rPr>
-              <w:t xml:space="preserve">WRITE it on the lines below  ·  SAY it aloud and record it (audio or video)  ·  DRAW and label a diagram that makes the argument  ·  BUILD a model or artifact and caption its claim, evidence, and reasoning.</w:t>
-            </w:r>
-          </w:p>
-          <w:p>
-            <w:pPr>
-              <w:spacing w:after="40"/>
-            </w:pPr>
-            <w:r>
-              <w:rPr>
-                <w:b w:val="false"/>
-                <w:bCs w:val="false"/>
-                <w:i w:val="false"/>
-                <w:iCs w:val="false"/>
-                <w:color w:val="1A1A1A"/>
-                <w:sz w:val="33"/>
-                <w:szCs w:val="33"/>
-                <w:caps w:val="false"/>
-                <w:rFonts w:ascii="Calibri" w:cs="Calibri" w:eastAsia="Calibri" w:hAnsi="Calibri"/>
-              </w:rPr>
-              <w:t xml:space="preserve">You may ask for a word processor, speech-to-text, a scribe, or a sentence/argument frame — these change how you produce, not the standard you meet.</w:t>
-            </w:r>
-          </w:p>
-        </w:tc>
-      </w:tr>
-    </w:tbl>
-    <w:tbl>
-      <w:tblPr>
-        <w:tblW w:type="dxa" w:w="9648"/>
-        <w:tblBorders>
-          <w:top w:val="single" w:color="auto" w:sz="4"/>
-          <w:left w:val="single" w:color="auto" w:sz="4"/>
-          <w:bottom w:val="single" w:color="auto" w:sz="4"/>
-          <w:right w:val="single" w:color="auto" w:sz="4"/>
-          <w:insideH w:val="single" w:color="auto" w:sz="4"/>
-          <w:insideV w:val="single" w:color="auto" w:sz="4"/>
-        </w:tblBorders>
-      </w:tblPr>
-      <w:tblGrid>
         <w:gridCol w:w="2200"/>
         <w:gridCol w:w="7448"/>
       </w:tblGrid>
@@ -48370,230 +47307,6 @@
                 <w:rFonts w:ascii="Calibri" w:cs="Calibri" w:eastAsia="Calibri" w:hAnsi="Calibri"/>
               </w:rPr>
               <w:t xml:space="preserve">Before submitting: Is my claim defensible? Do I have TWO specific pieces of evidence? Does my reasoning explain HOW the evidence proves the claim?</w:t>
-            </w:r>
-          </w:p>
-        </w:tc>
-      </w:tr>
-    </w:tbl>
-    <w:tbl>
-      <w:tblPr>
-        <w:tblW w:type="dxa" w:w="9648"/>
-        <w:tblBorders>
-          <w:top w:val="single" w:color="auto" w:sz="4"/>
-          <w:left w:val="single" w:color="auto" w:sz="4"/>
-          <w:bottom w:val="single" w:color="auto" w:sz="4"/>
-          <w:right w:val="single" w:color="auto" w:sz="4"/>
-          <w:insideH w:val="single" w:color="auto" w:sz="4"/>
-          <w:insideV w:val="single" w:color="auto" w:sz="4"/>
-        </w:tblBorders>
-      </w:tblPr>
-      <w:tblGrid>
-        <w:gridCol w:w="9648"/>
-      </w:tblGrid>
-      <w:tr>
-        <w:tc>
-          <w:tcPr>
-            <w:tcW w:type="dxa" w:w="9648"/>
-            <w:tcBorders>
-              <w:top w:val="single" w:color="D9D5C8" w:sz="4"/>
-              <w:left w:val="single" w:color="D9D5C8" w:sz="4"/>
-              <w:bottom w:val="single" w:color="D9D5C8" w:sz="4"/>
-              <w:right w:val="single" w:color="D9D5C8" w:sz="4"/>
-            </w:tcBorders>
-            <w:shd w:fill="F7F5EF" w:color="auto" w:val="clear"/>
-            <w:tcMar>
-              <w:top w:type="dxa" w:w="55"/>
-              <w:left w:type="dxa" w:w="110"/>
-              <w:bottom w:type="dxa" w:w="55"/>
-              <w:right w:type="dxa" w:w="110"/>
-            </w:tcMar>
-          </w:tcPr>
-          <w:p>
-            <w:pPr>
-              <w:spacing w:after="60"/>
-            </w:pPr>
-            <w:r>
-              <w:rPr>
-                <w:b/>
-                <w:bCs/>
-                <w:i w:val="false"/>
-                <w:iCs w:val="false"/>
-                <w:color w:val="1B2A4A"/>
-                <w:sz w:val="32"/>
-                <w:szCs w:val="32"/>
-                <w:caps w:val="false"/>
-                <w:rFonts w:ascii="Calibri" w:cs="Calibri" w:eastAsia="Calibri" w:hAnsi="Calibri"/>
-              </w:rPr>
-              <w:t xml:space="preserve">CHOICE &amp; VOICE — you decide how to go deeper (pick ONE)</w:t>
-            </w:r>
-          </w:p>
-          <w:p>
-            <w:pPr>
-              <w:spacing w:after="40"/>
-            </w:pPr>
-            <w:r>
-              <w:rPr>
-                <w:b w:val="false"/>
-                <w:bCs w:val="false"/>
-                <w:i w:val="false"/>
-                <w:iCs w:val="false"/>
-                <w:color w:val="1A1A1A"/>
-                <w:sz w:val="33"/>
-                <w:szCs w:val="33"/>
-                <w:caps w:val="false"/>
-                <w:rFonts w:ascii="Calibri" w:cs="Calibri" w:eastAsia="Calibri" w:hAnsi="Calibri"/>
-              </w:rPr>
-              <w:t xml:space="preserve">You choose your path to show this standard — every option meets the same target:</w:t>
-            </w:r>
-          </w:p>
-          <w:p>
-            <w:pPr>
-              <w:spacing w:after="40"/>
-            </w:pPr>
-            <w:r>
-              <w:rPr>
-                <w:b w:val="false"/>
-                <w:bCs w:val="false"/>
-                <w:i w:val="false"/>
-                <w:iCs w:val="false"/>
-                <w:color w:val="1A1A1A"/>
-                <w:sz w:val="33"/>
-                <w:szCs w:val="33"/>
-                <w:caps w:val="false"/>
-                <w:rFonts w:ascii="Calibri" w:cs="Calibri" w:eastAsia="Calibri" w:hAnsi="Calibri"/>
-              </w:rPr>
-              <w:t xml:space="preserve">DEFEND a term: pick the vocabulary word you think matters most and argue why in 2–3 sentences.  ·  CONNECT it: pick a current event, your community, or your own life and explain how this standard shows up there.  ·  TAKE A SIDE: pick one debatable question from this standard and argue your position with evidence.</w:t>
-            </w:r>
-          </w:p>
-          <w:p>
-            <w:pPr>
-              <w:spacing w:after="40"/>
-            </w:pPr>
-            <w:r>
-              <w:rPr>
-                <w:b w:val="false"/>
-                <w:bCs w:val="false"/>
-                <w:i w:val="false"/>
-                <w:iCs w:val="false"/>
-                <w:color w:val="1A1A1A"/>
-                <w:sz w:val="33"/>
-                <w:szCs w:val="33"/>
-                <w:caps w:val="false"/>
-                <w:rFonts w:ascii="Calibri" w:cs="Calibri" w:eastAsia="Calibri" w:hAnsi="Calibri"/>
-              </w:rPr>
-              <w:t xml:space="preserve">Your pick is yours — bring what matters to you into the work.</w:t>
-            </w:r>
-          </w:p>
-        </w:tc>
-      </w:tr>
-    </w:tbl>
-    <w:tbl>
-      <w:tblPr>
-        <w:tblW w:type="dxa" w:w="9648"/>
-        <w:tblBorders>
-          <w:top w:val="single" w:color="auto" w:sz="4"/>
-          <w:left w:val="single" w:color="auto" w:sz="4"/>
-          <w:bottom w:val="single" w:color="auto" w:sz="4"/>
-          <w:right w:val="single" w:color="auto" w:sz="4"/>
-          <w:insideH w:val="single" w:color="auto" w:sz="4"/>
-          <w:insideV w:val="single" w:color="auto" w:sz="4"/>
-        </w:tblBorders>
-      </w:tblPr>
-      <w:tblGrid>
-        <w:gridCol w:w="9648"/>
-      </w:tblGrid>
-      <w:tr>
-        <w:tc>
-          <w:tcPr>
-            <w:tcW w:type="dxa" w:w="9648"/>
-            <w:tcBorders>
-              <w:top w:val="single" w:color="D9D5C8" w:sz="4"/>
-              <w:left w:val="single" w:color="D9D5C8" w:sz="4"/>
-              <w:bottom w:val="single" w:color="D9D5C8" w:sz="4"/>
-              <w:right w:val="single" w:color="D9D5C8" w:sz="4"/>
-            </w:tcBorders>
-            <w:shd w:fill="F7F5EF" w:color="auto" w:val="clear"/>
-            <w:tcMar>
-              <w:top w:type="dxa" w:w="55"/>
-              <w:left w:type="dxa" w:w="110"/>
-              <w:bottom w:type="dxa" w:w="55"/>
-              <w:right w:type="dxa" w:w="110"/>
-            </w:tcMar>
-          </w:tcPr>
-          <w:p>
-            <w:pPr>
-              <w:spacing w:after="60"/>
-            </w:pPr>
-            <w:r>
-              <w:rPr>
-                <w:b/>
-                <w:bCs/>
-                <w:i w:val="false"/>
-                <w:iCs w:val="false"/>
-                <w:color w:val="1B2A4A"/>
-                <w:sz w:val="32"/>
-                <w:szCs w:val="32"/>
-                <w:caps w:val="false"/>
-                <w:rFonts w:ascii="Calibri" w:cs="Calibri" w:eastAsia="Calibri" w:hAnsi="Calibri"/>
-              </w:rPr>
-              <w:t xml:space="preserve">REFLECT &amp; CONNECT — how your thinking grew, and whose view you weighed</w:t>
-            </w:r>
-          </w:p>
-          <w:p>
-            <w:pPr>
-              <w:spacing w:after="40"/>
-            </w:pPr>
-            <w:r>
-              <w:rPr>
-                <w:b w:val="false"/>
-                <w:bCs w:val="false"/>
-                <w:i w:val="false"/>
-                <w:iCs w:val="false"/>
-                <w:color w:val="1A1A1A"/>
-                <w:sz w:val="33"/>
-                <w:szCs w:val="33"/>
-                <w:caps w:val="false"/>
-                <w:rFonts w:ascii="Calibri" w:cs="Calibri" w:eastAsia="Calibri" w:hAnsi="Calibri"/>
-              </w:rPr>
-              <w:t xml:space="preserve">Reflect (self-awareness): What did you believe about this topic BEFORE, and what changed AFTER? Name one thing to revisit.</w:t>
-            </w:r>
-          </w:p>
-          <w:p>
-            <w:pPr>
-              <w:spacing w:after="40"/>
-            </w:pPr>
-            <w:r>
-              <w:rPr>
-                <w:b w:val="false"/>
-                <w:bCs w:val="false"/>
-                <w:i w:val="false"/>
-                <w:iCs w:val="false"/>
-                <w:color w:val="1A1A1A"/>
-                <w:sz w:val="33"/>
-                <w:szCs w:val="33"/>
-                <w:caps w:val="false"/>
-                <w:rFonts w:ascii="Calibri" w:cs="Calibri" w:eastAsia="Calibri" w:hAnsi="Calibri"/>
-              </w:rPr>
-              <w:t xml:space="preserve">Consider another view (empathy): Name one person or group who might see this standard differently than you. State their view fairly in one sentence — even if you disagree.</w:t>
-            </w:r>
-          </w:p>
-          <w:p>
-            <w:pPr>
-              <w:spacing w:after="40"/>
-            </w:pPr>
-            <w:r>
-              <w:rPr>
-                <w:b w:val="false"/>
-                <w:bCs w:val="false"/>
-                <w:i w:val="false"/>
-                <w:iCs w:val="false"/>
-                <w:color w:val="1A1A1A"/>
-                <w:sz w:val="33"/>
-                <w:szCs w:val="33"/>
-                <w:caps w:val="false"/>
-                <w:rFonts w:ascii="Calibri" w:cs="Calibri" w:eastAsia="Calibri" w:hAnsi="Calibri"/>
-              </w:rPr>
-              <w:t xml:space="preserve">Norm (restorative): we critique ideas, not people; we assume good faith; we make room for every voice.</w:t>
             </w:r>
           </w:p>
         </w:tc>

--- a/courses/foundations-constitutional-government/BUILD/unit7/deliverables/Unit7_Student_Workbook_CourseStandard_LargePrint.docx
+++ b/courses/foundations-constitutional-government/BUILD/unit7/deliverables/Unit7_Student_Workbook_CourseStandard_LargePrint.docx
@@ -18218,6 +18218,457 @@
     </w:tbl>
     <w:p>
       <w:pPr>
+        <w:pStyle w:val="Heading2"/>
+        <w:keepNext/>
+        <w:pageBreakBefore/>
+        <w:spacing w:before="150" w:after="90"/>
+      </w:pPr>
+      <w:r>
+        <w:rPr>
+          <w:b/>
+          <w:bCs/>
+          <w:i w:val="false"/>
+          <w:iCs w:val="false"/>
+          <w:color w:val="1B2A4A"/>
+          <w:sz w:val="42"/>
+          <w:szCs w:val="42"/>
+          <w:caps w:val="false"/>
+          <w:rFonts w:ascii="Calibri" w:cs="Calibri" w:eastAsia="Calibri" w:hAnsi="Calibri"/>
+        </w:rPr>
+        <w:t xml:space="preserve">UDL Access, Choice &amp; Reflection — GC.28</w:t>
+      </w:r>
+    </w:p>
+    <w:tbl>
+      <w:tblPr>
+        <w:tblW w:type="dxa" w:w="9648"/>
+        <w:tblBorders>
+          <w:top w:val="single" w:color="auto" w:sz="4"/>
+          <w:left w:val="single" w:color="auto" w:sz="4"/>
+          <w:bottom w:val="single" w:color="auto" w:sz="4"/>
+          <w:right w:val="single" w:color="auto" w:sz="4"/>
+          <w:insideH w:val="single" w:color="auto" w:sz="4"/>
+          <w:insideV w:val="single" w:color="auto" w:sz="4"/>
+        </w:tblBorders>
+      </w:tblPr>
+      <w:tblGrid>
+        <w:gridCol w:w="9648"/>
+      </w:tblGrid>
+      <w:tr>
+        <w:tc>
+          <w:tcPr>
+            <w:tcW w:type="dxa" w:w="9648"/>
+            <w:tcBorders>
+              <w:top w:val="single" w:color="D9D5C8" w:sz="4"/>
+              <w:left w:val="single" w:color="D9D5C8" w:sz="4"/>
+              <w:bottom w:val="single" w:color="D9D5C8" w:sz="4"/>
+              <w:right w:val="single" w:color="D9D5C8" w:sz="4"/>
+            </w:tcBorders>
+            <w:shd w:fill="F7F5EF" w:color="auto" w:val="clear"/>
+            <w:tcMar>
+              <w:top w:type="dxa" w:w="55"/>
+              <w:left w:type="dxa" w:w="110"/>
+              <w:bottom w:type="dxa" w:w="55"/>
+              <w:right w:type="dxa" w:w="110"/>
+            </w:tcMar>
+          </w:tcPr>
+          <w:p>
+            <w:pPr>
+              <w:spacing w:after="60"/>
+            </w:pPr>
+            <w:r>
+              <w:rPr>
+                <w:b/>
+                <w:bCs/>
+                <w:i w:val="false"/>
+                <w:iCs w:val="false"/>
+                <w:color w:val="1B2A4A"/>
+                <w:sz w:val="32"/>
+                <w:szCs w:val="32"/>
+                <w:caps w:val="false"/>
+                <w:rFonts w:ascii="Calibri" w:cs="Calibri" w:eastAsia="Calibri" w:hAnsi="Calibri"/>
+              </w:rPr>
+              <w:t xml:space="preserve">UDL ACCESS &amp; MTSS SUPPORT (this standard)</w:t>
+            </w:r>
+          </w:p>
+          <w:p>
+            <w:pPr>
+              <w:spacing w:after="40"/>
+            </w:pPr>
+            <w:r>
+              <w:rPr>
+                <w:b w:val="false"/>
+                <w:bCs w:val="false"/>
+                <w:i w:val="false"/>
+                <w:iCs w:val="false"/>
+                <w:color w:val="1A1A1A"/>
+                <w:sz w:val="33"/>
+                <w:szCs w:val="33"/>
+                <w:caps w:val="false"/>
+                <w:rFonts w:ascii="Calibri" w:cs="Calibri" w:eastAsia="Calibri" w:hAnsi="Calibri"/>
+              </w:rPr>
+              <w:t xml:space="preserve">UDL 3.0 (CAST, 2024): read-aloud on request · key terms glossed (EN/ES) · respond in writing, speech, or a labeled diagram · large-print &amp; screen-reader friendly. Same learning target for everyone; supports vary the means, not the ceiling.</w:t>
+            </w:r>
+          </w:p>
+          <w:p>
+            <w:pPr>
+              <w:spacing w:after="40"/>
+            </w:pPr>
+            <w:r>
+              <w:rPr>
+                <w:b w:val="false"/>
+                <w:bCs w:val="false"/>
+                <w:i w:val="false"/>
+                <w:iCs w:val="false"/>
+                <w:color w:val="1A1A1A"/>
+                <w:sz w:val="33"/>
+                <w:szCs w:val="33"/>
+                <w:caps w:val="false"/>
+                <w:rFonts w:ascii="Calibri" w:cs="Calibri" w:eastAsia="Calibri" w:hAnsi="Calibri"/>
+              </w:rPr>
+              <w:t xml:space="preserve">MTSS: Tier 1 — this core lesson for all · Tier 2 — small-group reteach of this standard using its Cornell cues + graphic organizer, then re-check · Tier 3 — intensive 1:1 with concrete→representational→abstract scaffolding, progress-monitored to the same standard.</w:t>
+            </w:r>
+          </w:p>
+        </w:tc>
+      </w:tr>
+    </w:tbl>
+    <w:tbl>
+      <w:tblPr>
+        <w:tblW w:type="dxa" w:w="9648"/>
+        <w:tblBorders>
+          <w:top w:val="single" w:color="auto" w:sz="4"/>
+          <w:left w:val="single" w:color="auto" w:sz="4"/>
+          <w:bottom w:val="single" w:color="auto" w:sz="4"/>
+          <w:right w:val="single" w:color="auto" w:sz="4"/>
+          <w:insideH w:val="single" w:color="auto" w:sz="4"/>
+          <w:insideV w:val="single" w:color="auto" w:sz="4"/>
+        </w:tblBorders>
+      </w:tblPr>
+      <w:tblGrid>
+        <w:gridCol w:w="9648"/>
+      </w:tblGrid>
+      <w:tr>
+        <w:tc>
+          <w:tcPr>
+            <w:tcW w:type="dxa" w:w="9648"/>
+            <w:tcBorders>
+              <w:top w:val="single" w:color="D9D5C8" w:sz="4"/>
+              <w:left w:val="single" w:color="D9D5C8" w:sz="4"/>
+              <w:bottom w:val="single" w:color="D9D5C8" w:sz="4"/>
+              <w:right w:val="single" w:color="D9D5C8" w:sz="4"/>
+            </w:tcBorders>
+            <w:shd w:fill="F7F5EF" w:color="auto" w:val="clear"/>
+            <w:tcMar>
+              <w:top w:type="dxa" w:w="55"/>
+              <w:left w:type="dxa" w:w="110"/>
+              <w:bottom w:type="dxa" w:w="55"/>
+              <w:right w:type="dxa" w:w="110"/>
+            </w:tcMar>
+          </w:tcPr>
+          <w:p>
+            <w:pPr>
+              <w:spacing w:after="60"/>
+            </w:pPr>
+            <w:r>
+              <w:rPr>
+                <w:b/>
+                <w:bCs/>
+                <w:i w:val="false"/>
+                <w:iCs w:val="false"/>
+                <w:color w:val="1B2A4A"/>
+                <w:sz w:val="32"/>
+                <w:szCs w:val="32"/>
+                <w:caps w:val="false"/>
+                <w:rFonts w:ascii="Calibri" w:cs="Calibri" w:eastAsia="Calibri" w:hAnsi="Calibri"/>
+              </w:rPr>
+              <w:t xml:space="preserve">SHOW WHAT YOU KNOW — YOUR WAY (same CER rubric, same standard)</w:t>
+            </w:r>
+          </w:p>
+          <w:p>
+            <w:pPr>
+              <w:spacing w:after="40"/>
+            </w:pPr>
+            <w:r>
+              <w:rPr>
+                <w:b w:val="false"/>
+                <w:bCs w:val="false"/>
+                <w:i w:val="false"/>
+                <w:iCs w:val="false"/>
+                <w:color w:val="1A1A1A"/>
+                <w:sz w:val="33"/>
+                <w:szCs w:val="33"/>
+                <w:caps w:val="false"/>
+                <w:rFonts w:ascii="Calibri" w:cs="Calibri" w:eastAsia="Calibri" w:hAnsi="Calibri"/>
+              </w:rPr>
+              <w:t xml:space="preserve">Build your Claim–Evidence–Reasoning in whichever mode lets you think best — the standard and the CER rubric are identical for every mode; the mode changes how you SHOW it, never what you are held to:</w:t>
+            </w:r>
+          </w:p>
+          <w:p>
+            <w:pPr>
+              <w:spacing w:after="40"/>
+            </w:pPr>
+            <w:r>
+              <w:rPr>
+                <w:b w:val="false"/>
+                <w:bCs w:val="false"/>
+                <w:i w:val="false"/>
+                <w:iCs w:val="false"/>
+                <w:color w:val="1A1A1A"/>
+                <w:sz w:val="33"/>
+                <w:szCs w:val="33"/>
+                <w:caps w:val="false"/>
+                <w:rFonts w:ascii="Calibri" w:cs="Calibri" w:eastAsia="Calibri" w:hAnsi="Calibri"/>
+              </w:rPr>
+              <w:t xml:space="preserve">WRITE it  ·  SAY it aloud and record it (audio or video)  ·  DRAW and label a diagram that makes the argument  ·  BUILD a model or artifact and caption its claim, evidence, and reasoning.</w:t>
+            </w:r>
+          </w:p>
+          <w:p>
+            <w:pPr>
+              <w:spacing w:after="40"/>
+            </w:pPr>
+            <w:r>
+              <w:rPr>
+                <w:b w:val="false"/>
+                <w:bCs w:val="false"/>
+                <w:i w:val="false"/>
+                <w:iCs w:val="false"/>
+                <w:color w:val="1A1A1A"/>
+                <w:sz w:val="33"/>
+                <w:szCs w:val="33"/>
+                <w:caps w:val="false"/>
+                <w:rFonts w:ascii="Calibri" w:cs="Calibri" w:eastAsia="Calibri" w:hAnsi="Calibri"/>
+              </w:rPr>
+              <w:t xml:space="preserve">You may ask for a word processor, speech-to-text, a scribe, or a sentence/argument frame — these change how you produce, not the standard you meet.</w:t>
+            </w:r>
+          </w:p>
+        </w:tc>
+      </w:tr>
+    </w:tbl>
+    <w:tbl>
+      <w:tblPr>
+        <w:tblW w:type="dxa" w:w="9648"/>
+        <w:tblBorders>
+          <w:top w:val="single" w:color="auto" w:sz="4"/>
+          <w:left w:val="single" w:color="auto" w:sz="4"/>
+          <w:bottom w:val="single" w:color="auto" w:sz="4"/>
+          <w:right w:val="single" w:color="auto" w:sz="4"/>
+          <w:insideH w:val="single" w:color="auto" w:sz="4"/>
+          <w:insideV w:val="single" w:color="auto" w:sz="4"/>
+        </w:tblBorders>
+      </w:tblPr>
+      <w:tblGrid>
+        <w:gridCol w:w="9648"/>
+      </w:tblGrid>
+      <w:tr>
+        <w:tc>
+          <w:tcPr>
+            <w:tcW w:type="dxa" w:w="9648"/>
+            <w:tcBorders>
+              <w:top w:val="single" w:color="D9D5C8" w:sz="4"/>
+              <w:left w:val="single" w:color="D9D5C8" w:sz="4"/>
+              <w:bottom w:val="single" w:color="D9D5C8" w:sz="4"/>
+              <w:right w:val="single" w:color="D9D5C8" w:sz="4"/>
+            </w:tcBorders>
+            <w:shd w:fill="F7F5EF" w:color="auto" w:val="clear"/>
+            <w:tcMar>
+              <w:top w:type="dxa" w:w="55"/>
+              <w:left w:type="dxa" w:w="110"/>
+              <w:bottom w:type="dxa" w:w="55"/>
+              <w:right w:type="dxa" w:w="110"/>
+            </w:tcMar>
+          </w:tcPr>
+          <w:p>
+            <w:pPr>
+              <w:spacing w:after="60"/>
+            </w:pPr>
+            <w:r>
+              <w:rPr>
+                <w:b/>
+                <w:bCs/>
+                <w:i w:val="false"/>
+                <w:iCs w:val="false"/>
+                <w:color w:val="1B2A4A"/>
+                <w:sz w:val="32"/>
+                <w:szCs w:val="32"/>
+                <w:caps w:val="false"/>
+                <w:rFonts w:ascii="Calibri" w:cs="Calibri" w:eastAsia="Calibri" w:hAnsi="Calibri"/>
+              </w:rPr>
+              <w:t xml:space="preserve">CHOICE &amp; VOICE — you decide how to go deeper (pick ONE)</w:t>
+            </w:r>
+          </w:p>
+          <w:p>
+            <w:pPr>
+              <w:spacing w:after="40"/>
+            </w:pPr>
+            <w:r>
+              <w:rPr>
+                <w:b w:val="false"/>
+                <w:bCs w:val="false"/>
+                <w:i w:val="false"/>
+                <w:iCs w:val="false"/>
+                <w:color w:val="1A1A1A"/>
+                <w:sz w:val="33"/>
+                <w:szCs w:val="33"/>
+                <w:caps w:val="false"/>
+                <w:rFonts w:ascii="Calibri" w:cs="Calibri" w:eastAsia="Calibri" w:hAnsi="Calibri"/>
+              </w:rPr>
+              <w:t xml:space="preserve">You choose your path to show this standard — every option meets the same target:</w:t>
+            </w:r>
+          </w:p>
+          <w:p>
+            <w:pPr>
+              <w:spacing w:after="40"/>
+            </w:pPr>
+            <w:r>
+              <w:rPr>
+                <w:b w:val="false"/>
+                <w:bCs w:val="false"/>
+                <w:i w:val="false"/>
+                <w:iCs w:val="false"/>
+                <w:color w:val="1A1A1A"/>
+                <w:sz w:val="33"/>
+                <w:szCs w:val="33"/>
+                <w:caps w:val="false"/>
+                <w:rFonts w:ascii="Calibri" w:cs="Calibri" w:eastAsia="Calibri" w:hAnsi="Calibri"/>
+              </w:rPr>
+              <w:t xml:space="preserve">DEFEND a term: pick the vocabulary word that matters most and argue why in 2–3 sentences.  ·  CONNECT it: pick a current event, your community, or your own life and explain how this standard shows up there.  ·  TAKE A SIDE: pick one debatable question and argue your position with evidence.</w:t>
+            </w:r>
+          </w:p>
+          <w:p>
+            <w:pPr>
+              <w:spacing w:after="40"/>
+            </w:pPr>
+            <w:r>
+              <w:rPr>
+                <w:b w:val="false"/>
+                <w:bCs w:val="false"/>
+                <w:i w:val="false"/>
+                <w:iCs w:val="false"/>
+                <w:color w:val="1A1A1A"/>
+                <w:sz w:val="33"/>
+                <w:szCs w:val="33"/>
+                <w:caps w:val="false"/>
+                <w:rFonts w:ascii="Calibri" w:cs="Calibri" w:eastAsia="Calibri" w:hAnsi="Calibri"/>
+              </w:rPr>
+              <w:t xml:space="preserve">Your pick is yours — bring what matters to you into the work.</w:t>
+            </w:r>
+          </w:p>
+        </w:tc>
+      </w:tr>
+    </w:tbl>
+    <w:tbl>
+      <w:tblPr>
+        <w:tblW w:type="dxa" w:w="9648"/>
+        <w:tblBorders>
+          <w:top w:val="single" w:color="auto" w:sz="4"/>
+          <w:left w:val="single" w:color="auto" w:sz="4"/>
+          <w:bottom w:val="single" w:color="auto" w:sz="4"/>
+          <w:right w:val="single" w:color="auto" w:sz="4"/>
+          <w:insideH w:val="single" w:color="auto" w:sz="4"/>
+          <w:insideV w:val="single" w:color="auto" w:sz="4"/>
+        </w:tblBorders>
+      </w:tblPr>
+      <w:tblGrid>
+        <w:gridCol w:w="9648"/>
+      </w:tblGrid>
+      <w:tr>
+        <w:tc>
+          <w:tcPr>
+            <w:tcW w:type="dxa" w:w="9648"/>
+            <w:tcBorders>
+              <w:top w:val="single" w:color="D9D5C8" w:sz="4"/>
+              <w:left w:val="single" w:color="D9D5C8" w:sz="4"/>
+              <w:bottom w:val="single" w:color="D9D5C8" w:sz="4"/>
+              <w:right w:val="single" w:color="D9D5C8" w:sz="4"/>
+            </w:tcBorders>
+            <w:shd w:fill="F7F5EF" w:color="auto" w:val="clear"/>
+            <w:tcMar>
+              <w:top w:type="dxa" w:w="55"/>
+              <w:left w:type="dxa" w:w="110"/>
+              <w:bottom w:type="dxa" w:w="55"/>
+              <w:right w:type="dxa" w:w="110"/>
+            </w:tcMar>
+          </w:tcPr>
+          <w:p>
+            <w:pPr>
+              <w:spacing w:after="60"/>
+            </w:pPr>
+            <w:r>
+              <w:rPr>
+                <w:b/>
+                <w:bCs/>
+                <w:i w:val="false"/>
+                <w:iCs w:val="false"/>
+                <w:color w:val="1B2A4A"/>
+                <w:sz w:val="32"/>
+                <w:szCs w:val="32"/>
+                <w:caps w:val="false"/>
+                <w:rFonts w:ascii="Calibri" w:cs="Calibri" w:eastAsia="Calibri" w:hAnsi="Calibri"/>
+              </w:rPr>
+              <w:t xml:space="preserve">REFLECT &amp; CONNECT — how your thinking grew, and whose view you weighed</w:t>
+            </w:r>
+          </w:p>
+          <w:p>
+            <w:pPr>
+              <w:spacing w:after="40"/>
+            </w:pPr>
+            <w:r>
+              <w:rPr>
+                <w:b w:val="false"/>
+                <w:bCs w:val="false"/>
+                <w:i w:val="false"/>
+                <w:iCs w:val="false"/>
+                <w:color w:val="1A1A1A"/>
+                <w:sz w:val="33"/>
+                <w:szCs w:val="33"/>
+                <w:caps w:val="false"/>
+                <w:rFonts w:ascii="Calibri" w:cs="Calibri" w:eastAsia="Calibri" w:hAnsi="Calibri"/>
+              </w:rPr>
+              <w:t xml:space="preserve">Reflect (self-awareness): What did you believe about this topic BEFORE, and what changed AFTER? Name one thing to revisit.</w:t>
+            </w:r>
+          </w:p>
+          <w:p>
+            <w:pPr>
+              <w:spacing w:after="40"/>
+            </w:pPr>
+            <w:r>
+              <w:rPr>
+                <w:b w:val="false"/>
+                <w:bCs w:val="false"/>
+                <w:i w:val="false"/>
+                <w:iCs w:val="false"/>
+                <w:color w:val="1A1A1A"/>
+                <w:sz w:val="33"/>
+                <w:szCs w:val="33"/>
+                <w:caps w:val="false"/>
+                <w:rFonts w:ascii="Calibri" w:cs="Calibri" w:eastAsia="Calibri" w:hAnsi="Calibri"/>
+              </w:rPr>
+              <w:t xml:space="preserve">Consider another view (empathy): Name one person or group who might see this standard differently than you; state their view fairly in one sentence — even if you disagree.</w:t>
+            </w:r>
+          </w:p>
+          <w:p>
+            <w:pPr>
+              <w:spacing w:after="40"/>
+            </w:pPr>
+            <w:r>
+              <w:rPr>
+                <w:b w:val="false"/>
+                <w:bCs w:val="false"/>
+                <w:i w:val="false"/>
+                <w:iCs w:val="false"/>
+                <w:color w:val="1A1A1A"/>
+                <w:sz w:val="33"/>
+                <w:szCs w:val="33"/>
+                <w:caps w:val="false"/>
+                <w:rFonts w:ascii="Calibri" w:cs="Calibri" w:eastAsia="Calibri" w:hAnsi="Calibri"/>
+              </w:rPr>
+              <w:t xml:space="preserve">Norm (restorative): we critique ideas, not people; we assume good faith; we make room for every voice.</w:t>
+            </w:r>
+          </w:p>
+        </w:tc>
+      </w:tr>
+    </w:tbl>
+    <w:p>
+      <w:pPr>
         <w:pStyle w:val="Heading1"/>
         <w:keepNext/>
         <w:pageBreakBefore/>
@@ -32766,6 +33217,457 @@
     </w:tbl>
     <w:p>
       <w:pPr>
+        <w:pStyle w:val="Heading2"/>
+        <w:keepNext/>
+        <w:pageBreakBefore/>
+        <w:spacing w:before="150" w:after="90"/>
+      </w:pPr>
+      <w:r>
+        <w:rPr>
+          <w:b/>
+          <w:bCs/>
+          <w:i w:val="false"/>
+          <w:iCs w:val="false"/>
+          <w:color w:val="1B2A4A"/>
+          <w:sz w:val="42"/>
+          <w:szCs w:val="42"/>
+          <w:caps w:val="false"/>
+          <w:rFonts w:ascii="Calibri" w:cs="Calibri" w:eastAsia="Calibri" w:hAnsi="Calibri"/>
+        </w:rPr>
+        <w:t xml:space="preserve">UDL Access, Choice &amp; Reflection — GC.29</w:t>
+      </w:r>
+    </w:p>
+    <w:tbl>
+      <w:tblPr>
+        <w:tblW w:type="dxa" w:w="9648"/>
+        <w:tblBorders>
+          <w:top w:val="single" w:color="auto" w:sz="4"/>
+          <w:left w:val="single" w:color="auto" w:sz="4"/>
+          <w:bottom w:val="single" w:color="auto" w:sz="4"/>
+          <w:right w:val="single" w:color="auto" w:sz="4"/>
+          <w:insideH w:val="single" w:color="auto" w:sz="4"/>
+          <w:insideV w:val="single" w:color="auto" w:sz="4"/>
+        </w:tblBorders>
+      </w:tblPr>
+      <w:tblGrid>
+        <w:gridCol w:w="9648"/>
+      </w:tblGrid>
+      <w:tr>
+        <w:tc>
+          <w:tcPr>
+            <w:tcW w:type="dxa" w:w="9648"/>
+            <w:tcBorders>
+              <w:top w:val="single" w:color="D9D5C8" w:sz="4"/>
+              <w:left w:val="single" w:color="D9D5C8" w:sz="4"/>
+              <w:bottom w:val="single" w:color="D9D5C8" w:sz="4"/>
+              <w:right w:val="single" w:color="D9D5C8" w:sz="4"/>
+            </w:tcBorders>
+            <w:shd w:fill="F7F5EF" w:color="auto" w:val="clear"/>
+            <w:tcMar>
+              <w:top w:type="dxa" w:w="55"/>
+              <w:left w:type="dxa" w:w="110"/>
+              <w:bottom w:type="dxa" w:w="55"/>
+              <w:right w:type="dxa" w:w="110"/>
+            </w:tcMar>
+          </w:tcPr>
+          <w:p>
+            <w:pPr>
+              <w:spacing w:after="60"/>
+            </w:pPr>
+            <w:r>
+              <w:rPr>
+                <w:b/>
+                <w:bCs/>
+                <w:i w:val="false"/>
+                <w:iCs w:val="false"/>
+                <w:color w:val="1B2A4A"/>
+                <w:sz w:val="32"/>
+                <w:szCs w:val="32"/>
+                <w:caps w:val="false"/>
+                <w:rFonts w:ascii="Calibri" w:cs="Calibri" w:eastAsia="Calibri" w:hAnsi="Calibri"/>
+              </w:rPr>
+              <w:t xml:space="preserve">UDL ACCESS &amp; MTSS SUPPORT (this standard)</w:t>
+            </w:r>
+          </w:p>
+          <w:p>
+            <w:pPr>
+              <w:spacing w:after="40"/>
+            </w:pPr>
+            <w:r>
+              <w:rPr>
+                <w:b w:val="false"/>
+                <w:bCs w:val="false"/>
+                <w:i w:val="false"/>
+                <w:iCs w:val="false"/>
+                <w:color w:val="1A1A1A"/>
+                <w:sz w:val="33"/>
+                <w:szCs w:val="33"/>
+                <w:caps w:val="false"/>
+                <w:rFonts w:ascii="Calibri" w:cs="Calibri" w:eastAsia="Calibri" w:hAnsi="Calibri"/>
+              </w:rPr>
+              <w:t xml:space="preserve">UDL 3.0 (CAST, 2024): read-aloud on request · key terms glossed (EN/ES) · respond in writing, speech, or a labeled diagram · large-print &amp; screen-reader friendly. Same learning target for everyone; supports vary the means, not the ceiling.</w:t>
+            </w:r>
+          </w:p>
+          <w:p>
+            <w:pPr>
+              <w:spacing w:after="40"/>
+            </w:pPr>
+            <w:r>
+              <w:rPr>
+                <w:b w:val="false"/>
+                <w:bCs w:val="false"/>
+                <w:i w:val="false"/>
+                <w:iCs w:val="false"/>
+                <w:color w:val="1A1A1A"/>
+                <w:sz w:val="33"/>
+                <w:szCs w:val="33"/>
+                <w:caps w:val="false"/>
+                <w:rFonts w:ascii="Calibri" w:cs="Calibri" w:eastAsia="Calibri" w:hAnsi="Calibri"/>
+              </w:rPr>
+              <w:t xml:space="preserve">MTSS: Tier 1 — this core lesson for all · Tier 2 — small-group reteach of this standard using its Cornell cues + graphic organizer, then re-check · Tier 3 — intensive 1:1 with concrete→representational→abstract scaffolding, progress-monitored to the same standard.</w:t>
+            </w:r>
+          </w:p>
+        </w:tc>
+      </w:tr>
+    </w:tbl>
+    <w:tbl>
+      <w:tblPr>
+        <w:tblW w:type="dxa" w:w="9648"/>
+        <w:tblBorders>
+          <w:top w:val="single" w:color="auto" w:sz="4"/>
+          <w:left w:val="single" w:color="auto" w:sz="4"/>
+          <w:bottom w:val="single" w:color="auto" w:sz="4"/>
+          <w:right w:val="single" w:color="auto" w:sz="4"/>
+          <w:insideH w:val="single" w:color="auto" w:sz="4"/>
+          <w:insideV w:val="single" w:color="auto" w:sz="4"/>
+        </w:tblBorders>
+      </w:tblPr>
+      <w:tblGrid>
+        <w:gridCol w:w="9648"/>
+      </w:tblGrid>
+      <w:tr>
+        <w:tc>
+          <w:tcPr>
+            <w:tcW w:type="dxa" w:w="9648"/>
+            <w:tcBorders>
+              <w:top w:val="single" w:color="D9D5C8" w:sz="4"/>
+              <w:left w:val="single" w:color="D9D5C8" w:sz="4"/>
+              <w:bottom w:val="single" w:color="D9D5C8" w:sz="4"/>
+              <w:right w:val="single" w:color="D9D5C8" w:sz="4"/>
+            </w:tcBorders>
+            <w:shd w:fill="F7F5EF" w:color="auto" w:val="clear"/>
+            <w:tcMar>
+              <w:top w:type="dxa" w:w="55"/>
+              <w:left w:type="dxa" w:w="110"/>
+              <w:bottom w:type="dxa" w:w="55"/>
+              <w:right w:type="dxa" w:w="110"/>
+            </w:tcMar>
+          </w:tcPr>
+          <w:p>
+            <w:pPr>
+              <w:spacing w:after="60"/>
+            </w:pPr>
+            <w:r>
+              <w:rPr>
+                <w:b/>
+                <w:bCs/>
+                <w:i w:val="false"/>
+                <w:iCs w:val="false"/>
+                <w:color w:val="1B2A4A"/>
+                <w:sz w:val="32"/>
+                <w:szCs w:val="32"/>
+                <w:caps w:val="false"/>
+                <w:rFonts w:ascii="Calibri" w:cs="Calibri" w:eastAsia="Calibri" w:hAnsi="Calibri"/>
+              </w:rPr>
+              <w:t xml:space="preserve">SHOW WHAT YOU KNOW — YOUR WAY (same CER rubric, same standard)</w:t>
+            </w:r>
+          </w:p>
+          <w:p>
+            <w:pPr>
+              <w:spacing w:after="40"/>
+            </w:pPr>
+            <w:r>
+              <w:rPr>
+                <w:b w:val="false"/>
+                <w:bCs w:val="false"/>
+                <w:i w:val="false"/>
+                <w:iCs w:val="false"/>
+                <w:color w:val="1A1A1A"/>
+                <w:sz w:val="33"/>
+                <w:szCs w:val="33"/>
+                <w:caps w:val="false"/>
+                <w:rFonts w:ascii="Calibri" w:cs="Calibri" w:eastAsia="Calibri" w:hAnsi="Calibri"/>
+              </w:rPr>
+              <w:t xml:space="preserve">Build your Claim–Evidence–Reasoning in whichever mode lets you think best — the standard and the CER rubric are identical for every mode; the mode changes how you SHOW it, never what you are held to:</w:t>
+            </w:r>
+          </w:p>
+          <w:p>
+            <w:pPr>
+              <w:spacing w:after="40"/>
+            </w:pPr>
+            <w:r>
+              <w:rPr>
+                <w:b w:val="false"/>
+                <w:bCs w:val="false"/>
+                <w:i w:val="false"/>
+                <w:iCs w:val="false"/>
+                <w:color w:val="1A1A1A"/>
+                <w:sz w:val="33"/>
+                <w:szCs w:val="33"/>
+                <w:caps w:val="false"/>
+                <w:rFonts w:ascii="Calibri" w:cs="Calibri" w:eastAsia="Calibri" w:hAnsi="Calibri"/>
+              </w:rPr>
+              <w:t xml:space="preserve">WRITE it  ·  SAY it aloud and record it (audio or video)  ·  DRAW and label a diagram that makes the argument  ·  BUILD a model or artifact and caption its claim, evidence, and reasoning.</w:t>
+            </w:r>
+          </w:p>
+          <w:p>
+            <w:pPr>
+              <w:spacing w:after="40"/>
+            </w:pPr>
+            <w:r>
+              <w:rPr>
+                <w:b w:val="false"/>
+                <w:bCs w:val="false"/>
+                <w:i w:val="false"/>
+                <w:iCs w:val="false"/>
+                <w:color w:val="1A1A1A"/>
+                <w:sz w:val="33"/>
+                <w:szCs w:val="33"/>
+                <w:caps w:val="false"/>
+                <w:rFonts w:ascii="Calibri" w:cs="Calibri" w:eastAsia="Calibri" w:hAnsi="Calibri"/>
+              </w:rPr>
+              <w:t xml:space="preserve">You may ask for a word processor, speech-to-text, a scribe, or a sentence/argument frame — these change how you produce, not the standard you meet.</w:t>
+            </w:r>
+          </w:p>
+        </w:tc>
+      </w:tr>
+    </w:tbl>
+    <w:tbl>
+      <w:tblPr>
+        <w:tblW w:type="dxa" w:w="9648"/>
+        <w:tblBorders>
+          <w:top w:val="single" w:color="auto" w:sz="4"/>
+          <w:left w:val="single" w:color="auto" w:sz="4"/>
+          <w:bottom w:val="single" w:color="auto" w:sz="4"/>
+          <w:right w:val="single" w:color="auto" w:sz="4"/>
+          <w:insideH w:val="single" w:color="auto" w:sz="4"/>
+          <w:insideV w:val="single" w:color="auto" w:sz="4"/>
+        </w:tblBorders>
+      </w:tblPr>
+      <w:tblGrid>
+        <w:gridCol w:w="9648"/>
+      </w:tblGrid>
+      <w:tr>
+        <w:tc>
+          <w:tcPr>
+            <w:tcW w:type="dxa" w:w="9648"/>
+            <w:tcBorders>
+              <w:top w:val="single" w:color="D9D5C8" w:sz="4"/>
+              <w:left w:val="single" w:color="D9D5C8" w:sz="4"/>
+              <w:bottom w:val="single" w:color="D9D5C8" w:sz="4"/>
+              <w:right w:val="single" w:color="D9D5C8" w:sz="4"/>
+            </w:tcBorders>
+            <w:shd w:fill="F7F5EF" w:color="auto" w:val="clear"/>
+            <w:tcMar>
+              <w:top w:type="dxa" w:w="55"/>
+              <w:left w:type="dxa" w:w="110"/>
+              <w:bottom w:type="dxa" w:w="55"/>
+              <w:right w:type="dxa" w:w="110"/>
+            </w:tcMar>
+          </w:tcPr>
+          <w:p>
+            <w:pPr>
+              <w:spacing w:after="60"/>
+            </w:pPr>
+            <w:r>
+              <w:rPr>
+                <w:b/>
+                <w:bCs/>
+                <w:i w:val="false"/>
+                <w:iCs w:val="false"/>
+                <w:color w:val="1B2A4A"/>
+                <w:sz w:val="32"/>
+                <w:szCs w:val="32"/>
+                <w:caps w:val="false"/>
+                <w:rFonts w:ascii="Calibri" w:cs="Calibri" w:eastAsia="Calibri" w:hAnsi="Calibri"/>
+              </w:rPr>
+              <w:t xml:space="preserve">CHOICE &amp; VOICE — you decide how to go deeper (pick ONE)</w:t>
+            </w:r>
+          </w:p>
+          <w:p>
+            <w:pPr>
+              <w:spacing w:after="40"/>
+            </w:pPr>
+            <w:r>
+              <w:rPr>
+                <w:b w:val="false"/>
+                <w:bCs w:val="false"/>
+                <w:i w:val="false"/>
+                <w:iCs w:val="false"/>
+                <w:color w:val="1A1A1A"/>
+                <w:sz w:val="33"/>
+                <w:szCs w:val="33"/>
+                <w:caps w:val="false"/>
+                <w:rFonts w:ascii="Calibri" w:cs="Calibri" w:eastAsia="Calibri" w:hAnsi="Calibri"/>
+              </w:rPr>
+              <w:t xml:space="preserve">You choose your path to show this standard — every option meets the same target:</w:t>
+            </w:r>
+          </w:p>
+          <w:p>
+            <w:pPr>
+              <w:spacing w:after="40"/>
+            </w:pPr>
+            <w:r>
+              <w:rPr>
+                <w:b w:val="false"/>
+                <w:bCs w:val="false"/>
+                <w:i w:val="false"/>
+                <w:iCs w:val="false"/>
+                <w:color w:val="1A1A1A"/>
+                <w:sz w:val="33"/>
+                <w:szCs w:val="33"/>
+                <w:caps w:val="false"/>
+                <w:rFonts w:ascii="Calibri" w:cs="Calibri" w:eastAsia="Calibri" w:hAnsi="Calibri"/>
+              </w:rPr>
+              <w:t xml:space="preserve">DEFEND a term: pick the vocabulary word that matters most and argue why in 2–3 sentences.  ·  CONNECT it: pick a current event, your community, or your own life and explain how this standard shows up there.  ·  TAKE A SIDE: pick one debatable question and argue your position with evidence.</w:t>
+            </w:r>
+          </w:p>
+          <w:p>
+            <w:pPr>
+              <w:spacing w:after="40"/>
+            </w:pPr>
+            <w:r>
+              <w:rPr>
+                <w:b w:val="false"/>
+                <w:bCs w:val="false"/>
+                <w:i w:val="false"/>
+                <w:iCs w:val="false"/>
+                <w:color w:val="1A1A1A"/>
+                <w:sz w:val="33"/>
+                <w:szCs w:val="33"/>
+                <w:caps w:val="false"/>
+                <w:rFonts w:ascii="Calibri" w:cs="Calibri" w:eastAsia="Calibri" w:hAnsi="Calibri"/>
+              </w:rPr>
+              <w:t xml:space="preserve">Your pick is yours — bring what matters to you into the work.</w:t>
+            </w:r>
+          </w:p>
+        </w:tc>
+      </w:tr>
+    </w:tbl>
+    <w:tbl>
+      <w:tblPr>
+        <w:tblW w:type="dxa" w:w="9648"/>
+        <w:tblBorders>
+          <w:top w:val="single" w:color="auto" w:sz="4"/>
+          <w:left w:val="single" w:color="auto" w:sz="4"/>
+          <w:bottom w:val="single" w:color="auto" w:sz="4"/>
+          <w:right w:val="single" w:color="auto" w:sz="4"/>
+          <w:insideH w:val="single" w:color="auto" w:sz="4"/>
+          <w:insideV w:val="single" w:color="auto" w:sz="4"/>
+        </w:tblBorders>
+      </w:tblPr>
+      <w:tblGrid>
+        <w:gridCol w:w="9648"/>
+      </w:tblGrid>
+      <w:tr>
+        <w:tc>
+          <w:tcPr>
+            <w:tcW w:type="dxa" w:w="9648"/>
+            <w:tcBorders>
+              <w:top w:val="single" w:color="D9D5C8" w:sz="4"/>
+              <w:left w:val="single" w:color="D9D5C8" w:sz="4"/>
+              <w:bottom w:val="single" w:color="D9D5C8" w:sz="4"/>
+              <w:right w:val="single" w:color="D9D5C8" w:sz="4"/>
+            </w:tcBorders>
+            <w:shd w:fill="F7F5EF" w:color="auto" w:val="clear"/>
+            <w:tcMar>
+              <w:top w:type="dxa" w:w="55"/>
+              <w:left w:type="dxa" w:w="110"/>
+              <w:bottom w:type="dxa" w:w="55"/>
+              <w:right w:type="dxa" w:w="110"/>
+            </w:tcMar>
+          </w:tcPr>
+          <w:p>
+            <w:pPr>
+              <w:spacing w:after="60"/>
+            </w:pPr>
+            <w:r>
+              <w:rPr>
+                <w:b/>
+                <w:bCs/>
+                <w:i w:val="false"/>
+                <w:iCs w:val="false"/>
+                <w:color w:val="1B2A4A"/>
+                <w:sz w:val="32"/>
+                <w:szCs w:val="32"/>
+                <w:caps w:val="false"/>
+                <w:rFonts w:ascii="Calibri" w:cs="Calibri" w:eastAsia="Calibri" w:hAnsi="Calibri"/>
+              </w:rPr>
+              <w:t xml:space="preserve">REFLECT &amp; CONNECT — how your thinking grew, and whose view you weighed</w:t>
+            </w:r>
+          </w:p>
+          <w:p>
+            <w:pPr>
+              <w:spacing w:after="40"/>
+            </w:pPr>
+            <w:r>
+              <w:rPr>
+                <w:b w:val="false"/>
+                <w:bCs w:val="false"/>
+                <w:i w:val="false"/>
+                <w:iCs w:val="false"/>
+                <w:color w:val="1A1A1A"/>
+                <w:sz w:val="33"/>
+                <w:szCs w:val="33"/>
+                <w:caps w:val="false"/>
+                <w:rFonts w:ascii="Calibri" w:cs="Calibri" w:eastAsia="Calibri" w:hAnsi="Calibri"/>
+              </w:rPr>
+              <w:t xml:space="preserve">Reflect (self-awareness): What did you believe about this topic BEFORE, and what changed AFTER? Name one thing to revisit.</w:t>
+            </w:r>
+          </w:p>
+          <w:p>
+            <w:pPr>
+              <w:spacing w:after="40"/>
+            </w:pPr>
+            <w:r>
+              <w:rPr>
+                <w:b w:val="false"/>
+                <w:bCs w:val="false"/>
+                <w:i w:val="false"/>
+                <w:iCs w:val="false"/>
+                <w:color w:val="1A1A1A"/>
+                <w:sz w:val="33"/>
+                <w:szCs w:val="33"/>
+                <w:caps w:val="false"/>
+                <w:rFonts w:ascii="Calibri" w:cs="Calibri" w:eastAsia="Calibri" w:hAnsi="Calibri"/>
+              </w:rPr>
+              <w:t xml:space="preserve">Consider another view (empathy): Name one person or group who might see this standard differently than you; state their view fairly in one sentence — even if you disagree.</w:t>
+            </w:r>
+          </w:p>
+          <w:p>
+            <w:pPr>
+              <w:spacing w:after="40"/>
+            </w:pPr>
+            <w:r>
+              <w:rPr>
+                <w:b w:val="false"/>
+                <w:bCs w:val="false"/>
+                <w:i w:val="false"/>
+                <w:iCs w:val="false"/>
+                <w:color w:val="1A1A1A"/>
+                <w:sz w:val="33"/>
+                <w:szCs w:val="33"/>
+                <w:caps w:val="false"/>
+                <w:rFonts w:ascii="Calibri" w:cs="Calibri" w:eastAsia="Calibri" w:hAnsi="Calibri"/>
+              </w:rPr>
+              <w:t xml:space="preserve">Norm (restorative): we critique ideas, not people; we assume good faith; we make room for every voice.</w:t>
+            </w:r>
+          </w:p>
+        </w:tc>
+      </w:tr>
+    </w:tbl>
+    <w:p>
+      <w:pPr>
         <w:pStyle w:val="Heading1"/>
         <w:keepNext/>
         <w:pageBreakBefore/>
@@ -47307,6 +48209,457 @@
                 <w:rFonts w:ascii="Calibri" w:cs="Calibri" w:eastAsia="Calibri" w:hAnsi="Calibri"/>
               </w:rPr>
               <w:t xml:space="preserve">Before submitting: Is my claim defensible? Do I have TWO specific pieces of evidence? Does my reasoning explain HOW the evidence proves the claim?</w:t>
+            </w:r>
+          </w:p>
+        </w:tc>
+      </w:tr>
+    </w:tbl>
+    <w:p>
+      <w:pPr>
+        <w:pStyle w:val="Heading2"/>
+        <w:keepNext/>
+        <w:pageBreakBefore/>
+        <w:spacing w:before="150" w:after="90"/>
+      </w:pPr>
+      <w:r>
+        <w:rPr>
+          <w:b/>
+          <w:bCs/>
+          <w:i w:val="false"/>
+          <w:iCs w:val="false"/>
+          <w:color w:val="1B2A4A"/>
+          <w:sz w:val="42"/>
+          <w:szCs w:val="42"/>
+          <w:caps w:val="false"/>
+          <w:rFonts w:ascii="Calibri" w:cs="Calibri" w:eastAsia="Calibri" w:hAnsi="Calibri"/>
+        </w:rPr>
+        <w:t xml:space="preserve">UDL Access, Choice &amp; Reflection — GC.30</w:t>
+      </w:r>
+    </w:p>
+    <w:tbl>
+      <w:tblPr>
+        <w:tblW w:type="dxa" w:w="9648"/>
+        <w:tblBorders>
+          <w:top w:val="single" w:color="auto" w:sz="4"/>
+          <w:left w:val="single" w:color="auto" w:sz="4"/>
+          <w:bottom w:val="single" w:color="auto" w:sz="4"/>
+          <w:right w:val="single" w:color="auto" w:sz="4"/>
+          <w:insideH w:val="single" w:color="auto" w:sz="4"/>
+          <w:insideV w:val="single" w:color="auto" w:sz="4"/>
+        </w:tblBorders>
+      </w:tblPr>
+      <w:tblGrid>
+        <w:gridCol w:w="9648"/>
+      </w:tblGrid>
+      <w:tr>
+        <w:tc>
+          <w:tcPr>
+            <w:tcW w:type="dxa" w:w="9648"/>
+            <w:tcBorders>
+              <w:top w:val="single" w:color="D9D5C8" w:sz="4"/>
+              <w:left w:val="single" w:color="D9D5C8" w:sz="4"/>
+              <w:bottom w:val="single" w:color="D9D5C8" w:sz="4"/>
+              <w:right w:val="single" w:color="D9D5C8" w:sz="4"/>
+            </w:tcBorders>
+            <w:shd w:fill="F7F5EF" w:color="auto" w:val="clear"/>
+            <w:tcMar>
+              <w:top w:type="dxa" w:w="55"/>
+              <w:left w:type="dxa" w:w="110"/>
+              <w:bottom w:type="dxa" w:w="55"/>
+              <w:right w:type="dxa" w:w="110"/>
+            </w:tcMar>
+          </w:tcPr>
+          <w:p>
+            <w:pPr>
+              <w:spacing w:after="60"/>
+            </w:pPr>
+            <w:r>
+              <w:rPr>
+                <w:b/>
+                <w:bCs/>
+                <w:i w:val="false"/>
+                <w:iCs w:val="false"/>
+                <w:color w:val="1B2A4A"/>
+                <w:sz w:val="32"/>
+                <w:szCs w:val="32"/>
+                <w:caps w:val="false"/>
+                <w:rFonts w:ascii="Calibri" w:cs="Calibri" w:eastAsia="Calibri" w:hAnsi="Calibri"/>
+              </w:rPr>
+              <w:t xml:space="preserve">UDL ACCESS &amp; MTSS SUPPORT (this standard)</w:t>
+            </w:r>
+          </w:p>
+          <w:p>
+            <w:pPr>
+              <w:spacing w:after="40"/>
+            </w:pPr>
+            <w:r>
+              <w:rPr>
+                <w:b w:val="false"/>
+                <w:bCs w:val="false"/>
+                <w:i w:val="false"/>
+                <w:iCs w:val="false"/>
+                <w:color w:val="1A1A1A"/>
+                <w:sz w:val="33"/>
+                <w:szCs w:val="33"/>
+                <w:caps w:val="false"/>
+                <w:rFonts w:ascii="Calibri" w:cs="Calibri" w:eastAsia="Calibri" w:hAnsi="Calibri"/>
+              </w:rPr>
+              <w:t xml:space="preserve">UDL 3.0 (CAST, 2024): read-aloud on request · key terms glossed (EN/ES) · respond in writing, speech, or a labeled diagram · large-print &amp; screen-reader friendly. Same learning target for everyone; supports vary the means, not the ceiling.</w:t>
+            </w:r>
+          </w:p>
+          <w:p>
+            <w:pPr>
+              <w:spacing w:after="40"/>
+            </w:pPr>
+            <w:r>
+              <w:rPr>
+                <w:b w:val="false"/>
+                <w:bCs w:val="false"/>
+                <w:i w:val="false"/>
+                <w:iCs w:val="false"/>
+                <w:color w:val="1A1A1A"/>
+                <w:sz w:val="33"/>
+                <w:szCs w:val="33"/>
+                <w:caps w:val="false"/>
+                <w:rFonts w:ascii="Calibri" w:cs="Calibri" w:eastAsia="Calibri" w:hAnsi="Calibri"/>
+              </w:rPr>
+              <w:t xml:space="preserve">MTSS: Tier 1 — this core lesson for all · Tier 2 — small-group reteach of this standard using its Cornell cues + graphic organizer, then re-check · Tier 3 — intensive 1:1 with concrete→representational→abstract scaffolding, progress-monitored to the same standard.</w:t>
+            </w:r>
+          </w:p>
+        </w:tc>
+      </w:tr>
+    </w:tbl>
+    <w:tbl>
+      <w:tblPr>
+        <w:tblW w:type="dxa" w:w="9648"/>
+        <w:tblBorders>
+          <w:top w:val="single" w:color="auto" w:sz="4"/>
+          <w:left w:val="single" w:color="auto" w:sz="4"/>
+          <w:bottom w:val="single" w:color="auto" w:sz="4"/>
+          <w:right w:val="single" w:color="auto" w:sz="4"/>
+          <w:insideH w:val="single" w:color="auto" w:sz="4"/>
+          <w:insideV w:val="single" w:color="auto" w:sz="4"/>
+        </w:tblBorders>
+      </w:tblPr>
+      <w:tblGrid>
+        <w:gridCol w:w="9648"/>
+      </w:tblGrid>
+      <w:tr>
+        <w:tc>
+          <w:tcPr>
+            <w:tcW w:type="dxa" w:w="9648"/>
+            <w:tcBorders>
+              <w:top w:val="single" w:color="D9D5C8" w:sz="4"/>
+              <w:left w:val="single" w:color="D9D5C8" w:sz="4"/>
+              <w:bottom w:val="single" w:color="D9D5C8" w:sz="4"/>
+              <w:right w:val="single" w:color="D9D5C8" w:sz="4"/>
+            </w:tcBorders>
+            <w:shd w:fill="F7F5EF" w:color="auto" w:val="clear"/>
+            <w:tcMar>
+              <w:top w:type="dxa" w:w="55"/>
+              <w:left w:type="dxa" w:w="110"/>
+              <w:bottom w:type="dxa" w:w="55"/>
+              <w:right w:type="dxa" w:w="110"/>
+            </w:tcMar>
+          </w:tcPr>
+          <w:p>
+            <w:pPr>
+              <w:spacing w:after="60"/>
+            </w:pPr>
+            <w:r>
+              <w:rPr>
+                <w:b/>
+                <w:bCs/>
+                <w:i w:val="false"/>
+                <w:iCs w:val="false"/>
+                <w:color w:val="1B2A4A"/>
+                <w:sz w:val="32"/>
+                <w:szCs w:val="32"/>
+                <w:caps w:val="false"/>
+                <w:rFonts w:ascii="Calibri" w:cs="Calibri" w:eastAsia="Calibri" w:hAnsi="Calibri"/>
+              </w:rPr>
+              <w:t xml:space="preserve">SHOW WHAT YOU KNOW — YOUR WAY (same CER rubric, same standard)</w:t>
+            </w:r>
+          </w:p>
+          <w:p>
+            <w:pPr>
+              <w:spacing w:after="40"/>
+            </w:pPr>
+            <w:r>
+              <w:rPr>
+                <w:b w:val="false"/>
+                <w:bCs w:val="false"/>
+                <w:i w:val="false"/>
+                <w:iCs w:val="false"/>
+                <w:color w:val="1A1A1A"/>
+                <w:sz w:val="33"/>
+                <w:szCs w:val="33"/>
+                <w:caps w:val="false"/>
+                <w:rFonts w:ascii="Calibri" w:cs="Calibri" w:eastAsia="Calibri" w:hAnsi="Calibri"/>
+              </w:rPr>
+              <w:t xml:space="preserve">Build your Claim–Evidence–Reasoning in whichever mode lets you think best — the standard and the CER rubric are identical for every mode; the mode changes how you SHOW it, never what you are held to:</w:t>
+            </w:r>
+          </w:p>
+          <w:p>
+            <w:pPr>
+              <w:spacing w:after="40"/>
+            </w:pPr>
+            <w:r>
+              <w:rPr>
+                <w:b w:val="false"/>
+                <w:bCs w:val="false"/>
+                <w:i w:val="false"/>
+                <w:iCs w:val="false"/>
+                <w:color w:val="1A1A1A"/>
+                <w:sz w:val="33"/>
+                <w:szCs w:val="33"/>
+                <w:caps w:val="false"/>
+                <w:rFonts w:ascii="Calibri" w:cs="Calibri" w:eastAsia="Calibri" w:hAnsi="Calibri"/>
+              </w:rPr>
+              <w:t xml:space="preserve">WRITE it  ·  SAY it aloud and record it (audio or video)  ·  DRAW and label a diagram that makes the argument  ·  BUILD a model or artifact and caption its claim, evidence, and reasoning.</w:t>
+            </w:r>
+          </w:p>
+          <w:p>
+            <w:pPr>
+              <w:spacing w:after="40"/>
+            </w:pPr>
+            <w:r>
+              <w:rPr>
+                <w:b w:val="false"/>
+                <w:bCs w:val="false"/>
+                <w:i w:val="false"/>
+                <w:iCs w:val="false"/>
+                <w:color w:val="1A1A1A"/>
+                <w:sz w:val="33"/>
+                <w:szCs w:val="33"/>
+                <w:caps w:val="false"/>
+                <w:rFonts w:ascii="Calibri" w:cs="Calibri" w:eastAsia="Calibri" w:hAnsi="Calibri"/>
+              </w:rPr>
+              <w:t xml:space="preserve">You may ask for a word processor, speech-to-text, a scribe, or a sentence/argument frame — these change how you produce, not the standard you meet.</w:t>
+            </w:r>
+          </w:p>
+        </w:tc>
+      </w:tr>
+    </w:tbl>
+    <w:tbl>
+      <w:tblPr>
+        <w:tblW w:type="dxa" w:w="9648"/>
+        <w:tblBorders>
+          <w:top w:val="single" w:color="auto" w:sz="4"/>
+          <w:left w:val="single" w:color="auto" w:sz="4"/>
+          <w:bottom w:val="single" w:color="auto" w:sz="4"/>
+          <w:right w:val="single" w:color="auto" w:sz="4"/>
+          <w:insideH w:val="single" w:color="auto" w:sz="4"/>
+          <w:insideV w:val="single" w:color="auto" w:sz="4"/>
+        </w:tblBorders>
+      </w:tblPr>
+      <w:tblGrid>
+        <w:gridCol w:w="9648"/>
+      </w:tblGrid>
+      <w:tr>
+        <w:tc>
+          <w:tcPr>
+            <w:tcW w:type="dxa" w:w="9648"/>
+            <w:tcBorders>
+              <w:top w:val="single" w:color="D9D5C8" w:sz="4"/>
+              <w:left w:val="single" w:color="D9D5C8" w:sz="4"/>
+              <w:bottom w:val="single" w:color="D9D5C8" w:sz="4"/>
+              <w:right w:val="single" w:color="D9D5C8" w:sz="4"/>
+            </w:tcBorders>
+            <w:shd w:fill="F7F5EF" w:color="auto" w:val="clear"/>
+            <w:tcMar>
+              <w:top w:type="dxa" w:w="55"/>
+              <w:left w:type="dxa" w:w="110"/>
+              <w:bottom w:type="dxa" w:w="55"/>
+              <w:right w:type="dxa" w:w="110"/>
+            </w:tcMar>
+          </w:tcPr>
+          <w:p>
+            <w:pPr>
+              <w:spacing w:after="60"/>
+            </w:pPr>
+            <w:r>
+              <w:rPr>
+                <w:b/>
+                <w:bCs/>
+                <w:i w:val="false"/>
+                <w:iCs w:val="false"/>
+                <w:color w:val="1B2A4A"/>
+                <w:sz w:val="32"/>
+                <w:szCs w:val="32"/>
+                <w:caps w:val="false"/>
+                <w:rFonts w:ascii="Calibri" w:cs="Calibri" w:eastAsia="Calibri" w:hAnsi="Calibri"/>
+              </w:rPr>
+              <w:t xml:space="preserve">CHOICE &amp; VOICE — you decide how to go deeper (pick ONE)</w:t>
+            </w:r>
+          </w:p>
+          <w:p>
+            <w:pPr>
+              <w:spacing w:after="40"/>
+            </w:pPr>
+            <w:r>
+              <w:rPr>
+                <w:b w:val="false"/>
+                <w:bCs w:val="false"/>
+                <w:i w:val="false"/>
+                <w:iCs w:val="false"/>
+                <w:color w:val="1A1A1A"/>
+                <w:sz w:val="33"/>
+                <w:szCs w:val="33"/>
+                <w:caps w:val="false"/>
+                <w:rFonts w:ascii="Calibri" w:cs="Calibri" w:eastAsia="Calibri" w:hAnsi="Calibri"/>
+              </w:rPr>
+              <w:t xml:space="preserve">You choose your path to show this standard — every option meets the same target:</w:t>
+            </w:r>
+          </w:p>
+          <w:p>
+            <w:pPr>
+              <w:spacing w:after="40"/>
+            </w:pPr>
+            <w:r>
+              <w:rPr>
+                <w:b w:val="false"/>
+                <w:bCs w:val="false"/>
+                <w:i w:val="false"/>
+                <w:iCs w:val="false"/>
+                <w:color w:val="1A1A1A"/>
+                <w:sz w:val="33"/>
+                <w:szCs w:val="33"/>
+                <w:caps w:val="false"/>
+                <w:rFonts w:ascii="Calibri" w:cs="Calibri" w:eastAsia="Calibri" w:hAnsi="Calibri"/>
+              </w:rPr>
+              <w:t xml:space="preserve">DEFEND a term: pick the vocabulary word that matters most and argue why in 2–3 sentences.  ·  CONNECT it: pick a current event, your community, or your own life and explain how this standard shows up there.  ·  TAKE A SIDE: pick one debatable question and argue your position with evidence.</w:t>
+            </w:r>
+          </w:p>
+          <w:p>
+            <w:pPr>
+              <w:spacing w:after="40"/>
+            </w:pPr>
+            <w:r>
+              <w:rPr>
+                <w:b w:val="false"/>
+                <w:bCs w:val="false"/>
+                <w:i w:val="false"/>
+                <w:iCs w:val="false"/>
+                <w:color w:val="1A1A1A"/>
+                <w:sz w:val="33"/>
+                <w:szCs w:val="33"/>
+                <w:caps w:val="false"/>
+                <w:rFonts w:ascii="Calibri" w:cs="Calibri" w:eastAsia="Calibri" w:hAnsi="Calibri"/>
+              </w:rPr>
+              <w:t xml:space="preserve">Your pick is yours — bring what matters to you into the work.</w:t>
+            </w:r>
+          </w:p>
+        </w:tc>
+      </w:tr>
+    </w:tbl>
+    <w:tbl>
+      <w:tblPr>
+        <w:tblW w:type="dxa" w:w="9648"/>
+        <w:tblBorders>
+          <w:top w:val="single" w:color="auto" w:sz="4"/>
+          <w:left w:val="single" w:color="auto" w:sz="4"/>
+          <w:bottom w:val="single" w:color="auto" w:sz="4"/>
+          <w:right w:val="single" w:color="auto" w:sz="4"/>
+          <w:insideH w:val="single" w:color="auto" w:sz="4"/>
+          <w:insideV w:val="single" w:color="auto" w:sz="4"/>
+        </w:tblBorders>
+      </w:tblPr>
+      <w:tblGrid>
+        <w:gridCol w:w="9648"/>
+      </w:tblGrid>
+      <w:tr>
+        <w:tc>
+          <w:tcPr>
+            <w:tcW w:type="dxa" w:w="9648"/>
+            <w:tcBorders>
+              <w:top w:val="single" w:color="D9D5C8" w:sz="4"/>
+              <w:left w:val="single" w:color="D9D5C8" w:sz="4"/>
+              <w:bottom w:val="single" w:color="D9D5C8" w:sz="4"/>
+              <w:right w:val="single" w:color="D9D5C8" w:sz="4"/>
+            </w:tcBorders>
+            <w:shd w:fill="F7F5EF" w:color="auto" w:val="clear"/>
+            <w:tcMar>
+              <w:top w:type="dxa" w:w="55"/>
+              <w:left w:type="dxa" w:w="110"/>
+              <w:bottom w:type="dxa" w:w="55"/>
+              <w:right w:type="dxa" w:w="110"/>
+            </w:tcMar>
+          </w:tcPr>
+          <w:p>
+            <w:pPr>
+              <w:spacing w:after="60"/>
+            </w:pPr>
+            <w:r>
+              <w:rPr>
+                <w:b/>
+                <w:bCs/>
+                <w:i w:val="false"/>
+                <w:iCs w:val="false"/>
+                <w:color w:val="1B2A4A"/>
+                <w:sz w:val="32"/>
+                <w:szCs w:val="32"/>
+                <w:caps w:val="false"/>
+                <w:rFonts w:ascii="Calibri" w:cs="Calibri" w:eastAsia="Calibri" w:hAnsi="Calibri"/>
+              </w:rPr>
+              <w:t xml:space="preserve">REFLECT &amp; CONNECT — how your thinking grew, and whose view you weighed</w:t>
+            </w:r>
+          </w:p>
+          <w:p>
+            <w:pPr>
+              <w:spacing w:after="40"/>
+            </w:pPr>
+            <w:r>
+              <w:rPr>
+                <w:b w:val="false"/>
+                <w:bCs w:val="false"/>
+                <w:i w:val="false"/>
+                <w:iCs w:val="false"/>
+                <w:color w:val="1A1A1A"/>
+                <w:sz w:val="33"/>
+                <w:szCs w:val="33"/>
+                <w:caps w:val="false"/>
+                <w:rFonts w:ascii="Calibri" w:cs="Calibri" w:eastAsia="Calibri" w:hAnsi="Calibri"/>
+              </w:rPr>
+              <w:t xml:space="preserve">Reflect (self-awareness): What did you believe about this topic BEFORE, and what changed AFTER? Name one thing to revisit.</w:t>
+            </w:r>
+          </w:p>
+          <w:p>
+            <w:pPr>
+              <w:spacing w:after="40"/>
+            </w:pPr>
+            <w:r>
+              <w:rPr>
+                <w:b w:val="false"/>
+                <w:bCs w:val="false"/>
+                <w:i w:val="false"/>
+                <w:iCs w:val="false"/>
+                <w:color w:val="1A1A1A"/>
+                <w:sz w:val="33"/>
+                <w:szCs w:val="33"/>
+                <w:caps w:val="false"/>
+                <w:rFonts w:ascii="Calibri" w:cs="Calibri" w:eastAsia="Calibri" w:hAnsi="Calibri"/>
+              </w:rPr>
+              <w:t xml:space="preserve">Consider another view (empathy): Name one person or group who might see this standard differently than you; state their view fairly in one sentence — even if you disagree.</w:t>
+            </w:r>
+          </w:p>
+          <w:p>
+            <w:pPr>
+              <w:spacing w:after="40"/>
+            </w:pPr>
+            <w:r>
+              <w:rPr>
+                <w:b w:val="false"/>
+                <w:bCs w:val="false"/>
+                <w:i w:val="false"/>
+                <w:iCs w:val="false"/>
+                <w:color w:val="1A1A1A"/>
+                <w:sz w:val="33"/>
+                <w:szCs w:val="33"/>
+                <w:caps w:val="false"/>
+                <w:rFonts w:ascii="Calibri" w:cs="Calibri" w:eastAsia="Calibri" w:hAnsi="Calibri"/>
+              </w:rPr>
+              <w:t xml:space="preserve">Norm (restorative): we critique ideas, not people; we assume good faith; we make room for every voice.</w:t>
             </w:r>
           </w:p>
         </w:tc>

--- a/courses/foundations-constitutional-government/BUILD/unit7/deliverables/Unit7_Student_Workbook_CourseStandard_LargePrint.docx
+++ b/courses/foundations-constitutional-government/BUILD/unit7/deliverables/Unit7_Student_Workbook_CourseStandard_LargePrint.docx
@@ -8172,8 +8172,8 @@
         </w:tblBorders>
       </w:tblPr>
       <w:tblGrid>
-        <w:gridCol w:w="3050"/>
-        <w:gridCol w:w="6598"/>
+        <w:gridCol w:w="2600"/>
+        <w:gridCol w:w="7048"/>
       </w:tblGrid>
       <w:tr>
         <w:trPr>
@@ -8181,7 +8181,7 @@
         </w:trPr>
         <w:tc>
           <w:tcPr>
-            <w:tcW w:type="dxa" w:w="3050"/>
+            <w:tcW w:type="dxa" w:w="2600"/>
             <w:tcBorders>
               <w:top w:val="single" w:color="D9D5C8" w:sz="4"/>
               <w:left w:val="single" w:color="D9D5C8" w:sz="4"/>
@@ -8212,13 +8212,13 @@
                 <w:caps w:val="false"/>
                 <w:rFonts w:ascii="Calibri" w:cs="Calibri" w:eastAsia="Calibri" w:hAnsi="Calibri"/>
               </w:rPr>
-              <w:t xml:space="preserve">Cues (tied to your learning targets)</w:t>
-            </w:r>
-          </w:p>
-        </w:tc>
-        <w:tc>
-          <w:tcPr>
-            <w:tcW w:type="dxa" w:w="6598"/>
+              <w:t xml:space="preserve">Cue Column — questions &amp; key terms</w:t>
+            </w:r>
+          </w:p>
+        </w:tc>
+        <w:tc>
+          <w:tcPr>
+            <w:tcW w:type="dxa" w:w="7048"/>
             <w:tcBorders>
               <w:top w:val="single" w:color="D9D5C8" w:sz="4"/>
               <w:left w:val="single" w:color="D9D5C8" w:sz="4"/>
@@ -8249,7 +8249,7 @@
                 <w:caps w:val="false"/>
                 <w:rFonts w:ascii="Calibri" w:cs="Calibri" w:eastAsia="Calibri" w:hAnsi="Calibri"/>
               </w:rPr>
-              <w:t xml:space="preserve">My notes</w:t>
+              <w:t xml:space="preserve">Note-Taking Column — write your notes here</w:t>
             </w:r>
           </w:p>
         </w:tc>
@@ -8257,7 +8257,7 @@
       <w:tr>
         <w:tc>
           <w:tcPr>
-            <w:tcW w:type="dxa" w:w="3050"/>
+            <w:tcW w:type="dxa" w:w="2600"/>
             <w:tcBorders>
               <w:top w:val="single" w:color="D9D5C8" w:sz="4"/>
               <w:left w:val="single" w:color="D9D5C8" w:sz="4"/>
@@ -8293,7 +8293,7 @@
         </w:tc>
         <w:tc>
           <w:tcPr>
-            <w:tcW w:type="dxa" w:w="6598"/>
+            <w:tcW w:type="dxa" w:w="7048"/>
             <w:tcBorders>
               <w:top w:val="single" w:color="D9D5C8" w:sz="4"/>
               <w:left w:val="single" w:color="D9D5C8" w:sz="4"/>
@@ -8493,61 +8493,25 @@
               <w:t xml:space="preserve"> </w:t>
             </w:r>
           </w:p>
-        </w:tc>
-      </w:tr>
-      <w:tr>
-        <w:tc>
-          <w:tcPr>
-            <w:tcW w:type="dxa" w:w="3050"/>
-            <w:tcBorders>
-              <w:top w:val="single" w:color="D9D5C8" w:sz="4"/>
-              <w:left w:val="single" w:color="D9D5C8" w:sz="4"/>
-              <w:bottom w:val="single" w:color="D9D5C8" w:sz="4"/>
-              <w:right w:val="single" w:color="D9D5C8" w:sz="4"/>
-            </w:tcBorders>
-            <w:tcMar>
-              <w:top w:type="dxa" w:w="55"/>
-              <w:left w:type="dxa" w:w="110"/>
-              <w:bottom w:type="dxa" w:w="55"/>
-              <w:right w:type="dxa" w:w="110"/>
-            </w:tcMar>
-          </w:tcPr>
-          <w:p>
-            <w:pPr>
-              <w:spacing w:after="0"/>
-            </w:pPr>
-            <w:r>
-              <w:rPr>
-                <w:b/>
-                <w:bCs/>
-                <w:i w:val="false"/>
-                <w:iCs w:val="false"/>
-                <w:color w:val="1A1A1A"/>
-                <w:sz w:val="30"/>
-                <w:szCs w:val="30"/>
-                <w:caps w:val="false"/>
-                <w:rFonts w:ascii="Calibri" w:cs="Calibri" w:eastAsia="Calibri" w:hAnsi="Calibri"/>
-              </w:rPr>
-              <w:t xml:space="preserve">One Tennessee source that supports it?</w:t>
-            </w:r>
-          </w:p>
-        </w:tc>
-        <w:tc>
-          <w:tcPr>
-            <w:tcW w:type="dxa" w:w="6598"/>
-            <w:tcBorders>
-              <w:top w:val="single" w:color="D9D5C8" w:sz="4"/>
-              <w:left w:val="single" w:color="D9D5C8" w:sz="4"/>
-              <w:bottom w:val="single" w:color="D9D5C8" w:sz="4"/>
-              <w:right w:val="single" w:color="D9D5C8" w:sz="4"/>
-            </w:tcBorders>
-            <w:tcMar>
-              <w:top w:type="dxa" w:w="55"/>
-              <w:left w:type="dxa" w:w="110"/>
-              <w:bottom w:type="dxa" w:w="55"/>
-              <w:right w:type="dxa" w:w="110"/>
-            </w:tcMar>
-          </w:tcPr>
+          <w:p>
+            <w:pPr>
+              <w:spacing w:before="0" w:after="0" w:line="70" w:lineRule="exact"/>
+            </w:pPr>
+            <w:r>
+              <w:rPr>
+                <w:b w:val="false"/>
+                <w:bCs w:val="false"/>
+                <w:i w:val="false"/>
+                <w:iCs w:val="false"/>
+                <w:color w:val="1A1A1A"/>
+                <w:sz w:val="3"/>
+                <w:szCs w:val="3"/>
+                <w:caps w:val="false"/>
+                <w:rFonts w:ascii="Calibri" w:cs="Calibri" w:eastAsia="Calibri" w:hAnsi="Calibri"/>
+              </w:rPr>
+              <w:t xml:space="preserve"> </w:t>
+            </w:r>
+          </w:p>
           <w:p>
             <w:pPr>
               <w:pBdr>
@@ -8652,25 +8616,61 @@
               <w:t xml:space="preserve"> </w:t>
             </w:r>
           </w:p>
-          <w:p>
-            <w:pPr>
-              <w:spacing w:before="0" w:after="0" w:line="70" w:lineRule="exact"/>
-            </w:pPr>
-            <w:r>
-              <w:rPr>
-                <w:b w:val="false"/>
-                <w:bCs w:val="false"/>
-                <w:i w:val="false"/>
-                <w:iCs w:val="false"/>
-                <w:color w:val="1A1A1A"/>
-                <w:sz w:val="3"/>
-                <w:szCs w:val="3"/>
-                <w:caps w:val="false"/>
-                <w:rFonts w:ascii="Calibri" w:cs="Calibri" w:eastAsia="Calibri" w:hAnsi="Calibri"/>
-              </w:rPr>
-              <w:t xml:space="preserve"> </w:t>
-            </w:r>
-          </w:p>
+        </w:tc>
+      </w:tr>
+      <w:tr>
+        <w:tc>
+          <w:tcPr>
+            <w:tcW w:type="dxa" w:w="2600"/>
+            <w:tcBorders>
+              <w:top w:val="single" w:color="D9D5C8" w:sz="4"/>
+              <w:left w:val="single" w:color="D9D5C8" w:sz="4"/>
+              <w:bottom w:val="single" w:color="D9D5C8" w:sz="4"/>
+              <w:right w:val="single" w:color="D9D5C8" w:sz="4"/>
+            </w:tcBorders>
+            <w:tcMar>
+              <w:top w:type="dxa" w:w="55"/>
+              <w:left w:type="dxa" w:w="110"/>
+              <w:bottom w:type="dxa" w:w="55"/>
+              <w:right w:type="dxa" w:w="110"/>
+            </w:tcMar>
+          </w:tcPr>
+          <w:p>
+            <w:pPr>
+              <w:spacing w:after="0"/>
+            </w:pPr>
+            <w:r>
+              <w:rPr>
+                <w:b/>
+                <w:bCs/>
+                <w:i w:val="false"/>
+                <w:iCs w:val="false"/>
+                <w:color w:val="1A1A1A"/>
+                <w:sz w:val="30"/>
+                <w:szCs w:val="30"/>
+                <w:caps w:val="false"/>
+                <w:rFonts w:ascii="Calibri" w:cs="Calibri" w:eastAsia="Calibri" w:hAnsi="Calibri"/>
+              </w:rPr>
+              <w:t xml:space="preserve">One Tennessee source that supports it?</w:t>
+            </w:r>
+          </w:p>
+        </w:tc>
+        <w:tc>
+          <w:tcPr>
+            <w:tcW w:type="dxa" w:w="7048"/>
+            <w:tcBorders>
+              <w:top w:val="single" w:color="D9D5C8" w:sz="4"/>
+              <w:left w:val="single" w:color="D9D5C8" w:sz="4"/>
+              <w:bottom w:val="single" w:color="D9D5C8" w:sz="4"/>
+              <w:right w:val="single" w:color="D9D5C8" w:sz="4"/>
+            </w:tcBorders>
+            <w:tcMar>
+              <w:top w:type="dxa" w:w="55"/>
+              <w:left w:type="dxa" w:w="110"/>
+              <w:bottom w:type="dxa" w:w="55"/>
+              <w:right w:type="dxa" w:w="110"/>
+            </w:tcMar>
+          </w:tcPr>
           <w:p>
             <w:pPr>
               <w:pBdr>
@@ -8734,61 +8734,25 @@
               <w:t xml:space="preserve"> </w:t>
             </w:r>
           </w:p>
-        </w:tc>
-      </w:tr>
-      <w:tr>
-        <w:tc>
-          <w:tcPr>
-            <w:tcW w:type="dxa" w:w="3050"/>
-            <w:tcBorders>
-              <w:top w:val="single" w:color="D9D5C8" w:sz="4"/>
-              <w:left w:val="single" w:color="D9D5C8" w:sz="4"/>
-              <w:bottom w:val="single" w:color="D9D5C8" w:sz="4"/>
-              <w:right w:val="single" w:color="D9D5C8" w:sz="4"/>
-            </w:tcBorders>
-            <w:tcMar>
-              <w:top w:type="dxa" w:w="55"/>
-              <w:left w:type="dxa" w:w="110"/>
-              <w:bottom w:type="dxa" w:w="55"/>
-              <w:right w:type="dxa" w:w="110"/>
-            </w:tcMar>
-          </w:tcPr>
-          <w:p>
-            <w:pPr>
-              <w:spacing w:after="0"/>
-            </w:pPr>
-            <w:r>
-              <w:rPr>
-                <w:b/>
-                <w:bCs/>
-                <w:i w:val="false"/>
-                <w:iCs w:val="false"/>
-                <w:color w:val="1A1A1A"/>
-                <w:sz w:val="30"/>
-                <w:szCs w:val="30"/>
-                <w:caps w:val="false"/>
-                <w:rFonts w:ascii="Calibri" w:cs="Calibri" w:eastAsia="Calibri" w:hAnsi="Calibri"/>
-              </w:rPr>
-              <w:t xml:space="preserve">One real situation it applies to where you live?</w:t>
-            </w:r>
-          </w:p>
-        </w:tc>
-        <w:tc>
-          <w:tcPr>
-            <w:tcW w:type="dxa" w:w="6598"/>
-            <w:tcBorders>
-              <w:top w:val="single" w:color="D9D5C8" w:sz="4"/>
-              <w:left w:val="single" w:color="D9D5C8" w:sz="4"/>
-              <w:bottom w:val="single" w:color="D9D5C8" w:sz="4"/>
-              <w:right w:val="single" w:color="D9D5C8" w:sz="4"/>
-            </w:tcBorders>
-            <w:tcMar>
-              <w:top w:type="dxa" w:w="55"/>
-              <w:left w:type="dxa" w:w="110"/>
-              <w:bottom w:type="dxa" w:w="55"/>
-              <w:right w:type="dxa" w:w="110"/>
-            </w:tcMar>
-          </w:tcPr>
+          <w:p>
+            <w:pPr>
+              <w:spacing w:before="0" w:after="0" w:line="70" w:lineRule="exact"/>
+            </w:pPr>
+            <w:r>
+              <w:rPr>
+                <w:b w:val="false"/>
+                <w:bCs w:val="false"/>
+                <w:i w:val="false"/>
+                <w:iCs w:val="false"/>
+                <w:color w:val="1A1A1A"/>
+                <w:sz w:val="3"/>
+                <w:szCs w:val="3"/>
+                <w:caps w:val="false"/>
+                <w:rFonts w:ascii="Calibri" w:cs="Calibri" w:eastAsia="Calibri" w:hAnsi="Calibri"/>
+              </w:rPr>
+              <w:t xml:space="preserve"> </w:t>
+            </w:r>
+          </w:p>
           <w:p>
             <w:pPr>
               <w:pBdr>
@@ -8975,61 +8939,25 @@
               <w:t xml:space="preserve"> </w:t>
             </w:r>
           </w:p>
-        </w:tc>
-      </w:tr>
-      <w:tr>
-        <w:tc>
-          <w:tcPr>
-            <w:tcW w:type="dxa" w:w="3050"/>
-            <w:tcBorders>
-              <w:top w:val="single" w:color="D9D5C8" w:sz="4"/>
-              <w:left w:val="single" w:color="D9D5C8" w:sz="4"/>
-              <w:bottom w:val="single" w:color="D9D5C8" w:sz="4"/>
-              <w:right w:val="single" w:color="D9D5C8" w:sz="4"/>
-            </w:tcBorders>
-            <w:tcMar>
-              <w:top w:type="dxa" w:w="55"/>
-              <w:left w:type="dxa" w:w="110"/>
-              <w:bottom w:type="dxa" w:w="55"/>
-              <w:right w:type="dxa" w:w="110"/>
-            </w:tcMar>
-          </w:tcPr>
-          <w:p>
-            <w:pPr>
-              <w:spacing w:after="0"/>
-            </w:pPr>
-            <w:r>
-              <w:rPr>
-                <w:b/>
-                <w:bCs/>
-                <w:i w:val="false"/>
-                <w:iCs w:val="false"/>
-                <w:color w:val="1A1A1A"/>
-                <w:sz w:val="30"/>
-                <w:szCs w:val="30"/>
-                <w:caps w:val="false"/>
-                <w:rFonts w:ascii="Calibri" w:cs="Calibri" w:eastAsia="Calibri" w:hAnsi="Calibri"/>
-              </w:rPr>
-              <w:t xml:space="preserve">Key terms →</w:t>
-            </w:r>
-          </w:p>
-        </w:tc>
-        <w:tc>
-          <w:tcPr>
-            <w:tcW w:type="dxa" w:w="6598"/>
-            <w:tcBorders>
-              <w:top w:val="single" w:color="D9D5C8" w:sz="4"/>
-              <w:left w:val="single" w:color="D9D5C8" w:sz="4"/>
-              <w:bottom w:val="single" w:color="D9D5C8" w:sz="4"/>
-              <w:right w:val="single" w:color="D9D5C8" w:sz="4"/>
-            </w:tcBorders>
-            <w:tcMar>
-              <w:top w:type="dxa" w:w="55"/>
-              <w:left w:type="dxa" w:w="110"/>
-              <w:bottom w:type="dxa" w:w="55"/>
-              <w:right w:type="dxa" w:w="110"/>
-            </w:tcMar>
-          </w:tcPr>
+          <w:p>
+            <w:pPr>
+              <w:spacing w:before="0" w:after="0" w:line="70" w:lineRule="exact"/>
+            </w:pPr>
+            <w:r>
+              <w:rPr>
+                <w:b w:val="false"/>
+                <w:bCs w:val="false"/>
+                <w:i w:val="false"/>
+                <w:iCs w:val="false"/>
+                <w:color w:val="1A1A1A"/>
+                <w:sz w:val="3"/>
+                <w:szCs w:val="3"/>
+                <w:caps w:val="false"/>
+                <w:rFonts w:ascii="Calibri" w:cs="Calibri" w:eastAsia="Calibri" w:hAnsi="Calibri"/>
+              </w:rPr>
+              <w:t xml:space="preserve"> </w:t>
+            </w:r>
+          </w:p>
           <w:p>
             <w:pPr>
               <w:pBdr>
@@ -9052,25 +8980,61 @@
               <w:t xml:space="preserve"> </w:t>
             </w:r>
           </w:p>
-          <w:p>
-            <w:pPr>
-              <w:spacing w:before="0" w:after="0" w:line="70" w:lineRule="exact"/>
-            </w:pPr>
-            <w:r>
-              <w:rPr>
-                <w:b w:val="false"/>
-                <w:bCs w:val="false"/>
-                <w:i w:val="false"/>
-                <w:iCs w:val="false"/>
-                <w:color w:val="1A1A1A"/>
-                <w:sz w:val="3"/>
-                <w:szCs w:val="3"/>
-                <w:caps w:val="false"/>
-                <w:rFonts w:ascii="Calibri" w:cs="Calibri" w:eastAsia="Calibri" w:hAnsi="Calibri"/>
-              </w:rPr>
-              <w:t xml:space="preserve"> </w:t>
-            </w:r>
-          </w:p>
+        </w:tc>
+      </w:tr>
+      <w:tr>
+        <w:tc>
+          <w:tcPr>
+            <w:tcW w:type="dxa" w:w="2600"/>
+            <w:tcBorders>
+              <w:top w:val="single" w:color="D9D5C8" w:sz="4"/>
+              <w:left w:val="single" w:color="D9D5C8" w:sz="4"/>
+              <w:bottom w:val="single" w:color="D9D5C8" w:sz="4"/>
+              <w:right w:val="single" w:color="D9D5C8" w:sz="4"/>
+            </w:tcBorders>
+            <w:tcMar>
+              <w:top w:type="dxa" w:w="55"/>
+              <w:left w:type="dxa" w:w="110"/>
+              <w:bottom w:type="dxa" w:w="55"/>
+              <w:right w:type="dxa" w:w="110"/>
+            </w:tcMar>
+          </w:tcPr>
+          <w:p>
+            <w:pPr>
+              <w:spacing w:after="0"/>
+            </w:pPr>
+            <w:r>
+              <w:rPr>
+                <w:b/>
+                <w:bCs/>
+                <w:i w:val="false"/>
+                <w:iCs w:val="false"/>
+                <w:color w:val="1A1A1A"/>
+                <w:sz w:val="30"/>
+                <w:szCs w:val="30"/>
+                <w:caps w:val="false"/>
+                <w:rFonts w:ascii="Calibri" w:cs="Calibri" w:eastAsia="Calibri" w:hAnsi="Calibri"/>
+              </w:rPr>
+              <w:t xml:space="preserve">One real situation it applies to where you live?</w:t>
+            </w:r>
+          </w:p>
+        </w:tc>
+        <w:tc>
+          <w:tcPr>
+            <w:tcW w:type="dxa" w:w="7048"/>
+            <w:tcBorders>
+              <w:top w:val="single" w:color="D9D5C8" w:sz="4"/>
+              <w:left w:val="single" w:color="D9D5C8" w:sz="4"/>
+              <w:bottom w:val="single" w:color="D9D5C8" w:sz="4"/>
+              <w:right w:val="single" w:color="D9D5C8" w:sz="4"/>
+            </w:tcBorders>
+            <w:tcMar>
+              <w:top w:type="dxa" w:w="55"/>
+              <w:left w:type="dxa" w:w="110"/>
+              <w:bottom w:type="dxa" w:w="55"/>
+              <w:right w:type="dxa" w:w="110"/>
+            </w:tcMar>
+          </w:tcPr>
           <w:p>
             <w:pPr>
               <w:pBdr>
@@ -9216,9 +9180,947 @@
               <w:t xml:space="preserve"> </w:t>
             </w:r>
           </w:p>
+          <w:p>
+            <w:pPr>
+              <w:spacing w:before="0" w:after="0" w:line="70" w:lineRule="exact"/>
+            </w:pPr>
+            <w:r>
+              <w:rPr>
+                <w:b w:val="false"/>
+                <w:bCs w:val="false"/>
+                <w:i w:val="false"/>
+                <w:iCs w:val="false"/>
+                <w:color w:val="1A1A1A"/>
+                <w:sz w:val="3"/>
+                <w:szCs w:val="3"/>
+                <w:caps w:val="false"/>
+                <w:rFonts w:ascii="Calibri" w:cs="Calibri" w:eastAsia="Calibri" w:hAnsi="Calibri"/>
+              </w:rPr>
+              <w:t xml:space="preserve"> </w:t>
+            </w:r>
+          </w:p>
+          <w:p>
+            <w:pPr>
+              <w:pBdr>
+                <w:bottom w:val="single" w:color="C9C4B5" w:sz="4" w:space="3"/>
+              </w:pBdr>
+              <w:spacing w:before="0" w:after="0" w:line="255" w:lineRule="auto"/>
+            </w:pPr>
+            <w:r>
+              <w:rPr>
+                <w:b w:val="false"/>
+                <w:bCs w:val="false"/>
+                <w:i w:val="false"/>
+                <w:iCs w:val="false"/>
+                <w:color w:val="1A1A1A"/>
+                <w:sz w:val="24"/>
+                <w:szCs w:val="24"/>
+                <w:caps w:val="false"/>
+                <w:rFonts w:ascii="Calibri" w:cs="Calibri" w:eastAsia="Calibri" w:hAnsi="Calibri"/>
+              </w:rPr>
+              <w:t xml:space="preserve"> </w:t>
+            </w:r>
+          </w:p>
+          <w:p>
+            <w:pPr>
+              <w:spacing w:before="0" w:after="0" w:line="70" w:lineRule="exact"/>
+            </w:pPr>
+            <w:r>
+              <w:rPr>
+                <w:b w:val="false"/>
+                <w:bCs w:val="false"/>
+                <w:i w:val="false"/>
+                <w:iCs w:val="false"/>
+                <w:color w:val="1A1A1A"/>
+                <w:sz w:val="3"/>
+                <w:szCs w:val="3"/>
+                <w:caps w:val="false"/>
+                <w:rFonts w:ascii="Calibri" w:cs="Calibri" w:eastAsia="Calibri" w:hAnsi="Calibri"/>
+              </w:rPr>
+              <w:t xml:space="preserve"> </w:t>
+            </w:r>
+          </w:p>
+          <w:p>
+            <w:pPr>
+              <w:pBdr>
+                <w:bottom w:val="single" w:color="C9C4B5" w:sz="4" w:space="3"/>
+              </w:pBdr>
+              <w:spacing w:before="0" w:after="0" w:line="255" w:lineRule="auto"/>
+            </w:pPr>
+            <w:r>
+              <w:rPr>
+                <w:b w:val="false"/>
+                <w:bCs w:val="false"/>
+                <w:i w:val="false"/>
+                <w:iCs w:val="false"/>
+                <w:color w:val="1A1A1A"/>
+                <w:sz w:val="24"/>
+                <w:szCs w:val="24"/>
+                <w:caps w:val="false"/>
+                <w:rFonts w:ascii="Calibri" w:cs="Calibri" w:eastAsia="Calibri" w:hAnsi="Calibri"/>
+              </w:rPr>
+              <w:t xml:space="preserve"> </w:t>
+            </w:r>
+          </w:p>
+          <w:p>
+            <w:pPr>
+              <w:spacing w:before="0" w:after="0" w:line="70" w:lineRule="exact"/>
+            </w:pPr>
+            <w:r>
+              <w:rPr>
+                <w:b w:val="false"/>
+                <w:bCs w:val="false"/>
+                <w:i w:val="false"/>
+                <w:iCs w:val="false"/>
+                <w:color w:val="1A1A1A"/>
+                <w:sz w:val="3"/>
+                <w:szCs w:val="3"/>
+                <w:caps w:val="false"/>
+                <w:rFonts w:ascii="Calibri" w:cs="Calibri" w:eastAsia="Calibri" w:hAnsi="Calibri"/>
+              </w:rPr>
+              <w:t xml:space="preserve"> </w:t>
+            </w:r>
+          </w:p>
+          <w:p>
+            <w:pPr>
+              <w:pBdr>
+                <w:bottom w:val="single" w:color="C9C4B5" w:sz="4" w:space="3"/>
+              </w:pBdr>
+              <w:spacing w:before="0" w:after="0" w:line="255" w:lineRule="auto"/>
+            </w:pPr>
+            <w:r>
+              <w:rPr>
+                <w:b w:val="false"/>
+                <w:bCs w:val="false"/>
+                <w:i w:val="false"/>
+                <w:iCs w:val="false"/>
+                <w:color w:val="1A1A1A"/>
+                <w:sz w:val="24"/>
+                <w:szCs w:val="24"/>
+                <w:caps w:val="false"/>
+                <w:rFonts w:ascii="Calibri" w:cs="Calibri" w:eastAsia="Calibri" w:hAnsi="Calibri"/>
+              </w:rPr>
+              <w:t xml:space="preserve"> </w:t>
+            </w:r>
+          </w:p>
+          <w:p>
+            <w:pPr>
+              <w:spacing w:before="0" w:after="0" w:line="70" w:lineRule="exact"/>
+            </w:pPr>
+            <w:r>
+              <w:rPr>
+                <w:b w:val="false"/>
+                <w:bCs w:val="false"/>
+                <w:i w:val="false"/>
+                <w:iCs w:val="false"/>
+                <w:color w:val="1A1A1A"/>
+                <w:sz w:val="3"/>
+                <w:szCs w:val="3"/>
+                <w:caps w:val="false"/>
+                <w:rFonts w:ascii="Calibri" w:cs="Calibri" w:eastAsia="Calibri" w:hAnsi="Calibri"/>
+              </w:rPr>
+              <w:t xml:space="preserve"> </w:t>
+            </w:r>
+          </w:p>
+          <w:p>
+            <w:pPr>
+              <w:pBdr>
+                <w:bottom w:val="single" w:color="C9C4B5" w:sz="4" w:space="3"/>
+              </w:pBdr>
+              <w:spacing w:before="0" w:after="0" w:line="255" w:lineRule="auto"/>
+            </w:pPr>
+            <w:r>
+              <w:rPr>
+                <w:b w:val="false"/>
+                <w:bCs w:val="false"/>
+                <w:i w:val="false"/>
+                <w:iCs w:val="false"/>
+                <w:color w:val="1A1A1A"/>
+                <w:sz w:val="24"/>
+                <w:szCs w:val="24"/>
+                <w:caps w:val="false"/>
+                <w:rFonts w:ascii="Calibri" w:cs="Calibri" w:eastAsia="Calibri" w:hAnsi="Calibri"/>
+              </w:rPr>
+              <w:t xml:space="preserve"> </w:t>
+            </w:r>
+          </w:p>
+        </w:tc>
+      </w:tr>
+      <w:tr>
+        <w:tc>
+          <w:tcPr>
+            <w:tcW w:type="dxa" w:w="2600"/>
+            <w:tcBorders>
+              <w:top w:val="single" w:color="D9D5C8" w:sz="4"/>
+              <w:left w:val="single" w:color="D9D5C8" w:sz="4"/>
+              <w:bottom w:val="single" w:color="D9D5C8" w:sz="4"/>
+              <w:right w:val="single" w:color="D9D5C8" w:sz="4"/>
+            </w:tcBorders>
+            <w:tcMar>
+              <w:top w:type="dxa" w:w="55"/>
+              <w:left w:type="dxa" w:w="110"/>
+              <w:bottom w:type="dxa" w:w="55"/>
+              <w:right w:type="dxa" w:w="110"/>
+            </w:tcMar>
+          </w:tcPr>
+          <w:p>
+            <w:pPr>
+              <w:spacing w:after="0"/>
+            </w:pPr>
+            <w:r>
+              <w:rPr>
+                <w:b/>
+                <w:bCs/>
+                <w:i w:val="false"/>
+                <w:iCs w:val="false"/>
+                <w:color w:val="1A1A1A"/>
+                <w:sz w:val="30"/>
+                <w:szCs w:val="30"/>
+                <w:caps w:val="false"/>
+                <w:rFonts w:ascii="Calibri" w:cs="Calibri" w:eastAsia="Calibri" w:hAnsi="Calibri"/>
+              </w:rPr>
+              <w:t xml:space="preserve">Key terms →</w:t>
+            </w:r>
+          </w:p>
+        </w:tc>
+        <w:tc>
+          <w:tcPr>
+            <w:tcW w:type="dxa" w:w="7048"/>
+            <w:tcBorders>
+              <w:top w:val="single" w:color="D9D5C8" w:sz="4"/>
+              <w:left w:val="single" w:color="D9D5C8" w:sz="4"/>
+              <w:bottom w:val="single" w:color="D9D5C8" w:sz="4"/>
+              <w:right w:val="single" w:color="D9D5C8" w:sz="4"/>
+            </w:tcBorders>
+            <w:tcMar>
+              <w:top w:type="dxa" w:w="55"/>
+              <w:left w:type="dxa" w:w="110"/>
+              <w:bottom w:type="dxa" w:w="55"/>
+              <w:right w:type="dxa" w:w="110"/>
+            </w:tcMar>
+          </w:tcPr>
+          <w:p>
+            <w:pPr>
+              <w:pBdr>
+                <w:bottom w:val="single" w:color="C9C4B5" w:sz="4" w:space="3"/>
+              </w:pBdr>
+              <w:spacing w:before="0" w:after="0" w:line="255" w:lineRule="auto"/>
+            </w:pPr>
+            <w:r>
+              <w:rPr>
+                <w:b w:val="false"/>
+                <w:bCs w:val="false"/>
+                <w:i w:val="false"/>
+                <w:iCs w:val="false"/>
+                <w:color w:val="1A1A1A"/>
+                <w:sz w:val="24"/>
+                <w:szCs w:val="24"/>
+                <w:caps w:val="false"/>
+                <w:rFonts w:ascii="Calibri" w:cs="Calibri" w:eastAsia="Calibri" w:hAnsi="Calibri"/>
+              </w:rPr>
+              <w:t xml:space="preserve"> </w:t>
+            </w:r>
+          </w:p>
+          <w:p>
+            <w:pPr>
+              <w:spacing w:before="0" w:after="0" w:line="70" w:lineRule="exact"/>
+            </w:pPr>
+            <w:r>
+              <w:rPr>
+                <w:b w:val="false"/>
+                <w:bCs w:val="false"/>
+                <w:i w:val="false"/>
+                <w:iCs w:val="false"/>
+                <w:color w:val="1A1A1A"/>
+                <w:sz w:val="3"/>
+                <w:szCs w:val="3"/>
+                <w:caps w:val="false"/>
+                <w:rFonts w:ascii="Calibri" w:cs="Calibri" w:eastAsia="Calibri" w:hAnsi="Calibri"/>
+              </w:rPr>
+              <w:t xml:space="preserve"> </w:t>
+            </w:r>
+          </w:p>
+          <w:p>
+            <w:pPr>
+              <w:pBdr>
+                <w:bottom w:val="single" w:color="C9C4B5" w:sz="4" w:space="3"/>
+              </w:pBdr>
+              <w:spacing w:before="0" w:after="0" w:line="255" w:lineRule="auto"/>
+            </w:pPr>
+            <w:r>
+              <w:rPr>
+                <w:b w:val="false"/>
+                <w:bCs w:val="false"/>
+                <w:i w:val="false"/>
+                <w:iCs w:val="false"/>
+                <w:color w:val="1A1A1A"/>
+                <w:sz w:val="24"/>
+                <w:szCs w:val="24"/>
+                <w:caps w:val="false"/>
+                <w:rFonts w:ascii="Calibri" w:cs="Calibri" w:eastAsia="Calibri" w:hAnsi="Calibri"/>
+              </w:rPr>
+              <w:t xml:space="preserve"> </w:t>
+            </w:r>
+          </w:p>
+          <w:p>
+            <w:pPr>
+              <w:spacing w:before="0" w:after="0" w:line="70" w:lineRule="exact"/>
+            </w:pPr>
+            <w:r>
+              <w:rPr>
+                <w:b w:val="false"/>
+                <w:bCs w:val="false"/>
+                <w:i w:val="false"/>
+                <w:iCs w:val="false"/>
+                <w:color w:val="1A1A1A"/>
+                <w:sz w:val="3"/>
+                <w:szCs w:val="3"/>
+                <w:caps w:val="false"/>
+                <w:rFonts w:ascii="Calibri" w:cs="Calibri" w:eastAsia="Calibri" w:hAnsi="Calibri"/>
+              </w:rPr>
+              <w:t xml:space="preserve"> </w:t>
+            </w:r>
+          </w:p>
+          <w:p>
+            <w:pPr>
+              <w:pBdr>
+                <w:bottom w:val="single" w:color="C9C4B5" w:sz="4" w:space="3"/>
+              </w:pBdr>
+              <w:spacing w:before="0" w:after="0" w:line="255" w:lineRule="auto"/>
+            </w:pPr>
+            <w:r>
+              <w:rPr>
+                <w:b w:val="false"/>
+                <w:bCs w:val="false"/>
+                <w:i w:val="false"/>
+                <w:iCs w:val="false"/>
+                <w:color w:val="1A1A1A"/>
+                <w:sz w:val="24"/>
+                <w:szCs w:val="24"/>
+                <w:caps w:val="false"/>
+                <w:rFonts w:ascii="Calibri" w:cs="Calibri" w:eastAsia="Calibri" w:hAnsi="Calibri"/>
+              </w:rPr>
+              <w:t xml:space="preserve"> </w:t>
+            </w:r>
+          </w:p>
+          <w:p>
+            <w:pPr>
+              <w:spacing w:before="0" w:after="0" w:line="70" w:lineRule="exact"/>
+            </w:pPr>
+            <w:r>
+              <w:rPr>
+                <w:b w:val="false"/>
+                <w:bCs w:val="false"/>
+                <w:i w:val="false"/>
+                <w:iCs w:val="false"/>
+                <w:color w:val="1A1A1A"/>
+                <w:sz w:val="3"/>
+                <w:szCs w:val="3"/>
+                <w:caps w:val="false"/>
+                <w:rFonts w:ascii="Calibri" w:cs="Calibri" w:eastAsia="Calibri" w:hAnsi="Calibri"/>
+              </w:rPr>
+              <w:t xml:space="preserve"> </w:t>
+            </w:r>
+          </w:p>
+          <w:p>
+            <w:pPr>
+              <w:pBdr>
+                <w:bottom w:val="single" w:color="C9C4B5" w:sz="4" w:space="3"/>
+              </w:pBdr>
+              <w:spacing w:before="0" w:after="0" w:line="255" w:lineRule="auto"/>
+            </w:pPr>
+            <w:r>
+              <w:rPr>
+                <w:b w:val="false"/>
+                <w:bCs w:val="false"/>
+                <w:i w:val="false"/>
+                <w:iCs w:val="false"/>
+                <w:color w:val="1A1A1A"/>
+                <w:sz w:val="24"/>
+                <w:szCs w:val="24"/>
+                <w:caps w:val="false"/>
+                <w:rFonts w:ascii="Calibri" w:cs="Calibri" w:eastAsia="Calibri" w:hAnsi="Calibri"/>
+              </w:rPr>
+              <w:t xml:space="preserve"> </w:t>
+            </w:r>
+          </w:p>
+          <w:p>
+            <w:pPr>
+              <w:spacing w:before="0" w:after="0" w:line="70" w:lineRule="exact"/>
+            </w:pPr>
+            <w:r>
+              <w:rPr>
+                <w:b w:val="false"/>
+                <w:bCs w:val="false"/>
+                <w:i w:val="false"/>
+                <w:iCs w:val="false"/>
+                <w:color w:val="1A1A1A"/>
+                <w:sz w:val="3"/>
+                <w:szCs w:val="3"/>
+                <w:caps w:val="false"/>
+                <w:rFonts w:ascii="Calibri" w:cs="Calibri" w:eastAsia="Calibri" w:hAnsi="Calibri"/>
+              </w:rPr>
+              <w:t xml:space="preserve"> </w:t>
+            </w:r>
+          </w:p>
+          <w:p>
+            <w:pPr>
+              <w:pBdr>
+                <w:bottom w:val="single" w:color="C9C4B5" w:sz="4" w:space="3"/>
+              </w:pBdr>
+              <w:spacing w:before="0" w:after="0" w:line="255" w:lineRule="auto"/>
+            </w:pPr>
+            <w:r>
+              <w:rPr>
+                <w:b w:val="false"/>
+                <w:bCs w:val="false"/>
+                <w:i w:val="false"/>
+                <w:iCs w:val="false"/>
+                <w:color w:val="1A1A1A"/>
+                <w:sz w:val="24"/>
+                <w:szCs w:val="24"/>
+                <w:caps w:val="false"/>
+                <w:rFonts w:ascii="Calibri" w:cs="Calibri" w:eastAsia="Calibri" w:hAnsi="Calibri"/>
+              </w:rPr>
+              <w:t xml:space="preserve"> </w:t>
+            </w:r>
+          </w:p>
+          <w:p>
+            <w:pPr>
+              <w:spacing w:before="0" w:after="0" w:line="70" w:lineRule="exact"/>
+            </w:pPr>
+            <w:r>
+              <w:rPr>
+                <w:b w:val="false"/>
+                <w:bCs w:val="false"/>
+                <w:i w:val="false"/>
+                <w:iCs w:val="false"/>
+                <w:color w:val="1A1A1A"/>
+                <w:sz w:val="3"/>
+                <w:szCs w:val="3"/>
+                <w:caps w:val="false"/>
+                <w:rFonts w:ascii="Calibri" w:cs="Calibri" w:eastAsia="Calibri" w:hAnsi="Calibri"/>
+              </w:rPr>
+              <w:t xml:space="preserve"> </w:t>
+            </w:r>
+          </w:p>
+          <w:p>
+            <w:pPr>
+              <w:pBdr>
+                <w:bottom w:val="single" w:color="C9C4B5" w:sz="4" w:space="3"/>
+              </w:pBdr>
+              <w:spacing w:before="0" w:after="0" w:line="255" w:lineRule="auto"/>
+            </w:pPr>
+            <w:r>
+              <w:rPr>
+                <w:b w:val="false"/>
+                <w:bCs w:val="false"/>
+                <w:i w:val="false"/>
+                <w:iCs w:val="false"/>
+                <w:color w:val="1A1A1A"/>
+                <w:sz w:val="24"/>
+                <w:szCs w:val="24"/>
+                <w:caps w:val="false"/>
+                <w:rFonts w:ascii="Calibri" w:cs="Calibri" w:eastAsia="Calibri" w:hAnsi="Calibri"/>
+              </w:rPr>
+              <w:t xml:space="preserve"> </w:t>
+            </w:r>
+          </w:p>
+          <w:p>
+            <w:pPr>
+              <w:spacing w:before="0" w:after="0" w:line="70" w:lineRule="exact"/>
+            </w:pPr>
+            <w:r>
+              <w:rPr>
+                <w:b w:val="false"/>
+                <w:bCs w:val="false"/>
+                <w:i w:val="false"/>
+                <w:iCs w:val="false"/>
+                <w:color w:val="1A1A1A"/>
+                <w:sz w:val="3"/>
+                <w:szCs w:val="3"/>
+                <w:caps w:val="false"/>
+                <w:rFonts w:ascii="Calibri" w:cs="Calibri" w:eastAsia="Calibri" w:hAnsi="Calibri"/>
+              </w:rPr>
+              <w:t xml:space="preserve"> </w:t>
+            </w:r>
+          </w:p>
+          <w:p>
+            <w:pPr>
+              <w:pBdr>
+                <w:bottom w:val="single" w:color="C9C4B5" w:sz="4" w:space="3"/>
+              </w:pBdr>
+              <w:spacing w:before="0" w:after="0" w:line="255" w:lineRule="auto"/>
+            </w:pPr>
+            <w:r>
+              <w:rPr>
+                <w:b w:val="false"/>
+                <w:bCs w:val="false"/>
+                <w:i w:val="false"/>
+                <w:iCs w:val="false"/>
+                <w:color w:val="1A1A1A"/>
+                <w:sz w:val="24"/>
+                <w:szCs w:val="24"/>
+                <w:caps w:val="false"/>
+                <w:rFonts w:ascii="Calibri" w:cs="Calibri" w:eastAsia="Calibri" w:hAnsi="Calibri"/>
+              </w:rPr>
+              <w:t xml:space="preserve"> </w:t>
+            </w:r>
+          </w:p>
+          <w:p>
+            <w:pPr>
+              <w:spacing w:before="0" w:after="0" w:line="70" w:lineRule="exact"/>
+            </w:pPr>
+            <w:r>
+              <w:rPr>
+                <w:b w:val="false"/>
+                <w:bCs w:val="false"/>
+                <w:i w:val="false"/>
+                <w:iCs w:val="false"/>
+                <w:color w:val="1A1A1A"/>
+                <w:sz w:val="3"/>
+                <w:szCs w:val="3"/>
+                <w:caps w:val="false"/>
+                <w:rFonts w:ascii="Calibri" w:cs="Calibri" w:eastAsia="Calibri" w:hAnsi="Calibri"/>
+              </w:rPr>
+              <w:t xml:space="preserve"> </w:t>
+            </w:r>
+          </w:p>
+          <w:p>
+            <w:pPr>
+              <w:pBdr>
+                <w:bottom w:val="single" w:color="C9C4B5" w:sz="4" w:space="3"/>
+              </w:pBdr>
+              <w:spacing w:before="0" w:after="0" w:line="255" w:lineRule="auto"/>
+            </w:pPr>
+            <w:r>
+              <w:rPr>
+                <w:b w:val="false"/>
+                <w:bCs w:val="false"/>
+                <w:i w:val="false"/>
+                <w:iCs w:val="false"/>
+                <w:color w:val="1A1A1A"/>
+                <w:sz w:val="24"/>
+                <w:szCs w:val="24"/>
+                <w:caps w:val="false"/>
+                <w:rFonts w:ascii="Calibri" w:cs="Calibri" w:eastAsia="Calibri" w:hAnsi="Calibri"/>
+              </w:rPr>
+              <w:t xml:space="preserve"> </w:t>
+            </w:r>
+          </w:p>
         </w:tc>
       </w:tr>
     </w:tbl>
+    <w:p>
+      <w:pPr>
+        <w:spacing w:before="100" w:after="30"/>
+      </w:pPr>
+      <w:r>
+        <w:rPr>
+          <w:b w:val="false"/>
+          <w:bCs w:val="false"/>
+          <w:i/>
+          <w:iCs/>
+          <w:color w:val="6B7280"/>
+          <w:sz w:val="29"/>
+          <w:szCs w:val="29"/>
+          <w:caps w:val="false"/>
+          <w:rFonts w:ascii="Calibri" w:cs="Calibri" w:eastAsia="Calibri" w:hAnsi="Calibri"/>
+        </w:rPr>
+        <w:t xml:space="preserve">Keep taking notes — lines run the full width of the page:</w:t>
+      </w:r>
+    </w:p>
+    <w:p>
+      <w:pPr>
+        <w:pBdr>
+          <w:bottom w:val="single" w:color="C9C4B5" w:sz="4" w:space="3"/>
+        </w:pBdr>
+        <w:spacing w:before="0" w:after="0" w:line="255" w:lineRule="auto"/>
+      </w:pPr>
+      <w:r>
+        <w:rPr>
+          <w:b w:val="false"/>
+          <w:bCs w:val="false"/>
+          <w:i w:val="false"/>
+          <w:iCs w:val="false"/>
+          <w:color w:val="1A1A1A"/>
+          <w:sz w:val="24"/>
+          <w:szCs w:val="24"/>
+          <w:caps w:val="false"/>
+          <w:rFonts w:ascii="Calibri" w:cs="Calibri" w:eastAsia="Calibri" w:hAnsi="Calibri"/>
+        </w:rPr>
+        <w:t xml:space="preserve"> </w:t>
+      </w:r>
+    </w:p>
+    <w:p>
+      <w:pPr>
+        <w:spacing w:before="0" w:after="0" w:line="70" w:lineRule="exact"/>
+      </w:pPr>
+      <w:r>
+        <w:rPr>
+          <w:b w:val="false"/>
+          <w:bCs w:val="false"/>
+          <w:i w:val="false"/>
+          <w:iCs w:val="false"/>
+          <w:color w:val="1A1A1A"/>
+          <w:sz w:val="3"/>
+          <w:szCs w:val="3"/>
+          <w:caps w:val="false"/>
+          <w:rFonts w:ascii="Calibri" w:cs="Calibri" w:eastAsia="Calibri" w:hAnsi="Calibri"/>
+        </w:rPr>
+        <w:t xml:space="preserve"> </w:t>
+      </w:r>
+    </w:p>
+    <w:p>
+      <w:pPr>
+        <w:pBdr>
+          <w:bottom w:val="single" w:color="C9C4B5" w:sz="4" w:space="3"/>
+        </w:pBdr>
+        <w:spacing w:before="0" w:after="0" w:line="255" w:lineRule="auto"/>
+      </w:pPr>
+      <w:r>
+        <w:rPr>
+          <w:b w:val="false"/>
+          <w:bCs w:val="false"/>
+          <w:i w:val="false"/>
+          <w:iCs w:val="false"/>
+          <w:color w:val="1A1A1A"/>
+          <w:sz w:val="24"/>
+          <w:szCs w:val="24"/>
+          <w:caps w:val="false"/>
+          <w:rFonts w:ascii="Calibri" w:cs="Calibri" w:eastAsia="Calibri" w:hAnsi="Calibri"/>
+        </w:rPr>
+        <w:t xml:space="preserve"> </w:t>
+      </w:r>
+    </w:p>
+    <w:p>
+      <w:pPr>
+        <w:spacing w:before="0" w:after="0" w:line="70" w:lineRule="exact"/>
+      </w:pPr>
+      <w:r>
+        <w:rPr>
+          <w:b w:val="false"/>
+          <w:bCs w:val="false"/>
+          <w:i w:val="false"/>
+          <w:iCs w:val="false"/>
+          <w:color w:val="1A1A1A"/>
+          <w:sz w:val="3"/>
+          <w:szCs w:val="3"/>
+          <w:caps w:val="false"/>
+          <w:rFonts w:ascii="Calibri" w:cs="Calibri" w:eastAsia="Calibri" w:hAnsi="Calibri"/>
+        </w:rPr>
+        <w:t xml:space="preserve"> </w:t>
+      </w:r>
+    </w:p>
+    <w:p>
+      <w:pPr>
+        <w:pBdr>
+          <w:bottom w:val="single" w:color="C9C4B5" w:sz="4" w:space="3"/>
+        </w:pBdr>
+        <w:spacing w:before="0" w:after="0" w:line="255" w:lineRule="auto"/>
+      </w:pPr>
+      <w:r>
+        <w:rPr>
+          <w:b w:val="false"/>
+          <w:bCs w:val="false"/>
+          <w:i w:val="false"/>
+          <w:iCs w:val="false"/>
+          <w:color w:val="1A1A1A"/>
+          <w:sz w:val="24"/>
+          <w:szCs w:val="24"/>
+          <w:caps w:val="false"/>
+          <w:rFonts w:ascii="Calibri" w:cs="Calibri" w:eastAsia="Calibri" w:hAnsi="Calibri"/>
+        </w:rPr>
+        <w:t xml:space="preserve"> </w:t>
+      </w:r>
+    </w:p>
+    <w:p>
+      <w:pPr>
+        <w:spacing w:before="0" w:after="0" w:line="70" w:lineRule="exact"/>
+      </w:pPr>
+      <w:r>
+        <w:rPr>
+          <w:b w:val="false"/>
+          <w:bCs w:val="false"/>
+          <w:i w:val="false"/>
+          <w:iCs w:val="false"/>
+          <w:color w:val="1A1A1A"/>
+          <w:sz w:val="3"/>
+          <w:szCs w:val="3"/>
+          <w:caps w:val="false"/>
+          <w:rFonts w:ascii="Calibri" w:cs="Calibri" w:eastAsia="Calibri" w:hAnsi="Calibri"/>
+        </w:rPr>
+        <w:t xml:space="preserve"> </w:t>
+      </w:r>
+    </w:p>
+    <w:p>
+      <w:pPr>
+        <w:pBdr>
+          <w:bottom w:val="single" w:color="C9C4B5" w:sz="4" w:space="3"/>
+        </w:pBdr>
+        <w:spacing w:before="0" w:after="0" w:line="255" w:lineRule="auto"/>
+      </w:pPr>
+      <w:r>
+        <w:rPr>
+          <w:b w:val="false"/>
+          <w:bCs w:val="false"/>
+          <w:i w:val="false"/>
+          <w:iCs w:val="false"/>
+          <w:color w:val="1A1A1A"/>
+          <w:sz w:val="24"/>
+          <w:szCs w:val="24"/>
+          <w:caps w:val="false"/>
+          <w:rFonts w:ascii="Calibri" w:cs="Calibri" w:eastAsia="Calibri" w:hAnsi="Calibri"/>
+        </w:rPr>
+        <w:t xml:space="preserve"> </w:t>
+      </w:r>
+    </w:p>
+    <w:p>
+      <w:pPr>
+        <w:spacing w:before="0" w:after="0" w:line="70" w:lineRule="exact"/>
+      </w:pPr>
+      <w:r>
+        <w:rPr>
+          <w:b w:val="false"/>
+          <w:bCs w:val="false"/>
+          <w:i w:val="false"/>
+          <w:iCs w:val="false"/>
+          <w:color w:val="1A1A1A"/>
+          <w:sz w:val="3"/>
+          <w:szCs w:val="3"/>
+          <w:caps w:val="false"/>
+          <w:rFonts w:ascii="Calibri" w:cs="Calibri" w:eastAsia="Calibri" w:hAnsi="Calibri"/>
+        </w:rPr>
+        <w:t xml:space="preserve"> </w:t>
+      </w:r>
+    </w:p>
+    <w:p>
+      <w:pPr>
+        <w:pBdr>
+          <w:bottom w:val="single" w:color="C9C4B5" w:sz="4" w:space="3"/>
+        </w:pBdr>
+        <w:spacing w:before="0" w:after="0" w:line="255" w:lineRule="auto"/>
+      </w:pPr>
+      <w:r>
+        <w:rPr>
+          <w:b w:val="false"/>
+          <w:bCs w:val="false"/>
+          <w:i w:val="false"/>
+          <w:iCs w:val="false"/>
+          <w:color w:val="1A1A1A"/>
+          <w:sz w:val="24"/>
+          <w:szCs w:val="24"/>
+          <w:caps w:val="false"/>
+          <w:rFonts w:ascii="Calibri" w:cs="Calibri" w:eastAsia="Calibri" w:hAnsi="Calibri"/>
+        </w:rPr>
+        <w:t xml:space="preserve"> </w:t>
+      </w:r>
+    </w:p>
+    <w:p>
+      <w:pPr>
+        <w:spacing w:before="0" w:after="0" w:line="70" w:lineRule="exact"/>
+      </w:pPr>
+      <w:r>
+        <w:rPr>
+          <w:b w:val="false"/>
+          <w:bCs w:val="false"/>
+          <w:i w:val="false"/>
+          <w:iCs w:val="false"/>
+          <w:color w:val="1A1A1A"/>
+          <w:sz w:val="3"/>
+          <w:szCs w:val="3"/>
+          <w:caps w:val="false"/>
+          <w:rFonts w:ascii="Calibri" w:cs="Calibri" w:eastAsia="Calibri" w:hAnsi="Calibri"/>
+        </w:rPr>
+        <w:t xml:space="preserve"> </w:t>
+      </w:r>
+    </w:p>
+    <w:p>
+      <w:pPr>
+        <w:pBdr>
+          <w:bottom w:val="single" w:color="C9C4B5" w:sz="4" w:space="3"/>
+        </w:pBdr>
+        <w:spacing w:before="0" w:after="0" w:line="255" w:lineRule="auto"/>
+      </w:pPr>
+      <w:r>
+        <w:rPr>
+          <w:b w:val="false"/>
+          <w:bCs w:val="false"/>
+          <w:i w:val="false"/>
+          <w:iCs w:val="false"/>
+          <w:color w:val="1A1A1A"/>
+          <w:sz w:val="24"/>
+          <w:szCs w:val="24"/>
+          <w:caps w:val="false"/>
+          <w:rFonts w:ascii="Calibri" w:cs="Calibri" w:eastAsia="Calibri" w:hAnsi="Calibri"/>
+        </w:rPr>
+        <w:t xml:space="preserve"> </w:t>
+      </w:r>
+    </w:p>
+    <w:p>
+      <w:pPr>
+        <w:spacing w:before="0" w:after="0" w:line="70" w:lineRule="exact"/>
+      </w:pPr>
+      <w:r>
+        <w:rPr>
+          <w:b w:val="false"/>
+          <w:bCs w:val="false"/>
+          <w:i w:val="false"/>
+          <w:iCs w:val="false"/>
+          <w:color w:val="1A1A1A"/>
+          <w:sz w:val="3"/>
+          <w:szCs w:val="3"/>
+          <w:caps w:val="false"/>
+          <w:rFonts w:ascii="Calibri" w:cs="Calibri" w:eastAsia="Calibri" w:hAnsi="Calibri"/>
+        </w:rPr>
+        <w:t xml:space="preserve"> </w:t>
+      </w:r>
+    </w:p>
+    <w:p>
+      <w:pPr>
+        <w:pBdr>
+          <w:bottom w:val="single" w:color="C9C4B5" w:sz="4" w:space="3"/>
+        </w:pBdr>
+        <w:spacing w:before="0" w:after="0" w:line="255" w:lineRule="auto"/>
+      </w:pPr>
+      <w:r>
+        <w:rPr>
+          <w:b w:val="false"/>
+          <w:bCs w:val="false"/>
+          <w:i w:val="false"/>
+          <w:iCs w:val="false"/>
+          <w:color w:val="1A1A1A"/>
+          <w:sz w:val="24"/>
+          <w:szCs w:val="24"/>
+          <w:caps w:val="false"/>
+          <w:rFonts w:ascii="Calibri" w:cs="Calibri" w:eastAsia="Calibri" w:hAnsi="Calibri"/>
+        </w:rPr>
+        <w:t xml:space="preserve"> </w:t>
+      </w:r>
+    </w:p>
+    <w:p>
+      <w:pPr>
+        <w:spacing w:before="0" w:after="0" w:line="70" w:lineRule="exact"/>
+      </w:pPr>
+      <w:r>
+        <w:rPr>
+          <w:b w:val="false"/>
+          <w:bCs w:val="false"/>
+          <w:i w:val="false"/>
+          <w:iCs w:val="false"/>
+          <w:color w:val="1A1A1A"/>
+          <w:sz w:val="3"/>
+          <w:szCs w:val="3"/>
+          <w:caps w:val="false"/>
+          <w:rFonts w:ascii="Calibri" w:cs="Calibri" w:eastAsia="Calibri" w:hAnsi="Calibri"/>
+        </w:rPr>
+        <w:t xml:space="preserve"> </w:t>
+      </w:r>
+    </w:p>
+    <w:p>
+      <w:pPr>
+        <w:pBdr>
+          <w:bottom w:val="single" w:color="C9C4B5" w:sz="4" w:space="3"/>
+        </w:pBdr>
+        <w:spacing w:before="0" w:after="0" w:line="255" w:lineRule="auto"/>
+      </w:pPr>
+      <w:r>
+        <w:rPr>
+          <w:b w:val="false"/>
+          <w:bCs w:val="false"/>
+          <w:i w:val="false"/>
+          <w:iCs w:val="false"/>
+          <w:color w:val="1A1A1A"/>
+          <w:sz w:val="24"/>
+          <w:szCs w:val="24"/>
+          <w:caps w:val="false"/>
+          <w:rFonts w:ascii="Calibri" w:cs="Calibri" w:eastAsia="Calibri" w:hAnsi="Calibri"/>
+        </w:rPr>
+        <w:t xml:space="preserve"> </w:t>
+      </w:r>
+    </w:p>
+    <w:p>
+      <w:pPr>
+        <w:spacing w:before="0" w:after="0" w:line="70" w:lineRule="exact"/>
+      </w:pPr>
+      <w:r>
+        <w:rPr>
+          <w:b w:val="false"/>
+          <w:bCs w:val="false"/>
+          <w:i w:val="false"/>
+          <w:iCs w:val="false"/>
+          <w:color w:val="1A1A1A"/>
+          <w:sz w:val="3"/>
+          <w:szCs w:val="3"/>
+          <w:caps w:val="false"/>
+          <w:rFonts w:ascii="Calibri" w:cs="Calibri" w:eastAsia="Calibri" w:hAnsi="Calibri"/>
+        </w:rPr>
+        <w:t xml:space="preserve"> </w:t>
+      </w:r>
+    </w:p>
+    <w:p>
+      <w:pPr>
+        <w:pBdr>
+          <w:bottom w:val="single" w:color="C9C4B5" w:sz="4" w:space="3"/>
+        </w:pBdr>
+        <w:spacing w:before="0" w:after="0" w:line="255" w:lineRule="auto"/>
+      </w:pPr>
+      <w:r>
+        <w:rPr>
+          <w:b w:val="false"/>
+          <w:bCs w:val="false"/>
+          <w:i w:val="false"/>
+          <w:iCs w:val="false"/>
+          <w:color w:val="1A1A1A"/>
+          <w:sz w:val="24"/>
+          <w:szCs w:val="24"/>
+          <w:caps w:val="false"/>
+          <w:rFonts w:ascii="Calibri" w:cs="Calibri" w:eastAsia="Calibri" w:hAnsi="Calibri"/>
+        </w:rPr>
+        <w:t xml:space="preserve"> </w:t>
+      </w:r>
+    </w:p>
+    <w:p>
+      <w:pPr>
+        <w:spacing w:before="0" w:after="0" w:line="70" w:lineRule="exact"/>
+      </w:pPr>
+      <w:r>
+        <w:rPr>
+          <w:b w:val="false"/>
+          <w:bCs w:val="false"/>
+          <w:i w:val="false"/>
+          <w:iCs w:val="false"/>
+          <w:color w:val="1A1A1A"/>
+          <w:sz w:val="3"/>
+          <w:szCs w:val="3"/>
+          <w:caps w:val="false"/>
+          <w:rFonts w:ascii="Calibri" w:cs="Calibri" w:eastAsia="Calibri" w:hAnsi="Calibri"/>
+        </w:rPr>
+        <w:t xml:space="preserve"> </w:t>
+      </w:r>
+    </w:p>
+    <w:p>
+      <w:pPr>
+        <w:pBdr>
+          <w:bottom w:val="single" w:color="C9C4B5" w:sz="4" w:space="3"/>
+        </w:pBdr>
+        <w:spacing w:before="0" w:after="0" w:line="255" w:lineRule="auto"/>
+      </w:pPr>
+      <w:r>
+        <w:rPr>
+          <w:b w:val="false"/>
+          <w:bCs w:val="false"/>
+          <w:i w:val="false"/>
+          <w:iCs w:val="false"/>
+          <w:color w:val="1A1A1A"/>
+          <w:sz w:val="24"/>
+          <w:szCs w:val="24"/>
+          <w:caps w:val="false"/>
+          <w:rFonts w:ascii="Calibri" w:cs="Calibri" w:eastAsia="Calibri" w:hAnsi="Calibri"/>
+        </w:rPr>
+        <w:t xml:space="preserve"> </w:t>
+      </w:r>
+    </w:p>
     <w:tbl>
       <w:tblPr>
         <w:tblW w:type="dxa" w:w="9648"/>
@@ -23171,8 +24073,8 @@
         </w:tblBorders>
       </w:tblPr>
       <w:tblGrid>
-        <w:gridCol w:w="3050"/>
-        <w:gridCol w:w="6598"/>
+        <w:gridCol w:w="2600"/>
+        <w:gridCol w:w="7048"/>
       </w:tblGrid>
       <w:tr>
         <w:trPr>
@@ -23180,7 +24082,7 @@
         </w:trPr>
         <w:tc>
           <w:tcPr>
-            <w:tcW w:type="dxa" w:w="3050"/>
+            <w:tcW w:type="dxa" w:w="2600"/>
             <w:tcBorders>
               <w:top w:val="single" w:color="D9D5C8" w:sz="4"/>
               <w:left w:val="single" w:color="D9D5C8" w:sz="4"/>
@@ -23211,13 +24113,13 @@
                 <w:caps w:val="false"/>
                 <w:rFonts w:ascii="Calibri" w:cs="Calibri" w:eastAsia="Calibri" w:hAnsi="Calibri"/>
               </w:rPr>
-              <w:t xml:space="preserve">Cues (tied to your learning targets)</w:t>
-            </w:r>
-          </w:p>
-        </w:tc>
-        <w:tc>
-          <w:tcPr>
-            <w:tcW w:type="dxa" w:w="6598"/>
+              <w:t xml:space="preserve">Cue Column — questions &amp; key terms</w:t>
+            </w:r>
+          </w:p>
+        </w:tc>
+        <w:tc>
+          <w:tcPr>
+            <w:tcW w:type="dxa" w:w="7048"/>
             <w:tcBorders>
               <w:top w:val="single" w:color="D9D5C8" w:sz="4"/>
               <w:left w:val="single" w:color="D9D5C8" w:sz="4"/>
@@ -23248,7 +24150,7 @@
                 <w:caps w:val="false"/>
                 <w:rFonts w:ascii="Calibri" w:cs="Calibri" w:eastAsia="Calibri" w:hAnsi="Calibri"/>
               </w:rPr>
-              <w:t xml:space="preserve">My notes</w:t>
+              <w:t xml:space="preserve">Note-Taking Column — write your notes here</w:t>
             </w:r>
           </w:p>
         </w:tc>
@@ -23256,7 +24158,7 @@
       <w:tr>
         <w:tc>
           <w:tcPr>
-            <w:tcW w:type="dxa" w:w="3050"/>
+            <w:tcW w:type="dxa" w:w="2600"/>
             <w:tcBorders>
               <w:top w:val="single" w:color="D9D5C8" w:sz="4"/>
               <w:left w:val="single" w:color="D9D5C8" w:sz="4"/>
@@ -23292,7 +24194,7 @@
         </w:tc>
         <w:tc>
           <w:tcPr>
-            <w:tcW w:type="dxa" w:w="6598"/>
+            <w:tcW w:type="dxa" w:w="7048"/>
             <w:tcBorders>
               <w:top w:val="single" w:color="D9D5C8" w:sz="4"/>
               <w:left w:val="single" w:color="D9D5C8" w:sz="4"/>
@@ -23492,61 +24394,25 @@
               <w:t xml:space="preserve"> </w:t>
             </w:r>
           </w:p>
-        </w:tc>
-      </w:tr>
-      <w:tr>
-        <w:tc>
-          <w:tcPr>
-            <w:tcW w:type="dxa" w:w="3050"/>
-            <w:tcBorders>
-              <w:top w:val="single" w:color="D9D5C8" w:sz="4"/>
-              <w:left w:val="single" w:color="D9D5C8" w:sz="4"/>
-              <w:bottom w:val="single" w:color="D9D5C8" w:sz="4"/>
-              <w:right w:val="single" w:color="D9D5C8" w:sz="4"/>
-            </w:tcBorders>
-            <w:tcMar>
-              <w:top w:type="dxa" w:w="55"/>
-              <w:left w:type="dxa" w:w="110"/>
-              <w:bottom w:type="dxa" w:w="55"/>
-              <w:right w:type="dxa" w:w="110"/>
-            </w:tcMar>
-          </w:tcPr>
-          <w:p>
-            <w:pPr>
-              <w:spacing w:after="0"/>
-            </w:pPr>
-            <w:r>
-              <w:rPr>
-                <w:b/>
-                <w:bCs/>
-                <w:i w:val="false"/>
-                <w:iCs w:val="false"/>
-                <w:color w:val="1A1A1A"/>
-                <w:sz w:val="30"/>
-                <w:szCs w:val="30"/>
-                <w:caps w:val="false"/>
-                <w:rFonts w:ascii="Calibri" w:cs="Calibri" w:eastAsia="Calibri" w:hAnsi="Calibri"/>
-              </w:rPr>
-              <w:t xml:space="preserve">One Tennessee source that supports it?</w:t>
-            </w:r>
-          </w:p>
-        </w:tc>
-        <w:tc>
-          <w:tcPr>
-            <w:tcW w:type="dxa" w:w="6598"/>
-            <w:tcBorders>
-              <w:top w:val="single" w:color="D9D5C8" w:sz="4"/>
-              <w:left w:val="single" w:color="D9D5C8" w:sz="4"/>
-              <w:bottom w:val="single" w:color="D9D5C8" w:sz="4"/>
-              <w:right w:val="single" w:color="D9D5C8" w:sz="4"/>
-            </w:tcBorders>
-            <w:tcMar>
-              <w:top w:type="dxa" w:w="55"/>
-              <w:left w:type="dxa" w:w="110"/>
-              <w:bottom w:type="dxa" w:w="55"/>
-              <w:right w:type="dxa" w:w="110"/>
-            </w:tcMar>
-          </w:tcPr>
+          <w:p>
+            <w:pPr>
+              <w:spacing w:before="0" w:after="0" w:line="70" w:lineRule="exact"/>
+            </w:pPr>
+            <w:r>
+              <w:rPr>
+                <w:b w:val="false"/>
+                <w:bCs w:val="false"/>
+                <w:i w:val="false"/>
+                <w:iCs w:val="false"/>
+                <w:color w:val="1A1A1A"/>
+                <w:sz w:val="3"/>
+                <w:szCs w:val="3"/>
+                <w:caps w:val="false"/>
+                <w:rFonts w:ascii="Calibri" w:cs="Calibri" w:eastAsia="Calibri" w:hAnsi="Calibri"/>
+              </w:rPr>
+              <w:t xml:space="preserve"> </w:t>
+            </w:r>
+          </w:p>
           <w:p>
             <w:pPr>
               <w:pBdr>
@@ -23651,25 +24517,61 @@
               <w:t xml:space="preserve"> </w:t>
             </w:r>
           </w:p>
-          <w:p>
-            <w:pPr>
-              <w:spacing w:before="0" w:after="0" w:line="70" w:lineRule="exact"/>
-            </w:pPr>
-            <w:r>
-              <w:rPr>
-                <w:b w:val="false"/>
-                <w:bCs w:val="false"/>
-                <w:i w:val="false"/>
-                <w:iCs w:val="false"/>
-                <w:color w:val="1A1A1A"/>
-                <w:sz w:val="3"/>
-                <w:szCs w:val="3"/>
-                <w:caps w:val="false"/>
-                <w:rFonts w:ascii="Calibri" w:cs="Calibri" w:eastAsia="Calibri" w:hAnsi="Calibri"/>
-              </w:rPr>
-              <w:t xml:space="preserve"> </w:t>
-            </w:r>
-          </w:p>
+        </w:tc>
+      </w:tr>
+      <w:tr>
+        <w:tc>
+          <w:tcPr>
+            <w:tcW w:type="dxa" w:w="2600"/>
+            <w:tcBorders>
+              <w:top w:val="single" w:color="D9D5C8" w:sz="4"/>
+              <w:left w:val="single" w:color="D9D5C8" w:sz="4"/>
+              <w:bottom w:val="single" w:color="D9D5C8" w:sz="4"/>
+              <w:right w:val="single" w:color="D9D5C8" w:sz="4"/>
+            </w:tcBorders>
+            <w:tcMar>
+              <w:top w:type="dxa" w:w="55"/>
+              <w:left w:type="dxa" w:w="110"/>
+              <w:bottom w:type="dxa" w:w="55"/>
+              <w:right w:type="dxa" w:w="110"/>
+            </w:tcMar>
+          </w:tcPr>
+          <w:p>
+            <w:pPr>
+              <w:spacing w:after="0"/>
+            </w:pPr>
+            <w:r>
+              <w:rPr>
+                <w:b/>
+                <w:bCs/>
+                <w:i w:val="false"/>
+                <w:iCs w:val="false"/>
+                <w:color w:val="1A1A1A"/>
+                <w:sz w:val="30"/>
+                <w:szCs w:val="30"/>
+                <w:caps w:val="false"/>
+                <w:rFonts w:ascii="Calibri" w:cs="Calibri" w:eastAsia="Calibri" w:hAnsi="Calibri"/>
+              </w:rPr>
+              <w:t xml:space="preserve">One Tennessee source that supports it?</w:t>
+            </w:r>
+          </w:p>
+        </w:tc>
+        <w:tc>
+          <w:tcPr>
+            <w:tcW w:type="dxa" w:w="7048"/>
+            <w:tcBorders>
+              <w:top w:val="single" w:color="D9D5C8" w:sz="4"/>
+              <w:left w:val="single" w:color="D9D5C8" w:sz="4"/>
+              <w:bottom w:val="single" w:color="D9D5C8" w:sz="4"/>
+              <w:right w:val="single" w:color="D9D5C8" w:sz="4"/>
+            </w:tcBorders>
+            <w:tcMar>
+              <w:top w:type="dxa" w:w="55"/>
+              <w:left w:type="dxa" w:w="110"/>
+              <w:bottom w:type="dxa" w:w="55"/>
+              <w:right w:type="dxa" w:w="110"/>
+            </w:tcMar>
+          </w:tcPr>
           <w:p>
             <w:pPr>
               <w:pBdr>
@@ -23733,61 +24635,25 @@
               <w:t xml:space="preserve"> </w:t>
             </w:r>
           </w:p>
-        </w:tc>
-      </w:tr>
-      <w:tr>
-        <w:tc>
-          <w:tcPr>
-            <w:tcW w:type="dxa" w:w="3050"/>
-            <w:tcBorders>
-              <w:top w:val="single" w:color="D9D5C8" w:sz="4"/>
-              <w:left w:val="single" w:color="D9D5C8" w:sz="4"/>
-              <w:bottom w:val="single" w:color="D9D5C8" w:sz="4"/>
-              <w:right w:val="single" w:color="D9D5C8" w:sz="4"/>
-            </w:tcBorders>
-            <w:tcMar>
-              <w:top w:type="dxa" w:w="55"/>
-              <w:left w:type="dxa" w:w="110"/>
-              <w:bottom w:type="dxa" w:w="55"/>
-              <w:right w:type="dxa" w:w="110"/>
-            </w:tcMar>
-          </w:tcPr>
-          <w:p>
-            <w:pPr>
-              <w:spacing w:after="0"/>
-            </w:pPr>
-            <w:r>
-              <w:rPr>
-                <w:b/>
-                <w:bCs/>
-                <w:i w:val="false"/>
-                <w:iCs w:val="false"/>
-                <w:color w:val="1A1A1A"/>
-                <w:sz w:val="30"/>
-                <w:szCs w:val="30"/>
-                <w:caps w:val="false"/>
-                <w:rFonts w:ascii="Calibri" w:cs="Calibri" w:eastAsia="Calibri" w:hAnsi="Calibri"/>
-              </w:rPr>
-              <w:t xml:space="preserve">One real situation it applies to where you live?</w:t>
-            </w:r>
-          </w:p>
-        </w:tc>
-        <w:tc>
-          <w:tcPr>
-            <w:tcW w:type="dxa" w:w="6598"/>
-            <w:tcBorders>
-              <w:top w:val="single" w:color="D9D5C8" w:sz="4"/>
-              <w:left w:val="single" w:color="D9D5C8" w:sz="4"/>
-              <w:bottom w:val="single" w:color="D9D5C8" w:sz="4"/>
-              <w:right w:val="single" w:color="D9D5C8" w:sz="4"/>
-            </w:tcBorders>
-            <w:tcMar>
-              <w:top w:type="dxa" w:w="55"/>
-              <w:left w:type="dxa" w:w="110"/>
-              <w:bottom w:type="dxa" w:w="55"/>
-              <w:right w:type="dxa" w:w="110"/>
-            </w:tcMar>
-          </w:tcPr>
+          <w:p>
+            <w:pPr>
+              <w:spacing w:before="0" w:after="0" w:line="70" w:lineRule="exact"/>
+            </w:pPr>
+            <w:r>
+              <w:rPr>
+                <w:b w:val="false"/>
+                <w:bCs w:val="false"/>
+                <w:i w:val="false"/>
+                <w:iCs w:val="false"/>
+                <w:color w:val="1A1A1A"/>
+                <w:sz w:val="3"/>
+                <w:szCs w:val="3"/>
+                <w:caps w:val="false"/>
+                <w:rFonts w:ascii="Calibri" w:cs="Calibri" w:eastAsia="Calibri" w:hAnsi="Calibri"/>
+              </w:rPr>
+              <w:t xml:space="preserve"> </w:t>
+            </w:r>
+          </w:p>
           <w:p>
             <w:pPr>
               <w:pBdr>
@@ -23974,61 +24840,25 @@
               <w:t xml:space="preserve"> </w:t>
             </w:r>
           </w:p>
-        </w:tc>
-      </w:tr>
-      <w:tr>
-        <w:tc>
-          <w:tcPr>
-            <w:tcW w:type="dxa" w:w="3050"/>
-            <w:tcBorders>
-              <w:top w:val="single" w:color="D9D5C8" w:sz="4"/>
-              <w:left w:val="single" w:color="D9D5C8" w:sz="4"/>
-              <w:bottom w:val="single" w:color="D9D5C8" w:sz="4"/>
-              <w:right w:val="single" w:color="D9D5C8" w:sz="4"/>
-            </w:tcBorders>
-            <w:tcMar>
-              <w:top w:type="dxa" w:w="55"/>
-              <w:left w:type="dxa" w:w="110"/>
-              <w:bottom w:type="dxa" w:w="55"/>
-              <w:right w:type="dxa" w:w="110"/>
-            </w:tcMar>
-          </w:tcPr>
-          <w:p>
-            <w:pPr>
-              <w:spacing w:after="0"/>
-            </w:pPr>
-            <w:r>
-              <w:rPr>
-                <w:b/>
-                <w:bCs/>
-                <w:i w:val="false"/>
-                <w:iCs w:val="false"/>
-                <w:color w:val="1A1A1A"/>
-                <w:sz w:val="30"/>
-                <w:szCs w:val="30"/>
-                <w:caps w:val="false"/>
-                <w:rFonts w:ascii="Calibri" w:cs="Calibri" w:eastAsia="Calibri" w:hAnsi="Calibri"/>
-              </w:rPr>
-              <w:t xml:space="preserve">Key terms →</w:t>
-            </w:r>
-          </w:p>
-        </w:tc>
-        <w:tc>
-          <w:tcPr>
-            <w:tcW w:type="dxa" w:w="6598"/>
-            <w:tcBorders>
-              <w:top w:val="single" w:color="D9D5C8" w:sz="4"/>
-              <w:left w:val="single" w:color="D9D5C8" w:sz="4"/>
-              <w:bottom w:val="single" w:color="D9D5C8" w:sz="4"/>
-              <w:right w:val="single" w:color="D9D5C8" w:sz="4"/>
-            </w:tcBorders>
-            <w:tcMar>
-              <w:top w:type="dxa" w:w="55"/>
-              <w:left w:type="dxa" w:w="110"/>
-              <w:bottom w:type="dxa" w:w="55"/>
-              <w:right w:type="dxa" w:w="110"/>
-            </w:tcMar>
-          </w:tcPr>
+          <w:p>
+            <w:pPr>
+              <w:spacing w:before="0" w:after="0" w:line="70" w:lineRule="exact"/>
+            </w:pPr>
+            <w:r>
+              <w:rPr>
+                <w:b w:val="false"/>
+                <w:bCs w:val="false"/>
+                <w:i w:val="false"/>
+                <w:iCs w:val="false"/>
+                <w:color w:val="1A1A1A"/>
+                <w:sz w:val="3"/>
+                <w:szCs w:val="3"/>
+                <w:caps w:val="false"/>
+                <w:rFonts w:ascii="Calibri" w:cs="Calibri" w:eastAsia="Calibri" w:hAnsi="Calibri"/>
+              </w:rPr>
+              <w:t xml:space="preserve"> </w:t>
+            </w:r>
+          </w:p>
           <w:p>
             <w:pPr>
               <w:pBdr>
@@ -24051,25 +24881,61 @@
               <w:t xml:space="preserve"> </w:t>
             </w:r>
           </w:p>
-          <w:p>
-            <w:pPr>
-              <w:spacing w:before="0" w:after="0" w:line="70" w:lineRule="exact"/>
-            </w:pPr>
-            <w:r>
-              <w:rPr>
-                <w:b w:val="false"/>
-                <w:bCs w:val="false"/>
-                <w:i w:val="false"/>
-                <w:iCs w:val="false"/>
-                <w:color w:val="1A1A1A"/>
-                <w:sz w:val="3"/>
-                <w:szCs w:val="3"/>
-                <w:caps w:val="false"/>
-                <w:rFonts w:ascii="Calibri" w:cs="Calibri" w:eastAsia="Calibri" w:hAnsi="Calibri"/>
-              </w:rPr>
-              <w:t xml:space="preserve"> </w:t>
-            </w:r>
-          </w:p>
+        </w:tc>
+      </w:tr>
+      <w:tr>
+        <w:tc>
+          <w:tcPr>
+            <w:tcW w:type="dxa" w:w="2600"/>
+            <w:tcBorders>
+              <w:top w:val="single" w:color="D9D5C8" w:sz="4"/>
+              <w:left w:val="single" w:color="D9D5C8" w:sz="4"/>
+              <w:bottom w:val="single" w:color="D9D5C8" w:sz="4"/>
+              <w:right w:val="single" w:color="D9D5C8" w:sz="4"/>
+            </w:tcBorders>
+            <w:tcMar>
+              <w:top w:type="dxa" w:w="55"/>
+              <w:left w:type="dxa" w:w="110"/>
+              <w:bottom w:type="dxa" w:w="55"/>
+              <w:right w:type="dxa" w:w="110"/>
+            </w:tcMar>
+          </w:tcPr>
+          <w:p>
+            <w:pPr>
+              <w:spacing w:after="0"/>
+            </w:pPr>
+            <w:r>
+              <w:rPr>
+                <w:b/>
+                <w:bCs/>
+                <w:i w:val="false"/>
+                <w:iCs w:val="false"/>
+                <w:color w:val="1A1A1A"/>
+                <w:sz w:val="30"/>
+                <w:szCs w:val="30"/>
+                <w:caps w:val="false"/>
+                <w:rFonts w:ascii="Calibri" w:cs="Calibri" w:eastAsia="Calibri" w:hAnsi="Calibri"/>
+              </w:rPr>
+              <w:t xml:space="preserve">One real situation it applies to where you live?</w:t>
+            </w:r>
+          </w:p>
+        </w:tc>
+        <w:tc>
+          <w:tcPr>
+            <w:tcW w:type="dxa" w:w="7048"/>
+            <w:tcBorders>
+              <w:top w:val="single" w:color="D9D5C8" w:sz="4"/>
+              <w:left w:val="single" w:color="D9D5C8" w:sz="4"/>
+              <w:bottom w:val="single" w:color="D9D5C8" w:sz="4"/>
+              <w:right w:val="single" w:color="D9D5C8" w:sz="4"/>
+            </w:tcBorders>
+            <w:tcMar>
+              <w:top w:type="dxa" w:w="55"/>
+              <w:left w:type="dxa" w:w="110"/>
+              <w:bottom w:type="dxa" w:w="55"/>
+              <w:right w:type="dxa" w:w="110"/>
+            </w:tcMar>
+          </w:tcPr>
           <w:p>
             <w:pPr>
               <w:pBdr>
@@ -24215,9 +25081,947 @@
               <w:t xml:space="preserve"> </w:t>
             </w:r>
           </w:p>
+          <w:p>
+            <w:pPr>
+              <w:spacing w:before="0" w:after="0" w:line="70" w:lineRule="exact"/>
+            </w:pPr>
+            <w:r>
+              <w:rPr>
+                <w:b w:val="false"/>
+                <w:bCs w:val="false"/>
+                <w:i w:val="false"/>
+                <w:iCs w:val="false"/>
+                <w:color w:val="1A1A1A"/>
+                <w:sz w:val="3"/>
+                <w:szCs w:val="3"/>
+                <w:caps w:val="false"/>
+                <w:rFonts w:ascii="Calibri" w:cs="Calibri" w:eastAsia="Calibri" w:hAnsi="Calibri"/>
+              </w:rPr>
+              <w:t xml:space="preserve"> </w:t>
+            </w:r>
+          </w:p>
+          <w:p>
+            <w:pPr>
+              <w:pBdr>
+                <w:bottom w:val="single" w:color="C9C4B5" w:sz="4" w:space="3"/>
+              </w:pBdr>
+              <w:spacing w:before="0" w:after="0" w:line="255" w:lineRule="auto"/>
+            </w:pPr>
+            <w:r>
+              <w:rPr>
+                <w:b w:val="false"/>
+                <w:bCs w:val="false"/>
+                <w:i w:val="false"/>
+                <w:iCs w:val="false"/>
+                <w:color w:val="1A1A1A"/>
+                <w:sz w:val="24"/>
+                <w:szCs w:val="24"/>
+                <w:caps w:val="false"/>
+                <w:rFonts w:ascii="Calibri" w:cs="Calibri" w:eastAsia="Calibri" w:hAnsi="Calibri"/>
+              </w:rPr>
+              <w:t xml:space="preserve"> </w:t>
+            </w:r>
+          </w:p>
+          <w:p>
+            <w:pPr>
+              <w:spacing w:before="0" w:after="0" w:line="70" w:lineRule="exact"/>
+            </w:pPr>
+            <w:r>
+              <w:rPr>
+                <w:b w:val="false"/>
+                <w:bCs w:val="false"/>
+                <w:i w:val="false"/>
+                <w:iCs w:val="false"/>
+                <w:color w:val="1A1A1A"/>
+                <w:sz w:val="3"/>
+                <w:szCs w:val="3"/>
+                <w:caps w:val="false"/>
+                <w:rFonts w:ascii="Calibri" w:cs="Calibri" w:eastAsia="Calibri" w:hAnsi="Calibri"/>
+              </w:rPr>
+              <w:t xml:space="preserve"> </w:t>
+            </w:r>
+          </w:p>
+          <w:p>
+            <w:pPr>
+              <w:pBdr>
+                <w:bottom w:val="single" w:color="C9C4B5" w:sz="4" w:space="3"/>
+              </w:pBdr>
+              <w:spacing w:before="0" w:after="0" w:line="255" w:lineRule="auto"/>
+            </w:pPr>
+            <w:r>
+              <w:rPr>
+                <w:b w:val="false"/>
+                <w:bCs w:val="false"/>
+                <w:i w:val="false"/>
+                <w:iCs w:val="false"/>
+                <w:color w:val="1A1A1A"/>
+                <w:sz w:val="24"/>
+                <w:szCs w:val="24"/>
+                <w:caps w:val="false"/>
+                <w:rFonts w:ascii="Calibri" w:cs="Calibri" w:eastAsia="Calibri" w:hAnsi="Calibri"/>
+              </w:rPr>
+              <w:t xml:space="preserve"> </w:t>
+            </w:r>
+          </w:p>
+          <w:p>
+            <w:pPr>
+              <w:spacing w:before="0" w:after="0" w:line="70" w:lineRule="exact"/>
+            </w:pPr>
+            <w:r>
+              <w:rPr>
+                <w:b w:val="false"/>
+                <w:bCs w:val="false"/>
+                <w:i w:val="false"/>
+                <w:iCs w:val="false"/>
+                <w:color w:val="1A1A1A"/>
+                <w:sz w:val="3"/>
+                <w:szCs w:val="3"/>
+                <w:caps w:val="false"/>
+                <w:rFonts w:ascii="Calibri" w:cs="Calibri" w:eastAsia="Calibri" w:hAnsi="Calibri"/>
+              </w:rPr>
+              <w:t xml:space="preserve"> </w:t>
+            </w:r>
+          </w:p>
+          <w:p>
+            <w:pPr>
+              <w:pBdr>
+                <w:bottom w:val="single" w:color="C9C4B5" w:sz="4" w:space="3"/>
+              </w:pBdr>
+              <w:spacing w:before="0" w:after="0" w:line="255" w:lineRule="auto"/>
+            </w:pPr>
+            <w:r>
+              <w:rPr>
+                <w:b w:val="false"/>
+                <w:bCs w:val="false"/>
+                <w:i w:val="false"/>
+                <w:iCs w:val="false"/>
+                <w:color w:val="1A1A1A"/>
+                <w:sz w:val="24"/>
+                <w:szCs w:val="24"/>
+                <w:caps w:val="false"/>
+                <w:rFonts w:ascii="Calibri" w:cs="Calibri" w:eastAsia="Calibri" w:hAnsi="Calibri"/>
+              </w:rPr>
+              <w:t xml:space="preserve"> </w:t>
+            </w:r>
+          </w:p>
+          <w:p>
+            <w:pPr>
+              <w:spacing w:before="0" w:after="0" w:line="70" w:lineRule="exact"/>
+            </w:pPr>
+            <w:r>
+              <w:rPr>
+                <w:b w:val="false"/>
+                <w:bCs w:val="false"/>
+                <w:i w:val="false"/>
+                <w:iCs w:val="false"/>
+                <w:color w:val="1A1A1A"/>
+                <w:sz w:val="3"/>
+                <w:szCs w:val="3"/>
+                <w:caps w:val="false"/>
+                <w:rFonts w:ascii="Calibri" w:cs="Calibri" w:eastAsia="Calibri" w:hAnsi="Calibri"/>
+              </w:rPr>
+              <w:t xml:space="preserve"> </w:t>
+            </w:r>
+          </w:p>
+          <w:p>
+            <w:pPr>
+              <w:pBdr>
+                <w:bottom w:val="single" w:color="C9C4B5" w:sz="4" w:space="3"/>
+              </w:pBdr>
+              <w:spacing w:before="0" w:after="0" w:line="255" w:lineRule="auto"/>
+            </w:pPr>
+            <w:r>
+              <w:rPr>
+                <w:b w:val="false"/>
+                <w:bCs w:val="false"/>
+                <w:i w:val="false"/>
+                <w:iCs w:val="false"/>
+                <w:color w:val="1A1A1A"/>
+                <w:sz w:val="24"/>
+                <w:szCs w:val="24"/>
+                <w:caps w:val="false"/>
+                <w:rFonts w:ascii="Calibri" w:cs="Calibri" w:eastAsia="Calibri" w:hAnsi="Calibri"/>
+              </w:rPr>
+              <w:t xml:space="preserve"> </w:t>
+            </w:r>
+          </w:p>
+        </w:tc>
+      </w:tr>
+      <w:tr>
+        <w:tc>
+          <w:tcPr>
+            <w:tcW w:type="dxa" w:w="2600"/>
+            <w:tcBorders>
+              <w:top w:val="single" w:color="D9D5C8" w:sz="4"/>
+              <w:left w:val="single" w:color="D9D5C8" w:sz="4"/>
+              <w:bottom w:val="single" w:color="D9D5C8" w:sz="4"/>
+              <w:right w:val="single" w:color="D9D5C8" w:sz="4"/>
+            </w:tcBorders>
+            <w:tcMar>
+              <w:top w:type="dxa" w:w="55"/>
+              <w:left w:type="dxa" w:w="110"/>
+              <w:bottom w:type="dxa" w:w="55"/>
+              <w:right w:type="dxa" w:w="110"/>
+            </w:tcMar>
+          </w:tcPr>
+          <w:p>
+            <w:pPr>
+              <w:spacing w:after="0"/>
+            </w:pPr>
+            <w:r>
+              <w:rPr>
+                <w:b/>
+                <w:bCs/>
+                <w:i w:val="false"/>
+                <w:iCs w:val="false"/>
+                <w:color w:val="1A1A1A"/>
+                <w:sz w:val="30"/>
+                <w:szCs w:val="30"/>
+                <w:caps w:val="false"/>
+                <w:rFonts w:ascii="Calibri" w:cs="Calibri" w:eastAsia="Calibri" w:hAnsi="Calibri"/>
+              </w:rPr>
+              <w:t xml:space="preserve">Key terms →</w:t>
+            </w:r>
+          </w:p>
+        </w:tc>
+        <w:tc>
+          <w:tcPr>
+            <w:tcW w:type="dxa" w:w="7048"/>
+            <w:tcBorders>
+              <w:top w:val="single" w:color="D9D5C8" w:sz="4"/>
+              <w:left w:val="single" w:color="D9D5C8" w:sz="4"/>
+              <w:bottom w:val="single" w:color="D9D5C8" w:sz="4"/>
+              <w:right w:val="single" w:color="D9D5C8" w:sz="4"/>
+            </w:tcBorders>
+            <w:tcMar>
+              <w:top w:type="dxa" w:w="55"/>
+              <w:left w:type="dxa" w:w="110"/>
+              <w:bottom w:type="dxa" w:w="55"/>
+              <w:right w:type="dxa" w:w="110"/>
+            </w:tcMar>
+          </w:tcPr>
+          <w:p>
+            <w:pPr>
+              <w:pBdr>
+                <w:bottom w:val="single" w:color="C9C4B5" w:sz="4" w:space="3"/>
+              </w:pBdr>
+              <w:spacing w:before="0" w:after="0" w:line="255" w:lineRule="auto"/>
+            </w:pPr>
+            <w:r>
+              <w:rPr>
+                <w:b w:val="false"/>
+                <w:bCs w:val="false"/>
+                <w:i w:val="false"/>
+                <w:iCs w:val="false"/>
+                <w:color w:val="1A1A1A"/>
+                <w:sz w:val="24"/>
+                <w:szCs w:val="24"/>
+                <w:caps w:val="false"/>
+                <w:rFonts w:ascii="Calibri" w:cs="Calibri" w:eastAsia="Calibri" w:hAnsi="Calibri"/>
+              </w:rPr>
+              <w:t xml:space="preserve"> </w:t>
+            </w:r>
+          </w:p>
+          <w:p>
+            <w:pPr>
+              <w:spacing w:before="0" w:after="0" w:line="70" w:lineRule="exact"/>
+            </w:pPr>
+            <w:r>
+              <w:rPr>
+                <w:b w:val="false"/>
+                <w:bCs w:val="false"/>
+                <w:i w:val="false"/>
+                <w:iCs w:val="false"/>
+                <w:color w:val="1A1A1A"/>
+                <w:sz w:val="3"/>
+                <w:szCs w:val="3"/>
+                <w:caps w:val="false"/>
+                <w:rFonts w:ascii="Calibri" w:cs="Calibri" w:eastAsia="Calibri" w:hAnsi="Calibri"/>
+              </w:rPr>
+              <w:t xml:space="preserve"> </w:t>
+            </w:r>
+          </w:p>
+          <w:p>
+            <w:pPr>
+              <w:pBdr>
+                <w:bottom w:val="single" w:color="C9C4B5" w:sz="4" w:space="3"/>
+              </w:pBdr>
+              <w:spacing w:before="0" w:after="0" w:line="255" w:lineRule="auto"/>
+            </w:pPr>
+            <w:r>
+              <w:rPr>
+                <w:b w:val="false"/>
+                <w:bCs w:val="false"/>
+                <w:i w:val="false"/>
+                <w:iCs w:val="false"/>
+                <w:color w:val="1A1A1A"/>
+                <w:sz w:val="24"/>
+                <w:szCs w:val="24"/>
+                <w:caps w:val="false"/>
+                <w:rFonts w:ascii="Calibri" w:cs="Calibri" w:eastAsia="Calibri" w:hAnsi="Calibri"/>
+              </w:rPr>
+              <w:t xml:space="preserve"> </w:t>
+            </w:r>
+          </w:p>
+          <w:p>
+            <w:pPr>
+              <w:spacing w:before="0" w:after="0" w:line="70" w:lineRule="exact"/>
+            </w:pPr>
+            <w:r>
+              <w:rPr>
+                <w:b w:val="false"/>
+                <w:bCs w:val="false"/>
+                <w:i w:val="false"/>
+                <w:iCs w:val="false"/>
+                <w:color w:val="1A1A1A"/>
+                <w:sz w:val="3"/>
+                <w:szCs w:val="3"/>
+                <w:caps w:val="false"/>
+                <w:rFonts w:ascii="Calibri" w:cs="Calibri" w:eastAsia="Calibri" w:hAnsi="Calibri"/>
+              </w:rPr>
+              <w:t xml:space="preserve"> </w:t>
+            </w:r>
+          </w:p>
+          <w:p>
+            <w:pPr>
+              <w:pBdr>
+                <w:bottom w:val="single" w:color="C9C4B5" w:sz="4" w:space="3"/>
+              </w:pBdr>
+              <w:spacing w:before="0" w:after="0" w:line="255" w:lineRule="auto"/>
+            </w:pPr>
+            <w:r>
+              <w:rPr>
+                <w:b w:val="false"/>
+                <w:bCs w:val="false"/>
+                <w:i w:val="false"/>
+                <w:iCs w:val="false"/>
+                <w:color w:val="1A1A1A"/>
+                <w:sz w:val="24"/>
+                <w:szCs w:val="24"/>
+                <w:caps w:val="false"/>
+                <w:rFonts w:ascii="Calibri" w:cs="Calibri" w:eastAsia="Calibri" w:hAnsi="Calibri"/>
+              </w:rPr>
+              <w:t xml:space="preserve"> </w:t>
+            </w:r>
+          </w:p>
+          <w:p>
+            <w:pPr>
+              <w:spacing w:before="0" w:after="0" w:line="70" w:lineRule="exact"/>
+            </w:pPr>
+            <w:r>
+              <w:rPr>
+                <w:b w:val="false"/>
+                <w:bCs w:val="false"/>
+                <w:i w:val="false"/>
+                <w:iCs w:val="false"/>
+                <w:color w:val="1A1A1A"/>
+                <w:sz w:val="3"/>
+                <w:szCs w:val="3"/>
+                <w:caps w:val="false"/>
+                <w:rFonts w:ascii="Calibri" w:cs="Calibri" w:eastAsia="Calibri" w:hAnsi="Calibri"/>
+              </w:rPr>
+              <w:t xml:space="preserve"> </w:t>
+            </w:r>
+          </w:p>
+          <w:p>
+            <w:pPr>
+              <w:pBdr>
+                <w:bottom w:val="single" w:color="C9C4B5" w:sz="4" w:space="3"/>
+              </w:pBdr>
+              <w:spacing w:before="0" w:after="0" w:line="255" w:lineRule="auto"/>
+            </w:pPr>
+            <w:r>
+              <w:rPr>
+                <w:b w:val="false"/>
+                <w:bCs w:val="false"/>
+                <w:i w:val="false"/>
+                <w:iCs w:val="false"/>
+                <w:color w:val="1A1A1A"/>
+                <w:sz w:val="24"/>
+                <w:szCs w:val="24"/>
+                <w:caps w:val="false"/>
+                <w:rFonts w:ascii="Calibri" w:cs="Calibri" w:eastAsia="Calibri" w:hAnsi="Calibri"/>
+              </w:rPr>
+              <w:t xml:space="preserve"> </w:t>
+            </w:r>
+          </w:p>
+          <w:p>
+            <w:pPr>
+              <w:spacing w:before="0" w:after="0" w:line="70" w:lineRule="exact"/>
+            </w:pPr>
+            <w:r>
+              <w:rPr>
+                <w:b w:val="false"/>
+                <w:bCs w:val="false"/>
+                <w:i w:val="false"/>
+                <w:iCs w:val="false"/>
+                <w:color w:val="1A1A1A"/>
+                <w:sz w:val="3"/>
+                <w:szCs w:val="3"/>
+                <w:caps w:val="false"/>
+                <w:rFonts w:ascii="Calibri" w:cs="Calibri" w:eastAsia="Calibri" w:hAnsi="Calibri"/>
+              </w:rPr>
+              <w:t xml:space="preserve"> </w:t>
+            </w:r>
+          </w:p>
+          <w:p>
+            <w:pPr>
+              <w:pBdr>
+                <w:bottom w:val="single" w:color="C9C4B5" w:sz="4" w:space="3"/>
+              </w:pBdr>
+              <w:spacing w:before="0" w:after="0" w:line="255" w:lineRule="auto"/>
+            </w:pPr>
+            <w:r>
+              <w:rPr>
+                <w:b w:val="false"/>
+                <w:bCs w:val="false"/>
+                <w:i w:val="false"/>
+                <w:iCs w:val="false"/>
+                <w:color w:val="1A1A1A"/>
+                <w:sz w:val="24"/>
+                <w:szCs w:val="24"/>
+                <w:caps w:val="false"/>
+                <w:rFonts w:ascii="Calibri" w:cs="Calibri" w:eastAsia="Calibri" w:hAnsi="Calibri"/>
+              </w:rPr>
+              <w:t xml:space="preserve"> </w:t>
+            </w:r>
+          </w:p>
+          <w:p>
+            <w:pPr>
+              <w:spacing w:before="0" w:after="0" w:line="70" w:lineRule="exact"/>
+            </w:pPr>
+            <w:r>
+              <w:rPr>
+                <w:b w:val="false"/>
+                <w:bCs w:val="false"/>
+                <w:i w:val="false"/>
+                <w:iCs w:val="false"/>
+                <w:color w:val="1A1A1A"/>
+                <w:sz w:val="3"/>
+                <w:szCs w:val="3"/>
+                <w:caps w:val="false"/>
+                <w:rFonts w:ascii="Calibri" w:cs="Calibri" w:eastAsia="Calibri" w:hAnsi="Calibri"/>
+              </w:rPr>
+              <w:t xml:space="preserve"> </w:t>
+            </w:r>
+          </w:p>
+          <w:p>
+            <w:pPr>
+              <w:pBdr>
+                <w:bottom w:val="single" w:color="C9C4B5" w:sz="4" w:space="3"/>
+              </w:pBdr>
+              <w:spacing w:before="0" w:after="0" w:line="255" w:lineRule="auto"/>
+            </w:pPr>
+            <w:r>
+              <w:rPr>
+                <w:b w:val="false"/>
+                <w:bCs w:val="false"/>
+                <w:i w:val="false"/>
+                <w:iCs w:val="false"/>
+                <w:color w:val="1A1A1A"/>
+                <w:sz w:val="24"/>
+                <w:szCs w:val="24"/>
+                <w:caps w:val="false"/>
+                <w:rFonts w:ascii="Calibri" w:cs="Calibri" w:eastAsia="Calibri" w:hAnsi="Calibri"/>
+              </w:rPr>
+              <w:t xml:space="preserve"> </w:t>
+            </w:r>
+          </w:p>
+          <w:p>
+            <w:pPr>
+              <w:spacing w:before="0" w:after="0" w:line="70" w:lineRule="exact"/>
+            </w:pPr>
+            <w:r>
+              <w:rPr>
+                <w:b w:val="false"/>
+                <w:bCs w:val="false"/>
+                <w:i w:val="false"/>
+                <w:iCs w:val="false"/>
+                <w:color w:val="1A1A1A"/>
+                <w:sz w:val="3"/>
+                <w:szCs w:val="3"/>
+                <w:caps w:val="false"/>
+                <w:rFonts w:ascii="Calibri" w:cs="Calibri" w:eastAsia="Calibri" w:hAnsi="Calibri"/>
+              </w:rPr>
+              <w:t xml:space="preserve"> </w:t>
+            </w:r>
+          </w:p>
+          <w:p>
+            <w:pPr>
+              <w:pBdr>
+                <w:bottom w:val="single" w:color="C9C4B5" w:sz="4" w:space="3"/>
+              </w:pBdr>
+              <w:spacing w:before="0" w:after="0" w:line="255" w:lineRule="auto"/>
+            </w:pPr>
+            <w:r>
+              <w:rPr>
+                <w:b w:val="false"/>
+                <w:bCs w:val="false"/>
+                <w:i w:val="false"/>
+                <w:iCs w:val="false"/>
+                <w:color w:val="1A1A1A"/>
+                <w:sz w:val="24"/>
+                <w:szCs w:val="24"/>
+                <w:caps w:val="false"/>
+                <w:rFonts w:ascii="Calibri" w:cs="Calibri" w:eastAsia="Calibri" w:hAnsi="Calibri"/>
+              </w:rPr>
+              <w:t xml:space="preserve"> </w:t>
+            </w:r>
+          </w:p>
+          <w:p>
+            <w:pPr>
+              <w:spacing w:before="0" w:after="0" w:line="70" w:lineRule="exact"/>
+            </w:pPr>
+            <w:r>
+              <w:rPr>
+                <w:b w:val="false"/>
+                <w:bCs w:val="false"/>
+                <w:i w:val="false"/>
+                <w:iCs w:val="false"/>
+                <w:color w:val="1A1A1A"/>
+                <w:sz w:val="3"/>
+                <w:szCs w:val="3"/>
+                <w:caps w:val="false"/>
+                <w:rFonts w:ascii="Calibri" w:cs="Calibri" w:eastAsia="Calibri" w:hAnsi="Calibri"/>
+              </w:rPr>
+              <w:t xml:space="preserve"> </w:t>
+            </w:r>
+          </w:p>
+          <w:p>
+            <w:pPr>
+              <w:pBdr>
+                <w:bottom w:val="single" w:color="C9C4B5" w:sz="4" w:space="3"/>
+              </w:pBdr>
+              <w:spacing w:before="0" w:after="0" w:line="255" w:lineRule="auto"/>
+            </w:pPr>
+            <w:r>
+              <w:rPr>
+                <w:b w:val="false"/>
+                <w:bCs w:val="false"/>
+                <w:i w:val="false"/>
+                <w:iCs w:val="false"/>
+                <w:color w:val="1A1A1A"/>
+                <w:sz w:val="24"/>
+                <w:szCs w:val="24"/>
+                <w:caps w:val="false"/>
+                <w:rFonts w:ascii="Calibri" w:cs="Calibri" w:eastAsia="Calibri" w:hAnsi="Calibri"/>
+              </w:rPr>
+              <w:t xml:space="preserve"> </w:t>
+            </w:r>
+          </w:p>
         </w:tc>
       </w:tr>
     </w:tbl>
+    <w:p>
+      <w:pPr>
+        <w:spacing w:before="100" w:after="30"/>
+      </w:pPr>
+      <w:r>
+        <w:rPr>
+          <w:b w:val="false"/>
+          <w:bCs w:val="false"/>
+          <w:i/>
+          <w:iCs/>
+          <w:color w:val="6B7280"/>
+          <w:sz w:val="29"/>
+          <w:szCs w:val="29"/>
+          <w:caps w:val="false"/>
+          <w:rFonts w:ascii="Calibri" w:cs="Calibri" w:eastAsia="Calibri" w:hAnsi="Calibri"/>
+        </w:rPr>
+        <w:t xml:space="preserve">Keep taking notes — lines run the full width of the page:</w:t>
+      </w:r>
+    </w:p>
+    <w:p>
+      <w:pPr>
+        <w:pBdr>
+          <w:bottom w:val="single" w:color="C9C4B5" w:sz="4" w:space="3"/>
+        </w:pBdr>
+        <w:spacing w:before="0" w:after="0" w:line="255" w:lineRule="auto"/>
+      </w:pPr>
+      <w:r>
+        <w:rPr>
+          <w:b w:val="false"/>
+          <w:bCs w:val="false"/>
+          <w:i w:val="false"/>
+          <w:iCs w:val="false"/>
+          <w:color w:val="1A1A1A"/>
+          <w:sz w:val="24"/>
+          <w:szCs w:val="24"/>
+          <w:caps w:val="false"/>
+          <w:rFonts w:ascii="Calibri" w:cs="Calibri" w:eastAsia="Calibri" w:hAnsi="Calibri"/>
+        </w:rPr>
+        <w:t xml:space="preserve"> </w:t>
+      </w:r>
+    </w:p>
+    <w:p>
+      <w:pPr>
+        <w:spacing w:before="0" w:after="0" w:line="70" w:lineRule="exact"/>
+      </w:pPr>
+      <w:r>
+        <w:rPr>
+          <w:b w:val="false"/>
+          <w:bCs w:val="false"/>
+          <w:i w:val="false"/>
+          <w:iCs w:val="false"/>
+          <w:color w:val="1A1A1A"/>
+          <w:sz w:val="3"/>
+          <w:szCs w:val="3"/>
+          <w:caps w:val="false"/>
+          <w:rFonts w:ascii="Calibri" w:cs="Calibri" w:eastAsia="Calibri" w:hAnsi="Calibri"/>
+        </w:rPr>
+        <w:t xml:space="preserve"> </w:t>
+      </w:r>
+    </w:p>
+    <w:p>
+      <w:pPr>
+        <w:pBdr>
+          <w:bottom w:val="single" w:color="C9C4B5" w:sz="4" w:space="3"/>
+        </w:pBdr>
+        <w:spacing w:before="0" w:after="0" w:line="255" w:lineRule="auto"/>
+      </w:pPr>
+      <w:r>
+        <w:rPr>
+          <w:b w:val="false"/>
+          <w:bCs w:val="false"/>
+          <w:i w:val="false"/>
+          <w:iCs w:val="false"/>
+          <w:color w:val="1A1A1A"/>
+          <w:sz w:val="24"/>
+          <w:szCs w:val="24"/>
+          <w:caps w:val="false"/>
+          <w:rFonts w:ascii="Calibri" w:cs="Calibri" w:eastAsia="Calibri" w:hAnsi="Calibri"/>
+        </w:rPr>
+        <w:t xml:space="preserve"> </w:t>
+      </w:r>
+    </w:p>
+    <w:p>
+      <w:pPr>
+        <w:spacing w:before="0" w:after="0" w:line="70" w:lineRule="exact"/>
+      </w:pPr>
+      <w:r>
+        <w:rPr>
+          <w:b w:val="false"/>
+          <w:bCs w:val="false"/>
+          <w:i w:val="false"/>
+          <w:iCs w:val="false"/>
+          <w:color w:val="1A1A1A"/>
+          <w:sz w:val="3"/>
+          <w:szCs w:val="3"/>
+          <w:caps w:val="false"/>
+          <w:rFonts w:ascii="Calibri" w:cs="Calibri" w:eastAsia="Calibri" w:hAnsi="Calibri"/>
+        </w:rPr>
+        <w:t xml:space="preserve"> </w:t>
+      </w:r>
+    </w:p>
+    <w:p>
+      <w:pPr>
+        <w:pBdr>
+          <w:bottom w:val="single" w:color="C9C4B5" w:sz="4" w:space="3"/>
+        </w:pBdr>
+        <w:spacing w:before="0" w:after="0" w:line="255" w:lineRule="auto"/>
+      </w:pPr>
+      <w:r>
+        <w:rPr>
+          <w:b w:val="false"/>
+          <w:bCs w:val="false"/>
+          <w:i w:val="false"/>
+          <w:iCs w:val="false"/>
+          <w:color w:val="1A1A1A"/>
+          <w:sz w:val="24"/>
+          <w:szCs w:val="24"/>
+          <w:caps w:val="false"/>
+          <w:rFonts w:ascii="Calibri" w:cs="Calibri" w:eastAsia="Calibri" w:hAnsi="Calibri"/>
+        </w:rPr>
+        <w:t xml:space="preserve"> </w:t>
+      </w:r>
+    </w:p>
+    <w:p>
+      <w:pPr>
+        <w:spacing w:before="0" w:after="0" w:line="70" w:lineRule="exact"/>
+      </w:pPr>
+      <w:r>
+        <w:rPr>
+          <w:b w:val="false"/>
+          <w:bCs w:val="false"/>
+          <w:i w:val="false"/>
+          <w:iCs w:val="false"/>
+          <w:color w:val="1A1A1A"/>
+          <w:sz w:val="3"/>
+          <w:szCs w:val="3"/>
+          <w:caps w:val="false"/>
+          <w:rFonts w:ascii="Calibri" w:cs="Calibri" w:eastAsia="Calibri" w:hAnsi="Calibri"/>
+        </w:rPr>
+        <w:t xml:space="preserve"> </w:t>
+      </w:r>
+    </w:p>
+    <w:p>
+      <w:pPr>
+        <w:pBdr>
+          <w:bottom w:val="single" w:color="C9C4B5" w:sz="4" w:space="3"/>
+        </w:pBdr>
+        <w:spacing w:before="0" w:after="0" w:line="255" w:lineRule="auto"/>
+      </w:pPr>
+      <w:r>
+        <w:rPr>
+          <w:b w:val="false"/>
+          <w:bCs w:val="false"/>
+          <w:i w:val="false"/>
+          <w:iCs w:val="false"/>
+          <w:color w:val="1A1A1A"/>
+          <w:sz w:val="24"/>
+          <w:szCs w:val="24"/>
+          <w:caps w:val="false"/>
+          <w:rFonts w:ascii="Calibri" w:cs="Calibri" w:eastAsia="Calibri" w:hAnsi="Calibri"/>
+        </w:rPr>
+        <w:t xml:space="preserve"> </w:t>
+      </w:r>
+    </w:p>
+    <w:p>
+      <w:pPr>
+        <w:spacing w:before="0" w:after="0" w:line="70" w:lineRule="exact"/>
+      </w:pPr>
+      <w:r>
+        <w:rPr>
+          <w:b w:val="false"/>
+          <w:bCs w:val="false"/>
+          <w:i w:val="false"/>
+          <w:iCs w:val="false"/>
+          <w:color w:val="1A1A1A"/>
+          <w:sz w:val="3"/>
+          <w:szCs w:val="3"/>
+          <w:caps w:val="false"/>
+          <w:rFonts w:ascii="Calibri" w:cs="Calibri" w:eastAsia="Calibri" w:hAnsi="Calibri"/>
+        </w:rPr>
+        <w:t xml:space="preserve"> </w:t>
+      </w:r>
+    </w:p>
+    <w:p>
+      <w:pPr>
+        <w:pBdr>
+          <w:bottom w:val="single" w:color="C9C4B5" w:sz="4" w:space="3"/>
+        </w:pBdr>
+        <w:spacing w:before="0" w:after="0" w:line="255" w:lineRule="auto"/>
+      </w:pPr>
+      <w:r>
+        <w:rPr>
+          <w:b w:val="false"/>
+          <w:bCs w:val="false"/>
+          <w:i w:val="false"/>
+          <w:iCs w:val="false"/>
+          <w:color w:val="1A1A1A"/>
+          <w:sz w:val="24"/>
+          <w:szCs w:val="24"/>
+          <w:caps w:val="false"/>
+          <w:rFonts w:ascii="Calibri" w:cs="Calibri" w:eastAsia="Calibri" w:hAnsi="Calibri"/>
+        </w:rPr>
+        <w:t xml:space="preserve"> </w:t>
+      </w:r>
+    </w:p>
+    <w:p>
+      <w:pPr>
+        <w:spacing w:before="0" w:after="0" w:line="70" w:lineRule="exact"/>
+      </w:pPr>
+      <w:r>
+        <w:rPr>
+          <w:b w:val="false"/>
+          <w:bCs w:val="false"/>
+          <w:i w:val="false"/>
+          <w:iCs w:val="false"/>
+          <w:color w:val="1A1A1A"/>
+          <w:sz w:val="3"/>
+          <w:szCs w:val="3"/>
+          <w:caps w:val="false"/>
+          <w:rFonts w:ascii="Calibri" w:cs="Calibri" w:eastAsia="Calibri" w:hAnsi="Calibri"/>
+        </w:rPr>
+        <w:t xml:space="preserve"> </w:t>
+      </w:r>
+    </w:p>
+    <w:p>
+      <w:pPr>
+        <w:pBdr>
+          <w:bottom w:val="single" w:color="C9C4B5" w:sz="4" w:space="3"/>
+        </w:pBdr>
+        <w:spacing w:before="0" w:after="0" w:line="255" w:lineRule="auto"/>
+      </w:pPr>
+      <w:r>
+        <w:rPr>
+          <w:b w:val="false"/>
+          <w:bCs w:val="false"/>
+          <w:i w:val="false"/>
+          <w:iCs w:val="false"/>
+          <w:color w:val="1A1A1A"/>
+          <w:sz w:val="24"/>
+          <w:szCs w:val="24"/>
+          <w:caps w:val="false"/>
+          <w:rFonts w:ascii="Calibri" w:cs="Calibri" w:eastAsia="Calibri" w:hAnsi="Calibri"/>
+        </w:rPr>
+        <w:t xml:space="preserve"> </w:t>
+      </w:r>
+    </w:p>
+    <w:p>
+      <w:pPr>
+        <w:spacing w:before="0" w:after="0" w:line="70" w:lineRule="exact"/>
+      </w:pPr>
+      <w:r>
+        <w:rPr>
+          <w:b w:val="false"/>
+          <w:bCs w:val="false"/>
+          <w:i w:val="false"/>
+          <w:iCs w:val="false"/>
+          <w:color w:val="1A1A1A"/>
+          <w:sz w:val="3"/>
+          <w:szCs w:val="3"/>
+          <w:caps w:val="false"/>
+          <w:rFonts w:ascii="Calibri" w:cs="Calibri" w:eastAsia="Calibri" w:hAnsi="Calibri"/>
+        </w:rPr>
+        <w:t xml:space="preserve"> </w:t>
+      </w:r>
+    </w:p>
+    <w:p>
+      <w:pPr>
+        <w:pBdr>
+          <w:bottom w:val="single" w:color="C9C4B5" w:sz="4" w:space="3"/>
+        </w:pBdr>
+        <w:spacing w:before="0" w:after="0" w:line="255" w:lineRule="auto"/>
+      </w:pPr>
+      <w:r>
+        <w:rPr>
+          <w:b w:val="false"/>
+          <w:bCs w:val="false"/>
+          <w:i w:val="false"/>
+          <w:iCs w:val="false"/>
+          <w:color w:val="1A1A1A"/>
+          <w:sz w:val="24"/>
+          <w:szCs w:val="24"/>
+          <w:caps w:val="false"/>
+          <w:rFonts w:ascii="Calibri" w:cs="Calibri" w:eastAsia="Calibri" w:hAnsi="Calibri"/>
+        </w:rPr>
+        <w:t xml:space="preserve"> </w:t>
+      </w:r>
+    </w:p>
+    <w:p>
+      <w:pPr>
+        <w:spacing w:before="0" w:after="0" w:line="70" w:lineRule="exact"/>
+      </w:pPr>
+      <w:r>
+        <w:rPr>
+          <w:b w:val="false"/>
+          <w:bCs w:val="false"/>
+          <w:i w:val="false"/>
+          <w:iCs w:val="false"/>
+          <w:color w:val="1A1A1A"/>
+          <w:sz w:val="3"/>
+          <w:szCs w:val="3"/>
+          <w:caps w:val="false"/>
+          <w:rFonts w:ascii="Calibri" w:cs="Calibri" w:eastAsia="Calibri" w:hAnsi="Calibri"/>
+        </w:rPr>
+        <w:t xml:space="preserve"> </w:t>
+      </w:r>
+    </w:p>
+    <w:p>
+      <w:pPr>
+        <w:pBdr>
+          <w:bottom w:val="single" w:color="C9C4B5" w:sz="4" w:space="3"/>
+        </w:pBdr>
+        <w:spacing w:before="0" w:after="0" w:line="255" w:lineRule="auto"/>
+      </w:pPr>
+      <w:r>
+        <w:rPr>
+          <w:b w:val="false"/>
+          <w:bCs w:val="false"/>
+          <w:i w:val="false"/>
+          <w:iCs w:val="false"/>
+          <w:color w:val="1A1A1A"/>
+          <w:sz w:val="24"/>
+          <w:szCs w:val="24"/>
+          <w:caps w:val="false"/>
+          <w:rFonts w:ascii="Calibri" w:cs="Calibri" w:eastAsia="Calibri" w:hAnsi="Calibri"/>
+        </w:rPr>
+        <w:t xml:space="preserve"> </w:t>
+      </w:r>
+    </w:p>
+    <w:p>
+      <w:pPr>
+        <w:spacing w:before="0" w:after="0" w:line="70" w:lineRule="exact"/>
+      </w:pPr>
+      <w:r>
+        <w:rPr>
+          <w:b w:val="false"/>
+          <w:bCs w:val="false"/>
+          <w:i w:val="false"/>
+          <w:iCs w:val="false"/>
+          <w:color w:val="1A1A1A"/>
+          <w:sz w:val="3"/>
+          <w:szCs w:val="3"/>
+          <w:caps w:val="false"/>
+          <w:rFonts w:ascii="Calibri" w:cs="Calibri" w:eastAsia="Calibri" w:hAnsi="Calibri"/>
+        </w:rPr>
+        <w:t xml:space="preserve"> </w:t>
+      </w:r>
+    </w:p>
+    <w:p>
+      <w:pPr>
+        <w:pBdr>
+          <w:bottom w:val="single" w:color="C9C4B5" w:sz="4" w:space="3"/>
+        </w:pBdr>
+        <w:spacing w:before="0" w:after="0" w:line="255" w:lineRule="auto"/>
+      </w:pPr>
+      <w:r>
+        <w:rPr>
+          <w:b w:val="false"/>
+          <w:bCs w:val="false"/>
+          <w:i w:val="false"/>
+          <w:iCs w:val="false"/>
+          <w:color w:val="1A1A1A"/>
+          <w:sz w:val="24"/>
+          <w:szCs w:val="24"/>
+          <w:caps w:val="false"/>
+          <w:rFonts w:ascii="Calibri" w:cs="Calibri" w:eastAsia="Calibri" w:hAnsi="Calibri"/>
+        </w:rPr>
+        <w:t xml:space="preserve"> </w:t>
+      </w:r>
+    </w:p>
+    <w:p>
+      <w:pPr>
+        <w:spacing w:before="0" w:after="0" w:line="70" w:lineRule="exact"/>
+      </w:pPr>
+      <w:r>
+        <w:rPr>
+          <w:b w:val="false"/>
+          <w:bCs w:val="false"/>
+          <w:i w:val="false"/>
+          <w:iCs w:val="false"/>
+          <w:color w:val="1A1A1A"/>
+          <w:sz w:val="3"/>
+          <w:szCs w:val="3"/>
+          <w:caps w:val="false"/>
+          <w:rFonts w:ascii="Calibri" w:cs="Calibri" w:eastAsia="Calibri" w:hAnsi="Calibri"/>
+        </w:rPr>
+        <w:t xml:space="preserve"> </w:t>
+      </w:r>
+    </w:p>
+    <w:p>
+      <w:pPr>
+        <w:pBdr>
+          <w:bottom w:val="single" w:color="C9C4B5" w:sz="4" w:space="3"/>
+        </w:pBdr>
+        <w:spacing w:before="0" w:after="0" w:line="255" w:lineRule="auto"/>
+      </w:pPr>
+      <w:r>
+        <w:rPr>
+          <w:b w:val="false"/>
+          <w:bCs w:val="false"/>
+          <w:i w:val="false"/>
+          <w:iCs w:val="false"/>
+          <w:color w:val="1A1A1A"/>
+          <w:sz w:val="24"/>
+          <w:szCs w:val="24"/>
+          <w:caps w:val="false"/>
+          <w:rFonts w:ascii="Calibri" w:cs="Calibri" w:eastAsia="Calibri" w:hAnsi="Calibri"/>
+        </w:rPr>
+        <w:t xml:space="preserve"> </w:t>
+      </w:r>
+    </w:p>
     <w:tbl>
       <w:tblPr>
         <w:tblW w:type="dxa" w:w="9648"/>
@@ -38170,8 +39974,8 @@
         </w:tblBorders>
       </w:tblPr>
       <w:tblGrid>
-        <w:gridCol w:w="3050"/>
-        <w:gridCol w:w="6598"/>
+        <w:gridCol w:w="2600"/>
+        <w:gridCol w:w="7048"/>
       </w:tblGrid>
       <w:tr>
         <w:trPr>
@@ -38179,7 +39983,7 @@
         </w:trPr>
         <w:tc>
           <w:tcPr>
-            <w:tcW w:type="dxa" w:w="3050"/>
+            <w:tcW w:type="dxa" w:w="2600"/>
             <w:tcBorders>
               <w:top w:val="single" w:color="D9D5C8" w:sz="4"/>
               <w:left w:val="single" w:color="D9D5C8" w:sz="4"/>
@@ -38210,13 +40014,13 @@
                 <w:caps w:val="false"/>
                 <w:rFonts w:ascii="Calibri" w:cs="Calibri" w:eastAsia="Calibri" w:hAnsi="Calibri"/>
               </w:rPr>
-              <w:t xml:space="preserve">Cues (tied to your learning targets)</w:t>
-            </w:r>
-          </w:p>
-        </w:tc>
-        <w:tc>
-          <w:tcPr>
-            <w:tcW w:type="dxa" w:w="6598"/>
+              <w:t xml:space="preserve">Cue Column — questions &amp; key terms</w:t>
+            </w:r>
+          </w:p>
+        </w:tc>
+        <w:tc>
+          <w:tcPr>
+            <w:tcW w:type="dxa" w:w="7048"/>
             <w:tcBorders>
               <w:top w:val="single" w:color="D9D5C8" w:sz="4"/>
               <w:left w:val="single" w:color="D9D5C8" w:sz="4"/>
@@ -38247,7 +40051,7 @@
                 <w:caps w:val="false"/>
                 <w:rFonts w:ascii="Calibri" w:cs="Calibri" w:eastAsia="Calibri" w:hAnsi="Calibri"/>
               </w:rPr>
-              <w:t xml:space="preserve">My notes</w:t>
+              <w:t xml:space="preserve">Note-Taking Column — write your notes here</w:t>
             </w:r>
           </w:p>
         </w:tc>
@@ -38255,7 +40059,7 @@
       <w:tr>
         <w:tc>
           <w:tcPr>
-            <w:tcW w:type="dxa" w:w="3050"/>
+            <w:tcW w:type="dxa" w:w="2600"/>
             <w:tcBorders>
               <w:top w:val="single" w:color="D9D5C8" w:sz="4"/>
               <w:left w:val="single" w:color="D9D5C8" w:sz="4"/>
@@ -38291,7 +40095,7 @@
         </w:tc>
         <w:tc>
           <w:tcPr>
-            <w:tcW w:type="dxa" w:w="6598"/>
+            <w:tcW w:type="dxa" w:w="7048"/>
             <w:tcBorders>
               <w:top w:val="single" w:color="D9D5C8" w:sz="4"/>
               <w:left w:val="single" w:color="D9D5C8" w:sz="4"/>
@@ -38491,61 +40295,25 @@
               <w:t xml:space="preserve"> </w:t>
             </w:r>
           </w:p>
-        </w:tc>
-      </w:tr>
-      <w:tr>
-        <w:tc>
-          <w:tcPr>
-            <w:tcW w:type="dxa" w:w="3050"/>
-            <w:tcBorders>
-              <w:top w:val="single" w:color="D9D5C8" w:sz="4"/>
-              <w:left w:val="single" w:color="D9D5C8" w:sz="4"/>
-              <w:bottom w:val="single" w:color="D9D5C8" w:sz="4"/>
-              <w:right w:val="single" w:color="D9D5C8" w:sz="4"/>
-            </w:tcBorders>
-            <w:tcMar>
-              <w:top w:type="dxa" w:w="55"/>
-              <w:left w:type="dxa" w:w="110"/>
-              <w:bottom w:type="dxa" w:w="55"/>
-              <w:right w:type="dxa" w:w="110"/>
-            </w:tcMar>
-          </w:tcPr>
-          <w:p>
-            <w:pPr>
-              <w:spacing w:after="0"/>
-            </w:pPr>
-            <w:r>
-              <w:rPr>
-                <w:b/>
-                <w:bCs/>
-                <w:i w:val="false"/>
-                <w:iCs w:val="false"/>
-                <w:color w:val="1A1A1A"/>
-                <w:sz w:val="30"/>
-                <w:szCs w:val="30"/>
-                <w:caps w:val="false"/>
-                <w:rFonts w:ascii="Calibri" w:cs="Calibri" w:eastAsia="Calibri" w:hAnsi="Calibri"/>
-              </w:rPr>
-              <w:t xml:space="preserve">One Tennessee source that supports it?</w:t>
-            </w:r>
-          </w:p>
-        </w:tc>
-        <w:tc>
-          <w:tcPr>
-            <w:tcW w:type="dxa" w:w="6598"/>
-            <w:tcBorders>
-              <w:top w:val="single" w:color="D9D5C8" w:sz="4"/>
-              <w:left w:val="single" w:color="D9D5C8" w:sz="4"/>
-              <w:bottom w:val="single" w:color="D9D5C8" w:sz="4"/>
-              <w:right w:val="single" w:color="D9D5C8" w:sz="4"/>
-            </w:tcBorders>
-            <w:tcMar>
-              <w:top w:type="dxa" w:w="55"/>
-              <w:left w:type="dxa" w:w="110"/>
-              <w:bottom w:type="dxa" w:w="55"/>
-              <w:right w:type="dxa" w:w="110"/>
-            </w:tcMar>
-          </w:tcPr>
+          <w:p>
+            <w:pPr>
+              <w:spacing w:before="0" w:after="0" w:line="70" w:lineRule="exact"/>
+            </w:pPr>
+            <w:r>
+              <w:rPr>
+                <w:b w:val="false"/>
+                <w:bCs w:val="false"/>
+                <w:i w:val="false"/>
+                <w:iCs w:val="false"/>
+                <w:color w:val="1A1A1A"/>
+                <w:sz w:val="3"/>
+                <w:szCs w:val="3"/>
+                <w:caps w:val="false"/>
+                <w:rFonts w:ascii="Calibri" w:cs="Calibri" w:eastAsia="Calibri" w:hAnsi="Calibri"/>
+              </w:rPr>
+              <w:t xml:space="preserve"> </w:t>
+            </w:r>
+          </w:p>
           <w:p>
             <w:pPr>
               <w:pBdr>
@@ -38650,25 +40418,61 @@
               <w:t xml:space="preserve"> </w:t>
             </w:r>
           </w:p>
-          <w:p>
-            <w:pPr>
-              <w:spacing w:before="0" w:after="0" w:line="70" w:lineRule="exact"/>
-            </w:pPr>
-            <w:r>
-              <w:rPr>
-                <w:b w:val="false"/>
-                <w:bCs w:val="false"/>
-                <w:i w:val="false"/>
-                <w:iCs w:val="false"/>
-                <w:color w:val="1A1A1A"/>
-                <w:sz w:val="3"/>
-                <w:szCs w:val="3"/>
-                <w:caps w:val="false"/>
-                <w:rFonts w:ascii="Calibri" w:cs="Calibri" w:eastAsia="Calibri" w:hAnsi="Calibri"/>
-              </w:rPr>
-              <w:t xml:space="preserve"> </w:t>
-            </w:r>
-          </w:p>
+        </w:tc>
+      </w:tr>
+      <w:tr>
+        <w:tc>
+          <w:tcPr>
+            <w:tcW w:type="dxa" w:w="2600"/>
+            <w:tcBorders>
+              <w:top w:val="single" w:color="D9D5C8" w:sz="4"/>
+              <w:left w:val="single" w:color="D9D5C8" w:sz="4"/>
+              <w:bottom w:val="single" w:color="D9D5C8" w:sz="4"/>
+              <w:right w:val="single" w:color="D9D5C8" w:sz="4"/>
+            </w:tcBorders>
+            <w:tcMar>
+              <w:top w:type="dxa" w:w="55"/>
+              <w:left w:type="dxa" w:w="110"/>
+              <w:bottom w:type="dxa" w:w="55"/>
+              <w:right w:type="dxa" w:w="110"/>
+            </w:tcMar>
+          </w:tcPr>
+          <w:p>
+            <w:pPr>
+              <w:spacing w:after="0"/>
+            </w:pPr>
+            <w:r>
+              <w:rPr>
+                <w:b/>
+                <w:bCs/>
+                <w:i w:val="false"/>
+                <w:iCs w:val="false"/>
+                <w:color w:val="1A1A1A"/>
+                <w:sz w:val="30"/>
+                <w:szCs w:val="30"/>
+                <w:caps w:val="false"/>
+                <w:rFonts w:ascii="Calibri" w:cs="Calibri" w:eastAsia="Calibri" w:hAnsi="Calibri"/>
+              </w:rPr>
+              <w:t xml:space="preserve">One Tennessee source that supports it?</w:t>
+            </w:r>
+          </w:p>
+        </w:tc>
+        <w:tc>
+          <w:tcPr>
+            <w:tcW w:type="dxa" w:w="7048"/>
+            <w:tcBorders>
+              <w:top w:val="single" w:color="D9D5C8" w:sz="4"/>
+              <w:left w:val="single" w:color="D9D5C8" w:sz="4"/>
+              <w:bottom w:val="single" w:color="D9D5C8" w:sz="4"/>
+              <w:right w:val="single" w:color="D9D5C8" w:sz="4"/>
+            </w:tcBorders>
+            <w:tcMar>
+              <w:top w:type="dxa" w:w="55"/>
+              <w:left w:type="dxa" w:w="110"/>
+              <w:bottom w:type="dxa" w:w="55"/>
+              <w:right w:type="dxa" w:w="110"/>
+            </w:tcMar>
+          </w:tcPr>
           <w:p>
             <w:pPr>
               <w:pBdr>
@@ -38732,61 +40536,25 @@
               <w:t xml:space="preserve"> </w:t>
             </w:r>
           </w:p>
-        </w:tc>
-      </w:tr>
-      <w:tr>
-        <w:tc>
-          <w:tcPr>
-            <w:tcW w:type="dxa" w:w="3050"/>
-            <w:tcBorders>
-              <w:top w:val="single" w:color="D9D5C8" w:sz="4"/>
-              <w:left w:val="single" w:color="D9D5C8" w:sz="4"/>
-              <w:bottom w:val="single" w:color="D9D5C8" w:sz="4"/>
-              <w:right w:val="single" w:color="D9D5C8" w:sz="4"/>
-            </w:tcBorders>
-            <w:tcMar>
-              <w:top w:type="dxa" w:w="55"/>
-              <w:left w:type="dxa" w:w="110"/>
-              <w:bottom w:type="dxa" w:w="55"/>
-              <w:right w:type="dxa" w:w="110"/>
-            </w:tcMar>
-          </w:tcPr>
-          <w:p>
-            <w:pPr>
-              <w:spacing w:after="0"/>
-            </w:pPr>
-            <w:r>
-              <w:rPr>
-                <w:b/>
-                <w:bCs/>
-                <w:i w:val="false"/>
-                <w:iCs w:val="false"/>
-                <w:color w:val="1A1A1A"/>
-                <w:sz w:val="30"/>
-                <w:szCs w:val="30"/>
-                <w:caps w:val="false"/>
-                <w:rFonts w:ascii="Calibri" w:cs="Calibri" w:eastAsia="Calibri" w:hAnsi="Calibri"/>
-              </w:rPr>
-              <w:t xml:space="preserve">One real situation it applies to where you live?</w:t>
-            </w:r>
-          </w:p>
-        </w:tc>
-        <w:tc>
-          <w:tcPr>
-            <w:tcW w:type="dxa" w:w="6598"/>
-            <w:tcBorders>
-              <w:top w:val="single" w:color="D9D5C8" w:sz="4"/>
-              <w:left w:val="single" w:color="D9D5C8" w:sz="4"/>
-              <w:bottom w:val="single" w:color="D9D5C8" w:sz="4"/>
-              <w:right w:val="single" w:color="D9D5C8" w:sz="4"/>
-            </w:tcBorders>
-            <w:tcMar>
-              <w:top w:type="dxa" w:w="55"/>
-              <w:left w:type="dxa" w:w="110"/>
-              <w:bottom w:type="dxa" w:w="55"/>
-              <w:right w:type="dxa" w:w="110"/>
-            </w:tcMar>
-          </w:tcPr>
+          <w:p>
+            <w:pPr>
+              <w:spacing w:before="0" w:after="0" w:line="70" w:lineRule="exact"/>
+            </w:pPr>
+            <w:r>
+              <w:rPr>
+                <w:b w:val="false"/>
+                <w:bCs w:val="false"/>
+                <w:i w:val="false"/>
+                <w:iCs w:val="false"/>
+                <w:color w:val="1A1A1A"/>
+                <w:sz w:val="3"/>
+                <w:szCs w:val="3"/>
+                <w:caps w:val="false"/>
+                <w:rFonts w:ascii="Calibri" w:cs="Calibri" w:eastAsia="Calibri" w:hAnsi="Calibri"/>
+              </w:rPr>
+              <w:t xml:space="preserve"> </w:t>
+            </w:r>
+          </w:p>
           <w:p>
             <w:pPr>
               <w:pBdr>
@@ -38973,61 +40741,25 @@
               <w:t xml:space="preserve"> </w:t>
             </w:r>
           </w:p>
-        </w:tc>
-      </w:tr>
-      <w:tr>
-        <w:tc>
-          <w:tcPr>
-            <w:tcW w:type="dxa" w:w="3050"/>
-            <w:tcBorders>
-              <w:top w:val="single" w:color="D9D5C8" w:sz="4"/>
-              <w:left w:val="single" w:color="D9D5C8" w:sz="4"/>
-              <w:bottom w:val="single" w:color="D9D5C8" w:sz="4"/>
-              <w:right w:val="single" w:color="D9D5C8" w:sz="4"/>
-            </w:tcBorders>
-            <w:tcMar>
-              <w:top w:type="dxa" w:w="55"/>
-              <w:left w:type="dxa" w:w="110"/>
-              <w:bottom w:type="dxa" w:w="55"/>
-              <w:right w:type="dxa" w:w="110"/>
-            </w:tcMar>
-          </w:tcPr>
-          <w:p>
-            <w:pPr>
-              <w:spacing w:after="0"/>
-            </w:pPr>
-            <w:r>
-              <w:rPr>
-                <w:b/>
-                <w:bCs/>
-                <w:i w:val="false"/>
-                <w:iCs w:val="false"/>
-                <w:color w:val="1A1A1A"/>
-                <w:sz w:val="30"/>
-                <w:szCs w:val="30"/>
-                <w:caps w:val="false"/>
-                <w:rFonts w:ascii="Calibri" w:cs="Calibri" w:eastAsia="Calibri" w:hAnsi="Calibri"/>
-              </w:rPr>
-              <w:t xml:space="preserve">Key terms →</w:t>
-            </w:r>
-          </w:p>
-        </w:tc>
-        <w:tc>
-          <w:tcPr>
-            <w:tcW w:type="dxa" w:w="6598"/>
-            <w:tcBorders>
-              <w:top w:val="single" w:color="D9D5C8" w:sz="4"/>
-              <w:left w:val="single" w:color="D9D5C8" w:sz="4"/>
-              <w:bottom w:val="single" w:color="D9D5C8" w:sz="4"/>
-              <w:right w:val="single" w:color="D9D5C8" w:sz="4"/>
-            </w:tcBorders>
-            <w:tcMar>
-              <w:top w:type="dxa" w:w="55"/>
-              <w:left w:type="dxa" w:w="110"/>
-              <w:bottom w:type="dxa" w:w="55"/>
-              <w:right w:type="dxa" w:w="110"/>
-            </w:tcMar>
-          </w:tcPr>
+          <w:p>
+            <w:pPr>
+              <w:spacing w:before="0" w:after="0" w:line="70" w:lineRule="exact"/>
+            </w:pPr>
+            <w:r>
+              <w:rPr>
+                <w:b w:val="false"/>
+                <w:bCs w:val="false"/>
+                <w:i w:val="false"/>
+                <w:iCs w:val="false"/>
+                <w:color w:val="1A1A1A"/>
+                <w:sz w:val="3"/>
+                <w:szCs w:val="3"/>
+                <w:caps w:val="false"/>
+                <w:rFonts w:ascii="Calibri" w:cs="Calibri" w:eastAsia="Calibri" w:hAnsi="Calibri"/>
+              </w:rPr>
+              <w:t xml:space="preserve"> </w:t>
+            </w:r>
+          </w:p>
           <w:p>
             <w:pPr>
               <w:pBdr>
@@ -39050,25 +40782,61 @@
               <w:t xml:space="preserve"> </w:t>
             </w:r>
           </w:p>
-          <w:p>
-            <w:pPr>
-              <w:spacing w:before="0" w:after="0" w:line="70" w:lineRule="exact"/>
-            </w:pPr>
-            <w:r>
-              <w:rPr>
-                <w:b w:val="false"/>
-                <w:bCs w:val="false"/>
-                <w:i w:val="false"/>
-                <w:iCs w:val="false"/>
-                <w:color w:val="1A1A1A"/>
-                <w:sz w:val="3"/>
-                <w:szCs w:val="3"/>
-                <w:caps w:val="false"/>
-                <w:rFonts w:ascii="Calibri" w:cs="Calibri" w:eastAsia="Calibri" w:hAnsi="Calibri"/>
-              </w:rPr>
-              <w:t xml:space="preserve"> </w:t>
-            </w:r>
-          </w:p>
+        </w:tc>
+      </w:tr>
+      <w:tr>
+        <w:tc>
+          <w:tcPr>
+            <w:tcW w:type="dxa" w:w="2600"/>
+            <w:tcBorders>
+              <w:top w:val="single" w:color="D9D5C8" w:sz="4"/>
+              <w:left w:val="single" w:color="D9D5C8" w:sz="4"/>
+              <w:bottom w:val="single" w:color="D9D5C8" w:sz="4"/>
+              <w:right w:val="single" w:color="D9D5C8" w:sz="4"/>
+            </w:tcBorders>
+            <w:tcMar>
+              <w:top w:type="dxa" w:w="55"/>
+              <w:left w:type="dxa" w:w="110"/>
+              <w:bottom w:type="dxa" w:w="55"/>
+              <w:right w:type="dxa" w:w="110"/>
+            </w:tcMar>
+          </w:tcPr>
+          <w:p>
+            <w:pPr>
+              <w:spacing w:after="0"/>
+            </w:pPr>
+            <w:r>
+              <w:rPr>
+                <w:b/>
+                <w:bCs/>
+                <w:i w:val="false"/>
+                <w:iCs w:val="false"/>
+                <w:color w:val="1A1A1A"/>
+                <w:sz w:val="30"/>
+                <w:szCs w:val="30"/>
+                <w:caps w:val="false"/>
+                <w:rFonts w:ascii="Calibri" w:cs="Calibri" w:eastAsia="Calibri" w:hAnsi="Calibri"/>
+              </w:rPr>
+              <w:t xml:space="preserve">One real situation it applies to where you live?</w:t>
+            </w:r>
+          </w:p>
+        </w:tc>
+        <w:tc>
+          <w:tcPr>
+            <w:tcW w:type="dxa" w:w="7048"/>
+            <w:tcBorders>
+              <w:top w:val="single" w:color="D9D5C8" w:sz="4"/>
+              <w:left w:val="single" w:color="D9D5C8" w:sz="4"/>
+              <w:bottom w:val="single" w:color="D9D5C8" w:sz="4"/>
+              <w:right w:val="single" w:color="D9D5C8" w:sz="4"/>
+            </w:tcBorders>
+            <w:tcMar>
+              <w:top w:type="dxa" w:w="55"/>
+              <w:left w:type="dxa" w:w="110"/>
+              <w:bottom w:type="dxa" w:w="55"/>
+              <w:right w:type="dxa" w:w="110"/>
+            </w:tcMar>
+          </w:tcPr>
           <w:p>
             <w:pPr>
               <w:pBdr>
@@ -39214,9 +40982,947 @@
               <w:t xml:space="preserve"> </w:t>
             </w:r>
           </w:p>
+          <w:p>
+            <w:pPr>
+              <w:spacing w:before="0" w:after="0" w:line="70" w:lineRule="exact"/>
+            </w:pPr>
+            <w:r>
+              <w:rPr>
+                <w:b w:val="false"/>
+                <w:bCs w:val="false"/>
+                <w:i w:val="false"/>
+                <w:iCs w:val="false"/>
+                <w:color w:val="1A1A1A"/>
+                <w:sz w:val="3"/>
+                <w:szCs w:val="3"/>
+                <w:caps w:val="false"/>
+                <w:rFonts w:ascii="Calibri" w:cs="Calibri" w:eastAsia="Calibri" w:hAnsi="Calibri"/>
+              </w:rPr>
+              <w:t xml:space="preserve"> </w:t>
+            </w:r>
+          </w:p>
+          <w:p>
+            <w:pPr>
+              <w:pBdr>
+                <w:bottom w:val="single" w:color="C9C4B5" w:sz="4" w:space="3"/>
+              </w:pBdr>
+              <w:spacing w:before="0" w:after="0" w:line="255" w:lineRule="auto"/>
+            </w:pPr>
+            <w:r>
+              <w:rPr>
+                <w:b w:val="false"/>
+                <w:bCs w:val="false"/>
+                <w:i w:val="false"/>
+                <w:iCs w:val="false"/>
+                <w:color w:val="1A1A1A"/>
+                <w:sz w:val="24"/>
+                <w:szCs w:val="24"/>
+                <w:caps w:val="false"/>
+                <w:rFonts w:ascii="Calibri" w:cs="Calibri" w:eastAsia="Calibri" w:hAnsi="Calibri"/>
+              </w:rPr>
+              <w:t xml:space="preserve"> </w:t>
+            </w:r>
+          </w:p>
+          <w:p>
+            <w:pPr>
+              <w:spacing w:before="0" w:after="0" w:line="70" w:lineRule="exact"/>
+            </w:pPr>
+            <w:r>
+              <w:rPr>
+                <w:b w:val="false"/>
+                <w:bCs w:val="false"/>
+                <w:i w:val="false"/>
+                <w:iCs w:val="false"/>
+                <w:color w:val="1A1A1A"/>
+                <w:sz w:val="3"/>
+                <w:szCs w:val="3"/>
+                <w:caps w:val="false"/>
+                <w:rFonts w:ascii="Calibri" w:cs="Calibri" w:eastAsia="Calibri" w:hAnsi="Calibri"/>
+              </w:rPr>
+              <w:t xml:space="preserve"> </w:t>
+            </w:r>
+          </w:p>
+          <w:p>
+            <w:pPr>
+              <w:pBdr>
+                <w:bottom w:val="single" w:color="C9C4B5" w:sz="4" w:space="3"/>
+              </w:pBdr>
+              <w:spacing w:before="0" w:after="0" w:line="255" w:lineRule="auto"/>
+            </w:pPr>
+            <w:r>
+              <w:rPr>
+                <w:b w:val="false"/>
+                <w:bCs w:val="false"/>
+                <w:i w:val="false"/>
+                <w:iCs w:val="false"/>
+                <w:color w:val="1A1A1A"/>
+                <w:sz w:val="24"/>
+                <w:szCs w:val="24"/>
+                <w:caps w:val="false"/>
+                <w:rFonts w:ascii="Calibri" w:cs="Calibri" w:eastAsia="Calibri" w:hAnsi="Calibri"/>
+              </w:rPr>
+              <w:t xml:space="preserve"> </w:t>
+            </w:r>
+          </w:p>
+          <w:p>
+            <w:pPr>
+              <w:spacing w:before="0" w:after="0" w:line="70" w:lineRule="exact"/>
+            </w:pPr>
+            <w:r>
+              <w:rPr>
+                <w:b w:val="false"/>
+                <w:bCs w:val="false"/>
+                <w:i w:val="false"/>
+                <w:iCs w:val="false"/>
+                <w:color w:val="1A1A1A"/>
+                <w:sz w:val="3"/>
+                <w:szCs w:val="3"/>
+                <w:caps w:val="false"/>
+                <w:rFonts w:ascii="Calibri" w:cs="Calibri" w:eastAsia="Calibri" w:hAnsi="Calibri"/>
+              </w:rPr>
+              <w:t xml:space="preserve"> </w:t>
+            </w:r>
+          </w:p>
+          <w:p>
+            <w:pPr>
+              <w:pBdr>
+                <w:bottom w:val="single" w:color="C9C4B5" w:sz="4" w:space="3"/>
+              </w:pBdr>
+              <w:spacing w:before="0" w:after="0" w:line="255" w:lineRule="auto"/>
+            </w:pPr>
+            <w:r>
+              <w:rPr>
+                <w:b w:val="false"/>
+                <w:bCs w:val="false"/>
+                <w:i w:val="false"/>
+                <w:iCs w:val="false"/>
+                <w:color w:val="1A1A1A"/>
+                <w:sz w:val="24"/>
+                <w:szCs w:val="24"/>
+                <w:caps w:val="false"/>
+                <w:rFonts w:ascii="Calibri" w:cs="Calibri" w:eastAsia="Calibri" w:hAnsi="Calibri"/>
+              </w:rPr>
+              <w:t xml:space="preserve"> </w:t>
+            </w:r>
+          </w:p>
+          <w:p>
+            <w:pPr>
+              <w:spacing w:before="0" w:after="0" w:line="70" w:lineRule="exact"/>
+            </w:pPr>
+            <w:r>
+              <w:rPr>
+                <w:b w:val="false"/>
+                <w:bCs w:val="false"/>
+                <w:i w:val="false"/>
+                <w:iCs w:val="false"/>
+                <w:color w:val="1A1A1A"/>
+                <w:sz w:val="3"/>
+                <w:szCs w:val="3"/>
+                <w:caps w:val="false"/>
+                <w:rFonts w:ascii="Calibri" w:cs="Calibri" w:eastAsia="Calibri" w:hAnsi="Calibri"/>
+              </w:rPr>
+              <w:t xml:space="preserve"> </w:t>
+            </w:r>
+          </w:p>
+          <w:p>
+            <w:pPr>
+              <w:pBdr>
+                <w:bottom w:val="single" w:color="C9C4B5" w:sz="4" w:space="3"/>
+              </w:pBdr>
+              <w:spacing w:before="0" w:after="0" w:line="255" w:lineRule="auto"/>
+            </w:pPr>
+            <w:r>
+              <w:rPr>
+                <w:b w:val="false"/>
+                <w:bCs w:val="false"/>
+                <w:i w:val="false"/>
+                <w:iCs w:val="false"/>
+                <w:color w:val="1A1A1A"/>
+                <w:sz w:val="24"/>
+                <w:szCs w:val="24"/>
+                <w:caps w:val="false"/>
+                <w:rFonts w:ascii="Calibri" w:cs="Calibri" w:eastAsia="Calibri" w:hAnsi="Calibri"/>
+              </w:rPr>
+              <w:t xml:space="preserve"> </w:t>
+            </w:r>
+          </w:p>
+        </w:tc>
+      </w:tr>
+      <w:tr>
+        <w:tc>
+          <w:tcPr>
+            <w:tcW w:type="dxa" w:w="2600"/>
+            <w:tcBorders>
+              <w:top w:val="single" w:color="D9D5C8" w:sz="4"/>
+              <w:left w:val="single" w:color="D9D5C8" w:sz="4"/>
+              <w:bottom w:val="single" w:color="D9D5C8" w:sz="4"/>
+              <w:right w:val="single" w:color="D9D5C8" w:sz="4"/>
+            </w:tcBorders>
+            <w:tcMar>
+              <w:top w:type="dxa" w:w="55"/>
+              <w:left w:type="dxa" w:w="110"/>
+              <w:bottom w:type="dxa" w:w="55"/>
+              <w:right w:type="dxa" w:w="110"/>
+            </w:tcMar>
+          </w:tcPr>
+          <w:p>
+            <w:pPr>
+              <w:spacing w:after="0"/>
+            </w:pPr>
+            <w:r>
+              <w:rPr>
+                <w:b/>
+                <w:bCs/>
+                <w:i w:val="false"/>
+                <w:iCs w:val="false"/>
+                <w:color w:val="1A1A1A"/>
+                <w:sz w:val="30"/>
+                <w:szCs w:val="30"/>
+                <w:caps w:val="false"/>
+                <w:rFonts w:ascii="Calibri" w:cs="Calibri" w:eastAsia="Calibri" w:hAnsi="Calibri"/>
+              </w:rPr>
+              <w:t xml:space="preserve">Key terms →</w:t>
+            </w:r>
+          </w:p>
+        </w:tc>
+        <w:tc>
+          <w:tcPr>
+            <w:tcW w:type="dxa" w:w="7048"/>
+            <w:tcBorders>
+              <w:top w:val="single" w:color="D9D5C8" w:sz="4"/>
+              <w:left w:val="single" w:color="D9D5C8" w:sz="4"/>
+              <w:bottom w:val="single" w:color="D9D5C8" w:sz="4"/>
+              <w:right w:val="single" w:color="D9D5C8" w:sz="4"/>
+            </w:tcBorders>
+            <w:tcMar>
+              <w:top w:type="dxa" w:w="55"/>
+              <w:left w:type="dxa" w:w="110"/>
+              <w:bottom w:type="dxa" w:w="55"/>
+              <w:right w:type="dxa" w:w="110"/>
+            </w:tcMar>
+          </w:tcPr>
+          <w:p>
+            <w:pPr>
+              <w:pBdr>
+                <w:bottom w:val="single" w:color="C9C4B5" w:sz="4" w:space="3"/>
+              </w:pBdr>
+              <w:spacing w:before="0" w:after="0" w:line="255" w:lineRule="auto"/>
+            </w:pPr>
+            <w:r>
+              <w:rPr>
+                <w:b w:val="false"/>
+                <w:bCs w:val="false"/>
+                <w:i w:val="false"/>
+                <w:iCs w:val="false"/>
+                <w:color w:val="1A1A1A"/>
+                <w:sz w:val="24"/>
+                <w:szCs w:val="24"/>
+                <w:caps w:val="false"/>
+                <w:rFonts w:ascii="Calibri" w:cs="Calibri" w:eastAsia="Calibri" w:hAnsi="Calibri"/>
+              </w:rPr>
+              <w:t xml:space="preserve"> </w:t>
+            </w:r>
+          </w:p>
+          <w:p>
+            <w:pPr>
+              <w:spacing w:before="0" w:after="0" w:line="70" w:lineRule="exact"/>
+            </w:pPr>
+            <w:r>
+              <w:rPr>
+                <w:b w:val="false"/>
+                <w:bCs w:val="false"/>
+                <w:i w:val="false"/>
+                <w:iCs w:val="false"/>
+                <w:color w:val="1A1A1A"/>
+                <w:sz w:val="3"/>
+                <w:szCs w:val="3"/>
+                <w:caps w:val="false"/>
+                <w:rFonts w:ascii="Calibri" w:cs="Calibri" w:eastAsia="Calibri" w:hAnsi="Calibri"/>
+              </w:rPr>
+              <w:t xml:space="preserve"> </w:t>
+            </w:r>
+          </w:p>
+          <w:p>
+            <w:pPr>
+              <w:pBdr>
+                <w:bottom w:val="single" w:color="C9C4B5" w:sz="4" w:space="3"/>
+              </w:pBdr>
+              <w:spacing w:before="0" w:after="0" w:line="255" w:lineRule="auto"/>
+            </w:pPr>
+            <w:r>
+              <w:rPr>
+                <w:b w:val="false"/>
+                <w:bCs w:val="false"/>
+                <w:i w:val="false"/>
+                <w:iCs w:val="false"/>
+                <w:color w:val="1A1A1A"/>
+                <w:sz w:val="24"/>
+                <w:szCs w:val="24"/>
+                <w:caps w:val="false"/>
+                <w:rFonts w:ascii="Calibri" w:cs="Calibri" w:eastAsia="Calibri" w:hAnsi="Calibri"/>
+              </w:rPr>
+              <w:t xml:space="preserve"> </w:t>
+            </w:r>
+          </w:p>
+          <w:p>
+            <w:pPr>
+              <w:spacing w:before="0" w:after="0" w:line="70" w:lineRule="exact"/>
+            </w:pPr>
+            <w:r>
+              <w:rPr>
+                <w:b w:val="false"/>
+                <w:bCs w:val="false"/>
+                <w:i w:val="false"/>
+                <w:iCs w:val="false"/>
+                <w:color w:val="1A1A1A"/>
+                <w:sz w:val="3"/>
+                <w:szCs w:val="3"/>
+                <w:caps w:val="false"/>
+                <w:rFonts w:ascii="Calibri" w:cs="Calibri" w:eastAsia="Calibri" w:hAnsi="Calibri"/>
+              </w:rPr>
+              <w:t xml:space="preserve"> </w:t>
+            </w:r>
+          </w:p>
+          <w:p>
+            <w:pPr>
+              <w:pBdr>
+                <w:bottom w:val="single" w:color="C9C4B5" w:sz="4" w:space="3"/>
+              </w:pBdr>
+              <w:spacing w:before="0" w:after="0" w:line="255" w:lineRule="auto"/>
+            </w:pPr>
+            <w:r>
+              <w:rPr>
+                <w:b w:val="false"/>
+                <w:bCs w:val="false"/>
+                <w:i w:val="false"/>
+                <w:iCs w:val="false"/>
+                <w:color w:val="1A1A1A"/>
+                <w:sz w:val="24"/>
+                <w:szCs w:val="24"/>
+                <w:caps w:val="false"/>
+                <w:rFonts w:ascii="Calibri" w:cs="Calibri" w:eastAsia="Calibri" w:hAnsi="Calibri"/>
+              </w:rPr>
+              <w:t xml:space="preserve"> </w:t>
+            </w:r>
+          </w:p>
+          <w:p>
+            <w:pPr>
+              <w:spacing w:before="0" w:after="0" w:line="70" w:lineRule="exact"/>
+            </w:pPr>
+            <w:r>
+              <w:rPr>
+                <w:b w:val="false"/>
+                <w:bCs w:val="false"/>
+                <w:i w:val="false"/>
+                <w:iCs w:val="false"/>
+                <w:color w:val="1A1A1A"/>
+                <w:sz w:val="3"/>
+                <w:szCs w:val="3"/>
+                <w:caps w:val="false"/>
+                <w:rFonts w:ascii="Calibri" w:cs="Calibri" w:eastAsia="Calibri" w:hAnsi="Calibri"/>
+              </w:rPr>
+              <w:t xml:space="preserve"> </w:t>
+            </w:r>
+          </w:p>
+          <w:p>
+            <w:pPr>
+              <w:pBdr>
+                <w:bottom w:val="single" w:color="C9C4B5" w:sz="4" w:space="3"/>
+              </w:pBdr>
+              <w:spacing w:before="0" w:after="0" w:line="255" w:lineRule="auto"/>
+            </w:pPr>
+            <w:r>
+              <w:rPr>
+                <w:b w:val="false"/>
+                <w:bCs w:val="false"/>
+                <w:i w:val="false"/>
+                <w:iCs w:val="false"/>
+                <w:color w:val="1A1A1A"/>
+                <w:sz w:val="24"/>
+                <w:szCs w:val="24"/>
+                <w:caps w:val="false"/>
+                <w:rFonts w:ascii="Calibri" w:cs="Calibri" w:eastAsia="Calibri" w:hAnsi="Calibri"/>
+              </w:rPr>
+              <w:t xml:space="preserve"> </w:t>
+            </w:r>
+          </w:p>
+          <w:p>
+            <w:pPr>
+              <w:spacing w:before="0" w:after="0" w:line="70" w:lineRule="exact"/>
+            </w:pPr>
+            <w:r>
+              <w:rPr>
+                <w:b w:val="false"/>
+                <w:bCs w:val="false"/>
+                <w:i w:val="false"/>
+                <w:iCs w:val="false"/>
+                <w:color w:val="1A1A1A"/>
+                <w:sz w:val="3"/>
+                <w:szCs w:val="3"/>
+                <w:caps w:val="false"/>
+                <w:rFonts w:ascii="Calibri" w:cs="Calibri" w:eastAsia="Calibri" w:hAnsi="Calibri"/>
+              </w:rPr>
+              <w:t xml:space="preserve"> </w:t>
+            </w:r>
+          </w:p>
+          <w:p>
+            <w:pPr>
+              <w:pBdr>
+                <w:bottom w:val="single" w:color="C9C4B5" w:sz="4" w:space="3"/>
+              </w:pBdr>
+              <w:spacing w:before="0" w:after="0" w:line="255" w:lineRule="auto"/>
+            </w:pPr>
+            <w:r>
+              <w:rPr>
+                <w:b w:val="false"/>
+                <w:bCs w:val="false"/>
+                <w:i w:val="false"/>
+                <w:iCs w:val="false"/>
+                <w:color w:val="1A1A1A"/>
+                <w:sz w:val="24"/>
+                <w:szCs w:val="24"/>
+                <w:caps w:val="false"/>
+                <w:rFonts w:ascii="Calibri" w:cs="Calibri" w:eastAsia="Calibri" w:hAnsi="Calibri"/>
+              </w:rPr>
+              <w:t xml:space="preserve"> </w:t>
+            </w:r>
+          </w:p>
+          <w:p>
+            <w:pPr>
+              <w:spacing w:before="0" w:after="0" w:line="70" w:lineRule="exact"/>
+            </w:pPr>
+            <w:r>
+              <w:rPr>
+                <w:b w:val="false"/>
+                <w:bCs w:val="false"/>
+                <w:i w:val="false"/>
+                <w:iCs w:val="false"/>
+                <w:color w:val="1A1A1A"/>
+                <w:sz w:val="3"/>
+                <w:szCs w:val="3"/>
+                <w:caps w:val="false"/>
+                <w:rFonts w:ascii="Calibri" w:cs="Calibri" w:eastAsia="Calibri" w:hAnsi="Calibri"/>
+              </w:rPr>
+              <w:t xml:space="preserve"> </w:t>
+            </w:r>
+          </w:p>
+          <w:p>
+            <w:pPr>
+              <w:pBdr>
+                <w:bottom w:val="single" w:color="C9C4B5" w:sz="4" w:space="3"/>
+              </w:pBdr>
+              <w:spacing w:before="0" w:after="0" w:line="255" w:lineRule="auto"/>
+            </w:pPr>
+            <w:r>
+              <w:rPr>
+                <w:b w:val="false"/>
+                <w:bCs w:val="false"/>
+                <w:i w:val="false"/>
+                <w:iCs w:val="false"/>
+                <w:color w:val="1A1A1A"/>
+                <w:sz w:val="24"/>
+                <w:szCs w:val="24"/>
+                <w:caps w:val="false"/>
+                <w:rFonts w:ascii="Calibri" w:cs="Calibri" w:eastAsia="Calibri" w:hAnsi="Calibri"/>
+              </w:rPr>
+              <w:t xml:space="preserve"> </w:t>
+            </w:r>
+          </w:p>
+          <w:p>
+            <w:pPr>
+              <w:spacing w:before="0" w:after="0" w:line="70" w:lineRule="exact"/>
+            </w:pPr>
+            <w:r>
+              <w:rPr>
+                <w:b w:val="false"/>
+                <w:bCs w:val="false"/>
+                <w:i w:val="false"/>
+                <w:iCs w:val="false"/>
+                <w:color w:val="1A1A1A"/>
+                <w:sz w:val="3"/>
+                <w:szCs w:val="3"/>
+                <w:caps w:val="false"/>
+                <w:rFonts w:ascii="Calibri" w:cs="Calibri" w:eastAsia="Calibri" w:hAnsi="Calibri"/>
+              </w:rPr>
+              <w:t xml:space="preserve"> </w:t>
+            </w:r>
+          </w:p>
+          <w:p>
+            <w:pPr>
+              <w:pBdr>
+                <w:bottom w:val="single" w:color="C9C4B5" w:sz="4" w:space="3"/>
+              </w:pBdr>
+              <w:spacing w:before="0" w:after="0" w:line="255" w:lineRule="auto"/>
+            </w:pPr>
+            <w:r>
+              <w:rPr>
+                <w:b w:val="false"/>
+                <w:bCs w:val="false"/>
+                <w:i w:val="false"/>
+                <w:iCs w:val="false"/>
+                <w:color w:val="1A1A1A"/>
+                <w:sz w:val="24"/>
+                <w:szCs w:val="24"/>
+                <w:caps w:val="false"/>
+                <w:rFonts w:ascii="Calibri" w:cs="Calibri" w:eastAsia="Calibri" w:hAnsi="Calibri"/>
+              </w:rPr>
+              <w:t xml:space="preserve"> </w:t>
+            </w:r>
+          </w:p>
+          <w:p>
+            <w:pPr>
+              <w:spacing w:before="0" w:after="0" w:line="70" w:lineRule="exact"/>
+            </w:pPr>
+            <w:r>
+              <w:rPr>
+                <w:b w:val="false"/>
+                <w:bCs w:val="false"/>
+                <w:i w:val="false"/>
+                <w:iCs w:val="false"/>
+                <w:color w:val="1A1A1A"/>
+                <w:sz w:val="3"/>
+                <w:szCs w:val="3"/>
+                <w:caps w:val="false"/>
+                <w:rFonts w:ascii="Calibri" w:cs="Calibri" w:eastAsia="Calibri" w:hAnsi="Calibri"/>
+              </w:rPr>
+              <w:t xml:space="preserve"> </w:t>
+            </w:r>
+          </w:p>
+          <w:p>
+            <w:pPr>
+              <w:pBdr>
+                <w:bottom w:val="single" w:color="C9C4B5" w:sz="4" w:space="3"/>
+              </w:pBdr>
+              <w:spacing w:before="0" w:after="0" w:line="255" w:lineRule="auto"/>
+            </w:pPr>
+            <w:r>
+              <w:rPr>
+                <w:b w:val="false"/>
+                <w:bCs w:val="false"/>
+                <w:i w:val="false"/>
+                <w:iCs w:val="false"/>
+                <w:color w:val="1A1A1A"/>
+                <w:sz w:val="24"/>
+                <w:szCs w:val="24"/>
+                <w:caps w:val="false"/>
+                <w:rFonts w:ascii="Calibri" w:cs="Calibri" w:eastAsia="Calibri" w:hAnsi="Calibri"/>
+              </w:rPr>
+              <w:t xml:space="preserve"> </w:t>
+            </w:r>
+          </w:p>
         </w:tc>
       </w:tr>
     </w:tbl>
+    <w:p>
+      <w:pPr>
+        <w:spacing w:before="100" w:after="30"/>
+      </w:pPr>
+      <w:r>
+        <w:rPr>
+          <w:b w:val="false"/>
+          <w:bCs w:val="false"/>
+          <w:i/>
+          <w:iCs/>
+          <w:color w:val="6B7280"/>
+          <w:sz w:val="29"/>
+          <w:szCs w:val="29"/>
+          <w:caps w:val="false"/>
+          <w:rFonts w:ascii="Calibri" w:cs="Calibri" w:eastAsia="Calibri" w:hAnsi="Calibri"/>
+        </w:rPr>
+        <w:t xml:space="preserve">Keep taking notes — lines run the full width of the page:</w:t>
+      </w:r>
+    </w:p>
+    <w:p>
+      <w:pPr>
+        <w:pBdr>
+          <w:bottom w:val="single" w:color="C9C4B5" w:sz="4" w:space="3"/>
+        </w:pBdr>
+        <w:spacing w:before="0" w:after="0" w:line="255" w:lineRule="auto"/>
+      </w:pPr>
+      <w:r>
+        <w:rPr>
+          <w:b w:val="false"/>
+          <w:bCs w:val="false"/>
+          <w:i w:val="false"/>
+          <w:iCs w:val="false"/>
+          <w:color w:val="1A1A1A"/>
+          <w:sz w:val="24"/>
+          <w:szCs w:val="24"/>
+          <w:caps w:val="false"/>
+          <w:rFonts w:ascii="Calibri" w:cs="Calibri" w:eastAsia="Calibri" w:hAnsi="Calibri"/>
+        </w:rPr>
+        <w:t xml:space="preserve"> </w:t>
+      </w:r>
+    </w:p>
+    <w:p>
+      <w:pPr>
+        <w:spacing w:before="0" w:after="0" w:line="70" w:lineRule="exact"/>
+      </w:pPr>
+      <w:r>
+        <w:rPr>
+          <w:b w:val="false"/>
+          <w:bCs w:val="false"/>
+          <w:i w:val="false"/>
+          <w:iCs w:val="false"/>
+          <w:color w:val="1A1A1A"/>
+          <w:sz w:val="3"/>
+          <w:szCs w:val="3"/>
+          <w:caps w:val="false"/>
+          <w:rFonts w:ascii="Calibri" w:cs="Calibri" w:eastAsia="Calibri" w:hAnsi="Calibri"/>
+        </w:rPr>
+        <w:t xml:space="preserve"> </w:t>
+      </w:r>
+    </w:p>
+    <w:p>
+      <w:pPr>
+        <w:pBdr>
+          <w:bottom w:val="single" w:color="C9C4B5" w:sz="4" w:space="3"/>
+        </w:pBdr>
+        <w:spacing w:before="0" w:after="0" w:line="255" w:lineRule="auto"/>
+      </w:pPr>
+      <w:r>
+        <w:rPr>
+          <w:b w:val="false"/>
+          <w:bCs w:val="false"/>
+          <w:i w:val="false"/>
+          <w:iCs w:val="false"/>
+          <w:color w:val="1A1A1A"/>
+          <w:sz w:val="24"/>
+          <w:szCs w:val="24"/>
+          <w:caps w:val="false"/>
+          <w:rFonts w:ascii="Calibri" w:cs="Calibri" w:eastAsia="Calibri" w:hAnsi="Calibri"/>
+        </w:rPr>
+        <w:t xml:space="preserve"> </w:t>
+      </w:r>
+    </w:p>
+    <w:p>
+      <w:pPr>
+        <w:spacing w:before="0" w:after="0" w:line="70" w:lineRule="exact"/>
+      </w:pPr>
+      <w:r>
+        <w:rPr>
+          <w:b w:val="false"/>
+          <w:bCs w:val="false"/>
+          <w:i w:val="false"/>
+          <w:iCs w:val="false"/>
+          <w:color w:val="1A1A1A"/>
+          <w:sz w:val="3"/>
+          <w:szCs w:val="3"/>
+          <w:caps w:val="false"/>
+          <w:rFonts w:ascii="Calibri" w:cs="Calibri" w:eastAsia="Calibri" w:hAnsi="Calibri"/>
+        </w:rPr>
+        <w:t xml:space="preserve"> </w:t>
+      </w:r>
+    </w:p>
+    <w:p>
+      <w:pPr>
+        <w:pBdr>
+          <w:bottom w:val="single" w:color="C9C4B5" w:sz="4" w:space="3"/>
+        </w:pBdr>
+        <w:spacing w:before="0" w:after="0" w:line="255" w:lineRule="auto"/>
+      </w:pPr>
+      <w:r>
+        <w:rPr>
+          <w:b w:val="false"/>
+          <w:bCs w:val="false"/>
+          <w:i w:val="false"/>
+          <w:iCs w:val="false"/>
+          <w:color w:val="1A1A1A"/>
+          <w:sz w:val="24"/>
+          <w:szCs w:val="24"/>
+          <w:caps w:val="false"/>
+          <w:rFonts w:ascii="Calibri" w:cs="Calibri" w:eastAsia="Calibri" w:hAnsi="Calibri"/>
+        </w:rPr>
+        <w:t xml:space="preserve"> </w:t>
+      </w:r>
+    </w:p>
+    <w:p>
+      <w:pPr>
+        <w:spacing w:before="0" w:after="0" w:line="70" w:lineRule="exact"/>
+      </w:pPr>
+      <w:r>
+        <w:rPr>
+          <w:b w:val="false"/>
+          <w:bCs w:val="false"/>
+          <w:i w:val="false"/>
+          <w:iCs w:val="false"/>
+          <w:color w:val="1A1A1A"/>
+          <w:sz w:val="3"/>
+          <w:szCs w:val="3"/>
+          <w:caps w:val="false"/>
+          <w:rFonts w:ascii="Calibri" w:cs="Calibri" w:eastAsia="Calibri" w:hAnsi="Calibri"/>
+        </w:rPr>
+        <w:t xml:space="preserve"> </w:t>
+      </w:r>
+    </w:p>
+    <w:p>
+      <w:pPr>
+        <w:pBdr>
+          <w:bottom w:val="single" w:color="C9C4B5" w:sz="4" w:space="3"/>
+        </w:pBdr>
+        <w:spacing w:before="0" w:after="0" w:line="255" w:lineRule="auto"/>
+      </w:pPr>
+      <w:r>
+        <w:rPr>
+          <w:b w:val="false"/>
+          <w:bCs w:val="false"/>
+          <w:i w:val="false"/>
+          <w:iCs w:val="false"/>
+          <w:color w:val="1A1A1A"/>
+          <w:sz w:val="24"/>
+          <w:szCs w:val="24"/>
+          <w:caps w:val="false"/>
+          <w:rFonts w:ascii="Calibri" w:cs="Calibri" w:eastAsia="Calibri" w:hAnsi="Calibri"/>
+        </w:rPr>
+        <w:t xml:space="preserve"> </w:t>
+      </w:r>
+    </w:p>
+    <w:p>
+      <w:pPr>
+        <w:spacing w:before="0" w:after="0" w:line="70" w:lineRule="exact"/>
+      </w:pPr>
+      <w:r>
+        <w:rPr>
+          <w:b w:val="false"/>
+          <w:bCs w:val="false"/>
+          <w:i w:val="false"/>
+          <w:iCs w:val="false"/>
+          <w:color w:val="1A1A1A"/>
+          <w:sz w:val="3"/>
+          <w:szCs w:val="3"/>
+          <w:caps w:val="false"/>
+          <w:rFonts w:ascii="Calibri" w:cs="Calibri" w:eastAsia="Calibri" w:hAnsi="Calibri"/>
+        </w:rPr>
+        <w:t xml:space="preserve"> </w:t>
+      </w:r>
+    </w:p>
+    <w:p>
+      <w:pPr>
+        <w:pBdr>
+          <w:bottom w:val="single" w:color="C9C4B5" w:sz="4" w:space="3"/>
+        </w:pBdr>
+        <w:spacing w:before="0" w:after="0" w:line="255" w:lineRule="auto"/>
+      </w:pPr>
+      <w:r>
+        <w:rPr>
+          <w:b w:val="false"/>
+          <w:bCs w:val="false"/>
+          <w:i w:val="false"/>
+          <w:iCs w:val="false"/>
+          <w:color w:val="1A1A1A"/>
+          <w:sz w:val="24"/>
+          <w:szCs w:val="24"/>
+          <w:caps w:val="false"/>
+          <w:rFonts w:ascii="Calibri" w:cs="Calibri" w:eastAsia="Calibri" w:hAnsi="Calibri"/>
+        </w:rPr>
+        <w:t xml:space="preserve"> </w:t>
+      </w:r>
+    </w:p>
+    <w:p>
+      <w:pPr>
+        <w:spacing w:before="0" w:after="0" w:line="70" w:lineRule="exact"/>
+      </w:pPr>
+      <w:r>
+        <w:rPr>
+          <w:b w:val="false"/>
+          <w:bCs w:val="false"/>
+          <w:i w:val="false"/>
+          <w:iCs w:val="false"/>
+          <w:color w:val="1A1A1A"/>
+          <w:sz w:val="3"/>
+          <w:szCs w:val="3"/>
+          <w:caps w:val="false"/>
+          <w:rFonts w:ascii="Calibri" w:cs="Calibri" w:eastAsia="Calibri" w:hAnsi="Calibri"/>
+        </w:rPr>
+        <w:t xml:space="preserve"> </w:t>
+      </w:r>
+    </w:p>
+    <w:p>
+      <w:pPr>
+        <w:pBdr>
+          <w:bottom w:val="single" w:color="C9C4B5" w:sz="4" w:space="3"/>
+        </w:pBdr>
+        <w:spacing w:before="0" w:after="0" w:line="255" w:lineRule="auto"/>
+      </w:pPr>
+      <w:r>
+        <w:rPr>
+          <w:b w:val="false"/>
+          <w:bCs w:val="false"/>
+          <w:i w:val="false"/>
+          <w:iCs w:val="false"/>
+          <w:color w:val="1A1A1A"/>
+          <w:sz w:val="24"/>
+          <w:szCs w:val="24"/>
+          <w:caps w:val="false"/>
+          <w:rFonts w:ascii="Calibri" w:cs="Calibri" w:eastAsia="Calibri" w:hAnsi="Calibri"/>
+        </w:rPr>
+        <w:t xml:space="preserve"> </w:t>
+      </w:r>
+    </w:p>
+    <w:p>
+      <w:pPr>
+        <w:spacing w:before="0" w:after="0" w:line="70" w:lineRule="exact"/>
+      </w:pPr>
+      <w:r>
+        <w:rPr>
+          <w:b w:val="false"/>
+          <w:bCs w:val="false"/>
+          <w:i w:val="false"/>
+          <w:iCs w:val="false"/>
+          <w:color w:val="1A1A1A"/>
+          <w:sz w:val="3"/>
+          <w:szCs w:val="3"/>
+          <w:caps w:val="false"/>
+          <w:rFonts w:ascii="Calibri" w:cs="Calibri" w:eastAsia="Calibri" w:hAnsi="Calibri"/>
+        </w:rPr>
+        <w:t xml:space="preserve"> </w:t>
+      </w:r>
+    </w:p>
+    <w:p>
+      <w:pPr>
+        <w:pBdr>
+          <w:bottom w:val="single" w:color="C9C4B5" w:sz="4" w:space="3"/>
+        </w:pBdr>
+        <w:spacing w:before="0" w:after="0" w:line="255" w:lineRule="auto"/>
+      </w:pPr>
+      <w:r>
+        <w:rPr>
+          <w:b w:val="false"/>
+          <w:bCs w:val="false"/>
+          <w:i w:val="false"/>
+          <w:iCs w:val="false"/>
+          <w:color w:val="1A1A1A"/>
+          <w:sz w:val="24"/>
+          <w:szCs w:val="24"/>
+          <w:caps w:val="false"/>
+          <w:rFonts w:ascii="Calibri" w:cs="Calibri" w:eastAsia="Calibri" w:hAnsi="Calibri"/>
+        </w:rPr>
+        <w:t xml:space="preserve"> </w:t>
+      </w:r>
+    </w:p>
+    <w:p>
+      <w:pPr>
+        <w:spacing w:before="0" w:after="0" w:line="70" w:lineRule="exact"/>
+      </w:pPr>
+      <w:r>
+        <w:rPr>
+          <w:b w:val="false"/>
+          <w:bCs w:val="false"/>
+          <w:i w:val="false"/>
+          <w:iCs w:val="false"/>
+          <w:color w:val="1A1A1A"/>
+          <w:sz w:val="3"/>
+          <w:szCs w:val="3"/>
+          <w:caps w:val="false"/>
+          <w:rFonts w:ascii="Calibri" w:cs="Calibri" w:eastAsia="Calibri" w:hAnsi="Calibri"/>
+        </w:rPr>
+        <w:t xml:space="preserve"> </w:t>
+      </w:r>
+    </w:p>
+    <w:p>
+      <w:pPr>
+        <w:pBdr>
+          <w:bottom w:val="single" w:color="C9C4B5" w:sz="4" w:space="3"/>
+        </w:pBdr>
+        <w:spacing w:before="0" w:after="0" w:line="255" w:lineRule="auto"/>
+      </w:pPr>
+      <w:r>
+        <w:rPr>
+          <w:b w:val="false"/>
+          <w:bCs w:val="false"/>
+          <w:i w:val="false"/>
+          <w:iCs w:val="false"/>
+          <w:color w:val="1A1A1A"/>
+          <w:sz w:val="24"/>
+          <w:szCs w:val="24"/>
+          <w:caps w:val="false"/>
+          <w:rFonts w:ascii="Calibri" w:cs="Calibri" w:eastAsia="Calibri" w:hAnsi="Calibri"/>
+        </w:rPr>
+        <w:t xml:space="preserve"> </w:t>
+      </w:r>
+    </w:p>
+    <w:p>
+      <w:pPr>
+        <w:spacing w:before="0" w:after="0" w:line="70" w:lineRule="exact"/>
+      </w:pPr>
+      <w:r>
+        <w:rPr>
+          <w:b w:val="false"/>
+          <w:bCs w:val="false"/>
+          <w:i w:val="false"/>
+          <w:iCs w:val="false"/>
+          <w:color w:val="1A1A1A"/>
+          <w:sz w:val="3"/>
+          <w:szCs w:val="3"/>
+          <w:caps w:val="false"/>
+          <w:rFonts w:ascii="Calibri" w:cs="Calibri" w:eastAsia="Calibri" w:hAnsi="Calibri"/>
+        </w:rPr>
+        <w:t xml:space="preserve"> </w:t>
+      </w:r>
+    </w:p>
+    <w:p>
+      <w:pPr>
+        <w:pBdr>
+          <w:bottom w:val="single" w:color="C9C4B5" w:sz="4" w:space="3"/>
+        </w:pBdr>
+        <w:spacing w:before="0" w:after="0" w:line="255" w:lineRule="auto"/>
+      </w:pPr>
+      <w:r>
+        <w:rPr>
+          <w:b w:val="false"/>
+          <w:bCs w:val="false"/>
+          <w:i w:val="false"/>
+          <w:iCs w:val="false"/>
+          <w:color w:val="1A1A1A"/>
+          <w:sz w:val="24"/>
+          <w:szCs w:val="24"/>
+          <w:caps w:val="false"/>
+          <w:rFonts w:ascii="Calibri" w:cs="Calibri" w:eastAsia="Calibri" w:hAnsi="Calibri"/>
+        </w:rPr>
+        <w:t xml:space="preserve"> </w:t>
+      </w:r>
+    </w:p>
+    <w:p>
+      <w:pPr>
+        <w:spacing w:before="0" w:after="0" w:line="70" w:lineRule="exact"/>
+      </w:pPr>
+      <w:r>
+        <w:rPr>
+          <w:b w:val="false"/>
+          <w:bCs w:val="false"/>
+          <w:i w:val="false"/>
+          <w:iCs w:val="false"/>
+          <w:color w:val="1A1A1A"/>
+          <w:sz w:val="3"/>
+          <w:szCs w:val="3"/>
+          <w:caps w:val="false"/>
+          <w:rFonts w:ascii="Calibri" w:cs="Calibri" w:eastAsia="Calibri" w:hAnsi="Calibri"/>
+        </w:rPr>
+        <w:t xml:space="preserve"> </w:t>
+      </w:r>
+    </w:p>
+    <w:p>
+      <w:pPr>
+        <w:pBdr>
+          <w:bottom w:val="single" w:color="C9C4B5" w:sz="4" w:space="3"/>
+        </w:pBdr>
+        <w:spacing w:before="0" w:after="0" w:line="255" w:lineRule="auto"/>
+      </w:pPr>
+      <w:r>
+        <w:rPr>
+          <w:b w:val="false"/>
+          <w:bCs w:val="false"/>
+          <w:i w:val="false"/>
+          <w:iCs w:val="false"/>
+          <w:color w:val="1A1A1A"/>
+          <w:sz w:val="24"/>
+          <w:szCs w:val="24"/>
+          <w:caps w:val="false"/>
+          <w:rFonts w:ascii="Calibri" w:cs="Calibri" w:eastAsia="Calibri" w:hAnsi="Calibri"/>
+        </w:rPr>
+        <w:t xml:space="preserve"> </w:t>
+      </w:r>
+    </w:p>
     <w:tbl>
       <w:tblPr>
         <w:tblW w:type="dxa" w:w="9648"/>

--- a/courses/foundations-constitutional-government/BUILD/unit7/deliverables/Unit7_Student_Workbook_CourseStandard_LargePrint.docx
+++ b/courses/foundations-constitutional-government/BUILD/unit7/deliverables/Unit7_Student_Workbook_CourseStandard_LargePrint.docx
@@ -3952,7 +3952,6 @@
       <w:pPr>
         <w:pStyle w:val="Heading2"/>
         <w:keepNext/>
-        <w:pageBreakBefore/>
         <w:spacing w:before="150" w:after="90"/>
       </w:pPr>
       <w:r>
@@ -5485,7 +5484,6 @@
       <w:pPr>
         <w:pStyle w:val="Heading2"/>
         <w:keepNext/>
-        <w:pageBreakBefore/>
         <w:spacing w:before="150" w:after="90"/>
       </w:pPr>
       <w:r>
@@ -6757,7 +6755,6 @@
       <w:pPr>
         <w:pStyle w:val="Heading2"/>
         <w:keepNext/>
-        <w:pageBreakBefore/>
         <w:spacing w:before="150" w:after="90"/>
       </w:pPr>
       <w:r>
@@ -7539,7 +7536,6 @@
       <w:pPr>
         <w:pStyle w:val="Heading2"/>
         <w:keepNext/>
-        <w:pageBreakBefore/>
         <w:spacing w:before="150" w:after="90"/>
       </w:pPr>
       <w:r>
@@ -8240,7 +8236,6 @@
       <w:pPr>
         <w:pStyle w:val="Heading3"/>
         <w:keepNext/>
-        <w:pageBreakBefore/>
         <w:spacing w:before="150" w:after="90"/>
       </w:pPr>
       <w:r>
@@ -9339,7 +9334,6 @@
       <w:pPr>
         <w:pStyle w:val="Heading3"/>
         <w:keepNext/>
-        <w:pageBreakBefore/>
         <w:spacing w:before="150" w:after="90"/>
       </w:pPr>
       <w:r>
@@ -10063,7 +10057,6 @@
       <w:pPr>
         <w:pStyle w:val="Heading2"/>
         <w:keepNext/>
-        <w:pageBreakBefore/>
         <w:spacing w:before="150" w:after="90"/>
       </w:pPr>
       <w:r>
@@ -11297,7 +11290,6 @@
       <w:pPr>
         <w:pStyle w:val="Heading2"/>
         <w:keepNext/>
-        <w:pageBreakBefore/>
         <w:spacing w:before="150" w:after="90"/>
       </w:pPr>
       <w:r>
@@ -12045,7 +12037,6 @@
       <w:pPr>
         <w:pStyle w:val="Heading2"/>
         <w:keepNext/>
-        <w:pageBreakBefore/>
         <w:spacing w:before="150" w:after="90"/>
       </w:pPr>
       <w:r>
@@ -12890,7 +12881,6 @@
       <w:pPr>
         <w:pStyle w:val="Heading2"/>
         <w:keepNext/>
-        <w:pageBreakBefore/>
         <w:spacing w:before="150" w:after="90"/>
       </w:pPr>
       <w:r>
@@ -13805,7 +13795,6 @@
       <w:pPr>
         <w:pStyle w:val="Heading2"/>
         <w:keepNext/>
-        <w:pageBreakBefore/>
         <w:spacing w:before="150" w:after="90"/>
       </w:pPr>
       <w:r>
@@ -14851,7 +14840,6 @@
       <w:pPr>
         <w:pStyle w:val="Heading2"/>
         <w:keepNext/>
-        <w:pageBreakBefore/>
         <w:spacing w:before="150" w:after="90"/>
       </w:pPr>
       <w:r>
@@ -16384,7 +16372,6 @@
       <w:pPr>
         <w:pStyle w:val="Heading2"/>
         <w:keepNext/>
-        <w:pageBreakBefore/>
         <w:spacing w:before="150" w:after="90"/>
       </w:pPr>
       <w:r>
@@ -17656,7 +17643,6 @@
       <w:pPr>
         <w:pStyle w:val="Heading2"/>
         <w:keepNext/>
-        <w:pageBreakBefore/>
         <w:spacing w:before="150" w:after="90"/>
       </w:pPr>
       <w:r>
@@ -18438,7 +18424,6 @@
       <w:pPr>
         <w:pStyle w:val="Heading2"/>
         <w:keepNext/>
-        <w:pageBreakBefore/>
         <w:spacing w:before="150" w:after="90"/>
       </w:pPr>
       <w:r>
@@ -19139,7 +19124,6 @@
       <w:pPr>
         <w:pStyle w:val="Heading3"/>
         <w:keepNext/>
-        <w:pageBreakBefore/>
         <w:spacing w:before="150" w:after="90"/>
       </w:pPr>
       <w:r>
@@ -20238,7 +20222,6 @@
       <w:pPr>
         <w:pStyle w:val="Heading3"/>
         <w:keepNext/>
-        <w:pageBreakBefore/>
         <w:spacing w:before="150" w:after="90"/>
       </w:pPr>
       <w:r>
@@ -20962,7 +20945,6 @@
       <w:pPr>
         <w:pStyle w:val="Heading2"/>
         <w:keepNext/>
-        <w:pageBreakBefore/>
         <w:spacing w:before="150" w:after="90"/>
       </w:pPr>
       <w:r>
@@ -22196,7 +22178,6 @@
       <w:pPr>
         <w:pStyle w:val="Heading2"/>
         <w:keepNext/>
-        <w:pageBreakBefore/>
         <w:spacing w:before="150" w:after="90"/>
       </w:pPr>
       <w:r>
@@ -22944,7 +22925,6 @@
       <w:pPr>
         <w:pStyle w:val="Heading2"/>
         <w:keepNext/>
-        <w:pageBreakBefore/>
         <w:spacing w:before="150" w:after="90"/>
       </w:pPr>
       <w:r>
@@ -23789,7 +23769,6 @@
       <w:pPr>
         <w:pStyle w:val="Heading2"/>
         <w:keepNext/>
-        <w:pageBreakBefore/>
         <w:spacing w:before="150" w:after="90"/>
       </w:pPr>
       <w:r>
@@ -24704,7 +24683,6 @@
       <w:pPr>
         <w:pStyle w:val="Heading2"/>
         <w:keepNext/>
-        <w:pageBreakBefore/>
         <w:spacing w:before="150" w:after="90"/>
       </w:pPr>
       <w:r>
@@ -25750,7 +25728,6 @@
       <w:pPr>
         <w:pStyle w:val="Heading2"/>
         <w:keepNext/>
-        <w:pageBreakBefore/>
         <w:spacing w:before="150" w:after="90"/>
       </w:pPr>
       <w:r>
@@ -27283,7 +27260,6 @@
       <w:pPr>
         <w:pStyle w:val="Heading2"/>
         <w:keepNext/>
-        <w:pageBreakBefore/>
         <w:spacing w:before="150" w:after="90"/>
       </w:pPr>
       <w:r>
@@ -28555,7 +28531,6 @@
       <w:pPr>
         <w:pStyle w:val="Heading2"/>
         <w:keepNext/>
-        <w:pageBreakBefore/>
         <w:spacing w:before="150" w:after="90"/>
       </w:pPr>
       <w:r>
@@ -29337,7 +29312,6 @@
       <w:pPr>
         <w:pStyle w:val="Heading2"/>
         <w:keepNext/>
-        <w:pageBreakBefore/>
         <w:spacing w:before="150" w:after="90"/>
       </w:pPr>
       <w:r>
@@ -30038,7 +30012,6 @@
       <w:pPr>
         <w:pStyle w:val="Heading3"/>
         <w:keepNext/>
-        <w:pageBreakBefore/>
         <w:spacing w:before="150" w:after="90"/>
       </w:pPr>
       <w:r>
@@ -31137,7 +31110,6 @@
       <w:pPr>
         <w:pStyle w:val="Heading3"/>
         <w:keepNext/>
-        <w:pageBreakBefore/>
         <w:spacing w:before="150" w:after="90"/>
       </w:pPr>
       <w:r>
@@ -31861,7 +31833,6 @@
       <w:pPr>
         <w:pStyle w:val="Heading2"/>
         <w:keepNext/>
-        <w:pageBreakBefore/>
         <w:spacing w:before="150" w:after="90"/>
       </w:pPr>
       <w:r>
@@ -33095,7 +33066,6 @@
       <w:pPr>
         <w:pStyle w:val="Heading2"/>
         <w:keepNext/>
-        <w:pageBreakBefore/>
         <w:spacing w:before="150" w:after="90"/>
       </w:pPr>
       <w:r>
@@ -33843,7 +33813,6 @@
       <w:pPr>
         <w:pStyle w:val="Heading2"/>
         <w:keepNext/>
-        <w:pageBreakBefore/>
         <w:spacing w:before="150" w:after="90"/>
       </w:pPr>
       <w:r>
@@ -34688,7 +34657,6 @@
       <w:pPr>
         <w:pStyle w:val="Heading2"/>
         <w:keepNext/>
-        <w:pageBreakBefore/>
         <w:spacing w:before="150" w:after="90"/>
       </w:pPr>
       <w:r>
@@ -35603,7 +35571,6 @@
       <w:pPr>
         <w:pStyle w:val="Heading2"/>
         <w:keepNext/>
-        <w:pageBreakBefore/>
         <w:spacing w:before="150" w:after="90"/>
       </w:pPr>
       <w:r>

--- a/courses/foundations-constitutional-government/BUILD/unit7/deliverables/Unit7_Student_Workbook_CourseStandard_LargePrint.docx
+++ b/courses/foundations-constitutional-government/BUILD/unit7/deliverables/Unit7_Student_Workbook_CourseStandard_LargePrint.docx
@@ -3952,6 +3952,7 @@
       <w:pPr>
         <w:pStyle w:val="Heading2"/>
         <w:keepNext/>
+        <w:pageBreakBefore/>
         <w:spacing w:before="150" w:after="90"/>
       </w:pPr>
       <w:r>
@@ -5484,6 +5485,7 @@
       <w:pPr>
         <w:pStyle w:val="Heading2"/>
         <w:keepNext/>
+        <w:pageBreakBefore/>
         <w:spacing w:before="150" w:after="90"/>
       </w:pPr>
       <w:r>
@@ -5591,7 +5593,7 @@
     </w:tbl>
     <w:p>
       <w:pPr>
-        <w:spacing w:after="40"/>
+        <w:spacing w:after="30"/>
       </w:pPr>
       <w:r>
         <w:rPr>
@@ -6108,16 +6110,7 @@
     </w:p>
     <w:p>
       <w:pPr>
-        <w:widowControl w:val="false"/>
-        <w:pBdr>
-          <w:bottom w:val="single" w:color="C9C2B4" w:sz="6" w:space="1"/>
-        </w:pBdr>
-        <w:spacing w:before="120" w:after="210"/>
-      </w:pPr>
-    </w:p>
-    <w:p>
-      <w:pPr>
-        <w:spacing w:after="200"/>
+        <w:spacing w:after="100"/>
       </w:pPr>
       <w:r>
         <w:rPr>
@@ -6623,15 +6616,6 @@
         </w:tc>
       </w:tr>
     </w:tbl>
-    <w:p>
-      <w:pPr>
-        <w:widowControl w:val="false"/>
-        <w:pBdr>
-          <w:bottom w:val="single" w:color="C9C2B4" w:sz="6" w:space="1"/>
-        </w:pBdr>
-        <w:spacing w:before="120" w:after="210"/>
-      </w:pPr>
-    </w:p>
     <w:p>
       <w:pPr>
         <w:widowControl w:val="false"/>
@@ -6755,6 +6739,7 @@
       <w:pPr>
         <w:pStyle w:val="Heading2"/>
         <w:keepNext/>
+        <w:pageBreakBefore/>
         <w:spacing w:before="150" w:after="90"/>
       </w:pPr>
       <w:r>
@@ -7374,33 +7359,6 @@
         <w:spacing w:before="120" w:after="210"/>
       </w:pPr>
     </w:p>
-    <w:p>
-      <w:pPr>
-        <w:widowControl w:val="false"/>
-        <w:pBdr>
-          <w:bottom w:val="single" w:color="C9C2B4" w:sz="6" w:space="1"/>
-        </w:pBdr>
-        <w:spacing w:before="120" w:after="210"/>
-      </w:pPr>
-    </w:p>
-    <w:p>
-      <w:pPr>
-        <w:widowControl w:val="false"/>
-        <w:pBdr>
-          <w:bottom w:val="single" w:color="C9C2B4" w:sz="6" w:space="1"/>
-        </w:pBdr>
-        <w:spacing w:before="120" w:after="210"/>
-      </w:pPr>
-    </w:p>
-    <w:p>
-      <w:pPr>
-        <w:widowControl w:val="false"/>
-        <w:pBdr>
-          <w:bottom w:val="single" w:color="C9C2B4" w:sz="6" w:space="1"/>
-        </w:pBdr>
-        <w:spacing w:before="120" w:after="210"/>
-      </w:pPr>
-    </w:p>
     <w:tbl>
       <w:tblPr>
         <w:tblW w:type="dxa" w:w="9792"/>
@@ -7492,7 +7450,7 @@
       </w:tblGrid>
       <w:tr>
         <w:trPr>
-          <w:trHeight w:val="1400" w:hRule="atLeast"/>
+          <w:trHeight w:val="1050" w:hRule="atLeast"/>
         </w:trPr>
         <w:tc>
           <w:tcPr>
@@ -7536,6 +7494,7 @@
       <w:pPr>
         <w:pStyle w:val="Heading2"/>
         <w:keepNext/>
+        <w:pageBreakBefore/>
         <w:spacing w:before="150" w:after="90"/>
       </w:pPr>
       <w:r>
@@ -8236,6 +8195,7 @@
       <w:pPr>
         <w:pStyle w:val="Heading3"/>
         <w:keepNext/>
+        <w:pageBreakBefore/>
         <w:spacing w:before="150" w:after="90"/>
       </w:pPr>
       <w:r>
@@ -9334,6 +9294,7 @@
       <w:pPr>
         <w:pStyle w:val="Heading3"/>
         <w:keepNext/>
+        <w:pageBreakBefore/>
         <w:spacing w:before="150" w:after="90"/>
       </w:pPr>
       <w:r>
@@ -10037,26 +9998,9 @@
     </w:p>
     <w:p>
       <w:pPr>
-        <w:widowControl w:val="false"/>
-        <w:pBdr>
-          <w:bottom w:val="single" w:color="C9C2B4" w:sz="6" w:space="1"/>
-        </w:pBdr>
-        <w:spacing w:before="120" w:after="210"/>
-      </w:pPr>
-    </w:p>
-    <w:p>
-      <w:pPr>
-        <w:widowControl w:val="false"/>
-        <w:pBdr>
-          <w:bottom w:val="single" w:color="C9C2B4" w:sz="6" w:space="1"/>
-        </w:pBdr>
-        <w:spacing w:before="120" w:after="210"/>
-      </w:pPr>
-    </w:p>
-    <w:p>
-      <w:pPr>
         <w:pStyle w:val="Heading2"/>
         <w:keepNext/>
+        <w:pageBreakBefore/>
         <w:spacing w:before="150" w:after="90"/>
       </w:pPr>
       <w:r>
@@ -10583,15 +10527,6 @@
               <w:spacing w:before="120" w:after="210"/>
             </w:pPr>
           </w:p>
-          <w:p>
-            <w:pPr>
-              <w:widowControl w:val="false"/>
-              <w:pBdr>
-                <w:bottom w:val="single" w:color="C9C2B4" w:sz="6" w:space="1"/>
-              </w:pBdr>
-              <w:spacing w:before="120" w:after="210"/>
-            </w:pPr>
-          </w:p>
         </w:tc>
         <w:tc>
           <w:tcPr>
@@ -10618,15 +10553,6 @@
               <w:spacing w:before="120" w:after="210"/>
             </w:pPr>
           </w:p>
-          <w:p>
-            <w:pPr>
-              <w:widowControl w:val="false"/>
-              <w:pBdr>
-                <w:bottom w:val="single" w:color="C9C2B4" w:sz="6" w:space="1"/>
-              </w:pBdr>
-              <w:spacing w:before="120" w:after="210"/>
-            </w:pPr>
-          </w:p>
         </w:tc>
         <w:tc>
           <w:tcPr>
@@ -10644,15 +10570,6 @@
               <w:right w:type="dxa" w:w="110"/>
             </w:tcMar>
           </w:tcPr>
-          <w:p>
-            <w:pPr>
-              <w:widowControl w:val="false"/>
-              <w:pBdr>
-                <w:bottom w:val="single" w:color="C9C2B4" w:sz="6" w:space="1"/>
-              </w:pBdr>
-              <w:spacing w:before="120" w:after="210"/>
-            </w:pPr>
-          </w:p>
           <w:p>
             <w:pPr>
               <w:widowControl w:val="false"/>
@@ -10690,15 +10607,6 @@
               <w:spacing w:before="120" w:after="210"/>
             </w:pPr>
           </w:p>
-          <w:p>
-            <w:pPr>
-              <w:widowControl w:val="false"/>
-              <w:pBdr>
-                <w:bottom w:val="single" w:color="C9C2B4" w:sz="6" w:space="1"/>
-              </w:pBdr>
-              <w:spacing w:before="120" w:after="210"/>
-            </w:pPr>
-          </w:p>
         </w:tc>
         <w:tc>
           <w:tcPr>
@@ -10725,15 +10633,6 @@
               <w:spacing w:before="120" w:after="210"/>
             </w:pPr>
           </w:p>
-          <w:p>
-            <w:pPr>
-              <w:widowControl w:val="false"/>
-              <w:pBdr>
-                <w:bottom w:val="single" w:color="C9C2B4" w:sz="6" w:space="1"/>
-              </w:pBdr>
-              <w:spacing w:before="120" w:after="210"/>
-            </w:pPr>
-          </w:p>
         </w:tc>
         <w:tc>
           <w:tcPr>
@@ -10751,122 +10650,6 @@
               <w:right w:type="dxa" w:w="110"/>
             </w:tcMar>
           </w:tcPr>
-          <w:p>
-            <w:pPr>
-              <w:widowControl w:val="false"/>
-              <w:pBdr>
-                <w:bottom w:val="single" w:color="C9C2B4" w:sz="6" w:space="1"/>
-              </w:pBdr>
-              <w:spacing w:before="120" w:after="210"/>
-            </w:pPr>
-          </w:p>
-          <w:p>
-            <w:pPr>
-              <w:widowControl w:val="false"/>
-              <w:pBdr>
-                <w:bottom w:val="single" w:color="C9C2B4" w:sz="6" w:space="1"/>
-              </w:pBdr>
-              <w:spacing w:before="120" w:after="210"/>
-            </w:pPr>
-          </w:p>
-        </w:tc>
-      </w:tr>
-      <w:tr>
-        <w:tc>
-          <w:tcPr>
-            <w:tcW w:type="dxa" w:w="3264"/>
-            <w:tcBorders>
-              <w:top w:val="single" w:color="D9D5C8" w:sz="4"/>
-              <w:left w:val="single" w:color="D9D5C8" w:sz="4"/>
-              <w:bottom w:val="single" w:color="D9D5C8" w:sz="4"/>
-              <w:right w:val="single" w:color="D9D5C8" w:sz="4"/>
-            </w:tcBorders>
-            <w:tcMar>
-              <w:top w:type="dxa" w:w="55"/>
-              <w:left w:type="dxa" w:w="110"/>
-              <w:bottom w:type="dxa" w:w="55"/>
-              <w:right w:type="dxa" w:w="110"/>
-            </w:tcMar>
-          </w:tcPr>
-          <w:p>
-            <w:pPr>
-              <w:widowControl w:val="false"/>
-              <w:pBdr>
-                <w:bottom w:val="single" w:color="C9C2B4" w:sz="6" w:space="1"/>
-              </w:pBdr>
-              <w:spacing w:before="120" w:after="210"/>
-            </w:pPr>
-          </w:p>
-          <w:p>
-            <w:pPr>
-              <w:widowControl w:val="false"/>
-              <w:pBdr>
-                <w:bottom w:val="single" w:color="C9C2B4" w:sz="6" w:space="1"/>
-              </w:pBdr>
-              <w:spacing w:before="120" w:after="210"/>
-            </w:pPr>
-          </w:p>
-        </w:tc>
-        <w:tc>
-          <w:tcPr>
-            <w:tcW w:type="dxa" w:w="3264"/>
-            <w:tcBorders>
-              <w:top w:val="single" w:color="D9D5C8" w:sz="4"/>
-              <w:left w:val="single" w:color="D9D5C8" w:sz="4"/>
-              <w:bottom w:val="single" w:color="D9D5C8" w:sz="4"/>
-              <w:right w:val="single" w:color="D9D5C8" w:sz="4"/>
-            </w:tcBorders>
-            <w:tcMar>
-              <w:top w:type="dxa" w:w="55"/>
-              <w:left w:type="dxa" w:w="110"/>
-              <w:bottom w:type="dxa" w:w="55"/>
-              <w:right w:type="dxa" w:w="110"/>
-            </w:tcMar>
-          </w:tcPr>
-          <w:p>
-            <w:pPr>
-              <w:widowControl w:val="false"/>
-              <w:pBdr>
-                <w:bottom w:val="single" w:color="C9C2B4" w:sz="6" w:space="1"/>
-              </w:pBdr>
-              <w:spacing w:before="120" w:after="210"/>
-            </w:pPr>
-          </w:p>
-          <w:p>
-            <w:pPr>
-              <w:widowControl w:val="false"/>
-              <w:pBdr>
-                <w:bottom w:val="single" w:color="C9C2B4" w:sz="6" w:space="1"/>
-              </w:pBdr>
-              <w:spacing w:before="120" w:after="210"/>
-            </w:pPr>
-          </w:p>
-        </w:tc>
-        <w:tc>
-          <w:tcPr>
-            <w:tcW w:type="dxa" w:w="3264"/>
-            <w:tcBorders>
-              <w:top w:val="single" w:color="D9D5C8" w:sz="4"/>
-              <w:left w:val="single" w:color="D9D5C8" w:sz="4"/>
-              <w:bottom w:val="single" w:color="D9D5C8" w:sz="4"/>
-              <w:right w:val="single" w:color="D9D5C8" w:sz="4"/>
-            </w:tcBorders>
-            <w:tcMar>
-              <w:top w:type="dxa" w:w="55"/>
-              <w:left w:type="dxa" w:w="110"/>
-              <w:bottom w:type="dxa" w:w="55"/>
-              <w:right w:type="dxa" w:w="110"/>
-            </w:tcMar>
-          </w:tcPr>
-          <w:p>
-            <w:pPr>
-              <w:widowControl w:val="false"/>
-              <w:pBdr>
-                <w:bottom w:val="single" w:color="C9C2B4" w:sz="6" w:space="1"/>
-              </w:pBdr>
-              <w:spacing w:before="120" w:after="210"/>
-            </w:pPr>
-          </w:p>
           <w:p>
             <w:pPr>
               <w:widowControl w:val="false"/>
@@ -11172,80 +10955,7 @@
                 <w:caps w:val="false"/>
                 <w:rFonts w:ascii="Calibri" w:cs="Calibri" w:eastAsia="Calibri" w:hAnsi="Calibri"/>
               </w:rPr>
-              <w:t xml:space="preserve">One thing you learned EARLIER in this unit or course</w:t>
-            </w:r>
-          </w:p>
-        </w:tc>
-        <w:tc>
-          <w:tcPr>
-            <w:tcW w:type="dxa" w:w="5935"/>
-            <w:tcBorders>
-              <w:top w:val="single" w:color="D9D5C8" w:sz="4"/>
-              <w:left w:val="single" w:color="D9D5C8" w:sz="4"/>
-              <w:bottom w:val="single" w:color="D9D5C8" w:sz="4"/>
-              <w:right w:val="single" w:color="D9D5C8" w:sz="4"/>
-            </w:tcBorders>
-            <w:tcMar>
-              <w:top w:type="dxa" w:w="55"/>
-              <w:left w:type="dxa" w:w="110"/>
-              <w:bottom w:type="dxa" w:w="55"/>
-              <w:right w:type="dxa" w:w="110"/>
-            </w:tcMar>
-          </w:tcPr>
-          <w:p>
-            <w:pPr>
-              <w:widowControl w:val="false"/>
-              <w:pBdr>
-                <w:bottom w:val="single" w:color="C9C2B4" w:sz="6" w:space="1"/>
-              </w:pBdr>
-              <w:spacing w:before="120" w:after="210"/>
-            </w:pPr>
-          </w:p>
-          <w:p>
-            <w:pPr>
-              <w:widowControl w:val="false"/>
-              <w:pBdr>
-                <w:bottom w:val="single" w:color="C9C2B4" w:sz="6" w:space="1"/>
-              </w:pBdr>
-              <w:spacing w:before="120" w:after="210"/>
-            </w:pPr>
-          </w:p>
-        </w:tc>
-      </w:tr>
-      <w:tr>
-        <w:tc>
-          <w:tcPr>
-            <w:tcW w:type="dxa" w:w="3857"/>
-            <w:tcBorders>
-              <w:top w:val="single" w:color="D9D5C8" w:sz="4"/>
-              <w:left w:val="single" w:color="D9D5C8" w:sz="4"/>
-              <w:bottom w:val="single" w:color="D9D5C8" w:sz="4"/>
-              <w:right w:val="single" w:color="D9D5C8" w:sz="4"/>
-            </w:tcBorders>
-            <w:tcMar>
-              <w:top w:type="dxa" w:w="55"/>
-              <w:left w:type="dxa" w:w="110"/>
-              <w:bottom w:type="dxa" w:w="55"/>
-              <w:right w:type="dxa" w:w="110"/>
-            </w:tcMar>
-          </w:tcPr>
-          <w:p>
-            <w:pPr>
-              <w:spacing w:after="0"/>
-            </w:pPr>
-            <w:r>
-              <w:rPr>
-                <w:b/>
-                <w:bCs/>
-                <w:i w:val="false"/>
-                <w:iCs w:val="false"/>
-                <w:color w:val="1A1A1A"/>
-                <w:sz w:val="30"/>
-                <w:szCs w:val="30"/>
-                <w:caps w:val="false"/>
-                <w:rFonts w:ascii="Calibri" w:cs="Calibri" w:eastAsia="Calibri" w:hAnsi="Calibri"/>
-              </w:rPr>
-              <w:t xml:space="preserve">How the two connect</w:t>
+              <w:t xml:space="preserve">One thing you learned EARLIER — how does it connect?</w:t>
             </w:r>
           </w:p>
         </w:tc>
@@ -11290,6 +11000,7 @@
       <w:pPr>
         <w:pStyle w:val="Heading2"/>
         <w:keepNext/>
+        <w:pageBreakBefore/>
         <w:spacing w:before="150" w:after="90"/>
       </w:pPr>
       <w:r>
@@ -12037,6 +11748,7 @@
       <w:pPr>
         <w:pStyle w:val="Heading2"/>
         <w:keepNext/>
+        <w:pageBreakBefore/>
         <w:spacing w:before="150" w:after="90"/>
       </w:pPr>
       <w:r>
@@ -12881,6 +12593,7 @@
       <w:pPr>
         <w:pStyle w:val="Heading2"/>
         <w:keepNext/>
+        <w:pageBreakBefore/>
         <w:spacing w:before="150" w:after="90"/>
       </w:pPr>
       <w:r>
@@ -13795,6 +13508,7 @@
       <w:pPr>
         <w:pStyle w:val="Heading2"/>
         <w:keepNext/>
+        <w:pageBreakBefore/>
         <w:spacing w:before="150" w:after="90"/>
       </w:pPr>
       <w:r>
@@ -14840,6 +14554,7 @@
       <w:pPr>
         <w:pStyle w:val="Heading2"/>
         <w:keepNext/>
+        <w:pageBreakBefore/>
         <w:spacing w:before="150" w:after="90"/>
       </w:pPr>
       <w:r>
@@ -16372,6 +16087,7 @@
       <w:pPr>
         <w:pStyle w:val="Heading2"/>
         <w:keepNext/>
+        <w:pageBreakBefore/>
         <w:spacing w:before="150" w:after="90"/>
       </w:pPr>
       <w:r>
@@ -16479,7 +16195,7 @@
     </w:tbl>
     <w:p>
       <w:pPr>
-        <w:spacing w:after="40"/>
+        <w:spacing w:after="30"/>
       </w:pPr>
       <w:r>
         <w:rPr>
@@ -16996,16 +16712,7 @@
     </w:p>
     <w:p>
       <w:pPr>
-        <w:widowControl w:val="false"/>
-        <w:pBdr>
-          <w:bottom w:val="single" w:color="C9C2B4" w:sz="6" w:space="1"/>
-        </w:pBdr>
-        <w:spacing w:before="120" w:after="210"/>
-      </w:pPr>
-    </w:p>
-    <w:p>
-      <w:pPr>
-        <w:spacing w:after="200"/>
+        <w:spacing w:after="100"/>
       </w:pPr>
       <w:r>
         <w:rPr>
@@ -17511,15 +17218,6 @@
         </w:tc>
       </w:tr>
     </w:tbl>
-    <w:p>
-      <w:pPr>
-        <w:widowControl w:val="false"/>
-        <w:pBdr>
-          <w:bottom w:val="single" w:color="C9C2B4" w:sz="6" w:space="1"/>
-        </w:pBdr>
-        <w:spacing w:before="120" w:after="210"/>
-      </w:pPr>
-    </w:p>
     <w:p>
       <w:pPr>
         <w:widowControl w:val="false"/>
@@ -17643,6 +17341,7 @@
       <w:pPr>
         <w:pStyle w:val="Heading2"/>
         <w:keepNext/>
+        <w:pageBreakBefore/>
         <w:spacing w:before="150" w:after="90"/>
       </w:pPr>
       <w:r>
@@ -18262,33 +17961,6 @@
         <w:spacing w:before="120" w:after="210"/>
       </w:pPr>
     </w:p>
-    <w:p>
-      <w:pPr>
-        <w:widowControl w:val="false"/>
-        <w:pBdr>
-          <w:bottom w:val="single" w:color="C9C2B4" w:sz="6" w:space="1"/>
-        </w:pBdr>
-        <w:spacing w:before="120" w:after="210"/>
-      </w:pPr>
-    </w:p>
-    <w:p>
-      <w:pPr>
-        <w:widowControl w:val="false"/>
-        <w:pBdr>
-          <w:bottom w:val="single" w:color="C9C2B4" w:sz="6" w:space="1"/>
-        </w:pBdr>
-        <w:spacing w:before="120" w:after="210"/>
-      </w:pPr>
-    </w:p>
-    <w:p>
-      <w:pPr>
-        <w:widowControl w:val="false"/>
-        <w:pBdr>
-          <w:bottom w:val="single" w:color="C9C2B4" w:sz="6" w:space="1"/>
-        </w:pBdr>
-        <w:spacing w:before="120" w:after="210"/>
-      </w:pPr>
-    </w:p>
     <w:tbl>
       <w:tblPr>
         <w:tblW w:type="dxa" w:w="9792"/>
@@ -18380,7 +18052,7 @@
       </w:tblGrid>
       <w:tr>
         <w:trPr>
-          <w:trHeight w:val="1400" w:hRule="atLeast"/>
+          <w:trHeight w:val="1050" w:hRule="atLeast"/>
         </w:trPr>
         <w:tc>
           <w:tcPr>
@@ -18424,6 +18096,7 @@
       <w:pPr>
         <w:pStyle w:val="Heading2"/>
         <w:keepNext/>
+        <w:pageBreakBefore/>
         <w:spacing w:before="150" w:after="90"/>
       </w:pPr>
       <w:r>
@@ -19124,6 +18797,7 @@
       <w:pPr>
         <w:pStyle w:val="Heading3"/>
         <w:keepNext/>
+        <w:pageBreakBefore/>
         <w:spacing w:before="150" w:after="90"/>
       </w:pPr>
       <w:r>
@@ -20222,6 +19896,7 @@
       <w:pPr>
         <w:pStyle w:val="Heading3"/>
         <w:keepNext/>
+        <w:pageBreakBefore/>
         <w:spacing w:before="150" w:after="90"/>
       </w:pPr>
       <w:r>
@@ -20925,26 +20600,9 @@
     </w:p>
     <w:p>
       <w:pPr>
-        <w:widowControl w:val="false"/>
-        <w:pBdr>
-          <w:bottom w:val="single" w:color="C9C2B4" w:sz="6" w:space="1"/>
-        </w:pBdr>
-        <w:spacing w:before="120" w:after="210"/>
-      </w:pPr>
-    </w:p>
-    <w:p>
-      <w:pPr>
-        <w:widowControl w:val="false"/>
-        <w:pBdr>
-          <w:bottom w:val="single" w:color="C9C2B4" w:sz="6" w:space="1"/>
-        </w:pBdr>
-        <w:spacing w:before="120" w:after="210"/>
-      </w:pPr>
-    </w:p>
-    <w:p>
-      <w:pPr>
         <w:pStyle w:val="Heading2"/>
         <w:keepNext/>
+        <w:pageBreakBefore/>
         <w:spacing w:before="150" w:after="90"/>
       </w:pPr>
       <w:r>
@@ -21471,15 +21129,6 @@
               <w:spacing w:before="120" w:after="210"/>
             </w:pPr>
           </w:p>
-          <w:p>
-            <w:pPr>
-              <w:widowControl w:val="false"/>
-              <w:pBdr>
-                <w:bottom w:val="single" w:color="C9C2B4" w:sz="6" w:space="1"/>
-              </w:pBdr>
-              <w:spacing w:before="120" w:after="210"/>
-            </w:pPr>
-          </w:p>
         </w:tc>
         <w:tc>
           <w:tcPr>
@@ -21506,15 +21155,6 @@
               <w:spacing w:before="120" w:after="210"/>
             </w:pPr>
           </w:p>
-          <w:p>
-            <w:pPr>
-              <w:widowControl w:val="false"/>
-              <w:pBdr>
-                <w:bottom w:val="single" w:color="C9C2B4" w:sz="6" w:space="1"/>
-              </w:pBdr>
-              <w:spacing w:before="120" w:after="210"/>
-            </w:pPr>
-          </w:p>
         </w:tc>
         <w:tc>
           <w:tcPr>
@@ -21532,15 +21172,6 @@
               <w:right w:type="dxa" w:w="110"/>
             </w:tcMar>
           </w:tcPr>
-          <w:p>
-            <w:pPr>
-              <w:widowControl w:val="false"/>
-              <w:pBdr>
-                <w:bottom w:val="single" w:color="C9C2B4" w:sz="6" w:space="1"/>
-              </w:pBdr>
-              <w:spacing w:before="120" w:after="210"/>
-            </w:pPr>
-          </w:p>
           <w:p>
             <w:pPr>
               <w:widowControl w:val="false"/>
@@ -21578,15 +21209,6 @@
               <w:spacing w:before="120" w:after="210"/>
             </w:pPr>
           </w:p>
-          <w:p>
-            <w:pPr>
-              <w:widowControl w:val="false"/>
-              <w:pBdr>
-                <w:bottom w:val="single" w:color="C9C2B4" w:sz="6" w:space="1"/>
-              </w:pBdr>
-              <w:spacing w:before="120" w:after="210"/>
-            </w:pPr>
-          </w:p>
         </w:tc>
         <w:tc>
           <w:tcPr>
@@ -21613,15 +21235,6 @@
               <w:spacing w:before="120" w:after="210"/>
             </w:pPr>
           </w:p>
-          <w:p>
-            <w:pPr>
-              <w:widowControl w:val="false"/>
-              <w:pBdr>
-                <w:bottom w:val="single" w:color="C9C2B4" w:sz="6" w:space="1"/>
-              </w:pBdr>
-              <w:spacing w:before="120" w:after="210"/>
-            </w:pPr>
-          </w:p>
         </w:tc>
         <w:tc>
           <w:tcPr>
@@ -21639,122 +21252,6 @@
               <w:right w:type="dxa" w:w="110"/>
             </w:tcMar>
           </w:tcPr>
-          <w:p>
-            <w:pPr>
-              <w:widowControl w:val="false"/>
-              <w:pBdr>
-                <w:bottom w:val="single" w:color="C9C2B4" w:sz="6" w:space="1"/>
-              </w:pBdr>
-              <w:spacing w:before="120" w:after="210"/>
-            </w:pPr>
-          </w:p>
-          <w:p>
-            <w:pPr>
-              <w:widowControl w:val="false"/>
-              <w:pBdr>
-                <w:bottom w:val="single" w:color="C9C2B4" w:sz="6" w:space="1"/>
-              </w:pBdr>
-              <w:spacing w:before="120" w:after="210"/>
-            </w:pPr>
-          </w:p>
-        </w:tc>
-      </w:tr>
-      <w:tr>
-        <w:tc>
-          <w:tcPr>
-            <w:tcW w:type="dxa" w:w="3264"/>
-            <w:tcBorders>
-              <w:top w:val="single" w:color="D9D5C8" w:sz="4"/>
-              <w:left w:val="single" w:color="D9D5C8" w:sz="4"/>
-              <w:bottom w:val="single" w:color="D9D5C8" w:sz="4"/>
-              <w:right w:val="single" w:color="D9D5C8" w:sz="4"/>
-            </w:tcBorders>
-            <w:tcMar>
-              <w:top w:type="dxa" w:w="55"/>
-              <w:left w:type="dxa" w:w="110"/>
-              <w:bottom w:type="dxa" w:w="55"/>
-              <w:right w:type="dxa" w:w="110"/>
-            </w:tcMar>
-          </w:tcPr>
-          <w:p>
-            <w:pPr>
-              <w:widowControl w:val="false"/>
-              <w:pBdr>
-                <w:bottom w:val="single" w:color="C9C2B4" w:sz="6" w:space="1"/>
-              </w:pBdr>
-              <w:spacing w:before="120" w:after="210"/>
-            </w:pPr>
-          </w:p>
-          <w:p>
-            <w:pPr>
-              <w:widowControl w:val="false"/>
-              <w:pBdr>
-                <w:bottom w:val="single" w:color="C9C2B4" w:sz="6" w:space="1"/>
-              </w:pBdr>
-              <w:spacing w:before="120" w:after="210"/>
-            </w:pPr>
-          </w:p>
-        </w:tc>
-        <w:tc>
-          <w:tcPr>
-            <w:tcW w:type="dxa" w:w="3264"/>
-            <w:tcBorders>
-              <w:top w:val="single" w:color="D9D5C8" w:sz="4"/>
-              <w:left w:val="single" w:color="D9D5C8" w:sz="4"/>
-              <w:bottom w:val="single" w:color="D9D5C8" w:sz="4"/>
-              <w:right w:val="single" w:color="D9D5C8" w:sz="4"/>
-            </w:tcBorders>
-            <w:tcMar>
-              <w:top w:type="dxa" w:w="55"/>
-              <w:left w:type="dxa" w:w="110"/>
-              <w:bottom w:type="dxa" w:w="55"/>
-              <w:right w:type="dxa" w:w="110"/>
-            </w:tcMar>
-          </w:tcPr>
-          <w:p>
-            <w:pPr>
-              <w:widowControl w:val="false"/>
-              <w:pBdr>
-                <w:bottom w:val="single" w:color="C9C2B4" w:sz="6" w:space="1"/>
-              </w:pBdr>
-              <w:spacing w:before="120" w:after="210"/>
-            </w:pPr>
-          </w:p>
-          <w:p>
-            <w:pPr>
-              <w:widowControl w:val="false"/>
-              <w:pBdr>
-                <w:bottom w:val="single" w:color="C9C2B4" w:sz="6" w:space="1"/>
-              </w:pBdr>
-              <w:spacing w:before="120" w:after="210"/>
-            </w:pPr>
-          </w:p>
-        </w:tc>
-        <w:tc>
-          <w:tcPr>
-            <w:tcW w:type="dxa" w:w="3264"/>
-            <w:tcBorders>
-              <w:top w:val="single" w:color="D9D5C8" w:sz="4"/>
-              <w:left w:val="single" w:color="D9D5C8" w:sz="4"/>
-              <w:bottom w:val="single" w:color="D9D5C8" w:sz="4"/>
-              <w:right w:val="single" w:color="D9D5C8" w:sz="4"/>
-            </w:tcBorders>
-            <w:tcMar>
-              <w:top w:type="dxa" w:w="55"/>
-              <w:left w:type="dxa" w:w="110"/>
-              <w:bottom w:type="dxa" w:w="55"/>
-              <w:right w:type="dxa" w:w="110"/>
-            </w:tcMar>
-          </w:tcPr>
-          <w:p>
-            <w:pPr>
-              <w:widowControl w:val="false"/>
-              <w:pBdr>
-                <w:bottom w:val="single" w:color="C9C2B4" w:sz="6" w:space="1"/>
-              </w:pBdr>
-              <w:spacing w:before="120" w:after="210"/>
-            </w:pPr>
-          </w:p>
           <w:p>
             <w:pPr>
               <w:widowControl w:val="false"/>
@@ -22060,80 +21557,7 @@
                 <w:caps w:val="false"/>
                 <w:rFonts w:ascii="Calibri" w:cs="Calibri" w:eastAsia="Calibri" w:hAnsi="Calibri"/>
               </w:rPr>
-              <w:t xml:space="preserve">One thing you learned EARLIER in this unit or course</w:t>
-            </w:r>
-          </w:p>
-        </w:tc>
-        <w:tc>
-          <w:tcPr>
-            <w:tcW w:type="dxa" w:w="5935"/>
-            <w:tcBorders>
-              <w:top w:val="single" w:color="D9D5C8" w:sz="4"/>
-              <w:left w:val="single" w:color="D9D5C8" w:sz="4"/>
-              <w:bottom w:val="single" w:color="D9D5C8" w:sz="4"/>
-              <w:right w:val="single" w:color="D9D5C8" w:sz="4"/>
-            </w:tcBorders>
-            <w:tcMar>
-              <w:top w:type="dxa" w:w="55"/>
-              <w:left w:type="dxa" w:w="110"/>
-              <w:bottom w:type="dxa" w:w="55"/>
-              <w:right w:type="dxa" w:w="110"/>
-            </w:tcMar>
-          </w:tcPr>
-          <w:p>
-            <w:pPr>
-              <w:widowControl w:val="false"/>
-              <w:pBdr>
-                <w:bottom w:val="single" w:color="C9C2B4" w:sz="6" w:space="1"/>
-              </w:pBdr>
-              <w:spacing w:before="120" w:after="210"/>
-            </w:pPr>
-          </w:p>
-          <w:p>
-            <w:pPr>
-              <w:widowControl w:val="false"/>
-              <w:pBdr>
-                <w:bottom w:val="single" w:color="C9C2B4" w:sz="6" w:space="1"/>
-              </w:pBdr>
-              <w:spacing w:before="120" w:after="210"/>
-            </w:pPr>
-          </w:p>
-        </w:tc>
-      </w:tr>
-      <w:tr>
-        <w:tc>
-          <w:tcPr>
-            <w:tcW w:type="dxa" w:w="3857"/>
-            <w:tcBorders>
-              <w:top w:val="single" w:color="D9D5C8" w:sz="4"/>
-              <w:left w:val="single" w:color="D9D5C8" w:sz="4"/>
-              <w:bottom w:val="single" w:color="D9D5C8" w:sz="4"/>
-              <w:right w:val="single" w:color="D9D5C8" w:sz="4"/>
-            </w:tcBorders>
-            <w:tcMar>
-              <w:top w:type="dxa" w:w="55"/>
-              <w:left w:type="dxa" w:w="110"/>
-              <w:bottom w:type="dxa" w:w="55"/>
-              <w:right w:type="dxa" w:w="110"/>
-            </w:tcMar>
-          </w:tcPr>
-          <w:p>
-            <w:pPr>
-              <w:spacing w:after="0"/>
-            </w:pPr>
-            <w:r>
-              <w:rPr>
-                <w:b/>
-                <w:bCs/>
-                <w:i w:val="false"/>
-                <w:iCs w:val="false"/>
-                <w:color w:val="1A1A1A"/>
-                <w:sz w:val="30"/>
-                <w:szCs w:val="30"/>
-                <w:caps w:val="false"/>
-                <w:rFonts w:ascii="Calibri" w:cs="Calibri" w:eastAsia="Calibri" w:hAnsi="Calibri"/>
-              </w:rPr>
-              <w:t xml:space="preserve">How the two connect</w:t>
+              <w:t xml:space="preserve">One thing you learned EARLIER — how does it connect?</w:t>
             </w:r>
           </w:p>
         </w:tc>
@@ -22178,6 +21602,7 @@
       <w:pPr>
         <w:pStyle w:val="Heading2"/>
         <w:keepNext/>
+        <w:pageBreakBefore/>
         <w:spacing w:before="150" w:after="90"/>
       </w:pPr>
       <w:r>
@@ -22925,6 +22350,7 @@
       <w:pPr>
         <w:pStyle w:val="Heading2"/>
         <w:keepNext/>
+        <w:pageBreakBefore/>
         <w:spacing w:before="150" w:after="90"/>
       </w:pPr>
       <w:r>
@@ -23769,6 +23195,7 @@
       <w:pPr>
         <w:pStyle w:val="Heading2"/>
         <w:keepNext/>
+        <w:pageBreakBefore/>
         <w:spacing w:before="150" w:after="90"/>
       </w:pPr>
       <w:r>
@@ -24683,6 +24110,7 @@
       <w:pPr>
         <w:pStyle w:val="Heading2"/>
         <w:keepNext/>
+        <w:pageBreakBefore/>
         <w:spacing w:before="150" w:after="90"/>
       </w:pPr>
       <w:r>
@@ -25728,6 +25156,7 @@
       <w:pPr>
         <w:pStyle w:val="Heading2"/>
         <w:keepNext/>
+        <w:pageBreakBefore/>
         <w:spacing w:before="150" w:after="90"/>
       </w:pPr>
       <w:r>
@@ -27260,6 +26689,7 @@
       <w:pPr>
         <w:pStyle w:val="Heading2"/>
         <w:keepNext/>
+        <w:pageBreakBefore/>
         <w:spacing w:before="150" w:after="90"/>
       </w:pPr>
       <w:r>
@@ -27367,7 +26797,7 @@
     </w:tbl>
     <w:p>
       <w:pPr>
-        <w:spacing w:after="40"/>
+        <w:spacing w:after="30"/>
       </w:pPr>
       <w:r>
         <w:rPr>
@@ -27884,16 +27314,7 @@
     </w:p>
     <w:p>
       <w:pPr>
-        <w:widowControl w:val="false"/>
-        <w:pBdr>
-          <w:bottom w:val="single" w:color="C9C2B4" w:sz="6" w:space="1"/>
-        </w:pBdr>
-        <w:spacing w:before="120" w:after="210"/>
-      </w:pPr>
-    </w:p>
-    <w:p>
-      <w:pPr>
-        <w:spacing w:after="200"/>
+        <w:spacing w:after="100"/>
       </w:pPr>
       <w:r>
         <w:rPr>
@@ -28399,15 +27820,6 @@
         </w:tc>
       </w:tr>
     </w:tbl>
-    <w:p>
-      <w:pPr>
-        <w:widowControl w:val="false"/>
-        <w:pBdr>
-          <w:bottom w:val="single" w:color="C9C2B4" w:sz="6" w:space="1"/>
-        </w:pBdr>
-        <w:spacing w:before="120" w:after="210"/>
-      </w:pPr>
-    </w:p>
     <w:p>
       <w:pPr>
         <w:widowControl w:val="false"/>
@@ -28531,6 +27943,7 @@
       <w:pPr>
         <w:pStyle w:val="Heading2"/>
         <w:keepNext/>
+        <w:pageBreakBefore/>
         <w:spacing w:before="150" w:after="90"/>
       </w:pPr>
       <w:r>
@@ -29150,33 +28563,6 @@
         <w:spacing w:before="120" w:after="210"/>
       </w:pPr>
     </w:p>
-    <w:p>
-      <w:pPr>
-        <w:widowControl w:val="false"/>
-        <w:pBdr>
-          <w:bottom w:val="single" w:color="C9C2B4" w:sz="6" w:space="1"/>
-        </w:pBdr>
-        <w:spacing w:before="120" w:after="210"/>
-      </w:pPr>
-    </w:p>
-    <w:p>
-      <w:pPr>
-        <w:widowControl w:val="false"/>
-        <w:pBdr>
-          <w:bottom w:val="single" w:color="C9C2B4" w:sz="6" w:space="1"/>
-        </w:pBdr>
-        <w:spacing w:before="120" w:after="210"/>
-      </w:pPr>
-    </w:p>
-    <w:p>
-      <w:pPr>
-        <w:widowControl w:val="false"/>
-        <w:pBdr>
-          <w:bottom w:val="single" w:color="C9C2B4" w:sz="6" w:space="1"/>
-        </w:pBdr>
-        <w:spacing w:before="120" w:after="210"/>
-      </w:pPr>
-    </w:p>
     <w:tbl>
       <w:tblPr>
         <w:tblW w:type="dxa" w:w="9792"/>
@@ -29268,7 +28654,7 @@
       </w:tblGrid>
       <w:tr>
         <w:trPr>
-          <w:trHeight w:val="1400" w:hRule="atLeast"/>
+          <w:trHeight w:val="1050" w:hRule="atLeast"/>
         </w:trPr>
         <w:tc>
           <w:tcPr>
@@ -29312,6 +28698,7 @@
       <w:pPr>
         <w:pStyle w:val="Heading2"/>
         <w:keepNext/>
+        <w:pageBreakBefore/>
         <w:spacing w:before="150" w:after="90"/>
       </w:pPr>
       <w:r>
@@ -30012,6 +29399,7 @@
       <w:pPr>
         <w:pStyle w:val="Heading3"/>
         <w:keepNext/>
+        <w:pageBreakBefore/>
         <w:spacing w:before="150" w:after="90"/>
       </w:pPr>
       <w:r>
@@ -31110,6 +30498,7 @@
       <w:pPr>
         <w:pStyle w:val="Heading3"/>
         <w:keepNext/>
+        <w:pageBreakBefore/>
         <w:spacing w:before="150" w:after="90"/>
       </w:pPr>
       <w:r>
@@ -31813,26 +31202,9 @@
     </w:p>
     <w:p>
       <w:pPr>
-        <w:widowControl w:val="false"/>
-        <w:pBdr>
-          <w:bottom w:val="single" w:color="C9C2B4" w:sz="6" w:space="1"/>
-        </w:pBdr>
-        <w:spacing w:before="120" w:after="210"/>
-      </w:pPr>
-    </w:p>
-    <w:p>
-      <w:pPr>
-        <w:widowControl w:val="false"/>
-        <w:pBdr>
-          <w:bottom w:val="single" w:color="C9C2B4" w:sz="6" w:space="1"/>
-        </w:pBdr>
-        <w:spacing w:before="120" w:after="210"/>
-      </w:pPr>
-    </w:p>
-    <w:p>
-      <w:pPr>
         <w:pStyle w:val="Heading2"/>
         <w:keepNext/>
+        <w:pageBreakBefore/>
         <w:spacing w:before="150" w:after="90"/>
       </w:pPr>
       <w:r>
@@ -32359,15 +31731,6 @@
               <w:spacing w:before="120" w:after="210"/>
             </w:pPr>
           </w:p>
-          <w:p>
-            <w:pPr>
-              <w:widowControl w:val="false"/>
-              <w:pBdr>
-                <w:bottom w:val="single" w:color="C9C2B4" w:sz="6" w:space="1"/>
-              </w:pBdr>
-              <w:spacing w:before="120" w:after="210"/>
-            </w:pPr>
-          </w:p>
         </w:tc>
         <w:tc>
           <w:tcPr>
@@ -32394,15 +31757,6 @@
               <w:spacing w:before="120" w:after="210"/>
             </w:pPr>
           </w:p>
-          <w:p>
-            <w:pPr>
-              <w:widowControl w:val="false"/>
-              <w:pBdr>
-                <w:bottom w:val="single" w:color="C9C2B4" w:sz="6" w:space="1"/>
-              </w:pBdr>
-              <w:spacing w:before="120" w:after="210"/>
-            </w:pPr>
-          </w:p>
         </w:tc>
         <w:tc>
           <w:tcPr>
@@ -32420,15 +31774,6 @@
               <w:right w:type="dxa" w:w="110"/>
             </w:tcMar>
           </w:tcPr>
-          <w:p>
-            <w:pPr>
-              <w:widowControl w:val="false"/>
-              <w:pBdr>
-                <w:bottom w:val="single" w:color="C9C2B4" w:sz="6" w:space="1"/>
-              </w:pBdr>
-              <w:spacing w:before="120" w:after="210"/>
-            </w:pPr>
-          </w:p>
           <w:p>
             <w:pPr>
               <w:widowControl w:val="false"/>
@@ -32466,15 +31811,6 @@
               <w:spacing w:before="120" w:after="210"/>
             </w:pPr>
           </w:p>
-          <w:p>
-            <w:pPr>
-              <w:widowControl w:val="false"/>
-              <w:pBdr>
-                <w:bottom w:val="single" w:color="C9C2B4" w:sz="6" w:space="1"/>
-              </w:pBdr>
-              <w:spacing w:before="120" w:after="210"/>
-            </w:pPr>
-          </w:p>
         </w:tc>
         <w:tc>
           <w:tcPr>
@@ -32501,15 +31837,6 @@
               <w:spacing w:before="120" w:after="210"/>
             </w:pPr>
           </w:p>
-          <w:p>
-            <w:pPr>
-              <w:widowControl w:val="false"/>
-              <w:pBdr>
-                <w:bottom w:val="single" w:color="C9C2B4" w:sz="6" w:space="1"/>
-              </w:pBdr>
-              <w:spacing w:before="120" w:after="210"/>
-            </w:pPr>
-          </w:p>
         </w:tc>
         <w:tc>
           <w:tcPr>
@@ -32527,122 +31854,6 @@
               <w:right w:type="dxa" w:w="110"/>
             </w:tcMar>
           </w:tcPr>
-          <w:p>
-            <w:pPr>
-              <w:widowControl w:val="false"/>
-              <w:pBdr>
-                <w:bottom w:val="single" w:color="C9C2B4" w:sz="6" w:space="1"/>
-              </w:pBdr>
-              <w:spacing w:before="120" w:after="210"/>
-            </w:pPr>
-          </w:p>
-          <w:p>
-            <w:pPr>
-              <w:widowControl w:val="false"/>
-              <w:pBdr>
-                <w:bottom w:val="single" w:color="C9C2B4" w:sz="6" w:space="1"/>
-              </w:pBdr>
-              <w:spacing w:before="120" w:after="210"/>
-            </w:pPr>
-          </w:p>
-        </w:tc>
-      </w:tr>
-      <w:tr>
-        <w:tc>
-          <w:tcPr>
-            <w:tcW w:type="dxa" w:w="3264"/>
-            <w:tcBorders>
-              <w:top w:val="single" w:color="D9D5C8" w:sz="4"/>
-              <w:left w:val="single" w:color="D9D5C8" w:sz="4"/>
-              <w:bottom w:val="single" w:color="D9D5C8" w:sz="4"/>
-              <w:right w:val="single" w:color="D9D5C8" w:sz="4"/>
-            </w:tcBorders>
-            <w:tcMar>
-              <w:top w:type="dxa" w:w="55"/>
-              <w:left w:type="dxa" w:w="110"/>
-              <w:bottom w:type="dxa" w:w="55"/>
-              <w:right w:type="dxa" w:w="110"/>
-            </w:tcMar>
-          </w:tcPr>
-          <w:p>
-            <w:pPr>
-              <w:widowControl w:val="false"/>
-              <w:pBdr>
-                <w:bottom w:val="single" w:color="C9C2B4" w:sz="6" w:space="1"/>
-              </w:pBdr>
-              <w:spacing w:before="120" w:after="210"/>
-            </w:pPr>
-          </w:p>
-          <w:p>
-            <w:pPr>
-              <w:widowControl w:val="false"/>
-              <w:pBdr>
-                <w:bottom w:val="single" w:color="C9C2B4" w:sz="6" w:space="1"/>
-              </w:pBdr>
-              <w:spacing w:before="120" w:after="210"/>
-            </w:pPr>
-          </w:p>
-        </w:tc>
-        <w:tc>
-          <w:tcPr>
-            <w:tcW w:type="dxa" w:w="3264"/>
-            <w:tcBorders>
-              <w:top w:val="single" w:color="D9D5C8" w:sz="4"/>
-              <w:left w:val="single" w:color="D9D5C8" w:sz="4"/>
-              <w:bottom w:val="single" w:color="D9D5C8" w:sz="4"/>
-              <w:right w:val="single" w:color="D9D5C8" w:sz="4"/>
-            </w:tcBorders>
-            <w:tcMar>
-              <w:top w:type="dxa" w:w="55"/>
-              <w:left w:type="dxa" w:w="110"/>
-              <w:bottom w:type="dxa" w:w="55"/>
-              <w:right w:type="dxa" w:w="110"/>
-            </w:tcMar>
-          </w:tcPr>
-          <w:p>
-            <w:pPr>
-              <w:widowControl w:val="false"/>
-              <w:pBdr>
-                <w:bottom w:val="single" w:color="C9C2B4" w:sz="6" w:space="1"/>
-              </w:pBdr>
-              <w:spacing w:before="120" w:after="210"/>
-            </w:pPr>
-          </w:p>
-          <w:p>
-            <w:pPr>
-              <w:widowControl w:val="false"/>
-              <w:pBdr>
-                <w:bottom w:val="single" w:color="C9C2B4" w:sz="6" w:space="1"/>
-              </w:pBdr>
-              <w:spacing w:before="120" w:after="210"/>
-            </w:pPr>
-          </w:p>
-        </w:tc>
-        <w:tc>
-          <w:tcPr>
-            <w:tcW w:type="dxa" w:w="3264"/>
-            <w:tcBorders>
-              <w:top w:val="single" w:color="D9D5C8" w:sz="4"/>
-              <w:left w:val="single" w:color="D9D5C8" w:sz="4"/>
-              <w:bottom w:val="single" w:color="D9D5C8" w:sz="4"/>
-              <w:right w:val="single" w:color="D9D5C8" w:sz="4"/>
-            </w:tcBorders>
-            <w:tcMar>
-              <w:top w:type="dxa" w:w="55"/>
-              <w:left w:type="dxa" w:w="110"/>
-              <w:bottom w:type="dxa" w:w="55"/>
-              <w:right w:type="dxa" w:w="110"/>
-            </w:tcMar>
-          </w:tcPr>
-          <w:p>
-            <w:pPr>
-              <w:widowControl w:val="false"/>
-              <w:pBdr>
-                <w:bottom w:val="single" w:color="C9C2B4" w:sz="6" w:space="1"/>
-              </w:pBdr>
-              <w:spacing w:before="120" w:after="210"/>
-            </w:pPr>
-          </w:p>
           <w:p>
             <w:pPr>
               <w:widowControl w:val="false"/>
@@ -32948,80 +32159,7 @@
                 <w:caps w:val="false"/>
                 <w:rFonts w:ascii="Calibri" w:cs="Calibri" w:eastAsia="Calibri" w:hAnsi="Calibri"/>
               </w:rPr>
-              <w:t xml:space="preserve">One thing you learned EARLIER in this unit or course</w:t>
-            </w:r>
-          </w:p>
-        </w:tc>
-        <w:tc>
-          <w:tcPr>
-            <w:tcW w:type="dxa" w:w="5935"/>
-            <w:tcBorders>
-              <w:top w:val="single" w:color="D9D5C8" w:sz="4"/>
-              <w:left w:val="single" w:color="D9D5C8" w:sz="4"/>
-              <w:bottom w:val="single" w:color="D9D5C8" w:sz="4"/>
-              <w:right w:val="single" w:color="D9D5C8" w:sz="4"/>
-            </w:tcBorders>
-            <w:tcMar>
-              <w:top w:type="dxa" w:w="55"/>
-              <w:left w:type="dxa" w:w="110"/>
-              <w:bottom w:type="dxa" w:w="55"/>
-              <w:right w:type="dxa" w:w="110"/>
-            </w:tcMar>
-          </w:tcPr>
-          <w:p>
-            <w:pPr>
-              <w:widowControl w:val="false"/>
-              <w:pBdr>
-                <w:bottom w:val="single" w:color="C9C2B4" w:sz="6" w:space="1"/>
-              </w:pBdr>
-              <w:spacing w:before="120" w:after="210"/>
-            </w:pPr>
-          </w:p>
-          <w:p>
-            <w:pPr>
-              <w:widowControl w:val="false"/>
-              <w:pBdr>
-                <w:bottom w:val="single" w:color="C9C2B4" w:sz="6" w:space="1"/>
-              </w:pBdr>
-              <w:spacing w:before="120" w:after="210"/>
-            </w:pPr>
-          </w:p>
-        </w:tc>
-      </w:tr>
-      <w:tr>
-        <w:tc>
-          <w:tcPr>
-            <w:tcW w:type="dxa" w:w="3857"/>
-            <w:tcBorders>
-              <w:top w:val="single" w:color="D9D5C8" w:sz="4"/>
-              <w:left w:val="single" w:color="D9D5C8" w:sz="4"/>
-              <w:bottom w:val="single" w:color="D9D5C8" w:sz="4"/>
-              <w:right w:val="single" w:color="D9D5C8" w:sz="4"/>
-            </w:tcBorders>
-            <w:tcMar>
-              <w:top w:type="dxa" w:w="55"/>
-              <w:left w:type="dxa" w:w="110"/>
-              <w:bottom w:type="dxa" w:w="55"/>
-              <w:right w:type="dxa" w:w="110"/>
-            </w:tcMar>
-          </w:tcPr>
-          <w:p>
-            <w:pPr>
-              <w:spacing w:after="0"/>
-            </w:pPr>
-            <w:r>
-              <w:rPr>
-                <w:b/>
-                <w:bCs/>
-                <w:i w:val="false"/>
-                <w:iCs w:val="false"/>
-                <w:color w:val="1A1A1A"/>
-                <w:sz w:val="30"/>
-                <w:szCs w:val="30"/>
-                <w:caps w:val="false"/>
-                <w:rFonts w:ascii="Calibri" w:cs="Calibri" w:eastAsia="Calibri" w:hAnsi="Calibri"/>
-              </w:rPr>
-              <w:t xml:space="preserve">How the two connect</w:t>
+              <w:t xml:space="preserve">One thing you learned EARLIER — how does it connect?</w:t>
             </w:r>
           </w:p>
         </w:tc>
@@ -33066,6 +32204,7 @@
       <w:pPr>
         <w:pStyle w:val="Heading2"/>
         <w:keepNext/>
+        <w:pageBreakBefore/>
         <w:spacing w:before="150" w:after="90"/>
       </w:pPr>
       <w:r>
@@ -33813,6 +32952,7 @@
       <w:pPr>
         <w:pStyle w:val="Heading2"/>
         <w:keepNext/>
+        <w:pageBreakBefore/>
         <w:spacing w:before="150" w:after="90"/>
       </w:pPr>
       <w:r>
@@ -34657,6 +33797,7 @@
       <w:pPr>
         <w:pStyle w:val="Heading2"/>
         <w:keepNext/>
+        <w:pageBreakBefore/>
         <w:spacing w:before="150" w:after="90"/>
       </w:pPr>
       <w:r>
@@ -35571,6 +34712,7 @@
       <w:pPr>
         <w:pStyle w:val="Heading2"/>
         <w:keepNext/>
+        <w:pageBreakBefore/>
         <w:spacing w:before="150" w:after="90"/>
       </w:pPr>
       <w:r>

--- a/courses/foundations-constitutional-government/BUILD/unit7/deliverables/Unit7_Student_Workbook_CourseStandard_LargePrint.docx
+++ b/courses/foundations-constitutional-government/BUILD/unit7/deliverables/Unit7_Student_Workbook_CourseStandard_LargePrint.docx
@@ -3011,7 +3011,7 @@
           <w:caps w:val="false"/>
           <w:rFonts w:ascii="Calibri" w:cs="Calibri" w:eastAsia="Calibri" w:hAnsi="Calibri"/>
         </w:rPr>
-        <w:t xml:space="preserve">Before You Begin — Set Your Goal</w:t>
+        <w:t xml:space="preserve">Before You Begin — Set a S.M.A.R.T. Goal</w:t>
       </w:r>
     </w:p>
     <w:p>
@@ -3030,9 +3030,390 @@
           <w:caps w:val="false"/>
           <w:rFonts w:ascii="Calibri" w:cs="Calibri" w:eastAsia="Calibri" w:hAnsi="Calibri"/>
         </w:rPr>
-        <w:t xml:space="preserve">This unit asks one big question: How does Tennessee govern itself at the state and local levels — and how do you take part? Set a goal, then note what you already know.</w:t>
+        <w:t xml:space="preserve">Strong learners set goals — but a goal only helps if it is built well. First learn how, then write yours.</w:t>
       </w:r>
     </w:p>
+    <w:tbl>
+      <w:tblPr>
+        <w:tblW w:type="dxa" w:w="9792"/>
+        <w:tblBorders>
+          <w:top w:val="single" w:color="auto" w:sz="4"/>
+          <w:left w:val="single" w:color="auto" w:sz="4"/>
+          <w:bottom w:val="single" w:color="auto" w:sz="4"/>
+          <w:right w:val="single" w:color="auto" w:sz="4"/>
+          <w:insideH w:val="single" w:color="auto" w:sz="4"/>
+          <w:insideV w:val="single" w:color="auto" w:sz="4"/>
+        </w:tblBorders>
+      </w:tblPr>
+      <w:tblGrid>
+        <w:gridCol w:w="9792"/>
+      </w:tblGrid>
+      <w:tr>
+        <w:tc>
+          <w:tcPr>
+            <w:tcW w:type="dxa" w:w="9792"/>
+            <w:tcBorders>
+              <w:top w:val="single" w:color="D9D5C8" w:sz="4"/>
+              <w:left w:val="single" w:color="D9D5C8" w:sz="4"/>
+              <w:bottom w:val="single" w:color="D9D5C8" w:sz="4"/>
+              <w:right w:val="single" w:color="D9D5C8" w:sz="4"/>
+            </w:tcBorders>
+            <w:shd w:fill="F7F5EF" w:color="auto" w:val="clear"/>
+            <w:tcMar>
+              <w:top w:type="dxa" w:w="55"/>
+              <w:left w:type="dxa" w:w="110"/>
+              <w:bottom w:type="dxa" w:w="55"/>
+              <w:right w:type="dxa" w:w="110"/>
+            </w:tcMar>
+          </w:tcPr>
+          <w:p>
+            <w:pPr>
+              <w:spacing w:after="60"/>
+            </w:pPr>
+            <w:r>
+              <w:rPr>
+                <w:b/>
+                <w:bCs/>
+                <w:i w:val="false"/>
+                <w:iCs w:val="false"/>
+                <w:color w:val="1B2A4A"/>
+                <w:sz w:val="32"/>
+                <w:szCs w:val="32"/>
+                <w:caps w:val="false"/>
+                <w:rFonts w:ascii="Calibri" w:cs="Calibri" w:eastAsia="Calibri" w:hAnsi="Calibri"/>
+              </w:rPr>
+              <w:t xml:space="preserve">WHAT MAKES A GOAL STRONG? Build it S.M.A.R.T.</w:t>
+            </w:r>
+          </w:p>
+          <w:p>
+            <w:pPr>
+              <w:spacing w:after="40"/>
+            </w:pPr>
+            <w:r>
+              <w:rPr>
+                <w:b w:val="false"/>
+                <w:bCs w:val="false"/>
+                <w:i w:val="false"/>
+                <w:iCs w:val="false"/>
+                <w:color w:val="1A1A1A"/>
+                <w:sz w:val="30"/>
+                <w:szCs w:val="30"/>
+                <w:caps w:val="false"/>
+                <w:rFonts w:ascii="Calibri" w:cs="Calibri" w:eastAsia="Calibri" w:hAnsi="Calibri"/>
+              </w:rPr>
+              <w:t xml:space="preserve">S — Specific: say exactly what you will be able to do (“explain how a bill becomes law,” not “do well”).</w:t>
+            </w:r>
+          </w:p>
+          <w:p>
+            <w:pPr>
+              <w:spacing w:after="40"/>
+            </w:pPr>
+            <w:r>
+              <w:rPr>
+                <w:b w:val="false"/>
+                <w:bCs w:val="false"/>
+                <w:i w:val="false"/>
+                <w:iCs w:val="false"/>
+                <w:color w:val="1A1A1A"/>
+                <w:sz w:val="30"/>
+                <w:szCs w:val="30"/>
+                <w:caps w:val="false"/>
+                <w:rFonts w:ascii="Calibri" w:cs="Calibri" w:eastAsia="Calibri" w:hAnsi="Calibri"/>
+              </w:rPr>
+              <w:t xml:space="preserve">M — Measurable: how will you PROVE it? — a score, a diagram, or teaching a partner.</w:t>
+            </w:r>
+          </w:p>
+          <w:p>
+            <w:pPr>
+              <w:spacing w:after="40"/>
+            </w:pPr>
+            <w:r>
+              <w:rPr>
+                <w:b w:val="false"/>
+                <w:bCs w:val="false"/>
+                <w:i w:val="false"/>
+                <w:iCs w:val="false"/>
+                <w:color w:val="1A1A1A"/>
+                <w:sz w:val="30"/>
+                <w:szCs w:val="30"/>
+                <w:caps w:val="false"/>
+                <w:rFonts w:ascii="Calibri" w:cs="Calibri" w:eastAsia="Calibri" w:hAnsi="Calibri"/>
+              </w:rPr>
+              <w:t xml:space="preserve">A — Achievable: a real stretch you can reach with effort — not too easy, not impossible.</w:t>
+            </w:r>
+          </w:p>
+          <w:p>
+            <w:pPr>
+              <w:spacing w:after="40"/>
+            </w:pPr>
+            <w:r>
+              <w:rPr>
+                <w:b w:val="false"/>
+                <w:bCs w:val="false"/>
+                <w:i w:val="false"/>
+                <w:iCs w:val="false"/>
+                <w:color w:val="1A1A1A"/>
+                <w:sz w:val="30"/>
+                <w:szCs w:val="30"/>
+                <w:caps w:val="false"/>
+                <w:rFonts w:ascii="Calibri" w:cs="Calibri" w:eastAsia="Calibri" w:hAnsi="Calibri"/>
+              </w:rPr>
+              <w:t xml:space="preserve">R — Relevant: it connects to this unit’s big question.</w:t>
+            </w:r>
+          </w:p>
+          <w:p>
+            <w:pPr>
+              <w:spacing w:after="40"/>
+            </w:pPr>
+            <w:r>
+              <w:rPr>
+                <w:b w:val="false"/>
+                <w:bCs w:val="false"/>
+                <w:i w:val="false"/>
+                <w:iCs w:val="false"/>
+                <w:color w:val="1A1A1A"/>
+                <w:sz w:val="30"/>
+                <w:szCs w:val="30"/>
+                <w:caps w:val="false"/>
+                <w:rFonts w:ascii="Calibri" w:cs="Calibri" w:eastAsia="Calibri" w:hAnsi="Calibri"/>
+              </w:rPr>
+              <w:t xml:space="preserve">T — Time-bound: name WHEN — “by the end of this unit.”</w:t>
+            </w:r>
+          </w:p>
+        </w:tc>
+      </w:tr>
+    </w:tbl>
+    <w:tbl>
+      <w:tblPr>
+        <w:tblW w:type="dxa" w:w="9792"/>
+        <w:tblBorders>
+          <w:top w:val="single" w:color="auto" w:sz="4"/>
+          <w:left w:val="single" w:color="auto" w:sz="4"/>
+          <w:bottom w:val="single" w:color="auto" w:sz="4"/>
+          <w:right w:val="single" w:color="auto" w:sz="4"/>
+          <w:insideH w:val="single" w:color="auto" w:sz="4"/>
+          <w:insideV w:val="single" w:color="auto" w:sz="4"/>
+        </w:tblBorders>
+      </w:tblPr>
+      <w:tblGrid>
+        <w:gridCol w:w="9792"/>
+      </w:tblGrid>
+      <w:tr>
+        <w:tc>
+          <w:tcPr>
+            <w:tcW w:type="dxa" w:w="9792"/>
+            <w:tcBorders>
+              <w:top w:val="single" w:color="D9D5C8" w:sz="4"/>
+              <w:left w:val="single" w:color="D9D5C8" w:sz="4"/>
+              <w:bottom w:val="single" w:color="D9D5C8" w:sz="4"/>
+              <w:right w:val="single" w:color="D9D5C8" w:sz="4"/>
+            </w:tcBorders>
+            <w:shd w:fill="F7F5EF" w:color="auto" w:val="clear"/>
+            <w:tcMar>
+              <w:top w:type="dxa" w:w="55"/>
+              <w:left w:type="dxa" w:w="110"/>
+              <w:bottom w:type="dxa" w:w="55"/>
+              <w:right w:type="dxa" w:w="110"/>
+            </w:tcMar>
+          </w:tcPr>
+          <w:p>
+            <w:pPr>
+              <w:spacing w:after="60"/>
+            </w:pPr>
+            <w:r>
+              <w:rPr>
+                <w:b/>
+                <w:bCs/>
+                <w:i w:val="false"/>
+                <w:iCs w:val="false"/>
+                <w:color w:val="1B2A4A"/>
+                <w:sz w:val="32"/>
+                <w:szCs w:val="32"/>
+                <w:caps w:val="false"/>
+                <w:rFonts w:ascii="Calibri" w:cs="Calibri" w:eastAsia="Calibri" w:hAnsi="Calibri"/>
+              </w:rPr>
+              <w:t xml:space="preserve">SEE THE DIFFERENCE</w:t>
+            </w:r>
+          </w:p>
+          <w:p>
+            <w:pPr>
+              <w:spacing w:after="40"/>
+            </w:pPr>
+            <w:r>
+              <w:rPr>
+                <w:b w:val="false"/>
+                <w:bCs w:val="false"/>
+                <w:i w:val="false"/>
+                <w:iCs w:val="false"/>
+                <w:color w:val="1A1A1A"/>
+                <w:sz w:val="30"/>
+                <w:szCs w:val="30"/>
+                <w:caps w:val="false"/>
+                <w:rFonts w:ascii="Calibri" w:cs="Calibri" w:eastAsia="Calibri" w:hAnsi="Calibri"/>
+              </w:rPr>
+              <w:t xml:space="preserve">Weak:  “I want to do good in government.”  (vague — nothing to measure)</w:t>
+            </w:r>
+          </w:p>
+          <w:p>
+            <w:pPr>
+              <w:spacing w:after="40"/>
+            </w:pPr>
+            <w:r>
+              <w:rPr>
+                <w:b/>
+                <w:bCs/>
+                <w:i w:val="false"/>
+                <w:iCs w:val="false"/>
+                <w:color w:val="1A1A1A"/>
+                <w:sz w:val="30"/>
+                <w:szCs w:val="30"/>
+                <w:caps w:val="false"/>
+                <w:rFonts w:ascii="Calibri" w:cs="Calibri" w:eastAsia="Calibri" w:hAnsi="Calibri"/>
+              </w:rPr>
+              <w:t xml:space="preserve">S.M.A.R.T.:  “By the end of this unit I can explain how the three branches check each other, and prove it by teaching a partner and scoring 80%+ on the check.”</w:t>
+            </w:r>
+          </w:p>
+        </w:tc>
+      </w:tr>
+    </w:tbl>
+    <w:p>
+      <w:pPr>
+        <w:spacing w:after="100"/>
+      </w:pPr>
+      <w:r>
+        <w:rPr>
+          <w:b w:val="false"/>
+          <w:bCs w:val="false"/>
+          <w:i/>
+          <w:iCs/>
+          <w:color w:val="6B7280"/>
+          <w:sz w:val="30"/>
+          <w:szCs w:val="30"/>
+          <w:caps w:val="false"/>
+          <w:rFonts w:ascii="Calibri" w:cs="Calibri" w:eastAsia="Calibri" w:hAnsi="Calibri"/>
+        </w:rPr>
+        <w:t xml:space="preserve">This unit’s big question: How does Tennessee govern itself at the state and local levels — and how do you take part?</w:t>
+      </w:r>
+    </w:p>
+    <w:tbl>
+      <w:tblPr>
+        <w:tblW w:type="dxa" w:w="9792"/>
+        <w:tblBorders>
+          <w:top w:val="single" w:color="auto" w:sz="4"/>
+          <w:left w:val="single" w:color="auto" w:sz="4"/>
+          <w:bottom w:val="single" w:color="auto" w:sz="4"/>
+          <w:right w:val="single" w:color="auto" w:sz="4"/>
+          <w:insideH w:val="single" w:color="auto" w:sz="4"/>
+          <w:insideV w:val="single" w:color="auto" w:sz="4"/>
+        </w:tblBorders>
+      </w:tblPr>
+      <w:tblGrid>
+        <w:gridCol w:w="9792"/>
+      </w:tblGrid>
+      <w:tr>
+        <w:tc>
+          <w:tcPr>
+            <w:tcW w:type="dxa" w:w="9792"/>
+            <w:tcBorders>
+              <w:top w:val="single" w:color="D9D5C8" w:sz="4"/>
+              <w:left w:val="single" w:color="D9D5C8" w:sz="4"/>
+              <w:bottom w:val="single" w:color="D9D5C8" w:sz="4"/>
+              <w:right w:val="single" w:color="D9D5C8" w:sz="4"/>
+            </w:tcBorders>
+            <w:shd w:fill="F7F5EF" w:color="auto" w:val="clear"/>
+            <w:tcMar>
+              <w:top w:type="dxa" w:w="55"/>
+              <w:left w:type="dxa" w:w="110"/>
+              <w:bottom w:type="dxa" w:w="55"/>
+              <w:right w:type="dxa" w:w="110"/>
+            </w:tcMar>
+          </w:tcPr>
+          <w:p>
+            <w:pPr>
+              <w:spacing w:after="0"/>
+            </w:pPr>
+            <w:r>
+              <w:rPr>
+                <w:b/>
+                <w:bCs/>
+                <w:i w:val="false"/>
+                <w:iCs w:val="false"/>
+                <w:color w:val="1B2A4A"/>
+                <w:sz w:val="32"/>
+                <w:szCs w:val="32"/>
+                <w:caps w:val="false"/>
+                <w:rFonts w:ascii="Calibri" w:cs="Calibri" w:eastAsia="Calibri" w:hAnsi="Calibri"/>
+              </w:rPr>
+              <w:t xml:space="preserve">Write YOUR S.M.A.R.T. goal for this unit — use all the lines:</w:t>
+            </w:r>
+          </w:p>
+        </w:tc>
+      </w:tr>
+      <w:tr>
+        <w:tc>
+          <w:tcPr>
+            <w:tcW w:type="dxa" w:w="9792"/>
+            <w:tcBorders>
+              <w:top w:val="single" w:color="D9D5C8" w:sz="4"/>
+              <w:left w:val="single" w:color="D9D5C8" w:sz="4"/>
+              <w:bottom w:val="single" w:color="D9D5C8" w:sz="4"/>
+              <w:right w:val="single" w:color="D9D5C8" w:sz="4"/>
+            </w:tcBorders>
+            <w:tcMar>
+              <w:top w:type="dxa" w:w="55"/>
+              <w:left w:type="dxa" w:w="110"/>
+              <w:bottom w:type="dxa" w:w="55"/>
+              <w:right w:type="dxa" w:w="110"/>
+            </w:tcMar>
+          </w:tcPr>
+          <w:p>
+            <w:pPr>
+              <w:widowControl w:val="false"/>
+              <w:pBdr>
+                <w:bottom w:val="single" w:color="C9C2B4" w:sz="6" w:space="1"/>
+              </w:pBdr>
+              <w:spacing w:before="120" w:after="210"/>
+            </w:pPr>
+          </w:p>
+          <w:p>
+            <w:pPr>
+              <w:widowControl w:val="false"/>
+              <w:pBdr>
+                <w:bottom w:val="single" w:color="C9C2B4" w:sz="6" w:space="1"/>
+              </w:pBdr>
+              <w:spacing w:before="120" w:after="210"/>
+            </w:pPr>
+          </w:p>
+          <w:p>
+            <w:pPr>
+              <w:widowControl w:val="false"/>
+              <w:pBdr>
+                <w:bottom w:val="single" w:color="C9C2B4" w:sz="6" w:space="1"/>
+              </w:pBdr>
+              <w:spacing w:before="120" w:after="210"/>
+            </w:pPr>
+          </w:p>
+          <w:p>
+            <w:pPr>
+              <w:widowControl w:val="false"/>
+              <w:pBdr>
+                <w:bottom w:val="single" w:color="C9C2B4" w:sz="6" w:space="1"/>
+              </w:pBdr>
+              <w:spacing w:before="120" w:after="210"/>
+            </w:pPr>
+          </w:p>
+          <w:p>
+            <w:pPr>
+              <w:widowControl w:val="false"/>
+              <w:pBdr>
+                <w:bottom w:val="single" w:color="C9C2B4" w:sz="6" w:space="1"/>
+              </w:pBdr>
+              <w:spacing w:before="120" w:after="210"/>
+            </w:pPr>
+          </w:p>
+        </w:tc>
+      </w:tr>
+    </w:tbl>
     <w:tbl>
       <w:tblPr>
         <w:tblW w:type="dxa" w:w="9792"/>
@@ -3086,7 +3467,7 @@
                 <w:caps w:val="false"/>
                 <w:rFonts w:ascii="Calibri" w:cs="Calibri" w:eastAsia="Calibri" w:hAnsi="Calibri"/>
               </w:rPr>
-              <w:t xml:space="preserve">Prompt</w:t>
+              <w:t xml:space="preserve">Before we start…</w:t>
             </w:r>
           </w:p>
         </w:tc>
@@ -3123,7 +3504,7 @@
                 <w:caps w:val="false"/>
                 <w:rFonts w:ascii="Calibri" w:cs="Calibri" w:eastAsia="Calibri" w:hAnsi="Calibri"/>
               </w:rPr>
-              <w:t xml:space="preserve">Your response</w:t>
+              <w:t xml:space="preserve">Write on the lines</w:t>
             </w:r>
           </w:p>
         </w:tc>
@@ -3161,7 +3542,7 @@
                 <w:caps w:val="false"/>
                 <w:rFonts w:ascii="Calibri" w:cs="Calibri" w:eastAsia="Calibri" w:hAnsi="Calibri"/>
               </w:rPr>
-              <w:t xml:space="preserve">My goal for this unit is…</w:t>
+              <w:t xml:space="preserve">One thing I already know</w:t>
             </w:r>
           </w:p>
         </w:tc>
@@ -3234,80 +3615,7 @@
                 <w:caps w:val="false"/>
                 <w:rFonts w:ascii="Calibri" w:cs="Calibri" w:eastAsia="Calibri" w:hAnsi="Calibri"/>
               </w:rPr>
-              <w:t xml:space="preserve">One thing I already know about this era…</w:t>
-            </w:r>
-          </w:p>
-        </w:tc>
-        <w:tc>
-          <w:tcPr>
-            <w:tcW w:type="dxa" w:w="6747"/>
-            <w:tcBorders>
-              <w:top w:val="single" w:color="D9D5C8" w:sz="4"/>
-              <w:left w:val="single" w:color="D9D5C8" w:sz="4"/>
-              <w:bottom w:val="single" w:color="D9D5C8" w:sz="4"/>
-              <w:right w:val="single" w:color="D9D5C8" w:sz="4"/>
-            </w:tcBorders>
-            <w:tcMar>
-              <w:top w:type="dxa" w:w="55"/>
-              <w:left w:type="dxa" w:w="110"/>
-              <w:bottom w:type="dxa" w:w="55"/>
-              <w:right w:type="dxa" w:w="110"/>
-            </w:tcMar>
-          </w:tcPr>
-          <w:p>
-            <w:pPr>
-              <w:widowControl w:val="false"/>
-              <w:pBdr>
-                <w:bottom w:val="single" w:color="C9C2B4" w:sz="6" w:space="1"/>
-              </w:pBdr>
-              <w:spacing w:before="120" w:after="210"/>
-            </w:pPr>
-          </w:p>
-          <w:p>
-            <w:pPr>
-              <w:widowControl w:val="false"/>
-              <w:pBdr>
-                <w:bottom w:val="single" w:color="C9C2B4" w:sz="6" w:space="1"/>
-              </w:pBdr>
-              <w:spacing w:before="120" w:after="210"/>
-            </w:pPr>
-          </w:p>
-        </w:tc>
-      </w:tr>
-      <w:tr>
-        <w:tc>
-          <w:tcPr>
-            <w:tcW w:type="dxa" w:w="3045"/>
-            <w:tcBorders>
-              <w:top w:val="single" w:color="D9D5C8" w:sz="4"/>
-              <w:left w:val="single" w:color="D9D5C8" w:sz="4"/>
-              <w:bottom w:val="single" w:color="D9D5C8" w:sz="4"/>
-              <w:right w:val="single" w:color="D9D5C8" w:sz="4"/>
-            </w:tcBorders>
-            <w:tcMar>
-              <w:top w:type="dxa" w:w="55"/>
-              <w:left w:type="dxa" w:w="110"/>
-              <w:bottom w:type="dxa" w:w="55"/>
-              <w:right w:type="dxa" w:w="110"/>
-            </w:tcMar>
-          </w:tcPr>
-          <w:p>
-            <w:pPr>
-              <w:spacing w:after="0"/>
-            </w:pPr>
-            <w:r>
-              <w:rPr>
-                <w:b/>
-                <w:bCs/>
-                <w:i w:val="false"/>
-                <w:iCs w:val="false"/>
-                <w:color w:val="1A1A1A"/>
-                <w:sz w:val="30"/>
-                <w:szCs w:val="30"/>
-                <w:caps w:val="false"/>
-                <w:rFonts w:ascii="Calibri" w:cs="Calibri" w:eastAsia="Calibri" w:hAnsi="Calibri"/>
-              </w:rPr>
-              <w:t xml:space="preserve">One question I want answered…</w:t>
+              <w:t xml:space="preserve">One question I want answered</w:t>
             </w:r>
           </w:p>
         </w:tc>
@@ -7561,7 +7869,7 @@
                 <w:caps w:val="false"/>
                 <w:rFonts w:ascii="Calibri" w:cs="Calibri" w:eastAsia="Calibri" w:hAnsi="Calibri"/>
               </w:rPr>
-              <w:t xml:space="preserve">MORE NOTES / DIAGRAMS</w:t>
+              <w:t xml:space="preserve">UDL · CHOOSE HOW YOU CAPTURE IDEAS (same target for everyone)</w:t>
             </w:r>
           </w:p>
           <w:p>
@@ -7580,84 +7888,12 @@
                 <w:caps w:val="false"/>
                 <w:rFonts w:ascii="Calibri" w:cs="Calibri" w:eastAsia="Calibri" w:hAnsi="Calibri"/>
               </w:rPr>
-              <w:t xml:space="preserve">Continue your notes here, add a quick sketch, or map how the ideas connect.</w:t>
+              <w:t xml:space="preserve">Keep going with your notes: WRITE on the lines, DRAW or diagram in the box, or do both — your choice. You may also record your notes aloud.</w:t>
             </w:r>
           </w:p>
         </w:tc>
       </w:tr>
     </w:tbl>
-    <w:p>
-      <w:pPr>
-        <w:widowControl w:val="false"/>
-        <w:pBdr>
-          <w:bottom w:val="single" w:color="C9C2B4" w:sz="6" w:space="1"/>
-        </w:pBdr>
-        <w:spacing w:before="120" w:after="210"/>
-      </w:pPr>
-    </w:p>
-    <w:p>
-      <w:pPr>
-        <w:widowControl w:val="false"/>
-        <w:pBdr>
-          <w:bottom w:val="single" w:color="C9C2B4" w:sz="6" w:space="1"/>
-        </w:pBdr>
-        <w:spacing w:before="120" w:after="210"/>
-      </w:pPr>
-    </w:p>
-    <w:p>
-      <w:pPr>
-        <w:widowControl w:val="false"/>
-        <w:pBdr>
-          <w:bottom w:val="single" w:color="C9C2B4" w:sz="6" w:space="1"/>
-        </w:pBdr>
-        <w:spacing w:before="120" w:after="210"/>
-      </w:pPr>
-    </w:p>
-    <w:p>
-      <w:pPr>
-        <w:widowControl w:val="false"/>
-        <w:pBdr>
-          <w:bottom w:val="single" w:color="C9C2B4" w:sz="6" w:space="1"/>
-        </w:pBdr>
-        <w:spacing w:before="120" w:after="210"/>
-      </w:pPr>
-    </w:p>
-    <w:p>
-      <w:pPr>
-        <w:widowControl w:val="false"/>
-        <w:pBdr>
-          <w:bottom w:val="single" w:color="C9C2B4" w:sz="6" w:space="1"/>
-        </w:pBdr>
-        <w:spacing w:before="120" w:after="210"/>
-      </w:pPr>
-    </w:p>
-    <w:p>
-      <w:pPr>
-        <w:widowControl w:val="false"/>
-        <w:pBdr>
-          <w:bottom w:val="single" w:color="C9C2B4" w:sz="6" w:space="1"/>
-        </w:pBdr>
-        <w:spacing w:before="120" w:after="210"/>
-      </w:pPr>
-    </w:p>
-    <w:p>
-      <w:pPr>
-        <w:widowControl w:val="false"/>
-        <w:pBdr>
-          <w:bottom w:val="single" w:color="C9C2B4" w:sz="6" w:space="1"/>
-        </w:pBdr>
-        <w:spacing w:before="120" w:after="210"/>
-      </w:pPr>
-    </w:p>
-    <w:p>
-      <w:pPr>
-        <w:widowControl w:val="false"/>
-        <w:pBdr>
-          <w:bottom w:val="single" w:color="C9C2B4" w:sz="6" w:space="1"/>
-        </w:pBdr>
-        <w:spacing w:before="120" w:after="210"/>
-      </w:pPr>
-    </w:p>
     <w:tbl>
       <w:tblPr>
         <w:tblW w:type="dxa" w:w="9792"/>
@@ -7671,29 +7907,33 @@
         </w:tblBorders>
       </w:tblPr>
       <w:tblGrid>
-        <w:gridCol w:w="9792"/>
+        <w:gridCol w:w="4896"/>
+        <w:gridCol w:w="4896"/>
       </w:tblGrid>
       <w:tr>
-        <w:tc>
-          <w:tcPr>
-            <w:tcW w:type="dxa" w:w="9792"/>
-            <w:tcBorders>
-              <w:top w:val="single" w:color="D9D5C8" w:sz="4"/>
-              <w:left w:val="single" w:color="D9D5C8" w:sz="4"/>
-              <w:bottom w:val="single" w:color="D9D5C8" w:sz="4"/>
-              <w:right w:val="single" w:color="D9D5C8" w:sz="4"/>
-            </w:tcBorders>
-            <w:shd w:fill="F7F5EF" w:color="auto" w:val="clear"/>
-            <w:tcMar>
-              <w:top w:type="dxa" w:w="55"/>
-              <w:left w:type="dxa" w:w="110"/>
-              <w:bottom w:type="dxa" w:w="55"/>
-              <w:right w:type="dxa" w:w="110"/>
-            </w:tcMar>
-          </w:tcPr>
-          <w:p>
-            <w:pPr>
-              <w:spacing w:after="60"/>
+        <w:trPr>
+          <w:cantSplit/>
+          <w:trHeight w:val="3400" w:hRule="atLeast"/>
+        </w:trPr>
+        <w:tc>
+          <w:tcPr>
+            <w:tcW w:type="dxa" w:w="4896"/>
+            <w:tcBorders>
+              <w:top w:val="single" w:color="D9D5C8" w:sz="4"/>
+              <w:left w:val="single" w:color="D9D5C8" w:sz="4"/>
+              <w:bottom w:val="single" w:color="D9D5C8" w:sz="4"/>
+              <w:right w:val="single" w:color="D9D5C8" w:sz="4"/>
+            </w:tcBorders>
+            <w:tcMar>
+              <w:top w:type="dxa" w:w="55"/>
+              <w:left w:type="dxa" w:w="110"/>
+              <w:bottom w:type="dxa" w:w="55"/>
+              <w:right w:type="dxa" w:w="110"/>
+            </w:tcMar>
+          </w:tcPr>
+          <w:p>
+            <w:pPr>
+              <w:spacing w:after="20"/>
             </w:pPr>
             <w:r>
               <w:rPr>
@@ -7702,32 +7942,121 @@
                 <w:i w:val="false"/>
                 <w:iCs w:val="false"/>
                 <w:color w:val="1B2A4A"/>
-                <w:sz w:val="32"/>
-                <w:szCs w:val="32"/>
-                <w:caps w:val="false"/>
-                <w:rFonts w:ascii="Calibri" w:cs="Calibri" w:eastAsia="Calibri" w:hAnsi="Calibri"/>
-              </w:rPr>
-              <w:t xml:space="preserve">Key terms to list</w:t>
-            </w:r>
-          </w:p>
-          <w:p>
-            <w:pPr>
-              <w:spacing w:after="40"/>
-            </w:pPr>
-            <w:r>
-              <w:rPr>
-                <w:b w:val="false"/>
-                <w:bCs w:val="false"/>
-                <w:i w:val="false"/>
-                <w:iCs w:val="false"/>
-                <w:color w:val="1A1A1A"/>
-                <w:sz w:val="33"/>
-                <w:szCs w:val="33"/>
-                <w:caps w:val="false"/>
-                <w:rFonts w:ascii="Calibri" w:cs="Calibri" w:eastAsia="Calibri" w:hAnsi="Calibri"/>
-              </w:rPr>
-              <w:t xml:space="preserve">Grand Divisions · Citizen Legislature · The Tennessee Plan</w:t>
-            </w:r>
+                <w:sz w:val="23"/>
+                <w:szCs w:val="23"/>
+                <w:caps w:val="false"/>
+                <w:rFonts w:ascii="Calibri" w:cs="Calibri" w:eastAsia="Calibri" w:hAnsi="Calibri"/>
+              </w:rPr>
+              <w:t xml:space="preserve">DRAW / DIAGRAM — sketch the idea, a timeline, or how the pieces connect</w:t>
+            </w:r>
+          </w:p>
+        </w:tc>
+        <w:tc>
+          <w:tcPr>
+            <w:tcW w:type="dxa" w:w="4896"/>
+            <w:tcBorders>
+              <w:top w:val="single" w:color="D9D5C8" w:sz="4"/>
+              <w:left w:val="single" w:color="D9D5C8" w:sz="4"/>
+              <w:bottom w:val="single" w:color="D9D5C8" w:sz="4"/>
+              <w:right w:val="single" w:color="D9D5C8" w:sz="4"/>
+            </w:tcBorders>
+            <w:tcMar>
+              <w:top w:type="dxa" w:w="55"/>
+              <w:left w:type="dxa" w:w="110"/>
+              <w:bottom w:type="dxa" w:w="55"/>
+              <w:right w:type="dxa" w:w="110"/>
+            </w:tcMar>
+          </w:tcPr>
+          <w:p>
+            <w:pPr>
+              <w:spacing w:after="20"/>
+            </w:pPr>
+            <w:r>
+              <w:rPr>
+                <w:b/>
+                <w:bCs/>
+                <w:i w:val="false"/>
+                <w:iCs w:val="false"/>
+                <w:color w:val="1B2A4A"/>
+                <w:sz w:val="23"/>
+                <w:szCs w:val="23"/>
+                <w:caps w:val="false"/>
+                <w:rFonts w:ascii="Calibri" w:cs="Calibri" w:eastAsia="Calibri" w:hAnsi="Calibri"/>
+              </w:rPr>
+              <w:t xml:space="preserve">WRITE — keep taking notes on the lines</w:t>
+            </w:r>
+          </w:p>
+          <w:p>
+            <w:pPr>
+              <w:widowControl w:val="false"/>
+              <w:pBdr>
+                <w:bottom w:val="single" w:color="C9C2B4" w:sz="6" w:space="1"/>
+              </w:pBdr>
+              <w:spacing w:before="120" w:after="210"/>
+            </w:pPr>
+          </w:p>
+          <w:p>
+            <w:pPr>
+              <w:widowControl w:val="false"/>
+              <w:pBdr>
+                <w:bottom w:val="single" w:color="C9C2B4" w:sz="6" w:space="1"/>
+              </w:pBdr>
+              <w:spacing w:before="120" w:after="210"/>
+            </w:pPr>
+          </w:p>
+          <w:p>
+            <w:pPr>
+              <w:widowControl w:val="false"/>
+              <w:pBdr>
+                <w:bottom w:val="single" w:color="C9C2B4" w:sz="6" w:space="1"/>
+              </w:pBdr>
+              <w:spacing w:before="120" w:after="210"/>
+            </w:pPr>
+          </w:p>
+          <w:p>
+            <w:pPr>
+              <w:widowControl w:val="false"/>
+              <w:pBdr>
+                <w:bottom w:val="single" w:color="C9C2B4" w:sz="6" w:space="1"/>
+              </w:pBdr>
+              <w:spacing w:before="120" w:after="210"/>
+            </w:pPr>
+          </w:p>
+          <w:p>
+            <w:pPr>
+              <w:widowControl w:val="false"/>
+              <w:pBdr>
+                <w:bottom w:val="single" w:color="C9C2B4" w:sz="6" w:space="1"/>
+              </w:pBdr>
+              <w:spacing w:before="120" w:after="210"/>
+            </w:pPr>
+          </w:p>
+          <w:p>
+            <w:pPr>
+              <w:widowControl w:val="false"/>
+              <w:pBdr>
+                <w:bottom w:val="single" w:color="C9C2B4" w:sz="6" w:space="1"/>
+              </w:pBdr>
+              <w:spacing w:before="120" w:after="210"/>
+            </w:pPr>
+          </w:p>
+          <w:p>
+            <w:pPr>
+              <w:widowControl w:val="false"/>
+              <w:pBdr>
+                <w:bottom w:val="single" w:color="C9C2B4" w:sz="6" w:space="1"/>
+              </w:pBdr>
+              <w:spacing w:before="120" w:after="210"/>
+            </w:pPr>
+          </w:p>
+          <w:p>
+            <w:pPr>
+              <w:widowControl w:val="false"/>
+              <w:pBdr>
+                <w:bottom w:val="single" w:color="C9C2B4" w:sz="6" w:space="1"/>
+              </w:pBdr>
+              <w:spacing w:before="120" w:after="210"/>
+            </w:pPr>
           </w:p>
         </w:tc>
       </w:tr>
@@ -7767,7 +8096,7 @@
           </w:tcPr>
           <w:p>
             <w:pPr>
-              <w:spacing w:after="0"/>
+              <w:spacing w:after="60"/>
             </w:pPr>
             <w:r>
               <w:rPr>
@@ -7781,6 +8110,80 @@
                 <w:caps w:val="false"/>
                 <w:rFonts w:ascii="Calibri" w:cs="Calibri" w:eastAsia="Calibri" w:hAnsi="Calibri"/>
               </w:rPr>
+              <w:t xml:space="preserve">Key terms to list</w:t>
+            </w:r>
+          </w:p>
+          <w:p>
+            <w:pPr>
+              <w:spacing w:after="40"/>
+            </w:pPr>
+            <w:r>
+              <w:rPr>
+                <w:b w:val="false"/>
+                <w:bCs w:val="false"/>
+                <w:i w:val="false"/>
+                <w:iCs w:val="false"/>
+                <w:color w:val="1A1A1A"/>
+                <w:sz w:val="33"/>
+                <w:szCs w:val="33"/>
+                <w:caps w:val="false"/>
+                <w:rFonts w:ascii="Calibri" w:cs="Calibri" w:eastAsia="Calibri" w:hAnsi="Calibri"/>
+              </w:rPr>
+              <w:t xml:space="preserve">Grand Divisions · Citizen Legislature · The Tennessee Plan</w:t>
+            </w:r>
+          </w:p>
+        </w:tc>
+      </w:tr>
+    </w:tbl>
+    <w:tbl>
+      <w:tblPr>
+        <w:tblW w:type="dxa" w:w="9792"/>
+        <w:tblBorders>
+          <w:top w:val="single" w:color="auto" w:sz="4"/>
+          <w:left w:val="single" w:color="auto" w:sz="4"/>
+          <w:bottom w:val="single" w:color="auto" w:sz="4"/>
+          <w:right w:val="single" w:color="auto" w:sz="4"/>
+          <w:insideH w:val="single" w:color="auto" w:sz="4"/>
+          <w:insideV w:val="single" w:color="auto" w:sz="4"/>
+        </w:tblBorders>
+      </w:tblPr>
+      <w:tblGrid>
+        <w:gridCol w:w="9792"/>
+      </w:tblGrid>
+      <w:tr>
+        <w:tc>
+          <w:tcPr>
+            <w:tcW w:type="dxa" w:w="9792"/>
+            <w:tcBorders>
+              <w:top w:val="single" w:color="D9D5C8" w:sz="4"/>
+              <w:left w:val="single" w:color="D9D5C8" w:sz="4"/>
+              <w:bottom w:val="single" w:color="D9D5C8" w:sz="4"/>
+              <w:right w:val="single" w:color="D9D5C8" w:sz="4"/>
+            </w:tcBorders>
+            <w:shd w:fill="F7F5EF" w:color="auto" w:val="clear"/>
+            <w:tcMar>
+              <w:top w:type="dxa" w:w="55"/>
+              <w:left w:type="dxa" w:w="110"/>
+              <w:bottom w:type="dxa" w:w="55"/>
+              <w:right w:type="dxa" w:w="110"/>
+            </w:tcMar>
+          </w:tcPr>
+          <w:p>
+            <w:pPr>
+              <w:spacing w:after="0"/>
+            </w:pPr>
+            <w:r>
+              <w:rPr>
+                <w:b/>
+                <w:bCs/>
+                <w:i w:val="false"/>
+                <w:iCs w:val="false"/>
+                <w:color w:val="1B2A4A"/>
+                <w:sz w:val="32"/>
+                <w:szCs w:val="32"/>
+                <w:caps w:val="false"/>
+                <w:rFonts w:ascii="Calibri" w:cs="Calibri" w:eastAsia="Calibri" w:hAnsi="Calibri"/>
+              </w:rPr>
               <w:t xml:space="preserve">Summary — In your own words (2–3 sentences)</w:t>
             </w:r>
           </w:p>
@@ -7803,6 +8206,15 @@
               <w:right w:type="dxa" w:w="110"/>
             </w:tcMar>
           </w:tcPr>
+          <w:p>
+            <w:pPr>
+              <w:widowControl w:val="false"/>
+              <w:pBdr>
+                <w:bottom w:val="single" w:color="C9C2B4" w:sz="6" w:space="1"/>
+              </w:pBdr>
+              <w:spacing w:before="120" w:after="210"/>
+            </w:pPr>
+          </w:p>
           <w:p>
             <w:pPr>
               <w:widowControl w:val="false"/>
@@ -10527,6 +10939,15 @@
               <w:spacing w:before="120" w:after="210"/>
             </w:pPr>
           </w:p>
+          <w:p>
+            <w:pPr>
+              <w:widowControl w:val="false"/>
+              <w:pBdr>
+                <w:bottom w:val="single" w:color="C9C2B4" w:sz="6" w:space="1"/>
+              </w:pBdr>
+              <w:spacing w:before="120" w:after="210"/>
+            </w:pPr>
+          </w:p>
         </w:tc>
         <w:tc>
           <w:tcPr>
@@ -10553,6 +10974,15 @@
               <w:spacing w:before="120" w:after="210"/>
             </w:pPr>
           </w:p>
+          <w:p>
+            <w:pPr>
+              <w:widowControl w:val="false"/>
+              <w:pBdr>
+                <w:bottom w:val="single" w:color="C9C2B4" w:sz="6" w:space="1"/>
+              </w:pBdr>
+              <w:spacing w:before="120" w:after="210"/>
+            </w:pPr>
+          </w:p>
         </w:tc>
         <w:tc>
           <w:tcPr>
@@ -10570,6 +11000,15 @@
               <w:right w:type="dxa" w:w="110"/>
             </w:tcMar>
           </w:tcPr>
+          <w:p>
+            <w:pPr>
+              <w:widowControl w:val="false"/>
+              <w:pBdr>
+                <w:bottom w:val="single" w:color="C9C2B4" w:sz="6" w:space="1"/>
+              </w:pBdr>
+              <w:spacing w:before="120" w:after="210"/>
+            </w:pPr>
+          </w:p>
           <w:p>
             <w:pPr>
               <w:widowControl w:val="false"/>
@@ -10607,6 +11046,15 @@
               <w:spacing w:before="120" w:after="210"/>
             </w:pPr>
           </w:p>
+          <w:p>
+            <w:pPr>
+              <w:widowControl w:val="false"/>
+              <w:pBdr>
+                <w:bottom w:val="single" w:color="C9C2B4" w:sz="6" w:space="1"/>
+              </w:pBdr>
+              <w:spacing w:before="120" w:after="210"/>
+            </w:pPr>
+          </w:p>
         </w:tc>
         <w:tc>
           <w:tcPr>
@@ -10633,6 +11081,15 @@
               <w:spacing w:before="120" w:after="210"/>
             </w:pPr>
           </w:p>
+          <w:p>
+            <w:pPr>
+              <w:widowControl w:val="false"/>
+              <w:pBdr>
+                <w:bottom w:val="single" w:color="C9C2B4" w:sz="6" w:space="1"/>
+              </w:pBdr>
+              <w:spacing w:before="120" w:after="210"/>
+            </w:pPr>
+          </w:p>
         </w:tc>
         <w:tc>
           <w:tcPr>
@@ -10650,6 +11107,122 @@
               <w:right w:type="dxa" w:w="110"/>
             </w:tcMar>
           </w:tcPr>
+          <w:p>
+            <w:pPr>
+              <w:widowControl w:val="false"/>
+              <w:pBdr>
+                <w:bottom w:val="single" w:color="C9C2B4" w:sz="6" w:space="1"/>
+              </w:pBdr>
+              <w:spacing w:before="120" w:after="210"/>
+            </w:pPr>
+          </w:p>
+          <w:p>
+            <w:pPr>
+              <w:widowControl w:val="false"/>
+              <w:pBdr>
+                <w:bottom w:val="single" w:color="C9C2B4" w:sz="6" w:space="1"/>
+              </w:pBdr>
+              <w:spacing w:before="120" w:after="210"/>
+            </w:pPr>
+          </w:p>
+        </w:tc>
+      </w:tr>
+      <w:tr>
+        <w:tc>
+          <w:tcPr>
+            <w:tcW w:type="dxa" w:w="3264"/>
+            <w:tcBorders>
+              <w:top w:val="single" w:color="D9D5C8" w:sz="4"/>
+              <w:left w:val="single" w:color="D9D5C8" w:sz="4"/>
+              <w:bottom w:val="single" w:color="D9D5C8" w:sz="4"/>
+              <w:right w:val="single" w:color="D9D5C8" w:sz="4"/>
+            </w:tcBorders>
+            <w:tcMar>
+              <w:top w:type="dxa" w:w="55"/>
+              <w:left w:type="dxa" w:w="110"/>
+              <w:bottom w:type="dxa" w:w="55"/>
+              <w:right w:type="dxa" w:w="110"/>
+            </w:tcMar>
+          </w:tcPr>
+          <w:p>
+            <w:pPr>
+              <w:widowControl w:val="false"/>
+              <w:pBdr>
+                <w:bottom w:val="single" w:color="C9C2B4" w:sz="6" w:space="1"/>
+              </w:pBdr>
+              <w:spacing w:before="120" w:after="210"/>
+            </w:pPr>
+          </w:p>
+          <w:p>
+            <w:pPr>
+              <w:widowControl w:val="false"/>
+              <w:pBdr>
+                <w:bottom w:val="single" w:color="C9C2B4" w:sz="6" w:space="1"/>
+              </w:pBdr>
+              <w:spacing w:before="120" w:after="210"/>
+            </w:pPr>
+          </w:p>
+        </w:tc>
+        <w:tc>
+          <w:tcPr>
+            <w:tcW w:type="dxa" w:w="3264"/>
+            <w:tcBorders>
+              <w:top w:val="single" w:color="D9D5C8" w:sz="4"/>
+              <w:left w:val="single" w:color="D9D5C8" w:sz="4"/>
+              <w:bottom w:val="single" w:color="D9D5C8" w:sz="4"/>
+              <w:right w:val="single" w:color="D9D5C8" w:sz="4"/>
+            </w:tcBorders>
+            <w:tcMar>
+              <w:top w:type="dxa" w:w="55"/>
+              <w:left w:type="dxa" w:w="110"/>
+              <w:bottom w:type="dxa" w:w="55"/>
+              <w:right w:type="dxa" w:w="110"/>
+            </w:tcMar>
+          </w:tcPr>
+          <w:p>
+            <w:pPr>
+              <w:widowControl w:val="false"/>
+              <w:pBdr>
+                <w:bottom w:val="single" w:color="C9C2B4" w:sz="6" w:space="1"/>
+              </w:pBdr>
+              <w:spacing w:before="120" w:after="210"/>
+            </w:pPr>
+          </w:p>
+          <w:p>
+            <w:pPr>
+              <w:widowControl w:val="false"/>
+              <w:pBdr>
+                <w:bottom w:val="single" w:color="C9C2B4" w:sz="6" w:space="1"/>
+              </w:pBdr>
+              <w:spacing w:before="120" w:after="210"/>
+            </w:pPr>
+          </w:p>
+        </w:tc>
+        <w:tc>
+          <w:tcPr>
+            <w:tcW w:type="dxa" w:w="3264"/>
+            <w:tcBorders>
+              <w:top w:val="single" w:color="D9D5C8" w:sz="4"/>
+              <w:left w:val="single" w:color="D9D5C8" w:sz="4"/>
+              <w:bottom w:val="single" w:color="D9D5C8" w:sz="4"/>
+              <w:right w:val="single" w:color="D9D5C8" w:sz="4"/>
+            </w:tcBorders>
+            <w:tcMar>
+              <w:top w:type="dxa" w:w="55"/>
+              <w:left w:type="dxa" w:w="110"/>
+              <w:bottom w:type="dxa" w:w="55"/>
+              <w:right w:type="dxa" w:w="110"/>
+            </w:tcMar>
+          </w:tcPr>
+          <w:p>
+            <w:pPr>
+              <w:widowControl w:val="false"/>
+              <w:pBdr>
+                <w:bottom w:val="single" w:color="C9C2B4" w:sz="6" w:space="1"/>
+              </w:pBdr>
+              <w:spacing w:before="120" w:after="210"/>
+            </w:pPr>
+          </w:p>
           <w:p>
             <w:pPr>
               <w:widowControl w:val="false"/>
@@ -18163,7 +18736,7 @@
                 <w:caps w:val="false"/>
                 <w:rFonts w:ascii="Calibri" w:cs="Calibri" w:eastAsia="Calibri" w:hAnsi="Calibri"/>
               </w:rPr>
-              <w:t xml:space="preserve">MORE NOTES / DIAGRAMS</w:t>
+              <w:t xml:space="preserve">UDL · CHOOSE HOW YOU CAPTURE IDEAS (same target for everyone)</w:t>
             </w:r>
           </w:p>
           <w:p>
@@ -18182,84 +18755,12 @@
                 <w:caps w:val="false"/>
                 <w:rFonts w:ascii="Calibri" w:cs="Calibri" w:eastAsia="Calibri" w:hAnsi="Calibri"/>
               </w:rPr>
-              <w:t xml:space="preserve">Continue your notes here, add a quick sketch, or map how the ideas connect.</w:t>
+              <w:t xml:space="preserve">Keep going with your notes: WRITE on the lines, DRAW or diagram in the box, or do both — your choice. You may also record your notes aloud.</w:t>
             </w:r>
           </w:p>
         </w:tc>
       </w:tr>
     </w:tbl>
-    <w:p>
-      <w:pPr>
-        <w:widowControl w:val="false"/>
-        <w:pBdr>
-          <w:bottom w:val="single" w:color="C9C2B4" w:sz="6" w:space="1"/>
-        </w:pBdr>
-        <w:spacing w:before="120" w:after="210"/>
-      </w:pPr>
-    </w:p>
-    <w:p>
-      <w:pPr>
-        <w:widowControl w:val="false"/>
-        <w:pBdr>
-          <w:bottom w:val="single" w:color="C9C2B4" w:sz="6" w:space="1"/>
-        </w:pBdr>
-        <w:spacing w:before="120" w:after="210"/>
-      </w:pPr>
-    </w:p>
-    <w:p>
-      <w:pPr>
-        <w:widowControl w:val="false"/>
-        <w:pBdr>
-          <w:bottom w:val="single" w:color="C9C2B4" w:sz="6" w:space="1"/>
-        </w:pBdr>
-        <w:spacing w:before="120" w:after="210"/>
-      </w:pPr>
-    </w:p>
-    <w:p>
-      <w:pPr>
-        <w:widowControl w:val="false"/>
-        <w:pBdr>
-          <w:bottom w:val="single" w:color="C9C2B4" w:sz="6" w:space="1"/>
-        </w:pBdr>
-        <w:spacing w:before="120" w:after="210"/>
-      </w:pPr>
-    </w:p>
-    <w:p>
-      <w:pPr>
-        <w:widowControl w:val="false"/>
-        <w:pBdr>
-          <w:bottom w:val="single" w:color="C9C2B4" w:sz="6" w:space="1"/>
-        </w:pBdr>
-        <w:spacing w:before="120" w:after="210"/>
-      </w:pPr>
-    </w:p>
-    <w:p>
-      <w:pPr>
-        <w:widowControl w:val="false"/>
-        <w:pBdr>
-          <w:bottom w:val="single" w:color="C9C2B4" w:sz="6" w:space="1"/>
-        </w:pBdr>
-        <w:spacing w:before="120" w:after="210"/>
-      </w:pPr>
-    </w:p>
-    <w:p>
-      <w:pPr>
-        <w:widowControl w:val="false"/>
-        <w:pBdr>
-          <w:bottom w:val="single" w:color="C9C2B4" w:sz="6" w:space="1"/>
-        </w:pBdr>
-        <w:spacing w:before="120" w:after="210"/>
-      </w:pPr>
-    </w:p>
-    <w:p>
-      <w:pPr>
-        <w:widowControl w:val="false"/>
-        <w:pBdr>
-          <w:bottom w:val="single" w:color="C9C2B4" w:sz="6" w:space="1"/>
-        </w:pBdr>
-        <w:spacing w:before="120" w:after="210"/>
-      </w:pPr>
-    </w:p>
     <w:tbl>
       <w:tblPr>
         <w:tblW w:type="dxa" w:w="9792"/>
@@ -18273,29 +18774,33 @@
         </w:tblBorders>
       </w:tblPr>
       <w:tblGrid>
-        <w:gridCol w:w="9792"/>
+        <w:gridCol w:w="4896"/>
+        <w:gridCol w:w="4896"/>
       </w:tblGrid>
       <w:tr>
-        <w:tc>
-          <w:tcPr>
-            <w:tcW w:type="dxa" w:w="9792"/>
-            <w:tcBorders>
-              <w:top w:val="single" w:color="D9D5C8" w:sz="4"/>
-              <w:left w:val="single" w:color="D9D5C8" w:sz="4"/>
-              <w:bottom w:val="single" w:color="D9D5C8" w:sz="4"/>
-              <w:right w:val="single" w:color="D9D5C8" w:sz="4"/>
-            </w:tcBorders>
-            <w:shd w:fill="F7F5EF" w:color="auto" w:val="clear"/>
-            <w:tcMar>
-              <w:top w:type="dxa" w:w="55"/>
-              <w:left w:type="dxa" w:w="110"/>
-              <w:bottom w:type="dxa" w:w="55"/>
-              <w:right w:type="dxa" w:w="110"/>
-            </w:tcMar>
-          </w:tcPr>
-          <w:p>
-            <w:pPr>
-              <w:spacing w:after="60"/>
+        <w:trPr>
+          <w:cantSplit/>
+          <w:trHeight w:val="3400" w:hRule="atLeast"/>
+        </w:trPr>
+        <w:tc>
+          <w:tcPr>
+            <w:tcW w:type="dxa" w:w="4896"/>
+            <w:tcBorders>
+              <w:top w:val="single" w:color="D9D5C8" w:sz="4"/>
+              <w:left w:val="single" w:color="D9D5C8" w:sz="4"/>
+              <w:bottom w:val="single" w:color="D9D5C8" w:sz="4"/>
+              <w:right w:val="single" w:color="D9D5C8" w:sz="4"/>
+            </w:tcBorders>
+            <w:tcMar>
+              <w:top w:type="dxa" w:w="55"/>
+              <w:left w:type="dxa" w:w="110"/>
+              <w:bottom w:type="dxa" w:w="55"/>
+              <w:right w:type="dxa" w:w="110"/>
+            </w:tcMar>
+          </w:tcPr>
+          <w:p>
+            <w:pPr>
+              <w:spacing w:after="20"/>
             </w:pPr>
             <w:r>
               <w:rPr>
@@ -18304,32 +18809,121 @@
                 <w:i w:val="false"/>
                 <w:iCs w:val="false"/>
                 <w:color w:val="1B2A4A"/>
-                <w:sz w:val="32"/>
-                <w:szCs w:val="32"/>
-                <w:caps w:val="false"/>
-                <w:rFonts w:ascii="Calibri" w:cs="Calibri" w:eastAsia="Calibri" w:hAnsi="Calibri"/>
-              </w:rPr>
-              <w:t xml:space="preserve">Key terms to list</w:t>
-            </w:r>
-          </w:p>
-          <w:p>
-            <w:pPr>
-              <w:spacing w:after="40"/>
-            </w:pPr>
-            <w:r>
-              <w:rPr>
-                <w:b w:val="false"/>
-                <w:bCs w:val="false"/>
-                <w:i w:val="false"/>
-                <w:iCs w:val="false"/>
-                <w:color w:val="1A1A1A"/>
-                <w:sz w:val="33"/>
-                <w:szCs w:val="33"/>
-                <w:caps w:val="false"/>
-                <w:rFonts w:ascii="Calibri" w:cs="Calibri" w:eastAsia="Calibri" w:hAnsi="Calibri"/>
-              </w:rPr>
-              <w:t xml:space="preserve">Unitary Government · Dillon's Rule · Metropolitan Government</w:t>
-            </w:r>
+                <w:sz w:val="23"/>
+                <w:szCs w:val="23"/>
+                <w:caps w:val="false"/>
+                <w:rFonts w:ascii="Calibri" w:cs="Calibri" w:eastAsia="Calibri" w:hAnsi="Calibri"/>
+              </w:rPr>
+              <w:t xml:space="preserve">DRAW / DIAGRAM — sketch the idea, a timeline, or how the pieces connect</w:t>
+            </w:r>
+          </w:p>
+        </w:tc>
+        <w:tc>
+          <w:tcPr>
+            <w:tcW w:type="dxa" w:w="4896"/>
+            <w:tcBorders>
+              <w:top w:val="single" w:color="D9D5C8" w:sz="4"/>
+              <w:left w:val="single" w:color="D9D5C8" w:sz="4"/>
+              <w:bottom w:val="single" w:color="D9D5C8" w:sz="4"/>
+              <w:right w:val="single" w:color="D9D5C8" w:sz="4"/>
+            </w:tcBorders>
+            <w:tcMar>
+              <w:top w:type="dxa" w:w="55"/>
+              <w:left w:type="dxa" w:w="110"/>
+              <w:bottom w:type="dxa" w:w="55"/>
+              <w:right w:type="dxa" w:w="110"/>
+            </w:tcMar>
+          </w:tcPr>
+          <w:p>
+            <w:pPr>
+              <w:spacing w:after="20"/>
+            </w:pPr>
+            <w:r>
+              <w:rPr>
+                <w:b/>
+                <w:bCs/>
+                <w:i w:val="false"/>
+                <w:iCs w:val="false"/>
+                <w:color w:val="1B2A4A"/>
+                <w:sz w:val="23"/>
+                <w:szCs w:val="23"/>
+                <w:caps w:val="false"/>
+                <w:rFonts w:ascii="Calibri" w:cs="Calibri" w:eastAsia="Calibri" w:hAnsi="Calibri"/>
+              </w:rPr>
+              <w:t xml:space="preserve">WRITE — keep taking notes on the lines</w:t>
+            </w:r>
+          </w:p>
+          <w:p>
+            <w:pPr>
+              <w:widowControl w:val="false"/>
+              <w:pBdr>
+                <w:bottom w:val="single" w:color="C9C2B4" w:sz="6" w:space="1"/>
+              </w:pBdr>
+              <w:spacing w:before="120" w:after="210"/>
+            </w:pPr>
+          </w:p>
+          <w:p>
+            <w:pPr>
+              <w:widowControl w:val="false"/>
+              <w:pBdr>
+                <w:bottom w:val="single" w:color="C9C2B4" w:sz="6" w:space="1"/>
+              </w:pBdr>
+              <w:spacing w:before="120" w:after="210"/>
+            </w:pPr>
+          </w:p>
+          <w:p>
+            <w:pPr>
+              <w:widowControl w:val="false"/>
+              <w:pBdr>
+                <w:bottom w:val="single" w:color="C9C2B4" w:sz="6" w:space="1"/>
+              </w:pBdr>
+              <w:spacing w:before="120" w:after="210"/>
+            </w:pPr>
+          </w:p>
+          <w:p>
+            <w:pPr>
+              <w:widowControl w:val="false"/>
+              <w:pBdr>
+                <w:bottom w:val="single" w:color="C9C2B4" w:sz="6" w:space="1"/>
+              </w:pBdr>
+              <w:spacing w:before="120" w:after="210"/>
+            </w:pPr>
+          </w:p>
+          <w:p>
+            <w:pPr>
+              <w:widowControl w:val="false"/>
+              <w:pBdr>
+                <w:bottom w:val="single" w:color="C9C2B4" w:sz="6" w:space="1"/>
+              </w:pBdr>
+              <w:spacing w:before="120" w:after="210"/>
+            </w:pPr>
+          </w:p>
+          <w:p>
+            <w:pPr>
+              <w:widowControl w:val="false"/>
+              <w:pBdr>
+                <w:bottom w:val="single" w:color="C9C2B4" w:sz="6" w:space="1"/>
+              </w:pBdr>
+              <w:spacing w:before="120" w:after="210"/>
+            </w:pPr>
+          </w:p>
+          <w:p>
+            <w:pPr>
+              <w:widowControl w:val="false"/>
+              <w:pBdr>
+                <w:bottom w:val="single" w:color="C9C2B4" w:sz="6" w:space="1"/>
+              </w:pBdr>
+              <w:spacing w:before="120" w:after="210"/>
+            </w:pPr>
+          </w:p>
+          <w:p>
+            <w:pPr>
+              <w:widowControl w:val="false"/>
+              <w:pBdr>
+                <w:bottom w:val="single" w:color="C9C2B4" w:sz="6" w:space="1"/>
+              </w:pBdr>
+              <w:spacing w:before="120" w:after="210"/>
+            </w:pPr>
           </w:p>
         </w:tc>
       </w:tr>
@@ -18369,7 +18963,7 @@
           </w:tcPr>
           <w:p>
             <w:pPr>
-              <w:spacing w:after="0"/>
+              <w:spacing w:after="60"/>
             </w:pPr>
             <w:r>
               <w:rPr>
@@ -18383,6 +18977,80 @@
                 <w:caps w:val="false"/>
                 <w:rFonts w:ascii="Calibri" w:cs="Calibri" w:eastAsia="Calibri" w:hAnsi="Calibri"/>
               </w:rPr>
+              <w:t xml:space="preserve">Key terms to list</w:t>
+            </w:r>
+          </w:p>
+          <w:p>
+            <w:pPr>
+              <w:spacing w:after="40"/>
+            </w:pPr>
+            <w:r>
+              <w:rPr>
+                <w:b w:val="false"/>
+                <w:bCs w:val="false"/>
+                <w:i w:val="false"/>
+                <w:iCs w:val="false"/>
+                <w:color w:val="1A1A1A"/>
+                <w:sz w:val="33"/>
+                <w:szCs w:val="33"/>
+                <w:caps w:val="false"/>
+                <w:rFonts w:ascii="Calibri" w:cs="Calibri" w:eastAsia="Calibri" w:hAnsi="Calibri"/>
+              </w:rPr>
+              <w:t xml:space="preserve">Unitary Government · Dillon's Rule · Metropolitan Government</w:t>
+            </w:r>
+          </w:p>
+        </w:tc>
+      </w:tr>
+    </w:tbl>
+    <w:tbl>
+      <w:tblPr>
+        <w:tblW w:type="dxa" w:w="9792"/>
+        <w:tblBorders>
+          <w:top w:val="single" w:color="auto" w:sz="4"/>
+          <w:left w:val="single" w:color="auto" w:sz="4"/>
+          <w:bottom w:val="single" w:color="auto" w:sz="4"/>
+          <w:right w:val="single" w:color="auto" w:sz="4"/>
+          <w:insideH w:val="single" w:color="auto" w:sz="4"/>
+          <w:insideV w:val="single" w:color="auto" w:sz="4"/>
+        </w:tblBorders>
+      </w:tblPr>
+      <w:tblGrid>
+        <w:gridCol w:w="9792"/>
+      </w:tblGrid>
+      <w:tr>
+        <w:tc>
+          <w:tcPr>
+            <w:tcW w:type="dxa" w:w="9792"/>
+            <w:tcBorders>
+              <w:top w:val="single" w:color="D9D5C8" w:sz="4"/>
+              <w:left w:val="single" w:color="D9D5C8" w:sz="4"/>
+              <w:bottom w:val="single" w:color="D9D5C8" w:sz="4"/>
+              <w:right w:val="single" w:color="D9D5C8" w:sz="4"/>
+            </w:tcBorders>
+            <w:shd w:fill="F7F5EF" w:color="auto" w:val="clear"/>
+            <w:tcMar>
+              <w:top w:type="dxa" w:w="55"/>
+              <w:left w:type="dxa" w:w="110"/>
+              <w:bottom w:type="dxa" w:w="55"/>
+              <w:right w:type="dxa" w:w="110"/>
+            </w:tcMar>
+          </w:tcPr>
+          <w:p>
+            <w:pPr>
+              <w:spacing w:after="0"/>
+            </w:pPr>
+            <w:r>
+              <w:rPr>
+                <w:b/>
+                <w:bCs/>
+                <w:i w:val="false"/>
+                <w:iCs w:val="false"/>
+                <w:color w:val="1B2A4A"/>
+                <w:sz w:val="32"/>
+                <w:szCs w:val="32"/>
+                <w:caps w:val="false"/>
+                <w:rFonts w:ascii="Calibri" w:cs="Calibri" w:eastAsia="Calibri" w:hAnsi="Calibri"/>
+              </w:rPr>
               <w:t xml:space="preserve">Summary — In your own words (2–3 sentences)</w:t>
             </w:r>
           </w:p>
@@ -18405,6 +19073,15 @@
               <w:right w:type="dxa" w:w="110"/>
             </w:tcMar>
           </w:tcPr>
+          <w:p>
+            <w:pPr>
+              <w:widowControl w:val="false"/>
+              <w:pBdr>
+                <w:bottom w:val="single" w:color="C9C2B4" w:sz="6" w:space="1"/>
+              </w:pBdr>
+              <w:spacing w:before="120" w:after="210"/>
+            </w:pPr>
+          </w:p>
           <w:p>
             <w:pPr>
               <w:widowControl w:val="false"/>
@@ -21129,6 +21806,15 @@
               <w:spacing w:before="120" w:after="210"/>
             </w:pPr>
           </w:p>
+          <w:p>
+            <w:pPr>
+              <w:widowControl w:val="false"/>
+              <w:pBdr>
+                <w:bottom w:val="single" w:color="C9C2B4" w:sz="6" w:space="1"/>
+              </w:pBdr>
+              <w:spacing w:before="120" w:after="210"/>
+            </w:pPr>
+          </w:p>
         </w:tc>
         <w:tc>
           <w:tcPr>
@@ -21155,6 +21841,15 @@
               <w:spacing w:before="120" w:after="210"/>
             </w:pPr>
           </w:p>
+          <w:p>
+            <w:pPr>
+              <w:widowControl w:val="false"/>
+              <w:pBdr>
+                <w:bottom w:val="single" w:color="C9C2B4" w:sz="6" w:space="1"/>
+              </w:pBdr>
+              <w:spacing w:before="120" w:after="210"/>
+            </w:pPr>
+          </w:p>
         </w:tc>
         <w:tc>
           <w:tcPr>
@@ -21172,6 +21867,15 @@
               <w:right w:type="dxa" w:w="110"/>
             </w:tcMar>
           </w:tcPr>
+          <w:p>
+            <w:pPr>
+              <w:widowControl w:val="false"/>
+              <w:pBdr>
+                <w:bottom w:val="single" w:color="C9C2B4" w:sz="6" w:space="1"/>
+              </w:pBdr>
+              <w:spacing w:before="120" w:after="210"/>
+            </w:pPr>
+          </w:p>
           <w:p>
             <w:pPr>
               <w:widowControl w:val="false"/>
@@ -21209,6 +21913,15 @@
               <w:spacing w:before="120" w:after="210"/>
             </w:pPr>
           </w:p>
+          <w:p>
+            <w:pPr>
+              <w:widowControl w:val="false"/>
+              <w:pBdr>
+                <w:bottom w:val="single" w:color="C9C2B4" w:sz="6" w:space="1"/>
+              </w:pBdr>
+              <w:spacing w:before="120" w:after="210"/>
+            </w:pPr>
+          </w:p>
         </w:tc>
         <w:tc>
           <w:tcPr>
@@ -21235,6 +21948,15 @@
               <w:spacing w:before="120" w:after="210"/>
             </w:pPr>
           </w:p>
+          <w:p>
+            <w:pPr>
+              <w:widowControl w:val="false"/>
+              <w:pBdr>
+                <w:bottom w:val="single" w:color="C9C2B4" w:sz="6" w:space="1"/>
+              </w:pBdr>
+              <w:spacing w:before="120" w:after="210"/>
+            </w:pPr>
+          </w:p>
         </w:tc>
         <w:tc>
           <w:tcPr>
@@ -21252,6 +21974,122 @@
               <w:right w:type="dxa" w:w="110"/>
             </w:tcMar>
           </w:tcPr>
+          <w:p>
+            <w:pPr>
+              <w:widowControl w:val="false"/>
+              <w:pBdr>
+                <w:bottom w:val="single" w:color="C9C2B4" w:sz="6" w:space="1"/>
+              </w:pBdr>
+              <w:spacing w:before="120" w:after="210"/>
+            </w:pPr>
+          </w:p>
+          <w:p>
+            <w:pPr>
+              <w:widowControl w:val="false"/>
+              <w:pBdr>
+                <w:bottom w:val="single" w:color="C9C2B4" w:sz="6" w:space="1"/>
+              </w:pBdr>
+              <w:spacing w:before="120" w:after="210"/>
+            </w:pPr>
+          </w:p>
+        </w:tc>
+      </w:tr>
+      <w:tr>
+        <w:tc>
+          <w:tcPr>
+            <w:tcW w:type="dxa" w:w="3264"/>
+            <w:tcBorders>
+              <w:top w:val="single" w:color="D9D5C8" w:sz="4"/>
+              <w:left w:val="single" w:color="D9D5C8" w:sz="4"/>
+              <w:bottom w:val="single" w:color="D9D5C8" w:sz="4"/>
+              <w:right w:val="single" w:color="D9D5C8" w:sz="4"/>
+            </w:tcBorders>
+            <w:tcMar>
+              <w:top w:type="dxa" w:w="55"/>
+              <w:left w:type="dxa" w:w="110"/>
+              <w:bottom w:type="dxa" w:w="55"/>
+              <w:right w:type="dxa" w:w="110"/>
+            </w:tcMar>
+          </w:tcPr>
+          <w:p>
+            <w:pPr>
+              <w:widowControl w:val="false"/>
+              <w:pBdr>
+                <w:bottom w:val="single" w:color="C9C2B4" w:sz="6" w:space="1"/>
+              </w:pBdr>
+              <w:spacing w:before="120" w:after="210"/>
+            </w:pPr>
+          </w:p>
+          <w:p>
+            <w:pPr>
+              <w:widowControl w:val="false"/>
+              <w:pBdr>
+                <w:bottom w:val="single" w:color="C9C2B4" w:sz="6" w:space="1"/>
+              </w:pBdr>
+              <w:spacing w:before="120" w:after="210"/>
+            </w:pPr>
+          </w:p>
+        </w:tc>
+        <w:tc>
+          <w:tcPr>
+            <w:tcW w:type="dxa" w:w="3264"/>
+            <w:tcBorders>
+              <w:top w:val="single" w:color="D9D5C8" w:sz="4"/>
+              <w:left w:val="single" w:color="D9D5C8" w:sz="4"/>
+              <w:bottom w:val="single" w:color="D9D5C8" w:sz="4"/>
+              <w:right w:val="single" w:color="D9D5C8" w:sz="4"/>
+            </w:tcBorders>
+            <w:tcMar>
+              <w:top w:type="dxa" w:w="55"/>
+              <w:left w:type="dxa" w:w="110"/>
+              <w:bottom w:type="dxa" w:w="55"/>
+              <w:right w:type="dxa" w:w="110"/>
+            </w:tcMar>
+          </w:tcPr>
+          <w:p>
+            <w:pPr>
+              <w:widowControl w:val="false"/>
+              <w:pBdr>
+                <w:bottom w:val="single" w:color="C9C2B4" w:sz="6" w:space="1"/>
+              </w:pBdr>
+              <w:spacing w:before="120" w:after="210"/>
+            </w:pPr>
+          </w:p>
+          <w:p>
+            <w:pPr>
+              <w:widowControl w:val="false"/>
+              <w:pBdr>
+                <w:bottom w:val="single" w:color="C9C2B4" w:sz="6" w:space="1"/>
+              </w:pBdr>
+              <w:spacing w:before="120" w:after="210"/>
+            </w:pPr>
+          </w:p>
+        </w:tc>
+        <w:tc>
+          <w:tcPr>
+            <w:tcW w:type="dxa" w:w="3264"/>
+            <w:tcBorders>
+              <w:top w:val="single" w:color="D9D5C8" w:sz="4"/>
+              <w:left w:val="single" w:color="D9D5C8" w:sz="4"/>
+              <w:bottom w:val="single" w:color="D9D5C8" w:sz="4"/>
+              <w:right w:val="single" w:color="D9D5C8" w:sz="4"/>
+            </w:tcBorders>
+            <w:tcMar>
+              <w:top w:type="dxa" w:w="55"/>
+              <w:left w:type="dxa" w:w="110"/>
+              <w:bottom w:type="dxa" w:w="55"/>
+              <w:right w:type="dxa" w:w="110"/>
+            </w:tcMar>
+          </w:tcPr>
+          <w:p>
+            <w:pPr>
+              <w:widowControl w:val="false"/>
+              <w:pBdr>
+                <w:bottom w:val="single" w:color="C9C2B4" w:sz="6" w:space="1"/>
+              </w:pBdr>
+              <w:spacing w:before="120" w:after="210"/>
+            </w:pPr>
+          </w:p>
           <w:p>
             <w:pPr>
               <w:widowControl w:val="false"/>
@@ -28765,7 +29603,7 @@
                 <w:caps w:val="false"/>
                 <w:rFonts w:ascii="Calibri" w:cs="Calibri" w:eastAsia="Calibri" w:hAnsi="Calibri"/>
               </w:rPr>
-              <w:t xml:space="preserve">MORE NOTES / DIAGRAMS</w:t>
+              <w:t xml:space="preserve">UDL · CHOOSE HOW YOU CAPTURE IDEAS (same target for everyone)</w:t>
             </w:r>
           </w:p>
           <w:p>
@@ -28784,84 +29622,12 @@
                 <w:caps w:val="false"/>
                 <w:rFonts w:ascii="Calibri" w:cs="Calibri" w:eastAsia="Calibri" w:hAnsi="Calibri"/>
               </w:rPr>
-              <w:t xml:space="preserve">Continue your notes here, add a quick sketch, or map how the ideas connect.</w:t>
+              <w:t xml:space="preserve">Keep going with your notes: WRITE on the lines, DRAW or diagram in the box, or do both — your choice. You may also record your notes aloud.</w:t>
             </w:r>
           </w:p>
         </w:tc>
       </w:tr>
     </w:tbl>
-    <w:p>
-      <w:pPr>
-        <w:widowControl w:val="false"/>
-        <w:pBdr>
-          <w:bottom w:val="single" w:color="C9C2B4" w:sz="6" w:space="1"/>
-        </w:pBdr>
-        <w:spacing w:before="120" w:after="210"/>
-      </w:pPr>
-    </w:p>
-    <w:p>
-      <w:pPr>
-        <w:widowControl w:val="false"/>
-        <w:pBdr>
-          <w:bottom w:val="single" w:color="C9C2B4" w:sz="6" w:space="1"/>
-        </w:pBdr>
-        <w:spacing w:before="120" w:after="210"/>
-      </w:pPr>
-    </w:p>
-    <w:p>
-      <w:pPr>
-        <w:widowControl w:val="false"/>
-        <w:pBdr>
-          <w:bottom w:val="single" w:color="C9C2B4" w:sz="6" w:space="1"/>
-        </w:pBdr>
-        <w:spacing w:before="120" w:after="210"/>
-      </w:pPr>
-    </w:p>
-    <w:p>
-      <w:pPr>
-        <w:widowControl w:val="false"/>
-        <w:pBdr>
-          <w:bottom w:val="single" w:color="C9C2B4" w:sz="6" w:space="1"/>
-        </w:pBdr>
-        <w:spacing w:before="120" w:after="210"/>
-      </w:pPr>
-    </w:p>
-    <w:p>
-      <w:pPr>
-        <w:widowControl w:val="false"/>
-        <w:pBdr>
-          <w:bottom w:val="single" w:color="C9C2B4" w:sz="6" w:space="1"/>
-        </w:pBdr>
-        <w:spacing w:before="120" w:after="210"/>
-      </w:pPr>
-    </w:p>
-    <w:p>
-      <w:pPr>
-        <w:widowControl w:val="false"/>
-        <w:pBdr>
-          <w:bottom w:val="single" w:color="C9C2B4" w:sz="6" w:space="1"/>
-        </w:pBdr>
-        <w:spacing w:before="120" w:after="210"/>
-      </w:pPr>
-    </w:p>
-    <w:p>
-      <w:pPr>
-        <w:widowControl w:val="false"/>
-        <w:pBdr>
-          <w:bottom w:val="single" w:color="C9C2B4" w:sz="6" w:space="1"/>
-        </w:pBdr>
-        <w:spacing w:before="120" w:after="210"/>
-      </w:pPr>
-    </w:p>
-    <w:p>
-      <w:pPr>
-        <w:widowControl w:val="false"/>
-        <w:pBdr>
-          <w:bottom w:val="single" w:color="C9C2B4" w:sz="6" w:space="1"/>
-        </w:pBdr>
-        <w:spacing w:before="120" w:after="210"/>
-      </w:pPr>
-    </w:p>
     <w:tbl>
       <w:tblPr>
         <w:tblW w:type="dxa" w:w="9792"/>
@@ -28875,29 +29641,33 @@
         </w:tblBorders>
       </w:tblPr>
       <w:tblGrid>
-        <w:gridCol w:w="9792"/>
+        <w:gridCol w:w="4896"/>
+        <w:gridCol w:w="4896"/>
       </w:tblGrid>
       <w:tr>
-        <w:tc>
-          <w:tcPr>
-            <w:tcW w:type="dxa" w:w="9792"/>
-            <w:tcBorders>
-              <w:top w:val="single" w:color="D9D5C8" w:sz="4"/>
-              <w:left w:val="single" w:color="D9D5C8" w:sz="4"/>
-              <w:bottom w:val="single" w:color="D9D5C8" w:sz="4"/>
-              <w:right w:val="single" w:color="D9D5C8" w:sz="4"/>
-            </w:tcBorders>
-            <w:shd w:fill="F7F5EF" w:color="auto" w:val="clear"/>
-            <w:tcMar>
-              <w:top w:type="dxa" w:w="55"/>
-              <w:left w:type="dxa" w:w="110"/>
-              <w:bottom w:type="dxa" w:w="55"/>
-              <w:right w:type="dxa" w:w="110"/>
-            </w:tcMar>
-          </w:tcPr>
-          <w:p>
-            <w:pPr>
-              <w:spacing w:after="60"/>
+        <w:trPr>
+          <w:cantSplit/>
+          <w:trHeight w:val="3400" w:hRule="atLeast"/>
+        </w:trPr>
+        <w:tc>
+          <w:tcPr>
+            <w:tcW w:type="dxa" w:w="4896"/>
+            <w:tcBorders>
+              <w:top w:val="single" w:color="D9D5C8" w:sz="4"/>
+              <w:left w:val="single" w:color="D9D5C8" w:sz="4"/>
+              <w:bottom w:val="single" w:color="D9D5C8" w:sz="4"/>
+              <w:right w:val="single" w:color="D9D5C8" w:sz="4"/>
+            </w:tcBorders>
+            <w:tcMar>
+              <w:top w:type="dxa" w:w="55"/>
+              <w:left w:type="dxa" w:w="110"/>
+              <w:bottom w:type="dxa" w:w="55"/>
+              <w:right w:type="dxa" w:w="110"/>
+            </w:tcMar>
+          </w:tcPr>
+          <w:p>
+            <w:pPr>
+              <w:spacing w:after="20"/>
             </w:pPr>
             <w:r>
               <w:rPr>
@@ -28906,32 +29676,121 @@
                 <w:i w:val="false"/>
                 <w:iCs w:val="false"/>
                 <w:color w:val="1B2A4A"/>
-                <w:sz w:val="32"/>
-                <w:szCs w:val="32"/>
-                <w:caps w:val="false"/>
-                <w:rFonts w:ascii="Calibri" w:cs="Calibri" w:eastAsia="Calibri" w:hAnsi="Calibri"/>
-              </w:rPr>
-              <w:t xml:space="preserve">Key terms to list</w:t>
-            </w:r>
-          </w:p>
-          <w:p>
-            <w:pPr>
-              <w:spacing w:after="40"/>
-            </w:pPr>
-            <w:r>
-              <w:rPr>
-                <w:b w:val="false"/>
-                <w:bCs w:val="false"/>
-                <w:i w:val="false"/>
-                <w:iCs w:val="false"/>
-                <w:color w:val="1A1A1A"/>
-                <w:sz w:val="33"/>
-                <w:szCs w:val="33"/>
-                <w:caps w:val="false"/>
-                <w:rFonts w:ascii="Calibri" w:cs="Calibri" w:eastAsia="Calibri" w:hAnsi="Calibri"/>
-              </w:rPr>
-              <w:t xml:space="preserve">Governor · General Assembly · Constituent</w:t>
-            </w:r>
+                <w:sz w:val="23"/>
+                <w:szCs w:val="23"/>
+                <w:caps w:val="false"/>
+                <w:rFonts w:ascii="Calibri" w:cs="Calibri" w:eastAsia="Calibri" w:hAnsi="Calibri"/>
+              </w:rPr>
+              <w:t xml:space="preserve">DRAW / DIAGRAM — sketch the idea, a timeline, or how the pieces connect</w:t>
+            </w:r>
+          </w:p>
+        </w:tc>
+        <w:tc>
+          <w:tcPr>
+            <w:tcW w:type="dxa" w:w="4896"/>
+            <w:tcBorders>
+              <w:top w:val="single" w:color="D9D5C8" w:sz="4"/>
+              <w:left w:val="single" w:color="D9D5C8" w:sz="4"/>
+              <w:bottom w:val="single" w:color="D9D5C8" w:sz="4"/>
+              <w:right w:val="single" w:color="D9D5C8" w:sz="4"/>
+            </w:tcBorders>
+            <w:tcMar>
+              <w:top w:type="dxa" w:w="55"/>
+              <w:left w:type="dxa" w:w="110"/>
+              <w:bottom w:type="dxa" w:w="55"/>
+              <w:right w:type="dxa" w:w="110"/>
+            </w:tcMar>
+          </w:tcPr>
+          <w:p>
+            <w:pPr>
+              <w:spacing w:after="20"/>
+            </w:pPr>
+            <w:r>
+              <w:rPr>
+                <w:b/>
+                <w:bCs/>
+                <w:i w:val="false"/>
+                <w:iCs w:val="false"/>
+                <w:color w:val="1B2A4A"/>
+                <w:sz w:val="23"/>
+                <w:szCs w:val="23"/>
+                <w:caps w:val="false"/>
+                <w:rFonts w:ascii="Calibri" w:cs="Calibri" w:eastAsia="Calibri" w:hAnsi="Calibri"/>
+              </w:rPr>
+              <w:t xml:space="preserve">WRITE — keep taking notes on the lines</w:t>
+            </w:r>
+          </w:p>
+          <w:p>
+            <w:pPr>
+              <w:widowControl w:val="false"/>
+              <w:pBdr>
+                <w:bottom w:val="single" w:color="C9C2B4" w:sz="6" w:space="1"/>
+              </w:pBdr>
+              <w:spacing w:before="120" w:after="210"/>
+            </w:pPr>
+          </w:p>
+          <w:p>
+            <w:pPr>
+              <w:widowControl w:val="false"/>
+              <w:pBdr>
+                <w:bottom w:val="single" w:color="C9C2B4" w:sz="6" w:space="1"/>
+              </w:pBdr>
+              <w:spacing w:before="120" w:after="210"/>
+            </w:pPr>
+          </w:p>
+          <w:p>
+            <w:pPr>
+              <w:widowControl w:val="false"/>
+              <w:pBdr>
+                <w:bottom w:val="single" w:color="C9C2B4" w:sz="6" w:space="1"/>
+              </w:pBdr>
+              <w:spacing w:before="120" w:after="210"/>
+            </w:pPr>
+          </w:p>
+          <w:p>
+            <w:pPr>
+              <w:widowControl w:val="false"/>
+              <w:pBdr>
+                <w:bottom w:val="single" w:color="C9C2B4" w:sz="6" w:space="1"/>
+              </w:pBdr>
+              <w:spacing w:before="120" w:after="210"/>
+            </w:pPr>
+          </w:p>
+          <w:p>
+            <w:pPr>
+              <w:widowControl w:val="false"/>
+              <w:pBdr>
+                <w:bottom w:val="single" w:color="C9C2B4" w:sz="6" w:space="1"/>
+              </w:pBdr>
+              <w:spacing w:before="120" w:after="210"/>
+            </w:pPr>
+          </w:p>
+          <w:p>
+            <w:pPr>
+              <w:widowControl w:val="false"/>
+              <w:pBdr>
+                <w:bottom w:val="single" w:color="C9C2B4" w:sz="6" w:space="1"/>
+              </w:pBdr>
+              <w:spacing w:before="120" w:after="210"/>
+            </w:pPr>
+          </w:p>
+          <w:p>
+            <w:pPr>
+              <w:widowControl w:val="false"/>
+              <w:pBdr>
+                <w:bottom w:val="single" w:color="C9C2B4" w:sz="6" w:space="1"/>
+              </w:pBdr>
+              <w:spacing w:before="120" w:after="210"/>
+            </w:pPr>
+          </w:p>
+          <w:p>
+            <w:pPr>
+              <w:widowControl w:val="false"/>
+              <w:pBdr>
+                <w:bottom w:val="single" w:color="C9C2B4" w:sz="6" w:space="1"/>
+              </w:pBdr>
+              <w:spacing w:before="120" w:after="210"/>
+            </w:pPr>
           </w:p>
         </w:tc>
       </w:tr>
@@ -28971,7 +29830,7 @@
           </w:tcPr>
           <w:p>
             <w:pPr>
-              <w:spacing w:after="0"/>
+              <w:spacing w:after="60"/>
             </w:pPr>
             <w:r>
               <w:rPr>
@@ -28985,6 +29844,80 @@
                 <w:caps w:val="false"/>
                 <w:rFonts w:ascii="Calibri" w:cs="Calibri" w:eastAsia="Calibri" w:hAnsi="Calibri"/>
               </w:rPr>
+              <w:t xml:space="preserve">Key terms to list</w:t>
+            </w:r>
+          </w:p>
+          <w:p>
+            <w:pPr>
+              <w:spacing w:after="40"/>
+            </w:pPr>
+            <w:r>
+              <w:rPr>
+                <w:b w:val="false"/>
+                <w:bCs w:val="false"/>
+                <w:i w:val="false"/>
+                <w:iCs w:val="false"/>
+                <w:color w:val="1A1A1A"/>
+                <w:sz w:val="33"/>
+                <w:szCs w:val="33"/>
+                <w:caps w:val="false"/>
+                <w:rFonts w:ascii="Calibri" w:cs="Calibri" w:eastAsia="Calibri" w:hAnsi="Calibri"/>
+              </w:rPr>
+              <w:t xml:space="preserve">Governor · General Assembly · Constituent</w:t>
+            </w:r>
+          </w:p>
+        </w:tc>
+      </w:tr>
+    </w:tbl>
+    <w:tbl>
+      <w:tblPr>
+        <w:tblW w:type="dxa" w:w="9792"/>
+        <w:tblBorders>
+          <w:top w:val="single" w:color="auto" w:sz="4"/>
+          <w:left w:val="single" w:color="auto" w:sz="4"/>
+          <w:bottom w:val="single" w:color="auto" w:sz="4"/>
+          <w:right w:val="single" w:color="auto" w:sz="4"/>
+          <w:insideH w:val="single" w:color="auto" w:sz="4"/>
+          <w:insideV w:val="single" w:color="auto" w:sz="4"/>
+        </w:tblBorders>
+      </w:tblPr>
+      <w:tblGrid>
+        <w:gridCol w:w="9792"/>
+      </w:tblGrid>
+      <w:tr>
+        <w:tc>
+          <w:tcPr>
+            <w:tcW w:type="dxa" w:w="9792"/>
+            <w:tcBorders>
+              <w:top w:val="single" w:color="D9D5C8" w:sz="4"/>
+              <w:left w:val="single" w:color="D9D5C8" w:sz="4"/>
+              <w:bottom w:val="single" w:color="D9D5C8" w:sz="4"/>
+              <w:right w:val="single" w:color="D9D5C8" w:sz="4"/>
+            </w:tcBorders>
+            <w:shd w:fill="F7F5EF" w:color="auto" w:val="clear"/>
+            <w:tcMar>
+              <w:top w:type="dxa" w:w="55"/>
+              <w:left w:type="dxa" w:w="110"/>
+              <w:bottom w:type="dxa" w:w="55"/>
+              <w:right w:type="dxa" w:w="110"/>
+            </w:tcMar>
+          </w:tcPr>
+          <w:p>
+            <w:pPr>
+              <w:spacing w:after="0"/>
+            </w:pPr>
+            <w:r>
+              <w:rPr>
+                <w:b/>
+                <w:bCs/>
+                <w:i w:val="false"/>
+                <w:iCs w:val="false"/>
+                <w:color w:val="1B2A4A"/>
+                <w:sz w:val="32"/>
+                <w:szCs w:val="32"/>
+                <w:caps w:val="false"/>
+                <w:rFonts w:ascii="Calibri" w:cs="Calibri" w:eastAsia="Calibri" w:hAnsi="Calibri"/>
+              </w:rPr>
               <w:t xml:space="preserve">Summary — In your own words (2–3 sentences)</w:t>
             </w:r>
           </w:p>
@@ -29007,6 +29940,15 @@
               <w:right w:type="dxa" w:w="110"/>
             </w:tcMar>
           </w:tcPr>
+          <w:p>
+            <w:pPr>
+              <w:widowControl w:val="false"/>
+              <w:pBdr>
+                <w:bottom w:val="single" w:color="C9C2B4" w:sz="6" w:space="1"/>
+              </w:pBdr>
+              <w:spacing w:before="120" w:after="210"/>
+            </w:pPr>
+          </w:p>
           <w:p>
             <w:pPr>
               <w:widowControl w:val="false"/>
@@ -31731,6 +32673,15 @@
               <w:spacing w:before="120" w:after="210"/>
             </w:pPr>
           </w:p>
+          <w:p>
+            <w:pPr>
+              <w:widowControl w:val="false"/>
+              <w:pBdr>
+                <w:bottom w:val="single" w:color="C9C2B4" w:sz="6" w:space="1"/>
+              </w:pBdr>
+              <w:spacing w:before="120" w:after="210"/>
+            </w:pPr>
+          </w:p>
         </w:tc>
         <w:tc>
           <w:tcPr>
@@ -31757,6 +32708,15 @@
               <w:spacing w:before="120" w:after="210"/>
             </w:pPr>
           </w:p>
+          <w:p>
+            <w:pPr>
+              <w:widowControl w:val="false"/>
+              <w:pBdr>
+                <w:bottom w:val="single" w:color="C9C2B4" w:sz="6" w:space="1"/>
+              </w:pBdr>
+              <w:spacing w:before="120" w:after="210"/>
+            </w:pPr>
+          </w:p>
         </w:tc>
         <w:tc>
           <w:tcPr>
@@ -31774,6 +32734,15 @@
               <w:right w:type="dxa" w:w="110"/>
             </w:tcMar>
           </w:tcPr>
+          <w:p>
+            <w:pPr>
+              <w:widowControl w:val="false"/>
+              <w:pBdr>
+                <w:bottom w:val="single" w:color="C9C2B4" w:sz="6" w:space="1"/>
+              </w:pBdr>
+              <w:spacing w:before="120" w:after="210"/>
+            </w:pPr>
+          </w:p>
           <w:p>
             <w:pPr>
               <w:widowControl w:val="false"/>
@@ -31811,6 +32780,15 @@
               <w:spacing w:before="120" w:after="210"/>
             </w:pPr>
           </w:p>
+          <w:p>
+            <w:pPr>
+              <w:widowControl w:val="false"/>
+              <w:pBdr>
+                <w:bottom w:val="single" w:color="C9C2B4" w:sz="6" w:space="1"/>
+              </w:pBdr>
+              <w:spacing w:before="120" w:after="210"/>
+            </w:pPr>
+          </w:p>
         </w:tc>
         <w:tc>
           <w:tcPr>
@@ -31837,6 +32815,15 @@
               <w:spacing w:before="120" w:after="210"/>
             </w:pPr>
           </w:p>
+          <w:p>
+            <w:pPr>
+              <w:widowControl w:val="false"/>
+              <w:pBdr>
+                <w:bottom w:val="single" w:color="C9C2B4" w:sz="6" w:space="1"/>
+              </w:pBdr>
+              <w:spacing w:before="120" w:after="210"/>
+            </w:pPr>
+          </w:p>
         </w:tc>
         <w:tc>
           <w:tcPr>
@@ -31854,6 +32841,122 @@
               <w:right w:type="dxa" w:w="110"/>
             </w:tcMar>
           </w:tcPr>
+          <w:p>
+            <w:pPr>
+              <w:widowControl w:val="false"/>
+              <w:pBdr>
+                <w:bottom w:val="single" w:color="C9C2B4" w:sz="6" w:space="1"/>
+              </w:pBdr>
+              <w:spacing w:before="120" w:after="210"/>
+            </w:pPr>
+          </w:p>
+          <w:p>
+            <w:pPr>
+              <w:widowControl w:val="false"/>
+              <w:pBdr>
+                <w:bottom w:val="single" w:color="C9C2B4" w:sz="6" w:space="1"/>
+              </w:pBdr>
+              <w:spacing w:before="120" w:after="210"/>
+            </w:pPr>
+          </w:p>
+        </w:tc>
+      </w:tr>
+      <w:tr>
+        <w:tc>
+          <w:tcPr>
+            <w:tcW w:type="dxa" w:w="3264"/>
+            <w:tcBorders>
+              <w:top w:val="single" w:color="D9D5C8" w:sz="4"/>
+              <w:left w:val="single" w:color="D9D5C8" w:sz="4"/>
+              <w:bottom w:val="single" w:color="D9D5C8" w:sz="4"/>
+              <w:right w:val="single" w:color="D9D5C8" w:sz="4"/>
+            </w:tcBorders>
+            <w:tcMar>
+              <w:top w:type="dxa" w:w="55"/>
+              <w:left w:type="dxa" w:w="110"/>
+              <w:bottom w:type="dxa" w:w="55"/>
+              <w:right w:type="dxa" w:w="110"/>
+            </w:tcMar>
+          </w:tcPr>
+          <w:p>
+            <w:pPr>
+              <w:widowControl w:val="false"/>
+              <w:pBdr>
+                <w:bottom w:val="single" w:color="C9C2B4" w:sz="6" w:space="1"/>
+              </w:pBdr>
+              <w:spacing w:before="120" w:after="210"/>
+            </w:pPr>
+          </w:p>
+          <w:p>
+            <w:pPr>
+              <w:widowControl w:val="false"/>
+              <w:pBdr>
+                <w:bottom w:val="single" w:color="C9C2B4" w:sz="6" w:space="1"/>
+              </w:pBdr>
+              <w:spacing w:before="120" w:after="210"/>
+            </w:pPr>
+          </w:p>
+        </w:tc>
+        <w:tc>
+          <w:tcPr>
+            <w:tcW w:type="dxa" w:w="3264"/>
+            <w:tcBorders>
+              <w:top w:val="single" w:color="D9D5C8" w:sz="4"/>
+              <w:left w:val="single" w:color="D9D5C8" w:sz="4"/>
+              <w:bottom w:val="single" w:color="D9D5C8" w:sz="4"/>
+              <w:right w:val="single" w:color="D9D5C8" w:sz="4"/>
+            </w:tcBorders>
+            <w:tcMar>
+              <w:top w:type="dxa" w:w="55"/>
+              <w:left w:type="dxa" w:w="110"/>
+              <w:bottom w:type="dxa" w:w="55"/>
+              <w:right w:type="dxa" w:w="110"/>
+            </w:tcMar>
+          </w:tcPr>
+          <w:p>
+            <w:pPr>
+              <w:widowControl w:val="false"/>
+              <w:pBdr>
+                <w:bottom w:val="single" w:color="C9C2B4" w:sz="6" w:space="1"/>
+              </w:pBdr>
+              <w:spacing w:before="120" w:after="210"/>
+            </w:pPr>
+          </w:p>
+          <w:p>
+            <w:pPr>
+              <w:widowControl w:val="false"/>
+              <w:pBdr>
+                <w:bottom w:val="single" w:color="C9C2B4" w:sz="6" w:space="1"/>
+              </w:pBdr>
+              <w:spacing w:before="120" w:after="210"/>
+            </w:pPr>
+          </w:p>
+        </w:tc>
+        <w:tc>
+          <w:tcPr>
+            <w:tcW w:type="dxa" w:w="3264"/>
+            <w:tcBorders>
+              <w:top w:val="single" w:color="D9D5C8" w:sz="4"/>
+              <w:left w:val="single" w:color="D9D5C8" w:sz="4"/>
+              <w:bottom w:val="single" w:color="D9D5C8" w:sz="4"/>
+              <w:right w:val="single" w:color="D9D5C8" w:sz="4"/>
+            </w:tcBorders>
+            <w:tcMar>
+              <w:top w:type="dxa" w:w="55"/>
+              <w:left w:type="dxa" w:w="110"/>
+              <w:bottom w:type="dxa" w:w="55"/>
+              <w:right w:type="dxa" w:w="110"/>
+            </w:tcMar>
+          </w:tcPr>
+          <w:p>
+            <w:pPr>
+              <w:widowControl w:val="false"/>
+              <w:pBdr>
+                <w:bottom w:val="single" w:color="C9C2B4" w:sz="6" w:space="1"/>
+              </w:pBdr>
+              <w:spacing w:before="120" w:after="210"/>
+            </w:pPr>
+          </w:p>
           <w:p>
             <w:pPr>
               <w:widowControl w:val="false"/>

--- a/courses/foundations-constitutional-government/BUILD/unit7/deliverables/Unit7_Student_Workbook_CourseStandard_LargePrint.docx
+++ b/courses/foundations-constitutional-government/BUILD/unit7/deliverables/Unit7_Student_Workbook_CourseStandard_LargePrint.docx
@@ -3447,7 +3447,7 @@
           </w:tcPr>
           <w:p>
             <w:pPr>
-              <w:spacing w:after="0"/>
+              <w:spacing w:after="60"/>
             </w:pPr>
             <w:r>
               <w:rPr>
@@ -3461,163 +3461,26 @@
                 <w:caps w:val="false"/>
                 <w:rFonts w:ascii="Calibri" w:cs="Calibri" w:eastAsia="Calibri" w:hAnsi="Calibri"/>
               </w:rPr>
-              <w:t xml:space="preserve">Write YOUR S.M.A.R.T. goal for this unit — use all the lines:</w:t>
-            </w:r>
-          </w:p>
-        </w:tc>
-      </w:tr>
-      <w:tr>
-        <w:tc>
-          <w:tcPr>
-            <w:tcW w:type="dxa" w:w="9792"/>
-            <w:tcBorders>
-              <w:top w:val="single" w:color="D9D5C8" w:sz="4"/>
-              <w:left w:val="single" w:color="D9D5C8" w:sz="4"/>
-              <w:bottom w:val="single" w:color="D9D5C8" w:sz="4"/>
-              <w:right w:val="single" w:color="D9D5C8" w:sz="4"/>
-            </w:tcBorders>
-            <w:tcMar>
-              <w:top w:type="dxa" w:w="55"/>
-              <w:left w:type="dxa" w:w="110"/>
-              <w:bottom w:type="dxa" w:w="55"/>
-              <w:right w:type="dxa" w:w="110"/>
-            </w:tcMar>
-          </w:tcPr>
-          <w:p>
-            <w:pPr>
-              <w:widowControl w:val="false"/>
-              <w:pBdr>
-                <w:bottom w:val="single" w:color="9AA0A6" w:sz="6" w:space="2"/>
-              </w:pBdr>
-              <w:spacing w:before="0" w:after="0" w:line="450" w:lineRule="exact"/>
-            </w:pPr>
-            <w:r>
-              <w:rPr>
-                <w:sz w:val="18"/>
-                <w:szCs w:val="18"/>
-                <w:rFonts w:ascii="Calibri" w:cs="Calibri" w:eastAsia="Calibri" w:hAnsi="Calibri"/>
-              </w:rPr>
-              <w:t xml:space="preserve"> </w:t>
-            </w:r>
-          </w:p>
-          <w:p>
-            <w:pPr>
-              <w:spacing w:before="0" w:after="0" w:line="135" w:lineRule="exact"/>
-            </w:pPr>
-            <w:r>
-              <w:rPr>
-                <w:sz w:val="3"/>
-                <w:szCs w:val="3"/>
-                <w:rFonts w:ascii="Calibri" w:cs="Calibri" w:eastAsia="Calibri" w:hAnsi="Calibri"/>
-              </w:rPr>
-              <w:t xml:space="preserve"> </w:t>
-            </w:r>
-          </w:p>
-          <w:p>
-            <w:pPr>
-              <w:widowControl w:val="false"/>
-              <w:pBdr>
-                <w:bottom w:val="single" w:color="9AA0A6" w:sz="6" w:space="2"/>
-              </w:pBdr>
-              <w:spacing w:before="0" w:after="0" w:line="450" w:lineRule="exact"/>
-            </w:pPr>
-            <w:r>
-              <w:rPr>
-                <w:sz w:val="18"/>
-                <w:szCs w:val="18"/>
-                <w:rFonts w:ascii="Calibri" w:cs="Calibri" w:eastAsia="Calibri" w:hAnsi="Calibri"/>
-              </w:rPr>
-              <w:t xml:space="preserve"> </w:t>
-            </w:r>
-          </w:p>
-          <w:p>
-            <w:pPr>
-              <w:spacing w:before="0" w:after="0" w:line="135" w:lineRule="exact"/>
-            </w:pPr>
-            <w:r>
-              <w:rPr>
-                <w:sz w:val="3"/>
-                <w:szCs w:val="3"/>
-                <w:rFonts w:ascii="Calibri" w:cs="Calibri" w:eastAsia="Calibri" w:hAnsi="Calibri"/>
-              </w:rPr>
-              <w:t xml:space="preserve"> </w:t>
-            </w:r>
-          </w:p>
-          <w:p>
-            <w:pPr>
-              <w:widowControl w:val="false"/>
-              <w:pBdr>
-                <w:bottom w:val="single" w:color="9AA0A6" w:sz="6" w:space="2"/>
-              </w:pBdr>
-              <w:spacing w:before="0" w:after="0" w:line="450" w:lineRule="exact"/>
-            </w:pPr>
-            <w:r>
-              <w:rPr>
-                <w:sz w:val="18"/>
-                <w:szCs w:val="18"/>
-                <w:rFonts w:ascii="Calibri" w:cs="Calibri" w:eastAsia="Calibri" w:hAnsi="Calibri"/>
-              </w:rPr>
-              <w:t xml:space="preserve"> </w:t>
-            </w:r>
-          </w:p>
-          <w:p>
-            <w:pPr>
-              <w:spacing w:before="0" w:after="0" w:line="135" w:lineRule="exact"/>
-            </w:pPr>
-            <w:r>
-              <w:rPr>
-                <w:sz w:val="3"/>
-                <w:szCs w:val="3"/>
-                <w:rFonts w:ascii="Calibri" w:cs="Calibri" w:eastAsia="Calibri" w:hAnsi="Calibri"/>
-              </w:rPr>
-              <w:t xml:space="preserve"> </w:t>
-            </w:r>
-          </w:p>
-          <w:p>
-            <w:pPr>
-              <w:widowControl w:val="false"/>
-              <w:pBdr>
-                <w:bottom w:val="single" w:color="9AA0A6" w:sz="6" w:space="2"/>
-              </w:pBdr>
-              <w:spacing w:before="0" w:after="0" w:line="450" w:lineRule="exact"/>
-            </w:pPr>
-            <w:r>
-              <w:rPr>
-                <w:sz w:val="18"/>
-                <w:szCs w:val="18"/>
-                <w:rFonts w:ascii="Calibri" w:cs="Calibri" w:eastAsia="Calibri" w:hAnsi="Calibri"/>
-              </w:rPr>
-              <w:t xml:space="preserve"> </w:t>
-            </w:r>
-          </w:p>
-          <w:p>
-            <w:pPr>
-              <w:spacing w:before="0" w:after="0" w:line="135" w:lineRule="exact"/>
-            </w:pPr>
-            <w:r>
-              <w:rPr>
-                <w:sz w:val="3"/>
-                <w:szCs w:val="3"/>
-                <w:rFonts w:ascii="Calibri" w:cs="Calibri" w:eastAsia="Calibri" w:hAnsi="Calibri"/>
-              </w:rPr>
-              <w:t xml:space="preserve"> </w:t>
-            </w:r>
-          </w:p>
-          <w:p>
-            <w:pPr>
-              <w:widowControl w:val="false"/>
-              <w:pBdr>
-                <w:bottom w:val="single" w:color="9AA0A6" w:sz="6" w:space="2"/>
-              </w:pBdr>
-              <w:spacing w:before="0" w:after="0" w:line="450" w:lineRule="exact"/>
-            </w:pPr>
-            <w:r>
-              <w:rPr>
-                <w:sz w:val="18"/>
-                <w:szCs w:val="18"/>
-                <w:rFonts w:ascii="Calibri" w:cs="Calibri" w:eastAsia="Calibri" w:hAnsi="Calibri"/>
-              </w:rPr>
-              <w:t xml:space="preserve"> </w:t>
+              <w:t xml:space="preserve">BUILD YOURS — write each piece on the lines, then combine them at the bottom</w:t>
+            </w:r>
+          </w:p>
+          <w:p>
+            <w:pPr>
+              <w:spacing w:after="40"/>
+            </w:pPr>
+            <w:r>
+              <w:rPr>
+                <w:b w:val="false"/>
+                <w:bCs w:val="false"/>
+                <w:i w:val="false"/>
+                <w:iCs w:val="false"/>
+                <w:color w:val="1A1A1A"/>
+                <w:sz w:val="33"/>
+                <w:szCs w:val="33"/>
+                <w:caps w:val="false"/>
+                <w:rFonts w:ascii="Calibri" w:cs="Calibri" w:eastAsia="Calibri" w:hAnsi="Calibri"/>
+              </w:rPr>
+              <w:t xml:space="preserve">Fill in each part of your goal. Use the lines.</w:t>
             </w:r>
           </w:p>
         </w:tc>
@@ -3636,8 +3499,8 @@
         </w:tblBorders>
       </w:tblPr>
       <w:tblGrid>
-        <w:gridCol w:w="3045"/>
-        <w:gridCol w:w="6747"/>
+        <w:gridCol w:w="3900"/>
+        <w:gridCol w:w="5892"/>
       </w:tblGrid>
       <w:tr>
         <w:trPr>
@@ -3645,7 +3508,7 @@
         </w:trPr>
         <w:tc>
           <w:tcPr>
-            <w:tcW w:type="dxa" w:w="3045"/>
+            <w:tcW w:type="dxa" w:w="3900"/>
             <w:tcBorders>
               <w:top w:val="single" w:color="D9D5C8" w:sz="4"/>
               <w:left w:val="single" w:color="D9D5C8" w:sz="4"/>
@@ -3676,13 +3539,13 @@
                 <w:caps w:val="false"/>
                 <w:rFonts w:ascii="Calibri" w:cs="Calibri" w:eastAsia="Calibri" w:hAnsi="Calibri"/>
               </w:rPr>
-              <w:t xml:space="preserve">Before we start…</w:t>
-            </w:r>
-          </w:p>
-        </w:tc>
-        <w:tc>
-          <w:tcPr>
-            <w:tcW w:type="dxa" w:w="6747"/>
+              <w:t xml:space="preserve">Part of my goal</w:t>
+            </w:r>
+          </w:p>
+        </w:tc>
+        <w:tc>
+          <w:tcPr>
+            <w:tcW w:type="dxa" w:w="5892"/>
             <w:tcBorders>
               <w:top w:val="single" w:color="D9D5C8" w:sz="4"/>
               <w:left w:val="single" w:color="D9D5C8" w:sz="4"/>
@@ -3713,7 +3576,7 @@
                 <w:caps w:val="false"/>
                 <w:rFonts w:ascii="Calibri" w:cs="Calibri" w:eastAsia="Calibri" w:hAnsi="Calibri"/>
               </w:rPr>
-              <w:t xml:space="preserve">Write on the lines</w:t>
+              <w:t xml:space="preserve">Write your piece on the lines</w:t>
             </w:r>
           </w:p>
         </w:tc>
@@ -3721,7 +3584,7 @@
       <w:tr>
         <w:tc>
           <w:tcPr>
-            <w:tcW w:type="dxa" w:w="3045"/>
+            <w:tcW w:type="dxa" w:w="3900"/>
             <w:tcBorders>
               <w:top w:val="single" w:color="D9D5C8" w:sz="4"/>
               <w:left w:val="single" w:color="D9D5C8" w:sz="4"/>
@@ -3751,13 +3614,13 @@
                 <w:caps w:val="false"/>
                 <w:rFonts w:ascii="Calibri" w:cs="Calibri" w:eastAsia="Calibri" w:hAnsi="Calibri"/>
               </w:rPr>
-              <w:t xml:space="preserve">One thing I already know</w:t>
-            </w:r>
-          </w:p>
-        </w:tc>
-        <w:tc>
-          <w:tcPr>
-            <w:tcW w:type="dxa" w:w="6747"/>
+              <w:t xml:space="preserve">S — Specific: what exactly will I be able to do?</w:t>
+            </w:r>
+          </w:p>
+        </w:tc>
+        <w:tc>
+          <w:tcPr>
+            <w:tcW w:type="dxa" w:w="5892"/>
             <w:tcBorders>
               <w:top w:val="single" w:color="D9D5C8" w:sz="4"/>
               <w:left w:val="single" w:color="D9D5C8" w:sz="4"/>
@@ -3823,7 +3686,7 @@
       <w:tr>
         <w:tc>
           <w:tcPr>
-            <w:tcW w:type="dxa" w:w="3045"/>
+            <w:tcW w:type="dxa" w:w="3900"/>
             <w:tcBorders>
               <w:top w:val="single" w:color="D9D5C8" w:sz="4"/>
               <w:left w:val="single" w:color="D9D5C8" w:sz="4"/>
@@ -3853,13 +3716,13 @@
                 <w:caps w:val="false"/>
                 <w:rFonts w:ascii="Calibri" w:cs="Calibri" w:eastAsia="Calibri" w:hAnsi="Calibri"/>
               </w:rPr>
-              <w:t xml:space="preserve">One question I want answered</w:t>
-            </w:r>
-          </w:p>
-        </w:tc>
-        <w:tc>
-          <w:tcPr>
-            <w:tcW w:type="dxa" w:w="6747"/>
+              <w:t xml:space="preserve">M — Measurable: how will I prove it? (a score, a diagram, teaching a partner)</w:t>
+            </w:r>
+          </w:p>
+        </w:tc>
+        <w:tc>
+          <w:tcPr>
+            <w:tcW w:type="dxa" w:w="5892"/>
             <w:tcBorders>
               <w:top w:val="single" w:color="D9D5C8" w:sz="4"/>
               <w:left w:val="single" w:color="D9D5C8" w:sz="4"/>
@@ -3922,103 +3785,26 @@
           </w:p>
         </w:tc>
       </w:tr>
-    </w:tbl>
-    <w:p>
-      <w:r>
-        <w:br w:type="page"/>
-      </w:r>
-    </w:p>
-    <w:p>
-      <w:pPr>
-        <w:pStyle w:val="Heading1"/>
-        <w:keepNext/>
-        <w:pageBreakBefore/>
-        <w:spacing w:before="220" w:after="90"/>
-      </w:pPr>
-      <w:r>
-        <w:rPr>
-          <w:b/>
-          <w:bCs/>
-          <w:i w:val="false"/>
-          <w:iCs w:val="false"/>
-          <w:color w:val="1B2A4A"/>
-          <w:sz w:val="54"/>
-          <w:szCs w:val="54"/>
-          <w:caps w:val="false"/>
-          <w:rFonts w:ascii="Calibri" w:cs="Calibri" w:eastAsia="Calibri" w:hAnsi="Calibri"/>
-        </w:rPr>
-        <w:t xml:space="preserve">Standard GC.28 — Tennessee's Three Branches</w:t>
-      </w:r>
-    </w:p>
-    <w:p>
-      <w:pPr>
-        <w:spacing w:after="60"/>
-      </w:pPr>
-      <w:r>
-        <w:rPr>
-          <w:b/>
-          <w:bCs/>
-          <w:i w:val="false"/>
-          <w:iCs w:val="false"/>
-          <w:color w:val="1A1A1A"/>
-          <w:sz w:val="33"/>
-          <w:szCs w:val="33"/>
-          <w:caps w:val="false"/>
-          <w:rFonts w:ascii="Calibri" w:cs="Calibri" w:eastAsia="Calibri" w:hAnsi="Calibri"/>
-        </w:rPr>
-        <w:t xml:space="preserve">TN Academic Standard GC.28: </w:t>
-      </w:r>
-      <w:r>
-        <w:rPr>
-          <w:b w:val="false"/>
-          <w:bCs w:val="false"/>
-          <w:i w:val="false"/>
-          <w:iCs w:val="false"/>
-          <w:color w:val="1A1A1A"/>
-          <w:sz w:val="33"/>
-          <w:szCs w:val="33"/>
-          <w:caps w:val="false"/>
-          <w:rFonts w:ascii="Calibri" w:cs="Calibri" w:eastAsia="Calibri" w:hAnsi="Calibri"/>
-        </w:rPr>
-        <w:t xml:space="preserve">Identify the functions of departments and agencies of the executive, legislative, and judicial branches in the state of Tennessee.</w:t>
-      </w:r>
-    </w:p>
-    <w:tbl>
-      <w:tblPr>
-        <w:tblW w:type="dxa" w:w="9792"/>
-        <w:tblBorders>
-          <w:top w:val="single" w:color="auto" w:sz="4"/>
-          <w:left w:val="single" w:color="auto" w:sz="4"/>
-          <w:bottom w:val="single" w:color="auto" w:sz="4"/>
-          <w:right w:val="single" w:color="auto" w:sz="4"/>
-          <w:insideH w:val="single" w:color="auto" w:sz="4"/>
-          <w:insideV w:val="single" w:color="auto" w:sz="4"/>
-        </w:tblBorders>
-      </w:tblPr>
-      <w:tblGrid>
-        <w:gridCol w:w="9792"/>
-      </w:tblGrid>
       <w:tr>
         <w:tc>
           <w:tcPr>
-            <w:tcW w:type="dxa" w:w="9792"/>
-            <w:tcBorders>
-              <w:top w:val="single" w:color="D9D5C8" w:sz="4"/>
-              <w:left w:val="single" w:color="D9D5C8" w:sz="4"/>
-              <w:bottom w:val="single" w:color="D9D5C8" w:sz="4"/>
-              <w:right w:val="single" w:color="D9D5C8" w:sz="4"/>
-            </w:tcBorders>
-            <w:shd w:fill="F7F5EF" w:color="auto" w:val="clear"/>
-            <w:tcMar>
-              <w:top w:type="dxa" w:w="55"/>
-              <w:left w:type="dxa" w:w="110"/>
-              <w:bottom w:type="dxa" w:w="55"/>
-              <w:right w:type="dxa" w:w="110"/>
-            </w:tcMar>
-          </w:tcPr>
-          <w:p>
-            <w:pPr>
-              <w:spacing w:after="60"/>
+            <w:tcW w:type="dxa" w:w="3900"/>
+            <w:tcBorders>
+              <w:top w:val="single" w:color="D9D5C8" w:sz="4"/>
+              <w:left w:val="single" w:color="D9D5C8" w:sz="4"/>
+              <w:bottom w:val="single" w:color="D9D5C8" w:sz="4"/>
+              <w:right w:val="single" w:color="D9D5C8" w:sz="4"/>
+            </w:tcBorders>
+            <w:tcMar>
+              <w:top w:type="dxa" w:w="55"/>
+              <w:left w:type="dxa" w:w="110"/>
+              <w:bottom w:type="dxa" w:w="55"/>
+              <w:right w:type="dxa" w:w="110"/>
+            </w:tcMar>
+          </w:tcPr>
+          <w:p>
+            <w:pPr>
+              <w:spacing w:after="0"/>
             </w:pPr>
             <w:r>
               <w:rPr>
@@ -4026,106 +3812,101 @@
                 <w:bCs/>
                 <w:i w:val="false"/>
                 <w:iCs w:val="false"/>
-                <w:color w:val="1B2A4A"/>
-                <w:sz w:val="32"/>
-                <w:szCs w:val="32"/>
-                <w:caps w:val="false"/>
-                <w:rFonts w:ascii="Calibri" w:cs="Calibri" w:eastAsia="Calibri" w:hAnsi="Calibri"/>
-              </w:rPr>
-              <w:t xml:space="preserve">LEARNING TARGETS — I can…</w:t>
-            </w:r>
-          </w:p>
-          <w:p>
-            <w:pPr>
-              <w:spacing w:after="40"/>
-            </w:pPr>
-            <w:r>
-              <w:rPr>
-                <w:b w:val="false"/>
-                <w:bCs w:val="false"/>
-                <w:i w:val="false"/>
-                <w:iCs w:val="false"/>
                 <w:color w:val="1A1A1A"/>
-                <w:sz w:val="32"/>
-                <w:szCs w:val="32"/>
-                <w:caps w:val="false"/>
-                <w:rFonts w:ascii="Calibri" w:cs="Calibri" w:eastAsia="Calibri" w:hAnsi="Calibri"/>
-              </w:rPr>
-              <w:t xml:space="preserve">•  I can I can identify the functions of the departments and agencies of Tennessee's executive, legislative, and judicial branches..</w:t>
+                <w:sz w:val="30"/>
+                <w:szCs w:val="30"/>
+                <w:caps w:val="false"/>
+                <w:rFonts w:ascii="Calibri" w:cs="Calibri" w:eastAsia="Calibri" w:hAnsi="Calibri"/>
+              </w:rPr>
+              <w:t xml:space="preserve">A — Achievable: what effort will it take to reach it?</w:t>
+            </w:r>
+          </w:p>
+        </w:tc>
+        <w:tc>
+          <w:tcPr>
+            <w:tcW w:type="dxa" w:w="5892"/>
+            <w:tcBorders>
+              <w:top w:val="single" w:color="D9D5C8" w:sz="4"/>
+              <w:left w:val="single" w:color="D9D5C8" w:sz="4"/>
+              <w:bottom w:val="single" w:color="D9D5C8" w:sz="4"/>
+              <w:right w:val="single" w:color="D9D5C8" w:sz="4"/>
+            </w:tcBorders>
+            <w:tcMar>
+              <w:top w:type="dxa" w:w="55"/>
+              <w:left w:type="dxa" w:w="110"/>
+              <w:bottom w:type="dxa" w:w="55"/>
+              <w:right w:type="dxa" w:w="110"/>
+            </w:tcMar>
+          </w:tcPr>
+          <w:p>
+            <w:pPr>
+              <w:widowControl w:val="false"/>
+              <w:pBdr>
+                <w:bottom w:val="single" w:color="9AA0A6" w:sz="6" w:space="2"/>
+              </w:pBdr>
+              <w:spacing w:before="0" w:after="0" w:line="450" w:lineRule="exact"/>
+            </w:pPr>
+            <w:r>
+              <w:rPr>
+                <w:sz w:val="18"/>
+                <w:szCs w:val="18"/>
+                <w:rFonts w:ascii="Calibri" w:cs="Calibri" w:eastAsia="Calibri" w:hAnsi="Calibri"/>
+              </w:rPr>
+              <w:t xml:space="preserve"> </w:t>
+            </w:r>
+          </w:p>
+          <w:p>
+            <w:pPr>
+              <w:spacing w:before="0" w:after="0" w:line="135" w:lineRule="exact"/>
+            </w:pPr>
+            <w:r>
+              <w:rPr>
+                <w:sz w:val="3"/>
+                <w:szCs w:val="3"/>
+                <w:rFonts w:ascii="Calibri" w:cs="Calibri" w:eastAsia="Calibri" w:hAnsi="Calibri"/>
+              </w:rPr>
+              <w:t xml:space="preserve"> </w:t>
+            </w:r>
+          </w:p>
+          <w:p>
+            <w:pPr>
+              <w:widowControl w:val="false"/>
+              <w:pBdr>
+                <w:bottom w:val="single" w:color="9AA0A6" w:sz="6" w:space="2"/>
+              </w:pBdr>
+              <w:spacing w:before="0" w:after="0" w:line="450" w:lineRule="exact"/>
+            </w:pPr>
+            <w:r>
+              <w:rPr>
+                <w:sz w:val="18"/>
+                <w:szCs w:val="18"/>
+                <w:rFonts w:ascii="Calibri" w:cs="Calibri" w:eastAsia="Calibri" w:hAnsi="Calibri"/>
+              </w:rPr>
+              <w:t xml:space="preserve"> </w:t>
             </w:r>
           </w:p>
         </w:tc>
       </w:tr>
-    </w:tbl>
-    <w:p>
-      <w:pPr>
-        <w:spacing w:after="80"/>
-      </w:pPr>
-      <w:r>
-        <w:rPr>
-          <w:b/>
-          <w:bCs/>
-          <w:i w:val="false"/>
-          <w:iCs w:val="false"/>
-          <w:color w:val="1B2A4A"/>
-          <w:sz w:val="29"/>
-          <w:szCs w:val="29"/>
-          <w:caps w:val="false"/>
-          <w:rFonts w:ascii="Calibri" w:cs="Calibri" w:eastAsia="Calibri" w:hAnsi="Calibri"/>
-        </w:rPr>
-        <w:t xml:space="preserve">Lenses for this standard: </w:t>
-      </w:r>
-      <w:r>
-        <w:rPr>
-          <w:b w:val="false"/>
-          <w:bCs w:val="false"/>
-          <w:i w:val="false"/>
-          <w:iCs w:val="false"/>
-          <w:color w:val="6B7280"/>
-          <w:sz w:val="29"/>
-          <w:szCs w:val="29"/>
-          <w:caps w:val="false"/>
-          <w:rFonts w:ascii="Calibri" w:cs="Calibri" w:eastAsia="Calibri" w:hAnsi="Calibri"/>
-        </w:rPr>
-        <w:t xml:space="preserve">Tennessee (T)</w:t>
-      </w:r>
-    </w:p>
-    <w:tbl>
-      <w:tblPr>
-        <w:tblW w:type="dxa" w:w="9792"/>
-        <w:tblBorders>
-          <w:top w:val="single" w:color="auto" w:sz="4"/>
-          <w:left w:val="single" w:color="auto" w:sz="4"/>
-          <w:bottom w:val="single" w:color="auto" w:sz="4"/>
-          <w:right w:val="single" w:color="auto" w:sz="4"/>
-          <w:insideH w:val="single" w:color="auto" w:sz="4"/>
-          <w:insideV w:val="single" w:color="auto" w:sz="4"/>
-        </w:tblBorders>
-      </w:tblPr>
-      <w:tblGrid>
-        <w:gridCol w:w="9792"/>
-      </w:tblGrid>
       <w:tr>
         <w:tc>
           <w:tcPr>
-            <w:tcW w:type="dxa" w:w="9792"/>
-            <w:tcBorders>
-              <w:top w:val="single" w:color="1B2A4A" w:sz="4"/>
-              <w:left w:val="single" w:color="1B2A4A" w:sz="4"/>
-              <w:bottom w:val="single" w:color="1B2A4A" w:sz="4"/>
-              <w:right w:val="single" w:color="1B2A4A" w:sz="4"/>
-            </w:tcBorders>
-            <w:shd w:fill="1B2A4A" w:color="auto" w:val="clear"/>
-            <w:tcMar>
-              <w:top w:type="dxa" w:w="55"/>
-              <w:left w:type="dxa" w:w="110"/>
-              <w:bottom w:type="dxa" w:w="55"/>
-              <w:right w:type="dxa" w:w="110"/>
-            </w:tcMar>
-          </w:tcPr>
-          <w:p>
-            <w:pPr>
-              <w:spacing w:after="70"/>
+            <w:tcW w:type="dxa" w:w="3900"/>
+            <w:tcBorders>
+              <w:top w:val="single" w:color="D9D5C8" w:sz="4"/>
+              <w:left w:val="single" w:color="D9D5C8" w:sz="4"/>
+              <w:bottom w:val="single" w:color="D9D5C8" w:sz="4"/>
+              <w:right w:val="single" w:color="D9D5C8" w:sz="4"/>
+            </w:tcBorders>
+            <w:tcMar>
+              <w:top w:type="dxa" w:w="55"/>
+              <w:left w:type="dxa" w:w="110"/>
+              <w:bottom w:type="dxa" w:w="55"/>
+              <w:right w:type="dxa" w:w="110"/>
+            </w:tcMar>
+          </w:tcPr>
+          <w:p>
+            <w:pPr>
+              <w:spacing w:after="0"/>
             </w:pPr>
             <w:r>
               <w:rPr>
@@ -4133,32 +3914,179 @@
                 <w:bCs/>
                 <w:i w:val="false"/>
                 <w:iCs w:val="false"/>
-                <w:color w:val="C89B3C"/>
-                <w:sz w:val="35"/>
-                <w:szCs w:val="35"/>
-                <w:caps w:val="false"/>
-                <w:rFonts w:ascii="Calibri" w:cs="Calibri" w:eastAsia="Calibri" w:hAnsi="Calibri"/>
-              </w:rPr>
-              <w:t xml:space="preserve">CORE PATH — the same for every student</w:t>
-            </w:r>
-          </w:p>
-          <w:p>
-            <w:pPr>
-              <w:spacing w:after="40"/>
-            </w:pPr>
-            <w:r>
-              <w:rPr>
-                <w:b w:val="false"/>
-                <w:bCs w:val="false"/>
-                <w:i w:val="false"/>
-                <w:iCs w:val="false"/>
-                <w:color w:val="FFFFFF"/>
-                <w:sz w:val="33"/>
-                <w:szCs w:val="33"/>
-                <w:caps w:val="false"/>
-                <w:rFonts w:ascii="Calibri" w:cs="Calibri" w:eastAsia="Calibri" w:hAnsi="Calibri"/>
-              </w:rPr>
-              <w:t xml:space="preserve">Every student works this standard at the same rigor: analyze the sources and vocabulary, then demonstrate learning on the Practice Quiz and CER. UDL and MTSS give you flexible ways in — they never lower the bar. Check yourself against the learning targets on the Cornell Notes page.</w:t>
+                <w:color w:val="1A1A1A"/>
+                <w:sz w:val="30"/>
+                <w:szCs w:val="30"/>
+                <w:caps w:val="false"/>
+                <w:rFonts w:ascii="Calibri" w:cs="Calibri" w:eastAsia="Calibri" w:hAnsi="Calibri"/>
+              </w:rPr>
+              <w:t xml:space="preserve">R — Relevant: how does it connect to the big question above?</w:t>
+            </w:r>
+          </w:p>
+        </w:tc>
+        <w:tc>
+          <w:tcPr>
+            <w:tcW w:type="dxa" w:w="5892"/>
+            <w:tcBorders>
+              <w:top w:val="single" w:color="D9D5C8" w:sz="4"/>
+              <w:left w:val="single" w:color="D9D5C8" w:sz="4"/>
+              <w:bottom w:val="single" w:color="D9D5C8" w:sz="4"/>
+              <w:right w:val="single" w:color="D9D5C8" w:sz="4"/>
+            </w:tcBorders>
+            <w:tcMar>
+              <w:top w:type="dxa" w:w="55"/>
+              <w:left w:type="dxa" w:w="110"/>
+              <w:bottom w:type="dxa" w:w="55"/>
+              <w:right w:type="dxa" w:w="110"/>
+            </w:tcMar>
+          </w:tcPr>
+          <w:p>
+            <w:pPr>
+              <w:widowControl w:val="false"/>
+              <w:pBdr>
+                <w:bottom w:val="single" w:color="9AA0A6" w:sz="6" w:space="2"/>
+              </w:pBdr>
+              <w:spacing w:before="0" w:after="0" w:line="450" w:lineRule="exact"/>
+            </w:pPr>
+            <w:r>
+              <w:rPr>
+                <w:sz w:val="18"/>
+                <w:szCs w:val="18"/>
+                <w:rFonts w:ascii="Calibri" w:cs="Calibri" w:eastAsia="Calibri" w:hAnsi="Calibri"/>
+              </w:rPr>
+              <w:t xml:space="preserve"> </w:t>
+            </w:r>
+          </w:p>
+          <w:p>
+            <w:pPr>
+              <w:spacing w:before="0" w:after="0" w:line="135" w:lineRule="exact"/>
+            </w:pPr>
+            <w:r>
+              <w:rPr>
+                <w:sz w:val="3"/>
+                <w:szCs w:val="3"/>
+                <w:rFonts w:ascii="Calibri" w:cs="Calibri" w:eastAsia="Calibri" w:hAnsi="Calibri"/>
+              </w:rPr>
+              <w:t xml:space="preserve"> </w:t>
+            </w:r>
+          </w:p>
+          <w:p>
+            <w:pPr>
+              <w:widowControl w:val="false"/>
+              <w:pBdr>
+                <w:bottom w:val="single" w:color="9AA0A6" w:sz="6" w:space="2"/>
+              </w:pBdr>
+              <w:spacing w:before="0" w:after="0" w:line="450" w:lineRule="exact"/>
+            </w:pPr>
+            <w:r>
+              <w:rPr>
+                <w:sz w:val="18"/>
+                <w:szCs w:val="18"/>
+                <w:rFonts w:ascii="Calibri" w:cs="Calibri" w:eastAsia="Calibri" w:hAnsi="Calibri"/>
+              </w:rPr>
+              <w:t xml:space="preserve"> </w:t>
+            </w:r>
+          </w:p>
+        </w:tc>
+      </w:tr>
+      <w:tr>
+        <w:tc>
+          <w:tcPr>
+            <w:tcW w:type="dxa" w:w="3900"/>
+            <w:tcBorders>
+              <w:top w:val="single" w:color="D9D5C8" w:sz="4"/>
+              <w:left w:val="single" w:color="D9D5C8" w:sz="4"/>
+              <w:bottom w:val="single" w:color="D9D5C8" w:sz="4"/>
+              <w:right w:val="single" w:color="D9D5C8" w:sz="4"/>
+            </w:tcBorders>
+            <w:tcMar>
+              <w:top w:type="dxa" w:w="55"/>
+              <w:left w:type="dxa" w:w="110"/>
+              <w:bottom w:type="dxa" w:w="55"/>
+              <w:right w:type="dxa" w:w="110"/>
+            </w:tcMar>
+          </w:tcPr>
+          <w:p>
+            <w:pPr>
+              <w:spacing w:after="0"/>
+            </w:pPr>
+            <w:r>
+              <w:rPr>
+                <w:b/>
+                <w:bCs/>
+                <w:i w:val="false"/>
+                <w:iCs w:val="false"/>
+                <w:color w:val="1A1A1A"/>
+                <w:sz w:val="30"/>
+                <w:szCs w:val="30"/>
+                <w:caps w:val="false"/>
+                <w:rFonts w:ascii="Calibri" w:cs="Calibri" w:eastAsia="Calibri" w:hAnsi="Calibri"/>
+              </w:rPr>
+              <w:t xml:space="preserve">T — Time-bound: by when?</w:t>
+            </w:r>
+          </w:p>
+        </w:tc>
+        <w:tc>
+          <w:tcPr>
+            <w:tcW w:type="dxa" w:w="5892"/>
+            <w:tcBorders>
+              <w:top w:val="single" w:color="D9D5C8" w:sz="4"/>
+              <w:left w:val="single" w:color="D9D5C8" w:sz="4"/>
+              <w:bottom w:val="single" w:color="D9D5C8" w:sz="4"/>
+              <w:right w:val="single" w:color="D9D5C8" w:sz="4"/>
+            </w:tcBorders>
+            <w:tcMar>
+              <w:top w:type="dxa" w:w="55"/>
+              <w:left w:type="dxa" w:w="110"/>
+              <w:bottom w:type="dxa" w:w="55"/>
+              <w:right w:type="dxa" w:w="110"/>
+            </w:tcMar>
+          </w:tcPr>
+          <w:p>
+            <w:pPr>
+              <w:widowControl w:val="false"/>
+              <w:pBdr>
+                <w:bottom w:val="single" w:color="9AA0A6" w:sz="6" w:space="2"/>
+              </w:pBdr>
+              <w:spacing w:before="0" w:after="0" w:line="450" w:lineRule="exact"/>
+            </w:pPr>
+            <w:r>
+              <w:rPr>
+                <w:sz w:val="18"/>
+                <w:szCs w:val="18"/>
+                <w:rFonts w:ascii="Calibri" w:cs="Calibri" w:eastAsia="Calibri" w:hAnsi="Calibri"/>
+              </w:rPr>
+              <w:t xml:space="preserve"> </w:t>
+            </w:r>
+          </w:p>
+          <w:p>
+            <w:pPr>
+              <w:spacing w:before="0" w:after="0" w:line="135" w:lineRule="exact"/>
+            </w:pPr>
+            <w:r>
+              <w:rPr>
+                <w:sz w:val="3"/>
+                <w:szCs w:val="3"/>
+                <w:rFonts w:ascii="Calibri" w:cs="Calibri" w:eastAsia="Calibri" w:hAnsi="Calibri"/>
+              </w:rPr>
+              <w:t xml:space="preserve"> </w:t>
+            </w:r>
+          </w:p>
+          <w:p>
+            <w:pPr>
+              <w:widowControl w:val="false"/>
+              <w:pBdr>
+                <w:bottom w:val="single" w:color="9AA0A6" w:sz="6" w:space="2"/>
+              </w:pBdr>
+              <w:spacing w:before="0" w:after="0" w:line="450" w:lineRule="exact"/>
+            </w:pPr>
+            <w:r>
+              <w:rPr>
+                <w:sz w:val="18"/>
+                <w:szCs w:val="18"/>
+                <w:rFonts w:ascii="Calibri" w:cs="Calibri" w:eastAsia="Calibri" w:hAnsi="Calibri"/>
+              </w:rPr>
+              <w:t xml:space="preserve"> </w:t>
             </w:r>
           </w:p>
         </w:tc>
@@ -4199,7 +4127,7 @@
           </w:tcPr>
           <w:p>
             <w:pPr>
-              <w:spacing w:after="60"/>
+              <w:spacing w:after="0"/>
             </w:pPr>
             <w:r>
               <w:rPr>
@@ -4213,26 +4141,103 @@
                 <w:caps w:val="false"/>
                 <w:rFonts w:ascii="Calibri" w:cs="Calibri" w:eastAsia="Calibri" w:hAnsi="Calibri"/>
               </w:rPr>
-              <w:t xml:space="preserve">★ Tennessee Connection</w:t>
-            </w:r>
-          </w:p>
-          <w:p>
-            <w:pPr>
-              <w:spacing w:after="40"/>
-            </w:pPr>
-            <w:r>
-              <w:rPr>
-                <w:b w:val="false"/>
-                <w:bCs w:val="false"/>
-                <w:i w:val="false"/>
-                <w:iCs w:val="false"/>
-                <w:color w:val="1A1A1A"/>
-                <w:sz w:val="33"/>
-                <w:szCs w:val="33"/>
-                <w:caps w:val="false"/>
-                <w:rFonts w:ascii="Calibri" w:cs="Calibri" w:eastAsia="Calibri" w:hAnsi="Calibri"/>
-              </w:rPr>
-              <w:t xml:space="preserve">This entire standard is Tennessee. The three stars on the state flag stand for the three Grand Divisions — East, Middle, and West — and Tennessee law spreads offices and representation across all three. The state's part-time citizen-legislature and its distinctive 'Tennessee Plan' for choosing appellate judges are features of Tennessee's own constitution and law (GC.28).</w:t>
+              <w:t xml:space="preserve">PUT IT TOGETHER — my S.M.A.R.T. goal in one or two sentences:</w:t>
+            </w:r>
+          </w:p>
+        </w:tc>
+      </w:tr>
+      <w:tr>
+        <w:tc>
+          <w:tcPr>
+            <w:tcW w:type="dxa" w:w="9792"/>
+            <w:tcBorders>
+              <w:top w:val="single" w:color="D9D5C8" w:sz="4"/>
+              <w:left w:val="single" w:color="D9D5C8" w:sz="4"/>
+              <w:bottom w:val="single" w:color="D9D5C8" w:sz="4"/>
+              <w:right w:val="single" w:color="D9D5C8" w:sz="4"/>
+            </w:tcBorders>
+            <w:tcMar>
+              <w:top w:type="dxa" w:w="55"/>
+              <w:left w:type="dxa" w:w="110"/>
+              <w:bottom w:type="dxa" w:w="55"/>
+              <w:right w:type="dxa" w:w="110"/>
+            </w:tcMar>
+          </w:tcPr>
+          <w:p>
+            <w:pPr>
+              <w:widowControl w:val="false"/>
+              <w:pBdr>
+                <w:bottom w:val="single" w:color="9AA0A6" w:sz="6" w:space="2"/>
+              </w:pBdr>
+              <w:spacing w:before="0" w:after="0" w:line="450" w:lineRule="exact"/>
+            </w:pPr>
+            <w:r>
+              <w:rPr>
+                <w:sz w:val="18"/>
+                <w:szCs w:val="18"/>
+                <w:rFonts w:ascii="Calibri" w:cs="Calibri" w:eastAsia="Calibri" w:hAnsi="Calibri"/>
+              </w:rPr>
+              <w:t xml:space="preserve"> </w:t>
+            </w:r>
+          </w:p>
+          <w:p>
+            <w:pPr>
+              <w:spacing w:before="0" w:after="0" w:line="135" w:lineRule="exact"/>
+            </w:pPr>
+            <w:r>
+              <w:rPr>
+                <w:sz w:val="3"/>
+                <w:szCs w:val="3"/>
+                <w:rFonts w:ascii="Calibri" w:cs="Calibri" w:eastAsia="Calibri" w:hAnsi="Calibri"/>
+              </w:rPr>
+              <w:t xml:space="preserve"> </w:t>
+            </w:r>
+          </w:p>
+          <w:p>
+            <w:pPr>
+              <w:widowControl w:val="false"/>
+              <w:pBdr>
+                <w:bottom w:val="single" w:color="9AA0A6" w:sz="6" w:space="2"/>
+              </w:pBdr>
+              <w:spacing w:before="0" w:after="0" w:line="450" w:lineRule="exact"/>
+            </w:pPr>
+            <w:r>
+              <w:rPr>
+                <w:sz w:val="18"/>
+                <w:szCs w:val="18"/>
+                <w:rFonts w:ascii="Calibri" w:cs="Calibri" w:eastAsia="Calibri" w:hAnsi="Calibri"/>
+              </w:rPr>
+              <w:t xml:space="preserve"> </w:t>
+            </w:r>
+          </w:p>
+          <w:p>
+            <w:pPr>
+              <w:spacing w:before="0" w:after="0" w:line="135" w:lineRule="exact"/>
+            </w:pPr>
+            <w:r>
+              <w:rPr>
+                <w:sz w:val="3"/>
+                <w:szCs w:val="3"/>
+                <w:rFonts w:ascii="Calibri" w:cs="Calibri" w:eastAsia="Calibri" w:hAnsi="Calibri"/>
+              </w:rPr>
+              <w:t xml:space="preserve"> </w:t>
+            </w:r>
+          </w:p>
+          <w:p>
+            <w:pPr>
+              <w:widowControl w:val="false"/>
+              <w:pBdr>
+                <w:bottom w:val="single" w:color="9AA0A6" w:sz="6" w:space="2"/>
+              </w:pBdr>
+              <w:spacing w:before="0" w:after="0" w:line="450" w:lineRule="exact"/>
+            </w:pPr>
+            <w:r>
+              <w:rPr>
+                <w:sz w:val="18"/>
+                <w:szCs w:val="18"/>
+                <w:rFonts w:ascii="Calibri" w:cs="Calibri" w:eastAsia="Calibri" w:hAnsi="Calibri"/>
+              </w:rPr>
+              <w:t xml:space="preserve"> </w:t>
             </w:r>
           </w:p>
         </w:tc>
@@ -4287,7 +4292,7 @@
                 <w:caps w:val="false"/>
                 <w:rFonts w:ascii="Calibri" w:cs="Calibri" w:eastAsia="Calibri" w:hAnsi="Calibri"/>
               </w:rPr>
-              <w:t xml:space="preserve">SET YOUR GOAL (self-direction)</w:t>
+              <w:t xml:space="preserve">SEAL IT — a goal you can see is a goal you keep</w:t>
             </w:r>
           </w:p>
           <w:p>
@@ -4301,62 +4306,113 @@
                 <w:i w:val="false"/>
                 <w:iCs w:val="false"/>
                 <w:color w:val="1A1A1A"/>
-                <w:sz w:val="33"/>
-                <w:szCs w:val="33"/>
-                <w:caps w:val="false"/>
-                <w:rFonts w:ascii="Calibri" w:cs="Calibri" w:eastAsia="Calibri" w:hAnsi="Calibri"/>
-              </w:rPr>
-              <w:t xml:space="preserve">My goal for this standard — what will I be able to do, and how will I show it?</w:t>
+                <w:sz w:val="30"/>
+                <w:szCs w:val="30"/>
+                <w:caps w:val="false"/>
+                <w:rFonts w:ascii="Calibri" w:cs="Calibri" w:eastAsia="Calibri" w:hAnsi="Calibri"/>
+              </w:rPr>
+              <w:t xml:space="preserve">One thing I already know about this topic: ______________________________________________</w:t>
+            </w:r>
+          </w:p>
+          <w:p>
+            <w:pPr>
+              <w:spacing w:after="40"/>
+            </w:pPr>
+            <w:r>
+              <w:rPr>
+                <w:b w:val="false"/>
+                <w:bCs w:val="false"/>
+                <w:i w:val="false"/>
+                <w:iCs w:val="false"/>
+                <w:color w:val="1A1A1A"/>
+                <w:sz w:val="30"/>
+                <w:szCs w:val="30"/>
+                <w:caps w:val="false"/>
+                <w:rFonts w:ascii="Calibri" w:cs="Calibri" w:eastAsia="Calibri" w:hAnsi="Calibri"/>
+              </w:rPr>
+              <w:t xml:space="preserve">One question I want answered by the end: ______________________________________________</w:t>
+            </w:r>
+          </w:p>
+          <w:p>
+            <w:pPr>
+              <w:spacing w:after="40"/>
+            </w:pPr>
+            <w:r>
+              <w:rPr>
+                <w:b/>
+                <w:bCs/>
+                <w:i w:val="false"/>
+                <w:iCs w:val="false"/>
+                <w:color w:val="1A1A1A"/>
+                <w:sz w:val="30"/>
+                <w:szCs w:val="30"/>
+                <w:caps w:val="false"/>
+                <w:rFonts w:ascii="Calibri" w:cs="Calibri" w:eastAsia="Calibri" w:hAnsi="Calibri"/>
+              </w:rPr>
+              <w:t xml:space="preserve">Signed: __________________     Date: __________     I will check my progress on: __________</w:t>
             </w:r>
           </w:p>
         </w:tc>
       </w:tr>
     </w:tbl>
     <w:p>
-      <w:pPr>
-        <w:widowControl w:val="false"/>
-        <w:pBdr>
-          <w:bottom w:val="single" w:color="9AA0A6" w:sz="6" w:space="2"/>
-        </w:pBdr>
-        <w:spacing w:before="0" w:after="0" w:line="450" w:lineRule="exact"/>
-      </w:pPr>
-      <w:r>
-        <w:rPr>
-          <w:sz w:val="18"/>
-          <w:szCs w:val="18"/>
-          <w:rFonts w:ascii="Calibri" w:cs="Calibri" w:eastAsia="Calibri" w:hAnsi="Calibri"/>
-        </w:rPr>
-        <w:t xml:space="preserve"> </w:t>
+      <w:r>
+        <w:br w:type="page"/>
       </w:r>
     </w:p>
     <w:p>
       <w:pPr>
-        <w:spacing w:before="0" w:after="0" w:line="135" w:lineRule="exact"/>
+        <w:pStyle w:val="Heading1"/>
+        <w:keepNext/>
+        <w:pageBreakBefore/>
+        <w:spacing w:before="220" w:after="90"/>
       </w:pPr>
       <w:r>
         <w:rPr>
-          <w:sz w:val="3"/>
-          <w:szCs w:val="3"/>
+          <w:b/>
+          <w:bCs/>
+          <w:i w:val="false"/>
+          <w:iCs w:val="false"/>
+          <w:color w:val="1B2A4A"/>
+          <w:sz w:val="54"/>
+          <w:szCs w:val="54"/>
+          <w:caps w:val="false"/>
           <w:rFonts w:ascii="Calibri" w:cs="Calibri" w:eastAsia="Calibri" w:hAnsi="Calibri"/>
         </w:rPr>
-        <w:t xml:space="preserve"> </w:t>
+        <w:t xml:space="preserve">Standard GC.28 — Tennessee's Three Branches</w:t>
       </w:r>
     </w:p>
     <w:p>
       <w:pPr>
-        <w:widowControl w:val="false"/>
-        <w:pBdr>
-          <w:bottom w:val="single" w:color="9AA0A6" w:sz="6" w:space="2"/>
-        </w:pBdr>
-        <w:spacing w:before="0" w:after="0" w:line="450" w:lineRule="exact"/>
+        <w:spacing w:after="60"/>
       </w:pPr>
       <w:r>
         <w:rPr>
-          <w:sz w:val="18"/>
-          <w:szCs w:val="18"/>
+          <w:b/>
+          <w:bCs/>
+          <w:i w:val="false"/>
+          <w:iCs w:val="false"/>
+          <w:color w:val="1A1A1A"/>
+          <w:sz w:val="33"/>
+          <w:szCs w:val="33"/>
+          <w:caps w:val="false"/>
           <w:rFonts w:ascii="Calibri" w:cs="Calibri" w:eastAsia="Calibri" w:hAnsi="Calibri"/>
         </w:rPr>
-        <w:t xml:space="preserve"> </w:t>
+        <w:t xml:space="preserve">TN Academic Standard GC.28: </w:t>
+      </w:r>
+      <w:r>
+        <w:rPr>
+          <w:b w:val="false"/>
+          <w:bCs w:val="false"/>
+          <w:i w:val="false"/>
+          <w:iCs w:val="false"/>
+          <w:color w:val="1A1A1A"/>
+          <w:sz w:val="33"/>
+          <w:szCs w:val="33"/>
+          <w:caps w:val="false"/>
+          <w:rFonts w:ascii="Calibri" w:cs="Calibri" w:eastAsia="Calibri" w:hAnsi="Calibri"/>
+        </w:rPr>
+        <w:t xml:space="preserve">Identify the functions of departments and agencies of the executive, legislative, and judicial branches in the state of Tennessee.</w:t>
       </w:r>
     </w:p>
     <w:tbl>
@@ -4408,7 +4464,7 @@
                 <w:caps w:val="false"/>
                 <w:rFonts w:ascii="Calibri" w:cs="Calibri" w:eastAsia="Calibri" w:hAnsi="Calibri"/>
               </w:rPr>
-              <w:t xml:space="preserve">HOOK — think before you dig in</w:t>
+              <w:t xml:space="preserve">LEARNING TARGETS — I can…</w:t>
             </w:r>
           </w:p>
           <w:p>
@@ -4422,12 +4478,12 @@
                 <w:i w:val="false"/>
                 <w:iCs w:val="false"/>
                 <w:color w:val="1A1A1A"/>
-                <w:sz w:val="33"/>
-                <w:szCs w:val="33"/>
-                <w:caps w:val="false"/>
-                <w:rFonts w:ascii="Calibri" w:cs="Calibri" w:eastAsia="Calibri" w:hAnsi="Calibri"/>
-              </w:rPr>
-              <w:t xml:space="preserve">One building in Nashville houses lawmakers who meet only part of the year, a governor who runs dozens of agencies, and a court system with three different trial courts. How does one state divide all that power?</w:t>
+                <w:sz w:val="32"/>
+                <w:szCs w:val="32"/>
+                <w:caps w:val="false"/>
+                <w:rFonts w:ascii="Calibri" w:cs="Calibri" w:eastAsia="Calibri" w:hAnsi="Calibri"/>
+              </w:rPr>
+              <w:t xml:space="preserve">•  I can identify the functions of the departments and agencies of Tennessee's executive, legislative, and judicial branches..</w:t>
             </w:r>
           </w:p>
         </w:tc>
@@ -4435,49 +4491,35 @@
     </w:tbl>
     <w:p>
       <w:pPr>
-        <w:widowControl w:val="false"/>
-        <w:pBdr>
-          <w:bottom w:val="single" w:color="9AA0A6" w:sz="6" w:space="2"/>
-        </w:pBdr>
-        <w:spacing w:before="0" w:after="0" w:line="450" w:lineRule="exact"/>
+        <w:spacing w:after="80"/>
       </w:pPr>
       <w:r>
         <w:rPr>
-          <w:sz w:val="18"/>
-          <w:szCs w:val="18"/>
+          <w:b/>
+          <w:bCs/>
+          <w:i w:val="false"/>
+          <w:iCs w:val="false"/>
+          <w:color w:val="1B2A4A"/>
+          <w:sz w:val="29"/>
+          <w:szCs w:val="29"/>
+          <w:caps w:val="false"/>
           <w:rFonts w:ascii="Calibri" w:cs="Calibri" w:eastAsia="Calibri" w:hAnsi="Calibri"/>
         </w:rPr>
-        <w:t xml:space="preserve"> </w:t>
-      </w:r>
-    </w:p>
-    <w:p>
-      <w:pPr>
-        <w:spacing w:before="0" w:after="0" w:line="135" w:lineRule="exact"/>
-      </w:pPr>
+        <w:t xml:space="preserve">Lenses for this standard: </w:t>
+      </w:r>
       <w:r>
         <w:rPr>
-          <w:sz w:val="3"/>
-          <w:szCs w:val="3"/>
+          <w:b w:val="false"/>
+          <w:bCs w:val="false"/>
+          <w:i w:val="false"/>
+          <w:iCs w:val="false"/>
+          <w:color w:val="6B7280"/>
+          <w:sz w:val="29"/>
+          <w:szCs w:val="29"/>
+          <w:caps w:val="false"/>
           <w:rFonts w:ascii="Calibri" w:cs="Calibri" w:eastAsia="Calibri" w:hAnsi="Calibri"/>
         </w:rPr>
-        <w:t xml:space="preserve"> </w:t>
-      </w:r>
-    </w:p>
-    <w:p>
-      <w:pPr>
-        <w:widowControl w:val="false"/>
-        <w:pBdr>
-          <w:bottom w:val="single" w:color="9AA0A6" w:sz="6" w:space="2"/>
-        </w:pBdr>
-        <w:spacing w:before="0" w:after="0" w:line="450" w:lineRule="exact"/>
-      </w:pPr>
-      <w:r>
-        <w:rPr>
-          <w:sz w:val="18"/>
-          <w:szCs w:val="18"/>
-          <w:rFonts w:ascii="Calibri" w:cs="Calibri" w:eastAsia="Calibri" w:hAnsi="Calibri"/>
-        </w:rPr>
-        <w:t xml:space="preserve"> </w:t>
+        <w:t xml:space="preserve">Tennessee (T)</w:t>
       </w:r>
     </w:p>
     <w:tbl>
@@ -4500,6 +4542,80 @@
           <w:tcPr>
             <w:tcW w:type="dxa" w:w="9792"/>
             <w:tcBorders>
+              <w:top w:val="single" w:color="1B2A4A" w:sz="4"/>
+              <w:left w:val="single" w:color="1B2A4A" w:sz="4"/>
+              <w:bottom w:val="single" w:color="1B2A4A" w:sz="4"/>
+              <w:right w:val="single" w:color="1B2A4A" w:sz="4"/>
+            </w:tcBorders>
+            <w:shd w:fill="1B2A4A" w:color="auto" w:val="clear"/>
+            <w:tcMar>
+              <w:top w:type="dxa" w:w="55"/>
+              <w:left w:type="dxa" w:w="110"/>
+              <w:bottom w:type="dxa" w:w="55"/>
+              <w:right w:type="dxa" w:w="110"/>
+            </w:tcMar>
+          </w:tcPr>
+          <w:p>
+            <w:pPr>
+              <w:spacing w:after="70"/>
+            </w:pPr>
+            <w:r>
+              <w:rPr>
+                <w:b/>
+                <w:bCs/>
+                <w:i w:val="false"/>
+                <w:iCs w:val="false"/>
+                <w:color w:val="C89B3C"/>
+                <w:sz w:val="35"/>
+                <w:szCs w:val="35"/>
+                <w:caps w:val="false"/>
+                <w:rFonts w:ascii="Calibri" w:cs="Calibri" w:eastAsia="Calibri" w:hAnsi="Calibri"/>
+              </w:rPr>
+              <w:t xml:space="preserve">CORE PATH — the same for every student</w:t>
+            </w:r>
+          </w:p>
+          <w:p>
+            <w:pPr>
+              <w:spacing w:after="40"/>
+            </w:pPr>
+            <w:r>
+              <w:rPr>
+                <w:b w:val="false"/>
+                <w:bCs w:val="false"/>
+                <w:i w:val="false"/>
+                <w:iCs w:val="false"/>
+                <w:color w:val="FFFFFF"/>
+                <w:sz w:val="33"/>
+                <w:szCs w:val="33"/>
+                <w:caps w:val="false"/>
+                <w:rFonts w:ascii="Calibri" w:cs="Calibri" w:eastAsia="Calibri" w:hAnsi="Calibri"/>
+              </w:rPr>
+              <w:t xml:space="preserve">Every student works this standard at the same rigor: analyze the sources and vocabulary, then demonstrate learning on the Practice Quiz and CER. UDL and MTSS give you flexible ways in — they never lower the bar. Check yourself against the learning targets on the Cornell Notes page.</w:t>
+            </w:r>
+          </w:p>
+        </w:tc>
+      </w:tr>
+    </w:tbl>
+    <w:tbl>
+      <w:tblPr>
+        <w:tblW w:type="dxa" w:w="9792"/>
+        <w:tblBorders>
+          <w:top w:val="single" w:color="auto" w:sz="4"/>
+          <w:left w:val="single" w:color="auto" w:sz="4"/>
+          <w:bottom w:val="single" w:color="auto" w:sz="4"/>
+          <w:right w:val="single" w:color="auto" w:sz="4"/>
+          <w:insideH w:val="single" w:color="auto" w:sz="4"/>
+          <w:insideV w:val="single" w:color="auto" w:sz="4"/>
+        </w:tblBorders>
+      </w:tblPr>
+      <w:tblGrid>
+        <w:gridCol w:w="9792"/>
+      </w:tblGrid>
+      <w:tr>
+        <w:tc>
+          <w:tcPr>
+            <w:tcW w:type="dxa" w:w="9792"/>
+            <w:tcBorders>
               <w:top w:val="single" w:color="D9D5C8" w:sz="4"/>
               <w:left w:val="single" w:color="D9D5C8" w:sz="4"/>
               <w:bottom w:val="single" w:color="D9D5C8" w:sz="4"/>
@@ -4529,7 +4645,7 @@
                 <w:caps w:val="false"/>
                 <w:rFonts w:ascii="Calibri" w:cs="Calibri" w:eastAsia="Calibri" w:hAnsi="Calibri"/>
               </w:rPr>
-              <w:t xml:space="preserve">ACTIVATE — what do you already know or wonder?</w:t>
+              <w:t xml:space="preserve">★ Tennessee Connection</w:t>
             </w:r>
           </w:p>
           <w:p>
@@ -4548,12 +4664,539 @@
                 <w:caps w:val="false"/>
                 <w:rFonts w:ascii="Calibri" w:cs="Calibri" w:eastAsia="Calibri" w:hAnsi="Calibri"/>
               </w:rPr>
-              <w:t xml:space="preserve">Jot what you already know or want to find out about this standard. You’ll come back to it.</w:t>
+              <w:t xml:space="preserve">This entire standard is Tennessee. The three stars on the state flag stand for the three Grand Divisions — East, Middle, and West — and Tennessee law spreads offices and representation across all three. The state's part-time citizen-legislature and its distinctive 'Tennessee Plan' for choosing appellate judges are features of Tennessee's own constitution and law (GC.28).</w:t>
             </w:r>
           </w:p>
         </w:tc>
       </w:tr>
     </w:tbl>
+    <w:tbl>
+      <w:tblPr>
+        <w:tblW w:type="dxa" w:w="9792"/>
+        <w:tblBorders>
+          <w:top w:val="single" w:color="auto" w:sz="4"/>
+          <w:left w:val="single" w:color="auto" w:sz="4"/>
+          <w:bottom w:val="single" w:color="auto" w:sz="4"/>
+          <w:right w:val="single" w:color="auto" w:sz="4"/>
+          <w:insideH w:val="single" w:color="auto" w:sz="4"/>
+          <w:insideV w:val="single" w:color="auto" w:sz="4"/>
+        </w:tblBorders>
+      </w:tblPr>
+      <w:tblGrid>
+        <w:gridCol w:w="9792"/>
+      </w:tblGrid>
+      <w:tr>
+        <w:tc>
+          <w:tcPr>
+            <w:tcW w:type="dxa" w:w="9792"/>
+            <w:tcBorders>
+              <w:top w:val="single" w:color="D9D5C8" w:sz="4"/>
+              <w:left w:val="single" w:color="D9D5C8" w:sz="4"/>
+              <w:bottom w:val="single" w:color="D9D5C8" w:sz="4"/>
+              <w:right w:val="single" w:color="D9D5C8" w:sz="4"/>
+            </w:tcBorders>
+            <w:shd w:fill="F7F5EF" w:color="auto" w:val="clear"/>
+            <w:tcMar>
+              <w:top w:type="dxa" w:w="55"/>
+              <w:left w:type="dxa" w:w="110"/>
+              <w:bottom w:type="dxa" w:w="55"/>
+              <w:right w:type="dxa" w:w="110"/>
+            </w:tcMar>
+          </w:tcPr>
+          <w:p>
+            <w:pPr>
+              <w:spacing w:after="60"/>
+            </w:pPr>
+            <w:r>
+              <w:rPr>
+                <w:b/>
+                <w:bCs/>
+                <w:i w:val="false"/>
+                <w:iCs w:val="false"/>
+                <w:color w:val="1B2A4A"/>
+                <w:sz w:val="32"/>
+                <w:szCs w:val="32"/>
+                <w:caps w:val="false"/>
+                <w:rFonts w:ascii="Calibri" w:cs="Calibri" w:eastAsia="Calibri" w:hAnsi="Calibri"/>
+              </w:rPr>
+              <w:t xml:space="preserve">SET YOUR GOAL (self-direction)</w:t>
+            </w:r>
+          </w:p>
+          <w:p>
+            <w:pPr>
+              <w:spacing w:after="40"/>
+            </w:pPr>
+            <w:r>
+              <w:rPr>
+                <w:b w:val="false"/>
+                <w:bCs w:val="false"/>
+                <w:i w:val="false"/>
+                <w:iCs w:val="false"/>
+                <w:color w:val="1A1A1A"/>
+                <w:sz w:val="33"/>
+                <w:szCs w:val="33"/>
+                <w:caps w:val="false"/>
+                <w:rFonts w:ascii="Calibri" w:cs="Calibri" w:eastAsia="Calibri" w:hAnsi="Calibri"/>
+              </w:rPr>
+              <w:t xml:space="preserve">My goal for this standard — what will I be able to do, and how will I show it?</w:t>
+            </w:r>
+          </w:p>
+        </w:tc>
+      </w:tr>
+    </w:tbl>
+    <w:p>
+      <w:pPr>
+        <w:widowControl w:val="false"/>
+        <w:pBdr>
+          <w:bottom w:val="single" w:color="9AA0A6" w:sz="6" w:space="2"/>
+        </w:pBdr>
+        <w:spacing w:before="0" w:after="0" w:line="450" w:lineRule="exact"/>
+      </w:pPr>
+      <w:r>
+        <w:rPr>
+          <w:sz w:val="18"/>
+          <w:szCs w:val="18"/>
+          <w:rFonts w:ascii="Calibri" w:cs="Calibri" w:eastAsia="Calibri" w:hAnsi="Calibri"/>
+        </w:rPr>
+        <w:t xml:space="preserve"> </w:t>
+      </w:r>
+    </w:p>
+    <w:p>
+      <w:pPr>
+        <w:spacing w:before="0" w:after="0" w:line="135" w:lineRule="exact"/>
+      </w:pPr>
+      <w:r>
+        <w:rPr>
+          <w:sz w:val="3"/>
+          <w:szCs w:val="3"/>
+          <w:rFonts w:ascii="Calibri" w:cs="Calibri" w:eastAsia="Calibri" w:hAnsi="Calibri"/>
+        </w:rPr>
+        <w:t xml:space="preserve"> </w:t>
+      </w:r>
+    </w:p>
+    <w:p>
+      <w:pPr>
+        <w:widowControl w:val="false"/>
+        <w:pBdr>
+          <w:bottom w:val="single" w:color="9AA0A6" w:sz="6" w:space="2"/>
+        </w:pBdr>
+        <w:spacing w:before="0" w:after="0" w:line="450" w:lineRule="exact"/>
+      </w:pPr>
+      <w:r>
+        <w:rPr>
+          <w:sz w:val="18"/>
+          <w:szCs w:val="18"/>
+          <w:rFonts w:ascii="Calibri" w:cs="Calibri" w:eastAsia="Calibri" w:hAnsi="Calibri"/>
+        </w:rPr>
+        <w:t xml:space="preserve"> </w:t>
+      </w:r>
+    </w:p>
+    <w:tbl>
+      <w:tblPr>
+        <w:tblW w:type="dxa" w:w="9792"/>
+        <w:tblBorders>
+          <w:top w:val="single" w:color="auto" w:sz="4"/>
+          <w:left w:val="single" w:color="auto" w:sz="4"/>
+          <w:bottom w:val="single" w:color="auto" w:sz="4"/>
+          <w:right w:val="single" w:color="auto" w:sz="4"/>
+          <w:insideH w:val="single" w:color="auto" w:sz="4"/>
+          <w:insideV w:val="single" w:color="auto" w:sz="4"/>
+        </w:tblBorders>
+      </w:tblPr>
+      <w:tblGrid>
+        <w:gridCol w:w="9792"/>
+      </w:tblGrid>
+      <w:tr>
+        <w:tc>
+          <w:tcPr>
+            <w:tcW w:type="dxa" w:w="9792"/>
+            <w:tcBorders>
+              <w:top w:val="single" w:color="D9D5C8" w:sz="4"/>
+              <w:left w:val="single" w:color="D9D5C8" w:sz="4"/>
+              <w:bottom w:val="single" w:color="D9D5C8" w:sz="4"/>
+              <w:right w:val="single" w:color="D9D5C8" w:sz="4"/>
+            </w:tcBorders>
+            <w:shd w:fill="F7F5EF" w:color="auto" w:val="clear"/>
+            <w:tcMar>
+              <w:top w:type="dxa" w:w="55"/>
+              <w:left w:type="dxa" w:w="110"/>
+              <w:bottom w:type="dxa" w:w="55"/>
+              <w:right w:type="dxa" w:w="110"/>
+            </w:tcMar>
+          </w:tcPr>
+          <w:p>
+            <w:pPr>
+              <w:spacing w:after="60"/>
+            </w:pPr>
+            <w:r>
+              <w:rPr>
+                <w:b/>
+                <w:bCs/>
+                <w:i w:val="false"/>
+                <w:iCs w:val="false"/>
+                <w:color w:val="1B2A4A"/>
+                <w:sz w:val="32"/>
+                <w:szCs w:val="32"/>
+                <w:caps w:val="false"/>
+                <w:rFonts w:ascii="Calibri" w:cs="Calibri" w:eastAsia="Calibri" w:hAnsi="Calibri"/>
+              </w:rPr>
+              <w:t xml:space="preserve">HOOK — think before you dig in</w:t>
+            </w:r>
+          </w:p>
+          <w:p>
+            <w:pPr>
+              <w:spacing w:after="40"/>
+            </w:pPr>
+            <w:r>
+              <w:rPr>
+                <w:b w:val="false"/>
+                <w:bCs w:val="false"/>
+                <w:i w:val="false"/>
+                <w:iCs w:val="false"/>
+                <w:color w:val="1A1A1A"/>
+                <w:sz w:val="33"/>
+                <w:szCs w:val="33"/>
+                <w:caps w:val="false"/>
+                <w:rFonts w:ascii="Calibri" w:cs="Calibri" w:eastAsia="Calibri" w:hAnsi="Calibri"/>
+              </w:rPr>
+              <w:t xml:space="preserve">One building in Nashville houses lawmakers who meet only part of the year, a governor who runs dozens of agencies, and a court system with three different trial courts. How does one state divide all that power?</w:t>
+            </w:r>
+          </w:p>
+        </w:tc>
+      </w:tr>
+    </w:tbl>
+    <w:p>
+      <w:pPr>
+        <w:widowControl w:val="false"/>
+        <w:pBdr>
+          <w:bottom w:val="single" w:color="9AA0A6" w:sz="6" w:space="2"/>
+        </w:pBdr>
+        <w:spacing w:before="0" w:after="0" w:line="450" w:lineRule="exact"/>
+      </w:pPr>
+      <w:r>
+        <w:rPr>
+          <w:sz w:val="18"/>
+          <w:szCs w:val="18"/>
+          <w:rFonts w:ascii="Calibri" w:cs="Calibri" w:eastAsia="Calibri" w:hAnsi="Calibri"/>
+        </w:rPr>
+        <w:t xml:space="preserve"> </w:t>
+      </w:r>
+    </w:p>
+    <w:p>
+      <w:pPr>
+        <w:spacing w:before="0" w:after="0" w:line="135" w:lineRule="exact"/>
+      </w:pPr>
+      <w:r>
+        <w:rPr>
+          <w:sz w:val="3"/>
+          <w:szCs w:val="3"/>
+          <w:rFonts w:ascii="Calibri" w:cs="Calibri" w:eastAsia="Calibri" w:hAnsi="Calibri"/>
+        </w:rPr>
+        <w:t xml:space="preserve"> </w:t>
+      </w:r>
+    </w:p>
+    <w:p>
+      <w:pPr>
+        <w:widowControl w:val="false"/>
+        <w:pBdr>
+          <w:bottom w:val="single" w:color="9AA0A6" w:sz="6" w:space="2"/>
+        </w:pBdr>
+        <w:spacing w:before="0" w:after="0" w:line="450" w:lineRule="exact"/>
+      </w:pPr>
+      <w:r>
+        <w:rPr>
+          <w:sz w:val="18"/>
+          <w:szCs w:val="18"/>
+          <w:rFonts w:ascii="Calibri" w:cs="Calibri" w:eastAsia="Calibri" w:hAnsi="Calibri"/>
+        </w:rPr>
+        <w:t xml:space="preserve"> </w:t>
+      </w:r>
+    </w:p>
+    <w:tbl>
+      <w:tblPr>
+        <w:tblW w:type="dxa" w:w="9792"/>
+        <w:tblBorders>
+          <w:top w:val="single" w:color="auto" w:sz="4"/>
+          <w:left w:val="single" w:color="auto" w:sz="4"/>
+          <w:bottom w:val="single" w:color="auto" w:sz="4"/>
+          <w:right w:val="single" w:color="auto" w:sz="4"/>
+          <w:insideH w:val="single" w:color="auto" w:sz="4"/>
+          <w:insideV w:val="single" w:color="auto" w:sz="4"/>
+        </w:tblBorders>
+      </w:tblPr>
+      <w:tblGrid>
+        <w:gridCol w:w="9792"/>
+      </w:tblGrid>
+      <w:tr>
+        <w:tc>
+          <w:tcPr>
+            <w:tcW w:type="dxa" w:w="9792"/>
+            <w:tcBorders>
+              <w:top w:val="single" w:color="D9D5C8" w:sz="4"/>
+              <w:left w:val="single" w:color="D9D5C8" w:sz="4"/>
+              <w:bottom w:val="single" w:color="D9D5C8" w:sz="4"/>
+              <w:right w:val="single" w:color="D9D5C8" w:sz="4"/>
+            </w:tcBorders>
+            <w:shd w:fill="F7F5EF" w:color="auto" w:val="clear"/>
+            <w:tcMar>
+              <w:top w:type="dxa" w:w="55"/>
+              <w:left w:type="dxa" w:w="110"/>
+              <w:bottom w:type="dxa" w:w="55"/>
+              <w:right w:type="dxa" w:w="110"/>
+            </w:tcMar>
+          </w:tcPr>
+          <w:p>
+            <w:pPr>
+              <w:spacing w:after="60"/>
+            </w:pPr>
+            <w:r>
+              <w:rPr>
+                <w:b/>
+                <w:bCs/>
+                <w:i w:val="false"/>
+                <w:iCs w:val="false"/>
+                <w:color w:val="1B2A4A"/>
+                <w:sz w:val="32"/>
+                <w:szCs w:val="32"/>
+                <w:caps w:val="false"/>
+                <w:rFonts w:ascii="Calibri" w:cs="Calibri" w:eastAsia="Calibri" w:hAnsi="Calibri"/>
+              </w:rPr>
+              <w:t xml:space="preserve">ACTIVATE — what do you already know or wonder?</w:t>
+            </w:r>
+          </w:p>
+          <w:p>
+            <w:pPr>
+              <w:spacing w:after="40"/>
+            </w:pPr>
+            <w:r>
+              <w:rPr>
+                <w:b w:val="false"/>
+                <w:bCs w:val="false"/>
+                <w:i w:val="false"/>
+                <w:iCs w:val="false"/>
+                <w:color w:val="1A1A1A"/>
+                <w:sz w:val="33"/>
+                <w:szCs w:val="33"/>
+                <w:caps w:val="false"/>
+                <w:rFonts w:ascii="Calibri" w:cs="Calibri" w:eastAsia="Calibri" w:hAnsi="Calibri"/>
+              </w:rPr>
+              <w:t xml:space="preserve">Jot what you already know or want to find out about this standard. You’ll come back to it.</w:t>
+            </w:r>
+          </w:p>
+        </w:tc>
+      </w:tr>
+    </w:tbl>
+    <w:p>
+      <w:pPr>
+        <w:widowControl w:val="false"/>
+        <w:pBdr>
+          <w:bottom w:val="single" w:color="9AA0A6" w:sz="6" w:space="2"/>
+        </w:pBdr>
+        <w:spacing w:before="0" w:after="0" w:line="450" w:lineRule="exact"/>
+      </w:pPr>
+      <w:r>
+        <w:rPr>
+          <w:sz w:val="18"/>
+          <w:szCs w:val="18"/>
+          <w:rFonts w:ascii="Calibri" w:cs="Calibri" w:eastAsia="Calibri" w:hAnsi="Calibri"/>
+        </w:rPr>
+        <w:t xml:space="preserve"> </w:t>
+      </w:r>
+    </w:p>
+    <w:p>
+      <w:pPr>
+        <w:spacing w:before="0" w:after="0" w:line="135" w:lineRule="exact"/>
+      </w:pPr>
+      <w:r>
+        <w:rPr>
+          <w:sz w:val="3"/>
+          <w:szCs w:val="3"/>
+          <w:rFonts w:ascii="Calibri" w:cs="Calibri" w:eastAsia="Calibri" w:hAnsi="Calibri"/>
+        </w:rPr>
+        <w:t xml:space="preserve"> </w:t>
+      </w:r>
+    </w:p>
+    <w:p>
+      <w:pPr>
+        <w:widowControl w:val="false"/>
+        <w:pBdr>
+          <w:bottom w:val="single" w:color="9AA0A6" w:sz="6" w:space="2"/>
+        </w:pBdr>
+        <w:spacing w:before="0" w:after="0" w:line="450" w:lineRule="exact"/>
+      </w:pPr>
+      <w:r>
+        <w:rPr>
+          <w:sz w:val="18"/>
+          <w:szCs w:val="18"/>
+          <w:rFonts w:ascii="Calibri" w:cs="Calibri" w:eastAsia="Calibri" w:hAnsi="Calibri"/>
+        </w:rPr>
+        <w:t xml:space="preserve"> </w:t>
+      </w:r>
+    </w:p>
+    <w:p>
+      <w:pPr>
+        <w:spacing w:before="0" w:after="0" w:line="135" w:lineRule="exact"/>
+      </w:pPr>
+      <w:r>
+        <w:rPr>
+          <w:sz w:val="3"/>
+          <w:szCs w:val="3"/>
+          <w:rFonts w:ascii="Calibri" w:cs="Calibri" w:eastAsia="Calibri" w:hAnsi="Calibri"/>
+        </w:rPr>
+        <w:t xml:space="preserve"> </w:t>
+      </w:r>
+    </w:p>
+    <w:p>
+      <w:pPr>
+        <w:widowControl w:val="false"/>
+        <w:pBdr>
+          <w:bottom w:val="single" w:color="9AA0A6" w:sz="6" w:space="2"/>
+        </w:pBdr>
+        <w:spacing w:before="0" w:after="0" w:line="450" w:lineRule="exact"/>
+      </w:pPr>
+      <w:r>
+        <w:rPr>
+          <w:sz w:val="18"/>
+          <w:szCs w:val="18"/>
+          <w:rFonts w:ascii="Calibri" w:cs="Calibri" w:eastAsia="Calibri" w:hAnsi="Calibri"/>
+        </w:rPr>
+        <w:t xml:space="preserve"> </w:t>
+      </w:r>
+    </w:p>
+    <w:tbl>
+      <w:tblPr>
+        <w:tblW w:type="dxa" w:w="9792"/>
+        <w:tblBorders>
+          <w:top w:val="single" w:color="auto" w:sz="4"/>
+          <w:left w:val="single" w:color="auto" w:sz="4"/>
+          <w:bottom w:val="single" w:color="auto" w:sz="4"/>
+          <w:right w:val="single" w:color="auto" w:sz="4"/>
+          <w:insideH w:val="single" w:color="auto" w:sz="4"/>
+          <w:insideV w:val="single" w:color="auto" w:sz="4"/>
+        </w:tblBorders>
+      </w:tblPr>
+      <w:tblGrid>
+        <w:gridCol w:w="9792"/>
+      </w:tblGrid>
+      <w:tr>
+        <w:tc>
+          <w:tcPr>
+            <w:tcW w:type="dxa" w:w="9792"/>
+            <w:tcBorders>
+              <w:top w:val="single" w:color="D9D5C8" w:sz="4"/>
+              <w:left w:val="single" w:color="D9D5C8" w:sz="4"/>
+              <w:bottom w:val="single" w:color="D9D5C8" w:sz="4"/>
+              <w:right w:val="single" w:color="D9D5C8" w:sz="4"/>
+            </w:tcBorders>
+            <w:shd w:fill="F7F5EF" w:color="auto" w:val="clear"/>
+            <w:tcMar>
+              <w:top w:type="dxa" w:w="55"/>
+              <w:left w:type="dxa" w:w="110"/>
+              <w:bottom w:type="dxa" w:w="55"/>
+              <w:right w:type="dxa" w:w="110"/>
+            </w:tcMar>
+          </w:tcPr>
+          <w:p>
+            <w:pPr>
+              <w:spacing w:after="60"/>
+            </w:pPr>
+            <w:r>
+              <w:rPr>
+                <w:b/>
+                <w:bCs/>
+                <w:i w:val="false"/>
+                <w:iCs w:val="false"/>
+                <w:color w:val="1B2A4A"/>
+                <w:sz w:val="32"/>
+                <w:szCs w:val="32"/>
+                <w:caps w:val="false"/>
+                <w:rFonts w:ascii="Calibri" w:cs="Calibri" w:eastAsia="Calibri" w:hAnsi="Calibri"/>
+              </w:rPr>
+              <w:t xml:space="preserve">FIRST IMPRESSIONS — before you dig in (you’ll revisit this at the end)</w:t>
+            </w:r>
+          </w:p>
+          <w:p>
+            <w:pPr>
+              <w:spacing w:after="40"/>
+            </w:pPr>
+            <w:r>
+              <w:rPr>
+                <w:b w:val="false"/>
+                <w:bCs w:val="false"/>
+                <w:i w:val="false"/>
+                <w:iCs w:val="false"/>
+                <w:color w:val="1A1A1A"/>
+                <w:sz w:val="33"/>
+                <w:szCs w:val="33"/>
+                <w:caps w:val="false"/>
+                <w:rFonts w:ascii="Calibri" w:cs="Calibri" w:eastAsia="Calibri" w:hAnsi="Calibri"/>
+              </w:rPr>
+              <w:t xml:space="preserve">In your own words: what do you think this standard is about, and why might it matter to you or your community? Write 2–3 sentences.</w:t>
+            </w:r>
+          </w:p>
+        </w:tc>
+      </w:tr>
+    </w:tbl>
+    <w:p>
+      <w:pPr>
+        <w:widowControl w:val="false"/>
+        <w:pBdr>
+          <w:bottom w:val="single" w:color="9AA0A6" w:sz="6" w:space="2"/>
+        </w:pBdr>
+        <w:spacing w:before="0" w:after="0" w:line="450" w:lineRule="exact"/>
+      </w:pPr>
+      <w:r>
+        <w:rPr>
+          <w:sz w:val="18"/>
+          <w:szCs w:val="18"/>
+          <w:rFonts w:ascii="Calibri" w:cs="Calibri" w:eastAsia="Calibri" w:hAnsi="Calibri"/>
+        </w:rPr>
+        <w:t xml:space="preserve"> </w:t>
+      </w:r>
+    </w:p>
+    <w:p>
+      <w:pPr>
+        <w:spacing w:before="0" w:after="0" w:line="135" w:lineRule="exact"/>
+      </w:pPr>
+      <w:r>
+        <w:rPr>
+          <w:sz w:val="3"/>
+          <w:szCs w:val="3"/>
+          <w:rFonts w:ascii="Calibri" w:cs="Calibri" w:eastAsia="Calibri" w:hAnsi="Calibri"/>
+        </w:rPr>
+        <w:t xml:space="preserve"> </w:t>
+      </w:r>
+    </w:p>
+    <w:p>
+      <w:pPr>
+        <w:widowControl w:val="false"/>
+        <w:pBdr>
+          <w:bottom w:val="single" w:color="9AA0A6" w:sz="6" w:space="2"/>
+        </w:pBdr>
+        <w:spacing w:before="0" w:after="0" w:line="450" w:lineRule="exact"/>
+      </w:pPr>
+      <w:r>
+        <w:rPr>
+          <w:sz w:val="18"/>
+          <w:szCs w:val="18"/>
+          <w:rFonts w:ascii="Calibri" w:cs="Calibri" w:eastAsia="Calibri" w:hAnsi="Calibri"/>
+        </w:rPr>
+        <w:t xml:space="preserve"> </w:t>
+      </w:r>
+    </w:p>
+    <w:p>
+      <w:pPr>
+        <w:spacing w:before="0" w:after="0" w:line="135" w:lineRule="exact"/>
+      </w:pPr>
+      <w:r>
+        <w:rPr>
+          <w:sz w:val="3"/>
+          <w:szCs w:val="3"/>
+          <w:rFonts w:ascii="Calibri" w:cs="Calibri" w:eastAsia="Calibri" w:hAnsi="Calibri"/>
+        </w:rPr>
+        <w:t xml:space="preserve"> </w:t>
+      </w:r>
+    </w:p>
     <w:p>
       <w:pPr>
         <w:widowControl w:val="false"/>
@@ -17484,7 +18127,7 @@
                 <w:caps w:val="false"/>
                 <w:rFonts w:ascii="Calibri" w:cs="Calibri" w:eastAsia="Calibri" w:hAnsi="Calibri"/>
               </w:rPr>
-              <w:t xml:space="preserve">•  I can I can explain the differences among county, city, and metropolitan governments in Tennessee and how they relate legally, fiscally, and operationally to the state..</w:t>
+              <w:t xml:space="preserve">•  I can explain the differences among county, city, and metropolitan governments in Tennessee and how they relate legally, fiscally, and operationally to the state..</w:t>
             </w:r>
           </w:p>
         </w:tc>
@@ -17987,6 +18630,217 @@
         </w:tc>
       </w:tr>
     </w:tbl>
+    <w:p>
+      <w:pPr>
+        <w:widowControl w:val="false"/>
+        <w:pBdr>
+          <w:bottom w:val="single" w:color="9AA0A6" w:sz="6" w:space="2"/>
+        </w:pBdr>
+        <w:spacing w:before="0" w:after="0" w:line="450" w:lineRule="exact"/>
+      </w:pPr>
+      <w:r>
+        <w:rPr>
+          <w:sz w:val="18"/>
+          <w:szCs w:val="18"/>
+          <w:rFonts w:ascii="Calibri" w:cs="Calibri" w:eastAsia="Calibri" w:hAnsi="Calibri"/>
+        </w:rPr>
+        <w:t xml:space="preserve"> </w:t>
+      </w:r>
+    </w:p>
+    <w:p>
+      <w:pPr>
+        <w:spacing w:before="0" w:after="0" w:line="135" w:lineRule="exact"/>
+      </w:pPr>
+      <w:r>
+        <w:rPr>
+          <w:sz w:val="3"/>
+          <w:szCs w:val="3"/>
+          <w:rFonts w:ascii="Calibri" w:cs="Calibri" w:eastAsia="Calibri" w:hAnsi="Calibri"/>
+        </w:rPr>
+        <w:t xml:space="preserve"> </w:t>
+      </w:r>
+    </w:p>
+    <w:p>
+      <w:pPr>
+        <w:widowControl w:val="false"/>
+        <w:pBdr>
+          <w:bottom w:val="single" w:color="9AA0A6" w:sz="6" w:space="2"/>
+        </w:pBdr>
+        <w:spacing w:before="0" w:after="0" w:line="450" w:lineRule="exact"/>
+      </w:pPr>
+      <w:r>
+        <w:rPr>
+          <w:sz w:val="18"/>
+          <w:szCs w:val="18"/>
+          <w:rFonts w:ascii="Calibri" w:cs="Calibri" w:eastAsia="Calibri" w:hAnsi="Calibri"/>
+        </w:rPr>
+        <w:t xml:space="preserve"> </w:t>
+      </w:r>
+    </w:p>
+    <w:p>
+      <w:pPr>
+        <w:spacing w:before="0" w:after="0" w:line="135" w:lineRule="exact"/>
+      </w:pPr>
+      <w:r>
+        <w:rPr>
+          <w:sz w:val="3"/>
+          <w:szCs w:val="3"/>
+          <w:rFonts w:ascii="Calibri" w:cs="Calibri" w:eastAsia="Calibri" w:hAnsi="Calibri"/>
+        </w:rPr>
+        <w:t xml:space="preserve"> </w:t>
+      </w:r>
+    </w:p>
+    <w:p>
+      <w:pPr>
+        <w:widowControl w:val="false"/>
+        <w:pBdr>
+          <w:bottom w:val="single" w:color="9AA0A6" w:sz="6" w:space="2"/>
+        </w:pBdr>
+        <w:spacing w:before="0" w:after="0" w:line="450" w:lineRule="exact"/>
+      </w:pPr>
+      <w:r>
+        <w:rPr>
+          <w:sz w:val="18"/>
+          <w:szCs w:val="18"/>
+          <w:rFonts w:ascii="Calibri" w:cs="Calibri" w:eastAsia="Calibri" w:hAnsi="Calibri"/>
+        </w:rPr>
+        <w:t xml:space="preserve"> </w:t>
+      </w:r>
+    </w:p>
+    <w:tbl>
+      <w:tblPr>
+        <w:tblW w:type="dxa" w:w="9792"/>
+        <w:tblBorders>
+          <w:top w:val="single" w:color="auto" w:sz="4"/>
+          <w:left w:val="single" w:color="auto" w:sz="4"/>
+          <w:bottom w:val="single" w:color="auto" w:sz="4"/>
+          <w:right w:val="single" w:color="auto" w:sz="4"/>
+          <w:insideH w:val="single" w:color="auto" w:sz="4"/>
+          <w:insideV w:val="single" w:color="auto" w:sz="4"/>
+        </w:tblBorders>
+      </w:tblPr>
+      <w:tblGrid>
+        <w:gridCol w:w="9792"/>
+      </w:tblGrid>
+      <w:tr>
+        <w:tc>
+          <w:tcPr>
+            <w:tcW w:type="dxa" w:w="9792"/>
+            <w:tcBorders>
+              <w:top w:val="single" w:color="D9D5C8" w:sz="4"/>
+              <w:left w:val="single" w:color="D9D5C8" w:sz="4"/>
+              <w:bottom w:val="single" w:color="D9D5C8" w:sz="4"/>
+              <w:right w:val="single" w:color="D9D5C8" w:sz="4"/>
+            </w:tcBorders>
+            <w:shd w:fill="F7F5EF" w:color="auto" w:val="clear"/>
+            <w:tcMar>
+              <w:top w:type="dxa" w:w="55"/>
+              <w:left w:type="dxa" w:w="110"/>
+              <w:bottom w:type="dxa" w:w="55"/>
+              <w:right w:type="dxa" w:w="110"/>
+            </w:tcMar>
+          </w:tcPr>
+          <w:p>
+            <w:pPr>
+              <w:spacing w:after="60"/>
+            </w:pPr>
+            <w:r>
+              <w:rPr>
+                <w:b/>
+                <w:bCs/>
+                <w:i w:val="false"/>
+                <w:iCs w:val="false"/>
+                <w:color w:val="1B2A4A"/>
+                <w:sz w:val="32"/>
+                <w:szCs w:val="32"/>
+                <w:caps w:val="false"/>
+                <w:rFonts w:ascii="Calibri" w:cs="Calibri" w:eastAsia="Calibri" w:hAnsi="Calibri"/>
+              </w:rPr>
+              <w:t xml:space="preserve">FIRST IMPRESSIONS — before you dig in (you’ll revisit this at the end)</w:t>
+            </w:r>
+          </w:p>
+          <w:p>
+            <w:pPr>
+              <w:spacing w:after="40"/>
+            </w:pPr>
+            <w:r>
+              <w:rPr>
+                <w:b w:val="false"/>
+                <w:bCs w:val="false"/>
+                <w:i w:val="false"/>
+                <w:iCs w:val="false"/>
+                <w:color w:val="1A1A1A"/>
+                <w:sz w:val="33"/>
+                <w:szCs w:val="33"/>
+                <w:caps w:val="false"/>
+                <w:rFonts w:ascii="Calibri" w:cs="Calibri" w:eastAsia="Calibri" w:hAnsi="Calibri"/>
+              </w:rPr>
+              <w:t xml:space="preserve">In your own words: what do you think this standard is about, and why might it matter to you or your community? Write 2–3 sentences.</w:t>
+            </w:r>
+          </w:p>
+        </w:tc>
+      </w:tr>
+    </w:tbl>
+    <w:p>
+      <w:pPr>
+        <w:widowControl w:val="false"/>
+        <w:pBdr>
+          <w:bottom w:val="single" w:color="9AA0A6" w:sz="6" w:space="2"/>
+        </w:pBdr>
+        <w:spacing w:before="0" w:after="0" w:line="450" w:lineRule="exact"/>
+      </w:pPr>
+      <w:r>
+        <w:rPr>
+          <w:sz w:val="18"/>
+          <w:szCs w:val="18"/>
+          <w:rFonts w:ascii="Calibri" w:cs="Calibri" w:eastAsia="Calibri" w:hAnsi="Calibri"/>
+        </w:rPr>
+        <w:t xml:space="preserve"> </w:t>
+      </w:r>
+    </w:p>
+    <w:p>
+      <w:pPr>
+        <w:spacing w:before="0" w:after="0" w:line="135" w:lineRule="exact"/>
+      </w:pPr>
+      <w:r>
+        <w:rPr>
+          <w:sz w:val="3"/>
+          <w:szCs w:val="3"/>
+          <w:rFonts w:ascii="Calibri" w:cs="Calibri" w:eastAsia="Calibri" w:hAnsi="Calibri"/>
+        </w:rPr>
+        <w:t xml:space="preserve"> </w:t>
+      </w:r>
+    </w:p>
+    <w:p>
+      <w:pPr>
+        <w:widowControl w:val="false"/>
+        <w:pBdr>
+          <w:bottom w:val="single" w:color="9AA0A6" w:sz="6" w:space="2"/>
+        </w:pBdr>
+        <w:spacing w:before="0" w:after="0" w:line="450" w:lineRule="exact"/>
+      </w:pPr>
+      <w:r>
+        <w:rPr>
+          <w:sz w:val="18"/>
+          <w:szCs w:val="18"/>
+          <w:rFonts w:ascii="Calibri" w:cs="Calibri" w:eastAsia="Calibri" w:hAnsi="Calibri"/>
+        </w:rPr>
+        <w:t xml:space="preserve"> </w:t>
+      </w:r>
+    </w:p>
+    <w:p>
+      <w:pPr>
+        <w:spacing w:before="0" w:after="0" w:line="135" w:lineRule="exact"/>
+      </w:pPr>
+      <w:r>
+        <w:rPr>
+          <w:sz w:val="3"/>
+          <w:szCs w:val="3"/>
+          <w:rFonts w:ascii="Calibri" w:cs="Calibri" w:eastAsia="Calibri" w:hAnsi="Calibri"/>
+        </w:rPr>
+        <w:t xml:space="preserve"> </w:t>
+      </w:r>
+    </w:p>
     <w:p>
       <w:pPr>
         <w:widowControl w:val="false"/>
@@ -30917,7 +31771,7 @@
                 <w:caps w:val="false"/>
                 <w:rFonts w:ascii="Calibri" w:cs="Calibri" w:eastAsia="Calibri" w:hAnsi="Calibri"/>
               </w:rPr>
-              <w:t xml:space="preserve">•  I can I can identify the current governor of Tennessee and the state legislators who represent me, using official sources..</w:t>
+              <w:t xml:space="preserve">•  I can identify the current governor of Tennessee and the state legislators who represent me, using official sources..</w:t>
             </w:r>
           </w:p>
         </w:tc>
@@ -31420,6 +32274,217 @@
         </w:tc>
       </w:tr>
     </w:tbl>
+    <w:p>
+      <w:pPr>
+        <w:widowControl w:val="false"/>
+        <w:pBdr>
+          <w:bottom w:val="single" w:color="9AA0A6" w:sz="6" w:space="2"/>
+        </w:pBdr>
+        <w:spacing w:before="0" w:after="0" w:line="450" w:lineRule="exact"/>
+      </w:pPr>
+      <w:r>
+        <w:rPr>
+          <w:sz w:val="18"/>
+          <w:szCs w:val="18"/>
+          <w:rFonts w:ascii="Calibri" w:cs="Calibri" w:eastAsia="Calibri" w:hAnsi="Calibri"/>
+        </w:rPr>
+        <w:t xml:space="preserve"> </w:t>
+      </w:r>
+    </w:p>
+    <w:p>
+      <w:pPr>
+        <w:spacing w:before="0" w:after="0" w:line="135" w:lineRule="exact"/>
+      </w:pPr>
+      <w:r>
+        <w:rPr>
+          <w:sz w:val="3"/>
+          <w:szCs w:val="3"/>
+          <w:rFonts w:ascii="Calibri" w:cs="Calibri" w:eastAsia="Calibri" w:hAnsi="Calibri"/>
+        </w:rPr>
+        <w:t xml:space="preserve"> </w:t>
+      </w:r>
+    </w:p>
+    <w:p>
+      <w:pPr>
+        <w:widowControl w:val="false"/>
+        <w:pBdr>
+          <w:bottom w:val="single" w:color="9AA0A6" w:sz="6" w:space="2"/>
+        </w:pBdr>
+        <w:spacing w:before="0" w:after="0" w:line="450" w:lineRule="exact"/>
+      </w:pPr>
+      <w:r>
+        <w:rPr>
+          <w:sz w:val="18"/>
+          <w:szCs w:val="18"/>
+          <w:rFonts w:ascii="Calibri" w:cs="Calibri" w:eastAsia="Calibri" w:hAnsi="Calibri"/>
+        </w:rPr>
+        <w:t xml:space="preserve"> </w:t>
+      </w:r>
+    </w:p>
+    <w:p>
+      <w:pPr>
+        <w:spacing w:before="0" w:after="0" w:line="135" w:lineRule="exact"/>
+      </w:pPr>
+      <w:r>
+        <w:rPr>
+          <w:sz w:val="3"/>
+          <w:szCs w:val="3"/>
+          <w:rFonts w:ascii="Calibri" w:cs="Calibri" w:eastAsia="Calibri" w:hAnsi="Calibri"/>
+        </w:rPr>
+        <w:t xml:space="preserve"> </w:t>
+      </w:r>
+    </w:p>
+    <w:p>
+      <w:pPr>
+        <w:widowControl w:val="false"/>
+        <w:pBdr>
+          <w:bottom w:val="single" w:color="9AA0A6" w:sz="6" w:space="2"/>
+        </w:pBdr>
+        <w:spacing w:before="0" w:after="0" w:line="450" w:lineRule="exact"/>
+      </w:pPr>
+      <w:r>
+        <w:rPr>
+          <w:sz w:val="18"/>
+          <w:szCs w:val="18"/>
+          <w:rFonts w:ascii="Calibri" w:cs="Calibri" w:eastAsia="Calibri" w:hAnsi="Calibri"/>
+        </w:rPr>
+        <w:t xml:space="preserve"> </w:t>
+      </w:r>
+    </w:p>
+    <w:tbl>
+      <w:tblPr>
+        <w:tblW w:type="dxa" w:w="9792"/>
+        <w:tblBorders>
+          <w:top w:val="single" w:color="auto" w:sz="4"/>
+          <w:left w:val="single" w:color="auto" w:sz="4"/>
+          <w:bottom w:val="single" w:color="auto" w:sz="4"/>
+          <w:right w:val="single" w:color="auto" w:sz="4"/>
+          <w:insideH w:val="single" w:color="auto" w:sz="4"/>
+          <w:insideV w:val="single" w:color="auto" w:sz="4"/>
+        </w:tblBorders>
+      </w:tblPr>
+      <w:tblGrid>
+        <w:gridCol w:w="9792"/>
+      </w:tblGrid>
+      <w:tr>
+        <w:tc>
+          <w:tcPr>
+            <w:tcW w:type="dxa" w:w="9792"/>
+            <w:tcBorders>
+              <w:top w:val="single" w:color="D9D5C8" w:sz="4"/>
+              <w:left w:val="single" w:color="D9D5C8" w:sz="4"/>
+              <w:bottom w:val="single" w:color="D9D5C8" w:sz="4"/>
+              <w:right w:val="single" w:color="D9D5C8" w:sz="4"/>
+            </w:tcBorders>
+            <w:shd w:fill="F7F5EF" w:color="auto" w:val="clear"/>
+            <w:tcMar>
+              <w:top w:type="dxa" w:w="55"/>
+              <w:left w:type="dxa" w:w="110"/>
+              <w:bottom w:type="dxa" w:w="55"/>
+              <w:right w:type="dxa" w:w="110"/>
+            </w:tcMar>
+          </w:tcPr>
+          <w:p>
+            <w:pPr>
+              <w:spacing w:after="60"/>
+            </w:pPr>
+            <w:r>
+              <w:rPr>
+                <w:b/>
+                <w:bCs/>
+                <w:i w:val="false"/>
+                <w:iCs w:val="false"/>
+                <w:color w:val="1B2A4A"/>
+                <w:sz w:val="32"/>
+                <w:szCs w:val="32"/>
+                <w:caps w:val="false"/>
+                <w:rFonts w:ascii="Calibri" w:cs="Calibri" w:eastAsia="Calibri" w:hAnsi="Calibri"/>
+              </w:rPr>
+              <w:t xml:space="preserve">FIRST IMPRESSIONS — before you dig in (you’ll revisit this at the end)</w:t>
+            </w:r>
+          </w:p>
+          <w:p>
+            <w:pPr>
+              <w:spacing w:after="40"/>
+            </w:pPr>
+            <w:r>
+              <w:rPr>
+                <w:b w:val="false"/>
+                <w:bCs w:val="false"/>
+                <w:i w:val="false"/>
+                <w:iCs w:val="false"/>
+                <w:color w:val="1A1A1A"/>
+                <w:sz w:val="33"/>
+                <w:szCs w:val="33"/>
+                <w:caps w:val="false"/>
+                <w:rFonts w:ascii="Calibri" w:cs="Calibri" w:eastAsia="Calibri" w:hAnsi="Calibri"/>
+              </w:rPr>
+              <w:t xml:space="preserve">In your own words: what do you think this standard is about, and why might it matter to you or your community? Write 2–3 sentences.</w:t>
+            </w:r>
+          </w:p>
+        </w:tc>
+      </w:tr>
+    </w:tbl>
+    <w:p>
+      <w:pPr>
+        <w:widowControl w:val="false"/>
+        <w:pBdr>
+          <w:bottom w:val="single" w:color="9AA0A6" w:sz="6" w:space="2"/>
+        </w:pBdr>
+        <w:spacing w:before="0" w:after="0" w:line="450" w:lineRule="exact"/>
+      </w:pPr>
+      <w:r>
+        <w:rPr>
+          <w:sz w:val="18"/>
+          <w:szCs w:val="18"/>
+          <w:rFonts w:ascii="Calibri" w:cs="Calibri" w:eastAsia="Calibri" w:hAnsi="Calibri"/>
+        </w:rPr>
+        <w:t xml:space="preserve"> </w:t>
+      </w:r>
+    </w:p>
+    <w:p>
+      <w:pPr>
+        <w:spacing w:before="0" w:after="0" w:line="135" w:lineRule="exact"/>
+      </w:pPr>
+      <w:r>
+        <w:rPr>
+          <w:sz w:val="3"/>
+          <w:szCs w:val="3"/>
+          <w:rFonts w:ascii="Calibri" w:cs="Calibri" w:eastAsia="Calibri" w:hAnsi="Calibri"/>
+        </w:rPr>
+        <w:t xml:space="preserve"> </w:t>
+      </w:r>
+    </w:p>
+    <w:p>
+      <w:pPr>
+        <w:widowControl w:val="false"/>
+        <w:pBdr>
+          <w:bottom w:val="single" w:color="9AA0A6" w:sz="6" w:space="2"/>
+        </w:pBdr>
+        <w:spacing w:before="0" w:after="0" w:line="450" w:lineRule="exact"/>
+      </w:pPr>
+      <w:r>
+        <w:rPr>
+          <w:sz w:val="18"/>
+          <w:szCs w:val="18"/>
+          <w:rFonts w:ascii="Calibri" w:cs="Calibri" w:eastAsia="Calibri" w:hAnsi="Calibri"/>
+        </w:rPr>
+        <w:t xml:space="preserve"> </w:t>
+      </w:r>
+    </w:p>
+    <w:p>
+      <w:pPr>
+        <w:spacing w:before="0" w:after="0" w:line="135" w:lineRule="exact"/>
+      </w:pPr>
+      <w:r>
+        <w:rPr>
+          <w:sz w:val="3"/>
+          <w:szCs w:val="3"/>
+          <w:rFonts w:ascii="Calibri" w:cs="Calibri" w:eastAsia="Calibri" w:hAnsi="Calibri"/>
+        </w:rPr>
+        <w:t xml:space="preserve"> </w:t>
+      </w:r>
+    </w:p>
     <w:p>
       <w:pPr>
         <w:widowControl w:val="false"/>

--- a/courses/foundations-constitutional-government/BUILD/unit7/deliverables/Unit7_Student_Workbook_CourseStandard_LargePrint.docx
+++ b/courses/foundations-constitutional-government/BUILD/unit7/deliverables/Unit7_Student_Workbook_CourseStandard_LargePrint.docx
@@ -15331,6 +15331,217 @@
                 <w:caps w:val="false"/>
                 <w:rFonts w:ascii="Calibri" w:cs="Calibri" w:eastAsia="Calibri" w:hAnsi="Calibri"/>
               </w:rPr>
+              <w:t xml:space="preserve">SOURCE SYNTHESIS — put it together (SSP.03)</w:t>
+            </w:r>
+          </w:p>
+          <w:p>
+            <w:pPr>
+              <w:spacing w:after="40"/>
+            </w:pPr>
+            <w:r>
+              <w:rPr>
+                <w:b w:val="false"/>
+                <w:bCs w:val="false"/>
+                <w:i w:val="false"/>
+                <w:iCs w:val="false"/>
+                <w:color w:val="1A1A1A"/>
+                <w:sz w:val="33"/>
+                <w:szCs w:val="33"/>
+                <w:caps w:val="false"/>
+                <w:rFonts w:ascii="Calibri" w:cs="Calibri" w:eastAsia="Calibri" w:hAnsi="Calibri"/>
+              </w:rPr>
+              <w:t xml:space="preserve">In 2–3 sentences: what does this source reveal about this standard, and how do you know? Cite one specific detail from it.</w:t>
+            </w:r>
+          </w:p>
+        </w:tc>
+      </w:tr>
+    </w:tbl>
+    <w:p>
+      <w:pPr>
+        <w:widowControl w:val="false"/>
+        <w:pBdr>
+          <w:bottom w:val="single" w:color="9AA0A6" w:sz="6" w:space="2"/>
+        </w:pBdr>
+        <w:spacing w:before="0" w:after="0" w:line="450" w:lineRule="exact"/>
+      </w:pPr>
+      <w:r>
+        <w:rPr>
+          <w:sz w:val="18"/>
+          <w:szCs w:val="18"/>
+          <w:rFonts w:ascii="Calibri" w:cs="Calibri" w:eastAsia="Calibri" w:hAnsi="Calibri"/>
+        </w:rPr>
+        <w:t xml:space="preserve"> </w:t>
+      </w:r>
+    </w:p>
+    <w:p>
+      <w:pPr>
+        <w:spacing w:before="0" w:after="0" w:line="135" w:lineRule="exact"/>
+      </w:pPr>
+      <w:r>
+        <w:rPr>
+          <w:sz w:val="3"/>
+          <w:szCs w:val="3"/>
+          <w:rFonts w:ascii="Calibri" w:cs="Calibri" w:eastAsia="Calibri" w:hAnsi="Calibri"/>
+        </w:rPr>
+        <w:t xml:space="preserve"> </w:t>
+      </w:r>
+    </w:p>
+    <w:p>
+      <w:pPr>
+        <w:widowControl w:val="false"/>
+        <w:pBdr>
+          <w:bottom w:val="single" w:color="9AA0A6" w:sz="6" w:space="2"/>
+        </w:pBdr>
+        <w:spacing w:before="0" w:after="0" w:line="450" w:lineRule="exact"/>
+      </w:pPr>
+      <w:r>
+        <w:rPr>
+          <w:sz w:val="18"/>
+          <w:szCs w:val="18"/>
+          <w:rFonts w:ascii="Calibri" w:cs="Calibri" w:eastAsia="Calibri" w:hAnsi="Calibri"/>
+        </w:rPr>
+        <w:t xml:space="preserve"> </w:t>
+      </w:r>
+    </w:p>
+    <w:p>
+      <w:pPr>
+        <w:spacing w:before="0" w:after="0" w:line="135" w:lineRule="exact"/>
+      </w:pPr>
+      <w:r>
+        <w:rPr>
+          <w:sz w:val="3"/>
+          <w:szCs w:val="3"/>
+          <w:rFonts w:ascii="Calibri" w:cs="Calibri" w:eastAsia="Calibri" w:hAnsi="Calibri"/>
+        </w:rPr>
+        <w:t xml:space="preserve"> </w:t>
+      </w:r>
+    </w:p>
+    <w:p>
+      <w:pPr>
+        <w:widowControl w:val="false"/>
+        <w:pBdr>
+          <w:bottom w:val="single" w:color="9AA0A6" w:sz="6" w:space="2"/>
+        </w:pBdr>
+        <w:spacing w:before="0" w:after="0" w:line="450" w:lineRule="exact"/>
+      </w:pPr>
+      <w:r>
+        <w:rPr>
+          <w:sz w:val="18"/>
+          <w:szCs w:val="18"/>
+          <w:rFonts w:ascii="Calibri" w:cs="Calibri" w:eastAsia="Calibri" w:hAnsi="Calibri"/>
+        </w:rPr>
+        <w:t xml:space="preserve"> </w:t>
+      </w:r>
+    </w:p>
+    <w:p>
+      <w:pPr>
+        <w:spacing w:before="0" w:after="0" w:line="135" w:lineRule="exact"/>
+      </w:pPr>
+      <w:r>
+        <w:rPr>
+          <w:sz w:val="3"/>
+          <w:szCs w:val="3"/>
+          <w:rFonts w:ascii="Calibri" w:cs="Calibri" w:eastAsia="Calibri" w:hAnsi="Calibri"/>
+        </w:rPr>
+        <w:t xml:space="preserve"> </w:t>
+      </w:r>
+    </w:p>
+    <w:p>
+      <w:pPr>
+        <w:widowControl w:val="false"/>
+        <w:pBdr>
+          <w:bottom w:val="single" w:color="9AA0A6" w:sz="6" w:space="2"/>
+        </w:pBdr>
+        <w:spacing w:before="0" w:after="0" w:line="450" w:lineRule="exact"/>
+      </w:pPr>
+      <w:r>
+        <w:rPr>
+          <w:sz w:val="18"/>
+          <w:szCs w:val="18"/>
+          <w:rFonts w:ascii="Calibri" w:cs="Calibri" w:eastAsia="Calibri" w:hAnsi="Calibri"/>
+        </w:rPr>
+        <w:t xml:space="preserve"> </w:t>
+      </w:r>
+    </w:p>
+    <w:p>
+      <w:pPr>
+        <w:spacing w:before="0" w:after="0" w:line="135" w:lineRule="exact"/>
+      </w:pPr>
+      <w:r>
+        <w:rPr>
+          <w:sz w:val="3"/>
+          <w:szCs w:val="3"/>
+          <w:rFonts w:ascii="Calibri" w:cs="Calibri" w:eastAsia="Calibri" w:hAnsi="Calibri"/>
+        </w:rPr>
+        <w:t xml:space="preserve"> </w:t>
+      </w:r>
+    </w:p>
+    <w:p>
+      <w:pPr>
+        <w:widowControl w:val="false"/>
+        <w:pBdr>
+          <w:bottom w:val="single" w:color="9AA0A6" w:sz="6" w:space="2"/>
+        </w:pBdr>
+        <w:spacing w:before="0" w:after="0" w:line="450" w:lineRule="exact"/>
+      </w:pPr>
+      <w:r>
+        <w:rPr>
+          <w:sz w:val="18"/>
+          <w:szCs w:val="18"/>
+          <w:rFonts w:ascii="Calibri" w:cs="Calibri" w:eastAsia="Calibri" w:hAnsi="Calibri"/>
+        </w:rPr>
+        <w:t xml:space="preserve"> </w:t>
+      </w:r>
+    </w:p>
+    <w:tbl>
+      <w:tblPr>
+        <w:tblW w:type="dxa" w:w="9792"/>
+        <w:tblBorders>
+          <w:top w:val="single" w:color="auto" w:sz="4"/>
+          <w:left w:val="single" w:color="auto" w:sz="4"/>
+          <w:bottom w:val="single" w:color="auto" w:sz="4"/>
+          <w:right w:val="single" w:color="auto" w:sz="4"/>
+          <w:insideH w:val="single" w:color="auto" w:sz="4"/>
+          <w:insideV w:val="single" w:color="auto" w:sz="4"/>
+        </w:tblBorders>
+      </w:tblPr>
+      <w:tblGrid>
+        <w:gridCol w:w="9792"/>
+      </w:tblGrid>
+      <w:tr>
+        <w:tc>
+          <w:tcPr>
+            <w:tcW w:type="dxa" w:w="9792"/>
+            <w:tcBorders>
+              <w:top w:val="single" w:color="D9D5C8" w:sz="4"/>
+              <w:left w:val="single" w:color="D9D5C8" w:sz="4"/>
+              <w:bottom w:val="single" w:color="D9D5C8" w:sz="4"/>
+              <w:right w:val="single" w:color="D9D5C8" w:sz="4"/>
+            </w:tcBorders>
+            <w:shd w:fill="F7F5EF" w:color="auto" w:val="clear"/>
+            <w:tcMar>
+              <w:top w:type="dxa" w:w="55"/>
+              <w:left w:type="dxa" w:w="110"/>
+              <w:bottom w:type="dxa" w:w="55"/>
+              <w:right w:type="dxa" w:w="110"/>
+            </w:tcMar>
+          </w:tcPr>
+          <w:p>
+            <w:pPr>
+              <w:spacing w:after="60"/>
+            </w:pPr>
+            <w:r>
+              <w:rPr>
+                <w:b/>
+                <w:bCs/>
+                <w:i w:val="false"/>
+                <w:iCs w:val="false"/>
+                <w:color w:val="1B2A4A"/>
+                <w:sz w:val="32"/>
+                <w:szCs w:val="32"/>
+                <w:caps w:val="false"/>
+                <w:rFonts w:ascii="Calibri" w:cs="Calibri" w:eastAsia="Calibri" w:hAnsi="Calibri"/>
+              </w:rPr>
               <w:t xml:space="preserve">CONFIDENCE CHECK-IN</w:t>
             </w:r>
           </w:p>
@@ -28975,6 +29186,217 @@
                 <w:caps w:val="false"/>
                 <w:rFonts w:ascii="Calibri" w:cs="Calibri" w:eastAsia="Calibri" w:hAnsi="Calibri"/>
               </w:rPr>
+              <w:t xml:space="preserve">SOURCE SYNTHESIS — put it together (SSP.03)</w:t>
+            </w:r>
+          </w:p>
+          <w:p>
+            <w:pPr>
+              <w:spacing w:after="40"/>
+            </w:pPr>
+            <w:r>
+              <w:rPr>
+                <w:b w:val="false"/>
+                <w:bCs w:val="false"/>
+                <w:i w:val="false"/>
+                <w:iCs w:val="false"/>
+                <w:color w:val="1A1A1A"/>
+                <w:sz w:val="33"/>
+                <w:szCs w:val="33"/>
+                <w:caps w:val="false"/>
+                <w:rFonts w:ascii="Calibri" w:cs="Calibri" w:eastAsia="Calibri" w:hAnsi="Calibri"/>
+              </w:rPr>
+              <w:t xml:space="preserve">In 2–3 sentences: what does this source reveal about this standard, and how do you know? Cite one specific detail from it.</w:t>
+            </w:r>
+          </w:p>
+        </w:tc>
+      </w:tr>
+    </w:tbl>
+    <w:p>
+      <w:pPr>
+        <w:widowControl w:val="false"/>
+        <w:pBdr>
+          <w:bottom w:val="single" w:color="9AA0A6" w:sz="6" w:space="2"/>
+        </w:pBdr>
+        <w:spacing w:before="0" w:after="0" w:line="450" w:lineRule="exact"/>
+      </w:pPr>
+      <w:r>
+        <w:rPr>
+          <w:sz w:val="18"/>
+          <w:szCs w:val="18"/>
+          <w:rFonts w:ascii="Calibri" w:cs="Calibri" w:eastAsia="Calibri" w:hAnsi="Calibri"/>
+        </w:rPr>
+        <w:t xml:space="preserve"> </w:t>
+      </w:r>
+    </w:p>
+    <w:p>
+      <w:pPr>
+        <w:spacing w:before="0" w:after="0" w:line="135" w:lineRule="exact"/>
+      </w:pPr>
+      <w:r>
+        <w:rPr>
+          <w:sz w:val="3"/>
+          <w:szCs w:val="3"/>
+          <w:rFonts w:ascii="Calibri" w:cs="Calibri" w:eastAsia="Calibri" w:hAnsi="Calibri"/>
+        </w:rPr>
+        <w:t xml:space="preserve"> </w:t>
+      </w:r>
+    </w:p>
+    <w:p>
+      <w:pPr>
+        <w:widowControl w:val="false"/>
+        <w:pBdr>
+          <w:bottom w:val="single" w:color="9AA0A6" w:sz="6" w:space="2"/>
+        </w:pBdr>
+        <w:spacing w:before="0" w:after="0" w:line="450" w:lineRule="exact"/>
+      </w:pPr>
+      <w:r>
+        <w:rPr>
+          <w:sz w:val="18"/>
+          <w:szCs w:val="18"/>
+          <w:rFonts w:ascii="Calibri" w:cs="Calibri" w:eastAsia="Calibri" w:hAnsi="Calibri"/>
+        </w:rPr>
+        <w:t xml:space="preserve"> </w:t>
+      </w:r>
+    </w:p>
+    <w:p>
+      <w:pPr>
+        <w:spacing w:before="0" w:after="0" w:line="135" w:lineRule="exact"/>
+      </w:pPr>
+      <w:r>
+        <w:rPr>
+          <w:sz w:val="3"/>
+          <w:szCs w:val="3"/>
+          <w:rFonts w:ascii="Calibri" w:cs="Calibri" w:eastAsia="Calibri" w:hAnsi="Calibri"/>
+        </w:rPr>
+        <w:t xml:space="preserve"> </w:t>
+      </w:r>
+    </w:p>
+    <w:p>
+      <w:pPr>
+        <w:widowControl w:val="false"/>
+        <w:pBdr>
+          <w:bottom w:val="single" w:color="9AA0A6" w:sz="6" w:space="2"/>
+        </w:pBdr>
+        <w:spacing w:before="0" w:after="0" w:line="450" w:lineRule="exact"/>
+      </w:pPr>
+      <w:r>
+        <w:rPr>
+          <w:sz w:val="18"/>
+          <w:szCs w:val="18"/>
+          <w:rFonts w:ascii="Calibri" w:cs="Calibri" w:eastAsia="Calibri" w:hAnsi="Calibri"/>
+        </w:rPr>
+        <w:t xml:space="preserve"> </w:t>
+      </w:r>
+    </w:p>
+    <w:p>
+      <w:pPr>
+        <w:spacing w:before="0" w:after="0" w:line="135" w:lineRule="exact"/>
+      </w:pPr>
+      <w:r>
+        <w:rPr>
+          <w:sz w:val="3"/>
+          <w:szCs w:val="3"/>
+          <w:rFonts w:ascii="Calibri" w:cs="Calibri" w:eastAsia="Calibri" w:hAnsi="Calibri"/>
+        </w:rPr>
+        <w:t xml:space="preserve"> </w:t>
+      </w:r>
+    </w:p>
+    <w:p>
+      <w:pPr>
+        <w:widowControl w:val="false"/>
+        <w:pBdr>
+          <w:bottom w:val="single" w:color="9AA0A6" w:sz="6" w:space="2"/>
+        </w:pBdr>
+        <w:spacing w:before="0" w:after="0" w:line="450" w:lineRule="exact"/>
+      </w:pPr>
+      <w:r>
+        <w:rPr>
+          <w:sz w:val="18"/>
+          <w:szCs w:val="18"/>
+          <w:rFonts w:ascii="Calibri" w:cs="Calibri" w:eastAsia="Calibri" w:hAnsi="Calibri"/>
+        </w:rPr>
+        <w:t xml:space="preserve"> </w:t>
+      </w:r>
+    </w:p>
+    <w:p>
+      <w:pPr>
+        <w:spacing w:before="0" w:after="0" w:line="135" w:lineRule="exact"/>
+      </w:pPr>
+      <w:r>
+        <w:rPr>
+          <w:sz w:val="3"/>
+          <w:szCs w:val="3"/>
+          <w:rFonts w:ascii="Calibri" w:cs="Calibri" w:eastAsia="Calibri" w:hAnsi="Calibri"/>
+        </w:rPr>
+        <w:t xml:space="preserve"> </w:t>
+      </w:r>
+    </w:p>
+    <w:p>
+      <w:pPr>
+        <w:widowControl w:val="false"/>
+        <w:pBdr>
+          <w:bottom w:val="single" w:color="9AA0A6" w:sz="6" w:space="2"/>
+        </w:pBdr>
+        <w:spacing w:before="0" w:after="0" w:line="450" w:lineRule="exact"/>
+      </w:pPr>
+      <w:r>
+        <w:rPr>
+          <w:sz w:val="18"/>
+          <w:szCs w:val="18"/>
+          <w:rFonts w:ascii="Calibri" w:cs="Calibri" w:eastAsia="Calibri" w:hAnsi="Calibri"/>
+        </w:rPr>
+        <w:t xml:space="preserve"> </w:t>
+      </w:r>
+    </w:p>
+    <w:tbl>
+      <w:tblPr>
+        <w:tblW w:type="dxa" w:w="9792"/>
+        <w:tblBorders>
+          <w:top w:val="single" w:color="auto" w:sz="4"/>
+          <w:left w:val="single" w:color="auto" w:sz="4"/>
+          <w:bottom w:val="single" w:color="auto" w:sz="4"/>
+          <w:right w:val="single" w:color="auto" w:sz="4"/>
+          <w:insideH w:val="single" w:color="auto" w:sz="4"/>
+          <w:insideV w:val="single" w:color="auto" w:sz="4"/>
+        </w:tblBorders>
+      </w:tblPr>
+      <w:tblGrid>
+        <w:gridCol w:w="9792"/>
+      </w:tblGrid>
+      <w:tr>
+        <w:tc>
+          <w:tcPr>
+            <w:tcW w:type="dxa" w:w="9792"/>
+            <w:tcBorders>
+              <w:top w:val="single" w:color="D9D5C8" w:sz="4"/>
+              <w:left w:val="single" w:color="D9D5C8" w:sz="4"/>
+              <w:bottom w:val="single" w:color="D9D5C8" w:sz="4"/>
+              <w:right w:val="single" w:color="D9D5C8" w:sz="4"/>
+            </w:tcBorders>
+            <w:shd w:fill="F7F5EF" w:color="auto" w:val="clear"/>
+            <w:tcMar>
+              <w:top w:type="dxa" w:w="55"/>
+              <w:left w:type="dxa" w:w="110"/>
+              <w:bottom w:type="dxa" w:w="55"/>
+              <w:right w:type="dxa" w:w="110"/>
+            </w:tcMar>
+          </w:tcPr>
+          <w:p>
+            <w:pPr>
+              <w:spacing w:after="60"/>
+            </w:pPr>
+            <w:r>
+              <w:rPr>
+                <w:b/>
+                <w:bCs/>
+                <w:i w:val="false"/>
+                <w:iCs w:val="false"/>
+                <w:color w:val="1B2A4A"/>
+                <w:sz w:val="32"/>
+                <w:szCs w:val="32"/>
+                <w:caps w:val="false"/>
+                <w:rFonts w:ascii="Calibri" w:cs="Calibri" w:eastAsia="Calibri" w:hAnsi="Calibri"/>
+              </w:rPr>
               <w:t xml:space="preserve">CONFIDENCE CHECK-IN</w:t>
             </w:r>
           </w:p>
@@ -42570,6 +42992,217 @@
         </w:tc>
       </w:tr>
     </w:tbl>
+    <w:tbl>
+      <w:tblPr>
+        <w:tblW w:type="dxa" w:w="9792"/>
+        <w:tblBorders>
+          <w:top w:val="single" w:color="auto" w:sz="4"/>
+          <w:left w:val="single" w:color="auto" w:sz="4"/>
+          <w:bottom w:val="single" w:color="auto" w:sz="4"/>
+          <w:right w:val="single" w:color="auto" w:sz="4"/>
+          <w:insideH w:val="single" w:color="auto" w:sz="4"/>
+          <w:insideV w:val="single" w:color="auto" w:sz="4"/>
+        </w:tblBorders>
+      </w:tblPr>
+      <w:tblGrid>
+        <w:gridCol w:w="9792"/>
+      </w:tblGrid>
+      <w:tr>
+        <w:tc>
+          <w:tcPr>
+            <w:tcW w:type="dxa" w:w="9792"/>
+            <w:tcBorders>
+              <w:top w:val="single" w:color="D9D5C8" w:sz="4"/>
+              <w:left w:val="single" w:color="D9D5C8" w:sz="4"/>
+              <w:bottom w:val="single" w:color="D9D5C8" w:sz="4"/>
+              <w:right w:val="single" w:color="D9D5C8" w:sz="4"/>
+            </w:tcBorders>
+            <w:shd w:fill="F7F5EF" w:color="auto" w:val="clear"/>
+            <w:tcMar>
+              <w:top w:type="dxa" w:w="55"/>
+              <w:left w:type="dxa" w:w="110"/>
+              <w:bottom w:type="dxa" w:w="55"/>
+              <w:right w:type="dxa" w:w="110"/>
+            </w:tcMar>
+          </w:tcPr>
+          <w:p>
+            <w:pPr>
+              <w:spacing w:after="60"/>
+            </w:pPr>
+            <w:r>
+              <w:rPr>
+                <w:b/>
+                <w:bCs/>
+                <w:i w:val="false"/>
+                <w:iCs w:val="false"/>
+                <w:color w:val="1B2A4A"/>
+                <w:sz w:val="32"/>
+                <w:szCs w:val="32"/>
+                <w:caps w:val="false"/>
+                <w:rFonts w:ascii="Calibri" w:cs="Calibri" w:eastAsia="Calibri" w:hAnsi="Calibri"/>
+              </w:rPr>
+              <w:t xml:space="preserve">SOURCE SYNTHESIS — put it together (SSP.03)</w:t>
+            </w:r>
+          </w:p>
+          <w:p>
+            <w:pPr>
+              <w:spacing w:after="40"/>
+            </w:pPr>
+            <w:r>
+              <w:rPr>
+                <w:b w:val="false"/>
+                <w:bCs w:val="false"/>
+                <w:i w:val="false"/>
+                <w:iCs w:val="false"/>
+                <w:color w:val="1A1A1A"/>
+                <w:sz w:val="33"/>
+                <w:szCs w:val="33"/>
+                <w:caps w:val="false"/>
+                <w:rFonts w:ascii="Calibri" w:cs="Calibri" w:eastAsia="Calibri" w:hAnsi="Calibri"/>
+              </w:rPr>
+              <w:t xml:space="preserve">In 2–3 sentences: what does this source reveal about this standard, and how do you know? Cite one specific detail from it.</w:t>
+            </w:r>
+          </w:p>
+        </w:tc>
+      </w:tr>
+    </w:tbl>
+    <w:p>
+      <w:pPr>
+        <w:widowControl w:val="false"/>
+        <w:pBdr>
+          <w:bottom w:val="single" w:color="9AA0A6" w:sz="6" w:space="2"/>
+        </w:pBdr>
+        <w:spacing w:before="0" w:after="0" w:line="450" w:lineRule="exact"/>
+      </w:pPr>
+      <w:r>
+        <w:rPr>
+          <w:sz w:val="18"/>
+          <w:szCs w:val="18"/>
+          <w:rFonts w:ascii="Calibri" w:cs="Calibri" w:eastAsia="Calibri" w:hAnsi="Calibri"/>
+        </w:rPr>
+        <w:t xml:space="preserve"> </w:t>
+      </w:r>
+    </w:p>
+    <w:p>
+      <w:pPr>
+        <w:spacing w:before="0" w:after="0" w:line="135" w:lineRule="exact"/>
+      </w:pPr>
+      <w:r>
+        <w:rPr>
+          <w:sz w:val="3"/>
+          <w:szCs w:val="3"/>
+          <w:rFonts w:ascii="Calibri" w:cs="Calibri" w:eastAsia="Calibri" w:hAnsi="Calibri"/>
+        </w:rPr>
+        <w:t xml:space="preserve"> </w:t>
+      </w:r>
+    </w:p>
+    <w:p>
+      <w:pPr>
+        <w:widowControl w:val="false"/>
+        <w:pBdr>
+          <w:bottom w:val="single" w:color="9AA0A6" w:sz="6" w:space="2"/>
+        </w:pBdr>
+        <w:spacing w:before="0" w:after="0" w:line="450" w:lineRule="exact"/>
+      </w:pPr>
+      <w:r>
+        <w:rPr>
+          <w:sz w:val="18"/>
+          <w:szCs w:val="18"/>
+          <w:rFonts w:ascii="Calibri" w:cs="Calibri" w:eastAsia="Calibri" w:hAnsi="Calibri"/>
+        </w:rPr>
+        <w:t xml:space="preserve"> </w:t>
+      </w:r>
+    </w:p>
+    <w:p>
+      <w:pPr>
+        <w:spacing w:before="0" w:after="0" w:line="135" w:lineRule="exact"/>
+      </w:pPr>
+      <w:r>
+        <w:rPr>
+          <w:sz w:val="3"/>
+          <w:szCs w:val="3"/>
+          <w:rFonts w:ascii="Calibri" w:cs="Calibri" w:eastAsia="Calibri" w:hAnsi="Calibri"/>
+        </w:rPr>
+        <w:t xml:space="preserve"> </w:t>
+      </w:r>
+    </w:p>
+    <w:p>
+      <w:pPr>
+        <w:widowControl w:val="false"/>
+        <w:pBdr>
+          <w:bottom w:val="single" w:color="9AA0A6" w:sz="6" w:space="2"/>
+        </w:pBdr>
+        <w:spacing w:before="0" w:after="0" w:line="450" w:lineRule="exact"/>
+      </w:pPr>
+      <w:r>
+        <w:rPr>
+          <w:sz w:val="18"/>
+          <w:szCs w:val="18"/>
+          <w:rFonts w:ascii="Calibri" w:cs="Calibri" w:eastAsia="Calibri" w:hAnsi="Calibri"/>
+        </w:rPr>
+        <w:t xml:space="preserve"> </w:t>
+      </w:r>
+    </w:p>
+    <w:p>
+      <w:pPr>
+        <w:spacing w:before="0" w:after="0" w:line="135" w:lineRule="exact"/>
+      </w:pPr>
+      <w:r>
+        <w:rPr>
+          <w:sz w:val="3"/>
+          <w:szCs w:val="3"/>
+          <w:rFonts w:ascii="Calibri" w:cs="Calibri" w:eastAsia="Calibri" w:hAnsi="Calibri"/>
+        </w:rPr>
+        <w:t xml:space="preserve"> </w:t>
+      </w:r>
+    </w:p>
+    <w:p>
+      <w:pPr>
+        <w:widowControl w:val="false"/>
+        <w:pBdr>
+          <w:bottom w:val="single" w:color="9AA0A6" w:sz="6" w:space="2"/>
+        </w:pBdr>
+        <w:spacing w:before="0" w:after="0" w:line="450" w:lineRule="exact"/>
+      </w:pPr>
+      <w:r>
+        <w:rPr>
+          <w:sz w:val="18"/>
+          <w:szCs w:val="18"/>
+          <w:rFonts w:ascii="Calibri" w:cs="Calibri" w:eastAsia="Calibri" w:hAnsi="Calibri"/>
+        </w:rPr>
+        <w:t xml:space="preserve"> </w:t>
+      </w:r>
+    </w:p>
+    <w:p>
+      <w:pPr>
+        <w:spacing w:before="0" w:after="0" w:line="135" w:lineRule="exact"/>
+      </w:pPr>
+      <w:r>
+        <w:rPr>
+          <w:sz w:val="3"/>
+          <w:szCs w:val="3"/>
+          <w:rFonts w:ascii="Calibri" w:cs="Calibri" w:eastAsia="Calibri" w:hAnsi="Calibri"/>
+        </w:rPr>
+        <w:t xml:space="preserve"> </w:t>
+      </w:r>
+    </w:p>
+    <w:p>
+      <w:pPr>
+        <w:widowControl w:val="false"/>
+        <w:pBdr>
+          <w:bottom w:val="single" w:color="9AA0A6" w:sz="6" w:space="2"/>
+        </w:pBdr>
+        <w:spacing w:before="0" w:after="0" w:line="450" w:lineRule="exact"/>
+      </w:pPr>
+      <w:r>
+        <w:rPr>
+          <w:sz w:val="18"/>
+          <w:szCs w:val="18"/>
+          <w:rFonts w:ascii="Calibri" w:cs="Calibri" w:eastAsia="Calibri" w:hAnsi="Calibri"/>
+        </w:rPr>
+        <w:t xml:space="preserve"> </w:t>
+      </w:r>
+    </w:p>
     <w:tbl>
       <w:tblPr>
         <w:tblW w:type="dxa" w:w="9792"/>

--- a/courses/foundations-constitutional-government/BUILD/unit7/deliverables/Unit7_Student_Workbook_CourseStandard_LargePrint.docx
+++ b/courses/foundations-constitutional-government/BUILD/unit7/deliverables/Unit7_Student_Workbook_CourseStandard_LargePrint.docx
@@ -2153,7 +2153,7 @@
               <w:pBdr>
                 <w:bottom w:val="single" w:color="5B6472" w:sz="10" w:space="2"/>
               </w:pBdr>
-              <w:spacing w:before="105" w:after="105" w:line="360" w:lineRule="auto"/>
+              <w:spacing w:before="18" w:after="18" w:line="315" w:lineRule="auto"/>
             </w:pPr>
             <w:r>
               <w:rPr>
@@ -2183,7 +2183,7 @@
               <w:pBdr>
                 <w:bottom w:val="single" w:color="5B6472" w:sz="10" w:space="2"/>
               </w:pBdr>
-              <w:spacing w:before="105" w:after="105" w:line="360" w:lineRule="auto"/>
+              <w:spacing w:before="18" w:after="18" w:line="315" w:lineRule="auto"/>
             </w:pPr>
             <w:r>
               <w:rPr>
@@ -2255,7 +2255,7 @@
               <w:pBdr>
                 <w:bottom w:val="single" w:color="5B6472" w:sz="10" w:space="2"/>
               </w:pBdr>
-              <w:spacing w:before="105" w:after="105" w:line="360" w:lineRule="auto"/>
+              <w:spacing w:before="18" w:after="18" w:line="315" w:lineRule="auto"/>
             </w:pPr>
             <w:r>
               <w:rPr>
@@ -2285,7 +2285,7 @@
               <w:pBdr>
                 <w:bottom w:val="single" w:color="5B6472" w:sz="10" w:space="2"/>
               </w:pBdr>
-              <w:spacing w:before="105" w:after="105" w:line="360" w:lineRule="auto"/>
+              <w:spacing w:before="18" w:after="18" w:line="315" w:lineRule="auto"/>
             </w:pPr>
             <w:r>
               <w:rPr>
@@ -2357,7 +2357,7 @@
               <w:pBdr>
                 <w:bottom w:val="single" w:color="5B6472" w:sz="10" w:space="2"/>
               </w:pBdr>
-              <w:spacing w:before="105" w:after="105" w:line="360" w:lineRule="auto"/>
+              <w:spacing w:before="18" w:after="18" w:line="315" w:lineRule="auto"/>
             </w:pPr>
             <w:r>
               <w:rPr>
@@ -2387,7 +2387,7 @@
               <w:pBdr>
                 <w:bottom w:val="single" w:color="5B6472" w:sz="10" w:space="2"/>
               </w:pBdr>
-              <w:spacing w:before="105" w:after="105" w:line="360" w:lineRule="auto"/>
+              <w:spacing w:before="18" w:after="18" w:line="315" w:lineRule="auto"/>
             </w:pPr>
             <w:r>
               <w:rPr>
@@ -2459,7 +2459,7 @@
               <w:pBdr>
                 <w:bottom w:val="single" w:color="5B6472" w:sz="10" w:space="2"/>
               </w:pBdr>
-              <w:spacing w:before="105" w:after="105" w:line="360" w:lineRule="auto"/>
+              <w:spacing w:before="18" w:after="18" w:line="315" w:lineRule="auto"/>
             </w:pPr>
             <w:r>
               <w:rPr>
@@ -2489,7 +2489,7 @@
               <w:pBdr>
                 <w:bottom w:val="single" w:color="5B6472" w:sz="10" w:space="2"/>
               </w:pBdr>
-              <w:spacing w:before="105" w:after="105" w:line="360" w:lineRule="auto"/>
+              <w:spacing w:before="18" w:after="18" w:line="315" w:lineRule="auto"/>
             </w:pPr>
             <w:r>
               <w:rPr>
@@ -3640,7 +3640,7 @@
               <w:pBdr>
                 <w:bottom w:val="single" w:color="5B6472" w:sz="10" w:space="2"/>
               </w:pBdr>
-              <w:spacing w:before="105" w:after="105" w:line="360" w:lineRule="auto"/>
+              <w:spacing w:before="18" w:after="18" w:line="315" w:lineRule="auto"/>
             </w:pPr>
             <w:r>
               <w:rPr>
@@ -3670,7 +3670,7 @@
               <w:pBdr>
                 <w:bottom w:val="single" w:color="5B6472" w:sz="10" w:space="2"/>
               </w:pBdr>
-              <w:spacing w:before="105" w:after="105" w:line="360" w:lineRule="auto"/>
+              <w:spacing w:before="18" w:after="18" w:line="315" w:lineRule="auto"/>
             </w:pPr>
             <w:r>
               <w:rPr>
@@ -3742,7 +3742,7 @@
               <w:pBdr>
                 <w:bottom w:val="single" w:color="5B6472" w:sz="10" w:space="2"/>
               </w:pBdr>
-              <w:spacing w:before="105" w:after="105" w:line="360" w:lineRule="auto"/>
+              <w:spacing w:before="18" w:after="18" w:line="315" w:lineRule="auto"/>
             </w:pPr>
             <w:r>
               <w:rPr>
@@ -3772,7 +3772,7 @@
               <w:pBdr>
                 <w:bottom w:val="single" w:color="5B6472" w:sz="10" w:space="2"/>
               </w:pBdr>
-              <w:spacing w:before="105" w:after="105" w:line="360" w:lineRule="auto"/>
+              <w:spacing w:before="18" w:after="18" w:line="315" w:lineRule="auto"/>
             </w:pPr>
             <w:r>
               <w:rPr>
@@ -3844,7 +3844,7 @@
               <w:pBdr>
                 <w:bottom w:val="single" w:color="5B6472" w:sz="10" w:space="2"/>
               </w:pBdr>
-              <w:spacing w:before="105" w:after="105" w:line="360" w:lineRule="auto"/>
+              <w:spacing w:before="18" w:after="18" w:line="315" w:lineRule="auto"/>
             </w:pPr>
             <w:r>
               <w:rPr>
@@ -3874,7 +3874,7 @@
               <w:pBdr>
                 <w:bottom w:val="single" w:color="5B6472" w:sz="10" w:space="2"/>
               </w:pBdr>
-              <w:spacing w:before="105" w:after="105" w:line="360" w:lineRule="auto"/>
+              <w:spacing w:before="18" w:after="18" w:line="315" w:lineRule="auto"/>
             </w:pPr>
             <w:r>
               <w:rPr>
@@ -3946,7 +3946,7 @@
               <w:pBdr>
                 <w:bottom w:val="single" w:color="5B6472" w:sz="10" w:space="2"/>
               </w:pBdr>
-              <w:spacing w:before="105" w:after="105" w:line="360" w:lineRule="auto"/>
+              <w:spacing w:before="18" w:after="18" w:line="315" w:lineRule="auto"/>
             </w:pPr>
             <w:r>
               <w:rPr>
@@ -3976,7 +3976,7 @@
               <w:pBdr>
                 <w:bottom w:val="single" w:color="5B6472" w:sz="10" w:space="2"/>
               </w:pBdr>
-              <w:spacing w:before="105" w:after="105" w:line="360" w:lineRule="auto"/>
+              <w:spacing w:before="18" w:after="18" w:line="315" w:lineRule="auto"/>
             </w:pPr>
             <w:r>
               <w:rPr>
@@ -4048,7 +4048,7 @@
               <w:pBdr>
                 <w:bottom w:val="single" w:color="5B6472" w:sz="10" w:space="2"/>
               </w:pBdr>
-              <w:spacing w:before="105" w:after="105" w:line="360" w:lineRule="auto"/>
+              <w:spacing w:before="18" w:after="18" w:line="315" w:lineRule="auto"/>
             </w:pPr>
             <w:r>
               <w:rPr>
@@ -4078,7 +4078,7 @@
               <w:pBdr>
                 <w:bottom w:val="single" w:color="5B6472" w:sz="10" w:space="2"/>
               </w:pBdr>
-              <w:spacing w:before="105" w:after="105" w:line="360" w:lineRule="auto"/>
+              <w:spacing w:before="18" w:after="18" w:line="315" w:lineRule="auto"/>
             </w:pPr>
             <w:r>
               <w:rPr>
@@ -4169,7 +4169,7 @@
               <w:pBdr>
                 <w:bottom w:val="single" w:color="5B6472" w:sz="10" w:space="2"/>
               </w:pBdr>
-              <w:spacing w:before="105" w:after="105" w:line="360" w:lineRule="auto"/>
+              <w:spacing w:before="18" w:after="18" w:line="315" w:lineRule="auto"/>
             </w:pPr>
             <w:r>
               <w:rPr>
@@ -4199,7 +4199,7 @@
               <w:pBdr>
                 <w:bottom w:val="single" w:color="5B6472" w:sz="10" w:space="2"/>
               </w:pBdr>
-              <w:spacing w:before="105" w:after="105" w:line="360" w:lineRule="auto"/>
+              <w:spacing w:before="18" w:after="18" w:line="315" w:lineRule="auto"/>
             </w:pPr>
             <w:r>
               <w:rPr>
@@ -4229,15 +4229,256 @@
               <w:pBdr>
                 <w:bottom w:val="single" w:color="5B6472" w:sz="10" w:space="2"/>
               </w:pBdr>
-              <w:spacing w:before="105" w:after="105" w:line="360" w:lineRule="auto"/>
-            </w:pPr>
-            <w:r>
-              <w:rPr>
-                <w:sz w:val="27"/>
-                <w:szCs w:val="27"/>
-                <w:rFonts w:ascii="Calibri" w:cs="Calibri" w:eastAsia="Calibri" w:hAnsi="Calibri"/>
-              </w:rPr>
-              <w:t xml:space="preserve"> </w:t>
+              <w:spacing w:before="18" w:after="18" w:line="315" w:lineRule="auto"/>
+            </w:pPr>
+            <w:r>
+              <w:rPr>
+                <w:sz w:val="27"/>
+                <w:szCs w:val="27"/>
+                <w:rFonts w:ascii="Calibri" w:cs="Calibri" w:eastAsia="Calibri" w:hAnsi="Calibri"/>
+              </w:rPr>
+              <w:t xml:space="preserve"> </w:t>
+            </w:r>
+          </w:p>
+        </w:tc>
+      </w:tr>
+    </w:tbl>
+    <w:p>
+      <w:r>
+        <w:br w:type="page"/>
+      </w:r>
+    </w:p>
+    <w:p>
+      <w:pPr>
+        <w:pStyle w:val="Heading1"/>
+        <w:keepNext/>
+        <w:pageBreakBefore/>
+        <w:spacing w:before="220" w:after="90"/>
+      </w:pPr>
+      <w:r>
+        <w:rPr>
+          <w:b/>
+          <w:bCs/>
+          <w:i w:val="false"/>
+          <w:iCs w:val="false"/>
+          <w:color w:val="1B2A4A"/>
+          <w:sz w:val="54"/>
+          <w:szCs w:val="54"/>
+          <w:caps w:val="false"/>
+          <w:rFonts w:ascii="Calibri" w:cs="Calibri" w:eastAsia="Calibri" w:hAnsi="Calibri"/>
+        </w:rPr>
+        <w:t xml:space="preserve">Standard GC.28 — Tennessee's Three Branches</w:t>
+      </w:r>
+    </w:p>
+    <w:p>
+      <w:pPr>
+        <w:spacing w:after="60"/>
+      </w:pPr>
+      <w:r>
+        <w:rPr>
+          <w:b/>
+          <w:bCs/>
+          <w:i w:val="false"/>
+          <w:iCs w:val="false"/>
+          <w:color w:val="1A1A1A"/>
+          <w:sz w:val="33"/>
+          <w:szCs w:val="33"/>
+          <w:caps w:val="false"/>
+          <w:rFonts w:ascii="Calibri" w:cs="Calibri" w:eastAsia="Calibri" w:hAnsi="Calibri"/>
+        </w:rPr>
+        <w:t xml:space="preserve">TN Academic Standard GC.28: </w:t>
+      </w:r>
+      <w:r>
+        <w:rPr>
+          <w:b w:val="false"/>
+          <w:bCs w:val="false"/>
+          <w:i w:val="false"/>
+          <w:iCs w:val="false"/>
+          <w:color w:val="1A1A1A"/>
+          <w:sz w:val="33"/>
+          <w:szCs w:val="33"/>
+          <w:caps w:val="false"/>
+          <w:rFonts w:ascii="Calibri" w:cs="Calibri" w:eastAsia="Calibri" w:hAnsi="Calibri"/>
+        </w:rPr>
+        <w:t xml:space="preserve">Identify the functions of departments and agencies of the executive, legislative, and judicial branches in the state of Tennessee.</w:t>
+      </w:r>
+    </w:p>
+    <w:tbl>
+      <w:tblPr>
+        <w:tblW w:type="dxa" w:w="9792"/>
+        <w:tblBorders>
+          <w:top w:val="single" w:color="auto" w:sz="4"/>
+          <w:left w:val="single" w:color="auto" w:sz="4"/>
+          <w:bottom w:val="single" w:color="auto" w:sz="4"/>
+          <w:right w:val="single" w:color="auto" w:sz="4"/>
+          <w:insideH w:val="single" w:color="auto" w:sz="4"/>
+          <w:insideV w:val="single" w:color="auto" w:sz="4"/>
+        </w:tblBorders>
+      </w:tblPr>
+      <w:tblGrid>
+        <w:gridCol w:w="9792"/>
+      </w:tblGrid>
+      <w:tr>
+        <w:tc>
+          <w:tcPr>
+            <w:tcW w:type="dxa" w:w="9792"/>
+            <w:tcBorders>
+              <w:top w:val="single" w:color="D9D5C8" w:sz="4"/>
+              <w:left w:val="single" w:color="D9D5C8" w:sz="4"/>
+              <w:bottom w:val="single" w:color="D9D5C8" w:sz="4"/>
+              <w:right w:val="single" w:color="D9D5C8" w:sz="4"/>
+            </w:tcBorders>
+            <w:shd w:fill="F7F5EF" w:color="auto" w:val="clear"/>
+            <w:tcMar>
+              <w:top w:type="dxa" w:w="55"/>
+              <w:left w:type="dxa" w:w="110"/>
+              <w:bottom w:type="dxa" w:w="55"/>
+              <w:right w:type="dxa" w:w="110"/>
+            </w:tcMar>
+          </w:tcPr>
+          <w:p>
+            <w:pPr>
+              <w:spacing w:after="60"/>
+            </w:pPr>
+            <w:r>
+              <w:rPr>
+                <w:b/>
+                <w:bCs/>
+                <w:i w:val="false"/>
+                <w:iCs w:val="false"/>
+                <w:color w:val="1B2A4A"/>
+                <w:sz w:val="32"/>
+                <w:szCs w:val="32"/>
+                <w:caps w:val="false"/>
+                <w:rFonts w:ascii="Calibri" w:cs="Calibri" w:eastAsia="Calibri" w:hAnsi="Calibri"/>
+              </w:rPr>
+              <w:t xml:space="preserve">LEARNING TARGETS — I can…</w:t>
+            </w:r>
+          </w:p>
+          <w:p>
+            <w:pPr>
+              <w:spacing w:after="40"/>
+            </w:pPr>
+            <w:r>
+              <w:rPr>
+                <w:b w:val="false"/>
+                <w:bCs w:val="false"/>
+                <w:i w:val="false"/>
+                <w:iCs w:val="false"/>
+                <w:color w:val="1A1A1A"/>
+                <w:sz w:val="32"/>
+                <w:szCs w:val="32"/>
+                <w:caps w:val="false"/>
+                <w:rFonts w:ascii="Calibri" w:cs="Calibri" w:eastAsia="Calibri" w:hAnsi="Calibri"/>
+              </w:rPr>
+              <w:t xml:space="preserve">•  I can identify the functions of the departments and agencies of Tennessee's executive, legislative, and judicial branches..</w:t>
+            </w:r>
+          </w:p>
+        </w:tc>
+      </w:tr>
+    </w:tbl>
+    <w:p>
+      <w:pPr>
+        <w:spacing w:after="80"/>
+      </w:pPr>
+      <w:r>
+        <w:rPr>
+          <w:b/>
+          <w:bCs/>
+          <w:i w:val="false"/>
+          <w:iCs w:val="false"/>
+          <w:color w:val="1B2A4A"/>
+          <w:sz w:val="29"/>
+          <w:szCs w:val="29"/>
+          <w:caps w:val="false"/>
+          <w:rFonts w:ascii="Calibri" w:cs="Calibri" w:eastAsia="Calibri" w:hAnsi="Calibri"/>
+        </w:rPr>
+        <w:t xml:space="preserve">Lenses for this standard: </w:t>
+      </w:r>
+      <w:r>
+        <w:rPr>
+          <w:b w:val="false"/>
+          <w:bCs w:val="false"/>
+          <w:i w:val="false"/>
+          <w:iCs w:val="false"/>
+          <w:color w:val="6B7280"/>
+          <w:sz w:val="29"/>
+          <w:szCs w:val="29"/>
+          <w:caps w:val="false"/>
+          <w:rFonts w:ascii="Calibri" w:cs="Calibri" w:eastAsia="Calibri" w:hAnsi="Calibri"/>
+        </w:rPr>
+        <w:t xml:space="preserve">Tennessee (T)</w:t>
+      </w:r>
+    </w:p>
+    <w:tbl>
+      <w:tblPr>
+        <w:tblW w:type="dxa" w:w="9792"/>
+        <w:tblBorders>
+          <w:top w:val="single" w:color="auto" w:sz="4"/>
+          <w:left w:val="single" w:color="auto" w:sz="4"/>
+          <w:bottom w:val="single" w:color="auto" w:sz="4"/>
+          <w:right w:val="single" w:color="auto" w:sz="4"/>
+          <w:insideH w:val="single" w:color="auto" w:sz="4"/>
+          <w:insideV w:val="single" w:color="auto" w:sz="4"/>
+        </w:tblBorders>
+      </w:tblPr>
+      <w:tblGrid>
+        <w:gridCol w:w="9792"/>
+      </w:tblGrid>
+      <w:tr>
+        <w:tc>
+          <w:tcPr>
+            <w:tcW w:type="dxa" w:w="9792"/>
+            <w:tcBorders>
+              <w:top w:val="single" w:color="1B2A4A" w:sz="4"/>
+              <w:left w:val="single" w:color="1B2A4A" w:sz="4"/>
+              <w:bottom w:val="single" w:color="1B2A4A" w:sz="4"/>
+              <w:right w:val="single" w:color="1B2A4A" w:sz="4"/>
+            </w:tcBorders>
+            <w:shd w:fill="1B2A4A" w:color="auto" w:val="clear"/>
+            <w:tcMar>
+              <w:top w:type="dxa" w:w="55"/>
+              <w:left w:type="dxa" w:w="110"/>
+              <w:bottom w:type="dxa" w:w="55"/>
+              <w:right w:type="dxa" w:w="110"/>
+            </w:tcMar>
+          </w:tcPr>
+          <w:p>
+            <w:pPr>
+              <w:spacing w:after="70"/>
+            </w:pPr>
+            <w:r>
+              <w:rPr>
+                <w:b/>
+                <w:bCs/>
+                <w:i w:val="false"/>
+                <w:iCs w:val="false"/>
+                <w:color w:val="C89B3C"/>
+                <w:sz w:val="35"/>
+                <w:szCs w:val="35"/>
+                <w:caps w:val="false"/>
+                <w:rFonts w:ascii="Calibri" w:cs="Calibri" w:eastAsia="Calibri" w:hAnsi="Calibri"/>
+              </w:rPr>
+              <w:t xml:space="preserve">CORE PATH — the same for every student</w:t>
+            </w:r>
+          </w:p>
+          <w:p>
+            <w:pPr>
+              <w:spacing w:after="40"/>
+            </w:pPr>
+            <w:r>
+              <w:rPr>
+                <w:b w:val="false"/>
+                <w:bCs w:val="false"/>
+                <w:i w:val="false"/>
+                <w:iCs w:val="false"/>
+                <w:color w:val="FFFFFF"/>
+                <w:sz w:val="33"/>
+                <w:szCs w:val="33"/>
+                <w:caps w:val="false"/>
+                <w:rFonts w:ascii="Calibri" w:cs="Calibri" w:eastAsia="Calibri" w:hAnsi="Calibri"/>
+              </w:rPr>
+              <w:t xml:space="preserve">Every student works this standard at the same rigor: analyze the sources and vocabulary, then demonstrate learning on the Practice Quiz and CER. UDL and MTSS give you flexible ways in — they never lower the bar. Check yourself against the learning targets on the Cornell Notes page.</w:t>
             </w:r>
           </w:p>
         </w:tc>
@@ -4292,7 +4533,7 @@
                 <w:caps w:val="false"/>
                 <w:rFonts w:ascii="Calibri" w:cs="Calibri" w:eastAsia="Calibri" w:hAnsi="Calibri"/>
               </w:rPr>
-              <w:t xml:space="preserve">SEAL IT — a goal you can see is a goal you keep</w:t>
+              <w:t xml:space="preserve">★ Tennessee Connection</w:t>
             </w:r>
           </w:p>
           <w:p>
@@ -4306,291 +4547,12 @@
                 <w:i w:val="false"/>
                 <w:iCs w:val="false"/>
                 <w:color w:val="1A1A1A"/>
-                <w:sz w:val="30"/>
-                <w:szCs w:val="30"/>
-                <w:caps w:val="false"/>
-                <w:rFonts w:ascii="Calibri" w:cs="Calibri" w:eastAsia="Calibri" w:hAnsi="Calibri"/>
-              </w:rPr>
-              <w:t xml:space="preserve">One thing I already know about this topic: ______________________________________________</w:t>
-            </w:r>
-          </w:p>
-          <w:p>
-            <w:pPr>
-              <w:spacing w:after="40"/>
-            </w:pPr>
-            <w:r>
-              <w:rPr>
-                <w:b w:val="false"/>
-                <w:bCs w:val="false"/>
-                <w:i w:val="false"/>
-                <w:iCs w:val="false"/>
-                <w:color w:val="1A1A1A"/>
-                <w:sz w:val="30"/>
-                <w:szCs w:val="30"/>
-                <w:caps w:val="false"/>
-                <w:rFonts w:ascii="Calibri" w:cs="Calibri" w:eastAsia="Calibri" w:hAnsi="Calibri"/>
-              </w:rPr>
-              <w:t xml:space="preserve">One question I want answered by the end: ______________________________________________</w:t>
-            </w:r>
-          </w:p>
-          <w:p>
-            <w:pPr>
-              <w:spacing w:after="40"/>
-            </w:pPr>
-            <w:r>
-              <w:rPr>
-                <w:b/>
-                <w:bCs/>
-                <w:i w:val="false"/>
-                <w:iCs w:val="false"/>
-                <w:color w:val="1A1A1A"/>
-                <w:sz w:val="30"/>
-                <w:szCs w:val="30"/>
-                <w:caps w:val="false"/>
-                <w:rFonts w:ascii="Calibri" w:cs="Calibri" w:eastAsia="Calibri" w:hAnsi="Calibri"/>
-              </w:rPr>
-              <w:t xml:space="preserve">Signed: __________________     Date: __________     I will check my progress on: __________</w:t>
-            </w:r>
-          </w:p>
-        </w:tc>
-      </w:tr>
-    </w:tbl>
-    <w:p>
-      <w:r>
-        <w:br w:type="page"/>
-      </w:r>
-    </w:p>
-    <w:p>
-      <w:pPr>
-        <w:pStyle w:val="Heading1"/>
-        <w:keepNext/>
-        <w:pageBreakBefore/>
-        <w:spacing w:before="220" w:after="90"/>
-      </w:pPr>
-      <w:r>
-        <w:rPr>
-          <w:b/>
-          <w:bCs/>
-          <w:i w:val="false"/>
-          <w:iCs w:val="false"/>
-          <w:color w:val="1B2A4A"/>
-          <w:sz w:val="54"/>
-          <w:szCs w:val="54"/>
-          <w:caps w:val="false"/>
-          <w:rFonts w:ascii="Calibri" w:cs="Calibri" w:eastAsia="Calibri" w:hAnsi="Calibri"/>
-        </w:rPr>
-        <w:t xml:space="preserve">Standard GC.28 — Tennessee's Three Branches</w:t>
-      </w:r>
-    </w:p>
-    <w:p>
-      <w:pPr>
-        <w:spacing w:after="60"/>
-      </w:pPr>
-      <w:r>
-        <w:rPr>
-          <w:b/>
-          <w:bCs/>
-          <w:i w:val="false"/>
-          <w:iCs w:val="false"/>
-          <w:color w:val="1A1A1A"/>
-          <w:sz w:val="33"/>
-          <w:szCs w:val="33"/>
-          <w:caps w:val="false"/>
-          <w:rFonts w:ascii="Calibri" w:cs="Calibri" w:eastAsia="Calibri" w:hAnsi="Calibri"/>
-        </w:rPr>
-        <w:t xml:space="preserve">TN Academic Standard GC.28: </w:t>
-      </w:r>
-      <w:r>
-        <w:rPr>
-          <w:b w:val="false"/>
-          <w:bCs w:val="false"/>
-          <w:i w:val="false"/>
-          <w:iCs w:val="false"/>
-          <w:color w:val="1A1A1A"/>
-          <w:sz w:val="33"/>
-          <w:szCs w:val="33"/>
-          <w:caps w:val="false"/>
-          <w:rFonts w:ascii="Calibri" w:cs="Calibri" w:eastAsia="Calibri" w:hAnsi="Calibri"/>
-        </w:rPr>
-        <w:t xml:space="preserve">Identify the functions of departments and agencies of the executive, legislative, and judicial branches in the state of Tennessee.</w:t>
-      </w:r>
-    </w:p>
-    <w:tbl>
-      <w:tblPr>
-        <w:tblW w:type="dxa" w:w="9792"/>
-        <w:tblBorders>
-          <w:top w:val="single" w:color="auto" w:sz="4"/>
-          <w:left w:val="single" w:color="auto" w:sz="4"/>
-          <w:bottom w:val="single" w:color="auto" w:sz="4"/>
-          <w:right w:val="single" w:color="auto" w:sz="4"/>
-          <w:insideH w:val="single" w:color="auto" w:sz="4"/>
-          <w:insideV w:val="single" w:color="auto" w:sz="4"/>
-        </w:tblBorders>
-      </w:tblPr>
-      <w:tblGrid>
-        <w:gridCol w:w="9792"/>
-      </w:tblGrid>
-      <w:tr>
-        <w:tc>
-          <w:tcPr>
-            <w:tcW w:type="dxa" w:w="9792"/>
-            <w:tcBorders>
-              <w:top w:val="single" w:color="D9D5C8" w:sz="4"/>
-              <w:left w:val="single" w:color="D9D5C8" w:sz="4"/>
-              <w:bottom w:val="single" w:color="D9D5C8" w:sz="4"/>
-              <w:right w:val="single" w:color="D9D5C8" w:sz="4"/>
-            </w:tcBorders>
-            <w:shd w:fill="F7F5EF" w:color="auto" w:val="clear"/>
-            <w:tcMar>
-              <w:top w:type="dxa" w:w="55"/>
-              <w:left w:type="dxa" w:w="110"/>
-              <w:bottom w:type="dxa" w:w="55"/>
-              <w:right w:type="dxa" w:w="110"/>
-            </w:tcMar>
-          </w:tcPr>
-          <w:p>
-            <w:pPr>
-              <w:spacing w:after="60"/>
-            </w:pPr>
-            <w:r>
-              <w:rPr>
-                <w:b/>
-                <w:bCs/>
-                <w:i w:val="false"/>
-                <w:iCs w:val="false"/>
-                <w:color w:val="1B2A4A"/>
-                <w:sz w:val="32"/>
-                <w:szCs w:val="32"/>
-                <w:caps w:val="false"/>
-                <w:rFonts w:ascii="Calibri" w:cs="Calibri" w:eastAsia="Calibri" w:hAnsi="Calibri"/>
-              </w:rPr>
-              <w:t xml:space="preserve">LEARNING TARGETS — I can…</w:t>
-            </w:r>
-          </w:p>
-          <w:p>
-            <w:pPr>
-              <w:spacing w:after="40"/>
-            </w:pPr>
-            <w:r>
-              <w:rPr>
-                <w:b w:val="false"/>
-                <w:bCs w:val="false"/>
-                <w:i w:val="false"/>
-                <w:iCs w:val="false"/>
-                <w:color w:val="1A1A1A"/>
-                <w:sz w:val="32"/>
-                <w:szCs w:val="32"/>
-                <w:caps w:val="false"/>
-                <w:rFonts w:ascii="Calibri" w:cs="Calibri" w:eastAsia="Calibri" w:hAnsi="Calibri"/>
-              </w:rPr>
-              <w:t xml:space="preserve">•  I can identify the functions of the departments and agencies of Tennessee's executive, legislative, and judicial branches..</w:t>
-            </w:r>
-          </w:p>
-        </w:tc>
-      </w:tr>
-    </w:tbl>
-    <w:p>
-      <w:pPr>
-        <w:spacing w:after="80"/>
-      </w:pPr>
-      <w:r>
-        <w:rPr>
-          <w:b/>
-          <w:bCs/>
-          <w:i w:val="false"/>
-          <w:iCs w:val="false"/>
-          <w:color w:val="1B2A4A"/>
-          <w:sz w:val="29"/>
-          <w:szCs w:val="29"/>
-          <w:caps w:val="false"/>
-          <w:rFonts w:ascii="Calibri" w:cs="Calibri" w:eastAsia="Calibri" w:hAnsi="Calibri"/>
-        </w:rPr>
-        <w:t xml:space="preserve">Lenses for this standard: </w:t>
-      </w:r>
-      <w:r>
-        <w:rPr>
-          <w:b w:val="false"/>
-          <w:bCs w:val="false"/>
-          <w:i w:val="false"/>
-          <w:iCs w:val="false"/>
-          <w:color w:val="6B7280"/>
-          <w:sz w:val="29"/>
-          <w:szCs w:val="29"/>
-          <w:caps w:val="false"/>
-          <w:rFonts w:ascii="Calibri" w:cs="Calibri" w:eastAsia="Calibri" w:hAnsi="Calibri"/>
-        </w:rPr>
-        <w:t xml:space="preserve">Tennessee (T)</w:t>
-      </w:r>
-    </w:p>
-    <w:tbl>
-      <w:tblPr>
-        <w:tblW w:type="dxa" w:w="9792"/>
-        <w:tblBorders>
-          <w:top w:val="single" w:color="auto" w:sz="4"/>
-          <w:left w:val="single" w:color="auto" w:sz="4"/>
-          <w:bottom w:val="single" w:color="auto" w:sz="4"/>
-          <w:right w:val="single" w:color="auto" w:sz="4"/>
-          <w:insideH w:val="single" w:color="auto" w:sz="4"/>
-          <w:insideV w:val="single" w:color="auto" w:sz="4"/>
-        </w:tblBorders>
-      </w:tblPr>
-      <w:tblGrid>
-        <w:gridCol w:w="9792"/>
-      </w:tblGrid>
-      <w:tr>
-        <w:tc>
-          <w:tcPr>
-            <w:tcW w:type="dxa" w:w="9792"/>
-            <w:tcBorders>
-              <w:top w:val="single" w:color="1B2A4A" w:sz="4"/>
-              <w:left w:val="single" w:color="1B2A4A" w:sz="4"/>
-              <w:bottom w:val="single" w:color="1B2A4A" w:sz="4"/>
-              <w:right w:val="single" w:color="1B2A4A" w:sz="4"/>
-            </w:tcBorders>
-            <w:shd w:fill="1B2A4A" w:color="auto" w:val="clear"/>
-            <w:tcMar>
-              <w:top w:type="dxa" w:w="55"/>
-              <w:left w:type="dxa" w:w="110"/>
-              <w:bottom w:type="dxa" w:w="55"/>
-              <w:right w:type="dxa" w:w="110"/>
-            </w:tcMar>
-          </w:tcPr>
-          <w:p>
-            <w:pPr>
-              <w:spacing w:after="70"/>
-            </w:pPr>
-            <w:r>
-              <w:rPr>
-                <w:b/>
-                <w:bCs/>
-                <w:i w:val="false"/>
-                <w:iCs w:val="false"/>
-                <w:color w:val="C89B3C"/>
-                <w:sz w:val="35"/>
-                <w:szCs w:val="35"/>
-                <w:caps w:val="false"/>
-                <w:rFonts w:ascii="Calibri" w:cs="Calibri" w:eastAsia="Calibri" w:hAnsi="Calibri"/>
-              </w:rPr>
-              <w:t xml:space="preserve">CORE PATH — the same for every student</w:t>
-            </w:r>
-          </w:p>
-          <w:p>
-            <w:pPr>
-              <w:spacing w:after="40"/>
-            </w:pPr>
-            <w:r>
-              <w:rPr>
-                <w:b w:val="false"/>
-                <w:bCs w:val="false"/>
-                <w:i w:val="false"/>
-                <w:iCs w:val="false"/>
-                <w:color w:val="FFFFFF"/>
                 <w:sz w:val="33"/>
                 <w:szCs w:val="33"/>
                 <w:caps w:val="false"/>
                 <w:rFonts w:ascii="Calibri" w:cs="Calibri" w:eastAsia="Calibri" w:hAnsi="Calibri"/>
               </w:rPr>
-              <w:t xml:space="preserve">Every student works this standard at the same rigor: analyze the sources and vocabulary, then demonstrate learning on the Practice Quiz and CER. UDL and MTSS give you flexible ways in — they never lower the bar. Check yourself against the learning targets on the Cornell Notes page.</w:t>
+              <w:t xml:space="preserve">This entire standard is Tennessee. The three stars on the state flag stand for the three Grand Divisions — East, Middle, and West — and Tennessee law spreads offices and representation across all three. The state's part-time citizen-legislature and its distinctive 'Tennessee Plan' for choosing appellate judges are features of Tennessee's own constitution and law (GC.28).</w:t>
             </w:r>
           </w:p>
         </w:tc>
@@ -4645,80 +4607,6 @@
                 <w:caps w:val="false"/>
                 <w:rFonts w:ascii="Calibri" w:cs="Calibri" w:eastAsia="Calibri" w:hAnsi="Calibri"/>
               </w:rPr>
-              <w:t xml:space="preserve">★ Tennessee Connection</w:t>
-            </w:r>
-          </w:p>
-          <w:p>
-            <w:pPr>
-              <w:spacing w:after="40"/>
-            </w:pPr>
-            <w:r>
-              <w:rPr>
-                <w:b w:val="false"/>
-                <w:bCs w:val="false"/>
-                <w:i w:val="false"/>
-                <w:iCs w:val="false"/>
-                <w:color w:val="1A1A1A"/>
-                <w:sz w:val="33"/>
-                <w:szCs w:val="33"/>
-                <w:caps w:val="false"/>
-                <w:rFonts w:ascii="Calibri" w:cs="Calibri" w:eastAsia="Calibri" w:hAnsi="Calibri"/>
-              </w:rPr>
-              <w:t xml:space="preserve">This entire standard is Tennessee. The three stars on the state flag stand for the three Grand Divisions — East, Middle, and West — and Tennessee law spreads offices and representation across all three. The state's part-time citizen-legislature and its distinctive 'Tennessee Plan' for choosing appellate judges are features of Tennessee's own constitution and law (GC.28).</w:t>
-            </w:r>
-          </w:p>
-        </w:tc>
-      </w:tr>
-    </w:tbl>
-    <w:tbl>
-      <w:tblPr>
-        <w:tblW w:type="dxa" w:w="9792"/>
-        <w:tblBorders>
-          <w:top w:val="single" w:color="auto" w:sz="4"/>
-          <w:left w:val="single" w:color="auto" w:sz="4"/>
-          <w:bottom w:val="single" w:color="auto" w:sz="4"/>
-          <w:right w:val="single" w:color="auto" w:sz="4"/>
-          <w:insideH w:val="single" w:color="auto" w:sz="4"/>
-          <w:insideV w:val="single" w:color="auto" w:sz="4"/>
-        </w:tblBorders>
-      </w:tblPr>
-      <w:tblGrid>
-        <w:gridCol w:w="9792"/>
-      </w:tblGrid>
-      <w:tr>
-        <w:tc>
-          <w:tcPr>
-            <w:tcW w:type="dxa" w:w="9792"/>
-            <w:tcBorders>
-              <w:top w:val="single" w:color="D9D5C8" w:sz="4"/>
-              <w:left w:val="single" w:color="D9D5C8" w:sz="4"/>
-              <w:bottom w:val="single" w:color="D9D5C8" w:sz="4"/>
-              <w:right w:val="single" w:color="D9D5C8" w:sz="4"/>
-            </w:tcBorders>
-            <w:shd w:fill="F7F5EF" w:color="auto" w:val="clear"/>
-            <w:tcMar>
-              <w:top w:type="dxa" w:w="55"/>
-              <w:left w:type="dxa" w:w="110"/>
-              <w:bottom w:type="dxa" w:w="55"/>
-              <w:right w:type="dxa" w:w="110"/>
-            </w:tcMar>
-          </w:tcPr>
-          <w:p>
-            <w:pPr>
-              <w:spacing w:after="60"/>
-            </w:pPr>
-            <w:r>
-              <w:rPr>
-                <w:b/>
-                <w:bCs/>
-                <w:i w:val="false"/>
-                <w:iCs w:val="false"/>
-                <w:color w:val="1B2A4A"/>
-                <w:sz w:val="32"/>
-                <w:szCs w:val="32"/>
-                <w:caps w:val="false"/>
-                <w:rFonts w:ascii="Calibri" w:cs="Calibri" w:eastAsia="Calibri" w:hAnsi="Calibri"/>
-              </w:rPr>
               <w:t xml:space="preserve">SET YOUR GOAL (self-direction)</w:t>
             </w:r>
           </w:p>
@@ -4750,7 +4638,7 @@
         <w:pBdr>
           <w:bottom w:val="single" w:color="5B6472" w:sz="10" w:space="2"/>
         </w:pBdr>
-        <w:spacing w:before="105" w:after="105" w:line="360" w:lineRule="auto"/>
+        <w:spacing w:before="18" w:after="18" w:line="315" w:lineRule="auto"/>
       </w:pPr>
       <w:r>
         <w:rPr>
@@ -4780,7 +4668,7 @@
         <w:pBdr>
           <w:bottom w:val="single" w:color="5B6472" w:sz="10" w:space="2"/>
         </w:pBdr>
-        <w:spacing w:before="105" w:after="105" w:line="360" w:lineRule="auto"/>
+        <w:spacing w:before="18" w:after="18" w:line="315" w:lineRule="auto"/>
       </w:pPr>
       <w:r>
         <w:rPr>
@@ -4871,7 +4759,7 @@
         <w:pBdr>
           <w:bottom w:val="single" w:color="5B6472" w:sz="10" w:space="2"/>
         </w:pBdr>
-        <w:spacing w:before="105" w:after="105" w:line="360" w:lineRule="auto"/>
+        <w:spacing w:before="18" w:after="18" w:line="315" w:lineRule="auto"/>
       </w:pPr>
       <w:r>
         <w:rPr>
@@ -4901,7 +4789,7 @@
         <w:pBdr>
           <w:bottom w:val="single" w:color="5B6472" w:sz="10" w:space="2"/>
         </w:pBdr>
-        <w:spacing w:before="105" w:after="105" w:line="360" w:lineRule="auto"/>
+        <w:spacing w:before="18" w:after="18" w:line="315" w:lineRule="auto"/>
       </w:pPr>
       <w:r>
         <w:rPr>
@@ -4992,7 +4880,7 @@
         <w:pBdr>
           <w:bottom w:val="single" w:color="5B6472" w:sz="10" w:space="2"/>
         </w:pBdr>
-        <w:spacing w:before="105" w:after="105" w:line="360" w:lineRule="auto"/>
+        <w:spacing w:before="18" w:after="18" w:line="315" w:lineRule="auto"/>
       </w:pPr>
       <w:r>
         <w:rPr>
@@ -5022,7 +4910,7 @@
         <w:pBdr>
           <w:bottom w:val="single" w:color="5B6472" w:sz="10" w:space="2"/>
         </w:pBdr>
-        <w:spacing w:before="105" w:after="105" w:line="360" w:lineRule="auto"/>
+        <w:spacing w:before="18" w:after="18" w:line="315" w:lineRule="auto"/>
       </w:pPr>
       <w:r>
         <w:rPr>
@@ -5052,7 +4940,7 @@
         <w:pBdr>
           <w:bottom w:val="single" w:color="5B6472" w:sz="10" w:space="2"/>
         </w:pBdr>
-        <w:spacing w:before="105" w:after="105" w:line="360" w:lineRule="auto"/>
+        <w:spacing w:before="18" w:after="18" w:line="315" w:lineRule="auto"/>
       </w:pPr>
       <w:r>
         <w:rPr>
@@ -5143,7 +5031,7 @@
         <w:pBdr>
           <w:bottom w:val="single" w:color="5B6472" w:sz="10" w:space="2"/>
         </w:pBdr>
-        <w:spacing w:before="105" w:after="105" w:line="360" w:lineRule="auto"/>
+        <w:spacing w:before="18" w:after="18" w:line="315" w:lineRule="auto"/>
       </w:pPr>
       <w:r>
         <w:rPr>
@@ -5173,7 +5061,7 @@
         <w:pBdr>
           <w:bottom w:val="single" w:color="5B6472" w:sz="10" w:space="2"/>
         </w:pBdr>
-        <w:spacing w:before="105" w:after="105" w:line="360" w:lineRule="auto"/>
+        <w:spacing w:before="18" w:after="18" w:line="315" w:lineRule="auto"/>
       </w:pPr>
       <w:r>
         <w:rPr>
@@ -5203,67 +5091,7 @@
         <w:pBdr>
           <w:bottom w:val="single" w:color="5B6472" w:sz="10" w:space="2"/>
         </w:pBdr>
-        <w:spacing w:before="105" w:after="105" w:line="360" w:lineRule="auto"/>
-      </w:pPr>
-      <w:r>
-        <w:rPr>
-          <w:sz w:val="27"/>
-          <w:szCs w:val="27"/>
-          <w:rFonts w:ascii="Calibri" w:cs="Calibri" w:eastAsia="Calibri" w:hAnsi="Calibri"/>
-        </w:rPr>
-        <w:t xml:space="preserve"> </w:t>
-      </w:r>
-    </w:p>
-    <w:p>
-      <w:pPr>
-        <w:spacing w:before="0" w:after="0" w:line="75" w:lineRule="exact"/>
-      </w:pPr>
-      <w:r>
-        <w:rPr>
-          <w:sz w:val="3"/>
-          <w:szCs w:val="3"/>
-          <w:rFonts w:ascii="Calibri" w:cs="Calibri" w:eastAsia="Calibri" w:hAnsi="Calibri"/>
-        </w:rPr>
-        <w:t xml:space="preserve"> </w:t>
-      </w:r>
-    </w:p>
-    <w:p>
-      <w:pPr>
-        <w:widowControl w:val="false"/>
-        <w:pBdr>
-          <w:bottom w:val="single" w:color="5B6472" w:sz="10" w:space="2"/>
-        </w:pBdr>
-        <w:spacing w:before="105" w:after="105" w:line="360" w:lineRule="auto"/>
-      </w:pPr>
-      <w:r>
-        <w:rPr>
-          <w:sz w:val="27"/>
-          <w:szCs w:val="27"/>
-          <w:rFonts w:ascii="Calibri" w:cs="Calibri" w:eastAsia="Calibri" w:hAnsi="Calibri"/>
-        </w:rPr>
-        <w:t xml:space="preserve"> </w:t>
-      </w:r>
-    </w:p>
-    <w:p>
-      <w:pPr>
-        <w:spacing w:before="0" w:after="0" w:line="75" w:lineRule="exact"/>
-      </w:pPr>
-      <w:r>
-        <w:rPr>
-          <w:sz w:val="3"/>
-          <w:szCs w:val="3"/>
-          <w:rFonts w:ascii="Calibri" w:cs="Calibri" w:eastAsia="Calibri" w:hAnsi="Calibri"/>
-        </w:rPr>
-        <w:t xml:space="preserve"> </w:t>
-      </w:r>
-    </w:p>
-    <w:p>
-      <w:pPr>
-        <w:widowControl w:val="false"/>
-        <w:pBdr>
-          <w:bottom w:val="single" w:color="5B6472" w:sz="10" w:space="2"/>
-        </w:pBdr>
-        <w:spacing w:before="105" w:after="105" w:line="360" w:lineRule="auto"/>
+        <w:spacing w:before="18" w:after="18" w:line="315" w:lineRule="auto"/>
       </w:pPr>
       <w:r>
         <w:rPr>
@@ -6223,7 +6051,7 @@
               <w:pBdr>
                 <w:bottom w:val="single" w:color="5B6472" w:sz="10" w:space="2"/>
               </w:pBdr>
-              <w:spacing w:before="105" w:after="105" w:line="360" w:lineRule="auto"/>
+              <w:spacing w:before="18" w:after="18" w:line="315" w:lineRule="auto"/>
             </w:pPr>
             <w:r>
               <w:rPr>
@@ -6257,7 +6085,7 @@
               <w:pBdr>
                 <w:bottom w:val="single" w:color="5B6472" w:sz="10" w:space="2"/>
               </w:pBdr>
-              <w:spacing w:before="105" w:after="105" w:line="360" w:lineRule="auto"/>
+              <w:spacing w:before="18" w:after="18" w:line="315" w:lineRule="auto"/>
             </w:pPr>
             <w:r>
               <w:rPr>
@@ -6291,7 +6119,7 @@
               <w:pBdr>
                 <w:bottom w:val="single" w:color="5B6472" w:sz="10" w:space="2"/>
               </w:pBdr>
-              <w:spacing w:before="105" w:after="105" w:line="360" w:lineRule="auto"/>
+              <w:spacing w:before="18" w:after="18" w:line="315" w:lineRule="auto"/>
             </w:pPr>
             <w:r>
               <w:rPr>
@@ -6325,7 +6153,7 @@
               <w:pBdr>
                 <w:bottom w:val="single" w:color="5B6472" w:sz="10" w:space="2"/>
               </w:pBdr>
-              <w:spacing w:before="105" w:after="105" w:line="360" w:lineRule="auto"/>
+              <w:spacing w:before="18" w:after="18" w:line="315" w:lineRule="auto"/>
             </w:pPr>
             <w:r>
               <w:rPr>
@@ -6397,7 +6225,7 @@
               <w:pBdr>
                 <w:bottom w:val="single" w:color="5B6472" w:sz="10" w:space="2"/>
               </w:pBdr>
-              <w:spacing w:before="105" w:after="105" w:line="360" w:lineRule="auto"/>
+              <w:spacing w:before="18" w:after="18" w:line="315" w:lineRule="auto"/>
             </w:pPr>
             <w:r>
               <w:rPr>
@@ -6431,7 +6259,7 @@
               <w:pBdr>
                 <w:bottom w:val="single" w:color="5B6472" w:sz="10" w:space="2"/>
               </w:pBdr>
-              <w:spacing w:before="105" w:after="105" w:line="360" w:lineRule="auto"/>
+              <w:spacing w:before="18" w:after="18" w:line="315" w:lineRule="auto"/>
             </w:pPr>
             <w:r>
               <w:rPr>
@@ -6465,7 +6293,7 @@
               <w:pBdr>
                 <w:bottom w:val="single" w:color="5B6472" w:sz="10" w:space="2"/>
               </w:pBdr>
-              <w:spacing w:before="105" w:after="105" w:line="360" w:lineRule="auto"/>
+              <w:spacing w:before="18" w:after="18" w:line="315" w:lineRule="auto"/>
             </w:pPr>
             <w:r>
               <w:rPr>
@@ -6499,7 +6327,7 @@
               <w:pBdr>
                 <w:bottom w:val="single" w:color="5B6472" w:sz="10" w:space="2"/>
               </w:pBdr>
-              <w:spacing w:before="105" w:after="105" w:line="360" w:lineRule="auto"/>
+              <w:spacing w:before="18" w:after="18" w:line="315" w:lineRule="auto"/>
             </w:pPr>
             <w:r>
               <w:rPr>
@@ -6571,7 +6399,7 @@
               <w:pBdr>
                 <w:bottom w:val="single" w:color="5B6472" w:sz="10" w:space="2"/>
               </w:pBdr>
-              <w:spacing w:before="105" w:after="105" w:line="360" w:lineRule="auto"/>
+              <w:spacing w:before="18" w:after="18" w:line="315" w:lineRule="auto"/>
             </w:pPr>
             <w:r>
               <w:rPr>
@@ -6605,7 +6433,7 @@
               <w:pBdr>
                 <w:bottom w:val="single" w:color="5B6472" w:sz="10" w:space="2"/>
               </w:pBdr>
-              <w:spacing w:before="105" w:after="105" w:line="360" w:lineRule="auto"/>
+              <w:spacing w:before="18" w:after="18" w:line="315" w:lineRule="auto"/>
             </w:pPr>
             <w:r>
               <w:rPr>
@@ -6639,7 +6467,7 @@
               <w:pBdr>
                 <w:bottom w:val="single" w:color="5B6472" w:sz="10" w:space="2"/>
               </w:pBdr>
-              <w:spacing w:before="105" w:after="105" w:line="360" w:lineRule="auto"/>
+              <w:spacing w:before="18" w:after="18" w:line="315" w:lineRule="auto"/>
             </w:pPr>
             <w:r>
               <w:rPr>
@@ -6673,7 +6501,7 @@
               <w:pBdr>
                 <w:bottom w:val="single" w:color="5B6472" w:sz="10" w:space="2"/>
               </w:pBdr>
-              <w:spacing w:before="105" w:after="105" w:line="360" w:lineRule="auto"/>
+              <w:spacing w:before="18" w:after="18" w:line="315" w:lineRule="auto"/>
             </w:pPr>
             <w:r>
               <w:rPr>
@@ -6726,7 +6554,7 @@
         <w:pBdr>
           <w:bottom w:val="single" w:color="5B6472" w:sz="10" w:space="2"/>
         </w:pBdr>
-        <w:spacing w:before="105" w:after="105" w:line="360" w:lineRule="auto"/>
+        <w:spacing w:before="18" w:after="18" w:line="315" w:lineRule="auto"/>
       </w:pPr>
       <w:r>
         <w:rPr>
@@ -6756,7 +6584,7 @@
         <w:pBdr>
           <w:bottom w:val="single" w:color="5B6472" w:sz="10" w:space="2"/>
         </w:pBdr>
-        <w:spacing w:before="105" w:after="105" w:line="360" w:lineRule="auto"/>
+        <w:spacing w:before="18" w:after="18" w:line="315" w:lineRule="auto"/>
       </w:pPr>
       <w:r>
         <w:rPr>
@@ -6843,7 +6671,7 @@
               <w:pBdr>
                 <w:bottom w:val="single" w:color="5B6472" w:sz="10" w:space="2"/>
               </w:pBdr>
-              <w:spacing w:before="105" w:after="105" w:line="360" w:lineRule="auto"/>
+              <w:spacing w:before="18" w:after="18" w:line="315" w:lineRule="auto"/>
             </w:pPr>
             <w:r>
               <w:rPr>
@@ -6873,7 +6701,7 @@
               <w:pBdr>
                 <w:bottom w:val="single" w:color="5B6472" w:sz="10" w:space="2"/>
               </w:pBdr>
-              <w:spacing w:before="105" w:after="105" w:line="360" w:lineRule="auto"/>
+              <w:spacing w:before="18" w:after="18" w:line="315" w:lineRule="auto"/>
             </w:pPr>
             <w:r>
               <w:rPr>
@@ -6909,7 +6737,7 @@
               <w:pBdr>
                 <w:bottom w:val="single" w:color="5B6472" w:sz="10" w:space="2"/>
               </w:pBdr>
-              <w:spacing w:before="105" w:after="105" w:line="360" w:lineRule="auto"/>
+              <w:spacing w:before="18" w:after="18" w:line="315" w:lineRule="auto"/>
             </w:pPr>
             <w:r>
               <w:rPr>
@@ -6939,7 +6767,7 @@
               <w:pBdr>
                 <w:bottom w:val="single" w:color="5B6472" w:sz="10" w:space="2"/>
               </w:pBdr>
-              <w:spacing w:before="105" w:after="105" w:line="360" w:lineRule="auto"/>
+              <w:spacing w:before="18" w:after="18" w:line="315" w:lineRule="auto"/>
             </w:pPr>
             <w:r>
               <w:rPr>
@@ -6975,7 +6803,7 @@
               <w:pBdr>
                 <w:bottom w:val="single" w:color="5B6472" w:sz="10" w:space="2"/>
               </w:pBdr>
-              <w:spacing w:before="105" w:after="105" w:line="360" w:lineRule="auto"/>
+              <w:spacing w:before="18" w:after="18" w:line="315" w:lineRule="auto"/>
             </w:pPr>
             <w:r>
               <w:rPr>
@@ -7005,7 +6833,7 @@
               <w:pBdr>
                 <w:bottom w:val="single" w:color="5B6472" w:sz="10" w:space="2"/>
               </w:pBdr>
-              <w:spacing w:before="105" w:after="105" w:line="360" w:lineRule="auto"/>
+              <w:spacing w:before="18" w:after="18" w:line="315" w:lineRule="auto"/>
             </w:pPr>
             <w:r>
               <w:rPr>
@@ -7367,48 +7195,128 @@
               <w:pBdr>
                 <w:bottom w:val="single" w:color="5B6472" w:sz="10" w:space="2"/>
               </w:pBdr>
-              <w:spacing w:before="105" w:after="105" w:line="360" w:lineRule="auto"/>
-            </w:pPr>
-            <w:r>
-              <w:rPr>
-                <w:sz w:val="27"/>
-                <w:szCs w:val="27"/>
-                <w:rFonts w:ascii="Calibri" w:cs="Calibri" w:eastAsia="Calibri" w:hAnsi="Calibri"/>
-              </w:rPr>
-              <w:t xml:space="preserve"> </w:t>
-            </w:r>
-          </w:p>
-          <w:p>
-            <w:pPr>
-              <w:spacing w:before="0" w:after="0" w:line="75" w:lineRule="exact"/>
-            </w:pPr>
-            <w:r>
-              <w:rPr>
-                <w:sz w:val="3"/>
-                <w:szCs w:val="3"/>
-                <w:rFonts w:ascii="Calibri" w:cs="Calibri" w:eastAsia="Calibri" w:hAnsi="Calibri"/>
-              </w:rPr>
-              <w:t xml:space="preserve"> </w:t>
-            </w:r>
-          </w:p>
+              <w:spacing w:before="18" w:after="18" w:line="315" w:lineRule="auto"/>
+            </w:pPr>
+            <w:r>
+              <w:rPr>
+                <w:sz w:val="27"/>
+                <w:szCs w:val="27"/>
+                <w:rFonts w:ascii="Calibri" w:cs="Calibri" w:eastAsia="Calibri" w:hAnsi="Calibri"/>
+              </w:rPr>
+              <w:t xml:space="preserve"> </w:t>
+            </w:r>
+          </w:p>
+        </w:tc>
+        <w:tc>
+          <w:tcPr>
+            <w:tcW w:type="dxa" w:w="4896"/>
+            <w:tcBorders>
+              <w:top w:val="single" w:color="D9D5C8" w:sz="4"/>
+              <w:left w:val="single" w:color="D9D5C8" w:sz="4"/>
+              <w:bottom w:val="single" w:color="D9D5C8" w:sz="4"/>
+              <w:right w:val="single" w:color="D9D5C8" w:sz="4"/>
+            </w:tcBorders>
+            <w:tcMar>
+              <w:top w:type="dxa" w:w="55"/>
+              <w:left w:type="dxa" w:w="110"/>
+              <w:bottom w:type="dxa" w:w="55"/>
+              <w:right w:type="dxa" w:w="110"/>
+            </w:tcMar>
+          </w:tcPr>
           <w:p>
             <w:pPr>
               <w:widowControl w:val="false"/>
               <w:pBdr>
                 <w:bottom w:val="single" w:color="5B6472" w:sz="10" w:space="2"/>
               </w:pBdr>
-              <w:spacing w:before="105" w:after="105" w:line="360" w:lineRule="auto"/>
-            </w:pPr>
-            <w:r>
-              <w:rPr>
-                <w:sz w:val="27"/>
-                <w:szCs w:val="27"/>
-                <w:rFonts w:ascii="Calibri" w:cs="Calibri" w:eastAsia="Calibri" w:hAnsi="Calibri"/>
-              </w:rPr>
-              <w:t xml:space="preserve"> </w:t>
-            </w:r>
-          </w:p>
-        </w:tc>
+              <w:spacing w:before="18" w:after="18" w:line="315" w:lineRule="auto"/>
+            </w:pPr>
+            <w:r>
+              <w:rPr>
+                <w:sz w:val="27"/>
+                <w:szCs w:val="27"/>
+                <w:rFonts w:ascii="Calibri" w:cs="Calibri" w:eastAsia="Calibri" w:hAnsi="Calibri"/>
+              </w:rPr>
+              <w:t xml:space="preserve"> </w:t>
+            </w:r>
+          </w:p>
+        </w:tc>
+      </w:tr>
+      <w:tr>
+        <w:tc>
+          <w:tcPr>
+            <w:tcW w:type="dxa" w:w="4896"/>
+            <w:tcBorders>
+              <w:top w:val="single" w:color="D9D5C8" w:sz="4"/>
+              <w:left w:val="single" w:color="D9D5C8" w:sz="4"/>
+              <w:bottom w:val="single" w:color="D9D5C8" w:sz="4"/>
+              <w:right w:val="single" w:color="D9D5C8" w:sz="4"/>
+            </w:tcBorders>
+            <w:tcMar>
+              <w:top w:type="dxa" w:w="55"/>
+              <w:left w:type="dxa" w:w="110"/>
+              <w:bottom w:type="dxa" w:w="55"/>
+              <w:right w:type="dxa" w:w="110"/>
+            </w:tcMar>
+          </w:tcPr>
+          <w:p>
+            <w:pPr>
+              <w:spacing w:after="0"/>
+            </w:pPr>
+            <w:r>
+              <w:rPr>
+                <w:b/>
+                <w:bCs/>
+                <w:i w:val="false"/>
+                <w:iCs w:val="false"/>
+                <w:color w:val="1A1A1A"/>
+                <w:sz w:val="30"/>
+                <w:szCs w:val="30"/>
+                <w:caps w:val="false"/>
+                <w:rFonts w:ascii="Calibri" w:cs="Calibri" w:eastAsia="Calibri" w:hAnsi="Calibri"/>
+              </w:rPr>
+              <w:t xml:space="preserve">Examples</w:t>
+            </w:r>
+          </w:p>
+        </w:tc>
+        <w:tc>
+          <w:tcPr>
+            <w:tcW w:type="dxa" w:w="4896"/>
+            <w:tcBorders>
+              <w:top w:val="single" w:color="D9D5C8" w:sz="4"/>
+              <w:left w:val="single" w:color="D9D5C8" w:sz="4"/>
+              <w:bottom w:val="single" w:color="D9D5C8" w:sz="4"/>
+              <w:right w:val="single" w:color="D9D5C8" w:sz="4"/>
+            </w:tcBorders>
+            <w:tcMar>
+              <w:top w:type="dxa" w:w="55"/>
+              <w:left w:type="dxa" w:w="110"/>
+              <w:bottom w:type="dxa" w:w="55"/>
+              <w:right w:type="dxa" w:w="110"/>
+            </w:tcMar>
+          </w:tcPr>
+          <w:p>
+            <w:pPr>
+              <w:spacing w:after="0"/>
+            </w:pPr>
+            <w:r>
+              <w:rPr>
+                <w:b w:val="false"/>
+                <w:bCs w:val="false"/>
+                <w:i w:val="false"/>
+                <w:iCs w:val="false"/>
+                <w:color w:val="1A1A1A"/>
+                <w:sz w:val="30"/>
+                <w:szCs w:val="30"/>
+                <w:caps w:val="false"/>
+                <w:rFonts w:ascii="Calibri" w:cs="Calibri" w:eastAsia="Calibri" w:hAnsi="Calibri"/>
+              </w:rPr>
+              <w:t xml:space="preserve">Non-examples</w:t>
+            </w:r>
+          </w:p>
+        </w:tc>
+      </w:tr>
+      <w:tr>
         <w:tc>
           <w:tcPr>
             <w:tcW w:type="dxa" w:w="4896"/>
@@ -7431,241 +7339,41 @@
               <w:pBdr>
                 <w:bottom w:val="single" w:color="5B6472" w:sz="10" w:space="2"/>
               </w:pBdr>
-              <w:spacing w:before="105" w:after="105" w:line="360" w:lineRule="auto"/>
-            </w:pPr>
-            <w:r>
-              <w:rPr>
-                <w:sz w:val="27"/>
-                <w:szCs w:val="27"/>
-                <w:rFonts w:ascii="Calibri" w:cs="Calibri" w:eastAsia="Calibri" w:hAnsi="Calibri"/>
-              </w:rPr>
-              <w:t xml:space="preserve"> </w:t>
-            </w:r>
-          </w:p>
-          <w:p>
-            <w:pPr>
-              <w:spacing w:before="0" w:after="0" w:line="75" w:lineRule="exact"/>
-            </w:pPr>
-            <w:r>
-              <w:rPr>
-                <w:sz w:val="3"/>
-                <w:szCs w:val="3"/>
-                <w:rFonts w:ascii="Calibri" w:cs="Calibri" w:eastAsia="Calibri" w:hAnsi="Calibri"/>
-              </w:rPr>
-              <w:t xml:space="preserve"> </w:t>
-            </w:r>
-          </w:p>
+              <w:spacing w:before="18" w:after="18" w:line="315" w:lineRule="auto"/>
+            </w:pPr>
+            <w:r>
+              <w:rPr>
+                <w:sz w:val="27"/>
+                <w:szCs w:val="27"/>
+                <w:rFonts w:ascii="Calibri" w:cs="Calibri" w:eastAsia="Calibri" w:hAnsi="Calibri"/>
+              </w:rPr>
+              <w:t xml:space="preserve"> </w:t>
+            </w:r>
+          </w:p>
+        </w:tc>
+        <w:tc>
+          <w:tcPr>
+            <w:tcW w:type="dxa" w:w="4896"/>
+            <w:tcBorders>
+              <w:top w:val="single" w:color="D9D5C8" w:sz="4"/>
+              <w:left w:val="single" w:color="D9D5C8" w:sz="4"/>
+              <w:bottom w:val="single" w:color="D9D5C8" w:sz="4"/>
+              <w:right w:val="single" w:color="D9D5C8" w:sz="4"/>
+            </w:tcBorders>
+            <w:tcMar>
+              <w:top w:type="dxa" w:w="55"/>
+              <w:left w:type="dxa" w:w="110"/>
+              <w:bottom w:type="dxa" w:w="55"/>
+              <w:right w:type="dxa" w:w="110"/>
+            </w:tcMar>
+          </w:tcPr>
           <w:p>
             <w:pPr>
               <w:widowControl w:val="false"/>
               <w:pBdr>
                 <w:bottom w:val="single" w:color="5B6472" w:sz="10" w:space="2"/>
               </w:pBdr>
-              <w:spacing w:before="105" w:after="105" w:line="360" w:lineRule="auto"/>
-            </w:pPr>
-            <w:r>
-              <w:rPr>
-                <w:sz w:val="27"/>
-                <w:szCs w:val="27"/>
-                <w:rFonts w:ascii="Calibri" w:cs="Calibri" w:eastAsia="Calibri" w:hAnsi="Calibri"/>
-              </w:rPr>
-              <w:t xml:space="preserve"> </w:t>
-            </w:r>
-          </w:p>
-        </w:tc>
-      </w:tr>
-      <w:tr>
-        <w:tc>
-          <w:tcPr>
-            <w:tcW w:type="dxa" w:w="4896"/>
-            <w:tcBorders>
-              <w:top w:val="single" w:color="D9D5C8" w:sz="4"/>
-              <w:left w:val="single" w:color="D9D5C8" w:sz="4"/>
-              <w:bottom w:val="single" w:color="D9D5C8" w:sz="4"/>
-              <w:right w:val="single" w:color="D9D5C8" w:sz="4"/>
-            </w:tcBorders>
-            <w:tcMar>
-              <w:top w:type="dxa" w:w="55"/>
-              <w:left w:type="dxa" w:w="110"/>
-              <w:bottom w:type="dxa" w:w="55"/>
-              <w:right w:type="dxa" w:w="110"/>
-            </w:tcMar>
-          </w:tcPr>
-          <w:p>
-            <w:pPr>
-              <w:spacing w:after="0"/>
-            </w:pPr>
-            <w:r>
-              <w:rPr>
-                <w:b/>
-                <w:bCs/>
-                <w:i w:val="false"/>
-                <w:iCs w:val="false"/>
-                <w:color w:val="1A1A1A"/>
-                <w:sz w:val="30"/>
-                <w:szCs w:val="30"/>
-                <w:caps w:val="false"/>
-                <w:rFonts w:ascii="Calibri" w:cs="Calibri" w:eastAsia="Calibri" w:hAnsi="Calibri"/>
-              </w:rPr>
-              <w:t xml:space="preserve">Examples</w:t>
-            </w:r>
-          </w:p>
-        </w:tc>
-        <w:tc>
-          <w:tcPr>
-            <w:tcW w:type="dxa" w:w="4896"/>
-            <w:tcBorders>
-              <w:top w:val="single" w:color="D9D5C8" w:sz="4"/>
-              <w:left w:val="single" w:color="D9D5C8" w:sz="4"/>
-              <w:bottom w:val="single" w:color="D9D5C8" w:sz="4"/>
-              <w:right w:val="single" w:color="D9D5C8" w:sz="4"/>
-            </w:tcBorders>
-            <w:tcMar>
-              <w:top w:type="dxa" w:w="55"/>
-              <w:left w:type="dxa" w:w="110"/>
-              <w:bottom w:type="dxa" w:w="55"/>
-              <w:right w:type="dxa" w:w="110"/>
-            </w:tcMar>
-          </w:tcPr>
-          <w:p>
-            <w:pPr>
-              <w:spacing w:after="0"/>
-            </w:pPr>
-            <w:r>
-              <w:rPr>
-                <w:b w:val="false"/>
-                <w:bCs w:val="false"/>
-                <w:i w:val="false"/>
-                <w:iCs w:val="false"/>
-                <w:color w:val="1A1A1A"/>
-                <w:sz w:val="30"/>
-                <w:szCs w:val="30"/>
-                <w:caps w:val="false"/>
-                <w:rFonts w:ascii="Calibri" w:cs="Calibri" w:eastAsia="Calibri" w:hAnsi="Calibri"/>
-              </w:rPr>
-              <w:t xml:space="preserve">Non-examples</w:t>
-            </w:r>
-          </w:p>
-        </w:tc>
-      </w:tr>
-      <w:tr>
-        <w:tc>
-          <w:tcPr>
-            <w:tcW w:type="dxa" w:w="4896"/>
-            <w:tcBorders>
-              <w:top w:val="single" w:color="D9D5C8" w:sz="4"/>
-              <w:left w:val="single" w:color="D9D5C8" w:sz="4"/>
-              <w:bottom w:val="single" w:color="D9D5C8" w:sz="4"/>
-              <w:right w:val="single" w:color="D9D5C8" w:sz="4"/>
-            </w:tcBorders>
-            <w:tcMar>
-              <w:top w:type="dxa" w:w="55"/>
-              <w:left w:type="dxa" w:w="110"/>
-              <w:bottom w:type="dxa" w:w="55"/>
-              <w:right w:type="dxa" w:w="110"/>
-            </w:tcMar>
-          </w:tcPr>
-          <w:p>
-            <w:pPr>
-              <w:widowControl w:val="false"/>
-              <w:pBdr>
-                <w:bottom w:val="single" w:color="5B6472" w:sz="10" w:space="2"/>
-              </w:pBdr>
-              <w:spacing w:before="105" w:after="105" w:line="360" w:lineRule="auto"/>
-            </w:pPr>
-            <w:r>
-              <w:rPr>
-                <w:sz w:val="27"/>
-                <w:szCs w:val="27"/>
-                <w:rFonts w:ascii="Calibri" w:cs="Calibri" w:eastAsia="Calibri" w:hAnsi="Calibri"/>
-              </w:rPr>
-              <w:t xml:space="preserve"> </w:t>
-            </w:r>
-          </w:p>
-          <w:p>
-            <w:pPr>
-              <w:spacing w:before="0" w:after="0" w:line="75" w:lineRule="exact"/>
-            </w:pPr>
-            <w:r>
-              <w:rPr>
-                <w:sz w:val="3"/>
-                <w:szCs w:val="3"/>
-                <w:rFonts w:ascii="Calibri" w:cs="Calibri" w:eastAsia="Calibri" w:hAnsi="Calibri"/>
-              </w:rPr>
-              <w:t xml:space="preserve"> </w:t>
-            </w:r>
-          </w:p>
-          <w:p>
-            <w:pPr>
-              <w:widowControl w:val="false"/>
-              <w:pBdr>
-                <w:bottom w:val="single" w:color="5B6472" w:sz="10" w:space="2"/>
-              </w:pBdr>
-              <w:spacing w:before="105" w:after="105" w:line="360" w:lineRule="auto"/>
-            </w:pPr>
-            <w:r>
-              <w:rPr>
-                <w:sz w:val="27"/>
-                <w:szCs w:val="27"/>
-                <w:rFonts w:ascii="Calibri" w:cs="Calibri" w:eastAsia="Calibri" w:hAnsi="Calibri"/>
-              </w:rPr>
-              <w:t xml:space="preserve"> </w:t>
-            </w:r>
-          </w:p>
-        </w:tc>
-        <w:tc>
-          <w:tcPr>
-            <w:tcW w:type="dxa" w:w="4896"/>
-            <w:tcBorders>
-              <w:top w:val="single" w:color="D9D5C8" w:sz="4"/>
-              <w:left w:val="single" w:color="D9D5C8" w:sz="4"/>
-              <w:bottom w:val="single" w:color="D9D5C8" w:sz="4"/>
-              <w:right w:val="single" w:color="D9D5C8" w:sz="4"/>
-            </w:tcBorders>
-            <w:tcMar>
-              <w:top w:type="dxa" w:w="55"/>
-              <w:left w:type="dxa" w:w="110"/>
-              <w:bottom w:type="dxa" w:w="55"/>
-              <w:right w:type="dxa" w:w="110"/>
-            </w:tcMar>
-          </w:tcPr>
-          <w:p>
-            <w:pPr>
-              <w:widowControl w:val="false"/>
-              <w:pBdr>
-                <w:bottom w:val="single" w:color="5B6472" w:sz="10" w:space="2"/>
-              </w:pBdr>
-              <w:spacing w:before="105" w:after="105" w:line="360" w:lineRule="auto"/>
-            </w:pPr>
-            <w:r>
-              <w:rPr>
-                <w:sz w:val="27"/>
-                <w:szCs w:val="27"/>
-                <w:rFonts w:ascii="Calibri" w:cs="Calibri" w:eastAsia="Calibri" w:hAnsi="Calibri"/>
-              </w:rPr>
-              <w:t xml:space="preserve"> </w:t>
-            </w:r>
-          </w:p>
-          <w:p>
-            <w:pPr>
-              <w:spacing w:before="0" w:after="0" w:line="75" w:lineRule="exact"/>
-            </w:pPr>
-            <w:r>
-              <w:rPr>
-                <w:sz w:val="3"/>
-                <w:szCs w:val="3"/>
-                <w:rFonts w:ascii="Calibri" w:cs="Calibri" w:eastAsia="Calibri" w:hAnsi="Calibri"/>
-              </w:rPr>
-              <w:t xml:space="preserve"> </w:t>
-            </w:r>
-          </w:p>
-          <w:p>
-            <w:pPr>
-              <w:widowControl w:val="false"/>
-              <w:pBdr>
-                <w:bottom w:val="single" w:color="5B6472" w:sz="10" w:space="2"/>
-              </w:pBdr>
-              <w:spacing w:before="105" w:after="105" w:line="360" w:lineRule="auto"/>
+              <w:spacing w:before="18" w:after="18" w:line="315" w:lineRule="auto"/>
             </w:pPr>
             <w:r>
               <w:rPr>
@@ -7759,7 +7467,7 @@
         <w:pBdr>
           <w:bottom w:val="single" w:color="5B6472" w:sz="10" w:space="2"/>
         </w:pBdr>
-        <w:spacing w:before="105" w:after="105" w:line="360" w:lineRule="auto"/>
+        <w:spacing w:before="18" w:after="18" w:line="315" w:lineRule="auto"/>
       </w:pPr>
       <w:r>
         <w:rPr>
@@ -8008,48 +7716,128 @@
               <w:pBdr>
                 <w:bottom w:val="single" w:color="5B6472" w:sz="10" w:space="2"/>
               </w:pBdr>
-              <w:spacing w:before="105" w:after="105" w:line="360" w:lineRule="auto"/>
-            </w:pPr>
-            <w:r>
-              <w:rPr>
-                <w:sz w:val="27"/>
-                <w:szCs w:val="27"/>
-                <w:rFonts w:ascii="Calibri" w:cs="Calibri" w:eastAsia="Calibri" w:hAnsi="Calibri"/>
-              </w:rPr>
-              <w:t xml:space="preserve"> </w:t>
-            </w:r>
-          </w:p>
-          <w:p>
-            <w:pPr>
-              <w:spacing w:before="0" w:after="0" w:line="75" w:lineRule="exact"/>
-            </w:pPr>
-            <w:r>
-              <w:rPr>
-                <w:sz w:val="3"/>
-                <w:szCs w:val="3"/>
-                <w:rFonts w:ascii="Calibri" w:cs="Calibri" w:eastAsia="Calibri" w:hAnsi="Calibri"/>
-              </w:rPr>
-              <w:t xml:space="preserve"> </w:t>
-            </w:r>
-          </w:p>
+              <w:spacing w:before="18" w:after="18" w:line="315" w:lineRule="auto"/>
+            </w:pPr>
+            <w:r>
+              <w:rPr>
+                <w:sz w:val="27"/>
+                <w:szCs w:val="27"/>
+                <w:rFonts w:ascii="Calibri" w:cs="Calibri" w:eastAsia="Calibri" w:hAnsi="Calibri"/>
+              </w:rPr>
+              <w:t xml:space="preserve"> </w:t>
+            </w:r>
+          </w:p>
+        </w:tc>
+        <w:tc>
+          <w:tcPr>
+            <w:tcW w:type="dxa" w:w="4896"/>
+            <w:tcBorders>
+              <w:top w:val="single" w:color="D9D5C8" w:sz="4"/>
+              <w:left w:val="single" w:color="D9D5C8" w:sz="4"/>
+              <w:bottom w:val="single" w:color="D9D5C8" w:sz="4"/>
+              <w:right w:val="single" w:color="D9D5C8" w:sz="4"/>
+            </w:tcBorders>
+            <w:tcMar>
+              <w:top w:type="dxa" w:w="55"/>
+              <w:left w:type="dxa" w:w="110"/>
+              <w:bottom w:type="dxa" w:w="55"/>
+              <w:right w:type="dxa" w:w="110"/>
+            </w:tcMar>
+          </w:tcPr>
           <w:p>
             <w:pPr>
               <w:widowControl w:val="false"/>
               <w:pBdr>
                 <w:bottom w:val="single" w:color="5B6472" w:sz="10" w:space="2"/>
               </w:pBdr>
-              <w:spacing w:before="105" w:after="105" w:line="360" w:lineRule="auto"/>
-            </w:pPr>
-            <w:r>
-              <w:rPr>
-                <w:sz w:val="27"/>
-                <w:szCs w:val="27"/>
-                <w:rFonts w:ascii="Calibri" w:cs="Calibri" w:eastAsia="Calibri" w:hAnsi="Calibri"/>
-              </w:rPr>
-              <w:t xml:space="preserve"> </w:t>
-            </w:r>
-          </w:p>
-        </w:tc>
+              <w:spacing w:before="18" w:after="18" w:line="315" w:lineRule="auto"/>
+            </w:pPr>
+            <w:r>
+              <w:rPr>
+                <w:sz w:val="27"/>
+                <w:szCs w:val="27"/>
+                <w:rFonts w:ascii="Calibri" w:cs="Calibri" w:eastAsia="Calibri" w:hAnsi="Calibri"/>
+              </w:rPr>
+              <w:t xml:space="preserve"> </w:t>
+            </w:r>
+          </w:p>
+        </w:tc>
+      </w:tr>
+      <w:tr>
+        <w:tc>
+          <w:tcPr>
+            <w:tcW w:type="dxa" w:w="4896"/>
+            <w:tcBorders>
+              <w:top w:val="single" w:color="D9D5C8" w:sz="4"/>
+              <w:left w:val="single" w:color="D9D5C8" w:sz="4"/>
+              <w:bottom w:val="single" w:color="D9D5C8" w:sz="4"/>
+              <w:right w:val="single" w:color="D9D5C8" w:sz="4"/>
+            </w:tcBorders>
+            <w:tcMar>
+              <w:top w:type="dxa" w:w="55"/>
+              <w:left w:type="dxa" w:w="110"/>
+              <w:bottom w:type="dxa" w:w="55"/>
+              <w:right w:type="dxa" w:w="110"/>
+            </w:tcMar>
+          </w:tcPr>
+          <w:p>
+            <w:pPr>
+              <w:spacing w:after="0"/>
+            </w:pPr>
+            <w:r>
+              <w:rPr>
+                <w:b/>
+                <w:bCs/>
+                <w:i w:val="false"/>
+                <w:iCs w:val="false"/>
+                <w:color w:val="1A1A1A"/>
+                <w:sz w:val="30"/>
+                <w:szCs w:val="30"/>
+                <w:caps w:val="false"/>
+                <w:rFonts w:ascii="Calibri" w:cs="Calibri" w:eastAsia="Calibri" w:hAnsi="Calibri"/>
+              </w:rPr>
+              <w:t xml:space="preserve">Examples</w:t>
+            </w:r>
+          </w:p>
+        </w:tc>
+        <w:tc>
+          <w:tcPr>
+            <w:tcW w:type="dxa" w:w="4896"/>
+            <w:tcBorders>
+              <w:top w:val="single" w:color="D9D5C8" w:sz="4"/>
+              <w:left w:val="single" w:color="D9D5C8" w:sz="4"/>
+              <w:bottom w:val="single" w:color="D9D5C8" w:sz="4"/>
+              <w:right w:val="single" w:color="D9D5C8" w:sz="4"/>
+            </w:tcBorders>
+            <w:tcMar>
+              <w:top w:type="dxa" w:w="55"/>
+              <w:left w:type="dxa" w:w="110"/>
+              <w:bottom w:type="dxa" w:w="55"/>
+              <w:right w:type="dxa" w:w="110"/>
+            </w:tcMar>
+          </w:tcPr>
+          <w:p>
+            <w:pPr>
+              <w:spacing w:after="0"/>
+            </w:pPr>
+            <w:r>
+              <w:rPr>
+                <w:b w:val="false"/>
+                <w:bCs w:val="false"/>
+                <w:i w:val="false"/>
+                <w:iCs w:val="false"/>
+                <w:color w:val="1A1A1A"/>
+                <w:sz w:val="30"/>
+                <w:szCs w:val="30"/>
+                <w:caps w:val="false"/>
+                <w:rFonts w:ascii="Calibri" w:cs="Calibri" w:eastAsia="Calibri" w:hAnsi="Calibri"/>
+              </w:rPr>
+              <w:t xml:space="preserve">Non-examples</w:t>
+            </w:r>
+          </w:p>
+        </w:tc>
+      </w:tr>
+      <w:tr>
         <w:tc>
           <w:tcPr>
             <w:tcW w:type="dxa" w:w="4896"/>
@@ -8072,241 +7860,41 @@
               <w:pBdr>
                 <w:bottom w:val="single" w:color="5B6472" w:sz="10" w:space="2"/>
               </w:pBdr>
-              <w:spacing w:before="105" w:after="105" w:line="360" w:lineRule="auto"/>
-            </w:pPr>
-            <w:r>
-              <w:rPr>
-                <w:sz w:val="27"/>
-                <w:szCs w:val="27"/>
-                <w:rFonts w:ascii="Calibri" w:cs="Calibri" w:eastAsia="Calibri" w:hAnsi="Calibri"/>
-              </w:rPr>
-              <w:t xml:space="preserve"> </w:t>
-            </w:r>
-          </w:p>
-          <w:p>
-            <w:pPr>
-              <w:spacing w:before="0" w:after="0" w:line="75" w:lineRule="exact"/>
-            </w:pPr>
-            <w:r>
-              <w:rPr>
-                <w:sz w:val="3"/>
-                <w:szCs w:val="3"/>
-                <w:rFonts w:ascii="Calibri" w:cs="Calibri" w:eastAsia="Calibri" w:hAnsi="Calibri"/>
-              </w:rPr>
-              <w:t xml:space="preserve"> </w:t>
-            </w:r>
-          </w:p>
+              <w:spacing w:before="18" w:after="18" w:line="315" w:lineRule="auto"/>
+            </w:pPr>
+            <w:r>
+              <w:rPr>
+                <w:sz w:val="27"/>
+                <w:szCs w:val="27"/>
+                <w:rFonts w:ascii="Calibri" w:cs="Calibri" w:eastAsia="Calibri" w:hAnsi="Calibri"/>
+              </w:rPr>
+              <w:t xml:space="preserve"> </w:t>
+            </w:r>
+          </w:p>
+        </w:tc>
+        <w:tc>
+          <w:tcPr>
+            <w:tcW w:type="dxa" w:w="4896"/>
+            <w:tcBorders>
+              <w:top w:val="single" w:color="D9D5C8" w:sz="4"/>
+              <w:left w:val="single" w:color="D9D5C8" w:sz="4"/>
+              <w:bottom w:val="single" w:color="D9D5C8" w:sz="4"/>
+              <w:right w:val="single" w:color="D9D5C8" w:sz="4"/>
+            </w:tcBorders>
+            <w:tcMar>
+              <w:top w:type="dxa" w:w="55"/>
+              <w:left w:type="dxa" w:w="110"/>
+              <w:bottom w:type="dxa" w:w="55"/>
+              <w:right w:type="dxa" w:w="110"/>
+            </w:tcMar>
+          </w:tcPr>
           <w:p>
             <w:pPr>
               <w:widowControl w:val="false"/>
               <w:pBdr>
                 <w:bottom w:val="single" w:color="5B6472" w:sz="10" w:space="2"/>
               </w:pBdr>
-              <w:spacing w:before="105" w:after="105" w:line="360" w:lineRule="auto"/>
-            </w:pPr>
-            <w:r>
-              <w:rPr>
-                <w:sz w:val="27"/>
-                <w:szCs w:val="27"/>
-                <w:rFonts w:ascii="Calibri" w:cs="Calibri" w:eastAsia="Calibri" w:hAnsi="Calibri"/>
-              </w:rPr>
-              <w:t xml:space="preserve"> </w:t>
-            </w:r>
-          </w:p>
-        </w:tc>
-      </w:tr>
-      <w:tr>
-        <w:tc>
-          <w:tcPr>
-            <w:tcW w:type="dxa" w:w="4896"/>
-            <w:tcBorders>
-              <w:top w:val="single" w:color="D9D5C8" w:sz="4"/>
-              <w:left w:val="single" w:color="D9D5C8" w:sz="4"/>
-              <w:bottom w:val="single" w:color="D9D5C8" w:sz="4"/>
-              <w:right w:val="single" w:color="D9D5C8" w:sz="4"/>
-            </w:tcBorders>
-            <w:tcMar>
-              <w:top w:type="dxa" w:w="55"/>
-              <w:left w:type="dxa" w:w="110"/>
-              <w:bottom w:type="dxa" w:w="55"/>
-              <w:right w:type="dxa" w:w="110"/>
-            </w:tcMar>
-          </w:tcPr>
-          <w:p>
-            <w:pPr>
-              <w:spacing w:after="0"/>
-            </w:pPr>
-            <w:r>
-              <w:rPr>
-                <w:b/>
-                <w:bCs/>
-                <w:i w:val="false"/>
-                <w:iCs w:val="false"/>
-                <w:color w:val="1A1A1A"/>
-                <w:sz w:val="30"/>
-                <w:szCs w:val="30"/>
-                <w:caps w:val="false"/>
-                <w:rFonts w:ascii="Calibri" w:cs="Calibri" w:eastAsia="Calibri" w:hAnsi="Calibri"/>
-              </w:rPr>
-              <w:t xml:space="preserve">Examples</w:t>
-            </w:r>
-          </w:p>
-        </w:tc>
-        <w:tc>
-          <w:tcPr>
-            <w:tcW w:type="dxa" w:w="4896"/>
-            <w:tcBorders>
-              <w:top w:val="single" w:color="D9D5C8" w:sz="4"/>
-              <w:left w:val="single" w:color="D9D5C8" w:sz="4"/>
-              <w:bottom w:val="single" w:color="D9D5C8" w:sz="4"/>
-              <w:right w:val="single" w:color="D9D5C8" w:sz="4"/>
-            </w:tcBorders>
-            <w:tcMar>
-              <w:top w:type="dxa" w:w="55"/>
-              <w:left w:type="dxa" w:w="110"/>
-              <w:bottom w:type="dxa" w:w="55"/>
-              <w:right w:type="dxa" w:w="110"/>
-            </w:tcMar>
-          </w:tcPr>
-          <w:p>
-            <w:pPr>
-              <w:spacing w:after="0"/>
-            </w:pPr>
-            <w:r>
-              <w:rPr>
-                <w:b w:val="false"/>
-                <w:bCs w:val="false"/>
-                <w:i w:val="false"/>
-                <w:iCs w:val="false"/>
-                <w:color w:val="1A1A1A"/>
-                <w:sz w:val="30"/>
-                <w:szCs w:val="30"/>
-                <w:caps w:val="false"/>
-                <w:rFonts w:ascii="Calibri" w:cs="Calibri" w:eastAsia="Calibri" w:hAnsi="Calibri"/>
-              </w:rPr>
-              <w:t xml:space="preserve">Non-examples</w:t>
-            </w:r>
-          </w:p>
-        </w:tc>
-      </w:tr>
-      <w:tr>
-        <w:tc>
-          <w:tcPr>
-            <w:tcW w:type="dxa" w:w="4896"/>
-            <w:tcBorders>
-              <w:top w:val="single" w:color="D9D5C8" w:sz="4"/>
-              <w:left w:val="single" w:color="D9D5C8" w:sz="4"/>
-              <w:bottom w:val="single" w:color="D9D5C8" w:sz="4"/>
-              <w:right w:val="single" w:color="D9D5C8" w:sz="4"/>
-            </w:tcBorders>
-            <w:tcMar>
-              <w:top w:type="dxa" w:w="55"/>
-              <w:left w:type="dxa" w:w="110"/>
-              <w:bottom w:type="dxa" w:w="55"/>
-              <w:right w:type="dxa" w:w="110"/>
-            </w:tcMar>
-          </w:tcPr>
-          <w:p>
-            <w:pPr>
-              <w:widowControl w:val="false"/>
-              <w:pBdr>
-                <w:bottom w:val="single" w:color="5B6472" w:sz="10" w:space="2"/>
-              </w:pBdr>
-              <w:spacing w:before="105" w:after="105" w:line="360" w:lineRule="auto"/>
-            </w:pPr>
-            <w:r>
-              <w:rPr>
-                <w:sz w:val="27"/>
-                <w:szCs w:val="27"/>
-                <w:rFonts w:ascii="Calibri" w:cs="Calibri" w:eastAsia="Calibri" w:hAnsi="Calibri"/>
-              </w:rPr>
-              <w:t xml:space="preserve"> </w:t>
-            </w:r>
-          </w:p>
-          <w:p>
-            <w:pPr>
-              <w:spacing w:before="0" w:after="0" w:line="75" w:lineRule="exact"/>
-            </w:pPr>
-            <w:r>
-              <w:rPr>
-                <w:sz w:val="3"/>
-                <w:szCs w:val="3"/>
-                <w:rFonts w:ascii="Calibri" w:cs="Calibri" w:eastAsia="Calibri" w:hAnsi="Calibri"/>
-              </w:rPr>
-              <w:t xml:space="preserve"> </w:t>
-            </w:r>
-          </w:p>
-          <w:p>
-            <w:pPr>
-              <w:widowControl w:val="false"/>
-              <w:pBdr>
-                <w:bottom w:val="single" w:color="5B6472" w:sz="10" w:space="2"/>
-              </w:pBdr>
-              <w:spacing w:before="105" w:after="105" w:line="360" w:lineRule="auto"/>
-            </w:pPr>
-            <w:r>
-              <w:rPr>
-                <w:sz w:val="27"/>
-                <w:szCs w:val="27"/>
-                <w:rFonts w:ascii="Calibri" w:cs="Calibri" w:eastAsia="Calibri" w:hAnsi="Calibri"/>
-              </w:rPr>
-              <w:t xml:space="preserve"> </w:t>
-            </w:r>
-          </w:p>
-        </w:tc>
-        <w:tc>
-          <w:tcPr>
-            <w:tcW w:type="dxa" w:w="4896"/>
-            <w:tcBorders>
-              <w:top w:val="single" w:color="D9D5C8" w:sz="4"/>
-              <w:left w:val="single" w:color="D9D5C8" w:sz="4"/>
-              <w:bottom w:val="single" w:color="D9D5C8" w:sz="4"/>
-              <w:right w:val="single" w:color="D9D5C8" w:sz="4"/>
-            </w:tcBorders>
-            <w:tcMar>
-              <w:top w:type="dxa" w:w="55"/>
-              <w:left w:type="dxa" w:w="110"/>
-              <w:bottom w:type="dxa" w:w="55"/>
-              <w:right w:type="dxa" w:w="110"/>
-            </w:tcMar>
-          </w:tcPr>
-          <w:p>
-            <w:pPr>
-              <w:widowControl w:val="false"/>
-              <w:pBdr>
-                <w:bottom w:val="single" w:color="5B6472" w:sz="10" w:space="2"/>
-              </w:pBdr>
-              <w:spacing w:before="105" w:after="105" w:line="360" w:lineRule="auto"/>
-            </w:pPr>
-            <w:r>
-              <w:rPr>
-                <w:sz w:val="27"/>
-                <w:szCs w:val="27"/>
-                <w:rFonts w:ascii="Calibri" w:cs="Calibri" w:eastAsia="Calibri" w:hAnsi="Calibri"/>
-              </w:rPr>
-              <w:t xml:space="preserve"> </w:t>
-            </w:r>
-          </w:p>
-          <w:p>
-            <w:pPr>
-              <w:spacing w:before="0" w:after="0" w:line="75" w:lineRule="exact"/>
-            </w:pPr>
-            <w:r>
-              <w:rPr>
-                <w:sz w:val="3"/>
-                <w:szCs w:val="3"/>
-                <w:rFonts w:ascii="Calibri" w:cs="Calibri" w:eastAsia="Calibri" w:hAnsi="Calibri"/>
-              </w:rPr>
-              <w:t xml:space="preserve"> </w:t>
-            </w:r>
-          </w:p>
-          <w:p>
-            <w:pPr>
-              <w:widowControl w:val="false"/>
-              <w:pBdr>
-                <w:bottom w:val="single" w:color="5B6472" w:sz="10" w:space="2"/>
-              </w:pBdr>
-              <w:spacing w:before="105" w:after="105" w:line="360" w:lineRule="auto"/>
+              <w:spacing w:before="18" w:after="18" w:line="315" w:lineRule="auto"/>
             </w:pPr>
             <w:r>
               <w:rPr>
@@ -8400,7 +7988,7 @@
         <w:pBdr>
           <w:bottom w:val="single" w:color="5B6472" w:sz="10" w:space="2"/>
         </w:pBdr>
-        <w:spacing w:before="105" w:after="105" w:line="360" w:lineRule="auto"/>
+        <w:spacing w:before="18" w:after="18" w:line="315" w:lineRule="auto"/>
       </w:pPr>
       <w:r>
         <w:rPr>
@@ -8413,7 +8001,7 @@
     </w:p>
     <w:p>
       <w:pPr>
-        <w:spacing w:after="140"/>
+        <w:spacing w:after="50"/>
       </w:pPr>
       <w:r>
         <w:rPr>
@@ -8509,7 +8097,7 @@
         <w:pBdr>
           <w:bottom w:val="single" w:color="5B6472" w:sz="10" w:space="2"/>
         </w:pBdr>
-        <w:spacing w:before="105" w:after="105" w:line="360" w:lineRule="auto"/>
+        <w:spacing w:before="18" w:after="18" w:line="315" w:lineRule="auto"/>
       </w:pPr>
       <w:r>
         <w:rPr>
@@ -8539,7 +8127,7 @@
         <w:pBdr>
           <w:bottom w:val="single" w:color="5B6472" w:sz="10" w:space="2"/>
         </w:pBdr>
-        <w:spacing w:before="105" w:after="105" w:line="360" w:lineRule="auto"/>
+        <w:spacing w:before="18" w:after="18" w:line="315" w:lineRule="auto"/>
       </w:pPr>
       <w:r>
         <w:rPr>
@@ -8804,7 +8392,7 @@
               <w:pBdr>
                 <w:bottom w:val="single" w:color="5B6472" w:sz="10" w:space="2"/>
               </w:pBdr>
-              <w:spacing w:before="105" w:after="105" w:line="360" w:lineRule="auto"/>
+              <w:spacing w:before="18" w:after="18" w:line="315" w:lineRule="auto"/>
             </w:pPr>
             <w:r>
               <w:rPr>
@@ -8834,7 +8422,7 @@
               <w:pBdr>
                 <w:bottom w:val="single" w:color="5B6472" w:sz="10" w:space="2"/>
               </w:pBdr>
-              <w:spacing w:before="105" w:after="105" w:line="360" w:lineRule="auto"/>
+              <w:spacing w:before="18" w:after="18" w:line="315" w:lineRule="auto"/>
             </w:pPr>
             <w:r>
               <w:rPr>
@@ -8864,7 +8452,7 @@
               <w:pBdr>
                 <w:bottom w:val="single" w:color="5B6472" w:sz="10" w:space="2"/>
               </w:pBdr>
-              <w:spacing w:before="105" w:after="105" w:line="360" w:lineRule="auto"/>
+              <w:spacing w:before="18" w:after="18" w:line="315" w:lineRule="auto"/>
             </w:pPr>
             <w:r>
               <w:rPr>
@@ -8942,7 +8530,7 @@
               <w:pBdr>
                 <w:bottom w:val="single" w:color="5B6472" w:sz="10" w:space="2"/>
               </w:pBdr>
-              <w:spacing w:before="105" w:after="105" w:line="360" w:lineRule="auto"/>
+              <w:spacing w:before="18" w:after="18" w:line="315" w:lineRule="auto"/>
             </w:pPr>
             <w:r>
               <w:rPr>
@@ -8972,7 +8560,7 @@
               <w:pBdr>
                 <w:bottom w:val="single" w:color="5B6472" w:sz="10" w:space="2"/>
               </w:pBdr>
-              <w:spacing w:before="105" w:after="105" w:line="360" w:lineRule="auto"/>
+              <w:spacing w:before="18" w:after="18" w:line="315" w:lineRule="auto"/>
             </w:pPr>
             <w:r>
               <w:rPr>
@@ -9002,7 +8590,7 @@
               <w:pBdr>
                 <w:bottom w:val="single" w:color="5B6472" w:sz="10" w:space="2"/>
               </w:pBdr>
-              <w:spacing w:before="105" w:after="105" w:line="360" w:lineRule="auto"/>
+              <w:spacing w:before="18" w:after="18" w:line="315" w:lineRule="auto"/>
             </w:pPr>
             <w:r>
               <w:rPr>
@@ -9080,7 +8668,7 @@
               <w:pBdr>
                 <w:bottom w:val="single" w:color="5B6472" w:sz="10" w:space="2"/>
               </w:pBdr>
-              <w:spacing w:before="105" w:after="105" w:line="360" w:lineRule="auto"/>
+              <w:spacing w:before="18" w:after="18" w:line="315" w:lineRule="auto"/>
             </w:pPr>
             <w:r>
               <w:rPr>
@@ -9110,7 +8698,7 @@
               <w:pBdr>
                 <w:bottom w:val="single" w:color="5B6472" w:sz="10" w:space="2"/>
               </w:pBdr>
-              <w:spacing w:before="105" w:after="105" w:line="360" w:lineRule="auto"/>
+              <w:spacing w:before="18" w:after="18" w:line="315" w:lineRule="auto"/>
             </w:pPr>
             <w:r>
               <w:rPr>
@@ -9140,7 +8728,7 @@
               <w:pBdr>
                 <w:bottom w:val="single" w:color="5B6472" w:sz="10" w:space="2"/>
               </w:pBdr>
-              <w:spacing w:before="105" w:after="105" w:line="360" w:lineRule="auto"/>
+              <w:spacing w:before="18" w:after="18" w:line="315" w:lineRule="auto"/>
             </w:pPr>
             <w:r>
               <w:rPr>
@@ -9218,7 +8806,7 @@
               <w:pBdr>
                 <w:bottom w:val="single" w:color="5B6472" w:sz="10" w:space="2"/>
               </w:pBdr>
-              <w:spacing w:before="105" w:after="105" w:line="360" w:lineRule="auto"/>
+              <w:spacing w:before="18" w:after="18" w:line="315" w:lineRule="auto"/>
             </w:pPr>
             <w:r>
               <w:rPr>
@@ -9248,7 +8836,7 @@
               <w:pBdr>
                 <w:bottom w:val="single" w:color="5B6472" w:sz="10" w:space="2"/>
               </w:pBdr>
-              <w:spacing w:before="105" w:after="105" w:line="360" w:lineRule="auto"/>
+              <w:spacing w:before="18" w:after="18" w:line="315" w:lineRule="auto"/>
             </w:pPr>
             <w:r>
               <w:rPr>
@@ -9278,7 +8866,7 @@
               <w:pBdr>
                 <w:bottom w:val="single" w:color="5B6472" w:sz="10" w:space="2"/>
               </w:pBdr>
-              <w:spacing w:before="105" w:after="105" w:line="360" w:lineRule="auto"/>
+              <w:spacing w:before="18" w:after="18" w:line="315" w:lineRule="auto"/>
             </w:pPr>
             <w:r>
               <w:rPr>
@@ -9317,7 +8905,7 @@
         <w:pBdr>
           <w:bottom w:val="single" w:color="5B6472" w:sz="10" w:space="2"/>
         </w:pBdr>
-        <w:spacing w:before="105" w:after="105" w:line="360" w:lineRule="auto"/>
+        <w:spacing w:before="18" w:after="18" w:line="315" w:lineRule="auto"/>
       </w:pPr>
       <w:r>
         <w:rPr>
@@ -9347,7 +8935,7 @@
         <w:pBdr>
           <w:bottom w:val="single" w:color="5B6472" w:sz="10" w:space="2"/>
         </w:pBdr>
-        <w:spacing w:before="105" w:after="105" w:line="360" w:lineRule="auto"/>
+        <w:spacing w:before="18" w:after="18" w:line="315" w:lineRule="auto"/>
       </w:pPr>
       <w:r>
         <w:rPr>
@@ -9377,7 +8965,7 @@
         <w:pBdr>
           <w:bottom w:val="single" w:color="5B6472" w:sz="10" w:space="2"/>
         </w:pBdr>
-        <w:spacing w:before="105" w:after="105" w:line="360" w:lineRule="auto"/>
+        <w:spacing w:before="18" w:after="18" w:line="315" w:lineRule="auto"/>
       </w:pPr>
       <w:r>
         <w:rPr>
@@ -9407,97 +8995,7 @@
         <w:pBdr>
           <w:bottom w:val="single" w:color="5B6472" w:sz="10" w:space="2"/>
         </w:pBdr>
-        <w:spacing w:before="105" w:after="105" w:line="360" w:lineRule="auto"/>
-      </w:pPr>
-      <w:r>
-        <w:rPr>
-          <w:sz w:val="27"/>
-          <w:szCs w:val="27"/>
-          <w:rFonts w:ascii="Calibri" w:cs="Calibri" w:eastAsia="Calibri" w:hAnsi="Calibri"/>
-        </w:rPr>
-        <w:t xml:space="preserve"> </w:t>
-      </w:r>
-    </w:p>
-    <w:p>
-      <w:pPr>
-        <w:spacing w:before="0" w:after="0" w:line="75" w:lineRule="exact"/>
-      </w:pPr>
-      <w:r>
-        <w:rPr>
-          <w:sz w:val="3"/>
-          <w:szCs w:val="3"/>
-          <w:rFonts w:ascii="Calibri" w:cs="Calibri" w:eastAsia="Calibri" w:hAnsi="Calibri"/>
-        </w:rPr>
-        <w:t xml:space="preserve"> </w:t>
-      </w:r>
-    </w:p>
-    <w:p>
-      <w:pPr>
-        <w:widowControl w:val="false"/>
-        <w:pBdr>
-          <w:bottom w:val="single" w:color="5B6472" w:sz="10" w:space="2"/>
-        </w:pBdr>
-        <w:spacing w:before="105" w:after="105" w:line="360" w:lineRule="auto"/>
-      </w:pPr>
-      <w:r>
-        <w:rPr>
-          <w:sz w:val="27"/>
-          <w:szCs w:val="27"/>
-          <w:rFonts w:ascii="Calibri" w:cs="Calibri" w:eastAsia="Calibri" w:hAnsi="Calibri"/>
-        </w:rPr>
-        <w:t xml:space="preserve"> </w:t>
-      </w:r>
-    </w:p>
-    <w:p>
-      <w:pPr>
-        <w:spacing w:before="0" w:after="0" w:line="75" w:lineRule="exact"/>
-      </w:pPr>
-      <w:r>
-        <w:rPr>
-          <w:sz w:val="3"/>
-          <w:szCs w:val="3"/>
-          <w:rFonts w:ascii="Calibri" w:cs="Calibri" w:eastAsia="Calibri" w:hAnsi="Calibri"/>
-        </w:rPr>
-        <w:t xml:space="preserve"> </w:t>
-      </w:r>
-    </w:p>
-    <w:p>
-      <w:pPr>
-        <w:widowControl w:val="false"/>
-        <w:pBdr>
-          <w:bottom w:val="single" w:color="5B6472" w:sz="10" w:space="2"/>
-        </w:pBdr>
-        <w:spacing w:before="105" w:after="105" w:line="360" w:lineRule="auto"/>
-      </w:pPr>
-      <w:r>
-        <w:rPr>
-          <w:sz w:val="27"/>
-          <w:szCs w:val="27"/>
-          <w:rFonts w:ascii="Calibri" w:cs="Calibri" w:eastAsia="Calibri" w:hAnsi="Calibri"/>
-        </w:rPr>
-        <w:t xml:space="preserve"> </w:t>
-      </w:r>
-    </w:p>
-    <w:p>
-      <w:pPr>
-        <w:spacing w:before="0" w:after="0" w:line="75" w:lineRule="exact"/>
-      </w:pPr>
-      <w:r>
-        <w:rPr>
-          <w:sz w:val="3"/>
-          <w:szCs w:val="3"/>
-          <w:rFonts w:ascii="Calibri" w:cs="Calibri" w:eastAsia="Calibri" w:hAnsi="Calibri"/>
-        </w:rPr>
-        <w:t xml:space="preserve"> </w:t>
-      </w:r>
-    </w:p>
-    <w:p>
-      <w:pPr>
-        <w:widowControl w:val="false"/>
-        <w:pBdr>
-          <w:bottom w:val="single" w:color="5B6472" w:sz="10" w:space="2"/>
-        </w:pBdr>
-        <w:spacing w:before="105" w:after="105" w:line="360" w:lineRule="auto"/>
+        <w:spacing w:before="18" w:after="18" w:line="315" w:lineRule="auto"/>
       </w:pPr>
       <w:r>
         <w:rPr>
@@ -9599,7 +9097,7 @@
       </w:tblGrid>
       <w:tr>
         <w:trPr>
-          <w:trHeight w:val="1050" w:hRule="atLeast"/>
+          <w:trHeight w:val="750" w:hRule="atLeast"/>
         </w:trPr>
         <w:tc>
           <w:tcPr>
@@ -9754,7 +9252,7 @@
       <w:tr>
         <w:trPr>
           <w:cantSplit/>
-          <w:trHeight w:val="3400" w:hRule="atLeast"/>
+          <w:trHeight w:val="2700" w:hRule="atLeast"/>
         </w:trPr>
         <w:tc>
           <w:tcPr>
@@ -9833,7 +9331,7 @@
               <w:pBdr>
                 <w:bottom w:val="single" w:color="5B6472" w:sz="10" w:space="2"/>
               </w:pBdr>
-              <w:spacing w:before="105" w:after="105" w:line="360" w:lineRule="auto"/>
+              <w:spacing w:before="18" w:after="18" w:line="315" w:lineRule="auto"/>
             </w:pPr>
             <w:r>
               <w:rPr>
@@ -9863,7 +9361,7 @@
               <w:pBdr>
                 <w:bottom w:val="single" w:color="5B6472" w:sz="10" w:space="2"/>
               </w:pBdr>
-              <w:spacing w:before="105" w:after="105" w:line="360" w:lineRule="auto"/>
+              <w:spacing w:before="18" w:after="18" w:line="315" w:lineRule="auto"/>
             </w:pPr>
             <w:r>
               <w:rPr>
@@ -9893,7 +9391,7 @@
               <w:pBdr>
                 <w:bottom w:val="single" w:color="5B6472" w:sz="10" w:space="2"/>
               </w:pBdr>
-              <w:spacing w:before="105" w:after="105" w:line="360" w:lineRule="auto"/>
+              <w:spacing w:before="18" w:after="18" w:line="315" w:lineRule="auto"/>
             </w:pPr>
             <w:r>
               <w:rPr>
@@ -9923,7 +9421,7 @@
               <w:pBdr>
                 <w:bottom w:val="single" w:color="5B6472" w:sz="10" w:space="2"/>
               </w:pBdr>
-              <w:spacing w:before="105" w:after="105" w:line="360" w:lineRule="auto"/>
+              <w:spacing w:before="18" w:after="18" w:line="315" w:lineRule="auto"/>
             </w:pPr>
             <w:r>
               <w:rPr>
@@ -9953,7 +9451,7 @@
               <w:pBdr>
                 <w:bottom w:val="single" w:color="5B6472" w:sz="10" w:space="2"/>
               </w:pBdr>
-              <w:spacing w:before="105" w:after="105" w:line="360" w:lineRule="auto"/>
+              <w:spacing w:before="18" w:after="18" w:line="315" w:lineRule="auto"/>
             </w:pPr>
             <w:r>
               <w:rPr>
@@ -9983,67 +9481,7 @@
               <w:pBdr>
                 <w:bottom w:val="single" w:color="5B6472" w:sz="10" w:space="2"/>
               </w:pBdr>
-              <w:spacing w:before="105" w:after="105" w:line="360" w:lineRule="auto"/>
-            </w:pPr>
-            <w:r>
-              <w:rPr>
-                <w:sz w:val="27"/>
-                <w:szCs w:val="27"/>
-                <w:rFonts w:ascii="Calibri" w:cs="Calibri" w:eastAsia="Calibri" w:hAnsi="Calibri"/>
-              </w:rPr>
-              <w:t xml:space="preserve"> </w:t>
-            </w:r>
-          </w:p>
-          <w:p>
-            <w:pPr>
-              <w:spacing w:before="0" w:after="0" w:line="75" w:lineRule="exact"/>
-            </w:pPr>
-            <w:r>
-              <w:rPr>
-                <w:sz w:val="3"/>
-                <w:szCs w:val="3"/>
-                <w:rFonts w:ascii="Calibri" w:cs="Calibri" w:eastAsia="Calibri" w:hAnsi="Calibri"/>
-              </w:rPr>
-              <w:t xml:space="preserve"> </w:t>
-            </w:r>
-          </w:p>
-          <w:p>
-            <w:pPr>
-              <w:widowControl w:val="false"/>
-              <w:pBdr>
-                <w:bottom w:val="single" w:color="5B6472" w:sz="10" w:space="2"/>
-              </w:pBdr>
-              <w:spacing w:before="105" w:after="105" w:line="360" w:lineRule="auto"/>
-            </w:pPr>
-            <w:r>
-              <w:rPr>
-                <w:sz w:val="27"/>
-                <w:szCs w:val="27"/>
-                <w:rFonts w:ascii="Calibri" w:cs="Calibri" w:eastAsia="Calibri" w:hAnsi="Calibri"/>
-              </w:rPr>
-              <w:t xml:space="preserve"> </w:t>
-            </w:r>
-          </w:p>
-          <w:p>
-            <w:pPr>
-              <w:spacing w:before="0" w:after="0" w:line="75" w:lineRule="exact"/>
-            </w:pPr>
-            <w:r>
-              <w:rPr>
-                <w:sz w:val="3"/>
-                <w:szCs w:val="3"/>
-                <w:rFonts w:ascii="Calibri" w:cs="Calibri" w:eastAsia="Calibri" w:hAnsi="Calibri"/>
-              </w:rPr>
-              <w:t xml:space="preserve"> </w:t>
-            </w:r>
-          </w:p>
-          <w:p>
-            <w:pPr>
-              <w:widowControl w:val="false"/>
-              <w:pBdr>
-                <w:bottom w:val="single" w:color="5B6472" w:sz="10" w:space="2"/>
-              </w:pBdr>
-              <w:spacing w:before="105" w:after="105" w:line="360" w:lineRule="auto"/>
+              <w:spacing w:before="18" w:after="18" w:line="315" w:lineRule="auto"/>
             </w:pPr>
             <w:r>
               <w:rPr>
@@ -10208,7 +9646,7 @@
               <w:pBdr>
                 <w:bottom w:val="single" w:color="5B6472" w:sz="10" w:space="2"/>
               </w:pBdr>
-              <w:spacing w:before="105" w:after="105" w:line="360" w:lineRule="auto"/>
+              <w:spacing w:before="18" w:after="18" w:line="315" w:lineRule="auto"/>
             </w:pPr>
             <w:r>
               <w:rPr>
@@ -10238,7 +9676,7 @@
               <w:pBdr>
                 <w:bottom w:val="single" w:color="5B6472" w:sz="10" w:space="2"/>
               </w:pBdr>
-              <w:spacing w:before="105" w:after="105" w:line="360" w:lineRule="auto"/>
+              <w:spacing w:before="18" w:after="18" w:line="315" w:lineRule="auto"/>
             </w:pPr>
             <w:r>
               <w:rPr>
@@ -10268,7 +9706,7 @@
               <w:pBdr>
                 <w:bottom w:val="single" w:color="5B6472" w:sz="10" w:space="2"/>
               </w:pBdr>
-              <w:spacing w:before="105" w:after="105" w:line="360" w:lineRule="auto"/>
+              <w:spacing w:before="18" w:after="18" w:line="315" w:lineRule="auto"/>
             </w:pPr>
             <w:r>
               <w:rPr>
@@ -10298,7 +9736,7 @@
               <w:pBdr>
                 <w:bottom w:val="single" w:color="5B6472" w:sz="10" w:space="2"/>
               </w:pBdr>
-              <w:spacing w:before="105" w:after="105" w:line="360" w:lineRule="auto"/>
+              <w:spacing w:before="18" w:after="18" w:line="315" w:lineRule="auto"/>
             </w:pPr>
             <w:r>
               <w:rPr>
@@ -10655,7 +10093,7 @@
               <w:pBdr>
                 <w:bottom w:val="single" w:color="5B6472" w:sz="10" w:space="2"/>
               </w:pBdr>
-              <w:spacing w:before="105" w:after="105" w:line="360" w:lineRule="auto"/>
+              <w:spacing w:before="18" w:after="18" w:line="315" w:lineRule="auto"/>
             </w:pPr>
             <w:r>
               <w:rPr>
@@ -10685,7 +10123,7 @@
               <w:pBdr>
                 <w:bottom w:val="single" w:color="5B6472" w:sz="10" w:space="2"/>
               </w:pBdr>
-              <w:spacing w:before="105" w:after="105" w:line="360" w:lineRule="auto"/>
+              <w:spacing w:before="18" w:after="18" w:line="315" w:lineRule="auto"/>
             </w:pPr>
             <w:r>
               <w:rPr>
@@ -11463,7 +10901,7 @@
               <w:pBdr>
                 <w:bottom w:val="single" w:color="5B6472" w:sz="10" w:space="2"/>
               </w:pBdr>
-              <w:spacing w:before="105" w:after="105" w:line="360" w:lineRule="auto"/>
+              <w:spacing w:before="18" w:after="18" w:line="315" w:lineRule="auto"/>
             </w:pPr>
             <w:r>
               <w:rPr>
@@ -11493,7 +10931,7 @@
               <w:pBdr>
                 <w:bottom w:val="single" w:color="5B6472" w:sz="10" w:space="2"/>
               </w:pBdr>
-              <w:spacing w:before="105" w:after="105" w:line="360" w:lineRule="auto"/>
+              <w:spacing w:before="18" w:after="18" w:line="315" w:lineRule="auto"/>
             </w:pPr>
             <w:r>
               <w:rPr>
@@ -11565,7 +11003,7 @@
               <w:pBdr>
                 <w:bottom w:val="single" w:color="5B6472" w:sz="10" w:space="2"/>
               </w:pBdr>
-              <w:spacing w:before="105" w:after="105" w:line="360" w:lineRule="auto"/>
+              <w:spacing w:before="18" w:after="18" w:line="315" w:lineRule="auto"/>
             </w:pPr>
             <w:r>
               <w:rPr>
@@ -11595,7 +11033,7 @@
               <w:pBdr>
                 <w:bottom w:val="single" w:color="5B6472" w:sz="10" w:space="2"/>
               </w:pBdr>
-              <w:spacing w:before="105" w:after="105" w:line="360" w:lineRule="auto"/>
+              <w:spacing w:before="18" w:after="18" w:line="315" w:lineRule="auto"/>
             </w:pPr>
             <w:r>
               <w:rPr>
@@ -11667,7 +11105,7 @@
               <w:pBdr>
                 <w:bottom w:val="single" w:color="5B6472" w:sz="10" w:space="2"/>
               </w:pBdr>
-              <w:spacing w:before="105" w:after="105" w:line="360" w:lineRule="auto"/>
+              <w:spacing w:before="18" w:after="18" w:line="315" w:lineRule="auto"/>
             </w:pPr>
             <w:r>
               <w:rPr>
@@ -11697,7 +11135,7 @@
               <w:pBdr>
                 <w:bottom w:val="single" w:color="5B6472" w:sz="10" w:space="2"/>
               </w:pBdr>
-              <w:spacing w:before="105" w:after="105" w:line="360" w:lineRule="auto"/>
+              <w:spacing w:before="18" w:after="18" w:line="315" w:lineRule="auto"/>
             </w:pPr>
             <w:r>
               <w:rPr>
@@ -11769,7 +11207,7 @@
               <w:pBdr>
                 <w:bottom w:val="single" w:color="5B6472" w:sz="10" w:space="2"/>
               </w:pBdr>
-              <w:spacing w:before="105" w:after="105" w:line="360" w:lineRule="auto"/>
+              <w:spacing w:before="18" w:after="18" w:line="315" w:lineRule="auto"/>
             </w:pPr>
             <w:r>
               <w:rPr>
@@ -11799,7 +11237,7 @@
               <w:pBdr>
                 <w:bottom w:val="single" w:color="5B6472" w:sz="10" w:space="2"/>
               </w:pBdr>
-              <w:spacing w:before="105" w:after="105" w:line="360" w:lineRule="auto"/>
+              <w:spacing w:before="18" w:after="18" w:line="315" w:lineRule="auto"/>
             </w:pPr>
             <w:r>
               <w:rPr>
@@ -11890,7 +11328,7 @@
               <w:pBdr>
                 <w:bottom w:val="single" w:color="5B6472" w:sz="10" w:space="2"/>
               </w:pBdr>
-              <w:spacing w:before="105" w:after="105" w:line="360" w:lineRule="auto"/>
+              <w:spacing w:before="18" w:after="18" w:line="315" w:lineRule="auto"/>
             </w:pPr>
             <w:r>
               <w:rPr>
@@ -11920,7 +11358,7 @@
               <w:pBdr>
                 <w:bottom w:val="single" w:color="5B6472" w:sz="10" w:space="2"/>
               </w:pBdr>
-              <w:spacing w:before="105" w:after="105" w:line="360" w:lineRule="auto"/>
+              <w:spacing w:before="18" w:after="18" w:line="315" w:lineRule="auto"/>
             </w:pPr>
             <w:r>
               <w:rPr>
@@ -11950,7 +11388,7 @@
               <w:pBdr>
                 <w:bottom w:val="single" w:color="5B6472" w:sz="10" w:space="2"/>
               </w:pBdr>
-              <w:spacing w:before="105" w:after="105" w:line="360" w:lineRule="auto"/>
+              <w:spacing w:before="18" w:after="18" w:line="315" w:lineRule="auto"/>
             </w:pPr>
             <w:r>
               <w:rPr>
@@ -12159,7 +11597,7 @@
               <w:pBdr>
                 <w:bottom w:val="single" w:color="5B6472" w:sz="10" w:space="2"/>
               </w:pBdr>
-              <w:spacing w:before="105" w:after="105" w:line="360" w:lineRule="auto"/>
+              <w:spacing w:before="18" w:after="18" w:line="315" w:lineRule="auto"/>
             </w:pPr>
             <w:r>
               <w:rPr>
@@ -12189,7 +11627,7 @@
               <w:pBdr>
                 <w:bottom w:val="single" w:color="5B6472" w:sz="10" w:space="2"/>
               </w:pBdr>
-              <w:spacing w:before="105" w:after="105" w:line="360" w:lineRule="auto"/>
+              <w:spacing w:before="18" w:after="18" w:line="315" w:lineRule="auto"/>
             </w:pPr>
             <w:r>
               <w:rPr>
@@ -12261,7 +11699,7 @@
               <w:pBdr>
                 <w:bottom w:val="single" w:color="5B6472" w:sz="10" w:space="2"/>
               </w:pBdr>
-              <w:spacing w:before="105" w:after="105" w:line="360" w:lineRule="auto"/>
+              <w:spacing w:before="18" w:after="18" w:line="315" w:lineRule="auto"/>
             </w:pPr>
             <w:r>
               <w:rPr>
@@ -12291,7 +11729,7 @@
               <w:pBdr>
                 <w:bottom w:val="single" w:color="5B6472" w:sz="10" w:space="2"/>
               </w:pBdr>
-              <w:spacing w:before="105" w:after="105" w:line="360" w:lineRule="auto"/>
+              <w:spacing w:before="18" w:after="18" w:line="315" w:lineRule="auto"/>
             </w:pPr>
             <w:r>
               <w:rPr>
@@ -12363,7 +11801,7 @@
               <w:pBdr>
                 <w:bottom w:val="single" w:color="5B6472" w:sz="10" w:space="2"/>
               </w:pBdr>
-              <w:spacing w:before="105" w:after="105" w:line="360" w:lineRule="auto"/>
+              <w:spacing w:before="18" w:after="18" w:line="315" w:lineRule="auto"/>
             </w:pPr>
             <w:r>
               <w:rPr>
@@ -12393,7 +11831,7 @@
               <w:pBdr>
                 <w:bottom w:val="single" w:color="5B6472" w:sz="10" w:space="2"/>
               </w:pBdr>
-              <w:spacing w:before="105" w:after="105" w:line="360" w:lineRule="auto"/>
+              <w:spacing w:before="18" w:after="18" w:line="315" w:lineRule="auto"/>
             </w:pPr>
             <w:r>
               <w:rPr>
@@ -12489,7 +11927,7 @@
         <w:pBdr>
           <w:bottom w:val="single" w:color="5B6472" w:sz="10" w:space="2"/>
         </w:pBdr>
-        <w:spacing w:before="105" w:after="105" w:line="360" w:lineRule="auto"/>
+        <w:spacing w:before="18" w:after="18" w:line="315" w:lineRule="auto"/>
       </w:pPr>
       <w:r>
         <w:rPr>
@@ -12519,7 +11957,7 @@
         <w:pBdr>
           <w:bottom w:val="single" w:color="5B6472" w:sz="10" w:space="2"/>
         </w:pBdr>
-        <w:spacing w:before="105" w:after="105" w:line="360" w:lineRule="auto"/>
+        <w:spacing w:before="18" w:after="18" w:line="315" w:lineRule="auto"/>
       </w:pPr>
       <w:r>
         <w:rPr>
@@ -12549,7 +11987,7 @@
         <w:pBdr>
           <w:bottom w:val="single" w:color="5B6472" w:sz="10" w:space="2"/>
         </w:pBdr>
-        <w:spacing w:before="105" w:after="105" w:line="360" w:lineRule="auto"/>
+        <w:spacing w:before="18" w:after="18" w:line="315" w:lineRule="auto"/>
       </w:pPr>
       <w:r>
         <w:rPr>
@@ -12579,7 +12017,7 @@
         <w:pBdr>
           <w:bottom w:val="single" w:color="5B6472" w:sz="10" w:space="2"/>
         </w:pBdr>
-        <w:spacing w:before="105" w:after="105" w:line="360" w:lineRule="auto"/>
+        <w:spacing w:before="18" w:after="18" w:line="315" w:lineRule="auto"/>
       </w:pPr>
       <w:r>
         <w:rPr>
@@ -12609,7 +12047,7 @@
         <w:pBdr>
           <w:bottom w:val="single" w:color="5B6472" w:sz="10" w:space="2"/>
         </w:pBdr>
-        <w:spacing w:before="105" w:after="105" w:line="360" w:lineRule="auto"/>
+        <w:spacing w:before="18" w:after="18" w:line="315" w:lineRule="auto"/>
       </w:pPr>
       <w:r>
         <w:rPr>
@@ -12639,7 +12077,7 @@
         <w:pBdr>
           <w:bottom w:val="single" w:color="5B6472" w:sz="10" w:space="2"/>
         </w:pBdr>
-        <w:spacing w:before="105" w:after="105" w:line="360" w:lineRule="auto"/>
+        <w:spacing w:before="18" w:after="18" w:line="315" w:lineRule="auto"/>
       </w:pPr>
       <w:r>
         <w:rPr>
@@ -12822,7 +12260,7 @@
         <w:pBdr>
           <w:bottom w:val="single" w:color="5B6472" w:sz="10" w:space="2"/>
         </w:pBdr>
-        <w:spacing w:before="105" w:after="105" w:line="360" w:lineRule="auto"/>
+        <w:spacing w:before="18" w:after="18" w:line="315" w:lineRule="auto"/>
       </w:pPr>
       <w:r>
         <w:rPr>
@@ -12852,7 +12290,7 @@
         <w:pBdr>
           <w:bottom w:val="single" w:color="5B6472" w:sz="10" w:space="2"/>
         </w:pBdr>
-        <w:spacing w:before="105" w:after="105" w:line="360" w:lineRule="auto"/>
+        <w:spacing w:before="18" w:after="18" w:line="315" w:lineRule="auto"/>
       </w:pPr>
       <w:r>
         <w:rPr>
@@ -12882,7 +12320,7 @@
         <w:pBdr>
           <w:bottom w:val="single" w:color="5B6472" w:sz="10" w:space="2"/>
         </w:pBdr>
-        <w:spacing w:before="105" w:after="105" w:line="360" w:lineRule="auto"/>
+        <w:spacing w:before="18" w:after="18" w:line="315" w:lineRule="auto"/>
       </w:pPr>
       <w:r>
         <w:rPr>
@@ -12912,7 +12350,7 @@
         <w:pBdr>
           <w:bottom w:val="single" w:color="5B6472" w:sz="10" w:space="2"/>
         </w:pBdr>
-        <w:spacing w:before="105" w:after="105" w:line="360" w:lineRule="auto"/>
+        <w:spacing w:before="18" w:after="18" w:line="315" w:lineRule="auto"/>
       </w:pPr>
       <w:r>
         <w:rPr>
@@ -12942,7 +12380,7 @@
         <w:pBdr>
           <w:bottom w:val="single" w:color="5B6472" w:sz="10" w:space="2"/>
         </w:pBdr>
-        <w:spacing w:before="105" w:after="105" w:line="360" w:lineRule="auto"/>
+        <w:spacing w:before="18" w:after="18" w:line="315" w:lineRule="auto"/>
       </w:pPr>
       <w:r>
         <w:rPr>
@@ -12972,7 +12410,7 @@
         <w:pBdr>
           <w:bottom w:val="single" w:color="5B6472" w:sz="10" w:space="2"/>
         </w:pBdr>
-        <w:spacing w:before="105" w:after="105" w:line="360" w:lineRule="auto"/>
+        <w:spacing w:before="18" w:after="18" w:line="315" w:lineRule="auto"/>
       </w:pPr>
       <w:r>
         <w:rPr>
@@ -13511,7 +12949,7 @@
               <w:pBdr>
                 <w:bottom w:val="single" w:color="5B6472" w:sz="10" w:space="2"/>
               </w:pBdr>
-              <w:spacing w:before="105" w:after="105" w:line="360" w:lineRule="auto"/>
+              <w:spacing w:before="18" w:after="18" w:line="315" w:lineRule="auto"/>
             </w:pPr>
             <w:r>
               <w:rPr>
@@ -13541,7 +12979,7 @@
               <w:pBdr>
                 <w:bottom w:val="single" w:color="5B6472" w:sz="10" w:space="2"/>
               </w:pBdr>
-              <w:spacing w:before="105" w:after="105" w:line="360" w:lineRule="auto"/>
+              <w:spacing w:before="18" w:after="18" w:line="315" w:lineRule="auto"/>
             </w:pPr>
             <w:r>
               <w:rPr>
@@ -13575,7 +13013,7 @@
               <w:pBdr>
                 <w:bottom w:val="single" w:color="5B6472" w:sz="10" w:space="2"/>
               </w:pBdr>
-              <w:spacing w:before="105" w:after="105" w:line="360" w:lineRule="auto"/>
+              <w:spacing w:before="18" w:after="18" w:line="315" w:lineRule="auto"/>
             </w:pPr>
             <w:r>
               <w:rPr>
@@ -13605,7 +13043,7 @@
               <w:pBdr>
                 <w:bottom w:val="single" w:color="5B6472" w:sz="10" w:space="2"/>
               </w:pBdr>
-              <w:spacing w:before="105" w:after="105" w:line="360" w:lineRule="auto"/>
+              <w:spacing w:before="18" w:after="18" w:line="315" w:lineRule="auto"/>
             </w:pPr>
             <w:r>
               <w:rPr>
@@ -13639,7 +13077,7 @@
               <w:pBdr>
                 <w:bottom w:val="single" w:color="5B6472" w:sz="10" w:space="2"/>
               </w:pBdr>
-              <w:spacing w:before="105" w:after="105" w:line="360" w:lineRule="auto"/>
+              <w:spacing w:before="18" w:after="18" w:line="315" w:lineRule="auto"/>
             </w:pPr>
             <w:r>
               <w:rPr>
@@ -13669,7 +13107,7 @@
               <w:pBdr>
                 <w:bottom w:val="single" w:color="5B6472" w:sz="10" w:space="2"/>
               </w:pBdr>
-              <w:spacing w:before="105" w:after="105" w:line="360" w:lineRule="auto"/>
+              <w:spacing w:before="18" w:after="18" w:line="315" w:lineRule="auto"/>
             </w:pPr>
             <w:r>
               <w:rPr>
@@ -13705,7 +13143,7 @@
               <w:pBdr>
                 <w:bottom w:val="single" w:color="5B6472" w:sz="10" w:space="2"/>
               </w:pBdr>
-              <w:spacing w:before="105" w:after="105" w:line="360" w:lineRule="auto"/>
+              <w:spacing w:before="18" w:after="18" w:line="315" w:lineRule="auto"/>
             </w:pPr>
             <w:r>
               <w:rPr>
@@ -13735,7 +13173,7 @@
               <w:pBdr>
                 <w:bottom w:val="single" w:color="5B6472" w:sz="10" w:space="2"/>
               </w:pBdr>
-              <w:spacing w:before="105" w:after="105" w:line="360" w:lineRule="auto"/>
+              <w:spacing w:before="18" w:after="18" w:line="315" w:lineRule="auto"/>
             </w:pPr>
             <w:r>
               <w:rPr>
@@ -13769,7 +13207,7 @@
               <w:pBdr>
                 <w:bottom w:val="single" w:color="5B6472" w:sz="10" w:space="2"/>
               </w:pBdr>
-              <w:spacing w:before="105" w:after="105" w:line="360" w:lineRule="auto"/>
+              <w:spacing w:before="18" w:after="18" w:line="315" w:lineRule="auto"/>
             </w:pPr>
             <w:r>
               <w:rPr>
@@ -13799,7 +13237,7 @@
               <w:pBdr>
                 <w:bottom w:val="single" w:color="5B6472" w:sz="10" w:space="2"/>
               </w:pBdr>
-              <w:spacing w:before="105" w:after="105" w:line="360" w:lineRule="auto"/>
+              <w:spacing w:before="18" w:after="18" w:line="315" w:lineRule="auto"/>
             </w:pPr>
             <w:r>
               <w:rPr>
@@ -13833,7 +13271,7 @@
               <w:pBdr>
                 <w:bottom w:val="single" w:color="5B6472" w:sz="10" w:space="2"/>
               </w:pBdr>
-              <w:spacing w:before="105" w:after="105" w:line="360" w:lineRule="auto"/>
+              <w:spacing w:before="18" w:after="18" w:line="315" w:lineRule="auto"/>
             </w:pPr>
             <w:r>
               <w:rPr>
@@ -13863,201 +13301,7 @@
               <w:pBdr>
                 <w:bottom w:val="single" w:color="5B6472" w:sz="10" w:space="2"/>
               </w:pBdr>
-              <w:spacing w:before="105" w:after="105" w:line="360" w:lineRule="auto"/>
-            </w:pPr>
-            <w:r>
-              <w:rPr>
-                <w:sz w:val="27"/>
-                <w:szCs w:val="27"/>
-                <w:rFonts w:ascii="Calibri" w:cs="Calibri" w:eastAsia="Calibri" w:hAnsi="Calibri"/>
-              </w:rPr>
-              <w:t xml:space="preserve"> </w:t>
-            </w:r>
-          </w:p>
-        </w:tc>
-      </w:tr>
-      <w:tr>
-        <w:tc>
-          <w:tcPr>
-            <w:tcW w:type="dxa" w:w="3264"/>
-            <w:tcBorders>
-              <w:top w:val="single" w:color="D9D5C8" w:sz="4"/>
-              <w:left w:val="single" w:color="D9D5C8" w:sz="4"/>
-              <w:bottom w:val="single" w:color="D9D5C8" w:sz="4"/>
-              <w:right w:val="single" w:color="D9D5C8" w:sz="4"/>
-            </w:tcBorders>
-            <w:tcMar>
-              <w:top w:type="dxa" w:w="55"/>
-              <w:left w:type="dxa" w:w="110"/>
-              <w:bottom w:type="dxa" w:w="55"/>
-              <w:right w:type="dxa" w:w="110"/>
-            </w:tcMar>
-          </w:tcPr>
-          <w:p>
-            <w:pPr>
-              <w:widowControl w:val="false"/>
-              <w:pBdr>
-                <w:bottom w:val="single" w:color="5B6472" w:sz="10" w:space="2"/>
-              </w:pBdr>
-              <w:spacing w:before="105" w:after="105" w:line="360" w:lineRule="auto"/>
-            </w:pPr>
-            <w:r>
-              <w:rPr>
-                <w:sz w:val="27"/>
-                <w:szCs w:val="27"/>
-                <w:rFonts w:ascii="Calibri" w:cs="Calibri" w:eastAsia="Calibri" w:hAnsi="Calibri"/>
-              </w:rPr>
-              <w:t xml:space="preserve"> </w:t>
-            </w:r>
-          </w:p>
-          <w:p>
-            <w:pPr>
-              <w:spacing w:before="0" w:after="0" w:line="75" w:lineRule="exact"/>
-            </w:pPr>
-            <w:r>
-              <w:rPr>
-                <w:sz w:val="3"/>
-                <w:szCs w:val="3"/>
-                <w:rFonts w:ascii="Calibri" w:cs="Calibri" w:eastAsia="Calibri" w:hAnsi="Calibri"/>
-              </w:rPr>
-              <w:t xml:space="preserve"> </w:t>
-            </w:r>
-          </w:p>
-          <w:p>
-            <w:pPr>
-              <w:widowControl w:val="false"/>
-              <w:pBdr>
-                <w:bottom w:val="single" w:color="5B6472" w:sz="10" w:space="2"/>
-              </w:pBdr>
-              <w:spacing w:before="105" w:after="105" w:line="360" w:lineRule="auto"/>
-            </w:pPr>
-            <w:r>
-              <w:rPr>
-                <w:sz w:val="27"/>
-                <w:szCs w:val="27"/>
-                <w:rFonts w:ascii="Calibri" w:cs="Calibri" w:eastAsia="Calibri" w:hAnsi="Calibri"/>
-              </w:rPr>
-              <w:t xml:space="preserve"> </w:t>
-            </w:r>
-          </w:p>
-        </w:tc>
-        <w:tc>
-          <w:tcPr>
-            <w:tcW w:type="dxa" w:w="3264"/>
-            <w:tcBorders>
-              <w:top w:val="single" w:color="D9D5C8" w:sz="4"/>
-              <w:left w:val="single" w:color="D9D5C8" w:sz="4"/>
-              <w:bottom w:val="single" w:color="D9D5C8" w:sz="4"/>
-              <w:right w:val="single" w:color="D9D5C8" w:sz="4"/>
-            </w:tcBorders>
-            <w:tcMar>
-              <w:top w:type="dxa" w:w="55"/>
-              <w:left w:type="dxa" w:w="110"/>
-              <w:bottom w:type="dxa" w:w="55"/>
-              <w:right w:type="dxa" w:w="110"/>
-            </w:tcMar>
-          </w:tcPr>
-          <w:p>
-            <w:pPr>
-              <w:widowControl w:val="false"/>
-              <w:pBdr>
-                <w:bottom w:val="single" w:color="5B6472" w:sz="10" w:space="2"/>
-              </w:pBdr>
-              <w:spacing w:before="105" w:after="105" w:line="360" w:lineRule="auto"/>
-            </w:pPr>
-            <w:r>
-              <w:rPr>
-                <w:sz w:val="27"/>
-                <w:szCs w:val="27"/>
-                <w:rFonts w:ascii="Calibri" w:cs="Calibri" w:eastAsia="Calibri" w:hAnsi="Calibri"/>
-              </w:rPr>
-              <w:t xml:space="preserve"> </w:t>
-            </w:r>
-          </w:p>
-          <w:p>
-            <w:pPr>
-              <w:spacing w:before="0" w:after="0" w:line="75" w:lineRule="exact"/>
-            </w:pPr>
-            <w:r>
-              <w:rPr>
-                <w:sz w:val="3"/>
-                <w:szCs w:val="3"/>
-                <w:rFonts w:ascii="Calibri" w:cs="Calibri" w:eastAsia="Calibri" w:hAnsi="Calibri"/>
-              </w:rPr>
-              <w:t xml:space="preserve"> </w:t>
-            </w:r>
-          </w:p>
-          <w:p>
-            <w:pPr>
-              <w:widowControl w:val="false"/>
-              <w:pBdr>
-                <w:bottom w:val="single" w:color="5B6472" w:sz="10" w:space="2"/>
-              </w:pBdr>
-              <w:spacing w:before="105" w:after="105" w:line="360" w:lineRule="auto"/>
-            </w:pPr>
-            <w:r>
-              <w:rPr>
-                <w:sz w:val="27"/>
-                <w:szCs w:val="27"/>
-                <w:rFonts w:ascii="Calibri" w:cs="Calibri" w:eastAsia="Calibri" w:hAnsi="Calibri"/>
-              </w:rPr>
-              <w:t xml:space="preserve"> </w:t>
-            </w:r>
-          </w:p>
-        </w:tc>
-        <w:tc>
-          <w:tcPr>
-            <w:tcW w:type="dxa" w:w="3264"/>
-            <w:tcBorders>
-              <w:top w:val="single" w:color="D9D5C8" w:sz="4"/>
-              <w:left w:val="single" w:color="D9D5C8" w:sz="4"/>
-              <w:bottom w:val="single" w:color="D9D5C8" w:sz="4"/>
-              <w:right w:val="single" w:color="D9D5C8" w:sz="4"/>
-            </w:tcBorders>
-            <w:tcMar>
-              <w:top w:type="dxa" w:w="55"/>
-              <w:left w:type="dxa" w:w="110"/>
-              <w:bottom w:type="dxa" w:w="55"/>
-              <w:right w:type="dxa" w:w="110"/>
-            </w:tcMar>
-          </w:tcPr>
-          <w:p>
-            <w:pPr>
-              <w:widowControl w:val="false"/>
-              <w:pBdr>
-                <w:bottom w:val="single" w:color="5B6472" w:sz="10" w:space="2"/>
-              </w:pBdr>
-              <w:spacing w:before="105" w:after="105" w:line="360" w:lineRule="auto"/>
-            </w:pPr>
-            <w:r>
-              <w:rPr>
-                <w:sz w:val="27"/>
-                <w:szCs w:val="27"/>
-                <w:rFonts w:ascii="Calibri" w:cs="Calibri" w:eastAsia="Calibri" w:hAnsi="Calibri"/>
-              </w:rPr>
-              <w:t xml:space="preserve"> </w:t>
-            </w:r>
-          </w:p>
-          <w:p>
-            <w:pPr>
-              <w:spacing w:before="0" w:after="0" w:line="75" w:lineRule="exact"/>
-            </w:pPr>
-            <w:r>
-              <w:rPr>
-                <w:sz w:val="3"/>
-                <w:szCs w:val="3"/>
-                <w:rFonts w:ascii="Calibri" w:cs="Calibri" w:eastAsia="Calibri" w:hAnsi="Calibri"/>
-              </w:rPr>
-              <w:t xml:space="preserve"> </w:t>
-            </w:r>
-          </w:p>
-          <w:p>
-            <w:pPr>
-              <w:widowControl w:val="false"/>
-              <w:pBdr>
-                <w:bottom w:val="single" w:color="5B6472" w:sz="10" w:space="2"/>
-              </w:pBdr>
-              <w:spacing w:before="105" w:after="105" w:line="360" w:lineRule="auto"/>
+              <w:spacing w:before="18" w:after="18" w:line="315" w:lineRule="auto"/>
             </w:pPr>
             <w:r>
               <w:rPr>
@@ -14317,139 +13561,79 @@
               <w:pBdr>
                 <w:bottom w:val="single" w:color="5B6472" w:sz="10" w:space="2"/>
               </w:pBdr>
-              <w:spacing w:before="105" w:after="105" w:line="360" w:lineRule="auto"/>
-            </w:pPr>
-            <w:r>
-              <w:rPr>
-                <w:sz w:val="27"/>
-                <w:szCs w:val="27"/>
-                <w:rFonts w:ascii="Calibri" w:cs="Calibri" w:eastAsia="Calibri" w:hAnsi="Calibri"/>
-              </w:rPr>
-              <w:t xml:space="preserve"> </w:t>
-            </w:r>
-          </w:p>
-          <w:p>
-            <w:pPr>
-              <w:spacing w:before="0" w:after="0" w:line="75" w:lineRule="exact"/>
-            </w:pPr>
-            <w:r>
-              <w:rPr>
-                <w:sz w:val="3"/>
-                <w:szCs w:val="3"/>
-                <w:rFonts w:ascii="Calibri" w:cs="Calibri" w:eastAsia="Calibri" w:hAnsi="Calibri"/>
-              </w:rPr>
-              <w:t xml:space="preserve"> </w:t>
-            </w:r>
-          </w:p>
+              <w:spacing w:before="18" w:after="18" w:line="315" w:lineRule="auto"/>
+            </w:pPr>
+            <w:r>
+              <w:rPr>
+                <w:sz w:val="27"/>
+                <w:szCs w:val="27"/>
+                <w:rFonts w:ascii="Calibri" w:cs="Calibri" w:eastAsia="Calibri" w:hAnsi="Calibri"/>
+              </w:rPr>
+              <w:t xml:space="preserve"> </w:t>
+            </w:r>
+          </w:p>
+        </w:tc>
+      </w:tr>
+      <w:tr>
+        <w:tc>
+          <w:tcPr>
+            <w:tcW w:type="dxa" w:w="3857"/>
+            <w:tcBorders>
+              <w:top w:val="single" w:color="D9D5C8" w:sz="4"/>
+              <w:left w:val="single" w:color="D9D5C8" w:sz="4"/>
+              <w:bottom w:val="single" w:color="D9D5C8" w:sz="4"/>
+              <w:right w:val="single" w:color="D9D5C8" w:sz="4"/>
+            </w:tcBorders>
+            <w:tcMar>
+              <w:top w:type="dxa" w:w="55"/>
+              <w:left w:type="dxa" w:w="110"/>
+              <w:bottom w:type="dxa" w:w="55"/>
+              <w:right w:type="dxa" w:w="110"/>
+            </w:tcMar>
+          </w:tcPr>
+          <w:p>
+            <w:pPr>
+              <w:spacing w:after="0"/>
+            </w:pPr>
+            <w:r>
+              <w:rPr>
+                <w:b/>
+                <w:bCs/>
+                <w:i w:val="false"/>
+                <w:iCs w:val="false"/>
+                <w:color w:val="1A1A1A"/>
+                <w:sz w:val="30"/>
+                <w:szCs w:val="30"/>
+                <w:caps w:val="false"/>
+                <w:rFonts w:ascii="Calibri" w:cs="Calibri" w:eastAsia="Calibri" w:hAnsi="Calibri"/>
+              </w:rPr>
+              <w:t xml:space="preserve">One thing you learned EARLIER — how does it connect?</w:t>
+            </w:r>
+          </w:p>
+        </w:tc>
+        <w:tc>
+          <w:tcPr>
+            <w:tcW w:type="dxa" w:w="5935"/>
+            <w:tcBorders>
+              <w:top w:val="single" w:color="D9D5C8" w:sz="4"/>
+              <w:left w:val="single" w:color="D9D5C8" w:sz="4"/>
+              <w:bottom w:val="single" w:color="D9D5C8" w:sz="4"/>
+              <w:right w:val="single" w:color="D9D5C8" w:sz="4"/>
+            </w:tcBorders>
+            <w:tcMar>
+              <w:top w:type="dxa" w:w="55"/>
+              <w:left w:type="dxa" w:w="110"/>
+              <w:bottom w:type="dxa" w:w="55"/>
+              <w:right w:type="dxa" w:w="110"/>
+            </w:tcMar>
+          </w:tcPr>
           <w:p>
             <w:pPr>
               <w:widowControl w:val="false"/>
               <w:pBdr>
                 <w:bottom w:val="single" w:color="5B6472" w:sz="10" w:space="2"/>
               </w:pBdr>
-              <w:spacing w:before="105" w:after="105" w:line="360" w:lineRule="auto"/>
-            </w:pPr>
-            <w:r>
-              <w:rPr>
-                <w:sz w:val="27"/>
-                <w:szCs w:val="27"/>
-                <w:rFonts w:ascii="Calibri" w:cs="Calibri" w:eastAsia="Calibri" w:hAnsi="Calibri"/>
-              </w:rPr>
-              <w:t xml:space="preserve"> </w:t>
-            </w:r>
-          </w:p>
-        </w:tc>
-      </w:tr>
-      <w:tr>
-        <w:tc>
-          <w:tcPr>
-            <w:tcW w:type="dxa" w:w="3857"/>
-            <w:tcBorders>
-              <w:top w:val="single" w:color="D9D5C8" w:sz="4"/>
-              <w:left w:val="single" w:color="D9D5C8" w:sz="4"/>
-              <w:bottom w:val="single" w:color="D9D5C8" w:sz="4"/>
-              <w:right w:val="single" w:color="D9D5C8" w:sz="4"/>
-            </w:tcBorders>
-            <w:tcMar>
-              <w:top w:type="dxa" w:w="55"/>
-              <w:left w:type="dxa" w:w="110"/>
-              <w:bottom w:type="dxa" w:w="55"/>
-              <w:right w:type="dxa" w:w="110"/>
-            </w:tcMar>
-          </w:tcPr>
-          <w:p>
-            <w:pPr>
-              <w:spacing w:after="0"/>
-            </w:pPr>
-            <w:r>
-              <w:rPr>
-                <w:b/>
-                <w:bCs/>
-                <w:i w:val="false"/>
-                <w:iCs w:val="false"/>
-                <w:color w:val="1A1A1A"/>
-                <w:sz w:val="30"/>
-                <w:szCs w:val="30"/>
-                <w:caps w:val="false"/>
-                <w:rFonts w:ascii="Calibri" w:cs="Calibri" w:eastAsia="Calibri" w:hAnsi="Calibri"/>
-              </w:rPr>
-              <w:t xml:space="preserve">One thing you learned EARLIER — how does it connect?</w:t>
-            </w:r>
-          </w:p>
-        </w:tc>
-        <w:tc>
-          <w:tcPr>
-            <w:tcW w:type="dxa" w:w="5935"/>
-            <w:tcBorders>
-              <w:top w:val="single" w:color="D9D5C8" w:sz="4"/>
-              <w:left w:val="single" w:color="D9D5C8" w:sz="4"/>
-              <w:bottom w:val="single" w:color="D9D5C8" w:sz="4"/>
-              <w:right w:val="single" w:color="D9D5C8" w:sz="4"/>
-            </w:tcBorders>
-            <w:tcMar>
-              <w:top w:type="dxa" w:w="55"/>
-              <w:left w:type="dxa" w:w="110"/>
-              <w:bottom w:type="dxa" w:w="55"/>
-              <w:right w:type="dxa" w:w="110"/>
-            </w:tcMar>
-          </w:tcPr>
-          <w:p>
-            <w:pPr>
-              <w:widowControl w:val="false"/>
-              <w:pBdr>
-                <w:bottom w:val="single" w:color="5B6472" w:sz="10" w:space="2"/>
-              </w:pBdr>
-              <w:spacing w:before="105" w:after="105" w:line="360" w:lineRule="auto"/>
-            </w:pPr>
-            <w:r>
-              <w:rPr>
-                <w:sz w:val="27"/>
-                <w:szCs w:val="27"/>
-                <w:rFonts w:ascii="Calibri" w:cs="Calibri" w:eastAsia="Calibri" w:hAnsi="Calibri"/>
-              </w:rPr>
-              <w:t xml:space="preserve"> </w:t>
-            </w:r>
-          </w:p>
-          <w:p>
-            <w:pPr>
-              <w:spacing w:before="0" w:after="0" w:line="75" w:lineRule="exact"/>
-            </w:pPr>
-            <w:r>
-              <w:rPr>
-                <w:sz w:val="3"/>
-                <w:szCs w:val="3"/>
-                <w:rFonts w:ascii="Calibri" w:cs="Calibri" w:eastAsia="Calibri" w:hAnsi="Calibri"/>
-              </w:rPr>
-              <w:t xml:space="preserve"> </w:t>
-            </w:r>
-          </w:p>
-          <w:p>
-            <w:pPr>
-              <w:widowControl w:val="false"/>
-              <w:pBdr>
-                <w:bottom w:val="single" w:color="5B6472" w:sz="10" w:space="2"/>
-              </w:pBdr>
-              <w:spacing w:before="105" w:after="105" w:line="360" w:lineRule="auto"/>
+              <w:spacing w:before="18" w:after="18" w:line="315" w:lineRule="auto"/>
             </w:pPr>
             <w:r>
               <w:rPr>
@@ -14756,7 +13940,7 @@
               <w:pBdr>
                 <w:bottom w:val="single" w:color="5B6472" w:sz="10" w:space="2"/>
               </w:pBdr>
-              <w:spacing w:before="105" w:after="105" w:line="360" w:lineRule="auto"/>
+              <w:spacing w:before="18" w:after="18" w:line="315" w:lineRule="auto"/>
             </w:pPr>
             <w:r>
               <w:rPr>
@@ -14786,7 +13970,7 @@
               <w:pBdr>
                 <w:bottom w:val="single" w:color="5B6472" w:sz="10" w:space="2"/>
               </w:pBdr>
-              <w:spacing w:before="105" w:after="105" w:line="360" w:lineRule="auto"/>
+              <w:spacing w:before="18" w:after="18" w:line="315" w:lineRule="auto"/>
             </w:pPr>
             <w:r>
               <w:rPr>
@@ -14858,7 +14042,7 @@
               <w:pBdr>
                 <w:bottom w:val="single" w:color="5B6472" w:sz="10" w:space="2"/>
               </w:pBdr>
-              <w:spacing w:before="105" w:after="105" w:line="360" w:lineRule="auto"/>
+              <w:spacing w:before="18" w:after="18" w:line="315" w:lineRule="auto"/>
             </w:pPr>
             <w:r>
               <w:rPr>
@@ -14888,7 +14072,7 @@
               <w:pBdr>
                 <w:bottom w:val="single" w:color="5B6472" w:sz="10" w:space="2"/>
               </w:pBdr>
-              <w:spacing w:before="105" w:after="105" w:line="360" w:lineRule="auto"/>
+              <w:spacing w:before="18" w:after="18" w:line="315" w:lineRule="auto"/>
             </w:pPr>
             <w:r>
               <w:rPr>
@@ -14960,7 +14144,7 @@
               <w:pBdr>
                 <w:bottom w:val="single" w:color="5B6472" w:sz="10" w:space="2"/>
               </w:pBdr>
-              <w:spacing w:before="105" w:after="105" w:line="360" w:lineRule="auto"/>
+              <w:spacing w:before="18" w:after="18" w:line="315" w:lineRule="auto"/>
             </w:pPr>
             <w:r>
               <w:rPr>
@@ -14990,7 +14174,7 @@
               <w:pBdr>
                 <w:bottom w:val="single" w:color="5B6472" w:sz="10" w:space="2"/>
               </w:pBdr>
-              <w:spacing w:before="105" w:after="105" w:line="360" w:lineRule="auto"/>
+              <w:spacing w:before="18" w:after="18" w:line="315" w:lineRule="auto"/>
             </w:pPr>
             <w:r>
               <w:rPr>
@@ -15062,7 +14246,7 @@
               <w:pBdr>
                 <w:bottom w:val="single" w:color="5B6472" w:sz="10" w:space="2"/>
               </w:pBdr>
-              <w:spacing w:before="105" w:after="105" w:line="360" w:lineRule="auto"/>
+              <w:spacing w:before="18" w:after="18" w:line="315" w:lineRule="auto"/>
             </w:pPr>
             <w:r>
               <w:rPr>
@@ -15092,7 +14276,7 @@
               <w:pBdr>
                 <w:bottom w:val="single" w:color="5B6472" w:sz="10" w:space="2"/>
               </w:pBdr>
-              <w:spacing w:before="105" w:after="105" w:line="360" w:lineRule="auto"/>
+              <w:spacing w:before="18" w:after="18" w:line="315" w:lineRule="auto"/>
             </w:pPr>
             <w:r>
               <w:rPr>
@@ -15164,7 +14348,7 @@
               <w:pBdr>
                 <w:bottom w:val="single" w:color="5B6472" w:sz="10" w:space="2"/>
               </w:pBdr>
-              <w:spacing w:before="105" w:after="105" w:line="360" w:lineRule="auto"/>
+              <w:spacing w:before="18" w:after="18" w:line="315" w:lineRule="auto"/>
             </w:pPr>
             <w:r>
               <w:rPr>
@@ -15194,7 +14378,7 @@
               <w:pBdr>
                 <w:bottom w:val="single" w:color="5B6472" w:sz="10" w:space="2"/>
               </w:pBdr>
-              <w:spacing w:before="105" w:after="105" w:line="360" w:lineRule="auto"/>
+              <w:spacing w:before="18" w:after="18" w:line="315" w:lineRule="auto"/>
             </w:pPr>
             <w:r>
               <w:rPr>
@@ -15362,7 +14546,7 @@
         <w:pBdr>
           <w:bottom w:val="single" w:color="5B6472" w:sz="10" w:space="2"/>
         </w:pBdr>
-        <w:spacing w:before="105" w:after="105" w:line="360" w:lineRule="auto"/>
+        <w:spacing w:before="18" w:after="18" w:line="315" w:lineRule="auto"/>
       </w:pPr>
       <w:r>
         <w:rPr>
@@ -15392,7 +14576,7 @@
         <w:pBdr>
           <w:bottom w:val="single" w:color="5B6472" w:sz="10" w:space="2"/>
         </w:pBdr>
-        <w:spacing w:before="105" w:after="105" w:line="360" w:lineRule="auto"/>
+        <w:spacing w:before="18" w:after="18" w:line="315" w:lineRule="auto"/>
       </w:pPr>
       <w:r>
         <w:rPr>
@@ -15422,67 +14606,7 @@
         <w:pBdr>
           <w:bottom w:val="single" w:color="5B6472" w:sz="10" w:space="2"/>
         </w:pBdr>
-        <w:spacing w:before="105" w:after="105" w:line="360" w:lineRule="auto"/>
-      </w:pPr>
-      <w:r>
-        <w:rPr>
-          <w:sz w:val="27"/>
-          <w:szCs w:val="27"/>
-          <w:rFonts w:ascii="Calibri" w:cs="Calibri" w:eastAsia="Calibri" w:hAnsi="Calibri"/>
-        </w:rPr>
-        <w:t xml:space="preserve"> </w:t>
-      </w:r>
-    </w:p>
-    <w:p>
-      <w:pPr>
-        <w:spacing w:before="0" w:after="0" w:line="75" w:lineRule="exact"/>
-      </w:pPr>
-      <w:r>
-        <w:rPr>
-          <w:sz w:val="3"/>
-          <w:szCs w:val="3"/>
-          <w:rFonts w:ascii="Calibri" w:cs="Calibri" w:eastAsia="Calibri" w:hAnsi="Calibri"/>
-        </w:rPr>
-        <w:t xml:space="preserve"> </w:t>
-      </w:r>
-    </w:p>
-    <w:p>
-      <w:pPr>
-        <w:widowControl w:val="false"/>
-        <w:pBdr>
-          <w:bottom w:val="single" w:color="5B6472" w:sz="10" w:space="2"/>
-        </w:pBdr>
-        <w:spacing w:before="105" w:after="105" w:line="360" w:lineRule="auto"/>
-      </w:pPr>
-      <w:r>
-        <w:rPr>
-          <w:sz w:val="27"/>
-          <w:szCs w:val="27"/>
-          <w:rFonts w:ascii="Calibri" w:cs="Calibri" w:eastAsia="Calibri" w:hAnsi="Calibri"/>
-        </w:rPr>
-        <w:t xml:space="preserve"> </w:t>
-      </w:r>
-    </w:p>
-    <w:p>
-      <w:pPr>
-        <w:spacing w:before="0" w:after="0" w:line="75" w:lineRule="exact"/>
-      </w:pPr>
-      <w:r>
-        <w:rPr>
-          <w:sz w:val="3"/>
-          <w:szCs w:val="3"/>
-          <w:rFonts w:ascii="Calibri" w:cs="Calibri" w:eastAsia="Calibri" w:hAnsi="Calibri"/>
-        </w:rPr>
-        <w:t xml:space="preserve"> </w:t>
-      </w:r>
-    </w:p>
-    <w:p>
-      <w:pPr>
-        <w:widowControl w:val="false"/>
-        <w:pBdr>
-          <w:bottom w:val="single" w:color="5B6472" w:sz="10" w:space="2"/>
-        </w:pBdr>
-        <w:spacing w:before="105" w:after="105" w:line="360" w:lineRule="auto"/>
+        <w:spacing w:before="18" w:after="18" w:line="315" w:lineRule="auto"/>
       </w:pPr>
       <w:r>
         <w:rPr>
@@ -16254,7 +15378,7 @@
               <w:pBdr>
                 <w:bottom w:val="single" w:color="5B6472" w:sz="10" w:space="2"/>
               </w:pBdr>
-              <w:spacing w:before="105" w:after="105" w:line="360" w:lineRule="auto"/>
+              <w:spacing w:before="18" w:after="18" w:line="315" w:lineRule="auto"/>
             </w:pPr>
             <w:r>
               <w:rPr>
@@ -16284,7 +15408,7 @@
               <w:pBdr>
                 <w:bottom w:val="single" w:color="5B6472" w:sz="10" w:space="2"/>
               </w:pBdr>
-              <w:spacing w:before="105" w:after="105" w:line="360" w:lineRule="auto"/>
+              <w:spacing w:before="18" w:after="18" w:line="315" w:lineRule="auto"/>
             </w:pPr>
             <w:r>
               <w:rPr>
@@ -16314,7 +15438,7 @@
               <w:pBdr>
                 <w:bottom w:val="single" w:color="5B6472" w:sz="10" w:space="2"/>
               </w:pBdr>
-              <w:spacing w:before="105" w:after="105" w:line="360" w:lineRule="auto"/>
+              <w:spacing w:before="18" w:after="18" w:line="315" w:lineRule="auto"/>
             </w:pPr>
             <w:r>
               <w:rPr>
@@ -16348,7 +15472,7 @@
               <w:pBdr>
                 <w:bottom w:val="single" w:color="5B6472" w:sz="10" w:space="2"/>
               </w:pBdr>
-              <w:spacing w:before="105" w:after="105" w:line="360" w:lineRule="auto"/>
+              <w:spacing w:before="18" w:after="18" w:line="315" w:lineRule="auto"/>
             </w:pPr>
             <w:r>
               <w:rPr>
@@ -16378,7 +15502,7 @@
               <w:pBdr>
                 <w:bottom w:val="single" w:color="5B6472" w:sz="10" w:space="2"/>
               </w:pBdr>
-              <w:spacing w:before="105" w:after="105" w:line="360" w:lineRule="auto"/>
+              <w:spacing w:before="18" w:after="18" w:line="315" w:lineRule="auto"/>
             </w:pPr>
             <w:r>
               <w:rPr>
@@ -16408,7 +15532,7 @@
               <w:pBdr>
                 <w:bottom w:val="single" w:color="5B6472" w:sz="10" w:space="2"/>
               </w:pBdr>
-              <w:spacing w:before="105" w:after="105" w:line="360" w:lineRule="auto"/>
+              <w:spacing w:before="18" w:after="18" w:line="315" w:lineRule="auto"/>
             </w:pPr>
             <w:r>
               <w:rPr>
@@ -16444,7 +15568,7 @@
               <w:pBdr>
                 <w:bottom w:val="single" w:color="5B6472" w:sz="10" w:space="2"/>
               </w:pBdr>
-              <w:spacing w:before="105" w:after="105" w:line="360" w:lineRule="auto"/>
+              <w:spacing w:before="18" w:after="18" w:line="315" w:lineRule="auto"/>
             </w:pPr>
             <w:r>
               <w:rPr>
@@ -16474,7 +15598,7 @@
               <w:pBdr>
                 <w:bottom w:val="single" w:color="5B6472" w:sz="10" w:space="2"/>
               </w:pBdr>
-              <w:spacing w:before="105" w:after="105" w:line="360" w:lineRule="auto"/>
+              <w:spacing w:before="18" w:after="18" w:line="315" w:lineRule="auto"/>
             </w:pPr>
             <w:r>
               <w:rPr>
@@ -16504,7 +15628,7 @@
               <w:pBdr>
                 <w:bottom w:val="single" w:color="5B6472" w:sz="10" w:space="2"/>
               </w:pBdr>
-              <w:spacing w:before="105" w:after="105" w:line="360" w:lineRule="auto"/>
+              <w:spacing w:before="18" w:after="18" w:line="315" w:lineRule="auto"/>
             </w:pPr>
             <w:r>
               <w:rPr>
@@ -16538,7 +15662,7 @@
               <w:pBdr>
                 <w:bottom w:val="single" w:color="5B6472" w:sz="10" w:space="2"/>
               </w:pBdr>
-              <w:spacing w:before="105" w:after="105" w:line="360" w:lineRule="auto"/>
+              <w:spacing w:before="18" w:after="18" w:line="315" w:lineRule="auto"/>
             </w:pPr>
             <w:r>
               <w:rPr>
@@ -16568,7 +15692,7 @@
               <w:pBdr>
                 <w:bottom w:val="single" w:color="5B6472" w:sz="10" w:space="2"/>
               </w:pBdr>
-              <w:spacing w:before="105" w:after="105" w:line="360" w:lineRule="auto"/>
+              <w:spacing w:before="18" w:after="18" w:line="315" w:lineRule="auto"/>
             </w:pPr>
             <w:r>
               <w:rPr>
@@ -16598,7 +15722,7 @@
               <w:pBdr>
                 <w:bottom w:val="single" w:color="5B6472" w:sz="10" w:space="2"/>
               </w:pBdr>
-              <w:spacing w:before="105" w:after="105" w:line="360" w:lineRule="auto"/>
+              <w:spacing w:before="18" w:after="18" w:line="315" w:lineRule="auto"/>
             </w:pPr>
             <w:r>
               <w:rPr>
@@ -16876,7 +16000,7 @@
               <w:pBdr>
                 <w:bottom w:val="single" w:color="5B6472" w:sz="10" w:space="2"/>
               </w:pBdr>
-              <w:spacing w:before="105" w:after="105" w:line="360" w:lineRule="auto"/>
+              <w:spacing w:before="18" w:after="18" w:line="315" w:lineRule="auto"/>
             </w:pPr>
             <w:r>
               <w:rPr>
@@ -16948,7 +16072,7 @@
               <w:pBdr>
                 <w:bottom w:val="single" w:color="5B6472" w:sz="10" w:space="2"/>
               </w:pBdr>
-              <w:spacing w:before="105" w:after="105" w:line="360" w:lineRule="auto"/>
+              <w:spacing w:before="18" w:after="18" w:line="315" w:lineRule="auto"/>
             </w:pPr>
             <w:r>
               <w:rPr>
@@ -17020,7 +16144,7 @@
               <w:pBdr>
                 <w:bottom w:val="single" w:color="5B6472" w:sz="10" w:space="2"/>
               </w:pBdr>
-              <w:spacing w:before="105" w:after="105" w:line="360" w:lineRule="auto"/>
+              <w:spacing w:before="18" w:after="18" w:line="315" w:lineRule="auto"/>
             </w:pPr>
             <w:r>
               <w:rPr>
@@ -17262,7 +16386,7 @@
               <w:pBdr>
                 <w:bottom w:val="single" w:color="5B6472" w:sz="10" w:space="2"/>
               </w:pBdr>
-              <w:spacing w:before="105" w:after="105" w:line="360" w:lineRule="auto"/>
+              <w:spacing w:before="18" w:after="18" w:line="315" w:lineRule="auto"/>
             </w:pPr>
             <w:r>
               <w:rPr>
@@ -17292,7 +16416,7 @@
               <w:pBdr>
                 <w:bottom w:val="single" w:color="5B6472" w:sz="10" w:space="2"/>
               </w:pBdr>
-              <w:spacing w:before="105" w:after="105" w:line="360" w:lineRule="auto"/>
+              <w:spacing w:before="18" w:after="18" w:line="315" w:lineRule="auto"/>
             </w:pPr>
             <w:r>
               <w:rPr>
@@ -17322,7 +16446,7 @@
               <w:pBdr>
                 <w:bottom w:val="single" w:color="5B6472" w:sz="10" w:space="2"/>
               </w:pBdr>
-              <w:spacing w:before="105" w:after="105" w:line="360" w:lineRule="auto"/>
+              <w:spacing w:before="18" w:after="18" w:line="315" w:lineRule="auto"/>
             </w:pPr>
             <w:r>
               <w:rPr>
@@ -17394,7 +16518,7 @@
               <w:pBdr>
                 <w:bottom w:val="single" w:color="5B6472" w:sz="10" w:space="2"/>
               </w:pBdr>
-              <w:spacing w:before="105" w:after="105" w:line="360" w:lineRule="auto"/>
+              <w:spacing w:before="18" w:after="18" w:line="315" w:lineRule="auto"/>
             </w:pPr>
             <w:r>
               <w:rPr>
@@ -17424,7 +16548,7 @@
               <w:pBdr>
                 <w:bottom w:val="single" w:color="5B6472" w:sz="10" w:space="2"/>
               </w:pBdr>
-              <w:spacing w:before="105" w:after="105" w:line="360" w:lineRule="auto"/>
+              <w:spacing w:before="18" w:after="18" w:line="315" w:lineRule="auto"/>
             </w:pPr>
             <w:r>
               <w:rPr>
@@ -17454,7 +16578,7 @@
               <w:pBdr>
                 <w:bottom w:val="single" w:color="5B6472" w:sz="10" w:space="2"/>
               </w:pBdr>
-              <w:spacing w:before="105" w:after="105" w:line="360" w:lineRule="auto"/>
+              <w:spacing w:before="18" w:after="18" w:line="315" w:lineRule="auto"/>
             </w:pPr>
             <w:r>
               <w:rPr>
@@ -17484,7 +16608,7 @@
               <w:pBdr>
                 <w:bottom w:val="single" w:color="5B6472" w:sz="10" w:space="2"/>
               </w:pBdr>
-              <w:spacing w:before="105" w:after="105" w:line="360" w:lineRule="auto"/>
+              <w:spacing w:before="18" w:after="18" w:line="315" w:lineRule="auto"/>
             </w:pPr>
             <w:r>
               <w:rPr>
@@ -17514,7 +16638,7 @@
               <w:pBdr>
                 <w:bottom w:val="single" w:color="5B6472" w:sz="10" w:space="2"/>
               </w:pBdr>
-              <w:spacing w:before="105" w:after="105" w:line="360" w:lineRule="auto"/>
+              <w:spacing w:before="18" w:after="18" w:line="315" w:lineRule="auto"/>
             </w:pPr>
             <w:r>
               <w:rPr>
@@ -17586,7 +16710,7 @@
               <w:pBdr>
                 <w:bottom w:val="single" w:color="5B6472" w:sz="10" w:space="2"/>
               </w:pBdr>
-              <w:spacing w:before="105" w:after="105" w:line="360" w:lineRule="auto"/>
+              <w:spacing w:before="18" w:after="18" w:line="315" w:lineRule="auto"/>
             </w:pPr>
             <w:r>
               <w:rPr>
@@ -17616,7 +16740,7 @@
               <w:pBdr>
                 <w:bottom w:val="single" w:color="5B6472" w:sz="10" w:space="2"/>
               </w:pBdr>
-              <w:spacing w:before="105" w:after="105" w:line="360" w:lineRule="auto"/>
+              <w:spacing w:before="18" w:after="18" w:line="315" w:lineRule="auto"/>
             </w:pPr>
             <w:r>
               <w:rPr>
@@ -17646,7 +16770,7 @@
               <w:pBdr>
                 <w:bottom w:val="single" w:color="5B6472" w:sz="10" w:space="2"/>
               </w:pBdr>
-              <w:spacing w:before="105" w:after="105" w:line="360" w:lineRule="auto"/>
+              <w:spacing w:before="18" w:after="18" w:line="315" w:lineRule="auto"/>
             </w:pPr>
             <w:r>
               <w:rPr>
@@ -17676,7 +16800,7 @@
               <w:pBdr>
                 <w:bottom w:val="single" w:color="5B6472" w:sz="10" w:space="2"/>
               </w:pBdr>
-              <w:spacing w:before="105" w:after="105" w:line="360" w:lineRule="auto"/>
+              <w:spacing w:before="18" w:after="18" w:line="315" w:lineRule="auto"/>
             </w:pPr>
             <w:r>
               <w:rPr>
@@ -18605,7 +17729,7 @@
         <w:pBdr>
           <w:bottom w:val="single" w:color="5B6472" w:sz="10" w:space="2"/>
         </w:pBdr>
-        <w:spacing w:before="105" w:after="105" w:line="360" w:lineRule="auto"/>
+        <w:spacing w:before="18" w:after="18" w:line="315" w:lineRule="auto"/>
       </w:pPr>
       <w:r>
         <w:rPr>
@@ -18635,7 +17759,7 @@
         <w:pBdr>
           <w:bottom w:val="single" w:color="5B6472" w:sz="10" w:space="2"/>
         </w:pBdr>
-        <w:spacing w:before="105" w:after="105" w:line="360" w:lineRule="auto"/>
+        <w:spacing w:before="18" w:after="18" w:line="315" w:lineRule="auto"/>
       </w:pPr>
       <w:r>
         <w:rPr>
@@ -18726,7 +17850,7 @@
         <w:pBdr>
           <w:bottom w:val="single" w:color="5B6472" w:sz="10" w:space="2"/>
         </w:pBdr>
-        <w:spacing w:before="105" w:after="105" w:line="360" w:lineRule="auto"/>
+        <w:spacing w:before="18" w:after="18" w:line="315" w:lineRule="auto"/>
       </w:pPr>
       <w:r>
         <w:rPr>
@@ -18756,7 +17880,7 @@
         <w:pBdr>
           <w:bottom w:val="single" w:color="5B6472" w:sz="10" w:space="2"/>
         </w:pBdr>
-        <w:spacing w:before="105" w:after="105" w:line="360" w:lineRule="auto"/>
+        <w:spacing w:before="18" w:after="18" w:line="315" w:lineRule="auto"/>
       </w:pPr>
       <w:r>
         <w:rPr>
@@ -18847,7 +17971,7 @@
         <w:pBdr>
           <w:bottom w:val="single" w:color="5B6472" w:sz="10" w:space="2"/>
         </w:pBdr>
-        <w:spacing w:before="105" w:after="105" w:line="360" w:lineRule="auto"/>
+        <w:spacing w:before="18" w:after="18" w:line="315" w:lineRule="auto"/>
       </w:pPr>
       <w:r>
         <w:rPr>
@@ -18877,7 +18001,7 @@
         <w:pBdr>
           <w:bottom w:val="single" w:color="5B6472" w:sz="10" w:space="2"/>
         </w:pBdr>
-        <w:spacing w:before="105" w:after="105" w:line="360" w:lineRule="auto"/>
+        <w:spacing w:before="18" w:after="18" w:line="315" w:lineRule="auto"/>
       </w:pPr>
       <w:r>
         <w:rPr>
@@ -18907,7 +18031,7 @@
         <w:pBdr>
           <w:bottom w:val="single" w:color="5B6472" w:sz="10" w:space="2"/>
         </w:pBdr>
-        <w:spacing w:before="105" w:after="105" w:line="360" w:lineRule="auto"/>
+        <w:spacing w:before="18" w:after="18" w:line="315" w:lineRule="auto"/>
       </w:pPr>
       <w:r>
         <w:rPr>
@@ -18998,7 +18122,7 @@
         <w:pBdr>
           <w:bottom w:val="single" w:color="5B6472" w:sz="10" w:space="2"/>
         </w:pBdr>
-        <w:spacing w:before="105" w:after="105" w:line="360" w:lineRule="auto"/>
+        <w:spacing w:before="18" w:after="18" w:line="315" w:lineRule="auto"/>
       </w:pPr>
       <w:r>
         <w:rPr>
@@ -19028,7 +18152,7 @@
         <w:pBdr>
           <w:bottom w:val="single" w:color="5B6472" w:sz="10" w:space="2"/>
         </w:pBdr>
-        <w:spacing w:before="105" w:after="105" w:line="360" w:lineRule="auto"/>
+        <w:spacing w:before="18" w:after="18" w:line="315" w:lineRule="auto"/>
       </w:pPr>
       <w:r>
         <w:rPr>
@@ -19058,67 +18182,7 @@
         <w:pBdr>
           <w:bottom w:val="single" w:color="5B6472" w:sz="10" w:space="2"/>
         </w:pBdr>
-        <w:spacing w:before="105" w:after="105" w:line="360" w:lineRule="auto"/>
-      </w:pPr>
-      <w:r>
-        <w:rPr>
-          <w:sz w:val="27"/>
-          <w:szCs w:val="27"/>
-          <w:rFonts w:ascii="Calibri" w:cs="Calibri" w:eastAsia="Calibri" w:hAnsi="Calibri"/>
-        </w:rPr>
-        <w:t xml:space="preserve"> </w:t>
-      </w:r>
-    </w:p>
-    <w:p>
-      <w:pPr>
-        <w:spacing w:before="0" w:after="0" w:line="75" w:lineRule="exact"/>
-      </w:pPr>
-      <w:r>
-        <w:rPr>
-          <w:sz w:val="3"/>
-          <w:szCs w:val="3"/>
-          <w:rFonts w:ascii="Calibri" w:cs="Calibri" w:eastAsia="Calibri" w:hAnsi="Calibri"/>
-        </w:rPr>
-        <w:t xml:space="preserve"> </w:t>
-      </w:r>
-    </w:p>
-    <w:p>
-      <w:pPr>
-        <w:widowControl w:val="false"/>
-        <w:pBdr>
-          <w:bottom w:val="single" w:color="5B6472" w:sz="10" w:space="2"/>
-        </w:pBdr>
-        <w:spacing w:before="105" w:after="105" w:line="360" w:lineRule="auto"/>
-      </w:pPr>
-      <w:r>
-        <w:rPr>
-          <w:sz w:val="27"/>
-          <w:szCs w:val="27"/>
-          <w:rFonts w:ascii="Calibri" w:cs="Calibri" w:eastAsia="Calibri" w:hAnsi="Calibri"/>
-        </w:rPr>
-        <w:t xml:space="preserve"> </w:t>
-      </w:r>
-    </w:p>
-    <w:p>
-      <w:pPr>
-        <w:spacing w:before="0" w:after="0" w:line="75" w:lineRule="exact"/>
-      </w:pPr>
-      <w:r>
-        <w:rPr>
-          <w:sz w:val="3"/>
-          <w:szCs w:val="3"/>
-          <w:rFonts w:ascii="Calibri" w:cs="Calibri" w:eastAsia="Calibri" w:hAnsi="Calibri"/>
-        </w:rPr>
-        <w:t xml:space="preserve"> </w:t>
-      </w:r>
-    </w:p>
-    <w:p>
-      <w:pPr>
-        <w:widowControl w:val="false"/>
-        <w:pBdr>
-          <w:bottom w:val="single" w:color="5B6472" w:sz="10" w:space="2"/>
-        </w:pBdr>
-        <w:spacing w:before="105" w:after="105" w:line="360" w:lineRule="auto"/>
+        <w:spacing w:before="18" w:after="18" w:line="315" w:lineRule="auto"/>
       </w:pPr>
       <w:r>
         <w:rPr>
@@ -20078,7 +19142,7 @@
               <w:pBdr>
                 <w:bottom w:val="single" w:color="5B6472" w:sz="10" w:space="2"/>
               </w:pBdr>
-              <w:spacing w:before="105" w:after="105" w:line="360" w:lineRule="auto"/>
+              <w:spacing w:before="18" w:after="18" w:line="315" w:lineRule="auto"/>
             </w:pPr>
             <w:r>
               <w:rPr>
@@ -20112,7 +19176,7 @@
               <w:pBdr>
                 <w:bottom w:val="single" w:color="5B6472" w:sz="10" w:space="2"/>
               </w:pBdr>
-              <w:spacing w:before="105" w:after="105" w:line="360" w:lineRule="auto"/>
+              <w:spacing w:before="18" w:after="18" w:line="315" w:lineRule="auto"/>
             </w:pPr>
             <w:r>
               <w:rPr>
@@ -20146,7 +19210,7 @@
               <w:pBdr>
                 <w:bottom w:val="single" w:color="5B6472" w:sz="10" w:space="2"/>
               </w:pBdr>
-              <w:spacing w:before="105" w:after="105" w:line="360" w:lineRule="auto"/>
+              <w:spacing w:before="18" w:after="18" w:line="315" w:lineRule="auto"/>
             </w:pPr>
             <w:r>
               <w:rPr>
@@ -20180,7 +19244,7 @@
               <w:pBdr>
                 <w:bottom w:val="single" w:color="5B6472" w:sz="10" w:space="2"/>
               </w:pBdr>
-              <w:spacing w:before="105" w:after="105" w:line="360" w:lineRule="auto"/>
+              <w:spacing w:before="18" w:after="18" w:line="315" w:lineRule="auto"/>
             </w:pPr>
             <w:r>
               <w:rPr>
@@ -20252,7 +19316,7 @@
               <w:pBdr>
                 <w:bottom w:val="single" w:color="5B6472" w:sz="10" w:space="2"/>
               </w:pBdr>
-              <w:spacing w:before="105" w:after="105" w:line="360" w:lineRule="auto"/>
+              <w:spacing w:before="18" w:after="18" w:line="315" w:lineRule="auto"/>
             </w:pPr>
             <w:r>
               <w:rPr>
@@ -20286,7 +19350,7 @@
               <w:pBdr>
                 <w:bottom w:val="single" w:color="5B6472" w:sz="10" w:space="2"/>
               </w:pBdr>
-              <w:spacing w:before="105" w:after="105" w:line="360" w:lineRule="auto"/>
+              <w:spacing w:before="18" w:after="18" w:line="315" w:lineRule="auto"/>
             </w:pPr>
             <w:r>
               <w:rPr>
@@ -20320,7 +19384,7 @@
               <w:pBdr>
                 <w:bottom w:val="single" w:color="5B6472" w:sz="10" w:space="2"/>
               </w:pBdr>
-              <w:spacing w:before="105" w:after="105" w:line="360" w:lineRule="auto"/>
+              <w:spacing w:before="18" w:after="18" w:line="315" w:lineRule="auto"/>
             </w:pPr>
             <w:r>
               <w:rPr>
@@ -20354,7 +19418,7 @@
               <w:pBdr>
                 <w:bottom w:val="single" w:color="5B6472" w:sz="10" w:space="2"/>
               </w:pBdr>
-              <w:spacing w:before="105" w:after="105" w:line="360" w:lineRule="auto"/>
+              <w:spacing w:before="18" w:after="18" w:line="315" w:lineRule="auto"/>
             </w:pPr>
             <w:r>
               <w:rPr>
@@ -20426,7 +19490,7 @@
               <w:pBdr>
                 <w:bottom w:val="single" w:color="5B6472" w:sz="10" w:space="2"/>
               </w:pBdr>
-              <w:spacing w:before="105" w:after="105" w:line="360" w:lineRule="auto"/>
+              <w:spacing w:before="18" w:after="18" w:line="315" w:lineRule="auto"/>
             </w:pPr>
             <w:r>
               <w:rPr>
@@ -20460,7 +19524,7 @@
               <w:pBdr>
                 <w:bottom w:val="single" w:color="5B6472" w:sz="10" w:space="2"/>
               </w:pBdr>
-              <w:spacing w:before="105" w:after="105" w:line="360" w:lineRule="auto"/>
+              <w:spacing w:before="18" w:after="18" w:line="315" w:lineRule="auto"/>
             </w:pPr>
             <w:r>
               <w:rPr>
@@ -20494,7 +19558,7 @@
               <w:pBdr>
                 <w:bottom w:val="single" w:color="5B6472" w:sz="10" w:space="2"/>
               </w:pBdr>
-              <w:spacing w:before="105" w:after="105" w:line="360" w:lineRule="auto"/>
+              <w:spacing w:before="18" w:after="18" w:line="315" w:lineRule="auto"/>
             </w:pPr>
             <w:r>
               <w:rPr>
@@ -20528,7 +19592,7 @@
               <w:pBdr>
                 <w:bottom w:val="single" w:color="5B6472" w:sz="10" w:space="2"/>
               </w:pBdr>
-              <w:spacing w:before="105" w:after="105" w:line="360" w:lineRule="auto"/>
+              <w:spacing w:before="18" w:after="18" w:line="315" w:lineRule="auto"/>
             </w:pPr>
             <w:r>
               <w:rPr>
@@ -20581,7 +19645,7 @@
         <w:pBdr>
           <w:bottom w:val="single" w:color="5B6472" w:sz="10" w:space="2"/>
         </w:pBdr>
-        <w:spacing w:before="105" w:after="105" w:line="360" w:lineRule="auto"/>
+        <w:spacing w:before="18" w:after="18" w:line="315" w:lineRule="auto"/>
       </w:pPr>
       <w:r>
         <w:rPr>
@@ -20611,7 +19675,7 @@
         <w:pBdr>
           <w:bottom w:val="single" w:color="5B6472" w:sz="10" w:space="2"/>
         </w:pBdr>
-        <w:spacing w:before="105" w:after="105" w:line="360" w:lineRule="auto"/>
+        <w:spacing w:before="18" w:after="18" w:line="315" w:lineRule="auto"/>
       </w:pPr>
       <w:r>
         <w:rPr>
@@ -20698,7 +19762,7 @@
               <w:pBdr>
                 <w:bottom w:val="single" w:color="5B6472" w:sz="10" w:space="2"/>
               </w:pBdr>
-              <w:spacing w:before="105" w:after="105" w:line="360" w:lineRule="auto"/>
+              <w:spacing w:before="18" w:after="18" w:line="315" w:lineRule="auto"/>
             </w:pPr>
             <w:r>
               <w:rPr>
@@ -20728,7 +19792,7 @@
               <w:pBdr>
                 <w:bottom w:val="single" w:color="5B6472" w:sz="10" w:space="2"/>
               </w:pBdr>
-              <w:spacing w:before="105" w:after="105" w:line="360" w:lineRule="auto"/>
+              <w:spacing w:before="18" w:after="18" w:line="315" w:lineRule="auto"/>
             </w:pPr>
             <w:r>
               <w:rPr>
@@ -20764,7 +19828,7 @@
               <w:pBdr>
                 <w:bottom w:val="single" w:color="5B6472" w:sz="10" w:space="2"/>
               </w:pBdr>
-              <w:spacing w:before="105" w:after="105" w:line="360" w:lineRule="auto"/>
+              <w:spacing w:before="18" w:after="18" w:line="315" w:lineRule="auto"/>
             </w:pPr>
             <w:r>
               <w:rPr>
@@ -20794,7 +19858,7 @@
               <w:pBdr>
                 <w:bottom w:val="single" w:color="5B6472" w:sz="10" w:space="2"/>
               </w:pBdr>
-              <w:spacing w:before="105" w:after="105" w:line="360" w:lineRule="auto"/>
+              <w:spacing w:before="18" w:after="18" w:line="315" w:lineRule="auto"/>
             </w:pPr>
             <w:r>
               <w:rPr>
@@ -20830,7 +19894,7 @@
               <w:pBdr>
                 <w:bottom w:val="single" w:color="5B6472" w:sz="10" w:space="2"/>
               </w:pBdr>
-              <w:spacing w:before="105" w:after="105" w:line="360" w:lineRule="auto"/>
+              <w:spacing w:before="18" w:after="18" w:line="315" w:lineRule="auto"/>
             </w:pPr>
             <w:r>
               <w:rPr>
@@ -20860,7 +19924,7 @@
               <w:pBdr>
                 <w:bottom w:val="single" w:color="5B6472" w:sz="10" w:space="2"/>
               </w:pBdr>
-              <w:spacing w:before="105" w:after="105" w:line="360" w:lineRule="auto"/>
+              <w:spacing w:before="18" w:after="18" w:line="315" w:lineRule="auto"/>
             </w:pPr>
             <w:r>
               <w:rPr>
@@ -21222,48 +20286,128 @@
               <w:pBdr>
                 <w:bottom w:val="single" w:color="5B6472" w:sz="10" w:space="2"/>
               </w:pBdr>
-              <w:spacing w:before="105" w:after="105" w:line="360" w:lineRule="auto"/>
-            </w:pPr>
-            <w:r>
-              <w:rPr>
-                <w:sz w:val="27"/>
-                <w:szCs w:val="27"/>
-                <w:rFonts w:ascii="Calibri" w:cs="Calibri" w:eastAsia="Calibri" w:hAnsi="Calibri"/>
-              </w:rPr>
-              <w:t xml:space="preserve"> </w:t>
-            </w:r>
-          </w:p>
-          <w:p>
-            <w:pPr>
-              <w:spacing w:before="0" w:after="0" w:line="75" w:lineRule="exact"/>
-            </w:pPr>
-            <w:r>
-              <w:rPr>
-                <w:sz w:val="3"/>
-                <w:szCs w:val="3"/>
-                <w:rFonts w:ascii="Calibri" w:cs="Calibri" w:eastAsia="Calibri" w:hAnsi="Calibri"/>
-              </w:rPr>
-              <w:t xml:space="preserve"> </w:t>
-            </w:r>
-          </w:p>
+              <w:spacing w:before="18" w:after="18" w:line="315" w:lineRule="auto"/>
+            </w:pPr>
+            <w:r>
+              <w:rPr>
+                <w:sz w:val="27"/>
+                <w:szCs w:val="27"/>
+                <w:rFonts w:ascii="Calibri" w:cs="Calibri" w:eastAsia="Calibri" w:hAnsi="Calibri"/>
+              </w:rPr>
+              <w:t xml:space="preserve"> </w:t>
+            </w:r>
+          </w:p>
+        </w:tc>
+        <w:tc>
+          <w:tcPr>
+            <w:tcW w:type="dxa" w:w="4896"/>
+            <w:tcBorders>
+              <w:top w:val="single" w:color="D9D5C8" w:sz="4"/>
+              <w:left w:val="single" w:color="D9D5C8" w:sz="4"/>
+              <w:bottom w:val="single" w:color="D9D5C8" w:sz="4"/>
+              <w:right w:val="single" w:color="D9D5C8" w:sz="4"/>
+            </w:tcBorders>
+            <w:tcMar>
+              <w:top w:type="dxa" w:w="55"/>
+              <w:left w:type="dxa" w:w="110"/>
+              <w:bottom w:type="dxa" w:w="55"/>
+              <w:right w:type="dxa" w:w="110"/>
+            </w:tcMar>
+          </w:tcPr>
           <w:p>
             <w:pPr>
               <w:widowControl w:val="false"/>
               <w:pBdr>
                 <w:bottom w:val="single" w:color="5B6472" w:sz="10" w:space="2"/>
               </w:pBdr>
-              <w:spacing w:before="105" w:after="105" w:line="360" w:lineRule="auto"/>
-            </w:pPr>
-            <w:r>
-              <w:rPr>
-                <w:sz w:val="27"/>
-                <w:szCs w:val="27"/>
-                <w:rFonts w:ascii="Calibri" w:cs="Calibri" w:eastAsia="Calibri" w:hAnsi="Calibri"/>
-              </w:rPr>
-              <w:t xml:space="preserve"> </w:t>
-            </w:r>
-          </w:p>
-        </w:tc>
+              <w:spacing w:before="18" w:after="18" w:line="315" w:lineRule="auto"/>
+            </w:pPr>
+            <w:r>
+              <w:rPr>
+                <w:sz w:val="27"/>
+                <w:szCs w:val="27"/>
+                <w:rFonts w:ascii="Calibri" w:cs="Calibri" w:eastAsia="Calibri" w:hAnsi="Calibri"/>
+              </w:rPr>
+              <w:t xml:space="preserve"> </w:t>
+            </w:r>
+          </w:p>
+        </w:tc>
+      </w:tr>
+      <w:tr>
+        <w:tc>
+          <w:tcPr>
+            <w:tcW w:type="dxa" w:w="4896"/>
+            <w:tcBorders>
+              <w:top w:val="single" w:color="D9D5C8" w:sz="4"/>
+              <w:left w:val="single" w:color="D9D5C8" w:sz="4"/>
+              <w:bottom w:val="single" w:color="D9D5C8" w:sz="4"/>
+              <w:right w:val="single" w:color="D9D5C8" w:sz="4"/>
+            </w:tcBorders>
+            <w:tcMar>
+              <w:top w:type="dxa" w:w="55"/>
+              <w:left w:type="dxa" w:w="110"/>
+              <w:bottom w:type="dxa" w:w="55"/>
+              <w:right w:type="dxa" w:w="110"/>
+            </w:tcMar>
+          </w:tcPr>
+          <w:p>
+            <w:pPr>
+              <w:spacing w:after="0"/>
+            </w:pPr>
+            <w:r>
+              <w:rPr>
+                <w:b/>
+                <w:bCs/>
+                <w:i w:val="false"/>
+                <w:iCs w:val="false"/>
+                <w:color w:val="1A1A1A"/>
+                <w:sz w:val="30"/>
+                <w:szCs w:val="30"/>
+                <w:caps w:val="false"/>
+                <w:rFonts w:ascii="Calibri" w:cs="Calibri" w:eastAsia="Calibri" w:hAnsi="Calibri"/>
+              </w:rPr>
+              <w:t xml:space="preserve">Examples</w:t>
+            </w:r>
+          </w:p>
+        </w:tc>
+        <w:tc>
+          <w:tcPr>
+            <w:tcW w:type="dxa" w:w="4896"/>
+            <w:tcBorders>
+              <w:top w:val="single" w:color="D9D5C8" w:sz="4"/>
+              <w:left w:val="single" w:color="D9D5C8" w:sz="4"/>
+              <w:bottom w:val="single" w:color="D9D5C8" w:sz="4"/>
+              <w:right w:val="single" w:color="D9D5C8" w:sz="4"/>
+            </w:tcBorders>
+            <w:tcMar>
+              <w:top w:type="dxa" w:w="55"/>
+              <w:left w:type="dxa" w:w="110"/>
+              <w:bottom w:type="dxa" w:w="55"/>
+              <w:right w:type="dxa" w:w="110"/>
+            </w:tcMar>
+          </w:tcPr>
+          <w:p>
+            <w:pPr>
+              <w:spacing w:after="0"/>
+            </w:pPr>
+            <w:r>
+              <w:rPr>
+                <w:b w:val="false"/>
+                <w:bCs w:val="false"/>
+                <w:i w:val="false"/>
+                <w:iCs w:val="false"/>
+                <w:color w:val="1A1A1A"/>
+                <w:sz w:val="30"/>
+                <w:szCs w:val="30"/>
+                <w:caps w:val="false"/>
+                <w:rFonts w:ascii="Calibri" w:cs="Calibri" w:eastAsia="Calibri" w:hAnsi="Calibri"/>
+              </w:rPr>
+              <w:t xml:space="preserve">Non-examples</w:t>
+            </w:r>
+          </w:p>
+        </w:tc>
+      </w:tr>
+      <w:tr>
         <w:tc>
           <w:tcPr>
             <w:tcW w:type="dxa" w:w="4896"/>
@@ -21286,241 +20430,41 @@
               <w:pBdr>
                 <w:bottom w:val="single" w:color="5B6472" w:sz="10" w:space="2"/>
               </w:pBdr>
-              <w:spacing w:before="105" w:after="105" w:line="360" w:lineRule="auto"/>
-            </w:pPr>
-            <w:r>
-              <w:rPr>
-                <w:sz w:val="27"/>
-                <w:szCs w:val="27"/>
-                <w:rFonts w:ascii="Calibri" w:cs="Calibri" w:eastAsia="Calibri" w:hAnsi="Calibri"/>
-              </w:rPr>
-              <w:t xml:space="preserve"> </w:t>
-            </w:r>
-          </w:p>
-          <w:p>
-            <w:pPr>
-              <w:spacing w:before="0" w:after="0" w:line="75" w:lineRule="exact"/>
-            </w:pPr>
-            <w:r>
-              <w:rPr>
-                <w:sz w:val="3"/>
-                <w:szCs w:val="3"/>
-                <w:rFonts w:ascii="Calibri" w:cs="Calibri" w:eastAsia="Calibri" w:hAnsi="Calibri"/>
-              </w:rPr>
-              <w:t xml:space="preserve"> </w:t>
-            </w:r>
-          </w:p>
+              <w:spacing w:before="18" w:after="18" w:line="315" w:lineRule="auto"/>
+            </w:pPr>
+            <w:r>
+              <w:rPr>
+                <w:sz w:val="27"/>
+                <w:szCs w:val="27"/>
+                <w:rFonts w:ascii="Calibri" w:cs="Calibri" w:eastAsia="Calibri" w:hAnsi="Calibri"/>
+              </w:rPr>
+              <w:t xml:space="preserve"> </w:t>
+            </w:r>
+          </w:p>
+        </w:tc>
+        <w:tc>
+          <w:tcPr>
+            <w:tcW w:type="dxa" w:w="4896"/>
+            <w:tcBorders>
+              <w:top w:val="single" w:color="D9D5C8" w:sz="4"/>
+              <w:left w:val="single" w:color="D9D5C8" w:sz="4"/>
+              <w:bottom w:val="single" w:color="D9D5C8" w:sz="4"/>
+              <w:right w:val="single" w:color="D9D5C8" w:sz="4"/>
+            </w:tcBorders>
+            <w:tcMar>
+              <w:top w:type="dxa" w:w="55"/>
+              <w:left w:type="dxa" w:w="110"/>
+              <w:bottom w:type="dxa" w:w="55"/>
+              <w:right w:type="dxa" w:w="110"/>
+            </w:tcMar>
+          </w:tcPr>
           <w:p>
             <w:pPr>
               <w:widowControl w:val="false"/>
               <w:pBdr>
                 <w:bottom w:val="single" w:color="5B6472" w:sz="10" w:space="2"/>
               </w:pBdr>
-              <w:spacing w:before="105" w:after="105" w:line="360" w:lineRule="auto"/>
-            </w:pPr>
-            <w:r>
-              <w:rPr>
-                <w:sz w:val="27"/>
-                <w:szCs w:val="27"/>
-                <w:rFonts w:ascii="Calibri" w:cs="Calibri" w:eastAsia="Calibri" w:hAnsi="Calibri"/>
-              </w:rPr>
-              <w:t xml:space="preserve"> </w:t>
-            </w:r>
-          </w:p>
-        </w:tc>
-      </w:tr>
-      <w:tr>
-        <w:tc>
-          <w:tcPr>
-            <w:tcW w:type="dxa" w:w="4896"/>
-            <w:tcBorders>
-              <w:top w:val="single" w:color="D9D5C8" w:sz="4"/>
-              <w:left w:val="single" w:color="D9D5C8" w:sz="4"/>
-              <w:bottom w:val="single" w:color="D9D5C8" w:sz="4"/>
-              <w:right w:val="single" w:color="D9D5C8" w:sz="4"/>
-            </w:tcBorders>
-            <w:tcMar>
-              <w:top w:type="dxa" w:w="55"/>
-              <w:left w:type="dxa" w:w="110"/>
-              <w:bottom w:type="dxa" w:w="55"/>
-              <w:right w:type="dxa" w:w="110"/>
-            </w:tcMar>
-          </w:tcPr>
-          <w:p>
-            <w:pPr>
-              <w:spacing w:after="0"/>
-            </w:pPr>
-            <w:r>
-              <w:rPr>
-                <w:b/>
-                <w:bCs/>
-                <w:i w:val="false"/>
-                <w:iCs w:val="false"/>
-                <w:color w:val="1A1A1A"/>
-                <w:sz w:val="30"/>
-                <w:szCs w:val="30"/>
-                <w:caps w:val="false"/>
-                <w:rFonts w:ascii="Calibri" w:cs="Calibri" w:eastAsia="Calibri" w:hAnsi="Calibri"/>
-              </w:rPr>
-              <w:t xml:space="preserve">Examples</w:t>
-            </w:r>
-          </w:p>
-        </w:tc>
-        <w:tc>
-          <w:tcPr>
-            <w:tcW w:type="dxa" w:w="4896"/>
-            <w:tcBorders>
-              <w:top w:val="single" w:color="D9D5C8" w:sz="4"/>
-              <w:left w:val="single" w:color="D9D5C8" w:sz="4"/>
-              <w:bottom w:val="single" w:color="D9D5C8" w:sz="4"/>
-              <w:right w:val="single" w:color="D9D5C8" w:sz="4"/>
-            </w:tcBorders>
-            <w:tcMar>
-              <w:top w:type="dxa" w:w="55"/>
-              <w:left w:type="dxa" w:w="110"/>
-              <w:bottom w:type="dxa" w:w="55"/>
-              <w:right w:type="dxa" w:w="110"/>
-            </w:tcMar>
-          </w:tcPr>
-          <w:p>
-            <w:pPr>
-              <w:spacing w:after="0"/>
-            </w:pPr>
-            <w:r>
-              <w:rPr>
-                <w:b w:val="false"/>
-                <w:bCs w:val="false"/>
-                <w:i w:val="false"/>
-                <w:iCs w:val="false"/>
-                <w:color w:val="1A1A1A"/>
-                <w:sz w:val="30"/>
-                <w:szCs w:val="30"/>
-                <w:caps w:val="false"/>
-                <w:rFonts w:ascii="Calibri" w:cs="Calibri" w:eastAsia="Calibri" w:hAnsi="Calibri"/>
-              </w:rPr>
-              <w:t xml:space="preserve">Non-examples</w:t>
-            </w:r>
-          </w:p>
-        </w:tc>
-      </w:tr>
-      <w:tr>
-        <w:tc>
-          <w:tcPr>
-            <w:tcW w:type="dxa" w:w="4896"/>
-            <w:tcBorders>
-              <w:top w:val="single" w:color="D9D5C8" w:sz="4"/>
-              <w:left w:val="single" w:color="D9D5C8" w:sz="4"/>
-              <w:bottom w:val="single" w:color="D9D5C8" w:sz="4"/>
-              <w:right w:val="single" w:color="D9D5C8" w:sz="4"/>
-            </w:tcBorders>
-            <w:tcMar>
-              <w:top w:type="dxa" w:w="55"/>
-              <w:left w:type="dxa" w:w="110"/>
-              <w:bottom w:type="dxa" w:w="55"/>
-              <w:right w:type="dxa" w:w="110"/>
-            </w:tcMar>
-          </w:tcPr>
-          <w:p>
-            <w:pPr>
-              <w:widowControl w:val="false"/>
-              <w:pBdr>
-                <w:bottom w:val="single" w:color="5B6472" w:sz="10" w:space="2"/>
-              </w:pBdr>
-              <w:spacing w:before="105" w:after="105" w:line="360" w:lineRule="auto"/>
-            </w:pPr>
-            <w:r>
-              <w:rPr>
-                <w:sz w:val="27"/>
-                <w:szCs w:val="27"/>
-                <w:rFonts w:ascii="Calibri" w:cs="Calibri" w:eastAsia="Calibri" w:hAnsi="Calibri"/>
-              </w:rPr>
-              <w:t xml:space="preserve"> </w:t>
-            </w:r>
-          </w:p>
-          <w:p>
-            <w:pPr>
-              <w:spacing w:before="0" w:after="0" w:line="75" w:lineRule="exact"/>
-            </w:pPr>
-            <w:r>
-              <w:rPr>
-                <w:sz w:val="3"/>
-                <w:szCs w:val="3"/>
-                <w:rFonts w:ascii="Calibri" w:cs="Calibri" w:eastAsia="Calibri" w:hAnsi="Calibri"/>
-              </w:rPr>
-              <w:t xml:space="preserve"> </w:t>
-            </w:r>
-          </w:p>
-          <w:p>
-            <w:pPr>
-              <w:widowControl w:val="false"/>
-              <w:pBdr>
-                <w:bottom w:val="single" w:color="5B6472" w:sz="10" w:space="2"/>
-              </w:pBdr>
-              <w:spacing w:before="105" w:after="105" w:line="360" w:lineRule="auto"/>
-            </w:pPr>
-            <w:r>
-              <w:rPr>
-                <w:sz w:val="27"/>
-                <w:szCs w:val="27"/>
-                <w:rFonts w:ascii="Calibri" w:cs="Calibri" w:eastAsia="Calibri" w:hAnsi="Calibri"/>
-              </w:rPr>
-              <w:t xml:space="preserve"> </w:t>
-            </w:r>
-          </w:p>
-        </w:tc>
-        <w:tc>
-          <w:tcPr>
-            <w:tcW w:type="dxa" w:w="4896"/>
-            <w:tcBorders>
-              <w:top w:val="single" w:color="D9D5C8" w:sz="4"/>
-              <w:left w:val="single" w:color="D9D5C8" w:sz="4"/>
-              <w:bottom w:val="single" w:color="D9D5C8" w:sz="4"/>
-              <w:right w:val="single" w:color="D9D5C8" w:sz="4"/>
-            </w:tcBorders>
-            <w:tcMar>
-              <w:top w:type="dxa" w:w="55"/>
-              <w:left w:type="dxa" w:w="110"/>
-              <w:bottom w:type="dxa" w:w="55"/>
-              <w:right w:type="dxa" w:w="110"/>
-            </w:tcMar>
-          </w:tcPr>
-          <w:p>
-            <w:pPr>
-              <w:widowControl w:val="false"/>
-              <w:pBdr>
-                <w:bottom w:val="single" w:color="5B6472" w:sz="10" w:space="2"/>
-              </w:pBdr>
-              <w:spacing w:before="105" w:after="105" w:line="360" w:lineRule="auto"/>
-            </w:pPr>
-            <w:r>
-              <w:rPr>
-                <w:sz w:val="27"/>
-                <w:szCs w:val="27"/>
-                <w:rFonts w:ascii="Calibri" w:cs="Calibri" w:eastAsia="Calibri" w:hAnsi="Calibri"/>
-              </w:rPr>
-              <w:t xml:space="preserve"> </w:t>
-            </w:r>
-          </w:p>
-          <w:p>
-            <w:pPr>
-              <w:spacing w:before="0" w:after="0" w:line="75" w:lineRule="exact"/>
-            </w:pPr>
-            <w:r>
-              <w:rPr>
-                <w:sz w:val="3"/>
-                <w:szCs w:val="3"/>
-                <w:rFonts w:ascii="Calibri" w:cs="Calibri" w:eastAsia="Calibri" w:hAnsi="Calibri"/>
-              </w:rPr>
-              <w:t xml:space="preserve"> </w:t>
-            </w:r>
-          </w:p>
-          <w:p>
-            <w:pPr>
-              <w:widowControl w:val="false"/>
-              <w:pBdr>
-                <w:bottom w:val="single" w:color="5B6472" w:sz="10" w:space="2"/>
-              </w:pBdr>
-              <w:spacing w:before="105" w:after="105" w:line="360" w:lineRule="auto"/>
+              <w:spacing w:before="18" w:after="18" w:line="315" w:lineRule="auto"/>
             </w:pPr>
             <w:r>
               <w:rPr>
@@ -21614,7 +20558,7 @@
         <w:pBdr>
           <w:bottom w:val="single" w:color="5B6472" w:sz="10" w:space="2"/>
         </w:pBdr>
-        <w:spacing w:before="105" w:after="105" w:line="360" w:lineRule="auto"/>
+        <w:spacing w:before="18" w:after="18" w:line="315" w:lineRule="auto"/>
       </w:pPr>
       <w:r>
         <w:rPr>
@@ -21863,48 +20807,128 @@
               <w:pBdr>
                 <w:bottom w:val="single" w:color="5B6472" w:sz="10" w:space="2"/>
               </w:pBdr>
-              <w:spacing w:before="105" w:after="105" w:line="360" w:lineRule="auto"/>
-            </w:pPr>
-            <w:r>
-              <w:rPr>
-                <w:sz w:val="27"/>
-                <w:szCs w:val="27"/>
-                <w:rFonts w:ascii="Calibri" w:cs="Calibri" w:eastAsia="Calibri" w:hAnsi="Calibri"/>
-              </w:rPr>
-              <w:t xml:space="preserve"> </w:t>
-            </w:r>
-          </w:p>
-          <w:p>
-            <w:pPr>
-              <w:spacing w:before="0" w:after="0" w:line="75" w:lineRule="exact"/>
-            </w:pPr>
-            <w:r>
-              <w:rPr>
-                <w:sz w:val="3"/>
-                <w:szCs w:val="3"/>
-                <w:rFonts w:ascii="Calibri" w:cs="Calibri" w:eastAsia="Calibri" w:hAnsi="Calibri"/>
-              </w:rPr>
-              <w:t xml:space="preserve"> </w:t>
-            </w:r>
-          </w:p>
+              <w:spacing w:before="18" w:after="18" w:line="315" w:lineRule="auto"/>
+            </w:pPr>
+            <w:r>
+              <w:rPr>
+                <w:sz w:val="27"/>
+                <w:szCs w:val="27"/>
+                <w:rFonts w:ascii="Calibri" w:cs="Calibri" w:eastAsia="Calibri" w:hAnsi="Calibri"/>
+              </w:rPr>
+              <w:t xml:space="preserve"> </w:t>
+            </w:r>
+          </w:p>
+        </w:tc>
+        <w:tc>
+          <w:tcPr>
+            <w:tcW w:type="dxa" w:w="4896"/>
+            <w:tcBorders>
+              <w:top w:val="single" w:color="D9D5C8" w:sz="4"/>
+              <w:left w:val="single" w:color="D9D5C8" w:sz="4"/>
+              <w:bottom w:val="single" w:color="D9D5C8" w:sz="4"/>
+              <w:right w:val="single" w:color="D9D5C8" w:sz="4"/>
+            </w:tcBorders>
+            <w:tcMar>
+              <w:top w:type="dxa" w:w="55"/>
+              <w:left w:type="dxa" w:w="110"/>
+              <w:bottom w:type="dxa" w:w="55"/>
+              <w:right w:type="dxa" w:w="110"/>
+            </w:tcMar>
+          </w:tcPr>
           <w:p>
             <w:pPr>
               <w:widowControl w:val="false"/>
               <w:pBdr>
                 <w:bottom w:val="single" w:color="5B6472" w:sz="10" w:space="2"/>
               </w:pBdr>
-              <w:spacing w:before="105" w:after="105" w:line="360" w:lineRule="auto"/>
-            </w:pPr>
-            <w:r>
-              <w:rPr>
-                <w:sz w:val="27"/>
-                <w:szCs w:val="27"/>
-                <w:rFonts w:ascii="Calibri" w:cs="Calibri" w:eastAsia="Calibri" w:hAnsi="Calibri"/>
-              </w:rPr>
-              <w:t xml:space="preserve"> </w:t>
-            </w:r>
-          </w:p>
-        </w:tc>
+              <w:spacing w:before="18" w:after="18" w:line="315" w:lineRule="auto"/>
+            </w:pPr>
+            <w:r>
+              <w:rPr>
+                <w:sz w:val="27"/>
+                <w:szCs w:val="27"/>
+                <w:rFonts w:ascii="Calibri" w:cs="Calibri" w:eastAsia="Calibri" w:hAnsi="Calibri"/>
+              </w:rPr>
+              <w:t xml:space="preserve"> </w:t>
+            </w:r>
+          </w:p>
+        </w:tc>
+      </w:tr>
+      <w:tr>
+        <w:tc>
+          <w:tcPr>
+            <w:tcW w:type="dxa" w:w="4896"/>
+            <w:tcBorders>
+              <w:top w:val="single" w:color="D9D5C8" w:sz="4"/>
+              <w:left w:val="single" w:color="D9D5C8" w:sz="4"/>
+              <w:bottom w:val="single" w:color="D9D5C8" w:sz="4"/>
+              <w:right w:val="single" w:color="D9D5C8" w:sz="4"/>
+            </w:tcBorders>
+            <w:tcMar>
+              <w:top w:type="dxa" w:w="55"/>
+              <w:left w:type="dxa" w:w="110"/>
+              <w:bottom w:type="dxa" w:w="55"/>
+              <w:right w:type="dxa" w:w="110"/>
+            </w:tcMar>
+          </w:tcPr>
+          <w:p>
+            <w:pPr>
+              <w:spacing w:after="0"/>
+            </w:pPr>
+            <w:r>
+              <w:rPr>
+                <w:b/>
+                <w:bCs/>
+                <w:i w:val="false"/>
+                <w:iCs w:val="false"/>
+                <w:color w:val="1A1A1A"/>
+                <w:sz w:val="30"/>
+                <w:szCs w:val="30"/>
+                <w:caps w:val="false"/>
+                <w:rFonts w:ascii="Calibri" w:cs="Calibri" w:eastAsia="Calibri" w:hAnsi="Calibri"/>
+              </w:rPr>
+              <w:t xml:space="preserve">Examples</w:t>
+            </w:r>
+          </w:p>
+        </w:tc>
+        <w:tc>
+          <w:tcPr>
+            <w:tcW w:type="dxa" w:w="4896"/>
+            <w:tcBorders>
+              <w:top w:val="single" w:color="D9D5C8" w:sz="4"/>
+              <w:left w:val="single" w:color="D9D5C8" w:sz="4"/>
+              <w:bottom w:val="single" w:color="D9D5C8" w:sz="4"/>
+              <w:right w:val="single" w:color="D9D5C8" w:sz="4"/>
+            </w:tcBorders>
+            <w:tcMar>
+              <w:top w:type="dxa" w:w="55"/>
+              <w:left w:type="dxa" w:w="110"/>
+              <w:bottom w:type="dxa" w:w="55"/>
+              <w:right w:type="dxa" w:w="110"/>
+            </w:tcMar>
+          </w:tcPr>
+          <w:p>
+            <w:pPr>
+              <w:spacing w:after="0"/>
+            </w:pPr>
+            <w:r>
+              <w:rPr>
+                <w:b w:val="false"/>
+                <w:bCs w:val="false"/>
+                <w:i w:val="false"/>
+                <w:iCs w:val="false"/>
+                <w:color w:val="1A1A1A"/>
+                <w:sz w:val="30"/>
+                <w:szCs w:val="30"/>
+                <w:caps w:val="false"/>
+                <w:rFonts w:ascii="Calibri" w:cs="Calibri" w:eastAsia="Calibri" w:hAnsi="Calibri"/>
+              </w:rPr>
+              <w:t xml:space="preserve">Non-examples</w:t>
+            </w:r>
+          </w:p>
+        </w:tc>
+      </w:tr>
+      <w:tr>
         <w:tc>
           <w:tcPr>
             <w:tcW w:type="dxa" w:w="4896"/>
@@ -21927,241 +20951,41 @@
               <w:pBdr>
                 <w:bottom w:val="single" w:color="5B6472" w:sz="10" w:space="2"/>
               </w:pBdr>
-              <w:spacing w:before="105" w:after="105" w:line="360" w:lineRule="auto"/>
-            </w:pPr>
-            <w:r>
-              <w:rPr>
-                <w:sz w:val="27"/>
-                <w:szCs w:val="27"/>
-                <w:rFonts w:ascii="Calibri" w:cs="Calibri" w:eastAsia="Calibri" w:hAnsi="Calibri"/>
-              </w:rPr>
-              <w:t xml:space="preserve"> </w:t>
-            </w:r>
-          </w:p>
-          <w:p>
-            <w:pPr>
-              <w:spacing w:before="0" w:after="0" w:line="75" w:lineRule="exact"/>
-            </w:pPr>
-            <w:r>
-              <w:rPr>
-                <w:sz w:val="3"/>
-                <w:szCs w:val="3"/>
-                <w:rFonts w:ascii="Calibri" w:cs="Calibri" w:eastAsia="Calibri" w:hAnsi="Calibri"/>
-              </w:rPr>
-              <w:t xml:space="preserve"> </w:t>
-            </w:r>
-          </w:p>
+              <w:spacing w:before="18" w:after="18" w:line="315" w:lineRule="auto"/>
+            </w:pPr>
+            <w:r>
+              <w:rPr>
+                <w:sz w:val="27"/>
+                <w:szCs w:val="27"/>
+                <w:rFonts w:ascii="Calibri" w:cs="Calibri" w:eastAsia="Calibri" w:hAnsi="Calibri"/>
+              </w:rPr>
+              <w:t xml:space="preserve"> </w:t>
+            </w:r>
+          </w:p>
+        </w:tc>
+        <w:tc>
+          <w:tcPr>
+            <w:tcW w:type="dxa" w:w="4896"/>
+            <w:tcBorders>
+              <w:top w:val="single" w:color="D9D5C8" w:sz="4"/>
+              <w:left w:val="single" w:color="D9D5C8" w:sz="4"/>
+              <w:bottom w:val="single" w:color="D9D5C8" w:sz="4"/>
+              <w:right w:val="single" w:color="D9D5C8" w:sz="4"/>
+            </w:tcBorders>
+            <w:tcMar>
+              <w:top w:type="dxa" w:w="55"/>
+              <w:left w:type="dxa" w:w="110"/>
+              <w:bottom w:type="dxa" w:w="55"/>
+              <w:right w:type="dxa" w:w="110"/>
+            </w:tcMar>
+          </w:tcPr>
           <w:p>
             <w:pPr>
               <w:widowControl w:val="false"/>
               <w:pBdr>
                 <w:bottom w:val="single" w:color="5B6472" w:sz="10" w:space="2"/>
               </w:pBdr>
-              <w:spacing w:before="105" w:after="105" w:line="360" w:lineRule="auto"/>
-            </w:pPr>
-            <w:r>
-              <w:rPr>
-                <w:sz w:val="27"/>
-                <w:szCs w:val="27"/>
-                <w:rFonts w:ascii="Calibri" w:cs="Calibri" w:eastAsia="Calibri" w:hAnsi="Calibri"/>
-              </w:rPr>
-              <w:t xml:space="preserve"> </w:t>
-            </w:r>
-          </w:p>
-        </w:tc>
-      </w:tr>
-      <w:tr>
-        <w:tc>
-          <w:tcPr>
-            <w:tcW w:type="dxa" w:w="4896"/>
-            <w:tcBorders>
-              <w:top w:val="single" w:color="D9D5C8" w:sz="4"/>
-              <w:left w:val="single" w:color="D9D5C8" w:sz="4"/>
-              <w:bottom w:val="single" w:color="D9D5C8" w:sz="4"/>
-              <w:right w:val="single" w:color="D9D5C8" w:sz="4"/>
-            </w:tcBorders>
-            <w:tcMar>
-              <w:top w:type="dxa" w:w="55"/>
-              <w:left w:type="dxa" w:w="110"/>
-              <w:bottom w:type="dxa" w:w="55"/>
-              <w:right w:type="dxa" w:w="110"/>
-            </w:tcMar>
-          </w:tcPr>
-          <w:p>
-            <w:pPr>
-              <w:spacing w:after="0"/>
-            </w:pPr>
-            <w:r>
-              <w:rPr>
-                <w:b/>
-                <w:bCs/>
-                <w:i w:val="false"/>
-                <w:iCs w:val="false"/>
-                <w:color w:val="1A1A1A"/>
-                <w:sz w:val="30"/>
-                <w:szCs w:val="30"/>
-                <w:caps w:val="false"/>
-                <w:rFonts w:ascii="Calibri" w:cs="Calibri" w:eastAsia="Calibri" w:hAnsi="Calibri"/>
-              </w:rPr>
-              <w:t xml:space="preserve">Examples</w:t>
-            </w:r>
-          </w:p>
-        </w:tc>
-        <w:tc>
-          <w:tcPr>
-            <w:tcW w:type="dxa" w:w="4896"/>
-            <w:tcBorders>
-              <w:top w:val="single" w:color="D9D5C8" w:sz="4"/>
-              <w:left w:val="single" w:color="D9D5C8" w:sz="4"/>
-              <w:bottom w:val="single" w:color="D9D5C8" w:sz="4"/>
-              <w:right w:val="single" w:color="D9D5C8" w:sz="4"/>
-            </w:tcBorders>
-            <w:tcMar>
-              <w:top w:type="dxa" w:w="55"/>
-              <w:left w:type="dxa" w:w="110"/>
-              <w:bottom w:type="dxa" w:w="55"/>
-              <w:right w:type="dxa" w:w="110"/>
-            </w:tcMar>
-          </w:tcPr>
-          <w:p>
-            <w:pPr>
-              <w:spacing w:after="0"/>
-            </w:pPr>
-            <w:r>
-              <w:rPr>
-                <w:b w:val="false"/>
-                <w:bCs w:val="false"/>
-                <w:i w:val="false"/>
-                <w:iCs w:val="false"/>
-                <w:color w:val="1A1A1A"/>
-                <w:sz w:val="30"/>
-                <w:szCs w:val="30"/>
-                <w:caps w:val="false"/>
-                <w:rFonts w:ascii="Calibri" w:cs="Calibri" w:eastAsia="Calibri" w:hAnsi="Calibri"/>
-              </w:rPr>
-              <w:t xml:space="preserve">Non-examples</w:t>
-            </w:r>
-          </w:p>
-        </w:tc>
-      </w:tr>
-      <w:tr>
-        <w:tc>
-          <w:tcPr>
-            <w:tcW w:type="dxa" w:w="4896"/>
-            <w:tcBorders>
-              <w:top w:val="single" w:color="D9D5C8" w:sz="4"/>
-              <w:left w:val="single" w:color="D9D5C8" w:sz="4"/>
-              <w:bottom w:val="single" w:color="D9D5C8" w:sz="4"/>
-              <w:right w:val="single" w:color="D9D5C8" w:sz="4"/>
-            </w:tcBorders>
-            <w:tcMar>
-              <w:top w:type="dxa" w:w="55"/>
-              <w:left w:type="dxa" w:w="110"/>
-              <w:bottom w:type="dxa" w:w="55"/>
-              <w:right w:type="dxa" w:w="110"/>
-            </w:tcMar>
-          </w:tcPr>
-          <w:p>
-            <w:pPr>
-              <w:widowControl w:val="false"/>
-              <w:pBdr>
-                <w:bottom w:val="single" w:color="5B6472" w:sz="10" w:space="2"/>
-              </w:pBdr>
-              <w:spacing w:before="105" w:after="105" w:line="360" w:lineRule="auto"/>
-            </w:pPr>
-            <w:r>
-              <w:rPr>
-                <w:sz w:val="27"/>
-                <w:szCs w:val="27"/>
-                <w:rFonts w:ascii="Calibri" w:cs="Calibri" w:eastAsia="Calibri" w:hAnsi="Calibri"/>
-              </w:rPr>
-              <w:t xml:space="preserve"> </w:t>
-            </w:r>
-          </w:p>
-          <w:p>
-            <w:pPr>
-              <w:spacing w:before="0" w:after="0" w:line="75" w:lineRule="exact"/>
-            </w:pPr>
-            <w:r>
-              <w:rPr>
-                <w:sz w:val="3"/>
-                <w:szCs w:val="3"/>
-                <w:rFonts w:ascii="Calibri" w:cs="Calibri" w:eastAsia="Calibri" w:hAnsi="Calibri"/>
-              </w:rPr>
-              <w:t xml:space="preserve"> </w:t>
-            </w:r>
-          </w:p>
-          <w:p>
-            <w:pPr>
-              <w:widowControl w:val="false"/>
-              <w:pBdr>
-                <w:bottom w:val="single" w:color="5B6472" w:sz="10" w:space="2"/>
-              </w:pBdr>
-              <w:spacing w:before="105" w:after="105" w:line="360" w:lineRule="auto"/>
-            </w:pPr>
-            <w:r>
-              <w:rPr>
-                <w:sz w:val="27"/>
-                <w:szCs w:val="27"/>
-                <w:rFonts w:ascii="Calibri" w:cs="Calibri" w:eastAsia="Calibri" w:hAnsi="Calibri"/>
-              </w:rPr>
-              <w:t xml:space="preserve"> </w:t>
-            </w:r>
-          </w:p>
-        </w:tc>
-        <w:tc>
-          <w:tcPr>
-            <w:tcW w:type="dxa" w:w="4896"/>
-            <w:tcBorders>
-              <w:top w:val="single" w:color="D9D5C8" w:sz="4"/>
-              <w:left w:val="single" w:color="D9D5C8" w:sz="4"/>
-              <w:bottom w:val="single" w:color="D9D5C8" w:sz="4"/>
-              <w:right w:val="single" w:color="D9D5C8" w:sz="4"/>
-            </w:tcBorders>
-            <w:tcMar>
-              <w:top w:type="dxa" w:w="55"/>
-              <w:left w:type="dxa" w:w="110"/>
-              <w:bottom w:type="dxa" w:w="55"/>
-              <w:right w:type="dxa" w:w="110"/>
-            </w:tcMar>
-          </w:tcPr>
-          <w:p>
-            <w:pPr>
-              <w:widowControl w:val="false"/>
-              <w:pBdr>
-                <w:bottom w:val="single" w:color="5B6472" w:sz="10" w:space="2"/>
-              </w:pBdr>
-              <w:spacing w:before="105" w:after="105" w:line="360" w:lineRule="auto"/>
-            </w:pPr>
-            <w:r>
-              <w:rPr>
-                <w:sz w:val="27"/>
-                <w:szCs w:val="27"/>
-                <w:rFonts w:ascii="Calibri" w:cs="Calibri" w:eastAsia="Calibri" w:hAnsi="Calibri"/>
-              </w:rPr>
-              <w:t xml:space="preserve"> </w:t>
-            </w:r>
-          </w:p>
-          <w:p>
-            <w:pPr>
-              <w:spacing w:before="0" w:after="0" w:line="75" w:lineRule="exact"/>
-            </w:pPr>
-            <w:r>
-              <w:rPr>
-                <w:sz w:val="3"/>
-                <w:szCs w:val="3"/>
-                <w:rFonts w:ascii="Calibri" w:cs="Calibri" w:eastAsia="Calibri" w:hAnsi="Calibri"/>
-              </w:rPr>
-              <w:t xml:space="preserve"> </w:t>
-            </w:r>
-          </w:p>
-          <w:p>
-            <w:pPr>
-              <w:widowControl w:val="false"/>
-              <w:pBdr>
-                <w:bottom w:val="single" w:color="5B6472" w:sz="10" w:space="2"/>
-              </w:pBdr>
-              <w:spacing w:before="105" w:after="105" w:line="360" w:lineRule="auto"/>
+              <w:spacing w:before="18" w:after="18" w:line="315" w:lineRule="auto"/>
             </w:pPr>
             <w:r>
               <w:rPr>
@@ -22255,7 +21079,7 @@
         <w:pBdr>
           <w:bottom w:val="single" w:color="5B6472" w:sz="10" w:space="2"/>
         </w:pBdr>
-        <w:spacing w:before="105" w:after="105" w:line="360" w:lineRule="auto"/>
+        <w:spacing w:before="18" w:after="18" w:line="315" w:lineRule="auto"/>
       </w:pPr>
       <w:r>
         <w:rPr>
@@ -22268,7 +21092,7 @@
     </w:p>
     <w:p>
       <w:pPr>
-        <w:spacing w:after="140"/>
+        <w:spacing w:after="50"/>
       </w:pPr>
       <w:r>
         <w:rPr>
@@ -22364,7 +21188,7 @@
         <w:pBdr>
           <w:bottom w:val="single" w:color="5B6472" w:sz="10" w:space="2"/>
         </w:pBdr>
-        <w:spacing w:before="105" w:after="105" w:line="360" w:lineRule="auto"/>
+        <w:spacing w:before="18" w:after="18" w:line="315" w:lineRule="auto"/>
       </w:pPr>
       <w:r>
         <w:rPr>
@@ -22394,7 +21218,7 @@
         <w:pBdr>
           <w:bottom w:val="single" w:color="5B6472" w:sz="10" w:space="2"/>
         </w:pBdr>
-        <w:spacing w:before="105" w:after="105" w:line="360" w:lineRule="auto"/>
+        <w:spacing w:before="18" w:after="18" w:line="315" w:lineRule="auto"/>
       </w:pPr>
       <w:r>
         <w:rPr>
@@ -22659,7 +21483,7 @@
               <w:pBdr>
                 <w:bottom w:val="single" w:color="5B6472" w:sz="10" w:space="2"/>
               </w:pBdr>
-              <w:spacing w:before="105" w:after="105" w:line="360" w:lineRule="auto"/>
+              <w:spacing w:before="18" w:after="18" w:line="315" w:lineRule="auto"/>
             </w:pPr>
             <w:r>
               <w:rPr>
@@ -22689,7 +21513,7 @@
               <w:pBdr>
                 <w:bottom w:val="single" w:color="5B6472" w:sz="10" w:space="2"/>
               </w:pBdr>
-              <w:spacing w:before="105" w:after="105" w:line="360" w:lineRule="auto"/>
+              <w:spacing w:before="18" w:after="18" w:line="315" w:lineRule="auto"/>
             </w:pPr>
             <w:r>
               <w:rPr>
@@ -22719,7 +21543,7 @@
               <w:pBdr>
                 <w:bottom w:val="single" w:color="5B6472" w:sz="10" w:space="2"/>
               </w:pBdr>
-              <w:spacing w:before="105" w:after="105" w:line="360" w:lineRule="auto"/>
+              <w:spacing w:before="18" w:after="18" w:line="315" w:lineRule="auto"/>
             </w:pPr>
             <w:r>
               <w:rPr>
@@ -22797,7 +21621,7 @@
               <w:pBdr>
                 <w:bottom w:val="single" w:color="5B6472" w:sz="10" w:space="2"/>
               </w:pBdr>
-              <w:spacing w:before="105" w:after="105" w:line="360" w:lineRule="auto"/>
+              <w:spacing w:before="18" w:after="18" w:line="315" w:lineRule="auto"/>
             </w:pPr>
             <w:r>
               <w:rPr>
@@ -22827,7 +21651,7 @@
               <w:pBdr>
                 <w:bottom w:val="single" w:color="5B6472" w:sz="10" w:space="2"/>
               </w:pBdr>
-              <w:spacing w:before="105" w:after="105" w:line="360" w:lineRule="auto"/>
+              <w:spacing w:before="18" w:after="18" w:line="315" w:lineRule="auto"/>
             </w:pPr>
             <w:r>
               <w:rPr>
@@ -22857,7 +21681,7 @@
               <w:pBdr>
                 <w:bottom w:val="single" w:color="5B6472" w:sz="10" w:space="2"/>
               </w:pBdr>
-              <w:spacing w:before="105" w:after="105" w:line="360" w:lineRule="auto"/>
+              <w:spacing w:before="18" w:after="18" w:line="315" w:lineRule="auto"/>
             </w:pPr>
             <w:r>
               <w:rPr>
@@ -22935,7 +21759,7 @@
               <w:pBdr>
                 <w:bottom w:val="single" w:color="5B6472" w:sz="10" w:space="2"/>
               </w:pBdr>
-              <w:spacing w:before="105" w:after="105" w:line="360" w:lineRule="auto"/>
+              <w:spacing w:before="18" w:after="18" w:line="315" w:lineRule="auto"/>
             </w:pPr>
             <w:r>
               <w:rPr>
@@ -22965,7 +21789,7 @@
               <w:pBdr>
                 <w:bottom w:val="single" w:color="5B6472" w:sz="10" w:space="2"/>
               </w:pBdr>
-              <w:spacing w:before="105" w:after="105" w:line="360" w:lineRule="auto"/>
+              <w:spacing w:before="18" w:after="18" w:line="315" w:lineRule="auto"/>
             </w:pPr>
             <w:r>
               <w:rPr>
@@ -22995,7 +21819,7 @@
               <w:pBdr>
                 <w:bottom w:val="single" w:color="5B6472" w:sz="10" w:space="2"/>
               </w:pBdr>
-              <w:spacing w:before="105" w:after="105" w:line="360" w:lineRule="auto"/>
+              <w:spacing w:before="18" w:after="18" w:line="315" w:lineRule="auto"/>
             </w:pPr>
             <w:r>
               <w:rPr>
@@ -23073,7 +21897,7 @@
               <w:pBdr>
                 <w:bottom w:val="single" w:color="5B6472" w:sz="10" w:space="2"/>
               </w:pBdr>
-              <w:spacing w:before="105" w:after="105" w:line="360" w:lineRule="auto"/>
+              <w:spacing w:before="18" w:after="18" w:line="315" w:lineRule="auto"/>
             </w:pPr>
             <w:r>
               <w:rPr>
@@ -23103,7 +21927,7 @@
               <w:pBdr>
                 <w:bottom w:val="single" w:color="5B6472" w:sz="10" w:space="2"/>
               </w:pBdr>
-              <w:spacing w:before="105" w:after="105" w:line="360" w:lineRule="auto"/>
+              <w:spacing w:before="18" w:after="18" w:line="315" w:lineRule="auto"/>
             </w:pPr>
             <w:r>
               <w:rPr>
@@ -23133,7 +21957,7 @@
               <w:pBdr>
                 <w:bottom w:val="single" w:color="5B6472" w:sz="10" w:space="2"/>
               </w:pBdr>
-              <w:spacing w:before="105" w:after="105" w:line="360" w:lineRule="auto"/>
+              <w:spacing w:before="18" w:after="18" w:line="315" w:lineRule="auto"/>
             </w:pPr>
             <w:r>
               <w:rPr>
@@ -23172,7 +21996,7 @@
         <w:pBdr>
           <w:bottom w:val="single" w:color="5B6472" w:sz="10" w:space="2"/>
         </w:pBdr>
-        <w:spacing w:before="105" w:after="105" w:line="360" w:lineRule="auto"/>
+        <w:spacing w:before="18" w:after="18" w:line="315" w:lineRule="auto"/>
       </w:pPr>
       <w:r>
         <w:rPr>
@@ -23202,7 +22026,7 @@
         <w:pBdr>
           <w:bottom w:val="single" w:color="5B6472" w:sz="10" w:space="2"/>
         </w:pBdr>
-        <w:spacing w:before="105" w:after="105" w:line="360" w:lineRule="auto"/>
+        <w:spacing w:before="18" w:after="18" w:line="315" w:lineRule="auto"/>
       </w:pPr>
       <w:r>
         <w:rPr>
@@ -23232,7 +22056,7 @@
         <w:pBdr>
           <w:bottom w:val="single" w:color="5B6472" w:sz="10" w:space="2"/>
         </w:pBdr>
-        <w:spacing w:before="105" w:after="105" w:line="360" w:lineRule="auto"/>
+        <w:spacing w:before="18" w:after="18" w:line="315" w:lineRule="auto"/>
       </w:pPr>
       <w:r>
         <w:rPr>
@@ -23262,97 +22086,7 @@
         <w:pBdr>
           <w:bottom w:val="single" w:color="5B6472" w:sz="10" w:space="2"/>
         </w:pBdr>
-        <w:spacing w:before="105" w:after="105" w:line="360" w:lineRule="auto"/>
-      </w:pPr>
-      <w:r>
-        <w:rPr>
-          <w:sz w:val="27"/>
-          <w:szCs w:val="27"/>
-          <w:rFonts w:ascii="Calibri" w:cs="Calibri" w:eastAsia="Calibri" w:hAnsi="Calibri"/>
-        </w:rPr>
-        <w:t xml:space="preserve"> </w:t>
-      </w:r>
-    </w:p>
-    <w:p>
-      <w:pPr>
-        <w:spacing w:before="0" w:after="0" w:line="75" w:lineRule="exact"/>
-      </w:pPr>
-      <w:r>
-        <w:rPr>
-          <w:sz w:val="3"/>
-          <w:szCs w:val="3"/>
-          <w:rFonts w:ascii="Calibri" w:cs="Calibri" w:eastAsia="Calibri" w:hAnsi="Calibri"/>
-        </w:rPr>
-        <w:t xml:space="preserve"> </w:t>
-      </w:r>
-    </w:p>
-    <w:p>
-      <w:pPr>
-        <w:widowControl w:val="false"/>
-        <w:pBdr>
-          <w:bottom w:val="single" w:color="5B6472" w:sz="10" w:space="2"/>
-        </w:pBdr>
-        <w:spacing w:before="105" w:after="105" w:line="360" w:lineRule="auto"/>
-      </w:pPr>
-      <w:r>
-        <w:rPr>
-          <w:sz w:val="27"/>
-          <w:szCs w:val="27"/>
-          <w:rFonts w:ascii="Calibri" w:cs="Calibri" w:eastAsia="Calibri" w:hAnsi="Calibri"/>
-        </w:rPr>
-        <w:t xml:space="preserve"> </w:t>
-      </w:r>
-    </w:p>
-    <w:p>
-      <w:pPr>
-        <w:spacing w:before="0" w:after="0" w:line="75" w:lineRule="exact"/>
-      </w:pPr>
-      <w:r>
-        <w:rPr>
-          <w:sz w:val="3"/>
-          <w:szCs w:val="3"/>
-          <w:rFonts w:ascii="Calibri" w:cs="Calibri" w:eastAsia="Calibri" w:hAnsi="Calibri"/>
-        </w:rPr>
-        <w:t xml:space="preserve"> </w:t>
-      </w:r>
-    </w:p>
-    <w:p>
-      <w:pPr>
-        <w:widowControl w:val="false"/>
-        <w:pBdr>
-          <w:bottom w:val="single" w:color="5B6472" w:sz="10" w:space="2"/>
-        </w:pBdr>
-        <w:spacing w:before="105" w:after="105" w:line="360" w:lineRule="auto"/>
-      </w:pPr>
-      <w:r>
-        <w:rPr>
-          <w:sz w:val="27"/>
-          <w:szCs w:val="27"/>
-          <w:rFonts w:ascii="Calibri" w:cs="Calibri" w:eastAsia="Calibri" w:hAnsi="Calibri"/>
-        </w:rPr>
-        <w:t xml:space="preserve"> </w:t>
-      </w:r>
-    </w:p>
-    <w:p>
-      <w:pPr>
-        <w:spacing w:before="0" w:after="0" w:line="75" w:lineRule="exact"/>
-      </w:pPr>
-      <w:r>
-        <w:rPr>
-          <w:sz w:val="3"/>
-          <w:szCs w:val="3"/>
-          <w:rFonts w:ascii="Calibri" w:cs="Calibri" w:eastAsia="Calibri" w:hAnsi="Calibri"/>
-        </w:rPr>
-        <w:t xml:space="preserve"> </w:t>
-      </w:r>
-    </w:p>
-    <w:p>
-      <w:pPr>
-        <w:widowControl w:val="false"/>
-        <w:pBdr>
-          <w:bottom w:val="single" w:color="5B6472" w:sz="10" w:space="2"/>
-        </w:pBdr>
-        <w:spacing w:before="105" w:after="105" w:line="360" w:lineRule="auto"/>
+        <w:spacing w:before="18" w:after="18" w:line="315" w:lineRule="auto"/>
       </w:pPr>
       <w:r>
         <w:rPr>
@@ -23454,7 +22188,7 @@
       </w:tblGrid>
       <w:tr>
         <w:trPr>
-          <w:trHeight w:val="1050" w:hRule="atLeast"/>
+          <w:trHeight w:val="750" w:hRule="atLeast"/>
         </w:trPr>
         <w:tc>
           <w:tcPr>
@@ -23609,7 +22343,7 @@
       <w:tr>
         <w:trPr>
           <w:cantSplit/>
-          <w:trHeight w:val="3400" w:hRule="atLeast"/>
+          <w:trHeight w:val="2700" w:hRule="atLeast"/>
         </w:trPr>
         <w:tc>
           <w:tcPr>
@@ -23688,7 +22422,7 @@
               <w:pBdr>
                 <w:bottom w:val="single" w:color="5B6472" w:sz="10" w:space="2"/>
               </w:pBdr>
-              <w:spacing w:before="105" w:after="105" w:line="360" w:lineRule="auto"/>
+              <w:spacing w:before="18" w:after="18" w:line="315" w:lineRule="auto"/>
             </w:pPr>
             <w:r>
               <w:rPr>
@@ -23718,7 +22452,7 @@
               <w:pBdr>
                 <w:bottom w:val="single" w:color="5B6472" w:sz="10" w:space="2"/>
               </w:pBdr>
-              <w:spacing w:before="105" w:after="105" w:line="360" w:lineRule="auto"/>
+              <w:spacing w:before="18" w:after="18" w:line="315" w:lineRule="auto"/>
             </w:pPr>
             <w:r>
               <w:rPr>
@@ -23748,7 +22482,7 @@
               <w:pBdr>
                 <w:bottom w:val="single" w:color="5B6472" w:sz="10" w:space="2"/>
               </w:pBdr>
-              <w:spacing w:before="105" w:after="105" w:line="360" w:lineRule="auto"/>
+              <w:spacing w:before="18" w:after="18" w:line="315" w:lineRule="auto"/>
             </w:pPr>
             <w:r>
               <w:rPr>
@@ -23778,7 +22512,7 @@
               <w:pBdr>
                 <w:bottom w:val="single" w:color="5B6472" w:sz="10" w:space="2"/>
               </w:pBdr>
-              <w:spacing w:before="105" w:after="105" w:line="360" w:lineRule="auto"/>
+              <w:spacing w:before="18" w:after="18" w:line="315" w:lineRule="auto"/>
             </w:pPr>
             <w:r>
               <w:rPr>
@@ -23808,7 +22542,7 @@
               <w:pBdr>
                 <w:bottom w:val="single" w:color="5B6472" w:sz="10" w:space="2"/>
               </w:pBdr>
-              <w:spacing w:before="105" w:after="105" w:line="360" w:lineRule="auto"/>
+              <w:spacing w:before="18" w:after="18" w:line="315" w:lineRule="auto"/>
             </w:pPr>
             <w:r>
               <w:rPr>
@@ -23838,67 +22572,7 @@
               <w:pBdr>
                 <w:bottom w:val="single" w:color="5B6472" w:sz="10" w:space="2"/>
               </w:pBdr>
-              <w:spacing w:before="105" w:after="105" w:line="360" w:lineRule="auto"/>
-            </w:pPr>
-            <w:r>
-              <w:rPr>
-                <w:sz w:val="27"/>
-                <w:szCs w:val="27"/>
-                <w:rFonts w:ascii="Calibri" w:cs="Calibri" w:eastAsia="Calibri" w:hAnsi="Calibri"/>
-              </w:rPr>
-              <w:t xml:space="preserve"> </w:t>
-            </w:r>
-          </w:p>
-          <w:p>
-            <w:pPr>
-              <w:spacing w:before="0" w:after="0" w:line="75" w:lineRule="exact"/>
-            </w:pPr>
-            <w:r>
-              <w:rPr>
-                <w:sz w:val="3"/>
-                <w:szCs w:val="3"/>
-                <w:rFonts w:ascii="Calibri" w:cs="Calibri" w:eastAsia="Calibri" w:hAnsi="Calibri"/>
-              </w:rPr>
-              <w:t xml:space="preserve"> </w:t>
-            </w:r>
-          </w:p>
-          <w:p>
-            <w:pPr>
-              <w:widowControl w:val="false"/>
-              <w:pBdr>
-                <w:bottom w:val="single" w:color="5B6472" w:sz="10" w:space="2"/>
-              </w:pBdr>
-              <w:spacing w:before="105" w:after="105" w:line="360" w:lineRule="auto"/>
-            </w:pPr>
-            <w:r>
-              <w:rPr>
-                <w:sz w:val="27"/>
-                <w:szCs w:val="27"/>
-                <w:rFonts w:ascii="Calibri" w:cs="Calibri" w:eastAsia="Calibri" w:hAnsi="Calibri"/>
-              </w:rPr>
-              <w:t xml:space="preserve"> </w:t>
-            </w:r>
-          </w:p>
-          <w:p>
-            <w:pPr>
-              <w:spacing w:before="0" w:after="0" w:line="75" w:lineRule="exact"/>
-            </w:pPr>
-            <w:r>
-              <w:rPr>
-                <w:sz w:val="3"/>
-                <w:szCs w:val="3"/>
-                <w:rFonts w:ascii="Calibri" w:cs="Calibri" w:eastAsia="Calibri" w:hAnsi="Calibri"/>
-              </w:rPr>
-              <w:t xml:space="preserve"> </w:t>
-            </w:r>
-          </w:p>
-          <w:p>
-            <w:pPr>
-              <w:widowControl w:val="false"/>
-              <w:pBdr>
-                <w:bottom w:val="single" w:color="5B6472" w:sz="10" w:space="2"/>
-              </w:pBdr>
-              <w:spacing w:before="105" w:after="105" w:line="360" w:lineRule="auto"/>
+              <w:spacing w:before="18" w:after="18" w:line="315" w:lineRule="auto"/>
             </w:pPr>
             <w:r>
               <w:rPr>
@@ -24063,7 +22737,7 @@
               <w:pBdr>
                 <w:bottom w:val="single" w:color="5B6472" w:sz="10" w:space="2"/>
               </w:pBdr>
-              <w:spacing w:before="105" w:after="105" w:line="360" w:lineRule="auto"/>
+              <w:spacing w:before="18" w:after="18" w:line="315" w:lineRule="auto"/>
             </w:pPr>
             <w:r>
               <w:rPr>
@@ -24093,7 +22767,7 @@
               <w:pBdr>
                 <w:bottom w:val="single" w:color="5B6472" w:sz="10" w:space="2"/>
               </w:pBdr>
-              <w:spacing w:before="105" w:after="105" w:line="360" w:lineRule="auto"/>
+              <w:spacing w:before="18" w:after="18" w:line="315" w:lineRule="auto"/>
             </w:pPr>
             <w:r>
               <w:rPr>
@@ -24123,7 +22797,7 @@
               <w:pBdr>
                 <w:bottom w:val="single" w:color="5B6472" w:sz="10" w:space="2"/>
               </w:pBdr>
-              <w:spacing w:before="105" w:after="105" w:line="360" w:lineRule="auto"/>
+              <w:spacing w:before="18" w:after="18" w:line="315" w:lineRule="auto"/>
             </w:pPr>
             <w:r>
               <w:rPr>
@@ -24153,7 +22827,7 @@
               <w:pBdr>
                 <w:bottom w:val="single" w:color="5B6472" w:sz="10" w:space="2"/>
               </w:pBdr>
-              <w:spacing w:before="105" w:after="105" w:line="360" w:lineRule="auto"/>
+              <w:spacing w:before="18" w:after="18" w:line="315" w:lineRule="auto"/>
             </w:pPr>
             <w:r>
               <w:rPr>
@@ -24510,7 +23184,7 @@
               <w:pBdr>
                 <w:bottom w:val="single" w:color="5B6472" w:sz="10" w:space="2"/>
               </w:pBdr>
-              <w:spacing w:before="105" w:after="105" w:line="360" w:lineRule="auto"/>
+              <w:spacing w:before="18" w:after="18" w:line="315" w:lineRule="auto"/>
             </w:pPr>
             <w:r>
               <w:rPr>
@@ -24540,7 +23214,7 @@
               <w:pBdr>
                 <w:bottom w:val="single" w:color="5B6472" w:sz="10" w:space="2"/>
               </w:pBdr>
-              <w:spacing w:before="105" w:after="105" w:line="360" w:lineRule="auto"/>
+              <w:spacing w:before="18" w:after="18" w:line="315" w:lineRule="auto"/>
             </w:pPr>
             <w:r>
               <w:rPr>
@@ -25318,7 +23992,7 @@
               <w:pBdr>
                 <w:bottom w:val="single" w:color="5B6472" w:sz="10" w:space="2"/>
               </w:pBdr>
-              <w:spacing w:before="105" w:after="105" w:line="360" w:lineRule="auto"/>
+              <w:spacing w:before="18" w:after="18" w:line="315" w:lineRule="auto"/>
             </w:pPr>
             <w:r>
               <w:rPr>
@@ -25348,7 +24022,7 @@
               <w:pBdr>
                 <w:bottom w:val="single" w:color="5B6472" w:sz="10" w:space="2"/>
               </w:pBdr>
-              <w:spacing w:before="105" w:after="105" w:line="360" w:lineRule="auto"/>
+              <w:spacing w:before="18" w:after="18" w:line="315" w:lineRule="auto"/>
             </w:pPr>
             <w:r>
               <w:rPr>
@@ -25420,7 +24094,7 @@
               <w:pBdr>
                 <w:bottom w:val="single" w:color="5B6472" w:sz="10" w:space="2"/>
               </w:pBdr>
-              <w:spacing w:before="105" w:after="105" w:line="360" w:lineRule="auto"/>
+              <w:spacing w:before="18" w:after="18" w:line="315" w:lineRule="auto"/>
             </w:pPr>
             <w:r>
               <w:rPr>
@@ -25450,7 +24124,7 @@
               <w:pBdr>
                 <w:bottom w:val="single" w:color="5B6472" w:sz="10" w:space="2"/>
               </w:pBdr>
-              <w:spacing w:before="105" w:after="105" w:line="360" w:lineRule="auto"/>
+              <w:spacing w:before="18" w:after="18" w:line="315" w:lineRule="auto"/>
             </w:pPr>
             <w:r>
               <w:rPr>
@@ -25522,7 +24196,7 @@
               <w:pBdr>
                 <w:bottom w:val="single" w:color="5B6472" w:sz="10" w:space="2"/>
               </w:pBdr>
-              <w:spacing w:before="105" w:after="105" w:line="360" w:lineRule="auto"/>
+              <w:spacing w:before="18" w:after="18" w:line="315" w:lineRule="auto"/>
             </w:pPr>
             <w:r>
               <w:rPr>
@@ -25552,7 +24226,7 @@
               <w:pBdr>
                 <w:bottom w:val="single" w:color="5B6472" w:sz="10" w:space="2"/>
               </w:pBdr>
-              <w:spacing w:before="105" w:after="105" w:line="360" w:lineRule="auto"/>
+              <w:spacing w:before="18" w:after="18" w:line="315" w:lineRule="auto"/>
             </w:pPr>
             <w:r>
               <w:rPr>
@@ -25624,7 +24298,7 @@
               <w:pBdr>
                 <w:bottom w:val="single" w:color="5B6472" w:sz="10" w:space="2"/>
               </w:pBdr>
-              <w:spacing w:before="105" w:after="105" w:line="360" w:lineRule="auto"/>
+              <w:spacing w:before="18" w:after="18" w:line="315" w:lineRule="auto"/>
             </w:pPr>
             <w:r>
               <w:rPr>
@@ -25654,7 +24328,7 @@
               <w:pBdr>
                 <w:bottom w:val="single" w:color="5B6472" w:sz="10" w:space="2"/>
               </w:pBdr>
-              <w:spacing w:before="105" w:after="105" w:line="360" w:lineRule="auto"/>
+              <w:spacing w:before="18" w:after="18" w:line="315" w:lineRule="auto"/>
             </w:pPr>
             <w:r>
               <w:rPr>
@@ -25745,7 +24419,7 @@
               <w:pBdr>
                 <w:bottom w:val="single" w:color="5B6472" w:sz="10" w:space="2"/>
               </w:pBdr>
-              <w:spacing w:before="105" w:after="105" w:line="360" w:lineRule="auto"/>
+              <w:spacing w:before="18" w:after="18" w:line="315" w:lineRule="auto"/>
             </w:pPr>
             <w:r>
               <w:rPr>
@@ -25775,7 +24449,7 @@
               <w:pBdr>
                 <w:bottom w:val="single" w:color="5B6472" w:sz="10" w:space="2"/>
               </w:pBdr>
-              <w:spacing w:before="105" w:after="105" w:line="360" w:lineRule="auto"/>
+              <w:spacing w:before="18" w:after="18" w:line="315" w:lineRule="auto"/>
             </w:pPr>
             <w:r>
               <w:rPr>
@@ -25805,7 +24479,7 @@
               <w:pBdr>
                 <w:bottom w:val="single" w:color="5B6472" w:sz="10" w:space="2"/>
               </w:pBdr>
-              <w:spacing w:before="105" w:after="105" w:line="360" w:lineRule="auto"/>
+              <w:spacing w:before="18" w:after="18" w:line="315" w:lineRule="auto"/>
             </w:pPr>
             <w:r>
               <w:rPr>
@@ -26014,7 +24688,7 @@
               <w:pBdr>
                 <w:bottom w:val="single" w:color="5B6472" w:sz="10" w:space="2"/>
               </w:pBdr>
-              <w:spacing w:before="105" w:after="105" w:line="360" w:lineRule="auto"/>
+              <w:spacing w:before="18" w:after="18" w:line="315" w:lineRule="auto"/>
             </w:pPr>
             <w:r>
               <w:rPr>
@@ -26044,7 +24718,7 @@
               <w:pBdr>
                 <w:bottom w:val="single" w:color="5B6472" w:sz="10" w:space="2"/>
               </w:pBdr>
-              <w:spacing w:before="105" w:after="105" w:line="360" w:lineRule="auto"/>
+              <w:spacing w:before="18" w:after="18" w:line="315" w:lineRule="auto"/>
             </w:pPr>
             <w:r>
               <w:rPr>
@@ -26116,7 +24790,7 @@
               <w:pBdr>
                 <w:bottom w:val="single" w:color="5B6472" w:sz="10" w:space="2"/>
               </w:pBdr>
-              <w:spacing w:before="105" w:after="105" w:line="360" w:lineRule="auto"/>
+              <w:spacing w:before="18" w:after="18" w:line="315" w:lineRule="auto"/>
             </w:pPr>
             <w:r>
               <w:rPr>
@@ -26146,7 +24820,7 @@
               <w:pBdr>
                 <w:bottom w:val="single" w:color="5B6472" w:sz="10" w:space="2"/>
               </w:pBdr>
-              <w:spacing w:before="105" w:after="105" w:line="360" w:lineRule="auto"/>
+              <w:spacing w:before="18" w:after="18" w:line="315" w:lineRule="auto"/>
             </w:pPr>
             <w:r>
               <w:rPr>
@@ -26218,7 +24892,7 @@
               <w:pBdr>
                 <w:bottom w:val="single" w:color="5B6472" w:sz="10" w:space="2"/>
               </w:pBdr>
-              <w:spacing w:before="105" w:after="105" w:line="360" w:lineRule="auto"/>
+              <w:spacing w:before="18" w:after="18" w:line="315" w:lineRule="auto"/>
             </w:pPr>
             <w:r>
               <w:rPr>
@@ -26248,7 +24922,7 @@
               <w:pBdr>
                 <w:bottom w:val="single" w:color="5B6472" w:sz="10" w:space="2"/>
               </w:pBdr>
-              <w:spacing w:before="105" w:after="105" w:line="360" w:lineRule="auto"/>
+              <w:spacing w:before="18" w:after="18" w:line="315" w:lineRule="auto"/>
             </w:pPr>
             <w:r>
               <w:rPr>
@@ -26344,7 +25018,7 @@
         <w:pBdr>
           <w:bottom w:val="single" w:color="5B6472" w:sz="10" w:space="2"/>
         </w:pBdr>
-        <w:spacing w:before="105" w:after="105" w:line="360" w:lineRule="auto"/>
+        <w:spacing w:before="18" w:after="18" w:line="315" w:lineRule="auto"/>
       </w:pPr>
       <w:r>
         <w:rPr>
@@ -26374,7 +25048,7 @@
         <w:pBdr>
           <w:bottom w:val="single" w:color="5B6472" w:sz="10" w:space="2"/>
         </w:pBdr>
-        <w:spacing w:before="105" w:after="105" w:line="360" w:lineRule="auto"/>
+        <w:spacing w:before="18" w:after="18" w:line="315" w:lineRule="auto"/>
       </w:pPr>
       <w:r>
         <w:rPr>
@@ -26404,7 +25078,7 @@
         <w:pBdr>
           <w:bottom w:val="single" w:color="5B6472" w:sz="10" w:space="2"/>
         </w:pBdr>
-        <w:spacing w:before="105" w:after="105" w:line="360" w:lineRule="auto"/>
+        <w:spacing w:before="18" w:after="18" w:line="315" w:lineRule="auto"/>
       </w:pPr>
       <w:r>
         <w:rPr>
@@ -26434,7 +25108,7 @@
         <w:pBdr>
           <w:bottom w:val="single" w:color="5B6472" w:sz="10" w:space="2"/>
         </w:pBdr>
-        <w:spacing w:before="105" w:after="105" w:line="360" w:lineRule="auto"/>
+        <w:spacing w:before="18" w:after="18" w:line="315" w:lineRule="auto"/>
       </w:pPr>
       <w:r>
         <w:rPr>
@@ -26464,7 +25138,7 @@
         <w:pBdr>
           <w:bottom w:val="single" w:color="5B6472" w:sz="10" w:space="2"/>
         </w:pBdr>
-        <w:spacing w:before="105" w:after="105" w:line="360" w:lineRule="auto"/>
+        <w:spacing w:before="18" w:after="18" w:line="315" w:lineRule="auto"/>
       </w:pPr>
       <w:r>
         <w:rPr>
@@ -26494,7 +25168,7 @@
         <w:pBdr>
           <w:bottom w:val="single" w:color="5B6472" w:sz="10" w:space="2"/>
         </w:pBdr>
-        <w:spacing w:before="105" w:after="105" w:line="360" w:lineRule="auto"/>
+        <w:spacing w:before="18" w:after="18" w:line="315" w:lineRule="auto"/>
       </w:pPr>
       <w:r>
         <w:rPr>
@@ -26677,7 +25351,7 @@
         <w:pBdr>
           <w:bottom w:val="single" w:color="5B6472" w:sz="10" w:space="2"/>
         </w:pBdr>
-        <w:spacing w:before="105" w:after="105" w:line="360" w:lineRule="auto"/>
+        <w:spacing w:before="18" w:after="18" w:line="315" w:lineRule="auto"/>
       </w:pPr>
       <w:r>
         <w:rPr>
@@ -26707,7 +25381,7 @@
         <w:pBdr>
           <w:bottom w:val="single" w:color="5B6472" w:sz="10" w:space="2"/>
         </w:pBdr>
-        <w:spacing w:before="105" w:after="105" w:line="360" w:lineRule="auto"/>
+        <w:spacing w:before="18" w:after="18" w:line="315" w:lineRule="auto"/>
       </w:pPr>
       <w:r>
         <w:rPr>
@@ -26737,7 +25411,7 @@
         <w:pBdr>
           <w:bottom w:val="single" w:color="5B6472" w:sz="10" w:space="2"/>
         </w:pBdr>
-        <w:spacing w:before="105" w:after="105" w:line="360" w:lineRule="auto"/>
+        <w:spacing w:before="18" w:after="18" w:line="315" w:lineRule="auto"/>
       </w:pPr>
       <w:r>
         <w:rPr>
@@ -26767,7 +25441,7 @@
         <w:pBdr>
           <w:bottom w:val="single" w:color="5B6472" w:sz="10" w:space="2"/>
         </w:pBdr>
-        <w:spacing w:before="105" w:after="105" w:line="360" w:lineRule="auto"/>
+        <w:spacing w:before="18" w:after="18" w:line="315" w:lineRule="auto"/>
       </w:pPr>
       <w:r>
         <w:rPr>
@@ -26797,7 +25471,7 @@
         <w:pBdr>
           <w:bottom w:val="single" w:color="5B6472" w:sz="10" w:space="2"/>
         </w:pBdr>
-        <w:spacing w:before="105" w:after="105" w:line="360" w:lineRule="auto"/>
+        <w:spacing w:before="18" w:after="18" w:line="315" w:lineRule="auto"/>
       </w:pPr>
       <w:r>
         <w:rPr>
@@ -26827,7 +25501,7 @@
         <w:pBdr>
           <w:bottom w:val="single" w:color="5B6472" w:sz="10" w:space="2"/>
         </w:pBdr>
-        <w:spacing w:before="105" w:after="105" w:line="360" w:lineRule="auto"/>
+        <w:spacing w:before="18" w:after="18" w:line="315" w:lineRule="auto"/>
       </w:pPr>
       <w:r>
         <w:rPr>
@@ -27366,7 +26040,7 @@
               <w:pBdr>
                 <w:bottom w:val="single" w:color="5B6472" w:sz="10" w:space="2"/>
               </w:pBdr>
-              <w:spacing w:before="105" w:after="105" w:line="360" w:lineRule="auto"/>
+              <w:spacing w:before="18" w:after="18" w:line="315" w:lineRule="auto"/>
             </w:pPr>
             <w:r>
               <w:rPr>
@@ -27396,7 +26070,7 @@
               <w:pBdr>
                 <w:bottom w:val="single" w:color="5B6472" w:sz="10" w:space="2"/>
               </w:pBdr>
-              <w:spacing w:before="105" w:after="105" w:line="360" w:lineRule="auto"/>
+              <w:spacing w:before="18" w:after="18" w:line="315" w:lineRule="auto"/>
             </w:pPr>
             <w:r>
               <w:rPr>
@@ -27430,7 +26104,7 @@
               <w:pBdr>
                 <w:bottom w:val="single" w:color="5B6472" w:sz="10" w:space="2"/>
               </w:pBdr>
-              <w:spacing w:before="105" w:after="105" w:line="360" w:lineRule="auto"/>
+              <w:spacing w:before="18" w:after="18" w:line="315" w:lineRule="auto"/>
             </w:pPr>
             <w:r>
               <w:rPr>
@@ -27460,7 +26134,7 @@
               <w:pBdr>
                 <w:bottom w:val="single" w:color="5B6472" w:sz="10" w:space="2"/>
               </w:pBdr>
-              <w:spacing w:before="105" w:after="105" w:line="360" w:lineRule="auto"/>
+              <w:spacing w:before="18" w:after="18" w:line="315" w:lineRule="auto"/>
             </w:pPr>
             <w:r>
               <w:rPr>
@@ -27494,7 +26168,7 @@
               <w:pBdr>
                 <w:bottom w:val="single" w:color="5B6472" w:sz="10" w:space="2"/>
               </w:pBdr>
-              <w:spacing w:before="105" w:after="105" w:line="360" w:lineRule="auto"/>
+              <w:spacing w:before="18" w:after="18" w:line="315" w:lineRule="auto"/>
             </w:pPr>
             <w:r>
               <w:rPr>
@@ -27524,7 +26198,7 @@
               <w:pBdr>
                 <w:bottom w:val="single" w:color="5B6472" w:sz="10" w:space="2"/>
               </w:pBdr>
-              <w:spacing w:before="105" w:after="105" w:line="360" w:lineRule="auto"/>
+              <w:spacing w:before="18" w:after="18" w:line="315" w:lineRule="auto"/>
             </w:pPr>
             <w:r>
               <w:rPr>
@@ -27560,7 +26234,7 @@
               <w:pBdr>
                 <w:bottom w:val="single" w:color="5B6472" w:sz="10" w:space="2"/>
               </w:pBdr>
-              <w:spacing w:before="105" w:after="105" w:line="360" w:lineRule="auto"/>
+              <w:spacing w:before="18" w:after="18" w:line="315" w:lineRule="auto"/>
             </w:pPr>
             <w:r>
               <w:rPr>
@@ -27590,7 +26264,7 @@
               <w:pBdr>
                 <w:bottom w:val="single" w:color="5B6472" w:sz="10" w:space="2"/>
               </w:pBdr>
-              <w:spacing w:before="105" w:after="105" w:line="360" w:lineRule="auto"/>
+              <w:spacing w:before="18" w:after="18" w:line="315" w:lineRule="auto"/>
             </w:pPr>
             <w:r>
               <w:rPr>
@@ -27624,7 +26298,7 @@
               <w:pBdr>
                 <w:bottom w:val="single" w:color="5B6472" w:sz="10" w:space="2"/>
               </w:pBdr>
-              <w:spacing w:before="105" w:after="105" w:line="360" w:lineRule="auto"/>
+              <w:spacing w:before="18" w:after="18" w:line="315" w:lineRule="auto"/>
             </w:pPr>
             <w:r>
               <w:rPr>
@@ -27654,7 +26328,7 @@
               <w:pBdr>
                 <w:bottom w:val="single" w:color="5B6472" w:sz="10" w:space="2"/>
               </w:pBdr>
-              <w:spacing w:before="105" w:after="105" w:line="360" w:lineRule="auto"/>
+              <w:spacing w:before="18" w:after="18" w:line="315" w:lineRule="auto"/>
             </w:pPr>
             <w:r>
               <w:rPr>
@@ -27688,7 +26362,7 @@
               <w:pBdr>
                 <w:bottom w:val="single" w:color="5B6472" w:sz="10" w:space="2"/>
               </w:pBdr>
-              <w:spacing w:before="105" w:after="105" w:line="360" w:lineRule="auto"/>
+              <w:spacing w:before="18" w:after="18" w:line="315" w:lineRule="auto"/>
             </w:pPr>
             <w:r>
               <w:rPr>
@@ -27718,201 +26392,7 @@
               <w:pBdr>
                 <w:bottom w:val="single" w:color="5B6472" w:sz="10" w:space="2"/>
               </w:pBdr>
-              <w:spacing w:before="105" w:after="105" w:line="360" w:lineRule="auto"/>
-            </w:pPr>
-            <w:r>
-              <w:rPr>
-                <w:sz w:val="27"/>
-                <w:szCs w:val="27"/>
-                <w:rFonts w:ascii="Calibri" w:cs="Calibri" w:eastAsia="Calibri" w:hAnsi="Calibri"/>
-              </w:rPr>
-              <w:t xml:space="preserve"> </w:t>
-            </w:r>
-          </w:p>
-        </w:tc>
-      </w:tr>
-      <w:tr>
-        <w:tc>
-          <w:tcPr>
-            <w:tcW w:type="dxa" w:w="3264"/>
-            <w:tcBorders>
-              <w:top w:val="single" w:color="D9D5C8" w:sz="4"/>
-              <w:left w:val="single" w:color="D9D5C8" w:sz="4"/>
-              <w:bottom w:val="single" w:color="D9D5C8" w:sz="4"/>
-              <w:right w:val="single" w:color="D9D5C8" w:sz="4"/>
-            </w:tcBorders>
-            <w:tcMar>
-              <w:top w:type="dxa" w:w="55"/>
-              <w:left w:type="dxa" w:w="110"/>
-              <w:bottom w:type="dxa" w:w="55"/>
-              <w:right w:type="dxa" w:w="110"/>
-            </w:tcMar>
-          </w:tcPr>
-          <w:p>
-            <w:pPr>
-              <w:widowControl w:val="false"/>
-              <w:pBdr>
-                <w:bottom w:val="single" w:color="5B6472" w:sz="10" w:space="2"/>
-              </w:pBdr>
-              <w:spacing w:before="105" w:after="105" w:line="360" w:lineRule="auto"/>
-            </w:pPr>
-            <w:r>
-              <w:rPr>
-                <w:sz w:val="27"/>
-                <w:szCs w:val="27"/>
-                <w:rFonts w:ascii="Calibri" w:cs="Calibri" w:eastAsia="Calibri" w:hAnsi="Calibri"/>
-              </w:rPr>
-              <w:t xml:space="preserve"> </w:t>
-            </w:r>
-          </w:p>
-          <w:p>
-            <w:pPr>
-              <w:spacing w:before="0" w:after="0" w:line="75" w:lineRule="exact"/>
-            </w:pPr>
-            <w:r>
-              <w:rPr>
-                <w:sz w:val="3"/>
-                <w:szCs w:val="3"/>
-                <w:rFonts w:ascii="Calibri" w:cs="Calibri" w:eastAsia="Calibri" w:hAnsi="Calibri"/>
-              </w:rPr>
-              <w:t xml:space="preserve"> </w:t>
-            </w:r>
-          </w:p>
-          <w:p>
-            <w:pPr>
-              <w:widowControl w:val="false"/>
-              <w:pBdr>
-                <w:bottom w:val="single" w:color="5B6472" w:sz="10" w:space="2"/>
-              </w:pBdr>
-              <w:spacing w:before="105" w:after="105" w:line="360" w:lineRule="auto"/>
-            </w:pPr>
-            <w:r>
-              <w:rPr>
-                <w:sz w:val="27"/>
-                <w:szCs w:val="27"/>
-                <w:rFonts w:ascii="Calibri" w:cs="Calibri" w:eastAsia="Calibri" w:hAnsi="Calibri"/>
-              </w:rPr>
-              <w:t xml:space="preserve"> </w:t>
-            </w:r>
-          </w:p>
-        </w:tc>
-        <w:tc>
-          <w:tcPr>
-            <w:tcW w:type="dxa" w:w="3264"/>
-            <w:tcBorders>
-              <w:top w:val="single" w:color="D9D5C8" w:sz="4"/>
-              <w:left w:val="single" w:color="D9D5C8" w:sz="4"/>
-              <w:bottom w:val="single" w:color="D9D5C8" w:sz="4"/>
-              <w:right w:val="single" w:color="D9D5C8" w:sz="4"/>
-            </w:tcBorders>
-            <w:tcMar>
-              <w:top w:type="dxa" w:w="55"/>
-              <w:left w:type="dxa" w:w="110"/>
-              <w:bottom w:type="dxa" w:w="55"/>
-              <w:right w:type="dxa" w:w="110"/>
-            </w:tcMar>
-          </w:tcPr>
-          <w:p>
-            <w:pPr>
-              <w:widowControl w:val="false"/>
-              <w:pBdr>
-                <w:bottom w:val="single" w:color="5B6472" w:sz="10" w:space="2"/>
-              </w:pBdr>
-              <w:spacing w:before="105" w:after="105" w:line="360" w:lineRule="auto"/>
-            </w:pPr>
-            <w:r>
-              <w:rPr>
-                <w:sz w:val="27"/>
-                <w:szCs w:val="27"/>
-                <w:rFonts w:ascii="Calibri" w:cs="Calibri" w:eastAsia="Calibri" w:hAnsi="Calibri"/>
-              </w:rPr>
-              <w:t xml:space="preserve"> </w:t>
-            </w:r>
-          </w:p>
-          <w:p>
-            <w:pPr>
-              <w:spacing w:before="0" w:after="0" w:line="75" w:lineRule="exact"/>
-            </w:pPr>
-            <w:r>
-              <w:rPr>
-                <w:sz w:val="3"/>
-                <w:szCs w:val="3"/>
-                <w:rFonts w:ascii="Calibri" w:cs="Calibri" w:eastAsia="Calibri" w:hAnsi="Calibri"/>
-              </w:rPr>
-              <w:t xml:space="preserve"> </w:t>
-            </w:r>
-          </w:p>
-          <w:p>
-            <w:pPr>
-              <w:widowControl w:val="false"/>
-              <w:pBdr>
-                <w:bottom w:val="single" w:color="5B6472" w:sz="10" w:space="2"/>
-              </w:pBdr>
-              <w:spacing w:before="105" w:after="105" w:line="360" w:lineRule="auto"/>
-            </w:pPr>
-            <w:r>
-              <w:rPr>
-                <w:sz w:val="27"/>
-                <w:szCs w:val="27"/>
-                <w:rFonts w:ascii="Calibri" w:cs="Calibri" w:eastAsia="Calibri" w:hAnsi="Calibri"/>
-              </w:rPr>
-              <w:t xml:space="preserve"> </w:t>
-            </w:r>
-          </w:p>
-        </w:tc>
-        <w:tc>
-          <w:tcPr>
-            <w:tcW w:type="dxa" w:w="3264"/>
-            <w:tcBorders>
-              <w:top w:val="single" w:color="D9D5C8" w:sz="4"/>
-              <w:left w:val="single" w:color="D9D5C8" w:sz="4"/>
-              <w:bottom w:val="single" w:color="D9D5C8" w:sz="4"/>
-              <w:right w:val="single" w:color="D9D5C8" w:sz="4"/>
-            </w:tcBorders>
-            <w:tcMar>
-              <w:top w:type="dxa" w:w="55"/>
-              <w:left w:type="dxa" w:w="110"/>
-              <w:bottom w:type="dxa" w:w="55"/>
-              <w:right w:type="dxa" w:w="110"/>
-            </w:tcMar>
-          </w:tcPr>
-          <w:p>
-            <w:pPr>
-              <w:widowControl w:val="false"/>
-              <w:pBdr>
-                <w:bottom w:val="single" w:color="5B6472" w:sz="10" w:space="2"/>
-              </w:pBdr>
-              <w:spacing w:before="105" w:after="105" w:line="360" w:lineRule="auto"/>
-            </w:pPr>
-            <w:r>
-              <w:rPr>
-                <w:sz w:val="27"/>
-                <w:szCs w:val="27"/>
-                <w:rFonts w:ascii="Calibri" w:cs="Calibri" w:eastAsia="Calibri" w:hAnsi="Calibri"/>
-              </w:rPr>
-              <w:t xml:space="preserve"> </w:t>
-            </w:r>
-          </w:p>
-          <w:p>
-            <w:pPr>
-              <w:spacing w:before="0" w:after="0" w:line="75" w:lineRule="exact"/>
-            </w:pPr>
-            <w:r>
-              <w:rPr>
-                <w:sz w:val="3"/>
-                <w:szCs w:val="3"/>
-                <w:rFonts w:ascii="Calibri" w:cs="Calibri" w:eastAsia="Calibri" w:hAnsi="Calibri"/>
-              </w:rPr>
-              <w:t xml:space="preserve"> </w:t>
-            </w:r>
-          </w:p>
-          <w:p>
-            <w:pPr>
-              <w:widowControl w:val="false"/>
-              <w:pBdr>
-                <w:bottom w:val="single" w:color="5B6472" w:sz="10" w:space="2"/>
-              </w:pBdr>
-              <w:spacing w:before="105" w:after="105" w:line="360" w:lineRule="auto"/>
+              <w:spacing w:before="18" w:after="18" w:line="315" w:lineRule="auto"/>
             </w:pPr>
             <w:r>
               <w:rPr>
@@ -28172,139 +26652,79 @@
               <w:pBdr>
                 <w:bottom w:val="single" w:color="5B6472" w:sz="10" w:space="2"/>
               </w:pBdr>
-              <w:spacing w:before="105" w:after="105" w:line="360" w:lineRule="auto"/>
-            </w:pPr>
-            <w:r>
-              <w:rPr>
-                <w:sz w:val="27"/>
-                <w:szCs w:val="27"/>
-                <w:rFonts w:ascii="Calibri" w:cs="Calibri" w:eastAsia="Calibri" w:hAnsi="Calibri"/>
-              </w:rPr>
-              <w:t xml:space="preserve"> </w:t>
-            </w:r>
-          </w:p>
-          <w:p>
-            <w:pPr>
-              <w:spacing w:before="0" w:after="0" w:line="75" w:lineRule="exact"/>
-            </w:pPr>
-            <w:r>
-              <w:rPr>
-                <w:sz w:val="3"/>
-                <w:szCs w:val="3"/>
-                <w:rFonts w:ascii="Calibri" w:cs="Calibri" w:eastAsia="Calibri" w:hAnsi="Calibri"/>
-              </w:rPr>
-              <w:t xml:space="preserve"> </w:t>
-            </w:r>
-          </w:p>
+              <w:spacing w:before="18" w:after="18" w:line="315" w:lineRule="auto"/>
+            </w:pPr>
+            <w:r>
+              <w:rPr>
+                <w:sz w:val="27"/>
+                <w:szCs w:val="27"/>
+                <w:rFonts w:ascii="Calibri" w:cs="Calibri" w:eastAsia="Calibri" w:hAnsi="Calibri"/>
+              </w:rPr>
+              <w:t xml:space="preserve"> </w:t>
+            </w:r>
+          </w:p>
+        </w:tc>
+      </w:tr>
+      <w:tr>
+        <w:tc>
+          <w:tcPr>
+            <w:tcW w:type="dxa" w:w="3857"/>
+            <w:tcBorders>
+              <w:top w:val="single" w:color="D9D5C8" w:sz="4"/>
+              <w:left w:val="single" w:color="D9D5C8" w:sz="4"/>
+              <w:bottom w:val="single" w:color="D9D5C8" w:sz="4"/>
+              <w:right w:val="single" w:color="D9D5C8" w:sz="4"/>
+            </w:tcBorders>
+            <w:tcMar>
+              <w:top w:type="dxa" w:w="55"/>
+              <w:left w:type="dxa" w:w="110"/>
+              <w:bottom w:type="dxa" w:w="55"/>
+              <w:right w:type="dxa" w:w="110"/>
+            </w:tcMar>
+          </w:tcPr>
+          <w:p>
+            <w:pPr>
+              <w:spacing w:after="0"/>
+            </w:pPr>
+            <w:r>
+              <w:rPr>
+                <w:b/>
+                <w:bCs/>
+                <w:i w:val="false"/>
+                <w:iCs w:val="false"/>
+                <w:color w:val="1A1A1A"/>
+                <w:sz w:val="30"/>
+                <w:szCs w:val="30"/>
+                <w:caps w:val="false"/>
+                <w:rFonts w:ascii="Calibri" w:cs="Calibri" w:eastAsia="Calibri" w:hAnsi="Calibri"/>
+              </w:rPr>
+              <w:t xml:space="preserve">One thing you learned EARLIER — how does it connect?</w:t>
+            </w:r>
+          </w:p>
+        </w:tc>
+        <w:tc>
+          <w:tcPr>
+            <w:tcW w:type="dxa" w:w="5935"/>
+            <w:tcBorders>
+              <w:top w:val="single" w:color="D9D5C8" w:sz="4"/>
+              <w:left w:val="single" w:color="D9D5C8" w:sz="4"/>
+              <w:bottom w:val="single" w:color="D9D5C8" w:sz="4"/>
+              <w:right w:val="single" w:color="D9D5C8" w:sz="4"/>
+            </w:tcBorders>
+            <w:tcMar>
+              <w:top w:type="dxa" w:w="55"/>
+              <w:left w:type="dxa" w:w="110"/>
+              <w:bottom w:type="dxa" w:w="55"/>
+              <w:right w:type="dxa" w:w="110"/>
+            </w:tcMar>
+          </w:tcPr>
           <w:p>
             <w:pPr>
               <w:widowControl w:val="false"/>
               <w:pBdr>
                 <w:bottom w:val="single" w:color="5B6472" w:sz="10" w:space="2"/>
               </w:pBdr>
-              <w:spacing w:before="105" w:after="105" w:line="360" w:lineRule="auto"/>
-            </w:pPr>
-            <w:r>
-              <w:rPr>
-                <w:sz w:val="27"/>
-                <w:szCs w:val="27"/>
-                <w:rFonts w:ascii="Calibri" w:cs="Calibri" w:eastAsia="Calibri" w:hAnsi="Calibri"/>
-              </w:rPr>
-              <w:t xml:space="preserve"> </w:t>
-            </w:r>
-          </w:p>
-        </w:tc>
-      </w:tr>
-      <w:tr>
-        <w:tc>
-          <w:tcPr>
-            <w:tcW w:type="dxa" w:w="3857"/>
-            <w:tcBorders>
-              <w:top w:val="single" w:color="D9D5C8" w:sz="4"/>
-              <w:left w:val="single" w:color="D9D5C8" w:sz="4"/>
-              <w:bottom w:val="single" w:color="D9D5C8" w:sz="4"/>
-              <w:right w:val="single" w:color="D9D5C8" w:sz="4"/>
-            </w:tcBorders>
-            <w:tcMar>
-              <w:top w:type="dxa" w:w="55"/>
-              <w:left w:type="dxa" w:w="110"/>
-              <w:bottom w:type="dxa" w:w="55"/>
-              <w:right w:type="dxa" w:w="110"/>
-            </w:tcMar>
-          </w:tcPr>
-          <w:p>
-            <w:pPr>
-              <w:spacing w:after="0"/>
-            </w:pPr>
-            <w:r>
-              <w:rPr>
-                <w:b/>
-                <w:bCs/>
-                <w:i w:val="false"/>
-                <w:iCs w:val="false"/>
-                <w:color w:val="1A1A1A"/>
-                <w:sz w:val="30"/>
-                <w:szCs w:val="30"/>
-                <w:caps w:val="false"/>
-                <w:rFonts w:ascii="Calibri" w:cs="Calibri" w:eastAsia="Calibri" w:hAnsi="Calibri"/>
-              </w:rPr>
-              <w:t xml:space="preserve">One thing you learned EARLIER — how does it connect?</w:t>
-            </w:r>
-          </w:p>
-        </w:tc>
-        <w:tc>
-          <w:tcPr>
-            <w:tcW w:type="dxa" w:w="5935"/>
-            <w:tcBorders>
-              <w:top w:val="single" w:color="D9D5C8" w:sz="4"/>
-              <w:left w:val="single" w:color="D9D5C8" w:sz="4"/>
-              <w:bottom w:val="single" w:color="D9D5C8" w:sz="4"/>
-              <w:right w:val="single" w:color="D9D5C8" w:sz="4"/>
-            </w:tcBorders>
-            <w:tcMar>
-              <w:top w:type="dxa" w:w="55"/>
-              <w:left w:type="dxa" w:w="110"/>
-              <w:bottom w:type="dxa" w:w="55"/>
-              <w:right w:type="dxa" w:w="110"/>
-            </w:tcMar>
-          </w:tcPr>
-          <w:p>
-            <w:pPr>
-              <w:widowControl w:val="false"/>
-              <w:pBdr>
-                <w:bottom w:val="single" w:color="5B6472" w:sz="10" w:space="2"/>
-              </w:pBdr>
-              <w:spacing w:before="105" w:after="105" w:line="360" w:lineRule="auto"/>
-            </w:pPr>
-            <w:r>
-              <w:rPr>
-                <w:sz w:val="27"/>
-                <w:szCs w:val="27"/>
-                <w:rFonts w:ascii="Calibri" w:cs="Calibri" w:eastAsia="Calibri" w:hAnsi="Calibri"/>
-              </w:rPr>
-              <w:t xml:space="preserve"> </w:t>
-            </w:r>
-          </w:p>
-          <w:p>
-            <w:pPr>
-              <w:spacing w:before="0" w:after="0" w:line="75" w:lineRule="exact"/>
-            </w:pPr>
-            <w:r>
-              <w:rPr>
-                <w:sz w:val="3"/>
-                <w:szCs w:val="3"/>
-                <w:rFonts w:ascii="Calibri" w:cs="Calibri" w:eastAsia="Calibri" w:hAnsi="Calibri"/>
-              </w:rPr>
-              <w:t xml:space="preserve"> </w:t>
-            </w:r>
-          </w:p>
-          <w:p>
-            <w:pPr>
-              <w:widowControl w:val="false"/>
-              <w:pBdr>
-                <w:bottom w:val="single" w:color="5B6472" w:sz="10" w:space="2"/>
-              </w:pBdr>
-              <w:spacing w:before="105" w:after="105" w:line="360" w:lineRule="auto"/>
+              <w:spacing w:before="18" w:after="18" w:line="315" w:lineRule="auto"/>
             </w:pPr>
             <w:r>
               <w:rPr>
@@ -28611,7 +27031,7 @@
               <w:pBdr>
                 <w:bottom w:val="single" w:color="5B6472" w:sz="10" w:space="2"/>
               </w:pBdr>
-              <w:spacing w:before="105" w:after="105" w:line="360" w:lineRule="auto"/>
+              <w:spacing w:before="18" w:after="18" w:line="315" w:lineRule="auto"/>
             </w:pPr>
             <w:r>
               <w:rPr>
@@ -28641,7 +27061,7 @@
               <w:pBdr>
                 <w:bottom w:val="single" w:color="5B6472" w:sz="10" w:space="2"/>
               </w:pBdr>
-              <w:spacing w:before="105" w:after="105" w:line="360" w:lineRule="auto"/>
+              <w:spacing w:before="18" w:after="18" w:line="315" w:lineRule="auto"/>
             </w:pPr>
             <w:r>
               <w:rPr>
@@ -28713,7 +27133,7 @@
               <w:pBdr>
                 <w:bottom w:val="single" w:color="5B6472" w:sz="10" w:space="2"/>
               </w:pBdr>
-              <w:spacing w:before="105" w:after="105" w:line="360" w:lineRule="auto"/>
+              <w:spacing w:before="18" w:after="18" w:line="315" w:lineRule="auto"/>
             </w:pPr>
             <w:r>
               <w:rPr>
@@ -28743,7 +27163,7 @@
               <w:pBdr>
                 <w:bottom w:val="single" w:color="5B6472" w:sz="10" w:space="2"/>
               </w:pBdr>
-              <w:spacing w:before="105" w:after="105" w:line="360" w:lineRule="auto"/>
+              <w:spacing w:before="18" w:after="18" w:line="315" w:lineRule="auto"/>
             </w:pPr>
             <w:r>
               <w:rPr>
@@ -28815,7 +27235,7 @@
               <w:pBdr>
                 <w:bottom w:val="single" w:color="5B6472" w:sz="10" w:space="2"/>
               </w:pBdr>
-              <w:spacing w:before="105" w:after="105" w:line="360" w:lineRule="auto"/>
+              <w:spacing w:before="18" w:after="18" w:line="315" w:lineRule="auto"/>
             </w:pPr>
             <w:r>
               <w:rPr>
@@ -28845,7 +27265,7 @@
               <w:pBdr>
                 <w:bottom w:val="single" w:color="5B6472" w:sz="10" w:space="2"/>
               </w:pBdr>
-              <w:spacing w:before="105" w:after="105" w:line="360" w:lineRule="auto"/>
+              <w:spacing w:before="18" w:after="18" w:line="315" w:lineRule="auto"/>
             </w:pPr>
             <w:r>
               <w:rPr>
@@ -28917,7 +27337,7 @@
               <w:pBdr>
                 <w:bottom w:val="single" w:color="5B6472" w:sz="10" w:space="2"/>
               </w:pBdr>
-              <w:spacing w:before="105" w:after="105" w:line="360" w:lineRule="auto"/>
+              <w:spacing w:before="18" w:after="18" w:line="315" w:lineRule="auto"/>
             </w:pPr>
             <w:r>
               <w:rPr>
@@ -28947,7 +27367,7 @@
               <w:pBdr>
                 <w:bottom w:val="single" w:color="5B6472" w:sz="10" w:space="2"/>
               </w:pBdr>
-              <w:spacing w:before="105" w:after="105" w:line="360" w:lineRule="auto"/>
+              <w:spacing w:before="18" w:after="18" w:line="315" w:lineRule="auto"/>
             </w:pPr>
             <w:r>
               <w:rPr>
@@ -29019,7 +27439,7 @@
               <w:pBdr>
                 <w:bottom w:val="single" w:color="5B6472" w:sz="10" w:space="2"/>
               </w:pBdr>
-              <w:spacing w:before="105" w:after="105" w:line="360" w:lineRule="auto"/>
+              <w:spacing w:before="18" w:after="18" w:line="315" w:lineRule="auto"/>
             </w:pPr>
             <w:r>
               <w:rPr>
@@ -29049,7 +27469,7 @@
               <w:pBdr>
                 <w:bottom w:val="single" w:color="5B6472" w:sz="10" w:space="2"/>
               </w:pBdr>
-              <w:spacing w:before="105" w:after="105" w:line="360" w:lineRule="auto"/>
+              <w:spacing w:before="18" w:after="18" w:line="315" w:lineRule="auto"/>
             </w:pPr>
             <w:r>
               <w:rPr>
@@ -29217,7 +27637,7 @@
         <w:pBdr>
           <w:bottom w:val="single" w:color="5B6472" w:sz="10" w:space="2"/>
         </w:pBdr>
-        <w:spacing w:before="105" w:after="105" w:line="360" w:lineRule="auto"/>
+        <w:spacing w:before="18" w:after="18" w:line="315" w:lineRule="auto"/>
       </w:pPr>
       <w:r>
         <w:rPr>
@@ -29247,7 +27667,7 @@
         <w:pBdr>
           <w:bottom w:val="single" w:color="5B6472" w:sz="10" w:space="2"/>
         </w:pBdr>
-        <w:spacing w:before="105" w:after="105" w:line="360" w:lineRule="auto"/>
+        <w:spacing w:before="18" w:after="18" w:line="315" w:lineRule="auto"/>
       </w:pPr>
       <w:r>
         <w:rPr>
@@ -29277,67 +27697,7 @@
         <w:pBdr>
           <w:bottom w:val="single" w:color="5B6472" w:sz="10" w:space="2"/>
         </w:pBdr>
-        <w:spacing w:before="105" w:after="105" w:line="360" w:lineRule="auto"/>
-      </w:pPr>
-      <w:r>
-        <w:rPr>
-          <w:sz w:val="27"/>
-          <w:szCs w:val="27"/>
-          <w:rFonts w:ascii="Calibri" w:cs="Calibri" w:eastAsia="Calibri" w:hAnsi="Calibri"/>
-        </w:rPr>
-        <w:t xml:space="preserve"> </w:t>
-      </w:r>
-    </w:p>
-    <w:p>
-      <w:pPr>
-        <w:spacing w:before="0" w:after="0" w:line="75" w:lineRule="exact"/>
-      </w:pPr>
-      <w:r>
-        <w:rPr>
-          <w:sz w:val="3"/>
-          <w:szCs w:val="3"/>
-          <w:rFonts w:ascii="Calibri" w:cs="Calibri" w:eastAsia="Calibri" w:hAnsi="Calibri"/>
-        </w:rPr>
-        <w:t xml:space="preserve"> </w:t>
-      </w:r>
-    </w:p>
-    <w:p>
-      <w:pPr>
-        <w:widowControl w:val="false"/>
-        <w:pBdr>
-          <w:bottom w:val="single" w:color="5B6472" w:sz="10" w:space="2"/>
-        </w:pBdr>
-        <w:spacing w:before="105" w:after="105" w:line="360" w:lineRule="auto"/>
-      </w:pPr>
-      <w:r>
-        <w:rPr>
-          <w:sz w:val="27"/>
-          <w:szCs w:val="27"/>
-          <w:rFonts w:ascii="Calibri" w:cs="Calibri" w:eastAsia="Calibri" w:hAnsi="Calibri"/>
-        </w:rPr>
-        <w:t xml:space="preserve"> </w:t>
-      </w:r>
-    </w:p>
-    <w:p>
-      <w:pPr>
-        <w:spacing w:before="0" w:after="0" w:line="75" w:lineRule="exact"/>
-      </w:pPr>
-      <w:r>
-        <w:rPr>
-          <w:sz w:val="3"/>
-          <w:szCs w:val="3"/>
-          <w:rFonts w:ascii="Calibri" w:cs="Calibri" w:eastAsia="Calibri" w:hAnsi="Calibri"/>
-        </w:rPr>
-        <w:t xml:space="preserve"> </w:t>
-      </w:r>
-    </w:p>
-    <w:p>
-      <w:pPr>
-        <w:widowControl w:val="false"/>
-        <w:pBdr>
-          <w:bottom w:val="single" w:color="5B6472" w:sz="10" w:space="2"/>
-        </w:pBdr>
-        <w:spacing w:before="105" w:after="105" w:line="360" w:lineRule="auto"/>
+        <w:spacing w:before="18" w:after="18" w:line="315" w:lineRule="auto"/>
       </w:pPr>
       <w:r>
         <w:rPr>
@@ -30109,7 +28469,7 @@
               <w:pBdr>
                 <w:bottom w:val="single" w:color="5B6472" w:sz="10" w:space="2"/>
               </w:pBdr>
-              <w:spacing w:before="105" w:after="105" w:line="360" w:lineRule="auto"/>
+              <w:spacing w:before="18" w:after="18" w:line="315" w:lineRule="auto"/>
             </w:pPr>
             <w:r>
               <w:rPr>
@@ -30139,7 +28499,7 @@
               <w:pBdr>
                 <w:bottom w:val="single" w:color="5B6472" w:sz="10" w:space="2"/>
               </w:pBdr>
-              <w:spacing w:before="105" w:after="105" w:line="360" w:lineRule="auto"/>
+              <w:spacing w:before="18" w:after="18" w:line="315" w:lineRule="auto"/>
             </w:pPr>
             <w:r>
               <w:rPr>
@@ -30169,7 +28529,7 @@
               <w:pBdr>
                 <w:bottom w:val="single" w:color="5B6472" w:sz="10" w:space="2"/>
               </w:pBdr>
-              <w:spacing w:before="105" w:after="105" w:line="360" w:lineRule="auto"/>
+              <w:spacing w:before="18" w:after="18" w:line="315" w:lineRule="auto"/>
             </w:pPr>
             <w:r>
               <w:rPr>
@@ -30203,7 +28563,7 @@
               <w:pBdr>
                 <w:bottom w:val="single" w:color="5B6472" w:sz="10" w:space="2"/>
               </w:pBdr>
-              <w:spacing w:before="105" w:after="105" w:line="360" w:lineRule="auto"/>
+              <w:spacing w:before="18" w:after="18" w:line="315" w:lineRule="auto"/>
             </w:pPr>
             <w:r>
               <w:rPr>
@@ -30233,7 +28593,7 @@
               <w:pBdr>
                 <w:bottom w:val="single" w:color="5B6472" w:sz="10" w:space="2"/>
               </w:pBdr>
-              <w:spacing w:before="105" w:after="105" w:line="360" w:lineRule="auto"/>
+              <w:spacing w:before="18" w:after="18" w:line="315" w:lineRule="auto"/>
             </w:pPr>
             <w:r>
               <w:rPr>
@@ -30263,7 +28623,7 @@
               <w:pBdr>
                 <w:bottom w:val="single" w:color="5B6472" w:sz="10" w:space="2"/>
               </w:pBdr>
-              <w:spacing w:before="105" w:after="105" w:line="360" w:lineRule="auto"/>
+              <w:spacing w:before="18" w:after="18" w:line="315" w:lineRule="auto"/>
             </w:pPr>
             <w:r>
               <w:rPr>
@@ -30299,7 +28659,7 @@
               <w:pBdr>
                 <w:bottom w:val="single" w:color="5B6472" w:sz="10" w:space="2"/>
               </w:pBdr>
-              <w:spacing w:before="105" w:after="105" w:line="360" w:lineRule="auto"/>
+              <w:spacing w:before="18" w:after="18" w:line="315" w:lineRule="auto"/>
             </w:pPr>
             <w:r>
               <w:rPr>
@@ -30329,7 +28689,7 @@
               <w:pBdr>
                 <w:bottom w:val="single" w:color="5B6472" w:sz="10" w:space="2"/>
               </w:pBdr>
-              <w:spacing w:before="105" w:after="105" w:line="360" w:lineRule="auto"/>
+              <w:spacing w:before="18" w:after="18" w:line="315" w:lineRule="auto"/>
             </w:pPr>
             <w:r>
               <w:rPr>
@@ -30359,7 +28719,7 @@
               <w:pBdr>
                 <w:bottom w:val="single" w:color="5B6472" w:sz="10" w:space="2"/>
               </w:pBdr>
-              <w:spacing w:before="105" w:after="105" w:line="360" w:lineRule="auto"/>
+              <w:spacing w:before="18" w:after="18" w:line="315" w:lineRule="auto"/>
             </w:pPr>
             <w:r>
               <w:rPr>
@@ -30393,7 +28753,7 @@
               <w:pBdr>
                 <w:bottom w:val="single" w:color="5B6472" w:sz="10" w:space="2"/>
               </w:pBdr>
-              <w:spacing w:before="105" w:after="105" w:line="360" w:lineRule="auto"/>
+              <w:spacing w:before="18" w:after="18" w:line="315" w:lineRule="auto"/>
             </w:pPr>
             <w:r>
               <w:rPr>
@@ -30423,7 +28783,7 @@
               <w:pBdr>
                 <w:bottom w:val="single" w:color="5B6472" w:sz="10" w:space="2"/>
               </w:pBdr>
-              <w:spacing w:before="105" w:after="105" w:line="360" w:lineRule="auto"/>
+              <w:spacing w:before="18" w:after="18" w:line="315" w:lineRule="auto"/>
             </w:pPr>
             <w:r>
               <w:rPr>
@@ -30453,7 +28813,7 @@
               <w:pBdr>
                 <w:bottom w:val="single" w:color="5B6472" w:sz="10" w:space="2"/>
               </w:pBdr>
-              <w:spacing w:before="105" w:after="105" w:line="360" w:lineRule="auto"/>
+              <w:spacing w:before="18" w:after="18" w:line="315" w:lineRule="auto"/>
             </w:pPr>
             <w:r>
               <w:rPr>
@@ -30731,7 +29091,7 @@
               <w:pBdr>
                 <w:bottom w:val="single" w:color="5B6472" w:sz="10" w:space="2"/>
               </w:pBdr>
-              <w:spacing w:before="105" w:after="105" w:line="360" w:lineRule="auto"/>
+              <w:spacing w:before="18" w:after="18" w:line="315" w:lineRule="auto"/>
             </w:pPr>
             <w:r>
               <w:rPr>
@@ -30803,7 +29163,7 @@
               <w:pBdr>
                 <w:bottom w:val="single" w:color="5B6472" w:sz="10" w:space="2"/>
               </w:pBdr>
-              <w:spacing w:before="105" w:after="105" w:line="360" w:lineRule="auto"/>
+              <w:spacing w:before="18" w:after="18" w:line="315" w:lineRule="auto"/>
             </w:pPr>
             <w:r>
               <w:rPr>
@@ -30875,7 +29235,7 @@
               <w:pBdr>
                 <w:bottom w:val="single" w:color="5B6472" w:sz="10" w:space="2"/>
               </w:pBdr>
-              <w:spacing w:before="105" w:after="105" w:line="360" w:lineRule="auto"/>
+              <w:spacing w:before="18" w:after="18" w:line="315" w:lineRule="auto"/>
             </w:pPr>
             <w:r>
               <w:rPr>
@@ -31117,7 +29477,7 @@
               <w:pBdr>
                 <w:bottom w:val="single" w:color="5B6472" w:sz="10" w:space="2"/>
               </w:pBdr>
-              <w:spacing w:before="105" w:after="105" w:line="360" w:lineRule="auto"/>
+              <w:spacing w:before="18" w:after="18" w:line="315" w:lineRule="auto"/>
             </w:pPr>
             <w:r>
               <w:rPr>
@@ -31147,7 +29507,7 @@
               <w:pBdr>
                 <w:bottom w:val="single" w:color="5B6472" w:sz="10" w:space="2"/>
               </w:pBdr>
-              <w:spacing w:before="105" w:after="105" w:line="360" w:lineRule="auto"/>
+              <w:spacing w:before="18" w:after="18" w:line="315" w:lineRule="auto"/>
             </w:pPr>
             <w:r>
               <w:rPr>
@@ -31177,7 +29537,7 @@
               <w:pBdr>
                 <w:bottom w:val="single" w:color="5B6472" w:sz="10" w:space="2"/>
               </w:pBdr>
-              <w:spacing w:before="105" w:after="105" w:line="360" w:lineRule="auto"/>
+              <w:spacing w:before="18" w:after="18" w:line="315" w:lineRule="auto"/>
             </w:pPr>
             <w:r>
               <w:rPr>
@@ -31249,7 +29609,7 @@
               <w:pBdr>
                 <w:bottom w:val="single" w:color="5B6472" w:sz="10" w:space="2"/>
               </w:pBdr>
-              <w:spacing w:before="105" w:after="105" w:line="360" w:lineRule="auto"/>
+              <w:spacing w:before="18" w:after="18" w:line="315" w:lineRule="auto"/>
             </w:pPr>
             <w:r>
               <w:rPr>
@@ -31279,7 +29639,7 @@
               <w:pBdr>
                 <w:bottom w:val="single" w:color="5B6472" w:sz="10" w:space="2"/>
               </w:pBdr>
-              <w:spacing w:before="105" w:after="105" w:line="360" w:lineRule="auto"/>
+              <w:spacing w:before="18" w:after="18" w:line="315" w:lineRule="auto"/>
             </w:pPr>
             <w:r>
               <w:rPr>
@@ -31309,7 +29669,7 @@
               <w:pBdr>
                 <w:bottom w:val="single" w:color="5B6472" w:sz="10" w:space="2"/>
               </w:pBdr>
-              <w:spacing w:before="105" w:after="105" w:line="360" w:lineRule="auto"/>
+              <w:spacing w:before="18" w:after="18" w:line="315" w:lineRule="auto"/>
             </w:pPr>
             <w:r>
               <w:rPr>
@@ -31339,7 +29699,7 @@
               <w:pBdr>
                 <w:bottom w:val="single" w:color="5B6472" w:sz="10" w:space="2"/>
               </w:pBdr>
-              <w:spacing w:before="105" w:after="105" w:line="360" w:lineRule="auto"/>
+              <w:spacing w:before="18" w:after="18" w:line="315" w:lineRule="auto"/>
             </w:pPr>
             <w:r>
               <w:rPr>
@@ -31369,7 +29729,7 @@
               <w:pBdr>
                 <w:bottom w:val="single" w:color="5B6472" w:sz="10" w:space="2"/>
               </w:pBdr>
-              <w:spacing w:before="105" w:after="105" w:line="360" w:lineRule="auto"/>
+              <w:spacing w:before="18" w:after="18" w:line="315" w:lineRule="auto"/>
             </w:pPr>
             <w:r>
               <w:rPr>
@@ -31441,7 +29801,7 @@
               <w:pBdr>
                 <w:bottom w:val="single" w:color="5B6472" w:sz="10" w:space="2"/>
               </w:pBdr>
-              <w:spacing w:before="105" w:after="105" w:line="360" w:lineRule="auto"/>
+              <w:spacing w:before="18" w:after="18" w:line="315" w:lineRule="auto"/>
             </w:pPr>
             <w:r>
               <w:rPr>
@@ -31471,7 +29831,7 @@
               <w:pBdr>
                 <w:bottom w:val="single" w:color="5B6472" w:sz="10" w:space="2"/>
               </w:pBdr>
-              <w:spacing w:before="105" w:after="105" w:line="360" w:lineRule="auto"/>
+              <w:spacing w:before="18" w:after="18" w:line="315" w:lineRule="auto"/>
             </w:pPr>
             <w:r>
               <w:rPr>
@@ -31501,7 +29861,7 @@
               <w:pBdr>
                 <w:bottom w:val="single" w:color="5B6472" w:sz="10" w:space="2"/>
               </w:pBdr>
-              <w:spacing w:before="105" w:after="105" w:line="360" w:lineRule="auto"/>
+              <w:spacing w:before="18" w:after="18" w:line="315" w:lineRule="auto"/>
             </w:pPr>
             <w:r>
               <w:rPr>
@@ -31531,7 +29891,7 @@
               <w:pBdr>
                 <w:bottom w:val="single" w:color="5B6472" w:sz="10" w:space="2"/>
               </w:pBdr>
-              <w:spacing w:before="105" w:after="105" w:line="360" w:lineRule="auto"/>
+              <w:spacing w:before="18" w:after="18" w:line="315" w:lineRule="auto"/>
             </w:pPr>
             <w:r>
               <w:rPr>
@@ -32460,7 +30820,7 @@
         <w:pBdr>
           <w:bottom w:val="single" w:color="5B6472" w:sz="10" w:space="2"/>
         </w:pBdr>
-        <w:spacing w:before="105" w:after="105" w:line="360" w:lineRule="auto"/>
+        <w:spacing w:before="18" w:after="18" w:line="315" w:lineRule="auto"/>
       </w:pPr>
       <w:r>
         <w:rPr>
@@ -32490,7 +30850,7 @@
         <w:pBdr>
           <w:bottom w:val="single" w:color="5B6472" w:sz="10" w:space="2"/>
         </w:pBdr>
-        <w:spacing w:before="105" w:after="105" w:line="360" w:lineRule="auto"/>
+        <w:spacing w:before="18" w:after="18" w:line="315" w:lineRule="auto"/>
       </w:pPr>
       <w:r>
         <w:rPr>
@@ -32581,7 +30941,7 @@
         <w:pBdr>
           <w:bottom w:val="single" w:color="5B6472" w:sz="10" w:space="2"/>
         </w:pBdr>
-        <w:spacing w:before="105" w:after="105" w:line="360" w:lineRule="auto"/>
+        <w:spacing w:before="18" w:after="18" w:line="315" w:lineRule="auto"/>
       </w:pPr>
       <w:r>
         <w:rPr>
@@ -32611,7 +30971,7 @@
         <w:pBdr>
           <w:bottom w:val="single" w:color="5B6472" w:sz="10" w:space="2"/>
         </w:pBdr>
-        <w:spacing w:before="105" w:after="105" w:line="360" w:lineRule="auto"/>
+        <w:spacing w:before="18" w:after="18" w:line="315" w:lineRule="auto"/>
       </w:pPr>
       <w:r>
         <w:rPr>
@@ -32702,7 +31062,7 @@
         <w:pBdr>
           <w:bottom w:val="single" w:color="5B6472" w:sz="10" w:space="2"/>
         </w:pBdr>
-        <w:spacing w:before="105" w:after="105" w:line="360" w:lineRule="auto"/>
+        <w:spacing w:before="18" w:after="18" w:line="315" w:lineRule="auto"/>
       </w:pPr>
       <w:r>
         <w:rPr>
@@ -32732,7 +31092,7 @@
         <w:pBdr>
           <w:bottom w:val="single" w:color="5B6472" w:sz="10" w:space="2"/>
         </w:pBdr>
-        <w:spacing w:before="105" w:after="105" w:line="360" w:lineRule="auto"/>
+        <w:spacing w:before="18" w:after="18" w:line="315" w:lineRule="auto"/>
       </w:pPr>
       <w:r>
         <w:rPr>
@@ -32762,7 +31122,7 @@
         <w:pBdr>
           <w:bottom w:val="single" w:color="5B6472" w:sz="10" w:space="2"/>
         </w:pBdr>
-        <w:spacing w:before="105" w:after="105" w:line="360" w:lineRule="auto"/>
+        <w:spacing w:before="18" w:after="18" w:line="315" w:lineRule="auto"/>
       </w:pPr>
       <w:r>
         <w:rPr>
@@ -32853,7 +31213,7 @@
         <w:pBdr>
           <w:bottom w:val="single" w:color="5B6472" w:sz="10" w:space="2"/>
         </w:pBdr>
-        <w:spacing w:before="105" w:after="105" w:line="360" w:lineRule="auto"/>
+        <w:spacing w:before="18" w:after="18" w:line="315" w:lineRule="auto"/>
       </w:pPr>
       <w:r>
         <w:rPr>
@@ -32883,7 +31243,7 @@
         <w:pBdr>
           <w:bottom w:val="single" w:color="5B6472" w:sz="10" w:space="2"/>
         </w:pBdr>
-        <w:spacing w:before="105" w:after="105" w:line="360" w:lineRule="auto"/>
+        <w:spacing w:before="18" w:after="18" w:line="315" w:lineRule="auto"/>
       </w:pPr>
       <w:r>
         <w:rPr>
@@ -32913,67 +31273,7 @@
         <w:pBdr>
           <w:bottom w:val="single" w:color="5B6472" w:sz="10" w:space="2"/>
         </w:pBdr>
-        <w:spacing w:before="105" w:after="105" w:line="360" w:lineRule="auto"/>
-      </w:pPr>
-      <w:r>
-        <w:rPr>
-          <w:sz w:val="27"/>
-          <w:szCs w:val="27"/>
-          <w:rFonts w:ascii="Calibri" w:cs="Calibri" w:eastAsia="Calibri" w:hAnsi="Calibri"/>
-        </w:rPr>
-        <w:t xml:space="preserve"> </w:t>
-      </w:r>
-    </w:p>
-    <w:p>
-      <w:pPr>
-        <w:spacing w:before="0" w:after="0" w:line="75" w:lineRule="exact"/>
-      </w:pPr>
-      <w:r>
-        <w:rPr>
-          <w:sz w:val="3"/>
-          <w:szCs w:val="3"/>
-          <w:rFonts w:ascii="Calibri" w:cs="Calibri" w:eastAsia="Calibri" w:hAnsi="Calibri"/>
-        </w:rPr>
-        <w:t xml:space="preserve"> </w:t>
-      </w:r>
-    </w:p>
-    <w:p>
-      <w:pPr>
-        <w:widowControl w:val="false"/>
-        <w:pBdr>
-          <w:bottom w:val="single" w:color="5B6472" w:sz="10" w:space="2"/>
-        </w:pBdr>
-        <w:spacing w:before="105" w:after="105" w:line="360" w:lineRule="auto"/>
-      </w:pPr>
-      <w:r>
-        <w:rPr>
-          <w:sz w:val="27"/>
-          <w:szCs w:val="27"/>
-          <w:rFonts w:ascii="Calibri" w:cs="Calibri" w:eastAsia="Calibri" w:hAnsi="Calibri"/>
-        </w:rPr>
-        <w:t xml:space="preserve"> </w:t>
-      </w:r>
-    </w:p>
-    <w:p>
-      <w:pPr>
-        <w:spacing w:before="0" w:after="0" w:line="75" w:lineRule="exact"/>
-      </w:pPr>
-      <w:r>
-        <w:rPr>
-          <w:sz w:val="3"/>
-          <w:szCs w:val="3"/>
-          <w:rFonts w:ascii="Calibri" w:cs="Calibri" w:eastAsia="Calibri" w:hAnsi="Calibri"/>
-        </w:rPr>
-        <w:t xml:space="preserve"> </w:t>
-      </w:r>
-    </w:p>
-    <w:p>
-      <w:pPr>
-        <w:widowControl w:val="false"/>
-        <w:pBdr>
-          <w:bottom w:val="single" w:color="5B6472" w:sz="10" w:space="2"/>
-        </w:pBdr>
-        <w:spacing w:before="105" w:after="105" w:line="360" w:lineRule="auto"/>
+        <w:spacing w:before="18" w:after="18" w:line="315" w:lineRule="auto"/>
       </w:pPr>
       <w:r>
         <w:rPr>
@@ -33933,7 +32233,7 @@
               <w:pBdr>
                 <w:bottom w:val="single" w:color="5B6472" w:sz="10" w:space="2"/>
               </w:pBdr>
-              <w:spacing w:before="105" w:after="105" w:line="360" w:lineRule="auto"/>
+              <w:spacing w:before="18" w:after="18" w:line="315" w:lineRule="auto"/>
             </w:pPr>
             <w:r>
               <w:rPr>
@@ -33967,7 +32267,7 @@
               <w:pBdr>
                 <w:bottom w:val="single" w:color="5B6472" w:sz="10" w:space="2"/>
               </w:pBdr>
-              <w:spacing w:before="105" w:after="105" w:line="360" w:lineRule="auto"/>
+              <w:spacing w:before="18" w:after="18" w:line="315" w:lineRule="auto"/>
             </w:pPr>
             <w:r>
               <w:rPr>
@@ -34001,7 +32301,7 @@
               <w:pBdr>
                 <w:bottom w:val="single" w:color="5B6472" w:sz="10" w:space="2"/>
               </w:pBdr>
-              <w:spacing w:before="105" w:after="105" w:line="360" w:lineRule="auto"/>
+              <w:spacing w:before="18" w:after="18" w:line="315" w:lineRule="auto"/>
             </w:pPr>
             <w:r>
               <w:rPr>
@@ -34035,7 +32335,7 @@
               <w:pBdr>
                 <w:bottom w:val="single" w:color="5B6472" w:sz="10" w:space="2"/>
               </w:pBdr>
-              <w:spacing w:before="105" w:after="105" w:line="360" w:lineRule="auto"/>
+              <w:spacing w:before="18" w:after="18" w:line="315" w:lineRule="auto"/>
             </w:pPr>
             <w:r>
               <w:rPr>
@@ -34107,7 +32407,7 @@
               <w:pBdr>
                 <w:bottom w:val="single" w:color="5B6472" w:sz="10" w:space="2"/>
               </w:pBdr>
-              <w:spacing w:before="105" w:after="105" w:line="360" w:lineRule="auto"/>
+              <w:spacing w:before="18" w:after="18" w:line="315" w:lineRule="auto"/>
             </w:pPr>
             <w:r>
               <w:rPr>
@@ -34141,7 +32441,7 @@
               <w:pBdr>
                 <w:bottom w:val="single" w:color="5B6472" w:sz="10" w:space="2"/>
               </w:pBdr>
-              <w:spacing w:before="105" w:after="105" w:line="360" w:lineRule="auto"/>
+              <w:spacing w:before="18" w:after="18" w:line="315" w:lineRule="auto"/>
             </w:pPr>
             <w:r>
               <w:rPr>
@@ -34175,7 +32475,7 @@
               <w:pBdr>
                 <w:bottom w:val="single" w:color="5B6472" w:sz="10" w:space="2"/>
               </w:pBdr>
-              <w:spacing w:before="105" w:after="105" w:line="360" w:lineRule="auto"/>
+              <w:spacing w:before="18" w:after="18" w:line="315" w:lineRule="auto"/>
             </w:pPr>
             <w:r>
               <w:rPr>
@@ -34209,7 +32509,7 @@
               <w:pBdr>
                 <w:bottom w:val="single" w:color="5B6472" w:sz="10" w:space="2"/>
               </w:pBdr>
-              <w:spacing w:before="105" w:after="105" w:line="360" w:lineRule="auto"/>
+              <w:spacing w:before="18" w:after="18" w:line="315" w:lineRule="auto"/>
             </w:pPr>
             <w:r>
               <w:rPr>
@@ -34281,7 +32581,7 @@
               <w:pBdr>
                 <w:bottom w:val="single" w:color="5B6472" w:sz="10" w:space="2"/>
               </w:pBdr>
-              <w:spacing w:before="105" w:after="105" w:line="360" w:lineRule="auto"/>
+              <w:spacing w:before="18" w:after="18" w:line="315" w:lineRule="auto"/>
             </w:pPr>
             <w:r>
               <w:rPr>
@@ -34315,7 +32615,7 @@
               <w:pBdr>
                 <w:bottom w:val="single" w:color="5B6472" w:sz="10" w:space="2"/>
               </w:pBdr>
-              <w:spacing w:before="105" w:after="105" w:line="360" w:lineRule="auto"/>
+              <w:spacing w:before="18" w:after="18" w:line="315" w:lineRule="auto"/>
             </w:pPr>
             <w:r>
               <w:rPr>
@@ -34349,7 +32649,7 @@
               <w:pBdr>
                 <w:bottom w:val="single" w:color="5B6472" w:sz="10" w:space="2"/>
               </w:pBdr>
-              <w:spacing w:before="105" w:after="105" w:line="360" w:lineRule="auto"/>
+              <w:spacing w:before="18" w:after="18" w:line="315" w:lineRule="auto"/>
             </w:pPr>
             <w:r>
               <w:rPr>
@@ -34383,7 +32683,7 @@
               <w:pBdr>
                 <w:bottom w:val="single" w:color="5B6472" w:sz="10" w:space="2"/>
               </w:pBdr>
-              <w:spacing w:before="105" w:after="105" w:line="360" w:lineRule="auto"/>
+              <w:spacing w:before="18" w:after="18" w:line="315" w:lineRule="auto"/>
             </w:pPr>
             <w:r>
               <w:rPr>
@@ -34436,7 +32736,7 @@
         <w:pBdr>
           <w:bottom w:val="single" w:color="5B6472" w:sz="10" w:space="2"/>
         </w:pBdr>
-        <w:spacing w:before="105" w:after="105" w:line="360" w:lineRule="auto"/>
+        <w:spacing w:before="18" w:after="18" w:line="315" w:lineRule="auto"/>
       </w:pPr>
       <w:r>
         <w:rPr>
@@ -34466,7 +32766,7 @@
         <w:pBdr>
           <w:bottom w:val="single" w:color="5B6472" w:sz="10" w:space="2"/>
         </w:pBdr>
-        <w:spacing w:before="105" w:after="105" w:line="360" w:lineRule="auto"/>
+        <w:spacing w:before="18" w:after="18" w:line="315" w:lineRule="auto"/>
       </w:pPr>
       <w:r>
         <w:rPr>
@@ -34553,7 +32853,7 @@
               <w:pBdr>
                 <w:bottom w:val="single" w:color="5B6472" w:sz="10" w:space="2"/>
               </w:pBdr>
-              <w:spacing w:before="105" w:after="105" w:line="360" w:lineRule="auto"/>
+              <w:spacing w:before="18" w:after="18" w:line="315" w:lineRule="auto"/>
             </w:pPr>
             <w:r>
               <w:rPr>
@@ -34583,7 +32883,7 @@
               <w:pBdr>
                 <w:bottom w:val="single" w:color="5B6472" w:sz="10" w:space="2"/>
               </w:pBdr>
-              <w:spacing w:before="105" w:after="105" w:line="360" w:lineRule="auto"/>
+              <w:spacing w:before="18" w:after="18" w:line="315" w:lineRule="auto"/>
             </w:pPr>
             <w:r>
               <w:rPr>
@@ -34619,7 +32919,7 @@
               <w:pBdr>
                 <w:bottom w:val="single" w:color="5B6472" w:sz="10" w:space="2"/>
               </w:pBdr>
-              <w:spacing w:before="105" w:after="105" w:line="360" w:lineRule="auto"/>
+              <w:spacing w:before="18" w:after="18" w:line="315" w:lineRule="auto"/>
             </w:pPr>
             <w:r>
               <w:rPr>
@@ -34649,7 +32949,7 @@
               <w:pBdr>
                 <w:bottom w:val="single" w:color="5B6472" w:sz="10" w:space="2"/>
               </w:pBdr>
-              <w:spacing w:before="105" w:after="105" w:line="360" w:lineRule="auto"/>
+              <w:spacing w:before="18" w:after="18" w:line="315" w:lineRule="auto"/>
             </w:pPr>
             <w:r>
               <w:rPr>
@@ -34685,7 +32985,7 @@
               <w:pBdr>
                 <w:bottom w:val="single" w:color="5B6472" w:sz="10" w:space="2"/>
               </w:pBdr>
-              <w:spacing w:before="105" w:after="105" w:line="360" w:lineRule="auto"/>
+              <w:spacing w:before="18" w:after="18" w:line="315" w:lineRule="auto"/>
             </w:pPr>
             <w:r>
               <w:rPr>
@@ -34715,7 +33015,7 @@
               <w:pBdr>
                 <w:bottom w:val="single" w:color="5B6472" w:sz="10" w:space="2"/>
               </w:pBdr>
-              <w:spacing w:before="105" w:after="105" w:line="360" w:lineRule="auto"/>
+              <w:spacing w:before="18" w:after="18" w:line="315" w:lineRule="auto"/>
             </w:pPr>
             <w:r>
               <w:rPr>
@@ -35077,48 +33377,128 @@
               <w:pBdr>
                 <w:bottom w:val="single" w:color="5B6472" w:sz="10" w:space="2"/>
               </w:pBdr>
-              <w:spacing w:before="105" w:after="105" w:line="360" w:lineRule="auto"/>
-            </w:pPr>
-            <w:r>
-              <w:rPr>
-                <w:sz w:val="27"/>
-                <w:szCs w:val="27"/>
-                <w:rFonts w:ascii="Calibri" w:cs="Calibri" w:eastAsia="Calibri" w:hAnsi="Calibri"/>
-              </w:rPr>
-              <w:t xml:space="preserve"> </w:t>
-            </w:r>
-          </w:p>
-          <w:p>
-            <w:pPr>
-              <w:spacing w:before="0" w:after="0" w:line="75" w:lineRule="exact"/>
-            </w:pPr>
-            <w:r>
-              <w:rPr>
-                <w:sz w:val="3"/>
-                <w:szCs w:val="3"/>
-                <w:rFonts w:ascii="Calibri" w:cs="Calibri" w:eastAsia="Calibri" w:hAnsi="Calibri"/>
-              </w:rPr>
-              <w:t xml:space="preserve"> </w:t>
-            </w:r>
-          </w:p>
+              <w:spacing w:before="18" w:after="18" w:line="315" w:lineRule="auto"/>
+            </w:pPr>
+            <w:r>
+              <w:rPr>
+                <w:sz w:val="27"/>
+                <w:szCs w:val="27"/>
+                <w:rFonts w:ascii="Calibri" w:cs="Calibri" w:eastAsia="Calibri" w:hAnsi="Calibri"/>
+              </w:rPr>
+              <w:t xml:space="preserve"> </w:t>
+            </w:r>
+          </w:p>
+        </w:tc>
+        <w:tc>
+          <w:tcPr>
+            <w:tcW w:type="dxa" w:w="4896"/>
+            <w:tcBorders>
+              <w:top w:val="single" w:color="D9D5C8" w:sz="4"/>
+              <w:left w:val="single" w:color="D9D5C8" w:sz="4"/>
+              <w:bottom w:val="single" w:color="D9D5C8" w:sz="4"/>
+              <w:right w:val="single" w:color="D9D5C8" w:sz="4"/>
+            </w:tcBorders>
+            <w:tcMar>
+              <w:top w:type="dxa" w:w="55"/>
+              <w:left w:type="dxa" w:w="110"/>
+              <w:bottom w:type="dxa" w:w="55"/>
+              <w:right w:type="dxa" w:w="110"/>
+            </w:tcMar>
+          </w:tcPr>
           <w:p>
             <w:pPr>
               <w:widowControl w:val="false"/>
               <w:pBdr>
                 <w:bottom w:val="single" w:color="5B6472" w:sz="10" w:space="2"/>
               </w:pBdr>
-              <w:spacing w:before="105" w:after="105" w:line="360" w:lineRule="auto"/>
-            </w:pPr>
-            <w:r>
-              <w:rPr>
-                <w:sz w:val="27"/>
-                <w:szCs w:val="27"/>
-                <w:rFonts w:ascii="Calibri" w:cs="Calibri" w:eastAsia="Calibri" w:hAnsi="Calibri"/>
-              </w:rPr>
-              <w:t xml:space="preserve"> </w:t>
-            </w:r>
-          </w:p>
-        </w:tc>
+              <w:spacing w:before="18" w:after="18" w:line="315" w:lineRule="auto"/>
+            </w:pPr>
+            <w:r>
+              <w:rPr>
+                <w:sz w:val="27"/>
+                <w:szCs w:val="27"/>
+                <w:rFonts w:ascii="Calibri" w:cs="Calibri" w:eastAsia="Calibri" w:hAnsi="Calibri"/>
+              </w:rPr>
+              <w:t xml:space="preserve"> </w:t>
+            </w:r>
+          </w:p>
+        </w:tc>
+      </w:tr>
+      <w:tr>
+        <w:tc>
+          <w:tcPr>
+            <w:tcW w:type="dxa" w:w="4896"/>
+            <w:tcBorders>
+              <w:top w:val="single" w:color="D9D5C8" w:sz="4"/>
+              <w:left w:val="single" w:color="D9D5C8" w:sz="4"/>
+              <w:bottom w:val="single" w:color="D9D5C8" w:sz="4"/>
+              <w:right w:val="single" w:color="D9D5C8" w:sz="4"/>
+            </w:tcBorders>
+            <w:tcMar>
+              <w:top w:type="dxa" w:w="55"/>
+              <w:left w:type="dxa" w:w="110"/>
+              <w:bottom w:type="dxa" w:w="55"/>
+              <w:right w:type="dxa" w:w="110"/>
+            </w:tcMar>
+          </w:tcPr>
+          <w:p>
+            <w:pPr>
+              <w:spacing w:after="0"/>
+            </w:pPr>
+            <w:r>
+              <w:rPr>
+                <w:b/>
+                <w:bCs/>
+                <w:i w:val="false"/>
+                <w:iCs w:val="false"/>
+                <w:color w:val="1A1A1A"/>
+                <w:sz w:val="30"/>
+                <w:szCs w:val="30"/>
+                <w:caps w:val="false"/>
+                <w:rFonts w:ascii="Calibri" w:cs="Calibri" w:eastAsia="Calibri" w:hAnsi="Calibri"/>
+              </w:rPr>
+              <w:t xml:space="preserve">Examples</w:t>
+            </w:r>
+          </w:p>
+        </w:tc>
+        <w:tc>
+          <w:tcPr>
+            <w:tcW w:type="dxa" w:w="4896"/>
+            <w:tcBorders>
+              <w:top w:val="single" w:color="D9D5C8" w:sz="4"/>
+              <w:left w:val="single" w:color="D9D5C8" w:sz="4"/>
+              <w:bottom w:val="single" w:color="D9D5C8" w:sz="4"/>
+              <w:right w:val="single" w:color="D9D5C8" w:sz="4"/>
+            </w:tcBorders>
+            <w:tcMar>
+              <w:top w:type="dxa" w:w="55"/>
+              <w:left w:type="dxa" w:w="110"/>
+              <w:bottom w:type="dxa" w:w="55"/>
+              <w:right w:type="dxa" w:w="110"/>
+            </w:tcMar>
+          </w:tcPr>
+          <w:p>
+            <w:pPr>
+              <w:spacing w:after="0"/>
+            </w:pPr>
+            <w:r>
+              <w:rPr>
+                <w:b w:val="false"/>
+                <w:bCs w:val="false"/>
+                <w:i w:val="false"/>
+                <w:iCs w:val="false"/>
+                <w:color w:val="1A1A1A"/>
+                <w:sz w:val="30"/>
+                <w:szCs w:val="30"/>
+                <w:caps w:val="false"/>
+                <w:rFonts w:ascii="Calibri" w:cs="Calibri" w:eastAsia="Calibri" w:hAnsi="Calibri"/>
+              </w:rPr>
+              <w:t xml:space="preserve">Non-examples</w:t>
+            </w:r>
+          </w:p>
+        </w:tc>
+      </w:tr>
+      <w:tr>
         <w:tc>
           <w:tcPr>
             <w:tcW w:type="dxa" w:w="4896"/>
@@ -35141,241 +33521,41 @@
               <w:pBdr>
                 <w:bottom w:val="single" w:color="5B6472" w:sz="10" w:space="2"/>
               </w:pBdr>
-              <w:spacing w:before="105" w:after="105" w:line="360" w:lineRule="auto"/>
-            </w:pPr>
-            <w:r>
-              <w:rPr>
-                <w:sz w:val="27"/>
-                <w:szCs w:val="27"/>
-                <w:rFonts w:ascii="Calibri" w:cs="Calibri" w:eastAsia="Calibri" w:hAnsi="Calibri"/>
-              </w:rPr>
-              <w:t xml:space="preserve"> </w:t>
-            </w:r>
-          </w:p>
-          <w:p>
-            <w:pPr>
-              <w:spacing w:before="0" w:after="0" w:line="75" w:lineRule="exact"/>
-            </w:pPr>
-            <w:r>
-              <w:rPr>
-                <w:sz w:val="3"/>
-                <w:szCs w:val="3"/>
-                <w:rFonts w:ascii="Calibri" w:cs="Calibri" w:eastAsia="Calibri" w:hAnsi="Calibri"/>
-              </w:rPr>
-              <w:t xml:space="preserve"> </w:t>
-            </w:r>
-          </w:p>
+              <w:spacing w:before="18" w:after="18" w:line="315" w:lineRule="auto"/>
+            </w:pPr>
+            <w:r>
+              <w:rPr>
+                <w:sz w:val="27"/>
+                <w:szCs w:val="27"/>
+                <w:rFonts w:ascii="Calibri" w:cs="Calibri" w:eastAsia="Calibri" w:hAnsi="Calibri"/>
+              </w:rPr>
+              <w:t xml:space="preserve"> </w:t>
+            </w:r>
+          </w:p>
+        </w:tc>
+        <w:tc>
+          <w:tcPr>
+            <w:tcW w:type="dxa" w:w="4896"/>
+            <w:tcBorders>
+              <w:top w:val="single" w:color="D9D5C8" w:sz="4"/>
+              <w:left w:val="single" w:color="D9D5C8" w:sz="4"/>
+              <w:bottom w:val="single" w:color="D9D5C8" w:sz="4"/>
+              <w:right w:val="single" w:color="D9D5C8" w:sz="4"/>
+            </w:tcBorders>
+            <w:tcMar>
+              <w:top w:type="dxa" w:w="55"/>
+              <w:left w:type="dxa" w:w="110"/>
+              <w:bottom w:type="dxa" w:w="55"/>
+              <w:right w:type="dxa" w:w="110"/>
+            </w:tcMar>
+          </w:tcPr>
           <w:p>
             <w:pPr>
               <w:widowControl w:val="false"/>
               <w:pBdr>
                 <w:bottom w:val="single" w:color="5B6472" w:sz="10" w:space="2"/>
               </w:pBdr>
-              <w:spacing w:before="105" w:after="105" w:line="360" w:lineRule="auto"/>
-            </w:pPr>
-            <w:r>
-              <w:rPr>
-                <w:sz w:val="27"/>
-                <w:szCs w:val="27"/>
-                <w:rFonts w:ascii="Calibri" w:cs="Calibri" w:eastAsia="Calibri" w:hAnsi="Calibri"/>
-              </w:rPr>
-              <w:t xml:space="preserve"> </w:t>
-            </w:r>
-          </w:p>
-        </w:tc>
-      </w:tr>
-      <w:tr>
-        <w:tc>
-          <w:tcPr>
-            <w:tcW w:type="dxa" w:w="4896"/>
-            <w:tcBorders>
-              <w:top w:val="single" w:color="D9D5C8" w:sz="4"/>
-              <w:left w:val="single" w:color="D9D5C8" w:sz="4"/>
-              <w:bottom w:val="single" w:color="D9D5C8" w:sz="4"/>
-              <w:right w:val="single" w:color="D9D5C8" w:sz="4"/>
-            </w:tcBorders>
-            <w:tcMar>
-              <w:top w:type="dxa" w:w="55"/>
-              <w:left w:type="dxa" w:w="110"/>
-              <w:bottom w:type="dxa" w:w="55"/>
-              <w:right w:type="dxa" w:w="110"/>
-            </w:tcMar>
-          </w:tcPr>
-          <w:p>
-            <w:pPr>
-              <w:spacing w:after="0"/>
-            </w:pPr>
-            <w:r>
-              <w:rPr>
-                <w:b/>
-                <w:bCs/>
-                <w:i w:val="false"/>
-                <w:iCs w:val="false"/>
-                <w:color w:val="1A1A1A"/>
-                <w:sz w:val="30"/>
-                <w:szCs w:val="30"/>
-                <w:caps w:val="false"/>
-                <w:rFonts w:ascii="Calibri" w:cs="Calibri" w:eastAsia="Calibri" w:hAnsi="Calibri"/>
-              </w:rPr>
-              <w:t xml:space="preserve">Examples</w:t>
-            </w:r>
-          </w:p>
-        </w:tc>
-        <w:tc>
-          <w:tcPr>
-            <w:tcW w:type="dxa" w:w="4896"/>
-            <w:tcBorders>
-              <w:top w:val="single" w:color="D9D5C8" w:sz="4"/>
-              <w:left w:val="single" w:color="D9D5C8" w:sz="4"/>
-              <w:bottom w:val="single" w:color="D9D5C8" w:sz="4"/>
-              <w:right w:val="single" w:color="D9D5C8" w:sz="4"/>
-            </w:tcBorders>
-            <w:tcMar>
-              <w:top w:type="dxa" w:w="55"/>
-              <w:left w:type="dxa" w:w="110"/>
-              <w:bottom w:type="dxa" w:w="55"/>
-              <w:right w:type="dxa" w:w="110"/>
-            </w:tcMar>
-          </w:tcPr>
-          <w:p>
-            <w:pPr>
-              <w:spacing w:after="0"/>
-            </w:pPr>
-            <w:r>
-              <w:rPr>
-                <w:b w:val="false"/>
-                <w:bCs w:val="false"/>
-                <w:i w:val="false"/>
-                <w:iCs w:val="false"/>
-                <w:color w:val="1A1A1A"/>
-                <w:sz w:val="30"/>
-                <w:szCs w:val="30"/>
-                <w:caps w:val="false"/>
-                <w:rFonts w:ascii="Calibri" w:cs="Calibri" w:eastAsia="Calibri" w:hAnsi="Calibri"/>
-              </w:rPr>
-              <w:t xml:space="preserve">Non-examples</w:t>
-            </w:r>
-          </w:p>
-        </w:tc>
-      </w:tr>
-      <w:tr>
-        <w:tc>
-          <w:tcPr>
-            <w:tcW w:type="dxa" w:w="4896"/>
-            <w:tcBorders>
-              <w:top w:val="single" w:color="D9D5C8" w:sz="4"/>
-              <w:left w:val="single" w:color="D9D5C8" w:sz="4"/>
-              <w:bottom w:val="single" w:color="D9D5C8" w:sz="4"/>
-              <w:right w:val="single" w:color="D9D5C8" w:sz="4"/>
-            </w:tcBorders>
-            <w:tcMar>
-              <w:top w:type="dxa" w:w="55"/>
-              <w:left w:type="dxa" w:w="110"/>
-              <w:bottom w:type="dxa" w:w="55"/>
-              <w:right w:type="dxa" w:w="110"/>
-            </w:tcMar>
-          </w:tcPr>
-          <w:p>
-            <w:pPr>
-              <w:widowControl w:val="false"/>
-              <w:pBdr>
-                <w:bottom w:val="single" w:color="5B6472" w:sz="10" w:space="2"/>
-              </w:pBdr>
-              <w:spacing w:before="105" w:after="105" w:line="360" w:lineRule="auto"/>
-            </w:pPr>
-            <w:r>
-              <w:rPr>
-                <w:sz w:val="27"/>
-                <w:szCs w:val="27"/>
-                <w:rFonts w:ascii="Calibri" w:cs="Calibri" w:eastAsia="Calibri" w:hAnsi="Calibri"/>
-              </w:rPr>
-              <w:t xml:space="preserve"> </w:t>
-            </w:r>
-          </w:p>
-          <w:p>
-            <w:pPr>
-              <w:spacing w:before="0" w:after="0" w:line="75" w:lineRule="exact"/>
-            </w:pPr>
-            <w:r>
-              <w:rPr>
-                <w:sz w:val="3"/>
-                <w:szCs w:val="3"/>
-                <w:rFonts w:ascii="Calibri" w:cs="Calibri" w:eastAsia="Calibri" w:hAnsi="Calibri"/>
-              </w:rPr>
-              <w:t xml:space="preserve"> </w:t>
-            </w:r>
-          </w:p>
-          <w:p>
-            <w:pPr>
-              <w:widowControl w:val="false"/>
-              <w:pBdr>
-                <w:bottom w:val="single" w:color="5B6472" w:sz="10" w:space="2"/>
-              </w:pBdr>
-              <w:spacing w:before="105" w:after="105" w:line="360" w:lineRule="auto"/>
-            </w:pPr>
-            <w:r>
-              <w:rPr>
-                <w:sz w:val="27"/>
-                <w:szCs w:val="27"/>
-                <w:rFonts w:ascii="Calibri" w:cs="Calibri" w:eastAsia="Calibri" w:hAnsi="Calibri"/>
-              </w:rPr>
-              <w:t xml:space="preserve"> </w:t>
-            </w:r>
-          </w:p>
-        </w:tc>
-        <w:tc>
-          <w:tcPr>
-            <w:tcW w:type="dxa" w:w="4896"/>
-            <w:tcBorders>
-              <w:top w:val="single" w:color="D9D5C8" w:sz="4"/>
-              <w:left w:val="single" w:color="D9D5C8" w:sz="4"/>
-              <w:bottom w:val="single" w:color="D9D5C8" w:sz="4"/>
-              <w:right w:val="single" w:color="D9D5C8" w:sz="4"/>
-            </w:tcBorders>
-            <w:tcMar>
-              <w:top w:type="dxa" w:w="55"/>
-              <w:left w:type="dxa" w:w="110"/>
-              <w:bottom w:type="dxa" w:w="55"/>
-              <w:right w:type="dxa" w:w="110"/>
-            </w:tcMar>
-          </w:tcPr>
-          <w:p>
-            <w:pPr>
-              <w:widowControl w:val="false"/>
-              <w:pBdr>
-                <w:bottom w:val="single" w:color="5B6472" w:sz="10" w:space="2"/>
-              </w:pBdr>
-              <w:spacing w:before="105" w:after="105" w:line="360" w:lineRule="auto"/>
-            </w:pPr>
-            <w:r>
-              <w:rPr>
-                <w:sz w:val="27"/>
-                <w:szCs w:val="27"/>
-                <w:rFonts w:ascii="Calibri" w:cs="Calibri" w:eastAsia="Calibri" w:hAnsi="Calibri"/>
-              </w:rPr>
-              <w:t xml:space="preserve"> </w:t>
-            </w:r>
-          </w:p>
-          <w:p>
-            <w:pPr>
-              <w:spacing w:before="0" w:after="0" w:line="75" w:lineRule="exact"/>
-            </w:pPr>
-            <w:r>
-              <w:rPr>
-                <w:sz w:val="3"/>
-                <w:szCs w:val="3"/>
-                <w:rFonts w:ascii="Calibri" w:cs="Calibri" w:eastAsia="Calibri" w:hAnsi="Calibri"/>
-              </w:rPr>
-              <w:t xml:space="preserve"> </w:t>
-            </w:r>
-          </w:p>
-          <w:p>
-            <w:pPr>
-              <w:widowControl w:val="false"/>
-              <w:pBdr>
-                <w:bottom w:val="single" w:color="5B6472" w:sz="10" w:space="2"/>
-              </w:pBdr>
-              <w:spacing w:before="105" w:after="105" w:line="360" w:lineRule="auto"/>
+              <w:spacing w:before="18" w:after="18" w:line="315" w:lineRule="auto"/>
             </w:pPr>
             <w:r>
               <w:rPr>
@@ -35469,7 +33649,7 @@
         <w:pBdr>
           <w:bottom w:val="single" w:color="5B6472" w:sz="10" w:space="2"/>
         </w:pBdr>
-        <w:spacing w:before="105" w:after="105" w:line="360" w:lineRule="auto"/>
+        <w:spacing w:before="18" w:after="18" w:line="315" w:lineRule="auto"/>
       </w:pPr>
       <w:r>
         <w:rPr>
@@ -35718,48 +33898,128 @@
               <w:pBdr>
                 <w:bottom w:val="single" w:color="5B6472" w:sz="10" w:space="2"/>
               </w:pBdr>
-              <w:spacing w:before="105" w:after="105" w:line="360" w:lineRule="auto"/>
-            </w:pPr>
-            <w:r>
-              <w:rPr>
-                <w:sz w:val="27"/>
-                <w:szCs w:val="27"/>
-                <w:rFonts w:ascii="Calibri" w:cs="Calibri" w:eastAsia="Calibri" w:hAnsi="Calibri"/>
-              </w:rPr>
-              <w:t xml:space="preserve"> </w:t>
-            </w:r>
-          </w:p>
-          <w:p>
-            <w:pPr>
-              <w:spacing w:before="0" w:after="0" w:line="75" w:lineRule="exact"/>
-            </w:pPr>
-            <w:r>
-              <w:rPr>
-                <w:sz w:val="3"/>
-                <w:szCs w:val="3"/>
-                <w:rFonts w:ascii="Calibri" w:cs="Calibri" w:eastAsia="Calibri" w:hAnsi="Calibri"/>
-              </w:rPr>
-              <w:t xml:space="preserve"> </w:t>
-            </w:r>
-          </w:p>
+              <w:spacing w:before="18" w:after="18" w:line="315" w:lineRule="auto"/>
+            </w:pPr>
+            <w:r>
+              <w:rPr>
+                <w:sz w:val="27"/>
+                <w:szCs w:val="27"/>
+                <w:rFonts w:ascii="Calibri" w:cs="Calibri" w:eastAsia="Calibri" w:hAnsi="Calibri"/>
+              </w:rPr>
+              <w:t xml:space="preserve"> </w:t>
+            </w:r>
+          </w:p>
+        </w:tc>
+        <w:tc>
+          <w:tcPr>
+            <w:tcW w:type="dxa" w:w="4896"/>
+            <w:tcBorders>
+              <w:top w:val="single" w:color="D9D5C8" w:sz="4"/>
+              <w:left w:val="single" w:color="D9D5C8" w:sz="4"/>
+              <w:bottom w:val="single" w:color="D9D5C8" w:sz="4"/>
+              <w:right w:val="single" w:color="D9D5C8" w:sz="4"/>
+            </w:tcBorders>
+            <w:tcMar>
+              <w:top w:type="dxa" w:w="55"/>
+              <w:left w:type="dxa" w:w="110"/>
+              <w:bottom w:type="dxa" w:w="55"/>
+              <w:right w:type="dxa" w:w="110"/>
+            </w:tcMar>
+          </w:tcPr>
           <w:p>
             <w:pPr>
               <w:widowControl w:val="false"/>
               <w:pBdr>
                 <w:bottom w:val="single" w:color="5B6472" w:sz="10" w:space="2"/>
               </w:pBdr>
-              <w:spacing w:before="105" w:after="105" w:line="360" w:lineRule="auto"/>
-            </w:pPr>
-            <w:r>
-              <w:rPr>
-                <w:sz w:val="27"/>
-                <w:szCs w:val="27"/>
-                <w:rFonts w:ascii="Calibri" w:cs="Calibri" w:eastAsia="Calibri" w:hAnsi="Calibri"/>
-              </w:rPr>
-              <w:t xml:space="preserve"> </w:t>
-            </w:r>
-          </w:p>
-        </w:tc>
+              <w:spacing w:before="18" w:after="18" w:line="315" w:lineRule="auto"/>
+            </w:pPr>
+            <w:r>
+              <w:rPr>
+                <w:sz w:val="27"/>
+                <w:szCs w:val="27"/>
+                <w:rFonts w:ascii="Calibri" w:cs="Calibri" w:eastAsia="Calibri" w:hAnsi="Calibri"/>
+              </w:rPr>
+              <w:t xml:space="preserve"> </w:t>
+            </w:r>
+          </w:p>
+        </w:tc>
+      </w:tr>
+      <w:tr>
+        <w:tc>
+          <w:tcPr>
+            <w:tcW w:type="dxa" w:w="4896"/>
+            <w:tcBorders>
+              <w:top w:val="single" w:color="D9D5C8" w:sz="4"/>
+              <w:left w:val="single" w:color="D9D5C8" w:sz="4"/>
+              <w:bottom w:val="single" w:color="D9D5C8" w:sz="4"/>
+              <w:right w:val="single" w:color="D9D5C8" w:sz="4"/>
+            </w:tcBorders>
+            <w:tcMar>
+              <w:top w:type="dxa" w:w="55"/>
+              <w:left w:type="dxa" w:w="110"/>
+              <w:bottom w:type="dxa" w:w="55"/>
+              <w:right w:type="dxa" w:w="110"/>
+            </w:tcMar>
+          </w:tcPr>
+          <w:p>
+            <w:pPr>
+              <w:spacing w:after="0"/>
+            </w:pPr>
+            <w:r>
+              <w:rPr>
+                <w:b/>
+                <w:bCs/>
+                <w:i w:val="false"/>
+                <w:iCs w:val="false"/>
+                <w:color w:val="1A1A1A"/>
+                <w:sz w:val="30"/>
+                <w:szCs w:val="30"/>
+                <w:caps w:val="false"/>
+                <w:rFonts w:ascii="Calibri" w:cs="Calibri" w:eastAsia="Calibri" w:hAnsi="Calibri"/>
+              </w:rPr>
+              <w:t xml:space="preserve">Examples</w:t>
+            </w:r>
+          </w:p>
+        </w:tc>
+        <w:tc>
+          <w:tcPr>
+            <w:tcW w:type="dxa" w:w="4896"/>
+            <w:tcBorders>
+              <w:top w:val="single" w:color="D9D5C8" w:sz="4"/>
+              <w:left w:val="single" w:color="D9D5C8" w:sz="4"/>
+              <w:bottom w:val="single" w:color="D9D5C8" w:sz="4"/>
+              <w:right w:val="single" w:color="D9D5C8" w:sz="4"/>
+            </w:tcBorders>
+            <w:tcMar>
+              <w:top w:type="dxa" w:w="55"/>
+              <w:left w:type="dxa" w:w="110"/>
+              <w:bottom w:type="dxa" w:w="55"/>
+              <w:right w:type="dxa" w:w="110"/>
+            </w:tcMar>
+          </w:tcPr>
+          <w:p>
+            <w:pPr>
+              <w:spacing w:after="0"/>
+            </w:pPr>
+            <w:r>
+              <w:rPr>
+                <w:b w:val="false"/>
+                <w:bCs w:val="false"/>
+                <w:i w:val="false"/>
+                <w:iCs w:val="false"/>
+                <w:color w:val="1A1A1A"/>
+                <w:sz w:val="30"/>
+                <w:szCs w:val="30"/>
+                <w:caps w:val="false"/>
+                <w:rFonts w:ascii="Calibri" w:cs="Calibri" w:eastAsia="Calibri" w:hAnsi="Calibri"/>
+              </w:rPr>
+              <w:t xml:space="preserve">Non-examples</w:t>
+            </w:r>
+          </w:p>
+        </w:tc>
+      </w:tr>
+      <w:tr>
         <w:tc>
           <w:tcPr>
             <w:tcW w:type="dxa" w:w="4896"/>
@@ -35782,241 +34042,41 @@
               <w:pBdr>
                 <w:bottom w:val="single" w:color="5B6472" w:sz="10" w:space="2"/>
               </w:pBdr>
-              <w:spacing w:before="105" w:after="105" w:line="360" w:lineRule="auto"/>
-            </w:pPr>
-            <w:r>
-              <w:rPr>
-                <w:sz w:val="27"/>
-                <w:szCs w:val="27"/>
-                <w:rFonts w:ascii="Calibri" w:cs="Calibri" w:eastAsia="Calibri" w:hAnsi="Calibri"/>
-              </w:rPr>
-              <w:t xml:space="preserve"> </w:t>
-            </w:r>
-          </w:p>
-          <w:p>
-            <w:pPr>
-              <w:spacing w:before="0" w:after="0" w:line="75" w:lineRule="exact"/>
-            </w:pPr>
-            <w:r>
-              <w:rPr>
-                <w:sz w:val="3"/>
-                <w:szCs w:val="3"/>
-                <w:rFonts w:ascii="Calibri" w:cs="Calibri" w:eastAsia="Calibri" w:hAnsi="Calibri"/>
-              </w:rPr>
-              <w:t xml:space="preserve"> </w:t>
-            </w:r>
-          </w:p>
+              <w:spacing w:before="18" w:after="18" w:line="315" w:lineRule="auto"/>
+            </w:pPr>
+            <w:r>
+              <w:rPr>
+                <w:sz w:val="27"/>
+                <w:szCs w:val="27"/>
+                <w:rFonts w:ascii="Calibri" w:cs="Calibri" w:eastAsia="Calibri" w:hAnsi="Calibri"/>
+              </w:rPr>
+              <w:t xml:space="preserve"> </w:t>
+            </w:r>
+          </w:p>
+        </w:tc>
+        <w:tc>
+          <w:tcPr>
+            <w:tcW w:type="dxa" w:w="4896"/>
+            <w:tcBorders>
+              <w:top w:val="single" w:color="D9D5C8" w:sz="4"/>
+              <w:left w:val="single" w:color="D9D5C8" w:sz="4"/>
+              <w:bottom w:val="single" w:color="D9D5C8" w:sz="4"/>
+              <w:right w:val="single" w:color="D9D5C8" w:sz="4"/>
+            </w:tcBorders>
+            <w:tcMar>
+              <w:top w:type="dxa" w:w="55"/>
+              <w:left w:type="dxa" w:w="110"/>
+              <w:bottom w:type="dxa" w:w="55"/>
+              <w:right w:type="dxa" w:w="110"/>
+            </w:tcMar>
+          </w:tcPr>
           <w:p>
             <w:pPr>
               <w:widowControl w:val="false"/>
               <w:pBdr>
                 <w:bottom w:val="single" w:color="5B6472" w:sz="10" w:space="2"/>
               </w:pBdr>
-              <w:spacing w:before="105" w:after="105" w:line="360" w:lineRule="auto"/>
-            </w:pPr>
-            <w:r>
-              <w:rPr>
-                <w:sz w:val="27"/>
-                <w:szCs w:val="27"/>
-                <w:rFonts w:ascii="Calibri" w:cs="Calibri" w:eastAsia="Calibri" w:hAnsi="Calibri"/>
-              </w:rPr>
-              <w:t xml:space="preserve"> </w:t>
-            </w:r>
-          </w:p>
-        </w:tc>
-      </w:tr>
-      <w:tr>
-        <w:tc>
-          <w:tcPr>
-            <w:tcW w:type="dxa" w:w="4896"/>
-            <w:tcBorders>
-              <w:top w:val="single" w:color="D9D5C8" w:sz="4"/>
-              <w:left w:val="single" w:color="D9D5C8" w:sz="4"/>
-              <w:bottom w:val="single" w:color="D9D5C8" w:sz="4"/>
-              <w:right w:val="single" w:color="D9D5C8" w:sz="4"/>
-            </w:tcBorders>
-            <w:tcMar>
-              <w:top w:type="dxa" w:w="55"/>
-              <w:left w:type="dxa" w:w="110"/>
-              <w:bottom w:type="dxa" w:w="55"/>
-              <w:right w:type="dxa" w:w="110"/>
-            </w:tcMar>
-          </w:tcPr>
-          <w:p>
-            <w:pPr>
-              <w:spacing w:after="0"/>
-            </w:pPr>
-            <w:r>
-              <w:rPr>
-                <w:b/>
-                <w:bCs/>
-                <w:i w:val="false"/>
-                <w:iCs w:val="false"/>
-                <w:color w:val="1A1A1A"/>
-                <w:sz w:val="30"/>
-                <w:szCs w:val="30"/>
-                <w:caps w:val="false"/>
-                <w:rFonts w:ascii="Calibri" w:cs="Calibri" w:eastAsia="Calibri" w:hAnsi="Calibri"/>
-              </w:rPr>
-              <w:t xml:space="preserve">Examples</w:t>
-            </w:r>
-          </w:p>
-        </w:tc>
-        <w:tc>
-          <w:tcPr>
-            <w:tcW w:type="dxa" w:w="4896"/>
-            <w:tcBorders>
-              <w:top w:val="single" w:color="D9D5C8" w:sz="4"/>
-              <w:left w:val="single" w:color="D9D5C8" w:sz="4"/>
-              <w:bottom w:val="single" w:color="D9D5C8" w:sz="4"/>
-              <w:right w:val="single" w:color="D9D5C8" w:sz="4"/>
-            </w:tcBorders>
-            <w:tcMar>
-              <w:top w:type="dxa" w:w="55"/>
-              <w:left w:type="dxa" w:w="110"/>
-              <w:bottom w:type="dxa" w:w="55"/>
-              <w:right w:type="dxa" w:w="110"/>
-            </w:tcMar>
-          </w:tcPr>
-          <w:p>
-            <w:pPr>
-              <w:spacing w:after="0"/>
-            </w:pPr>
-            <w:r>
-              <w:rPr>
-                <w:b w:val="false"/>
-                <w:bCs w:val="false"/>
-                <w:i w:val="false"/>
-                <w:iCs w:val="false"/>
-                <w:color w:val="1A1A1A"/>
-                <w:sz w:val="30"/>
-                <w:szCs w:val="30"/>
-                <w:caps w:val="false"/>
-                <w:rFonts w:ascii="Calibri" w:cs="Calibri" w:eastAsia="Calibri" w:hAnsi="Calibri"/>
-              </w:rPr>
-              <w:t xml:space="preserve">Non-examples</w:t>
-            </w:r>
-          </w:p>
-        </w:tc>
-      </w:tr>
-      <w:tr>
-        <w:tc>
-          <w:tcPr>
-            <w:tcW w:type="dxa" w:w="4896"/>
-            <w:tcBorders>
-              <w:top w:val="single" w:color="D9D5C8" w:sz="4"/>
-              <w:left w:val="single" w:color="D9D5C8" w:sz="4"/>
-              <w:bottom w:val="single" w:color="D9D5C8" w:sz="4"/>
-              <w:right w:val="single" w:color="D9D5C8" w:sz="4"/>
-            </w:tcBorders>
-            <w:tcMar>
-              <w:top w:type="dxa" w:w="55"/>
-              <w:left w:type="dxa" w:w="110"/>
-              <w:bottom w:type="dxa" w:w="55"/>
-              <w:right w:type="dxa" w:w="110"/>
-            </w:tcMar>
-          </w:tcPr>
-          <w:p>
-            <w:pPr>
-              <w:widowControl w:val="false"/>
-              <w:pBdr>
-                <w:bottom w:val="single" w:color="5B6472" w:sz="10" w:space="2"/>
-              </w:pBdr>
-              <w:spacing w:before="105" w:after="105" w:line="360" w:lineRule="auto"/>
-            </w:pPr>
-            <w:r>
-              <w:rPr>
-                <w:sz w:val="27"/>
-                <w:szCs w:val="27"/>
-                <w:rFonts w:ascii="Calibri" w:cs="Calibri" w:eastAsia="Calibri" w:hAnsi="Calibri"/>
-              </w:rPr>
-              <w:t xml:space="preserve"> </w:t>
-            </w:r>
-          </w:p>
-          <w:p>
-            <w:pPr>
-              <w:spacing w:before="0" w:after="0" w:line="75" w:lineRule="exact"/>
-            </w:pPr>
-            <w:r>
-              <w:rPr>
-                <w:sz w:val="3"/>
-                <w:szCs w:val="3"/>
-                <w:rFonts w:ascii="Calibri" w:cs="Calibri" w:eastAsia="Calibri" w:hAnsi="Calibri"/>
-              </w:rPr>
-              <w:t xml:space="preserve"> </w:t>
-            </w:r>
-          </w:p>
-          <w:p>
-            <w:pPr>
-              <w:widowControl w:val="false"/>
-              <w:pBdr>
-                <w:bottom w:val="single" w:color="5B6472" w:sz="10" w:space="2"/>
-              </w:pBdr>
-              <w:spacing w:before="105" w:after="105" w:line="360" w:lineRule="auto"/>
-            </w:pPr>
-            <w:r>
-              <w:rPr>
-                <w:sz w:val="27"/>
-                <w:szCs w:val="27"/>
-                <w:rFonts w:ascii="Calibri" w:cs="Calibri" w:eastAsia="Calibri" w:hAnsi="Calibri"/>
-              </w:rPr>
-              <w:t xml:space="preserve"> </w:t>
-            </w:r>
-          </w:p>
-        </w:tc>
-        <w:tc>
-          <w:tcPr>
-            <w:tcW w:type="dxa" w:w="4896"/>
-            <w:tcBorders>
-              <w:top w:val="single" w:color="D9D5C8" w:sz="4"/>
-              <w:left w:val="single" w:color="D9D5C8" w:sz="4"/>
-              <w:bottom w:val="single" w:color="D9D5C8" w:sz="4"/>
-              <w:right w:val="single" w:color="D9D5C8" w:sz="4"/>
-            </w:tcBorders>
-            <w:tcMar>
-              <w:top w:type="dxa" w:w="55"/>
-              <w:left w:type="dxa" w:w="110"/>
-              <w:bottom w:type="dxa" w:w="55"/>
-              <w:right w:type="dxa" w:w="110"/>
-            </w:tcMar>
-          </w:tcPr>
-          <w:p>
-            <w:pPr>
-              <w:widowControl w:val="false"/>
-              <w:pBdr>
-                <w:bottom w:val="single" w:color="5B6472" w:sz="10" w:space="2"/>
-              </w:pBdr>
-              <w:spacing w:before="105" w:after="105" w:line="360" w:lineRule="auto"/>
-            </w:pPr>
-            <w:r>
-              <w:rPr>
-                <w:sz w:val="27"/>
-                <w:szCs w:val="27"/>
-                <w:rFonts w:ascii="Calibri" w:cs="Calibri" w:eastAsia="Calibri" w:hAnsi="Calibri"/>
-              </w:rPr>
-              <w:t xml:space="preserve"> </w:t>
-            </w:r>
-          </w:p>
-          <w:p>
-            <w:pPr>
-              <w:spacing w:before="0" w:after="0" w:line="75" w:lineRule="exact"/>
-            </w:pPr>
-            <w:r>
-              <w:rPr>
-                <w:sz w:val="3"/>
-                <w:szCs w:val="3"/>
-                <w:rFonts w:ascii="Calibri" w:cs="Calibri" w:eastAsia="Calibri" w:hAnsi="Calibri"/>
-              </w:rPr>
-              <w:t xml:space="preserve"> </w:t>
-            </w:r>
-          </w:p>
-          <w:p>
-            <w:pPr>
-              <w:widowControl w:val="false"/>
-              <w:pBdr>
-                <w:bottom w:val="single" w:color="5B6472" w:sz="10" w:space="2"/>
-              </w:pBdr>
-              <w:spacing w:before="105" w:after="105" w:line="360" w:lineRule="auto"/>
+              <w:spacing w:before="18" w:after="18" w:line="315" w:lineRule="auto"/>
             </w:pPr>
             <w:r>
               <w:rPr>
@@ -36110,7 +34170,7 @@
         <w:pBdr>
           <w:bottom w:val="single" w:color="5B6472" w:sz="10" w:space="2"/>
         </w:pBdr>
-        <w:spacing w:before="105" w:after="105" w:line="360" w:lineRule="auto"/>
+        <w:spacing w:before="18" w:after="18" w:line="315" w:lineRule="auto"/>
       </w:pPr>
       <w:r>
         <w:rPr>
@@ -36123,7 +34183,7 @@
     </w:p>
     <w:p>
       <w:pPr>
-        <w:spacing w:after="140"/>
+        <w:spacing w:after="50"/>
       </w:pPr>
       <w:r>
         <w:rPr>
@@ -36219,7 +34279,7 @@
         <w:pBdr>
           <w:bottom w:val="single" w:color="5B6472" w:sz="10" w:space="2"/>
         </w:pBdr>
-        <w:spacing w:before="105" w:after="105" w:line="360" w:lineRule="auto"/>
+        <w:spacing w:before="18" w:after="18" w:line="315" w:lineRule="auto"/>
       </w:pPr>
       <w:r>
         <w:rPr>
@@ -36249,7 +34309,7 @@
         <w:pBdr>
           <w:bottom w:val="single" w:color="5B6472" w:sz="10" w:space="2"/>
         </w:pBdr>
-        <w:spacing w:before="105" w:after="105" w:line="360" w:lineRule="auto"/>
+        <w:spacing w:before="18" w:after="18" w:line="315" w:lineRule="auto"/>
       </w:pPr>
       <w:r>
         <w:rPr>
@@ -36514,7 +34574,7 @@
               <w:pBdr>
                 <w:bottom w:val="single" w:color="5B6472" w:sz="10" w:space="2"/>
               </w:pBdr>
-              <w:spacing w:before="105" w:after="105" w:line="360" w:lineRule="auto"/>
+              <w:spacing w:before="18" w:after="18" w:line="315" w:lineRule="auto"/>
             </w:pPr>
             <w:r>
               <w:rPr>
@@ -36544,7 +34604,7 @@
               <w:pBdr>
                 <w:bottom w:val="single" w:color="5B6472" w:sz="10" w:space="2"/>
               </w:pBdr>
-              <w:spacing w:before="105" w:after="105" w:line="360" w:lineRule="auto"/>
+              <w:spacing w:before="18" w:after="18" w:line="315" w:lineRule="auto"/>
             </w:pPr>
             <w:r>
               <w:rPr>
@@ -36574,7 +34634,7 @@
               <w:pBdr>
                 <w:bottom w:val="single" w:color="5B6472" w:sz="10" w:space="2"/>
               </w:pBdr>
-              <w:spacing w:before="105" w:after="105" w:line="360" w:lineRule="auto"/>
+              <w:spacing w:before="18" w:after="18" w:line="315" w:lineRule="auto"/>
             </w:pPr>
             <w:r>
               <w:rPr>
@@ -36652,7 +34712,7 @@
               <w:pBdr>
                 <w:bottom w:val="single" w:color="5B6472" w:sz="10" w:space="2"/>
               </w:pBdr>
-              <w:spacing w:before="105" w:after="105" w:line="360" w:lineRule="auto"/>
+              <w:spacing w:before="18" w:after="18" w:line="315" w:lineRule="auto"/>
             </w:pPr>
             <w:r>
               <w:rPr>
@@ -36682,7 +34742,7 @@
               <w:pBdr>
                 <w:bottom w:val="single" w:color="5B6472" w:sz="10" w:space="2"/>
               </w:pBdr>
-              <w:spacing w:before="105" w:after="105" w:line="360" w:lineRule="auto"/>
+              <w:spacing w:before="18" w:after="18" w:line="315" w:lineRule="auto"/>
             </w:pPr>
             <w:r>
               <w:rPr>
@@ -36712,7 +34772,7 @@
               <w:pBdr>
                 <w:bottom w:val="single" w:color="5B6472" w:sz="10" w:space="2"/>
               </w:pBdr>
-              <w:spacing w:before="105" w:after="105" w:line="360" w:lineRule="auto"/>
+              <w:spacing w:before="18" w:after="18" w:line="315" w:lineRule="auto"/>
             </w:pPr>
             <w:r>
               <w:rPr>
@@ -36790,7 +34850,7 @@
               <w:pBdr>
                 <w:bottom w:val="single" w:color="5B6472" w:sz="10" w:space="2"/>
               </w:pBdr>
-              <w:spacing w:before="105" w:after="105" w:line="360" w:lineRule="auto"/>
+              <w:spacing w:before="18" w:after="18" w:line="315" w:lineRule="auto"/>
             </w:pPr>
             <w:r>
               <w:rPr>
@@ -36820,7 +34880,7 @@
               <w:pBdr>
                 <w:bottom w:val="single" w:color="5B6472" w:sz="10" w:space="2"/>
               </w:pBdr>
-              <w:spacing w:before="105" w:after="105" w:line="360" w:lineRule="auto"/>
+              <w:spacing w:before="18" w:after="18" w:line="315" w:lineRule="auto"/>
             </w:pPr>
             <w:r>
               <w:rPr>
@@ -36850,7 +34910,7 @@
               <w:pBdr>
                 <w:bottom w:val="single" w:color="5B6472" w:sz="10" w:space="2"/>
               </w:pBdr>
-              <w:spacing w:before="105" w:after="105" w:line="360" w:lineRule="auto"/>
+              <w:spacing w:before="18" w:after="18" w:line="315" w:lineRule="auto"/>
             </w:pPr>
             <w:r>
               <w:rPr>
@@ -36928,7 +34988,7 @@
               <w:pBdr>
                 <w:bottom w:val="single" w:color="5B6472" w:sz="10" w:space="2"/>
               </w:pBdr>
-              <w:spacing w:before="105" w:after="105" w:line="360" w:lineRule="auto"/>
+              <w:spacing w:before="18" w:after="18" w:line="315" w:lineRule="auto"/>
             </w:pPr>
             <w:r>
               <w:rPr>
@@ -36958,7 +35018,7 @@
               <w:pBdr>
                 <w:bottom w:val="single" w:color="5B6472" w:sz="10" w:space="2"/>
               </w:pBdr>
-              <w:spacing w:before="105" w:after="105" w:line="360" w:lineRule="auto"/>
+              <w:spacing w:before="18" w:after="18" w:line="315" w:lineRule="auto"/>
             </w:pPr>
             <w:r>
               <w:rPr>
@@ -36988,7 +35048,7 @@
               <w:pBdr>
                 <w:bottom w:val="single" w:color="5B6472" w:sz="10" w:space="2"/>
               </w:pBdr>
-              <w:spacing w:before="105" w:after="105" w:line="360" w:lineRule="auto"/>
+              <w:spacing w:before="18" w:after="18" w:line="315" w:lineRule="auto"/>
             </w:pPr>
             <w:r>
               <w:rPr>
@@ -37027,7 +35087,7 @@
         <w:pBdr>
           <w:bottom w:val="single" w:color="5B6472" w:sz="10" w:space="2"/>
         </w:pBdr>
-        <w:spacing w:before="105" w:after="105" w:line="360" w:lineRule="auto"/>
+        <w:spacing w:before="18" w:after="18" w:line="315" w:lineRule="auto"/>
       </w:pPr>
       <w:r>
         <w:rPr>
@@ -37057,7 +35117,7 @@
         <w:pBdr>
           <w:bottom w:val="single" w:color="5B6472" w:sz="10" w:space="2"/>
         </w:pBdr>
-        <w:spacing w:before="105" w:after="105" w:line="360" w:lineRule="auto"/>
+        <w:spacing w:before="18" w:after="18" w:line="315" w:lineRule="auto"/>
       </w:pPr>
       <w:r>
         <w:rPr>
@@ -37087,7 +35147,7 @@
         <w:pBdr>
           <w:bottom w:val="single" w:color="5B6472" w:sz="10" w:space="2"/>
         </w:pBdr>
-        <w:spacing w:before="105" w:after="105" w:line="360" w:lineRule="auto"/>
+        <w:spacing w:before="18" w:after="18" w:line="315" w:lineRule="auto"/>
       </w:pPr>
       <w:r>
         <w:rPr>
@@ -37117,97 +35177,7 @@
         <w:pBdr>
           <w:bottom w:val="single" w:color="5B6472" w:sz="10" w:space="2"/>
         </w:pBdr>
-        <w:spacing w:before="105" w:after="105" w:line="360" w:lineRule="auto"/>
-      </w:pPr>
-      <w:r>
-        <w:rPr>
-          <w:sz w:val="27"/>
-          <w:szCs w:val="27"/>
-          <w:rFonts w:ascii="Calibri" w:cs="Calibri" w:eastAsia="Calibri" w:hAnsi="Calibri"/>
-        </w:rPr>
-        <w:t xml:space="preserve"> </w:t>
-      </w:r>
-    </w:p>
-    <w:p>
-      <w:pPr>
-        <w:spacing w:before="0" w:after="0" w:line="75" w:lineRule="exact"/>
-      </w:pPr>
-      <w:r>
-        <w:rPr>
-          <w:sz w:val="3"/>
-          <w:szCs w:val="3"/>
-          <w:rFonts w:ascii="Calibri" w:cs="Calibri" w:eastAsia="Calibri" w:hAnsi="Calibri"/>
-        </w:rPr>
-        <w:t xml:space="preserve"> </w:t>
-      </w:r>
-    </w:p>
-    <w:p>
-      <w:pPr>
-        <w:widowControl w:val="false"/>
-        <w:pBdr>
-          <w:bottom w:val="single" w:color="5B6472" w:sz="10" w:space="2"/>
-        </w:pBdr>
-        <w:spacing w:before="105" w:after="105" w:line="360" w:lineRule="auto"/>
-      </w:pPr>
-      <w:r>
-        <w:rPr>
-          <w:sz w:val="27"/>
-          <w:szCs w:val="27"/>
-          <w:rFonts w:ascii="Calibri" w:cs="Calibri" w:eastAsia="Calibri" w:hAnsi="Calibri"/>
-        </w:rPr>
-        <w:t xml:space="preserve"> </w:t>
-      </w:r>
-    </w:p>
-    <w:p>
-      <w:pPr>
-        <w:spacing w:before="0" w:after="0" w:line="75" w:lineRule="exact"/>
-      </w:pPr>
-      <w:r>
-        <w:rPr>
-          <w:sz w:val="3"/>
-          <w:szCs w:val="3"/>
-          <w:rFonts w:ascii="Calibri" w:cs="Calibri" w:eastAsia="Calibri" w:hAnsi="Calibri"/>
-        </w:rPr>
-        <w:t xml:space="preserve"> </w:t>
-      </w:r>
-    </w:p>
-    <w:p>
-      <w:pPr>
-        <w:widowControl w:val="false"/>
-        <w:pBdr>
-          <w:bottom w:val="single" w:color="5B6472" w:sz="10" w:space="2"/>
-        </w:pBdr>
-        <w:spacing w:before="105" w:after="105" w:line="360" w:lineRule="auto"/>
-      </w:pPr>
-      <w:r>
-        <w:rPr>
-          <w:sz w:val="27"/>
-          <w:szCs w:val="27"/>
-          <w:rFonts w:ascii="Calibri" w:cs="Calibri" w:eastAsia="Calibri" w:hAnsi="Calibri"/>
-        </w:rPr>
-        <w:t xml:space="preserve"> </w:t>
-      </w:r>
-    </w:p>
-    <w:p>
-      <w:pPr>
-        <w:spacing w:before="0" w:after="0" w:line="75" w:lineRule="exact"/>
-      </w:pPr>
-      <w:r>
-        <w:rPr>
-          <w:sz w:val="3"/>
-          <w:szCs w:val="3"/>
-          <w:rFonts w:ascii="Calibri" w:cs="Calibri" w:eastAsia="Calibri" w:hAnsi="Calibri"/>
-        </w:rPr>
-        <w:t xml:space="preserve"> </w:t>
-      </w:r>
-    </w:p>
-    <w:p>
-      <w:pPr>
-        <w:widowControl w:val="false"/>
-        <w:pBdr>
-          <w:bottom w:val="single" w:color="5B6472" w:sz="10" w:space="2"/>
-        </w:pBdr>
-        <w:spacing w:before="105" w:after="105" w:line="360" w:lineRule="auto"/>
+        <w:spacing w:before="18" w:after="18" w:line="315" w:lineRule="auto"/>
       </w:pPr>
       <w:r>
         <w:rPr>
@@ -37309,7 +35279,7 @@
       </w:tblGrid>
       <w:tr>
         <w:trPr>
-          <w:trHeight w:val="1050" w:hRule="atLeast"/>
+          <w:trHeight w:val="750" w:hRule="atLeast"/>
         </w:trPr>
         <w:tc>
           <w:tcPr>
@@ -37464,7 +35434,7 @@
       <w:tr>
         <w:trPr>
           <w:cantSplit/>
-          <w:trHeight w:val="3400" w:hRule="atLeast"/>
+          <w:trHeight w:val="2700" w:hRule="atLeast"/>
         </w:trPr>
         <w:tc>
           <w:tcPr>
@@ -37543,7 +35513,7 @@
               <w:pBdr>
                 <w:bottom w:val="single" w:color="5B6472" w:sz="10" w:space="2"/>
               </w:pBdr>
-              <w:spacing w:before="105" w:after="105" w:line="360" w:lineRule="auto"/>
+              <w:spacing w:before="18" w:after="18" w:line="315" w:lineRule="auto"/>
             </w:pPr>
             <w:r>
               <w:rPr>
@@ -37573,7 +35543,7 @@
               <w:pBdr>
                 <w:bottom w:val="single" w:color="5B6472" w:sz="10" w:space="2"/>
               </w:pBdr>
-              <w:spacing w:before="105" w:after="105" w:line="360" w:lineRule="auto"/>
+              <w:spacing w:before="18" w:after="18" w:line="315" w:lineRule="auto"/>
             </w:pPr>
             <w:r>
               <w:rPr>
@@ -37603,7 +35573,7 @@
               <w:pBdr>
                 <w:bottom w:val="single" w:color="5B6472" w:sz="10" w:space="2"/>
               </w:pBdr>
-              <w:spacing w:before="105" w:after="105" w:line="360" w:lineRule="auto"/>
+              <w:spacing w:before="18" w:after="18" w:line="315" w:lineRule="auto"/>
             </w:pPr>
             <w:r>
               <w:rPr>
@@ -37633,7 +35603,7 @@
               <w:pBdr>
                 <w:bottom w:val="single" w:color="5B6472" w:sz="10" w:space="2"/>
               </w:pBdr>
-              <w:spacing w:before="105" w:after="105" w:line="360" w:lineRule="auto"/>
+              <w:spacing w:before="18" w:after="18" w:line="315" w:lineRule="auto"/>
             </w:pPr>
             <w:r>
               <w:rPr>
@@ -37663,7 +35633,7 @@
               <w:pBdr>
                 <w:bottom w:val="single" w:color="5B6472" w:sz="10" w:space="2"/>
               </w:pBdr>
-              <w:spacing w:before="105" w:after="105" w:line="360" w:lineRule="auto"/>
+              <w:spacing w:before="18" w:after="18" w:line="315" w:lineRule="auto"/>
             </w:pPr>
             <w:r>
               <w:rPr>
@@ -37693,67 +35663,7 @@
               <w:pBdr>
                 <w:bottom w:val="single" w:color="5B6472" w:sz="10" w:space="2"/>
               </w:pBdr>
-              <w:spacing w:before="105" w:after="105" w:line="360" w:lineRule="auto"/>
-            </w:pPr>
-            <w:r>
-              <w:rPr>
-                <w:sz w:val="27"/>
-                <w:szCs w:val="27"/>
-                <w:rFonts w:ascii="Calibri" w:cs="Calibri" w:eastAsia="Calibri" w:hAnsi="Calibri"/>
-              </w:rPr>
-              <w:t xml:space="preserve"> </w:t>
-            </w:r>
-          </w:p>
-          <w:p>
-            <w:pPr>
-              <w:spacing w:before="0" w:after="0" w:line="75" w:lineRule="exact"/>
-            </w:pPr>
-            <w:r>
-              <w:rPr>
-                <w:sz w:val="3"/>
-                <w:szCs w:val="3"/>
-                <w:rFonts w:ascii="Calibri" w:cs="Calibri" w:eastAsia="Calibri" w:hAnsi="Calibri"/>
-              </w:rPr>
-              <w:t xml:space="preserve"> </w:t>
-            </w:r>
-          </w:p>
-          <w:p>
-            <w:pPr>
-              <w:widowControl w:val="false"/>
-              <w:pBdr>
-                <w:bottom w:val="single" w:color="5B6472" w:sz="10" w:space="2"/>
-              </w:pBdr>
-              <w:spacing w:before="105" w:after="105" w:line="360" w:lineRule="auto"/>
-            </w:pPr>
-            <w:r>
-              <w:rPr>
-                <w:sz w:val="27"/>
-                <w:szCs w:val="27"/>
-                <w:rFonts w:ascii="Calibri" w:cs="Calibri" w:eastAsia="Calibri" w:hAnsi="Calibri"/>
-              </w:rPr>
-              <w:t xml:space="preserve"> </w:t>
-            </w:r>
-          </w:p>
-          <w:p>
-            <w:pPr>
-              <w:spacing w:before="0" w:after="0" w:line="75" w:lineRule="exact"/>
-            </w:pPr>
-            <w:r>
-              <w:rPr>
-                <w:sz w:val="3"/>
-                <w:szCs w:val="3"/>
-                <w:rFonts w:ascii="Calibri" w:cs="Calibri" w:eastAsia="Calibri" w:hAnsi="Calibri"/>
-              </w:rPr>
-              <w:t xml:space="preserve"> </w:t>
-            </w:r>
-          </w:p>
-          <w:p>
-            <w:pPr>
-              <w:widowControl w:val="false"/>
-              <w:pBdr>
-                <w:bottom w:val="single" w:color="5B6472" w:sz="10" w:space="2"/>
-              </w:pBdr>
-              <w:spacing w:before="105" w:after="105" w:line="360" w:lineRule="auto"/>
+              <w:spacing w:before="18" w:after="18" w:line="315" w:lineRule="auto"/>
             </w:pPr>
             <w:r>
               <w:rPr>
@@ -37918,7 +35828,7 @@
               <w:pBdr>
                 <w:bottom w:val="single" w:color="5B6472" w:sz="10" w:space="2"/>
               </w:pBdr>
-              <w:spacing w:before="105" w:after="105" w:line="360" w:lineRule="auto"/>
+              <w:spacing w:before="18" w:after="18" w:line="315" w:lineRule="auto"/>
             </w:pPr>
             <w:r>
               <w:rPr>
@@ -37948,7 +35858,7 @@
               <w:pBdr>
                 <w:bottom w:val="single" w:color="5B6472" w:sz="10" w:space="2"/>
               </w:pBdr>
-              <w:spacing w:before="105" w:after="105" w:line="360" w:lineRule="auto"/>
+              <w:spacing w:before="18" w:after="18" w:line="315" w:lineRule="auto"/>
             </w:pPr>
             <w:r>
               <w:rPr>
@@ -37978,7 +35888,7 @@
               <w:pBdr>
                 <w:bottom w:val="single" w:color="5B6472" w:sz="10" w:space="2"/>
               </w:pBdr>
-              <w:spacing w:before="105" w:after="105" w:line="360" w:lineRule="auto"/>
+              <w:spacing w:before="18" w:after="18" w:line="315" w:lineRule="auto"/>
             </w:pPr>
             <w:r>
               <w:rPr>
@@ -38008,7 +35918,7 @@
               <w:pBdr>
                 <w:bottom w:val="single" w:color="5B6472" w:sz="10" w:space="2"/>
               </w:pBdr>
-              <w:spacing w:before="105" w:after="105" w:line="360" w:lineRule="auto"/>
+              <w:spacing w:before="18" w:after="18" w:line="315" w:lineRule="auto"/>
             </w:pPr>
             <w:r>
               <w:rPr>
@@ -38365,7 +36275,7 @@
               <w:pBdr>
                 <w:bottom w:val="single" w:color="5B6472" w:sz="10" w:space="2"/>
               </w:pBdr>
-              <w:spacing w:before="105" w:after="105" w:line="360" w:lineRule="auto"/>
+              <w:spacing w:before="18" w:after="18" w:line="315" w:lineRule="auto"/>
             </w:pPr>
             <w:r>
               <w:rPr>
@@ -38395,7 +36305,7 @@
               <w:pBdr>
                 <w:bottom w:val="single" w:color="5B6472" w:sz="10" w:space="2"/>
               </w:pBdr>
-              <w:spacing w:before="105" w:after="105" w:line="360" w:lineRule="auto"/>
+              <w:spacing w:before="18" w:after="18" w:line="315" w:lineRule="auto"/>
             </w:pPr>
             <w:r>
               <w:rPr>
@@ -39173,7 +37083,7 @@
               <w:pBdr>
                 <w:bottom w:val="single" w:color="5B6472" w:sz="10" w:space="2"/>
               </w:pBdr>
-              <w:spacing w:before="105" w:after="105" w:line="360" w:lineRule="auto"/>
+              <w:spacing w:before="18" w:after="18" w:line="315" w:lineRule="auto"/>
             </w:pPr>
             <w:r>
               <w:rPr>
@@ -39203,7 +37113,7 @@
               <w:pBdr>
                 <w:bottom w:val="single" w:color="5B6472" w:sz="10" w:space="2"/>
               </w:pBdr>
-              <w:spacing w:before="105" w:after="105" w:line="360" w:lineRule="auto"/>
+              <w:spacing w:before="18" w:after="18" w:line="315" w:lineRule="auto"/>
             </w:pPr>
             <w:r>
               <w:rPr>
@@ -39275,7 +37185,7 @@
               <w:pBdr>
                 <w:bottom w:val="single" w:color="5B6472" w:sz="10" w:space="2"/>
               </w:pBdr>
-              <w:spacing w:before="105" w:after="105" w:line="360" w:lineRule="auto"/>
+              <w:spacing w:before="18" w:after="18" w:line="315" w:lineRule="auto"/>
             </w:pPr>
             <w:r>
               <w:rPr>
@@ -39305,7 +37215,7 @@
               <w:pBdr>
                 <w:bottom w:val="single" w:color="5B6472" w:sz="10" w:space="2"/>
               </w:pBdr>
-              <w:spacing w:before="105" w:after="105" w:line="360" w:lineRule="auto"/>
+              <w:spacing w:before="18" w:after="18" w:line="315" w:lineRule="auto"/>
             </w:pPr>
             <w:r>
               <w:rPr>
@@ -39377,7 +37287,7 @@
               <w:pBdr>
                 <w:bottom w:val="single" w:color="5B6472" w:sz="10" w:space="2"/>
               </w:pBdr>
-              <w:spacing w:before="105" w:after="105" w:line="360" w:lineRule="auto"/>
+              <w:spacing w:before="18" w:after="18" w:line="315" w:lineRule="auto"/>
             </w:pPr>
             <w:r>
               <w:rPr>
@@ -39407,7 +37317,7 @@
               <w:pBdr>
                 <w:bottom w:val="single" w:color="5B6472" w:sz="10" w:space="2"/>
               </w:pBdr>
-              <w:spacing w:before="105" w:after="105" w:line="360" w:lineRule="auto"/>
+              <w:spacing w:before="18" w:after="18" w:line="315" w:lineRule="auto"/>
             </w:pPr>
             <w:r>
               <w:rPr>
@@ -39479,7 +37389,7 @@
               <w:pBdr>
                 <w:bottom w:val="single" w:color="5B6472" w:sz="10" w:space="2"/>
               </w:pBdr>
-              <w:spacing w:before="105" w:after="105" w:line="360" w:lineRule="auto"/>
+              <w:spacing w:before="18" w:after="18" w:line="315" w:lineRule="auto"/>
             </w:pPr>
             <w:r>
               <w:rPr>
@@ -39509,7 +37419,7 @@
               <w:pBdr>
                 <w:bottom w:val="single" w:color="5B6472" w:sz="10" w:space="2"/>
               </w:pBdr>
-              <w:spacing w:before="105" w:after="105" w:line="360" w:lineRule="auto"/>
+              <w:spacing w:before="18" w:after="18" w:line="315" w:lineRule="auto"/>
             </w:pPr>
             <w:r>
               <w:rPr>
@@ -39600,7 +37510,7 @@
               <w:pBdr>
                 <w:bottom w:val="single" w:color="5B6472" w:sz="10" w:space="2"/>
               </w:pBdr>
-              <w:spacing w:before="105" w:after="105" w:line="360" w:lineRule="auto"/>
+              <w:spacing w:before="18" w:after="18" w:line="315" w:lineRule="auto"/>
             </w:pPr>
             <w:r>
               <w:rPr>
@@ -39630,7 +37540,7 @@
               <w:pBdr>
                 <w:bottom w:val="single" w:color="5B6472" w:sz="10" w:space="2"/>
               </w:pBdr>
-              <w:spacing w:before="105" w:after="105" w:line="360" w:lineRule="auto"/>
+              <w:spacing w:before="18" w:after="18" w:line="315" w:lineRule="auto"/>
             </w:pPr>
             <w:r>
               <w:rPr>
@@ -39660,7 +37570,7 @@
               <w:pBdr>
                 <w:bottom w:val="single" w:color="5B6472" w:sz="10" w:space="2"/>
               </w:pBdr>
-              <w:spacing w:before="105" w:after="105" w:line="360" w:lineRule="auto"/>
+              <w:spacing w:before="18" w:after="18" w:line="315" w:lineRule="auto"/>
             </w:pPr>
             <w:r>
               <w:rPr>
@@ -39869,7 +37779,7 @@
               <w:pBdr>
                 <w:bottom w:val="single" w:color="5B6472" w:sz="10" w:space="2"/>
               </w:pBdr>
-              <w:spacing w:before="105" w:after="105" w:line="360" w:lineRule="auto"/>
+              <w:spacing w:before="18" w:after="18" w:line="315" w:lineRule="auto"/>
             </w:pPr>
             <w:r>
               <w:rPr>
@@ -39899,7 +37809,7 @@
               <w:pBdr>
                 <w:bottom w:val="single" w:color="5B6472" w:sz="10" w:space="2"/>
               </w:pBdr>
-              <w:spacing w:before="105" w:after="105" w:line="360" w:lineRule="auto"/>
+              <w:spacing w:before="18" w:after="18" w:line="315" w:lineRule="auto"/>
             </w:pPr>
             <w:r>
               <w:rPr>
@@ -39971,7 +37881,7 @@
               <w:pBdr>
                 <w:bottom w:val="single" w:color="5B6472" w:sz="10" w:space="2"/>
               </w:pBdr>
-              <w:spacing w:before="105" w:after="105" w:line="360" w:lineRule="auto"/>
+              <w:spacing w:before="18" w:after="18" w:line="315" w:lineRule="auto"/>
             </w:pPr>
             <w:r>
               <w:rPr>
@@ -40001,7 +37911,7 @@
               <w:pBdr>
                 <w:bottom w:val="single" w:color="5B6472" w:sz="10" w:space="2"/>
               </w:pBdr>
-              <w:spacing w:before="105" w:after="105" w:line="360" w:lineRule="auto"/>
+              <w:spacing w:before="18" w:after="18" w:line="315" w:lineRule="auto"/>
             </w:pPr>
             <w:r>
               <w:rPr>
@@ -40073,7 +37983,7 @@
               <w:pBdr>
                 <w:bottom w:val="single" w:color="5B6472" w:sz="10" w:space="2"/>
               </w:pBdr>
-              <w:spacing w:before="105" w:after="105" w:line="360" w:lineRule="auto"/>
+              <w:spacing w:before="18" w:after="18" w:line="315" w:lineRule="auto"/>
             </w:pPr>
             <w:r>
               <w:rPr>
@@ -40103,7 +38013,7 @@
               <w:pBdr>
                 <w:bottom w:val="single" w:color="5B6472" w:sz="10" w:space="2"/>
               </w:pBdr>
-              <w:spacing w:before="105" w:after="105" w:line="360" w:lineRule="auto"/>
+              <w:spacing w:before="18" w:after="18" w:line="315" w:lineRule="auto"/>
             </w:pPr>
             <w:r>
               <w:rPr>
@@ -40199,7 +38109,7 @@
         <w:pBdr>
           <w:bottom w:val="single" w:color="5B6472" w:sz="10" w:space="2"/>
         </w:pBdr>
-        <w:spacing w:before="105" w:after="105" w:line="360" w:lineRule="auto"/>
+        <w:spacing w:before="18" w:after="18" w:line="315" w:lineRule="auto"/>
       </w:pPr>
       <w:r>
         <w:rPr>
@@ -40229,7 +38139,7 @@
         <w:pBdr>
           <w:bottom w:val="single" w:color="5B6472" w:sz="10" w:space="2"/>
         </w:pBdr>
-        <w:spacing w:before="105" w:after="105" w:line="360" w:lineRule="auto"/>
+        <w:spacing w:before="18" w:after="18" w:line="315" w:lineRule="auto"/>
       </w:pPr>
       <w:r>
         <w:rPr>
@@ -40259,7 +38169,7 @@
         <w:pBdr>
           <w:bottom w:val="single" w:color="5B6472" w:sz="10" w:space="2"/>
         </w:pBdr>
-        <w:spacing w:before="105" w:after="105" w:line="360" w:lineRule="auto"/>
+        <w:spacing w:before="18" w:after="18" w:line="315" w:lineRule="auto"/>
       </w:pPr>
       <w:r>
         <w:rPr>
@@ -40289,7 +38199,7 @@
         <w:pBdr>
           <w:bottom w:val="single" w:color="5B6472" w:sz="10" w:space="2"/>
         </w:pBdr>
-        <w:spacing w:before="105" w:after="105" w:line="360" w:lineRule="auto"/>
+        <w:spacing w:before="18" w:after="18" w:line="315" w:lineRule="auto"/>
       </w:pPr>
       <w:r>
         <w:rPr>
@@ -40319,7 +38229,7 @@
         <w:pBdr>
           <w:bottom w:val="single" w:color="5B6472" w:sz="10" w:space="2"/>
         </w:pBdr>
-        <w:spacing w:before="105" w:after="105" w:line="360" w:lineRule="auto"/>
+        <w:spacing w:before="18" w:after="18" w:line="315" w:lineRule="auto"/>
       </w:pPr>
       <w:r>
         <w:rPr>
@@ -40349,7 +38259,7 @@
         <w:pBdr>
           <w:bottom w:val="single" w:color="5B6472" w:sz="10" w:space="2"/>
         </w:pBdr>
-        <w:spacing w:before="105" w:after="105" w:line="360" w:lineRule="auto"/>
+        <w:spacing w:before="18" w:after="18" w:line="315" w:lineRule="auto"/>
       </w:pPr>
       <w:r>
         <w:rPr>
@@ -40532,7 +38442,7 @@
         <w:pBdr>
           <w:bottom w:val="single" w:color="5B6472" w:sz="10" w:space="2"/>
         </w:pBdr>
-        <w:spacing w:before="105" w:after="105" w:line="360" w:lineRule="auto"/>
+        <w:spacing w:before="18" w:after="18" w:line="315" w:lineRule="auto"/>
       </w:pPr>
       <w:r>
         <w:rPr>
@@ -40562,7 +38472,7 @@
         <w:pBdr>
           <w:bottom w:val="single" w:color="5B6472" w:sz="10" w:space="2"/>
         </w:pBdr>
-        <w:spacing w:before="105" w:after="105" w:line="360" w:lineRule="auto"/>
+        <w:spacing w:before="18" w:after="18" w:line="315" w:lineRule="auto"/>
       </w:pPr>
       <w:r>
         <w:rPr>
@@ -40592,7 +38502,7 @@
         <w:pBdr>
           <w:bottom w:val="single" w:color="5B6472" w:sz="10" w:space="2"/>
         </w:pBdr>
-        <w:spacing w:before="105" w:after="105" w:line="360" w:lineRule="auto"/>
+        <w:spacing w:before="18" w:after="18" w:line="315" w:lineRule="auto"/>
       </w:pPr>
       <w:r>
         <w:rPr>
@@ -40622,7 +38532,7 @@
         <w:pBdr>
           <w:bottom w:val="single" w:color="5B6472" w:sz="10" w:space="2"/>
         </w:pBdr>
-        <w:spacing w:before="105" w:after="105" w:line="360" w:lineRule="auto"/>
+        <w:spacing w:before="18" w:after="18" w:line="315" w:lineRule="auto"/>
       </w:pPr>
       <w:r>
         <w:rPr>
@@ -40652,7 +38562,7 @@
         <w:pBdr>
           <w:bottom w:val="single" w:color="5B6472" w:sz="10" w:space="2"/>
         </w:pBdr>
-        <w:spacing w:before="105" w:after="105" w:line="360" w:lineRule="auto"/>
+        <w:spacing w:before="18" w:after="18" w:line="315" w:lineRule="auto"/>
       </w:pPr>
       <w:r>
         <w:rPr>
@@ -40682,7 +38592,7 @@
         <w:pBdr>
           <w:bottom w:val="single" w:color="5B6472" w:sz="10" w:space="2"/>
         </w:pBdr>
-        <w:spacing w:before="105" w:after="105" w:line="360" w:lineRule="auto"/>
+        <w:spacing w:before="18" w:after="18" w:line="315" w:lineRule="auto"/>
       </w:pPr>
       <w:r>
         <w:rPr>
@@ -41221,7 +39131,7 @@
               <w:pBdr>
                 <w:bottom w:val="single" w:color="5B6472" w:sz="10" w:space="2"/>
               </w:pBdr>
-              <w:spacing w:before="105" w:after="105" w:line="360" w:lineRule="auto"/>
+              <w:spacing w:before="18" w:after="18" w:line="315" w:lineRule="auto"/>
             </w:pPr>
             <w:r>
               <w:rPr>
@@ -41251,7 +39161,7 @@
               <w:pBdr>
                 <w:bottom w:val="single" w:color="5B6472" w:sz="10" w:space="2"/>
               </w:pBdr>
-              <w:spacing w:before="105" w:after="105" w:line="360" w:lineRule="auto"/>
+              <w:spacing w:before="18" w:after="18" w:line="315" w:lineRule="auto"/>
             </w:pPr>
             <w:r>
               <w:rPr>
@@ -41285,7 +39195,7 @@
               <w:pBdr>
                 <w:bottom w:val="single" w:color="5B6472" w:sz="10" w:space="2"/>
               </w:pBdr>
-              <w:spacing w:before="105" w:after="105" w:line="360" w:lineRule="auto"/>
+              <w:spacing w:before="18" w:after="18" w:line="315" w:lineRule="auto"/>
             </w:pPr>
             <w:r>
               <w:rPr>
@@ -41315,7 +39225,7 @@
               <w:pBdr>
                 <w:bottom w:val="single" w:color="5B6472" w:sz="10" w:space="2"/>
               </w:pBdr>
-              <w:spacing w:before="105" w:after="105" w:line="360" w:lineRule="auto"/>
+              <w:spacing w:before="18" w:after="18" w:line="315" w:lineRule="auto"/>
             </w:pPr>
             <w:r>
               <w:rPr>
@@ -41349,7 +39259,7 @@
               <w:pBdr>
                 <w:bottom w:val="single" w:color="5B6472" w:sz="10" w:space="2"/>
               </w:pBdr>
-              <w:spacing w:before="105" w:after="105" w:line="360" w:lineRule="auto"/>
+              <w:spacing w:before="18" w:after="18" w:line="315" w:lineRule="auto"/>
             </w:pPr>
             <w:r>
               <w:rPr>
@@ -41379,7 +39289,7 @@
               <w:pBdr>
                 <w:bottom w:val="single" w:color="5B6472" w:sz="10" w:space="2"/>
               </w:pBdr>
-              <w:spacing w:before="105" w:after="105" w:line="360" w:lineRule="auto"/>
+              <w:spacing w:before="18" w:after="18" w:line="315" w:lineRule="auto"/>
             </w:pPr>
             <w:r>
               <w:rPr>
@@ -41415,7 +39325,7 @@
               <w:pBdr>
                 <w:bottom w:val="single" w:color="5B6472" w:sz="10" w:space="2"/>
               </w:pBdr>
-              <w:spacing w:before="105" w:after="105" w:line="360" w:lineRule="auto"/>
+              <w:spacing w:before="18" w:after="18" w:line="315" w:lineRule="auto"/>
             </w:pPr>
             <w:r>
               <w:rPr>
@@ -41445,7 +39355,7 @@
               <w:pBdr>
                 <w:bottom w:val="single" w:color="5B6472" w:sz="10" w:space="2"/>
               </w:pBdr>
-              <w:spacing w:before="105" w:after="105" w:line="360" w:lineRule="auto"/>
+              <w:spacing w:before="18" w:after="18" w:line="315" w:lineRule="auto"/>
             </w:pPr>
             <w:r>
               <w:rPr>
@@ -41479,7 +39389,7 @@
               <w:pBdr>
                 <w:bottom w:val="single" w:color="5B6472" w:sz="10" w:space="2"/>
               </w:pBdr>
-              <w:spacing w:before="105" w:after="105" w:line="360" w:lineRule="auto"/>
+              <w:spacing w:before="18" w:after="18" w:line="315" w:lineRule="auto"/>
             </w:pPr>
             <w:r>
               <w:rPr>
@@ -41509,7 +39419,7 @@
               <w:pBdr>
                 <w:bottom w:val="single" w:color="5B6472" w:sz="10" w:space="2"/>
               </w:pBdr>
-              <w:spacing w:before="105" w:after="105" w:line="360" w:lineRule="auto"/>
+              <w:spacing w:before="18" w:after="18" w:line="315" w:lineRule="auto"/>
             </w:pPr>
             <w:r>
               <w:rPr>
@@ -41543,7 +39453,7 @@
               <w:pBdr>
                 <w:bottom w:val="single" w:color="5B6472" w:sz="10" w:space="2"/>
               </w:pBdr>
-              <w:spacing w:before="105" w:after="105" w:line="360" w:lineRule="auto"/>
+              <w:spacing w:before="18" w:after="18" w:line="315" w:lineRule="auto"/>
             </w:pPr>
             <w:r>
               <w:rPr>
@@ -41573,201 +39483,7 @@
               <w:pBdr>
                 <w:bottom w:val="single" w:color="5B6472" w:sz="10" w:space="2"/>
               </w:pBdr>
-              <w:spacing w:before="105" w:after="105" w:line="360" w:lineRule="auto"/>
-            </w:pPr>
-            <w:r>
-              <w:rPr>
-                <w:sz w:val="27"/>
-                <w:szCs w:val="27"/>
-                <w:rFonts w:ascii="Calibri" w:cs="Calibri" w:eastAsia="Calibri" w:hAnsi="Calibri"/>
-              </w:rPr>
-              <w:t xml:space="preserve"> </w:t>
-            </w:r>
-          </w:p>
-        </w:tc>
-      </w:tr>
-      <w:tr>
-        <w:tc>
-          <w:tcPr>
-            <w:tcW w:type="dxa" w:w="3264"/>
-            <w:tcBorders>
-              <w:top w:val="single" w:color="D9D5C8" w:sz="4"/>
-              <w:left w:val="single" w:color="D9D5C8" w:sz="4"/>
-              <w:bottom w:val="single" w:color="D9D5C8" w:sz="4"/>
-              <w:right w:val="single" w:color="D9D5C8" w:sz="4"/>
-            </w:tcBorders>
-            <w:tcMar>
-              <w:top w:type="dxa" w:w="55"/>
-              <w:left w:type="dxa" w:w="110"/>
-              <w:bottom w:type="dxa" w:w="55"/>
-              <w:right w:type="dxa" w:w="110"/>
-            </w:tcMar>
-          </w:tcPr>
-          <w:p>
-            <w:pPr>
-              <w:widowControl w:val="false"/>
-              <w:pBdr>
-                <w:bottom w:val="single" w:color="5B6472" w:sz="10" w:space="2"/>
-              </w:pBdr>
-              <w:spacing w:before="105" w:after="105" w:line="360" w:lineRule="auto"/>
-            </w:pPr>
-            <w:r>
-              <w:rPr>
-                <w:sz w:val="27"/>
-                <w:szCs w:val="27"/>
-                <w:rFonts w:ascii="Calibri" w:cs="Calibri" w:eastAsia="Calibri" w:hAnsi="Calibri"/>
-              </w:rPr>
-              <w:t xml:space="preserve"> </w:t>
-            </w:r>
-          </w:p>
-          <w:p>
-            <w:pPr>
-              <w:spacing w:before="0" w:after="0" w:line="75" w:lineRule="exact"/>
-            </w:pPr>
-            <w:r>
-              <w:rPr>
-                <w:sz w:val="3"/>
-                <w:szCs w:val="3"/>
-                <w:rFonts w:ascii="Calibri" w:cs="Calibri" w:eastAsia="Calibri" w:hAnsi="Calibri"/>
-              </w:rPr>
-              <w:t xml:space="preserve"> </w:t>
-            </w:r>
-          </w:p>
-          <w:p>
-            <w:pPr>
-              <w:widowControl w:val="false"/>
-              <w:pBdr>
-                <w:bottom w:val="single" w:color="5B6472" w:sz="10" w:space="2"/>
-              </w:pBdr>
-              <w:spacing w:before="105" w:after="105" w:line="360" w:lineRule="auto"/>
-            </w:pPr>
-            <w:r>
-              <w:rPr>
-                <w:sz w:val="27"/>
-                <w:szCs w:val="27"/>
-                <w:rFonts w:ascii="Calibri" w:cs="Calibri" w:eastAsia="Calibri" w:hAnsi="Calibri"/>
-              </w:rPr>
-              <w:t xml:space="preserve"> </w:t>
-            </w:r>
-          </w:p>
-        </w:tc>
-        <w:tc>
-          <w:tcPr>
-            <w:tcW w:type="dxa" w:w="3264"/>
-            <w:tcBorders>
-              <w:top w:val="single" w:color="D9D5C8" w:sz="4"/>
-              <w:left w:val="single" w:color="D9D5C8" w:sz="4"/>
-              <w:bottom w:val="single" w:color="D9D5C8" w:sz="4"/>
-              <w:right w:val="single" w:color="D9D5C8" w:sz="4"/>
-            </w:tcBorders>
-            <w:tcMar>
-              <w:top w:type="dxa" w:w="55"/>
-              <w:left w:type="dxa" w:w="110"/>
-              <w:bottom w:type="dxa" w:w="55"/>
-              <w:right w:type="dxa" w:w="110"/>
-            </w:tcMar>
-          </w:tcPr>
-          <w:p>
-            <w:pPr>
-              <w:widowControl w:val="false"/>
-              <w:pBdr>
-                <w:bottom w:val="single" w:color="5B6472" w:sz="10" w:space="2"/>
-              </w:pBdr>
-              <w:spacing w:before="105" w:after="105" w:line="360" w:lineRule="auto"/>
-            </w:pPr>
-            <w:r>
-              <w:rPr>
-                <w:sz w:val="27"/>
-                <w:szCs w:val="27"/>
-                <w:rFonts w:ascii="Calibri" w:cs="Calibri" w:eastAsia="Calibri" w:hAnsi="Calibri"/>
-              </w:rPr>
-              <w:t xml:space="preserve"> </w:t>
-            </w:r>
-          </w:p>
-          <w:p>
-            <w:pPr>
-              <w:spacing w:before="0" w:after="0" w:line="75" w:lineRule="exact"/>
-            </w:pPr>
-            <w:r>
-              <w:rPr>
-                <w:sz w:val="3"/>
-                <w:szCs w:val="3"/>
-                <w:rFonts w:ascii="Calibri" w:cs="Calibri" w:eastAsia="Calibri" w:hAnsi="Calibri"/>
-              </w:rPr>
-              <w:t xml:space="preserve"> </w:t>
-            </w:r>
-          </w:p>
-          <w:p>
-            <w:pPr>
-              <w:widowControl w:val="false"/>
-              <w:pBdr>
-                <w:bottom w:val="single" w:color="5B6472" w:sz="10" w:space="2"/>
-              </w:pBdr>
-              <w:spacing w:before="105" w:after="105" w:line="360" w:lineRule="auto"/>
-            </w:pPr>
-            <w:r>
-              <w:rPr>
-                <w:sz w:val="27"/>
-                <w:szCs w:val="27"/>
-                <w:rFonts w:ascii="Calibri" w:cs="Calibri" w:eastAsia="Calibri" w:hAnsi="Calibri"/>
-              </w:rPr>
-              <w:t xml:space="preserve"> </w:t>
-            </w:r>
-          </w:p>
-        </w:tc>
-        <w:tc>
-          <w:tcPr>
-            <w:tcW w:type="dxa" w:w="3264"/>
-            <w:tcBorders>
-              <w:top w:val="single" w:color="D9D5C8" w:sz="4"/>
-              <w:left w:val="single" w:color="D9D5C8" w:sz="4"/>
-              <w:bottom w:val="single" w:color="D9D5C8" w:sz="4"/>
-              <w:right w:val="single" w:color="D9D5C8" w:sz="4"/>
-            </w:tcBorders>
-            <w:tcMar>
-              <w:top w:type="dxa" w:w="55"/>
-              <w:left w:type="dxa" w:w="110"/>
-              <w:bottom w:type="dxa" w:w="55"/>
-              <w:right w:type="dxa" w:w="110"/>
-            </w:tcMar>
-          </w:tcPr>
-          <w:p>
-            <w:pPr>
-              <w:widowControl w:val="false"/>
-              <w:pBdr>
-                <w:bottom w:val="single" w:color="5B6472" w:sz="10" w:space="2"/>
-              </w:pBdr>
-              <w:spacing w:before="105" w:after="105" w:line="360" w:lineRule="auto"/>
-            </w:pPr>
-            <w:r>
-              <w:rPr>
-                <w:sz w:val="27"/>
-                <w:szCs w:val="27"/>
-                <w:rFonts w:ascii="Calibri" w:cs="Calibri" w:eastAsia="Calibri" w:hAnsi="Calibri"/>
-              </w:rPr>
-              <w:t xml:space="preserve"> </w:t>
-            </w:r>
-          </w:p>
-          <w:p>
-            <w:pPr>
-              <w:spacing w:before="0" w:after="0" w:line="75" w:lineRule="exact"/>
-            </w:pPr>
-            <w:r>
-              <w:rPr>
-                <w:sz w:val="3"/>
-                <w:szCs w:val="3"/>
-                <w:rFonts w:ascii="Calibri" w:cs="Calibri" w:eastAsia="Calibri" w:hAnsi="Calibri"/>
-              </w:rPr>
-              <w:t xml:space="preserve"> </w:t>
-            </w:r>
-          </w:p>
-          <w:p>
-            <w:pPr>
-              <w:widowControl w:val="false"/>
-              <w:pBdr>
-                <w:bottom w:val="single" w:color="5B6472" w:sz="10" w:space="2"/>
-              </w:pBdr>
-              <w:spacing w:before="105" w:after="105" w:line="360" w:lineRule="auto"/>
+              <w:spacing w:before="18" w:after="18" w:line="315" w:lineRule="auto"/>
             </w:pPr>
             <w:r>
               <w:rPr>
@@ -42027,139 +39743,79 @@
               <w:pBdr>
                 <w:bottom w:val="single" w:color="5B6472" w:sz="10" w:space="2"/>
               </w:pBdr>
-              <w:spacing w:before="105" w:after="105" w:line="360" w:lineRule="auto"/>
-            </w:pPr>
-            <w:r>
-              <w:rPr>
-                <w:sz w:val="27"/>
-                <w:szCs w:val="27"/>
-                <w:rFonts w:ascii="Calibri" w:cs="Calibri" w:eastAsia="Calibri" w:hAnsi="Calibri"/>
-              </w:rPr>
-              <w:t xml:space="preserve"> </w:t>
-            </w:r>
-          </w:p>
-          <w:p>
-            <w:pPr>
-              <w:spacing w:before="0" w:after="0" w:line="75" w:lineRule="exact"/>
-            </w:pPr>
-            <w:r>
-              <w:rPr>
-                <w:sz w:val="3"/>
-                <w:szCs w:val="3"/>
-                <w:rFonts w:ascii="Calibri" w:cs="Calibri" w:eastAsia="Calibri" w:hAnsi="Calibri"/>
-              </w:rPr>
-              <w:t xml:space="preserve"> </w:t>
-            </w:r>
-          </w:p>
+              <w:spacing w:before="18" w:after="18" w:line="315" w:lineRule="auto"/>
+            </w:pPr>
+            <w:r>
+              <w:rPr>
+                <w:sz w:val="27"/>
+                <w:szCs w:val="27"/>
+                <w:rFonts w:ascii="Calibri" w:cs="Calibri" w:eastAsia="Calibri" w:hAnsi="Calibri"/>
+              </w:rPr>
+              <w:t xml:space="preserve"> </w:t>
+            </w:r>
+          </w:p>
+        </w:tc>
+      </w:tr>
+      <w:tr>
+        <w:tc>
+          <w:tcPr>
+            <w:tcW w:type="dxa" w:w="3857"/>
+            <w:tcBorders>
+              <w:top w:val="single" w:color="D9D5C8" w:sz="4"/>
+              <w:left w:val="single" w:color="D9D5C8" w:sz="4"/>
+              <w:bottom w:val="single" w:color="D9D5C8" w:sz="4"/>
+              <w:right w:val="single" w:color="D9D5C8" w:sz="4"/>
+            </w:tcBorders>
+            <w:tcMar>
+              <w:top w:type="dxa" w:w="55"/>
+              <w:left w:type="dxa" w:w="110"/>
+              <w:bottom w:type="dxa" w:w="55"/>
+              <w:right w:type="dxa" w:w="110"/>
+            </w:tcMar>
+          </w:tcPr>
+          <w:p>
+            <w:pPr>
+              <w:spacing w:after="0"/>
+            </w:pPr>
+            <w:r>
+              <w:rPr>
+                <w:b/>
+                <w:bCs/>
+                <w:i w:val="false"/>
+                <w:iCs w:val="false"/>
+                <w:color w:val="1A1A1A"/>
+                <w:sz w:val="30"/>
+                <w:szCs w:val="30"/>
+                <w:caps w:val="false"/>
+                <w:rFonts w:ascii="Calibri" w:cs="Calibri" w:eastAsia="Calibri" w:hAnsi="Calibri"/>
+              </w:rPr>
+              <w:t xml:space="preserve">One thing you learned EARLIER — how does it connect?</w:t>
+            </w:r>
+          </w:p>
+        </w:tc>
+        <w:tc>
+          <w:tcPr>
+            <w:tcW w:type="dxa" w:w="5935"/>
+            <w:tcBorders>
+              <w:top w:val="single" w:color="D9D5C8" w:sz="4"/>
+              <w:left w:val="single" w:color="D9D5C8" w:sz="4"/>
+              <w:bottom w:val="single" w:color="D9D5C8" w:sz="4"/>
+              <w:right w:val="single" w:color="D9D5C8" w:sz="4"/>
+            </w:tcBorders>
+            <w:tcMar>
+              <w:top w:type="dxa" w:w="55"/>
+              <w:left w:type="dxa" w:w="110"/>
+              <w:bottom w:type="dxa" w:w="55"/>
+              <w:right w:type="dxa" w:w="110"/>
+            </w:tcMar>
+          </w:tcPr>
           <w:p>
             <w:pPr>
               <w:widowControl w:val="false"/>
               <w:pBdr>
                 <w:bottom w:val="single" w:color="5B6472" w:sz="10" w:space="2"/>
               </w:pBdr>
-              <w:spacing w:before="105" w:after="105" w:line="360" w:lineRule="auto"/>
-            </w:pPr>
-            <w:r>
-              <w:rPr>
-                <w:sz w:val="27"/>
-                <w:szCs w:val="27"/>
-                <w:rFonts w:ascii="Calibri" w:cs="Calibri" w:eastAsia="Calibri" w:hAnsi="Calibri"/>
-              </w:rPr>
-              <w:t xml:space="preserve"> </w:t>
-            </w:r>
-          </w:p>
-        </w:tc>
-      </w:tr>
-      <w:tr>
-        <w:tc>
-          <w:tcPr>
-            <w:tcW w:type="dxa" w:w="3857"/>
-            <w:tcBorders>
-              <w:top w:val="single" w:color="D9D5C8" w:sz="4"/>
-              <w:left w:val="single" w:color="D9D5C8" w:sz="4"/>
-              <w:bottom w:val="single" w:color="D9D5C8" w:sz="4"/>
-              <w:right w:val="single" w:color="D9D5C8" w:sz="4"/>
-            </w:tcBorders>
-            <w:tcMar>
-              <w:top w:type="dxa" w:w="55"/>
-              <w:left w:type="dxa" w:w="110"/>
-              <w:bottom w:type="dxa" w:w="55"/>
-              <w:right w:type="dxa" w:w="110"/>
-            </w:tcMar>
-          </w:tcPr>
-          <w:p>
-            <w:pPr>
-              <w:spacing w:after="0"/>
-            </w:pPr>
-            <w:r>
-              <w:rPr>
-                <w:b/>
-                <w:bCs/>
-                <w:i w:val="false"/>
-                <w:iCs w:val="false"/>
-                <w:color w:val="1A1A1A"/>
-                <w:sz w:val="30"/>
-                <w:szCs w:val="30"/>
-                <w:caps w:val="false"/>
-                <w:rFonts w:ascii="Calibri" w:cs="Calibri" w:eastAsia="Calibri" w:hAnsi="Calibri"/>
-              </w:rPr>
-              <w:t xml:space="preserve">One thing you learned EARLIER — how does it connect?</w:t>
-            </w:r>
-          </w:p>
-        </w:tc>
-        <w:tc>
-          <w:tcPr>
-            <w:tcW w:type="dxa" w:w="5935"/>
-            <w:tcBorders>
-              <w:top w:val="single" w:color="D9D5C8" w:sz="4"/>
-              <w:left w:val="single" w:color="D9D5C8" w:sz="4"/>
-              <w:bottom w:val="single" w:color="D9D5C8" w:sz="4"/>
-              <w:right w:val="single" w:color="D9D5C8" w:sz="4"/>
-            </w:tcBorders>
-            <w:tcMar>
-              <w:top w:type="dxa" w:w="55"/>
-              <w:left w:type="dxa" w:w="110"/>
-              <w:bottom w:type="dxa" w:w="55"/>
-              <w:right w:type="dxa" w:w="110"/>
-            </w:tcMar>
-          </w:tcPr>
-          <w:p>
-            <w:pPr>
-              <w:widowControl w:val="false"/>
-              <w:pBdr>
-                <w:bottom w:val="single" w:color="5B6472" w:sz="10" w:space="2"/>
-              </w:pBdr>
-              <w:spacing w:before="105" w:after="105" w:line="360" w:lineRule="auto"/>
-            </w:pPr>
-            <w:r>
-              <w:rPr>
-                <w:sz w:val="27"/>
-                <w:szCs w:val="27"/>
-                <w:rFonts w:ascii="Calibri" w:cs="Calibri" w:eastAsia="Calibri" w:hAnsi="Calibri"/>
-              </w:rPr>
-              <w:t xml:space="preserve"> </w:t>
-            </w:r>
-          </w:p>
-          <w:p>
-            <w:pPr>
-              <w:spacing w:before="0" w:after="0" w:line="75" w:lineRule="exact"/>
-            </w:pPr>
-            <w:r>
-              <w:rPr>
-                <w:sz w:val="3"/>
-                <w:szCs w:val="3"/>
-                <w:rFonts w:ascii="Calibri" w:cs="Calibri" w:eastAsia="Calibri" w:hAnsi="Calibri"/>
-              </w:rPr>
-              <w:t xml:space="preserve"> </w:t>
-            </w:r>
-          </w:p>
-          <w:p>
-            <w:pPr>
-              <w:widowControl w:val="false"/>
-              <w:pBdr>
-                <w:bottom w:val="single" w:color="5B6472" w:sz="10" w:space="2"/>
-              </w:pBdr>
-              <w:spacing w:before="105" w:after="105" w:line="360" w:lineRule="auto"/>
+              <w:spacing w:before="18" w:after="18" w:line="315" w:lineRule="auto"/>
             </w:pPr>
             <w:r>
               <w:rPr>
@@ -42466,7 +40122,7 @@
               <w:pBdr>
                 <w:bottom w:val="single" w:color="5B6472" w:sz="10" w:space="2"/>
               </w:pBdr>
-              <w:spacing w:before="105" w:after="105" w:line="360" w:lineRule="auto"/>
+              <w:spacing w:before="18" w:after="18" w:line="315" w:lineRule="auto"/>
             </w:pPr>
             <w:r>
               <w:rPr>
@@ -42496,7 +40152,7 @@
               <w:pBdr>
                 <w:bottom w:val="single" w:color="5B6472" w:sz="10" w:space="2"/>
               </w:pBdr>
-              <w:spacing w:before="105" w:after="105" w:line="360" w:lineRule="auto"/>
+              <w:spacing w:before="18" w:after="18" w:line="315" w:lineRule="auto"/>
             </w:pPr>
             <w:r>
               <w:rPr>
@@ -42568,7 +40224,7 @@
               <w:pBdr>
                 <w:bottom w:val="single" w:color="5B6472" w:sz="10" w:space="2"/>
               </w:pBdr>
-              <w:spacing w:before="105" w:after="105" w:line="360" w:lineRule="auto"/>
+              <w:spacing w:before="18" w:after="18" w:line="315" w:lineRule="auto"/>
             </w:pPr>
             <w:r>
               <w:rPr>
@@ -42598,7 +40254,7 @@
               <w:pBdr>
                 <w:bottom w:val="single" w:color="5B6472" w:sz="10" w:space="2"/>
               </w:pBdr>
-              <w:spacing w:before="105" w:after="105" w:line="360" w:lineRule="auto"/>
+              <w:spacing w:before="18" w:after="18" w:line="315" w:lineRule="auto"/>
             </w:pPr>
             <w:r>
               <w:rPr>
@@ -42670,7 +40326,7 @@
               <w:pBdr>
                 <w:bottom w:val="single" w:color="5B6472" w:sz="10" w:space="2"/>
               </w:pBdr>
-              <w:spacing w:before="105" w:after="105" w:line="360" w:lineRule="auto"/>
+              <w:spacing w:before="18" w:after="18" w:line="315" w:lineRule="auto"/>
             </w:pPr>
             <w:r>
               <w:rPr>
@@ -42700,7 +40356,7 @@
               <w:pBdr>
                 <w:bottom w:val="single" w:color="5B6472" w:sz="10" w:space="2"/>
               </w:pBdr>
-              <w:spacing w:before="105" w:after="105" w:line="360" w:lineRule="auto"/>
+              <w:spacing w:before="18" w:after="18" w:line="315" w:lineRule="auto"/>
             </w:pPr>
             <w:r>
               <w:rPr>
@@ -42772,7 +40428,7 @@
               <w:pBdr>
                 <w:bottom w:val="single" w:color="5B6472" w:sz="10" w:space="2"/>
               </w:pBdr>
-              <w:spacing w:before="105" w:after="105" w:line="360" w:lineRule="auto"/>
+              <w:spacing w:before="18" w:after="18" w:line="315" w:lineRule="auto"/>
             </w:pPr>
             <w:r>
               <w:rPr>
@@ -42802,7 +40458,7 @@
               <w:pBdr>
                 <w:bottom w:val="single" w:color="5B6472" w:sz="10" w:space="2"/>
               </w:pBdr>
-              <w:spacing w:before="105" w:after="105" w:line="360" w:lineRule="auto"/>
+              <w:spacing w:before="18" w:after="18" w:line="315" w:lineRule="auto"/>
             </w:pPr>
             <w:r>
               <w:rPr>
@@ -42874,7 +40530,7 @@
               <w:pBdr>
                 <w:bottom w:val="single" w:color="5B6472" w:sz="10" w:space="2"/>
               </w:pBdr>
-              <w:spacing w:before="105" w:after="105" w:line="360" w:lineRule="auto"/>
+              <w:spacing w:before="18" w:after="18" w:line="315" w:lineRule="auto"/>
             </w:pPr>
             <w:r>
               <w:rPr>
@@ -42904,7 +40560,7 @@
               <w:pBdr>
                 <w:bottom w:val="single" w:color="5B6472" w:sz="10" w:space="2"/>
               </w:pBdr>
-              <w:spacing w:before="105" w:after="105" w:line="360" w:lineRule="auto"/>
+              <w:spacing w:before="18" w:after="18" w:line="315" w:lineRule="auto"/>
             </w:pPr>
             <w:r>
               <w:rPr>
@@ -43072,7 +40728,7 @@
         <w:pBdr>
           <w:bottom w:val="single" w:color="5B6472" w:sz="10" w:space="2"/>
         </w:pBdr>
-        <w:spacing w:before="105" w:after="105" w:line="360" w:lineRule="auto"/>
+        <w:spacing w:before="18" w:after="18" w:line="315" w:lineRule="auto"/>
       </w:pPr>
       <w:r>
         <w:rPr>
@@ -43102,7 +40758,7 @@
         <w:pBdr>
           <w:bottom w:val="single" w:color="5B6472" w:sz="10" w:space="2"/>
         </w:pBdr>
-        <w:spacing w:before="105" w:after="105" w:line="360" w:lineRule="auto"/>
+        <w:spacing w:before="18" w:after="18" w:line="315" w:lineRule="auto"/>
       </w:pPr>
       <w:r>
         <w:rPr>
@@ -43132,67 +40788,7 @@
         <w:pBdr>
           <w:bottom w:val="single" w:color="5B6472" w:sz="10" w:space="2"/>
         </w:pBdr>
-        <w:spacing w:before="105" w:after="105" w:line="360" w:lineRule="auto"/>
-      </w:pPr>
-      <w:r>
-        <w:rPr>
-          <w:sz w:val="27"/>
-          <w:szCs w:val="27"/>
-          <w:rFonts w:ascii="Calibri" w:cs="Calibri" w:eastAsia="Calibri" w:hAnsi="Calibri"/>
-        </w:rPr>
-        <w:t xml:space="preserve"> </w:t>
-      </w:r>
-    </w:p>
-    <w:p>
-      <w:pPr>
-        <w:spacing w:before="0" w:after="0" w:line="75" w:lineRule="exact"/>
-      </w:pPr>
-      <w:r>
-        <w:rPr>
-          <w:sz w:val="3"/>
-          <w:szCs w:val="3"/>
-          <w:rFonts w:ascii="Calibri" w:cs="Calibri" w:eastAsia="Calibri" w:hAnsi="Calibri"/>
-        </w:rPr>
-        <w:t xml:space="preserve"> </w:t>
-      </w:r>
-    </w:p>
-    <w:p>
-      <w:pPr>
-        <w:widowControl w:val="false"/>
-        <w:pBdr>
-          <w:bottom w:val="single" w:color="5B6472" w:sz="10" w:space="2"/>
-        </w:pBdr>
-        <w:spacing w:before="105" w:after="105" w:line="360" w:lineRule="auto"/>
-      </w:pPr>
-      <w:r>
-        <w:rPr>
-          <w:sz w:val="27"/>
-          <w:szCs w:val="27"/>
-          <w:rFonts w:ascii="Calibri" w:cs="Calibri" w:eastAsia="Calibri" w:hAnsi="Calibri"/>
-        </w:rPr>
-        <w:t xml:space="preserve"> </w:t>
-      </w:r>
-    </w:p>
-    <w:p>
-      <w:pPr>
-        <w:spacing w:before="0" w:after="0" w:line="75" w:lineRule="exact"/>
-      </w:pPr>
-      <w:r>
-        <w:rPr>
-          <w:sz w:val="3"/>
-          <w:szCs w:val="3"/>
-          <w:rFonts w:ascii="Calibri" w:cs="Calibri" w:eastAsia="Calibri" w:hAnsi="Calibri"/>
-        </w:rPr>
-        <w:t xml:space="preserve"> </w:t>
-      </w:r>
-    </w:p>
-    <w:p>
-      <w:pPr>
-        <w:widowControl w:val="false"/>
-        <w:pBdr>
-          <w:bottom w:val="single" w:color="5B6472" w:sz="10" w:space="2"/>
-        </w:pBdr>
-        <w:spacing w:before="105" w:after="105" w:line="360" w:lineRule="auto"/>
+        <w:spacing w:before="18" w:after="18" w:line="315" w:lineRule="auto"/>
       </w:pPr>
       <w:r>
         <w:rPr>
@@ -43964,7 +41560,7 @@
               <w:pBdr>
                 <w:bottom w:val="single" w:color="5B6472" w:sz="10" w:space="2"/>
               </w:pBdr>
-              <w:spacing w:before="105" w:after="105" w:line="360" w:lineRule="auto"/>
+              <w:spacing w:before="18" w:after="18" w:line="315" w:lineRule="auto"/>
             </w:pPr>
             <w:r>
               <w:rPr>
@@ -43994,7 +41590,7 @@
               <w:pBdr>
                 <w:bottom w:val="single" w:color="5B6472" w:sz="10" w:space="2"/>
               </w:pBdr>
-              <w:spacing w:before="105" w:after="105" w:line="360" w:lineRule="auto"/>
+              <w:spacing w:before="18" w:after="18" w:line="315" w:lineRule="auto"/>
             </w:pPr>
             <w:r>
               <w:rPr>
@@ -44024,7 +41620,7 @@
               <w:pBdr>
                 <w:bottom w:val="single" w:color="5B6472" w:sz="10" w:space="2"/>
               </w:pBdr>
-              <w:spacing w:before="105" w:after="105" w:line="360" w:lineRule="auto"/>
+              <w:spacing w:before="18" w:after="18" w:line="315" w:lineRule="auto"/>
             </w:pPr>
             <w:r>
               <w:rPr>
@@ -44058,7 +41654,7 @@
               <w:pBdr>
                 <w:bottom w:val="single" w:color="5B6472" w:sz="10" w:space="2"/>
               </w:pBdr>
-              <w:spacing w:before="105" w:after="105" w:line="360" w:lineRule="auto"/>
+              <w:spacing w:before="18" w:after="18" w:line="315" w:lineRule="auto"/>
             </w:pPr>
             <w:r>
               <w:rPr>
@@ -44088,7 +41684,7 @@
               <w:pBdr>
                 <w:bottom w:val="single" w:color="5B6472" w:sz="10" w:space="2"/>
               </w:pBdr>
-              <w:spacing w:before="105" w:after="105" w:line="360" w:lineRule="auto"/>
+              <w:spacing w:before="18" w:after="18" w:line="315" w:lineRule="auto"/>
             </w:pPr>
             <w:r>
               <w:rPr>
@@ -44118,7 +41714,7 @@
               <w:pBdr>
                 <w:bottom w:val="single" w:color="5B6472" w:sz="10" w:space="2"/>
               </w:pBdr>
-              <w:spacing w:before="105" w:after="105" w:line="360" w:lineRule="auto"/>
+              <w:spacing w:before="18" w:after="18" w:line="315" w:lineRule="auto"/>
             </w:pPr>
             <w:r>
               <w:rPr>
@@ -44154,7 +41750,7 @@
               <w:pBdr>
                 <w:bottom w:val="single" w:color="5B6472" w:sz="10" w:space="2"/>
               </w:pBdr>
-              <w:spacing w:before="105" w:after="105" w:line="360" w:lineRule="auto"/>
+              <w:spacing w:before="18" w:after="18" w:line="315" w:lineRule="auto"/>
             </w:pPr>
             <w:r>
               <w:rPr>
@@ -44184,7 +41780,7 @@
               <w:pBdr>
                 <w:bottom w:val="single" w:color="5B6472" w:sz="10" w:space="2"/>
               </w:pBdr>
-              <w:spacing w:before="105" w:after="105" w:line="360" w:lineRule="auto"/>
+              <w:spacing w:before="18" w:after="18" w:line="315" w:lineRule="auto"/>
             </w:pPr>
             <w:r>
               <w:rPr>
@@ -44214,7 +41810,7 @@
               <w:pBdr>
                 <w:bottom w:val="single" w:color="5B6472" w:sz="10" w:space="2"/>
               </w:pBdr>
-              <w:spacing w:before="105" w:after="105" w:line="360" w:lineRule="auto"/>
+              <w:spacing w:before="18" w:after="18" w:line="315" w:lineRule="auto"/>
             </w:pPr>
             <w:r>
               <w:rPr>
@@ -44248,7 +41844,7 @@
               <w:pBdr>
                 <w:bottom w:val="single" w:color="5B6472" w:sz="10" w:space="2"/>
               </w:pBdr>
-              <w:spacing w:before="105" w:after="105" w:line="360" w:lineRule="auto"/>
+              <w:spacing w:before="18" w:after="18" w:line="315" w:lineRule="auto"/>
             </w:pPr>
             <w:r>
               <w:rPr>
@@ -44278,7 +41874,7 @@
               <w:pBdr>
                 <w:bottom w:val="single" w:color="5B6472" w:sz="10" w:space="2"/>
               </w:pBdr>
-              <w:spacing w:before="105" w:after="105" w:line="360" w:lineRule="auto"/>
+              <w:spacing w:before="18" w:after="18" w:line="315" w:lineRule="auto"/>
             </w:pPr>
             <w:r>
               <w:rPr>
@@ -44308,7 +41904,7 @@
               <w:pBdr>
                 <w:bottom w:val="single" w:color="5B6472" w:sz="10" w:space="2"/>
               </w:pBdr>
-              <w:spacing w:before="105" w:after="105" w:line="360" w:lineRule="auto"/>
+              <w:spacing w:before="18" w:after="18" w:line="315" w:lineRule="auto"/>
             </w:pPr>
             <w:r>
               <w:rPr>
@@ -44586,7 +42182,7 @@
               <w:pBdr>
                 <w:bottom w:val="single" w:color="5B6472" w:sz="10" w:space="2"/>
               </w:pBdr>
-              <w:spacing w:before="105" w:after="105" w:line="360" w:lineRule="auto"/>
+              <w:spacing w:before="18" w:after="18" w:line="315" w:lineRule="auto"/>
             </w:pPr>
             <w:r>
               <w:rPr>
@@ -44658,7 +42254,7 @@
               <w:pBdr>
                 <w:bottom w:val="single" w:color="5B6472" w:sz="10" w:space="2"/>
               </w:pBdr>
-              <w:spacing w:before="105" w:after="105" w:line="360" w:lineRule="auto"/>
+              <w:spacing w:before="18" w:after="18" w:line="315" w:lineRule="auto"/>
             </w:pPr>
             <w:r>
               <w:rPr>
@@ -44730,7 +42326,7 @@
               <w:pBdr>
                 <w:bottom w:val="single" w:color="5B6472" w:sz="10" w:space="2"/>
               </w:pBdr>
-              <w:spacing w:before="105" w:after="105" w:line="360" w:lineRule="auto"/>
+              <w:spacing w:before="18" w:after="18" w:line="315" w:lineRule="auto"/>
             </w:pPr>
             <w:r>
               <w:rPr>
@@ -44972,7 +42568,7 @@
               <w:pBdr>
                 <w:bottom w:val="single" w:color="5B6472" w:sz="10" w:space="2"/>
               </w:pBdr>
-              <w:spacing w:before="105" w:after="105" w:line="360" w:lineRule="auto"/>
+              <w:spacing w:before="18" w:after="18" w:line="315" w:lineRule="auto"/>
             </w:pPr>
             <w:r>
               <w:rPr>
@@ -45002,7 +42598,7 @@
               <w:pBdr>
                 <w:bottom w:val="single" w:color="5B6472" w:sz="10" w:space="2"/>
               </w:pBdr>
-              <w:spacing w:before="105" w:after="105" w:line="360" w:lineRule="auto"/>
+              <w:spacing w:before="18" w:after="18" w:line="315" w:lineRule="auto"/>
             </w:pPr>
             <w:r>
               <w:rPr>
@@ -45032,7 +42628,7 @@
               <w:pBdr>
                 <w:bottom w:val="single" w:color="5B6472" w:sz="10" w:space="2"/>
               </w:pBdr>
-              <w:spacing w:before="105" w:after="105" w:line="360" w:lineRule="auto"/>
+              <w:spacing w:before="18" w:after="18" w:line="315" w:lineRule="auto"/>
             </w:pPr>
             <w:r>
               <w:rPr>
@@ -45104,7 +42700,7 @@
               <w:pBdr>
                 <w:bottom w:val="single" w:color="5B6472" w:sz="10" w:space="2"/>
               </w:pBdr>
-              <w:spacing w:before="105" w:after="105" w:line="360" w:lineRule="auto"/>
+              <w:spacing w:before="18" w:after="18" w:line="315" w:lineRule="auto"/>
             </w:pPr>
             <w:r>
               <w:rPr>
@@ -45134,7 +42730,7 @@
               <w:pBdr>
                 <w:bottom w:val="single" w:color="5B6472" w:sz="10" w:space="2"/>
               </w:pBdr>
-              <w:spacing w:before="105" w:after="105" w:line="360" w:lineRule="auto"/>
+              <w:spacing w:before="18" w:after="18" w:line="315" w:lineRule="auto"/>
             </w:pPr>
             <w:r>
               <w:rPr>
@@ -45164,7 +42760,7 @@
               <w:pBdr>
                 <w:bottom w:val="single" w:color="5B6472" w:sz="10" w:space="2"/>
               </w:pBdr>
-              <w:spacing w:before="105" w:after="105" w:line="360" w:lineRule="auto"/>
+              <w:spacing w:before="18" w:after="18" w:line="315" w:lineRule="auto"/>
             </w:pPr>
             <w:r>
               <w:rPr>
@@ -45194,7 +42790,7 @@
               <w:pBdr>
                 <w:bottom w:val="single" w:color="5B6472" w:sz="10" w:space="2"/>
               </w:pBdr>
-              <w:spacing w:before="105" w:after="105" w:line="360" w:lineRule="auto"/>
+              <w:spacing w:before="18" w:after="18" w:line="315" w:lineRule="auto"/>
             </w:pPr>
             <w:r>
               <w:rPr>
@@ -45224,7 +42820,7 @@
               <w:pBdr>
                 <w:bottom w:val="single" w:color="5B6472" w:sz="10" w:space="2"/>
               </w:pBdr>
-              <w:spacing w:before="105" w:after="105" w:line="360" w:lineRule="auto"/>
+              <w:spacing w:before="18" w:after="18" w:line="315" w:lineRule="auto"/>
             </w:pPr>
             <w:r>
               <w:rPr>
@@ -45296,7 +42892,7 @@
               <w:pBdr>
                 <w:bottom w:val="single" w:color="5B6472" w:sz="10" w:space="2"/>
               </w:pBdr>
-              <w:spacing w:before="105" w:after="105" w:line="360" w:lineRule="auto"/>
+              <w:spacing w:before="18" w:after="18" w:line="315" w:lineRule="auto"/>
             </w:pPr>
             <w:r>
               <w:rPr>
@@ -45326,7 +42922,7 @@
               <w:pBdr>
                 <w:bottom w:val="single" w:color="5B6472" w:sz="10" w:space="2"/>
               </w:pBdr>
-              <w:spacing w:before="105" w:after="105" w:line="360" w:lineRule="auto"/>
+              <w:spacing w:before="18" w:after="18" w:line="315" w:lineRule="auto"/>
             </w:pPr>
             <w:r>
               <w:rPr>
@@ -45356,7 +42952,7 @@
               <w:pBdr>
                 <w:bottom w:val="single" w:color="5B6472" w:sz="10" w:space="2"/>
               </w:pBdr>
-              <w:spacing w:before="105" w:after="105" w:line="360" w:lineRule="auto"/>
+              <w:spacing w:before="18" w:after="18" w:line="315" w:lineRule="auto"/>
             </w:pPr>
             <w:r>
               <w:rPr>
@@ -45386,7 +42982,7 @@
               <w:pBdr>
                 <w:bottom w:val="single" w:color="5B6472" w:sz="10" w:space="2"/>
               </w:pBdr>
-              <w:spacing w:before="105" w:after="105" w:line="360" w:lineRule="auto"/>
+              <w:spacing w:before="18" w:after="18" w:line="315" w:lineRule="auto"/>
             </w:pPr>
             <w:r>
               <w:rPr>
@@ -46233,7 +43829,7 @@
               <w:pBdr>
                 <w:bottom w:val="single" w:color="5B6472" w:sz="10" w:space="2"/>
               </w:pBdr>
-              <w:spacing w:before="105" w:after="105" w:line="360" w:lineRule="auto"/>
+              <w:spacing w:before="18" w:after="18" w:line="315" w:lineRule="auto"/>
             </w:pPr>
             <w:r>
               <w:rPr>
@@ -46263,7 +43859,7 @@
               <w:pBdr>
                 <w:bottom w:val="single" w:color="5B6472" w:sz="10" w:space="2"/>
               </w:pBdr>
-              <w:spacing w:before="105" w:after="105" w:line="360" w:lineRule="auto"/>
+              <w:spacing w:before="18" w:after="18" w:line="315" w:lineRule="auto"/>
             </w:pPr>
             <w:r>
               <w:rPr>
@@ -46335,7 +43931,7 @@
               <w:pBdr>
                 <w:bottom w:val="single" w:color="5B6472" w:sz="10" w:space="2"/>
               </w:pBdr>
-              <w:spacing w:before="105" w:after="105" w:line="360" w:lineRule="auto"/>
+              <w:spacing w:before="18" w:after="18" w:line="315" w:lineRule="auto"/>
             </w:pPr>
             <w:r>
               <w:rPr>
@@ -46365,7 +43961,7 @@
               <w:pBdr>
                 <w:bottom w:val="single" w:color="5B6472" w:sz="10" w:space="2"/>
               </w:pBdr>
-              <w:spacing w:before="105" w:after="105" w:line="360" w:lineRule="auto"/>
+              <w:spacing w:before="18" w:after="18" w:line="315" w:lineRule="auto"/>
             </w:pPr>
             <w:r>
               <w:rPr>
@@ -46437,7 +44033,7 @@
               <w:pBdr>
                 <w:bottom w:val="single" w:color="5B6472" w:sz="10" w:space="2"/>
               </w:pBdr>
-              <w:spacing w:before="105" w:after="105" w:line="360" w:lineRule="auto"/>
+              <w:spacing w:before="18" w:after="18" w:line="315" w:lineRule="auto"/>
             </w:pPr>
             <w:r>
               <w:rPr>
@@ -46467,7 +44063,7 @@
               <w:pBdr>
                 <w:bottom w:val="single" w:color="5B6472" w:sz="10" w:space="2"/>
               </w:pBdr>
-              <w:spacing w:before="105" w:after="105" w:line="360" w:lineRule="auto"/>
+              <w:spacing w:before="18" w:after="18" w:line="315" w:lineRule="auto"/>
             </w:pPr>
             <w:r>
               <w:rPr>
@@ -46539,7 +44135,7 @@
               <w:pBdr>
                 <w:bottom w:val="single" w:color="5B6472" w:sz="10" w:space="2"/>
               </w:pBdr>
-              <w:spacing w:before="105" w:after="105" w:line="360" w:lineRule="auto"/>
+              <w:spacing w:before="18" w:after="18" w:line="315" w:lineRule="auto"/>
             </w:pPr>
             <w:r>
               <w:rPr>
@@ -46569,7 +44165,7 @@
               <w:pBdr>
                 <w:bottom w:val="single" w:color="5B6472" w:sz="10" w:space="2"/>
               </w:pBdr>
-              <w:spacing w:before="105" w:after="105" w:line="360" w:lineRule="auto"/>
+              <w:spacing w:before="18" w:after="18" w:line="315" w:lineRule="auto"/>
             </w:pPr>
             <w:r>
               <w:rPr>
@@ -46815,7 +44411,7 @@
               <w:pBdr>
                 <w:bottom w:val="single" w:color="5B6472" w:sz="10" w:space="2"/>
               </w:pBdr>
-              <w:spacing w:before="105" w:after="105" w:line="360" w:lineRule="auto"/>
+              <w:spacing w:before="18" w:after="18" w:line="315" w:lineRule="auto"/>
             </w:pPr>
             <w:r>
               <w:rPr>
@@ -46845,7 +44441,7 @@
               <w:pBdr>
                 <w:bottom w:val="single" w:color="5B6472" w:sz="10" w:space="2"/>
               </w:pBdr>
-              <w:spacing w:before="105" w:after="105" w:line="360" w:lineRule="auto"/>
+              <w:spacing w:before="18" w:after="18" w:line="315" w:lineRule="auto"/>
             </w:pPr>
             <w:r>
               <w:rPr>
@@ -46879,7 +44475,7 @@
               <w:pBdr>
                 <w:bottom w:val="single" w:color="5B6472" w:sz="10" w:space="2"/>
               </w:pBdr>
-              <w:spacing w:before="105" w:after="105" w:line="360" w:lineRule="auto"/>
+              <w:spacing w:before="18" w:after="18" w:line="315" w:lineRule="auto"/>
             </w:pPr>
             <w:r>
               <w:rPr>
@@ -46909,7 +44505,7 @@
               <w:pBdr>
                 <w:bottom w:val="single" w:color="5B6472" w:sz="10" w:space="2"/>
               </w:pBdr>
-              <w:spacing w:before="105" w:after="105" w:line="360" w:lineRule="auto"/>
+              <w:spacing w:before="18" w:after="18" w:line="315" w:lineRule="auto"/>
             </w:pPr>
             <w:r>
               <w:rPr>
@@ -46981,7 +44577,7 @@
               <w:pBdr>
                 <w:bottom w:val="single" w:color="5B6472" w:sz="10" w:space="2"/>
               </w:pBdr>
-              <w:spacing w:before="105" w:after="105" w:line="360" w:lineRule="auto"/>
+              <w:spacing w:before="18" w:after="18" w:line="315" w:lineRule="auto"/>
             </w:pPr>
             <w:r>
               <w:rPr>
@@ -47011,7 +44607,7 @@
               <w:pBdr>
                 <w:bottom w:val="single" w:color="5B6472" w:sz="10" w:space="2"/>
               </w:pBdr>
-              <w:spacing w:before="105" w:after="105" w:line="360" w:lineRule="auto"/>
+              <w:spacing w:before="18" w:after="18" w:line="315" w:lineRule="auto"/>
             </w:pPr>
             <w:r>
               <w:rPr>
@@ -47045,7 +44641,7 @@
               <w:pBdr>
                 <w:bottom w:val="single" w:color="5B6472" w:sz="10" w:space="2"/>
               </w:pBdr>
-              <w:spacing w:before="105" w:after="105" w:line="360" w:lineRule="auto"/>
+              <w:spacing w:before="18" w:after="18" w:line="315" w:lineRule="auto"/>
             </w:pPr>
             <w:r>
               <w:rPr>
@@ -47075,7 +44671,7 @@
               <w:pBdr>
                 <w:bottom w:val="single" w:color="5B6472" w:sz="10" w:space="2"/>
               </w:pBdr>
-              <w:spacing w:before="105" w:after="105" w:line="360" w:lineRule="auto"/>
+              <w:spacing w:before="18" w:after="18" w:line="315" w:lineRule="auto"/>
             </w:pPr>
             <w:r>
               <w:rPr>
@@ -47147,7 +44743,7 @@
               <w:pBdr>
                 <w:bottom w:val="single" w:color="5B6472" w:sz="10" w:space="2"/>
               </w:pBdr>
-              <w:spacing w:before="105" w:after="105" w:line="360" w:lineRule="auto"/>
+              <w:spacing w:before="18" w:after="18" w:line="315" w:lineRule="auto"/>
             </w:pPr>
             <w:r>
               <w:rPr>
@@ -47177,7 +44773,7 @@
               <w:pBdr>
                 <w:bottom w:val="single" w:color="5B6472" w:sz="10" w:space="2"/>
               </w:pBdr>
-              <w:spacing w:before="105" w:after="105" w:line="360" w:lineRule="auto"/>
+              <w:spacing w:before="18" w:after="18" w:line="315" w:lineRule="auto"/>
             </w:pPr>
             <w:r>
               <w:rPr>
@@ -47211,7 +44807,7 @@
               <w:pBdr>
                 <w:bottom w:val="single" w:color="5B6472" w:sz="10" w:space="2"/>
               </w:pBdr>
-              <w:spacing w:before="105" w:after="105" w:line="360" w:lineRule="auto"/>
+              <w:spacing w:before="18" w:after="18" w:line="315" w:lineRule="auto"/>
             </w:pPr>
             <w:r>
               <w:rPr>
@@ -47241,7 +44837,7 @@
               <w:pBdr>
                 <w:bottom w:val="single" w:color="5B6472" w:sz="10" w:space="2"/>
               </w:pBdr>
-              <w:spacing w:before="105" w:after="105" w:line="360" w:lineRule="auto"/>
+              <w:spacing w:before="18" w:after="18" w:line="315" w:lineRule="auto"/>
             </w:pPr>
             <w:r>
               <w:rPr>
@@ -48946,7 +46542,7 @@
               <w:pBdr>
                 <w:bottom w:val="single" w:color="5B6472" w:sz="10" w:space="2"/>
               </w:pBdr>
-              <w:spacing w:before="105" w:after="105" w:line="360" w:lineRule="auto"/>
+              <w:spacing w:before="18" w:after="18" w:line="315" w:lineRule="auto"/>
             </w:pPr>
             <w:r>
               <w:rPr>
@@ -48976,7 +46572,7 @@
               <w:pBdr>
                 <w:bottom w:val="single" w:color="5B6472" w:sz="10" w:space="2"/>
               </w:pBdr>
-              <w:spacing w:before="105" w:after="105" w:line="360" w:lineRule="auto"/>
+              <w:spacing w:before="18" w:after="18" w:line="315" w:lineRule="auto"/>
             </w:pPr>
             <w:r>
               <w:rPr>
@@ -49048,7 +46644,7 @@
               <w:pBdr>
                 <w:bottom w:val="single" w:color="5B6472" w:sz="10" w:space="2"/>
               </w:pBdr>
-              <w:spacing w:before="105" w:after="105" w:line="360" w:lineRule="auto"/>
+              <w:spacing w:before="18" w:after="18" w:line="315" w:lineRule="auto"/>
             </w:pPr>
             <w:r>
               <w:rPr>
@@ -49078,7 +46674,7 @@
               <w:pBdr>
                 <w:bottom w:val="single" w:color="5B6472" w:sz="10" w:space="2"/>
               </w:pBdr>
-              <w:spacing w:before="105" w:after="105" w:line="360" w:lineRule="auto"/>
+              <w:spacing w:before="18" w:after="18" w:line="315" w:lineRule="auto"/>
             </w:pPr>
             <w:r>
               <w:rPr>
@@ -49150,7 +46746,7 @@
               <w:pBdr>
                 <w:bottom w:val="single" w:color="5B6472" w:sz="10" w:space="2"/>
               </w:pBdr>
-              <w:spacing w:before="105" w:after="105" w:line="360" w:lineRule="auto"/>
+              <w:spacing w:before="18" w:after="18" w:line="315" w:lineRule="auto"/>
             </w:pPr>
             <w:r>
               <w:rPr>
@@ -49180,7 +46776,7 @@
               <w:pBdr>
                 <w:bottom w:val="single" w:color="5B6472" w:sz="10" w:space="2"/>
               </w:pBdr>
-              <w:spacing w:before="105" w:after="105" w:line="360" w:lineRule="auto"/>
+              <w:spacing w:before="18" w:after="18" w:line="315" w:lineRule="auto"/>
             </w:pPr>
             <w:r>
               <w:rPr>
@@ -49252,7 +46848,7 @@
               <w:pBdr>
                 <w:bottom w:val="single" w:color="5B6472" w:sz="10" w:space="2"/>
               </w:pBdr>
-              <w:spacing w:before="105" w:after="105" w:line="360" w:lineRule="auto"/>
+              <w:spacing w:before="18" w:after="18" w:line="315" w:lineRule="auto"/>
             </w:pPr>
             <w:r>
               <w:rPr>
@@ -49282,7 +46878,7 @@
               <w:pBdr>
                 <w:bottom w:val="single" w:color="5B6472" w:sz="10" w:space="2"/>
               </w:pBdr>
-              <w:spacing w:before="105" w:after="105" w:line="360" w:lineRule="auto"/>
+              <w:spacing w:before="18" w:after="18" w:line="315" w:lineRule="auto"/>
             </w:pPr>
             <w:r>
               <w:rPr>

--- a/courses/foundations-constitutional-government/BUILD/unit7/deliverables/Unit7_Student_Workbook_CourseStandard_LargePrint.docx
+++ b/courses/foundations-constitutional-government/BUILD/unit7/deliverables/Unit7_Student_Workbook_CourseStandard_LargePrint.docx
@@ -9318,7 +9318,7 @@
       </w:tblGrid>
       <w:tr>
         <w:trPr>
-          <w:trHeight w:val="1450" w:hRule="atLeast"/>
+          <w:trHeight w:val="2050" w:hRule="atLeast"/>
         </w:trPr>
         <w:tc>
           <w:tcPr>
@@ -14020,6 +14020,187 @@
         </w:tblBorders>
       </w:tblPr>
       <w:tblGrid>
+        <w:gridCol w:w="9792"/>
+      </w:tblGrid>
+      <w:tr>
+        <w:tc>
+          <w:tcPr>
+            <w:tcW w:type="dxa" w:w="9792"/>
+            <w:tcBorders>
+              <w:top w:val="single" w:color="D9D5C8" w:sz="4"/>
+              <w:left w:val="single" w:color="D9D5C8" w:sz="4"/>
+              <w:bottom w:val="single" w:color="D9D5C8" w:sz="4"/>
+              <w:right w:val="single" w:color="D9D5C8" w:sz="4"/>
+            </w:tcBorders>
+            <w:shd w:fill="F7F5EF" w:color="auto" w:val="clear"/>
+            <w:tcMar>
+              <w:top w:type="dxa" w:w="55"/>
+              <w:left w:type="dxa" w:w="110"/>
+              <w:bottom w:type="dxa" w:w="55"/>
+              <w:right w:type="dxa" w:w="110"/>
+            </w:tcMar>
+          </w:tcPr>
+          <w:p>
+            <w:pPr>
+              <w:spacing w:after="60"/>
+            </w:pPr>
+            <w:r>
+              <w:rPr>
+                <w:b/>
+                <w:bCs/>
+                <w:i w:val="false"/>
+                <w:iCs w:val="false"/>
+                <w:color w:val="1B2A4A"/>
+                <w:sz w:val="32"/>
+                <w:szCs w:val="32"/>
+                <w:caps w:val="false"/>
+                <w:rFonts w:ascii="Calibri" w:cs="Calibri" w:eastAsia="Calibri" w:hAnsi="Calibri"/>
+              </w:rPr>
+              <w:t xml:space="preserve">FIRST LOOK — before you analyze</w:t>
+            </w:r>
+          </w:p>
+          <w:p>
+            <w:pPr>
+              <w:spacing w:after="40"/>
+            </w:pPr>
+            <w:r>
+              <w:rPr>
+                <w:b w:val="false"/>
+                <w:bCs w:val="false"/>
+                <w:i w:val="false"/>
+                <w:iCs w:val="false"/>
+                <w:color w:val="1A1A1A"/>
+                <w:sz w:val="33"/>
+                <w:szCs w:val="33"/>
+                <w:caps w:val="false"/>
+                <w:rFonts w:ascii="Calibri" w:cs="Calibri" w:eastAsia="Calibri" w:hAnsi="Calibri"/>
+              </w:rPr>
+              <w:t xml:space="preserve">Jot 3–4 things you notice in the source (details, words, people, dates). No wrong answers.</w:t>
+            </w:r>
+          </w:p>
+        </w:tc>
+      </w:tr>
+    </w:tbl>
+    <w:p>
+      <w:pPr>
+        <w:widowControl w:val="false"/>
+        <w:pBdr>
+          <w:bottom w:val="single" w:color="8892A0" w:sz="8" w:space="1"/>
+        </w:pBdr>
+        <w:spacing w:before="42" w:after="42"/>
+      </w:pPr>
+      <w:r>
+        <w:rPr>
+          <w:sz w:val="24"/>
+          <w:szCs w:val="24"/>
+          <w:rFonts w:ascii="Calibri" w:cs="Calibri" w:eastAsia="Calibri" w:hAnsi="Calibri"/>
+        </w:rPr>
+        <w:t xml:space="preserve"> </w:t>
+      </w:r>
+    </w:p>
+    <w:p>
+      <w:pPr>
+        <w:spacing w:before="0" w:after="0" w:line="75" w:lineRule="exact"/>
+      </w:pPr>
+      <w:r>
+        <w:rPr>
+          <w:sz w:val="3"/>
+          <w:szCs w:val="3"/>
+          <w:rFonts w:ascii="Calibri" w:cs="Calibri" w:eastAsia="Calibri" w:hAnsi="Calibri"/>
+        </w:rPr>
+        <w:t xml:space="preserve"> </w:t>
+      </w:r>
+    </w:p>
+    <w:p>
+      <w:pPr>
+        <w:widowControl w:val="false"/>
+        <w:pBdr>
+          <w:bottom w:val="single" w:color="8892A0" w:sz="8" w:space="1"/>
+        </w:pBdr>
+        <w:spacing w:before="42" w:after="42"/>
+      </w:pPr>
+      <w:r>
+        <w:rPr>
+          <w:sz w:val="24"/>
+          <w:szCs w:val="24"/>
+          <w:rFonts w:ascii="Calibri" w:cs="Calibri" w:eastAsia="Calibri" w:hAnsi="Calibri"/>
+        </w:rPr>
+        <w:t xml:space="preserve"> </w:t>
+      </w:r>
+    </w:p>
+    <w:p>
+      <w:pPr>
+        <w:spacing w:before="0" w:after="0" w:line="75" w:lineRule="exact"/>
+      </w:pPr>
+      <w:r>
+        <w:rPr>
+          <w:sz w:val="3"/>
+          <w:szCs w:val="3"/>
+          <w:rFonts w:ascii="Calibri" w:cs="Calibri" w:eastAsia="Calibri" w:hAnsi="Calibri"/>
+        </w:rPr>
+        <w:t xml:space="preserve"> </w:t>
+      </w:r>
+    </w:p>
+    <w:p>
+      <w:pPr>
+        <w:widowControl w:val="false"/>
+        <w:pBdr>
+          <w:bottom w:val="single" w:color="8892A0" w:sz="8" w:space="1"/>
+        </w:pBdr>
+        <w:spacing w:before="42" w:after="42"/>
+      </w:pPr>
+      <w:r>
+        <w:rPr>
+          <w:sz w:val="24"/>
+          <w:szCs w:val="24"/>
+          <w:rFonts w:ascii="Calibri" w:cs="Calibri" w:eastAsia="Calibri" w:hAnsi="Calibri"/>
+        </w:rPr>
+        <w:t xml:space="preserve"> </w:t>
+      </w:r>
+    </w:p>
+    <w:p>
+      <w:pPr>
+        <w:spacing w:before="0" w:after="0" w:line="75" w:lineRule="exact"/>
+      </w:pPr>
+      <w:r>
+        <w:rPr>
+          <w:sz w:val="3"/>
+          <w:szCs w:val="3"/>
+          <w:rFonts w:ascii="Calibri" w:cs="Calibri" w:eastAsia="Calibri" w:hAnsi="Calibri"/>
+        </w:rPr>
+        <w:t xml:space="preserve"> </w:t>
+      </w:r>
+    </w:p>
+    <w:p>
+      <w:pPr>
+        <w:widowControl w:val="false"/>
+        <w:pBdr>
+          <w:bottom w:val="single" w:color="8892A0" w:sz="8" w:space="1"/>
+        </w:pBdr>
+        <w:spacing w:before="42" w:after="42"/>
+      </w:pPr>
+      <w:r>
+        <w:rPr>
+          <w:sz w:val="24"/>
+          <w:szCs w:val="24"/>
+          <w:rFonts w:ascii="Calibri" w:cs="Calibri" w:eastAsia="Calibri" w:hAnsi="Calibri"/>
+        </w:rPr>
+        <w:t xml:space="preserve"> </w:t>
+      </w:r>
+    </w:p>
+    <w:tbl>
+      <w:tblPr>
+        <w:tblW w:type="dxa" w:w="9792"/>
+        <w:tblBorders>
+          <w:top w:val="single" w:color="auto" w:sz="4"/>
+          <w:left w:val="single" w:color="auto" w:sz="4"/>
+          <w:bottom w:val="single" w:color="auto" w:sz="4"/>
+          <w:right w:val="single" w:color="auto" w:sz="4"/>
+          <w:insideH w:val="single" w:color="auto" w:sz="4"/>
+          <w:insideV w:val="single" w:color="auto" w:sz="4"/>
+        </w:tblBorders>
+      </w:tblPr>
+      <w:tblGrid>
         <w:gridCol w:w="4263"/>
         <w:gridCol w:w="5529"/>
       </w:tblGrid>
@@ -14202,61 +14383,19 @@
               <w:t xml:space="preserve"> </w:t>
             </w:r>
           </w:p>
-        </w:tc>
-      </w:tr>
-      <w:tr>
-        <w:tc>
-          <w:tcPr>
-            <w:tcW w:type="dxa" w:w="4263"/>
-            <w:tcBorders>
-              <w:top w:val="single" w:color="D9D5C8" w:sz="4"/>
-              <w:left w:val="single" w:color="D9D5C8" w:sz="4"/>
-              <w:bottom w:val="single" w:color="D9D5C8" w:sz="4"/>
-              <w:right w:val="single" w:color="D9D5C8" w:sz="4"/>
-            </w:tcBorders>
-            <w:tcMar>
-              <w:top w:type="dxa" w:w="55"/>
-              <w:left w:type="dxa" w:w="110"/>
-              <w:bottom w:type="dxa" w:w="55"/>
-              <w:right w:type="dxa" w:w="110"/>
-            </w:tcMar>
-          </w:tcPr>
-          <w:p>
-            <w:pPr>
-              <w:spacing w:after="0"/>
-            </w:pPr>
-            <w:r>
-              <w:rPr>
-                <w:b/>
-                <w:bCs/>
-                <w:i w:val="false"/>
-                <w:iCs w:val="false"/>
-                <w:color w:val="1A1A1A"/>
-                <w:sz w:val="30"/>
-                <w:szCs w:val="30"/>
-                <w:caps w:val="false"/>
-                <w:rFonts w:ascii="Calibri" w:cs="Calibri" w:eastAsia="Calibri" w:hAnsi="Calibri"/>
-              </w:rPr>
-              <w:t xml:space="preserve">I — Intended audience: who was meant to see or obey it?</w:t>
-            </w:r>
-          </w:p>
-        </w:tc>
-        <w:tc>
-          <w:tcPr>
-            <w:tcW w:type="dxa" w:w="5529"/>
-            <w:tcBorders>
-              <w:top w:val="single" w:color="D9D5C8" w:sz="4"/>
-              <w:left w:val="single" w:color="D9D5C8" w:sz="4"/>
-              <w:bottom w:val="single" w:color="D9D5C8" w:sz="4"/>
-              <w:right w:val="single" w:color="D9D5C8" w:sz="4"/>
-            </w:tcBorders>
-            <w:tcMar>
-              <w:top w:type="dxa" w:w="55"/>
-              <w:left w:type="dxa" w:w="110"/>
-              <w:bottom w:type="dxa" w:w="55"/>
-              <w:right w:type="dxa" w:w="110"/>
-            </w:tcMar>
-          </w:tcPr>
+          <w:p>
+            <w:pPr>
+              <w:spacing w:before="0" w:after="0" w:line="75" w:lineRule="exact"/>
+            </w:pPr>
+            <w:r>
+              <w:rPr>
+                <w:sz w:val="3"/>
+                <w:szCs w:val="3"/>
+                <w:rFonts w:ascii="Calibri" w:cs="Calibri" w:eastAsia="Calibri" w:hAnsi="Calibri"/>
+              </w:rPr>
+              <w:t xml:space="preserve"> </w:t>
+            </w:r>
+          </w:p>
           <w:p>
             <w:pPr>
               <w:widowControl w:val="false"/>
@@ -14339,7 +14478,7 @@
                 <w:caps w:val="false"/>
                 <w:rFonts w:ascii="Calibri" w:cs="Calibri" w:eastAsia="Calibri" w:hAnsi="Calibri"/>
               </w:rPr>
-              <w:t xml:space="preserve">P — Purpose: why was it created?</w:t>
+              <w:t xml:space="preserve">I — Intended audience: who was meant to see or obey it?</w:t>
             </w:r>
           </w:p>
         </w:tc>
@@ -14406,61 +14545,19 @@
               <w:t xml:space="preserve"> </w:t>
             </w:r>
           </w:p>
-        </w:tc>
-      </w:tr>
-      <w:tr>
-        <w:tc>
-          <w:tcPr>
-            <w:tcW w:type="dxa" w:w="4263"/>
-            <w:tcBorders>
-              <w:top w:val="single" w:color="D9D5C8" w:sz="4"/>
-              <w:left w:val="single" w:color="D9D5C8" w:sz="4"/>
-              <w:bottom w:val="single" w:color="D9D5C8" w:sz="4"/>
-              <w:right w:val="single" w:color="D9D5C8" w:sz="4"/>
-            </w:tcBorders>
-            <w:tcMar>
-              <w:top w:type="dxa" w:w="55"/>
-              <w:left w:type="dxa" w:w="110"/>
-              <w:bottom w:type="dxa" w:w="55"/>
-              <w:right w:type="dxa" w:w="110"/>
-            </w:tcMar>
-          </w:tcPr>
-          <w:p>
-            <w:pPr>
-              <w:spacing w:after="0"/>
-            </w:pPr>
-            <w:r>
-              <w:rPr>
-                <w:b/>
-                <w:bCs/>
-                <w:i w:val="false"/>
-                <w:iCs w:val="false"/>
-                <w:color w:val="1A1A1A"/>
-                <w:sz w:val="30"/>
-                <w:szCs w:val="30"/>
-                <w:caps w:val="false"/>
-                <w:rFonts w:ascii="Calibri" w:cs="Calibri" w:eastAsia="Calibri" w:hAnsi="Calibri"/>
-              </w:rPr>
-              <w:t xml:space="preserve">P — Point of view: whose perspective does it reflect?</w:t>
-            </w:r>
-          </w:p>
-        </w:tc>
-        <w:tc>
-          <w:tcPr>
-            <w:tcW w:type="dxa" w:w="5529"/>
-            <w:tcBorders>
-              <w:top w:val="single" w:color="D9D5C8" w:sz="4"/>
-              <w:left w:val="single" w:color="D9D5C8" w:sz="4"/>
-              <w:bottom w:val="single" w:color="D9D5C8" w:sz="4"/>
-              <w:right w:val="single" w:color="D9D5C8" w:sz="4"/>
-            </w:tcBorders>
-            <w:tcMar>
-              <w:top w:type="dxa" w:w="55"/>
-              <w:left w:type="dxa" w:w="110"/>
-              <w:bottom w:type="dxa" w:w="55"/>
-              <w:right w:type="dxa" w:w="110"/>
-            </w:tcMar>
-          </w:tcPr>
+          <w:p>
+            <w:pPr>
+              <w:spacing w:before="0" w:after="0" w:line="75" w:lineRule="exact"/>
+            </w:pPr>
+            <w:r>
+              <w:rPr>
+                <w:sz w:val="3"/>
+                <w:szCs w:val="3"/>
+                <w:rFonts w:ascii="Calibri" w:cs="Calibri" w:eastAsia="Calibri" w:hAnsi="Calibri"/>
+              </w:rPr>
+              <w:t xml:space="preserve"> </w:t>
+            </w:r>
+          </w:p>
           <w:p>
             <w:pPr>
               <w:widowControl w:val="false"/>
@@ -14543,7 +14640,7 @@
                 <w:caps w:val="false"/>
                 <w:rFonts w:ascii="Calibri" w:cs="Calibri" w:eastAsia="Calibri" w:hAnsi="Calibri"/>
               </w:rPr>
-              <w:t xml:space="preserve">O — Outside connection: how does it connect to this standard?</w:t>
+              <w:t xml:space="preserve">P — Purpose: why was it created?</w:t>
             </w:r>
           </w:p>
         </w:tc>
@@ -14608,6 +14705,486 @@
                 <w:rFonts w:ascii="Calibri" w:cs="Calibri" w:eastAsia="Calibri" w:hAnsi="Calibri"/>
               </w:rPr>
               <w:t xml:space="preserve"> </w:t>
+            </w:r>
+          </w:p>
+          <w:p>
+            <w:pPr>
+              <w:spacing w:before="0" w:after="0" w:line="75" w:lineRule="exact"/>
+            </w:pPr>
+            <w:r>
+              <w:rPr>
+                <w:sz w:val="3"/>
+                <w:szCs w:val="3"/>
+                <w:rFonts w:ascii="Calibri" w:cs="Calibri" w:eastAsia="Calibri" w:hAnsi="Calibri"/>
+              </w:rPr>
+              <w:t xml:space="preserve"> </w:t>
+            </w:r>
+          </w:p>
+          <w:p>
+            <w:pPr>
+              <w:widowControl w:val="false"/>
+              <w:pBdr>
+                <w:bottom w:val="single" w:color="8892A0" w:sz="8" w:space="1"/>
+              </w:pBdr>
+              <w:spacing w:before="42" w:after="42"/>
+            </w:pPr>
+            <w:r>
+              <w:rPr>
+                <w:sz w:val="24"/>
+                <w:szCs w:val="24"/>
+                <w:rFonts w:ascii="Calibri" w:cs="Calibri" w:eastAsia="Calibri" w:hAnsi="Calibri"/>
+              </w:rPr>
+              <w:t xml:space="preserve"> </w:t>
+            </w:r>
+          </w:p>
+          <w:p>
+            <w:pPr>
+              <w:spacing w:before="0" w:after="0" w:line="75" w:lineRule="exact"/>
+            </w:pPr>
+            <w:r>
+              <w:rPr>
+                <w:sz w:val="3"/>
+                <w:szCs w:val="3"/>
+                <w:rFonts w:ascii="Calibri" w:cs="Calibri" w:eastAsia="Calibri" w:hAnsi="Calibri"/>
+              </w:rPr>
+              <w:t xml:space="preserve"> </w:t>
+            </w:r>
+          </w:p>
+          <w:p>
+            <w:pPr>
+              <w:widowControl w:val="false"/>
+              <w:pBdr>
+                <w:bottom w:val="single" w:color="8892A0" w:sz="8" w:space="1"/>
+              </w:pBdr>
+              <w:spacing w:before="42" w:after="42"/>
+            </w:pPr>
+            <w:r>
+              <w:rPr>
+                <w:sz w:val="24"/>
+                <w:szCs w:val="24"/>
+                <w:rFonts w:ascii="Calibri" w:cs="Calibri" w:eastAsia="Calibri" w:hAnsi="Calibri"/>
+              </w:rPr>
+              <w:t xml:space="preserve"> </w:t>
+            </w:r>
+          </w:p>
+        </w:tc>
+      </w:tr>
+      <w:tr>
+        <w:tc>
+          <w:tcPr>
+            <w:tcW w:type="dxa" w:w="4263"/>
+            <w:tcBorders>
+              <w:top w:val="single" w:color="D9D5C8" w:sz="4"/>
+              <w:left w:val="single" w:color="D9D5C8" w:sz="4"/>
+              <w:bottom w:val="single" w:color="D9D5C8" w:sz="4"/>
+              <w:right w:val="single" w:color="D9D5C8" w:sz="4"/>
+            </w:tcBorders>
+            <w:tcMar>
+              <w:top w:type="dxa" w:w="55"/>
+              <w:left w:type="dxa" w:w="110"/>
+              <w:bottom w:type="dxa" w:w="55"/>
+              <w:right w:type="dxa" w:w="110"/>
+            </w:tcMar>
+          </w:tcPr>
+          <w:p>
+            <w:pPr>
+              <w:spacing w:after="0"/>
+            </w:pPr>
+            <w:r>
+              <w:rPr>
+                <w:b/>
+                <w:bCs/>
+                <w:i w:val="false"/>
+                <w:iCs w:val="false"/>
+                <w:color w:val="1A1A1A"/>
+                <w:sz w:val="30"/>
+                <w:szCs w:val="30"/>
+                <w:caps w:val="false"/>
+                <w:rFonts w:ascii="Calibri" w:cs="Calibri" w:eastAsia="Calibri" w:hAnsi="Calibri"/>
+              </w:rPr>
+              <w:t xml:space="preserve">P — Point of view: whose perspective does it reflect?</w:t>
+            </w:r>
+          </w:p>
+        </w:tc>
+        <w:tc>
+          <w:tcPr>
+            <w:tcW w:type="dxa" w:w="5529"/>
+            <w:tcBorders>
+              <w:top w:val="single" w:color="D9D5C8" w:sz="4"/>
+              <w:left w:val="single" w:color="D9D5C8" w:sz="4"/>
+              <w:bottom w:val="single" w:color="D9D5C8" w:sz="4"/>
+              <w:right w:val="single" w:color="D9D5C8" w:sz="4"/>
+            </w:tcBorders>
+            <w:tcMar>
+              <w:top w:type="dxa" w:w="55"/>
+              <w:left w:type="dxa" w:w="110"/>
+              <w:bottom w:type="dxa" w:w="55"/>
+              <w:right w:type="dxa" w:w="110"/>
+            </w:tcMar>
+          </w:tcPr>
+          <w:p>
+            <w:pPr>
+              <w:widowControl w:val="false"/>
+              <w:pBdr>
+                <w:bottom w:val="single" w:color="8892A0" w:sz="8" w:space="1"/>
+              </w:pBdr>
+              <w:spacing w:before="42" w:after="42"/>
+            </w:pPr>
+            <w:r>
+              <w:rPr>
+                <w:sz w:val="24"/>
+                <w:szCs w:val="24"/>
+                <w:rFonts w:ascii="Calibri" w:cs="Calibri" w:eastAsia="Calibri" w:hAnsi="Calibri"/>
+              </w:rPr>
+              <w:t xml:space="preserve"> </w:t>
+            </w:r>
+          </w:p>
+          <w:p>
+            <w:pPr>
+              <w:spacing w:before="0" w:after="0" w:line="75" w:lineRule="exact"/>
+            </w:pPr>
+            <w:r>
+              <w:rPr>
+                <w:sz w:val="3"/>
+                <w:szCs w:val="3"/>
+                <w:rFonts w:ascii="Calibri" w:cs="Calibri" w:eastAsia="Calibri" w:hAnsi="Calibri"/>
+              </w:rPr>
+              <w:t xml:space="preserve"> </w:t>
+            </w:r>
+          </w:p>
+          <w:p>
+            <w:pPr>
+              <w:widowControl w:val="false"/>
+              <w:pBdr>
+                <w:bottom w:val="single" w:color="8892A0" w:sz="8" w:space="1"/>
+              </w:pBdr>
+              <w:spacing w:before="42" w:after="42"/>
+            </w:pPr>
+            <w:r>
+              <w:rPr>
+                <w:sz w:val="24"/>
+                <w:szCs w:val="24"/>
+                <w:rFonts w:ascii="Calibri" w:cs="Calibri" w:eastAsia="Calibri" w:hAnsi="Calibri"/>
+              </w:rPr>
+              <w:t xml:space="preserve"> </w:t>
+            </w:r>
+          </w:p>
+          <w:p>
+            <w:pPr>
+              <w:spacing w:before="0" w:after="0" w:line="75" w:lineRule="exact"/>
+            </w:pPr>
+            <w:r>
+              <w:rPr>
+                <w:sz w:val="3"/>
+                <w:szCs w:val="3"/>
+                <w:rFonts w:ascii="Calibri" w:cs="Calibri" w:eastAsia="Calibri" w:hAnsi="Calibri"/>
+              </w:rPr>
+              <w:t xml:space="preserve"> </w:t>
+            </w:r>
+          </w:p>
+          <w:p>
+            <w:pPr>
+              <w:widowControl w:val="false"/>
+              <w:pBdr>
+                <w:bottom w:val="single" w:color="8892A0" w:sz="8" w:space="1"/>
+              </w:pBdr>
+              <w:spacing w:before="42" w:after="42"/>
+            </w:pPr>
+            <w:r>
+              <w:rPr>
+                <w:sz w:val="24"/>
+                <w:szCs w:val="24"/>
+                <w:rFonts w:ascii="Calibri" w:cs="Calibri" w:eastAsia="Calibri" w:hAnsi="Calibri"/>
+              </w:rPr>
+              <w:t xml:space="preserve"> </w:t>
+            </w:r>
+          </w:p>
+          <w:p>
+            <w:pPr>
+              <w:spacing w:before="0" w:after="0" w:line="75" w:lineRule="exact"/>
+            </w:pPr>
+            <w:r>
+              <w:rPr>
+                <w:sz w:val="3"/>
+                <w:szCs w:val="3"/>
+                <w:rFonts w:ascii="Calibri" w:cs="Calibri" w:eastAsia="Calibri" w:hAnsi="Calibri"/>
+              </w:rPr>
+              <w:t xml:space="preserve"> </w:t>
+            </w:r>
+          </w:p>
+          <w:p>
+            <w:pPr>
+              <w:widowControl w:val="false"/>
+              <w:pBdr>
+                <w:bottom w:val="single" w:color="8892A0" w:sz="8" w:space="1"/>
+              </w:pBdr>
+              <w:spacing w:before="42" w:after="42"/>
+            </w:pPr>
+            <w:r>
+              <w:rPr>
+                <w:sz w:val="24"/>
+                <w:szCs w:val="24"/>
+                <w:rFonts w:ascii="Calibri" w:cs="Calibri" w:eastAsia="Calibri" w:hAnsi="Calibri"/>
+              </w:rPr>
+              <w:t xml:space="preserve"> </w:t>
+            </w:r>
+          </w:p>
+        </w:tc>
+      </w:tr>
+      <w:tr>
+        <w:tc>
+          <w:tcPr>
+            <w:tcW w:type="dxa" w:w="4263"/>
+            <w:tcBorders>
+              <w:top w:val="single" w:color="D9D5C8" w:sz="4"/>
+              <w:left w:val="single" w:color="D9D5C8" w:sz="4"/>
+              <w:bottom w:val="single" w:color="D9D5C8" w:sz="4"/>
+              <w:right w:val="single" w:color="D9D5C8" w:sz="4"/>
+            </w:tcBorders>
+            <w:tcMar>
+              <w:top w:type="dxa" w:w="55"/>
+              <w:left w:type="dxa" w:w="110"/>
+              <w:bottom w:type="dxa" w:w="55"/>
+              <w:right w:type="dxa" w:w="110"/>
+            </w:tcMar>
+          </w:tcPr>
+          <w:p>
+            <w:pPr>
+              <w:spacing w:after="0"/>
+            </w:pPr>
+            <w:r>
+              <w:rPr>
+                <w:b/>
+                <w:bCs/>
+                <w:i w:val="false"/>
+                <w:iCs w:val="false"/>
+                <w:color w:val="1A1A1A"/>
+                <w:sz w:val="30"/>
+                <w:szCs w:val="30"/>
+                <w:caps w:val="false"/>
+                <w:rFonts w:ascii="Calibri" w:cs="Calibri" w:eastAsia="Calibri" w:hAnsi="Calibri"/>
+              </w:rPr>
+              <w:t xml:space="preserve">O — Outside connection: how does it connect to this standard?</w:t>
+            </w:r>
+          </w:p>
+        </w:tc>
+        <w:tc>
+          <w:tcPr>
+            <w:tcW w:type="dxa" w:w="5529"/>
+            <w:tcBorders>
+              <w:top w:val="single" w:color="D9D5C8" w:sz="4"/>
+              <w:left w:val="single" w:color="D9D5C8" w:sz="4"/>
+              <w:bottom w:val="single" w:color="D9D5C8" w:sz="4"/>
+              <w:right w:val="single" w:color="D9D5C8" w:sz="4"/>
+            </w:tcBorders>
+            <w:tcMar>
+              <w:top w:type="dxa" w:w="55"/>
+              <w:left w:type="dxa" w:w="110"/>
+              <w:bottom w:type="dxa" w:w="55"/>
+              <w:right w:type="dxa" w:w="110"/>
+            </w:tcMar>
+          </w:tcPr>
+          <w:p>
+            <w:pPr>
+              <w:widowControl w:val="false"/>
+              <w:pBdr>
+                <w:bottom w:val="single" w:color="8892A0" w:sz="8" w:space="1"/>
+              </w:pBdr>
+              <w:spacing w:before="42" w:after="42"/>
+            </w:pPr>
+            <w:r>
+              <w:rPr>
+                <w:sz w:val="24"/>
+                <w:szCs w:val="24"/>
+                <w:rFonts w:ascii="Calibri" w:cs="Calibri" w:eastAsia="Calibri" w:hAnsi="Calibri"/>
+              </w:rPr>
+              <w:t xml:space="preserve"> </w:t>
+            </w:r>
+          </w:p>
+          <w:p>
+            <w:pPr>
+              <w:spacing w:before="0" w:after="0" w:line="75" w:lineRule="exact"/>
+            </w:pPr>
+            <w:r>
+              <w:rPr>
+                <w:sz w:val="3"/>
+                <w:szCs w:val="3"/>
+                <w:rFonts w:ascii="Calibri" w:cs="Calibri" w:eastAsia="Calibri" w:hAnsi="Calibri"/>
+              </w:rPr>
+              <w:t xml:space="preserve"> </w:t>
+            </w:r>
+          </w:p>
+          <w:p>
+            <w:pPr>
+              <w:widowControl w:val="false"/>
+              <w:pBdr>
+                <w:bottom w:val="single" w:color="8892A0" w:sz="8" w:space="1"/>
+              </w:pBdr>
+              <w:spacing w:before="42" w:after="42"/>
+            </w:pPr>
+            <w:r>
+              <w:rPr>
+                <w:sz w:val="24"/>
+                <w:szCs w:val="24"/>
+                <w:rFonts w:ascii="Calibri" w:cs="Calibri" w:eastAsia="Calibri" w:hAnsi="Calibri"/>
+              </w:rPr>
+              <w:t xml:space="preserve"> </w:t>
+            </w:r>
+          </w:p>
+          <w:p>
+            <w:pPr>
+              <w:spacing w:before="0" w:after="0" w:line="75" w:lineRule="exact"/>
+            </w:pPr>
+            <w:r>
+              <w:rPr>
+                <w:sz w:val="3"/>
+                <w:szCs w:val="3"/>
+                <w:rFonts w:ascii="Calibri" w:cs="Calibri" w:eastAsia="Calibri" w:hAnsi="Calibri"/>
+              </w:rPr>
+              <w:t xml:space="preserve"> </w:t>
+            </w:r>
+          </w:p>
+          <w:p>
+            <w:pPr>
+              <w:widowControl w:val="false"/>
+              <w:pBdr>
+                <w:bottom w:val="single" w:color="8892A0" w:sz="8" w:space="1"/>
+              </w:pBdr>
+              <w:spacing w:before="42" w:after="42"/>
+            </w:pPr>
+            <w:r>
+              <w:rPr>
+                <w:sz w:val="24"/>
+                <w:szCs w:val="24"/>
+                <w:rFonts w:ascii="Calibri" w:cs="Calibri" w:eastAsia="Calibri" w:hAnsi="Calibri"/>
+              </w:rPr>
+              <w:t xml:space="preserve"> </w:t>
+            </w:r>
+          </w:p>
+          <w:p>
+            <w:pPr>
+              <w:spacing w:before="0" w:after="0" w:line="75" w:lineRule="exact"/>
+            </w:pPr>
+            <w:r>
+              <w:rPr>
+                <w:sz w:val="3"/>
+                <w:szCs w:val="3"/>
+                <w:rFonts w:ascii="Calibri" w:cs="Calibri" w:eastAsia="Calibri" w:hAnsi="Calibri"/>
+              </w:rPr>
+              <w:t xml:space="preserve"> </w:t>
+            </w:r>
+          </w:p>
+          <w:p>
+            <w:pPr>
+              <w:widowControl w:val="false"/>
+              <w:pBdr>
+                <w:bottom w:val="single" w:color="8892A0" w:sz="8" w:space="1"/>
+              </w:pBdr>
+              <w:spacing w:before="42" w:after="42"/>
+            </w:pPr>
+            <w:r>
+              <w:rPr>
+                <w:sz w:val="24"/>
+                <w:szCs w:val="24"/>
+                <w:rFonts w:ascii="Calibri" w:cs="Calibri" w:eastAsia="Calibri" w:hAnsi="Calibri"/>
+              </w:rPr>
+              <w:t xml:space="preserve"> </w:t>
+            </w:r>
+          </w:p>
+        </w:tc>
+      </w:tr>
+    </w:tbl>
+    <w:p>
+      <w:pPr>
+        <w:pStyle w:val="Heading2"/>
+        <w:keepNext/>
+        <w:pageBreakBefore/>
+        <w:spacing w:before="150" w:after="90"/>
+      </w:pPr>
+      <w:r>
+        <w:rPr>
+          <w:b/>
+          <w:bCs/>
+          <w:i w:val="false"/>
+          <w:iCs w:val="false"/>
+          <w:color w:val="1B2A4A"/>
+          <w:sz w:val="42"/>
+          <w:szCs w:val="42"/>
+          <w:caps w:val="false"/>
+          <w:rFonts w:ascii="Calibri" w:cs="Calibri" w:eastAsia="Calibri" w:hAnsi="Calibri"/>
+        </w:rPr>
+        <w:t xml:space="preserve">Primary Source Analysis — go deeper — GC.28</w:t>
+      </w:r>
+    </w:p>
+    <w:tbl>
+      <w:tblPr>
+        <w:tblW w:type="dxa" w:w="9792"/>
+        <w:tblBorders>
+          <w:top w:val="single" w:color="auto" w:sz="4"/>
+          <w:left w:val="single" w:color="auto" w:sz="4"/>
+          <w:bottom w:val="single" w:color="auto" w:sz="4"/>
+          <w:right w:val="single" w:color="auto" w:sz="4"/>
+          <w:insideH w:val="single" w:color="auto" w:sz="4"/>
+          <w:insideV w:val="single" w:color="auto" w:sz="4"/>
+        </w:tblBorders>
+      </w:tblPr>
+      <w:tblGrid>
+        <w:gridCol w:w="9792"/>
+      </w:tblGrid>
+      <w:tr>
+        <w:tc>
+          <w:tcPr>
+            <w:tcW w:type="dxa" w:w="9792"/>
+            <w:tcBorders>
+              <w:top w:val="single" w:color="D9D5C8" w:sz="4"/>
+              <w:left w:val="single" w:color="D9D5C8" w:sz="4"/>
+              <w:bottom w:val="single" w:color="D9D5C8" w:sz="4"/>
+              <w:right w:val="single" w:color="D9D5C8" w:sz="4"/>
+            </w:tcBorders>
+            <w:shd w:fill="F7F5EF" w:color="auto" w:val="clear"/>
+            <w:tcMar>
+              <w:top w:type="dxa" w:w="55"/>
+              <w:left w:type="dxa" w:w="110"/>
+              <w:bottom w:type="dxa" w:w="55"/>
+              <w:right w:type="dxa" w:w="110"/>
+            </w:tcMar>
+          </w:tcPr>
+          <w:p>
+            <w:pPr>
+              <w:spacing w:after="60"/>
+            </w:pPr>
+            <w:r>
+              <w:rPr>
+                <w:b/>
+                <w:bCs/>
+                <w:i w:val="false"/>
+                <w:iCs w:val="false"/>
+                <w:color w:val="1B2A4A"/>
+                <w:sz w:val="32"/>
+                <w:szCs w:val="32"/>
+                <w:caps w:val="false"/>
+                <w:rFonts w:ascii="Calibri" w:cs="Calibri" w:eastAsia="Calibri" w:hAnsi="Calibri"/>
+              </w:rPr>
+              <w:t xml:space="preserve">SUPPORT OPTION (use if you need it)</w:t>
+            </w:r>
+          </w:p>
+          <w:p>
+            <w:pPr>
+              <w:spacing w:after="40"/>
+            </w:pPr>
+            <w:r>
+              <w:rPr>
+                <w:b w:val="false"/>
+                <w:bCs w:val="false"/>
+                <w:i w:val="false"/>
+                <w:iCs w:val="false"/>
+                <w:color w:val="1A1A1A"/>
+                <w:sz w:val="33"/>
+                <w:szCs w:val="33"/>
+                <w:caps w:val="false"/>
+                <w:rFonts w:ascii="Calibri" w:cs="Calibri" w:eastAsia="Calibri" w:hAnsi="Calibri"/>
+              </w:rPr>
+              <w:t xml:space="preserve">Sentence frame: This source shows ______ because it ______, which reveals ______.</w:t>
             </w:r>
           </w:p>
         </w:tc>
@@ -14662,7 +15239,7 @@
                 <w:caps w:val="false"/>
                 <w:rFonts w:ascii="Calibri" w:cs="Calibri" w:eastAsia="Calibri" w:hAnsi="Calibri"/>
               </w:rPr>
-              <w:t xml:space="preserve">SUPPORT OPTION</w:t>
+              <w:t xml:space="preserve">SOURCE SYNTHESIS — put it together (SSP.03)</w:t>
             </w:r>
           </w:p>
           <w:p>
@@ -14681,12 +15258,149 @@
                 <w:caps w:val="false"/>
                 <w:rFonts w:ascii="Calibri" w:cs="Calibri" w:eastAsia="Calibri" w:hAnsi="Calibri"/>
               </w:rPr>
-              <w:t xml:space="preserve">Sentence frame: This source shows ______ because it ______, which reveals ______.</w:t>
+              <w:t xml:space="preserve">In 2–3 sentences: what does this source reveal about this standard, and how do you know? Cite one specific detail from it.</w:t>
             </w:r>
           </w:p>
         </w:tc>
       </w:tr>
     </w:tbl>
+    <w:p>
+      <w:pPr>
+        <w:widowControl w:val="false"/>
+        <w:pBdr>
+          <w:bottom w:val="single" w:color="8892A0" w:sz="8" w:space="1"/>
+        </w:pBdr>
+        <w:spacing w:before="42" w:after="42"/>
+      </w:pPr>
+      <w:r>
+        <w:rPr>
+          <w:sz w:val="24"/>
+          <w:szCs w:val="24"/>
+          <w:rFonts w:ascii="Calibri" w:cs="Calibri" w:eastAsia="Calibri" w:hAnsi="Calibri"/>
+        </w:rPr>
+        <w:t xml:space="preserve"> </w:t>
+      </w:r>
+    </w:p>
+    <w:p>
+      <w:pPr>
+        <w:spacing w:before="0" w:after="0" w:line="75" w:lineRule="exact"/>
+      </w:pPr>
+      <w:r>
+        <w:rPr>
+          <w:sz w:val="3"/>
+          <w:szCs w:val="3"/>
+          <w:rFonts w:ascii="Calibri" w:cs="Calibri" w:eastAsia="Calibri" w:hAnsi="Calibri"/>
+        </w:rPr>
+        <w:t xml:space="preserve"> </w:t>
+      </w:r>
+    </w:p>
+    <w:p>
+      <w:pPr>
+        <w:widowControl w:val="false"/>
+        <w:pBdr>
+          <w:bottom w:val="single" w:color="8892A0" w:sz="8" w:space="1"/>
+        </w:pBdr>
+        <w:spacing w:before="42" w:after="42"/>
+      </w:pPr>
+      <w:r>
+        <w:rPr>
+          <w:sz w:val="24"/>
+          <w:szCs w:val="24"/>
+          <w:rFonts w:ascii="Calibri" w:cs="Calibri" w:eastAsia="Calibri" w:hAnsi="Calibri"/>
+        </w:rPr>
+        <w:t xml:space="preserve"> </w:t>
+      </w:r>
+    </w:p>
+    <w:p>
+      <w:pPr>
+        <w:spacing w:before="0" w:after="0" w:line="75" w:lineRule="exact"/>
+      </w:pPr>
+      <w:r>
+        <w:rPr>
+          <w:sz w:val="3"/>
+          <w:szCs w:val="3"/>
+          <w:rFonts w:ascii="Calibri" w:cs="Calibri" w:eastAsia="Calibri" w:hAnsi="Calibri"/>
+        </w:rPr>
+        <w:t xml:space="preserve"> </w:t>
+      </w:r>
+    </w:p>
+    <w:p>
+      <w:pPr>
+        <w:widowControl w:val="false"/>
+        <w:pBdr>
+          <w:bottom w:val="single" w:color="8892A0" w:sz="8" w:space="1"/>
+        </w:pBdr>
+        <w:spacing w:before="42" w:after="42"/>
+      </w:pPr>
+      <w:r>
+        <w:rPr>
+          <w:sz w:val="24"/>
+          <w:szCs w:val="24"/>
+          <w:rFonts w:ascii="Calibri" w:cs="Calibri" w:eastAsia="Calibri" w:hAnsi="Calibri"/>
+        </w:rPr>
+        <w:t xml:space="preserve"> </w:t>
+      </w:r>
+    </w:p>
+    <w:p>
+      <w:pPr>
+        <w:spacing w:before="0" w:after="0" w:line="75" w:lineRule="exact"/>
+      </w:pPr>
+      <w:r>
+        <w:rPr>
+          <w:sz w:val="3"/>
+          <w:szCs w:val="3"/>
+          <w:rFonts w:ascii="Calibri" w:cs="Calibri" w:eastAsia="Calibri" w:hAnsi="Calibri"/>
+        </w:rPr>
+        <w:t xml:space="preserve"> </w:t>
+      </w:r>
+    </w:p>
+    <w:p>
+      <w:pPr>
+        <w:widowControl w:val="false"/>
+        <w:pBdr>
+          <w:bottom w:val="single" w:color="8892A0" w:sz="8" w:space="1"/>
+        </w:pBdr>
+        <w:spacing w:before="42" w:after="42"/>
+      </w:pPr>
+      <w:r>
+        <w:rPr>
+          <w:sz w:val="24"/>
+          <w:szCs w:val="24"/>
+          <w:rFonts w:ascii="Calibri" w:cs="Calibri" w:eastAsia="Calibri" w:hAnsi="Calibri"/>
+        </w:rPr>
+        <w:t xml:space="preserve"> </w:t>
+      </w:r>
+    </w:p>
+    <w:p>
+      <w:pPr>
+        <w:spacing w:before="0" w:after="0" w:line="75" w:lineRule="exact"/>
+      </w:pPr>
+      <w:r>
+        <w:rPr>
+          <w:sz w:val="3"/>
+          <w:szCs w:val="3"/>
+          <w:rFonts w:ascii="Calibri" w:cs="Calibri" w:eastAsia="Calibri" w:hAnsi="Calibri"/>
+        </w:rPr>
+        <w:t xml:space="preserve"> </w:t>
+      </w:r>
+    </w:p>
+    <w:p>
+      <w:pPr>
+        <w:widowControl w:val="false"/>
+        <w:pBdr>
+          <w:bottom w:val="single" w:color="8892A0" w:sz="8" w:space="1"/>
+        </w:pBdr>
+        <w:spacing w:before="42" w:after="42"/>
+      </w:pPr>
+      <w:r>
+        <w:rPr>
+          <w:sz w:val="24"/>
+          <w:szCs w:val="24"/>
+          <w:rFonts w:ascii="Calibri" w:cs="Calibri" w:eastAsia="Calibri" w:hAnsi="Calibri"/>
+        </w:rPr>
+        <w:t xml:space="preserve"> </w:t>
+      </w:r>
+    </w:p>
     <w:tbl>
       <w:tblPr>
         <w:tblW w:type="dxa" w:w="9792"/>
@@ -14736,7 +15450,7 @@
                 <w:caps w:val="false"/>
                 <w:rFonts w:ascii="Calibri" w:cs="Calibri" w:eastAsia="Calibri" w:hAnsi="Calibri"/>
               </w:rPr>
-              <w:t xml:space="preserve">SOURCE SYNTHESIS — put it together (SSP.03)</w:t>
+              <w:t xml:space="preserve">THINK LIKE A HISTORIAN — corroborate or challenge (SSP.03)</w:t>
             </w:r>
           </w:p>
           <w:p>
@@ -14755,12 +15469,283 @@
                 <w:caps w:val="false"/>
                 <w:rFonts w:ascii="Calibri" w:cs="Calibri" w:eastAsia="Calibri" w:hAnsi="Calibri"/>
               </w:rPr>
-              <w:t xml:space="preserve">In 2–3 sentences: what does this source reveal about this standard, and how do you know? Cite one specific detail from it.</w:t>
+              <w:t xml:space="preserve">Name ONE other source that could CONFIRM this one, and ONE way it could COMPLICATE or CHALLENGE it — or, whose voice is missing here?</w:t>
             </w:r>
           </w:p>
         </w:tc>
       </w:tr>
     </w:tbl>
+    <w:p>
+      <w:pPr>
+        <w:widowControl w:val="false"/>
+        <w:pBdr>
+          <w:bottom w:val="single" w:color="8892A0" w:sz="8" w:space="1"/>
+        </w:pBdr>
+        <w:spacing w:before="42" w:after="42"/>
+      </w:pPr>
+      <w:r>
+        <w:rPr>
+          <w:sz w:val="24"/>
+          <w:szCs w:val="24"/>
+          <w:rFonts w:ascii="Calibri" w:cs="Calibri" w:eastAsia="Calibri" w:hAnsi="Calibri"/>
+        </w:rPr>
+        <w:t xml:space="preserve"> </w:t>
+      </w:r>
+    </w:p>
+    <w:p>
+      <w:pPr>
+        <w:spacing w:before="0" w:after="0" w:line="75" w:lineRule="exact"/>
+      </w:pPr>
+      <w:r>
+        <w:rPr>
+          <w:sz w:val="3"/>
+          <w:szCs w:val="3"/>
+          <w:rFonts w:ascii="Calibri" w:cs="Calibri" w:eastAsia="Calibri" w:hAnsi="Calibri"/>
+        </w:rPr>
+        <w:t xml:space="preserve"> </w:t>
+      </w:r>
+    </w:p>
+    <w:p>
+      <w:pPr>
+        <w:widowControl w:val="false"/>
+        <w:pBdr>
+          <w:bottom w:val="single" w:color="8892A0" w:sz="8" w:space="1"/>
+        </w:pBdr>
+        <w:spacing w:before="42" w:after="42"/>
+      </w:pPr>
+      <w:r>
+        <w:rPr>
+          <w:sz w:val="24"/>
+          <w:szCs w:val="24"/>
+          <w:rFonts w:ascii="Calibri" w:cs="Calibri" w:eastAsia="Calibri" w:hAnsi="Calibri"/>
+        </w:rPr>
+        <w:t xml:space="preserve"> </w:t>
+      </w:r>
+    </w:p>
+    <w:p>
+      <w:pPr>
+        <w:spacing w:before="0" w:after="0" w:line="75" w:lineRule="exact"/>
+      </w:pPr>
+      <w:r>
+        <w:rPr>
+          <w:sz w:val="3"/>
+          <w:szCs w:val="3"/>
+          <w:rFonts w:ascii="Calibri" w:cs="Calibri" w:eastAsia="Calibri" w:hAnsi="Calibri"/>
+        </w:rPr>
+        <w:t xml:space="preserve"> </w:t>
+      </w:r>
+    </w:p>
+    <w:p>
+      <w:pPr>
+        <w:widowControl w:val="false"/>
+        <w:pBdr>
+          <w:bottom w:val="single" w:color="8892A0" w:sz="8" w:space="1"/>
+        </w:pBdr>
+        <w:spacing w:before="42" w:after="42"/>
+      </w:pPr>
+      <w:r>
+        <w:rPr>
+          <w:sz w:val="24"/>
+          <w:szCs w:val="24"/>
+          <w:rFonts w:ascii="Calibri" w:cs="Calibri" w:eastAsia="Calibri" w:hAnsi="Calibri"/>
+        </w:rPr>
+        <w:t xml:space="preserve"> </w:t>
+      </w:r>
+    </w:p>
+    <w:p>
+      <w:pPr>
+        <w:spacing w:before="0" w:after="0" w:line="75" w:lineRule="exact"/>
+      </w:pPr>
+      <w:r>
+        <w:rPr>
+          <w:sz w:val="3"/>
+          <w:szCs w:val="3"/>
+          <w:rFonts w:ascii="Calibri" w:cs="Calibri" w:eastAsia="Calibri" w:hAnsi="Calibri"/>
+        </w:rPr>
+        <w:t xml:space="preserve"> </w:t>
+      </w:r>
+    </w:p>
+    <w:p>
+      <w:pPr>
+        <w:widowControl w:val="false"/>
+        <w:pBdr>
+          <w:bottom w:val="single" w:color="8892A0" w:sz="8" w:space="1"/>
+        </w:pBdr>
+        <w:spacing w:before="42" w:after="42"/>
+      </w:pPr>
+      <w:r>
+        <w:rPr>
+          <w:sz w:val="24"/>
+          <w:szCs w:val="24"/>
+          <w:rFonts w:ascii="Calibri" w:cs="Calibri" w:eastAsia="Calibri" w:hAnsi="Calibri"/>
+        </w:rPr>
+        <w:t xml:space="preserve"> </w:t>
+      </w:r>
+    </w:p>
+    <w:p>
+      <w:pPr>
+        <w:spacing w:before="0" w:after="0" w:line="75" w:lineRule="exact"/>
+      </w:pPr>
+      <w:r>
+        <w:rPr>
+          <w:sz w:val="3"/>
+          <w:szCs w:val="3"/>
+          <w:rFonts w:ascii="Calibri" w:cs="Calibri" w:eastAsia="Calibri" w:hAnsi="Calibri"/>
+        </w:rPr>
+        <w:t xml:space="preserve"> </w:t>
+      </w:r>
+    </w:p>
+    <w:p>
+      <w:pPr>
+        <w:widowControl w:val="false"/>
+        <w:pBdr>
+          <w:bottom w:val="single" w:color="8892A0" w:sz="8" w:space="1"/>
+        </w:pBdr>
+        <w:spacing w:before="42" w:after="42"/>
+      </w:pPr>
+      <w:r>
+        <w:rPr>
+          <w:sz w:val="24"/>
+          <w:szCs w:val="24"/>
+          <w:rFonts w:ascii="Calibri" w:cs="Calibri" w:eastAsia="Calibri" w:hAnsi="Calibri"/>
+        </w:rPr>
+        <w:t xml:space="preserve"> </w:t>
+      </w:r>
+    </w:p>
+    <w:tbl>
+      <w:tblPr>
+        <w:tblW w:type="dxa" w:w="9792"/>
+        <w:tblBorders>
+          <w:top w:val="single" w:color="auto" w:sz="4"/>
+          <w:left w:val="single" w:color="auto" w:sz="4"/>
+          <w:bottom w:val="single" w:color="auto" w:sz="4"/>
+          <w:right w:val="single" w:color="auto" w:sz="4"/>
+          <w:insideH w:val="single" w:color="auto" w:sz="4"/>
+          <w:insideV w:val="single" w:color="auto" w:sz="4"/>
+        </w:tblBorders>
+      </w:tblPr>
+      <w:tblGrid>
+        <w:gridCol w:w="9792"/>
+      </w:tblGrid>
+      <w:tr>
+        <w:tc>
+          <w:tcPr>
+            <w:tcW w:type="dxa" w:w="9792"/>
+            <w:tcBorders>
+              <w:top w:val="single" w:color="D9D5C8" w:sz="4"/>
+              <w:left w:val="single" w:color="D9D5C8" w:sz="4"/>
+              <w:bottom w:val="single" w:color="D9D5C8" w:sz="4"/>
+              <w:right w:val="single" w:color="D9D5C8" w:sz="4"/>
+            </w:tcBorders>
+            <w:shd w:fill="F7F5EF" w:color="auto" w:val="clear"/>
+            <w:tcMar>
+              <w:top w:type="dxa" w:w="55"/>
+              <w:left w:type="dxa" w:w="110"/>
+              <w:bottom w:type="dxa" w:w="55"/>
+              <w:right w:type="dxa" w:w="110"/>
+            </w:tcMar>
+          </w:tcPr>
+          <w:p>
+            <w:pPr>
+              <w:spacing w:after="60"/>
+            </w:pPr>
+            <w:r>
+              <w:rPr>
+                <w:b/>
+                <w:bCs/>
+                <w:i w:val="false"/>
+                <w:iCs w:val="false"/>
+                <w:color w:val="1B2A4A"/>
+                <w:sz w:val="32"/>
+                <w:szCs w:val="32"/>
+                <w:caps w:val="false"/>
+                <w:rFonts w:ascii="Calibri" w:cs="Calibri" w:eastAsia="Calibri" w:hAnsi="Calibri"/>
+              </w:rPr>
+              <w:t xml:space="preserve">SO WHAT? — why this source still matters today</w:t>
+            </w:r>
+          </w:p>
+          <w:p>
+            <w:pPr>
+              <w:spacing w:after="40"/>
+            </w:pPr>
+            <w:r>
+              <w:rPr>
+                <w:b w:val="false"/>
+                <w:bCs w:val="false"/>
+                <w:i w:val="false"/>
+                <w:iCs w:val="false"/>
+                <w:color w:val="1A1A1A"/>
+                <w:sz w:val="33"/>
+                <w:szCs w:val="33"/>
+                <w:caps w:val="false"/>
+                <w:rFonts w:ascii="Calibri" w:cs="Calibri" w:eastAsia="Calibri" w:hAnsi="Calibri"/>
+              </w:rPr>
+              <w:t xml:space="preserve">In 1–2 sentences: why does this source still matter for understanding government today?</w:t>
+            </w:r>
+          </w:p>
+        </w:tc>
+      </w:tr>
+    </w:tbl>
+    <w:p>
+      <w:pPr>
+        <w:widowControl w:val="false"/>
+        <w:pBdr>
+          <w:bottom w:val="single" w:color="8892A0" w:sz="8" w:space="1"/>
+        </w:pBdr>
+        <w:spacing w:before="42" w:after="42"/>
+      </w:pPr>
+      <w:r>
+        <w:rPr>
+          <w:sz w:val="24"/>
+          <w:szCs w:val="24"/>
+          <w:rFonts w:ascii="Calibri" w:cs="Calibri" w:eastAsia="Calibri" w:hAnsi="Calibri"/>
+        </w:rPr>
+        <w:t xml:space="preserve"> </w:t>
+      </w:r>
+    </w:p>
+    <w:p>
+      <w:pPr>
+        <w:spacing w:before="0" w:after="0" w:line="75" w:lineRule="exact"/>
+      </w:pPr>
+      <w:r>
+        <w:rPr>
+          <w:sz w:val="3"/>
+          <w:szCs w:val="3"/>
+          <w:rFonts w:ascii="Calibri" w:cs="Calibri" w:eastAsia="Calibri" w:hAnsi="Calibri"/>
+        </w:rPr>
+        <w:t xml:space="preserve"> </w:t>
+      </w:r>
+    </w:p>
+    <w:p>
+      <w:pPr>
+        <w:widowControl w:val="false"/>
+        <w:pBdr>
+          <w:bottom w:val="single" w:color="8892A0" w:sz="8" w:space="1"/>
+        </w:pBdr>
+        <w:spacing w:before="42" w:after="42"/>
+      </w:pPr>
+      <w:r>
+        <w:rPr>
+          <w:sz w:val="24"/>
+          <w:szCs w:val="24"/>
+          <w:rFonts w:ascii="Calibri" w:cs="Calibri" w:eastAsia="Calibri" w:hAnsi="Calibri"/>
+        </w:rPr>
+        <w:t xml:space="preserve"> </w:t>
+      </w:r>
+    </w:p>
+    <w:p>
+      <w:pPr>
+        <w:spacing w:before="0" w:after="0" w:line="75" w:lineRule="exact"/>
+      </w:pPr>
+      <w:r>
+        <w:rPr>
+          <w:sz w:val="3"/>
+          <w:szCs w:val="3"/>
+          <w:rFonts w:ascii="Calibri" w:cs="Calibri" w:eastAsia="Calibri" w:hAnsi="Calibri"/>
+        </w:rPr>
+        <w:t xml:space="preserve"> </w:t>
+      </w:r>
+    </w:p>
     <w:p>
       <w:pPr>
         <w:widowControl w:val="false"/>
@@ -22600,7 +23585,7 @@
       </w:tblGrid>
       <w:tr>
         <w:trPr>
-          <w:trHeight w:val="1450" w:hRule="atLeast"/>
+          <w:trHeight w:val="2050" w:hRule="atLeast"/>
         </w:trPr>
         <w:tc>
           <w:tcPr>
@@ -27302,6 +28287,187 @@
         </w:tblBorders>
       </w:tblPr>
       <w:tblGrid>
+        <w:gridCol w:w="9792"/>
+      </w:tblGrid>
+      <w:tr>
+        <w:tc>
+          <w:tcPr>
+            <w:tcW w:type="dxa" w:w="9792"/>
+            <w:tcBorders>
+              <w:top w:val="single" w:color="D9D5C8" w:sz="4"/>
+              <w:left w:val="single" w:color="D9D5C8" w:sz="4"/>
+              <w:bottom w:val="single" w:color="D9D5C8" w:sz="4"/>
+              <w:right w:val="single" w:color="D9D5C8" w:sz="4"/>
+            </w:tcBorders>
+            <w:shd w:fill="F7F5EF" w:color="auto" w:val="clear"/>
+            <w:tcMar>
+              <w:top w:type="dxa" w:w="55"/>
+              <w:left w:type="dxa" w:w="110"/>
+              <w:bottom w:type="dxa" w:w="55"/>
+              <w:right w:type="dxa" w:w="110"/>
+            </w:tcMar>
+          </w:tcPr>
+          <w:p>
+            <w:pPr>
+              <w:spacing w:after="60"/>
+            </w:pPr>
+            <w:r>
+              <w:rPr>
+                <w:b/>
+                <w:bCs/>
+                <w:i w:val="false"/>
+                <w:iCs w:val="false"/>
+                <w:color w:val="1B2A4A"/>
+                <w:sz w:val="32"/>
+                <w:szCs w:val="32"/>
+                <w:caps w:val="false"/>
+                <w:rFonts w:ascii="Calibri" w:cs="Calibri" w:eastAsia="Calibri" w:hAnsi="Calibri"/>
+              </w:rPr>
+              <w:t xml:space="preserve">FIRST LOOK — before you analyze</w:t>
+            </w:r>
+          </w:p>
+          <w:p>
+            <w:pPr>
+              <w:spacing w:after="40"/>
+            </w:pPr>
+            <w:r>
+              <w:rPr>
+                <w:b w:val="false"/>
+                <w:bCs w:val="false"/>
+                <w:i w:val="false"/>
+                <w:iCs w:val="false"/>
+                <w:color w:val="1A1A1A"/>
+                <w:sz w:val="33"/>
+                <w:szCs w:val="33"/>
+                <w:caps w:val="false"/>
+                <w:rFonts w:ascii="Calibri" w:cs="Calibri" w:eastAsia="Calibri" w:hAnsi="Calibri"/>
+              </w:rPr>
+              <w:t xml:space="preserve">Jot 3–4 things you notice in the source (details, words, people, dates). No wrong answers.</w:t>
+            </w:r>
+          </w:p>
+        </w:tc>
+      </w:tr>
+    </w:tbl>
+    <w:p>
+      <w:pPr>
+        <w:widowControl w:val="false"/>
+        <w:pBdr>
+          <w:bottom w:val="single" w:color="8892A0" w:sz="8" w:space="1"/>
+        </w:pBdr>
+        <w:spacing w:before="42" w:after="42"/>
+      </w:pPr>
+      <w:r>
+        <w:rPr>
+          <w:sz w:val="24"/>
+          <w:szCs w:val="24"/>
+          <w:rFonts w:ascii="Calibri" w:cs="Calibri" w:eastAsia="Calibri" w:hAnsi="Calibri"/>
+        </w:rPr>
+        <w:t xml:space="preserve"> </w:t>
+      </w:r>
+    </w:p>
+    <w:p>
+      <w:pPr>
+        <w:spacing w:before="0" w:after="0" w:line="75" w:lineRule="exact"/>
+      </w:pPr>
+      <w:r>
+        <w:rPr>
+          <w:sz w:val="3"/>
+          <w:szCs w:val="3"/>
+          <w:rFonts w:ascii="Calibri" w:cs="Calibri" w:eastAsia="Calibri" w:hAnsi="Calibri"/>
+        </w:rPr>
+        <w:t xml:space="preserve"> </w:t>
+      </w:r>
+    </w:p>
+    <w:p>
+      <w:pPr>
+        <w:widowControl w:val="false"/>
+        <w:pBdr>
+          <w:bottom w:val="single" w:color="8892A0" w:sz="8" w:space="1"/>
+        </w:pBdr>
+        <w:spacing w:before="42" w:after="42"/>
+      </w:pPr>
+      <w:r>
+        <w:rPr>
+          <w:sz w:val="24"/>
+          <w:szCs w:val="24"/>
+          <w:rFonts w:ascii="Calibri" w:cs="Calibri" w:eastAsia="Calibri" w:hAnsi="Calibri"/>
+        </w:rPr>
+        <w:t xml:space="preserve"> </w:t>
+      </w:r>
+    </w:p>
+    <w:p>
+      <w:pPr>
+        <w:spacing w:before="0" w:after="0" w:line="75" w:lineRule="exact"/>
+      </w:pPr>
+      <w:r>
+        <w:rPr>
+          <w:sz w:val="3"/>
+          <w:szCs w:val="3"/>
+          <w:rFonts w:ascii="Calibri" w:cs="Calibri" w:eastAsia="Calibri" w:hAnsi="Calibri"/>
+        </w:rPr>
+        <w:t xml:space="preserve"> </w:t>
+      </w:r>
+    </w:p>
+    <w:p>
+      <w:pPr>
+        <w:widowControl w:val="false"/>
+        <w:pBdr>
+          <w:bottom w:val="single" w:color="8892A0" w:sz="8" w:space="1"/>
+        </w:pBdr>
+        <w:spacing w:before="42" w:after="42"/>
+      </w:pPr>
+      <w:r>
+        <w:rPr>
+          <w:sz w:val="24"/>
+          <w:szCs w:val="24"/>
+          <w:rFonts w:ascii="Calibri" w:cs="Calibri" w:eastAsia="Calibri" w:hAnsi="Calibri"/>
+        </w:rPr>
+        <w:t xml:space="preserve"> </w:t>
+      </w:r>
+    </w:p>
+    <w:p>
+      <w:pPr>
+        <w:spacing w:before="0" w:after="0" w:line="75" w:lineRule="exact"/>
+      </w:pPr>
+      <w:r>
+        <w:rPr>
+          <w:sz w:val="3"/>
+          <w:szCs w:val="3"/>
+          <w:rFonts w:ascii="Calibri" w:cs="Calibri" w:eastAsia="Calibri" w:hAnsi="Calibri"/>
+        </w:rPr>
+        <w:t xml:space="preserve"> </w:t>
+      </w:r>
+    </w:p>
+    <w:p>
+      <w:pPr>
+        <w:widowControl w:val="false"/>
+        <w:pBdr>
+          <w:bottom w:val="single" w:color="8892A0" w:sz="8" w:space="1"/>
+        </w:pBdr>
+        <w:spacing w:before="42" w:after="42"/>
+      </w:pPr>
+      <w:r>
+        <w:rPr>
+          <w:sz w:val="24"/>
+          <w:szCs w:val="24"/>
+          <w:rFonts w:ascii="Calibri" w:cs="Calibri" w:eastAsia="Calibri" w:hAnsi="Calibri"/>
+        </w:rPr>
+        <w:t xml:space="preserve"> </w:t>
+      </w:r>
+    </w:p>
+    <w:tbl>
+      <w:tblPr>
+        <w:tblW w:type="dxa" w:w="9792"/>
+        <w:tblBorders>
+          <w:top w:val="single" w:color="auto" w:sz="4"/>
+          <w:left w:val="single" w:color="auto" w:sz="4"/>
+          <w:bottom w:val="single" w:color="auto" w:sz="4"/>
+          <w:right w:val="single" w:color="auto" w:sz="4"/>
+          <w:insideH w:val="single" w:color="auto" w:sz="4"/>
+          <w:insideV w:val="single" w:color="auto" w:sz="4"/>
+        </w:tblBorders>
+      </w:tblPr>
+      <w:tblGrid>
         <w:gridCol w:w="4263"/>
         <w:gridCol w:w="5529"/>
       </w:tblGrid>
@@ -27484,61 +28650,19 @@
               <w:t xml:space="preserve"> </w:t>
             </w:r>
           </w:p>
-        </w:tc>
-      </w:tr>
-      <w:tr>
-        <w:tc>
-          <w:tcPr>
-            <w:tcW w:type="dxa" w:w="4263"/>
-            <w:tcBorders>
-              <w:top w:val="single" w:color="D9D5C8" w:sz="4"/>
-              <w:left w:val="single" w:color="D9D5C8" w:sz="4"/>
-              <w:bottom w:val="single" w:color="D9D5C8" w:sz="4"/>
-              <w:right w:val="single" w:color="D9D5C8" w:sz="4"/>
-            </w:tcBorders>
-            <w:tcMar>
-              <w:top w:type="dxa" w:w="55"/>
-              <w:left w:type="dxa" w:w="110"/>
-              <w:bottom w:type="dxa" w:w="55"/>
-              <w:right w:type="dxa" w:w="110"/>
-            </w:tcMar>
-          </w:tcPr>
-          <w:p>
-            <w:pPr>
-              <w:spacing w:after="0"/>
-            </w:pPr>
-            <w:r>
-              <w:rPr>
-                <w:b/>
-                <w:bCs/>
-                <w:i w:val="false"/>
-                <w:iCs w:val="false"/>
-                <w:color w:val="1A1A1A"/>
-                <w:sz w:val="30"/>
-                <w:szCs w:val="30"/>
-                <w:caps w:val="false"/>
-                <w:rFonts w:ascii="Calibri" w:cs="Calibri" w:eastAsia="Calibri" w:hAnsi="Calibri"/>
-              </w:rPr>
-              <w:t xml:space="preserve">I — Intended audience: who was meant to see or obey it?</w:t>
-            </w:r>
-          </w:p>
-        </w:tc>
-        <w:tc>
-          <w:tcPr>
-            <w:tcW w:type="dxa" w:w="5529"/>
-            <w:tcBorders>
-              <w:top w:val="single" w:color="D9D5C8" w:sz="4"/>
-              <w:left w:val="single" w:color="D9D5C8" w:sz="4"/>
-              <w:bottom w:val="single" w:color="D9D5C8" w:sz="4"/>
-              <w:right w:val="single" w:color="D9D5C8" w:sz="4"/>
-            </w:tcBorders>
-            <w:tcMar>
-              <w:top w:type="dxa" w:w="55"/>
-              <w:left w:type="dxa" w:w="110"/>
-              <w:bottom w:type="dxa" w:w="55"/>
-              <w:right w:type="dxa" w:w="110"/>
-            </w:tcMar>
-          </w:tcPr>
+          <w:p>
+            <w:pPr>
+              <w:spacing w:before="0" w:after="0" w:line="75" w:lineRule="exact"/>
+            </w:pPr>
+            <w:r>
+              <w:rPr>
+                <w:sz w:val="3"/>
+                <w:szCs w:val="3"/>
+                <w:rFonts w:ascii="Calibri" w:cs="Calibri" w:eastAsia="Calibri" w:hAnsi="Calibri"/>
+              </w:rPr>
+              <w:t xml:space="preserve"> </w:t>
+            </w:r>
+          </w:p>
           <w:p>
             <w:pPr>
               <w:widowControl w:val="false"/>
@@ -27621,7 +28745,7 @@
                 <w:caps w:val="false"/>
                 <w:rFonts w:ascii="Calibri" w:cs="Calibri" w:eastAsia="Calibri" w:hAnsi="Calibri"/>
               </w:rPr>
-              <w:t xml:space="preserve">P — Purpose: why was it created?</w:t>
+              <w:t xml:space="preserve">I — Intended audience: who was meant to see or obey it?</w:t>
             </w:r>
           </w:p>
         </w:tc>
@@ -27688,61 +28812,19 @@
               <w:t xml:space="preserve"> </w:t>
             </w:r>
           </w:p>
-        </w:tc>
-      </w:tr>
-      <w:tr>
-        <w:tc>
-          <w:tcPr>
-            <w:tcW w:type="dxa" w:w="4263"/>
-            <w:tcBorders>
-              <w:top w:val="single" w:color="D9D5C8" w:sz="4"/>
-              <w:left w:val="single" w:color="D9D5C8" w:sz="4"/>
-              <w:bottom w:val="single" w:color="D9D5C8" w:sz="4"/>
-              <w:right w:val="single" w:color="D9D5C8" w:sz="4"/>
-            </w:tcBorders>
-            <w:tcMar>
-              <w:top w:type="dxa" w:w="55"/>
-              <w:left w:type="dxa" w:w="110"/>
-              <w:bottom w:type="dxa" w:w="55"/>
-              <w:right w:type="dxa" w:w="110"/>
-            </w:tcMar>
-          </w:tcPr>
-          <w:p>
-            <w:pPr>
-              <w:spacing w:after="0"/>
-            </w:pPr>
-            <w:r>
-              <w:rPr>
-                <w:b/>
-                <w:bCs/>
-                <w:i w:val="false"/>
-                <w:iCs w:val="false"/>
-                <w:color w:val="1A1A1A"/>
-                <w:sz w:val="30"/>
-                <w:szCs w:val="30"/>
-                <w:caps w:val="false"/>
-                <w:rFonts w:ascii="Calibri" w:cs="Calibri" w:eastAsia="Calibri" w:hAnsi="Calibri"/>
-              </w:rPr>
-              <w:t xml:space="preserve">P — Point of view: whose perspective does it reflect?</w:t>
-            </w:r>
-          </w:p>
-        </w:tc>
-        <w:tc>
-          <w:tcPr>
-            <w:tcW w:type="dxa" w:w="5529"/>
-            <w:tcBorders>
-              <w:top w:val="single" w:color="D9D5C8" w:sz="4"/>
-              <w:left w:val="single" w:color="D9D5C8" w:sz="4"/>
-              <w:bottom w:val="single" w:color="D9D5C8" w:sz="4"/>
-              <w:right w:val="single" w:color="D9D5C8" w:sz="4"/>
-            </w:tcBorders>
-            <w:tcMar>
-              <w:top w:type="dxa" w:w="55"/>
-              <w:left w:type="dxa" w:w="110"/>
-              <w:bottom w:type="dxa" w:w="55"/>
-              <w:right w:type="dxa" w:w="110"/>
-            </w:tcMar>
-          </w:tcPr>
+          <w:p>
+            <w:pPr>
+              <w:spacing w:before="0" w:after="0" w:line="75" w:lineRule="exact"/>
+            </w:pPr>
+            <w:r>
+              <w:rPr>
+                <w:sz w:val="3"/>
+                <w:szCs w:val="3"/>
+                <w:rFonts w:ascii="Calibri" w:cs="Calibri" w:eastAsia="Calibri" w:hAnsi="Calibri"/>
+              </w:rPr>
+              <w:t xml:space="preserve"> </w:t>
+            </w:r>
+          </w:p>
           <w:p>
             <w:pPr>
               <w:widowControl w:val="false"/>
@@ -27825,7 +28907,7 @@
                 <w:caps w:val="false"/>
                 <w:rFonts w:ascii="Calibri" w:cs="Calibri" w:eastAsia="Calibri" w:hAnsi="Calibri"/>
               </w:rPr>
-              <w:t xml:space="preserve">O — Outside connection: how does it connect to this standard?</w:t>
+              <w:t xml:space="preserve">P — Purpose: why was it created?</w:t>
             </w:r>
           </w:p>
         </w:tc>
@@ -27890,6 +28972,486 @@
                 <w:rFonts w:ascii="Calibri" w:cs="Calibri" w:eastAsia="Calibri" w:hAnsi="Calibri"/>
               </w:rPr>
               <w:t xml:space="preserve"> </w:t>
+            </w:r>
+          </w:p>
+          <w:p>
+            <w:pPr>
+              <w:spacing w:before="0" w:after="0" w:line="75" w:lineRule="exact"/>
+            </w:pPr>
+            <w:r>
+              <w:rPr>
+                <w:sz w:val="3"/>
+                <w:szCs w:val="3"/>
+                <w:rFonts w:ascii="Calibri" w:cs="Calibri" w:eastAsia="Calibri" w:hAnsi="Calibri"/>
+              </w:rPr>
+              <w:t xml:space="preserve"> </w:t>
+            </w:r>
+          </w:p>
+          <w:p>
+            <w:pPr>
+              <w:widowControl w:val="false"/>
+              <w:pBdr>
+                <w:bottom w:val="single" w:color="8892A0" w:sz="8" w:space="1"/>
+              </w:pBdr>
+              <w:spacing w:before="42" w:after="42"/>
+            </w:pPr>
+            <w:r>
+              <w:rPr>
+                <w:sz w:val="24"/>
+                <w:szCs w:val="24"/>
+                <w:rFonts w:ascii="Calibri" w:cs="Calibri" w:eastAsia="Calibri" w:hAnsi="Calibri"/>
+              </w:rPr>
+              <w:t xml:space="preserve"> </w:t>
+            </w:r>
+          </w:p>
+          <w:p>
+            <w:pPr>
+              <w:spacing w:before="0" w:after="0" w:line="75" w:lineRule="exact"/>
+            </w:pPr>
+            <w:r>
+              <w:rPr>
+                <w:sz w:val="3"/>
+                <w:szCs w:val="3"/>
+                <w:rFonts w:ascii="Calibri" w:cs="Calibri" w:eastAsia="Calibri" w:hAnsi="Calibri"/>
+              </w:rPr>
+              <w:t xml:space="preserve"> </w:t>
+            </w:r>
+          </w:p>
+          <w:p>
+            <w:pPr>
+              <w:widowControl w:val="false"/>
+              <w:pBdr>
+                <w:bottom w:val="single" w:color="8892A0" w:sz="8" w:space="1"/>
+              </w:pBdr>
+              <w:spacing w:before="42" w:after="42"/>
+            </w:pPr>
+            <w:r>
+              <w:rPr>
+                <w:sz w:val="24"/>
+                <w:szCs w:val="24"/>
+                <w:rFonts w:ascii="Calibri" w:cs="Calibri" w:eastAsia="Calibri" w:hAnsi="Calibri"/>
+              </w:rPr>
+              <w:t xml:space="preserve"> </w:t>
+            </w:r>
+          </w:p>
+        </w:tc>
+      </w:tr>
+      <w:tr>
+        <w:tc>
+          <w:tcPr>
+            <w:tcW w:type="dxa" w:w="4263"/>
+            <w:tcBorders>
+              <w:top w:val="single" w:color="D9D5C8" w:sz="4"/>
+              <w:left w:val="single" w:color="D9D5C8" w:sz="4"/>
+              <w:bottom w:val="single" w:color="D9D5C8" w:sz="4"/>
+              <w:right w:val="single" w:color="D9D5C8" w:sz="4"/>
+            </w:tcBorders>
+            <w:tcMar>
+              <w:top w:type="dxa" w:w="55"/>
+              <w:left w:type="dxa" w:w="110"/>
+              <w:bottom w:type="dxa" w:w="55"/>
+              <w:right w:type="dxa" w:w="110"/>
+            </w:tcMar>
+          </w:tcPr>
+          <w:p>
+            <w:pPr>
+              <w:spacing w:after="0"/>
+            </w:pPr>
+            <w:r>
+              <w:rPr>
+                <w:b/>
+                <w:bCs/>
+                <w:i w:val="false"/>
+                <w:iCs w:val="false"/>
+                <w:color w:val="1A1A1A"/>
+                <w:sz w:val="30"/>
+                <w:szCs w:val="30"/>
+                <w:caps w:val="false"/>
+                <w:rFonts w:ascii="Calibri" w:cs="Calibri" w:eastAsia="Calibri" w:hAnsi="Calibri"/>
+              </w:rPr>
+              <w:t xml:space="preserve">P — Point of view: whose perspective does it reflect?</w:t>
+            </w:r>
+          </w:p>
+        </w:tc>
+        <w:tc>
+          <w:tcPr>
+            <w:tcW w:type="dxa" w:w="5529"/>
+            <w:tcBorders>
+              <w:top w:val="single" w:color="D9D5C8" w:sz="4"/>
+              <w:left w:val="single" w:color="D9D5C8" w:sz="4"/>
+              <w:bottom w:val="single" w:color="D9D5C8" w:sz="4"/>
+              <w:right w:val="single" w:color="D9D5C8" w:sz="4"/>
+            </w:tcBorders>
+            <w:tcMar>
+              <w:top w:type="dxa" w:w="55"/>
+              <w:left w:type="dxa" w:w="110"/>
+              <w:bottom w:type="dxa" w:w="55"/>
+              <w:right w:type="dxa" w:w="110"/>
+            </w:tcMar>
+          </w:tcPr>
+          <w:p>
+            <w:pPr>
+              <w:widowControl w:val="false"/>
+              <w:pBdr>
+                <w:bottom w:val="single" w:color="8892A0" w:sz="8" w:space="1"/>
+              </w:pBdr>
+              <w:spacing w:before="42" w:after="42"/>
+            </w:pPr>
+            <w:r>
+              <w:rPr>
+                <w:sz w:val="24"/>
+                <w:szCs w:val="24"/>
+                <w:rFonts w:ascii="Calibri" w:cs="Calibri" w:eastAsia="Calibri" w:hAnsi="Calibri"/>
+              </w:rPr>
+              <w:t xml:space="preserve"> </w:t>
+            </w:r>
+          </w:p>
+          <w:p>
+            <w:pPr>
+              <w:spacing w:before="0" w:after="0" w:line="75" w:lineRule="exact"/>
+            </w:pPr>
+            <w:r>
+              <w:rPr>
+                <w:sz w:val="3"/>
+                <w:szCs w:val="3"/>
+                <w:rFonts w:ascii="Calibri" w:cs="Calibri" w:eastAsia="Calibri" w:hAnsi="Calibri"/>
+              </w:rPr>
+              <w:t xml:space="preserve"> </w:t>
+            </w:r>
+          </w:p>
+          <w:p>
+            <w:pPr>
+              <w:widowControl w:val="false"/>
+              <w:pBdr>
+                <w:bottom w:val="single" w:color="8892A0" w:sz="8" w:space="1"/>
+              </w:pBdr>
+              <w:spacing w:before="42" w:after="42"/>
+            </w:pPr>
+            <w:r>
+              <w:rPr>
+                <w:sz w:val="24"/>
+                <w:szCs w:val="24"/>
+                <w:rFonts w:ascii="Calibri" w:cs="Calibri" w:eastAsia="Calibri" w:hAnsi="Calibri"/>
+              </w:rPr>
+              <w:t xml:space="preserve"> </w:t>
+            </w:r>
+          </w:p>
+          <w:p>
+            <w:pPr>
+              <w:spacing w:before="0" w:after="0" w:line="75" w:lineRule="exact"/>
+            </w:pPr>
+            <w:r>
+              <w:rPr>
+                <w:sz w:val="3"/>
+                <w:szCs w:val="3"/>
+                <w:rFonts w:ascii="Calibri" w:cs="Calibri" w:eastAsia="Calibri" w:hAnsi="Calibri"/>
+              </w:rPr>
+              <w:t xml:space="preserve"> </w:t>
+            </w:r>
+          </w:p>
+          <w:p>
+            <w:pPr>
+              <w:widowControl w:val="false"/>
+              <w:pBdr>
+                <w:bottom w:val="single" w:color="8892A0" w:sz="8" w:space="1"/>
+              </w:pBdr>
+              <w:spacing w:before="42" w:after="42"/>
+            </w:pPr>
+            <w:r>
+              <w:rPr>
+                <w:sz w:val="24"/>
+                <w:szCs w:val="24"/>
+                <w:rFonts w:ascii="Calibri" w:cs="Calibri" w:eastAsia="Calibri" w:hAnsi="Calibri"/>
+              </w:rPr>
+              <w:t xml:space="preserve"> </w:t>
+            </w:r>
+          </w:p>
+          <w:p>
+            <w:pPr>
+              <w:spacing w:before="0" w:after="0" w:line="75" w:lineRule="exact"/>
+            </w:pPr>
+            <w:r>
+              <w:rPr>
+                <w:sz w:val="3"/>
+                <w:szCs w:val="3"/>
+                <w:rFonts w:ascii="Calibri" w:cs="Calibri" w:eastAsia="Calibri" w:hAnsi="Calibri"/>
+              </w:rPr>
+              <w:t xml:space="preserve"> </w:t>
+            </w:r>
+          </w:p>
+          <w:p>
+            <w:pPr>
+              <w:widowControl w:val="false"/>
+              <w:pBdr>
+                <w:bottom w:val="single" w:color="8892A0" w:sz="8" w:space="1"/>
+              </w:pBdr>
+              <w:spacing w:before="42" w:after="42"/>
+            </w:pPr>
+            <w:r>
+              <w:rPr>
+                <w:sz w:val="24"/>
+                <w:szCs w:val="24"/>
+                <w:rFonts w:ascii="Calibri" w:cs="Calibri" w:eastAsia="Calibri" w:hAnsi="Calibri"/>
+              </w:rPr>
+              <w:t xml:space="preserve"> </w:t>
+            </w:r>
+          </w:p>
+        </w:tc>
+      </w:tr>
+      <w:tr>
+        <w:tc>
+          <w:tcPr>
+            <w:tcW w:type="dxa" w:w="4263"/>
+            <w:tcBorders>
+              <w:top w:val="single" w:color="D9D5C8" w:sz="4"/>
+              <w:left w:val="single" w:color="D9D5C8" w:sz="4"/>
+              <w:bottom w:val="single" w:color="D9D5C8" w:sz="4"/>
+              <w:right w:val="single" w:color="D9D5C8" w:sz="4"/>
+            </w:tcBorders>
+            <w:tcMar>
+              <w:top w:type="dxa" w:w="55"/>
+              <w:left w:type="dxa" w:w="110"/>
+              <w:bottom w:type="dxa" w:w="55"/>
+              <w:right w:type="dxa" w:w="110"/>
+            </w:tcMar>
+          </w:tcPr>
+          <w:p>
+            <w:pPr>
+              <w:spacing w:after="0"/>
+            </w:pPr>
+            <w:r>
+              <w:rPr>
+                <w:b/>
+                <w:bCs/>
+                <w:i w:val="false"/>
+                <w:iCs w:val="false"/>
+                <w:color w:val="1A1A1A"/>
+                <w:sz w:val="30"/>
+                <w:szCs w:val="30"/>
+                <w:caps w:val="false"/>
+                <w:rFonts w:ascii="Calibri" w:cs="Calibri" w:eastAsia="Calibri" w:hAnsi="Calibri"/>
+              </w:rPr>
+              <w:t xml:space="preserve">O — Outside connection: how does it connect to this standard?</w:t>
+            </w:r>
+          </w:p>
+        </w:tc>
+        <w:tc>
+          <w:tcPr>
+            <w:tcW w:type="dxa" w:w="5529"/>
+            <w:tcBorders>
+              <w:top w:val="single" w:color="D9D5C8" w:sz="4"/>
+              <w:left w:val="single" w:color="D9D5C8" w:sz="4"/>
+              <w:bottom w:val="single" w:color="D9D5C8" w:sz="4"/>
+              <w:right w:val="single" w:color="D9D5C8" w:sz="4"/>
+            </w:tcBorders>
+            <w:tcMar>
+              <w:top w:type="dxa" w:w="55"/>
+              <w:left w:type="dxa" w:w="110"/>
+              <w:bottom w:type="dxa" w:w="55"/>
+              <w:right w:type="dxa" w:w="110"/>
+            </w:tcMar>
+          </w:tcPr>
+          <w:p>
+            <w:pPr>
+              <w:widowControl w:val="false"/>
+              <w:pBdr>
+                <w:bottom w:val="single" w:color="8892A0" w:sz="8" w:space="1"/>
+              </w:pBdr>
+              <w:spacing w:before="42" w:after="42"/>
+            </w:pPr>
+            <w:r>
+              <w:rPr>
+                <w:sz w:val="24"/>
+                <w:szCs w:val="24"/>
+                <w:rFonts w:ascii="Calibri" w:cs="Calibri" w:eastAsia="Calibri" w:hAnsi="Calibri"/>
+              </w:rPr>
+              <w:t xml:space="preserve"> </w:t>
+            </w:r>
+          </w:p>
+          <w:p>
+            <w:pPr>
+              <w:spacing w:before="0" w:after="0" w:line="75" w:lineRule="exact"/>
+            </w:pPr>
+            <w:r>
+              <w:rPr>
+                <w:sz w:val="3"/>
+                <w:szCs w:val="3"/>
+                <w:rFonts w:ascii="Calibri" w:cs="Calibri" w:eastAsia="Calibri" w:hAnsi="Calibri"/>
+              </w:rPr>
+              <w:t xml:space="preserve"> </w:t>
+            </w:r>
+          </w:p>
+          <w:p>
+            <w:pPr>
+              <w:widowControl w:val="false"/>
+              <w:pBdr>
+                <w:bottom w:val="single" w:color="8892A0" w:sz="8" w:space="1"/>
+              </w:pBdr>
+              <w:spacing w:before="42" w:after="42"/>
+            </w:pPr>
+            <w:r>
+              <w:rPr>
+                <w:sz w:val="24"/>
+                <w:szCs w:val="24"/>
+                <w:rFonts w:ascii="Calibri" w:cs="Calibri" w:eastAsia="Calibri" w:hAnsi="Calibri"/>
+              </w:rPr>
+              <w:t xml:space="preserve"> </w:t>
+            </w:r>
+          </w:p>
+          <w:p>
+            <w:pPr>
+              <w:spacing w:before="0" w:after="0" w:line="75" w:lineRule="exact"/>
+            </w:pPr>
+            <w:r>
+              <w:rPr>
+                <w:sz w:val="3"/>
+                <w:szCs w:val="3"/>
+                <w:rFonts w:ascii="Calibri" w:cs="Calibri" w:eastAsia="Calibri" w:hAnsi="Calibri"/>
+              </w:rPr>
+              <w:t xml:space="preserve"> </w:t>
+            </w:r>
+          </w:p>
+          <w:p>
+            <w:pPr>
+              <w:widowControl w:val="false"/>
+              <w:pBdr>
+                <w:bottom w:val="single" w:color="8892A0" w:sz="8" w:space="1"/>
+              </w:pBdr>
+              <w:spacing w:before="42" w:after="42"/>
+            </w:pPr>
+            <w:r>
+              <w:rPr>
+                <w:sz w:val="24"/>
+                <w:szCs w:val="24"/>
+                <w:rFonts w:ascii="Calibri" w:cs="Calibri" w:eastAsia="Calibri" w:hAnsi="Calibri"/>
+              </w:rPr>
+              <w:t xml:space="preserve"> </w:t>
+            </w:r>
+          </w:p>
+          <w:p>
+            <w:pPr>
+              <w:spacing w:before="0" w:after="0" w:line="75" w:lineRule="exact"/>
+            </w:pPr>
+            <w:r>
+              <w:rPr>
+                <w:sz w:val="3"/>
+                <w:szCs w:val="3"/>
+                <w:rFonts w:ascii="Calibri" w:cs="Calibri" w:eastAsia="Calibri" w:hAnsi="Calibri"/>
+              </w:rPr>
+              <w:t xml:space="preserve"> </w:t>
+            </w:r>
+          </w:p>
+          <w:p>
+            <w:pPr>
+              <w:widowControl w:val="false"/>
+              <w:pBdr>
+                <w:bottom w:val="single" w:color="8892A0" w:sz="8" w:space="1"/>
+              </w:pBdr>
+              <w:spacing w:before="42" w:after="42"/>
+            </w:pPr>
+            <w:r>
+              <w:rPr>
+                <w:sz w:val="24"/>
+                <w:szCs w:val="24"/>
+                <w:rFonts w:ascii="Calibri" w:cs="Calibri" w:eastAsia="Calibri" w:hAnsi="Calibri"/>
+              </w:rPr>
+              <w:t xml:space="preserve"> </w:t>
+            </w:r>
+          </w:p>
+        </w:tc>
+      </w:tr>
+    </w:tbl>
+    <w:p>
+      <w:pPr>
+        <w:pStyle w:val="Heading2"/>
+        <w:keepNext/>
+        <w:pageBreakBefore/>
+        <w:spacing w:before="150" w:after="90"/>
+      </w:pPr>
+      <w:r>
+        <w:rPr>
+          <w:b/>
+          <w:bCs/>
+          <w:i w:val="false"/>
+          <w:iCs w:val="false"/>
+          <w:color w:val="1B2A4A"/>
+          <w:sz w:val="42"/>
+          <w:szCs w:val="42"/>
+          <w:caps w:val="false"/>
+          <w:rFonts w:ascii="Calibri" w:cs="Calibri" w:eastAsia="Calibri" w:hAnsi="Calibri"/>
+        </w:rPr>
+        <w:t xml:space="preserve">Primary Source Analysis — go deeper — GC.29</w:t>
+      </w:r>
+    </w:p>
+    <w:tbl>
+      <w:tblPr>
+        <w:tblW w:type="dxa" w:w="9792"/>
+        <w:tblBorders>
+          <w:top w:val="single" w:color="auto" w:sz="4"/>
+          <w:left w:val="single" w:color="auto" w:sz="4"/>
+          <w:bottom w:val="single" w:color="auto" w:sz="4"/>
+          <w:right w:val="single" w:color="auto" w:sz="4"/>
+          <w:insideH w:val="single" w:color="auto" w:sz="4"/>
+          <w:insideV w:val="single" w:color="auto" w:sz="4"/>
+        </w:tblBorders>
+      </w:tblPr>
+      <w:tblGrid>
+        <w:gridCol w:w="9792"/>
+      </w:tblGrid>
+      <w:tr>
+        <w:tc>
+          <w:tcPr>
+            <w:tcW w:type="dxa" w:w="9792"/>
+            <w:tcBorders>
+              <w:top w:val="single" w:color="D9D5C8" w:sz="4"/>
+              <w:left w:val="single" w:color="D9D5C8" w:sz="4"/>
+              <w:bottom w:val="single" w:color="D9D5C8" w:sz="4"/>
+              <w:right w:val="single" w:color="D9D5C8" w:sz="4"/>
+            </w:tcBorders>
+            <w:shd w:fill="F7F5EF" w:color="auto" w:val="clear"/>
+            <w:tcMar>
+              <w:top w:type="dxa" w:w="55"/>
+              <w:left w:type="dxa" w:w="110"/>
+              <w:bottom w:type="dxa" w:w="55"/>
+              <w:right w:type="dxa" w:w="110"/>
+            </w:tcMar>
+          </w:tcPr>
+          <w:p>
+            <w:pPr>
+              <w:spacing w:after="60"/>
+            </w:pPr>
+            <w:r>
+              <w:rPr>
+                <w:b/>
+                <w:bCs/>
+                <w:i w:val="false"/>
+                <w:iCs w:val="false"/>
+                <w:color w:val="1B2A4A"/>
+                <w:sz w:val="32"/>
+                <w:szCs w:val="32"/>
+                <w:caps w:val="false"/>
+                <w:rFonts w:ascii="Calibri" w:cs="Calibri" w:eastAsia="Calibri" w:hAnsi="Calibri"/>
+              </w:rPr>
+              <w:t xml:space="preserve">SUPPORT OPTION (use if you need it)</w:t>
+            </w:r>
+          </w:p>
+          <w:p>
+            <w:pPr>
+              <w:spacing w:after="40"/>
+            </w:pPr>
+            <w:r>
+              <w:rPr>
+                <w:b w:val="false"/>
+                <w:bCs w:val="false"/>
+                <w:i w:val="false"/>
+                <w:iCs w:val="false"/>
+                <w:color w:val="1A1A1A"/>
+                <w:sz w:val="33"/>
+                <w:szCs w:val="33"/>
+                <w:caps w:val="false"/>
+                <w:rFonts w:ascii="Calibri" w:cs="Calibri" w:eastAsia="Calibri" w:hAnsi="Calibri"/>
+              </w:rPr>
+              <w:t xml:space="preserve">Sentence frame: This source shows ______ because it ______, which reveals ______.</w:t>
             </w:r>
           </w:p>
         </w:tc>
@@ -27944,7 +29506,7 @@
                 <w:caps w:val="false"/>
                 <w:rFonts w:ascii="Calibri" w:cs="Calibri" w:eastAsia="Calibri" w:hAnsi="Calibri"/>
               </w:rPr>
-              <w:t xml:space="preserve">SUPPORT OPTION</w:t>
+              <w:t xml:space="preserve">SOURCE SYNTHESIS — put it together (SSP.03)</w:t>
             </w:r>
           </w:p>
           <w:p>
@@ -27963,12 +29525,149 @@
                 <w:caps w:val="false"/>
                 <w:rFonts w:ascii="Calibri" w:cs="Calibri" w:eastAsia="Calibri" w:hAnsi="Calibri"/>
               </w:rPr>
-              <w:t xml:space="preserve">Sentence frame: This source shows ______ because it ______, which reveals ______.</w:t>
+              <w:t xml:space="preserve">In 2–3 sentences: what does this source reveal about this standard, and how do you know? Cite one specific detail from it.</w:t>
             </w:r>
           </w:p>
         </w:tc>
       </w:tr>
     </w:tbl>
+    <w:p>
+      <w:pPr>
+        <w:widowControl w:val="false"/>
+        <w:pBdr>
+          <w:bottom w:val="single" w:color="8892A0" w:sz="8" w:space="1"/>
+        </w:pBdr>
+        <w:spacing w:before="42" w:after="42"/>
+      </w:pPr>
+      <w:r>
+        <w:rPr>
+          <w:sz w:val="24"/>
+          <w:szCs w:val="24"/>
+          <w:rFonts w:ascii="Calibri" w:cs="Calibri" w:eastAsia="Calibri" w:hAnsi="Calibri"/>
+        </w:rPr>
+        <w:t xml:space="preserve"> </w:t>
+      </w:r>
+    </w:p>
+    <w:p>
+      <w:pPr>
+        <w:spacing w:before="0" w:after="0" w:line="75" w:lineRule="exact"/>
+      </w:pPr>
+      <w:r>
+        <w:rPr>
+          <w:sz w:val="3"/>
+          <w:szCs w:val="3"/>
+          <w:rFonts w:ascii="Calibri" w:cs="Calibri" w:eastAsia="Calibri" w:hAnsi="Calibri"/>
+        </w:rPr>
+        <w:t xml:space="preserve"> </w:t>
+      </w:r>
+    </w:p>
+    <w:p>
+      <w:pPr>
+        <w:widowControl w:val="false"/>
+        <w:pBdr>
+          <w:bottom w:val="single" w:color="8892A0" w:sz="8" w:space="1"/>
+        </w:pBdr>
+        <w:spacing w:before="42" w:after="42"/>
+      </w:pPr>
+      <w:r>
+        <w:rPr>
+          <w:sz w:val="24"/>
+          <w:szCs w:val="24"/>
+          <w:rFonts w:ascii="Calibri" w:cs="Calibri" w:eastAsia="Calibri" w:hAnsi="Calibri"/>
+        </w:rPr>
+        <w:t xml:space="preserve"> </w:t>
+      </w:r>
+    </w:p>
+    <w:p>
+      <w:pPr>
+        <w:spacing w:before="0" w:after="0" w:line="75" w:lineRule="exact"/>
+      </w:pPr>
+      <w:r>
+        <w:rPr>
+          <w:sz w:val="3"/>
+          <w:szCs w:val="3"/>
+          <w:rFonts w:ascii="Calibri" w:cs="Calibri" w:eastAsia="Calibri" w:hAnsi="Calibri"/>
+        </w:rPr>
+        <w:t xml:space="preserve"> </w:t>
+      </w:r>
+    </w:p>
+    <w:p>
+      <w:pPr>
+        <w:widowControl w:val="false"/>
+        <w:pBdr>
+          <w:bottom w:val="single" w:color="8892A0" w:sz="8" w:space="1"/>
+        </w:pBdr>
+        <w:spacing w:before="42" w:after="42"/>
+      </w:pPr>
+      <w:r>
+        <w:rPr>
+          <w:sz w:val="24"/>
+          <w:szCs w:val="24"/>
+          <w:rFonts w:ascii="Calibri" w:cs="Calibri" w:eastAsia="Calibri" w:hAnsi="Calibri"/>
+        </w:rPr>
+        <w:t xml:space="preserve"> </w:t>
+      </w:r>
+    </w:p>
+    <w:p>
+      <w:pPr>
+        <w:spacing w:before="0" w:after="0" w:line="75" w:lineRule="exact"/>
+      </w:pPr>
+      <w:r>
+        <w:rPr>
+          <w:sz w:val="3"/>
+          <w:szCs w:val="3"/>
+          <w:rFonts w:ascii="Calibri" w:cs="Calibri" w:eastAsia="Calibri" w:hAnsi="Calibri"/>
+        </w:rPr>
+        <w:t xml:space="preserve"> </w:t>
+      </w:r>
+    </w:p>
+    <w:p>
+      <w:pPr>
+        <w:widowControl w:val="false"/>
+        <w:pBdr>
+          <w:bottom w:val="single" w:color="8892A0" w:sz="8" w:space="1"/>
+        </w:pBdr>
+        <w:spacing w:before="42" w:after="42"/>
+      </w:pPr>
+      <w:r>
+        <w:rPr>
+          <w:sz w:val="24"/>
+          <w:szCs w:val="24"/>
+          <w:rFonts w:ascii="Calibri" w:cs="Calibri" w:eastAsia="Calibri" w:hAnsi="Calibri"/>
+        </w:rPr>
+        <w:t xml:space="preserve"> </w:t>
+      </w:r>
+    </w:p>
+    <w:p>
+      <w:pPr>
+        <w:spacing w:before="0" w:after="0" w:line="75" w:lineRule="exact"/>
+      </w:pPr>
+      <w:r>
+        <w:rPr>
+          <w:sz w:val="3"/>
+          <w:szCs w:val="3"/>
+          <w:rFonts w:ascii="Calibri" w:cs="Calibri" w:eastAsia="Calibri" w:hAnsi="Calibri"/>
+        </w:rPr>
+        <w:t xml:space="preserve"> </w:t>
+      </w:r>
+    </w:p>
+    <w:p>
+      <w:pPr>
+        <w:widowControl w:val="false"/>
+        <w:pBdr>
+          <w:bottom w:val="single" w:color="8892A0" w:sz="8" w:space="1"/>
+        </w:pBdr>
+        <w:spacing w:before="42" w:after="42"/>
+      </w:pPr>
+      <w:r>
+        <w:rPr>
+          <w:sz w:val="24"/>
+          <w:szCs w:val="24"/>
+          <w:rFonts w:ascii="Calibri" w:cs="Calibri" w:eastAsia="Calibri" w:hAnsi="Calibri"/>
+        </w:rPr>
+        <w:t xml:space="preserve"> </w:t>
+      </w:r>
+    </w:p>
     <w:tbl>
       <w:tblPr>
         <w:tblW w:type="dxa" w:w="9792"/>
@@ -28018,7 +29717,7 @@
                 <w:caps w:val="false"/>
                 <w:rFonts w:ascii="Calibri" w:cs="Calibri" w:eastAsia="Calibri" w:hAnsi="Calibri"/>
               </w:rPr>
-              <w:t xml:space="preserve">SOURCE SYNTHESIS — put it together (SSP.03)</w:t>
+              <w:t xml:space="preserve">THINK LIKE A HISTORIAN — corroborate or challenge (SSP.03)</w:t>
             </w:r>
           </w:p>
           <w:p>
@@ -28037,12 +29736,283 @@
                 <w:caps w:val="false"/>
                 <w:rFonts w:ascii="Calibri" w:cs="Calibri" w:eastAsia="Calibri" w:hAnsi="Calibri"/>
               </w:rPr>
-              <w:t xml:space="preserve">In 2–3 sentences: what does this source reveal about this standard, and how do you know? Cite one specific detail from it.</w:t>
+              <w:t xml:space="preserve">Name ONE other source that could CONFIRM this one, and ONE way it could COMPLICATE or CHALLENGE it — or, whose voice is missing here?</w:t>
             </w:r>
           </w:p>
         </w:tc>
       </w:tr>
     </w:tbl>
+    <w:p>
+      <w:pPr>
+        <w:widowControl w:val="false"/>
+        <w:pBdr>
+          <w:bottom w:val="single" w:color="8892A0" w:sz="8" w:space="1"/>
+        </w:pBdr>
+        <w:spacing w:before="42" w:after="42"/>
+      </w:pPr>
+      <w:r>
+        <w:rPr>
+          <w:sz w:val="24"/>
+          <w:szCs w:val="24"/>
+          <w:rFonts w:ascii="Calibri" w:cs="Calibri" w:eastAsia="Calibri" w:hAnsi="Calibri"/>
+        </w:rPr>
+        <w:t xml:space="preserve"> </w:t>
+      </w:r>
+    </w:p>
+    <w:p>
+      <w:pPr>
+        <w:spacing w:before="0" w:after="0" w:line="75" w:lineRule="exact"/>
+      </w:pPr>
+      <w:r>
+        <w:rPr>
+          <w:sz w:val="3"/>
+          <w:szCs w:val="3"/>
+          <w:rFonts w:ascii="Calibri" w:cs="Calibri" w:eastAsia="Calibri" w:hAnsi="Calibri"/>
+        </w:rPr>
+        <w:t xml:space="preserve"> </w:t>
+      </w:r>
+    </w:p>
+    <w:p>
+      <w:pPr>
+        <w:widowControl w:val="false"/>
+        <w:pBdr>
+          <w:bottom w:val="single" w:color="8892A0" w:sz="8" w:space="1"/>
+        </w:pBdr>
+        <w:spacing w:before="42" w:after="42"/>
+      </w:pPr>
+      <w:r>
+        <w:rPr>
+          <w:sz w:val="24"/>
+          <w:szCs w:val="24"/>
+          <w:rFonts w:ascii="Calibri" w:cs="Calibri" w:eastAsia="Calibri" w:hAnsi="Calibri"/>
+        </w:rPr>
+        <w:t xml:space="preserve"> </w:t>
+      </w:r>
+    </w:p>
+    <w:p>
+      <w:pPr>
+        <w:spacing w:before="0" w:after="0" w:line="75" w:lineRule="exact"/>
+      </w:pPr>
+      <w:r>
+        <w:rPr>
+          <w:sz w:val="3"/>
+          <w:szCs w:val="3"/>
+          <w:rFonts w:ascii="Calibri" w:cs="Calibri" w:eastAsia="Calibri" w:hAnsi="Calibri"/>
+        </w:rPr>
+        <w:t xml:space="preserve"> </w:t>
+      </w:r>
+    </w:p>
+    <w:p>
+      <w:pPr>
+        <w:widowControl w:val="false"/>
+        <w:pBdr>
+          <w:bottom w:val="single" w:color="8892A0" w:sz="8" w:space="1"/>
+        </w:pBdr>
+        <w:spacing w:before="42" w:after="42"/>
+      </w:pPr>
+      <w:r>
+        <w:rPr>
+          <w:sz w:val="24"/>
+          <w:szCs w:val="24"/>
+          <w:rFonts w:ascii="Calibri" w:cs="Calibri" w:eastAsia="Calibri" w:hAnsi="Calibri"/>
+        </w:rPr>
+        <w:t xml:space="preserve"> </w:t>
+      </w:r>
+    </w:p>
+    <w:p>
+      <w:pPr>
+        <w:spacing w:before="0" w:after="0" w:line="75" w:lineRule="exact"/>
+      </w:pPr>
+      <w:r>
+        <w:rPr>
+          <w:sz w:val="3"/>
+          <w:szCs w:val="3"/>
+          <w:rFonts w:ascii="Calibri" w:cs="Calibri" w:eastAsia="Calibri" w:hAnsi="Calibri"/>
+        </w:rPr>
+        <w:t xml:space="preserve"> </w:t>
+      </w:r>
+    </w:p>
+    <w:p>
+      <w:pPr>
+        <w:widowControl w:val="false"/>
+        <w:pBdr>
+          <w:bottom w:val="single" w:color="8892A0" w:sz="8" w:space="1"/>
+        </w:pBdr>
+        <w:spacing w:before="42" w:after="42"/>
+      </w:pPr>
+      <w:r>
+        <w:rPr>
+          <w:sz w:val="24"/>
+          <w:szCs w:val="24"/>
+          <w:rFonts w:ascii="Calibri" w:cs="Calibri" w:eastAsia="Calibri" w:hAnsi="Calibri"/>
+        </w:rPr>
+        <w:t xml:space="preserve"> </w:t>
+      </w:r>
+    </w:p>
+    <w:p>
+      <w:pPr>
+        <w:spacing w:before="0" w:after="0" w:line="75" w:lineRule="exact"/>
+      </w:pPr>
+      <w:r>
+        <w:rPr>
+          <w:sz w:val="3"/>
+          <w:szCs w:val="3"/>
+          <w:rFonts w:ascii="Calibri" w:cs="Calibri" w:eastAsia="Calibri" w:hAnsi="Calibri"/>
+        </w:rPr>
+        <w:t xml:space="preserve"> </w:t>
+      </w:r>
+    </w:p>
+    <w:p>
+      <w:pPr>
+        <w:widowControl w:val="false"/>
+        <w:pBdr>
+          <w:bottom w:val="single" w:color="8892A0" w:sz="8" w:space="1"/>
+        </w:pBdr>
+        <w:spacing w:before="42" w:after="42"/>
+      </w:pPr>
+      <w:r>
+        <w:rPr>
+          <w:sz w:val="24"/>
+          <w:szCs w:val="24"/>
+          <w:rFonts w:ascii="Calibri" w:cs="Calibri" w:eastAsia="Calibri" w:hAnsi="Calibri"/>
+        </w:rPr>
+        <w:t xml:space="preserve"> </w:t>
+      </w:r>
+    </w:p>
+    <w:tbl>
+      <w:tblPr>
+        <w:tblW w:type="dxa" w:w="9792"/>
+        <w:tblBorders>
+          <w:top w:val="single" w:color="auto" w:sz="4"/>
+          <w:left w:val="single" w:color="auto" w:sz="4"/>
+          <w:bottom w:val="single" w:color="auto" w:sz="4"/>
+          <w:right w:val="single" w:color="auto" w:sz="4"/>
+          <w:insideH w:val="single" w:color="auto" w:sz="4"/>
+          <w:insideV w:val="single" w:color="auto" w:sz="4"/>
+        </w:tblBorders>
+      </w:tblPr>
+      <w:tblGrid>
+        <w:gridCol w:w="9792"/>
+      </w:tblGrid>
+      <w:tr>
+        <w:tc>
+          <w:tcPr>
+            <w:tcW w:type="dxa" w:w="9792"/>
+            <w:tcBorders>
+              <w:top w:val="single" w:color="D9D5C8" w:sz="4"/>
+              <w:left w:val="single" w:color="D9D5C8" w:sz="4"/>
+              <w:bottom w:val="single" w:color="D9D5C8" w:sz="4"/>
+              <w:right w:val="single" w:color="D9D5C8" w:sz="4"/>
+            </w:tcBorders>
+            <w:shd w:fill="F7F5EF" w:color="auto" w:val="clear"/>
+            <w:tcMar>
+              <w:top w:type="dxa" w:w="55"/>
+              <w:left w:type="dxa" w:w="110"/>
+              <w:bottom w:type="dxa" w:w="55"/>
+              <w:right w:type="dxa" w:w="110"/>
+            </w:tcMar>
+          </w:tcPr>
+          <w:p>
+            <w:pPr>
+              <w:spacing w:after="60"/>
+            </w:pPr>
+            <w:r>
+              <w:rPr>
+                <w:b/>
+                <w:bCs/>
+                <w:i w:val="false"/>
+                <w:iCs w:val="false"/>
+                <w:color w:val="1B2A4A"/>
+                <w:sz w:val="32"/>
+                <w:szCs w:val="32"/>
+                <w:caps w:val="false"/>
+                <w:rFonts w:ascii="Calibri" w:cs="Calibri" w:eastAsia="Calibri" w:hAnsi="Calibri"/>
+              </w:rPr>
+              <w:t xml:space="preserve">SO WHAT? — why this source still matters today</w:t>
+            </w:r>
+          </w:p>
+          <w:p>
+            <w:pPr>
+              <w:spacing w:after="40"/>
+            </w:pPr>
+            <w:r>
+              <w:rPr>
+                <w:b w:val="false"/>
+                <w:bCs w:val="false"/>
+                <w:i w:val="false"/>
+                <w:iCs w:val="false"/>
+                <w:color w:val="1A1A1A"/>
+                <w:sz w:val="33"/>
+                <w:szCs w:val="33"/>
+                <w:caps w:val="false"/>
+                <w:rFonts w:ascii="Calibri" w:cs="Calibri" w:eastAsia="Calibri" w:hAnsi="Calibri"/>
+              </w:rPr>
+              <w:t xml:space="preserve">In 1–2 sentences: why does this source still matter for understanding government today?</w:t>
+            </w:r>
+          </w:p>
+        </w:tc>
+      </w:tr>
+    </w:tbl>
+    <w:p>
+      <w:pPr>
+        <w:widowControl w:val="false"/>
+        <w:pBdr>
+          <w:bottom w:val="single" w:color="8892A0" w:sz="8" w:space="1"/>
+        </w:pBdr>
+        <w:spacing w:before="42" w:after="42"/>
+      </w:pPr>
+      <w:r>
+        <w:rPr>
+          <w:sz w:val="24"/>
+          <w:szCs w:val="24"/>
+          <w:rFonts w:ascii="Calibri" w:cs="Calibri" w:eastAsia="Calibri" w:hAnsi="Calibri"/>
+        </w:rPr>
+        <w:t xml:space="preserve"> </w:t>
+      </w:r>
+    </w:p>
+    <w:p>
+      <w:pPr>
+        <w:spacing w:before="0" w:after="0" w:line="75" w:lineRule="exact"/>
+      </w:pPr>
+      <w:r>
+        <w:rPr>
+          <w:sz w:val="3"/>
+          <w:szCs w:val="3"/>
+          <w:rFonts w:ascii="Calibri" w:cs="Calibri" w:eastAsia="Calibri" w:hAnsi="Calibri"/>
+        </w:rPr>
+        <w:t xml:space="preserve"> </w:t>
+      </w:r>
+    </w:p>
+    <w:p>
+      <w:pPr>
+        <w:widowControl w:val="false"/>
+        <w:pBdr>
+          <w:bottom w:val="single" w:color="8892A0" w:sz="8" w:space="1"/>
+        </w:pBdr>
+        <w:spacing w:before="42" w:after="42"/>
+      </w:pPr>
+      <w:r>
+        <w:rPr>
+          <w:sz w:val="24"/>
+          <w:szCs w:val="24"/>
+          <w:rFonts w:ascii="Calibri" w:cs="Calibri" w:eastAsia="Calibri" w:hAnsi="Calibri"/>
+        </w:rPr>
+        <w:t xml:space="preserve"> </w:t>
+      </w:r>
+    </w:p>
+    <w:p>
+      <w:pPr>
+        <w:spacing w:before="0" w:after="0" w:line="75" w:lineRule="exact"/>
+      </w:pPr>
+      <w:r>
+        <w:rPr>
+          <w:sz w:val="3"/>
+          <w:szCs w:val="3"/>
+          <w:rFonts w:ascii="Calibri" w:cs="Calibri" w:eastAsia="Calibri" w:hAnsi="Calibri"/>
+        </w:rPr>
+        <w:t xml:space="preserve"> </w:t>
+      </w:r>
+    </w:p>
     <w:p>
       <w:pPr>
         <w:widowControl w:val="false"/>
@@ -35882,7 +37852,7 @@
       </w:tblGrid>
       <w:tr>
         <w:trPr>
-          <w:trHeight w:val="1450" w:hRule="atLeast"/>
+          <w:trHeight w:val="2050" w:hRule="atLeast"/>
         </w:trPr>
         <w:tc>
           <w:tcPr>
@@ -40584,6 +42554,187 @@
         </w:tblBorders>
       </w:tblPr>
       <w:tblGrid>
+        <w:gridCol w:w="9792"/>
+      </w:tblGrid>
+      <w:tr>
+        <w:tc>
+          <w:tcPr>
+            <w:tcW w:type="dxa" w:w="9792"/>
+            <w:tcBorders>
+              <w:top w:val="single" w:color="D9D5C8" w:sz="4"/>
+              <w:left w:val="single" w:color="D9D5C8" w:sz="4"/>
+              <w:bottom w:val="single" w:color="D9D5C8" w:sz="4"/>
+              <w:right w:val="single" w:color="D9D5C8" w:sz="4"/>
+            </w:tcBorders>
+            <w:shd w:fill="F7F5EF" w:color="auto" w:val="clear"/>
+            <w:tcMar>
+              <w:top w:type="dxa" w:w="55"/>
+              <w:left w:type="dxa" w:w="110"/>
+              <w:bottom w:type="dxa" w:w="55"/>
+              <w:right w:type="dxa" w:w="110"/>
+            </w:tcMar>
+          </w:tcPr>
+          <w:p>
+            <w:pPr>
+              <w:spacing w:after="60"/>
+            </w:pPr>
+            <w:r>
+              <w:rPr>
+                <w:b/>
+                <w:bCs/>
+                <w:i w:val="false"/>
+                <w:iCs w:val="false"/>
+                <w:color w:val="1B2A4A"/>
+                <w:sz w:val="32"/>
+                <w:szCs w:val="32"/>
+                <w:caps w:val="false"/>
+                <w:rFonts w:ascii="Calibri" w:cs="Calibri" w:eastAsia="Calibri" w:hAnsi="Calibri"/>
+              </w:rPr>
+              <w:t xml:space="preserve">FIRST LOOK — before you analyze</w:t>
+            </w:r>
+          </w:p>
+          <w:p>
+            <w:pPr>
+              <w:spacing w:after="40"/>
+            </w:pPr>
+            <w:r>
+              <w:rPr>
+                <w:b w:val="false"/>
+                <w:bCs w:val="false"/>
+                <w:i w:val="false"/>
+                <w:iCs w:val="false"/>
+                <w:color w:val="1A1A1A"/>
+                <w:sz w:val="33"/>
+                <w:szCs w:val="33"/>
+                <w:caps w:val="false"/>
+                <w:rFonts w:ascii="Calibri" w:cs="Calibri" w:eastAsia="Calibri" w:hAnsi="Calibri"/>
+              </w:rPr>
+              <w:t xml:space="preserve">Jot 3–4 things you notice in the source (details, words, people, dates). No wrong answers.</w:t>
+            </w:r>
+          </w:p>
+        </w:tc>
+      </w:tr>
+    </w:tbl>
+    <w:p>
+      <w:pPr>
+        <w:widowControl w:val="false"/>
+        <w:pBdr>
+          <w:bottom w:val="single" w:color="8892A0" w:sz="8" w:space="1"/>
+        </w:pBdr>
+        <w:spacing w:before="42" w:after="42"/>
+      </w:pPr>
+      <w:r>
+        <w:rPr>
+          <w:sz w:val="24"/>
+          <w:szCs w:val="24"/>
+          <w:rFonts w:ascii="Calibri" w:cs="Calibri" w:eastAsia="Calibri" w:hAnsi="Calibri"/>
+        </w:rPr>
+        <w:t xml:space="preserve"> </w:t>
+      </w:r>
+    </w:p>
+    <w:p>
+      <w:pPr>
+        <w:spacing w:before="0" w:after="0" w:line="75" w:lineRule="exact"/>
+      </w:pPr>
+      <w:r>
+        <w:rPr>
+          <w:sz w:val="3"/>
+          <w:szCs w:val="3"/>
+          <w:rFonts w:ascii="Calibri" w:cs="Calibri" w:eastAsia="Calibri" w:hAnsi="Calibri"/>
+        </w:rPr>
+        <w:t xml:space="preserve"> </w:t>
+      </w:r>
+    </w:p>
+    <w:p>
+      <w:pPr>
+        <w:widowControl w:val="false"/>
+        <w:pBdr>
+          <w:bottom w:val="single" w:color="8892A0" w:sz="8" w:space="1"/>
+        </w:pBdr>
+        <w:spacing w:before="42" w:after="42"/>
+      </w:pPr>
+      <w:r>
+        <w:rPr>
+          <w:sz w:val="24"/>
+          <w:szCs w:val="24"/>
+          <w:rFonts w:ascii="Calibri" w:cs="Calibri" w:eastAsia="Calibri" w:hAnsi="Calibri"/>
+        </w:rPr>
+        <w:t xml:space="preserve"> </w:t>
+      </w:r>
+    </w:p>
+    <w:p>
+      <w:pPr>
+        <w:spacing w:before="0" w:after="0" w:line="75" w:lineRule="exact"/>
+      </w:pPr>
+      <w:r>
+        <w:rPr>
+          <w:sz w:val="3"/>
+          <w:szCs w:val="3"/>
+          <w:rFonts w:ascii="Calibri" w:cs="Calibri" w:eastAsia="Calibri" w:hAnsi="Calibri"/>
+        </w:rPr>
+        <w:t xml:space="preserve"> </w:t>
+      </w:r>
+    </w:p>
+    <w:p>
+      <w:pPr>
+        <w:widowControl w:val="false"/>
+        <w:pBdr>
+          <w:bottom w:val="single" w:color="8892A0" w:sz="8" w:space="1"/>
+        </w:pBdr>
+        <w:spacing w:before="42" w:after="42"/>
+      </w:pPr>
+      <w:r>
+        <w:rPr>
+          <w:sz w:val="24"/>
+          <w:szCs w:val="24"/>
+          <w:rFonts w:ascii="Calibri" w:cs="Calibri" w:eastAsia="Calibri" w:hAnsi="Calibri"/>
+        </w:rPr>
+        <w:t xml:space="preserve"> </w:t>
+      </w:r>
+    </w:p>
+    <w:p>
+      <w:pPr>
+        <w:spacing w:before="0" w:after="0" w:line="75" w:lineRule="exact"/>
+      </w:pPr>
+      <w:r>
+        <w:rPr>
+          <w:sz w:val="3"/>
+          <w:szCs w:val="3"/>
+          <w:rFonts w:ascii="Calibri" w:cs="Calibri" w:eastAsia="Calibri" w:hAnsi="Calibri"/>
+        </w:rPr>
+        <w:t xml:space="preserve"> </w:t>
+      </w:r>
+    </w:p>
+    <w:p>
+      <w:pPr>
+        <w:widowControl w:val="false"/>
+        <w:pBdr>
+          <w:bottom w:val="single" w:color="8892A0" w:sz="8" w:space="1"/>
+        </w:pBdr>
+        <w:spacing w:before="42" w:after="42"/>
+      </w:pPr>
+      <w:r>
+        <w:rPr>
+          <w:sz w:val="24"/>
+          <w:szCs w:val="24"/>
+          <w:rFonts w:ascii="Calibri" w:cs="Calibri" w:eastAsia="Calibri" w:hAnsi="Calibri"/>
+        </w:rPr>
+        <w:t xml:space="preserve"> </w:t>
+      </w:r>
+    </w:p>
+    <w:tbl>
+      <w:tblPr>
+        <w:tblW w:type="dxa" w:w="9792"/>
+        <w:tblBorders>
+          <w:top w:val="single" w:color="auto" w:sz="4"/>
+          <w:left w:val="single" w:color="auto" w:sz="4"/>
+          <w:bottom w:val="single" w:color="auto" w:sz="4"/>
+          <w:right w:val="single" w:color="auto" w:sz="4"/>
+          <w:insideH w:val="single" w:color="auto" w:sz="4"/>
+          <w:insideV w:val="single" w:color="auto" w:sz="4"/>
+        </w:tblBorders>
+      </w:tblPr>
+      <w:tblGrid>
         <w:gridCol w:w="4263"/>
         <w:gridCol w:w="5529"/>
       </w:tblGrid>
@@ -40766,61 +42917,19 @@
               <w:t xml:space="preserve"> </w:t>
             </w:r>
           </w:p>
-        </w:tc>
-      </w:tr>
-      <w:tr>
-        <w:tc>
-          <w:tcPr>
-            <w:tcW w:type="dxa" w:w="4263"/>
-            <w:tcBorders>
-              <w:top w:val="single" w:color="D9D5C8" w:sz="4"/>
-              <w:left w:val="single" w:color="D9D5C8" w:sz="4"/>
-              <w:bottom w:val="single" w:color="D9D5C8" w:sz="4"/>
-              <w:right w:val="single" w:color="D9D5C8" w:sz="4"/>
-            </w:tcBorders>
-            <w:tcMar>
-              <w:top w:type="dxa" w:w="55"/>
-              <w:left w:type="dxa" w:w="110"/>
-              <w:bottom w:type="dxa" w:w="55"/>
-              <w:right w:type="dxa" w:w="110"/>
-            </w:tcMar>
-          </w:tcPr>
-          <w:p>
-            <w:pPr>
-              <w:spacing w:after="0"/>
-            </w:pPr>
-            <w:r>
-              <w:rPr>
-                <w:b/>
-                <w:bCs/>
-                <w:i w:val="false"/>
-                <w:iCs w:val="false"/>
-                <w:color w:val="1A1A1A"/>
-                <w:sz w:val="30"/>
-                <w:szCs w:val="30"/>
-                <w:caps w:val="false"/>
-                <w:rFonts w:ascii="Calibri" w:cs="Calibri" w:eastAsia="Calibri" w:hAnsi="Calibri"/>
-              </w:rPr>
-              <w:t xml:space="preserve">I — Intended audience: who was meant to see or obey it?</w:t>
-            </w:r>
-          </w:p>
-        </w:tc>
-        <w:tc>
-          <w:tcPr>
-            <w:tcW w:type="dxa" w:w="5529"/>
-            <w:tcBorders>
-              <w:top w:val="single" w:color="D9D5C8" w:sz="4"/>
-              <w:left w:val="single" w:color="D9D5C8" w:sz="4"/>
-              <w:bottom w:val="single" w:color="D9D5C8" w:sz="4"/>
-              <w:right w:val="single" w:color="D9D5C8" w:sz="4"/>
-            </w:tcBorders>
-            <w:tcMar>
-              <w:top w:type="dxa" w:w="55"/>
-              <w:left w:type="dxa" w:w="110"/>
-              <w:bottom w:type="dxa" w:w="55"/>
-              <w:right w:type="dxa" w:w="110"/>
-            </w:tcMar>
-          </w:tcPr>
+          <w:p>
+            <w:pPr>
+              <w:spacing w:before="0" w:after="0" w:line="75" w:lineRule="exact"/>
+            </w:pPr>
+            <w:r>
+              <w:rPr>
+                <w:sz w:val="3"/>
+                <w:szCs w:val="3"/>
+                <w:rFonts w:ascii="Calibri" w:cs="Calibri" w:eastAsia="Calibri" w:hAnsi="Calibri"/>
+              </w:rPr>
+              <w:t xml:space="preserve"> </w:t>
+            </w:r>
+          </w:p>
           <w:p>
             <w:pPr>
               <w:widowControl w:val="false"/>
@@ -40903,7 +43012,7 @@
                 <w:caps w:val="false"/>
                 <w:rFonts w:ascii="Calibri" w:cs="Calibri" w:eastAsia="Calibri" w:hAnsi="Calibri"/>
               </w:rPr>
-              <w:t xml:space="preserve">P — Purpose: why was it created?</w:t>
+              <w:t xml:space="preserve">I — Intended audience: who was meant to see or obey it?</w:t>
             </w:r>
           </w:p>
         </w:tc>
@@ -40970,61 +43079,19 @@
               <w:t xml:space="preserve"> </w:t>
             </w:r>
           </w:p>
-        </w:tc>
-      </w:tr>
-      <w:tr>
-        <w:tc>
-          <w:tcPr>
-            <w:tcW w:type="dxa" w:w="4263"/>
-            <w:tcBorders>
-              <w:top w:val="single" w:color="D9D5C8" w:sz="4"/>
-              <w:left w:val="single" w:color="D9D5C8" w:sz="4"/>
-              <w:bottom w:val="single" w:color="D9D5C8" w:sz="4"/>
-              <w:right w:val="single" w:color="D9D5C8" w:sz="4"/>
-            </w:tcBorders>
-            <w:tcMar>
-              <w:top w:type="dxa" w:w="55"/>
-              <w:left w:type="dxa" w:w="110"/>
-              <w:bottom w:type="dxa" w:w="55"/>
-              <w:right w:type="dxa" w:w="110"/>
-            </w:tcMar>
-          </w:tcPr>
-          <w:p>
-            <w:pPr>
-              <w:spacing w:after="0"/>
-            </w:pPr>
-            <w:r>
-              <w:rPr>
-                <w:b/>
-                <w:bCs/>
-                <w:i w:val="false"/>
-                <w:iCs w:val="false"/>
-                <w:color w:val="1A1A1A"/>
-                <w:sz w:val="30"/>
-                <w:szCs w:val="30"/>
-                <w:caps w:val="false"/>
-                <w:rFonts w:ascii="Calibri" w:cs="Calibri" w:eastAsia="Calibri" w:hAnsi="Calibri"/>
-              </w:rPr>
-              <w:t xml:space="preserve">P — Point of view: whose perspective does it reflect?</w:t>
-            </w:r>
-          </w:p>
-        </w:tc>
-        <w:tc>
-          <w:tcPr>
-            <w:tcW w:type="dxa" w:w="5529"/>
-            <w:tcBorders>
-              <w:top w:val="single" w:color="D9D5C8" w:sz="4"/>
-              <w:left w:val="single" w:color="D9D5C8" w:sz="4"/>
-              <w:bottom w:val="single" w:color="D9D5C8" w:sz="4"/>
-              <w:right w:val="single" w:color="D9D5C8" w:sz="4"/>
-            </w:tcBorders>
-            <w:tcMar>
-              <w:top w:type="dxa" w:w="55"/>
-              <w:left w:type="dxa" w:w="110"/>
-              <w:bottom w:type="dxa" w:w="55"/>
-              <w:right w:type="dxa" w:w="110"/>
-            </w:tcMar>
-          </w:tcPr>
+          <w:p>
+            <w:pPr>
+              <w:spacing w:before="0" w:after="0" w:line="75" w:lineRule="exact"/>
+            </w:pPr>
+            <w:r>
+              <w:rPr>
+                <w:sz w:val="3"/>
+                <w:szCs w:val="3"/>
+                <w:rFonts w:ascii="Calibri" w:cs="Calibri" w:eastAsia="Calibri" w:hAnsi="Calibri"/>
+              </w:rPr>
+              <w:t xml:space="preserve"> </w:t>
+            </w:r>
+          </w:p>
           <w:p>
             <w:pPr>
               <w:widowControl w:val="false"/>
@@ -41107,7 +43174,7 @@
                 <w:caps w:val="false"/>
                 <w:rFonts w:ascii="Calibri" w:cs="Calibri" w:eastAsia="Calibri" w:hAnsi="Calibri"/>
               </w:rPr>
-              <w:t xml:space="preserve">O — Outside connection: how does it connect to this standard?</w:t>
+              <w:t xml:space="preserve">P — Purpose: why was it created?</w:t>
             </w:r>
           </w:p>
         </w:tc>
@@ -41172,6 +43239,486 @@
                 <w:rFonts w:ascii="Calibri" w:cs="Calibri" w:eastAsia="Calibri" w:hAnsi="Calibri"/>
               </w:rPr>
               <w:t xml:space="preserve"> </w:t>
+            </w:r>
+          </w:p>
+          <w:p>
+            <w:pPr>
+              <w:spacing w:before="0" w:after="0" w:line="75" w:lineRule="exact"/>
+            </w:pPr>
+            <w:r>
+              <w:rPr>
+                <w:sz w:val="3"/>
+                <w:szCs w:val="3"/>
+                <w:rFonts w:ascii="Calibri" w:cs="Calibri" w:eastAsia="Calibri" w:hAnsi="Calibri"/>
+              </w:rPr>
+              <w:t xml:space="preserve"> </w:t>
+            </w:r>
+          </w:p>
+          <w:p>
+            <w:pPr>
+              <w:widowControl w:val="false"/>
+              <w:pBdr>
+                <w:bottom w:val="single" w:color="8892A0" w:sz="8" w:space="1"/>
+              </w:pBdr>
+              <w:spacing w:before="42" w:after="42"/>
+            </w:pPr>
+            <w:r>
+              <w:rPr>
+                <w:sz w:val="24"/>
+                <w:szCs w:val="24"/>
+                <w:rFonts w:ascii="Calibri" w:cs="Calibri" w:eastAsia="Calibri" w:hAnsi="Calibri"/>
+              </w:rPr>
+              <w:t xml:space="preserve"> </w:t>
+            </w:r>
+          </w:p>
+          <w:p>
+            <w:pPr>
+              <w:spacing w:before="0" w:after="0" w:line="75" w:lineRule="exact"/>
+            </w:pPr>
+            <w:r>
+              <w:rPr>
+                <w:sz w:val="3"/>
+                <w:szCs w:val="3"/>
+                <w:rFonts w:ascii="Calibri" w:cs="Calibri" w:eastAsia="Calibri" w:hAnsi="Calibri"/>
+              </w:rPr>
+              <w:t xml:space="preserve"> </w:t>
+            </w:r>
+          </w:p>
+          <w:p>
+            <w:pPr>
+              <w:widowControl w:val="false"/>
+              <w:pBdr>
+                <w:bottom w:val="single" w:color="8892A0" w:sz="8" w:space="1"/>
+              </w:pBdr>
+              <w:spacing w:before="42" w:after="42"/>
+            </w:pPr>
+            <w:r>
+              <w:rPr>
+                <w:sz w:val="24"/>
+                <w:szCs w:val="24"/>
+                <w:rFonts w:ascii="Calibri" w:cs="Calibri" w:eastAsia="Calibri" w:hAnsi="Calibri"/>
+              </w:rPr>
+              <w:t xml:space="preserve"> </w:t>
+            </w:r>
+          </w:p>
+        </w:tc>
+      </w:tr>
+      <w:tr>
+        <w:tc>
+          <w:tcPr>
+            <w:tcW w:type="dxa" w:w="4263"/>
+            <w:tcBorders>
+              <w:top w:val="single" w:color="D9D5C8" w:sz="4"/>
+              <w:left w:val="single" w:color="D9D5C8" w:sz="4"/>
+              <w:bottom w:val="single" w:color="D9D5C8" w:sz="4"/>
+              <w:right w:val="single" w:color="D9D5C8" w:sz="4"/>
+            </w:tcBorders>
+            <w:tcMar>
+              <w:top w:type="dxa" w:w="55"/>
+              <w:left w:type="dxa" w:w="110"/>
+              <w:bottom w:type="dxa" w:w="55"/>
+              <w:right w:type="dxa" w:w="110"/>
+            </w:tcMar>
+          </w:tcPr>
+          <w:p>
+            <w:pPr>
+              <w:spacing w:after="0"/>
+            </w:pPr>
+            <w:r>
+              <w:rPr>
+                <w:b/>
+                <w:bCs/>
+                <w:i w:val="false"/>
+                <w:iCs w:val="false"/>
+                <w:color w:val="1A1A1A"/>
+                <w:sz w:val="30"/>
+                <w:szCs w:val="30"/>
+                <w:caps w:val="false"/>
+                <w:rFonts w:ascii="Calibri" w:cs="Calibri" w:eastAsia="Calibri" w:hAnsi="Calibri"/>
+              </w:rPr>
+              <w:t xml:space="preserve">P — Point of view: whose perspective does it reflect?</w:t>
+            </w:r>
+          </w:p>
+        </w:tc>
+        <w:tc>
+          <w:tcPr>
+            <w:tcW w:type="dxa" w:w="5529"/>
+            <w:tcBorders>
+              <w:top w:val="single" w:color="D9D5C8" w:sz="4"/>
+              <w:left w:val="single" w:color="D9D5C8" w:sz="4"/>
+              <w:bottom w:val="single" w:color="D9D5C8" w:sz="4"/>
+              <w:right w:val="single" w:color="D9D5C8" w:sz="4"/>
+            </w:tcBorders>
+            <w:tcMar>
+              <w:top w:type="dxa" w:w="55"/>
+              <w:left w:type="dxa" w:w="110"/>
+              <w:bottom w:type="dxa" w:w="55"/>
+              <w:right w:type="dxa" w:w="110"/>
+            </w:tcMar>
+          </w:tcPr>
+          <w:p>
+            <w:pPr>
+              <w:widowControl w:val="false"/>
+              <w:pBdr>
+                <w:bottom w:val="single" w:color="8892A0" w:sz="8" w:space="1"/>
+              </w:pBdr>
+              <w:spacing w:before="42" w:after="42"/>
+            </w:pPr>
+            <w:r>
+              <w:rPr>
+                <w:sz w:val="24"/>
+                <w:szCs w:val="24"/>
+                <w:rFonts w:ascii="Calibri" w:cs="Calibri" w:eastAsia="Calibri" w:hAnsi="Calibri"/>
+              </w:rPr>
+              <w:t xml:space="preserve"> </w:t>
+            </w:r>
+          </w:p>
+          <w:p>
+            <w:pPr>
+              <w:spacing w:before="0" w:after="0" w:line="75" w:lineRule="exact"/>
+            </w:pPr>
+            <w:r>
+              <w:rPr>
+                <w:sz w:val="3"/>
+                <w:szCs w:val="3"/>
+                <w:rFonts w:ascii="Calibri" w:cs="Calibri" w:eastAsia="Calibri" w:hAnsi="Calibri"/>
+              </w:rPr>
+              <w:t xml:space="preserve"> </w:t>
+            </w:r>
+          </w:p>
+          <w:p>
+            <w:pPr>
+              <w:widowControl w:val="false"/>
+              <w:pBdr>
+                <w:bottom w:val="single" w:color="8892A0" w:sz="8" w:space="1"/>
+              </w:pBdr>
+              <w:spacing w:before="42" w:after="42"/>
+            </w:pPr>
+            <w:r>
+              <w:rPr>
+                <w:sz w:val="24"/>
+                <w:szCs w:val="24"/>
+                <w:rFonts w:ascii="Calibri" w:cs="Calibri" w:eastAsia="Calibri" w:hAnsi="Calibri"/>
+              </w:rPr>
+              <w:t xml:space="preserve"> </w:t>
+            </w:r>
+          </w:p>
+          <w:p>
+            <w:pPr>
+              <w:spacing w:before="0" w:after="0" w:line="75" w:lineRule="exact"/>
+            </w:pPr>
+            <w:r>
+              <w:rPr>
+                <w:sz w:val="3"/>
+                <w:szCs w:val="3"/>
+                <w:rFonts w:ascii="Calibri" w:cs="Calibri" w:eastAsia="Calibri" w:hAnsi="Calibri"/>
+              </w:rPr>
+              <w:t xml:space="preserve"> </w:t>
+            </w:r>
+          </w:p>
+          <w:p>
+            <w:pPr>
+              <w:widowControl w:val="false"/>
+              <w:pBdr>
+                <w:bottom w:val="single" w:color="8892A0" w:sz="8" w:space="1"/>
+              </w:pBdr>
+              <w:spacing w:before="42" w:after="42"/>
+            </w:pPr>
+            <w:r>
+              <w:rPr>
+                <w:sz w:val="24"/>
+                <w:szCs w:val="24"/>
+                <w:rFonts w:ascii="Calibri" w:cs="Calibri" w:eastAsia="Calibri" w:hAnsi="Calibri"/>
+              </w:rPr>
+              <w:t xml:space="preserve"> </w:t>
+            </w:r>
+          </w:p>
+          <w:p>
+            <w:pPr>
+              <w:spacing w:before="0" w:after="0" w:line="75" w:lineRule="exact"/>
+            </w:pPr>
+            <w:r>
+              <w:rPr>
+                <w:sz w:val="3"/>
+                <w:szCs w:val="3"/>
+                <w:rFonts w:ascii="Calibri" w:cs="Calibri" w:eastAsia="Calibri" w:hAnsi="Calibri"/>
+              </w:rPr>
+              <w:t xml:space="preserve"> </w:t>
+            </w:r>
+          </w:p>
+          <w:p>
+            <w:pPr>
+              <w:widowControl w:val="false"/>
+              <w:pBdr>
+                <w:bottom w:val="single" w:color="8892A0" w:sz="8" w:space="1"/>
+              </w:pBdr>
+              <w:spacing w:before="42" w:after="42"/>
+            </w:pPr>
+            <w:r>
+              <w:rPr>
+                <w:sz w:val="24"/>
+                <w:szCs w:val="24"/>
+                <w:rFonts w:ascii="Calibri" w:cs="Calibri" w:eastAsia="Calibri" w:hAnsi="Calibri"/>
+              </w:rPr>
+              <w:t xml:space="preserve"> </w:t>
+            </w:r>
+          </w:p>
+        </w:tc>
+      </w:tr>
+      <w:tr>
+        <w:tc>
+          <w:tcPr>
+            <w:tcW w:type="dxa" w:w="4263"/>
+            <w:tcBorders>
+              <w:top w:val="single" w:color="D9D5C8" w:sz="4"/>
+              <w:left w:val="single" w:color="D9D5C8" w:sz="4"/>
+              <w:bottom w:val="single" w:color="D9D5C8" w:sz="4"/>
+              <w:right w:val="single" w:color="D9D5C8" w:sz="4"/>
+            </w:tcBorders>
+            <w:tcMar>
+              <w:top w:type="dxa" w:w="55"/>
+              <w:left w:type="dxa" w:w="110"/>
+              <w:bottom w:type="dxa" w:w="55"/>
+              <w:right w:type="dxa" w:w="110"/>
+            </w:tcMar>
+          </w:tcPr>
+          <w:p>
+            <w:pPr>
+              <w:spacing w:after="0"/>
+            </w:pPr>
+            <w:r>
+              <w:rPr>
+                <w:b/>
+                <w:bCs/>
+                <w:i w:val="false"/>
+                <w:iCs w:val="false"/>
+                <w:color w:val="1A1A1A"/>
+                <w:sz w:val="30"/>
+                <w:szCs w:val="30"/>
+                <w:caps w:val="false"/>
+                <w:rFonts w:ascii="Calibri" w:cs="Calibri" w:eastAsia="Calibri" w:hAnsi="Calibri"/>
+              </w:rPr>
+              <w:t xml:space="preserve">O — Outside connection: how does it connect to this standard?</w:t>
+            </w:r>
+          </w:p>
+        </w:tc>
+        <w:tc>
+          <w:tcPr>
+            <w:tcW w:type="dxa" w:w="5529"/>
+            <w:tcBorders>
+              <w:top w:val="single" w:color="D9D5C8" w:sz="4"/>
+              <w:left w:val="single" w:color="D9D5C8" w:sz="4"/>
+              <w:bottom w:val="single" w:color="D9D5C8" w:sz="4"/>
+              <w:right w:val="single" w:color="D9D5C8" w:sz="4"/>
+            </w:tcBorders>
+            <w:tcMar>
+              <w:top w:type="dxa" w:w="55"/>
+              <w:left w:type="dxa" w:w="110"/>
+              <w:bottom w:type="dxa" w:w="55"/>
+              <w:right w:type="dxa" w:w="110"/>
+            </w:tcMar>
+          </w:tcPr>
+          <w:p>
+            <w:pPr>
+              <w:widowControl w:val="false"/>
+              <w:pBdr>
+                <w:bottom w:val="single" w:color="8892A0" w:sz="8" w:space="1"/>
+              </w:pBdr>
+              <w:spacing w:before="42" w:after="42"/>
+            </w:pPr>
+            <w:r>
+              <w:rPr>
+                <w:sz w:val="24"/>
+                <w:szCs w:val="24"/>
+                <w:rFonts w:ascii="Calibri" w:cs="Calibri" w:eastAsia="Calibri" w:hAnsi="Calibri"/>
+              </w:rPr>
+              <w:t xml:space="preserve"> </w:t>
+            </w:r>
+          </w:p>
+          <w:p>
+            <w:pPr>
+              <w:spacing w:before="0" w:after="0" w:line="75" w:lineRule="exact"/>
+            </w:pPr>
+            <w:r>
+              <w:rPr>
+                <w:sz w:val="3"/>
+                <w:szCs w:val="3"/>
+                <w:rFonts w:ascii="Calibri" w:cs="Calibri" w:eastAsia="Calibri" w:hAnsi="Calibri"/>
+              </w:rPr>
+              <w:t xml:space="preserve"> </w:t>
+            </w:r>
+          </w:p>
+          <w:p>
+            <w:pPr>
+              <w:widowControl w:val="false"/>
+              <w:pBdr>
+                <w:bottom w:val="single" w:color="8892A0" w:sz="8" w:space="1"/>
+              </w:pBdr>
+              <w:spacing w:before="42" w:after="42"/>
+            </w:pPr>
+            <w:r>
+              <w:rPr>
+                <w:sz w:val="24"/>
+                <w:szCs w:val="24"/>
+                <w:rFonts w:ascii="Calibri" w:cs="Calibri" w:eastAsia="Calibri" w:hAnsi="Calibri"/>
+              </w:rPr>
+              <w:t xml:space="preserve"> </w:t>
+            </w:r>
+          </w:p>
+          <w:p>
+            <w:pPr>
+              <w:spacing w:before="0" w:after="0" w:line="75" w:lineRule="exact"/>
+            </w:pPr>
+            <w:r>
+              <w:rPr>
+                <w:sz w:val="3"/>
+                <w:szCs w:val="3"/>
+                <w:rFonts w:ascii="Calibri" w:cs="Calibri" w:eastAsia="Calibri" w:hAnsi="Calibri"/>
+              </w:rPr>
+              <w:t xml:space="preserve"> </w:t>
+            </w:r>
+          </w:p>
+          <w:p>
+            <w:pPr>
+              <w:widowControl w:val="false"/>
+              <w:pBdr>
+                <w:bottom w:val="single" w:color="8892A0" w:sz="8" w:space="1"/>
+              </w:pBdr>
+              <w:spacing w:before="42" w:after="42"/>
+            </w:pPr>
+            <w:r>
+              <w:rPr>
+                <w:sz w:val="24"/>
+                <w:szCs w:val="24"/>
+                <w:rFonts w:ascii="Calibri" w:cs="Calibri" w:eastAsia="Calibri" w:hAnsi="Calibri"/>
+              </w:rPr>
+              <w:t xml:space="preserve"> </w:t>
+            </w:r>
+          </w:p>
+          <w:p>
+            <w:pPr>
+              <w:spacing w:before="0" w:after="0" w:line="75" w:lineRule="exact"/>
+            </w:pPr>
+            <w:r>
+              <w:rPr>
+                <w:sz w:val="3"/>
+                <w:szCs w:val="3"/>
+                <w:rFonts w:ascii="Calibri" w:cs="Calibri" w:eastAsia="Calibri" w:hAnsi="Calibri"/>
+              </w:rPr>
+              <w:t xml:space="preserve"> </w:t>
+            </w:r>
+          </w:p>
+          <w:p>
+            <w:pPr>
+              <w:widowControl w:val="false"/>
+              <w:pBdr>
+                <w:bottom w:val="single" w:color="8892A0" w:sz="8" w:space="1"/>
+              </w:pBdr>
+              <w:spacing w:before="42" w:after="42"/>
+            </w:pPr>
+            <w:r>
+              <w:rPr>
+                <w:sz w:val="24"/>
+                <w:szCs w:val="24"/>
+                <w:rFonts w:ascii="Calibri" w:cs="Calibri" w:eastAsia="Calibri" w:hAnsi="Calibri"/>
+              </w:rPr>
+              <w:t xml:space="preserve"> </w:t>
+            </w:r>
+          </w:p>
+        </w:tc>
+      </w:tr>
+    </w:tbl>
+    <w:p>
+      <w:pPr>
+        <w:pStyle w:val="Heading2"/>
+        <w:keepNext/>
+        <w:pageBreakBefore/>
+        <w:spacing w:before="150" w:after="90"/>
+      </w:pPr>
+      <w:r>
+        <w:rPr>
+          <w:b/>
+          <w:bCs/>
+          <w:i w:val="false"/>
+          <w:iCs w:val="false"/>
+          <w:color w:val="1B2A4A"/>
+          <w:sz w:val="42"/>
+          <w:szCs w:val="42"/>
+          <w:caps w:val="false"/>
+          <w:rFonts w:ascii="Calibri" w:cs="Calibri" w:eastAsia="Calibri" w:hAnsi="Calibri"/>
+        </w:rPr>
+        <w:t xml:space="preserve">Primary Source Analysis — go deeper — GC.30</w:t>
+      </w:r>
+    </w:p>
+    <w:tbl>
+      <w:tblPr>
+        <w:tblW w:type="dxa" w:w="9792"/>
+        <w:tblBorders>
+          <w:top w:val="single" w:color="auto" w:sz="4"/>
+          <w:left w:val="single" w:color="auto" w:sz="4"/>
+          <w:bottom w:val="single" w:color="auto" w:sz="4"/>
+          <w:right w:val="single" w:color="auto" w:sz="4"/>
+          <w:insideH w:val="single" w:color="auto" w:sz="4"/>
+          <w:insideV w:val="single" w:color="auto" w:sz="4"/>
+        </w:tblBorders>
+      </w:tblPr>
+      <w:tblGrid>
+        <w:gridCol w:w="9792"/>
+      </w:tblGrid>
+      <w:tr>
+        <w:tc>
+          <w:tcPr>
+            <w:tcW w:type="dxa" w:w="9792"/>
+            <w:tcBorders>
+              <w:top w:val="single" w:color="D9D5C8" w:sz="4"/>
+              <w:left w:val="single" w:color="D9D5C8" w:sz="4"/>
+              <w:bottom w:val="single" w:color="D9D5C8" w:sz="4"/>
+              <w:right w:val="single" w:color="D9D5C8" w:sz="4"/>
+            </w:tcBorders>
+            <w:shd w:fill="F7F5EF" w:color="auto" w:val="clear"/>
+            <w:tcMar>
+              <w:top w:type="dxa" w:w="55"/>
+              <w:left w:type="dxa" w:w="110"/>
+              <w:bottom w:type="dxa" w:w="55"/>
+              <w:right w:type="dxa" w:w="110"/>
+            </w:tcMar>
+          </w:tcPr>
+          <w:p>
+            <w:pPr>
+              <w:spacing w:after="60"/>
+            </w:pPr>
+            <w:r>
+              <w:rPr>
+                <w:b/>
+                <w:bCs/>
+                <w:i w:val="false"/>
+                <w:iCs w:val="false"/>
+                <w:color w:val="1B2A4A"/>
+                <w:sz w:val="32"/>
+                <w:szCs w:val="32"/>
+                <w:caps w:val="false"/>
+                <w:rFonts w:ascii="Calibri" w:cs="Calibri" w:eastAsia="Calibri" w:hAnsi="Calibri"/>
+              </w:rPr>
+              <w:t xml:space="preserve">SUPPORT OPTION (use if you need it)</w:t>
+            </w:r>
+          </w:p>
+          <w:p>
+            <w:pPr>
+              <w:spacing w:after="40"/>
+            </w:pPr>
+            <w:r>
+              <w:rPr>
+                <w:b w:val="false"/>
+                <w:bCs w:val="false"/>
+                <w:i w:val="false"/>
+                <w:iCs w:val="false"/>
+                <w:color w:val="1A1A1A"/>
+                <w:sz w:val="33"/>
+                <w:szCs w:val="33"/>
+                <w:caps w:val="false"/>
+                <w:rFonts w:ascii="Calibri" w:cs="Calibri" w:eastAsia="Calibri" w:hAnsi="Calibri"/>
+              </w:rPr>
+              <w:t xml:space="preserve">Sentence frame: This source shows ______ because it ______, which reveals ______.</w:t>
             </w:r>
           </w:p>
         </w:tc>
@@ -41226,7 +43773,7 @@
                 <w:caps w:val="false"/>
                 <w:rFonts w:ascii="Calibri" w:cs="Calibri" w:eastAsia="Calibri" w:hAnsi="Calibri"/>
               </w:rPr>
-              <w:t xml:space="preserve">SUPPORT OPTION</w:t>
+              <w:t xml:space="preserve">SOURCE SYNTHESIS — put it together (SSP.03)</w:t>
             </w:r>
           </w:p>
           <w:p>
@@ -41245,12 +43792,149 @@
                 <w:caps w:val="false"/>
                 <w:rFonts w:ascii="Calibri" w:cs="Calibri" w:eastAsia="Calibri" w:hAnsi="Calibri"/>
               </w:rPr>
-              <w:t xml:space="preserve">Sentence frame: This source shows ______ because it ______, which reveals ______.</w:t>
+              <w:t xml:space="preserve">In 2–3 sentences: what does this source reveal about this standard, and how do you know? Cite one specific detail from it.</w:t>
             </w:r>
           </w:p>
         </w:tc>
       </w:tr>
     </w:tbl>
+    <w:p>
+      <w:pPr>
+        <w:widowControl w:val="false"/>
+        <w:pBdr>
+          <w:bottom w:val="single" w:color="8892A0" w:sz="8" w:space="1"/>
+        </w:pBdr>
+        <w:spacing w:before="42" w:after="42"/>
+      </w:pPr>
+      <w:r>
+        <w:rPr>
+          <w:sz w:val="24"/>
+          <w:szCs w:val="24"/>
+          <w:rFonts w:ascii="Calibri" w:cs="Calibri" w:eastAsia="Calibri" w:hAnsi="Calibri"/>
+        </w:rPr>
+        <w:t xml:space="preserve"> </w:t>
+      </w:r>
+    </w:p>
+    <w:p>
+      <w:pPr>
+        <w:spacing w:before="0" w:after="0" w:line="75" w:lineRule="exact"/>
+      </w:pPr>
+      <w:r>
+        <w:rPr>
+          <w:sz w:val="3"/>
+          <w:szCs w:val="3"/>
+          <w:rFonts w:ascii="Calibri" w:cs="Calibri" w:eastAsia="Calibri" w:hAnsi="Calibri"/>
+        </w:rPr>
+        <w:t xml:space="preserve"> </w:t>
+      </w:r>
+    </w:p>
+    <w:p>
+      <w:pPr>
+        <w:widowControl w:val="false"/>
+        <w:pBdr>
+          <w:bottom w:val="single" w:color="8892A0" w:sz="8" w:space="1"/>
+        </w:pBdr>
+        <w:spacing w:before="42" w:after="42"/>
+      </w:pPr>
+      <w:r>
+        <w:rPr>
+          <w:sz w:val="24"/>
+          <w:szCs w:val="24"/>
+          <w:rFonts w:ascii="Calibri" w:cs="Calibri" w:eastAsia="Calibri" w:hAnsi="Calibri"/>
+        </w:rPr>
+        <w:t xml:space="preserve"> </w:t>
+      </w:r>
+    </w:p>
+    <w:p>
+      <w:pPr>
+        <w:spacing w:before="0" w:after="0" w:line="75" w:lineRule="exact"/>
+      </w:pPr>
+      <w:r>
+        <w:rPr>
+          <w:sz w:val="3"/>
+          <w:szCs w:val="3"/>
+          <w:rFonts w:ascii="Calibri" w:cs="Calibri" w:eastAsia="Calibri" w:hAnsi="Calibri"/>
+        </w:rPr>
+        <w:t xml:space="preserve"> </w:t>
+      </w:r>
+    </w:p>
+    <w:p>
+      <w:pPr>
+        <w:widowControl w:val="false"/>
+        <w:pBdr>
+          <w:bottom w:val="single" w:color="8892A0" w:sz="8" w:space="1"/>
+        </w:pBdr>
+        <w:spacing w:before="42" w:after="42"/>
+      </w:pPr>
+      <w:r>
+        <w:rPr>
+          <w:sz w:val="24"/>
+          <w:szCs w:val="24"/>
+          <w:rFonts w:ascii="Calibri" w:cs="Calibri" w:eastAsia="Calibri" w:hAnsi="Calibri"/>
+        </w:rPr>
+        <w:t xml:space="preserve"> </w:t>
+      </w:r>
+    </w:p>
+    <w:p>
+      <w:pPr>
+        <w:spacing w:before="0" w:after="0" w:line="75" w:lineRule="exact"/>
+      </w:pPr>
+      <w:r>
+        <w:rPr>
+          <w:sz w:val="3"/>
+          <w:szCs w:val="3"/>
+          <w:rFonts w:ascii="Calibri" w:cs="Calibri" w:eastAsia="Calibri" w:hAnsi="Calibri"/>
+        </w:rPr>
+        <w:t xml:space="preserve"> </w:t>
+      </w:r>
+    </w:p>
+    <w:p>
+      <w:pPr>
+        <w:widowControl w:val="false"/>
+        <w:pBdr>
+          <w:bottom w:val="single" w:color="8892A0" w:sz="8" w:space="1"/>
+        </w:pBdr>
+        <w:spacing w:before="42" w:after="42"/>
+      </w:pPr>
+      <w:r>
+        <w:rPr>
+          <w:sz w:val="24"/>
+          <w:szCs w:val="24"/>
+          <w:rFonts w:ascii="Calibri" w:cs="Calibri" w:eastAsia="Calibri" w:hAnsi="Calibri"/>
+        </w:rPr>
+        <w:t xml:space="preserve"> </w:t>
+      </w:r>
+    </w:p>
+    <w:p>
+      <w:pPr>
+        <w:spacing w:before="0" w:after="0" w:line="75" w:lineRule="exact"/>
+      </w:pPr>
+      <w:r>
+        <w:rPr>
+          <w:sz w:val="3"/>
+          <w:szCs w:val="3"/>
+          <w:rFonts w:ascii="Calibri" w:cs="Calibri" w:eastAsia="Calibri" w:hAnsi="Calibri"/>
+        </w:rPr>
+        <w:t xml:space="preserve"> </w:t>
+      </w:r>
+    </w:p>
+    <w:p>
+      <w:pPr>
+        <w:widowControl w:val="false"/>
+        <w:pBdr>
+          <w:bottom w:val="single" w:color="8892A0" w:sz="8" w:space="1"/>
+        </w:pBdr>
+        <w:spacing w:before="42" w:after="42"/>
+      </w:pPr>
+      <w:r>
+        <w:rPr>
+          <w:sz w:val="24"/>
+          <w:szCs w:val="24"/>
+          <w:rFonts w:ascii="Calibri" w:cs="Calibri" w:eastAsia="Calibri" w:hAnsi="Calibri"/>
+        </w:rPr>
+        <w:t xml:space="preserve"> </w:t>
+      </w:r>
+    </w:p>
     <w:tbl>
       <w:tblPr>
         <w:tblW w:type="dxa" w:w="9792"/>
@@ -41300,7 +43984,7 @@
                 <w:caps w:val="false"/>
                 <w:rFonts w:ascii="Calibri" w:cs="Calibri" w:eastAsia="Calibri" w:hAnsi="Calibri"/>
               </w:rPr>
-              <w:t xml:space="preserve">SOURCE SYNTHESIS — put it together (SSP.03)</w:t>
+              <w:t xml:space="preserve">THINK LIKE A HISTORIAN — corroborate or challenge (SSP.03)</w:t>
             </w:r>
           </w:p>
           <w:p>
@@ -41319,12 +44003,283 @@
                 <w:caps w:val="false"/>
                 <w:rFonts w:ascii="Calibri" w:cs="Calibri" w:eastAsia="Calibri" w:hAnsi="Calibri"/>
               </w:rPr>
-              <w:t xml:space="preserve">In 2–3 sentences: what does this source reveal about this standard, and how do you know? Cite one specific detail from it.</w:t>
+              <w:t xml:space="preserve">Name ONE other source that could CONFIRM this one, and ONE way it could COMPLICATE or CHALLENGE it — or, whose voice is missing here?</w:t>
             </w:r>
           </w:p>
         </w:tc>
       </w:tr>
     </w:tbl>
+    <w:p>
+      <w:pPr>
+        <w:widowControl w:val="false"/>
+        <w:pBdr>
+          <w:bottom w:val="single" w:color="8892A0" w:sz="8" w:space="1"/>
+        </w:pBdr>
+        <w:spacing w:before="42" w:after="42"/>
+      </w:pPr>
+      <w:r>
+        <w:rPr>
+          <w:sz w:val="24"/>
+          <w:szCs w:val="24"/>
+          <w:rFonts w:ascii="Calibri" w:cs="Calibri" w:eastAsia="Calibri" w:hAnsi="Calibri"/>
+        </w:rPr>
+        <w:t xml:space="preserve"> </w:t>
+      </w:r>
+    </w:p>
+    <w:p>
+      <w:pPr>
+        <w:spacing w:before="0" w:after="0" w:line="75" w:lineRule="exact"/>
+      </w:pPr>
+      <w:r>
+        <w:rPr>
+          <w:sz w:val="3"/>
+          <w:szCs w:val="3"/>
+          <w:rFonts w:ascii="Calibri" w:cs="Calibri" w:eastAsia="Calibri" w:hAnsi="Calibri"/>
+        </w:rPr>
+        <w:t xml:space="preserve"> </w:t>
+      </w:r>
+    </w:p>
+    <w:p>
+      <w:pPr>
+        <w:widowControl w:val="false"/>
+        <w:pBdr>
+          <w:bottom w:val="single" w:color="8892A0" w:sz="8" w:space="1"/>
+        </w:pBdr>
+        <w:spacing w:before="42" w:after="42"/>
+      </w:pPr>
+      <w:r>
+        <w:rPr>
+          <w:sz w:val="24"/>
+          <w:szCs w:val="24"/>
+          <w:rFonts w:ascii="Calibri" w:cs="Calibri" w:eastAsia="Calibri" w:hAnsi="Calibri"/>
+        </w:rPr>
+        <w:t xml:space="preserve"> </w:t>
+      </w:r>
+    </w:p>
+    <w:p>
+      <w:pPr>
+        <w:spacing w:before="0" w:after="0" w:line="75" w:lineRule="exact"/>
+      </w:pPr>
+      <w:r>
+        <w:rPr>
+          <w:sz w:val="3"/>
+          <w:szCs w:val="3"/>
+          <w:rFonts w:ascii="Calibri" w:cs="Calibri" w:eastAsia="Calibri" w:hAnsi="Calibri"/>
+        </w:rPr>
+        <w:t xml:space="preserve"> </w:t>
+      </w:r>
+    </w:p>
+    <w:p>
+      <w:pPr>
+        <w:widowControl w:val="false"/>
+        <w:pBdr>
+          <w:bottom w:val="single" w:color="8892A0" w:sz="8" w:space="1"/>
+        </w:pBdr>
+        <w:spacing w:before="42" w:after="42"/>
+      </w:pPr>
+      <w:r>
+        <w:rPr>
+          <w:sz w:val="24"/>
+          <w:szCs w:val="24"/>
+          <w:rFonts w:ascii="Calibri" w:cs="Calibri" w:eastAsia="Calibri" w:hAnsi="Calibri"/>
+        </w:rPr>
+        <w:t xml:space="preserve"> </w:t>
+      </w:r>
+    </w:p>
+    <w:p>
+      <w:pPr>
+        <w:spacing w:before="0" w:after="0" w:line="75" w:lineRule="exact"/>
+      </w:pPr>
+      <w:r>
+        <w:rPr>
+          <w:sz w:val="3"/>
+          <w:szCs w:val="3"/>
+          <w:rFonts w:ascii="Calibri" w:cs="Calibri" w:eastAsia="Calibri" w:hAnsi="Calibri"/>
+        </w:rPr>
+        <w:t xml:space="preserve"> </w:t>
+      </w:r>
+    </w:p>
+    <w:p>
+      <w:pPr>
+        <w:widowControl w:val="false"/>
+        <w:pBdr>
+          <w:bottom w:val="single" w:color="8892A0" w:sz="8" w:space="1"/>
+        </w:pBdr>
+        <w:spacing w:before="42" w:after="42"/>
+      </w:pPr>
+      <w:r>
+        <w:rPr>
+          <w:sz w:val="24"/>
+          <w:szCs w:val="24"/>
+          <w:rFonts w:ascii="Calibri" w:cs="Calibri" w:eastAsia="Calibri" w:hAnsi="Calibri"/>
+        </w:rPr>
+        <w:t xml:space="preserve"> </w:t>
+      </w:r>
+    </w:p>
+    <w:p>
+      <w:pPr>
+        <w:spacing w:before="0" w:after="0" w:line="75" w:lineRule="exact"/>
+      </w:pPr>
+      <w:r>
+        <w:rPr>
+          <w:sz w:val="3"/>
+          <w:szCs w:val="3"/>
+          <w:rFonts w:ascii="Calibri" w:cs="Calibri" w:eastAsia="Calibri" w:hAnsi="Calibri"/>
+        </w:rPr>
+        <w:t xml:space="preserve"> </w:t>
+      </w:r>
+    </w:p>
+    <w:p>
+      <w:pPr>
+        <w:widowControl w:val="false"/>
+        <w:pBdr>
+          <w:bottom w:val="single" w:color="8892A0" w:sz="8" w:space="1"/>
+        </w:pBdr>
+        <w:spacing w:before="42" w:after="42"/>
+      </w:pPr>
+      <w:r>
+        <w:rPr>
+          <w:sz w:val="24"/>
+          <w:szCs w:val="24"/>
+          <w:rFonts w:ascii="Calibri" w:cs="Calibri" w:eastAsia="Calibri" w:hAnsi="Calibri"/>
+        </w:rPr>
+        <w:t xml:space="preserve"> </w:t>
+      </w:r>
+    </w:p>
+    <w:tbl>
+      <w:tblPr>
+        <w:tblW w:type="dxa" w:w="9792"/>
+        <w:tblBorders>
+          <w:top w:val="single" w:color="auto" w:sz="4"/>
+          <w:left w:val="single" w:color="auto" w:sz="4"/>
+          <w:bottom w:val="single" w:color="auto" w:sz="4"/>
+          <w:right w:val="single" w:color="auto" w:sz="4"/>
+          <w:insideH w:val="single" w:color="auto" w:sz="4"/>
+          <w:insideV w:val="single" w:color="auto" w:sz="4"/>
+        </w:tblBorders>
+      </w:tblPr>
+      <w:tblGrid>
+        <w:gridCol w:w="9792"/>
+      </w:tblGrid>
+      <w:tr>
+        <w:tc>
+          <w:tcPr>
+            <w:tcW w:type="dxa" w:w="9792"/>
+            <w:tcBorders>
+              <w:top w:val="single" w:color="D9D5C8" w:sz="4"/>
+              <w:left w:val="single" w:color="D9D5C8" w:sz="4"/>
+              <w:bottom w:val="single" w:color="D9D5C8" w:sz="4"/>
+              <w:right w:val="single" w:color="D9D5C8" w:sz="4"/>
+            </w:tcBorders>
+            <w:shd w:fill="F7F5EF" w:color="auto" w:val="clear"/>
+            <w:tcMar>
+              <w:top w:type="dxa" w:w="55"/>
+              <w:left w:type="dxa" w:w="110"/>
+              <w:bottom w:type="dxa" w:w="55"/>
+              <w:right w:type="dxa" w:w="110"/>
+            </w:tcMar>
+          </w:tcPr>
+          <w:p>
+            <w:pPr>
+              <w:spacing w:after="60"/>
+            </w:pPr>
+            <w:r>
+              <w:rPr>
+                <w:b/>
+                <w:bCs/>
+                <w:i w:val="false"/>
+                <w:iCs w:val="false"/>
+                <w:color w:val="1B2A4A"/>
+                <w:sz w:val="32"/>
+                <w:szCs w:val="32"/>
+                <w:caps w:val="false"/>
+                <w:rFonts w:ascii="Calibri" w:cs="Calibri" w:eastAsia="Calibri" w:hAnsi="Calibri"/>
+              </w:rPr>
+              <w:t xml:space="preserve">SO WHAT? — why this source still matters today</w:t>
+            </w:r>
+          </w:p>
+          <w:p>
+            <w:pPr>
+              <w:spacing w:after="40"/>
+            </w:pPr>
+            <w:r>
+              <w:rPr>
+                <w:b w:val="false"/>
+                <w:bCs w:val="false"/>
+                <w:i w:val="false"/>
+                <w:iCs w:val="false"/>
+                <w:color w:val="1A1A1A"/>
+                <w:sz w:val="33"/>
+                <w:szCs w:val="33"/>
+                <w:caps w:val="false"/>
+                <w:rFonts w:ascii="Calibri" w:cs="Calibri" w:eastAsia="Calibri" w:hAnsi="Calibri"/>
+              </w:rPr>
+              <w:t xml:space="preserve">In 1–2 sentences: why does this source still matter for understanding government today?</w:t>
+            </w:r>
+          </w:p>
+        </w:tc>
+      </w:tr>
+    </w:tbl>
+    <w:p>
+      <w:pPr>
+        <w:widowControl w:val="false"/>
+        <w:pBdr>
+          <w:bottom w:val="single" w:color="8892A0" w:sz="8" w:space="1"/>
+        </w:pBdr>
+        <w:spacing w:before="42" w:after="42"/>
+      </w:pPr>
+      <w:r>
+        <w:rPr>
+          <w:sz w:val="24"/>
+          <w:szCs w:val="24"/>
+          <w:rFonts w:ascii="Calibri" w:cs="Calibri" w:eastAsia="Calibri" w:hAnsi="Calibri"/>
+        </w:rPr>
+        <w:t xml:space="preserve"> </w:t>
+      </w:r>
+    </w:p>
+    <w:p>
+      <w:pPr>
+        <w:spacing w:before="0" w:after="0" w:line="75" w:lineRule="exact"/>
+      </w:pPr>
+      <w:r>
+        <w:rPr>
+          <w:sz w:val="3"/>
+          <w:szCs w:val="3"/>
+          <w:rFonts w:ascii="Calibri" w:cs="Calibri" w:eastAsia="Calibri" w:hAnsi="Calibri"/>
+        </w:rPr>
+        <w:t xml:space="preserve"> </w:t>
+      </w:r>
+    </w:p>
+    <w:p>
+      <w:pPr>
+        <w:widowControl w:val="false"/>
+        <w:pBdr>
+          <w:bottom w:val="single" w:color="8892A0" w:sz="8" w:space="1"/>
+        </w:pBdr>
+        <w:spacing w:before="42" w:after="42"/>
+      </w:pPr>
+      <w:r>
+        <w:rPr>
+          <w:sz w:val="24"/>
+          <w:szCs w:val="24"/>
+          <w:rFonts w:ascii="Calibri" w:cs="Calibri" w:eastAsia="Calibri" w:hAnsi="Calibri"/>
+        </w:rPr>
+        <w:t xml:space="preserve"> </w:t>
+      </w:r>
+    </w:p>
+    <w:p>
+      <w:pPr>
+        <w:spacing w:before="0" w:after="0" w:line="75" w:lineRule="exact"/>
+      </w:pPr>
+      <w:r>
+        <w:rPr>
+          <w:sz w:val="3"/>
+          <w:szCs w:val="3"/>
+          <w:rFonts w:ascii="Calibri" w:cs="Calibri" w:eastAsia="Calibri" w:hAnsi="Calibri"/>
+        </w:rPr>
+        <w:t xml:space="preserve"> </w:t>
+      </w:r>
+    </w:p>
     <w:p>
       <w:pPr>
         <w:widowControl w:val="false"/>

--- a/courses/foundations-constitutional-government/BUILD/unit7/deliverables/Unit7_Student_Workbook_CourseStandard_LargePrint.docx
+++ b/courses/foundations-constitutional-government/BUILD/unit7/deliverables/Unit7_Student_Workbook_CourseStandard_LargePrint.docx
@@ -16436,6 +16436,24 @@
         </w:tc>
       </w:tr>
     </w:tbl>
+    <w:p>
+      <w:pPr>
+        <w:spacing w:after="120"/>
+      </w:pPr>
+      <w:r>
+        <w:rPr>
+          <w:b w:val="false"/>
+          <w:bCs w:val="false"/>
+          <w:i w:val="false"/>
+          <w:iCs w:val="false"/>
+          <w:color w:val="1A1A1A"/>
+          <w:sz w:val="18"/>
+          <w:szCs w:val="18"/>
+          <w:caps w:val="false"/>
+          <w:rFonts w:ascii="Calibri" w:cs="Calibri" w:eastAsia="Calibri" w:hAnsi="Calibri"/>
+        </w:rPr>
+      </w:r>
+    </w:p>
     <w:tbl>
       <w:tblPr>
         <w:tblW w:type="dxa" w:w="9792"/>
@@ -16449,16 +16467,12 @@
         </w:tblBorders>
       </w:tblPr>
       <w:tblGrid>
-        <w:gridCol w:w="4896"/>
-        <w:gridCol w:w="4896"/>
+        <w:gridCol w:w="9792"/>
       </w:tblGrid>
       <w:tr>
-        <w:trPr>
-          <w:tblHeader/>
-        </w:trPr>
-        <w:tc>
-          <w:tcPr>
-            <w:tcW w:type="dxa" w:w="4896"/>
+        <w:tc>
+          <w:tcPr>
+            <w:tcW w:type="dxa" w:w="9792"/>
             <w:tcBorders>
               <w:top w:val="single" w:color="D9D5C8" w:sz="4"/>
               <w:left w:val="single" w:color="D9D5C8" w:sz="4"/>
@@ -16484,49 +16498,12 @@
                 <w:i w:val="false"/>
                 <w:iCs w:val="false"/>
                 <w:color w:val="1B2A4A"/>
-                <w:sz w:val="27"/>
-                <w:szCs w:val="27"/>
-                <w:caps w:val="false"/>
-                <w:rFonts w:ascii="Calibri" w:cs="Calibri" w:eastAsia="Calibri" w:hAnsi="Calibri"/>
-              </w:rPr>
-              <w:t xml:space="preserve">Your DOK-3 question</w:t>
-            </w:r>
-          </w:p>
-        </w:tc>
-        <w:tc>
-          <w:tcPr>
-            <w:tcW w:type="dxa" w:w="4896"/>
-            <w:tcBorders>
-              <w:top w:val="single" w:color="D9D5C8" w:sz="4"/>
-              <w:left w:val="single" w:color="D9D5C8" w:sz="4"/>
-              <w:bottom w:val="single" w:color="D9D5C8" w:sz="4"/>
-              <w:right w:val="single" w:color="D9D5C8" w:sz="4"/>
-            </w:tcBorders>
-            <w:shd w:fill="1B2A4A" w:color="auto" w:val="clear"/>
-            <w:tcMar>
-              <w:top w:type="dxa" w:w="55"/>
-              <w:left w:type="dxa" w:w="110"/>
-              <w:bottom w:type="dxa" w:w="55"/>
-              <w:right w:type="dxa" w:w="110"/>
-            </w:tcMar>
-          </w:tcPr>
-          <w:p>
-            <w:pPr>
-              <w:spacing w:after="0"/>
-            </w:pPr>
-            <w:r>
-              <w:rPr>
-                <w:b/>
-                <w:bCs/>
-                <w:i w:val="false"/>
-                <w:iCs w:val="false"/>
-                <w:color w:val="FFFFFF"/>
-                <w:sz w:val="27"/>
-                <w:szCs w:val="27"/>
-                <w:caps w:val="false"/>
-                <w:rFonts w:ascii="Calibri" w:cs="Calibri" w:eastAsia="Calibri" w:hAnsi="Calibri"/>
-              </w:rPr>
-              <w:t xml:space="preserve">Your answer key (one sentence)</w:t>
+                <w:sz w:val="32"/>
+                <w:szCs w:val="32"/>
+                <w:caps w:val="false"/>
+                <w:rFonts w:ascii="Calibri" w:cs="Calibri" w:eastAsia="Calibri" w:hAnsi="Calibri"/>
+              </w:rPr>
+              <w:t xml:space="preserve">NOW WRITE YOUR DOK-3 QUESTION HERE</w:t>
             </w:r>
           </w:p>
         </w:tc>
@@ -16534,7 +16511,7 @@
       <w:tr>
         <w:tc>
           <w:tcPr>
-            <w:tcW w:type="dxa" w:w="4896"/>
+            <w:tcW w:type="dxa" w:w="9792"/>
             <w:tcBorders>
               <w:top w:val="single" w:color="D9D5C8" w:sz="4"/>
               <w:left w:val="single" w:color="D9D5C8" w:sz="4"/>
@@ -16625,23 +16602,19 @@
               <w:t xml:space="preserve"> </w:t>
             </w:r>
           </w:p>
-        </w:tc>
-        <w:tc>
-          <w:tcPr>
-            <w:tcW w:type="dxa" w:w="4896"/>
-            <w:tcBorders>
-              <w:top w:val="single" w:color="D9D5C8" w:sz="4"/>
-              <w:left w:val="single" w:color="D9D5C8" w:sz="4"/>
-              <w:bottom w:val="single" w:color="D9D5C8" w:sz="4"/>
-              <w:right w:val="single" w:color="D9D5C8" w:sz="4"/>
-            </w:tcBorders>
-            <w:tcMar>
-              <w:top w:type="dxa" w:w="55"/>
-              <w:left w:type="dxa" w:w="110"/>
-              <w:bottom w:type="dxa" w:w="55"/>
-              <w:right w:type="dxa" w:w="110"/>
-            </w:tcMar>
-          </w:tcPr>
+          <w:p>
+            <w:pPr>
+              <w:spacing w:before="0" w:after="0" w:line="75" w:lineRule="exact"/>
+            </w:pPr>
+            <w:r>
+              <w:rPr>
+                <w:sz w:val="3"/>
+                <w:szCs w:val="3"/>
+                <w:rFonts w:ascii="Calibri" w:cs="Calibri" w:eastAsia="Calibri" w:hAnsi="Calibri"/>
+              </w:rPr>
+              <w:t xml:space="preserve"> </w:t>
+            </w:r>
+          </w:p>
           <w:p>
             <w:pPr>
               <w:widowControl w:val="false"/>
@@ -16689,19 +16662,80 @@
               <w:t xml:space="preserve"> </w:t>
             </w:r>
           </w:p>
-          <w:p>
-            <w:pPr>
-              <w:spacing w:before="0" w:after="0" w:line="75" w:lineRule="exact"/>
-            </w:pPr>
-            <w:r>
-              <w:rPr>
-                <w:sz w:val="3"/>
-                <w:szCs w:val="3"/>
-                <w:rFonts w:ascii="Calibri" w:cs="Calibri" w:eastAsia="Calibri" w:hAnsi="Calibri"/>
-              </w:rPr>
-              <w:t xml:space="preserve"> </w:t>
-            </w:r>
-          </w:p>
+        </w:tc>
+      </w:tr>
+    </w:tbl>
+    <w:tbl>
+      <w:tblPr>
+        <w:tblW w:type="dxa" w:w="9792"/>
+        <w:tblBorders>
+          <w:top w:val="single" w:color="auto" w:sz="4"/>
+          <w:left w:val="single" w:color="auto" w:sz="4"/>
+          <w:bottom w:val="single" w:color="auto" w:sz="4"/>
+          <w:right w:val="single" w:color="auto" w:sz="4"/>
+          <w:insideH w:val="single" w:color="auto" w:sz="4"/>
+          <w:insideV w:val="single" w:color="auto" w:sz="4"/>
+        </w:tblBorders>
+      </w:tblPr>
+      <w:tblGrid>
+        <w:gridCol w:w="9792"/>
+      </w:tblGrid>
+      <w:tr>
+        <w:tc>
+          <w:tcPr>
+            <w:tcW w:type="dxa" w:w="9792"/>
+            <w:tcBorders>
+              <w:top w:val="single" w:color="D9D5C8" w:sz="4"/>
+              <w:left w:val="single" w:color="D9D5C8" w:sz="4"/>
+              <w:bottom w:val="single" w:color="D9D5C8" w:sz="4"/>
+              <w:right w:val="single" w:color="D9D5C8" w:sz="4"/>
+            </w:tcBorders>
+            <w:shd w:fill="F7F5EF" w:color="auto" w:val="clear"/>
+            <w:tcMar>
+              <w:top w:type="dxa" w:w="55"/>
+              <w:left w:type="dxa" w:w="110"/>
+              <w:bottom w:type="dxa" w:w="55"/>
+              <w:right w:type="dxa" w:w="110"/>
+            </w:tcMar>
+          </w:tcPr>
+          <w:p>
+            <w:pPr>
+              <w:spacing w:after="0"/>
+            </w:pPr>
+            <w:r>
+              <w:rPr>
+                <w:b/>
+                <w:bCs/>
+                <w:i w:val="false"/>
+                <w:iCs w:val="false"/>
+                <w:color w:val="1B2A4A"/>
+                <w:sz w:val="32"/>
+                <w:szCs w:val="32"/>
+                <w:caps w:val="false"/>
+                <w:rFonts w:ascii="Calibri" w:cs="Calibri" w:eastAsia="Calibri" w:hAnsi="Calibri"/>
+              </w:rPr>
+              <w:t xml:space="preserve">YOUR ANSWER KEY — one clear, defensible sentence</w:t>
+            </w:r>
+          </w:p>
+        </w:tc>
+      </w:tr>
+      <w:tr>
+        <w:tc>
+          <w:tcPr>
+            <w:tcW w:type="dxa" w:w="9792"/>
+            <w:tcBorders>
+              <w:top w:val="single" w:color="D9D5C8" w:sz="4"/>
+              <w:left w:val="single" w:color="D9D5C8" w:sz="4"/>
+              <w:bottom w:val="single" w:color="D9D5C8" w:sz="4"/>
+              <w:right w:val="single" w:color="D9D5C8" w:sz="4"/>
+            </w:tcBorders>
+            <w:tcMar>
+              <w:top w:type="dxa" w:w="55"/>
+              <w:left w:type="dxa" w:w="110"/>
+              <w:bottom w:type="dxa" w:w="55"/>
+              <w:right w:type="dxa" w:w="110"/>
+            </w:tcMar>
+          </w:tcPr>
           <w:p>
             <w:pPr>
               <w:widowControl w:val="false"/>
@@ -16719,42 +16753,6 @@
               <w:t xml:space="preserve"> </w:t>
             </w:r>
           </w:p>
-        </w:tc>
-      </w:tr>
-      <w:tr>
-        <w:tc>
-          <w:tcPr>
-            <w:tcW w:type="dxa" w:w="4896"/>
-            <w:tcBorders>
-              <w:top w:val="single" w:color="D9D5C8" w:sz="4"/>
-              <w:left w:val="single" w:color="D9D5C8" w:sz="4"/>
-              <w:bottom w:val="single" w:color="D9D5C8" w:sz="4"/>
-              <w:right w:val="single" w:color="D9D5C8" w:sz="4"/>
-            </w:tcBorders>
-            <w:tcMar>
-              <w:top w:type="dxa" w:w="55"/>
-              <w:left w:type="dxa" w:w="110"/>
-              <w:bottom w:type="dxa" w:w="55"/>
-              <w:right w:type="dxa" w:w="110"/>
-            </w:tcMar>
-          </w:tcPr>
-          <w:p>
-            <w:pPr>
-              <w:widowControl w:val="false"/>
-              <w:pBdr>
-                <w:bottom w:val="single" w:color="8892A0" w:sz="8" w:space="1"/>
-              </w:pBdr>
-              <w:spacing w:before="42" w:after="42"/>
-            </w:pPr>
-            <w:r>
-              <w:rPr>
-                <w:sz w:val="24"/>
-                <w:szCs w:val="24"/>
-                <w:rFonts w:ascii="Calibri" w:cs="Calibri" w:eastAsia="Calibri" w:hAnsi="Calibri"/>
-              </w:rPr>
-              <w:t xml:space="preserve"> </w:t>
-            </w:r>
-          </w:p>
           <w:p>
             <w:pPr>
               <w:spacing w:before="0" w:after="0" w:line="75" w:lineRule="exact"/>
@@ -16768,70 +16766,6 @@
               <w:t xml:space="preserve"> </w:t>
             </w:r>
           </w:p>
-          <w:p>
-            <w:pPr>
-              <w:widowControl w:val="false"/>
-              <w:pBdr>
-                <w:bottom w:val="single" w:color="8892A0" w:sz="8" w:space="1"/>
-              </w:pBdr>
-              <w:spacing w:before="42" w:after="42"/>
-            </w:pPr>
-            <w:r>
-              <w:rPr>
-                <w:sz w:val="24"/>
-                <w:szCs w:val="24"/>
-                <w:rFonts w:ascii="Calibri" w:cs="Calibri" w:eastAsia="Calibri" w:hAnsi="Calibri"/>
-              </w:rPr>
-              <w:t xml:space="preserve"> </w:t>
-            </w:r>
-          </w:p>
-          <w:p>
-            <w:pPr>
-              <w:spacing w:before="0" w:after="0" w:line="75" w:lineRule="exact"/>
-            </w:pPr>
-            <w:r>
-              <w:rPr>
-                <w:sz w:val="3"/>
-                <w:szCs w:val="3"/>
-                <w:rFonts w:ascii="Calibri" w:cs="Calibri" w:eastAsia="Calibri" w:hAnsi="Calibri"/>
-              </w:rPr>
-              <w:t xml:space="preserve"> </w:t>
-            </w:r>
-          </w:p>
-          <w:p>
-            <w:pPr>
-              <w:widowControl w:val="false"/>
-              <w:pBdr>
-                <w:bottom w:val="single" w:color="8892A0" w:sz="8" w:space="1"/>
-              </w:pBdr>
-              <w:spacing w:before="42" w:after="42"/>
-            </w:pPr>
-            <w:r>
-              <w:rPr>
-                <w:sz w:val="24"/>
-                <w:szCs w:val="24"/>
-                <w:rFonts w:ascii="Calibri" w:cs="Calibri" w:eastAsia="Calibri" w:hAnsi="Calibri"/>
-              </w:rPr>
-              <w:t xml:space="preserve"> </w:t>
-            </w:r>
-          </w:p>
-        </w:tc>
-        <w:tc>
-          <w:tcPr>
-            <w:tcW w:type="dxa" w:w="4896"/>
-            <w:tcBorders>
-              <w:top w:val="single" w:color="D9D5C8" w:sz="4"/>
-              <w:left w:val="single" w:color="D9D5C8" w:sz="4"/>
-              <w:bottom w:val="single" w:color="D9D5C8" w:sz="4"/>
-              <w:right w:val="single" w:color="D9D5C8" w:sz="4"/>
-            </w:tcBorders>
-            <w:tcMar>
-              <w:top w:type="dxa" w:w="55"/>
-              <w:left w:type="dxa" w:w="110"/>
-              <w:bottom w:type="dxa" w:w="55"/>
-              <w:right w:type="dxa" w:w="110"/>
-            </w:tcMar>
-          </w:tcPr>
           <w:p>
             <w:pPr>
               <w:widowControl w:val="false"/>
@@ -30703,6 +30637,24 @@
         </w:tc>
       </w:tr>
     </w:tbl>
+    <w:p>
+      <w:pPr>
+        <w:spacing w:after="120"/>
+      </w:pPr>
+      <w:r>
+        <w:rPr>
+          <w:b w:val="false"/>
+          <w:bCs w:val="false"/>
+          <w:i w:val="false"/>
+          <w:iCs w:val="false"/>
+          <w:color w:val="1A1A1A"/>
+          <w:sz w:val="18"/>
+          <w:szCs w:val="18"/>
+          <w:caps w:val="false"/>
+          <w:rFonts w:ascii="Calibri" w:cs="Calibri" w:eastAsia="Calibri" w:hAnsi="Calibri"/>
+        </w:rPr>
+      </w:r>
+    </w:p>
     <w:tbl>
       <w:tblPr>
         <w:tblW w:type="dxa" w:w="9792"/>
@@ -30716,16 +30668,12 @@
         </w:tblBorders>
       </w:tblPr>
       <w:tblGrid>
-        <w:gridCol w:w="4896"/>
-        <w:gridCol w:w="4896"/>
+        <w:gridCol w:w="9792"/>
       </w:tblGrid>
       <w:tr>
-        <w:trPr>
-          <w:tblHeader/>
-        </w:trPr>
-        <w:tc>
-          <w:tcPr>
-            <w:tcW w:type="dxa" w:w="4896"/>
+        <w:tc>
+          <w:tcPr>
+            <w:tcW w:type="dxa" w:w="9792"/>
             <w:tcBorders>
               <w:top w:val="single" w:color="D9D5C8" w:sz="4"/>
               <w:left w:val="single" w:color="D9D5C8" w:sz="4"/>
@@ -30751,49 +30699,12 @@
                 <w:i w:val="false"/>
                 <w:iCs w:val="false"/>
                 <w:color w:val="1B2A4A"/>
-                <w:sz w:val="27"/>
-                <w:szCs w:val="27"/>
-                <w:caps w:val="false"/>
-                <w:rFonts w:ascii="Calibri" w:cs="Calibri" w:eastAsia="Calibri" w:hAnsi="Calibri"/>
-              </w:rPr>
-              <w:t xml:space="preserve">Your DOK-3 question</w:t>
-            </w:r>
-          </w:p>
-        </w:tc>
-        <w:tc>
-          <w:tcPr>
-            <w:tcW w:type="dxa" w:w="4896"/>
-            <w:tcBorders>
-              <w:top w:val="single" w:color="D9D5C8" w:sz="4"/>
-              <w:left w:val="single" w:color="D9D5C8" w:sz="4"/>
-              <w:bottom w:val="single" w:color="D9D5C8" w:sz="4"/>
-              <w:right w:val="single" w:color="D9D5C8" w:sz="4"/>
-            </w:tcBorders>
-            <w:shd w:fill="1B2A4A" w:color="auto" w:val="clear"/>
-            <w:tcMar>
-              <w:top w:type="dxa" w:w="55"/>
-              <w:left w:type="dxa" w:w="110"/>
-              <w:bottom w:type="dxa" w:w="55"/>
-              <w:right w:type="dxa" w:w="110"/>
-            </w:tcMar>
-          </w:tcPr>
-          <w:p>
-            <w:pPr>
-              <w:spacing w:after="0"/>
-            </w:pPr>
-            <w:r>
-              <w:rPr>
-                <w:b/>
-                <w:bCs/>
-                <w:i w:val="false"/>
-                <w:iCs w:val="false"/>
-                <w:color w:val="FFFFFF"/>
-                <w:sz w:val="27"/>
-                <w:szCs w:val="27"/>
-                <w:caps w:val="false"/>
-                <w:rFonts w:ascii="Calibri" w:cs="Calibri" w:eastAsia="Calibri" w:hAnsi="Calibri"/>
-              </w:rPr>
-              <w:t xml:space="preserve">Your answer key (one sentence)</w:t>
+                <w:sz w:val="32"/>
+                <w:szCs w:val="32"/>
+                <w:caps w:val="false"/>
+                <w:rFonts w:ascii="Calibri" w:cs="Calibri" w:eastAsia="Calibri" w:hAnsi="Calibri"/>
+              </w:rPr>
+              <w:t xml:space="preserve">NOW WRITE YOUR DOK-3 QUESTION HERE</w:t>
             </w:r>
           </w:p>
         </w:tc>
@@ -30801,7 +30712,7 @@
       <w:tr>
         <w:tc>
           <w:tcPr>
-            <w:tcW w:type="dxa" w:w="4896"/>
+            <w:tcW w:type="dxa" w:w="9792"/>
             <w:tcBorders>
               <w:top w:val="single" w:color="D9D5C8" w:sz="4"/>
               <w:left w:val="single" w:color="D9D5C8" w:sz="4"/>
@@ -30892,23 +30803,19 @@
               <w:t xml:space="preserve"> </w:t>
             </w:r>
           </w:p>
-        </w:tc>
-        <w:tc>
-          <w:tcPr>
-            <w:tcW w:type="dxa" w:w="4896"/>
-            <w:tcBorders>
-              <w:top w:val="single" w:color="D9D5C8" w:sz="4"/>
-              <w:left w:val="single" w:color="D9D5C8" w:sz="4"/>
-              <w:bottom w:val="single" w:color="D9D5C8" w:sz="4"/>
-              <w:right w:val="single" w:color="D9D5C8" w:sz="4"/>
-            </w:tcBorders>
-            <w:tcMar>
-              <w:top w:type="dxa" w:w="55"/>
-              <w:left w:type="dxa" w:w="110"/>
-              <w:bottom w:type="dxa" w:w="55"/>
-              <w:right w:type="dxa" w:w="110"/>
-            </w:tcMar>
-          </w:tcPr>
+          <w:p>
+            <w:pPr>
+              <w:spacing w:before="0" w:after="0" w:line="75" w:lineRule="exact"/>
+            </w:pPr>
+            <w:r>
+              <w:rPr>
+                <w:sz w:val="3"/>
+                <w:szCs w:val="3"/>
+                <w:rFonts w:ascii="Calibri" w:cs="Calibri" w:eastAsia="Calibri" w:hAnsi="Calibri"/>
+              </w:rPr>
+              <w:t xml:space="preserve"> </w:t>
+            </w:r>
+          </w:p>
           <w:p>
             <w:pPr>
               <w:widowControl w:val="false"/>
@@ -30956,19 +30863,80 @@
               <w:t xml:space="preserve"> </w:t>
             </w:r>
           </w:p>
-          <w:p>
-            <w:pPr>
-              <w:spacing w:before="0" w:after="0" w:line="75" w:lineRule="exact"/>
-            </w:pPr>
-            <w:r>
-              <w:rPr>
-                <w:sz w:val="3"/>
-                <w:szCs w:val="3"/>
-                <w:rFonts w:ascii="Calibri" w:cs="Calibri" w:eastAsia="Calibri" w:hAnsi="Calibri"/>
-              </w:rPr>
-              <w:t xml:space="preserve"> </w:t>
-            </w:r>
-          </w:p>
+        </w:tc>
+      </w:tr>
+    </w:tbl>
+    <w:tbl>
+      <w:tblPr>
+        <w:tblW w:type="dxa" w:w="9792"/>
+        <w:tblBorders>
+          <w:top w:val="single" w:color="auto" w:sz="4"/>
+          <w:left w:val="single" w:color="auto" w:sz="4"/>
+          <w:bottom w:val="single" w:color="auto" w:sz="4"/>
+          <w:right w:val="single" w:color="auto" w:sz="4"/>
+          <w:insideH w:val="single" w:color="auto" w:sz="4"/>
+          <w:insideV w:val="single" w:color="auto" w:sz="4"/>
+        </w:tblBorders>
+      </w:tblPr>
+      <w:tblGrid>
+        <w:gridCol w:w="9792"/>
+      </w:tblGrid>
+      <w:tr>
+        <w:tc>
+          <w:tcPr>
+            <w:tcW w:type="dxa" w:w="9792"/>
+            <w:tcBorders>
+              <w:top w:val="single" w:color="D9D5C8" w:sz="4"/>
+              <w:left w:val="single" w:color="D9D5C8" w:sz="4"/>
+              <w:bottom w:val="single" w:color="D9D5C8" w:sz="4"/>
+              <w:right w:val="single" w:color="D9D5C8" w:sz="4"/>
+            </w:tcBorders>
+            <w:shd w:fill="F7F5EF" w:color="auto" w:val="clear"/>
+            <w:tcMar>
+              <w:top w:type="dxa" w:w="55"/>
+              <w:left w:type="dxa" w:w="110"/>
+              <w:bottom w:type="dxa" w:w="55"/>
+              <w:right w:type="dxa" w:w="110"/>
+            </w:tcMar>
+          </w:tcPr>
+          <w:p>
+            <w:pPr>
+              <w:spacing w:after="0"/>
+            </w:pPr>
+            <w:r>
+              <w:rPr>
+                <w:b/>
+                <w:bCs/>
+                <w:i w:val="false"/>
+                <w:iCs w:val="false"/>
+                <w:color w:val="1B2A4A"/>
+                <w:sz w:val="32"/>
+                <w:szCs w:val="32"/>
+                <w:caps w:val="false"/>
+                <w:rFonts w:ascii="Calibri" w:cs="Calibri" w:eastAsia="Calibri" w:hAnsi="Calibri"/>
+              </w:rPr>
+              <w:t xml:space="preserve">YOUR ANSWER KEY — one clear, defensible sentence</w:t>
+            </w:r>
+          </w:p>
+        </w:tc>
+      </w:tr>
+      <w:tr>
+        <w:tc>
+          <w:tcPr>
+            <w:tcW w:type="dxa" w:w="9792"/>
+            <w:tcBorders>
+              <w:top w:val="single" w:color="D9D5C8" w:sz="4"/>
+              <w:left w:val="single" w:color="D9D5C8" w:sz="4"/>
+              <w:bottom w:val="single" w:color="D9D5C8" w:sz="4"/>
+              <w:right w:val="single" w:color="D9D5C8" w:sz="4"/>
+            </w:tcBorders>
+            <w:tcMar>
+              <w:top w:type="dxa" w:w="55"/>
+              <w:left w:type="dxa" w:w="110"/>
+              <w:bottom w:type="dxa" w:w="55"/>
+              <w:right w:type="dxa" w:w="110"/>
+            </w:tcMar>
+          </w:tcPr>
           <w:p>
             <w:pPr>
               <w:widowControl w:val="false"/>
@@ -30986,42 +30954,6 @@
               <w:t xml:space="preserve"> </w:t>
             </w:r>
           </w:p>
-        </w:tc>
-      </w:tr>
-      <w:tr>
-        <w:tc>
-          <w:tcPr>
-            <w:tcW w:type="dxa" w:w="4896"/>
-            <w:tcBorders>
-              <w:top w:val="single" w:color="D9D5C8" w:sz="4"/>
-              <w:left w:val="single" w:color="D9D5C8" w:sz="4"/>
-              <w:bottom w:val="single" w:color="D9D5C8" w:sz="4"/>
-              <w:right w:val="single" w:color="D9D5C8" w:sz="4"/>
-            </w:tcBorders>
-            <w:tcMar>
-              <w:top w:type="dxa" w:w="55"/>
-              <w:left w:type="dxa" w:w="110"/>
-              <w:bottom w:type="dxa" w:w="55"/>
-              <w:right w:type="dxa" w:w="110"/>
-            </w:tcMar>
-          </w:tcPr>
-          <w:p>
-            <w:pPr>
-              <w:widowControl w:val="false"/>
-              <w:pBdr>
-                <w:bottom w:val="single" w:color="8892A0" w:sz="8" w:space="1"/>
-              </w:pBdr>
-              <w:spacing w:before="42" w:after="42"/>
-            </w:pPr>
-            <w:r>
-              <w:rPr>
-                <w:sz w:val="24"/>
-                <w:szCs w:val="24"/>
-                <w:rFonts w:ascii="Calibri" w:cs="Calibri" w:eastAsia="Calibri" w:hAnsi="Calibri"/>
-              </w:rPr>
-              <w:t xml:space="preserve"> </w:t>
-            </w:r>
-          </w:p>
           <w:p>
             <w:pPr>
               <w:spacing w:before="0" w:after="0" w:line="75" w:lineRule="exact"/>
@@ -31035,70 +30967,6 @@
               <w:t xml:space="preserve"> </w:t>
             </w:r>
           </w:p>
-          <w:p>
-            <w:pPr>
-              <w:widowControl w:val="false"/>
-              <w:pBdr>
-                <w:bottom w:val="single" w:color="8892A0" w:sz="8" w:space="1"/>
-              </w:pBdr>
-              <w:spacing w:before="42" w:after="42"/>
-            </w:pPr>
-            <w:r>
-              <w:rPr>
-                <w:sz w:val="24"/>
-                <w:szCs w:val="24"/>
-                <w:rFonts w:ascii="Calibri" w:cs="Calibri" w:eastAsia="Calibri" w:hAnsi="Calibri"/>
-              </w:rPr>
-              <w:t xml:space="preserve"> </w:t>
-            </w:r>
-          </w:p>
-          <w:p>
-            <w:pPr>
-              <w:spacing w:before="0" w:after="0" w:line="75" w:lineRule="exact"/>
-            </w:pPr>
-            <w:r>
-              <w:rPr>
-                <w:sz w:val="3"/>
-                <w:szCs w:val="3"/>
-                <w:rFonts w:ascii="Calibri" w:cs="Calibri" w:eastAsia="Calibri" w:hAnsi="Calibri"/>
-              </w:rPr>
-              <w:t xml:space="preserve"> </w:t>
-            </w:r>
-          </w:p>
-          <w:p>
-            <w:pPr>
-              <w:widowControl w:val="false"/>
-              <w:pBdr>
-                <w:bottom w:val="single" w:color="8892A0" w:sz="8" w:space="1"/>
-              </w:pBdr>
-              <w:spacing w:before="42" w:after="42"/>
-            </w:pPr>
-            <w:r>
-              <w:rPr>
-                <w:sz w:val="24"/>
-                <w:szCs w:val="24"/>
-                <w:rFonts w:ascii="Calibri" w:cs="Calibri" w:eastAsia="Calibri" w:hAnsi="Calibri"/>
-              </w:rPr>
-              <w:t xml:space="preserve"> </w:t>
-            </w:r>
-          </w:p>
-        </w:tc>
-        <w:tc>
-          <w:tcPr>
-            <w:tcW w:type="dxa" w:w="4896"/>
-            <w:tcBorders>
-              <w:top w:val="single" w:color="D9D5C8" w:sz="4"/>
-              <w:left w:val="single" w:color="D9D5C8" w:sz="4"/>
-              <w:bottom w:val="single" w:color="D9D5C8" w:sz="4"/>
-              <w:right w:val="single" w:color="D9D5C8" w:sz="4"/>
-            </w:tcBorders>
-            <w:tcMar>
-              <w:top w:type="dxa" w:w="55"/>
-              <w:left w:type="dxa" w:w="110"/>
-              <w:bottom w:type="dxa" w:w="55"/>
-              <w:right w:type="dxa" w:w="110"/>
-            </w:tcMar>
-          </w:tcPr>
           <w:p>
             <w:pPr>
               <w:widowControl w:val="false"/>
@@ -44970,6 +44838,24 @@
         </w:tc>
       </w:tr>
     </w:tbl>
+    <w:p>
+      <w:pPr>
+        <w:spacing w:after="120"/>
+      </w:pPr>
+      <w:r>
+        <w:rPr>
+          <w:b w:val="false"/>
+          <w:bCs w:val="false"/>
+          <w:i w:val="false"/>
+          <w:iCs w:val="false"/>
+          <w:color w:val="1A1A1A"/>
+          <w:sz w:val="18"/>
+          <w:szCs w:val="18"/>
+          <w:caps w:val="false"/>
+          <w:rFonts w:ascii="Calibri" w:cs="Calibri" w:eastAsia="Calibri" w:hAnsi="Calibri"/>
+        </w:rPr>
+      </w:r>
+    </w:p>
     <w:tbl>
       <w:tblPr>
         <w:tblW w:type="dxa" w:w="9792"/>
@@ -44983,16 +44869,12 @@
         </w:tblBorders>
       </w:tblPr>
       <w:tblGrid>
-        <w:gridCol w:w="4896"/>
-        <w:gridCol w:w="4896"/>
+        <w:gridCol w:w="9792"/>
       </w:tblGrid>
       <w:tr>
-        <w:trPr>
-          <w:tblHeader/>
-        </w:trPr>
-        <w:tc>
-          <w:tcPr>
-            <w:tcW w:type="dxa" w:w="4896"/>
+        <w:tc>
+          <w:tcPr>
+            <w:tcW w:type="dxa" w:w="9792"/>
             <w:tcBorders>
               <w:top w:val="single" w:color="D9D5C8" w:sz="4"/>
               <w:left w:val="single" w:color="D9D5C8" w:sz="4"/>
@@ -45018,49 +44900,12 @@
                 <w:i w:val="false"/>
                 <w:iCs w:val="false"/>
                 <w:color w:val="1B2A4A"/>
-                <w:sz w:val="27"/>
-                <w:szCs w:val="27"/>
-                <w:caps w:val="false"/>
-                <w:rFonts w:ascii="Calibri" w:cs="Calibri" w:eastAsia="Calibri" w:hAnsi="Calibri"/>
-              </w:rPr>
-              <w:t xml:space="preserve">Your DOK-3 question</w:t>
-            </w:r>
-          </w:p>
-        </w:tc>
-        <w:tc>
-          <w:tcPr>
-            <w:tcW w:type="dxa" w:w="4896"/>
-            <w:tcBorders>
-              <w:top w:val="single" w:color="D9D5C8" w:sz="4"/>
-              <w:left w:val="single" w:color="D9D5C8" w:sz="4"/>
-              <w:bottom w:val="single" w:color="D9D5C8" w:sz="4"/>
-              <w:right w:val="single" w:color="D9D5C8" w:sz="4"/>
-            </w:tcBorders>
-            <w:shd w:fill="1B2A4A" w:color="auto" w:val="clear"/>
-            <w:tcMar>
-              <w:top w:type="dxa" w:w="55"/>
-              <w:left w:type="dxa" w:w="110"/>
-              <w:bottom w:type="dxa" w:w="55"/>
-              <w:right w:type="dxa" w:w="110"/>
-            </w:tcMar>
-          </w:tcPr>
-          <w:p>
-            <w:pPr>
-              <w:spacing w:after="0"/>
-            </w:pPr>
-            <w:r>
-              <w:rPr>
-                <w:b/>
-                <w:bCs/>
-                <w:i w:val="false"/>
-                <w:iCs w:val="false"/>
-                <w:color w:val="FFFFFF"/>
-                <w:sz w:val="27"/>
-                <w:szCs w:val="27"/>
-                <w:caps w:val="false"/>
-                <w:rFonts w:ascii="Calibri" w:cs="Calibri" w:eastAsia="Calibri" w:hAnsi="Calibri"/>
-              </w:rPr>
-              <w:t xml:space="preserve">Your answer key (one sentence)</w:t>
+                <w:sz w:val="32"/>
+                <w:szCs w:val="32"/>
+                <w:caps w:val="false"/>
+                <w:rFonts w:ascii="Calibri" w:cs="Calibri" w:eastAsia="Calibri" w:hAnsi="Calibri"/>
+              </w:rPr>
+              <w:t xml:space="preserve">NOW WRITE YOUR DOK-3 QUESTION HERE</w:t>
             </w:r>
           </w:p>
         </w:tc>
@@ -45068,7 +44913,7 @@
       <w:tr>
         <w:tc>
           <w:tcPr>
-            <w:tcW w:type="dxa" w:w="4896"/>
+            <w:tcW w:type="dxa" w:w="9792"/>
             <w:tcBorders>
               <w:top w:val="single" w:color="D9D5C8" w:sz="4"/>
               <w:left w:val="single" w:color="D9D5C8" w:sz="4"/>
@@ -45159,23 +45004,19 @@
               <w:t xml:space="preserve"> </w:t>
             </w:r>
           </w:p>
-        </w:tc>
-        <w:tc>
-          <w:tcPr>
-            <w:tcW w:type="dxa" w:w="4896"/>
-            <w:tcBorders>
-              <w:top w:val="single" w:color="D9D5C8" w:sz="4"/>
-              <w:left w:val="single" w:color="D9D5C8" w:sz="4"/>
-              <w:bottom w:val="single" w:color="D9D5C8" w:sz="4"/>
-              <w:right w:val="single" w:color="D9D5C8" w:sz="4"/>
-            </w:tcBorders>
-            <w:tcMar>
-              <w:top w:type="dxa" w:w="55"/>
-              <w:left w:type="dxa" w:w="110"/>
-              <w:bottom w:type="dxa" w:w="55"/>
-              <w:right w:type="dxa" w:w="110"/>
-            </w:tcMar>
-          </w:tcPr>
+          <w:p>
+            <w:pPr>
+              <w:spacing w:before="0" w:after="0" w:line="75" w:lineRule="exact"/>
+            </w:pPr>
+            <w:r>
+              <w:rPr>
+                <w:sz w:val="3"/>
+                <w:szCs w:val="3"/>
+                <w:rFonts w:ascii="Calibri" w:cs="Calibri" w:eastAsia="Calibri" w:hAnsi="Calibri"/>
+              </w:rPr>
+              <w:t xml:space="preserve"> </w:t>
+            </w:r>
+          </w:p>
           <w:p>
             <w:pPr>
               <w:widowControl w:val="false"/>
@@ -45223,19 +45064,80 @@
               <w:t xml:space="preserve"> </w:t>
             </w:r>
           </w:p>
-          <w:p>
-            <w:pPr>
-              <w:spacing w:before="0" w:after="0" w:line="75" w:lineRule="exact"/>
-            </w:pPr>
-            <w:r>
-              <w:rPr>
-                <w:sz w:val="3"/>
-                <w:szCs w:val="3"/>
-                <w:rFonts w:ascii="Calibri" w:cs="Calibri" w:eastAsia="Calibri" w:hAnsi="Calibri"/>
-              </w:rPr>
-              <w:t xml:space="preserve"> </w:t>
-            </w:r>
-          </w:p>
+        </w:tc>
+      </w:tr>
+    </w:tbl>
+    <w:tbl>
+      <w:tblPr>
+        <w:tblW w:type="dxa" w:w="9792"/>
+        <w:tblBorders>
+          <w:top w:val="single" w:color="auto" w:sz="4"/>
+          <w:left w:val="single" w:color="auto" w:sz="4"/>
+          <w:bottom w:val="single" w:color="auto" w:sz="4"/>
+          <w:right w:val="single" w:color="auto" w:sz="4"/>
+          <w:insideH w:val="single" w:color="auto" w:sz="4"/>
+          <w:insideV w:val="single" w:color="auto" w:sz="4"/>
+        </w:tblBorders>
+      </w:tblPr>
+      <w:tblGrid>
+        <w:gridCol w:w="9792"/>
+      </w:tblGrid>
+      <w:tr>
+        <w:tc>
+          <w:tcPr>
+            <w:tcW w:type="dxa" w:w="9792"/>
+            <w:tcBorders>
+              <w:top w:val="single" w:color="D9D5C8" w:sz="4"/>
+              <w:left w:val="single" w:color="D9D5C8" w:sz="4"/>
+              <w:bottom w:val="single" w:color="D9D5C8" w:sz="4"/>
+              <w:right w:val="single" w:color="D9D5C8" w:sz="4"/>
+            </w:tcBorders>
+            <w:shd w:fill="F7F5EF" w:color="auto" w:val="clear"/>
+            <w:tcMar>
+              <w:top w:type="dxa" w:w="55"/>
+              <w:left w:type="dxa" w:w="110"/>
+              <w:bottom w:type="dxa" w:w="55"/>
+              <w:right w:type="dxa" w:w="110"/>
+            </w:tcMar>
+          </w:tcPr>
+          <w:p>
+            <w:pPr>
+              <w:spacing w:after="0"/>
+            </w:pPr>
+            <w:r>
+              <w:rPr>
+                <w:b/>
+                <w:bCs/>
+                <w:i w:val="false"/>
+                <w:iCs w:val="false"/>
+                <w:color w:val="1B2A4A"/>
+                <w:sz w:val="32"/>
+                <w:szCs w:val="32"/>
+                <w:caps w:val="false"/>
+                <w:rFonts w:ascii="Calibri" w:cs="Calibri" w:eastAsia="Calibri" w:hAnsi="Calibri"/>
+              </w:rPr>
+              <w:t xml:space="preserve">YOUR ANSWER KEY — one clear, defensible sentence</w:t>
+            </w:r>
+          </w:p>
+        </w:tc>
+      </w:tr>
+      <w:tr>
+        <w:tc>
+          <w:tcPr>
+            <w:tcW w:type="dxa" w:w="9792"/>
+            <w:tcBorders>
+              <w:top w:val="single" w:color="D9D5C8" w:sz="4"/>
+              <w:left w:val="single" w:color="D9D5C8" w:sz="4"/>
+              <w:bottom w:val="single" w:color="D9D5C8" w:sz="4"/>
+              <w:right w:val="single" w:color="D9D5C8" w:sz="4"/>
+            </w:tcBorders>
+            <w:tcMar>
+              <w:top w:type="dxa" w:w="55"/>
+              <w:left w:type="dxa" w:w="110"/>
+              <w:bottom w:type="dxa" w:w="55"/>
+              <w:right w:type="dxa" w:w="110"/>
+            </w:tcMar>
+          </w:tcPr>
           <w:p>
             <w:pPr>
               <w:widowControl w:val="false"/>
@@ -45253,42 +45155,6 @@
               <w:t xml:space="preserve"> </w:t>
             </w:r>
           </w:p>
-        </w:tc>
-      </w:tr>
-      <w:tr>
-        <w:tc>
-          <w:tcPr>
-            <w:tcW w:type="dxa" w:w="4896"/>
-            <w:tcBorders>
-              <w:top w:val="single" w:color="D9D5C8" w:sz="4"/>
-              <w:left w:val="single" w:color="D9D5C8" w:sz="4"/>
-              <w:bottom w:val="single" w:color="D9D5C8" w:sz="4"/>
-              <w:right w:val="single" w:color="D9D5C8" w:sz="4"/>
-            </w:tcBorders>
-            <w:tcMar>
-              <w:top w:type="dxa" w:w="55"/>
-              <w:left w:type="dxa" w:w="110"/>
-              <w:bottom w:type="dxa" w:w="55"/>
-              <w:right w:type="dxa" w:w="110"/>
-            </w:tcMar>
-          </w:tcPr>
-          <w:p>
-            <w:pPr>
-              <w:widowControl w:val="false"/>
-              <w:pBdr>
-                <w:bottom w:val="single" w:color="8892A0" w:sz="8" w:space="1"/>
-              </w:pBdr>
-              <w:spacing w:before="42" w:after="42"/>
-            </w:pPr>
-            <w:r>
-              <w:rPr>
-                <w:sz w:val="24"/>
-                <w:szCs w:val="24"/>
-                <w:rFonts w:ascii="Calibri" w:cs="Calibri" w:eastAsia="Calibri" w:hAnsi="Calibri"/>
-              </w:rPr>
-              <w:t xml:space="preserve"> </w:t>
-            </w:r>
-          </w:p>
           <w:p>
             <w:pPr>
               <w:spacing w:before="0" w:after="0" w:line="75" w:lineRule="exact"/>
@@ -45302,70 +45168,6 @@
               <w:t xml:space="preserve"> </w:t>
             </w:r>
           </w:p>
-          <w:p>
-            <w:pPr>
-              <w:widowControl w:val="false"/>
-              <w:pBdr>
-                <w:bottom w:val="single" w:color="8892A0" w:sz="8" w:space="1"/>
-              </w:pBdr>
-              <w:spacing w:before="42" w:after="42"/>
-            </w:pPr>
-            <w:r>
-              <w:rPr>
-                <w:sz w:val="24"/>
-                <w:szCs w:val="24"/>
-                <w:rFonts w:ascii="Calibri" w:cs="Calibri" w:eastAsia="Calibri" w:hAnsi="Calibri"/>
-              </w:rPr>
-              <w:t xml:space="preserve"> </w:t>
-            </w:r>
-          </w:p>
-          <w:p>
-            <w:pPr>
-              <w:spacing w:before="0" w:after="0" w:line="75" w:lineRule="exact"/>
-            </w:pPr>
-            <w:r>
-              <w:rPr>
-                <w:sz w:val="3"/>
-                <w:szCs w:val="3"/>
-                <w:rFonts w:ascii="Calibri" w:cs="Calibri" w:eastAsia="Calibri" w:hAnsi="Calibri"/>
-              </w:rPr>
-              <w:t xml:space="preserve"> </w:t>
-            </w:r>
-          </w:p>
-          <w:p>
-            <w:pPr>
-              <w:widowControl w:val="false"/>
-              <w:pBdr>
-                <w:bottom w:val="single" w:color="8892A0" w:sz="8" w:space="1"/>
-              </w:pBdr>
-              <w:spacing w:before="42" w:after="42"/>
-            </w:pPr>
-            <w:r>
-              <w:rPr>
-                <w:sz w:val="24"/>
-                <w:szCs w:val="24"/>
-                <w:rFonts w:ascii="Calibri" w:cs="Calibri" w:eastAsia="Calibri" w:hAnsi="Calibri"/>
-              </w:rPr>
-              <w:t xml:space="preserve"> </w:t>
-            </w:r>
-          </w:p>
-        </w:tc>
-        <w:tc>
-          <w:tcPr>
-            <w:tcW w:type="dxa" w:w="4896"/>
-            <w:tcBorders>
-              <w:top w:val="single" w:color="D9D5C8" w:sz="4"/>
-              <w:left w:val="single" w:color="D9D5C8" w:sz="4"/>
-              <w:bottom w:val="single" w:color="D9D5C8" w:sz="4"/>
-              <w:right w:val="single" w:color="D9D5C8" w:sz="4"/>
-            </w:tcBorders>
-            <w:tcMar>
-              <w:top w:type="dxa" w:w="55"/>
-              <w:left w:type="dxa" w:w="110"/>
-              <w:bottom w:type="dxa" w:w="55"/>
-              <w:right w:type="dxa" w:w="110"/>
-            </w:tcMar>
-          </w:tcPr>
           <w:p>
             <w:pPr>
               <w:widowControl w:val="false"/>

--- a/courses/foundations-constitutional-government/BUILD/unit7/deliverables/Unit7_Student_Workbook_CourseStandard_LargePrint.docx
+++ b/courses/foundations-constitutional-government/BUILD/unit7/deliverables/Unit7_Student_Workbook_CourseStandard_LargePrint.docx
@@ -17567,61 +17567,19 @@
               <w:t xml:space="preserve"> </w:t>
             </w:r>
           </w:p>
-        </w:tc>
-      </w:tr>
-      <w:tr>
-        <w:tc>
-          <w:tcPr>
-            <w:tcW w:type="dxa" w:w="2233"/>
-            <w:tcBorders>
-              <w:top w:val="single" w:color="D9D5C8" w:sz="4"/>
-              <w:left w:val="single" w:color="D9D5C8" w:sz="4"/>
-              <w:bottom w:val="single" w:color="D9D5C8" w:sz="4"/>
-              <w:right w:val="single" w:color="D9D5C8" w:sz="4"/>
-            </w:tcBorders>
-            <w:tcMar>
-              <w:top w:type="dxa" w:w="55"/>
-              <w:left w:type="dxa" w:w="110"/>
-              <w:bottom w:type="dxa" w:w="55"/>
-              <w:right w:type="dxa" w:w="110"/>
-            </w:tcMar>
-          </w:tcPr>
-          <w:p>
-            <w:pPr>
-              <w:spacing w:after="0"/>
-            </w:pPr>
-            <w:r>
-              <w:rPr>
-                <w:b/>
-                <w:bCs/>
-                <w:i w:val="false"/>
-                <w:iCs w:val="false"/>
-                <w:color w:val="1A1A1A"/>
-                <w:sz w:val="30"/>
-                <w:szCs w:val="30"/>
-                <w:caps w:val="false"/>
-                <w:rFonts w:ascii="Calibri" w:cs="Calibri" w:eastAsia="Calibri" w:hAnsi="Calibri"/>
-              </w:rPr>
-              <w:t xml:space="preserve">Evidence (two specifics)</w:t>
-            </w:r>
-          </w:p>
-        </w:tc>
-        <w:tc>
-          <w:tcPr>
-            <w:tcW w:type="dxa" w:w="7559"/>
-            <w:tcBorders>
-              <w:top w:val="single" w:color="D9D5C8" w:sz="4"/>
-              <w:left w:val="single" w:color="D9D5C8" w:sz="4"/>
-              <w:bottom w:val="single" w:color="D9D5C8" w:sz="4"/>
-              <w:right w:val="single" w:color="D9D5C8" w:sz="4"/>
-            </w:tcBorders>
-            <w:tcMar>
-              <w:top w:type="dxa" w:w="55"/>
-              <w:left w:type="dxa" w:w="110"/>
-              <w:bottom w:type="dxa" w:w="55"/>
-              <w:right w:type="dxa" w:w="110"/>
-            </w:tcMar>
-          </w:tcPr>
+          <w:p>
+            <w:pPr>
+              <w:spacing w:before="0" w:after="0" w:line="75" w:lineRule="exact"/>
+            </w:pPr>
+            <w:r>
+              <w:rPr>
+                <w:sz w:val="3"/>
+                <w:szCs w:val="3"/>
+                <w:rFonts w:ascii="Calibri" w:cs="Calibri" w:eastAsia="Calibri" w:hAnsi="Calibri"/>
+              </w:rPr>
+              <w:t xml:space="preserve"> </w:t>
+            </w:r>
+          </w:p>
           <w:p>
             <w:pPr>
               <w:widowControl w:val="false"/>
@@ -17639,19 +17597,61 @@
               <w:t xml:space="preserve"> </w:t>
             </w:r>
           </w:p>
-          <w:p>
-            <w:pPr>
-              <w:spacing w:before="0" w:after="0" w:line="75" w:lineRule="exact"/>
-            </w:pPr>
-            <w:r>
-              <w:rPr>
-                <w:sz w:val="3"/>
-                <w:szCs w:val="3"/>
-                <w:rFonts w:ascii="Calibri" w:cs="Calibri" w:eastAsia="Calibri" w:hAnsi="Calibri"/>
-              </w:rPr>
-              <w:t xml:space="preserve"> </w:t>
-            </w:r>
-          </w:p>
+        </w:tc>
+      </w:tr>
+      <w:tr>
+        <w:tc>
+          <w:tcPr>
+            <w:tcW w:type="dxa" w:w="2233"/>
+            <w:tcBorders>
+              <w:top w:val="single" w:color="D9D5C8" w:sz="4"/>
+              <w:left w:val="single" w:color="D9D5C8" w:sz="4"/>
+              <w:bottom w:val="single" w:color="D9D5C8" w:sz="4"/>
+              <w:right w:val="single" w:color="D9D5C8" w:sz="4"/>
+            </w:tcBorders>
+            <w:tcMar>
+              <w:top w:type="dxa" w:w="55"/>
+              <w:left w:type="dxa" w:w="110"/>
+              <w:bottom w:type="dxa" w:w="55"/>
+              <w:right w:type="dxa" w:w="110"/>
+            </w:tcMar>
+          </w:tcPr>
+          <w:p>
+            <w:pPr>
+              <w:spacing w:after="0"/>
+            </w:pPr>
+            <w:r>
+              <w:rPr>
+                <w:b/>
+                <w:bCs/>
+                <w:i w:val="false"/>
+                <w:iCs w:val="false"/>
+                <w:color w:val="1A1A1A"/>
+                <w:sz w:val="30"/>
+                <w:szCs w:val="30"/>
+                <w:caps w:val="false"/>
+                <w:rFonts w:ascii="Calibri" w:cs="Calibri" w:eastAsia="Calibri" w:hAnsi="Calibri"/>
+              </w:rPr>
+              <w:t xml:space="preserve">Evidence (two specifics)</w:t>
+            </w:r>
+          </w:p>
+        </w:tc>
+        <w:tc>
+          <w:tcPr>
+            <w:tcW w:type="dxa" w:w="7559"/>
+            <w:tcBorders>
+              <w:top w:val="single" w:color="D9D5C8" w:sz="4"/>
+              <w:left w:val="single" w:color="D9D5C8" w:sz="4"/>
+              <w:bottom w:val="single" w:color="D9D5C8" w:sz="4"/>
+              <w:right w:val="single" w:color="D9D5C8" w:sz="4"/>
+            </w:tcBorders>
+            <w:tcMar>
+              <w:top w:type="dxa" w:w="55"/>
+              <w:left w:type="dxa" w:w="110"/>
+              <w:bottom w:type="dxa" w:w="55"/>
+              <w:right w:type="dxa" w:w="110"/>
+            </w:tcMar>
+          </w:tcPr>
           <w:p>
             <w:pPr>
               <w:widowControl w:val="false"/>
@@ -17759,61 +17759,19 @@
               <w:t xml:space="preserve"> </w:t>
             </w:r>
           </w:p>
-        </w:tc>
-      </w:tr>
-      <w:tr>
-        <w:tc>
-          <w:tcPr>
-            <w:tcW w:type="dxa" w:w="2233"/>
-            <w:tcBorders>
-              <w:top w:val="single" w:color="D9D5C8" w:sz="4"/>
-              <w:left w:val="single" w:color="D9D5C8" w:sz="4"/>
-              <w:bottom w:val="single" w:color="D9D5C8" w:sz="4"/>
-              <w:right w:val="single" w:color="D9D5C8" w:sz="4"/>
-            </w:tcBorders>
-            <w:tcMar>
-              <w:top w:type="dxa" w:w="55"/>
-              <w:left w:type="dxa" w:w="110"/>
-              <w:bottom w:type="dxa" w:w="55"/>
-              <w:right w:type="dxa" w:w="110"/>
-            </w:tcMar>
-          </w:tcPr>
-          <w:p>
-            <w:pPr>
-              <w:spacing w:after="0"/>
-            </w:pPr>
-            <w:r>
-              <w:rPr>
-                <w:b/>
-                <w:bCs/>
-                <w:i w:val="false"/>
-                <w:iCs w:val="false"/>
-                <w:color w:val="1A1A1A"/>
-                <w:sz w:val="30"/>
-                <w:szCs w:val="30"/>
-                <w:caps w:val="false"/>
-                <w:rFonts w:ascii="Calibri" w:cs="Calibri" w:eastAsia="Calibri" w:hAnsi="Calibri"/>
-              </w:rPr>
-              <w:t xml:space="preserve">Reasoning</w:t>
-            </w:r>
-          </w:p>
-        </w:tc>
-        <w:tc>
-          <w:tcPr>
-            <w:tcW w:type="dxa" w:w="7559"/>
-            <w:tcBorders>
-              <w:top w:val="single" w:color="D9D5C8" w:sz="4"/>
-              <w:left w:val="single" w:color="D9D5C8" w:sz="4"/>
-              <w:bottom w:val="single" w:color="D9D5C8" w:sz="4"/>
-              <w:right w:val="single" w:color="D9D5C8" w:sz="4"/>
-            </w:tcBorders>
-            <w:tcMar>
-              <w:top w:type="dxa" w:w="55"/>
-              <w:left w:type="dxa" w:w="110"/>
-              <w:bottom w:type="dxa" w:w="55"/>
-              <w:right w:type="dxa" w:w="110"/>
-            </w:tcMar>
-          </w:tcPr>
+          <w:p>
+            <w:pPr>
+              <w:spacing w:before="0" w:after="0" w:line="75" w:lineRule="exact"/>
+            </w:pPr>
+            <w:r>
+              <w:rPr>
+                <w:sz w:val="3"/>
+                <w:szCs w:val="3"/>
+                <w:rFonts w:ascii="Calibri" w:cs="Calibri" w:eastAsia="Calibri" w:hAnsi="Calibri"/>
+              </w:rPr>
+              <w:t xml:space="preserve"> </w:t>
+            </w:r>
+          </w:p>
           <w:p>
             <w:pPr>
               <w:widowControl w:val="false"/>
@@ -17861,19 +17819,61 @@
               <w:t xml:space="preserve"> </w:t>
             </w:r>
           </w:p>
-          <w:p>
-            <w:pPr>
-              <w:spacing w:before="0" w:after="0" w:line="75" w:lineRule="exact"/>
-            </w:pPr>
-            <w:r>
-              <w:rPr>
-                <w:sz w:val="3"/>
-                <w:szCs w:val="3"/>
-                <w:rFonts w:ascii="Calibri" w:cs="Calibri" w:eastAsia="Calibri" w:hAnsi="Calibri"/>
-              </w:rPr>
-              <w:t xml:space="preserve"> </w:t>
-            </w:r>
-          </w:p>
+        </w:tc>
+      </w:tr>
+      <w:tr>
+        <w:tc>
+          <w:tcPr>
+            <w:tcW w:type="dxa" w:w="2233"/>
+            <w:tcBorders>
+              <w:top w:val="single" w:color="D9D5C8" w:sz="4"/>
+              <w:left w:val="single" w:color="D9D5C8" w:sz="4"/>
+              <w:bottom w:val="single" w:color="D9D5C8" w:sz="4"/>
+              <w:right w:val="single" w:color="D9D5C8" w:sz="4"/>
+            </w:tcBorders>
+            <w:tcMar>
+              <w:top w:type="dxa" w:w="55"/>
+              <w:left w:type="dxa" w:w="110"/>
+              <w:bottom w:type="dxa" w:w="55"/>
+              <w:right w:type="dxa" w:w="110"/>
+            </w:tcMar>
+          </w:tcPr>
+          <w:p>
+            <w:pPr>
+              <w:spacing w:after="0"/>
+            </w:pPr>
+            <w:r>
+              <w:rPr>
+                <w:b/>
+                <w:bCs/>
+                <w:i w:val="false"/>
+                <w:iCs w:val="false"/>
+                <w:color w:val="1A1A1A"/>
+                <w:sz w:val="30"/>
+                <w:szCs w:val="30"/>
+                <w:caps w:val="false"/>
+                <w:rFonts w:ascii="Calibri" w:cs="Calibri" w:eastAsia="Calibri" w:hAnsi="Calibri"/>
+              </w:rPr>
+              <w:t xml:space="preserve">Reasoning</w:t>
+            </w:r>
+          </w:p>
+        </w:tc>
+        <w:tc>
+          <w:tcPr>
+            <w:tcW w:type="dxa" w:w="7559"/>
+            <w:tcBorders>
+              <w:top w:val="single" w:color="D9D5C8" w:sz="4"/>
+              <w:left w:val="single" w:color="D9D5C8" w:sz="4"/>
+              <w:bottom w:val="single" w:color="D9D5C8" w:sz="4"/>
+              <w:right w:val="single" w:color="D9D5C8" w:sz="4"/>
+            </w:tcBorders>
+            <w:tcMar>
+              <w:top w:type="dxa" w:w="55"/>
+              <w:left w:type="dxa" w:w="110"/>
+              <w:bottom w:type="dxa" w:w="55"/>
+              <w:right w:type="dxa" w:w="110"/>
+            </w:tcMar>
+          </w:tcPr>
           <w:p>
             <w:pPr>
               <w:widowControl w:val="false"/>
@@ -17919,6 +17919,948 @@
                 <w:rFonts w:ascii="Calibri" w:cs="Calibri" w:eastAsia="Calibri" w:hAnsi="Calibri"/>
               </w:rPr>
               <w:t xml:space="preserve"> </w:t>
+            </w:r>
+          </w:p>
+          <w:p>
+            <w:pPr>
+              <w:spacing w:before="0" w:after="0" w:line="75" w:lineRule="exact"/>
+            </w:pPr>
+            <w:r>
+              <w:rPr>
+                <w:sz w:val="3"/>
+                <w:szCs w:val="3"/>
+                <w:rFonts w:ascii="Calibri" w:cs="Calibri" w:eastAsia="Calibri" w:hAnsi="Calibri"/>
+              </w:rPr>
+              <w:t xml:space="preserve"> </w:t>
+            </w:r>
+          </w:p>
+          <w:p>
+            <w:pPr>
+              <w:widowControl w:val="false"/>
+              <w:pBdr>
+                <w:bottom w:val="single" w:color="8892A0" w:sz="8" w:space="1"/>
+              </w:pBdr>
+              <w:spacing w:before="42" w:after="42"/>
+            </w:pPr>
+            <w:r>
+              <w:rPr>
+                <w:sz w:val="24"/>
+                <w:szCs w:val="24"/>
+                <w:rFonts w:ascii="Calibri" w:cs="Calibri" w:eastAsia="Calibri" w:hAnsi="Calibri"/>
+              </w:rPr>
+              <w:t xml:space="preserve"> </w:t>
+            </w:r>
+          </w:p>
+          <w:p>
+            <w:pPr>
+              <w:spacing w:before="0" w:after="0" w:line="75" w:lineRule="exact"/>
+            </w:pPr>
+            <w:r>
+              <w:rPr>
+                <w:sz w:val="3"/>
+                <w:szCs w:val="3"/>
+                <w:rFonts w:ascii="Calibri" w:cs="Calibri" w:eastAsia="Calibri" w:hAnsi="Calibri"/>
+              </w:rPr>
+              <w:t xml:space="preserve"> </w:t>
+            </w:r>
+          </w:p>
+          <w:p>
+            <w:pPr>
+              <w:widowControl w:val="false"/>
+              <w:pBdr>
+                <w:bottom w:val="single" w:color="8892A0" w:sz="8" w:space="1"/>
+              </w:pBdr>
+              <w:spacing w:before="42" w:after="42"/>
+            </w:pPr>
+            <w:r>
+              <w:rPr>
+                <w:sz w:val="24"/>
+                <w:szCs w:val="24"/>
+                <w:rFonts w:ascii="Calibri" w:cs="Calibri" w:eastAsia="Calibri" w:hAnsi="Calibri"/>
+              </w:rPr>
+              <w:t xml:space="preserve"> </w:t>
+            </w:r>
+          </w:p>
+          <w:p>
+            <w:pPr>
+              <w:spacing w:before="0" w:after="0" w:line="75" w:lineRule="exact"/>
+            </w:pPr>
+            <w:r>
+              <w:rPr>
+                <w:sz w:val="3"/>
+                <w:szCs w:val="3"/>
+                <w:rFonts w:ascii="Calibri" w:cs="Calibri" w:eastAsia="Calibri" w:hAnsi="Calibri"/>
+              </w:rPr>
+              <w:t xml:space="preserve"> </w:t>
+            </w:r>
+          </w:p>
+          <w:p>
+            <w:pPr>
+              <w:widowControl w:val="false"/>
+              <w:pBdr>
+                <w:bottom w:val="single" w:color="8892A0" w:sz="8" w:space="1"/>
+              </w:pBdr>
+              <w:spacing w:before="42" w:after="42"/>
+            </w:pPr>
+            <w:r>
+              <w:rPr>
+                <w:sz w:val="24"/>
+                <w:szCs w:val="24"/>
+                <w:rFonts w:ascii="Calibri" w:cs="Calibri" w:eastAsia="Calibri" w:hAnsi="Calibri"/>
+              </w:rPr>
+              <w:t xml:space="preserve"> </w:t>
+            </w:r>
+          </w:p>
+        </w:tc>
+      </w:tr>
+    </w:tbl>
+    <w:p>
+      <w:pPr>
+        <w:pStyle w:val="Heading2"/>
+        <w:keepNext/>
+        <w:pageBreakBefore/>
+        <w:spacing w:before="150" w:after="90"/>
+      </w:pPr>
+      <w:r>
+        <w:rPr>
+          <w:b/>
+          <w:bCs/>
+          <w:i w:val="false"/>
+          <w:iCs w:val="false"/>
+          <w:color w:val="1B2A4A"/>
+          <w:sz w:val="42"/>
+          <w:szCs w:val="42"/>
+          <w:caps w:val="false"/>
+          <w:rFonts w:ascii="Calibri" w:cs="Calibri" w:eastAsia="Calibri" w:hAnsi="Calibri"/>
+        </w:rPr>
+        <w:t xml:space="preserve">Constructed Response — self-grade &amp; supports — GC.28</w:t>
+      </w:r>
+    </w:p>
+    <w:tbl>
+      <w:tblPr>
+        <w:tblW w:type="dxa" w:w="9792"/>
+        <w:tblBorders>
+          <w:top w:val="single" w:color="auto" w:sz="4"/>
+          <w:left w:val="single" w:color="auto" w:sz="4"/>
+          <w:bottom w:val="single" w:color="auto" w:sz="4"/>
+          <w:right w:val="single" w:color="auto" w:sz="4"/>
+          <w:insideH w:val="single" w:color="auto" w:sz="4"/>
+          <w:insideV w:val="single" w:color="auto" w:sz="4"/>
+        </w:tblBorders>
+      </w:tblPr>
+      <w:tblGrid>
+        <w:gridCol w:w="9792"/>
+      </w:tblGrid>
+      <w:tr>
+        <w:tc>
+          <w:tcPr>
+            <w:tcW w:type="dxa" w:w="9792"/>
+            <w:tcBorders>
+              <w:top w:val="single" w:color="D9D5C8" w:sz="4"/>
+              <w:left w:val="single" w:color="D9D5C8" w:sz="4"/>
+              <w:bottom w:val="single" w:color="D9D5C8" w:sz="4"/>
+              <w:right w:val="single" w:color="D9D5C8" w:sz="4"/>
+            </w:tcBorders>
+            <w:shd w:fill="F7F5EF" w:color="auto" w:val="clear"/>
+            <w:tcMar>
+              <w:top w:type="dxa" w:w="55"/>
+              <w:left w:type="dxa" w:w="110"/>
+              <w:bottom w:type="dxa" w:w="55"/>
+              <w:right w:type="dxa" w:w="110"/>
+            </w:tcMar>
+          </w:tcPr>
+          <w:p>
+            <w:pPr>
+              <w:spacing w:after="60"/>
+            </w:pPr>
+            <w:r>
+              <w:rPr>
+                <w:b/>
+                <w:bCs/>
+                <w:i w:val="false"/>
+                <w:iCs w:val="false"/>
+                <w:color w:val="1B2A4A"/>
+                <w:sz w:val="32"/>
+                <w:szCs w:val="32"/>
+                <w:caps w:val="false"/>
+                <w:rFonts w:ascii="Calibri" w:cs="Calibri" w:eastAsia="Calibri" w:hAnsi="Calibri"/>
+              </w:rPr>
+              <w:t xml:space="preserve">SELF-GRADE — score your own CER against the rubric below</w:t>
+            </w:r>
+          </w:p>
+          <w:p>
+            <w:pPr>
+              <w:spacing w:after="40"/>
+            </w:pPr>
+            <w:r>
+              <w:rPr>
+                <w:b w:val="false"/>
+                <w:bCs w:val="false"/>
+                <w:i w:val="false"/>
+                <w:iCs w:val="false"/>
+                <w:color w:val="1A1A1A"/>
+                <w:sz w:val="33"/>
+                <w:szCs w:val="33"/>
+                <w:caps w:val="false"/>
+                <w:rFonts w:ascii="Calibri" w:cs="Calibri" w:eastAsia="Calibri" w:hAnsi="Calibri"/>
+              </w:rPr>
+              <w:t xml:space="preserve">Reread your response, then circle the level that best fits each part. Being honest here is how you level up.</w:t>
+            </w:r>
+          </w:p>
+        </w:tc>
+      </w:tr>
+    </w:tbl>
+    <w:tbl>
+      <w:tblPr>
+        <w:tblW w:type="dxa" w:w="9792"/>
+        <w:tblBorders>
+          <w:top w:val="single" w:color="auto" w:sz="4"/>
+          <w:left w:val="single" w:color="auto" w:sz="4"/>
+          <w:bottom w:val="single" w:color="auto" w:sz="4"/>
+          <w:right w:val="single" w:color="auto" w:sz="4"/>
+          <w:insideH w:val="single" w:color="auto" w:sz="4"/>
+          <w:insideV w:val="single" w:color="auto" w:sz="4"/>
+        </w:tblBorders>
+      </w:tblPr>
+      <w:tblGrid>
+        <w:gridCol w:w="1800"/>
+        <w:gridCol w:w="2664"/>
+        <w:gridCol w:w="2664"/>
+        <w:gridCol w:w="2664"/>
+      </w:tblGrid>
+      <w:tr>
+        <w:trPr>
+          <w:tblHeader/>
+        </w:trPr>
+        <w:tc>
+          <w:tcPr>
+            <w:tcW w:type="dxa" w:w="1800"/>
+            <w:tcBorders>
+              <w:top w:val="single" w:color="D9D5C8" w:sz="4"/>
+              <w:left w:val="single" w:color="D9D5C8" w:sz="4"/>
+              <w:bottom w:val="single" w:color="D9D5C8" w:sz="4"/>
+              <w:right w:val="single" w:color="D9D5C8" w:sz="4"/>
+            </w:tcBorders>
+            <w:shd w:fill="1B2A4A" w:color="auto" w:val="clear"/>
+            <w:tcMar>
+              <w:top w:type="dxa" w:w="55"/>
+              <w:left w:type="dxa" w:w="110"/>
+              <w:bottom w:type="dxa" w:w="55"/>
+              <w:right w:type="dxa" w:w="110"/>
+            </w:tcMar>
+          </w:tcPr>
+          <w:p>
+            <w:pPr>
+              <w:spacing w:after="0"/>
+            </w:pPr>
+            <w:r>
+              <w:rPr>
+                <w:b/>
+                <w:bCs/>
+                <w:i w:val="false"/>
+                <w:iCs w:val="false"/>
+                <w:color w:val="FFFFFF"/>
+                <w:sz w:val="29"/>
+                <w:szCs w:val="29"/>
+                <w:caps w:val="false"/>
+                <w:rFonts w:ascii="Calibri" w:cs="Calibri" w:eastAsia="Calibri" w:hAnsi="Calibri"/>
+              </w:rPr>
+              <w:t xml:space="preserve">Level</w:t>
+            </w:r>
+          </w:p>
+        </w:tc>
+        <w:tc>
+          <w:tcPr>
+            <w:tcW w:type="dxa" w:w="2664"/>
+            <w:tcBorders>
+              <w:top w:val="single" w:color="D9D5C8" w:sz="4"/>
+              <w:left w:val="single" w:color="D9D5C8" w:sz="4"/>
+              <w:bottom w:val="single" w:color="D9D5C8" w:sz="4"/>
+              <w:right w:val="single" w:color="D9D5C8" w:sz="4"/>
+            </w:tcBorders>
+            <w:shd w:fill="1B2A4A" w:color="auto" w:val="clear"/>
+            <w:tcMar>
+              <w:top w:type="dxa" w:w="55"/>
+              <w:left w:type="dxa" w:w="110"/>
+              <w:bottom w:type="dxa" w:w="55"/>
+              <w:right w:type="dxa" w:w="110"/>
+            </w:tcMar>
+          </w:tcPr>
+          <w:p>
+            <w:pPr>
+              <w:spacing w:after="0"/>
+            </w:pPr>
+            <w:r>
+              <w:rPr>
+                <w:b/>
+                <w:bCs/>
+                <w:i w:val="false"/>
+                <w:iCs w:val="false"/>
+                <w:color w:val="FFFFFF"/>
+                <w:sz w:val="29"/>
+                <w:szCs w:val="29"/>
+                <w:caps w:val="false"/>
+                <w:rFonts w:ascii="Calibri" w:cs="Calibri" w:eastAsia="Calibri" w:hAnsi="Calibri"/>
+              </w:rPr>
+              <w:t xml:space="preserve">Claim</w:t>
+            </w:r>
+          </w:p>
+        </w:tc>
+        <w:tc>
+          <w:tcPr>
+            <w:tcW w:type="dxa" w:w="2664"/>
+            <w:tcBorders>
+              <w:top w:val="single" w:color="D9D5C8" w:sz="4"/>
+              <w:left w:val="single" w:color="D9D5C8" w:sz="4"/>
+              <w:bottom w:val="single" w:color="D9D5C8" w:sz="4"/>
+              <w:right w:val="single" w:color="D9D5C8" w:sz="4"/>
+            </w:tcBorders>
+            <w:shd w:fill="1B2A4A" w:color="auto" w:val="clear"/>
+            <w:tcMar>
+              <w:top w:type="dxa" w:w="55"/>
+              <w:left w:type="dxa" w:w="110"/>
+              <w:bottom w:type="dxa" w:w="55"/>
+              <w:right w:type="dxa" w:w="110"/>
+            </w:tcMar>
+          </w:tcPr>
+          <w:p>
+            <w:pPr>
+              <w:spacing w:after="0"/>
+            </w:pPr>
+            <w:r>
+              <w:rPr>
+                <w:b/>
+                <w:bCs/>
+                <w:i w:val="false"/>
+                <w:iCs w:val="false"/>
+                <w:color w:val="FFFFFF"/>
+                <w:sz w:val="29"/>
+                <w:szCs w:val="29"/>
+                <w:caps w:val="false"/>
+                <w:rFonts w:ascii="Calibri" w:cs="Calibri" w:eastAsia="Calibri" w:hAnsi="Calibri"/>
+              </w:rPr>
+              <w:t xml:space="preserve">Evidence</w:t>
+            </w:r>
+          </w:p>
+        </w:tc>
+        <w:tc>
+          <w:tcPr>
+            <w:tcW w:type="dxa" w:w="2664"/>
+            <w:tcBorders>
+              <w:top w:val="single" w:color="D9D5C8" w:sz="4"/>
+              <w:left w:val="single" w:color="D9D5C8" w:sz="4"/>
+              <w:bottom w:val="single" w:color="D9D5C8" w:sz="4"/>
+              <w:right w:val="single" w:color="D9D5C8" w:sz="4"/>
+            </w:tcBorders>
+            <w:shd w:fill="1B2A4A" w:color="auto" w:val="clear"/>
+            <w:tcMar>
+              <w:top w:type="dxa" w:w="55"/>
+              <w:left w:type="dxa" w:w="110"/>
+              <w:bottom w:type="dxa" w:w="55"/>
+              <w:right w:type="dxa" w:w="110"/>
+            </w:tcMar>
+          </w:tcPr>
+          <w:p>
+            <w:pPr>
+              <w:spacing w:after="0"/>
+            </w:pPr>
+            <w:r>
+              <w:rPr>
+                <w:b/>
+                <w:bCs/>
+                <w:i w:val="false"/>
+                <w:iCs w:val="false"/>
+                <w:color w:val="FFFFFF"/>
+                <w:sz w:val="29"/>
+                <w:szCs w:val="29"/>
+                <w:caps w:val="false"/>
+                <w:rFonts w:ascii="Calibri" w:cs="Calibri" w:eastAsia="Calibri" w:hAnsi="Calibri"/>
+              </w:rPr>
+              <w:t xml:space="preserve">Reasoning</w:t>
+            </w:r>
+          </w:p>
+        </w:tc>
+      </w:tr>
+      <w:tr>
+        <w:tc>
+          <w:tcPr>
+            <w:tcW w:type="dxa" w:w="1800"/>
+            <w:tcBorders>
+              <w:top w:val="single" w:color="D9D5C8" w:sz="4"/>
+              <w:left w:val="single" w:color="D9D5C8" w:sz="4"/>
+              <w:bottom w:val="single" w:color="D9D5C8" w:sz="4"/>
+              <w:right w:val="single" w:color="D9D5C8" w:sz="4"/>
+            </w:tcBorders>
+            <w:tcMar>
+              <w:top w:type="dxa" w:w="55"/>
+              <w:left w:type="dxa" w:w="110"/>
+              <w:bottom w:type="dxa" w:w="55"/>
+              <w:right w:type="dxa" w:w="110"/>
+            </w:tcMar>
+          </w:tcPr>
+          <w:p>
+            <w:pPr>
+              <w:spacing w:after="0"/>
+            </w:pPr>
+            <w:r>
+              <w:rPr>
+                <w:b w:val="false"/>
+                <w:bCs w:val="false"/>
+                <w:i w:val="false"/>
+                <w:iCs w:val="false"/>
+                <w:color w:val="1A1A1A"/>
+                <w:sz w:val="30"/>
+                <w:szCs w:val="30"/>
+                <w:caps w:val="false"/>
+                <w:rFonts w:ascii="Calibri" w:cs="Calibri" w:eastAsia="Calibri" w:hAnsi="Calibri"/>
+              </w:rPr>
+              <w:t xml:space="preserve">4 — Strong</w:t>
+            </w:r>
+          </w:p>
+        </w:tc>
+        <w:tc>
+          <w:tcPr>
+            <w:tcW w:type="dxa" w:w="2664"/>
+            <w:tcBorders>
+              <w:top w:val="single" w:color="D9D5C8" w:sz="4"/>
+              <w:left w:val="single" w:color="D9D5C8" w:sz="4"/>
+              <w:bottom w:val="single" w:color="D9D5C8" w:sz="4"/>
+              <w:right w:val="single" w:color="D9D5C8" w:sz="4"/>
+            </w:tcBorders>
+            <w:tcMar>
+              <w:top w:type="dxa" w:w="55"/>
+              <w:left w:type="dxa" w:w="110"/>
+              <w:bottom w:type="dxa" w:w="55"/>
+              <w:right w:type="dxa" w:w="110"/>
+            </w:tcMar>
+          </w:tcPr>
+          <w:p>
+            <w:pPr>
+              <w:spacing w:after="0"/>
+            </w:pPr>
+            <w:r>
+              <w:rPr>
+                <w:b w:val="false"/>
+                <w:bCs w:val="false"/>
+                <w:i w:val="false"/>
+                <w:iCs w:val="false"/>
+                <w:color w:val="1A1A1A"/>
+                <w:sz w:val="30"/>
+                <w:szCs w:val="30"/>
+                <w:caps w:val="false"/>
+                <w:rFonts w:ascii="Calibri" w:cs="Calibri" w:eastAsia="Calibri" w:hAnsi="Calibri"/>
+              </w:rPr>
+              <w:t xml:space="preserve">Precise, defensible</w:t>
+            </w:r>
+          </w:p>
+        </w:tc>
+        <w:tc>
+          <w:tcPr>
+            <w:tcW w:type="dxa" w:w="2664"/>
+            <w:tcBorders>
+              <w:top w:val="single" w:color="D9D5C8" w:sz="4"/>
+              <w:left w:val="single" w:color="D9D5C8" w:sz="4"/>
+              <w:bottom w:val="single" w:color="D9D5C8" w:sz="4"/>
+              <w:right w:val="single" w:color="D9D5C8" w:sz="4"/>
+            </w:tcBorders>
+            <w:tcMar>
+              <w:top w:type="dxa" w:w="55"/>
+              <w:left w:type="dxa" w:w="110"/>
+              <w:bottom w:type="dxa" w:w="55"/>
+              <w:right w:type="dxa" w:w="110"/>
+            </w:tcMar>
+          </w:tcPr>
+          <w:p>
+            <w:pPr>
+              <w:spacing w:after="0"/>
+            </w:pPr>
+            <w:r>
+              <w:rPr>
+                <w:b w:val="false"/>
+                <w:bCs w:val="false"/>
+                <w:i w:val="false"/>
+                <w:iCs w:val="false"/>
+                <w:color w:val="1A1A1A"/>
+                <w:sz w:val="30"/>
+                <w:szCs w:val="30"/>
+                <w:caps w:val="false"/>
+                <w:rFonts w:ascii="Calibri" w:cs="Calibri" w:eastAsia="Calibri" w:hAnsi="Calibri"/>
+              </w:rPr>
+              <w:t xml:space="preserve">2+ accurate, specific</w:t>
+            </w:r>
+          </w:p>
+        </w:tc>
+        <w:tc>
+          <w:tcPr>
+            <w:tcW w:type="dxa" w:w="2664"/>
+            <w:tcBorders>
+              <w:top w:val="single" w:color="D9D5C8" w:sz="4"/>
+              <w:left w:val="single" w:color="D9D5C8" w:sz="4"/>
+              <w:bottom w:val="single" w:color="D9D5C8" w:sz="4"/>
+              <w:right w:val="single" w:color="D9D5C8" w:sz="4"/>
+            </w:tcBorders>
+            <w:tcMar>
+              <w:top w:type="dxa" w:w="55"/>
+              <w:left w:type="dxa" w:w="110"/>
+              <w:bottom w:type="dxa" w:w="55"/>
+              <w:right w:type="dxa" w:w="110"/>
+            </w:tcMar>
+          </w:tcPr>
+          <w:p>
+            <w:pPr>
+              <w:spacing w:after="0"/>
+            </w:pPr>
+            <w:r>
+              <w:rPr>
+                <w:b w:val="false"/>
+                <w:bCs w:val="false"/>
+                <w:i w:val="false"/>
+                <w:iCs w:val="false"/>
+                <w:color w:val="1A1A1A"/>
+                <w:sz w:val="30"/>
+                <w:szCs w:val="30"/>
+                <w:caps w:val="false"/>
+                <w:rFonts w:ascii="Calibri" w:cs="Calibri" w:eastAsia="Calibri" w:hAnsi="Calibri"/>
+              </w:rPr>
+              <w:t xml:space="preserve">Explains HOW evidence proves the claim</w:t>
+            </w:r>
+          </w:p>
+        </w:tc>
+      </w:tr>
+      <w:tr>
+        <w:tc>
+          <w:tcPr>
+            <w:tcW w:type="dxa" w:w="1800"/>
+            <w:tcBorders>
+              <w:top w:val="single" w:color="D9D5C8" w:sz="4"/>
+              <w:left w:val="single" w:color="D9D5C8" w:sz="4"/>
+              <w:bottom w:val="single" w:color="D9D5C8" w:sz="4"/>
+              <w:right w:val="single" w:color="D9D5C8" w:sz="4"/>
+            </w:tcBorders>
+            <w:tcMar>
+              <w:top w:type="dxa" w:w="55"/>
+              <w:left w:type="dxa" w:w="110"/>
+              <w:bottom w:type="dxa" w:w="55"/>
+              <w:right w:type="dxa" w:w="110"/>
+            </w:tcMar>
+          </w:tcPr>
+          <w:p>
+            <w:pPr>
+              <w:spacing w:after="0"/>
+            </w:pPr>
+            <w:r>
+              <w:rPr>
+                <w:b w:val="false"/>
+                <w:bCs w:val="false"/>
+                <w:i w:val="false"/>
+                <w:iCs w:val="false"/>
+                <w:color w:val="1A1A1A"/>
+                <w:sz w:val="30"/>
+                <w:szCs w:val="30"/>
+                <w:caps w:val="false"/>
+                <w:rFonts w:ascii="Calibri" w:cs="Calibri" w:eastAsia="Calibri" w:hAnsi="Calibri"/>
+              </w:rPr>
+              <w:t xml:space="preserve">3 — Proficient</w:t>
+            </w:r>
+          </w:p>
+        </w:tc>
+        <w:tc>
+          <w:tcPr>
+            <w:tcW w:type="dxa" w:w="2664"/>
+            <w:tcBorders>
+              <w:top w:val="single" w:color="D9D5C8" w:sz="4"/>
+              <w:left w:val="single" w:color="D9D5C8" w:sz="4"/>
+              <w:bottom w:val="single" w:color="D9D5C8" w:sz="4"/>
+              <w:right w:val="single" w:color="D9D5C8" w:sz="4"/>
+            </w:tcBorders>
+            <w:tcMar>
+              <w:top w:type="dxa" w:w="55"/>
+              <w:left w:type="dxa" w:w="110"/>
+              <w:bottom w:type="dxa" w:w="55"/>
+              <w:right w:type="dxa" w:w="110"/>
+            </w:tcMar>
+          </w:tcPr>
+          <w:p>
+            <w:pPr>
+              <w:spacing w:after="0"/>
+            </w:pPr>
+            <w:r>
+              <w:rPr>
+                <w:b w:val="false"/>
+                <w:bCs w:val="false"/>
+                <w:i w:val="false"/>
+                <w:iCs w:val="false"/>
+                <w:color w:val="1A1A1A"/>
+                <w:sz w:val="30"/>
+                <w:szCs w:val="30"/>
+                <w:caps w:val="false"/>
+                <w:rFonts w:ascii="Calibri" w:cs="Calibri" w:eastAsia="Calibri" w:hAnsi="Calibri"/>
+              </w:rPr>
+              <w:t xml:space="preserve">Clear</w:t>
+            </w:r>
+          </w:p>
+        </w:tc>
+        <w:tc>
+          <w:tcPr>
+            <w:tcW w:type="dxa" w:w="2664"/>
+            <w:tcBorders>
+              <w:top w:val="single" w:color="D9D5C8" w:sz="4"/>
+              <w:left w:val="single" w:color="D9D5C8" w:sz="4"/>
+              <w:bottom w:val="single" w:color="D9D5C8" w:sz="4"/>
+              <w:right w:val="single" w:color="D9D5C8" w:sz="4"/>
+            </w:tcBorders>
+            <w:tcMar>
+              <w:top w:type="dxa" w:w="55"/>
+              <w:left w:type="dxa" w:w="110"/>
+              <w:bottom w:type="dxa" w:w="55"/>
+              <w:right w:type="dxa" w:w="110"/>
+            </w:tcMar>
+          </w:tcPr>
+          <w:p>
+            <w:pPr>
+              <w:spacing w:after="0"/>
+            </w:pPr>
+            <w:r>
+              <w:rPr>
+                <w:b w:val="false"/>
+                <w:bCs w:val="false"/>
+                <w:i w:val="false"/>
+                <w:iCs w:val="false"/>
+                <w:color w:val="1A1A1A"/>
+                <w:sz w:val="30"/>
+                <w:szCs w:val="30"/>
+                <w:caps w:val="false"/>
+                <w:rFonts w:ascii="Calibri" w:cs="Calibri" w:eastAsia="Calibri" w:hAnsi="Calibri"/>
+              </w:rPr>
+              <w:t xml:space="preserve">2 accurate</w:t>
+            </w:r>
+          </w:p>
+        </w:tc>
+        <w:tc>
+          <w:tcPr>
+            <w:tcW w:type="dxa" w:w="2664"/>
+            <w:tcBorders>
+              <w:top w:val="single" w:color="D9D5C8" w:sz="4"/>
+              <w:left w:val="single" w:color="D9D5C8" w:sz="4"/>
+              <w:bottom w:val="single" w:color="D9D5C8" w:sz="4"/>
+              <w:right w:val="single" w:color="D9D5C8" w:sz="4"/>
+            </w:tcBorders>
+            <w:tcMar>
+              <w:top w:type="dxa" w:w="55"/>
+              <w:left w:type="dxa" w:w="110"/>
+              <w:bottom w:type="dxa" w:w="55"/>
+              <w:right w:type="dxa" w:w="110"/>
+            </w:tcMar>
+          </w:tcPr>
+          <w:p>
+            <w:pPr>
+              <w:spacing w:after="0"/>
+            </w:pPr>
+            <w:r>
+              <w:rPr>
+                <w:b w:val="false"/>
+                <w:bCs w:val="false"/>
+                <w:i w:val="false"/>
+                <w:iCs w:val="false"/>
+                <w:color w:val="1A1A1A"/>
+                <w:sz w:val="30"/>
+                <w:szCs w:val="30"/>
+                <w:caps w:val="false"/>
+                <w:rFonts w:ascii="Calibri" w:cs="Calibri" w:eastAsia="Calibri" w:hAnsi="Calibri"/>
+              </w:rPr>
+              <w:t xml:space="preserve">Explains the link</w:t>
+            </w:r>
+          </w:p>
+        </w:tc>
+      </w:tr>
+      <w:tr>
+        <w:tc>
+          <w:tcPr>
+            <w:tcW w:type="dxa" w:w="1800"/>
+            <w:tcBorders>
+              <w:top w:val="single" w:color="D9D5C8" w:sz="4"/>
+              <w:left w:val="single" w:color="D9D5C8" w:sz="4"/>
+              <w:bottom w:val="single" w:color="D9D5C8" w:sz="4"/>
+              <w:right w:val="single" w:color="D9D5C8" w:sz="4"/>
+            </w:tcBorders>
+            <w:tcMar>
+              <w:top w:type="dxa" w:w="55"/>
+              <w:left w:type="dxa" w:w="110"/>
+              <w:bottom w:type="dxa" w:w="55"/>
+              <w:right w:type="dxa" w:w="110"/>
+            </w:tcMar>
+          </w:tcPr>
+          <w:p>
+            <w:pPr>
+              <w:spacing w:after="0"/>
+            </w:pPr>
+            <w:r>
+              <w:rPr>
+                <w:b w:val="false"/>
+                <w:bCs w:val="false"/>
+                <w:i w:val="false"/>
+                <w:iCs w:val="false"/>
+                <w:color w:val="1A1A1A"/>
+                <w:sz w:val="30"/>
+                <w:szCs w:val="30"/>
+                <w:caps w:val="false"/>
+                <w:rFonts w:ascii="Calibri" w:cs="Calibri" w:eastAsia="Calibri" w:hAnsi="Calibri"/>
+              </w:rPr>
+              <w:t xml:space="preserve">2 — Developing</w:t>
+            </w:r>
+          </w:p>
+        </w:tc>
+        <w:tc>
+          <w:tcPr>
+            <w:tcW w:type="dxa" w:w="2664"/>
+            <w:tcBorders>
+              <w:top w:val="single" w:color="D9D5C8" w:sz="4"/>
+              <w:left w:val="single" w:color="D9D5C8" w:sz="4"/>
+              <w:bottom w:val="single" w:color="D9D5C8" w:sz="4"/>
+              <w:right w:val="single" w:color="D9D5C8" w:sz="4"/>
+            </w:tcBorders>
+            <w:tcMar>
+              <w:top w:type="dxa" w:w="55"/>
+              <w:left w:type="dxa" w:w="110"/>
+              <w:bottom w:type="dxa" w:w="55"/>
+              <w:right w:type="dxa" w:w="110"/>
+            </w:tcMar>
+          </w:tcPr>
+          <w:p>
+            <w:pPr>
+              <w:spacing w:after="0"/>
+            </w:pPr>
+            <w:r>
+              <w:rPr>
+                <w:b w:val="false"/>
+                <w:bCs w:val="false"/>
+                <w:i w:val="false"/>
+                <w:iCs w:val="false"/>
+                <w:color w:val="1A1A1A"/>
+                <w:sz w:val="30"/>
+                <w:szCs w:val="30"/>
+                <w:caps w:val="false"/>
+                <w:rFonts w:ascii="Calibri" w:cs="Calibri" w:eastAsia="Calibri" w:hAnsi="Calibri"/>
+              </w:rPr>
+              <w:t xml:space="preserve">General</w:t>
+            </w:r>
+          </w:p>
+        </w:tc>
+        <w:tc>
+          <w:tcPr>
+            <w:tcW w:type="dxa" w:w="2664"/>
+            <w:tcBorders>
+              <w:top w:val="single" w:color="D9D5C8" w:sz="4"/>
+              <w:left w:val="single" w:color="D9D5C8" w:sz="4"/>
+              <w:bottom w:val="single" w:color="D9D5C8" w:sz="4"/>
+              <w:right w:val="single" w:color="D9D5C8" w:sz="4"/>
+            </w:tcBorders>
+            <w:tcMar>
+              <w:top w:type="dxa" w:w="55"/>
+              <w:left w:type="dxa" w:w="110"/>
+              <w:bottom w:type="dxa" w:w="55"/>
+              <w:right w:type="dxa" w:w="110"/>
+            </w:tcMar>
+          </w:tcPr>
+          <w:p>
+            <w:pPr>
+              <w:spacing w:after="0"/>
+            </w:pPr>
+            <w:r>
+              <w:rPr>
+                <w:b w:val="false"/>
+                <w:bCs w:val="false"/>
+                <w:i w:val="false"/>
+                <w:iCs w:val="false"/>
+                <w:color w:val="1A1A1A"/>
+                <w:sz w:val="30"/>
+                <w:szCs w:val="30"/>
+                <w:caps w:val="false"/>
+                <w:rFonts w:ascii="Calibri" w:cs="Calibri" w:eastAsia="Calibri" w:hAnsi="Calibri"/>
+              </w:rPr>
+              <w:t xml:space="preserve">1 accurate</w:t>
+            </w:r>
+          </w:p>
+        </w:tc>
+        <w:tc>
+          <w:tcPr>
+            <w:tcW w:type="dxa" w:w="2664"/>
+            <w:tcBorders>
+              <w:top w:val="single" w:color="D9D5C8" w:sz="4"/>
+              <w:left w:val="single" w:color="D9D5C8" w:sz="4"/>
+              <w:bottom w:val="single" w:color="D9D5C8" w:sz="4"/>
+              <w:right w:val="single" w:color="D9D5C8" w:sz="4"/>
+            </w:tcBorders>
+            <w:tcMar>
+              <w:top w:type="dxa" w:w="55"/>
+              <w:left w:type="dxa" w:w="110"/>
+              <w:bottom w:type="dxa" w:w="55"/>
+              <w:right w:type="dxa" w:w="110"/>
+            </w:tcMar>
+          </w:tcPr>
+          <w:p>
+            <w:pPr>
+              <w:spacing w:after="0"/>
+            </w:pPr>
+            <w:r>
+              <w:rPr>
+                <w:b w:val="false"/>
+                <w:bCs w:val="false"/>
+                <w:i w:val="false"/>
+                <w:iCs w:val="false"/>
+                <w:color w:val="1A1A1A"/>
+                <w:sz w:val="30"/>
+                <w:szCs w:val="30"/>
+                <w:caps w:val="false"/>
+                <w:rFonts w:ascii="Calibri" w:cs="Calibri" w:eastAsia="Calibri" w:hAnsi="Calibri"/>
+              </w:rPr>
+              <w:t xml:space="preserve">Partial link</w:t>
+            </w:r>
+          </w:p>
+        </w:tc>
+      </w:tr>
+      <w:tr>
+        <w:tc>
+          <w:tcPr>
+            <w:tcW w:type="dxa" w:w="1800"/>
+            <w:tcBorders>
+              <w:top w:val="single" w:color="D9D5C8" w:sz="4"/>
+              <w:left w:val="single" w:color="D9D5C8" w:sz="4"/>
+              <w:bottom w:val="single" w:color="D9D5C8" w:sz="4"/>
+              <w:right w:val="single" w:color="D9D5C8" w:sz="4"/>
+            </w:tcBorders>
+            <w:tcMar>
+              <w:top w:type="dxa" w:w="55"/>
+              <w:left w:type="dxa" w:w="110"/>
+              <w:bottom w:type="dxa" w:w="55"/>
+              <w:right w:type="dxa" w:w="110"/>
+            </w:tcMar>
+          </w:tcPr>
+          <w:p>
+            <w:pPr>
+              <w:spacing w:after="0"/>
+            </w:pPr>
+            <w:r>
+              <w:rPr>
+                <w:b w:val="false"/>
+                <w:bCs w:val="false"/>
+                <w:i w:val="false"/>
+                <w:iCs w:val="false"/>
+                <w:color w:val="1A1A1A"/>
+                <w:sz w:val="30"/>
+                <w:szCs w:val="30"/>
+                <w:caps w:val="false"/>
+                <w:rFonts w:ascii="Calibri" w:cs="Calibri" w:eastAsia="Calibri" w:hAnsi="Calibri"/>
+              </w:rPr>
+              <w:t xml:space="preserve">1 — Beginning</w:t>
+            </w:r>
+          </w:p>
+        </w:tc>
+        <w:tc>
+          <w:tcPr>
+            <w:tcW w:type="dxa" w:w="2664"/>
+            <w:tcBorders>
+              <w:top w:val="single" w:color="D9D5C8" w:sz="4"/>
+              <w:left w:val="single" w:color="D9D5C8" w:sz="4"/>
+              <w:bottom w:val="single" w:color="D9D5C8" w:sz="4"/>
+              <w:right w:val="single" w:color="D9D5C8" w:sz="4"/>
+            </w:tcBorders>
+            <w:tcMar>
+              <w:top w:type="dxa" w:w="55"/>
+              <w:left w:type="dxa" w:w="110"/>
+              <w:bottom w:type="dxa" w:w="55"/>
+              <w:right w:type="dxa" w:w="110"/>
+            </w:tcMar>
+          </w:tcPr>
+          <w:p>
+            <w:pPr>
+              <w:spacing w:after="0"/>
+            </w:pPr>
+            <w:r>
+              <w:rPr>
+                <w:b w:val="false"/>
+                <w:bCs w:val="false"/>
+                <w:i w:val="false"/>
+                <w:iCs w:val="false"/>
+                <w:color w:val="1A1A1A"/>
+                <w:sz w:val="30"/>
+                <w:szCs w:val="30"/>
+                <w:caps w:val="false"/>
+                <w:rFonts w:ascii="Calibri" w:cs="Calibri" w:eastAsia="Calibri" w:hAnsi="Calibri"/>
+              </w:rPr>
+              <w:t xml:space="preserve">Unclear / missing</w:t>
+            </w:r>
+          </w:p>
+        </w:tc>
+        <w:tc>
+          <w:tcPr>
+            <w:tcW w:type="dxa" w:w="2664"/>
+            <w:tcBorders>
+              <w:top w:val="single" w:color="D9D5C8" w:sz="4"/>
+              <w:left w:val="single" w:color="D9D5C8" w:sz="4"/>
+              <w:bottom w:val="single" w:color="D9D5C8" w:sz="4"/>
+              <w:right w:val="single" w:color="D9D5C8" w:sz="4"/>
+            </w:tcBorders>
+            <w:tcMar>
+              <w:top w:type="dxa" w:w="55"/>
+              <w:left w:type="dxa" w:w="110"/>
+              <w:bottom w:type="dxa" w:w="55"/>
+              <w:right w:type="dxa" w:w="110"/>
+            </w:tcMar>
+          </w:tcPr>
+          <w:p>
+            <w:pPr>
+              <w:spacing w:after="0"/>
+            </w:pPr>
+            <w:r>
+              <w:rPr>
+                <w:b w:val="false"/>
+                <w:bCs w:val="false"/>
+                <w:i w:val="false"/>
+                <w:iCs w:val="false"/>
+                <w:color w:val="1A1A1A"/>
+                <w:sz w:val="30"/>
+                <w:szCs w:val="30"/>
+                <w:caps w:val="false"/>
+                <w:rFonts w:ascii="Calibri" w:cs="Calibri" w:eastAsia="Calibri" w:hAnsi="Calibri"/>
+              </w:rPr>
+              <w:t xml:space="preserve">Missing / inaccurate</w:t>
+            </w:r>
+          </w:p>
+        </w:tc>
+        <w:tc>
+          <w:tcPr>
+            <w:tcW w:type="dxa" w:w="2664"/>
+            <w:tcBorders>
+              <w:top w:val="single" w:color="D9D5C8" w:sz="4"/>
+              <w:left w:val="single" w:color="D9D5C8" w:sz="4"/>
+              <w:bottom w:val="single" w:color="D9D5C8" w:sz="4"/>
+              <w:right w:val="single" w:color="D9D5C8" w:sz="4"/>
+            </w:tcBorders>
+            <w:tcMar>
+              <w:top w:type="dxa" w:w="55"/>
+              <w:left w:type="dxa" w:w="110"/>
+              <w:bottom w:type="dxa" w:w="55"/>
+              <w:right w:type="dxa" w:w="110"/>
+            </w:tcMar>
+          </w:tcPr>
+          <w:p>
+            <w:pPr>
+              <w:spacing w:after="0"/>
+            </w:pPr>
+            <w:r>
+              <w:rPr>
+                <w:b w:val="false"/>
+                <w:bCs w:val="false"/>
+                <w:i w:val="false"/>
+                <w:iCs w:val="false"/>
+                <w:color w:val="1A1A1A"/>
+                <w:sz w:val="30"/>
+                <w:szCs w:val="30"/>
+                <w:caps w:val="false"/>
+                <w:rFonts w:ascii="Calibri" w:cs="Calibri" w:eastAsia="Calibri" w:hAnsi="Calibri"/>
+              </w:rPr>
+              <w:t xml:space="preserve">No reasoning</w:t>
             </w:r>
           </w:p>
         </w:tc>
@@ -17973,7 +18915,7 @@
                 <w:caps w:val="false"/>
                 <w:rFonts w:ascii="Calibri" w:cs="Calibri" w:eastAsia="Calibri" w:hAnsi="Calibri"/>
               </w:rPr>
-              <w:t xml:space="preserve">SELF-CHECK against the CER rubric (see Toolkit)</w:t>
+              <w:t xml:space="preserve">MY SCORE</w:t>
             </w:r>
           </w:p>
           <w:p>
@@ -17992,12 +18934,365 @@
                 <w:caps w:val="false"/>
                 <w:rFonts w:ascii="Calibri" w:cs="Calibri" w:eastAsia="Calibri" w:hAnsi="Calibri"/>
               </w:rPr>
-              <w:t xml:space="preserve">Before submitting: Is my claim defensible? Do I have TWO specific pieces of evidence? Does my reasoning explain HOW the evidence proves the claim?</w:t>
+              <w:t xml:space="preserve">Claim: ____ / 4        Evidence: ____ / 4        Reasoning: ____ / 4        TOTAL: ____ / 12</w:t>
             </w:r>
           </w:p>
         </w:tc>
       </w:tr>
     </w:tbl>
+    <w:tbl>
+      <w:tblPr>
+        <w:tblW w:type="dxa" w:w="9792"/>
+        <w:tblBorders>
+          <w:top w:val="single" w:color="auto" w:sz="4"/>
+          <w:left w:val="single" w:color="auto" w:sz="4"/>
+          <w:bottom w:val="single" w:color="auto" w:sz="4"/>
+          <w:right w:val="single" w:color="auto" w:sz="4"/>
+          <w:insideH w:val="single" w:color="auto" w:sz="4"/>
+          <w:insideV w:val="single" w:color="auto" w:sz="4"/>
+        </w:tblBorders>
+      </w:tblPr>
+      <w:tblGrid>
+        <w:gridCol w:w="9792"/>
+      </w:tblGrid>
+      <w:tr>
+        <w:tc>
+          <w:tcPr>
+            <w:tcW w:type="dxa" w:w="9792"/>
+            <w:tcBorders>
+              <w:top w:val="single" w:color="D9D5C8" w:sz="4"/>
+              <w:left w:val="single" w:color="D9D5C8" w:sz="4"/>
+              <w:bottom w:val="single" w:color="D9D5C8" w:sz="4"/>
+              <w:right w:val="single" w:color="D9D5C8" w:sz="4"/>
+            </w:tcBorders>
+            <w:shd w:fill="F7F5EF" w:color="auto" w:val="clear"/>
+            <w:tcMar>
+              <w:top w:type="dxa" w:w="55"/>
+              <w:left w:type="dxa" w:w="110"/>
+              <w:bottom w:type="dxa" w:w="55"/>
+              <w:right w:type="dxa" w:w="110"/>
+            </w:tcMar>
+          </w:tcPr>
+          <w:p>
+            <w:pPr>
+              <w:spacing w:after="60"/>
+            </w:pPr>
+            <w:r>
+              <w:rPr>
+                <w:b/>
+                <w:bCs/>
+                <w:i w:val="false"/>
+                <w:iCs w:val="false"/>
+                <w:color w:val="1B2A4A"/>
+                <w:sz w:val="32"/>
+                <w:szCs w:val="32"/>
+                <w:caps w:val="false"/>
+                <w:rFonts w:ascii="Calibri" w:cs="Calibri" w:eastAsia="Calibri" w:hAnsi="Calibri"/>
+              </w:rPr>
+              <w:t xml:space="preserve">SUPPORTS — sentence frames (use if you need them)</w:t>
+            </w:r>
+          </w:p>
+          <w:p>
+            <w:pPr>
+              <w:spacing w:after="40"/>
+            </w:pPr>
+            <w:r>
+              <w:rPr>
+                <w:b w:val="false"/>
+                <w:bCs w:val="false"/>
+                <w:i w:val="false"/>
+                <w:iCs w:val="false"/>
+                <w:color w:val="1A1A1A"/>
+                <w:sz w:val="33"/>
+                <w:szCs w:val="33"/>
+                <w:caps w:val="false"/>
+                <w:rFonts w:ascii="Calibri" w:cs="Calibri" w:eastAsia="Calibri" w:hAnsi="Calibri"/>
+              </w:rPr>
+              <w:t xml:space="preserve">Claim: “______ because ______.”</w:t>
+            </w:r>
+          </w:p>
+          <w:p>
+            <w:pPr>
+              <w:spacing w:after="40"/>
+            </w:pPr>
+            <w:r>
+              <w:rPr>
+                <w:b w:val="false"/>
+                <w:bCs w:val="false"/>
+                <w:i w:val="false"/>
+                <w:iCs w:val="false"/>
+                <w:color w:val="1A1A1A"/>
+                <w:sz w:val="33"/>
+                <w:szCs w:val="33"/>
+                <w:caps w:val="false"/>
+                <w:rFonts w:ascii="Calibri" w:cs="Calibri" w:eastAsia="Calibri" w:hAnsi="Calibri"/>
+              </w:rPr>
+              <w:t xml:space="preserve">Evidence: “One example is ______ (from ______).  Another is ______.”</w:t>
+            </w:r>
+          </w:p>
+          <w:p>
+            <w:pPr>
+              <w:spacing w:after="40"/>
+            </w:pPr>
+            <w:r>
+              <w:rPr>
+                <w:b w:val="false"/>
+                <w:bCs w:val="false"/>
+                <w:i w:val="false"/>
+                <w:iCs w:val="false"/>
+                <w:color w:val="1A1A1A"/>
+                <w:sz w:val="33"/>
+                <w:szCs w:val="33"/>
+                <w:caps w:val="false"/>
+                <w:rFonts w:ascii="Calibri" w:cs="Calibri" w:eastAsia="Calibri" w:hAnsi="Calibri"/>
+              </w:rPr>
+              <w:t xml:space="preserve">Reasoning: “This proves my claim because ______, which shows ______.”</w:t>
+            </w:r>
+          </w:p>
+        </w:tc>
+      </w:tr>
+    </w:tbl>
+    <w:tbl>
+      <w:tblPr>
+        <w:tblW w:type="dxa" w:w="9792"/>
+        <w:tblBorders>
+          <w:top w:val="single" w:color="auto" w:sz="4"/>
+          <w:left w:val="single" w:color="auto" w:sz="4"/>
+          <w:bottom w:val="single" w:color="auto" w:sz="4"/>
+          <w:right w:val="single" w:color="auto" w:sz="4"/>
+          <w:insideH w:val="single" w:color="auto" w:sz="4"/>
+          <w:insideV w:val="single" w:color="auto" w:sz="4"/>
+        </w:tblBorders>
+      </w:tblPr>
+      <w:tblGrid>
+        <w:gridCol w:w="9792"/>
+      </w:tblGrid>
+      <w:tr>
+        <w:tc>
+          <w:tcPr>
+            <w:tcW w:type="dxa" w:w="9792"/>
+            <w:tcBorders>
+              <w:top w:val="single" w:color="D9D5C8" w:sz="4"/>
+              <w:left w:val="single" w:color="D9D5C8" w:sz="4"/>
+              <w:bottom w:val="single" w:color="D9D5C8" w:sz="4"/>
+              <w:right w:val="single" w:color="D9D5C8" w:sz="4"/>
+            </w:tcBorders>
+            <w:shd w:fill="F7F5EF" w:color="auto" w:val="clear"/>
+            <w:tcMar>
+              <w:top w:type="dxa" w:w="55"/>
+              <w:left w:type="dxa" w:w="110"/>
+              <w:bottom w:type="dxa" w:w="55"/>
+              <w:right w:type="dxa" w:w="110"/>
+            </w:tcMar>
+          </w:tcPr>
+          <w:p>
+            <w:pPr>
+              <w:spacing w:after="60"/>
+            </w:pPr>
+            <w:r>
+              <w:rPr>
+                <w:b/>
+                <w:bCs/>
+                <w:i w:val="false"/>
+                <w:iCs w:val="false"/>
+                <w:color w:val="1B2A4A"/>
+                <w:sz w:val="32"/>
+                <w:szCs w:val="32"/>
+                <w:caps w:val="false"/>
+                <w:rFonts w:ascii="Calibri" w:cs="Calibri" w:eastAsia="Calibri" w:hAnsi="Calibri"/>
+              </w:rPr>
+              <w:t xml:space="preserve">REVISE — make your lowest-scoring part stronger</w:t>
+            </w:r>
+          </w:p>
+          <w:p>
+            <w:pPr>
+              <w:spacing w:after="40"/>
+            </w:pPr>
+            <w:r>
+              <w:rPr>
+                <w:b w:val="false"/>
+                <w:bCs w:val="false"/>
+                <w:i w:val="false"/>
+                <w:iCs w:val="false"/>
+                <w:color w:val="1A1A1A"/>
+                <w:sz w:val="33"/>
+                <w:szCs w:val="33"/>
+                <w:caps w:val="false"/>
+                <w:rFonts w:ascii="Calibri" w:cs="Calibri" w:eastAsia="Calibri" w:hAnsi="Calibri"/>
+              </w:rPr>
+              <w:t xml:space="preserve">Pick the part you scored lowest and rewrite it here — better:</w:t>
+            </w:r>
+          </w:p>
+        </w:tc>
+      </w:tr>
+    </w:tbl>
+    <w:p>
+      <w:pPr>
+        <w:widowControl w:val="false"/>
+        <w:pBdr>
+          <w:bottom w:val="single" w:color="8892A0" w:sz="8" w:space="1"/>
+        </w:pBdr>
+        <w:spacing w:before="42" w:after="42"/>
+      </w:pPr>
+      <w:r>
+        <w:rPr>
+          <w:sz w:val="24"/>
+          <w:szCs w:val="24"/>
+          <w:rFonts w:ascii="Calibri" w:cs="Calibri" w:eastAsia="Calibri" w:hAnsi="Calibri"/>
+        </w:rPr>
+        <w:t xml:space="preserve"> </w:t>
+      </w:r>
+    </w:p>
+    <w:p>
+      <w:pPr>
+        <w:spacing w:before="0" w:after="0" w:line="75" w:lineRule="exact"/>
+      </w:pPr>
+      <w:r>
+        <w:rPr>
+          <w:sz w:val="3"/>
+          <w:szCs w:val="3"/>
+          <w:rFonts w:ascii="Calibri" w:cs="Calibri" w:eastAsia="Calibri" w:hAnsi="Calibri"/>
+        </w:rPr>
+        <w:t xml:space="preserve"> </w:t>
+      </w:r>
+    </w:p>
+    <w:p>
+      <w:pPr>
+        <w:widowControl w:val="false"/>
+        <w:pBdr>
+          <w:bottom w:val="single" w:color="8892A0" w:sz="8" w:space="1"/>
+        </w:pBdr>
+        <w:spacing w:before="42" w:after="42"/>
+      </w:pPr>
+      <w:r>
+        <w:rPr>
+          <w:sz w:val="24"/>
+          <w:szCs w:val="24"/>
+          <w:rFonts w:ascii="Calibri" w:cs="Calibri" w:eastAsia="Calibri" w:hAnsi="Calibri"/>
+        </w:rPr>
+        <w:t xml:space="preserve"> </w:t>
+      </w:r>
+    </w:p>
+    <w:p>
+      <w:pPr>
+        <w:spacing w:before="0" w:after="0" w:line="75" w:lineRule="exact"/>
+      </w:pPr>
+      <w:r>
+        <w:rPr>
+          <w:sz w:val="3"/>
+          <w:szCs w:val="3"/>
+          <w:rFonts w:ascii="Calibri" w:cs="Calibri" w:eastAsia="Calibri" w:hAnsi="Calibri"/>
+        </w:rPr>
+        <w:t xml:space="preserve"> </w:t>
+      </w:r>
+    </w:p>
+    <w:p>
+      <w:pPr>
+        <w:widowControl w:val="false"/>
+        <w:pBdr>
+          <w:bottom w:val="single" w:color="8892A0" w:sz="8" w:space="1"/>
+        </w:pBdr>
+        <w:spacing w:before="42" w:after="42"/>
+      </w:pPr>
+      <w:r>
+        <w:rPr>
+          <w:sz w:val="24"/>
+          <w:szCs w:val="24"/>
+          <w:rFonts w:ascii="Calibri" w:cs="Calibri" w:eastAsia="Calibri" w:hAnsi="Calibri"/>
+        </w:rPr>
+        <w:t xml:space="preserve"> </w:t>
+      </w:r>
+    </w:p>
+    <w:p>
+      <w:pPr>
+        <w:spacing w:before="0" w:after="0" w:line="75" w:lineRule="exact"/>
+      </w:pPr>
+      <w:r>
+        <w:rPr>
+          <w:sz w:val="3"/>
+          <w:szCs w:val="3"/>
+          <w:rFonts w:ascii="Calibri" w:cs="Calibri" w:eastAsia="Calibri" w:hAnsi="Calibri"/>
+        </w:rPr>
+        <w:t xml:space="preserve"> </w:t>
+      </w:r>
+    </w:p>
+    <w:p>
+      <w:pPr>
+        <w:widowControl w:val="false"/>
+        <w:pBdr>
+          <w:bottom w:val="single" w:color="8892A0" w:sz="8" w:space="1"/>
+        </w:pBdr>
+        <w:spacing w:before="42" w:after="42"/>
+      </w:pPr>
+      <w:r>
+        <w:rPr>
+          <w:sz w:val="24"/>
+          <w:szCs w:val="24"/>
+          <w:rFonts w:ascii="Calibri" w:cs="Calibri" w:eastAsia="Calibri" w:hAnsi="Calibri"/>
+        </w:rPr>
+        <w:t xml:space="preserve"> </w:t>
+      </w:r>
+    </w:p>
+    <w:p>
+      <w:pPr>
+        <w:spacing w:before="0" w:after="0" w:line="75" w:lineRule="exact"/>
+      </w:pPr>
+      <w:r>
+        <w:rPr>
+          <w:sz w:val="3"/>
+          <w:szCs w:val="3"/>
+          <w:rFonts w:ascii="Calibri" w:cs="Calibri" w:eastAsia="Calibri" w:hAnsi="Calibri"/>
+        </w:rPr>
+        <w:t xml:space="preserve"> </w:t>
+      </w:r>
+    </w:p>
+    <w:p>
+      <w:pPr>
+        <w:widowControl w:val="false"/>
+        <w:pBdr>
+          <w:bottom w:val="single" w:color="8892A0" w:sz="8" w:space="1"/>
+        </w:pBdr>
+        <w:spacing w:before="42" w:after="42"/>
+      </w:pPr>
+      <w:r>
+        <w:rPr>
+          <w:sz w:val="24"/>
+          <w:szCs w:val="24"/>
+          <w:rFonts w:ascii="Calibri" w:cs="Calibri" w:eastAsia="Calibri" w:hAnsi="Calibri"/>
+        </w:rPr>
+        <w:t xml:space="preserve"> </w:t>
+      </w:r>
+    </w:p>
+    <w:p>
+      <w:pPr>
+        <w:spacing w:before="0" w:after="0" w:line="75" w:lineRule="exact"/>
+      </w:pPr>
+      <w:r>
+        <w:rPr>
+          <w:sz w:val="3"/>
+          <w:szCs w:val="3"/>
+          <w:rFonts w:ascii="Calibri" w:cs="Calibri" w:eastAsia="Calibri" w:hAnsi="Calibri"/>
+        </w:rPr>
+        <w:t xml:space="preserve"> </w:t>
+      </w:r>
+    </w:p>
+    <w:p>
+      <w:pPr>
+        <w:widowControl w:val="false"/>
+        <w:pBdr>
+          <w:bottom w:val="single" w:color="8892A0" w:sz="8" w:space="1"/>
+        </w:pBdr>
+        <w:spacing w:before="42" w:after="42"/>
+      </w:pPr>
+      <w:r>
+        <w:rPr>
+          <w:sz w:val="24"/>
+          <w:szCs w:val="24"/>
+          <w:rFonts w:ascii="Calibri" w:cs="Calibri" w:eastAsia="Calibri" w:hAnsi="Calibri"/>
+        </w:rPr>
+        <w:t xml:space="preserve"> </w:t>
+      </w:r>
+    </w:p>
     <w:p>
       <w:pPr>
         <w:pStyle w:val="Heading2"/>
@@ -31768,61 +33063,19 @@
               <w:t xml:space="preserve"> </w:t>
             </w:r>
           </w:p>
-        </w:tc>
-      </w:tr>
-      <w:tr>
-        <w:tc>
-          <w:tcPr>
-            <w:tcW w:type="dxa" w:w="2233"/>
-            <w:tcBorders>
-              <w:top w:val="single" w:color="D9D5C8" w:sz="4"/>
-              <w:left w:val="single" w:color="D9D5C8" w:sz="4"/>
-              <w:bottom w:val="single" w:color="D9D5C8" w:sz="4"/>
-              <w:right w:val="single" w:color="D9D5C8" w:sz="4"/>
-            </w:tcBorders>
-            <w:tcMar>
-              <w:top w:type="dxa" w:w="55"/>
-              <w:left w:type="dxa" w:w="110"/>
-              <w:bottom w:type="dxa" w:w="55"/>
-              <w:right w:type="dxa" w:w="110"/>
-            </w:tcMar>
-          </w:tcPr>
-          <w:p>
-            <w:pPr>
-              <w:spacing w:after="0"/>
-            </w:pPr>
-            <w:r>
-              <w:rPr>
-                <w:b/>
-                <w:bCs/>
-                <w:i w:val="false"/>
-                <w:iCs w:val="false"/>
-                <w:color w:val="1A1A1A"/>
-                <w:sz w:val="30"/>
-                <w:szCs w:val="30"/>
-                <w:caps w:val="false"/>
-                <w:rFonts w:ascii="Calibri" w:cs="Calibri" w:eastAsia="Calibri" w:hAnsi="Calibri"/>
-              </w:rPr>
-              <w:t xml:space="preserve">Evidence (two specifics)</w:t>
-            </w:r>
-          </w:p>
-        </w:tc>
-        <w:tc>
-          <w:tcPr>
-            <w:tcW w:type="dxa" w:w="7559"/>
-            <w:tcBorders>
-              <w:top w:val="single" w:color="D9D5C8" w:sz="4"/>
-              <w:left w:val="single" w:color="D9D5C8" w:sz="4"/>
-              <w:bottom w:val="single" w:color="D9D5C8" w:sz="4"/>
-              <w:right w:val="single" w:color="D9D5C8" w:sz="4"/>
-            </w:tcBorders>
-            <w:tcMar>
-              <w:top w:type="dxa" w:w="55"/>
-              <w:left w:type="dxa" w:w="110"/>
-              <w:bottom w:type="dxa" w:w="55"/>
-              <w:right w:type="dxa" w:w="110"/>
-            </w:tcMar>
-          </w:tcPr>
+          <w:p>
+            <w:pPr>
+              <w:spacing w:before="0" w:after="0" w:line="75" w:lineRule="exact"/>
+            </w:pPr>
+            <w:r>
+              <w:rPr>
+                <w:sz w:val="3"/>
+                <w:szCs w:val="3"/>
+                <w:rFonts w:ascii="Calibri" w:cs="Calibri" w:eastAsia="Calibri" w:hAnsi="Calibri"/>
+              </w:rPr>
+              <w:t xml:space="preserve"> </w:t>
+            </w:r>
+          </w:p>
           <w:p>
             <w:pPr>
               <w:widowControl w:val="false"/>
@@ -31840,19 +33093,61 @@
               <w:t xml:space="preserve"> </w:t>
             </w:r>
           </w:p>
-          <w:p>
-            <w:pPr>
-              <w:spacing w:before="0" w:after="0" w:line="75" w:lineRule="exact"/>
-            </w:pPr>
-            <w:r>
-              <w:rPr>
-                <w:sz w:val="3"/>
-                <w:szCs w:val="3"/>
-                <w:rFonts w:ascii="Calibri" w:cs="Calibri" w:eastAsia="Calibri" w:hAnsi="Calibri"/>
-              </w:rPr>
-              <w:t xml:space="preserve"> </w:t>
-            </w:r>
-          </w:p>
+        </w:tc>
+      </w:tr>
+      <w:tr>
+        <w:tc>
+          <w:tcPr>
+            <w:tcW w:type="dxa" w:w="2233"/>
+            <w:tcBorders>
+              <w:top w:val="single" w:color="D9D5C8" w:sz="4"/>
+              <w:left w:val="single" w:color="D9D5C8" w:sz="4"/>
+              <w:bottom w:val="single" w:color="D9D5C8" w:sz="4"/>
+              <w:right w:val="single" w:color="D9D5C8" w:sz="4"/>
+            </w:tcBorders>
+            <w:tcMar>
+              <w:top w:type="dxa" w:w="55"/>
+              <w:left w:type="dxa" w:w="110"/>
+              <w:bottom w:type="dxa" w:w="55"/>
+              <w:right w:type="dxa" w:w="110"/>
+            </w:tcMar>
+          </w:tcPr>
+          <w:p>
+            <w:pPr>
+              <w:spacing w:after="0"/>
+            </w:pPr>
+            <w:r>
+              <w:rPr>
+                <w:b/>
+                <w:bCs/>
+                <w:i w:val="false"/>
+                <w:iCs w:val="false"/>
+                <w:color w:val="1A1A1A"/>
+                <w:sz w:val="30"/>
+                <w:szCs w:val="30"/>
+                <w:caps w:val="false"/>
+                <w:rFonts w:ascii="Calibri" w:cs="Calibri" w:eastAsia="Calibri" w:hAnsi="Calibri"/>
+              </w:rPr>
+              <w:t xml:space="preserve">Evidence (two specifics)</w:t>
+            </w:r>
+          </w:p>
+        </w:tc>
+        <w:tc>
+          <w:tcPr>
+            <w:tcW w:type="dxa" w:w="7559"/>
+            <w:tcBorders>
+              <w:top w:val="single" w:color="D9D5C8" w:sz="4"/>
+              <w:left w:val="single" w:color="D9D5C8" w:sz="4"/>
+              <w:bottom w:val="single" w:color="D9D5C8" w:sz="4"/>
+              <w:right w:val="single" w:color="D9D5C8" w:sz="4"/>
+            </w:tcBorders>
+            <w:tcMar>
+              <w:top w:type="dxa" w:w="55"/>
+              <w:left w:type="dxa" w:w="110"/>
+              <w:bottom w:type="dxa" w:w="55"/>
+              <w:right w:type="dxa" w:w="110"/>
+            </w:tcMar>
+          </w:tcPr>
           <w:p>
             <w:pPr>
               <w:widowControl w:val="false"/>
@@ -31960,61 +33255,19 @@
               <w:t xml:space="preserve"> </w:t>
             </w:r>
           </w:p>
-        </w:tc>
-      </w:tr>
-      <w:tr>
-        <w:tc>
-          <w:tcPr>
-            <w:tcW w:type="dxa" w:w="2233"/>
-            <w:tcBorders>
-              <w:top w:val="single" w:color="D9D5C8" w:sz="4"/>
-              <w:left w:val="single" w:color="D9D5C8" w:sz="4"/>
-              <w:bottom w:val="single" w:color="D9D5C8" w:sz="4"/>
-              <w:right w:val="single" w:color="D9D5C8" w:sz="4"/>
-            </w:tcBorders>
-            <w:tcMar>
-              <w:top w:type="dxa" w:w="55"/>
-              <w:left w:type="dxa" w:w="110"/>
-              <w:bottom w:type="dxa" w:w="55"/>
-              <w:right w:type="dxa" w:w="110"/>
-            </w:tcMar>
-          </w:tcPr>
-          <w:p>
-            <w:pPr>
-              <w:spacing w:after="0"/>
-            </w:pPr>
-            <w:r>
-              <w:rPr>
-                <w:b/>
-                <w:bCs/>
-                <w:i w:val="false"/>
-                <w:iCs w:val="false"/>
-                <w:color w:val="1A1A1A"/>
-                <w:sz w:val="30"/>
-                <w:szCs w:val="30"/>
-                <w:caps w:val="false"/>
-                <w:rFonts w:ascii="Calibri" w:cs="Calibri" w:eastAsia="Calibri" w:hAnsi="Calibri"/>
-              </w:rPr>
-              <w:t xml:space="preserve">Reasoning</w:t>
-            </w:r>
-          </w:p>
-        </w:tc>
-        <w:tc>
-          <w:tcPr>
-            <w:tcW w:type="dxa" w:w="7559"/>
-            <w:tcBorders>
-              <w:top w:val="single" w:color="D9D5C8" w:sz="4"/>
-              <w:left w:val="single" w:color="D9D5C8" w:sz="4"/>
-              <w:bottom w:val="single" w:color="D9D5C8" w:sz="4"/>
-              <w:right w:val="single" w:color="D9D5C8" w:sz="4"/>
-            </w:tcBorders>
-            <w:tcMar>
-              <w:top w:type="dxa" w:w="55"/>
-              <w:left w:type="dxa" w:w="110"/>
-              <w:bottom w:type="dxa" w:w="55"/>
-              <w:right w:type="dxa" w:w="110"/>
-            </w:tcMar>
-          </w:tcPr>
+          <w:p>
+            <w:pPr>
+              <w:spacing w:before="0" w:after="0" w:line="75" w:lineRule="exact"/>
+            </w:pPr>
+            <w:r>
+              <w:rPr>
+                <w:sz w:val="3"/>
+                <w:szCs w:val="3"/>
+                <w:rFonts w:ascii="Calibri" w:cs="Calibri" w:eastAsia="Calibri" w:hAnsi="Calibri"/>
+              </w:rPr>
+              <w:t xml:space="preserve"> </w:t>
+            </w:r>
+          </w:p>
           <w:p>
             <w:pPr>
               <w:widowControl w:val="false"/>
@@ -32062,19 +33315,61 @@
               <w:t xml:space="preserve"> </w:t>
             </w:r>
           </w:p>
-          <w:p>
-            <w:pPr>
-              <w:spacing w:before="0" w:after="0" w:line="75" w:lineRule="exact"/>
-            </w:pPr>
-            <w:r>
-              <w:rPr>
-                <w:sz w:val="3"/>
-                <w:szCs w:val="3"/>
-                <w:rFonts w:ascii="Calibri" w:cs="Calibri" w:eastAsia="Calibri" w:hAnsi="Calibri"/>
-              </w:rPr>
-              <w:t xml:space="preserve"> </w:t>
-            </w:r>
-          </w:p>
+        </w:tc>
+      </w:tr>
+      <w:tr>
+        <w:tc>
+          <w:tcPr>
+            <w:tcW w:type="dxa" w:w="2233"/>
+            <w:tcBorders>
+              <w:top w:val="single" w:color="D9D5C8" w:sz="4"/>
+              <w:left w:val="single" w:color="D9D5C8" w:sz="4"/>
+              <w:bottom w:val="single" w:color="D9D5C8" w:sz="4"/>
+              <w:right w:val="single" w:color="D9D5C8" w:sz="4"/>
+            </w:tcBorders>
+            <w:tcMar>
+              <w:top w:type="dxa" w:w="55"/>
+              <w:left w:type="dxa" w:w="110"/>
+              <w:bottom w:type="dxa" w:w="55"/>
+              <w:right w:type="dxa" w:w="110"/>
+            </w:tcMar>
+          </w:tcPr>
+          <w:p>
+            <w:pPr>
+              <w:spacing w:after="0"/>
+            </w:pPr>
+            <w:r>
+              <w:rPr>
+                <w:b/>
+                <w:bCs/>
+                <w:i w:val="false"/>
+                <w:iCs w:val="false"/>
+                <w:color w:val="1A1A1A"/>
+                <w:sz w:val="30"/>
+                <w:szCs w:val="30"/>
+                <w:caps w:val="false"/>
+                <w:rFonts w:ascii="Calibri" w:cs="Calibri" w:eastAsia="Calibri" w:hAnsi="Calibri"/>
+              </w:rPr>
+              <w:t xml:space="preserve">Reasoning</w:t>
+            </w:r>
+          </w:p>
+        </w:tc>
+        <w:tc>
+          <w:tcPr>
+            <w:tcW w:type="dxa" w:w="7559"/>
+            <w:tcBorders>
+              <w:top w:val="single" w:color="D9D5C8" w:sz="4"/>
+              <w:left w:val="single" w:color="D9D5C8" w:sz="4"/>
+              <w:bottom w:val="single" w:color="D9D5C8" w:sz="4"/>
+              <w:right w:val="single" w:color="D9D5C8" w:sz="4"/>
+            </w:tcBorders>
+            <w:tcMar>
+              <w:top w:type="dxa" w:w="55"/>
+              <w:left w:type="dxa" w:w="110"/>
+              <w:bottom w:type="dxa" w:w="55"/>
+              <w:right w:type="dxa" w:w="110"/>
+            </w:tcMar>
+          </w:tcPr>
           <w:p>
             <w:pPr>
               <w:widowControl w:val="false"/>
@@ -32120,6 +33415,948 @@
                 <w:rFonts w:ascii="Calibri" w:cs="Calibri" w:eastAsia="Calibri" w:hAnsi="Calibri"/>
               </w:rPr>
               <w:t xml:space="preserve"> </w:t>
+            </w:r>
+          </w:p>
+          <w:p>
+            <w:pPr>
+              <w:spacing w:before="0" w:after="0" w:line="75" w:lineRule="exact"/>
+            </w:pPr>
+            <w:r>
+              <w:rPr>
+                <w:sz w:val="3"/>
+                <w:szCs w:val="3"/>
+                <w:rFonts w:ascii="Calibri" w:cs="Calibri" w:eastAsia="Calibri" w:hAnsi="Calibri"/>
+              </w:rPr>
+              <w:t xml:space="preserve"> </w:t>
+            </w:r>
+          </w:p>
+          <w:p>
+            <w:pPr>
+              <w:widowControl w:val="false"/>
+              <w:pBdr>
+                <w:bottom w:val="single" w:color="8892A0" w:sz="8" w:space="1"/>
+              </w:pBdr>
+              <w:spacing w:before="42" w:after="42"/>
+            </w:pPr>
+            <w:r>
+              <w:rPr>
+                <w:sz w:val="24"/>
+                <w:szCs w:val="24"/>
+                <w:rFonts w:ascii="Calibri" w:cs="Calibri" w:eastAsia="Calibri" w:hAnsi="Calibri"/>
+              </w:rPr>
+              <w:t xml:space="preserve"> </w:t>
+            </w:r>
+          </w:p>
+          <w:p>
+            <w:pPr>
+              <w:spacing w:before="0" w:after="0" w:line="75" w:lineRule="exact"/>
+            </w:pPr>
+            <w:r>
+              <w:rPr>
+                <w:sz w:val="3"/>
+                <w:szCs w:val="3"/>
+                <w:rFonts w:ascii="Calibri" w:cs="Calibri" w:eastAsia="Calibri" w:hAnsi="Calibri"/>
+              </w:rPr>
+              <w:t xml:space="preserve"> </w:t>
+            </w:r>
+          </w:p>
+          <w:p>
+            <w:pPr>
+              <w:widowControl w:val="false"/>
+              <w:pBdr>
+                <w:bottom w:val="single" w:color="8892A0" w:sz="8" w:space="1"/>
+              </w:pBdr>
+              <w:spacing w:before="42" w:after="42"/>
+            </w:pPr>
+            <w:r>
+              <w:rPr>
+                <w:sz w:val="24"/>
+                <w:szCs w:val="24"/>
+                <w:rFonts w:ascii="Calibri" w:cs="Calibri" w:eastAsia="Calibri" w:hAnsi="Calibri"/>
+              </w:rPr>
+              <w:t xml:space="preserve"> </w:t>
+            </w:r>
+          </w:p>
+          <w:p>
+            <w:pPr>
+              <w:spacing w:before="0" w:after="0" w:line="75" w:lineRule="exact"/>
+            </w:pPr>
+            <w:r>
+              <w:rPr>
+                <w:sz w:val="3"/>
+                <w:szCs w:val="3"/>
+                <w:rFonts w:ascii="Calibri" w:cs="Calibri" w:eastAsia="Calibri" w:hAnsi="Calibri"/>
+              </w:rPr>
+              <w:t xml:space="preserve"> </w:t>
+            </w:r>
+          </w:p>
+          <w:p>
+            <w:pPr>
+              <w:widowControl w:val="false"/>
+              <w:pBdr>
+                <w:bottom w:val="single" w:color="8892A0" w:sz="8" w:space="1"/>
+              </w:pBdr>
+              <w:spacing w:before="42" w:after="42"/>
+            </w:pPr>
+            <w:r>
+              <w:rPr>
+                <w:sz w:val="24"/>
+                <w:szCs w:val="24"/>
+                <w:rFonts w:ascii="Calibri" w:cs="Calibri" w:eastAsia="Calibri" w:hAnsi="Calibri"/>
+              </w:rPr>
+              <w:t xml:space="preserve"> </w:t>
+            </w:r>
+          </w:p>
+        </w:tc>
+      </w:tr>
+    </w:tbl>
+    <w:p>
+      <w:pPr>
+        <w:pStyle w:val="Heading2"/>
+        <w:keepNext/>
+        <w:pageBreakBefore/>
+        <w:spacing w:before="150" w:after="90"/>
+      </w:pPr>
+      <w:r>
+        <w:rPr>
+          <w:b/>
+          <w:bCs/>
+          <w:i w:val="false"/>
+          <w:iCs w:val="false"/>
+          <w:color w:val="1B2A4A"/>
+          <w:sz w:val="42"/>
+          <w:szCs w:val="42"/>
+          <w:caps w:val="false"/>
+          <w:rFonts w:ascii="Calibri" w:cs="Calibri" w:eastAsia="Calibri" w:hAnsi="Calibri"/>
+        </w:rPr>
+        <w:t xml:space="preserve">Constructed Response — self-grade &amp; supports — GC.29</w:t>
+      </w:r>
+    </w:p>
+    <w:tbl>
+      <w:tblPr>
+        <w:tblW w:type="dxa" w:w="9792"/>
+        <w:tblBorders>
+          <w:top w:val="single" w:color="auto" w:sz="4"/>
+          <w:left w:val="single" w:color="auto" w:sz="4"/>
+          <w:bottom w:val="single" w:color="auto" w:sz="4"/>
+          <w:right w:val="single" w:color="auto" w:sz="4"/>
+          <w:insideH w:val="single" w:color="auto" w:sz="4"/>
+          <w:insideV w:val="single" w:color="auto" w:sz="4"/>
+        </w:tblBorders>
+      </w:tblPr>
+      <w:tblGrid>
+        <w:gridCol w:w="9792"/>
+      </w:tblGrid>
+      <w:tr>
+        <w:tc>
+          <w:tcPr>
+            <w:tcW w:type="dxa" w:w="9792"/>
+            <w:tcBorders>
+              <w:top w:val="single" w:color="D9D5C8" w:sz="4"/>
+              <w:left w:val="single" w:color="D9D5C8" w:sz="4"/>
+              <w:bottom w:val="single" w:color="D9D5C8" w:sz="4"/>
+              <w:right w:val="single" w:color="D9D5C8" w:sz="4"/>
+            </w:tcBorders>
+            <w:shd w:fill="F7F5EF" w:color="auto" w:val="clear"/>
+            <w:tcMar>
+              <w:top w:type="dxa" w:w="55"/>
+              <w:left w:type="dxa" w:w="110"/>
+              <w:bottom w:type="dxa" w:w="55"/>
+              <w:right w:type="dxa" w:w="110"/>
+            </w:tcMar>
+          </w:tcPr>
+          <w:p>
+            <w:pPr>
+              <w:spacing w:after="60"/>
+            </w:pPr>
+            <w:r>
+              <w:rPr>
+                <w:b/>
+                <w:bCs/>
+                <w:i w:val="false"/>
+                <w:iCs w:val="false"/>
+                <w:color w:val="1B2A4A"/>
+                <w:sz w:val="32"/>
+                <w:szCs w:val="32"/>
+                <w:caps w:val="false"/>
+                <w:rFonts w:ascii="Calibri" w:cs="Calibri" w:eastAsia="Calibri" w:hAnsi="Calibri"/>
+              </w:rPr>
+              <w:t xml:space="preserve">SELF-GRADE — score your own CER against the rubric below</w:t>
+            </w:r>
+          </w:p>
+          <w:p>
+            <w:pPr>
+              <w:spacing w:after="40"/>
+            </w:pPr>
+            <w:r>
+              <w:rPr>
+                <w:b w:val="false"/>
+                <w:bCs w:val="false"/>
+                <w:i w:val="false"/>
+                <w:iCs w:val="false"/>
+                <w:color w:val="1A1A1A"/>
+                <w:sz w:val="33"/>
+                <w:szCs w:val="33"/>
+                <w:caps w:val="false"/>
+                <w:rFonts w:ascii="Calibri" w:cs="Calibri" w:eastAsia="Calibri" w:hAnsi="Calibri"/>
+              </w:rPr>
+              <w:t xml:space="preserve">Reread your response, then circle the level that best fits each part. Being honest here is how you level up.</w:t>
+            </w:r>
+          </w:p>
+        </w:tc>
+      </w:tr>
+    </w:tbl>
+    <w:tbl>
+      <w:tblPr>
+        <w:tblW w:type="dxa" w:w="9792"/>
+        <w:tblBorders>
+          <w:top w:val="single" w:color="auto" w:sz="4"/>
+          <w:left w:val="single" w:color="auto" w:sz="4"/>
+          <w:bottom w:val="single" w:color="auto" w:sz="4"/>
+          <w:right w:val="single" w:color="auto" w:sz="4"/>
+          <w:insideH w:val="single" w:color="auto" w:sz="4"/>
+          <w:insideV w:val="single" w:color="auto" w:sz="4"/>
+        </w:tblBorders>
+      </w:tblPr>
+      <w:tblGrid>
+        <w:gridCol w:w="1800"/>
+        <w:gridCol w:w="2664"/>
+        <w:gridCol w:w="2664"/>
+        <w:gridCol w:w="2664"/>
+      </w:tblGrid>
+      <w:tr>
+        <w:trPr>
+          <w:tblHeader/>
+        </w:trPr>
+        <w:tc>
+          <w:tcPr>
+            <w:tcW w:type="dxa" w:w="1800"/>
+            <w:tcBorders>
+              <w:top w:val="single" w:color="D9D5C8" w:sz="4"/>
+              <w:left w:val="single" w:color="D9D5C8" w:sz="4"/>
+              <w:bottom w:val="single" w:color="D9D5C8" w:sz="4"/>
+              <w:right w:val="single" w:color="D9D5C8" w:sz="4"/>
+            </w:tcBorders>
+            <w:shd w:fill="1B2A4A" w:color="auto" w:val="clear"/>
+            <w:tcMar>
+              <w:top w:type="dxa" w:w="55"/>
+              <w:left w:type="dxa" w:w="110"/>
+              <w:bottom w:type="dxa" w:w="55"/>
+              <w:right w:type="dxa" w:w="110"/>
+            </w:tcMar>
+          </w:tcPr>
+          <w:p>
+            <w:pPr>
+              <w:spacing w:after="0"/>
+            </w:pPr>
+            <w:r>
+              <w:rPr>
+                <w:b/>
+                <w:bCs/>
+                <w:i w:val="false"/>
+                <w:iCs w:val="false"/>
+                <w:color w:val="FFFFFF"/>
+                <w:sz w:val="29"/>
+                <w:szCs w:val="29"/>
+                <w:caps w:val="false"/>
+                <w:rFonts w:ascii="Calibri" w:cs="Calibri" w:eastAsia="Calibri" w:hAnsi="Calibri"/>
+              </w:rPr>
+              <w:t xml:space="preserve">Level</w:t>
+            </w:r>
+          </w:p>
+        </w:tc>
+        <w:tc>
+          <w:tcPr>
+            <w:tcW w:type="dxa" w:w="2664"/>
+            <w:tcBorders>
+              <w:top w:val="single" w:color="D9D5C8" w:sz="4"/>
+              <w:left w:val="single" w:color="D9D5C8" w:sz="4"/>
+              <w:bottom w:val="single" w:color="D9D5C8" w:sz="4"/>
+              <w:right w:val="single" w:color="D9D5C8" w:sz="4"/>
+            </w:tcBorders>
+            <w:shd w:fill="1B2A4A" w:color="auto" w:val="clear"/>
+            <w:tcMar>
+              <w:top w:type="dxa" w:w="55"/>
+              <w:left w:type="dxa" w:w="110"/>
+              <w:bottom w:type="dxa" w:w="55"/>
+              <w:right w:type="dxa" w:w="110"/>
+            </w:tcMar>
+          </w:tcPr>
+          <w:p>
+            <w:pPr>
+              <w:spacing w:after="0"/>
+            </w:pPr>
+            <w:r>
+              <w:rPr>
+                <w:b/>
+                <w:bCs/>
+                <w:i w:val="false"/>
+                <w:iCs w:val="false"/>
+                <w:color w:val="FFFFFF"/>
+                <w:sz w:val="29"/>
+                <w:szCs w:val="29"/>
+                <w:caps w:val="false"/>
+                <w:rFonts w:ascii="Calibri" w:cs="Calibri" w:eastAsia="Calibri" w:hAnsi="Calibri"/>
+              </w:rPr>
+              <w:t xml:space="preserve">Claim</w:t>
+            </w:r>
+          </w:p>
+        </w:tc>
+        <w:tc>
+          <w:tcPr>
+            <w:tcW w:type="dxa" w:w="2664"/>
+            <w:tcBorders>
+              <w:top w:val="single" w:color="D9D5C8" w:sz="4"/>
+              <w:left w:val="single" w:color="D9D5C8" w:sz="4"/>
+              <w:bottom w:val="single" w:color="D9D5C8" w:sz="4"/>
+              <w:right w:val="single" w:color="D9D5C8" w:sz="4"/>
+            </w:tcBorders>
+            <w:shd w:fill="1B2A4A" w:color="auto" w:val="clear"/>
+            <w:tcMar>
+              <w:top w:type="dxa" w:w="55"/>
+              <w:left w:type="dxa" w:w="110"/>
+              <w:bottom w:type="dxa" w:w="55"/>
+              <w:right w:type="dxa" w:w="110"/>
+            </w:tcMar>
+          </w:tcPr>
+          <w:p>
+            <w:pPr>
+              <w:spacing w:after="0"/>
+            </w:pPr>
+            <w:r>
+              <w:rPr>
+                <w:b/>
+                <w:bCs/>
+                <w:i w:val="false"/>
+                <w:iCs w:val="false"/>
+                <w:color w:val="FFFFFF"/>
+                <w:sz w:val="29"/>
+                <w:szCs w:val="29"/>
+                <w:caps w:val="false"/>
+                <w:rFonts w:ascii="Calibri" w:cs="Calibri" w:eastAsia="Calibri" w:hAnsi="Calibri"/>
+              </w:rPr>
+              <w:t xml:space="preserve">Evidence</w:t>
+            </w:r>
+          </w:p>
+        </w:tc>
+        <w:tc>
+          <w:tcPr>
+            <w:tcW w:type="dxa" w:w="2664"/>
+            <w:tcBorders>
+              <w:top w:val="single" w:color="D9D5C8" w:sz="4"/>
+              <w:left w:val="single" w:color="D9D5C8" w:sz="4"/>
+              <w:bottom w:val="single" w:color="D9D5C8" w:sz="4"/>
+              <w:right w:val="single" w:color="D9D5C8" w:sz="4"/>
+            </w:tcBorders>
+            <w:shd w:fill="1B2A4A" w:color="auto" w:val="clear"/>
+            <w:tcMar>
+              <w:top w:type="dxa" w:w="55"/>
+              <w:left w:type="dxa" w:w="110"/>
+              <w:bottom w:type="dxa" w:w="55"/>
+              <w:right w:type="dxa" w:w="110"/>
+            </w:tcMar>
+          </w:tcPr>
+          <w:p>
+            <w:pPr>
+              <w:spacing w:after="0"/>
+            </w:pPr>
+            <w:r>
+              <w:rPr>
+                <w:b/>
+                <w:bCs/>
+                <w:i w:val="false"/>
+                <w:iCs w:val="false"/>
+                <w:color w:val="FFFFFF"/>
+                <w:sz w:val="29"/>
+                <w:szCs w:val="29"/>
+                <w:caps w:val="false"/>
+                <w:rFonts w:ascii="Calibri" w:cs="Calibri" w:eastAsia="Calibri" w:hAnsi="Calibri"/>
+              </w:rPr>
+              <w:t xml:space="preserve">Reasoning</w:t>
+            </w:r>
+          </w:p>
+        </w:tc>
+      </w:tr>
+      <w:tr>
+        <w:tc>
+          <w:tcPr>
+            <w:tcW w:type="dxa" w:w="1800"/>
+            <w:tcBorders>
+              <w:top w:val="single" w:color="D9D5C8" w:sz="4"/>
+              <w:left w:val="single" w:color="D9D5C8" w:sz="4"/>
+              <w:bottom w:val="single" w:color="D9D5C8" w:sz="4"/>
+              <w:right w:val="single" w:color="D9D5C8" w:sz="4"/>
+            </w:tcBorders>
+            <w:tcMar>
+              <w:top w:type="dxa" w:w="55"/>
+              <w:left w:type="dxa" w:w="110"/>
+              <w:bottom w:type="dxa" w:w="55"/>
+              <w:right w:type="dxa" w:w="110"/>
+            </w:tcMar>
+          </w:tcPr>
+          <w:p>
+            <w:pPr>
+              <w:spacing w:after="0"/>
+            </w:pPr>
+            <w:r>
+              <w:rPr>
+                <w:b w:val="false"/>
+                <w:bCs w:val="false"/>
+                <w:i w:val="false"/>
+                <w:iCs w:val="false"/>
+                <w:color w:val="1A1A1A"/>
+                <w:sz w:val="30"/>
+                <w:szCs w:val="30"/>
+                <w:caps w:val="false"/>
+                <w:rFonts w:ascii="Calibri" w:cs="Calibri" w:eastAsia="Calibri" w:hAnsi="Calibri"/>
+              </w:rPr>
+              <w:t xml:space="preserve">4 — Strong</w:t>
+            </w:r>
+          </w:p>
+        </w:tc>
+        <w:tc>
+          <w:tcPr>
+            <w:tcW w:type="dxa" w:w="2664"/>
+            <w:tcBorders>
+              <w:top w:val="single" w:color="D9D5C8" w:sz="4"/>
+              <w:left w:val="single" w:color="D9D5C8" w:sz="4"/>
+              <w:bottom w:val="single" w:color="D9D5C8" w:sz="4"/>
+              <w:right w:val="single" w:color="D9D5C8" w:sz="4"/>
+            </w:tcBorders>
+            <w:tcMar>
+              <w:top w:type="dxa" w:w="55"/>
+              <w:left w:type="dxa" w:w="110"/>
+              <w:bottom w:type="dxa" w:w="55"/>
+              <w:right w:type="dxa" w:w="110"/>
+            </w:tcMar>
+          </w:tcPr>
+          <w:p>
+            <w:pPr>
+              <w:spacing w:after="0"/>
+            </w:pPr>
+            <w:r>
+              <w:rPr>
+                <w:b w:val="false"/>
+                <w:bCs w:val="false"/>
+                <w:i w:val="false"/>
+                <w:iCs w:val="false"/>
+                <w:color w:val="1A1A1A"/>
+                <w:sz w:val="30"/>
+                <w:szCs w:val="30"/>
+                <w:caps w:val="false"/>
+                <w:rFonts w:ascii="Calibri" w:cs="Calibri" w:eastAsia="Calibri" w:hAnsi="Calibri"/>
+              </w:rPr>
+              <w:t xml:space="preserve">Precise, defensible</w:t>
+            </w:r>
+          </w:p>
+        </w:tc>
+        <w:tc>
+          <w:tcPr>
+            <w:tcW w:type="dxa" w:w="2664"/>
+            <w:tcBorders>
+              <w:top w:val="single" w:color="D9D5C8" w:sz="4"/>
+              <w:left w:val="single" w:color="D9D5C8" w:sz="4"/>
+              <w:bottom w:val="single" w:color="D9D5C8" w:sz="4"/>
+              <w:right w:val="single" w:color="D9D5C8" w:sz="4"/>
+            </w:tcBorders>
+            <w:tcMar>
+              <w:top w:type="dxa" w:w="55"/>
+              <w:left w:type="dxa" w:w="110"/>
+              <w:bottom w:type="dxa" w:w="55"/>
+              <w:right w:type="dxa" w:w="110"/>
+            </w:tcMar>
+          </w:tcPr>
+          <w:p>
+            <w:pPr>
+              <w:spacing w:after="0"/>
+            </w:pPr>
+            <w:r>
+              <w:rPr>
+                <w:b w:val="false"/>
+                <w:bCs w:val="false"/>
+                <w:i w:val="false"/>
+                <w:iCs w:val="false"/>
+                <w:color w:val="1A1A1A"/>
+                <w:sz w:val="30"/>
+                <w:szCs w:val="30"/>
+                <w:caps w:val="false"/>
+                <w:rFonts w:ascii="Calibri" w:cs="Calibri" w:eastAsia="Calibri" w:hAnsi="Calibri"/>
+              </w:rPr>
+              <w:t xml:space="preserve">2+ accurate, specific</w:t>
+            </w:r>
+          </w:p>
+        </w:tc>
+        <w:tc>
+          <w:tcPr>
+            <w:tcW w:type="dxa" w:w="2664"/>
+            <w:tcBorders>
+              <w:top w:val="single" w:color="D9D5C8" w:sz="4"/>
+              <w:left w:val="single" w:color="D9D5C8" w:sz="4"/>
+              <w:bottom w:val="single" w:color="D9D5C8" w:sz="4"/>
+              <w:right w:val="single" w:color="D9D5C8" w:sz="4"/>
+            </w:tcBorders>
+            <w:tcMar>
+              <w:top w:type="dxa" w:w="55"/>
+              <w:left w:type="dxa" w:w="110"/>
+              <w:bottom w:type="dxa" w:w="55"/>
+              <w:right w:type="dxa" w:w="110"/>
+            </w:tcMar>
+          </w:tcPr>
+          <w:p>
+            <w:pPr>
+              <w:spacing w:after="0"/>
+            </w:pPr>
+            <w:r>
+              <w:rPr>
+                <w:b w:val="false"/>
+                <w:bCs w:val="false"/>
+                <w:i w:val="false"/>
+                <w:iCs w:val="false"/>
+                <w:color w:val="1A1A1A"/>
+                <w:sz w:val="30"/>
+                <w:szCs w:val="30"/>
+                <w:caps w:val="false"/>
+                <w:rFonts w:ascii="Calibri" w:cs="Calibri" w:eastAsia="Calibri" w:hAnsi="Calibri"/>
+              </w:rPr>
+              <w:t xml:space="preserve">Explains HOW evidence proves the claim</w:t>
+            </w:r>
+          </w:p>
+        </w:tc>
+      </w:tr>
+      <w:tr>
+        <w:tc>
+          <w:tcPr>
+            <w:tcW w:type="dxa" w:w="1800"/>
+            <w:tcBorders>
+              <w:top w:val="single" w:color="D9D5C8" w:sz="4"/>
+              <w:left w:val="single" w:color="D9D5C8" w:sz="4"/>
+              <w:bottom w:val="single" w:color="D9D5C8" w:sz="4"/>
+              <w:right w:val="single" w:color="D9D5C8" w:sz="4"/>
+            </w:tcBorders>
+            <w:tcMar>
+              <w:top w:type="dxa" w:w="55"/>
+              <w:left w:type="dxa" w:w="110"/>
+              <w:bottom w:type="dxa" w:w="55"/>
+              <w:right w:type="dxa" w:w="110"/>
+            </w:tcMar>
+          </w:tcPr>
+          <w:p>
+            <w:pPr>
+              <w:spacing w:after="0"/>
+            </w:pPr>
+            <w:r>
+              <w:rPr>
+                <w:b w:val="false"/>
+                <w:bCs w:val="false"/>
+                <w:i w:val="false"/>
+                <w:iCs w:val="false"/>
+                <w:color w:val="1A1A1A"/>
+                <w:sz w:val="30"/>
+                <w:szCs w:val="30"/>
+                <w:caps w:val="false"/>
+                <w:rFonts w:ascii="Calibri" w:cs="Calibri" w:eastAsia="Calibri" w:hAnsi="Calibri"/>
+              </w:rPr>
+              <w:t xml:space="preserve">3 — Proficient</w:t>
+            </w:r>
+          </w:p>
+        </w:tc>
+        <w:tc>
+          <w:tcPr>
+            <w:tcW w:type="dxa" w:w="2664"/>
+            <w:tcBorders>
+              <w:top w:val="single" w:color="D9D5C8" w:sz="4"/>
+              <w:left w:val="single" w:color="D9D5C8" w:sz="4"/>
+              <w:bottom w:val="single" w:color="D9D5C8" w:sz="4"/>
+              <w:right w:val="single" w:color="D9D5C8" w:sz="4"/>
+            </w:tcBorders>
+            <w:tcMar>
+              <w:top w:type="dxa" w:w="55"/>
+              <w:left w:type="dxa" w:w="110"/>
+              <w:bottom w:type="dxa" w:w="55"/>
+              <w:right w:type="dxa" w:w="110"/>
+            </w:tcMar>
+          </w:tcPr>
+          <w:p>
+            <w:pPr>
+              <w:spacing w:after="0"/>
+            </w:pPr>
+            <w:r>
+              <w:rPr>
+                <w:b w:val="false"/>
+                <w:bCs w:val="false"/>
+                <w:i w:val="false"/>
+                <w:iCs w:val="false"/>
+                <w:color w:val="1A1A1A"/>
+                <w:sz w:val="30"/>
+                <w:szCs w:val="30"/>
+                <w:caps w:val="false"/>
+                <w:rFonts w:ascii="Calibri" w:cs="Calibri" w:eastAsia="Calibri" w:hAnsi="Calibri"/>
+              </w:rPr>
+              <w:t xml:space="preserve">Clear</w:t>
+            </w:r>
+          </w:p>
+        </w:tc>
+        <w:tc>
+          <w:tcPr>
+            <w:tcW w:type="dxa" w:w="2664"/>
+            <w:tcBorders>
+              <w:top w:val="single" w:color="D9D5C8" w:sz="4"/>
+              <w:left w:val="single" w:color="D9D5C8" w:sz="4"/>
+              <w:bottom w:val="single" w:color="D9D5C8" w:sz="4"/>
+              <w:right w:val="single" w:color="D9D5C8" w:sz="4"/>
+            </w:tcBorders>
+            <w:tcMar>
+              <w:top w:type="dxa" w:w="55"/>
+              <w:left w:type="dxa" w:w="110"/>
+              <w:bottom w:type="dxa" w:w="55"/>
+              <w:right w:type="dxa" w:w="110"/>
+            </w:tcMar>
+          </w:tcPr>
+          <w:p>
+            <w:pPr>
+              <w:spacing w:after="0"/>
+            </w:pPr>
+            <w:r>
+              <w:rPr>
+                <w:b w:val="false"/>
+                <w:bCs w:val="false"/>
+                <w:i w:val="false"/>
+                <w:iCs w:val="false"/>
+                <w:color w:val="1A1A1A"/>
+                <w:sz w:val="30"/>
+                <w:szCs w:val="30"/>
+                <w:caps w:val="false"/>
+                <w:rFonts w:ascii="Calibri" w:cs="Calibri" w:eastAsia="Calibri" w:hAnsi="Calibri"/>
+              </w:rPr>
+              <w:t xml:space="preserve">2 accurate</w:t>
+            </w:r>
+          </w:p>
+        </w:tc>
+        <w:tc>
+          <w:tcPr>
+            <w:tcW w:type="dxa" w:w="2664"/>
+            <w:tcBorders>
+              <w:top w:val="single" w:color="D9D5C8" w:sz="4"/>
+              <w:left w:val="single" w:color="D9D5C8" w:sz="4"/>
+              <w:bottom w:val="single" w:color="D9D5C8" w:sz="4"/>
+              <w:right w:val="single" w:color="D9D5C8" w:sz="4"/>
+            </w:tcBorders>
+            <w:tcMar>
+              <w:top w:type="dxa" w:w="55"/>
+              <w:left w:type="dxa" w:w="110"/>
+              <w:bottom w:type="dxa" w:w="55"/>
+              <w:right w:type="dxa" w:w="110"/>
+            </w:tcMar>
+          </w:tcPr>
+          <w:p>
+            <w:pPr>
+              <w:spacing w:after="0"/>
+            </w:pPr>
+            <w:r>
+              <w:rPr>
+                <w:b w:val="false"/>
+                <w:bCs w:val="false"/>
+                <w:i w:val="false"/>
+                <w:iCs w:val="false"/>
+                <w:color w:val="1A1A1A"/>
+                <w:sz w:val="30"/>
+                <w:szCs w:val="30"/>
+                <w:caps w:val="false"/>
+                <w:rFonts w:ascii="Calibri" w:cs="Calibri" w:eastAsia="Calibri" w:hAnsi="Calibri"/>
+              </w:rPr>
+              <w:t xml:space="preserve">Explains the link</w:t>
+            </w:r>
+          </w:p>
+        </w:tc>
+      </w:tr>
+      <w:tr>
+        <w:tc>
+          <w:tcPr>
+            <w:tcW w:type="dxa" w:w="1800"/>
+            <w:tcBorders>
+              <w:top w:val="single" w:color="D9D5C8" w:sz="4"/>
+              <w:left w:val="single" w:color="D9D5C8" w:sz="4"/>
+              <w:bottom w:val="single" w:color="D9D5C8" w:sz="4"/>
+              <w:right w:val="single" w:color="D9D5C8" w:sz="4"/>
+            </w:tcBorders>
+            <w:tcMar>
+              <w:top w:type="dxa" w:w="55"/>
+              <w:left w:type="dxa" w:w="110"/>
+              <w:bottom w:type="dxa" w:w="55"/>
+              <w:right w:type="dxa" w:w="110"/>
+            </w:tcMar>
+          </w:tcPr>
+          <w:p>
+            <w:pPr>
+              <w:spacing w:after="0"/>
+            </w:pPr>
+            <w:r>
+              <w:rPr>
+                <w:b w:val="false"/>
+                <w:bCs w:val="false"/>
+                <w:i w:val="false"/>
+                <w:iCs w:val="false"/>
+                <w:color w:val="1A1A1A"/>
+                <w:sz w:val="30"/>
+                <w:szCs w:val="30"/>
+                <w:caps w:val="false"/>
+                <w:rFonts w:ascii="Calibri" w:cs="Calibri" w:eastAsia="Calibri" w:hAnsi="Calibri"/>
+              </w:rPr>
+              <w:t xml:space="preserve">2 — Developing</w:t>
+            </w:r>
+          </w:p>
+        </w:tc>
+        <w:tc>
+          <w:tcPr>
+            <w:tcW w:type="dxa" w:w="2664"/>
+            <w:tcBorders>
+              <w:top w:val="single" w:color="D9D5C8" w:sz="4"/>
+              <w:left w:val="single" w:color="D9D5C8" w:sz="4"/>
+              <w:bottom w:val="single" w:color="D9D5C8" w:sz="4"/>
+              <w:right w:val="single" w:color="D9D5C8" w:sz="4"/>
+            </w:tcBorders>
+            <w:tcMar>
+              <w:top w:type="dxa" w:w="55"/>
+              <w:left w:type="dxa" w:w="110"/>
+              <w:bottom w:type="dxa" w:w="55"/>
+              <w:right w:type="dxa" w:w="110"/>
+            </w:tcMar>
+          </w:tcPr>
+          <w:p>
+            <w:pPr>
+              <w:spacing w:after="0"/>
+            </w:pPr>
+            <w:r>
+              <w:rPr>
+                <w:b w:val="false"/>
+                <w:bCs w:val="false"/>
+                <w:i w:val="false"/>
+                <w:iCs w:val="false"/>
+                <w:color w:val="1A1A1A"/>
+                <w:sz w:val="30"/>
+                <w:szCs w:val="30"/>
+                <w:caps w:val="false"/>
+                <w:rFonts w:ascii="Calibri" w:cs="Calibri" w:eastAsia="Calibri" w:hAnsi="Calibri"/>
+              </w:rPr>
+              <w:t xml:space="preserve">General</w:t>
+            </w:r>
+          </w:p>
+        </w:tc>
+        <w:tc>
+          <w:tcPr>
+            <w:tcW w:type="dxa" w:w="2664"/>
+            <w:tcBorders>
+              <w:top w:val="single" w:color="D9D5C8" w:sz="4"/>
+              <w:left w:val="single" w:color="D9D5C8" w:sz="4"/>
+              <w:bottom w:val="single" w:color="D9D5C8" w:sz="4"/>
+              <w:right w:val="single" w:color="D9D5C8" w:sz="4"/>
+            </w:tcBorders>
+            <w:tcMar>
+              <w:top w:type="dxa" w:w="55"/>
+              <w:left w:type="dxa" w:w="110"/>
+              <w:bottom w:type="dxa" w:w="55"/>
+              <w:right w:type="dxa" w:w="110"/>
+            </w:tcMar>
+          </w:tcPr>
+          <w:p>
+            <w:pPr>
+              <w:spacing w:after="0"/>
+            </w:pPr>
+            <w:r>
+              <w:rPr>
+                <w:b w:val="false"/>
+                <w:bCs w:val="false"/>
+                <w:i w:val="false"/>
+                <w:iCs w:val="false"/>
+                <w:color w:val="1A1A1A"/>
+                <w:sz w:val="30"/>
+                <w:szCs w:val="30"/>
+                <w:caps w:val="false"/>
+                <w:rFonts w:ascii="Calibri" w:cs="Calibri" w:eastAsia="Calibri" w:hAnsi="Calibri"/>
+              </w:rPr>
+              <w:t xml:space="preserve">1 accurate</w:t>
+            </w:r>
+          </w:p>
+        </w:tc>
+        <w:tc>
+          <w:tcPr>
+            <w:tcW w:type="dxa" w:w="2664"/>
+            <w:tcBorders>
+              <w:top w:val="single" w:color="D9D5C8" w:sz="4"/>
+              <w:left w:val="single" w:color="D9D5C8" w:sz="4"/>
+              <w:bottom w:val="single" w:color="D9D5C8" w:sz="4"/>
+              <w:right w:val="single" w:color="D9D5C8" w:sz="4"/>
+            </w:tcBorders>
+            <w:tcMar>
+              <w:top w:type="dxa" w:w="55"/>
+              <w:left w:type="dxa" w:w="110"/>
+              <w:bottom w:type="dxa" w:w="55"/>
+              <w:right w:type="dxa" w:w="110"/>
+            </w:tcMar>
+          </w:tcPr>
+          <w:p>
+            <w:pPr>
+              <w:spacing w:after="0"/>
+            </w:pPr>
+            <w:r>
+              <w:rPr>
+                <w:b w:val="false"/>
+                <w:bCs w:val="false"/>
+                <w:i w:val="false"/>
+                <w:iCs w:val="false"/>
+                <w:color w:val="1A1A1A"/>
+                <w:sz w:val="30"/>
+                <w:szCs w:val="30"/>
+                <w:caps w:val="false"/>
+                <w:rFonts w:ascii="Calibri" w:cs="Calibri" w:eastAsia="Calibri" w:hAnsi="Calibri"/>
+              </w:rPr>
+              <w:t xml:space="preserve">Partial link</w:t>
+            </w:r>
+          </w:p>
+        </w:tc>
+      </w:tr>
+      <w:tr>
+        <w:tc>
+          <w:tcPr>
+            <w:tcW w:type="dxa" w:w="1800"/>
+            <w:tcBorders>
+              <w:top w:val="single" w:color="D9D5C8" w:sz="4"/>
+              <w:left w:val="single" w:color="D9D5C8" w:sz="4"/>
+              <w:bottom w:val="single" w:color="D9D5C8" w:sz="4"/>
+              <w:right w:val="single" w:color="D9D5C8" w:sz="4"/>
+            </w:tcBorders>
+            <w:tcMar>
+              <w:top w:type="dxa" w:w="55"/>
+              <w:left w:type="dxa" w:w="110"/>
+              <w:bottom w:type="dxa" w:w="55"/>
+              <w:right w:type="dxa" w:w="110"/>
+            </w:tcMar>
+          </w:tcPr>
+          <w:p>
+            <w:pPr>
+              <w:spacing w:after="0"/>
+            </w:pPr>
+            <w:r>
+              <w:rPr>
+                <w:b w:val="false"/>
+                <w:bCs w:val="false"/>
+                <w:i w:val="false"/>
+                <w:iCs w:val="false"/>
+                <w:color w:val="1A1A1A"/>
+                <w:sz w:val="30"/>
+                <w:szCs w:val="30"/>
+                <w:caps w:val="false"/>
+                <w:rFonts w:ascii="Calibri" w:cs="Calibri" w:eastAsia="Calibri" w:hAnsi="Calibri"/>
+              </w:rPr>
+              <w:t xml:space="preserve">1 — Beginning</w:t>
+            </w:r>
+          </w:p>
+        </w:tc>
+        <w:tc>
+          <w:tcPr>
+            <w:tcW w:type="dxa" w:w="2664"/>
+            <w:tcBorders>
+              <w:top w:val="single" w:color="D9D5C8" w:sz="4"/>
+              <w:left w:val="single" w:color="D9D5C8" w:sz="4"/>
+              <w:bottom w:val="single" w:color="D9D5C8" w:sz="4"/>
+              <w:right w:val="single" w:color="D9D5C8" w:sz="4"/>
+            </w:tcBorders>
+            <w:tcMar>
+              <w:top w:type="dxa" w:w="55"/>
+              <w:left w:type="dxa" w:w="110"/>
+              <w:bottom w:type="dxa" w:w="55"/>
+              <w:right w:type="dxa" w:w="110"/>
+            </w:tcMar>
+          </w:tcPr>
+          <w:p>
+            <w:pPr>
+              <w:spacing w:after="0"/>
+            </w:pPr>
+            <w:r>
+              <w:rPr>
+                <w:b w:val="false"/>
+                <w:bCs w:val="false"/>
+                <w:i w:val="false"/>
+                <w:iCs w:val="false"/>
+                <w:color w:val="1A1A1A"/>
+                <w:sz w:val="30"/>
+                <w:szCs w:val="30"/>
+                <w:caps w:val="false"/>
+                <w:rFonts w:ascii="Calibri" w:cs="Calibri" w:eastAsia="Calibri" w:hAnsi="Calibri"/>
+              </w:rPr>
+              <w:t xml:space="preserve">Unclear / missing</w:t>
+            </w:r>
+          </w:p>
+        </w:tc>
+        <w:tc>
+          <w:tcPr>
+            <w:tcW w:type="dxa" w:w="2664"/>
+            <w:tcBorders>
+              <w:top w:val="single" w:color="D9D5C8" w:sz="4"/>
+              <w:left w:val="single" w:color="D9D5C8" w:sz="4"/>
+              <w:bottom w:val="single" w:color="D9D5C8" w:sz="4"/>
+              <w:right w:val="single" w:color="D9D5C8" w:sz="4"/>
+            </w:tcBorders>
+            <w:tcMar>
+              <w:top w:type="dxa" w:w="55"/>
+              <w:left w:type="dxa" w:w="110"/>
+              <w:bottom w:type="dxa" w:w="55"/>
+              <w:right w:type="dxa" w:w="110"/>
+            </w:tcMar>
+          </w:tcPr>
+          <w:p>
+            <w:pPr>
+              <w:spacing w:after="0"/>
+            </w:pPr>
+            <w:r>
+              <w:rPr>
+                <w:b w:val="false"/>
+                <w:bCs w:val="false"/>
+                <w:i w:val="false"/>
+                <w:iCs w:val="false"/>
+                <w:color w:val="1A1A1A"/>
+                <w:sz w:val="30"/>
+                <w:szCs w:val="30"/>
+                <w:caps w:val="false"/>
+                <w:rFonts w:ascii="Calibri" w:cs="Calibri" w:eastAsia="Calibri" w:hAnsi="Calibri"/>
+              </w:rPr>
+              <w:t xml:space="preserve">Missing / inaccurate</w:t>
+            </w:r>
+          </w:p>
+        </w:tc>
+        <w:tc>
+          <w:tcPr>
+            <w:tcW w:type="dxa" w:w="2664"/>
+            <w:tcBorders>
+              <w:top w:val="single" w:color="D9D5C8" w:sz="4"/>
+              <w:left w:val="single" w:color="D9D5C8" w:sz="4"/>
+              <w:bottom w:val="single" w:color="D9D5C8" w:sz="4"/>
+              <w:right w:val="single" w:color="D9D5C8" w:sz="4"/>
+            </w:tcBorders>
+            <w:tcMar>
+              <w:top w:type="dxa" w:w="55"/>
+              <w:left w:type="dxa" w:w="110"/>
+              <w:bottom w:type="dxa" w:w="55"/>
+              <w:right w:type="dxa" w:w="110"/>
+            </w:tcMar>
+          </w:tcPr>
+          <w:p>
+            <w:pPr>
+              <w:spacing w:after="0"/>
+            </w:pPr>
+            <w:r>
+              <w:rPr>
+                <w:b w:val="false"/>
+                <w:bCs w:val="false"/>
+                <w:i w:val="false"/>
+                <w:iCs w:val="false"/>
+                <w:color w:val="1A1A1A"/>
+                <w:sz w:val="30"/>
+                <w:szCs w:val="30"/>
+                <w:caps w:val="false"/>
+                <w:rFonts w:ascii="Calibri" w:cs="Calibri" w:eastAsia="Calibri" w:hAnsi="Calibri"/>
+              </w:rPr>
+              <w:t xml:space="preserve">No reasoning</w:t>
             </w:r>
           </w:p>
         </w:tc>
@@ -32174,7 +34411,7 @@
                 <w:caps w:val="false"/>
                 <w:rFonts w:ascii="Calibri" w:cs="Calibri" w:eastAsia="Calibri" w:hAnsi="Calibri"/>
               </w:rPr>
-              <w:t xml:space="preserve">SELF-CHECK against the CER rubric (see Toolkit)</w:t>
+              <w:t xml:space="preserve">MY SCORE</w:t>
             </w:r>
           </w:p>
           <w:p>
@@ -32193,12 +34430,365 @@
                 <w:caps w:val="false"/>
                 <w:rFonts w:ascii="Calibri" w:cs="Calibri" w:eastAsia="Calibri" w:hAnsi="Calibri"/>
               </w:rPr>
-              <w:t xml:space="preserve">Before submitting: Is my claim defensible? Do I have TWO specific pieces of evidence? Does my reasoning explain HOW the evidence proves the claim?</w:t>
+              <w:t xml:space="preserve">Claim: ____ / 4        Evidence: ____ / 4        Reasoning: ____ / 4        TOTAL: ____ / 12</w:t>
             </w:r>
           </w:p>
         </w:tc>
       </w:tr>
     </w:tbl>
+    <w:tbl>
+      <w:tblPr>
+        <w:tblW w:type="dxa" w:w="9792"/>
+        <w:tblBorders>
+          <w:top w:val="single" w:color="auto" w:sz="4"/>
+          <w:left w:val="single" w:color="auto" w:sz="4"/>
+          <w:bottom w:val="single" w:color="auto" w:sz="4"/>
+          <w:right w:val="single" w:color="auto" w:sz="4"/>
+          <w:insideH w:val="single" w:color="auto" w:sz="4"/>
+          <w:insideV w:val="single" w:color="auto" w:sz="4"/>
+        </w:tblBorders>
+      </w:tblPr>
+      <w:tblGrid>
+        <w:gridCol w:w="9792"/>
+      </w:tblGrid>
+      <w:tr>
+        <w:tc>
+          <w:tcPr>
+            <w:tcW w:type="dxa" w:w="9792"/>
+            <w:tcBorders>
+              <w:top w:val="single" w:color="D9D5C8" w:sz="4"/>
+              <w:left w:val="single" w:color="D9D5C8" w:sz="4"/>
+              <w:bottom w:val="single" w:color="D9D5C8" w:sz="4"/>
+              <w:right w:val="single" w:color="D9D5C8" w:sz="4"/>
+            </w:tcBorders>
+            <w:shd w:fill="F7F5EF" w:color="auto" w:val="clear"/>
+            <w:tcMar>
+              <w:top w:type="dxa" w:w="55"/>
+              <w:left w:type="dxa" w:w="110"/>
+              <w:bottom w:type="dxa" w:w="55"/>
+              <w:right w:type="dxa" w:w="110"/>
+            </w:tcMar>
+          </w:tcPr>
+          <w:p>
+            <w:pPr>
+              <w:spacing w:after="60"/>
+            </w:pPr>
+            <w:r>
+              <w:rPr>
+                <w:b/>
+                <w:bCs/>
+                <w:i w:val="false"/>
+                <w:iCs w:val="false"/>
+                <w:color w:val="1B2A4A"/>
+                <w:sz w:val="32"/>
+                <w:szCs w:val="32"/>
+                <w:caps w:val="false"/>
+                <w:rFonts w:ascii="Calibri" w:cs="Calibri" w:eastAsia="Calibri" w:hAnsi="Calibri"/>
+              </w:rPr>
+              <w:t xml:space="preserve">SUPPORTS — sentence frames (use if you need them)</w:t>
+            </w:r>
+          </w:p>
+          <w:p>
+            <w:pPr>
+              <w:spacing w:after="40"/>
+            </w:pPr>
+            <w:r>
+              <w:rPr>
+                <w:b w:val="false"/>
+                <w:bCs w:val="false"/>
+                <w:i w:val="false"/>
+                <w:iCs w:val="false"/>
+                <w:color w:val="1A1A1A"/>
+                <w:sz w:val="33"/>
+                <w:szCs w:val="33"/>
+                <w:caps w:val="false"/>
+                <w:rFonts w:ascii="Calibri" w:cs="Calibri" w:eastAsia="Calibri" w:hAnsi="Calibri"/>
+              </w:rPr>
+              <w:t xml:space="preserve">Claim: “______ because ______.”</w:t>
+            </w:r>
+          </w:p>
+          <w:p>
+            <w:pPr>
+              <w:spacing w:after="40"/>
+            </w:pPr>
+            <w:r>
+              <w:rPr>
+                <w:b w:val="false"/>
+                <w:bCs w:val="false"/>
+                <w:i w:val="false"/>
+                <w:iCs w:val="false"/>
+                <w:color w:val="1A1A1A"/>
+                <w:sz w:val="33"/>
+                <w:szCs w:val="33"/>
+                <w:caps w:val="false"/>
+                <w:rFonts w:ascii="Calibri" w:cs="Calibri" w:eastAsia="Calibri" w:hAnsi="Calibri"/>
+              </w:rPr>
+              <w:t xml:space="preserve">Evidence: “One example is ______ (from ______).  Another is ______.”</w:t>
+            </w:r>
+          </w:p>
+          <w:p>
+            <w:pPr>
+              <w:spacing w:after="40"/>
+            </w:pPr>
+            <w:r>
+              <w:rPr>
+                <w:b w:val="false"/>
+                <w:bCs w:val="false"/>
+                <w:i w:val="false"/>
+                <w:iCs w:val="false"/>
+                <w:color w:val="1A1A1A"/>
+                <w:sz w:val="33"/>
+                <w:szCs w:val="33"/>
+                <w:caps w:val="false"/>
+                <w:rFonts w:ascii="Calibri" w:cs="Calibri" w:eastAsia="Calibri" w:hAnsi="Calibri"/>
+              </w:rPr>
+              <w:t xml:space="preserve">Reasoning: “This proves my claim because ______, which shows ______.”</w:t>
+            </w:r>
+          </w:p>
+        </w:tc>
+      </w:tr>
+    </w:tbl>
+    <w:tbl>
+      <w:tblPr>
+        <w:tblW w:type="dxa" w:w="9792"/>
+        <w:tblBorders>
+          <w:top w:val="single" w:color="auto" w:sz="4"/>
+          <w:left w:val="single" w:color="auto" w:sz="4"/>
+          <w:bottom w:val="single" w:color="auto" w:sz="4"/>
+          <w:right w:val="single" w:color="auto" w:sz="4"/>
+          <w:insideH w:val="single" w:color="auto" w:sz="4"/>
+          <w:insideV w:val="single" w:color="auto" w:sz="4"/>
+        </w:tblBorders>
+      </w:tblPr>
+      <w:tblGrid>
+        <w:gridCol w:w="9792"/>
+      </w:tblGrid>
+      <w:tr>
+        <w:tc>
+          <w:tcPr>
+            <w:tcW w:type="dxa" w:w="9792"/>
+            <w:tcBorders>
+              <w:top w:val="single" w:color="D9D5C8" w:sz="4"/>
+              <w:left w:val="single" w:color="D9D5C8" w:sz="4"/>
+              <w:bottom w:val="single" w:color="D9D5C8" w:sz="4"/>
+              <w:right w:val="single" w:color="D9D5C8" w:sz="4"/>
+            </w:tcBorders>
+            <w:shd w:fill="F7F5EF" w:color="auto" w:val="clear"/>
+            <w:tcMar>
+              <w:top w:type="dxa" w:w="55"/>
+              <w:left w:type="dxa" w:w="110"/>
+              <w:bottom w:type="dxa" w:w="55"/>
+              <w:right w:type="dxa" w:w="110"/>
+            </w:tcMar>
+          </w:tcPr>
+          <w:p>
+            <w:pPr>
+              <w:spacing w:after="60"/>
+            </w:pPr>
+            <w:r>
+              <w:rPr>
+                <w:b/>
+                <w:bCs/>
+                <w:i w:val="false"/>
+                <w:iCs w:val="false"/>
+                <w:color w:val="1B2A4A"/>
+                <w:sz w:val="32"/>
+                <w:szCs w:val="32"/>
+                <w:caps w:val="false"/>
+                <w:rFonts w:ascii="Calibri" w:cs="Calibri" w:eastAsia="Calibri" w:hAnsi="Calibri"/>
+              </w:rPr>
+              <w:t xml:space="preserve">REVISE — make your lowest-scoring part stronger</w:t>
+            </w:r>
+          </w:p>
+          <w:p>
+            <w:pPr>
+              <w:spacing w:after="40"/>
+            </w:pPr>
+            <w:r>
+              <w:rPr>
+                <w:b w:val="false"/>
+                <w:bCs w:val="false"/>
+                <w:i w:val="false"/>
+                <w:iCs w:val="false"/>
+                <w:color w:val="1A1A1A"/>
+                <w:sz w:val="33"/>
+                <w:szCs w:val="33"/>
+                <w:caps w:val="false"/>
+                <w:rFonts w:ascii="Calibri" w:cs="Calibri" w:eastAsia="Calibri" w:hAnsi="Calibri"/>
+              </w:rPr>
+              <w:t xml:space="preserve">Pick the part you scored lowest and rewrite it here — better:</w:t>
+            </w:r>
+          </w:p>
+        </w:tc>
+      </w:tr>
+    </w:tbl>
+    <w:p>
+      <w:pPr>
+        <w:widowControl w:val="false"/>
+        <w:pBdr>
+          <w:bottom w:val="single" w:color="8892A0" w:sz="8" w:space="1"/>
+        </w:pBdr>
+        <w:spacing w:before="42" w:after="42"/>
+      </w:pPr>
+      <w:r>
+        <w:rPr>
+          <w:sz w:val="24"/>
+          <w:szCs w:val="24"/>
+          <w:rFonts w:ascii="Calibri" w:cs="Calibri" w:eastAsia="Calibri" w:hAnsi="Calibri"/>
+        </w:rPr>
+        <w:t xml:space="preserve"> </w:t>
+      </w:r>
+    </w:p>
+    <w:p>
+      <w:pPr>
+        <w:spacing w:before="0" w:after="0" w:line="75" w:lineRule="exact"/>
+      </w:pPr>
+      <w:r>
+        <w:rPr>
+          <w:sz w:val="3"/>
+          <w:szCs w:val="3"/>
+          <w:rFonts w:ascii="Calibri" w:cs="Calibri" w:eastAsia="Calibri" w:hAnsi="Calibri"/>
+        </w:rPr>
+        <w:t xml:space="preserve"> </w:t>
+      </w:r>
+    </w:p>
+    <w:p>
+      <w:pPr>
+        <w:widowControl w:val="false"/>
+        <w:pBdr>
+          <w:bottom w:val="single" w:color="8892A0" w:sz="8" w:space="1"/>
+        </w:pBdr>
+        <w:spacing w:before="42" w:after="42"/>
+      </w:pPr>
+      <w:r>
+        <w:rPr>
+          <w:sz w:val="24"/>
+          <w:szCs w:val="24"/>
+          <w:rFonts w:ascii="Calibri" w:cs="Calibri" w:eastAsia="Calibri" w:hAnsi="Calibri"/>
+        </w:rPr>
+        <w:t xml:space="preserve"> </w:t>
+      </w:r>
+    </w:p>
+    <w:p>
+      <w:pPr>
+        <w:spacing w:before="0" w:after="0" w:line="75" w:lineRule="exact"/>
+      </w:pPr>
+      <w:r>
+        <w:rPr>
+          <w:sz w:val="3"/>
+          <w:szCs w:val="3"/>
+          <w:rFonts w:ascii="Calibri" w:cs="Calibri" w:eastAsia="Calibri" w:hAnsi="Calibri"/>
+        </w:rPr>
+        <w:t xml:space="preserve"> </w:t>
+      </w:r>
+    </w:p>
+    <w:p>
+      <w:pPr>
+        <w:widowControl w:val="false"/>
+        <w:pBdr>
+          <w:bottom w:val="single" w:color="8892A0" w:sz="8" w:space="1"/>
+        </w:pBdr>
+        <w:spacing w:before="42" w:after="42"/>
+      </w:pPr>
+      <w:r>
+        <w:rPr>
+          <w:sz w:val="24"/>
+          <w:szCs w:val="24"/>
+          <w:rFonts w:ascii="Calibri" w:cs="Calibri" w:eastAsia="Calibri" w:hAnsi="Calibri"/>
+        </w:rPr>
+        <w:t xml:space="preserve"> </w:t>
+      </w:r>
+    </w:p>
+    <w:p>
+      <w:pPr>
+        <w:spacing w:before="0" w:after="0" w:line="75" w:lineRule="exact"/>
+      </w:pPr>
+      <w:r>
+        <w:rPr>
+          <w:sz w:val="3"/>
+          <w:szCs w:val="3"/>
+          <w:rFonts w:ascii="Calibri" w:cs="Calibri" w:eastAsia="Calibri" w:hAnsi="Calibri"/>
+        </w:rPr>
+        <w:t xml:space="preserve"> </w:t>
+      </w:r>
+    </w:p>
+    <w:p>
+      <w:pPr>
+        <w:widowControl w:val="false"/>
+        <w:pBdr>
+          <w:bottom w:val="single" w:color="8892A0" w:sz="8" w:space="1"/>
+        </w:pBdr>
+        <w:spacing w:before="42" w:after="42"/>
+      </w:pPr>
+      <w:r>
+        <w:rPr>
+          <w:sz w:val="24"/>
+          <w:szCs w:val="24"/>
+          <w:rFonts w:ascii="Calibri" w:cs="Calibri" w:eastAsia="Calibri" w:hAnsi="Calibri"/>
+        </w:rPr>
+        <w:t xml:space="preserve"> </w:t>
+      </w:r>
+    </w:p>
+    <w:p>
+      <w:pPr>
+        <w:spacing w:before="0" w:after="0" w:line="75" w:lineRule="exact"/>
+      </w:pPr>
+      <w:r>
+        <w:rPr>
+          <w:sz w:val="3"/>
+          <w:szCs w:val="3"/>
+          <w:rFonts w:ascii="Calibri" w:cs="Calibri" w:eastAsia="Calibri" w:hAnsi="Calibri"/>
+        </w:rPr>
+        <w:t xml:space="preserve"> </w:t>
+      </w:r>
+    </w:p>
+    <w:p>
+      <w:pPr>
+        <w:widowControl w:val="false"/>
+        <w:pBdr>
+          <w:bottom w:val="single" w:color="8892A0" w:sz="8" w:space="1"/>
+        </w:pBdr>
+        <w:spacing w:before="42" w:after="42"/>
+      </w:pPr>
+      <w:r>
+        <w:rPr>
+          <w:sz w:val="24"/>
+          <w:szCs w:val="24"/>
+          <w:rFonts w:ascii="Calibri" w:cs="Calibri" w:eastAsia="Calibri" w:hAnsi="Calibri"/>
+        </w:rPr>
+        <w:t xml:space="preserve"> </w:t>
+      </w:r>
+    </w:p>
+    <w:p>
+      <w:pPr>
+        <w:spacing w:before="0" w:after="0" w:line="75" w:lineRule="exact"/>
+      </w:pPr>
+      <w:r>
+        <w:rPr>
+          <w:sz w:val="3"/>
+          <w:szCs w:val="3"/>
+          <w:rFonts w:ascii="Calibri" w:cs="Calibri" w:eastAsia="Calibri" w:hAnsi="Calibri"/>
+        </w:rPr>
+        <w:t xml:space="preserve"> </w:t>
+      </w:r>
+    </w:p>
+    <w:p>
+      <w:pPr>
+        <w:widowControl w:val="false"/>
+        <w:pBdr>
+          <w:bottom w:val="single" w:color="8892A0" w:sz="8" w:space="1"/>
+        </w:pBdr>
+        <w:spacing w:before="42" w:after="42"/>
+      </w:pPr>
+      <w:r>
+        <w:rPr>
+          <w:sz w:val="24"/>
+          <w:szCs w:val="24"/>
+          <w:rFonts w:ascii="Calibri" w:cs="Calibri" w:eastAsia="Calibri" w:hAnsi="Calibri"/>
+        </w:rPr>
+        <w:t xml:space="preserve"> </w:t>
+      </w:r>
+    </w:p>
     <w:p>
       <w:pPr>
         <w:pStyle w:val="Heading2"/>
@@ -45969,61 +48559,19 @@
               <w:t xml:space="preserve"> </w:t>
             </w:r>
           </w:p>
-        </w:tc>
-      </w:tr>
-      <w:tr>
-        <w:tc>
-          <w:tcPr>
-            <w:tcW w:type="dxa" w:w="2233"/>
-            <w:tcBorders>
-              <w:top w:val="single" w:color="D9D5C8" w:sz="4"/>
-              <w:left w:val="single" w:color="D9D5C8" w:sz="4"/>
-              <w:bottom w:val="single" w:color="D9D5C8" w:sz="4"/>
-              <w:right w:val="single" w:color="D9D5C8" w:sz="4"/>
-            </w:tcBorders>
-            <w:tcMar>
-              <w:top w:type="dxa" w:w="55"/>
-              <w:left w:type="dxa" w:w="110"/>
-              <w:bottom w:type="dxa" w:w="55"/>
-              <w:right w:type="dxa" w:w="110"/>
-            </w:tcMar>
-          </w:tcPr>
-          <w:p>
-            <w:pPr>
-              <w:spacing w:after="0"/>
-            </w:pPr>
-            <w:r>
-              <w:rPr>
-                <w:b/>
-                <w:bCs/>
-                <w:i w:val="false"/>
-                <w:iCs w:val="false"/>
-                <w:color w:val="1A1A1A"/>
-                <w:sz w:val="30"/>
-                <w:szCs w:val="30"/>
-                <w:caps w:val="false"/>
-                <w:rFonts w:ascii="Calibri" w:cs="Calibri" w:eastAsia="Calibri" w:hAnsi="Calibri"/>
-              </w:rPr>
-              <w:t xml:space="preserve">Evidence (two specifics)</w:t>
-            </w:r>
-          </w:p>
-        </w:tc>
-        <w:tc>
-          <w:tcPr>
-            <w:tcW w:type="dxa" w:w="7559"/>
-            <w:tcBorders>
-              <w:top w:val="single" w:color="D9D5C8" w:sz="4"/>
-              <w:left w:val="single" w:color="D9D5C8" w:sz="4"/>
-              <w:bottom w:val="single" w:color="D9D5C8" w:sz="4"/>
-              <w:right w:val="single" w:color="D9D5C8" w:sz="4"/>
-            </w:tcBorders>
-            <w:tcMar>
-              <w:top w:type="dxa" w:w="55"/>
-              <w:left w:type="dxa" w:w="110"/>
-              <w:bottom w:type="dxa" w:w="55"/>
-              <w:right w:type="dxa" w:w="110"/>
-            </w:tcMar>
-          </w:tcPr>
+          <w:p>
+            <w:pPr>
+              <w:spacing w:before="0" w:after="0" w:line="75" w:lineRule="exact"/>
+            </w:pPr>
+            <w:r>
+              <w:rPr>
+                <w:sz w:val="3"/>
+                <w:szCs w:val="3"/>
+                <w:rFonts w:ascii="Calibri" w:cs="Calibri" w:eastAsia="Calibri" w:hAnsi="Calibri"/>
+              </w:rPr>
+              <w:t xml:space="preserve"> </w:t>
+            </w:r>
+          </w:p>
           <w:p>
             <w:pPr>
               <w:widowControl w:val="false"/>
@@ -46041,19 +48589,61 @@
               <w:t xml:space="preserve"> </w:t>
             </w:r>
           </w:p>
-          <w:p>
-            <w:pPr>
-              <w:spacing w:before="0" w:after="0" w:line="75" w:lineRule="exact"/>
-            </w:pPr>
-            <w:r>
-              <w:rPr>
-                <w:sz w:val="3"/>
-                <w:szCs w:val="3"/>
-                <w:rFonts w:ascii="Calibri" w:cs="Calibri" w:eastAsia="Calibri" w:hAnsi="Calibri"/>
-              </w:rPr>
-              <w:t xml:space="preserve"> </w:t>
-            </w:r>
-          </w:p>
+        </w:tc>
+      </w:tr>
+      <w:tr>
+        <w:tc>
+          <w:tcPr>
+            <w:tcW w:type="dxa" w:w="2233"/>
+            <w:tcBorders>
+              <w:top w:val="single" w:color="D9D5C8" w:sz="4"/>
+              <w:left w:val="single" w:color="D9D5C8" w:sz="4"/>
+              <w:bottom w:val="single" w:color="D9D5C8" w:sz="4"/>
+              <w:right w:val="single" w:color="D9D5C8" w:sz="4"/>
+            </w:tcBorders>
+            <w:tcMar>
+              <w:top w:type="dxa" w:w="55"/>
+              <w:left w:type="dxa" w:w="110"/>
+              <w:bottom w:type="dxa" w:w="55"/>
+              <w:right w:type="dxa" w:w="110"/>
+            </w:tcMar>
+          </w:tcPr>
+          <w:p>
+            <w:pPr>
+              <w:spacing w:after="0"/>
+            </w:pPr>
+            <w:r>
+              <w:rPr>
+                <w:b/>
+                <w:bCs/>
+                <w:i w:val="false"/>
+                <w:iCs w:val="false"/>
+                <w:color w:val="1A1A1A"/>
+                <w:sz w:val="30"/>
+                <w:szCs w:val="30"/>
+                <w:caps w:val="false"/>
+                <w:rFonts w:ascii="Calibri" w:cs="Calibri" w:eastAsia="Calibri" w:hAnsi="Calibri"/>
+              </w:rPr>
+              <w:t xml:space="preserve">Evidence (two specifics)</w:t>
+            </w:r>
+          </w:p>
+        </w:tc>
+        <w:tc>
+          <w:tcPr>
+            <w:tcW w:type="dxa" w:w="7559"/>
+            <w:tcBorders>
+              <w:top w:val="single" w:color="D9D5C8" w:sz="4"/>
+              <w:left w:val="single" w:color="D9D5C8" w:sz="4"/>
+              <w:bottom w:val="single" w:color="D9D5C8" w:sz="4"/>
+              <w:right w:val="single" w:color="D9D5C8" w:sz="4"/>
+            </w:tcBorders>
+            <w:tcMar>
+              <w:top w:type="dxa" w:w="55"/>
+              <w:left w:type="dxa" w:w="110"/>
+              <w:bottom w:type="dxa" w:w="55"/>
+              <w:right w:type="dxa" w:w="110"/>
+            </w:tcMar>
+          </w:tcPr>
           <w:p>
             <w:pPr>
               <w:widowControl w:val="false"/>
@@ -46161,61 +48751,19 @@
               <w:t xml:space="preserve"> </w:t>
             </w:r>
           </w:p>
-        </w:tc>
-      </w:tr>
-      <w:tr>
-        <w:tc>
-          <w:tcPr>
-            <w:tcW w:type="dxa" w:w="2233"/>
-            <w:tcBorders>
-              <w:top w:val="single" w:color="D9D5C8" w:sz="4"/>
-              <w:left w:val="single" w:color="D9D5C8" w:sz="4"/>
-              <w:bottom w:val="single" w:color="D9D5C8" w:sz="4"/>
-              <w:right w:val="single" w:color="D9D5C8" w:sz="4"/>
-            </w:tcBorders>
-            <w:tcMar>
-              <w:top w:type="dxa" w:w="55"/>
-              <w:left w:type="dxa" w:w="110"/>
-              <w:bottom w:type="dxa" w:w="55"/>
-              <w:right w:type="dxa" w:w="110"/>
-            </w:tcMar>
-          </w:tcPr>
-          <w:p>
-            <w:pPr>
-              <w:spacing w:after="0"/>
-            </w:pPr>
-            <w:r>
-              <w:rPr>
-                <w:b/>
-                <w:bCs/>
-                <w:i w:val="false"/>
-                <w:iCs w:val="false"/>
-                <w:color w:val="1A1A1A"/>
-                <w:sz w:val="30"/>
-                <w:szCs w:val="30"/>
-                <w:caps w:val="false"/>
-                <w:rFonts w:ascii="Calibri" w:cs="Calibri" w:eastAsia="Calibri" w:hAnsi="Calibri"/>
-              </w:rPr>
-              <w:t xml:space="preserve">Reasoning</w:t>
-            </w:r>
-          </w:p>
-        </w:tc>
-        <w:tc>
-          <w:tcPr>
-            <w:tcW w:type="dxa" w:w="7559"/>
-            <w:tcBorders>
-              <w:top w:val="single" w:color="D9D5C8" w:sz="4"/>
-              <w:left w:val="single" w:color="D9D5C8" w:sz="4"/>
-              <w:bottom w:val="single" w:color="D9D5C8" w:sz="4"/>
-              <w:right w:val="single" w:color="D9D5C8" w:sz="4"/>
-            </w:tcBorders>
-            <w:tcMar>
-              <w:top w:type="dxa" w:w="55"/>
-              <w:left w:type="dxa" w:w="110"/>
-              <w:bottom w:type="dxa" w:w="55"/>
-              <w:right w:type="dxa" w:w="110"/>
-            </w:tcMar>
-          </w:tcPr>
+          <w:p>
+            <w:pPr>
+              <w:spacing w:before="0" w:after="0" w:line="75" w:lineRule="exact"/>
+            </w:pPr>
+            <w:r>
+              <w:rPr>
+                <w:sz w:val="3"/>
+                <w:szCs w:val="3"/>
+                <w:rFonts w:ascii="Calibri" w:cs="Calibri" w:eastAsia="Calibri" w:hAnsi="Calibri"/>
+              </w:rPr>
+              <w:t xml:space="preserve"> </w:t>
+            </w:r>
+          </w:p>
           <w:p>
             <w:pPr>
               <w:widowControl w:val="false"/>
@@ -46263,19 +48811,61 @@
               <w:t xml:space="preserve"> </w:t>
             </w:r>
           </w:p>
-          <w:p>
-            <w:pPr>
-              <w:spacing w:before="0" w:after="0" w:line="75" w:lineRule="exact"/>
-            </w:pPr>
-            <w:r>
-              <w:rPr>
-                <w:sz w:val="3"/>
-                <w:szCs w:val="3"/>
-                <w:rFonts w:ascii="Calibri" w:cs="Calibri" w:eastAsia="Calibri" w:hAnsi="Calibri"/>
-              </w:rPr>
-              <w:t xml:space="preserve"> </w:t>
-            </w:r>
-          </w:p>
+        </w:tc>
+      </w:tr>
+      <w:tr>
+        <w:tc>
+          <w:tcPr>
+            <w:tcW w:type="dxa" w:w="2233"/>
+            <w:tcBorders>
+              <w:top w:val="single" w:color="D9D5C8" w:sz="4"/>
+              <w:left w:val="single" w:color="D9D5C8" w:sz="4"/>
+              <w:bottom w:val="single" w:color="D9D5C8" w:sz="4"/>
+              <w:right w:val="single" w:color="D9D5C8" w:sz="4"/>
+            </w:tcBorders>
+            <w:tcMar>
+              <w:top w:type="dxa" w:w="55"/>
+              <w:left w:type="dxa" w:w="110"/>
+              <w:bottom w:type="dxa" w:w="55"/>
+              <w:right w:type="dxa" w:w="110"/>
+            </w:tcMar>
+          </w:tcPr>
+          <w:p>
+            <w:pPr>
+              <w:spacing w:after="0"/>
+            </w:pPr>
+            <w:r>
+              <w:rPr>
+                <w:b/>
+                <w:bCs/>
+                <w:i w:val="false"/>
+                <w:iCs w:val="false"/>
+                <w:color w:val="1A1A1A"/>
+                <w:sz w:val="30"/>
+                <w:szCs w:val="30"/>
+                <w:caps w:val="false"/>
+                <w:rFonts w:ascii="Calibri" w:cs="Calibri" w:eastAsia="Calibri" w:hAnsi="Calibri"/>
+              </w:rPr>
+              <w:t xml:space="preserve">Reasoning</w:t>
+            </w:r>
+          </w:p>
+        </w:tc>
+        <w:tc>
+          <w:tcPr>
+            <w:tcW w:type="dxa" w:w="7559"/>
+            <w:tcBorders>
+              <w:top w:val="single" w:color="D9D5C8" w:sz="4"/>
+              <w:left w:val="single" w:color="D9D5C8" w:sz="4"/>
+              <w:bottom w:val="single" w:color="D9D5C8" w:sz="4"/>
+              <w:right w:val="single" w:color="D9D5C8" w:sz="4"/>
+            </w:tcBorders>
+            <w:tcMar>
+              <w:top w:type="dxa" w:w="55"/>
+              <w:left w:type="dxa" w:w="110"/>
+              <w:bottom w:type="dxa" w:w="55"/>
+              <w:right w:type="dxa" w:w="110"/>
+            </w:tcMar>
+          </w:tcPr>
           <w:p>
             <w:pPr>
               <w:widowControl w:val="false"/>
@@ -46321,6 +48911,948 @@
                 <w:rFonts w:ascii="Calibri" w:cs="Calibri" w:eastAsia="Calibri" w:hAnsi="Calibri"/>
               </w:rPr>
               <w:t xml:space="preserve"> </w:t>
+            </w:r>
+          </w:p>
+          <w:p>
+            <w:pPr>
+              <w:spacing w:before="0" w:after="0" w:line="75" w:lineRule="exact"/>
+            </w:pPr>
+            <w:r>
+              <w:rPr>
+                <w:sz w:val="3"/>
+                <w:szCs w:val="3"/>
+                <w:rFonts w:ascii="Calibri" w:cs="Calibri" w:eastAsia="Calibri" w:hAnsi="Calibri"/>
+              </w:rPr>
+              <w:t xml:space="preserve"> </w:t>
+            </w:r>
+          </w:p>
+          <w:p>
+            <w:pPr>
+              <w:widowControl w:val="false"/>
+              <w:pBdr>
+                <w:bottom w:val="single" w:color="8892A0" w:sz="8" w:space="1"/>
+              </w:pBdr>
+              <w:spacing w:before="42" w:after="42"/>
+            </w:pPr>
+            <w:r>
+              <w:rPr>
+                <w:sz w:val="24"/>
+                <w:szCs w:val="24"/>
+                <w:rFonts w:ascii="Calibri" w:cs="Calibri" w:eastAsia="Calibri" w:hAnsi="Calibri"/>
+              </w:rPr>
+              <w:t xml:space="preserve"> </w:t>
+            </w:r>
+          </w:p>
+          <w:p>
+            <w:pPr>
+              <w:spacing w:before="0" w:after="0" w:line="75" w:lineRule="exact"/>
+            </w:pPr>
+            <w:r>
+              <w:rPr>
+                <w:sz w:val="3"/>
+                <w:szCs w:val="3"/>
+                <w:rFonts w:ascii="Calibri" w:cs="Calibri" w:eastAsia="Calibri" w:hAnsi="Calibri"/>
+              </w:rPr>
+              <w:t xml:space="preserve"> </w:t>
+            </w:r>
+          </w:p>
+          <w:p>
+            <w:pPr>
+              <w:widowControl w:val="false"/>
+              <w:pBdr>
+                <w:bottom w:val="single" w:color="8892A0" w:sz="8" w:space="1"/>
+              </w:pBdr>
+              <w:spacing w:before="42" w:after="42"/>
+            </w:pPr>
+            <w:r>
+              <w:rPr>
+                <w:sz w:val="24"/>
+                <w:szCs w:val="24"/>
+                <w:rFonts w:ascii="Calibri" w:cs="Calibri" w:eastAsia="Calibri" w:hAnsi="Calibri"/>
+              </w:rPr>
+              <w:t xml:space="preserve"> </w:t>
+            </w:r>
+          </w:p>
+          <w:p>
+            <w:pPr>
+              <w:spacing w:before="0" w:after="0" w:line="75" w:lineRule="exact"/>
+            </w:pPr>
+            <w:r>
+              <w:rPr>
+                <w:sz w:val="3"/>
+                <w:szCs w:val="3"/>
+                <w:rFonts w:ascii="Calibri" w:cs="Calibri" w:eastAsia="Calibri" w:hAnsi="Calibri"/>
+              </w:rPr>
+              <w:t xml:space="preserve"> </w:t>
+            </w:r>
+          </w:p>
+          <w:p>
+            <w:pPr>
+              <w:widowControl w:val="false"/>
+              <w:pBdr>
+                <w:bottom w:val="single" w:color="8892A0" w:sz="8" w:space="1"/>
+              </w:pBdr>
+              <w:spacing w:before="42" w:after="42"/>
+            </w:pPr>
+            <w:r>
+              <w:rPr>
+                <w:sz w:val="24"/>
+                <w:szCs w:val="24"/>
+                <w:rFonts w:ascii="Calibri" w:cs="Calibri" w:eastAsia="Calibri" w:hAnsi="Calibri"/>
+              </w:rPr>
+              <w:t xml:space="preserve"> </w:t>
+            </w:r>
+          </w:p>
+        </w:tc>
+      </w:tr>
+    </w:tbl>
+    <w:p>
+      <w:pPr>
+        <w:pStyle w:val="Heading2"/>
+        <w:keepNext/>
+        <w:pageBreakBefore/>
+        <w:spacing w:before="150" w:after="90"/>
+      </w:pPr>
+      <w:r>
+        <w:rPr>
+          <w:b/>
+          <w:bCs/>
+          <w:i w:val="false"/>
+          <w:iCs w:val="false"/>
+          <w:color w:val="1B2A4A"/>
+          <w:sz w:val="42"/>
+          <w:szCs w:val="42"/>
+          <w:caps w:val="false"/>
+          <w:rFonts w:ascii="Calibri" w:cs="Calibri" w:eastAsia="Calibri" w:hAnsi="Calibri"/>
+        </w:rPr>
+        <w:t xml:space="preserve">Constructed Response — self-grade &amp; supports — GC.30</w:t>
+      </w:r>
+    </w:p>
+    <w:tbl>
+      <w:tblPr>
+        <w:tblW w:type="dxa" w:w="9792"/>
+        <w:tblBorders>
+          <w:top w:val="single" w:color="auto" w:sz="4"/>
+          <w:left w:val="single" w:color="auto" w:sz="4"/>
+          <w:bottom w:val="single" w:color="auto" w:sz="4"/>
+          <w:right w:val="single" w:color="auto" w:sz="4"/>
+          <w:insideH w:val="single" w:color="auto" w:sz="4"/>
+          <w:insideV w:val="single" w:color="auto" w:sz="4"/>
+        </w:tblBorders>
+      </w:tblPr>
+      <w:tblGrid>
+        <w:gridCol w:w="9792"/>
+      </w:tblGrid>
+      <w:tr>
+        <w:tc>
+          <w:tcPr>
+            <w:tcW w:type="dxa" w:w="9792"/>
+            <w:tcBorders>
+              <w:top w:val="single" w:color="D9D5C8" w:sz="4"/>
+              <w:left w:val="single" w:color="D9D5C8" w:sz="4"/>
+              <w:bottom w:val="single" w:color="D9D5C8" w:sz="4"/>
+              <w:right w:val="single" w:color="D9D5C8" w:sz="4"/>
+            </w:tcBorders>
+            <w:shd w:fill="F7F5EF" w:color="auto" w:val="clear"/>
+            <w:tcMar>
+              <w:top w:type="dxa" w:w="55"/>
+              <w:left w:type="dxa" w:w="110"/>
+              <w:bottom w:type="dxa" w:w="55"/>
+              <w:right w:type="dxa" w:w="110"/>
+            </w:tcMar>
+          </w:tcPr>
+          <w:p>
+            <w:pPr>
+              <w:spacing w:after="60"/>
+            </w:pPr>
+            <w:r>
+              <w:rPr>
+                <w:b/>
+                <w:bCs/>
+                <w:i w:val="false"/>
+                <w:iCs w:val="false"/>
+                <w:color w:val="1B2A4A"/>
+                <w:sz w:val="32"/>
+                <w:szCs w:val="32"/>
+                <w:caps w:val="false"/>
+                <w:rFonts w:ascii="Calibri" w:cs="Calibri" w:eastAsia="Calibri" w:hAnsi="Calibri"/>
+              </w:rPr>
+              <w:t xml:space="preserve">SELF-GRADE — score your own CER against the rubric below</w:t>
+            </w:r>
+          </w:p>
+          <w:p>
+            <w:pPr>
+              <w:spacing w:after="40"/>
+            </w:pPr>
+            <w:r>
+              <w:rPr>
+                <w:b w:val="false"/>
+                <w:bCs w:val="false"/>
+                <w:i w:val="false"/>
+                <w:iCs w:val="false"/>
+                <w:color w:val="1A1A1A"/>
+                <w:sz w:val="33"/>
+                <w:szCs w:val="33"/>
+                <w:caps w:val="false"/>
+                <w:rFonts w:ascii="Calibri" w:cs="Calibri" w:eastAsia="Calibri" w:hAnsi="Calibri"/>
+              </w:rPr>
+              <w:t xml:space="preserve">Reread your response, then circle the level that best fits each part. Being honest here is how you level up.</w:t>
+            </w:r>
+          </w:p>
+        </w:tc>
+      </w:tr>
+    </w:tbl>
+    <w:tbl>
+      <w:tblPr>
+        <w:tblW w:type="dxa" w:w="9792"/>
+        <w:tblBorders>
+          <w:top w:val="single" w:color="auto" w:sz="4"/>
+          <w:left w:val="single" w:color="auto" w:sz="4"/>
+          <w:bottom w:val="single" w:color="auto" w:sz="4"/>
+          <w:right w:val="single" w:color="auto" w:sz="4"/>
+          <w:insideH w:val="single" w:color="auto" w:sz="4"/>
+          <w:insideV w:val="single" w:color="auto" w:sz="4"/>
+        </w:tblBorders>
+      </w:tblPr>
+      <w:tblGrid>
+        <w:gridCol w:w="1800"/>
+        <w:gridCol w:w="2664"/>
+        <w:gridCol w:w="2664"/>
+        <w:gridCol w:w="2664"/>
+      </w:tblGrid>
+      <w:tr>
+        <w:trPr>
+          <w:tblHeader/>
+        </w:trPr>
+        <w:tc>
+          <w:tcPr>
+            <w:tcW w:type="dxa" w:w="1800"/>
+            <w:tcBorders>
+              <w:top w:val="single" w:color="D9D5C8" w:sz="4"/>
+              <w:left w:val="single" w:color="D9D5C8" w:sz="4"/>
+              <w:bottom w:val="single" w:color="D9D5C8" w:sz="4"/>
+              <w:right w:val="single" w:color="D9D5C8" w:sz="4"/>
+            </w:tcBorders>
+            <w:shd w:fill="1B2A4A" w:color="auto" w:val="clear"/>
+            <w:tcMar>
+              <w:top w:type="dxa" w:w="55"/>
+              <w:left w:type="dxa" w:w="110"/>
+              <w:bottom w:type="dxa" w:w="55"/>
+              <w:right w:type="dxa" w:w="110"/>
+            </w:tcMar>
+          </w:tcPr>
+          <w:p>
+            <w:pPr>
+              <w:spacing w:after="0"/>
+            </w:pPr>
+            <w:r>
+              <w:rPr>
+                <w:b/>
+                <w:bCs/>
+                <w:i w:val="false"/>
+                <w:iCs w:val="false"/>
+                <w:color w:val="FFFFFF"/>
+                <w:sz w:val="29"/>
+                <w:szCs w:val="29"/>
+                <w:caps w:val="false"/>
+                <w:rFonts w:ascii="Calibri" w:cs="Calibri" w:eastAsia="Calibri" w:hAnsi="Calibri"/>
+              </w:rPr>
+              <w:t xml:space="preserve">Level</w:t>
+            </w:r>
+          </w:p>
+        </w:tc>
+        <w:tc>
+          <w:tcPr>
+            <w:tcW w:type="dxa" w:w="2664"/>
+            <w:tcBorders>
+              <w:top w:val="single" w:color="D9D5C8" w:sz="4"/>
+              <w:left w:val="single" w:color="D9D5C8" w:sz="4"/>
+              <w:bottom w:val="single" w:color="D9D5C8" w:sz="4"/>
+              <w:right w:val="single" w:color="D9D5C8" w:sz="4"/>
+            </w:tcBorders>
+            <w:shd w:fill="1B2A4A" w:color="auto" w:val="clear"/>
+            <w:tcMar>
+              <w:top w:type="dxa" w:w="55"/>
+              <w:left w:type="dxa" w:w="110"/>
+              <w:bottom w:type="dxa" w:w="55"/>
+              <w:right w:type="dxa" w:w="110"/>
+            </w:tcMar>
+          </w:tcPr>
+          <w:p>
+            <w:pPr>
+              <w:spacing w:after="0"/>
+            </w:pPr>
+            <w:r>
+              <w:rPr>
+                <w:b/>
+                <w:bCs/>
+                <w:i w:val="false"/>
+                <w:iCs w:val="false"/>
+                <w:color w:val="FFFFFF"/>
+                <w:sz w:val="29"/>
+                <w:szCs w:val="29"/>
+                <w:caps w:val="false"/>
+                <w:rFonts w:ascii="Calibri" w:cs="Calibri" w:eastAsia="Calibri" w:hAnsi="Calibri"/>
+              </w:rPr>
+              <w:t xml:space="preserve">Claim</w:t>
+            </w:r>
+          </w:p>
+        </w:tc>
+        <w:tc>
+          <w:tcPr>
+            <w:tcW w:type="dxa" w:w="2664"/>
+            <w:tcBorders>
+              <w:top w:val="single" w:color="D9D5C8" w:sz="4"/>
+              <w:left w:val="single" w:color="D9D5C8" w:sz="4"/>
+              <w:bottom w:val="single" w:color="D9D5C8" w:sz="4"/>
+              <w:right w:val="single" w:color="D9D5C8" w:sz="4"/>
+            </w:tcBorders>
+            <w:shd w:fill="1B2A4A" w:color="auto" w:val="clear"/>
+            <w:tcMar>
+              <w:top w:type="dxa" w:w="55"/>
+              <w:left w:type="dxa" w:w="110"/>
+              <w:bottom w:type="dxa" w:w="55"/>
+              <w:right w:type="dxa" w:w="110"/>
+            </w:tcMar>
+          </w:tcPr>
+          <w:p>
+            <w:pPr>
+              <w:spacing w:after="0"/>
+            </w:pPr>
+            <w:r>
+              <w:rPr>
+                <w:b/>
+                <w:bCs/>
+                <w:i w:val="false"/>
+                <w:iCs w:val="false"/>
+                <w:color w:val="FFFFFF"/>
+                <w:sz w:val="29"/>
+                <w:szCs w:val="29"/>
+                <w:caps w:val="false"/>
+                <w:rFonts w:ascii="Calibri" w:cs="Calibri" w:eastAsia="Calibri" w:hAnsi="Calibri"/>
+              </w:rPr>
+              <w:t xml:space="preserve">Evidence</w:t>
+            </w:r>
+          </w:p>
+        </w:tc>
+        <w:tc>
+          <w:tcPr>
+            <w:tcW w:type="dxa" w:w="2664"/>
+            <w:tcBorders>
+              <w:top w:val="single" w:color="D9D5C8" w:sz="4"/>
+              <w:left w:val="single" w:color="D9D5C8" w:sz="4"/>
+              <w:bottom w:val="single" w:color="D9D5C8" w:sz="4"/>
+              <w:right w:val="single" w:color="D9D5C8" w:sz="4"/>
+            </w:tcBorders>
+            <w:shd w:fill="1B2A4A" w:color="auto" w:val="clear"/>
+            <w:tcMar>
+              <w:top w:type="dxa" w:w="55"/>
+              <w:left w:type="dxa" w:w="110"/>
+              <w:bottom w:type="dxa" w:w="55"/>
+              <w:right w:type="dxa" w:w="110"/>
+            </w:tcMar>
+          </w:tcPr>
+          <w:p>
+            <w:pPr>
+              <w:spacing w:after="0"/>
+            </w:pPr>
+            <w:r>
+              <w:rPr>
+                <w:b/>
+                <w:bCs/>
+                <w:i w:val="false"/>
+                <w:iCs w:val="false"/>
+                <w:color w:val="FFFFFF"/>
+                <w:sz w:val="29"/>
+                <w:szCs w:val="29"/>
+                <w:caps w:val="false"/>
+                <w:rFonts w:ascii="Calibri" w:cs="Calibri" w:eastAsia="Calibri" w:hAnsi="Calibri"/>
+              </w:rPr>
+              <w:t xml:space="preserve">Reasoning</w:t>
+            </w:r>
+          </w:p>
+        </w:tc>
+      </w:tr>
+      <w:tr>
+        <w:tc>
+          <w:tcPr>
+            <w:tcW w:type="dxa" w:w="1800"/>
+            <w:tcBorders>
+              <w:top w:val="single" w:color="D9D5C8" w:sz="4"/>
+              <w:left w:val="single" w:color="D9D5C8" w:sz="4"/>
+              <w:bottom w:val="single" w:color="D9D5C8" w:sz="4"/>
+              <w:right w:val="single" w:color="D9D5C8" w:sz="4"/>
+            </w:tcBorders>
+            <w:tcMar>
+              <w:top w:type="dxa" w:w="55"/>
+              <w:left w:type="dxa" w:w="110"/>
+              <w:bottom w:type="dxa" w:w="55"/>
+              <w:right w:type="dxa" w:w="110"/>
+            </w:tcMar>
+          </w:tcPr>
+          <w:p>
+            <w:pPr>
+              <w:spacing w:after="0"/>
+            </w:pPr>
+            <w:r>
+              <w:rPr>
+                <w:b w:val="false"/>
+                <w:bCs w:val="false"/>
+                <w:i w:val="false"/>
+                <w:iCs w:val="false"/>
+                <w:color w:val="1A1A1A"/>
+                <w:sz w:val="30"/>
+                <w:szCs w:val="30"/>
+                <w:caps w:val="false"/>
+                <w:rFonts w:ascii="Calibri" w:cs="Calibri" w:eastAsia="Calibri" w:hAnsi="Calibri"/>
+              </w:rPr>
+              <w:t xml:space="preserve">4 — Strong</w:t>
+            </w:r>
+          </w:p>
+        </w:tc>
+        <w:tc>
+          <w:tcPr>
+            <w:tcW w:type="dxa" w:w="2664"/>
+            <w:tcBorders>
+              <w:top w:val="single" w:color="D9D5C8" w:sz="4"/>
+              <w:left w:val="single" w:color="D9D5C8" w:sz="4"/>
+              <w:bottom w:val="single" w:color="D9D5C8" w:sz="4"/>
+              <w:right w:val="single" w:color="D9D5C8" w:sz="4"/>
+            </w:tcBorders>
+            <w:tcMar>
+              <w:top w:type="dxa" w:w="55"/>
+              <w:left w:type="dxa" w:w="110"/>
+              <w:bottom w:type="dxa" w:w="55"/>
+              <w:right w:type="dxa" w:w="110"/>
+            </w:tcMar>
+          </w:tcPr>
+          <w:p>
+            <w:pPr>
+              <w:spacing w:after="0"/>
+            </w:pPr>
+            <w:r>
+              <w:rPr>
+                <w:b w:val="false"/>
+                <w:bCs w:val="false"/>
+                <w:i w:val="false"/>
+                <w:iCs w:val="false"/>
+                <w:color w:val="1A1A1A"/>
+                <w:sz w:val="30"/>
+                <w:szCs w:val="30"/>
+                <w:caps w:val="false"/>
+                <w:rFonts w:ascii="Calibri" w:cs="Calibri" w:eastAsia="Calibri" w:hAnsi="Calibri"/>
+              </w:rPr>
+              <w:t xml:space="preserve">Precise, defensible</w:t>
+            </w:r>
+          </w:p>
+        </w:tc>
+        <w:tc>
+          <w:tcPr>
+            <w:tcW w:type="dxa" w:w="2664"/>
+            <w:tcBorders>
+              <w:top w:val="single" w:color="D9D5C8" w:sz="4"/>
+              <w:left w:val="single" w:color="D9D5C8" w:sz="4"/>
+              <w:bottom w:val="single" w:color="D9D5C8" w:sz="4"/>
+              <w:right w:val="single" w:color="D9D5C8" w:sz="4"/>
+            </w:tcBorders>
+            <w:tcMar>
+              <w:top w:type="dxa" w:w="55"/>
+              <w:left w:type="dxa" w:w="110"/>
+              <w:bottom w:type="dxa" w:w="55"/>
+              <w:right w:type="dxa" w:w="110"/>
+            </w:tcMar>
+          </w:tcPr>
+          <w:p>
+            <w:pPr>
+              <w:spacing w:after="0"/>
+            </w:pPr>
+            <w:r>
+              <w:rPr>
+                <w:b w:val="false"/>
+                <w:bCs w:val="false"/>
+                <w:i w:val="false"/>
+                <w:iCs w:val="false"/>
+                <w:color w:val="1A1A1A"/>
+                <w:sz w:val="30"/>
+                <w:szCs w:val="30"/>
+                <w:caps w:val="false"/>
+                <w:rFonts w:ascii="Calibri" w:cs="Calibri" w:eastAsia="Calibri" w:hAnsi="Calibri"/>
+              </w:rPr>
+              <w:t xml:space="preserve">2+ accurate, specific</w:t>
+            </w:r>
+          </w:p>
+        </w:tc>
+        <w:tc>
+          <w:tcPr>
+            <w:tcW w:type="dxa" w:w="2664"/>
+            <w:tcBorders>
+              <w:top w:val="single" w:color="D9D5C8" w:sz="4"/>
+              <w:left w:val="single" w:color="D9D5C8" w:sz="4"/>
+              <w:bottom w:val="single" w:color="D9D5C8" w:sz="4"/>
+              <w:right w:val="single" w:color="D9D5C8" w:sz="4"/>
+            </w:tcBorders>
+            <w:tcMar>
+              <w:top w:type="dxa" w:w="55"/>
+              <w:left w:type="dxa" w:w="110"/>
+              <w:bottom w:type="dxa" w:w="55"/>
+              <w:right w:type="dxa" w:w="110"/>
+            </w:tcMar>
+          </w:tcPr>
+          <w:p>
+            <w:pPr>
+              <w:spacing w:after="0"/>
+            </w:pPr>
+            <w:r>
+              <w:rPr>
+                <w:b w:val="false"/>
+                <w:bCs w:val="false"/>
+                <w:i w:val="false"/>
+                <w:iCs w:val="false"/>
+                <w:color w:val="1A1A1A"/>
+                <w:sz w:val="30"/>
+                <w:szCs w:val="30"/>
+                <w:caps w:val="false"/>
+                <w:rFonts w:ascii="Calibri" w:cs="Calibri" w:eastAsia="Calibri" w:hAnsi="Calibri"/>
+              </w:rPr>
+              <w:t xml:space="preserve">Explains HOW evidence proves the claim</w:t>
+            </w:r>
+          </w:p>
+        </w:tc>
+      </w:tr>
+      <w:tr>
+        <w:tc>
+          <w:tcPr>
+            <w:tcW w:type="dxa" w:w="1800"/>
+            <w:tcBorders>
+              <w:top w:val="single" w:color="D9D5C8" w:sz="4"/>
+              <w:left w:val="single" w:color="D9D5C8" w:sz="4"/>
+              <w:bottom w:val="single" w:color="D9D5C8" w:sz="4"/>
+              <w:right w:val="single" w:color="D9D5C8" w:sz="4"/>
+            </w:tcBorders>
+            <w:tcMar>
+              <w:top w:type="dxa" w:w="55"/>
+              <w:left w:type="dxa" w:w="110"/>
+              <w:bottom w:type="dxa" w:w="55"/>
+              <w:right w:type="dxa" w:w="110"/>
+            </w:tcMar>
+          </w:tcPr>
+          <w:p>
+            <w:pPr>
+              <w:spacing w:after="0"/>
+            </w:pPr>
+            <w:r>
+              <w:rPr>
+                <w:b w:val="false"/>
+                <w:bCs w:val="false"/>
+                <w:i w:val="false"/>
+                <w:iCs w:val="false"/>
+                <w:color w:val="1A1A1A"/>
+                <w:sz w:val="30"/>
+                <w:szCs w:val="30"/>
+                <w:caps w:val="false"/>
+                <w:rFonts w:ascii="Calibri" w:cs="Calibri" w:eastAsia="Calibri" w:hAnsi="Calibri"/>
+              </w:rPr>
+              <w:t xml:space="preserve">3 — Proficient</w:t>
+            </w:r>
+          </w:p>
+        </w:tc>
+        <w:tc>
+          <w:tcPr>
+            <w:tcW w:type="dxa" w:w="2664"/>
+            <w:tcBorders>
+              <w:top w:val="single" w:color="D9D5C8" w:sz="4"/>
+              <w:left w:val="single" w:color="D9D5C8" w:sz="4"/>
+              <w:bottom w:val="single" w:color="D9D5C8" w:sz="4"/>
+              <w:right w:val="single" w:color="D9D5C8" w:sz="4"/>
+            </w:tcBorders>
+            <w:tcMar>
+              <w:top w:type="dxa" w:w="55"/>
+              <w:left w:type="dxa" w:w="110"/>
+              <w:bottom w:type="dxa" w:w="55"/>
+              <w:right w:type="dxa" w:w="110"/>
+            </w:tcMar>
+          </w:tcPr>
+          <w:p>
+            <w:pPr>
+              <w:spacing w:after="0"/>
+            </w:pPr>
+            <w:r>
+              <w:rPr>
+                <w:b w:val="false"/>
+                <w:bCs w:val="false"/>
+                <w:i w:val="false"/>
+                <w:iCs w:val="false"/>
+                <w:color w:val="1A1A1A"/>
+                <w:sz w:val="30"/>
+                <w:szCs w:val="30"/>
+                <w:caps w:val="false"/>
+                <w:rFonts w:ascii="Calibri" w:cs="Calibri" w:eastAsia="Calibri" w:hAnsi="Calibri"/>
+              </w:rPr>
+              <w:t xml:space="preserve">Clear</w:t>
+            </w:r>
+          </w:p>
+        </w:tc>
+        <w:tc>
+          <w:tcPr>
+            <w:tcW w:type="dxa" w:w="2664"/>
+            <w:tcBorders>
+              <w:top w:val="single" w:color="D9D5C8" w:sz="4"/>
+              <w:left w:val="single" w:color="D9D5C8" w:sz="4"/>
+              <w:bottom w:val="single" w:color="D9D5C8" w:sz="4"/>
+              <w:right w:val="single" w:color="D9D5C8" w:sz="4"/>
+            </w:tcBorders>
+            <w:tcMar>
+              <w:top w:type="dxa" w:w="55"/>
+              <w:left w:type="dxa" w:w="110"/>
+              <w:bottom w:type="dxa" w:w="55"/>
+              <w:right w:type="dxa" w:w="110"/>
+            </w:tcMar>
+          </w:tcPr>
+          <w:p>
+            <w:pPr>
+              <w:spacing w:after="0"/>
+            </w:pPr>
+            <w:r>
+              <w:rPr>
+                <w:b w:val="false"/>
+                <w:bCs w:val="false"/>
+                <w:i w:val="false"/>
+                <w:iCs w:val="false"/>
+                <w:color w:val="1A1A1A"/>
+                <w:sz w:val="30"/>
+                <w:szCs w:val="30"/>
+                <w:caps w:val="false"/>
+                <w:rFonts w:ascii="Calibri" w:cs="Calibri" w:eastAsia="Calibri" w:hAnsi="Calibri"/>
+              </w:rPr>
+              <w:t xml:space="preserve">2 accurate</w:t>
+            </w:r>
+          </w:p>
+        </w:tc>
+        <w:tc>
+          <w:tcPr>
+            <w:tcW w:type="dxa" w:w="2664"/>
+            <w:tcBorders>
+              <w:top w:val="single" w:color="D9D5C8" w:sz="4"/>
+              <w:left w:val="single" w:color="D9D5C8" w:sz="4"/>
+              <w:bottom w:val="single" w:color="D9D5C8" w:sz="4"/>
+              <w:right w:val="single" w:color="D9D5C8" w:sz="4"/>
+            </w:tcBorders>
+            <w:tcMar>
+              <w:top w:type="dxa" w:w="55"/>
+              <w:left w:type="dxa" w:w="110"/>
+              <w:bottom w:type="dxa" w:w="55"/>
+              <w:right w:type="dxa" w:w="110"/>
+            </w:tcMar>
+          </w:tcPr>
+          <w:p>
+            <w:pPr>
+              <w:spacing w:after="0"/>
+            </w:pPr>
+            <w:r>
+              <w:rPr>
+                <w:b w:val="false"/>
+                <w:bCs w:val="false"/>
+                <w:i w:val="false"/>
+                <w:iCs w:val="false"/>
+                <w:color w:val="1A1A1A"/>
+                <w:sz w:val="30"/>
+                <w:szCs w:val="30"/>
+                <w:caps w:val="false"/>
+                <w:rFonts w:ascii="Calibri" w:cs="Calibri" w:eastAsia="Calibri" w:hAnsi="Calibri"/>
+              </w:rPr>
+              <w:t xml:space="preserve">Explains the link</w:t>
+            </w:r>
+          </w:p>
+        </w:tc>
+      </w:tr>
+      <w:tr>
+        <w:tc>
+          <w:tcPr>
+            <w:tcW w:type="dxa" w:w="1800"/>
+            <w:tcBorders>
+              <w:top w:val="single" w:color="D9D5C8" w:sz="4"/>
+              <w:left w:val="single" w:color="D9D5C8" w:sz="4"/>
+              <w:bottom w:val="single" w:color="D9D5C8" w:sz="4"/>
+              <w:right w:val="single" w:color="D9D5C8" w:sz="4"/>
+            </w:tcBorders>
+            <w:tcMar>
+              <w:top w:type="dxa" w:w="55"/>
+              <w:left w:type="dxa" w:w="110"/>
+              <w:bottom w:type="dxa" w:w="55"/>
+              <w:right w:type="dxa" w:w="110"/>
+            </w:tcMar>
+          </w:tcPr>
+          <w:p>
+            <w:pPr>
+              <w:spacing w:after="0"/>
+            </w:pPr>
+            <w:r>
+              <w:rPr>
+                <w:b w:val="false"/>
+                <w:bCs w:val="false"/>
+                <w:i w:val="false"/>
+                <w:iCs w:val="false"/>
+                <w:color w:val="1A1A1A"/>
+                <w:sz w:val="30"/>
+                <w:szCs w:val="30"/>
+                <w:caps w:val="false"/>
+                <w:rFonts w:ascii="Calibri" w:cs="Calibri" w:eastAsia="Calibri" w:hAnsi="Calibri"/>
+              </w:rPr>
+              <w:t xml:space="preserve">2 — Developing</w:t>
+            </w:r>
+          </w:p>
+        </w:tc>
+        <w:tc>
+          <w:tcPr>
+            <w:tcW w:type="dxa" w:w="2664"/>
+            <w:tcBorders>
+              <w:top w:val="single" w:color="D9D5C8" w:sz="4"/>
+              <w:left w:val="single" w:color="D9D5C8" w:sz="4"/>
+              <w:bottom w:val="single" w:color="D9D5C8" w:sz="4"/>
+              <w:right w:val="single" w:color="D9D5C8" w:sz="4"/>
+            </w:tcBorders>
+            <w:tcMar>
+              <w:top w:type="dxa" w:w="55"/>
+              <w:left w:type="dxa" w:w="110"/>
+              <w:bottom w:type="dxa" w:w="55"/>
+              <w:right w:type="dxa" w:w="110"/>
+            </w:tcMar>
+          </w:tcPr>
+          <w:p>
+            <w:pPr>
+              <w:spacing w:after="0"/>
+            </w:pPr>
+            <w:r>
+              <w:rPr>
+                <w:b w:val="false"/>
+                <w:bCs w:val="false"/>
+                <w:i w:val="false"/>
+                <w:iCs w:val="false"/>
+                <w:color w:val="1A1A1A"/>
+                <w:sz w:val="30"/>
+                <w:szCs w:val="30"/>
+                <w:caps w:val="false"/>
+                <w:rFonts w:ascii="Calibri" w:cs="Calibri" w:eastAsia="Calibri" w:hAnsi="Calibri"/>
+              </w:rPr>
+              <w:t xml:space="preserve">General</w:t>
+            </w:r>
+          </w:p>
+        </w:tc>
+        <w:tc>
+          <w:tcPr>
+            <w:tcW w:type="dxa" w:w="2664"/>
+            <w:tcBorders>
+              <w:top w:val="single" w:color="D9D5C8" w:sz="4"/>
+              <w:left w:val="single" w:color="D9D5C8" w:sz="4"/>
+              <w:bottom w:val="single" w:color="D9D5C8" w:sz="4"/>
+              <w:right w:val="single" w:color="D9D5C8" w:sz="4"/>
+            </w:tcBorders>
+            <w:tcMar>
+              <w:top w:type="dxa" w:w="55"/>
+              <w:left w:type="dxa" w:w="110"/>
+              <w:bottom w:type="dxa" w:w="55"/>
+              <w:right w:type="dxa" w:w="110"/>
+            </w:tcMar>
+          </w:tcPr>
+          <w:p>
+            <w:pPr>
+              <w:spacing w:after="0"/>
+            </w:pPr>
+            <w:r>
+              <w:rPr>
+                <w:b w:val="false"/>
+                <w:bCs w:val="false"/>
+                <w:i w:val="false"/>
+                <w:iCs w:val="false"/>
+                <w:color w:val="1A1A1A"/>
+                <w:sz w:val="30"/>
+                <w:szCs w:val="30"/>
+                <w:caps w:val="false"/>
+                <w:rFonts w:ascii="Calibri" w:cs="Calibri" w:eastAsia="Calibri" w:hAnsi="Calibri"/>
+              </w:rPr>
+              <w:t xml:space="preserve">1 accurate</w:t>
+            </w:r>
+          </w:p>
+        </w:tc>
+        <w:tc>
+          <w:tcPr>
+            <w:tcW w:type="dxa" w:w="2664"/>
+            <w:tcBorders>
+              <w:top w:val="single" w:color="D9D5C8" w:sz="4"/>
+              <w:left w:val="single" w:color="D9D5C8" w:sz="4"/>
+              <w:bottom w:val="single" w:color="D9D5C8" w:sz="4"/>
+              <w:right w:val="single" w:color="D9D5C8" w:sz="4"/>
+            </w:tcBorders>
+            <w:tcMar>
+              <w:top w:type="dxa" w:w="55"/>
+              <w:left w:type="dxa" w:w="110"/>
+              <w:bottom w:type="dxa" w:w="55"/>
+              <w:right w:type="dxa" w:w="110"/>
+            </w:tcMar>
+          </w:tcPr>
+          <w:p>
+            <w:pPr>
+              <w:spacing w:after="0"/>
+            </w:pPr>
+            <w:r>
+              <w:rPr>
+                <w:b w:val="false"/>
+                <w:bCs w:val="false"/>
+                <w:i w:val="false"/>
+                <w:iCs w:val="false"/>
+                <w:color w:val="1A1A1A"/>
+                <w:sz w:val="30"/>
+                <w:szCs w:val="30"/>
+                <w:caps w:val="false"/>
+                <w:rFonts w:ascii="Calibri" w:cs="Calibri" w:eastAsia="Calibri" w:hAnsi="Calibri"/>
+              </w:rPr>
+              <w:t xml:space="preserve">Partial link</w:t>
+            </w:r>
+          </w:p>
+        </w:tc>
+      </w:tr>
+      <w:tr>
+        <w:tc>
+          <w:tcPr>
+            <w:tcW w:type="dxa" w:w="1800"/>
+            <w:tcBorders>
+              <w:top w:val="single" w:color="D9D5C8" w:sz="4"/>
+              <w:left w:val="single" w:color="D9D5C8" w:sz="4"/>
+              <w:bottom w:val="single" w:color="D9D5C8" w:sz="4"/>
+              <w:right w:val="single" w:color="D9D5C8" w:sz="4"/>
+            </w:tcBorders>
+            <w:tcMar>
+              <w:top w:type="dxa" w:w="55"/>
+              <w:left w:type="dxa" w:w="110"/>
+              <w:bottom w:type="dxa" w:w="55"/>
+              <w:right w:type="dxa" w:w="110"/>
+            </w:tcMar>
+          </w:tcPr>
+          <w:p>
+            <w:pPr>
+              <w:spacing w:after="0"/>
+            </w:pPr>
+            <w:r>
+              <w:rPr>
+                <w:b w:val="false"/>
+                <w:bCs w:val="false"/>
+                <w:i w:val="false"/>
+                <w:iCs w:val="false"/>
+                <w:color w:val="1A1A1A"/>
+                <w:sz w:val="30"/>
+                <w:szCs w:val="30"/>
+                <w:caps w:val="false"/>
+                <w:rFonts w:ascii="Calibri" w:cs="Calibri" w:eastAsia="Calibri" w:hAnsi="Calibri"/>
+              </w:rPr>
+              <w:t xml:space="preserve">1 — Beginning</w:t>
+            </w:r>
+          </w:p>
+        </w:tc>
+        <w:tc>
+          <w:tcPr>
+            <w:tcW w:type="dxa" w:w="2664"/>
+            <w:tcBorders>
+              <w:top w:val="single" w:color="D9D5C8" w:sz="4"/>
+              <w:left w:val="single" w:color="D9D5C8" w:sz="4"/>
+              <w:bottom w:val="single" w:color="D9D5C8" w:sz="4"/>
+              <w:right w:val="single" w:color="D9D5C8" w:sz="4"/>
+            </w:tcBorders>
+            <w:tcMar>
+              <w:top w:type="dxa" w:w="55"/>
+              <w:left w:type="dxa" w:w="110"/>
+              <w:bottom w:type="dxa" w:w="55"/>
+              <w:right w:type="dxa" w:w="110"/>
+            </w:tcMar>
+          </w:tcPr>
+          <w:p>
+            <w:pPr>
+              <w:spacing w:after="0"/>
+            </w:pPr>
+            <w:r>
+              <w:rPr>
+                <w:b w:val="false"/>
+                <w:bCs w:val="false"/>
+                <w:i w:val="false"/>
+                <w:iCs w:val="false"/>
+                <w:color w:val="1A1A1A"/>
+                <w:sz w:val="30"/>
+                <w:szCs w:val="30"/>
+                <w:caps w:val="false"/>
+                <w:rFonts w:ascii="Calibri" w:cs="Calibri" w:eastAsia="Calibri" w:hAnsi="Calibri"/>
+              </w:rPr>
+              <w:t xml:space="preserve">Unclear / missing</w:t>
+            </w:r>
+          </w:p>
+        </w:tc>
+        <w:tc>
+          <w:tcPr>
+            <w:tcW w:type="dxa" w:w="2664"/>
+            <w:tcBorders>
+              <w:top w:val="single" w:color="D9D5C8" w:sz="4"/>
+              <w:left w:val="single" w:color="D9D5C8" w:sz="4"/>
+              <w:bottom w:val="single" w:color="D9D5C8" w:sz="4"/>
+              <w:right w:val="single" w:color="D9D5C8" w:sz="4"/>
+            </w:tcBorders>
+            <w:tcMar>
+              <w:top w:type="dxa" w:w="55"/>
+              <w:left w:type="dxa" w:w="110"/>
+              <w:bottom w:type="dxa" w:w="55"/>
+              <w:right w:type="dxa" w:w="110"/>
+            </w:tcMar>
+          </w:tcPr>
+          <w:p>
+            <w:pPr>
+              <w:spacing w:after="0"/>
+            </w:pPr>
+            <w:r>
+              <w:rPr>
+                <w:b w:val="false"/>
+                <w:bCs w:val="false"/>
+                <w:i w:val="false"/>
+                <w:iCs w:val="false"/>
+                <w:color w:val="1A1A1A"/>
+                <w:sz w:val="30"/>
+                <w:szCs w:val="30"/>
+                <w:caps w:val="false"/>
+                <w:rFonts w:ascii="Calibri" w:cs="Calibri" w:eastAsia="Calibri" w:hAnsi="Calibri"/>
+              </w:rPr>
+              <w:t xml:space="preserve">Missing / inaccurate</w:t>
+            </w:r>
+          </w:p>
+        </w:tc>
+        <w:tc>
+          <w:tcPr>
+            <w:tcW w:type="dxa" w:w="2664"/>
+            <w:tcBorders>
+              <w:top w:val="single" w:color="D9D5C8" w:sz="4"/>
+              <w:left w:val="single" w:color="D9D5C8" w:sz="4"/>
+              <w:bottom w:val="single" w:color="D9D5C8" w:sz="4"/>
+              <w:right w:val="single" w:color="D9D5C8" w:sz="4"/>
+            </w:tcBorders>
+            <w:tcMar>
+              <w:top w:type="dxa" w:w="55"/>
+              <w:left w:type="dxa" w:w="110"/>
+              <w:bottom w:type="dxa" w:w="55"/>
+              <w:right w:type="dxa" w:w="110"/>
+            </w:tcMar>
+          </w:tcPr>
+          <w:p>
+            <w:pPr>
+              <w:spacing w:after="0"/>
+            </w:pPr>
+            <w:r>
+              <w:rPr>
+                <w:b w:val="false"/>
+                <w:bCs w:val="false"/>
+                <w:i w:val="false"/>
+                <w:iCs w:val="false"/>
+                <w:color w:val="1A1A1A"/>
+                <w:sz w:val="30"/>
+                <w:szCs w:val="30"/>
+                <w:caps w:val="false"/>
+                <w:rFonts w:ascii="Calibri" w:cs="Calibri" w:eastAsia="Calibri" w:hAnsi="Calibri"/>
+              </w:rPr>
+              <w:t xml:space="preserve">No reasoning</w:t>
             </w:r>
           </w:p>
         </w:tc>
@@ -46375,7 +49907,7 @@
                 <w:caps w:val="false"/>
                 <w:rFonts w:ascii="Calibri" w:cs="Calibri" w:eastAsia="Calibri" w:hAnsi="Calibri"/>
               </w:rPr>
-              <w:t xml:space="preserve">SELF-CHECK against the CER rubric (see Toolkit)</w:t>
+              <w:t xml:space="preserve">MY SCORE</w:t>
             </w:r>
           </w:p>
           <w:p>
@@ -46394,12 +49926,365 @@
                 <w:caps w:val="false"/>
                 <w:rFonts w:ascii="Calibri" w:cs="Calibri" w:eastAsia="Calibri" w:hAnsi="Calibri"/>
               </w:rPr>
-              <w:t xml:space="preserve">Before submitting: Is my claim defensible? Do I have TWO specific pieces of evidence? Does my reasoning explain HOW the evidence proves the claim?</w:t>
+              <w:t xml:space="preserve">Claim: ____ / 4        Evidence: ____ / 4        Reasoning: ____ / 4        TOTAL: ____ / 12</w:t>
             </w:r>
           </w:p>
         </w:tc>
       </w:tr>
     </w:tbl>
+    <w:tbl>
+      <w:tblPr>
+        <w:tblW w:type="dxa" w:w="9792"/>
+        <w:tblBorders>
+          <w:top w:val="single" w:color="auto" w:sz="4"/>
+          <w:left w:val="single" w:color="auto" w:sz="4"/>
+          <w:bottom w:val="single" w:color="auto" w:sz="4"/>
+          <w:right w:val="single" w:color="auto" w:sz="4"/>
+          <w:insideH w:val="single" w:color="auto" w:sz="4"/>
+          <w:insideV w:val="single" w:color="auto" w:sz="4"/>
+        </w:tblBorders>
+      </w:tblPr>
+      <w:tblGrid>
+        <w:gridCol w:w="9792"/>
+      </w:tblGrid>
+      <w:tr>
+        <w:tc>
+          <w:tcPr>
+            <w:tcW w:type="dxa" w:w="9792"/>
+            <w:tcBorders>
+              <w:top w:val="single" w:color="D9D5C8" w:sz="4"/>
+              <w:left w:val="single" w:color="D9D5C8" w:sz="4"/>
+              <w:bottom w:val="single" w:color="D9D5C8" w:sz="4"/>
+              <w:right w:val="single" w:color="D9D5C8" w:sz="4"/>
+            </w:tcBorders>
+            <w:shd w:fill="F7F5EF" w:color="auto" w:val="clear"/>
+            <w:tcMar>
+              <w:top w:type="dxa" w:w="55"/>
+              <w:left w:type="dxa" w:w="110"/>
+              <w:bottom w:type="dxa" w:w="55"/>
+              <w:right w:type="dxa" w:w="110"/>
+            </w:tcMar>
+          </w:tcPr>
+          <w:p>
+            <w:pPr>
+              <w:spacing w:after="60"/>
+            </w:pPr>
+            <w:r>
+              <w:rPr>
+                <w:b/>
+                <w:bCs/>
+                <w:i w:val="false"/>
+                <w:iCs w:val="false"/>
+                <w:color w:val="1B2A4A"/>
+                <w:sz w:val="32"/>
+                <w:szCs w:val="32"/>
+                <w:caps w:val="false"/>
+                <w:rFonts w:ascii="Calibri" w:cs="Calibri" w:eastAsia="Calibri" w:hAnsi="Calibri"/>
+              </w:rPr>
+              <w:t xml:space="preserve">SUPPORTS — sentence frames (use if you need them)</w:t>
+            </w:r>
+          </w:p>
+          <w:p>
+            <w:pPr>
+              <w:spacing w:after="40"/>
+            </w:pPr>
+            <w:r>
+              <w:rPr>
+                <w:b w:val="false"/>
+                <w:bCs w:val="false"/>
+                <w:i w:val="false"/>
+                <w:iCs w:val="false"/>
+                <w:color w:val="1A1A1A"/>
+                <w:sz w:val="33"/>
+                <w:szCs w:val="33"/>
+                <w:caps w:val="false"/>
+                <w:rFonts w:ascii="Calibri" w:cs="Calibri" w:eastAsia="Calibri" w:hAnsi="Calibri"/>
+              </w:rPr>
+              <w:t xml:space="preserve">Claim: “______ because ______.”</w:t>
+            </w:r>
+          </w:p>
+          <w:p>
+            <w:pPr>
+              <w:spacing w:after="40"/>
+            </w:pPr>
+            <w:r>
+              <w:rPr>
+                <w:b w:val="false"/>
+                <w:bCs w:val="false"/>
+                <w:i w:val="false"/>
+                <w:iCs w:val="false"/>
+                <w:color w:val="1A1A1A"/>
+                <w:sz w:val="33"/>
+                <w:szCs w:val="33"/>
+                <w:caps w:val="false"/>
+                <w:rFonts w:ascii="Calibri" w:cs="Calibri" w:eastAsia="Calibri" w:hAnsi="Calibri"/>
+              </w:rPr>
+              <w:t xml:space="preserve">Evidence: “One example is ______ (from ______).  Another is ______.”</w:t>
+            </w:r>
+          </w:p>
+          <w:p>
+            <w:pPr>
+              <w:spacing w:after="40"/>
+            </w:pPr>
+            <w:r>
+              <w:rPr>
+                <w:b w:val="false"/>
+                <w:bCs w:val="false"/>
+                <w:i w:val="false"/>
+                <w:iCs w:val="false"/>
+                <w:color w:val="1A1A1A"/>
+                <w:sz w:val="33"/>
+                <w:szCs w:val="33"/>
+                <w:caps w:val="false"/>
+                <w:rFonts w:ascii="Calibri" w:cs="Calibri" w:eastAsia="Calibri" w:hAnsi="Calibri"/>
+              </w:rPr>
+              <w:t xml:space="preserve">Reasoning: “This proves my claim because ______, which shows ______.”</w:t>
+            </w:r>
+          </w:p>
+        </w:tc>
+      </w:tr>
+    </w:tbl>
+    <w:tbl>
+      <w:tblPr>
+        <w:tblW w:type="dxa" w:w="9792"/>
+        <w:tblBorders>
+          <w:top w:val="single" w:color="auto" w:sz="4"/>
+          <w:left w:val="single" w:color="auto" w:sz="4"/>
+          <w:bottom w:val="single" w:color="auto" w:sz="4"/>
+          <w:right w:val="single" w:color="auto" w:sz="4"/>
+          <w:insideH w:val="single" w:color="auto" w:sz="4"/>
+          <w:insideV w:val="single" w:color="auto" w:sz="4"/>
+        </w:tblBorders>
+      </w:tblPr>
+      <w:tblGrid>
+        <w:gridCol w:w="9792"/>
+      </w:tblGrid>
+      <w:tr>
+        <w:tc>
+          <w:tcPr>
+            <w:tcW w:type="dxa" w:w="9792"/>
+            <w:tcBorders>
+              <w:top w:val="single" w:color="D9D5C8" w:sz="4"/>
+              <w:left w:val="single" w:color="D9D5C8" w:sz="4"/>
+              <w:bottom w:val="single" w:color="D9D5C8" w:sz="4"/>
+              <w:right w:val="single" w:color="D9D5C8" w:sz="4"/>
+            </w:tcBorders>
+            <w:shd w:fill="F7F5EF" w:color="auto" w:val="clear"/>
+            <w:tcMar>
+              <w:top w:type="dxa" w:w="55"/>
+              <w:left w:type="dxa" w:w="110"/>
+              <w:bottom w:type="dxa" w:w="55"/>
+              <w:right w:type="dxa" w:w="110"/>
+            </w:tcMar>
+          </w:tcPr>
+          <w:p>
+            <w:pPr>
+              <w:spacing w:after="60"/>
+            </w:pPr>
+            <w:r>
+              <w:rPr>
+                <w:b/>
+                <w:bCs/>
+                <w:i w:val="false"/>
+                <w:iCs w:val="false"/>
+                <w:color w:val="1B2A4A"/>
+                <w:sz w:val="32"/>
+                <w:szCs w:val="32"/>
+                <w:caps w:val="false"/>
+                <w:rFonts w:ascii="Calibri" w:cs="Calibri" w:eastAsia="Calibri" w:hAnsi="Calibri"/>
+              </w:rPr>
+              <w:t xml:space="preserve">REVISE — make your lowest-scoring part stronger</w:t>
+            </w:r>
+          </w:p>
+          <w:p>
+            <w:pPr>
+              <w:spacing w:after="40"/>
+            </w:pPr>
+            <w:r>
+              <w:rPr>
+                <w:b w:val="false"/>
+                <w:bCs w:val="false"/>
+                <w:i w:val="false"/>
+                <w:iCs w:val="false"/>
+                <w:color w:val="1A1A1A"/>
+                <w:sz w:val="33"/>
+                <w:szCs w:val="33"/>
+                <w:caps w:val="false"/>
+                <w:rFonts w:ascii="Calibri" w:cs="Calibri" w:eastAsia="Calibri" w:hAnsi="Calibri"/>
+              </w:rPr>
+              <w:t xml:space="preserve">Pick the part you scored lowest and rewrite it here — better:</w:t>
+            </w:r>
+          </w:p>
+        </w:tc>
+      </w:tr>
+    </w:tbl>
+    <w:p>
+      <w:pPr>
+        <w:widowControl w:val="false"/>
+        <w:pBdr>
+          <w:bottom w:val="single" w:color="8892A0" w:sz="8" w:space="1"/>
+        </w:pBdr>
+        <w:spacing w:before="42" w:after="42"/>
+      </w:pPr>
+      <w:r>
+        <w:rPr>
+          <w:sz w:val="24"/>
+          <w:szCs w:val="24"/>
+          <w:rFonts w:ascii="Calibri" w:cs="Calibri" w:eastAsia="Calibri" w:hAnsi="Calibri"/>
+        </w:rPr>
+        <w:t xml:space="preserve"> </w:t>
+      </w:r>
+    </w:p>
+    <w:p>
+      <w:pPr>
+        <w:spacing w:before="0" w:after="0" w:line="75" w:lineRule="exact"/>
+      </w:pPr>
+      <w:r>
+        <w:rPr>
+          <w:sz w:val="3"/>
+          <w:szCs w:val="3"/>
+          <w:rFonts w:ascii="Calibri" w:cs="Calibri" w:eastAsia="Calibri" w:hAnsi="Calibri"/>
+        </w:rPr>
+        <w:t xml:space="preserve"> </w:t>
+      </w:r>
+    </w:p>
+    <w:p>
+      <w:pPr>
+        <w:widowControl w:val="false"/>
+        <w:pBdr>
+          <w:bottom w:val="single" w:color="8892A0" w:sz="8" w:space="1"/>
+        </w:pBdr>
+        <w:spacing w:before="42" w:after="42"/>
+      </w:pPr>
+      <w:r>
+        <w:rPr>
+          <w:sz w:val="24"/>
+          <w:szCs w:val="24"/>
+          <w:rFonts w:ascii="Calibri" w:cs="Calibri" w:eastAsia="Calibri" w:hAnsi="Calibri"/>
+        </w:rPr>
+        <w:t xml:space="preserve"> </w:t>
+      </w:r>
+    </w:p>
+    <w:p>
+      <w:pPr>
+        <w:spacing w:before="0" w:after="0" w:line="75" w:lineRule="exact"/>
+      </w:pPr>
+      <w:r>
+        <w:rPr>
+          <w:sz w:val="3"/>
+          <w:szCs w:val="3"/>
+          <w:rFonts w:ascii="Calibri" w:cs="Calibri" w:eastAsia="Calibri" w:hAnsi="Calibri"/>
+        </w:rPr>
+        <w:t xml:space="preserve"> </w:t>
+      </w:r>
+    </w:p>
+    <w:p>
+      <w:pPr>
+        <w:widowControl w:val="false"/>
+        <w:pBdr>
+          <w:bottom w:val="single" w:color="8892A0" w:sz="8" w:space="1"/>
+        </w:pBdr>
+        <w:spacing w:before="42" w:after="42"/>
+      </w:pPr>
+      <w:r>
+        <w:rPr>
+          <w:sz w:val="24"/>
+          <w:szCs w:val="24"/>
+          <w:rFonts w:ascii="Calibri" w:cs="Calibri" w:eastAsia="Calibri" w:hAnsi="Calibri"/>
+        </w:rPr>
+        <w:t xml:space="preserve"> </w:t>
+      </w:r>
+    </w:p>
+    <w:p>
+      <w:pPr>
+        <w:spacing w:before="0" w:after="0" w:line="75" w:lineRule="exact"/>
+      </w:pPr>
+      <w:r>
+        <w:rPr>
+          <w:sz w:val="3"/>
+          <w:szCs w:val="3"/>
+          <w:rFonts w:ascii="Calibri" w:cs="Calibri" w:eastAsia="Calibri" w:hAnsi="Calibri"/>
+        </w:rPr>
+        <w:t xml:space="preserve"> </w:t>
+      </w:r>
+    </w:p>
+    <w:p>
+      <w:pPr>
+        <w:widowControl w:val="false"/>
+        <w:pBdr>
+          <w:bottom w:val="single" w:color="8892A0" w:sz="8" w:space="1"/>
+        </w:pBdr>
+        <w:spacing w:before="42" w:after="42"/>
+      </w:pPr>
+      <w:r>
+        <w:rPr>
+          <w:sz w:val="24"/>
+          <w:szCs w:val="24"/>
+          <w:rFonts w:ascii="Calibri" w:cs="Calibri" w:eastAsia="Calibri" w:hAnsi="Calibri"/>
+        </w:rPr>
+        <w:t xml:space="preserve"> </w:t>
+      </w:r>
+    </w:p>
+    <w:p>
+      <w:pPr>
+        <w:spacing w:before="0" w:after="0" w:line="75" w:lineRule="exact"/>
+      </w:pPr>
+      <w:r>
+        <w:rPr>
+          <w:sz w:val="3"/>
+          <w:szCs w:val="3"/>
+          <w:rFonts w:ascii="Calibri" w:cs="Calibri" w:eastAsia="Calibri" w:hAnsi="Calibri"/>
+        </w:rPr>
+        <w:t xml:space="preserve"> </w:t>
+      </w:r>
+    </w:p>
+    <w:p>
+      <w:pPr>
+        <w:widowControl w:val="false"/>
+        <w:pBdr>
+          <w:bottom w:val="single" w:color="8892A0" w:sz="8" w:space="1"/>
+        </w:pBdr>
+        <w:spacing w:before="42" w:after="42"/>
+      </w:pPr>
+      <w:r>
+        <w:rPr>
+          <w:sz w:val="24"/>
+          <w:szCs w:val="24"/>
+          <w:rFonts w:ascii="Calibri" w:cs="Calibri" w:eastAsia="Calibri" w:hAnsi="Calibri"/>
+        </w:rPr>
+        <w:t xml:space="preserve"> </w:t>
+      </w:r>
+    </w:p>
+    <w:p>
+      <w:pPr>
+        <w:spacing w:before="0" w:after="0" w:line="75" w:lineRule="exact"/>
+      </w:pPr>
+      <w:r>
+        <w:rPr>
+          <w:sz w:val="3"/>
+          <w:szCs w:val="3"/>
+          <w:rFonts w:ascii="Calibri" w:cs="Calibri" w:eastAsia="Calibri" w:hAnsi="Calibri"/>
+        </w:rPr>
+        <w:t xml:space="preserve"> </w:t>
+      </w:r>
+    </w:p>
+    <w:p>
+      <w:pPr>
+        <w:widowControl w:val="false"/>
+        <w:pBdr>
+          <w:bottom w:val="single" w:color="8892A0" w:sz="8" w:space="1"/>
+        </w:pBdr>
+        <w:spacing w:before="42" w:after="42"/>
+      </w:pPr>
+      <w:r>
+        <w:rPr>
+          <w:sz w:val="24"/>
+          <w:szCs w:val="24"/>
+          <w:rFonts w:ascii="Calibri" w:cs="Calibri" w:eastAsia="Calibri" w:hAnsi="Calibri"/>
+        </w:rPr>
+        <w:t xml:space="preserve"> </w:t>
+      </w:r>
+    </w:p>
     <w:p>
       <w:pPr>
         <w:pStyle w:val="Heading2"/>

--- a/courses/foundations-constitutional-government/BUILD/unit7/deliverables/Unit7_Student_Workbook_CourseStandard_LargePrint.docx
+++ b/courses/foundations-constitutional-government/BUILD/unit7/deliverables/Unit7_Student_Workbook_CourseStandard_LargePrint.docx
@@ -7064,6 +7064,20 @@
       </w:pPr>
       <w:r>
         <w:rPr>
+          <w:b/>
+          <w:bCs/>
+          <w:i w:val="false"/>
+          <w:iCs w:val="false"/>
+          <w:color w:val="1A1A1A"/>
+          <w:sz w:val="30"/>
+          <w:szCs w:val="30"/>
+          <w:caps w:val="false"/>
+          <w:rFonts w:ascii="Calibri" w:cs="Calibri" w:eastAsia="Calibri" w:hAnsi="Calibri"/>
+        </w:rPr>
+        <w:t xml:space="preserve">Word-bank meaning to build on: </w:t>
+      </w:r>
+      <w:r>
+        <w:rPr>
           <w:b w:val="false"/>
           <w:bCs w:val="false"/>
           <w:i w:val="false"/>
@@ -7074,7 +7088,7 @@
           <w:caps w:val="false"/>
           <w:rFonts w:ascii="Calibri" w:cs="Calibri" w:eastAsia="Calibri" w:hAnsi="Calibri"/>
         </w:rPr>
-        <w:t xml:space="preserve">Word-bank meaning to build on: The three legal regions of Tennessee — East, Middle, and West — recognized in state law and marked by the three stars on the state flag; the state balances offices and representation across all three.</w:t>
+        <w:t xml:space="preserve">The three legal regions of Tennessee — East, Middle, and West — recognized in state law and marked by the three stars on the state flag; the state balances offices and representation across all three.</w:t>
       </w:r>
     </w:p>
     <w:tbl>
@@ -7705,6 +7719,20 @@
       </w:pPr>
       <w:r>
         <w:rPr>
+          <w:b/>
+          <w:bCs/>
+          <w:i w:val="false"/>
+          <w:iCs w:val="false"/>
+          <w:color w:val="1A1A1A"/>
+          <w:sz w:val="30"/>
+          <w:szCs w:val="30"/>
+          <w:caps w:val="false"/>
+          <w:rFonts w:ascii="Calibri" w:cs="Calibri" w:eastAsia="Calibri" w:hAnsi="Calibri"/>
+        </w:rPr>
+        <w:t xml:space="preserve">Word-bank meaning to build on: </w:t>
+      </w:r>
+      <w:r>
+        <w:rPr>
           <w:b w:val="false"/>
           <w:bCs w:val="false"/>
           <w:i w:val="false"/>
@@ -7715,7 +7743,7 @@
           <w:caps w:val="false"/>
           <w:rFonts w:ascii="Calibri" w:cs="Calibri" w:eastAsia="Calibri" w:hAnsi="Calibri"/>
         </w:rPr>
-        <w:t xml:space="preserve">Word-bank meaning to build on: Tennessee's method for selecting appellate judges: the governor appoints them, and they then face yes-or-no 'retention' elections rather than contested partisan races — a merit-based approach that shapes the state court system.</w:t>
+        <w:t xml:space="preserve">Tennessee's method for selecting appellate judges: the governor appoints them, and they then face yes-or-no 'retention' elections rather than contested partisan races — a merit-based approach that shapes the state court system.</w:t>
       </w:r>
     </w:p>
     <w:tbl>
@@ -22560,6 +22588,20 @@
       </w:pPr>
       <w:r>
         <w:rPr>
+          <w:b/>
+          <w:bCs/>
+          <w:i w:val="false"/>
+          <w:iCs w:val="false"/>
+          <w:color w:val="1A1A1A"/>
+          <w:sz w:val="30"/>
+          <w:szCs w:val="30"/>
+          <w:caps w:val="false"/>
+          <w:rFonts w:ascii="Calibri" w:cs="Calibri" w:eastAsia="Calibri" w:hAnsi="Calibri"/>
+        </w:rPr>
+        <w:t xml:space="preserve">Word-bank meaning to build on: </w:t>
+      </w:r>
+      <w:r>
+        <w:rPr>
           <w:b w:val="false"/>
           <w:bCs w:val="false"/>
           <w:i w:val="false"/>
@@ -22570,7 +22612,7 @@
           <w:caps w:val="false"/>
           <w:rFonts w:ascii="Calibri" w:cs="Calibri" w:eastAsia="Calibri" w:hAnsi="Calibri"/>
         </w:rPr>
-        <w:t xml:space="preserve">Word-bank meaning to build on: A system in which a central government — here, the state — holds the primary authority and creates the local governments beneath it, which exercise only the powers the state grants. Tennessee is a unitary state.</w:t>
+        <w:t xml:space="preserve">A system in which a central government — here, the state — holds the primary authority and creates the local governments beneath it, which exercise only the powers the state grants. Tennessee is a unitary state.</w:t>
       </w:r>
     </w:p>
     <w:tbl>
@@ -23201,6 +23243,20 @@
       </w:pPr>
       <w:r>
         <w:rPr>
+          <w:b/>
+          <w:bCs/>
+          <w:i w:val="false"/>
+          <w:iCs w:val="false"/>
+          <w:color w:val="1A1A1A"/>
+          <w:sz w:val="30"/>
+          <w:szCs w:val="30"/>
+          <w:caps w:val="false"/>
+          <w:rFonts w:ascii="Calibri" w:cs="Calibri" w:eastAsia="Calibri" w:hAnsi="Calibri"/>
+        </w:rPr>
+        <w:t xml:space="preserve">Word-bank meaning to build on: </w:t>
+      </w:r>
+      <w:r>
+        <w:rPr>
           <w:b w:val="false"/>
           <w:bCs w:val="false"/>
           <w:i w:val="false"/>
@@ -23211,7 +23267,7 @@
           <w:caps w:val="false"/>
           <w:rFonts w:ascii="Calibri" w:cs="Calibri" w:eastAsia="Calibri" w:hAnsi="Calibri"/>
         </w:rPr>
-        <w:t xml:space="preserve">Word-bank meaning to build on: A consolidated government that merges a city and its county into a single unit, authorized by the Tennessee Constitution and approved by local voters — one of the state's structural models alongside county and city governments.</w:t>
+        <w:t xml:space="preserve">A consolidated government that merges a city and its county into a single unit, authorized by the Tennessee Constitution and approved by local voters — one of the state's structural models alongside county and city governments.</w:t>
       </w:r>
     </w:p>
     <w:tbl>
@@ -38056,6 +38112,20 @@
       </w:pPr>
       <w:r>
         <w:rPr>
+          <w:b/>
+          <w:bCs/>
+          <w:i w:val="false"/>
+          <w:iCs w:val="false"/>
+          <w:color w:val="1A1A1A"/>
+          <w:sz w:val="30"/>
+          <w:szCs w:val="30"/>
+          <w:caps w:val="false"/>
+          <w:rFonts w:ascii="Calibri" w:cs="Calibri" w:eastAsia="Calibri" w:hAnsi="Calibri"/>
+        </w:rPr>
+        <w:t xml:space="preserve">Word-bank meaning to build on: </w:t>
+      </w:r>
+      <w:r>
+        <w:rPr>
           <w:b w:val="false"/>
           <w:bCs w:val="false"/>
           <w:i w:val="false"/>
@@ -38066,7 +38136,7 @@
           <w:caps w:val="false"/>
           <w:rFonts w:ascii="Calibri" w:cs="Calibri" w:eastAsia="Calibri" w:hAnsi="Calibri"/>
         </w:rPr>
-        <w:t xml:space="preserve">Word-bank meaning to build on: Tennessee's state legislature, made up of a 33-member Senate and a 99-member House of Representatives, which writes and passes state law. These numbers stay the same regardless of who currently serves.</w:t>
+        <w:t xml:space="preserve">Tennessee's state legislature, made up of a 33-member Senate and a 99-member House of Representatives, which writes and passes state law. These numbers stay the same regardless of who currently serves.</w:t>
       </w:r>
     </w:p>
     <w:tbl>
@@ -38697,6 +38767,20 @@
       </w:pPr>
       <w:r>
         <w:rPr>
+          <w:b/>
+          <w:bCs/>
+          <w:i w:val="false"/>
+          <w:iCs w:val="false"/>
+          <w:color w:val="1A1A1A"/>
+          <w:sz w:val="30"/>
+          <w:szCs w:val="30"/>
+          <w:caps w:val="false"/>
+          <w:rFonts w:ascii="Calibri" w:cs="Calibri" w:eastAsia="Calibri" w:hAnsi="Calibri"/>
+        </w:rPr>
+        <w:t xml:space="preserve">Word-bank meaning to build on: </w:t>
+      </w:r>
+      <w:r>
+        <w:rPr>
           <w:b w:val="false"/>
           <w:bCs w:val="false"/>
           <w:i w:val="false"/>
@@ -38707,7 +38791,7 @@
           <w:caps w:val="false"/>
           <w:rFonts w:ascii="Calibri" w:cs="Calibri" w:eastAsia="Calibri" w:hAnsi="Calibri"/>
         </w:rPr>
-        <w:t xml:space="preserve">Word-bank meaning to build on: A person a legislator represents. You are a constituent of exactly one state senator and one state representative, determined by the district where you live.</w:t>
+        <w:t xml:space="preserve">A person a legislator represents. You are a constituent of exactly one state senator and one state representative, determined by the district where you live.</w:t>
       </w:r>
     </w:p>
     <w:tbl>

--- a/courses/foundations-constitutional-government/BUILD/unit7/deliverables/Unit7_Student_Workbook_CourseStandard_LargePrint.docx
+++ b/courses/foundations-constitutional-government/BUILD/unit7/deliverables/Unit7_Student_Workbook_CourseStandard_LargePrint.docx
@@ -8440,25 +8440,6 @@
           <w:rFonts w:ascii="Calibri" w:cs="Calibri" w:eastAsia="Calibri" w:hAnsi="Calibri"/>
         </w:rPr>
         <w:t xml:space="preserve">    ⏱ ~20 min</w:t>
-      </w:r>
-    </w:p>
-    <w:p>
-      <w:pPr>
-        <w:spacing w:after="100"/>
-      </w:pPr>
-      <w:r>
-        <w:rPr>
-          <w:b w:val="false"/>
-          <w:bCs w:val="false"/>
-          <w:i w:val="false"/>
-          <w:iCs w:val="false"/>
-          <w:color w:val="1A1A1A"/>
-          <w:sz w:val="32"/>
-          <w:szCs w:val="32"/>
-          <w:caps w:val="false"/>
-          <w:rFonts w:ascii="Calibri" w:cs="Calibri" w:eastAsia="Calibri" w:hAnsi="Calibri"/>
-        </w:rPr>
-        <w:t xml:space="preserve">Name: ______________________    Class / Period: __________    Date: __________</w:t>
       </w:r>
     </w:p>
     <w:p>
@@ -23976,25 +23957,6 @@
           <w:bCs w:val="false"/>
           <w:i w:val="false"/>
           <w:iCs w:val="false"/>
-          <w:color w:val="1A1A1A"/>
-          <w:sz w:val="32"/>
-          <w:szCs w:val="32"/>
-          <w:caps w:val="false"/>
-          <w:rFonts w:ascii="Calibri" w:cs="Calibri" w:eastAsia="Calibri" w:hAnsi="Calibri"/>
-        </w:rPr>
-        <w:t xml:space="preserve">Name: ______________________    Class / Period: __________    Date: __________</w:t>
-      </w:r>
-    </w:p>
-    <w:p>
-      <w:pPr>
-        <w:spacing w:after="100"/>
-      </w:pPr>
-      <w:r>
-        <w:rPr>
-          <w:b w:val="false"/>
-          <w:bCs w:val="false"/>
-          <w:i w:val="false"/>
-          <w:iCs w:val="false"/>
           <w:color w:val="6B7280"/>
           <w:sz w:val="30"/>
           <w:szCs w:val="30"/>
@@ -39488,25 +39450,6 @@
           <w:rFonts w:ascii="Calibri" w:cs="Calibri" w:eastAsia="Calibri" w:hAnsi="Calibri"/>
         </w:rPr>
         <w:t xml:space="preserve">    ⏱ ~20 min</w:t>
-      </w:r>
-    </w:p>
-    <w:p>
-      <w:pPr>
-        <w:spacing w:after="100"/>
-      </w:pPr>
-      <w:r>
-        <w:rPr>
-          <w:b w:val="false"/>
-          <w:bCs w:val="false"/>
-          <w:i w:val="false"/>
-          <w:iCs w:val="false"/>
-          <w:color w:val="1A1A1A"/>
-          <w:sz w:val="32"/>
-          <w:szCs w:val="32"/>
-          <w:caps w:val="false"/>
-          <w:rFonts w:ascii="Calibri" w:cs="Calibri" w:eastAsia="Calibri" w:hAnsi="Calibri"/>
-        </w:rPr>
-        <w:t xml:space="preserve">Name: ______________________    Class / Period: __________    Date: __________</w:t>
       </w:r>
     </w:p>
     <w:p>

--- a/courses/foundations-constitutional-government/BUILD/unit7/deliverables/Unit7_Student_Workbook_CourseStandard_LargePrint.docx
+++ b/courses/foundations-constitutional-government/BUILD/unit7/deliverables/Unit7_Student_Workbook_CourseStandard_LargePrint.docx
@@ -19304,457 +19304,6 @@
     </w:p>
     <w:p>
       <w:pPr>
-        <w:pStyle w:val="Heading2"/>
-        <w:keepNext/>
-        <w:pageBreakBefore/>
-        <w:spacing w:before="150" w:after="90"/>
-      </w:pPr>
-      <w:r>
-        <w:rPr>
-          <w:b/>
-          <w:bCs/>
-          <w:i w:val="false"/>
-          <w:iCs w:val="false"/>
-          <w:color w:val="1B2A4A"/>
-          <w:sz w:val="42"/>
-          <w:szCs w:val="42"/>
-          <w:caps w:val="false"/>
-          <w:rFonts w:ascii="Calibri" w:cs="Calibri" w:eastAsia="Calibri" w:hAnsi="Calibri"/>
-        </w:rPr>
-        <w:t xml:space="preserve">UDL Access, Choice &amp; Reflection — GC.28</w:t>
-      </w:r>
-    </w:p>
-    <w:tbl>
-      <w:tblPr>
-        <w:tblW w:type="dxa" w:w="9792"/>
-        <w:tblBorders>
-          <w:top w:val="single" w:color="auto" w:sz="4"/>
-          <w:left w:val="single" w:color="auto" w:sz="4"/>
-          <w:bottom w:val="single" w:color="auto" w:sz="4"/>
-          <w:right w:val="single" w:color="auto" w:sz="4"/>
-          <w:insideH w:val="single" w:color="auto" w:sz="4"/>
-          <w:insideV w:val="single" w:color="auto" w:sz="4"/>
-        </w:tblBorders>
-      </w:tblPr>
-      <w:tblGrid>
-        <w:gridCol w:w="9792"/>
-      </w:tblGrid>
-      <w:tr>
-        <w:tc>
-          <w:tcPr>
-            <w:tcW w:type="dxa" w:w="9792"/>
-            <w:tcBorders>
-              <w:top w:val="single" w:color="D9D5C8" w:sz="4"/>
-              <w:left w:val="single" w:color="D9D5C8" w:sz="4"/>
-              <w:bottom w:val="single" w:color="D9D5C8" w:sz="4"/>
-              <w:right w:val="single" w:color="D9D5C8" w:sz="4"/>
-            </w:tcBorders>
-            <w:shd w:fill="F7F5EF" w:color="auto" w:val="clear"/>
-            <w:tcMar>
-              <w:top w:type="dxa" w:w="55"/>
-              <w:left w:type="dxa" w:w="110"/>
-              <w:bottom w:type="dxa" w:w="55"/>
-              <w:right w:type="dxa" w:w="110"/>
-            </w:tcMar>
-          </w:tcPr>
-          <w:p>
-            <w:pPr>
-              <w:spacing w:after="60"/>
-            </w:pPr>
-            <w:r>
-              <w:rPr>
-                <w:b/>
-                <w:bCs/>
-                <w:i w:val="false"/>
-                <w:iCs w:val="false"/>
-                <w:color w:val="1B2A4A"/>
-                <w:sz w:val="32"/>
-                <w:szCs w:val="32"/>
-                <w:caps w:val="false"/>
-                <w:rFonts w:ascii="Calibri" w:cs="Calibri" w:eastAsia="Calibri" w:hAnsi="Calibri"/>
-              </w:rPr>
-              <w:t xml:space="preserve">UDL ACCESS &amp; MTSS SUPPORT (this standard)</w:t>
-            </w:r>
-          </w:p>
-          <w:p>
-            <w:pPr>
-              <w:spacing w:after="40"/>
-            </w:pPr>
-            <w:r>
-              <w:rPr>
-                <w:b w:val="false"/>
-                <w:bCs w:val="false"/>
-                <w:i w:val="false"/>
-                <w:iCs w:val="false"/>
-                <w:color w:val="1A1A1A"/>
-                <w:sz w:val="33"/>
-                <w:szCs w:val="33"/>
-                <w:caps w:val="false"/>
-                <w:rFonts w:ascii="Calibri" w:cs="Calibri" w:eastAsia="Calibri" w:hAnsi="Calibri"/>
-              </w:rPr>
-              <w:t xml:space="preserve">UDL 3.0 (CAST, 2024): read-aloud on request · key terms glossed (EN/ES) · respond in writing, speech, or a labeled diagram · large-print &amp; screen-reader friendly. Same learning target for everyone; supports vary the means, not the ceiling.</w:t>
-            </w:r>
-          </w:p>
-          <w:p>
-            <w:pPr>
-              <w:spacing w:after="40"/>
-            </w:pPr>
-            <w:r>
-              <w:rPr>
-                <w:b w:val="false"/>
-                <w:bCs w:val="false"/>
-                <w:i w:val="false"/>
-                <w:iCs w:val="false"/>
-                <w:color w:val="1A1A1A"/>
-                <w:sz w:val="33"/>
-                <w:szCs w:val="33"/>
-                <w:caps w:val="false"/>
-                <w:rFonts w:ascii="Calibri" w:cs="Calibri" w:eastAsia="Calibri" w:hAnsi="Calibri"/>
-              </w:rPr>
-              <w:t xml:space="preserve">MTSS: Tier 1 — this core lesson for all · Tier 2 — small-group reteach of this standard using its Cornell cues + graphic organizer, then re-check · Tier 3 — intensive 1:1 with concrete→representational→abstract scaffolding, progress-monitored to the same standard.</w:t>
-            </w:r>
-          </w:p>
-        </w:tc>
-      </w:tr>
-    </w:tbl>
-    <w:tbl>
-      <w:tblPr>
-        <w:tblW w:type="dxa" w:w="9792"/>
-        <w:tblBorders>
-          <w:top w:val="single" w:color="auto" w:sz="4"/>
-          <w:left w:val="single" w:color="auto" w:sz="4"/>
-          <w:bottom w:val="single" w:color="auto" w:sz="4"/>
-          <w:right w:val="single" w:color="auto" w:sz="4"/>
-          <w:insideH w:val="single" w:color="auto" w:sz="4"/>
-          <w:insideV w:val="single" w:color="auto" w:sz="4"/>
-        </w:tblBorders>
-      </w:tblPr>
-      <w:tblGrid>
-        <w:gridCol w:w="9792"/>
-      </w:tblGrid>
-      <w:tr>
-        <w:tc>
-          <w:tcPr>
-            <w:tcW w:type="dxa" w:w="9792"/>
-            <w:tcBorders>
-              <w:top w:val="single" w:color="D9D5C8" w:sz="4"/>
-              <w:left w:val="single" w:color="D9D5C8" w:sz="4"/>
-              <w:bottom w:val="single" w:color="D9D5C8" w:sz="4"/>
-              <w:right w:val="single" w:color="D9D5C8" w:sz="4"/>
-            </w:tcBorders>
-            <w:shd w:fill="F7F5EF" w:color="auto" w:val="clear"/>
-            <w:tcMar>
-              <w:top w:type="dxa" w:w="55"/>
-              <w:left w:type="dxa" w:w="110"/>
-              <w:bottom w:type="dxa" w:w="55"/>
-              <w:right w:type="dxa" w:w="110"/>
-            </w:tcMar>
-          </w:tcPr>
-          <w:p>
-            <w:pPr>
-              <w:spacing w:after="60"/>
-            </w:pPr>
-            <w:r>
-              <w:rPr>
-                <w:b/>
-                <w:bCs/>
-                <w:i w:val="false"/>
-                <w:iCs w:val="false"/>
-                <w:color w:val="1B2A4A"/>
-                <w:sz w:val="32"/>
-                <w:szCs w:val="32"/>
-                <w:caps w:val="false"/>
-                <w:rFonts w:ascii="Calibri" w:cs="Calibri" w:eastAsia="Calibri" w:hAnsi="Calibri"/>
-              </w:rPr>
-              <w:t xml:space="preserve">SHOW WHAT YOU KNOW — YOUR WAY (same CER rubric, same standard)</w:t>
-            </w:r>
-          </w:p>
-          <w:p>
-            <w:pPr>
-              <w:spacing w:after="40"/>
-            </w:pPr>
-            <w:r>
-              <w:rPr>
-                <w:b w:val="false"/>
-                <w:bCs w:val="false"/>
-                <w:i w:val="false"/>
-                <w:iCs w:val="false"/>
-                <w:color w:val="1A1A1A"/>
-                <w:sz w:val="33"/>
-                <w:szCs w:val="33"/>
-                <w:caps w:val="false"/>
-                <w:rFonts w:ascii="Calibri" w:cs="Calibri" w:eastAsia="Calibri" w:hAnsi="Calibri"/>
-              </w:rPr>
-              <w:t xml:space="preserve">Build your Claim–Evidence–Reasoning in whichever mode lets you think best — the standard and the CER rubric are identical for every mode; the mode changes how you SHOW it, never what you are held to:</w:t>
-            </w:r>
-          </w:p>
-          <w:p>
-            <w:pPr>
-              <w:spacing w:after="40"/>
-            </w:pPr>
-            <w:r>
-              <w:rPr>
-                <w:b w:val="false"/>
-                <w:bCs w:val="false"/>
-                <w:i w:val="false"/>
-                <w:iCs w:val="false"/>
-                <w:color w:val="1A1A1A"/>
-                <w:sz w:val="33"/>
-                <w:szCs w:val="33"/>
-                <w:caps w:val="false"/>
-                <w:rFonts w:ascii="Calibri" w:cs="Calibri" w:eastAsia="Calibri" w:hAnsi="Calibri"/>
-              </w:rPr>
-              <w:t xml:space="preserve">WRITE it  ·  SAY it aloud and record it (audio or video)  ·  DRAW and label a diagram that makes the argument  ·  BUILD a model or artifact and caption its claim, evidence, and reasoning.</w:t>
-            </w:r>
-          </w:p>
-          <w:p>
-            <w:pPr>
-              <w:spacing w:after="40"/>
-            </w:pPr>
-            <w:r>
-              <w:rPr>
-                <w:b w:val="false"/>
-                <w:bCs w:val="false"/>
-                <w:i w:val="false"/>
-                <w:iCs w:val="false"/>
-                <w:color w:val="1A1A1A"/>
-                <w:sz w:val="33"/>
-                <w:szCs w:val="33"/>
-                <w:caps w:val="false"/>
-                <w:rFonts w:ascii="Calibri" w:cs="Calibri" w:eastAsia="Calibri" w:hAnsi="Calibri"/>
-              </w:rPr>
-              <w:t xml:space="preserve">You may ask for a word processor, speech-to-text, a scribe, or a sentence/argument frame — these change how you produce, not the standard you meet.</w:t>
-            </w:r>
-          </w:p>
-        </w:tc>
-      </w:tr>
-    </w:tbl>
-    <w:tbl>
-      <w:tblPr>
-        <w:tblW w:type="dxa" w:w="9792"/>
-        <w:tblBorders>
-          <w:top w:val="single" w:color="auto" w:sz="4"/>
-          <w:left w:val="single" w:color="auto" w:sz="4"/>
-          <w:bottom w:val="single" w:color="auto" w:sz="4"/>
-          <w:right w:val="single" w:color="auto" w:sz="4"/>
-          <w:insideH w:val="single" w:color="auto" w:sz="4"/>
-          <w:insideV w:val="single" w:color="auto" w:sz="4"/>
-        </w:tblBorders>
-      </w:tblPr>
-      <w:tblGrid>
-        <w:gridCol w:w="9792"/>
-      </w:tblGrid>
-      <w:tr>
-        <w:tc>
-          <w:tcPr>
-            <w:tcW w:type="dxa" w:w="9792"/>
-            <w:tcBorders>
-              <w:top w:val="single" w:color="D9D5C8" w:sz="4"/>
-              <w:left w:val="single" w:color="D9D5C8" w:sz="4"/>
-              <w:bottom w:val="single" w:color="D9D5C8" w:sz="4"/>
-              <w:right w:val="single" w:color="D9D5C8" w:sz="4"/>
-            </w:tcBorders>
-            <w:shd w:fill="F7F5EF" w:color="auto" w:val="clear"/>
-            <w:tcMar>
-              <w:top w:type="dxa" w:w="55"/>
-              <w:left w:type="dxa" w:w="110"/>
-              <w:bottom w:type="dxa" w:w="55"/>
-              <w:right w:type="dxa" w:w="110"/>
-            </w:tcMar>
-          </w:tcPr>
-          <w:p>
-            <w:pPr>
-              <w:spacing w:after="60"/>
-            </w:pPr>
-            <w:r>
-              <w:rPr>
-                <w:b/>
-                <w:bCs/>
-                <w:i w:val="false"/>
-                <w:iCs w:val="false"/>
-                <w:color w:val="1B2A4A"/>
-                <w:sz w:val="32"/>
-                <w:szCs w:val="32"/>
-                <w:caps w:val="false"/>
-                <w:rFonts w:ascii="Calibri" w:cs="Calibri" w:eastAsia="Calibri" w:hAnsi="Calibri"/>
-              </w:rPr>
-              <w:t xml:space="preserve">CHOICE &amp; VOICE — you decide how to go deeper (pick ONE)</w:t>
-            </w:r>
-          </w:p>
-          <w:p>
-            <w:pPr>
-              <w:spacing w:after="40"/>
-            </w:pPr>
-            <w:r>
-              <w:rPr>
-                <w:b w:val="false"/>
-                <w:bCs w:val="false"/>
-                <w:i w:val="false"/>
-                <w:iCs w:val="false"/>
-                <w:color w:val="1A1A1A"/>
-                <w:sz w:val="33"/>
-                <w:szCs w:val="33"/>
-                <w:caps w:val="false"/>
-                <w:rFonts w:ascii="Calibri" w:cs="Calibri" w:eastAsia="Calibri" w:hAnsi="Calibri"/>
-              </w:rPr>
-              <w:t xml:space="preserve">You choose your path to show this standard — every option meets the same target:</w:t>
-            </w:r>
-          </w:p>
-          <w:p>
-            <w:pPr>
-              <w:spacing w:after="40"/>
-            </w:pPr>
-            <w:r>
-              <w:rPr>
-                <w:b w:val="false"/>
-                <w:bCs w:val="false"/>
-                <w:i w:val="false"/>
-                <w:iCs w:val="false"/>
-                <w:color w:val="1A1A1A"/>
-                <w:sz w:val="33"/>
-                <w:szCs w:val="33"/>
-                <w:caps w:val="false"/>
-                <w:rFonts w:ascii="Calibri" w:cs="Calibri" w:eastAsia="Calibri" w:hAnsi="Calibri"/>
-              </w:rPr>
-              <w:t xml:space="preserve">DEFEND a term: pick the vocabulary word that matters most and argue why in 2–3 sentences.  ·  CONNECT it: pick a current event, your community, or your own life and explain how this standard shows up there.  ·  TAKE A SIDE: pick one debatable question and argue your position with evidence.</w:t>
-            </w:r>
-          </w:p>
-          <w:p>
-            <w:pPr>
-              <w:spacing w:after="40"/>
-            </w:pPr>
-            <w:r>
-              <w:rPr>
-                <w:b w:val="false"/>
-                <w:bCs w:val="false"/>
-                <w:i w:val="false"/>
-                <w:iCs w:val="false"/>
-                <w:color w:val="1A1A1A"/>
-                <w:sz w:val="33"/>
-                <w:szCs w:val="33"/>
-                <w:caps w:val="false"/>
-                <w:rFonts w:ascii="Calibri" w:cs="Calibri" w:eastAsia="Calibri" w:hAnsi="Calibri"/>
-              </w:rPr>
-              <w:t xml:space="preserve">Your pick is yours — bring what matters to you into the work.</w:t>
-            </w:r>
-          </w:p>
-        </w:tc>
-      </w:tr>
-    </w:tbl>
-    <w:tbl>
-      <w:tblPr>
-        <w:tblW w:type="dxa" w:w="9792"/>
-        <w:tblBorders>
-          <w:top w:val="single" w:color="auto" w:sz="4"/>
-          <w:left w:val="single" w:color="auto" w:sz="4"/>
-          <w:bottom w:val="single" w:color="auto" w:sz="4"/>
-          <w:right w:val="single" w:color="auto" w:sz="4"/>
-          <w:insideH w:val="single" w:color="auto" w:sz="4"/>
-          <w:insideV w:val="single" w:color="auto" w:sz="4"/>
-        </w:tblBorders>
-      </w:tblPr>
-      <w:tblGrid>
-        <w:gridCol w:w="9792"/>
-      </w:tblGrid>
-      <w:tr>
-        <w:tc>
-          <w:tcPr>
-            <w:tcW w:type="dxa" w:w="9792"/>
-            <w:tcBorders>
-              <w:top w:val="single" w:color="D9D5C8" w:sz="4"/>
-              <w:left w:val="single" w:color="D9D5C8" w:sz="4"/>
-              <w:bottom w:val="single" w:color="D9D5C8" w:sz="4"/>
-              <w:right w:val="single" w:color="D9D5C8" w:sz="4"/>
-            </w:tcBorders>
-            <w:shd w:fill="F7F5EF" w:color="auto" w:val="clear"/>
-            <w:tcMar>
-              <w:top w:type="dxa" w:w="55"/>
-              <w:left w:type="dxa" w:w="110"/>
-              <w:bottom w:type="dxa" w:w="55"/>
-              <w:right w:type="dxa" w:w="110"/>
-            </w:tcMar>
-          </w:tcPr>
-          <w:p>
-            <w:pPr>
-              <w:spacing w:after="60"/>
-            </w:pPr>
-            <w:r>
-              <w:rPr>
-                <w:b/>
-                <w:bCs/>
-                <w:i w:val="false"/>
-                <w:iCs w:val="false"/>
-                <w:color w:val="1B2A4A"/>
-                <w:sz w:val="32"/>
-                <w:szCs w:val="32"/>
-                <w:caps w:val="false"/>
-                <w:rFonts w:ascii="Calibri" w:cs="Calibri" w:eastAsia="Calibri" w:hAnsi="Calibri"/>
-              </w:rPr>
-              <w:t xml:space="preserve">REFLECT &amp; CONNECT — how your thinking grew, and whose view you weighed</w:t>
-            </w:r>
-          </w:p>
-          <w:p>
-            <w:pPr>
-              <w:spacing w:after="40"/>
-            </w:pPr>
-            <w:r>
-              <w:rPr>
-                <w:b w:val="false"/>
-                <w:bCs w:val="false"/>
-                <w:i w:val="false"/>
-                <w:iCs w:val="false"/>
-                <w:color w:val="1A1A1A"/>
-                <w:sz w:val="33"/>
-                <w:szCs w:val="33"/>
-                <w:caps w:val="false"/>
-                <w:rFonts w:ascii="Calibri" w:cs="Calibri" w:eastAsia="Calibri" w:hAnsi="Calibri"/>
-              </w:rPr>
-              <w:t xml:space="preserve">Reflect (self-awareness): What did you believe about this topic BEFORE, and what changed AFTER? Name one thing to revisit.</w:t>
-            </w:r>
-          </w:p>
-          <w:p>
-            <w:pPr>
-              <w:spacing w:after="40"/>
-            </w:pPr>
-            <w:r>
-              <w:rPr>
-                <w:b w:val="false"/>
-                <w:bCs w:val="false"/>
-                <w:i w:val="false"/>
-                <w:iCs w:val="false"/>
-                <w:color w:val="1A1A1A"/>
-                <w:sz w:val="33"/>
-                <w:szCs w:val="33"/>
-                <w:caps w:val="false"/>
-                <w:rFonts w:ascii="Calibri" w:cs="Calibri" w:eastAsia="Calibri" w:hAnsi="Calibri"/>
-              </w:rPr>
-              <w:t xml:space="preserve">Consider another view (empathy): Name one person or group who might see this standard differently than you; state their view fairly in one sentence — even if you disagree.</w:t>
-            </w:r>
-          </w:p>
-          <w:p>
-            <w:pPr>
-              <w:spacing w:after="40"/>
-            </w:pPr>
-            <w:r>
-              <w:rPr>
-                <w:b w:val="false"/>
-                <w:bCs w:val="false"/>
-                <w:i w:val="false"/>
-                <w:iCs w:val="false"/>
-                <w:color w:val="1A1A1A"/>
-                <w:sz w:val="33"/>
-                <w:szCs w:val="33"/>
-                <w:caps w:val="false"/>
-                <w:rFonts w:ascii="Calibri" w:cs="Calibri" w:eastAsia="Calibri" w:hAnsi="Calibri"/>
-              </w:rPr>
-              <w:t xml:space="preserve">Norm (restorative): we critique ideas, not people; we assume good faith; we make room for every voice.</w:t>
-            </w:r>
-          </w:p>
-        </w:tc>
-      </w:tr>
-    </w:tbl>
-    <w:p>
-      <w:pPr>
         <w:pStyle w:val="Heading1"/>
         <w:keepNext/>
         <w:pageBreakBefore/>
@@ -34809,457 +34358,6 @@
     </w:p>
     <w:p>
       <w:pPr>
-        <w:pStyle w:val="Heading2"/>
-        <w:keepNext/>
-        <w:pageBreakBefore/>
-        <w:spacing w:before="150" w:after="90"/>
-      </w:pPr>
-      <w:r>
-        <w:rPr>
-          <w:b/>
-          <w:bCs/>
-          <w:i w:val="false"/>
-          <w:iCs w:val="false"/>
-          <w:color w:val="1B2A4A"/>
-          <w:sz w:val="42"/>
-          <w:szCs w:val="42"/>
-          <w:caps w:val="false"/>
-          <w:rFonts w:ascii="Calibri" w:cs="Calibri" w:eastAsia="Calibri" w:hAnsi="Calibri"/>
-        </w:rPr>
-        <w:t xml:space="preserve">UDL Access, Choice &amp; Reflection — GC.29</w:t>
-      </w:r>
-    </w:p>
-    <w:tbl>
-      <w:tblPr>
-        <w:tblW w:type="dxa" w:w="9792"/>
-        <w:tblBorders>
-          <w:top w:val="single" w:color="auto" w:sz="4"/>
-          <w:left w:val="single" w:color="auto" w:sz="4"/>
-          <w:bottom w:val="single" w:color="auto" w:sz="4"/>
-          <w:right w:val="single" w:color="auto" w:sz="4"/>
-          <w:insideH w:val="single" w:color="auto" w:sz="4"/>
-          <w:insideV w:val="single" w:color="auto" w:sz="4"/>
-        </w:tblBorders>
-      </w:tblPr>
-      <w:tblGrid>
-        <w:gridCol w:w="9792"/>
-      </w:tblGrid>
-      <w:tr>
-        <w:tc>
-          <w:tcPr>
-            <w:tcW w:type="dxa" w:w="9792"/>
-            <w:tcBorders>
-              <w:top w:val="single" w:color="D9D5C8" w:sz="4"/>
-              <w:left w:val="single" w:color="D9D5C8" w:sz="4"/>
-              <w:bottom w:val="single" w:color="D9D5C8" w:sz="4"/>
-              <w:right w:val="single" w:color="D9D5C8" w:sz="4"/>
-            </w:tcBorders>
-            <w:shd w:fill="F7F5EF" w:color="auto" w:val="clear"/>
-            <w:tcMar>
-              <w:top w:type="dxa" w:w="55"/>
-              <w:left w:type="dxa" w:w="110"/>
-              <w:bottom w:type="dxa" w:w="55"/>
-              <w:right w:type="dxa" w:w="110"/>
-            </w:tcMar>
-          </w:tcPr>
-          <w:p>
-            <w:pPr>
-              <w:spacing w:after="60"/>
-            </w:pPr>
-            <w:r>
-              <w:rPr>
-                <w:b/>
-                <w:bCs/>
-                <w:i w:val="false"/>
-                <w:iCs w:val="false"/>
-                <w:color w:val="1B2A4A"/>
-                <w:sz w:val="32"/>
-                <w:szCs w:val="32"/>
-                <w:caps w:val="false"/>
-                <w:rFonts w:ascii="Calibri" w:cs="Calibri" w:eastAsia="Calibri" w:hAnsi="Calibri"/>
-              </w:rPr>
-              <w:t xml:space="preserve">UDL ACCESS &amp; MTSS SUPPORT (this standard)</w:t>
-            </w:r>
-          </w:p>
-          <w:p>
-            <w:pPr>
-              <w:spacing w:after="40"/>
-            </w:pPr>
-            <w:r>
-              <w:rPr>
-                <w:b w:val="false"/>
-                <w:bCs w:val="false"/>
-                <w:i w:val="false"/>
-                <w:iCs w:val="false"/>
-                <w:color w:val="1A1A1A"/>
-                <w:sz w:val="33"/>
-                <w:szCs w:val="33"/>
-                <w:caps w:val="false"/>
-                <w:rFonts w:ascii="Calibri" w:cs="Calibri" w:eastAsia="Calibri" w:hAnsi="Calibri"/>
-              </w:rPr>
-              <w:t xml:space="preserve">UDL 3.0 (CAST, 2024): read-aloud on request · key terms glossed (EN/ES) · respond in writing, speech, or a labeled diagram · large-print &amp; screen-reader friendly. Same learning target for everyone; supports vary the means, not the ceiling.</w:t>
-            </w:r>
-          </w:p>
-          <w:p>
-            <w:pPr>
-              <w:spacing w:after="40"/>
-            </w:pPr>
-            <w:r>
-              <w:rPr>
-                <w:b w:val="false"/>
-                <w:bCs w:val="false"/>
-                <w:i w:val="false"/>
-                <w:iCs w:val="false"/>
-                <w:color w:val="1A1A1A"/>
-                <w:sz w:val="33"/>
-                <w:szCs w:val="33"/>
-                <w:caps w:val="false"/>
-                <w:rFonts w:ascii="Calibri" w:cs="Calibri" w:eastAsia="Calibri" w:hAnsi="Calibri"/>
-              </w:rPr>
-              <w:t xml:space="preserve">MTSS: Tier 1 — this core lesson for all · Tier 2 — small-group reteach of this standard using its Cornell cues + graphic organizer, then re-check · Tier 3 — intensive 1:1 with concrete→representational→abstract scaffolding, progress-monitored to the same standard.</w:t>
-            </w:r>
-          </w:p>
-        </w:tc>
-      </w:tr>
-    </w:tbl>
-    <w:tbl>
-      <w:tblPr>
-        <w:tblW w:type="dxa" w:w="9792"/>
-        <w:tblBorders>
-          <w:top w:val="single" w:color="auto" w:sz="4"/>
-          <w:left w:val="single" w:color="auto" w:sz="4"/>
-          <w:bottom w:val="single" w:color="auto" w:sz="4"/>
-          <w:right w:val="single" w:color="auto" w:sz="4"/>
-          <w:insideH w:val="single" w:color="auto" w:sz="4"/>
-          <w:insideV w:val="single" w:color="auto" w:sz="4"/>
-        </w:tblBorders>
-      </w:tblPr>
-      <w:tblGrid>
-        <w:gridCol w:w="9792"/>
-      </w:tblGrid>
-      <w:tr>
-        <w:tc>
-          <w:tcPr>
-            <w:tcW w:type="dxa" w:w="9792"/>
-            <w:tcBorders>
-              <w:top w:val="single" w:color="D9D5C8" w:sz="4"/>
-              <w:left w:val="single" w:color="D9D5C8" w:sz="4"/>
-              <w:bottom w:val="single" w:color="D9D5C8" w:sz="4"/>
-              <w:right w:val="single" w:color="D9D5C8" w:sz="4"/>
-            </w:tcBorders>
-            <w:shd w:fill="F7F5EF" w:color="auto" w:val="clear"/>
-            <w:tcMar>
-              <w:top w:type="dxa" w:w="55"/>
-              <w:left w:type="dxa" w:w="110"/>
-              <w:bottom w:type="dxa" w:w="55"/>
-              <w:right w:type="dxa" w:w="110"/>
-            </w:tcMar>
-          </w:tcPr>
-          <w:p>
-            <w:pPr>
-              <w:spacing w:after="60"/>
-            </w:pPr>
-            <w:r>
-              <w:rPr>
-                <w:b/>
-                <w:bCs/>
-                <w:i w:val="false"/>
-                <w:iCs w:val="false"/>
-                <w:color w:val="1B2A4A"/>
-                <w:sz w:val="32"/>
-                <w:szCs w:val="32"/>
-                <w:caps w:val="false"/>
-                <w:rFonts w:ascii="Calibri" w:cs="Calibri" w:eastAsia="Calibri" w:hAnsi="Calibri"/>
-              </w:rPr>
-              <w:t xml:space="preserve">SHOW WHAT YOU KNOW — YOUR WAY (same CER rubric, same standard)</w:t>
-            </w:r>
-          </w:p>
-          <w:p>
-            <w:pPr>
-              <w:spacing w:after="40"/>
-            </w:pPr>
-            <w:r>
-              <w:rPr>
-                <w:b w:val="false"/>
-                <w:bCs w:val="false"/>
-                <w:i w:val="false"/>
-                <w:iCs w:val="false"/>
-                <w:color w:val="1A1A1A"/>
-                <w:sz w:val="33"/>
-                <w:szCs w:val="33"/>
-                <w:caps w:val="false"/>
-                <w:rFonts w:ascii="Calibri" w:cs="Calibri" w:eastAsia="Calibri" w:hAnsi="Calibri"/>
-              </w:rPr>
-              <w:t xml:space="preserve">Build your Claim–Evidence–Reasoning in whichever mode lets you think best — the standard and the CER rubric are identical for every mode; the mode changes how you SHOW it, never what you are held to:</w:t>
-            </w:r>
-          </w:p>
-          <w:p>
-            <w:pPr>
-              <w:spacing w:after="40"/>
-            </w:pPr>
-            <w:r>
-              <w:rPr>
-                <w:b w:val="false"/>
-                <w:bCs w:val="false"/>
-                <w:i w:val="false"/>
-                <w:iCs w:val="false"/>
-                <w:color w:val="1A1A1A"/>
-                <w:sz w:val="33"/>
-                <w:szCs w:val="33"/>
-                <w:caps w:val="false"/>
-                <w:rFonts w:ascii="Calibri" w:cs="Calibri" w:eastAsia="Calibri" w:hAnsi="Calibri"/>
-              </w:rPr>
-              <w:t xml:space="preserve">WRITE it  ·  SAY it aloud and record it (audio or video)  ·  DRAW and label a diagram that makes the argument  ·  BUILD a model or artifact and caption its claim, evidence, and reasoning.</w:t>
-            </w:r>
-          </w:p>
-          <w:p>
-            <w:pPr>
-              <w:spacing w:after="40"/>
-            </w:pPr>
-            <w:r>
-              <w:rPr>
-                <w:b w:val="false"/>
-                <w:bCs w:val="false"/>
-                <w:i w:val="false"/>
-                <w:iCs w:val="false"/>
-                <w:color w:val="1A1A1A"/>
-                <w:sz w:val="33"/>
-                <w:szCs w:val="33"/>
-                <w:caps w:val="false"/>
-                <w:rFonts w:ascii="Calibri" w:cs="Calibri" w:eastAsia="Calibri" w:hAnsi="Calibri"/>
-              </w:rPr>
-              <w:t xml:space="preserve">You may ask for a word processor, speech-to-text, a scribe, or a sentence/argument frame — these change how you produce, not the standard you meet.</w:t>
-            </w:r>
-          </w:p>
-        </w:tc>
-      </w:tr>
-    </w:tbl>
-    <w:tbl>
-      <w:tblPr>
-        <w:tblW w:type="dxa" w:w="9792"/>
-        <w:tblBorders>
-          <w:top w:val="single" w:color="auto" w:sz="4"/>
-          <w:left w:val="single" w:color="auto" w:sz="4"/>
-          <w:bottom w:val="single" w:color="auto" w:sz="4"/>
-          <w:right w:val="single" w:color="auto" w:sz="4"/>
-          <w:insideH w:val="single" w:color="auto" w:sz="4"/>
-          <w:insideV w:val="single" w:color="auto" w:sz="4"/>
-        </w:tblBorders>
-      </w:tblPr>
-      <w:tblGrid>
-        <w:gridCol w:w="9792"/>
-      </w:tblGrid>
-      <w:tr>
-        <w:tc>
-          <w:tcPr>
-            <w:tcW w:type="dxa" w:w="9792"/>
-            <w:tcBorders>
-              <w:top w:val="single" w:color="D9D5C8" w:sz="4"/>
-              <w:left w:val="single" w:color="D9D5C8" w:sz="4"/>
-              <w:bottom w:val="single" w:color="D9D5C8" w:sz="4"/>
-              <w:right w:val="single" w:color="D9D5C8" w:sz="4"/>
-            </w:tcBorders>
-            <w:shd w:fill="F7F5EF" w:color="auto" w:val="clear"/>
-            <w:tcMar>
-              <w:top w:type="dxa" w:w="55"/>
-              <w:left w:type="dxa" w:w="110"/>
-              <w:bottom w:type="dxa" w:w="55"/>
-              <w:right w:type="dxa" w:w="110"/>
-            </w:tcMar>
-          </w:tcPr>
-          <w:p>
-            <w:pPr>
-              <w:spacing w:after="60"/>
-            </w:pPr>
-            <w:r>
-              <w:rPr>
-                <w:b/>
-                <w:bCs/>
-                <w:i w:val="false"/>
-                <w:iCs w:val="false"/>
-                <w:color w:val="1B2A4A"/>
-                <w:sz w:val="32"/>
-                <w:szCs w:val="32"/>
-                <w:caps w:val="false"/>
-                <w:rFonts w:ascii="Calibri" w:cs="Calibri" w:eastAsia="Calibri" w:hAnsi="Calibri"/>
-              </w:rPr>
-              <w:t xml:space="preserve">CHOICE &amp; VOICE — you decide how to go deeper (pick ONE)</w:t>
-            </w:r>
-          </w:p>
-          <w:p>
-            <w:pPr>
-              <w:spacing w:after="40"/>
-            </w:pPr>
-            <w:r>
-              <w:rPr>
-                <w:b w:val="false"/>
-                <w:bCs w:val="false"/>
-                <w:i w:val="false"/>
-                <w:iCs w:val="false"/>
-                <w:color w:val="1A1A1A"/>
-                <w:sz w:val="33"/>
-                <w:szCs w:val="33"/>
-                <w:caps w:val="false"/>
-                <w:rFonts w:ascii="Calibri" w:cs="Calibri" w:eastAsia="Calibri" w:hAnsi="Calibri"/>
-              </w:rPr>
-              <w:t xml:space="preserve">You choose your path to show this standard — every option meets the same target:</w:t>
-            </w:r>
-          </w:p>
-          <w:p>
-            <w:pPr>
-              <w:spacing w:after="40"/>
-            </w:pPr>
-            <w:r>
-              <w:rPr>
-                <w:b w:val="false"/>
-                <w:bCs w:val="false"/>
-                <w:i w:val="false"/>
-                <w:iCs w:val="false"/>
-                <w:color w:val="1A1A1A"/>
-                <w:sz w:val="33"/>
-                <w:szCs w:val="33"/>
-                <w:caps w:val="false"/>
-                <w:rFonts w:ascii="Calibri" w:cs="Calibri" w:eastAsia="Calibri" w:hAnsi="Calibri"/>
-              </w:rPr>
-              <w:t xml:space="preserve">DEFEND a term: pick the vocabulary word that matters most and argue why in 2–3 sentences.  ·  CONNECT it: pick a current event, your community, or your own life and explain how this standard shows up there.  ·  TAKE A SIDE: pick one debatable question and argue your position with evidence.</w:t>
-            </w:r>
-          </w:p>
-          <w:p>
-            <w:pPr>
-              <w:spacing w:after="40"/>
-            </w:pPr>
-            <w:r>
-              <w:rPr>
-                <w:b w:val="false"/>
-                <w:bCs w:val="false"/>
-                <w:i w:val="false"/>
-                <w:iCs w:val="false"/>
-                <w:color w:val="1A1A1A"/>
-                <w:sz w:val="33"/>
-                <w:szCs w:val="33"/>
-                <w:caps w:val="false"/>
-                <w:rFonts w:ascii="Calibri" w:cs="Calibri" w:eastAsia="Calibri" w:hAnsi="Calibri"/>
-              </w:rPr>
-              <w:t xml:space="preserve">Your pick is yours — bring what matters to you into the work.</w:t>
-            </w:r>
-          </w:p>
-        </w:tc>
-      </w:tr>
-    </w:tbl>
-    <w:tbl>
-      <w:tblPr>
-        <w:tblW w:type="dxa" w:w="9792"/>
-        <w:tblBorders>
-          <w:top w:val="single" w:color="auto" w:sz="4"/>
-          <w:left w:val="single" w:color="auto" w:sz="4"/>
-          <w:bottom w:val="single" w:color="auto" w:sz="4"/>
-          <w:right w:val="single" w:color="auto" w:sz="4"/>
-          <w:insideH w:val="single" w:color="auto" w:sz="4"/>
-          <w:insideV w:val="single" w:color="auto" w:sz="4"/>
-        </w:tblBorders>
-      </w:tblPr>
-      <w:tblGrid>
-        <w:gridCol w:w="9792"/>
-      </w:tblGrid>
-      <w:tr>
-        <w:tc>
-          <w:tcPr>
-            <w:tcW w:type="dxa" w:w="9792"/>
-            <w:tcBorders>
-              <w:top w:val="single" w:color="D9D5C8" w:sz="4"/>
-              <w:left w:val="single" w:color="D9D5C8" w:sz="4"/>
-              <w:bottom w:val="single" w:color="D9D5C8" w:sz="4"/>
-              <w:right w:val="single" w:color="D9D5C8" w:sz="4"/>
-            </w:tcBorders>
-            <w:shd w:fill="F7F5EF" w:color="auto" w:val="clear"/>
-            <w:tcMar>
-              <w:top w:type="dxa" w:w="55"/>
-              <w:left w:type="dxa" w:w="110"/>
-              <w:bottom w:type="dxa" w:w="55"/>
-              <w:right w:type="dxa" w:w="110"/>
-            </w:tcMar>
-          </w:tcPr>
-          <w:p>
-            <w:pPr>
-              <w:spacing w:after="60"/>
-            </w:pPr>
-            <w:r>
-              <w:rPr>
-                <w:b/>
-                <w:bCs/>
-                <w:i w:val="false"/>
-                <w:iCs w:val="false"/>
-                <w:color w:val="1B2A4A"/>
-                <w:sz w:val="32"/>
-                <w:szCs w:val="32"/>
-                <w:caps w:val="false"/>
-                <w:rFonts w:ascii="Calibri" w:cs="Calibri" w:eastAsia="Calibri" w:hAnsi="Calibri"/>
-              </w:rPr>
-              <w:t xml:space="preserve">REFLECT &amp; CONNECT — how your thinking grew, and whose view you weighed</w:t>
-            </w:r>
-          </w:p>
-          <w:p>
-            <w:pPr>
-              <w:spacing w:after="40"/>
-            </w:pPr>
-            <w:r>
-              <w:rPr>
-                <w:b w:val="false"/>
-                <w:bCs w:val="false"/>
-                <w:i w:val="false"/>
-                <w:iCs w:val="false"/>
-                <w:color w:val="1A1A1A"/>
-                <w:sz w:val="33"/>
-                <w:szCs w:val="33"/>
-                <w:caps w:val="false"/>
-                <w:rFonts w:ascii="Calibri" w:cs="Calibri" w:eastAsia="Calibri" w:hAnsi="Calibri"/>
-              </w:rPr>
-              <w:t xml:space="preserve">Reflect (self-awareness): What did you believe about this topic BEFORE, and what changed AFTER? Name one thing to revisit.</w:t>
-            </w:r>
-          </w:p>
-          <w:p>
-            <w:pPr>
-              <w:spacing w:after="40"/>
-            </w:pPr>
-            <w:r>
-              <w:rPr>
-                <w:b w:val="false"/>
-                <w:bCs w:val="false"/>
-                <w:i w:val="false"/>
-                <w:iCs w:val="false"/>
-                <w:color w:val="1A1A1A"/>
-                <w:sz w:val="33"/>
-                <w:szCs w:val="33"/>
-                <w:caps w:val="false"/>
-                <w:rFonts w:ascii="Calibri" w:cs="Calibri" w:eastAsia="Calibri" w:hAnsi="Calibri"/>
-              </w:rPr>
-              <w:t xml:space="preserve">Consider another view (empathy): Name one person or group who might see this standard differently than you; state their view fairly in one sentence — even if you disagree.</w:t>
-            </w:r>
-          </w:p>
-          <w:p>
-            <w:pPr>
-              <w:spacing w:after="40"/>
-            </w:pPr>
-            <w:r>
-              <w:rPr>
-                <w:b w:val="false"/>
-                <w:bCs w:val="false"/>
-                <w:i w:val="false"/>
-                <w:iCs w:val="false"/>
-                <w:color w:val="1A1A1A"/>
-                <w:sz w:val="33"/>
-                <w:szCs w:val="33"/>
-                <w:caps w:val="false"/>
-                <w:rFonts w:ascii="Calibri" w:cs="Calibri" w:eastAsia="Calibri" w:hAnsi="Calibri"/>
-              </w:rPr>
-              <w:t xml:space="preserve">Norm (restorative): we critique ideas, not people; we assume good faith; we make room for every voice.</w:t>
-            </w:r>
-          </w:p>
-        </w:tc>
-      </w:tr>
-    </w:tbl>
-    <w:p>
-      <w:pPr>
         <w:pStyle w:val="Heading1"/>
         <w:keepNext/>
         <w:pageBreakBefore/>
@@ -50312,457 +49410,6 @@
         <w:t xml:space="preserve"> </w:t>
       </w:r>
     </w:p>
-    <w:p>
-      <w:pPr>
-        <w:pStyle w:val="Heading2"/>
-        <w:keepNext/>
-        <w:pageBreakBefore/>
-        <w:spacing w:before="150" w:after="90"/>
-      </w:pPr>
-      <w:r>
-        <w:rPr>
-          <w:b/>
-          <w:bCs/>
-          <w:i w:val="false"/>
-          <w:iCs w:val="false"/>
-          <w:color w:val="1B2A4A"/>
-          <w:sz w:val="42"/>
-          <w:szCs w:val="42"/>
-          <w:caps w:val="false"/>
-          <w:rFonts w:ascii="Calibri" w:cs="Calibri" w:eastAsia="Calibri" w:hAnsi="Calibri"/>
-        </w:rPr>
-        <w:t xml:space="preserve">UDL Access, Choice &amp; Reflection — GC.30</w:t>
-      </w:r>
-    </w:p>
-    <w:tbl>
-      <w:tblPr>
-        <w:tblW w:type="dxa" w:w="9792"/>
-        <w:tblBorders>
-          <w:top w:val="single" w:color="auto" w:sz="4"/>
-          <w:left w:val="single" w:color="auto" w:sz="4"/>
-          <w:bottom w:val="single" w:color="auto" w:sz="4"/>
-          <w:right w:val="single" w:color="auto" w:sz="4"/>
-          <w:insideH w:val="single" w:color="auto" w:sz="4"/>
-          <w:insideV w:val="single" w:color="auto" w:sz="4"/>
-        </w:tblBorders>
-      </w:tblPr>
-      <w:tblGrid>
-        <w:gridCol w:w="9792"/>
-      </w:tblGrid>
-      <w:tr>
-        <w:tc>
-          <w:tcPr>
-            <w:tcW w:type="dxa" w:w="9792"/>
-            <w:tcBorders>
-              <w:top w:val="single" w:color="D9D5C8" w:sz="4"/>
-              <w:left w:val="single" w:color="D9D5C8" w:sz="4"/>
-              <w:bottom w:val="single" w:color="D9D5C8" w:sz="4"/>
-              <w:right w:val="single" w:color="D9D5C8" w:sz="4"/>
-            </w:tcBorders>
-            <w:shd w:fill="F7F5EF" w:color="auto" w:val="clear"/>
-            <w:tcMar>
-              <w:top w:type="dxa" w:w="55"/>
-              <w:left w:type="dxa" w:w="110"/>
-              <w:bottom w:type="dxa" w:w="55"/>
-              <w:right w:type="dxa" w:w="110"/>
-            </w:tcMar>
-          </w:tcPr>
-          <w:p>
-            <w:pPr>
-              <w:spacing w:after="60"/>
-            </w:pPr>
-            <w:r>
-              <w:rPr>
-                <w:b/>
-                <w:bCs/>
-                <w:i w:val="false"/>
-                <w:iCs w:val="false"/>
-                <w:color w:val="1B2A4A"/>
-                <w:sz w:val="32"/>
-                <w:szCs w:val="32"/>
-                <w:caps w:val="false"/>
-                <w:rFonts w:ascii="Calibri" w:cs="Calibri" w:eastAsia="Calibri" w:hAnsi="Calibri"/>
-              </w:rPr>
-              <w:t xml:space="preserve">UDL ACCESS &amp; MTSS SUPPORT (this standard)</w:t>
-            </w:r>
-          </w:p>
-          <w:p>
-            <w:pPr>
-              <w:spacing w:after="40"/>
-            </w:pPr>
-            <w:r>
-              <w:rPr>
-                <w:b w:val="false"/>
-                <w:bCs w:val="false"/>
-                <w:i w:val="false"/>
-                <w:iCs w:val="false"/>
-                <w:color w:val="1A1A1A"/>
-                <w:sz w:val="33"/>
-                <w:szCs w:val="33"/>
-                <w:caps w:val="false"/>
-                <w:rFonts w:ascii="Calibri" w:cs="Calibri" w:eastAsia="Calibri" w:hAnsi="Calibri"/>
-              </w:rPr>
-              <w:t xml:space="preserve">UDL 3.0 (CAST, 2024): read-aloud on request · key terms glossed (EN/ES) · respond in writing, speech, or a labeled diagram · large-print &amp; screen-reader friendly. Same learning target for everyone; supports vary the means, not the ceiling.</w:t>
-            </w:r>
-          </w:p>
-          <w:p>
-            <w:pPr>
-              <w:spacing w:after="40"/>
-            </w:pPr>
-            <w:r>
-              <w:rPr>
-                <w:b w:val="false"/>
-                <w:bCs w:val="false"/>
-                <w:i w:val="false"/>
-                <w:iCs w:val="false"/>
-                <w:color w:val="1A1A1A"/>
-                <w:sz w:val="33"/>
-                <w:szCs w:val="33"/>
-                <w:caps w:val="false"/>
-                <w:rFonts w:ascii="Calibri" w:cs="Calibri" w:eastAsia="Calibri" w:hAnsi="Calibri"/>
-              </w:rPr>
-              <w:t xml:space="preserve">MTSS: Tier 1 — this core lesson for all · Tier 2 — small-group reteach of this standard using its Cornell cues + graphic organizer, then re-check · Tier 3 — intensive 1:1 with concrete→representational→abstract scaffolding, progress-monitored to the same standard.</w:t>
-            </w:r>
-          </w:p>
-        </w:tc>
-      </w:tr>
-    </w:tbl>
-    <w:tbl>
-      <w:tblPr>
-        <w:tblW w:type="dxa" w:w="9792"/>
-        <w:tblBorders>
-          <w:top w:val="single" w:color="auto" w:sz="4"/>
-          <w:left w:val="single" w:color="auto" w:sz="4"/>
-          <w:bottom w:val="single" w:color="auto" w:sz="4"/>
-          <w:right w:val="single" w:color="auto" w:sz="4"/>
-          <w:insideH w:val="single" w:color="auto" w:sz="4"/>
-          <w:insideV w:val="single" w:color="auto" w:sz="4"/>
-        </w:tblBorders>
-      </w:tblPr>
-      <w:tblGrid>
-        <w:gridCol w:w="9792"/>
-      </w:tblGrid>
-      <w:tr>
-        <w:tc>
-          <w:tcPr>
-            <w:tcW w:type="dxa" w:w="9792"/>
-            <w:tcBorders>
-              <w:top w:val="single" w:color="D9D5C8" w:sz="4"/>
-              <w:left w:val="single" w:color="D9D5C8" w:sz="4"/>
-              <w:bottom w:val="single" w:color="D9D5C8" w:sz="4"/>
-              <w:right w:val="single" w:color="D9D5C8" w:sz="4"/>
-            </w:tcBorders>
-            <w:shd w:fill="F7F5EF" w:color="auto" w:val="clear"/>
-            <w:tcMar>
-              <w:top w:type="dxa" w:w="55"/>
-              <w:left w:type="dxa" w:w="110"/>
-              <w:bottom w:type="dxa" w:w="55"/>
-              <w:right w:type="dxa" w:w="110"/>
-            </w:tcMar>
-          </w:tcPr>
-          <w:p>
-            <w:pPr>
-              <w:spacing w:after="60"/>
-            </w:pPr>
-            <w:r>
-              <w:rPr>
-                <w:b/>
-                <w:bCs/>
-                <w:i w:val="false"/>
-                <w:iCs w:val="false"/>
-                <w:color w:val="1B2A4A"/>
-                <w:sz w:val="32"/>
-                <w:szCs w:val="32"/>
-                <w:caps w:val="false"/>
-                <w:rFonts w:ascii="Calibri" w:cs="Calibri" w:eastAsia="Calibri" w:hAnsi="Calibri"/>
-              </w:rPr>
-              <w:t xml:space="preserve">SHOW WHAT YOU KNOW — YOUR WAY (same CER rubric, same standard)</w:t>
-            </w:r>
-          </w:p>
-          <w:p>
-            <w:pPr>
-              <w:spacing w:after="40"/>
-            </w:pPr>
-            <w:r>
-              <w:rPr>
-                <w:b w:val="false"/>
-                <w:bCs w:val="false"/>
-                <w:i w:val="false"/>
-                <w:iCs w:val="false"/>
-                <w:color w:val="1A1A1A"/>
-                <w:sz w:val="33"/>
-                <w:szCs w:val="33"/>
-                <w:caps w:val="false"/>
-                <w:rFonts w:ascii="Calibri" w:cs="Calibri" w:eastAsia="Calibri" w:hAnsi="Calibri"/>
-              </w:rPr>
-              <w:t xml:space="preserve">Build your Claim–Evidence–Reasoning in whichever mode lets you think best — the standard and the CER rubric are identical for every mode; the mode changes how you SHOW it, never what you are held to:</w:t>
-            </w:r>
-          </w:p>
-          <w:p>
-            <w:pPr>
-              <w:spacing w:after="40"/>
-            </w:pPr>
-            <w:r>
-              <w:rPr>
-                <w:b w:val="false"/>
-                <w:bCs w:val="false"/>
-                <w:i w:val="false"/>
-                <w:iCs w:val="false"/>
-                <w:color w:val="1A1A1A"/>
-                <w:sz w:val="33"/>
-                <w:szCs w:val="33"/>
-                <w:caps w:val="false"/>
-                <w:rFonts w:ascii="Calibri" w:cs="Calibri" w:eastAsia="Calibri" w:hAnsi="Calibri"/>
-              </w:rPr>
-              <w:t xml:space="preserve">WRITE it  ·  SAY it aloud and record it (audio or video)  ·  DRAW and label a diagram that makes the argument  ·  BUILD a model or artifact and caption its claim, evidence, and reasoning.</w:t>
-            </w:r>
-          </w:p>
-          <w:p>
-            <w:pPr>
-              <w:spacing w:after="40"/>
-            </w:pPr>
-            <w:r>
-              <w:rPr>
-                <w:b w:val="false"/>
-                <w:bCs w:val="false"/>
-                <w:i w:val="false"/>
-                <w:iCs w:val="false"/>
-                <w:color w:val="1A1A1A"/>
-                <w:sz w:val="33"/>
-                <w:szCs w:val="33"/>
-                <w:caps w:val="false"/>
-                <w:rFonts w:ascii="Calibri" w:cs="Calibri" w:eastAsia="Calibri" w:hAnsi="Calibri"/>
-              </w:rPr>
-              <w:t xml:space="preserve">You may ask for a word processor, speech-to-text, a scribe, or a sentence/argument frame — these change how you produce, not the standard you meet.</w:t>
-            </w:r>
-          </w:p>
-        </w:tc>
-      </w:tr>
-    </w:tbl>
-    <w:tbl>
-      <w:tblPr>
-        <w:tblW w:type="dxa" w:w="9792"/>
-        <w:tblBorders>
-          <w:top w:val="single" w:color="auto" w:sz="4"/>
-          <w:left w:val="single" w:color="auto" w:sz="4"/>
-          <w:bottom w:val="single" w:color="auto" w:sz="4"/>
-          <w:right w:val="single" w:color="auto" w:sz="4"/>
-          <w:insideH w:val="single" w:color="auto" w:sz="4"/>
-          <w:insideV w:val="single" w:color="auto" w:sz="4"/>
-        </w:tblBorders>
-      </w:tblPr>
-      <w:tblGrid>
-        <w:gridCol w:w="9792"/>
-      </w:tblGrid>
-      <w:tr>
-        <w:tc>
-          <w:tcPr>
-            <w:tcW w:type="dxa" w:w="9792"/>
-            <w:tcBorders>
-              <w:top w:val="single" w:color="D9D5C8" w:sz="4"/>
-              <w:left w:val="single" w:color="D9D5C8" w:sz="4"/>
-              <w:bottom w:val="single" w:color="D9D5C8" w:sz="4"/>
-              <w:right w:val="single" w:color="D9D5C8" w:sz="4"/>
-            </w:tcBorders>
-            <w:shd w:fill="F7F5EF" w:color="auto" w:val="clear"/>
-            <w:tcMar>
-              <w:top w:type="dxa" w:w="55"/>
-              <w:left w:type="dxa" w:w="110"/>
-              <w:bottom w:type="dxa" w:w="55"/>
-              <w:right w:type="dxa" w:w="110"/>
-            </w:tcMar>
-          </w:tcPr>
-          <w:p>
-            <w:pPr>
-              <w:spacing w:after="60"/>
-            </w:pPr>
-            <w:r>
-              <w:rPr>
-                <w:b/>
-                <w:bCs/>
-                <w:i w:val="false"/>
-                <w:iCs w:val="false"/>
-                <w:color w:val="1B2A4A"/>
-                <w:sz w:val="32"/>
-                <w:szCs w:val="32"/>
-                <w:caps w:val="false"/>
-                <w:rFonts w:ascii="Calibri" w:cs="Calibri" w:eastAsia="Calibri" w:hAnsi="Calibri"/>
-              </w:rPr>
-              <w:t xml:space="preserve">CHOICE &amp; VOICE — you decide how to go deeper (pick ONE)</w:t>
-            </w:r>
-          </w:p>
-          <w:p>
-            <w:pPr>
-              <w:spacing w:after="40"/>
-            </w:pPr>
-            <w:r>
-              <w:rPr>
-                <w:b w:val="false"/>
-                <w:bCs w:val="false"/>
-                <w:i w:val="false"/>
-                <w:iCs w:val="false"/>
-                <w:color w:val="1A1A1A"/>
-                <w:sz w:val="33"/>
-                <w:szCs w:val="33"/>
-                <w:caps w:val="false"/>
-                <w:rFonts w:ascii="Calibri" w:cs="Calibri" w:eastAsia="Calibri" w:hAnsi="Calibri"/>
-              </w:rPr>
-              <w:t xml:space="preserve">You choose your path to show this standard — every option meets the same target:</w:t>
-            </w:r>
-          </w:p>
-          <w:p>
-            <w:pPr>
-              <w:spacing w:after="40"/>
-            </w:pPr>
-            <w:r>
-              <w:rPr>
-                <w:b w:val="false"/>
-                <w:bCs w:val="false"/>
-                <w:i w:val="false"/>
-                <w:iCs w:val="false"/>
-                <w:color w:val="1A1A1A"/>
-                <w:sz w:val="33"/>
-                <w:szCs w:val="33"/>
-                <w:caps w:val="false"/>
-                <w:rFonts w:ascii="Calibri" w:cs="Calibri" w:eastAsia="Calibri" w:hAnsi="Calibri"/>
-              </w:rPr>
-              <w:t xml:space="preserve">DEFEND a term: pick the vocabulary word that matters most and argue why in 2–3 sentences.  ·  CONNECT it: pick a current event, your community, or your own life and explain how this standard shows up there.  ·  TAKE A SIDE: pick one debatable question and argue your position with evidence.</w:t>
-            </w:r>
-          </w:p>
-          <w:p>
-            <w:pPr>
-              <w:spacing w:after="40"/>
-            </w:pPr>
-            <w:r>
-              <w:rPr>
-                <w:b w:val="false"/>
-                <w:bCs w:val="false"/>
-                <w:i w:val="false"/>
-                <w:iCs w:val="false"/>
-                <w:color w:val="1A1A1A"/>
-                <w:sz w:val="33"/>
-                <w:szCs w:val="33"/>
-                <w:caps w:val="false"/>
-                <w:rFonts w:ascii="Calibri" w:cs="Calibri" w:eastAsia="Calibri" w:hAnsi="Calibri"/>
-              </w:rPr>
-              <w:t xml:space="preserve">Your pick is yours — bring what matters to you into the work.</w:t>
-            </w:r>
-          </w:p>
-        </w:tc>
-      </w:tr>
-    </w:tbl>
-    <w:tbl>
-      <w:tblPr>
-        <w:tblW w:type="dxa" w:w="9792"/>
-        <w:tblBorders>
-          <w:top w:val="single" w:color="auto" w:sz="4"/>
-          <w:left w:val="single" w:color="auto" w:sz="4"/>
-          <w:bottom w:val="single" w:color="auto" w:sz="4"/>
-          <w:right w:val="single" w:color="auto" w:sz="4"/>
-          <w:insideH w:val="single" w:color="auto" w:sz="4"/>
-          <w:insideV w:val="single" w:color="auto" w:sz="4"/>
-        </w:tblBorders>
-      </w:tblPr>
-      <w:tblGrid>
-        <w:gridCol w:w="9792"/>
-      </w:tblGrid>
-      <w:tr>
-        <w:tc>
-          <w:tcPr>
-            <w:tcW w:type="dxa" w:w="9792"/>
-            <w:tcBorders>
-              <w:top w:val="single" w:color="D9D5C8" w:sz="4"/>
-              <w:left w:val="single" w:color="D9D5C8" w:sz="4"/>
-              <w:bottom w:val="single" w:color="D9D5C8" w:sz="4"/>
-              <w:right w:val="single" w:color="D9D5C8" w:sz="4"/>
-            </w:tcBorders>
-            <w:shd w:fill="F7F5EF" w:color="auto" w:val="clear"/>
-            <w:tcMar>
-              <w:top w:type="dxa" w:w="55"/>
-              <w:left w:type="dxa" w:w="110"/>
-              <w:bottom w:type="dxa" w:w="55"/>
-              <w:right w:type="dxa" w:w="110"/>
-            </w:tcMar>
-          </w:tcPr>
-          <w:p>
-            <w:pPr>
-              <w:spacing w:after="60"/>
-            </w:pPr>
-            <w:r>
-              <w:rPr>
-                <w:b/>
-                <w:bCs/>
-                <w:i w:val="false"/>
-                <w:iCs w:val="false"/>
-                <w:color w:val="1B2A4A"/>
-                <w:sz w:val="32"/>
-                <w:szCs w:val="32"/>
-                <w:caps w:val="false"/>
-                <w:rFonts w:ascii="Calibri" w:cs="Calibri" w:eastAsia="Calibri" w:hAnsi="Calibri"/>
-              </w:rPr>
-              <w:t xml:space="preserve">REFLECT &amp; CONNECT — how your thinking grew, and whose view you weighed</w:t>
-            </w:r>
-          </w:p>
-          <w:p>
-            <w:pPr>
-              <w:spacing w:after="40"/>
-            </w:pPr>
-            <w:r>
-              <w:rPr>
-                <w:b w:val="false"/>
-                <w:bCs w:val="false"/>
-                <w:i w:val="false"/>
-                <w:iCs w:val="false"/>
-                <w:color w:val="1A1A1A"/>
-                <w:sz w:val="33"/>
-                <w:szCs w:val="33"/>
-                <w:caps w:val="false"/>
-                <w:rFonts w:ascii="Calibri" w:cs="Calibri" w:eastAsia="Calibri" w:hAnsi="Calibri"/>
-              </w:rPr>
-              <w:t xml:space="preserve">Reflect (self-awareness): What did you believe about this topic BEFORE, and what changed AFTER? Name one thing to revisit.</w:t>
-            </w:r>
-          </w:p>
-          <w:p>
-            <w:pPr>
-              <w:spacing w:after="40"/>
-            </w:pPr>
-            <w:r>
-              <w:rPr>
-                <w:b w:val="false"/>
-                <w:bCs w:val="false"/>
-                <w:i w:val="false"/>
-                <w:iCs w:val="false"/>
-                <w:color w:val="1A1A1A"/>
-                <w:sz w:val="33"/>
-                <w:szCs w:val="33"/>
-                <w:caps w:val="false"/>
-                <w:rFonts w:ascii="Calibri" w:cs="Calibri" w:eastAsia="Calibri" w:hAnsi="Calibri"/>
-              </w:rPr>
-              <w:t xml:space="preserve">Consider another view (empathy): Name one person or group who might see this standard differently than you; state their view fairly in one sentence — even if you disagree.</w:t>
-            </w:r>
-          </w:p>
-          <w:p>
-            <w:pPr>
-              <w:spacing w:after="40"/>
-            </w:pPr>
-            <w:r>
-              <w:rPr>
-                <w:b w:val="false"/>
-                <w:bCs w:val="false"/>
-                <w:i w:val="false"/>
-                <w:iCs w:val="false"/>
-                <w:color w:val="1A1A1A"/>
-                <w:sz w:val="33"/>
-                <w:szCs w:val="33"/>
-                <w:caps w:val="false"/>
-                <w:rFonts w:ascii="Calibri" w:cs="Calibri" w:eastAsia="Calibri" w:hAnsi="Calibri"/>
-              </w:rPr>
-              <w:t xml:space="preserve">Norm (restorative): we critique ideas, not people; we assume good faith; we make room for every voice.</w:t>
-            </w:r>
-          </w:p>
-        </w:tc>
-      </w:tr>
-    </w:tbl>
     <w:p>
       <w:pPr>
         <w:pStyle w:val="Heading1"/>

--- a/courses/foundations-constitutional-government/BUILD/unit7/deliverables/Unit7_Student_Workbook_CourseStandard_LargePrint.docx
+++ b/courses/foundations-constitutional-government/BUILD/unit7/deliverables/Unit7_Student_Workbook_CourseStandard_LargePrint.docx
@@ -4478,7 +4478,7 @@
                 <w:caps w:val="false"/>
                 <w:rFonts w:ascii="Calibri" w:cs="Calibri" w:eastAsia="Calibri" w:hAnsi="Calibri"/>
               </w:rPr>
-              <w:t xml:space="preserve">Every student works this standard at the same rigor: analyze the sources and vocabulary, then demonstrate learning on the Practice Quiz and CER. UDL and MTSS give you flexible ways in — they never lower the bar. Check yourself against the learning targets on the Cornell Notes page.</w:t>
+              <w:t xml:space="preserve">Every student works this standard at the same rigor: analyze the sources and vocabulary, then show what you learned on the Practice Quiz and the CER. Check yourself against the learning targets on the Cornell Notes page. Supports for each step are on the back of this page.</w:t>
             </w:r>
           </w:p>
         </w:tc>
@@ -4626,12 +4626,42 @@
                 <w:caps w:val="false"/>
                 <w:rFonts w:ascii="Calibri" w:cs="Calibri" w:eastAsia="Calibri" w:hAnsi="Calibri"/>
               </w:rPr>
-              <w:t xml:space="preserve">My goal for this standard — what will I be able to do, and how will I show it?</w:t>
+              <w:t xml:space="preserve">My goal for this standard — what will I be able to do, and how will I show it?  (Need help? See the back of this page.)</w:t>
             </w:r>
           </w:p>
         </w:tc>
       </w:tr>
     </w:tbl>
+    <w:p>
+      <w:pPr>
+        <w:widowControl w:val="false"/>
+        <w:pBdr>
+          <w:bottom w:val="single" w:color="8892A0" w:sz="8" w:space="1"/>
+        </w:pBdr>
+        <w:spacing w:before="42" w:after="42"/>
+      </w:pPr>
+      <w:r>
+        <w:rPr>
+          <w:sz w:val="24"/>
+          <w:szCs w:val="24"/>
+          <w:rFonts w:ascii="Calibri" w:cs="Calibri" w:eastAsia="Calibri" w:hAnsi="Calibri"/>
+        </w:rPr>
+        <w:t xml:space="preserve"> </w:t>
+      </w:r>
+    </w:p>
+    <w:p>
+      <w:pPr>
+        <w:spacing w:before="0" w:after="0" w:line="75" w:lineRule="exact"/>
+      </w:pPr>
+      <w:r>
+        <w:rPr>
+          <w:sz w:val="3"/>
+          <w:szCs w:val="3"/>
+          <w:rFonts w:ascii="Calibri" w:cs="Calibri" w:eastAsia="Calibri" w:hAnsi="Calibri"/>
+        </w:rPr>
+        <w:t xml:space="preserve"> </w:t>
+      </w:r>
+    </w:p>
     <w:p>
       <w:pPr>
         <w:widowControl w:val="false"/>
@@ -4800,6 +4830,36 @@
         <w:t xml:space="preserve"> </w:t>
       </w:r>
     </w:p>
+    <w:p>
+      <w:pPr>
+        <w:spacing w:before="0" w:after="0" w:line="75" w:lineRule="exact"/>
+      </w:pPr>
+      <w:r>
+        <w:rPr>
+          <w:sz w:val="3"/>
+          <w:szCs w:val="3"/>
+          <w:rFonts w:ascii="Calibri" w:cs="Calibri" w:eastAsia="Calibri" w:hAnsi="Calibri"/>
+        </w:rPr>
+        <w:t xml:space="preserve"> </w:t>
+      </w:r>
+    </w:p>
+    <w:p>
+      <w:pPr>
+        <w:widowControl w:val="false"/>
+        <w:pBdr>
+          <w:bottom w:val="single" w:color="8892A0" w:sz="8" w:space="1"/>
+        </w:pBdr>
+        <w:spacing w:before="42" w:after="42"/>
+      </w:pPr>
+      <w:r>
+        <w:rPr>
+          <w:sz w:val="24"/>
+          <w:szCs w:val="24"/>
+          <w:rFonts w:ascii="Calibri" w:cs="Calibri" w:eastAsia="Calibri" w:hAnsi="Calibri"/>
+        </w:rPr>
+        <w:t xml:space="preserve"> </w:t>
+      </w:r>
+    </w:p>
     <w:tbl>
       <w:tblPr>
         <w:tblW w:type="dxa" w:w="9792"/>
@@ -4951,6 +5011,36 @@
         <w:t xml:space="preserve"> </w:t>
       </w:r>
     </w:p>
+    <w:p>
+      <w:pPr>
+        <w:spacing w:before="0" w:after="0" w:line="75" w:lineRule="exact"/>
+      </w:pPr>
+      <w:r>
+        <w:rPr>
+          <w:sz w:val="3"/>
+          <w:szCs w:val="3"/>
+          <w:rFonts w:ascii="Calibri" w:cs="Calibri" w:eastAsia="Calibri" w:hAnsi="Calibri"/>
+        </w:rPr>
+        <w:t xml:space="preserve"> </w:t>
+      </w:r>
+    </w:p>
+    <w:p>
+      <w:pPr>
+        <w:widowControl w:val="false"/>
+        <w:pBdr>
+          <w:bottom w:val="single" w:color="8892A0" w:sz="8" w:space="1"/>
+        </w:pBdr>
+        <w:spacing w:before="42" w:after="42"/>
+      </w:pPr>
+      <w:r>
+        <w:rPr>
+          <w:sz w:val="24"/>
+          <w:szCs w:val="24"/>
+          <w:rFonts w:ascii="Calibri" w:cs="Calibri" w:eastAsia="Calibri" w:hAnsi="Calibri"/>
+        </w:rPr>
+        <w:t xml:space="preserve"> </w:t>
+      </w:r>
+    </w:p>
     <w:tbl>
       <w:tblPr>
         <w:tblW w:type="dxa" w:w="9792"/>
@@ -5025,6 +5115,858 @@
         </w:tc>
       </w:tr>
     </w:tbl>
+    <w:p>
+      <w:pPr>
+        <w:widowControl w:val="false"/>
+        <w:pBdr>
+          <w:bottom w:val="single" w:color="8892A0" w:sz="8" w:space="1"/>
+        </w:pBdr>
+        <w:spacing w:before="42" w:after="42"/>
+      </w:pPr>
+      <w:r>
+        <w:rPr>
+          <w:sz w:val="24"/>
+          <w:szCs w:val="24"/>
+          <w:rFonts w:ascii="Calibri" w:cs="Calibri" w:eastAsia="Calibri" w:hAnsi="Calibri"/>
+        </w:rPr>
+        <w:t xml:space="preserve"> </w:t>
+      </w:r>
+    </w:p>
+    <w:p>
+      <w:pPr>
+        <w:spacing w:before="0" w:after="0" w:line="75" w:lineRule="exact"/>
+      </w:pPr>
+      <w:r>
+        <w:rPr>
+          <w:sz w:val="3"/>
+          <w:szCs w:val="3"/>
+          <w:rFonts w:ascii="Calibri" w:cs="Calibri" w:eastAsia="Calibri" w:hAnsi="Calibri"/>
+        </w:rPr>
+        <w:t xml:space="preserve"> </w:t>
+      </w:r>
+    </w:p>
+    <w:p>
+      <w:pPr>
+        <w:widowControl w:val="false"/>
+        <w:pBdr>
+          <w:bottom w:val="single" w:color="8892A0" w:sz="8" w:space="1"/>
+        </w:pBdr>
+        <w:spacing w:before="42" w:after="42"/>
+      </w:pPr>
+      <w:r>
+        <w:rPr>
+          <w:sz w:val="24"/>
+          <w:szCs w:val="24"/>
+          <w:rFonts w:ascii="Calibri" w:cs="Calibri" w:eastAsia="Calibri" w:hAnsi="Calibri"/>
+        </w:rPr>
+        <w:t xml:space="preserve"> </w:t>
+      </w:r>
+    </w:p>
+    <w:p>
+      <w:pPr>
+        <w:spacing w:before="0" w:after="0" w:line="75" w:lineRule="exact"/>
+      </w:pPr>
+      <w:r>
+        <w:rPr>
+          <w:sz w:val="3"/>
+          <w:szCs w:val="3"/>
+          <w:rFonts w:ascii="Calibri" w:cs="Calibri" w:eastAsia="Calibri" w:hAnsi="Calibri"/>
+        </w:rPr>
+        <w:t xml:space="preserve"> </w:t>
+      </w:r>
+    </w:p>
+    <w:p>
+      <w:pPr>
+        <w:widowControl w:val="false"/>
+        <w:pBdr>
+          <w:bottom w:val="single" w:color="8892A0" w:sz="8" w:space="1"/>
+        </w:pBdr>
+        <w:spacing w:before="42" w:after="42"/>
+      </w:pPr>
+      <w:r>
+        <w:rPr>
+          <w:sz w:val="24"/>
+          <w:szCs w:val="24"/>
+          <w:rFonts w:ascii="Calibri" w:cs="Calibri" w:eastAsia="Calibri" w:hAnsi="Calibri"/>
+        </w:rPr>
+        <w:t xml:space="preserve"> </w:t>
+      </w:r>
+    </w:p>
+    <w:p>
+      <w:pPr>
+        <w:pStyle w:val="Heading2"/>
+        <w:keepNext/>
+        <w:pageBreakBefore/>
+        <w:spacing w:before="150" w:after="90"/>
+      </w:pPr>
+      <w:r>
+        <w:rPr>
+          <w:b/>
+          <w:bCs/>
+          <w:i w:val="false"/>
+          <w:iCs w:val="false"/>
+          <w:color w:val="1B2A4A"/>
+          <w:sz w:val="42"/>
+          <w:szCs w:val="42"/>
+          <w:caps w:val="false"/>
+          <w:rFonts w:ascii="Calibri" w:cs="Calibri" w:eastAsia="Calibri" w:hAnsi="Calibri"/>
+        </w:rPr>
+        <w:t xml:space="preserve">Getting Started — supports for this page — GC.28</w:t>
+      </w:r>
+    </w:p>
+    <w:tbl>
+      <w:tblPr>
+        <w:tblW w:type="dxa" w:w="9792"/>
+        <w:tblBorders>
+          <w:top w:val="single" w:color="auto" w:sz="4"/>
+          <w:left w:val="single" w:color="auto" w:sz="4"/>
+          <w:bottom w:val="single" w:color="auto" w:sz="4"/>
+          <w:right w:val="single" w:color="auto" w:sz="4"/>
+          <w:insideH w:val="single" w:color="auto" w:sz="4"/>
+          <w:insideV w:val="single" w:color="auto" w:sz="4"/>
+        </w:tblBorders>
+      </w:tblPr>
+      <w:tblGrid>
+        <w:gridCol w:w="9792"/>
+      </w:tblGrid>
+      <w:tr>
+        <w:tc>
+          <w:tcPr>
+            <w:tcW w:type="dxa" w:w="9792"/>
+            <w:tcBorders>
+              <w:top w:val="single" w:color="D9D5C8" w:sz="4"/>
+              <w:left w:val="single" w:color="D9D5C8" w:sz="4"/>
+              <w:bottom w:val="single" w:color="D9D5C8" w:sz="4"/>
+              <w:right w:val="single" w:color="D9D5C8" w:sz="4"/>
+            </w:tcBorders>
+            <w:shd w:fill="F7F5EF" w:color="auto" w:val="clear"/>
+            <w:tcMar>
+              <w:top w:type="dxa" w:w="55"/>
+              <w:left w:type="dxa" w:w="110"/>
+              <w:bottom w:type="dxa" w:w="55"/>
+              <w:right w:type="dxa" w:w="110"/>
+            </w:tcMar>
+          </w:tcPr>
+          <w:p>
+            <w:pPr>
+              <w:spacing w:after="60"/>
+            </w:pPr>
+            <w:r>
+              <w:rPr>
+                <w:b/>
+                <w:bCs/>
+                <w:i w:val="false"/>
+                <w:iCs w:val="false"/>
+                <w:color w:val="1B2A4A"/>
+                <w:sz w:val="32"/>
+                <w:szCs w:val="32"/>
+                <w:caps w:val="false"/>
+                <w:rFonts w:ascii="Calibri" w:cs="Calibri" w:eastAsia="Calibri" w:hAnsi="Calibri"/>
+              </w:rPr>
+              <w:t xml:space="preserve">WHAT “CORE PATH” MEANS</w:t>
+            </w:r>
+          </w:p>
+          <w:p>
+            <w:pPr>
+              <w:spacing w:after="40"/>
+            </w:pPr>
+            <w:r>
+              <w:rPr>
+                <w:b w:val="false"/>
+                <w:bCs w:val="false"/>
+                <w:i w:val="false"/>
+                <w:iCs w:val="false"/>
+                <w:color w:val="1A1A1A"/>
+                <w:sz w:val="33"/>
+                <w:szCs w:val="33"/>
+                <w:caps w:val="false"/>
+                <w:rFonts w:ascii="Calibri" w:cs="Calibri" w:eastAsia="Calibri" w:hAnsi="Calibri"/>
+              </w:rPr>
+              <w:t xml:space="preserve">Everyone learns the same standard at the same level. “Support options” are just extra ways in — sentence starters, an example, a partner, or recording your answer. They help you reach the bar; they never lower it.</w:t>
+            </w:r>
+          </w:p>
+        </w:tc>
+      </w:tr>
+    </w:tbl>
+    <w:tbl>
+      <w:tblPr>
+        <w:tblW w:type="dxa" w:w="9792"/>
+        <w:tblBorders>
+          <w:top w:val="single" w:color="auto" w:sz="4"/>
+          <w:left w:val="single" w:color="auto" w:sz="4"/>
+          <w:bottom w:val="single" w:color="auto" w:sz="4"/>
+          <w:right w:val="single" w:color="auto" w:sz="4"/>
+          <w:insideH w:val="single" w:color="auto" w:sz="4"/>
+          <w:insideV w:val="single" w:color="auto" w:sz="4"/>
+        </w:tblBorders>
+      </w:tblPr>
+      <w:tblGrid>
+        <w:gridCol w:w="9792"/>
+      </w:tblGrid>
+      <w:tr>
+        <w:tc>
+          <w:tcPr>
+            <w:tcW w:type="dxa" w:w="9792"/>
+            <w:tcBorders>
+              <w:top w:val="single" w:color="D9D5C8" w:sz="4"/>
+              <w:left w:val="single" w:color="D9D5C8" w:sz="4"/>
+              <w:bottom w:val="single" w:color="D9D5C8" w:sz="4"/>
+              <w:right w:val="single" w:color="D9D5C8" w:sz="4"/>
+            </w:tcBorders>
+            <w:shd w:fill="F7F5EF" w:color="auto" w:val="clear"/>
+            <w:tcMar>
+              <w:top w:type="dxa" w:w="55"/>
+              <w:left w:type="dxa" w:w="110"/>
+              <w:bottom w:type="dxa" w:w="55"/>
+              <w:right w:type="dxa" w:w="110"/>
+            </w:tcMar>
+          </w:tcPr>
+          <w:p>
+            <w:pPr>
+              <w:spacing w:after="60"/>
+            </w:pPr>
+            <w:r>
+              <w:rPr>
+                <w:b/>
+                <w:bCs/>
+                <w:i w:val="false"/>
+                <w:iCs w:val="false"/>
+                <w:color w:val="1B2A4A"/>
+                <w:sz w:val="32"/>
+                <w:szCs w:val="32"/>
+                <w:caps w:val="false"/>
+                <w:rFonts w:ascii="Calibri" w:cs="Calibri" w:eastAsia="Calibri" w:hAnsi="Calibri"/>
+              </w:rPr>
+              <w:t xml:space="preserve">SET YOUR GOAL — how to write a strong one</w:t>
+            </w:r>
+          </w:p>
+          <w:p>
+            <w:pPr>
+              <w:spacing w:after="40"/>
+            </w:pPr>
+            <w:r>
+              <w:rPr>
+                <w:b/>
+                <w:bCs/>
+                <w:i w:val="false"/>
+                <w:iCs w:val="false"/>
+                <w:color w:val="1A1A1A"/>
+                <w:sz w:val="32"/>
+                <w:szCs w:val="32"/>
+                <w:caps w:val="false"/>
+                <w:rFonts w:ascii="Calibri" w:cs="Calibri" w:eastAsia="Calibri" w:hAnsi="Calibri"/>
+              </w:rPr>
+              <w:t xml:space="preserve">Example goal:  </w:t>
+            </w:r>
+            <w:r>
+              <w:rPr>
+                <w:b w:val="false"/>
+                <w:bCs w:val="false"/>
+                <w:i w:val="false"/>
+                <w:iCs w:val="false"/>
+                <w:color w:val="1A1A1A"/>
+                <w:sz w:val="32"/>
+                <w:szCs w:val="32"/>
+                <w:caps w:val="false"/>
+                <w:rFonts w:ascii="Calibri" w:cs="Calibri" w:eastAsia="Calibri" w:hAnsi="Calibri"/>
+              </w:rPr>
+              <w:t xml:space="preserve">“By the end of this standard I can explain ___ and prove it by scoring 80%+ on the quiz.”</w:t>
+            </w:r>
+          </w:p>
+          <w:p>
+            <w:pPr>
+              <w:spacing w:after="40"/>
+            </w:pPr>
+            <w:r>
+              <w:rPr>
+                <w:b/>
+                <w:bCs/>
+                <w:i w:val="false"/>
+                <w:iCs w:val="false"/>
+                <w:color w:val="1A1A1A"/>
+                <w:sz w:val="32"/>
+                <w:szCs w:val="32"/>
+                <w:caps w:val="false"/>
+                <w:rFonts w:ascii="Calibri" w:cs="Calibri" w:eastAsia="Calibri" w:hAnsi="Calibri"/>
+              </w:rPr>
+              <w:t xml:space="preserve">How to build it:  </w:t>
+            </w:r>
+            <w:r>
+              <w:rPr>
+                <w:b w:val="false"/>
+                <w:bCs w:val="false"/>
+                <w:i w:val="false"/>
+                <w:iCs w:val="false"/>
+                <w:color w:val="1A1A1A"/>
+                <w:sz w:val="32"/>
+                <w:szCs w:val="32"/>
+                <w:caps w:val="false"/>
+                <w:rFonts w:ascii="Calibri" w:cs="Calibri" w:eastAsia="Calibri" w:hAnsi="Calibri"/>
+              </w:rPr>
+              <w:t xml:space="preserve">name what you’ll DO, then how you’ll PROVE it, then WHEN.</w:t>
+            </w:r>
+          </w:p>
+          <w:p>
+            <w:pPr>
+              <w:spacing w:after="40"/>
+            </w:pPr>
+            <w:r>
+              <w:rPr>
+                <w:b/>
+                <w:bCs/>
+                <w:i w:val="false"/>
+                <w:iCs w:val="false"/>
+                <w:color w:val="1A1A1A"/>
+                <w:sz w:val="32"/>
+                <w:szCs w:val="32"/>
+                <w:caps w:val="false"/>
+                <w:rFonts w:ascii="Calibri" w:cs="Calibri" w:eastAsia="Calibri" w:hAnsi="Calibri"/>
+              </w:rPr>
+              <w:t xml:space="preserve">Sentence starters:  </w:t>
+            </w:r>
+            <w:r>
+              <w:rPr>
+                <w:b w:val="false"/>
+                <w:bCs w:val="false"/>
+                <w:i w:val="false"/>
+                <w:iCs w:val="false"/>
+                <w:color w:val="1A1A1A"/>
+                <w:sz w:val="32"/>
+                <w:szCs w:val="32"/>
+                <w:caps w:val="false"/>
+                <w:rFonts w:ascii="Calibri" w:cs="Calibri" w:eastAsia="Calibri" w:hAnsi="Calibri"/>
+              </w:rPr>
+              <w:t xml:space="preserve">“I want to be able to…”   “I’ll show it by…”   “By the end of this standard…”</w:t>
+            </w:r>
+          </w:p>
+        </w:tc>
+      </w:tr>
+    </w:tbl>
+    <w:tbl>
+      <w:tblPr>
+        <w:tblW w:type="dxa" w:w="9792"/>
+        <w:tblBorders>
+          <w:top w:val="single" w:color="auto" w:sz="4"/>
+          <w:left w:val="single" w:color="auto" w:sz="4"/>
+          <w:bottom w:val="single" w:color="auto" w:sz="4"/>
+          <w:right w:val="single" w:color="auto" w:sz="4"/>
+          <w:insideH w:val="single" w:color="auto" w:sz="4"/>
+          <w:insideV w:val="single" w:color="auto" w:sz="4"/>
+        </w:tblBorders>
+      </w:tblPr>
+      <w:tblGrid>
+        <w:gridCol w:w="9792"/>
+      </w:tblGrid>
+      <w:tr>
+        <w:tc>
+          <w:tcPr>
+            <w:tcW w:type="dxa" w:w="9792"/>
+            <w:tcBorders>
+              <w:top w:val="single" w:color="D9D5C8" w:sz="4"/>
+              <w:left w:val="single" w:color="D9D5C8" w:sz="4"/>
+              <w:bottom w:val="single" w:color="D9D5C8" w:sz="4"/>
+              <w:right w:val="single" w:color="D9D5C8" w:sz="4"/>
+            </w:tcBorders>
+            <w:shd w:fill="F7F5EF" w:color="auto" w:val="clear"/>
+            <w:tcMar>
+              <w:top w:type="dxa" w:w="55"/>
+              <w:left w:type="dxa" w:w="110"/>
+              <w:bottom w:type="dxa" w:w="55"/>
+              <w:right w:type="dxa" w:w="110"/>
+            </w:tcMar>
+          </w:tcPr>
+          <w:p>
+            <w:pPr>
+              <w:spacing w:after="60"/>
+            </w:pPr>
+            <w:r>
+              <w:rPr>
+                <w:b/>
+                <w:bCs/>
+                <w:i w:val="false"/>
+                <w:iCs w:val="false"/>
+                <w:color w:val="1B2A4A"/>
+                <w:sz w:val="32"/>
+                <w:szCs w:val="32"/>
+                <w:caps w:val="false"/>
+                <w:rFonts w:ascii="Calibri" w:cs="Calibri" w:eastAsia="Calibri" w:hAnsi="Calibri"/>
+              </w:rPr>
+              <w:t xml:space="preserve">HOOK — sentence starters</w:t>
+            </w:r>
+          </w:p>
+          <w:p>
+            <w:pPr>
+              <w:spacing w:after="40"/>
+            </w:pPr>
+            <w:r>
+              <w:rPr>
+                <w:b w:val="false"/>
+                <w:bCs w:val="false"/>
+                <w:i w:val="false"/>
+                <w:iCs w:val="false"/>
+                <w:color w:val="1A1A1A"/>
+                <w:sz w:val="33"/>
+                <w:szCs w:val="33"/>
+                <w:caps w:val="false"/>
+                <w:rFonts w:ascii="Calibri" w:cs="Calibri" w:eastAsia="Calibri" w:hAnsi="Calibri"/>
+              </w:rPr>
+              <w:t xml:space="preserve">“I think the big question is…”   “This connects to…”   “I wonder why…”   “At first I believe…”</w:t>
+            </w:r>
+          </w:p>
+        </w:tc>
+      </w:tr>
+    </w:tbl>
+    <w:tbl>
+      <w:tblPr>
+        <w:tblW w:type="dxa" w:w="9792"/>
+        <w:tblBorders>
+          <w:top w:val="single" w:color="auto" w:sz="4"/>
+          <w:left w:val="single" w:color="auto" w:sz="4"/>
+          <w:bottom w:val="single" w:color="auto" w:sz="4"/>
+          <w:right w:val="single" w:color="auto" w:sz="4"/>
+          <w:insideH w:val="single" w:color="auto" w:sz="4"/>
+          <w:insideV w:val="single" w:color="auto" w:sz="4"/>
+        </w:tblBorders>
+      </w:tblPr>
+      <w:tblGrid>
+        <w:gridCol w:w="9792"/>
+      </w:tblGrid>
+      <w:tr>
+        <w:tc>
+          <w:tcPr>
+            <w:tcW w:type="dxa" w:w="9792"/>
+            <w:tcBorders>
+              <w:top w:val="single" w:color="D9D5C8" w:sz="4"/>
+              <w:left w:val="single" w:color="D9D5C8" w:sz="4"/>
+              <w:bottom w:val="single" w:color="D9D5C8" w:sz="4"/>
+              <w:right w:val="single" w:color="D9D5C8" w:sz="4"/>
+            </w:tcBorders>
+            <w:shd w:fill="F7F5EF" w:color="auto" w:val="clear"/>
+            <w:tcMar>
+              <w:top w:type="dxa" w:w="55"/>
+              <w:left w:type="dxa" w:w="110"/>
+              <w:bottom w:type="dxa" w:w="55"/>
+              <w:right w:type="dxa" w:w="110"/>
+            </w:tcMar>
+          </w:tcPr>
+          <w:p>
+            <w:pPr>
+              <w:spacing w:after="60"/>
+            </w:pPr>
+            <w:r>
+              <w:rPr>
+                <w:b/>
+                <w:bCs/>
+                <w:i w:val="false"/>
+                <w:iCs w:val="false"/>
+                <w:color w:val="1B2A4A"/>
+                <w:sz w:val="32"/>
+                <w:szCs w:val="32"/>
+                <w:caps w:val="false"/>
+                <w:rFonts w:ascii="Calibri" w:cs="Calibri" w:eastAsia="Calibri" w:hAnsi="Calibri"/>
+              </w:rPr>
+              <w:t xml:space="preserve">ACTIVATE — what it means &amp; how to answer</w:t>
+            </w:r>
+          </w:p>
+          <w:p>
+            <w:pPr>
+              <w:spacing w:after="40"/>
+            </w:pPr>
+            <w:r>
+              <w:rPr>
+                <w:b/>
+                <w:bCs/>
+                <w:i w:val="false"/>
+                <w:iCs w:val="false"/>
+                <w:color w:val="1A1A1A"/>
+                <w:sz w:val="32"/>
+                <w:szCs w:val="32"/>
+                <w:caps w:val="false"/>
+                <w:rFonts w:ascii="Calibri" w:cs="Calibri" w:eastAsia="Calibri" w:hAnsi="Calibri"/>
+              </w:rPr>
+              <w:t xml:space="preserve">What it means:  </w:t>
+            </w:r>
+            <w:r>
+              <w:rPr>
+                <w:b w:val="false"/>
+                <w:bCs w:val="false"/>
+                <w:i w:val="false"/>
+                <w:iCs w:val="false"/>
+                <w:color w:val="1A1A1A"/>
+                <w:sz w:val="32"/>
+                <w:szCs w:val="32"/>
+                <w:caps w:val="false"/>
+                <w:rFonts w:ascii="Calibri" w:cs="Calibri" w:eastAsia="Calibri" w:hAnsi="Calibri"/>
+              </w:rPr>
+              <w:t xml:space="preserve">“Activate” = wake up what you ALREADY know before you learn more.</w:t>
+            </w:r>
+          </w:p>
+          <w:p>
+            <w:pPr>
+              <w:spacing w:after="40"/>
+            </w:pPr>
+            <w:r>
+              <w:rPr>
+                <w:b/>
+                <w:bCs/>
+                <w:i w:val="false"/>
+                <w:iCs w:val="false"/>
+                <w:color w:val="1A1A1A"/>
+                <w:sz w:val="32"/>
+                <w:szCs w:val="32"/>
+                <w:caps w:val="false"/>
+                <w:rFonts w:ascii="Calibri" w:cs="Calibri" w:eastAsia="Calibri" w:hAnsi="Calibri"/>
+              </w:rPr>
+              <w:t xml:space="preserve">Sentence starters:  </w:t>
+            </w:r>
+            <w:r>
+              <w:rPr>
+                <w:b w:val="false"/>
+                <w:bCs w:val="false"/>
+                <w:i w:val="false"/>
+                <w:iCs w:val="false"/>
+                <w:color w:val="1A1A1A"/>
+                <w:sz w:val="32"/>
+                <w:szCs w:val="32"/>
+                <w:caps w:val="false"/>
+                <w:rFonts w:ascii="Calibri" w:cs="Calibri" w:eastAsia="Calibri" w:hAnsi="Calibri"/>
+              </w:rPr>
+              <w:t xml:space="preserve">“I already know…”   “This reminds me of…”   “I want to find out…”</w:t>
+            </w:r>
+          </w:p>
+        </w:tc>
+      </w:tr>
+    </w:tbl>
+    <w:tbl>
+      <w:tblPr>
+        <w:tblW w:type="dxa" w:w="9792"/>
+        <w:tblBorders>
+          <w:top w:val="single" w:color="auto" w:sz="4"/>
+          <w:left w:val="single" w:color="auto" w:sz="4"/>
+          <w:bottom w:val="single" w:color="auto" w:sz="4"/>
+          <w:right w:val="single" w:color="auto" w:sz="4"/>
+          <w:insideH w:val="single" w:color="auto" w:sz="4"/>
+          <w:insideV w:val="single" w:color="auto" w:sz="4"/>
+        </w:tblBorders>
+      </w:tblPr>
+      <w:tblGrid>
+        <w:gridCol w:w="9792"/>
+      </w:tblGrid>
+      <w:tr>
+        <w:tc>
+          <w:tcPr>
+            <w:tcW w:type="dxa" w:w="9792"/>
+            <w:tcBorders>
+              <w:top w:val="single" w:color="D9D5C8" w:sz="4"/>
+              <w:left w:val="single" w:color="D9D5C8" w:sz="4"/>
+              <w:bottom w:val="single" w:color="D9D5C8" w:sz="4"/>
+              <w:right w:val="single" w:color="D9D5C8" w:sz="4"/>
+            </w:tcBorders>
+            <w:shd w:fill="F7F5EF" w:color="auto" w:val="clear"/>
+            <w:tcMar>
+              <w:top w:type="dxa" w:w="55"/>
+              <w:left w:type="dxa" w:w="110"/>
+              <w:bottom w:type="dxa" w:w="55"/>
+              <w:right w:type="dxa" w:w="110"/>
+            </w:tcMar>
+          </w:tcPr>
+          <w:p>
+            <w:pPr>
+              <w:spacing w:after="60"/>
+            </w:pPr>
+            <w:r>
+              <w:rPr>
+                <w:b/>
+                <w:bCs/>
+                <w:i w:val="false"/>
+                <w:iCs w:val="false"/>
+                <w:color w:val="1B2A4A"/>
+                <w:sz w:val="32"/>
+                <w:szCs w:val="32"/>
+                <w:caps w:val="false"/>
+                <w:rFonts w:ascii="Calibri" w:cs="Calibri" w:eastAsia="Calibri" w:hAnsi="Calibri"/>
+              </w:rPr>
+              <w:t xml:space="preserve">FIRST IMPRESSIONS — what to write</w:t>
+            </w:r>
+          </w:p>
+          <w:p>
+            <w:pPr>
+              <w:spacing w:after="40"/>
+            </w:pPr>
+            <w:r>
+              <w:rPr>
+                <w:b w:val="false"/>
+                <w:bCs w:val="false"/>
+                <w:i w:val="false"/>
+                <w:iCs w:val="false"/>
+                <w:color w:val="1A1A1A"/>
+                <w:sz w:val="33"/>
+                <w:szCs w:val="33"/>
+                <w:caps w:val="false"/>
+                <w:rFonts w:ascii="Calibri" w:cs="Calibri" w:eastAsia="Calibri" w:hAnsi="Calibri"/>
+              </w:rPr>
+              <w:t xml:space="preserve">Just your honest first take — there is no wrong answer. Say what you THINK the standard is about and why it might matter to you, your family, or your community. You’ll come back and improve it at the end.</w:t>
+            </w:r>
+          </w:p>
+        </w:tc>
+      </w:tr>
+    </w:tbl>
+    <w:tbl>
+      <w:tblPr>
+        <w:tblW w:type="dxa" w:w="9792"/>
+        <w:tblBorders>
+          <w:top w:val="single" w:color="auto" w:sz="4"/>
+          <w:left w:val="single" w:color="auto" w:sz="4"/>
+          <w:bottom w:val="single" w:color="auto" w:sz="4"/>
+          <w:right w:val="single" w:color="auto" w:sz="4"/>
+          <w:insideH w:val="single" w:color="auto" w:sz="4"/>
+          <w:insideV w:val="single" w:color="auto" w:sz="4"/>
+        </w:tblBorders>
+      </w:tblPr>
+      <w:tblGrid>
+        <w:gridCol w:w="9792"/>
+      </w:tblGrid>
+      <w:tr>
+        <w:tc>
+          <w:tcPr>
+            <w:tcW w:type="dxa" w:w="9792"/>
+            <w:tcBorders>
+              <w:top w:val="single" w:color="D9D5C8" w:sz="4"/>
+              <w:left w:val="single" w:color="D9D5C8" w:sz="4"/>
+              <w:bottom w:val="single" w:color="D9D5C8" w:sz="4"/>
+              <w:right w:val="single" w:color="D9D5C8" w:sz="4"/>
+            </w:tcBorders>
+            <w:shd w:fill="F7F5EF" w:color="auto" w:val="clear"/>
+            <w:tcMar>
+              <w:top w:type="dxa" w:w="55"/>
+              <w:left w:type="dxa" w:w="110"/>
+              <w:bottom w:type="dxa" w:w="55"/>
+              <w:right w:type="dxa" w:w="110"/>
+            </w:tcMar>
+          </w:tcPr>
+          <w:p>
+            <w:pPr>
+              <w:spacing w:after="60"/>
+            </w:pPr>
+            <w:r>
+              <w:rPr>
+                <w:b/>
+                <w:bCs/>
+                <w:i w:val="false"/>
+                <w:iCs w:val="false"/>
+                <w:color w:val="1B2A4A"/>
+                <w:sz w:val="32"/>
+                <w:szCs w:val="32"/>
+                <w:caps w:val="false"/>
+                <w:rFonts w:ascii="Calibri" w:cs="Calibri" w:eastAsia="Calibri" w:hAnsi="Calibri"/>
+              </w:rPr>
+              <w:t xml:space="preserve">KEY WORDS TO WATCH FOR</w:t>
+            </w:r>
+          </w:p>
+          <w:p>
+            <w:pPr>
+              <w:spacing w:after="40"/>
+            </w:pPr>
+            <w:r>
+              <w:rPr>
+                <w:b w:val="false"/>
+                <w:bCs w:val="false"/>
+                <w:i w:val="false"/>
+                <w:iCs w:val="false"/>
+                <w:color w:val="1A1A1A"/>
+                <w:sz w:val="33"/>
+                <w:szCs w:val="33"/>
+                <w:caps w:val="false"/>
+                <w:rFonts w:ascii="Calibri" w:cs="Calibri" w:eastAsia="Calibri" w:hAnsi="Calibri"/>
+              </w:rPr>
+              <w:t xml:space="preserve">Grand Divisions   ·   Citizen Legislature   ·   The Tennessee Plan</w:t>
+            </w:r>
+          </w:p>
+        </w:tc>
+      </w:tr>
+    </w:tbl>
+    <w:p>
+      <w:pPr>
+        <w:spacing w:after="50"/>
+      </w:pPr>
+      <w:r>
+        <w:rPr>
+          <w:b w:val="false"/>
+          <w:bCs w:val="false"/>
+          <w:i w:val="false"/>
+          <w:iCs w:val="false"/>
+          <w:color w:val="1A1A1A"/>
+          <w:sz w:val="18"/>
+          <w:szCs w:val="18"/>
+          <w:caps w:val="false"/>
+          <w:rFonts w:ascii="Calibri" w:cs="Calibri" w:eastAsia="Calibri" w:hAnsi="Calibri"/>
+        </w:rPr>
+      </w:r>
+    </w:p>
+    <w:tbl>
+      <w:tblPr>
+        <w:tblW w:type="dxa" w:w="9792"/>
+        <w:tblBorders>
+          <w:top w:val="single" w:color="auto" w:sz="4"/>
+          <w:left w:val="single" w:color="auto" w:sz="4"/>
+          <w:bottom w:val="single" w:color="auto" w:sz="4"/>
+          <w:right w:val="single" w:color="auto" w:sz="4"/>
+          <w:insideH w:val="single" w:color="auto" w:sz="4"/>
+          <w:insideV w:val="single" w:color="auto" w:sz="4"/>
+        </w:tblBorders>
+      </w:tblPr>
+      <w:tblGrid>
+        <w:gridCol w:w="9792"/>
+      </w:tblGrid>
+      <w:tr>
+        <w:tc>
+          <w:tcPr>
+            <w:tcW w:type="dxa" w:w="9792"/>
+            <w:tcBorders>
+              <w:top w:val="single" w:color="D9D5C8" w:sz="4"/>
+              <w:left w:val="single" w:color="D9D5C8" w:sz="4"/>
+              <w:bottom w:val="single" w:color="D9D5C8" w:sz="4"/>
+              <w:right w:val="single" w:color="D9D5C8" w:sz="4"/>
+            </w:tcBorders>
+            <w:shd w:fill="F7F5EF" w:color="auto" w:val="clear"/>
+            <w:tcMar>
+              <w:top w:type="dxa" w:w="55"/>
+              <w:left w:type="dxa" w:w="110"/>
+              <w:bottom w:type="dxa" w:w="55"/>
+              <w:right w:type="dxa" w:w="110"/>
+            </w:tcMar>
+          </w:tcPr>
+          <w:p>
+            <w:pPr>
+              <w:spacing w:after="60"/>
+            </w:pPr>
+            <w:r>
+              <w:rPr>
+                <w:b/>
+                <w:bCs/>
+                <w:i w:val="false"/>
+                <w:iCs w:val="false"/>
+                <w:color w:val="1B2A4A"/>
+                <w:sz w:val="32"/>
+                <w:szCs w:val="32"/>
+                <w:caps w:val="false"/>
+                <w:rFonts w:ascii="Calibri" w:cs="Calibri" w:eastAsia="Calibri" w:hAnsi="Calibri"/>
+              </w:rPr>
+              <w:t xml:space="preserve">NOW TRY IT — draft your goal using a starter above</w:t>
+            </w:r>
+          </w:p>
+          <w:p>
+            <w:pPr>
+              <w:spacing w:after="40"/>
+            </w:pPr>
+            <w:r>
+              <w:rPr>
+                <w:b w:val="false"/>
+                <w:bCs w:val="false"/>
+                <w:i w:val="false"/>
+                <w:iCs w:val="false"/>
+                <w:color w:val="1A1A1A"/>
+                <w:sz w:val="33"/>
+                <w:szCs w:val="33"/>
+                <w:caps w:val="false"/>
+                <w:rFonts w:ascii="Calibri" w:cs="Calibri" w:eastAsia="Calibri" w:hAnsi="Calibri"/>
+              </w:rPr>
+              <w:t xml:space="preserve">Write a first draft here, then copy your best version onto the front. Aim for: what you’ll DO + how you’ll PROVE it + WHEN.</w:t>
+            </w:r>
+          </w:p>
+        </w:tc>
+      </w:tr>
+    </w:tbl>
+    <w:p>
+      <w:pPr>
+        <w:widowControl w:val="false"/>
+        <w:pBdr>
+          <w:bottom w:val="single" w:color="8892A0" w:sz="8" w:space="1"/>
+        </w:pBdr>
+        <w:spacing w:before="42" w:after="42"/>
+      </w:pPr>
+      <w:r>
+        <w:rPr>
+          <w:sz w:val="24"/>
+          <w:szCs w:val="24"/>
+          <w:rFonts w:ascii="Calibri" w:cs="Calibri" w:eastAsia="Calibri" w:hAnsi="Calibri"/>
+        </w:rPr>
+        <w:t xml:space="preserve"> </w:t>
+      </w:r>
+    </w:p>
+    <w:p>
+      <w:pPr>
+        <w:spacing w:before="0" w:after="0" w:line="75" w:lineRule="exact"/>
+      </w:pPr>
+      <w:r>
+        <w:rPr>
+          <w:sz w:val="3"/>
+          <w:szCs w:val="3"/>
+          <w:rFonts w:ascii="Calibri" w:cs="Calibri" w:eastAsia="Calibri" w:hAnsi="Calibri"/>
+        </w:rPr>
+        <w:t xml:space="preserve"> </w:t>
+      </w:r>
+    </w:p>
+    <w:p>
+      <w:pPr>
+        <w:widowControl w:val="false"/>
+        <w:pBdr>
+          <w:bottom w:val="single" w:color="8892A0" w:sz="8" w:space="1"/>
+        </w:pBdr>
+        <w:spacing w:before="42" w:after="42"/>
+      </w:pPr>
+      <w:r>
+        <w:rPr>
+          <w:sz w:val="24"/>
+          <w:szCs w:val="24"/>
+          <w:rFonts w:ascii="Calibri" w:cs="Calibri" w:eastAsia="Calibri" w:hAnsi="Calibri"/>
+        </w:rPr>
+        <w:t xml:space="preserve"> </w:t>
+      </w:r>
+    </w:p>
+    <w:p>
+      <w:pPr>
+        <w:spacing w:before="0" w:after="0" w:line="75" w:lineRule="exact"/>
+      </w:pPr>
+      <w:r>
+        <w:rPr>
+          <w:sz w:val="3"/>
+          <w:szCs w:val="3"/>
+          <w:rFonts w:ascii="Calibri" w:cs="Calibri" w:eastAsia="Calibri" w:hAnsi="Calibri"/>
+        </w:rPr>
+        <w:t xml:space="preserve"> </w:t>
+      </w:r>
+    </w:p>
+    <w:p>
+      <w:pPr>
+        <w:widowControl w:val="false"/>
+        <w:pBdr>
+          <w:bottom w:val="single" w:color="8892A0" w:sz="8" w:space="1"/>
+        </w:pBdr>
+        <w:spacing w:before="42" w:after="42"/>
+      </w:pPr>
+      <w:r>
+        <w:rPr>
+          <w:sz w:val="24"/>
+          <w:szCs w:val="24"/>
+          <w:rFonts w:ascii="Calibri" w:cs="Calibri" w:eastAsia="Calibri" w:hAnsi="Calibri"/>
+        </w:rPr>
+        <w:t xml:space="preserve"> </w:t>
+      </w:r>
+    </w:p>
+    <w:p>
+      <w:pPr>
+        <w:spacing w:before="0" w:after="0" w:line="75" w:lineRule="exact"/>
+      </w:pPr>
+      <w:r>
+        <w:rPr>
+          <w:sz w:val="3"/>
+          <w:szCs w:val="3"/>
+          <w:rFonts w:ascii="Calibri" w:cs="Calibri" w:eastAsia="Calibri" w:hAnsi="Calibri"/>
+        </w:rPr>
+        <w:t xml:space="preserve"> </w:t>
+      </w:r>
+    </w:p>
     <w:p>
       <w:pPr>
         <w:widowControl w:val="false"/>
@@ -5670,8 +6612,8 @@
             </w:pPr>
             <w:r>
               <w:rPr>
-                <w:b w:val="false"/>
-                <w:bCs w:val="false"/>
+                <w:b/>
+                <w:bCs/>
                 <w:i w:val="false"/>
                 <w:iCs w:val="false"/>
                 <w:color w:val="1A1A1A"/>
@@ -5680,7 +6622,21 @@
                 <w:caps w:val="false"/>
                 <w:rFonts w:ascii="Calibri" w:cs="Calibri" w:eastAsia="Calibri" w:hAnsi="Calibri"/>
               </w:rPr>
-              <w:t xml:space="preserve">Pronunciations: Grand Divisions (grand dih-VIZH-unz); Citizen Legislature (SIT-ih-zen LEJ-is-lay-cher); The Tennessee Plan (TEN-eh-see plan).</w:t>
+              <w:t xml:space="preserve">Pronunciations: </w:t>
+            </w:r>
+            <w:r>
+              <w:rPr>
+                <w:b w:val="false"/>
+                <w:bCs w:val="false"/>
+                <w:i w:val="false"/>
+                <w:iCs w:val="false"/>
+                <w:color w:val="1A1A1A"/>
+                <w:sz w:val="33"/>
+                <w:szCs w:val="33"/>
+                <w:caps w:val="false"/>
+                <w:rFonts w:ascii="Calibri" w:cs="Calibri" w:eastAsia="Calibri" w:hAnsi="Calibri"/>
+              </w:rPr>
+              <w:t xml:space="preserve">Grand Divisions (grand dih-VIZH-unz); Citizen Legislature (SIT-ih-zen LEJ-is-lay-cher); The Tennessee Plan (TEN-eh-see plan).</w:t>
             </w:r>
           </w:p>
         </w:tc>
@@ -6932,13 +7888,27 @@
                 <w:caps w:val="false"/>
                 <w:rFonts w:ascii="Calibri" w:cs="Calibri" w:eastAsia="Calibri" w:hAnsi="Calibri"/>
               </w:rPr>
-              <w:t xml:space="preserve">RESPONSE CHOICE</w:t>
+              <w:t xml:space="preserve">RESPONSE CHOICE — three ways to complete each studio</w:t>
             </w:r>
           </w:p>
           <w:p>
             <w:pPr>
               <w:spacing w:after="40"/>
             </w:pPr>
+            <w:r>
+              <w:rPr>
+                <w:b/>
+                <w:bCs/>
+                <w:i w:val="false"/>
+                <w:iCs w:val="false"/>
+                <w:color w:val="1A1A1A"/>
+                <w:sz w:val="32"/>
+                <w:szCs w:val="32"/>
+                <w:caps w:val="false"/>
+                <w:rFonts w:ascii="Calibri" w:cs="Calibri" w:eastAsia="Calibri" w:hAnsi="Calibri"/>
+              </w:rPr>
+              <w:t xml:space="preserve">WRITE:  </w:t>
+            </w:r>
             <w:r>
               <w:rPr>
                 <w:b w:val="false"/>
@@ -6946,12 +7916,78 @@
                 <w:i w:val="false"/>
                 <w:iCs w:val="false"/>
                 <w:color w:val="1A1A1A"/>
-                <w:sz w:val="33"/>
-                <w:szCs w:val="33"/>
-                <w:caps w:val="false"/>
-                <w:rFonts w:ascii="Calibri" w:cs="Calibri" w:eastAsia="Calibri" w:hAnsi="Calibri"/>
-              </w:rPr>
-              <w:t xml:space="preserve">Complete each studio by writing, speaking, or diagramming.</w:t>
+                <w:sz w:val="32"/>
+                <w:szCs w:val="32"/>
+                <w:caps w:val="false"/>
+                <w:rFonts w:ascii="Calibri" w:cs="Calibri" w:eastAsia="Calibri" w:hAnsi="Calibri"/>
+              </w:rPr>
+              <w:t xml:space="preserve">fill in the four boxes below in your own words.</w:t>
+            </w:r>
+          </w:p>
+          <w:p>
+            <w:pPr>
+              <w:spacing w:after="40"/>
+            </w:pPr>
+            <w:r>
+              <w:rPr>
+                <w:b/>
+                <w:bCs/>
+                <w:i w:val="false"/>
+                <w:iCs w:val="false"/>
+                <w:color w:val="1A1A1A"/>
+                <w:sz w:val="32"/>
+                <w:szCs w:val="32"/>
+                <w:caps w:val="false"/>
+                <w:rFonts w:ascii="Calibri" w:cs="Calibri" w:eastAsia="Calibri" w:hAnsi="Calibri"/>
+              </w:rPr>
+              <w:t xml:space="preserve">SAY IT:  </w:t>
+            </w:r>
+            <w:r>
+              <w:rPr>
+                <w:b w:val="false"/>
+                <w:bCs w:val="false"/>
+                <w:i w:val="false"/>
+                <w:iCs w:val="false"/>
+                <w:color w:val="1A1A1A"/>
+                <w:sz w:val="32"/>
+                <w:szCs w:val="32"/>
+                <w:caps w:val="false"/>
+                <w:rFonts w:ascii="Calibri" w:cs="Calibri" w:eastAsia="Calibri" w:hAnsi="Calibri"/>
+              </w:rPr>
+              <w:t xml:space="preserve">explain the term aloud to a partner or your teacher, or record a short voice note — say the term, its meaning, and one example.</w:t>
+            </w:r>
+          </w:p>
+          <w:p>
+            <w:pPr>
+              <w:spacing w:after="40"/>
+            </w:pPr>
+            <w:r>
+              <w:rPr>
+                <w:b/>
+                <w:bCs/>
+                <w:i w:val="false"/>
+                <w:iCs w:val="false"/>
+                <w:color w:val="1A1A1A"/>
+                <w:sz w:val="32"/>
+                <w:szCs w:val="32"/>
+                <w:caps w:val="false"/>
+                <w:rFonts w:ascii="Calibri" w:cs="Calibri" w:eastAsia="Calibri" w:hAnsi="Calibri"/>
+              </w:rPr>
+              <w:t xml:space="preserve">DIAGRAM:  </w:t>
+            </w:r>
+            <w:r>
+              <w:rPr>
+                <w:b w:val="false"/>
+                <w:bCs w:val="false"/>
+                <w:i w:val="false"/>
+                <w:iCs w:val="false"/>
+                <w:color w:val="1A1A1A"/>
+                <w:sz w:val="32"/>
+                <w:szCs w:val="32"/>
+                <w:caps w:val="false"/>
+                <w:rFonts w:ascii="Calibri" w:cs="Calibri" w:eastAsia="Calibri" w:hAnsi="Calibri"/>
+              </w:rPr>
+              <w:t xml:space="preserve">sketch or map the term in the Sketch Studio on the back of this page.</w:t>
             </w:r>
           </w:p>
         </w:tc>
@@ -8353,7 +9389,7 @@
                 <w:caps w:val="false"/>
                 <w:rFonts w:ascii="Calibri" w:cs="Calibri" w:eastAsia="Calibri" w:hAnsi="Calibri"/>
               </w:rPr>
-              <w:t xml:space="preserve">How do these priority terms fit together? Write or sketch how one leads to or affects another.</w:t>
+              <w:t xml:space="preserve">How do these priority terms fit together? Write how one leads to or affects another on the lines — or map it in the Sketch Studio on the back.</w:t>
             </w:r>
           </w:p>
         </w:tc>
@@ -8406,6 +9442,606 @@
         <w:t xml:space="preserve"> </w:t>
       </w:r>
     </w:p>
+    <w:p>
+      <w:pPr>
+        <w:pStyle w:val="Heading2"/>
+        <w:keepNext/>
+        <w:pageBreakBefore/>
+        <w:spacing w:before="150" w:after="90"/>
+      </w:pPr>
+      <w:r>
+        <w:rPr>
+          <w:b/>
+          <w:bCs/>
+          <w:i w:val="false"/>
+          <w:iCs w:val="false"/>
+          <w:color w:val="1B2A4A"/>
+          <w:sz w:val="42"/>
+          <w:szCs w:val="42"/>
+          <w:caps w:val="false"/>
+          <w:rFonts w:ascii="Calibri" w:cs="Calibri" w:eastAsia="Calibri" w:hAnsi="Calibri"/>
+        </w:rPr>
+        <w:t xml:space="preserve">Activity 2 — Sketch Studio (draw it or say it) — GC.28</w:t>
+      </w:r>
+    </w:p>
+    <w:tbl>
+      <w:tblPr>
+        <w:tblW w:type="dxa" w:w="9792"/>
+        <w:tblBorders>
+          <w:top w:val="single" w:color="auto" w:sz="4"/>
+          <w:left w:val="single" w:color="auto" w:sz="4"/>
+          <w:bottom w:val="single" w:color="auto" w:sz="4"/>
+          <w:right w:val="single" w:color="auto" w:sz="4"/>
+          <w:insideH w:val="single" w:color="auto" w:sz="4"/>
+          <w:insideV w:val="single" w:color="auto" w:sz="4"/>
+        </w:tblBorders>
+      </w:tblPr>
+      <w:tblGrid>
+        <w:gridCol w:w="9792"/>
+      </w:tblGrid>
+      <w:tr>
+        <w:tc>
+          <w:tcPr>
+            <w:tcW w:type="dxa" w:w="9792"/>
+            <w:tcBorders>
+              <w:top w:val="single" w:color="D9D5C8" w:sz="4"/>
+              <w:left w:val="single" w:color="D9D5C8" w:sz="4"/>
+              <w:bottom w:val="single" w:color="D9D5C8" w:sz="4"/>
+              <w:right w:val="single" w:color="D9D5C8" w:sz="4"/>
+            </w:tcBorders>
+            <w:shd w:fill="F7F5EF" w:color="auto" w:val="clear"/>
+            <w:tcMar>
+              <w:top w:type="dxa" w:w="55"/>
+              <w:left w:type="dxa" w:w="110"/>
+              <w:bottom w:type="dxa" w:w="55"/>
+              <w:right w:type="dxa" w:w="110"/>
+            </w:tcMar>
+          </w:tcPr>
+          <w:p>
+            <w:pPr>
+              <w:spacing w:after="60"/>
+            </w:pPr>
+            <w:r>
+              <w:rPr>
+                <w:b/>
+                <w:bCs/>
+                <w:i w:val="false"/>
+                <w:iCs w:val="false"/>
+                <w:color w:val="1B2A4A"/>
+                <w:sz w:val="32"/>
+                <w:szCs w:val="32"/>
+                <w:caps w:val="false"/>
+                <w:rFonts w:ascii="Calibri" w:cs="Calibri" w:eastAsia="Calibri" w:hAnsi="Calibri"/>
+              </w:rPr>
+              <w:t xml:space="preserve">SAY IT — pick one way to explain your terms aloud</w:t>
+            </w:r>
+          </w:p>
+          <w:p>
+            <w:pPr>
+              <w:spacing w:after="40"/>
+            </w:pPr>
+            <w:r>
+              <w:rPr>
+                <w:b w:val="false"/>
+                <w:bCs w:val="false"/>
+                <w:i w:val="false"/>
+                <w:iCs w:val="false"/>
+                <w:color w:val="1A1A1A"/>
+                <w:sz w:val="33"/>
+                <w:szCs w:val="33"/>
+                <w:caps w:val="false"/>
+                <w:rFonts w:ascii="Calibri" w:cs="Calibri" w:eastAsia="Calibri" w:hAnsi="Calibri"/>
+              </w:rPr>
+              <w:t xml:space="preserve">Explain each priority term to a shoulder partner, then have them explain one back to you.</w:t>
+            </w:r>
+          </w:p>
+          <w:p>
+            <w:pPr>
+              <w:spacing w:after="40"/>
+            </w:pPr>
+            <w:r>
+              <w:rPr>
+                <w:b w:val="false"/>
+                <w:bCs w:val="false"/>
+                <w:i w:val="false"/>
+                <w:iCs w:val="false"/>
+                <w:color w:val="1A1A1A"/>
+                <w:sz w:val="33"/>
+                <w:szCs w:val="33"/>
+                <w:caps w:val="false"/>
+                <w:rFonts w:ascii="Calibri" w:cs="Calibri" w:eastAsia="Calibri" w:hAnsi="Calibri"/>
+              </w:rPr>
+              <w:t xml:space="preserve">Or explain a term to your teacher during check-in.</w:t>
+            </w:r>
+          </w:p>
+          <w:p>
+            <w:pPr>
+              <w:spacing w:after="40"/>
+            </w:pPr>
+            <w:r>
+              <w:rPr>
+                <w:b w:val="false"/>
+                <w:bCs w:val="false"/>
+                <w:i w:val="false"/>
+                <w:iCs w:val="false"/>
+                <w:color w:val="1A1A1A"/>
+                <w:sz w:val="33"/>
+                <w:szCs w:val="33"/>
+                <w:caps w:val="false"/>
+                <w:rFonts w:ascii="Calibri" w:cs="Calibri" w:eastAsia="Calibri" w:hAnsi="Calibri"/>
+              </w:rPr>
+              <w:t xml:space="preserve">Or record a 20–30 second voice note: say the term, what it means, and one real example.</w:t>
+            </w:r>
+          </w:p>
+          <w:p>
+            <w:pPr>
+              <w:spacing w:after="40"/>
+            </w:pPr>
+            <w:r>
+              <w:rPr>
+                <w:b w:val="false"/>
+                <w:bCs w:val="false"/>
+                <w:i w:val="false"/>
+                <w:iCs w:val="false"/>
+                <w:color w:val="1A1A1A"/>
+                <w:sz w:val="33"/>
+                <w:szCs w:val="33"/>
+                <w:caps w:val="false"/>
+                <w:rFonts w:ascii="Calibri" w:cs="Calibri" w:eastAsia="Calibri" w:hAnsi="Calibri"/>
+              </w:rPr>
+              <w:t xml:space="preserve">Or stand and share one term with the class.</w:t>
+            </w:r>
+          </w:p>
+        </w:tc>
+      </w:tr>
+    </w:tbl>
+    <w:p>
+      <w:pPr>
+        <w:spacing w:after="40"/>
+      </w:pPr>
+      <w:r>
+        <w:rPr>
+          <w:b w:val="false"/>
+          <w:bCs w:val="false"/>
+          <w:i w:val="false"/>
+          <w:iCs w:val="false"/>
+          <w:color w:val="1A1A1A"/>
+          <w:sz w:val="18"/>
+          <w:szCs w:val="18"/>
+          <w:caps w:val="false"/>
+          <w:rFonts w:ascii="Calibri" w:cs="Calibri" w:eastAsia="Calibri" w:hAnsi="Calibri"/>
+        </w:rPr>
+      </w:r>
+    </w:p>
+    <w:tbl>
+      <w:tblPr>
+        <w:tblW w:type="dxa" w:w="9792"/>
+        <w:tblBorders>
+          <w:top w:val="single" w:color="auto" w:sz="4"/>
+          <w:left w:val="single" w:color="auto" w:sz="4"/>
+          <w:bottom w:val="single" w:color="auto" w:sz="4"/>
+          <w:right w:val="single" w:color="auto" w:sz="4"/>
+          <w:insideH w:val="single" w:color="auto" w:sz="4"/>
+          <w:insideV w:val="single" w:color="auto" w:sz="4"/>
+        </w:tblBorders>
+      </w:tblPr>
+      <w:tblGrid>
+        <w:gridCol w:w="9792"/>
+      </w:tblGrid>
+      <w:tr>
+        <w:tc>
+          <w:tcPr>
+            <w:tcW w:type="dxa" w:w="9792"/>
+            <w:tcBorders>
+              <w:top w:val="single" w:color="D9D5C8" w:sz="4"/>
+              <w:left w:val="single" w:color="D9D5C8" w:sz="4"/>
+              <w:bottom w:val="single" w:color="D9D5C8" w:sz="4"/>
+              <w:right w:val="single" w:color="D9D5C8" w:sz="4"/>
+            </w:tcBorders>
+            <w:shd w:fill="F7F5EF" w:color="auto" w:val="clear"/>
+            <w:tcMar>
+              <w:top w:type="dxa" w:w="55"/>
+              <w:left w:type="dxa" w:w="110"/>
+              <w:bottom w:type="dxa" w:w="55"/>
+              <w:right w:type="dxa" w:w="110"/>
+            </w:tcMar>
+          </w:tcPr>
+          <w:p>
+            <w:pPr>
+              <w:spacing w:after="60"/>
+            </w:pPr>
+            <w:r>
+              <w:rPr>
+                <w:b/>
+                <w:bCs/>
+                <w:i w:val="false"/>
+                <w:iCs w:val="false"/>
+                <w:color w:val="1B2A4A"/>
+                <w:sz w:val="32"/>
+                <w:szCs w:val="32"/>
+                <w:caps w:val="false"/>
+                <w:rFonts w:ascii="Calibri" w:cs="Calibri" w:eastAsia="Calibri" w:hAnsi="Calibri"/>
+              </w:rPr>
+              <w:t xml:space="preserve">DIAGRAM: Grand Divisions</w:t>
+            </w:r>
+          </w:p>
+          <w:p>
+            <w:pPr>
+              <w:spacing w:after="40"/>
+            </w:pPr>
+            <w:r>
+              <w:rPr>
+                <w:b w:val="false"/>
+                <w:bCs w:val="false"/>
+                <w:i w:val="false"/>
+                <w:iCs w:val="false"/>
+                <w:color w:val="1A1A1A"/>
+                <w:sz w:val="33"/>
+                <w:szCs w:val="33"/>
+                <w:caps w:val="false"/>
+                <w:rFonts w:ascii="Calibri" w:cs="Calibri" w:eastAsia="Calibri" w:hAnsi="Calibri"/>
+              </w:rPr>
+              <w:t xml:space="preserve">Draw, map, or symbolize this term — a picture, an icon, a quick web, or an example scene. Label your drawing.</w:t>
+            </w:r>
+          </w:p>
+        </w:tc>
+      </w:tr>
+    </w:tbl>
+    <w:tbl>
+      <w:tblPr>
+        <w:tblW w:type="dxa" w:w="9792"/>
+        <w:tblBorders>
+          <w:top w:val="single" w:color="auto" w:sz="4"/>
+          <w:left w:val="single" w:color="auto" w:sz="4"/>
+          <w:bottom w:val="single" w:color="auto" w:sz="4"/>
+          <w:right w:val="single" w:color="auto" w:sz="4"/>
+          <w:insideH w:val="single" w:color="auto" w:sz="4"/>
+          <w:insideV w:val="single" w:color="auto" w:sz="4"/>
+        </w:tblBorders>
+      </w:tblPr>
+      <w:tblGrid>
+        <w:gridCol w:w="9792"/>
+      </w:tblGrid>
+      <w:tr>
+        <w:trPr>
+          <w:trHeight w:val="2100" w:hRule="atLeast"/>
+        </w:trPr>
+        <w:tc>
+          <w:tcPr>
+            <w:tcW w:type="dxa" w:w="9792"/>
+            <w:tcBorders>
+              <w:top w:val="single" w:color="D9D5C8" w:sz="4"/>
+              <w:left w:val="single" w:color="D9D5C8" w:sz="4"/>
+              <w:bottom w:val="single" w:color="D9D5C8" w:sz="4"/>
+              <w:right w:val="single" w:color="D9D5C8" w:sz="4"/>
+            </w:tcBorders>
+            <w:tcMar>
+              <w:top w:type="dxa" w:w="55"/>
+              <w:left w:type="dxa" w:w="110"/>
+              <w:bottom w:type="dxa" w:w="55"/>
+              <w:right w:type="dxa" w:w="110"/>
+            </w:tcMar>
+          </w:tcPr>
+          <w:p>
+            <w:pPr>
+              <w:spacing w:after="0"/>
+            </w:pPr>
+            <w:r>
+              <w:rPr>
+                <w:b w:val="false"/>
+                <w:bCs w:val="false"/>
+                <w:i w:val="false"/>
+                <w:iCs w:val="false"/>
+                <w:color w:val="1A1A1A"/>
+                <w:sz w:val="18"/>
+                <w:szCs w:val="18"/>
+                <w:caps w:val="false"/>
+                <w:rFonts w:ascii="Calibri" w:cs="Calibri" w:eastAsia="Calibri" w:hAnsi="Calibri"/>
+              </w:rPr>
+              <w:t xml:space="preserve"> </w:t>
+            </w:r>
+          </w:p>
+        </w:tc>
+      </w:tr>
+    </w:tbl>
+    <w:p>
+      <w:pPr>
+        <w:spacing w:after="90"/>
+      </w:pPr>
+      <w:r>
+        <w:rPr>
+          <w:b w:val="false"/>
+          <w:bCs w:val="false"/>
+          <w:i w:val="false"/>
+          <w:iCs w:val="false"/>
+          <w:color w:val="1A1A1A"/>
+          <w:sz w:val="18"/>
+          <w:szCs w:val="18"/>
+          <w:caps w:val="false"/>
+          <w:rFonts w:ascii="Calibri" w:cs="Calibri" w:eastAsia="Calibri" w:hAnsi="Calibri"/>
+        </w:rPr>
+      </w:r>
+    </w:p>
+    <w:tbl>
+      <w:tblPr>
+        <w:tblW w:type="dxa" w:w="9792"/>
+        <w:tblBorders>
+          <w:top w:val="single" w:color="auto" w:sz="4"/>
+          <w:left w:val="single" w:color="auto" w:sz="4"/>
+          <w:bottom w:val="single" w:color="auto" w:sz="4"/>
+          <w:right w:val="single" w:color="auto" w:sz="4"/>
+          <w:insideH w:val="single" w:color="auto" w:sz="4"/>
+          <w:insideV w:val="single" w:color="auto" w:sz="4"/>
+        </w:tblBorders>
+      </w:tblPr>
+      <w:tblGrid>
+        <w:gridCol w:w="9792"/>
+      </w:tblGrid>
+      <w:tr>
+        <w:tc>
+          <w:tcPr>
+            <w:tcW w:type="dxa" w:w="9792"/>
+            <w:tcBorders>
+              <w:top w:val="single" w:color="D9D5C8" w:sz="4"/>
+              <w:left w:val="single" w:color="D9D5C8" w:sz="4"/>
+              <w:bottom w:val="single" w:color="D9D5C8" w:sz="4"/>
+              <w:right w:val="single" w:color="D9D5C8" w:sz="4"/>
+            </w:tcBorders>
+            <w:shd w:fill="F7F5EF" w:color="auto" w:val="clear"/>
+            <w:tcMar>
+              <w:top w:type="dxa" w:w="55"/>
+              <w:left w:type="dxa" w:w="110"/>
+              <w:bottom w:type="dxa" w:w="55"/>
+              <w:right w:type="dxa" w:w="110"/>
+            </w:tcMar>
+          </w:tcPr>
+          <w:p>
+            <w:pPr>
+              <w:spacing w:after="60"/>
+            </w:pPr>
+            <w:r>
+              <w:rPr>
+                <w:b/>
+                <w:bCs/>
+                <w:i w:val="false"/>
+                <w:iCs w:val="false"/>
+                <w:color w:val="1B2A4A"/>
+                <w:sz w:val="32"/>
+                <w:szCs w:val="32"/>
+                <w:caps w:val="false"/>
+                <w:rFonts w:ascii="Calibri" w:cs="Calibri" w:eastAsia="Calibri" w:hAnsi="Calibri"/>
+              </w:rPr>
+              <w:t xml:space="preserve">DIAGRAM: The Tennessee Plan</w:t>
+            </w:r>
+          </w:p>
+          <w:p>
+            <w:pPr>
+              <w:spacing w:after="40"/>
+            </w:pPr>
+            <w:r>
+              <w:rPr>
+                <w:b w:val="false"/>
+                <w:bCs w:val="false"/>
+                <w:i w:val="false"/>
+                <w:iCs w:val="false"/>
+                <w:color w:val="1A1A1A"/>
+                <w:sz w:val="33"/>
+                <w:szCs w:val="33"/>
+                <w:caps w:val="false"/>
+                <w:rFonts w:ascii="Calibri" w:cs="Calibri" w:eastAsia="Calibri" w:hAnsi="Calibri"/>
+              </w:rPr>
+              <w:t xml:space="preserve">Draw, map, or symbolize this term — a picture, an icon, a quick web, or an example scene. Label your drawing.</w:t>
+            </w:r>
+          </w:p>
+        </w:tc>
+      </w:tr>
+    </w:tbl>
+    <w:tbl>
+      <w:tblPr>
+        <w:tblW w:type="dxa" w:w="9792"/>
+        <w:tblBorders>
+          <w:top w:val="single" w:color="auto" w:sz="4"/>
+          <w:left w:val="single" w:color="auto" w:sz="4"/>
+          <w:bottom w:val="single" w:color="auto" w:sz="4"/>
+          <w:right w:val="single" w:color="auto" w:sz="4"/>
+          <w:insideH w:val="single" w:color="auto" w:sz="4"/>
+          <w:insideV w:val="single" w:color="auto" w:sz="4"/>
+        </w:tblBorders>
+      </w:tblPr>
+      <w:tblGrid>
+        <w:gridCol w:w="9792"/>
+      </w:tblGrid>
+      <w:tr>
+        <w:trPr>
+          <w:trHeight w:val="2100" w:hRule="atLeast"/>
+        </w:trPr>
+        <w:tc>
+          <w:tcPr>
+            <w:tcW w:type="dxa" w:w="9792"/>
+            <w:tcBorders>
+              <w:top w:val="single" w:color="D9D5C8" w:sz="4"/>
+              <w:left w:val="single" w:color="D9D5C8" w:sz="4"/>
+              <w:bottom w:val="single" w:color="D9D5C8" w:sz="4"/>
+              <w:right w:val="single" w:color="D9D5C8" w:sz="4"/>
+            </w:tcBorders>
+            <w:tcMar>
+              <w:top w:type="dxa" w:w="55"/>
+              <w:left w:type="dxa" w:w="110"/>
+              <w:bottom w:type="dxa" w:w="55"/>
+              <w:right w:type="dxa" w:w="110"/>
+            </w:tcMar>
+          </w:tcPr>
+          <w:p>
+            <w:pPr>
+              <w:spacing w:after="0"/>
+            </w:pPr>
+            <w:r>
+              <w:rPr>
+                <w:b w:val="false"/>
+                <w:bCs w:val="false"/>
+                <w:i w:val="false"/>
+                <w:iCs w:val="false"/>
+                <w:color w:val="1A1A1A"/>
+                <w:sz w:val="18"/>
+                <w:szCs w:val="18"/>
+                <w:caps w:val="false"/>
+                <w:rFonts w:ascii="Calibri" w:cs="Calibri" w:eastAsia="Calibri" w:hAnsi="Calibri"/>
+              </w:rPr>
+              <w:t xml:space="preserve"> </w:t>
+            </w:r>
+          </w:p>
+        </w:tc>
+      </w:tr>
+    </w:tbl>
+    <w:p>
+      <w:pPr>
+        <w:spacing w:after="70"/>
+      </w:pPr>
+      <w:r>
+        <w:rPr>
+          <w:b w:val="false"/>
+          <w:bCs w:val="false"/>
+          <w:i w:val="false"/>
+          <w:iCs w:val="false"/>
+          <w:color w:val="1A1A1A"/>
+          <w:sz w:val="18"/>
+          <w:szCs w:val="18"/>
+          <w:caps w:val="false"/>
+          <w:rFonts w:ascii="Calibri" w:cs="Calibri" w:eastAsia="Calibri" w:hAnsi="Calibri"/>
+        </w:rPr>
+      </w:r>
+    </w:p>
+    <w:tbl>
+      <w:tblPr>
+        <w:tblW w:type="dxa" w:w="9792"/>
+        <w:tblBorders>
+          <w:top w:val="single" w:color="auto" w:sz="4"/>
+          <w:left w:val="single" w:color="auto" w:sz="4"/>
+          <w:bottom w:val="single" w:color="auto" w:sz="4"/>
+          <w:right w:val="single" w:color="auto" w:sz="4"/>
+          <w:insideH w:val="single" w:color="auto" w:sz="4"/>
+          <w:insideV w:val="single" w:color="auto" w:sz="4"/>
+        </w:tblBorders>
+      </w:tblPr>
+      <w:tblGrid>
+        <w:gridCol w:w="9792"/>
+      </w:tblGrid>
+      <w:tr>
+        <w:tc>
+          <w:tcPr>
+            <w:tcW w:type="dxa" w:w="9792"/>
+            <w:tcBorders>
+              <w:top w:val="single" w:color="D9D5C8" w:sz="4"/>
+              <w:left w:val="single" w:color="D9D5C8" w:sz="4"/>
+              <w:bottom w:val="single" w:color="D9D5C8" w:sz="4"/>
+              <w:right w:val="single" w:color="D9D5C8" w:sz="4"/>
+            </w:tcBorders>
+            <w:shd w:fill="F7F5EF" w:color="auto" w:val="clear"/>
+            <w:tcMar>
+              <w:top w:type="dxa" w:w="55"/>
+              <w:left w:type="dxa" w:w="110"/>
+              <w:bottom w:type="dxa" w:w="55"/>
+              <w:right w:type="dxa" w:w="110"/>
+            </w:tcMar>
+          </w:tcPr>
+          <w:p>
+            <w:pPr>
+              <w:spacing w:after="60"/>
+            </w:pPr>
+            <w:r>
+              <w:rPr>
+                <w:b/>
+                <w:bCs/>
+                <w:i w:val="false"/>
+                <w:iCs w:val="false"/>
+                <w:color w:val="1B2A4A"/>
+                <w:sz w:val="32"/>
+                <w:szCs w:val="32"/>
+                <w:caps w:val="false"/>
+                <w:rFonts w:ascii="Calibri" w:cs="Calibri" w:eastAsia="Calibri" w:hAnsi="Calibri"/>
+              </w:rPr>
+              <w:t xml:space="preserve">CONNECT THE TERMS — concept map</w:t>
+            </w:r>
+          </w:p>
+          <w:p>
+            <w:pPr>
+              <w:spacing w:after="40"/>
+            </w:pPr>
+            <w:r>
+              <w:rPr>
+                <w:b w:val="false"/>
+                <w:bCs w:val="false"/>
+                <w:i w:val="false"/>
+                <w:iCs w:val="false"/>
+                <w:color w:val="1A1A1A"/>
+                <w:sz w:val="33"/>
+                <w:szCs w:val="33"/>
+                <w:caps w:val="false"/>
+                <w:rFonts w:ascii="Calibri" w:cs="Calibri" w:eastAsia="Calibri" w:hAnsi="Calibri"/>
+              </w:rPr>
+              <w:t xml:space="preserve">Put both terms in the box and draw arrows to show how one leads to, needs, or affects the other. Write a few words on each arrow.</w:t>
+            </w:r>
+          </w:p>
+        </w:tc>
+      </w:tr>
+    </w:tbl>
+    <w:tbl>
+      <w:tblPr>
+        <w:tblW w:type="dxa" w:w="9792"/>
+        <w:tblBorders>
+          <w:top w:val="single" w:color="auto" w:sz="4"/>
+          <w:left w:val="single" w:color="auto" w:sz="4"/>
+          <w:bottom w:val="single" w:color="auto" w:sz="4"/>
+          <w:right w:val="single" w:color="auto" w:sz="4"/>
+          <w:insideH w:val="single" w:color="auto" w:sz="4"/>
+          <w:insideV w:val="single" w:color="auto" w:sz="4"/>
+        </w:tblBorders>
+      </w:tblPr>
+      <w:tblGrid>
+        <w:gridCol w:w="9792"/>
+      </w:tblGrid>
+      <w:tr>
+        <w:trPr>
+          <w:trHeight w:val="2500" w:hRule="atLeast"/>
+        </w:trPr>
+        <w:tc>
+          <w:tcPr>
+            <w:tcW w:type="dxa" w:w="9792"/>
+            <w:tcBorders>
+              <w:top w:val="single" w:color="D9D5C8" w:sz="4"/>
+              <w:left w:val="single" w:color="D9D5C8" w:sz="4"/>
+              <w:bottom w:val="single" w:color="D9D5C8" w:sz="4"/>
+              <w:right w:val="single" w:color="D9D5C8" w:sz="4"/>
+            </w:tcBorders>
+            <w:tcMar>
+              <w:top w:type="dxa" w:w="55"/>
+              <w:left w:type="dxa" w:w="110"/>
+              <w:bottom w:type="dxa" w:w="55"/>
+              <w:right w:type="dxa" w:w="110"/>
+            </w:tcMar>
+          </w:tcPr>
+          <w:p>
+            <w:pPr>
+              <w:spacing w:after="0"/>
+            </w:pPr>
+            <w:r>
+              <w:rPr>
+                <w:b w:val="false"/>
+                <w:bCs w:val="false"/>
+                <w:i w:val="false"/>
+                <w:iCs w:val="false"/>
+                <w:color w:val="1A1A1A"/>
+                <w:sz w:val="18"/>
+                <w:szCs w:val="18"/>
+                <w:caps w:val="false"/>
+                <w:rFonts w:ascii="Calibri" w:cs="Calibri" w:eastAsia="Calibri" w:hAnsi="Calibri"/>
+              </w:rPr>
+              <w:t xml:space="preserve"> </w:t>
+            </w:r>
+          </w:p>
+        </w:tc>
+      </w:tr>
+    </w:tbl>
     <w:p>
       <w:pPr>
         <w:pStyle w:val="Heading2"/>
@@ -13547,7 +15183,7 @@
     </w:tbl>
     <w:p>
       <w:pPr>
-        <w:spacing w:after="120"/>
+        <w:spacing w:after="70"/>
       </w:pPr>
       <w:r>
         <w:rPr>
@@ -13872,6 +15508,155 @@
                 <w:rFonts w:ascii="Calibri" w:cs="Calibri" w:eastAsia="Calibri" w:hAnsi="Calibri"/>
               </w:rPr>
               <w:t xml:space="preserve"> </w:t>
+            </w:r>
+          </w:p>
+        </w:tc>
+      </w:tr>
+    </w:tbl>
+    <w:tbl>
+      <w:tblPr>
+        <w:tblW w:type="dxa" w:w="9792"/>
+        <w:tblBorders>
+          <w:top w:val="single" w:color="auto" w:sz="4"/>
+          <w:left w:val="single" w:color="auto" w:sz="4"/>
+          <w:bottom w:val="single" w:color="auto" w:sz="4"/>
+          <w:right w:val="single" w:color="auto" w:sz="4"/>
+          <w:insideH w:val="single" w:color="auto" w:sz="4"/>
+          <w:insideV w:val="single" w:color="auto" w:sz="4"/>
+        </w:tblBorders>
+      </w:tblPr>
+      <w:tblGrid>
+        <w:gridCol w:w="9792"/>
+      </w:tblGrid>
+      <w:tr>
+        <w:tc>
+          <w:tcPr>
+            <w:tcW w:type="dxa" w:w="9792"/>
+            <w:tcBorders>
+              <w:top w:val="single" w:color="D9D5C8" w:sz="4"/>
+              <w:left w:val="single" w:color="D9D5C8" w:sz="4"/>
+              <w:bottom w:val="single" w:color="D9D5C8" w:sz="4"/>
+              <w:right w:val="single" w:color="D9D5C8" w:sz="4"/>
+            </w:tcBorders>
+            <w:shd w:fill="F7F5EF" w:color="auto" w:val="clear"/>
+            <w:tcMar>
+              <w:top w:type="dxa" w:w="55"/>
+              <w:left w:type="dxa" w:w="110"/>
+              <w:bottom w:type="dxa" w:w="55"/>
+              <w:right w:type="dxa" w:w="110"/>
+            </w:tcMar>
+          </w:tcPr>
+          <w:p>
+            <w:pPr>
+              <w:spacing w:after="60"/>
+            </w:pPr>
+            <w:r>
+              <w:rPr>
+                <w:b/>
+                <w:bCs/>
+                <w:i w:val="false"/>
+                <w:iCs w:val="false"/>
+                <w:color w:val="1B2A4A"/>
+                <w:sz w:val="32"/>
+                <w:szCs w:val="32"/>
+                <w:caps w:val="false"/>
+                <w:rFonts w:ascii="Calibri" w:cs="Calibri" w:eastAsia="Calibri" w:hAnsi="Calibri"/>
+              </w:rPr>
+              <w:t xml:space="preserve">CHECK YOURSELF — look back and score how it went</w:t>
+            </w:r>
+          </w:p>
+          <w:p>
+            <w:pPr>
+              <w:spacing w:after="40"/>
+            </w:pPr>
+            <w:r>
+              <w:rPr>
+                <w:b/>
+                <w:bCs/>
+                <w:i w:val="false"/>
+                <w:iCs w:val="false"/>
+                <w:color w:val="1A1A1A"/>
+                <w:sz w:val="30"/>
+                <w:szCs w:val="30"/>
+                <w:caps w:val="false"/>
+                <w:rFonts w:ascii="Calibri" w:cs="Calibri" w:eastAsia="Calibri" w:hAnsi="Calibri"/>
+              </w:rPr>
+              <w:t xml:space="preserve">Got it right?  </w:t>
+            </w:r>
+            <w:r>
+              <w:rPr>
+                <w:b w:val="false"/>
+                <w:bCs w:val="false"/>
+                <w:i w:val="false"/>
+                <w:iCs w:val="false"/>
+                <w:color w:val="1A1A1A"/>
+                <w:sz w:val="30"/>
+                <w:szCs w:val="30"/>
+                <w:caps w:val="false"/>
+                <w:rFonts w:ascii="Calibri" w:cs="Calibri" w:eastAsia="Calibri" w:hAnsi="Calibri"/>
+              </w:rPr>
+              <w:t xml:space="preserve">☐ Yes  ☐ Partly  ☐ Not yet</w:t>
+            </w:r>
+            <w:r>
+              <w:rPr>
+                <w:b/>
+                <w:bCs/>
+                <w:i w:val="false"/>
+                <w:iCs w:val="false"/>
+                <w:color w:val="1A1A1A"/>
+                <w:sz w:val="30"/>
+                <w:szCs w:val="30"/>
+                <w:caps w:val="false"/>
+                <w:rFonts w:ascii="Calibri" w:cs="Calibri" w:eastAsia="Calibri" w:hAnsi="Calibri"/>
+              </w:rPr>
+              <w:t xml:space="preserve">     Answer it from memory?  </w:t>
+            </w:r>
+            <w:r>
+              <w:rPr>
+                <w:b w:val="false"/>
+                <w:bCs w:val="false"/>
+                <w:i w:val="false"/>
+                <w:iCs w:val="false"/>
+                <w:color w:val="1A1A1A"/>
+                <w:sz w:val="30"/>
+                <w:szCs w:val="30"/>
+                <w:caps w:val="false"/>
+                <w:rFonts w:ascii="Calibri" w:cs="Calibri" w:eastAsia="Calibri" w:hAnsi="Calibri"/>
+              </w:rPr>
+              <w:t xml:space="preserve">☐ Yes  ☐ With a hint  ☐ No</w:t>
+            </w:r>
+          </w:p>
+          <w:p>
+            <w:pPr>
+              <w:spacing w:after="40"/>
+            </w:pPr>
+            <w:r>
+              <w:rPr>
+                <w:b/>
+                <w:bCs/>
+                <w:i w:val="false"/>
+                <w:iCs w:val="false"/>
+                <w:color w:val="1A1A1A"/>
+                <w:sz w:val="30"/>
+                <w:szCs w:val="30"/>
+                <w:caps w:val="false"/>
+                <w:rFonts w:ascii="Calibri" w:cs="Calibri" w:eastAsia="Calibri" w:hAnsi="Calibri"/>
+              </w:rPr>
+              <w:t xml:space="preserve">How did it feel?  </w:t>
+            </w:r>
+            <w:r>
+              <w:rPr>
+                <w:b w:val="false"/>
+                <w:bCs w:val="false"/>
+                <w:i w:val="false"/>
+                <w:iCs w:val="false"/>
+                <w:color w:val="1A1A1A"/>
+                <w:sz w:val="30"/>
+                <w:szCs w:val="30"/>
+                <w:caps w:val="false"/>
+                <w:rFonts w:ascii="Calibri" w:cs="Calibri" w:eastAsia="Calibri" w:hAnsi="Calibri"/>
+              </w:rPr>
+              <w:t xml:space="preserve">☐ Confident  ☐ Getting there  ☐ Shaky — I’ll revisit</w:t>
             </w:r>
           </w:p>
         </w:tc>
@@ -19532,7 +21317,7 @@
                 <w:caps w:val="false"/>
                 <w:rFonts w:ascii="Calibri" w:cs="Calibri" w:eastAsia="Calibri" w:hAnsi="Calibri"/>
               </w:rPr>
-              <w:t xml:space="preserve">Every student works this standard at the same rigor: analyze the sources and vocabulary, then demonstrate learning on the Practice Quiz and CER. UDL and MTSS give you flexible ways in — they never lower the bar. Check yourself against the learning targets on the Cornell Notes page.</w:t>
+              <w:t xml:space="preserve">Every student works this standard at the same rigor: analyze the sources and vocabulary, then show what you learned on the Practice Quiz and the CER. Check yourself against the learning targets on the Cornell Notes page. Supports for each step are on the back of this page.</w:t>
             </w:r>
           </w:p>
         </w:tc>
@@ -19680,12 +21465,42 @@
                 <w:caps w:val="false"/>
                 <w:rFonts w:ascii="Calibri" w:cs="Calibri" w:eastAsia="Calibri" w:hAnsi="Calibri"/>
               </w:rPr>
-              <w:t xml:space="preserve">My goal for this standard — what will I be able to do, and how will I show it?</w:t>
+              <w:t xml:space="preserve">My goal for this standard — what will I be able to do, and how will I show it?  (Need help? See the back of this page.)</w:t>
             </w:r>
           </w:p>
         </w:tc>
       </w:tr>
     </w:tbl>
+    <w:p>
+      <w:pPr>
+        <w:widowControl w:val="false"/>
+        <w:pBdr>
+          <w:bottom w:val="single" w:color="8892A0" w:sz="8" w:space="1"/>
+        </w:pBdr>
+        <w:spacing w:before="42" w:after="42"/>
+      </w:pPr>
+      <w:r>
+        <w:rPr>
+          <w:sz w:val="24"/>
+          <w:szCs w:val="24"/>
+          <w:rFonts w:ascii="Calibri" w:cs="Calibri" w:eastAsia="Calibri" w:hAnsi="Calibri"/>
+        </w:rPr>
+        <w:t xml:space="preserve"> </w:t>
+      </w:r>
+    </w:p>
+    <w:p>
+      <w:pPr>
+        <w:spacing w:before="0" w:after="0" w:line="75" w:lineRule="exact"/>
+      </w:pPr>
+      <w:r>
+        <w:rPr>
+          <w:sz w:val="3"/>
+          <w:szCs w:val="3"/>
+          <w:rFonts w:ascii="Calibri" w:cs="Calibri" w:eastAsia="Calibri" w:hAnsi="Calibri"/>
+        </w:rPr>
+        <w:t xml:space="preserve"> </w:t>
+      </w:r>
+    </w:p>
     <w:p>
       <w:pPr>
         <w:widowControl w:val="false"/>
@@ -19854,6 +21669,36 @@
         <w:t xml:space="preserve"> </w:t>
       </w:r>
     </w:p>
+    <w:p>
+      <w:pPr>
+        <w:spacing w:before="0" w:after="0" w:line="75" w:lineRule="exact"/>
+      </w:pPr>
+      <w:r>
+        <w:rPr>
+          <w:sz w:val="3"/>
+          <w:szCs w:val="3"/>
+          <w:rFonts w:ascii="Calibri" w:cs="Calibri" w:eastAsia="Calibri" w:hAnsi="Calibri"/>
+        </w:rPr>
+        <w:t xml:space="preserve"> </w:t>
+      </w:r>
+    </w:p>
+    <w:p>
+      <w:pPr>
+        <w:widowControl w:val="false"/>
+        <w:pBdr>
+          <w:bottom w:val="single" w:color="8892A0" w:sz="8" w:space="1"/>
+        </w:pBdr>
+        <w:spacing w:before="42" w:after="42"/>
+      </w:pPr>
+      <w:r>
+        <w:rPr>
+          <w:sz w:val="24"/>
+          <w:szCs w:val="24"/>
+          <w:rFonts w:ascii="Calibri" w:cs="Calibri" w:eastAsia="Calibri" w:hAnsi="Calibri"/>
+        </w:rPr>
+        <w:t xml:space="preserve"> </w:t>
+      </w:r>
+    </w:p>
     <w:tbl>
       <w:tblPr>
         <w:tblW w:type="dxa" w:w="9792"/>
@@ -20005,6 +21850,36 @@
         <w:t xml:space="preserve"> </w:t>
       </w:r>
     </w:p>
+    <w:p>
+      <w:pPr>
+        <w:spacing w:before="0" w:after="0" w:line="75" w:lineRule="exact"/>
+      </w:pPr>
+      <w:r>
+        <w:rPr>
+          <w:sz w:val="3"/>
+          <w:szCs w:val="3"/>
+          <w:rFonts w:ascii="Calibri" w:cs="Calibri" w:eastAsia="Calibri" w:hAnsi="Calibri"/>
+        </w:rPr>
+        <w:t xml:space="preserve"> </w:t>
+      </w:r>
+    </w:p>
+    <w:p>
+      <w:pPr>
+        <w:widowControl w:val="false"/>
+        <w:pBdr>
+          <w:bottom w:val="single" w:color="8892A0" w:sz="8" w:space="1"/>
+        </w:pBdr>
+        <w:spacing w:before="42" w:after="42"/>
+      </w:pPr>
+      <w:r>
+        <w:rPr>
+          <w:sz w:val="24"/>
+          <w:szCs w:val="24"/>
+          <w:rFonts w:ascii="Calibri" w:cs="Calibri" w:eastAsia="Calibri" w:hAnsi="Calibri"/>
+        </w:rPr>
+        <w:t xml:space="preserve"> </w:t>
+      </w:r>
+    </w:p>
     <w:tbl>
       <w:tblPr>
         <w:tblW w:type="dxa" w:w="9792"/>
@@ -20079,6 +21954,858 @@
         </w:tc>
       </w:tr>
     </w:tbl>
+    <w:p>
+      <w:pPr>
+        <w:widowControl w:val="false"/>
+        <w:pBdr>
+          <w:bottom w:val="single" w:color="8892A0" w:sz="8" w:space="1"/>
+        </w:pBdr>
+        <w:spacing w:before="42" w:after="42"/>
+      </w:pPr>
+      <w:r>
+        <w:rPr>
+          <w:sz w:val="24"/>
+          <w:szCs w:val="24"/>
+          <w:rFonts w:ascii="Calibri" w:cs="Calibri" w:eastAsia="Calibri" w:hAnsi="Calibri"/>
+        </w:rPr>
+        <w:t xml:space="preserve"> </w:t>
+      </w:r>
+    </w:p>
+    <w:p>
+      <w:pPr>
+        <w:spacing w:before="0" w:after="0" w:line="75" w:lineRule="exact"/>
+      </w:pPr>
+      <w:r>
+        <w:rPr>
+          <w:sz w:val="3"/>
+          <w:szCs w:val="3"/>
+          <w:rFonts w:ascii="Calibri" w:cs="Calibri" w:eastAsia="Calibri" w:hAnsi="Calibri"/>
+        </w:rPr>
+        <w:t xml:space="preserve"> </w:t>
+      </w:r>
+    </w:p>
+    <w:p>
+      <w:pPr>
+        <w:widowControl w:val="false"/>
+        <w:pBdr>
+          <w:bottom w:val="single" w:color="8892A0" w:sz="8" w:space="1"/>
+        </w:pBdr>
+        <w:spacing w:before="42" w:after="42"/>
+      </w:pPr>
+      <w:r>
+        <w:rPr>
+          <w:sz w:val="24"/>
+          <w:szCs w:val="24"/>
+          <w:rFonts w:ascii="Calibri" w:cs="Calibri" w:eastAsia="Calibri" w:hAnsi="Calibri"/>
+        </w:rPr>
+        <w:t xml:space="preserve"> </w:t>
+      </w:r>
+    </w:p>
+    <w:p>
+      <w:pPr>
+        <w:spacing w:before="0" w:after="0" w:line="75" w:lineRule="exact"/>
+      </w:pPr>
+      <w:r>
+        <w:rPr>
+          <w:sz w:val="3"/>
+          <w:szCs w:val="3"/>
+          <w:rFonts w:ascii="Calibri" w:cs="Calibri" w:eastAsia="Calibri" w:hAnsi="Calibri"/>
+        </w:rPr>
+        <w:t xml:space="preserve"> </w:t>
+      </w:r>
+    </w:p>
+    <w:p>
+      <w:pPr>
+        <w:widowControl w:val="false"/>
+        <w:pBdr>
+          <w:bottom w:val="single" w:color="8892A0" w:sz="8" w:space="1"/>
+        </w:pBdr>
+        <w:spacing w:before="42" w:after="42"/>
+      </w:pPr>
+      <w:r>
+        <w:rPr>
+          <w:sz w:val="24"/>
+          <w:szCs w:val="24"/>
+          <w:rFonts w:ascii="Calibri" w:cs="Calibri" w:eastAsia="Calibri" w:hAnsi="Calibri"/>
+        </w:rPr>
+        <w:t xml:space="preserve"> </w:t>
+      </w:r>
+    </w:p>
+    <w:p>
+      <w:pPr>
+        <w:pStyle w:val="Heading2"/>
+        <w:keepNext/>
+        <w:pageBreakBefore/>
+        <w:spacing w:before="150" w:after="90"/>
+      </w:pPr>
+      <w:r>
+        <w:rPr>
+          <w:b/>
+          <w:bCs/>
+          <w:i w:val="false"/>
+          <w:iCs w:val="false"/>
+          <w:color w:val="1B2A4A"/>
+          <w:sz w:val="42"/>
+          <w:szCs w:val="42"/>
+          <w:caps w:val="false"/>
+          <w:rFonts w:ascii="Calibri" w:cs="Calibri" w:eastAsia="Calibri" w:hAnsi="Calibri"/>
+        </w:rPr>
+        <w:t xml:space="preserve">Getting Started — supports for this page — GC.29</w:t>
+      </w:r>
+    </w:p>
+    <w:tbl>
+      <w:tblPr>
+        <w:tblW w:type="dxa" w:w="9792"/>
+        <w:tblBorders>
+          <w:top w:val="single" w:color="auto" w:sz="4"/>
+          <w:left w:val="single" w:color="auto" w:sz="4"/>
+          <w:bottom w:val="single" w:color="auto" w:sz="4"/>
+          <w:right w:val="single" w:color="auto" w:sz="4"/>
+          <w:insideH w:val="single" w:color="auto" w:sz="4"/>
+          <w:insideV w:val="single" w:color="auto" w:sz="4"/>
+        </w:tblBorders>
+      </w:tblPr>
+      <w:tblGrid>
+        <w:gridCol w:w="9792"/>
+      </w:tblGrid>
+      <w:tr>
+        <w:tc>
+          <w:tcPr>
+            <w:tcW w:type="dxa" w:w="9792"/>
+            <w:tcBorders>
+              <w:top w:val="single" w:color="D9D5C8" w:sz="4"/>
+              <w:left w:val="single" w:color="D9D5C8" w:sz="4"/>
+              <w:bottom w:val="single" w:color="D9D5C8" w:sz="4"/>
+              <w:right w:val="single" w:color="D9D5C8" w:sz="4"/>
+            </w:tcBorders>
+            <w:shd w:fill="F7F5EF" w:color="auto" w:val="clear"/>
+            <w:tcMar>
+              <w:top w:type="dxa" w:w="55"/>
+              <w:left w:type="dxa" w:w="110"/>
+              <w:bottom w:type="dxa" w:w="55"/>
+              <w:right w:type="dxa" w:w="110"/>
+            </w:tcMar>
+          </w:tcPr>
+          <w:p>
+            <w:pPr>
+              <w:spacing w:after="60"/>
+            </w:pPr>
+            <w:r>
+              <w:rPr>
+                <w:b/>
+                <w:bCs/>
+                <w:i w:val="false"/>
+                <w:iCs w:val="false"/>
+                <w:color w:val="1B2A4A"/>
+                <w:sz w:val="32"/>
+                <w:szCs w:val="32"/>
+                <w:caps w:val="false"/>
+                <w:rFonts w:ascii="Calibri" w:cs="Calibri" w:eastAsia="Calibri" w:hAnsi="Calibri"/>
+              </w:rPr>
+              <w:t xml:space="preserve">WHAT “CORE PATH” MEANS</w:t>
+            </w:r>
+          </w:p>
+          <w:p>
+            <w:pPr>
+              <w:spacing w:after="40"/>
+            </w:pPr>
+            <w:r>
+              <w:rPr>
+                <w:b w:val="false"/>
+                <w:bCs w:val="false"/>
+                <w:i w:val="false"/>
+                <w:iCs w:val="false"/>
+                <w:color w:val="1A1A1A"/>
+                <w:sz w:val="33"/>
+                <w:szCs w:val="33"/>
+                <w:caps w:val="false"/>
+                <w:rFonts w:ascii="Calibri" w:cs="Calibri" w:eastAsia="Calibri" w:hAnsi="Calibri"/>
+              </w:rPr>
+              <w:t xml:space="preserve">Everyone learns the same standard at the same level. “Support options” are just extra ways in — sentence starters, an example, a partner, or recording your answer. They help you reach the bar; they never lower it.</w:t>
+            </w:r>
+          </w:p>
+        </w:tc>
+      </w:tr>
+    </w:tbl>
+    <w:tbl>
+      <w:tblPr>
+        <w:tblW w:type="dxa" w:w="9792"/>
+        <w:tblBorders>
+          <w:top w:val="single" w:color="auto" w:sz="4"/>
+          <w:left w:val="single" w:color="auto" w:sz="4"/>
+          <w:bottom w:val="single" w:color="auto" w:sz="4"/>
+          <w:right w:val="single" w:color="auto" w:sz="4"/>
+          <w:insideH w:val="single" w:color="auto" w:sz="4"/>
+          <w:insideV w:val="single" w:color="auto" w:sz="4"/>
+        </w:tblBorders>
+      </w:tblPr>
+      <w:tblGrid>
+        <w:gridCol w:w="9792"/>
+      </w:tblGrid>
+      <w:tr>
+        <w:tc>
+          <w:tcPr>
+            <w:tcW w:type="dxa" w:w="9792"/>
+            <w:tcBorders>
+              <w:top w:val="single" w:color="D9D5C8" w:sz="4"/>
+              <w:left w:val="single" w:color="D9D5C8" w:sz="4"/>
+              <w:bottom w:val="single" w:color="D9D5C8" w:sz="4"/>
+              <w:right w:val="single" w:color="D9D5C8" w:sz="4"/>
+            </w:tcBorders>
+            <w:shd w:fill="F7F5EF" w:color="auto" w:val="clear"/>
+            <w:tcMar>
+              <w:top w:type="dxa" w:w="55"/>
+              <w:left w:type="dxa" w:w="110"/>
+              <w:bottom w:type="dxa" w:w="55"/>
+              <w:right w:type="dxa" w:w="110"/>
+            </w:tcMar>
+          </w:tcPr>
+          <w:p>
+            <w:pPr>
+              <w:spacing w:after="60"/>
+            </w:pPr>
+            <w:r>
+              <w:rPr>
+                <w:b/>
+                <w:bCs/>
+                <w:i w:val="false"/>
+                <w:iCs w:val="false"/>
+                <w:color w:val="1B2A4A"/>
+                <w:sz w:val="32"/>
+                <w:szCs w:val="32"/>
+                <w:caps w:val="false"/>
+                <w:rFonts w:ascii="Calibri" w:cs="Calibri" w:eastAsia="Calibri" w:hAnsi="Calibri"/>
+              </w:rPr>
+              <w:t xml:space="preserve">SET YOUR GOAL — how to write a strong one</w:t>
+            </w:r>
+          </w:p>
+          <w:p>
+            <w:pPr>
+              <w:spacing w:after="40"/>
+            </w:pPr>
+            <w:r>
+              <w:rPr>
+                <w:b/>
+                <w:bCs/>
+                <w:i w:val="false"/>
+                <w:iCs w:val="false"/>
+                <w:color w:val="1A1A1A"/>
+                <w:sz w:val="32"/>
+                <w:szCs w:val="32"/>
+                <w:caps w:val="false"/>
+                <w:rFonts w:ascii="Calibri" w:cs="Calibri" w:eastAsia="Calibri" w:hAnsi="Calibri"/>
+              </w:rPr>
+              <w:t xml:space="preserve">Example goal:  </w:t>
+            </w:r>
+            <w:r>
+              <w:rPr>
+                <w:b w:val="false"/>
+                <w:bCs w:val="false"/>
+                <w:i w:val="false"/>
+                <w:iCs w:val="false"/>
+                <w:color w:val="1A1A1A"/>
+                <w:sz w:val="32"/>
+                <w:szCs w:val="32"/>
+                <w:caps w:val="false"/>
+                <w:rFonts w:ascii="Calibri" w:cs="Calibri" w:eastAsia="Calibri" w:hAnsi="Calibri"/>
+              </w:rPr>
+              <w:t xml:space="preserve">“By the end of this standard I can explain ___ and prove it by scoring 80%+ on the quiz.”</w:t>
+            </w:r>
+          </w:p>
+          <w:p>
+            <w:pPr>
+              <w:spacing w:after="40"/>
+            </w:pPr>
+            <w:r>
+              <w:rPr>
+                <w:b/>
+                <w:bCs/>
+                <w:i w:val="false"/>
+                <w:iCs w:val="false"/>
+                <w:color w:val="1A1A1A"/>
+                <w:sz w:val="32"/>
+                <w:szCs w:val="32"/>
+                <w:caps w:val="false"/>
+                <w:rFonts w:ascii="Calibri" w:cs="Calibri" w:eastAsia="Calibri" w:hAnsi="Calibri"/>
+              </w:rPr>
+              <w:t xml:space="preserve">How to build it:  </w:t>
+            </w:r>
+            <w:r>
+              <w:rPr>
+                <w:b w:val="false"/>
+                <w:bCs w:val="false"/>
+                <w:i w:val="false"/>
+                <w:iCs w:val="false"/>
+                <w:color w:val="1A1A1A"/>
+                <w:sz w:val="32"/>
+                <w:szCs w:val="32"/>
+                <w:caps w:val="false"/>
+                <w:rFonts w:ascii="Calibri" w:cs="Calibri" w:eastAsia="Calibri" w:hAnsi="Calibri"/>
+              </w:rPr>
+              <w:t xml:space="preserve">name what you’ll DO, then how you’ll PROVE it, then WHEN.</w:t>
+            </w:r>
+          </w:p>
+          <w:p>
+            <w:pPr>
+              <w:spacing w:after="40"/>
+            </w:pPr>
+            <w:r>
+              <w:rPr>
+                <w:b/>
+                <w:bCs/>
+                <w:i w:val="false"/>
+                <w:iCs w:val="false"/>
+                <w:color w:val="1A1A1A"/>
+                <w:sz w:val="32"/>
+                <w:szCs w:val="32"/>
+                <w:caps w:val="false"/>
+                <w:rFonts w:ascii="Calibri" w:cs="Calibri" w:eastAsia="Calibri" w:hAnsi="Calibri"/>
+              </w:rPr>
+              <w:t xml:space="preserve">Sentence starters:  </w:t>
+            </w:r>
+            <w:r>
+              <w:rPr>
+                <w:b w:val="false"/>
+                <w:bCs w:val="false"/>
+                <w:i w:val="false"/>
+                <w:iCs w:val="false"/>
+                <w:color w:val="1A1A1A"/>
+                <w:sz w:val="32"/>
+                <w:szCs w:val="32"/>
+                <w:caps w:val="false"/>
+                <w:rFonts w:ascii="Calibri" w:cs="Calibri" w:eastAsia="Calibri" w:hAnsi="Calibri"/>
+              </w:rPr>
+              <w:t xml:space="preserve">“I want to be able to…”   “I’ll show it by…”   “By the end of this standard…”</w:t>
+            </w:r>
+          </w:p>
+        </w:tc>
+      </w:tr>
+    </w:tbl>
+    <w:tbl>
+      <w:tblPr>
+        <w:tblW w:type="dxa" w:w="9792"/>
+        <w:tblBorders>
+          <w:top w:val="single" w:color="auto" w:sz="4"/>
+          <w:left w:val="single" w:color="auto" w:sz="4"/>
+          <w:bottom w:val="single" w:color="auto" w:sz="4"/>
+          <w:right w:val="single" w:color="auto" w:sz="4"/>
+          <w:insideH w:val="single" w:color="auto" w:sz="4"/>
+          <w:insideV w:val="single" w:color="auto" w:sz="4"/>
+        </w:tblBorders>
+      </w:tblPr>
+      <w:tblGrid>
+        <w:gridCol w:w="9792"/>
+      </w:tblGrid>
+      <w:tr>
+        <w:tc>
+          <w:tcPr>
+            <w:tcW w:type="dxa" w:w="9792"/>
+            <w:tcBorders>
+              <w:top w:val="single" w:color="D9D5C8" w:sz="4"/>
+              <w:left w:val="single" w:color="D9D5C8" w:sz="4"/>
+              <w:bottom w:val="single" w:color="D9D5C8" w:sz="4"/>
+              <w:right w:val="single" w:color="D9D5C8" w:sz="4"/>
+            </w:tcBorders>
+            <w:shd w:fill="F7F5EF" w:color="auto" w:val="clear"/>
+            <w:tcMar>
+              <w:top w:type="dxa" w:w="55"/>
+              <w:left w:type="dxa" w:w="110"/>
+              <w:bottom w:type="dxa" w:w="55"/>
+              <w:right w:type="dxa" w:w="110"/>
+            </w:tcMar>
+          </w:tcPr>
+          <w:p>
+            <w:pPr>
+              <w:spacing w:after="60"/>
+            </w:pPr>
+            <w:r>
+              <w:rPr>
+                <w:b/>
+                <w:bCs/>
+                <w:i w:val="false"/>
+                <w:iCs w:val="false"/>
+                <w:color w:val="1B2A4A"/>
+                <w:sz w:val="32"/>
+                <w:szCs w:val="32"/>
+                <w:caps w:val="false"/>
+                <w:rFonts w:ascii="Calibri" w:cs="Calibri" w:eastAsia="Calibri" w:hAnsi="Calibri"/>
+              </w:rPr>
+              <w:t xml:space="preserve">HOOK — sentence starters</w:t>
+            </w:r>
+          </w:p>
+          <w:p>
+            <w:pPr>
+              <w:spacing w:after="40"/>
+            </w:pPr>
+            <w:r>
+              <w:rPr>
+                <w:b w:val="false"/>
+                <w:bCs w:val="false"/>
+                <w:i w:val="false"/>
+                <w:iCs w:val="false"/>
+                <w:color w:val="1A1A1A"/>
+                <w:sz w:val="33"/>
+                <w:szCs w:val="33"/>
+                <w:caps w:val="false"/>
+                <w:rFonts w:ascii="Calibri" w:cs="Calibri" w:eastAsia="Calibri" w:hAnsi="Calibri"/>
+              </w:rPr>
+              <w:t xml:space="preserve">“I think the big question is…”   “This connects to…”   “I wonder why…”   “At first I believe…”</w:t>
+            </w:r>
+          </w:p>
+        </w:tc>
+      </w:tr>
+    </w:tbl>
+    <w:tbl>
+      <w:tblPr>
+        <w:tblW w:type="dxa" w:w="9792"/>
+        <w:tblBorders>
+          <w:top w:val="single" w:color="auto" w:sz="4"/>
+          <w:left w:val="single" w:color="auto" w:sz="4"/>
+          <w:bottom w:val="single" w:color="auto" w:sz="4"/>
+          <w:right w:val="single" w:color="auto" w:sz="4"/>
+          <w:insideH w:val="single" w:color="auto" w:sz="4"/>
+          <w:insideV w:val="single" w:color="auto" w:sz="4"/>
+        </w:tblBorders>
+      </w:tblPr>
+      <w:tblGrid>
+        <w:gridCol w:w="9792"/>
+      </w:tblGrid>
+      <w:tr>
+        <w:tc>
+          <w:tcPr>
+            <w:tcW w:type="dxa" w:w="9792"/>
+            <w:tcBorders>
+              <w:top w:val="single" w:color="D9D5C8" w:sz="4"/>
+              <w:left w:val="single" w:color="D9D5C8" w:sz="4"/>
+              <w:bottom w:val="single" w:color="D9D5C8" w:sz="4"/>
+              <w:right w:val="single" w:color="D9D5C8" w:sz="4"/>
+            </w:tcBorders>
+            <w:shd w:fill="F7F5EF" w:color="auto" w:val="clear"/>
+            <w:tcMar>
+              <w:top w:type="dxa" w:w="55"/>
+              <w:left w:type="dxa" w:w="110"/>
+              <w:bottom w:type="dxa" w:w="55"/>
+              <w:right w:type="dxa" w:w="110"/>
+            </w:tcMar>
+          </w:tcPr>
+          <w:p>
+            <w:pPr>
+              <w:spacing w:after="60"/>
+            </w:pPr>
+            <w:r>
+              <w:rPr>
+                <w:b/>
+                <w:bCs/>
+                <w:i w:val="false"/>
+                <w:iCs w:val="false"/>
+                <w:color w:val="1B2A4A"/>
+                <w:sz w:val="32"/>
+                <w:szCs w:val="32"/>
+                <w:caps w:val="false"/>
+                <w:rFonts w:ascii="Calibri" w:cs="Calibri" w:eastAsia="Calibri" w:hAnsi="Calibri"/>
+              </w:rPr>
+              <w:t xml:space="preserve">ACTIVATE — what it means &amp; how to answer</w:t>
+            </w:r>
+          </w:p>
+          <w:p>
+            <w:pPr>
+              <w:spacing w:after="40"/>
+            </w:pPr>
+            <w:r>
+              <w:rPr>
+                <w:b/>
+                <w:bCs/>
+                <w:i w:val="false"/>
+                <w:iCs w:val="false"/>
+                <w:color w:val="1A1A1A"/>
+                <w:sz w:val="32"/>
+                <w:szCs w:val="32"/>
+                <w:caps w:val="false"/>
+                <w:rFonts w:ascii="Calibri" w:cs="Calibri" w:eastAsia="Calibri" w:hAnsi="Calibri"/>
+              </w:rPr>
+              <w:t xml:space="preserve">What it means:  </w:t>
+            </w:r>
+            <w:r>
+              <w:rPr>
+                <w:b w:val="false"/>
+                <w:bCs w:val="false"/>
+                <w:i w:val="false"/>
+                <w:iCs w:val="false"/>
+                <w:color w:val="1A1A1A"/>
+                <w:sz w:val="32"/>
+                <w:szCs w:val="32"/>
+                <w:caps w:val="false"/>
+                <w:rFonts w:ascii="Calibri" w:cs="Calibri" w:eastAsia="Calibri" w:hAnsi="Calibri"/>
+              </w:rPr>
+              <w:t xml:space="preserve">“Activate” = wake up what you ALREADY know before you learn more.</w:t>
+            </w:r>
+          </w:p>
+          <w:p>
+            <w:pPr>
+              <w:spacing w:after="40"/>
+            </w:pPr>
+            <w:r>
+              <w:rPr>
+                <w:b/>
+                <w:bCs/>
+                <w:i w:val="false"/>
+                <w:iCs w:val="false"/>
+                <w:color w:val="1A1A1A"/>
+                <w:sz w:val="32"/>
+                <w:szCs w:val="32"/>
+                <w:caps w:val="false"/>
+                <w:rFonts w:ascii="Calibri" w:cs="Calibri" w:eastAsia="Calibri" w:hAnsi="Calibri"/>
+              </w:rPr>
+              <w:t xml:space="preserve">Sentence starters:  </w:t>
+            </w:r>
+            <w:r>
+              <w:rPr>
+                <w:b w:val="false"/>
+                <w:bCs w:val="false"/>
+                <w:i w:val="false"/>
+                <w:iCs w:val="false"/>
+                <w:color w:val="1A1A1A"/>
+                <w:sz w:val="32"/>
+                <w:szCs w:val="32"/>
+                <w:caps w:val="false"/>
+                <w:rFonts w:ascii="Calibri" w:cs="Calibri" w:eastAsia="Calibri" w:hAnsi="Calibri"/>
+              </w:rPr>
+              <w:t xml:space="preserve">“I already know…”   “This reminds me of…”   “I want to find out…”</w:t>
+            </w:r>
+          </w:p>
+        </w:tc>
+      </w:tr>
+    </w:tbl>
+    <w:tbl>
+      <w:tblPr>
+        <w:tblW w:type="dxa" w:w="9792"/>
+        <w:tblBorders>
+          <w:top w:val="single" w:color="auto" w:sz="4"/>
+          <w:left w:val="single" w:color="auto" w:sz="4"/>
+          <w:bottom w:val="single" w:color="auto" w:sz="4"/>
+          <w:right w:val="single" w:color="auto" w:sz="4"/>
+          <w:insideH w:val="single" w:color="auto" w:sz="4"/>
+          <w:insideV w:val="single" w:color="auto" w:sz="4"/>
+        </w:tblBorders>
+      </w:tblPr>
+      <w:tblGrid>
+        <w:gridCol w:w="9792"/>
+      </w:tblGrid>
+      <w:tr>
+        <w:tc>
+          <w:tcPr>
+            <w:tcW w:type="dxa" w:w="9792"/>
+            <w:tcBorders>
+              <w:top w:val="single" w:color="D9D5C8" w:sz="4"/>
+              <w:left w:val="single" w:color="D9D5C8" w:sz="4"/>
+              <w:bottom w:val="single" w:color="D9D5C8" w:sz="4"/>
+              <w:right w:val="single" w:color="D9D5C8" w:sz="4"/>
+            </w:tcBorders>
+            <w:shd w:fill="F7F5EF" w:color="auto" w:val="clear"/>
+            <w:tcMar>
+              <w:top w:type="dxa" w:w="55"/>
+              <w:left w:type="dxa" w:w="110"/>
+              <w:bottom w:type="dxa" w:w="55"/>
+              <w:right w:type="dxa" w:w="110"/>
+            </w:tcMar>
+          </w:tcPr>
+          <w:p>
+            <w:pPr>
+              <w:spacing w:after="60"/>
+            </w:pPr>
+            <w:r>
+              <w:rPr>
+                <w:b/>
+                <w:bCs/>
+                <w:i w:val="false"/>
+                <w:iCs w:val="false"/>
+                <w:color w:val="1B2A4A"/>
+                <w:sz w:val="32"/>
+                <w:szCs w:val="32"/>
+                <w:caps w:val="false"/>
+                <w:rFonts w:ascii="Calibri" w:cs="Calibri" w:eastAsia="Calibri" w:hAnsi="Calibri"/>
+              </w:rPr>
+              <w:t xml:space="preserve">FIRST IMPRESSIONS — what to write</w:t>
+            </w:r>
+          </w:p>
+          <w:p>
+            <w:pPr>
+              <w:spacing w:after="40"/>
+            </w:pPr>
+            <w:r>
+              <w:rPr>
+                <w:b w:val="false"/>
+                <w:bCs w:val="false"/>
+                <w:i w:val="false"/>
+                <w:iCs w:val="false"/>
+                <w:color w:val="1A1A1A"/>
+                <w:sz w:val="33"/>
+                <w:szCs w:val="33"/>
+                <w:caps w:val="false"/>
+                <w:rFonts w:ascii="Calibri" w:cs="Calibri" w:eastAsia="Calibri" w:hAnsi="Calibri"/>
+              </w:rPr>
+              <w:t xml:space="preserve">Just your honest first take — there is no wrong answer. Say what you THINK the standard is about and why it might matter to you, your family, or your community. You’ll come back and improve it at the end.</w:t>
+            </w:r>
+          </w:p>
+        </w:tc>
+      </w:tr>
+    </w:tbl>
+    <w:tbl>
+      <w:tblPr>
+        <w:tblW w:type="dxa" w:w="9792"/>
+        <w:tblBorders>
+          <w:top w:val="single" w:color="auto" w:sz="4"/>
+          <w:left w:val="single" w:color="auto" w:sz="4"/>
+          <w:bottom w:val="single" w:color="auto" w:sz="4"/>
+          <w:right w:val="single" w:color="auto" w:sz="4"/>
+          <w:insideH w:val="single" w:color="auto" w:sz="4"/>
+          <w:insideV w:val="single" w:color="auto" w:sz="4"/>
+        </w:tblBorders>
+      </w:tblPr>
+      <w:tblGrid>
+        <w:gridCol w:w="9792"/>
+      </w:tblGrid>
+      <w:tr>
+        <w:tc>
+          <w:tcPr>
+            <w:tcW w:type="dxa" w:w="9792"/>
+            <w:tcBorders>
+              <w:top w:val="single" w:color="D9D5C8" w:sz="4"/>
+              <w:left w:val="single" w:color="D9D5C8" w:sz="4"/>
+              <w:bottom w:val="single" w:color="D9D5C8" w:sz="4"/>
+              <w:right w:val="single" w:color="D9D5C8" w:sz="4"/>
+            </w:tcBorders>
+            <w:shd w:fill="F7F5EF" w:color="auto" w:val="clear"/>
+            <w:tcMar>
+              <w:top w:type="dxa" w:w="55"/>
+              <w:left w:type="dxa" w:w="110"/>
+              <w:bottom w:type="dxa" w:w="55"/>
+              <w:right w:type="dxa" w:w="110"/>
+            </w:tcMar>
+          </w:tcPr>
+          <w:p>
+            <w:pPr>
+              <w:spacing w:after="60"/>
+            </w:pPr>
+            <w:r>
+              <w:rPr>
+                <w:b/>
+                <w:bCs/>
+                <w:i w:val="false"/>
+                <w:iCs w:val="false"/>
+                <w:color w:val="1B2A4A"/>
+                <w:sz w:val="32"/>
+                <w:szCs w:val="32"/>
+                <w:caps w:val="false"/>
+                <w:rFonts w:ascii="Calibri" w:cs="Calibri" w:eastAsia="Calibri" w:hAnsi="Calibri"/>
+              </w:rPr>
+              <w:t xml:space="preserve">KEY WORDS TO WATCH FOR</w:t>
+            </w:r>
+          </w:p>
+          <w:p>
+            <w:pPr>
+              <w:spacing w:after="40"/>
+            </w:pPr>
+            <w:r>
+              <w:rPr>
+                <w:b w:val="false"/>
+                <w:bCs w:val="false"/>
+                <w:i w:val="false"/>
+                <w:iCs w:val="false"/>
+                <w:color w:val="1A1A1A"/>
+                <w:sz w:val="33"/>
+                <w:szCs w:val="33"/>
+                <w:caps w:val="false"/>
+                <w:rFonts w:ascii="Calibri" w:cs="Calibri" w:eastAsia="Calibri" w:hAnsi="Calibri"/>
+              </w:rPr>
+              <w:t xml:space="preserve">Unitary Government   ·   Dillon's Rule   ·   Metropolitan Government</w:t>
+            </w:r>
+          </w:p>
+        </w:tc>
+      </w:tr>
+    </w:tbl>
+    <w:p>
+      <w:pPr>
+        <w:spacing w:after="50"/>
+      </w:pPr>
+      <w:r>
+        <w:rPr>
+          <w:b w:val="false"/>
+          <w:bCs w:val="false"/>
+          <w:i w:val="false"/>
+          <w:iCs w:val="false"/>
+          <w:color w:val="1A1A1A"/>
+          <w:sz w:val="18"/>
+          <w:szCs w:val="18"/>
+          <w:caps w:val="false"/>
+          <w:rFonts w:ascii="Calibri" w:cs="Calibri" w:eastAsia="Calibri" w:hAnsi="Calibri"/>
+        </w:rPr>
+      </w:r>
+    </w:p>
+    <w:tbl>
+      <w:tblPr>
+        <w:tblW w:type="dxa" w:w="9792"/>
+        <w:tblBorders>
+          <w:top w:val="single" w:color="auto" w:sz="4"/>
+          <w:left w:val="single" w:color="auto" w:sz="4"/>
+          <w:bottom w:val="single" w:color="auto" w:sz="4"/>
+          <w:right w:val="single" w:color="auto" w:sz="4"/>
+          <w:insideH w:val="single" w:color="auto" w:sz="4"/>
+          <w:insideV w:val="single" w:color="auto" w:sz="4"/>
+        </w:tblBorders>
+      </w:tblPr>
+      <w:tblGrid>
+        <w:gridCol w:w="9792"/>
+      </w:tblGrid>
+      <w:tr>
+        <w:tc>
+          <w:tcPr>
+            <w:tcW w:type="dxa" w:w="9792"/>
+            <w:tcBorders>
+              <w:top w:val="single" w:color="D9D5C8" w:sz="4"/>
+              <w:left w:val="single" w:color="D9D5C8" w:sz="4"/>
+              <w:bottom w:val="single" w:color="D9D5C8" w:sz="4"/>
+              <w:right w:val="single" w:color="D9D5C8" w:sz="4"/>
+            </w:tcBorders>
+            <w:shd w:fill="F7F5EF" w:color="auto" w:val="clear"/>
+            <w:tcMar>
+              <w:top w:type="dxa" w:w="55"/>
+              <w:left w:type="dxa" w:w="110"/>
+              <w:bottom w:type="dxa" w:w="55"/>
+              <w:right w:type="dxa" w:w="110"/>
+            </w:tcMar>
+          </w:tcPr>
+          <w:p>
+            <w:pPr>
+              <w:spacing w:after="60"/>
+            </w:pPr>
+            <w:r>
+              <w:rPr>
+                <w:b/>
+                <w:bCs/>
+                <w:i w:val="false"/>
+                <w:iCs w:val="false"/>
+                <w:color w:val="1B2A4A"/>
+                <w:sz w:val="32"/>
+                <w:szCs w:val="32"/>
+                <w:caps w:val="false"/>
+                <w:rFonts w:ascii="Calibri" w:cs="Calibri" w:eastAsia="Calibri" w:hAnsi="Calibri"/>
+              </w:rPr>
+              <w:t xml:space="preserve">NOW TRY IT — draft your goal using a starter above</w:t>
+            </w:r>
+          </w:p>
+          <w:p>
+            <w:pPr>
+              <w:spacing w:after="40"/>
+            </w:pPr>
+            <w:r>
+              <w:rPr>
+                <w:b w:val="false"/>
+                <w:bCs w:val="false"/>
+                <w:i w:val="false"/>
+                <w:iCs w:val="false"/>
+                <w:color w:val="1A1A1A"/>
+                <w:sz w:val="33"/>
+                <w:szCs w:val="33"/>
+                <w:caps w:val="false"/>
+                <w:rFonts w:ascii="Calibri" w:cs="Calibri" w:eastAsia="Calibri" w:hAnsi="Calibri"/>
+              </w:rPr>
+              <w:t xml:space="preserve">Write a first draft here, then copy your best version onto the front. Aim for: what you’ll DO + how you’ll PROVE it + WHEN.</w:t>
+            </w:r>
+          </w:p>
+        </w:tc>
+      </w:tr>
+    </w:tbl>
+    <w:p>
+      <w:pPr>
+        <w:widowControl w:val="false"/>
+        <w:pBdr>
+          <w:bottom w:val="single" w:color="8892A0" w:sz="8" w:space="1"/>
+        </w:pBdr>
+        <w:spacing w:before="42" w:after="42"/>
+      </w:pPr>
+      <w:r>
+        <w:rPr>
+          <w:sz w:val="24"/>
+          <w:szCs w:val="24"/>
+          <w:rFonts w:ascii="Calibri" w:cs="Calibri" w:eastAsia="Calibri" w:hAnsi="Calibri"/>
+        </w:rPr>
+        <w:t xml:space="preserve"> </w:t>
+      </w:r>
+    </w:p>
+    <w:p>
+      <w:pPr>
+        <w:spacing w:before="0" w:after="0" w:line="75" w:lineRule="exact"/>
+      </w:pPr>
+      <w:r>
+        <w:rPr>
+          <w:sz w:val="3"/>
+          <w:szCs w:val="3"/>
+          <w:rFonts w:ascii="Calibri" w:cs="Calibri" w:eastAsia="Calibri" w:hAnsi="Calibri"/>
+        </w:rPr>
+        <w:t xml:space="preserve"> </w:t>
+      </w:r>
+    </w:p>
+    <w:p>
+      <w:pPr>
+        <w:widowControl w:val="false"/>
+        <w:pBdr>
+          <w:bottom w:val="single" w:color="8892A0" w:sz="8" w:space="1"/>
+        </w:pBdr>
+        <w:spacing w:before="42" w:after="42"/>
+      </w:pPr>
+      <w:r>
+        <w:rPr>
+          <w:sz w:val="24"/>
+          <w:szCs w:val="24"/>
+          <w:rFonts w:ascii="Calibri" w:cs="Calibri" w:eastAsia="Calibri" w:hAnsi="Calibri"/>
+        </w:rPr>
+        <w:t xml:space="preserve"> </w:t>
+      </w:r>
+    </w:p>
+    <w:p>
+      <w:pPr>
+        <w:spacing w:before="0" w:after="0" w:line="75" w:lineRule="exact"/>
+      </w:pPr>
+      <w:r>
+        <w:rPr>
+          <w:sz w:val="3"/>
+          <w:szCs w:val="3"/>
+          <w:rFonts w:ascii="Calibri" w:cs="Calibri" w:eastAsia="Calibri" w:hAnsi="Calibri"/>
+        </w:rPr>
+        <w:t xml:space="preserve"> </w:t>
+      </w:r>
+    </w:p>
+    <w:p>
+      <w:pPr>
+        <w:widowControl w:val="false"/>
+        <w:pBdr>
+          <w:bottom w:val="single" w:color="8892A0" w:sz="8" w:space="1"/>
+        </w:pBdr>
+        <w:spacing w:before="42" w:after="42"/>
+      </w:pPr>
+      <w:r>
+        <w:rPr>
+          <w:sz w:val="24"/>
+          <w:szCs w:val="24"/>
+          <w:rFonts w:ascii="Calibri" w:cs="Calibri" w:eastAsia="Calibri" w:hAnsi="Calibri"/>
+        </w:rPr>
+        <w:t xml:space="preserve"> </w:t>
+      </w:r>
+    </w:p>
+    <w:p>
+      <w:pPr>
+        <w:spacing w:before="0" w:after="0" w:line="75" w:lineRule="exact"/>
+      </w:pPr>
+      <w:r>
+        <w:rPr>
+          <w:sz w:val="3"/>
+          <w:szCs w:val="3"/>
+          <w:rFonts w:ascii="Calibri" w:cs="Calibri" w:eastAsia="Calibri" w:hAnsi="Calibri"/>
+        </w:rPr>
+        <w:t xml:space="preserve"> </w:t>
+      </w:r>
+    </w:p>
     <w:p>
       <w:pPr>
         <w:widowControl w:val="false"/>
@@ -20724,8 +23451,8 @@
             </w:pPr>
             <w:r>
               <w:rPr>
-                <w:b w:val="false"/>
-                <w:bCs w:val="false"/>
+                <w:b/>
+                <w:bCs/>
                 <w:i w:val="false"/>
                 <w:iCs w:val="false"/>
                 <w:color w:val="1A1A1A"/>
@@ -20734,7 +23461,21 @@
                 <w:caps w:val="false"/>
                 <w:rFonts w:ascii="Calibri" w:cs="Calibri" w:eastAsia="Calibri" w:hAnsi="Calibri"/>
               </w:rPr>
-              <w:t xml:space="preserve">Pronunciations: Unitary Government (YOO-nih-tair-ee); Dillon's Rule (DIL-unz rool); Metropolitan Government (met-ruh-POL-ih-tun).</w:t>
+              <w:t xml:space="preserve">Pronunciations: </w:t>
+            </w:r>
+            <w:r>
+              <w:rPr>
+                <w:b w:val="false"/>
+                <w:bCs w:val="false"/>
+                <w:i w:val="false"/>
+                <w:iCs w:val="false"/>
+                <w:color w:val="1A1A1A"/>
+                <w:sz w:val="33"/>
+                <w:szCs w:val="33"/>
+                <w:caps w:val="false"/>
+                <w:rFonts w:ascii="Calibri" w:cs="Calibri" w:eastAsia="Calibri" w:hAnsi="Calibri"/>
+              </w:rPr>
+              <w:t xml:space="preserve">Unitary Government (YOO-nih-tair-ee); Dillon's Rule (DIL-unz rool); Metropolitan Government (met-ruh-POL-ih-tun).</w:t>
             </w:r>
           </w:p>
         </w:tc>
@@ -21986,13 +24727,27 @@
                 <w:caps w:val="false"/>
                 <w:rFonts w:ascii="Calibri" w:cs="Calibri" w:eastAsia="Calibri" w:hAnsi="Calibri"/>
               </w:rPr>
-              <w:t xml:space="preserve">RESPONSE CHOICE</w:t>
+              <w:t xml:space="preserve">RESPONSE CHOICE — three ways to complete each studio</w:t>
             </w:r>
           </w:p>
           <w:p>
             <w:pPr>
               <w:spacing w:after="40"/>
             </w:pPr>
+            <w:r>
+              <w:rPr>
+                <w:b/>
+                <w:bCs/>
+                <w:i w:val="false"/>
+                <w:iCs w:val="false"/>
+                <w:color w:val="1A1A1A"/>
+                <w:sz w:val="32"/>
+                <w:szCs w:val="32"/>
+                <w:caps w:val="false"/>
+                <w:rFonts w:ascii="Calibri" w:cs="Calibri" w:eastAsia="Calibri" w:hAnsi="Calibri"/>
+              </w:rPr>
+              <w:t xml:space="preserve">WRITE:  </w:t>
+            </w:r>
             <w:r>
               <w:rPr>
                 <w:b w:val="false"/>
@@ -22000,12 +24755,78 @@
                 <w:i w:val="false"/>
                 <w:iCs w:val="false"/>
                 <w:color w:val="1A1A1A"/>
-                <w:sz w:val="33"/>
-                <w:szCs w:val="33"/>
-                <w:caps w:val="false"/>
-                <w:rFonts w:ascii="Calibri" w:cs="Calibri" w:eastAsia="Calibri" w:hAnsi="Calibri"/>
-              </w:rPr>
-              <w:t xml:space="preserve">Complete each studio by writing, speaking, or diagramming.</w:t>
+                <w:sz w:val="32"/>
+                <w:szCs w:val="32"/>
+                <w:caps w:val="false"/>
+                <w:rFonts w:ascii="Calibri" w:cs="Calibri" w:eastAsia="Calibri" w:hAnsi="Calibri"/>
+              </w:rPr>
+              <w:t xml:space="preserve">fill in the four boxes below in your own words.</w:t>
+            </w:r>
+          </w:p>
+          <w:p>
+            <w:pPr>
+              <w:spacing w:after="40"/>
+            </w:pPr>
+            <w:r>
+              <w:rPr>
+                <w:b/>
+                <w:bCs/>
+                <w:i w:val="false"/>
+                <w:iCs w:val="false"/>
+                <w:color w:val="1A1A1A"/>
+                <w:sz w:val="32"/>
+                <w:szCs w:val="32"/>
+                <w:caps w:val="false"/>
+                <w:rFonts w:ascii="Calibri" w:cs="Calibri" w:eastAsia="Calibri" w:hAnsi="Calibri"/>
+              </w:rPr>
+              <w:t xml:space="preserve">SAY IT:  </w:t>
+            </w:r>
+            <w:r>
+              <w:rPr>
+                <w:b w:val="false"/>
+                <w:bCs w:val="false"/>
+                <w:i w:val="false"/>
+                <w:iCs w:val="false"/>
+                <w:color w:val="1A1A1A"/>
+                <w:sz w:val="32"/>
+                <w:szCs w:val="32"/>
+                <w:caps w:val="false"/>
+                <w:rFonts w:ascii="Calibri" w:cs="Calibri" w:eastAsia="Calibri" w:hAnsi="Calibri"/>
+              </w:rPr>
+              <w:t xml:space="preserve">explain the term aloud to a partner or your teacher, or record a short voice note — say the term, its meaning, and one example.</w:t>
+            </w:r>
+          </w:p>
+          <w:p>
+            <w:pPr>
+              <w:spacing w:after="40"/>
+            </w:pPr>
+            <w:r>
+              <w:rPr>
+                <w:b/>
+                <w:bCs/>
+                <w:i w:val="false"/>
+                <w:iCs w:val="false"/>
+                <w:color w:val="1A1A1A"/>
+                <w:sz w:val="32"/>
+                <w:szCs w:val="32"/>
+                <w:caps w:val="false"/>
+                <w:rFonts w:ascii="Calibri" w:cs="Calibri" w:eastAsia="Calibri" w:hAnsi="Calibri"/>
+              </w:rPr>
+              <w:t xml:space="preserve">DIAGRAM:  </w:t>
+            </w:r>
+            <w:r>
+              <w:rPr>
+                <w:b w:val="false"/>
+                <w:bCs w:val="false"/>
+                <w:i w:val="false"/>
+                <w:iCs w:val="false"/>
+                <w:color w:val="1A1A1A"/>
+                <w:sz w:val="32"/>
+                <w:szCs w:val="32"/>
+                <w:caps w:val="false"/>
+                <w:rFonts w:ascii="Calibri" w:cs="Calibri" w:eastAsia="Calibri" w:hAnsi="Calibri"/>
+              </w:rPr>
+              <w:t xml:space="preserve">sketch or map the term in the Sketch Studio on the back of this page.</w:t>
             </w:r>
           </w:p>
         </w:tc>
@@ -23407,7 +26228,7 @@
                 <w:caps w:val="false"/>
                 <w:rFonts w:ascii="Calibri" w:cs="Calibri" w:eastAsia="Calibri" w:hAnsi="Calibri"/>
               </w:rPr>
-              <w:t xml:space="preserve">How do these priority terms fit together? Write or sketch how one leads to or affects another.</w:t>
+              <w:t xml:space="preserve">How do these priority terms fit together? Write how one leads to or affects another on the lines — or map it in the Sketch Studio on the back.</w:t>
             </w:r>
           </w:p>
         </w:tc>
@@ -23460,6 +26281,606 @@
         <w:t xml:space="preserve"> </w:t>
       </w:r>
     </w:p>
+    <w:p>
+      <w:pPr>
+        <w:pStyle w:val="Heading2"/>
+        <w:keepNext/>
+        <w:pageBreakBefore/>
+        <w:spacing w:before="150" w:after="90"/>
+      </w:pPr>
+      <w:r>
+        <w:rPr>
+          <w:b/>
+          <w:bCs/>
+          <w:i w:val="false"/>
+          <w:iCs w:val="false"/>
+          <w:color w:val="1B2A4A"/>
+          <w:sz w:val="42"/>
+          <w:szCs w:val="42"/>
+          <w:caps w:val="false"/>
+          <w:rFonts w:ascii="Calibri" w:cs="Calibri" w:eastAsia="Calibri" w:hAnsi="Calibri"/>
+        </w:rPr>
+        <w:t xml:space="preserve">Activity 2 — Sketch Studio (draw it or say it) — GC.29</w:t>
+      </w:r>
+    </w:p>
+    <w:tbl>
+      <w:tblPr>
+        <w:tblW w:type="dxa" w:w="9792"/>
+        <w:tblBorders>
+          <w:top w:val="single" w:color="auto" w:sz="4"/>
+          <w:left w:val="single" w:color="auto" w:sz="4"/>
+          <w:bottom w:val="single" w:color="auto" w:sz="4"/>
+          <w:right w:val="single" w:color="auto" w:sz="4"/>
+          <w:insideH w:val="single" w:color="auto" w:sz="4"/>
+          <w:insideV w:val="single" w:color="auto" w:sz="4"/>
+        </w:tblBorders>
+      </w:tblPr>
+      <w:tblGrid>
+        <w:gridCol w:w="9792"/>
+      </w:tblGrid>
+      <w:tr>
+        <w:tc>
+          <w:tcPr>
+            <w:tcW w:type="dxa" w:w="9792"/>
+            <w:tcBorders>
+              <w:top w:val="single" w:color="D9D5C8" w:sz="4"/>
+              <w:left w:val="single" w:color="D9D5C8" w:sz="4"/>
+              <w:bottom w:val="single" w:color="D9D5C8" w:sz="4"/>
+              <w:right w:val="single" w:color="D9D5C8" w:sz="4"/>
+            </w:tcBorders>
+            <w:shd w:fill="F7F5EF" w:color="auto" w:val="clear"/>
+            <w:tcMar>
+              <w:top w:type="dxa" w:w="55"/>
+              <w:left w:type="dxa" w:w="110"/>
+              <w:bottom w:type="dxa" w:w="55"/>
+              <w:right w:type="dxa" w:w="110"/>
+            </w:tcMar>
+          </w:tcPr>
+          <w:p>
+            <w:pPr>
+              <w:spacing w:after="60"/>
+            </w:pPr>
+            <w:r>
+              <w:rPr>
+                <w:b/>
+                <w:bCs/>
+                <w:i w:val="false"/>
+                <w:iCs w:val="false"/>
+                <w:color w:val="1B2A4A"/>
+                <w:sz w:val="32"/>
+                <w:szCs w:val="32"/>
+                <w:caps w:val="false"/>
+                <w:rFonts w:ascii="Calibri" w:cs="Calibri" w:eastAsia="Calibri" w:hAnsi="Calibri"/>
+              </w:rPr>
+              <w:t xml:space="preserve">SAY IT — pick one way to explain your terms aloud</w:t>
+            </w:r>
+          </w:p>
+          <w:p>
+            <w:pPr>
+              <w:spacing w:after="40"/>
+            </w:pPr>
+            <w:r>
+              <w:rPr>
+                <w:b w:val="false"/>
+                <w:bCs w:val="false"/>
+                <w:i w:val="false"/>
+                <w:iCs w:val="false"/>
+                <w:color w:val="1A1A1A"/>
+                <w:sz w:val="33"/>
+                <w:szCs w:val="33"/>
+                <w:caps w:val="false"/>
+                <w:rFonts w:ascii="Calibri" w:cs="Calibri" w:eastAsia="Calibri" w:hAnsi="Calibri"/>
+              </w:rPr>
+              <w:t xml:space="preserve">Explain each priority term to a shoulder partner, then have them explain one back to you.</w:t>
+            </w:r>
+          </w:p>
+          <w:p>
+            <w:pPr>
+              <w:spacing w:after="40"/>
+            </w:pPr>
+            <w:r>
+              <w:rPr>
+                <w:b w:val="false"/>
+                <w:bCs w:val="false"/>
+                <w:i w:val="false"/>
+                <w:iCs w:val="false"/>
+                <w:color w:val="1A1A1A"/>
+                <w:sz w:val="33"/>
+                <w:szCs w:val="33"/>
+                <w:caps w:val="false"/>
+                <w:rFonts w:ascii="Calibri" w:cs="Calibri" w:eastAsia="Calibri" w:hAnsi="Calibri"/>
+              </w:rPr>
+              <w:t xml:space="preserve">Or explain a term to your teacher during check-in.</w:t>
+            </w:r>
+          </w:p>
+          <w:p>
+            <w:pPr>
+              <w:spacing w:after="40"/>
+            </w:pPr>
+            <w:r>
+              <w:rPr>
+                <w:b w:val="false"/>
+                <w:bCs w:val="false"/>
+                <w:i w:val="false"/>
+                <w:iCs w:val="false"/>
+                <w:color w:val="1A1A1A"/>
+                <w:sz w:val="33"/>
+                <w:szCs w:val="33"/>
+                <w:caps w:val="false"/>
+                <w:rFonts w:ascii="Calibri" w:cs="Calibri" w:eastAsia="Calibri" w:hAnsi="Calibri"/>
+              </w:rPr>
+              <w:t xml:space="preserve">Or record a 20–30 second voice note: say the term, what it means, and one real example.</w:t>
+            </w:r>
+          </w:p>
+          <w:p>
+            <w:pPr>
+              <w:spacing w:after="40"/>
+            </w:pPr>
+            <w:r>
+              <w:rPr>
+                <w:b w:val="false"/>
+                <w:bCs w:val="false"/>
+                <w:i w:val="false"/>
+                <w:iCs w:val="false"/>
+                <w:color w:val="1A1A1A"/>
+                <w:sz w:val="33"/>
+                <w:szCs w:val="33"/>
+                <w:caps w:val="false"/>
+                <w:rFonts w:ascii="Calibri" w:cs="Calibri" w:eastAsia="Calibri" w:hAnsi="Calibri"/>
+              </w:rPr>
+              <w:t xml:space="preserve">Or stand and share one term with the class.</w:t>
+            </w:r>
+          </w:p>
+        </w:tc>
+      </w:tr>
+    </w:tbl>
+    <w:p>
+      <w:pPr>
+        <w:spacing w:after="40"/>
+      </w:pPr>
+      <w:r>
+        <w:rPr>
+          <w:b w:val="false"/>
+          <w:bCs w:val="false"/>
+          <w:i w:val="false"/>
+          <w:iCs w:val="false"/>
+          <w:color w:val="1A1A1A"/>
+          <w:sz w:val="18"/>
+          <w:szCs w:val="18"/>
+          <w:caps w:val="false"/>
+          <w:rFonts w:ascii="Calibri" w:cs="Calibri" w:eastAsia="Calibri" w:hAnsi="Calibri"/>
+        </w:rPr>
+      </w:r>
+    </w:p>
+    <w:tbl>
+      <w:tblPr>
+        <w:tblW w:type="dxa" w:w="9792"/>
+        <w:tblBorders>
+          <w:top w:val="single" w:color="auto" w:sz="4"/>
+          <w:left w:val="single" w:color="auto" w:sz="4"/>
+          <w:bottom w:val="single" w:color="auto" w:sz="4"/>
+          <w:right w:val="single" w:color="auto" w:sz="4"/>
+          <w:insideH w:val="single" w:color="auto" w:sz="4"/>
+          <w:insideV w:val="single" w:color="auto" w:sz="4"/>
+        </w:tblBorders>
+      </w:tblPr>
+      <w:tblGrid>
+        <w:gridCol w:w="9792"/>
+      </w:tblGrid>
+      <w:tr>
+        <w:tc>
+          <w:tcPr>
+            <w:tcW w:type="dxa" w:w="9792"/>
+            <w:tcBorders>
+              <w:top w:val="single" w:color="D9D5C8" w:sz="4"/>
+              <w:left w:val="single" w:color="D9D5C8" w:sz="4"/>
+              <w:bottom w:val="single" w:color="D9D5C8" w:sz="4"/>
+              <w:right w:val="single" w:color="D9D5C8" w:sz="4"/>
+            </w:tcBorders>
+            <w:shd w:fill="F7F5EF" w:color="auto" w:val="clear"/>
+            <w:tcMar>
+              <w:top w:type="dxa" w:w="55"/>
+              <w:left w:type="dxa" w:w="110"/>
+              <w:bottom w:type="dxa" w:w="55"/>
+              <w:right w:type="dxa" w:w="110"/>
+            </w:tcMar>
+          </w:tcPr>
+          <w:p>
+            <w:pPr>
+              <w:spacing w:after="60"/>
+            </w:pPr>
+            <w:r>
+              <w:rPr>
+                <w:b/>
+                <w:bCs/>
+                <w:i w:val="false"/>
+                <w:iCs w:val="false"/>
+                <w:color w:val="1B2A4A"/>
+                <w:sz w:val="32"/>
+                <w:szCs w:val="32"/>
+                <w:caps w:val="false"/>
+                <w:rFonts w:ascii="Calibri" w:cs="Calibri" w:eastAsia="Calibri" w:hAnsi="Calibri"/>
+              </w:rPr>
+              <w:t xml:space="preserve">DIAGRAM: Unitary Government</w:t>
+            </w:r>
+          </w:p>
+          <w:p>
+            <w:pPr>
+              <w:spacing w:after="40"/>
+            </w:pPr>
+            <w:r>
+              <w:rPr>
+                <w:b w:val="false"/>
+                <w:bCs w:val="false"/>
+                <w:i w:val="false"/>
+                <w:iCs w:val="false"/>
+                <w:color w:val="1A1A1A"/>
+                <w:sz w:val="33"/>
+                <w:szCs w:val="33"/>
+                <w:caps w:val="false"/>
+                <w:rFonts w:ascii="Calibri" w:cs="Calibri" w:eastAsia="Calibri" w:hAnsi="Calibri"/>
+              </w:rPr>
+              <w:t xml:space="preserve">Draw, map, or symbolize this term — a picture, an icon, a quick web, or an example scene. Label your drawing.</w:t>
+            </w:r>
+          </w:p>
+        </w:tc>
+      </w:tr>
+    </w:tbl>
+    <w:tbl>
+      <w:tblPr>
+        <w:tblW w:type="dxa" w:w="9792"/>
+        <w:tblBorders>
+          <w:top w:val="single" w:color="auto" w:sz="4"/>
+          <w:left w:val="single" w:color="auto" w:sz="4"/>
+          <w:bottom w:val="single" w:color="auto" w:sz="4"/>
+          <w:right w:val="single" w:color="auto" w:sz="4"/>
+          <w:insideH w:val="single" w:color="auto" w:sz="4"/>
+          <w:insideV w:val="single" w:color="auto" w:sz="4"/>
+        </w:tblBorders>
+      </w:tblPr>
+      <w:tblGrid>
+        <w:gridCol w:w="9792"/>
+      </w:tblGrid>
+      <w:tr>
+        <w:trPr>
+          <w:trHeight w:val="2100" w:hRule="atLeast"/>
+        </w:trPr>
+        <w:tc>
+          <w:tcPr>
+            <w:tcW w:type="dxa" w:w="9792"/>
+            <w:tcBorders>
+              <w:top w:val="single" w:color="D9D5C8" w:sz="4"/>
+              <w:left w:val="single" w:color="D9D5C8" w:sz="4"/>
+              <w:bottom w:val="single" w:color="D9D5C8" w:sz="4"/>
+              <w:right w:val="single" w:color="D9D5C8" w:sz="4"/>
+            </w:tcBorders>
+            <w:tcMar>
+              <w:top w:type="dxa" w:w="55"/>
+              <w:left w:type="dxa" w:w="110"/>
+              <w:bottom w:type="dxa" w:w="55"/>
+              <w:right w:type="dxa" w:w="110"/>
+            </w:tcMar>
+          </w:tcPr>
+          <w:p>
+            <w:pPr>
+              <w:spacing w:after="0"/>
+            </w:pPr>
+            <w:r>
+              <w:rPr>
+                <w:b w:val="false"/>
+                <w:bCs w:val="false"/>
+                <w:i w:val="false"/>
+                <w:iCs w:val="false"/>
+                <w:color w:val="1A1A1A"/>
+                <w:sz w:val="18"/>
+                <w:szCs w:val="18"/>
+                <w:caps w:val="false"/>
+                <w:rFonts w:ascii="Calibri" w:cs="Calibri" w:eastAsia="Calibri" w:hAnsi="Calibri"/>
+              </w:rPr>
+              <w:t xml:space="preserve"> </w:t>
+            </w:r>
+          </w:p>
+        </w:tc>
+      </w:tr>
+    </w:tbl>
+    <w:p>
+      <w:pPr>
+        <w:spacing w:after="90"/>
+      </w:pPr>
+      <w:r>
+        <w:rPr>
+          <w:b w:val="false"/>
+          <w:bCs w:val="false"/>
+          <w:i w:val="false"/>
+          <w:iCs w:val="false"/>
+          <w:color w:val="1A1A1A"/>
+          <w:sz w:val="18"/>
+          <w:szCs w:val="18"/>
+          <w:caps w:val="false"/>
+          <w:rFonts w:ascii="Calibri" w:cs="Calibri" w:eastAsia="Calibri" w:hAnsi="Calibri"/>
+        </w:rPr>
+      </w:r>
+    </w:p>
+    <w:tbl>
+      <w:tblPr>
+        <w:tblW w:type="dxa" w:w="9792"/>
+        <w:tblBorders>
+          <w:top w:val="single" w:color="auto" w:sz="4"/>
+          <w:left w:val="single" w:color="auto" w:sz="4"/>
+          <w:bottom w:val="single" w:color="auto" w:sz="4"/>
+          <w:right w:val="single" w:color="auto" w:sz="4"/>
+          <w:insideH w:val="single" w:color="auto" w:sz="4"/>
+          <w:insideV w:val="single" w:color="auto" w:sz="4"/>
+        </w:tblBorders>
+      </w:tblPr>
+      <w:tblGrid>
+        <w:gridCol w:w="9792"/>
+      </w:tblGrid>
+      <w:tr>
+        <w:tc>
+          <w:tcPr>
+            <w:tcW w:type="dxa" w:w="9792"/>
+            <w:tcBorders>
+              <w:top w:val="single" w:color="D9D5C8" w:sz="4"/>
+              <w:left w:val="single" w:color="D9D5C8" w:sz="4"/>
+              <w:bottom w:val="single" w:color="D9D5C8" w:sz="4"/>
+              <w:right w:val="single" w:color="D9D5C8" w:sz="4"/>
+            </w:tcBorders>
+            <w:shd w:fill="F7F5EF" w:color="auto" w:val="clear"/>
+            <w:tcMar>
+              <w:top w:type="dxa" w:w="55"/>
+              <w:left w:type="dxa" w:w="110"/>
+              <w:bottom w:type="dxa" w:w="55"/>
+              <w:right w:type="dxa" w:w="110"/>
+            </w:tcMar>
+          </w:tcPr>
+          <w:p>
+            <w:pPr>
+              <w:spacing w:after="60"/>
+            </w:pPr>
+            <w:r>
+              <w:rPr>
+                <w:b/>
+                <w:bCs/>
+                <w:i w:val="false"/>
+                <w:iCs w:val="false"/>
+                <w:color w:val="1B2A4A"/>
+                <w:sz w:val="32"/>
+                <w:szCs w:val="32"/>
+                <w:caps w:val="false"/>
+                <w:rFonts w:ascii="Calibri" w:cs="Calibri" w:eastAsia="Calibri" w:hAnsi="Calibri"/>
+              </w:rPr>
+              <w:t xml:space="preserve">DIAGRAM: Metropolitan Government</w:t>
+            </w:r>
+          </w:p>
+          <w:p>
+            <w:pPr>
+              <w:spacing w:after="40"/>
+            </w:pPr>
+            <w:r>
+              <w:rPr>
+                <w:b w:val="false"/>
+                <w:bCs w:val="false"/>
+                <w:i w:val="false"/>
+                <w:iCs w:val="false"/>
+                <w:color w:val="1A1A1A"/>
+                <w:sz w:val="33"/>
+                <w:szCs w:val="33"/>
+                <w:caps w:val="false"/>
+                <w:rFonts w:ascii="Calibri" w:cs="Calibri" w:eastAsia="Calibri" w:hAnsi="Calibri"/>
+              </w:rPr>
+              <w:t xml:space="preserve">Draw, map, or symbolize this term — a picture, an icon, a quick web, or an example scene. Label your drawing.</w:t>
+            </w:r>
+          </w:p>
+        </w:tc>
+      </w:tr>
+    </w:tbl>
+    <w:tbl>
+      <w:tblPr>
+        <w:tblW w:type="dxa" w:w="9792"/>
+        <w:tblBorders>
+          <w:top w:val="single" w:color="auto" w:sz="4"/>
+          <w:left w:val="single" w:color="auto" w:sz="4"/>
+          <w:bottom w:val="single" w:color="auto" w:sz="4"/>
+          <w:right w:val="single" w:color="auto" w:sz="4"/>
+          <w:insideH w:val="single" w:color="auto" w:sz="4"/>
+          <w:insideV w:val="single" w:color="auto" w:sz="4"/>
+        </w:tblBorders>
+      </w:tblPr>
+      <w:tblGrid>
+        <w:gridCol w:w="9792"/>
+      </w:tblGrid>
+      <w:tr>
+        <w:trPr>
+          <w:trHeight w:val="2100" w:hRule="atLeast"/>
+        </w:trPr>
+        <w:tc>
+          <w:tcPr>
+            <w:tcW w:type="dxa" w:w="9792"/>
+            <w:tcBorders>
+              <w:top w:val="single" w:color="D9D5C8" w:sz="4"/>
+              <w:left w:val="single" w:color="D9D5C8" w:sz="4"/>
+              <w:bottom w:val="single" w:color="D9D5C8" w:sz="4"/>
+              <w:right w:val="single" w:color="D9D5C8" w:sz="4"/>
+            </w:tcBorders>
+            <w:tcMar>
+              <w:top w:type="dxa" w:w="55"/>
+              <w:left w:type="dxa" w:w="110"/>
+              <w:bottom w:type="dxa" w:w="55"/>
+              <w:right w:type="dxa" w:w="110"/>
+            </w:tcMar>
+          </w:tcPr>
+          <w:p>
+            <w:pPr>
+              <w:spacing w:after="0"/>
+            </w:pPr>
+            <w:r>
+              <w:rPr>
+                <w:b w:val="false"/>
+                <w:bCs w:val="false"/>
+                <w:i w:val="false"/>
+                <w:iCs w:val="false"/>
+                <w:color w:val="1A1A1A"/>
+                <w:sz w:val="18"/>
+                <w:szCs w:val="18"/>
+                <w:caps w:val="false"/>
+                <w:rFonts w:ascii="Calibri" w:cs="Calibri" w:eastAsia="Calibri" w:hAnsi="Calibri"/>
+              </w:rPr>
+              <w:t xml:space="preserve"> </w:t>
+            </w:r>
+          </w:p>
+        </w:tc>
+      </w:tr>
+    </w:tbl>
+    <w:p>
+      <w:pPr>
+        <w:spacing w:after="70"/>
+      </w:pPr>
+      <w:r>
+        <w:rPr>
+          <w:b w:val="false"/>
+          <w:bCs w:val="false"/>
+          <w:i w:val="false"/>
+          <w:iCs w:val="false"/>
+          <w:color w:val="1A1A1A"/>
+          <w:sz w:val="18"/>
+          <w:szCs w:val="18"/>
+          <w:caps w:val="false"/>
+          <w:rFonts w:ascii="Calibri" w:cs="Calibri" w:eastAsia="Calibri" w:hAnsi="Calibri"/>
+        </w:rPr>
+      </w:r>
+    </w:p>
+    <w:tbl>
+      <w:tblPr>
+        <w:tblW w:type="dxa" w:w="9792"/>
+        <w:tblBorders>
+          <w:top w:val="single" w:color="auto" w:sz="4"/>
+          <w:left w:val="single" w:color="auto" w:sz="4"/>
+          <w:bottom w:val="single" w:color="auto" w:sz="4"/>
+          <w:right w:val="single" w:color="auto" w:sz="4"/>
+          <w:insideH w:val="single" w:color="auto" w:sz="4"/>
+          <w:insideV w:val="single" w:color="auto" w:sz="4"/>
+        </w:tblBorders>
+      </w:tblPr>
+      <w:tblGrid>
+        <w:gridCol w:w="9792"/>
+      </w:tblGrid>
+      <w:tr>
+        <w:tc>
+          <w:tcPr>
+            <w:tcW w:type="dxa" w:w="9792"/>
+            <w:tcBorders>
+              <w:top w:val="single" w:color="D9D5C8" w:sz="4"/>
+              <w:left w:val="single" w:color="D9D5C8" w:sz="4"/>
+              <w:bottom w:val="single" w:color="D9D5C8" w:sz="4"/>
+              <w:right w:val="single" w:color="D9D5C8" w:sz="4"/>
+            </w:tcBorders>
+            <w:shd w:fill="F7F5EF" w:color="auto" w:val="clear"/>
+            <w:tcMar>
+              <w:top w:type="dxa" w:w="55"/>
+              <w:left w:type="dxa" w:w="110"/>
+              <w:bottom w:type="dxa" w:w="55"/>
+              <w:right w:type="dxa" w:w="110"/>
+            </w:tcMar>
+          </w:tcPr>
+          <w:p>
+            <w:pPr>
+              <w:spacing w:after="60"/>
+            </w:pPr>
+            <w:r>
+              <w:rPr>
+                <w:b/>
+                <w:bCs/>
+                <w:i w:val="false"/>
+                <w:iCs w:val="false"/>
+                <w:color w:val="1B2A4A"/>
+                <w:sz w:val="32"/>
+                <w:szCs w:val="32"/>
+                <w:caps w:val="false"/>
+                <w:rFonts w:ascii="Calibri" w:cs="Calibri" w:eastAsia="Calibri" w:hAnsi="Calibri"/>
+              </w:rPr>
+              <w:t xml:space="preserve">CONNECT THE TERMS — concept map</w:t>
+            </w:r>
+          </w:p>
+          <w:p>
+            <w:pPr>
+              <w:spacing w:after="40"/>
+            </w:pPr>
+            <w:r>
+              <w:rPr>
+                <w:b w:val="false"/>
+                <w:bCs w:val="false"/>
+                <w:i w:val="false"/>
+                <w:iCs w:val="false"/>
+                <w:color w:val="1A1A1A"/>
+                <w:sz w:val="33"/>
+                <w:szCs w:val="33"/>
+                <w:caps w:val="false"/>
+                <w:rFonts w:ascii="Calibri" w:cs="Calibri" w:eastAsia="Calibri" w:hAnsi="Calibri"/>
+              </w:rPr>
+              <w:t xml:space="preserve">Put both terms in the box and draw arrows to show how one leads to, needs, or affects the other. Write a few words on each arrow.</w:t>
+            </w:r>
+          </w:p>
+        </w:tc>
+      </w:tr>
+    </w:tbl>
+    <w:tbl>
+      <w:tblPr>
+        <w:tblW w:type="dxa" w:w="9792"/>
+        <w:tblBorders>
+          <w:top w:val="single" w:color="auto" w:sz="4"/>
+          <w:left w:val="single" w:color="auto" w:sz="4"/>
+          <w:bottom w:val="single" w:color="auto" w:sz="4"/>
+          <w:right w:val="single" w:color="auto" w:sz="4"/>
+          <w:insideH w:val="single" w:color="auto" w:sz="4"/>
+          <w:insideV w:val="single" w:color="auto" w:sz="4"/>
+        </w:tblBorders>
+      </w:tblPr>
+      <w:tblGrid>
+        <w:gridCol w:w="9792"/>
+      </w:tblGrid>
+      <w:tr>
+        <w:trPr>
+          <w:trHeight w:val="2500" w:hRule="atLeast"/>
+        </w:trPr>
+        <w:tc>
+          <w:tcPr>
+            <w:tcW w:type="dxa" w:w="9792"/>
+            <w:tcBorders>
+              <w:top w:val="single" w:color="D9D5C8" w:sz="4"/>
+              <w:left w:val="single" w:color="D9D5C8" w:sz="4"/>
+              <w:bottom w:val="single" w:color="D9D5C8" w:sz="4"/>
+              <w:right w:val="single" w:color="D9D5C8" w:sz="4"/>
+            </w:tcBorders>
+            <w:tcMar>
+              <w:top w:type="dxa" w:w="55"/>
+              <w:left w:type="dxa" w:w="110"/>
+              <w:bottom w:type="dxa" w:w="55"/>
+              <w:right w:type="dxa" w:w="110"/>
+            </w:tcMar>
+          </w:tcPr>
+          <w:p>
+            <w:pPr>
+              <w:spacing w:after="0"/>
+            </w:pPr>
+            <w:r>
+              <w:rPr>
+                <w:b w:val="false"/>
+                <w:bCs w:val="false"/>
+                <w:i w:val="false"/>
+                <w:iCs w:val="false"/>
+                <w:color w:val="1A1A1A"/>
+                <w:sz w:val="18"/>
+                <w:szCs w:val="18"/>
+                <w:caps w:val="false"/>
+                <w:rFonts w:ascii="Calibri" w:cs="Calibri" w:eastAsia="Calibri" w:hAnsi="Calibri"/>
+              </w:rPr>
+              <w:t xml:space="preserve"> </w:t>
+            </w:r>
+          </w:p>
+        </w:tc>
+      </w:tr>
+    </w:tbl>
     <w:p>
       <w:pPr>
         <w:pStyle w:val="Heading2"/>
@@ -28601,7 +32022,7 @@
     </w:tbl>
     <w:p>
       <w:pPr>
-        <w:spacing w:after="120"/>
+        <w:spacing w:after="70"/>
       </w:pPr>
       <w:r>
         <w:rPr>
@@ -28926,6 +32347,155 @@
                 <w:rFonts w:ascii="Calibri" w:cs="Calibri" w:eastAsia="Calibri" w:hAnsi="Calibri"/>
               </w:rPr>
               <w:t xml:space="preserve"> </w:t>
+            </w:r>
+          </w:p>
+        </w:tc>
+      </w:tr>
+    </w:tbl>
+    <w:tbl>
+      <w:tblPr>
+        <w:tblW w:type="dxa" w:w="9792"/>
+        <w:tblBorders>
+          <w:top w:val="single" w:color="auto" w:sz="4"/>
+          <w:left w:val="single" w:color="auto" w:sz="4"/>
+          <w:bottom w:val="single" w:color="auto" w:sz="4"/>
+          <w:right w:val="single" w:color="auto" w:sz="4"/>
+          <w:insideH w:val="single" w:color="auto" w:sz="4"/>
+          <w:insideV w:val="single" w:color="auto" w:sz="4"/>
+        </w:tblBorders>
+      </w:tblPr>
+      <w:tblGrid>
+        <w:gridCol w:w="9792"/>
+      </w:tblGrid>
+      <w:tr>
+        <w:tc>
+          <w:tcPr>
+            <w:tcW w:type="dxa" w:w="9792"/>
+            <w:tcBorders>
+              <w:top w:val="single" w:color="D9D5C8" w:sz="4"/>
+              <w:left w:val="single" w:color="D9D5C8" w:sz="4"/>
+              <w:bottom w:val="single" w:color="D9D5C8" w:sz="4"/>
+              <w:right w:val="single" w:color="D9D5C8" w:sz="4"/>
+            </w:tcBorders>
+            <w:shd w:fill="F7F5EF" w:color="auto" w:val="clear"/>
+            <w:tcMar>
+              <w:top w:type="dxa" w:w="55"/>
+              <w:left w:type="dxa" w:w="110"/>
+              <w:bottom w:type="dxa" w:w="55"/>
+              <w:right w:type="dxa" w:w="110"/>
+            </w:tcMar>
+          </w:tcPr>
+          <w:p>
+            <w:pPr>
+              <w:spacing w:after="60"/>
+            </w:pPr>
+            <w:r>
+              <w:rPr>
+                <w:b/>
+                <w:bCs/>
+                <w:i w:val="false"/>
+                <w:iCs w:val="false"/>
+                <w:color w:val="1B2A4A"/>
+                <w:sz w:val="32"/>
+                <w:szCs w:val="32"/>
+                <w:caps w:val="false"/>
+                <w:rFonts w:ascii="Calibri" w:cs="Calibri" w:eastAsia="Calibri" w:hAnsi="Calibri"/>
+              </w:rPr>
+              <w:t xml:space="preserve">CHECK YOURSELF — look back and score how it went</w:t>
+            </w:r>
+          </w:p>
+          <w:p>
+            <w:pPr>
+              <w:spacing w:after="40"/>
+            </w:pPr>
+            <w:r>
+              <w:rPr>
+                <w:b/>
+                <w:bCs/>
+                <w:i w:val="false"/>
+                <w:iCs w:val="false"/>
+                <w:color w:val="1A1A1A"/>
+                <w:sz w:val="30"/>
+                <w:szCs w:val="30"/>
+                <w:caps w:val="false"/>
+                <w:rFonts w:ascii="Calibri" w:cs="Calibri" w:eastAsia="Calibri" w:hAnsi="Calibri"/>
+              </w:rPr>
+              <w:t xml:space="preserve">Got it right?  </w:t>
+            </w:r>
+            <w:r>
+              <w:rPr>
+                <w:b w:val="false"/>
+                <w:bCs w:val="false"/>
+                <w:i w:val="false"/>
+                <w:iCs w:val="false"/>
+                <w:color w:val="1A1A1A"/>
+                <w:sz w:val="30"/>
+                <w:szCs w:val="30"/>
+                <w:caps w:val="false"/>
+                <w:rFonts w:ascii="Calibri" w:cs="Calibri" w:eastAsia="Calibri" w:hAnsi="Calibri"/>
+              </w:rPr>
+              <w:t xml:space="preserve">☐ Yes  ☐ Partly  ☐ Not yet</w:t>
+            </w:r>
+            <w:r>
+              <w:rPr>
+                <w:b/>
+                <w:bCs/>
+                <w:i w:val="false"/>
+                <w:iCs w:val="false"/>
+                <w:color w:val="1A1A1A"/>
+                <w:sz w:val="30"/>
+                <w:szCs w:val="30"/>
+                <w:caps w:val="false"/>
+                <w:rFonts w:ascii="Calibri" w:cs="Calibri" w:eastAsia="Calibri" w:hAnsi="Calibri"/>
+              </w:rPr>
+              <w:t xml:space="preserve">     Answer it from memory?  </w:t>
+            </w:r>
+            <w:r>
+              <w:rPr>
+                <w:b w:val="false"/>
+                <w:bCs w:val="false"/>
+                <w:i w:val="false"/>
+                <w:iCs w:val="false"/>
+                <w:color w:val="1A1A1A"/>
+                <w:sz w:val="30"/>
+                <w:szCs w:val="30"/>
+                <w:caps w:val="false"/>
+                <w:rFonts w:ascii="Calibri" w:cs="Calibri" w:eastAsia="Calibri" w:hAnsi="Calibri"/>
+              </w:rPr>
+              <w:t xml:space="preserve">☐ Yes  ☐ With a hint  ☐ No</w:t>
+            </w:r>
+          </w:p>
+          <w:p>
+            <w:pPr>
+              <w:spacing w:after="40"/>
+            </w:pPr>
+            <w:r>
+              <w:rPr>
+                <w:b/>
+                <w:bCs/>
+                <w:i w:val="false"/>
+                <w:iCs w:val="false"/>
+                <w:color w:val="1A1A1A"/>
+                <w:sz w:val="30"/>
+                <w:szCs w:val="30"/>
+                <w:caps w:val="false"/>
+                <w:rFonts w:ascii="Calibri" w:cs="Calibri" w:eastAsia="Calibri" w:hAnsi="Calibri"/>
+              </w:rPr>
+              <w:t xml:space="preserve">How did it feel?  </w:t>
+            </w:r>
+            <w:r>
+              <w:rPr>
+                <w:b w:val="false"/>
+                <w:bCs w:val="false"/>
+                <w:i w:val="false"/>
+                <w:iCs w:val="false"/>
+                <w:color w:val="1A1A1A"/>
+                <w:sz w:val="30"/>
+                <w:szCs w:val="30"/>
+                <w:caps w:val="false"/>
+                <w:rFonts w:ascii="Calibri" w:cs="Calibri" w:eastAsia="Calibri" w:hAnsi="Calibri"/>
+              </w:rPr>
+              <w:t xml:space="preserve">☐ Confident  ☐ Getting there  ☐ Shaky — I’ll revisit</w:t>
             </w:r>
           </w:p>
         </w:tc>
@@ -34586,7 +38156,7 @@
                 <w:caps w:val="false"/>
                 <w:rFonts w:ascii="Calibri" w:cs="Calibri" w:eastAsia="Calibri" w:hAnsi="Calibri"/>
               </w:rPr>
-              <w:t xml:space="preserve">Every student works this standard at the same rigor: analyze the sources and vocabulary, then demonstrate learning on the Practice Quiz and CER. UDL and MTSS give you flexible ways in — they never lower the bar. Check yourself against the learning targets on the Cornell Notes page.</w:t>
+              <w:t xml:space="preserve">Every student works this standard at the same rigor: analyze the sources and vocabulary, then show what you learned on the Practice Quiz and the CER. Check yourself against the learning targets on the Cornell Notes page. Supports for each step are on the back of this page.</w:t>
             </w:r>
           </w:p>
         </w:tc>
@@ -34734,12 +38304,42 @@
                 <w:caps w:val="false"/>
                 <w:rFonts w:ascii="Calibri" w:cs="Calibri" w:eastAsia="Calibri" w:hAnsi="Calibri"/>
               </w:rPr>
-              <w:t xml:space="preserve">My goal for this standard — what will I be able to do, and how will I show it?</w:t>
+              <w:t xml:space="preserve">My goal for this standard — what will I be able to do, and how will I show it?  (Need help? See the back of this page.)</w:t>
             </w:r>
           </w:p>
         </w:tc>
       </w:tr>
     </w:tbl>
+    <w:p>
+      <w:pPr>
+        <w:widowControl w:val="false"/>
+        <w:pBdr>
+          <w:bottom w:val="single" w:color="8892A0" w:sz="8" w:space="1"/>
+        </w:pBdr>
+        <w:spacing w:before="42" w:after="42"/>
+      </w:pPr>
+      <w:r>
+        <w:rPr>
+          <w:sz w:val="24"/>
+          <w:szCs w:val="24"/>
+          <w:rFonts w:ascii="Calibri" w:cs="Calibri" w:eastAsia="Calibri" w:hAnsi="Calibri"/>
+        </w:rPr>
+        <w:t xml:space="preserve"> </w:t>
+      </w:r>
+    </w:p>
+    <w:p>
+      <w:pPr>
+        <w:spacing w:before="0" w:after="0" w:line="75" w:lineRule="exact"/>
+      </w:pPr>
+      <w:r>
+        <w:rPr>
+          <w:sz w:val="3"/>
+          <w:szCs w:val="3"/>
+          <w:rFonts w:ascii="Calibri" w:cs="Calibri" w:eastAsia="Calibri" w:hAnsi="Calibri"/>
+        </w:rPr>
+        <w:t xml:space="preserve"> </w:t>
+      </w:r>
+    </w:p>
     <w:p>
       <w:pPr>
         <w:widowControl w:val="false"/>
@@ -34908,6 +38508,36 @@
         <w:t xml:space="preserve"> </w:t>
       </w:r>
     </w:p>
+    <w:p>
+      <w:pPr>
+        <w:spacing w:before="0" w:after="0" w:line="75" w:lineRule="exact"/>
+      </w:pPr>
+      <w:r>
+        <w:rPr>
+          <w:sz w:val="3"/>
+          <w:szCs w:val="3"/>
+          <w:rFonts w:ascii="Calibri" w:cs="Calibri" w:eastAsia="Calibri" w:hAnsi="Calibri"/>
+        </w:rPr>
+        <w:t xml:space="preserve"> </w:t>
+      </w:r>
+    </w:p>
+    <w:p>
+      <w:pPr>
+        <w:widowControl w:val="false"/>
+        <w:pBdr>
+          <w:bottom w:val="single" w:color="8892A0" w:sz="8" w:space="1"/>
+        </w:pBdr>
+        <w:spacing w:before="42" w:after="42"/>
+      </w:pPr>
+      <w:r>
+        <w:rPr>
+          <w:sz w:val="24"/>
+          <w:szCs w:val="24"/>
+          <w:rFonts w:ascii="Calibri" w:cs="Calibri" w:eastAsia="Calibri" w:hAnsi="Calibri"/>
+        </w:rPr>
+        <w:t xml:space="preserve"> </w:t>
+      </w:r>
+    </w:p>
     <w:tbl>
       <w:tblPr>
         <w:tblW w:type="dxa" w:w="9792"/>
@@ -35059,6 +38689,36 @@
         <w:t xml:space="preserve"> </w:t>
       </w:r>
     </w:p>
+    <w:p>
+      <w:pPr>
+        <w:spacing w:before="0" w:after="0" w:line="75" w:lineRule="exact"/>
+      </w:pPr>
+      <w:r>
+        <w:rPr>
+          <w:sz w:val="3"/>
+          <w:szCs w:val="3"/>
+          <w:rFonts w:ascii="Calibri" w:cs="Calibri" w:eastAsia="Calibri" w:hAnsi="Calibri"/>
+        </w:rPr>
+        <w:t xml:space="preserve"> </w:t>
+      </w:r>
+    </w:p>
+    <w:p>
+      <w:pPr>
+        <w:widowControl w:val="false"/>
+        <w:pBdr>
+          <w:bottom w:val="single" w:color="8892A0" w:sz="8" w:space="1"/>
+        </w:pBdr>
+        <w:spacing w:before="42" w:after="42"/>
+      </w:pPr>
+      <w:r>
+        <w:rPr>
+          <w:sz w:val="24"/>
+          <w:szCs w:val="24"/>
+          <w:rFonts w:ascii="Calibri" w:cs="Calibri" w:eastAsia="Calibri" w:hAnsi="Calibri"/>
+        </w:rPr>
+        <w:t xml:space="preserve"> </w:t>
+      </w:r>
+    </w:p>
     <w:tbl>
       <w:tblPr>
         <w:tblW w:type="dxa" w:w="9792"/>
@@ -35133,6 +38793,858 @@
         </w:tc>
       </w:tr>
     </w:tbl>
+    <w:p>
+      <w:pPr>
+        <w:widowControl w:val="false"/>
+        <w:pBdr>
+          <w:bottom w:val="single" w:color="8892A0" w:sz="8" w:space="1"/>
+        </w:pBdr>
+        <w:spacing w:before="42" w:after="42"/>
+      </w:pPr>
+      <w:r>
+        <w:rPr>
+          <w:sz w:val="24"/>
+          <w:szCs w:val="24"/>
+          <w:rFonts w:ascii="Calibri" w:cs="Calibri" w:eastAsia="Calibri" w:hAnsi="Calibri"/>
+        </w:rPr>
+        <w:t xml:space="preserve"> </w:t>
+      </w:r>
+    </w:p>
+    <w:p>
+      <w:pPr>
+        <w:spacing w:before="0" w:after="0" w:line="75" w:lineRule="exact"/>
+      </w:pPr>
+      <w:r>
+        <w:rPr>
+          <w:sz w:val="3"/>
+          <w:szCs w:val="3"/>
+          <w:rFonts w:ascii="Calibri" w:cs="Calibri" w:eastAsia="Calibri" w:hAnsi="Calibri"/>
+        </w:rPr>
+        <w:t xml:space="preserve"> </w:t>
+      </w:r>
+    </w:p>
+    <w:p>
+      <w:pPr>
+        <w:widowControl w:val="false"/>
+        <w:pBdr>
+          <w:bottom w:val="single" w:color="8892A0" w:sz="8" w:space="1"/>
+        </w:pBdr>
+        <w:spacing w:before="42" w:after="42"/>
+      </w:pPr>
+      <w:r>
+        <w:rPr>
+          <w:sz w:val="24"/>
+          <w:szCs w:val="24"/>
+          <w:rFonts w:ascii="Calibri" w:cs="Calibri" w:eastAsia="Calibri" w:hAnsi="Calibri"/>
+        </w:rPr>
+        <w:t xml:space="preserve"> </w:t>
+      </w:r>
+    </w:p>
+    <w:p>
+      <w:pPr>
+        <w:spacing w:before="0" w:after="0" w:line="75" w:lineRule="exact"/>
+      </w:pPr>
+      <w:r>
+        <w:rPr>
+          <w:sz w:val="3"/>
+          <w:szCs w:val="3"/>
+          <w:rFonts w:ascii="Calibri" w:cs="Calibri" w:eastAsia="Calibri" w:hAnsi="Calibri"/>
+        </w:rPr>
+        <w:t xml:space="preserve"> </w:t>
+      </w:r>
+    </w:p>
+    <w:p>
+      <w:pPr>
+        <w:widowControl w:val="false"/>
+        <w:pBdr>
+          <w:bottom w:val="single" w:color="8892A0" w:sz="8" w:space="1"/>
+        </w:pBdr>
+        <w:spacing w:before="42" w:after="42"/>
+      </w:pPr>
+      <w:r>
+        <w:rPr>
+          <w:sz w:val="24"/>
+          <w:szCs w:val="24"/>
+          <w:rFonts w:ascii="Calibri" w:cs="Calibri" w:eastAsia="Calibri" w:hAnsi="Calibri"/>
+        </w:rPr>
+        <w:t xml:space="preserve"> </w:t>
+      </w:r>
+    </w:p>
+    <w:p>
+      <w:pPr>
+        <w:pStyle w:val="Heading2"/>
+        <w:keepNext/>
+        <w:pageBreakBefore/>
+        <w:spacing w:before="150" w:after="90"/>
+      </w:pPr>
+      <w:r>
+        <w:rPr>
+          <w:b/>
+          <w:bCs/>
+          <w:i w:val="false"/>
+          <w:iCs w:val="false"/>
+          <w:color w:val="1B2A4A"/>
+          <w:sz w:val="42"/>
+          <w:szCs w:val="42"/>
+          <w:caps w:val="false"/>
+          <w:rFonts w:ascii="Calibri" w:cs="Calibri" w:eastAsia="Calibri" w:hAnsi="Calibri"/>
+        </w:rPr>
+        <w:t xml:space="preserve">Getting Started — supports for this page — GC.30</w:t>
+      </w:r>
+    </w:p>
+    <w:tbl>
+      <w:tblPr>
+        <w:tblW w:type="dxa" w:w="9792"/>
+        <w:tblBorders>
+          <w:top w:val="single" w:color="auto" w:sz="4"/>
+          <w:left w:val="single" w:color="auto" w:sz="4"/>
+          <w:bottom w:val="single" w:color="auto" w:sz="4"/>
+          <w:right w:val="single" w:color="auto" w:sz="4"/>
+          <w:insideH w:val="single" w:color="auto" w:sz="4"/>
+          <w:insideV w:val="single" w:color="auto" w:sz="4"/>
+        </w:tblBorders>
+      </w:tblPr>
+      <w:tblGrid>
+        <w:gridCol w:w="9792"/>
+      </w:tblGrid>
+      <w:tr>
+        <w:tc>
+          <w:tcPr>
+            <w:tcW w:type="dxa" w:w="9792"/>
+            <w:tcBorders>
+              <w:top w:val="single" w:color="D9D5C8" w:sz="4"/>
+              <w:left w:val="single" w:color="D9D5C8" w:sz="4"/>
+              <w:bottom w:val="single" w:color="D9D5C8" w:sz="4"/>
+              <w:right w:val="single" w:color="D9D5C8" w:sz="4"/>
+            </w:tcBorders>
+            <w:shd w:fill="F7F5EF" w:color="auto" w:val="clear"/>
+            <w:tcMar>
+              <w:top w:type="dxa" w:w="55"/>
+              <w:left w:type="dxa" w:w="110"/>
+              <w:bottom w:type="dxa" w:w="55"/>
+              <w:right w:type="dxa" w:w="110"/>
+            </w:tcMar>
+          </w:tcPr>
+          <w:p>
+            <w:pPr>
+              <w:spacing w:after="60"/>
+            </w:pPr>
+            <w:r>
+              <w:rPr>
+                <w:b/>
+                <w:bCs/>
+                <w:i w:val="false"/>
+                <w:iCs w:val="false"/>
+                <w:color w:val="1B2A4A"/>
+                <w:sz w:val="32"/>
+                <w:szCs w:val="32"/>
+                <w:caps w:val="false"/>
+                <w:rFonts w:ascii="Calibri" w:cs="Calibri" w:eastAsia="Calibri" w:hAnsi="Calibri"/>
+              </w:rPr>
+              <w:t xml:space="preserve">WHAT “CORE PATH” MEANS</w:t>
+            </w:r>
+          </w:p>
+          <w:p>
+            <w:pPr>
+              <w:spacing w:after="40"/>
+            </w:pPr>
+            <w:r>
+              <w:rPr>
+                <w:b w:val="false"/>
+                <w:bCs w:val="false"/>
+                <w:i w:val="false"/>
+                <w:iCs w:val="false"/>
+                <w:color w:val="1A1A1A"/>
+                <w:sz w:val="33"/>
+                <w:szCs w:val="33"/>
+                <w:caps w:val="false"/>
+                <w:rFonts w:ascii="Calibri" w:cs="Calibri" w:eastAsia="Calibri" w:hAnsi="Calibri"/>
+              </w:rPr>
+              <w:t xml:space="preserve">Everyone learns the same standard at the same level. “Support options” are just extra ways in — sentence starters, an example, a partner, or recording your answer. They help you reach the bar; they never lower it.</w:t>
+            </w:r>
+          </w:p>
+        </w:tc>
+      </w:tr>
+    </w:tbl>
+    <w:tbl>
+      <w:tblPr>
+        <w:tblW w:type="dxa" w:w="9792"/>
+        <w:tblBorders>
+          <w:top w:val="single" w:color="auto" w:sz="4"/>
+          <w:left w:val="single" w:color="auto" w:sz="4"/>
+          <w:bottom w:val="single" w:color="auto" w:sz="4"/>
+          <w:right w:val="single" w:color="auto" w:sz="4"/>
+          <w:insideH w:val="single" w:color="auto" w:sz="4"/>
+          <w:insideV w:val="single" w:color="auto" w:sz="4"/>
+        </w:tblBorders>
+      </w:tblPr>
+      <w:tblGrid>
+        <w:gridCol w:w="9792"/>
+      </w:tblGrid>
+      <w:tr>
+        <w:tc>
+          <w:tcPr>
+            <w:tcW w:type="dxa" w:w="9792"/>
+            <w:tcBorders>
+              <w:top w:val="single" w:color="D9D5C8" w:sz="4"/>
+              <w:left w:val="single" w:color="D9D5C8" w:sz="4"/>
+              <w:bottom w:val="single" w:color="D9D5C8" w:sz="4"/>
+              <w:right w:val="single" w:color="D9D5C8" w:sz="4"/>
+            </w:tcBorders>
+            <w:shd w:fill="F7F5EF" w:color="auto" w:val="clear"/>
+            <w:tcMar>
+              <w:top w:type="dxa" w:w="55"/>
+              <w:left w:type="dxa" w:w="110"/>
+              <w:bottom w:type="dxa" w:w="55"/>
+              <w:right w:type="dxa" w:w="110"/>
+            </w:tcMar>
+          </w:tcPr>
+          <w:p>
+            <w:pPr>
+              <w:spacing w:after="60"/>
+            </w:pPr>
+            <w:r>
+              <w:rPr>
+                <w:b/>
+                <w:bCs/>
+                <w:i w:val="false"/>
+                <w:iCs w:val="false"/>
+                <w:color w:val="1B2A4A"/>
+                <w:sz w:val="32"/>
+                <w:szCs w:val="32"/>
+                <w:caps w:val="false"/>
+                <w:rFonts w:ascii="Calibri" w:cs="Calibri" w:eastAsia="Calibri" w:hAnsi="Calibri"/>
+              </w:rPr>
+              <w:t xml:space="preserve">SET YOUR GOAL — how to write a strong one</w:t>
+            </w:r>
+          </w:p>
+          <w:p>
+            <w:pPr>
+              <w:spacing w:after="40"/>
+            </w:pPr>
+            <w:r>
+              <w:rPr>
+                <w:b/>
+                <w:bCs/>
+                <w:i w:val="false"/>
+                <w:iCs w:val="false"/>
+                <w:color w:val="1A1A1A"/>
+                <w:sz w:val="32"/>
+                <w:szCs w:val="32"/>
+                <w:caps w:val="false"/>
+                <w:rFonts w:ascii="Calibri" w:cs="Calibri" w:eastAsia="Calibri" w:hAnsi="Calibri"/>
+              </w:rPr>
+              <w:t xml:space="preserve">Example goal:  </w:t>
+            </w:r>
+            <w:r>
+              <w:rPr>
+                <w:b w:val="false"/>
+                <w:bCs w:val="false"/>
+                <w:i w:val="false"/>
+                <w:iCs w:val="false"/>
+                <w:color w:val="1A1A1A"/>
+                <w:sz w:val="32"/>
+                <w:szCs w:val="32"/>
+                <w:caps w:val="false"/>
+                <w:rFonts w:ascii="Calibri" w:cs="Calibri" w:eastAsia="Calibri" w:hAnsi="Calibri"/>
+              </w:rPr>
+              <w:t xml:space="preserve">“By the end of this standard I can explain ___ and prove it by scoring 80%+ on the quiz.”</w:t>
+            </w:r>
+          </w:p>
+          <w:p>
+            <w:pPr>
+              <w:spacing w:after="40"/>
+            </w:pPr>
+            <w:r>
+              <w:rPr>
+                <w:b/>
+                <w:bCs/>
+                <w:i w:val="false"/>
+                <w:iCs w:val="false"/>
+                <w:color w:val="1A1A1A"/>
+                <w:sz w:val="32"/>
+                <w:szCs w:val="32"/>
+                <w:caps w:val="false"/>
+                <w:rFonts w:ascii="Calibri" w:cs="Calibri" w:eastAsia="Calibri" w:hAnsi="Calibri"/>
+              </w:rPr>
+              <w:t xml:space="preserve">How to build it:  </w:t>
+            </w:r>
+            <w:r>
+              <w:rPr>
+                <w:b w:val="false"/>
+                <w:bCs w:val="false"/>
+                <w:i w:val="false"/>
+                <w:iCs w:val="false"/>
+                <w:color w:val="1A1A1A"/>
+                <w:sz w:val="32"/>
+                <w:szCs w:val="32"/>
+                <w:caps w:val="false"/>
+                <w:rFonts w:ascii="Calibri" w:cs="Calibri" w:eastAsia="Calibri" w:hAnsi="Calibri"/>
+              </w:rPr>
+              <w:t xml:space="preserve">name what you’ll DO, then how you’ll PROVE it, then WHEN.</w:t>
+            </w:r>
+          </w:p>
+          <w:p>
+            <w:pPr>
+              <w:spacing w:after="40"/>
+            </w:pPr>
+            <w:r>
+              <w:rPr>
+                <w:b/>
+                <w:bCs/>
+                <w:i w:val="false"/>
+                <w:iCs w:val="false"/>
+                <w:color w:val="1A1A1A"/>
+                <w:sz w:val="32"/>
+                <w:szCs w:val="32"/>
+                <w:caps w:val="false"/>
+                <w:rFonts w:ascii="Calibri" w:cs="Calibri" w:eastAsia="Calibri" w:hAnsi="Calibri"/>
+              </w:rPr>
+              <w:t xml:space="preserve">Sentence starters:  </w:t>
+            </w:r>
+            <w:r>
+              <w:rPr>
+                <w:b w:val="false"/>
+                <w:bCs w:val="false"/>
+                <w:i w:val="false"/>
+                <w:iCs w:val="false"/>
+                <w:color w:val="1A1A1A"/>
+                <w:sz w:val="32"/>
+                <w:szCs w:val="32"/>
+                <w:caps w:val="false"/>
+                <w:rFonts w:ascii="Calibri" w:cs="Calibri" w:eastAsia="Calibri" w:hAnsi="Calibri"/>
+              </w:rPr>
+              <w:t xml:space="preserve">“I want to be able to…”   “I’ll show it by…”   “By the end of this standard…”</w:t>
+            </w:r>
+          </w:p>
+        </w:tc>
+      </w:tr>
+    </w:tbl>
+    <w:tbl>
+      <w:tblPr>
+        <w:tblW w:type="dxa" w:w="9792"/>
+        <w:tblBorders>
+          <w:top w:val="single" w:color="auto" w:sz="4"/>
+          <w:left w:val="single" w:color="auto" w:sz="4"/>
+          <w:bottom w:val="single" w:color="auto" w:sz="4"/>
+          <w:right w:val="single" w:color="auto" w:sz="4"/>
+          <w:insideH w:val="single" w:color="auto" w:sz="4"/>
+          <w:insideV w:val="single" w:color="auto" w:sz="4"/>
+        </w:tblBorders>
+      </w:tblPr>
+      <w:tblGrid>
+        <w:gridCol w:w="9792"/>
+      </w:tblGrid>
+      <w:tr>
+        <w:tc>
+          <w:tcPr>
+            <w:tcW w:type="dxa" w:w="9792"/>
+            <w:tcBorders>
+              <w:top w:val="single" w:color="D9D5C8" w:sz="4"/>
+              <w:left w:val="single" w:color="D9D5C8" w:sz="4"/>
+              <w:bottom w:val="single" w:color="D9D5C8" w:sz="4"/>
+              <w:right w:val="single" w:color="D9D5C8" w:sz="4"/>
+            </w:tcBorders>
+            <w:shd w:fill="F7F5EF" w:color="auto" w:val="clear"/>
+            <w:tcMar>
+              <w:top w:type="dxa" w:w="55"/>
+              <w:left w:type="dxa" w:w="110"/>
+              <w:bottom w:type="dxa" w:w="55"/>
+              <w:right w:type="dxa" w:w="110"/>
+            </w:tcMar>
+          </w:tcPr>
+          <w:p>
+            <w:pPr>
+              <w:spacing w:after="60"/>
+            </w:pPr>
+            <w:r>
+              <w:rPr>
+                <w:b/>
+                <w:bCs/>
+                <w:i w:val="false"/>
+                <w:iCs w:val="false"/>
+                <w:color w:val="1B2A4A"/>
+                <w:sz w:val="32"/>
+                <w:szCs w:val="32"/>
+                <w:caps w:val="false"/>
+                <w:rFonts w:ascii="Calibri" w:cs="Calibri" w:eastAsia="Calibri" w:hAnsi="Calibri"/>
+              </w:rPr>
+              <w:t xml:space="preserve">HOOK — sentence starters</w:t>
+            </w:r>
+          </w:p>
+          <w:p>
+            <w:pPr>
+              <w:spacing w:after="40"/>
+            </w:pPr>
+            <w:r>
+              <w:rPr>
+                <w:b w:val="false"/>
+                <w:bCs w:val="false"/>
+                <w:i w:val="false"/>
+                <w:iCs w:val="false"/>
+                <w:color w:val="1A1A1A"/>
+                <w:sz w:val="33"/>
+                <w:szCs w:val="33"/>
+                <w:caps w:val="false"/>
+                <w:rFonts w:ascii="Calibri" w:cs="Calibri" w:eastAsia="Calibri" w:hAnsi="Calibri"/>
+              </w:rPr>
+              <w:t xml:space="preserve">“I think the big question is…”   “This connects to…”   “I wonder why…”   “At first I believe…”</w:t>
+            </w:r>
+          </w:p>
+        </w:tc>
+      </w:tr>
+    </w:tbl>
+    <w:tbl>
+      <w:tblPr>
+        <w:tblW w:type="dxa" w:w="9792"/>
+        <w:tblBorders>
+          <w:top w:val="single" w:color="auto" w:sz="4"/>
+          <w:left w:val="single" w:color="auto" w:sz="4"/>
+          <w:bottom w:val="single" w:color="auto" w:sz="4"/>
+          <w:right w:val="single" w:color="auto" w:sz="4"/>
+          <w:insideH w:val="single" w:color="auto" w:sz="4"/>
+          <w:insideV w:val="single" w:color="auto" w:sz="4"/>
+        </w:tblBorders>
+      </w:tblPr>
+      <w:tblGrid>
+        <w:gridCol w:w="9792"/>
+      </w:tblGrid>
+      <w:tr>
+        <w:tc>
+          <w:tcPr>
+            <w:tcW w:type="dxa" w:w="9792"/>
+            <w:tcBorders>
+              <w:top w:val="single" w:color="D9D5C8" w:sz="4"/>
+              <w:left w:val="single" w:color="D9D5C8" w:sz="4"/>
+              <w:bottom w:val="single" w:color="D9D5C8" w:sz="4"/>
+              <w:right w:val="single" w:color="D9D5C8" w:sz="4"/>
+            </w:tcBorders>
+            <w:shd w:fill="F7F5EF" w:color="auto" w:val="clear"/>
+            <w:tcMar>
+              <w:top w:type="dxa" w:w="55"/>
+              <w:left w:type="dxa" w:w="110"/>
+              <w:bottom w:type="dxa" w:w="55"/>
+              <w:right w:type="dxa" w:w="110"/>
+            </w:tcMar>
+          </w:tcPr>
+          <w:p>
+            <w:pPr>
+              <w:spacing w:after="60"/>
+            </w:pPr>
+            <w:r>
+              <w:rPr>
+                <w:b/>
+                <w:bCs/>
+                <w:i w:val="false"/>
+                <w:iCs w:val="false"/>
+                <w:color w:val="1B2A4A"/>
+                <w:sz w:val="32"/>
+                <w:szCs w:val="32"/>
+                <w:caps w:val="false"/>
+                <w:rFonts w:ascii="Calibri" w:cs="Calibri" w:eastAsia="Calibri" w:hAnsi="Calibri"/>
+              </w:rPr>
+              <w:t xml:space="preserve">ACTIVATE — what it means &amp; how to answer</w:t>
+            </w:r>
+          </w:p>
+          <w:p>
+            <w:pPr>
+              <w:spacing w:after="40"/>
+            </w:pPr>
+            <w:r>
+              <w:rPr>
+                <w:b/>
+                <w:bCs/>
+                <w:i w:val="false"/>
+                <w:iCs w:val="false"/>
+                <w:color w:val="1A1A1A"/>
+                <w:sz w:val="32"/>
+                <w:szCs w:val="32"/>
+                <w:caps w:val="false"/>
+                <w:rFonts w:ascii="Calibri" w:cs="Calibri" w:eastAsia="Calibri" w:hAnsi="Calibri"/>
+              </w:rPr>
+              <w:t xml:space="preserve">What it means:  </w:t>
+            </w:r>
+            <w:r>
+              <w:rPr>
+                <w:b w:val="false"/>
+                <w:bCs w:val="false"/>
+                <w:i w:val="false"/>
+                <w:iCs w:val="false"/>
+                <w:color w:val="1A1A1A"/>
+                <w:sz w:val="32"/>
+                <w:szCs w:val="32"/>
+                <w:caps w:val="false"/>
+                <w:rFonts w:ascii="Calibri" w:cs="Calibri" w:eastAsia="Calibri" w:hAnsi="Calibri"/>
+              </w:rPr>
+              <w:t xml:space="preserve">“Activate” = wake up what you ALREADY know before you learn more.</w:t>
+            </w:r>
+          </w:p>
+          <w:p>
+            <w:pPr>
+              <w:spacing w:after="40"/>
+            </w:pPr>
+            <w:r>
+              <w:rPr>
+                <w:b/>
+                <w:bCs/>
+                <w:i w:val="false"/>
+                <w:iCs w:val="false"/>
+                <w:color w:val="1A1A1A"/>
+                <w:sz w:val="32"/>
+                <w:szCs w:val="32"/>
+                <w:caps w:val="false"/>
+                <w:rFonts w:ascii="Calibri" w:cs="Calibri" w:eastAsia="Calibri" w:hAnsi="Calibri"/>
+              </w:rPr>
+              <w:t xml:space="preserve">Sentence starters:  </w:t>
+            </w:r>
+            <w:r>
+              <w:rPr>
+                <w:b w:val="false"/>
+                <w:bCs w:val="false"/>
+                <w:i w:val="false"/>
+                <w:iCs w:val="false"/>
+                <w:color w:val="1A1A1A"/>
+                <w:sz w:val="32"/>
+                <w:szCs w:val="32"/>
+                <w:caps w:val="false"/>
+                <w:rFonts w:ascii="Calibri" w:cs="Calibri" w:eastAsia="Calibri" w:hAnsi="Calibri"/>
+              </w:rPr>
+              <w:t xml:space="preserve">“I already know…”   “This reminds me of…”   “I want to find out…”</w:t>
+            </w:r>
+          </w:p>
+        </w:tc>
+      </w:tr>
+    </w:tbl>
+    <w:tbl>
+      <w:tblPr>
+        <w:tblW w:type="dxa" w:w="9792"/>
+        <w:tblBorders>
+          <w:top w:val="single" w:color="auto" w:sz="4"/>
+          <w:left w:val="single" w:color="auto" w:sz="4"/>
+          <w:bottom w:val="single" w:color="auto" w:sz="4"/>
+          <w:right w:val="single" w:color="auto" w:sz="4"/>
+          <w:insideH w:val="single" w:color="auto" w:sz="4"/>
+          <w:insideV w:val="single" w:color="auto" w:sz="4"/>
+        </w:tblBorders>
+      </w:tblPr>
+      <w:tblGrid>
+        <w:gridCol w:w="9792"/>
+      </w:tblGrid>
+      <w:tr>
+        <w:tc>
+          <w:tcPr>
+            <w:tcW w:type="dxa" w:w="9792"/>
+            <w:tcBorders>
+              <w:top w:val="single" w:color="D9D5C8" w:sz="4"/>
+              <w:left w:val="single" w:color="D9D5C8" w:sz="4"/>
+              <w:bottom w:val="single" w:color="D9D5C8" w:sz="4"/>
+              <w:right w:val="single" w:color="D9D5C8" w:sz="4"/>
+            </w:tcBorders>
+            <w:shd w:fill="F7F5EF" w:color="auto" w:val="clear"/>
+            <w:tcMar>
+              <w:top w:type="dxa" w:w="55"/>
+              <w:left w:type="dxa" w:w="110"/>
+              <w:bottom w:type="dxa" w:w="55"/>
+              <w:right w:type="dxa" w:w="110"/>
+            </w:tcMar>
+          </w:tcPr>
+          <w:p>
+            <w:pPr>
+              <w:spacing w:after="60"/>
+            </w:pPr>
+            <w:r>
+              <w:rPr>
+                <w:b/>
+                <w:bCs/>
+                <w:i w:val="false"/>
+                <w:iCs w:val="false"/>
+                <w:color w:val="1B2A4A"/>
+                <w:sz w:val="32"/>
+                <w:szCs w:val="32"/>
+                <w:caps w:val="false"/>
+                <w:rFonts w:ascii="Calibri" w:cs="Calibri" w:eastAsia="Calibri" w:hAnsi="Calibri"/>
+              </w:rPr>
+              <w:t xml:space="preserve">FIRST IMPRESSIONS — what to write</w:t>
+            </w:r>
+          </w:p>
+          <w:p>
+            <w:pPr>
+              <w:spacing w:after="40"/>
+            </w:pPr>
+            <w:r>
+              <w:rPr>
+                <w:b w:val="false"/>
+                <w:bCs w:val="false"/>
+                <w:i w:val="false"/>
+                <w:iCs w:val="false"/>
+                <w:color w:val="1A1A1A"/>
+                <w:sz w:val="33"/>
+                <w:szCs w:val="33"/>
+                <w:caps w:val="false"/>
+                <w:rFonts w:ascii="Calibri" w:cs="Calibri" w:eastAsia="Calibri" w:hAnsi="Calibri"/>
+              </w:rPr>
+              <w:t xml:space="preserve">Just your honest first take — there is no wrong answer. Say what you THINK the standard is about and why it might matter to you, your family, or your community. You’ll come back and improve it at the end.</w:t>
+            </w:r>
+          </w:p>
+        </w:tc>
+      </w:tr>
+    </w:tbl>
+    <w:tbl>
+      <w:tblPr>
+        <w:tblW w:type="dxa" w:w="9792"/>
+        <w:tblBorders>
+          <w:top w:val="single" w:color="auto" w:sz="4"/>
+          <w:left w:val="single" w:color="auto" w:sz="4"/>
+          <w:bottom w:val="single" w:color="auto" w:sz="4"/>
+          <w:right w:val="single" w:color="auto" w:sz="4"/>
+          <w:insideH w:val="single" w:color="auto" w:sz="4"/>
+          <w:insideV w:val="single" w:color="auto" w:sz="4"/>
+        </w:tblBorders>
+      </w:tblPr>
+      <w:tblGrid>
+        <w:gridCol w:w="9792"/>
+      </w:tblGrid>
+      <w:tr>
+        <w:tc>
+          <w:tcPr>
+            <w:tcW w:type="dxa" w:w="9792"/>
+            <w:tcBorders>
+              <w:top w:val="single" w:color="D9D5C8" w:sz="4"/>
+              <w:left w:val="single" w:color="D9D5C8" w:sz="4"/>
+              <w:bottom w:val="single" w:color="D9D5C8" w:sz="4"/>
+              <w:right w:val="single" w:color="D9D5C8" w:sz="4"/>
+            </w:tcBorders>
+            <w:shd w:fill="F7F5EF" w:color="auto" w:val="clear"/>
+            <w:tcMar>
+              <w:top w:type="dxa" w:w="55"/>
+              <w:left w:type="dxa" w:w="110"/>
+              <w:bottom w:type="dxa" w:w="55"/>
+              <w:right w:type="dxa" w:w="110"/>
+            </w:tcMar>
+          </w:tcPr>
+          <w:p>
+            <w:pPr>
+              <w:spacing w:after="60"/>
+            </w:pPr>
+            <w:r>
+              <w:rPr>
+                <w:b/>
+                <w:bCs/>
+                <w:i w:val="false"/>
+                <w:iCs w:val="false"/>
+                <w:color w:val="1B2A4A"/>
+                <w:sz w:val="32"/>
+                <w:szCs w:val="32"/>
+                <w:caps w:val="false"/>
+                <w:rFonts w:ascii="Calibri" w:cs="Calibri" w:eastAsia="Calibri" w:hAnsi="Calibri"/>
+              </w:rPr>
+              <w:t xml:space="preserve">KEY WORDS TO WATCH FOR</w:t>
+            </w:r>
+          </w:p>
+          <w:p>
+            <w:pPr>
+              <w:spacing w:after="40"/>
+            </w:pPr>
+            <w:r>
+              <w:rPr>
+                <w:b w:val="false"/>
+                <w:bCs w:val="false"/>
+                <w:i w:val="false"/>
+                <w:iCs w:val="false"/>
+                <w:color w:val="1A1A1A"/>
+                <w:sz w:val="33"/>
+                <w:szCs w:val="33"/>
+                <w:caps w:val="false"/>
+                <w:rFonts w:ascii="Calibri" w:cs="Calibri" w:eastAsia="Calibri" w:hAnsi="Calibri"/>
+              </w:rPr>
+              <w:t xml:space="preserve">Governor   ·   General Assembly   ·   Constituent</w:t>
+            </w:r>
+          </w:p>
+        </w:tc>
+      </w:tr>
+    </w:tbl>
+    <w:p>
+      <w:pPr>
+        <w:spacing w:after="50"/>
+      </w:pPr>
+      <w:r>
+        <w:rPr>
+          <w:b w:val="false"/>
+          <w:bCs w:val="false"/>
+          <w:i w:val="false"/>
+          <w:iCs w:val="false"/>
+          <w:color w:val="1A1A1A"/>
+          <w:sz w:val="18"/>
+          <w:szCs w:val="18"/>
+          <w:caps w:val="false"/>
+          <w:rFonts w:ascii="Calibri" w:cs="Calibri" w:eastAsia="Calibri" w:hAnsi="Calibri"/>
+        </w:rPr>
+      </w:r>
+    </w:p>
+    <w:tbl>
+      <w:tblPr>
+        <w:tblW w:type="dxa" w:w="9792"/>
+        <w:tblBorders>
+          <w:top w:val="single" w:color="auto" w:sz="4"/>
+          <w:left w:val="single" w:color="auto" w:sz="4"/>
+          <w:bottom w:val="single" w:color="auto" w:sz="4"/>
+          <w:right w:val="single" w:color="auto" w:sz="4"/>
+          <w:insideH w:val="single" w:color="auto" w:sz="4"/>
+          <w:insideV w:val="single" w:color="auto" w:sz="4"/>
+        </w:tblBorders>
+      </w:tblPr>
+      <w:tblGrid>
+        <w:gridCol w:w="9792"/>
+      </w:tblGrid>
+      <w:tr>
+        <w:tc>
+          <w:tcPr>
+            <w:tcW w:type="dxa" w:w="9792"/>
+            <w:tcBorders>
+              <w:top w:val="single" w:color="D9D5C8" w:sz="4"/>
+              <w:left w:val="single" w:color="D9D5C8" w:sz="4"/>
+              <w:bottom w:val="single" w:color="D9D5C8" w:sz="4"/>
+              <w:right w:val="single" w:color="D9D5C8" w:sz="4"/>
+            </w:tcBorders>
+            <w:shd w:fill="F7F5EF" w:color="auto" w:val="clear"/>
+            <w:tcMar>
+              <w:top w:type="dxa" w:w="55"/>
+              <w:left w:type="dxa" w:w="110"/>
+              <w:bottom w:type="dxa" w:w="55"/>
+              <w:right w:type="dxa" w:w="110"/>
+            </w:tcMar>
+          </w:tcPr>
+          <w:p>
+            <w:pPr>
+              <w:spacing w:after="60"/>
+            </w:pPr>
+            <w:r>
+              <w:rPr>
+                <w:b/>
+                <w:bCs/>
+                <w:i w:val="false"/>
+                <w:iCs w:val="false"/>
+                <w:color w:val="1B2A4A"/>
+                <w:sz w:val="32"/>
+                <w:szCs w:val="32"/>
+                <w:caps w:val="false"/>
+                <w:rFonts w:ascii="Calibri" w:cs="Calibri" w:eastAsia="Calibri" w:hAnsi="Calibri"/>
+              </w:rPr>
+              <w:t xml:space="preserve">NOW TRY IT — draft your goal using a starter above</w:t>
+            </w:r>
+          </w:p>
+          <w:p>
+            <w:pPr>
+              <w:spacing w:after="40"/>
+            </w:pPr>
+            <w:r>
+              <w:rPr>
+                <w:b w:val="false"/>
+                <w:bCs w:val="false"/>
+                <w:i w:val="false"/>
+                <w:iCs w:val="false"/>
+                <w:color w:val="1A1A1A"/>
+                <w:sz w:val="33"/>
+                <w:szCs w:val="33"/>
+                <w:caps w:val="false"/>
+                <w:rFonts w:ascii="Calibri" w:cs="Calibri" w:eastAsia="Calibri" w:hAnsi="Calibri"/>
+              </w:rPr>
+              <w:t xml:space="preserve">Write a first draft here, then copy your best version onto the front. Aim for: what you’ll DO + how you’ll PROVE it + WHEN.</w:t>
+            </w:r>
+          </w:p>
+        </w:tc>
+      </w:tr>
+    </w:tbl>
+    <w:p>
+      <w:pPr>
+        <w:widowControl w:val="false"/>
+        <w:pBdr>
+          <w:bottom w:val="single" w:color="8892A0" w:sz="8" w:space="1"/>
+        </w:pBdr>
+        <w:spacing w:before="42" w:after="42"/>
+      </w:pPr>
+      <w:r>
+        <w:rPr>
+          <w:sz w:val="24"/>
+          <w:szCs w:val="24"/>
+          <w:rFonts w:ascii="Calibri" w:cs="Calibri" w:eastAsia="Calibri" w:hAnsi="Calibri"/>
+        </w:rPr>
+        <w:t xml:space="preserve"> </w:t>
+      </w:r>
+    </w:p>
+    <w:p>
+      <w:pPr>
+        <w:spacing w:before="0" w:after="0" w:line="75" w:lineRule="exact"/>
+      </w:pPr>
+      <w:r>
+        <w:rPr>
+          <w:sz w:val="3"/>
+          <w:szCs w:val="3"/>
+          <w:rFonts w:ascii="Calibri" w:cs="Calibri" w:eastAsia="Calibri" w:hAnsi="Calibri"/>
+        </w:rPr>
+        <w:t xml:space="preserve"> </w:t>
+      </w:r>
+    </w:p>
+    <w:p>
+      <w:pPr>
+        <w:widowControl w:val="false"/>
+        <w:pBdr>
+          <w:bottom w:val="single" w:color="8892A0" w:sz="8" w:space="1"/>
+        </w:pBdr>
+        <w:spacing w:before="42" w:after="42"/>
+      </w:pPr>
+      <w:r>
+        <w:rPr>
+          <w:sz w:val="24"/>
+          <w:szCs w:val="24"/>
+          <w:rFonts w:ascii="Calibri" w:cs="Calibri" w:eastAsia="Calibri" w:hAnsi="Calibri"/>
+        </w:rPr>
+        <w:t xml:space="preserve"> </w:t>
+      </w:r>
+    </w:p>
+    <w:p>
+      <w:pPr>
+        <w:spacing w:before="0" w:after="0" w:line="75" w:lineRule="exact"/>
+      </w:pPr>
+      <w:r>
+        <w:rPr>
+          <w:sz w:val="3"/>
+          <w:szCs w:val="3"/>
+          <w:rFonts w:ascii="Calibri" w:cs="Calibri" w:eastAsia="Calibri" w:hAnsi="Calibri"/>
+        </w:rPr>
+        <w:t xml:space="preserve"> </w:t>
+      </w:r>
+    </w:p>
+    <w:p>
+      <w:pPr>
+        <w:widowControl w:val="false"/>
+        <w:pBdr>
+          <w:bottom w:val="single" w:color="8892A0" w:sz="8" w:space="1"/>
+        </w:pBdr>
+        <w:spacing w:before="42" w:after="42"/>
+      </w:pPr>
+      <w:r>
+        <w:rPr>
+          <w:sz w:val="24"/>
+          <w:szCs w:val="24"/>
+          <w:rFonts w:ascii="Calibri" w:cs="Calibri" w:eastAsia="Calibri" w:hAnsi="Calibri"/>
+        </w:rPr>
+        <w:t xml:space="preserve"> </w:t>
+      </w:r>
+    </w:p>
+    <w:p>
+      <w:pPr>
+        <w:spacing w:before="0" w:after="0" w:line="75" w:lineRule="exact"/>
+      </w:pPr>
+      <w:r>
+        <w:rPr>
+          <w:sz w:val="3"/>
+          <w:szCs w:val="3"/>
+          <w:rFonts w:ascii="Calibri" w:cs="Calibri" w:eastAsia="Calibri" w:hAnsi="Calibri"/>
+        </w:rPr>
+        <w:t xml:space="preserve"> </w:t>
+      </w:r>
+    </w:p>
     <w:p>
       <w:pPr>
         <w:widowControl w:val="false"/>
@@ -35778,8 +40290,8 @@
             </w:pPr>
             <w:r>
               <w:rPr>
-                <w:b w:val="false"/>
-                <w:bCs w:val="false"/>
+                <w:b/>
+                <w:bCs/>
                 <w:i w:val="false"/>
                 <w:iCs w:val="false"/>
                 <w:color w:val="1A1A1A"/>
@@ -35788,7 +40300,21 @@
                 <w:caps w:val="false"/>
                 <w:rFonts w:ascii="Calibri" w:cs="Calibri" w:eastAsia="Calibri" w:hAnsi="Calibri"/>
               </w:rPr>
-              <w:t xml:space="preserve">Pronunciations: Governor (GUV-ur-ner); General Assembly (JEN-ur-ul uh-SEM-blee); Constituent (kun-STIH-choo-ent).</w:t>
+              <w:t xml:space="preserve">Pronunciations: </w:t>
+            </w:r>
+            <w:r>
+              <w:rPr>
+                <w:b w:val="false"/>
+                <w:bCs w:val="false"/>
+                <w:i w:val="false"/>
+                <w:iCs w:val="false"/>
+                <w:color w:val="1A1A1A"/>
+                <w:sz w:val="33"/>
+                <w:szCs w:val="33"/>
+                <w:caps w:val="false"/>
+                <w:rFonts w:ascii="Calibri" w:cs="Calibri" w:eastAsia="Calibri" w:hAnsi="Calibri"/>
+              </w:rPr>
+              <w:t xml:space="preserve">Governor (GUV-ur-ner); General Assembly (JEN-ur-ul uh-SEM-blee); Constituent (kun-STIH-choo-ent).</w:t>
             </w:r>
           </w:p>
         </w:tc>
@@ -37040,13 +41566,27 @@
                 <w:caps w:val="false"/>
                 <w:rFonts w:ascii="Calibri" w:cs="Calibri" w:eastAsia="Calibri" w:hAnsi="Calibri"/>
               </w:rPr>
-              <w:t xml:space="preserve">RESPONSE CHOICE</w:t>
+              <w:t xml:space="preserve">RESPONSE CHOICE — three ways to complete each studio</w:t>
             </w:r>
           </w:p>
           <w:p>
             <w:pPr>
               <w:spacing w:after="40"/>
             </w:pPr>
+            <w:r>
+              <w:rPr>
+                <w:b/>
+                <w:bCs/>
+                <w:i w:val="false"/>
+                <w:iCs w:val="false"/>
+                <w:color w:val="1A1A1A"/>
+                <w:sz w:val="32"/>
+                <w:szCs w:val="32"/>
+                <w:caps w:val="false"/>
+                <w:rFonts w:ascii="Calibri" w:cs="Calibri" w:eastAsia="Calibri" w:hAnsi="Calibri"/>
+              </w:rPr>
+              <w:t xml:space="preserve">WRITE:  </w:t>
+            </w:r>
             <w:r>
               <w:rPr>
                 <w:b w:val="false"/>
@@ -37054,12 +41594,78 @@
                 <w:i w:val="false"/>
                 <w:iCs w:val="false"/>
                 <w:color w:val="1A1A1A"/>
-                <w:sz w:val="33"/>
-                <w:szCs w:val="33"/>
-                <w:caps w:val="false"/>
-                <w:rFonts w:ascii="Calibri" w:cs="Calibri" w:eastAsia="Calibri" w:hAnsi="Calibri"/>
-              </w:rPr>
-              <w:t xml:space="preserve">Complete each studio by writing, speaking, or diagramming.</w:t>
+                <w:sz w:val="32"/>
+                <w:szCs w:val="32"/>
+                <w:caps w:val="false"/>
+                <w:rFonts w:ascii="Calibri" w:cs="Calibri" w:eastAsia="Calibri" w:hAnsi="Calibri"/>
+              </w:rPr>
+              <w:t xml:space="preserve">fill in the four boxes below in your own words.</w:t>
+            </w:r>
+          </w:p>
+          <w:p>
+            <w:pPr>
+              <w:spacing w:after="40"/>
+            </w:pPr>
+            <w:r>
+              <w:rPr>
+                <w:b/>
+                <w:bCs/>
+                <w:i w:val="false"/>
+                <w:iCs w:val="false"/>
+                <w:color w:val="1A1A1A"/>
+                <w:sz w:val="32"/>
+                <w:szCs w:val="32"/>
+                <w:caps w:val="false"/>
+                <w:rFonts w:ascii="Calibri" w:cs="Calibri" w:eastAsia="Calibri" w:hAnsi="Calibri"/>
+              </w:rPr>
+              <w:t xml:space="preserve">SAY IT:  </w:t>
+            </w:r>
+            <w:r>
+              <w:rPr>
+                <w:b w:val="false"/>
+                <w:bCs w:val="false"/>
+                <w:i w:val="false"/>
+                <w:iCs w:val="false"/>
+                <w:color w:val="1A1A1A"/>
+                <w:sz w:val="32"/>
+                <w:szCs w:val="32"/>
+                <w:caps w:val="false"/>
+                <w:rFonts w:ascii="Calibri" w:cs="Calibri" w:eastAsia="Calibri" w:hAnsi="Calibri"/>
+              </w:rPr>
+              <w:t xml:space="preserve">explain the term aloud to a partner or your teacher, or record a short voice note — say the term, its meaning, and one example.</w:t>
+            </w:r>
+          </w:p>
+          <w:p>
+            <w:pPr>
+              <w:spacing w:after="40"/>
+            </w:pPr>
+            <w:r>
+              <w:rPr>
+                <w:b/>
+                <w:bCs/>
+                <w:i w:val="false"/>
+                <w:iCs w:val="false"/>
+                <w:color w:val="1A1A1A"/>
+                <w:sz w:val="32"/>
+                <w:szCs w:val="32"/>
+                <w:caps w:val="false"/>
+                <w:rFonts w:ascii="Calibri" w:cs="Calibri" w:eastAsia="Calibri" w:hAnsi="Calibri"/>
+              </w:rPr>
+              <w:t xml:space="preserve">DIAGRAM:  </w:t>
+            </w:r>
+            <w:r>
+              <w:rPr>
+                <w:b w:val="false"/>
+                <w:bCs w:val="false"/>
+                <w:i w:val="false"/>
+                <w:iCs w:val="false"/>
+                <w:color w:val="1A1A1A"/>
+                <w:sz w:val="32"/>
+                <w:szCs w:val="32"/>
+                <w:caps w:val="false"/>
+                <w:rFonts w:ascii="Calibri" w:cs="Calibri" w:eastAsia="Calibri" w:hAnsi="Calibri"/>
+              </w:rPr>
+              <w:t xml:space="preserve">sketch or map the term in the Sketch Studio on the back of this page.</w:t>
             </w:r>
           </w:p>
         </w:tc>
@@ -38461,7 +43067,7 @@
                 <w:caps w:val="false"/>
                 <w:rFonts w:ascii="Calibri" w:cs="Calibri" w:eastAsia="Calibri" w:hAnsi="Calibri"/>
               </w:rPr>
-              <w:t xml:space="preserve">How do these priority terms fit together? Write or sketch how one leads to or affects another.</w:t>
+              <w:t xml:space="preserve">How do these priority terms fit together? Write how one leads to or affects another on the lines — or map it in the Sketch Studio on the back.</w:t>
             </w:r>
           </w:p>
         </w:tc>
@@ -38514,6 +43120,606 @@
         <w:t xml:space="preserve"> </w:t>
       </w:r>
     </w:p>
+    <w:p>
+      <w:pPr>
+        <w:pStyle w:val="Heading2"/>
+        <w:keepNext/>
+        <w:pageBreakBefore/>
+        <w:spacing w:before="150" w:after="90"/>
+      </w:pPr>
+      <w:r>
+        <w:rPr>
+          <w:b/>
+          <w:bCs/>
+          <w:i w:val="false"/>
+          <w:iCs w:val="false"/>
+          <w:color w:val="1B2A4A"/>
+          <w:sz w:val="42"/>
+          <w:szCs w:val="42"/>
+          <w:caps w:val="false"/>
+          <w:rFonts w:ascii="Calibri" w:cs="Calibri" w:eastAsia="Calibri" w:hAnsi="Calibri"/>
+        </w:rPr>
+        <w:t xml:space="preserve">Activity 2 — Sketch Studio (draw it or say it) — GC.30</w:t>
+      </w:r>
+    </w:p>
+    <w:tbl>
+      <w:tblPr>
+        <w:tblW w:type="dxa" w:w="9792"/>
+        <w:tblBorders>
+          <w:top w:val="single" w:color="auto" w:sz="4"/>
+          <w:left w:val="single" w:color="auto" w:sz="4"/>
+          <w:bottom w:val="single" w:color="auto" w:sz="4"/>
+          <w:right w:val="single" w:color="auto" w:sz="4"/>
+          <w:insideH w:val="single" w:color="auto" w:sz="4"/>
+          <w:insideV w:val="single" w:color="auto" w:sz="4"/>
+        </w:tblBorders>
+      </w:tblPr>
+      <w:tblGrid>
+        <w:gridCol w:w="9792"/>
+      </w:tblGrid>
+      <w:tr>
+        <w:tc>
+          <w:tcPr>
+            <w:tcW w:type="dxa" w:w="9792"/>
+            <w:tcBorders>
+              <w:top w:val="single" w:color="D9D5C8" w:sz="4"/>
+              <w:left w:val="single" w:color="D9D5C8" w:sz="4"/>
+              <w:bottom w:val="single" w:color="D9D5C8" w:sz="4"/>
+              <w:right w:val="single" w:color="D9D5C8" w:sz="4"/>
+            </w:tcBorders>
+            <w:shd w:fill="F7F5EF" w:color="auto" w:val="clear"/>
+            <w:tcMar>
+              <w:top w:type="dxa" w:w="55"/>
+              <w:left w:type="dxa" w:w="110"/>
+              <w:bottom w:type="dxa" w:w="55"/>
+              <w:right w:type="dxa" w:w="110"/>
+            </w:tcMar>
+          </w:tcPr>
+          <w:p>
+            <w:pPr>
+              <w:spacing w:after="60"/>
+            </w:pPr>
+            <w:r>
+              <w:rPr>
+                <w:b/>
+                <w:bCs/>
+                <w:i w:val="false"/>
+                <w:iCs w:val="false"/>
+                <w:color w:val="1B2A4A"/>
+                <w:sz w:val="32"/>
+                <w:szCs w:val="32"/>
+                <w:caps w:val="false"/>
+                <w:rFonts w:ascii="Calibri" w:cs="Calibri" w:eastAsia="Calibri" w:hAnsi="Calibri"/>
+              </w:rPr>
+              <w:t xml:space="preserve">SAY IT — pick one way to explain your terms aloud</w:t>
+            </w:r>
+          </w:p>
+          <w:p>
+            <w:pPr>
+              <w:spacing w:after="40"/>
+            </w:pPr>
+            <w:r>
+              <w:rPr>
+                <w:b w:val="false"/>
+                <w:bCs w:val="false"/>
+                <w:i w:val="false"/>
+                <w:iCs w:val="false"/>
+                <w:color w:val="1A1A1A"/>
+                <w:sz w:val="33"/>
+                <w:szCs w:val="33"/>
+                <w:caps w:val="false"/>
+                <w:rFonts w:ascii="Calibri" w:cs="Calibri" w:eastAsia="Calibri" w:hAnsi="Calibri"/>
+              </w:rPr>
+              <w:t xml:space="preserve">Explain each priority term to a shoulder partner, then have them explain one back to you.</w:t>
+            </w:r>
+          </w:p>
+          <w:p>
+            <w:pPr>
+              <w:spacing w:after="40"/>
+            </w:pPr>
+            <w:r>
+              <w:rPr>
+                <w:b w:val="false"/>
+                <w:bCs w:val="false"/>
+                <w:i w:val="false"/>
+                <w:iCs w:val="false"/>
+                <w:color w:val="1A1A1A"/>
+                <w:sz w:val="33"/>
+                <w:szCs w:val="33"/>
+                <w:caps w:val="false"/>
+                <w:rFonts w:ascii="Calibri" w:cs="Calibri" w:eastAsia="Calibri" w:hAnsi="Calibri"/>
+              </w:rPr>
+              <w:t xml:space="preserve">Or explain a term to your teacher during check-in.</w:t>
+            </w:r>
+          </w:p>
+          <w:p>
+            <w:pPr>
+              <w:spacing w:after="40"/>
+            </w:pPr>
+            <w:r>
+              <w:rPr>
+                <w:b w:val="false"/>
+                <w:bCs w:val="false"/>
+                <w:i w:val="false"/>
+                <w:iCs w:val="false"/>
+                <w:color w:val="1A1A1A"/>
+                <w:sz w:val="33"/>
+                <w:szCs w:val="33"/>
+                <w:caps w:val="false"/>
+                <w:rFonts w:ascii="Calibri" w:cs="Calibri" w:eastAsia="Calibri" w:hAnsi="Calibri"/>
+              </w:rPr>
+              <w:t xml:space="preserve">Or record a 20–30 second voice note: say the term, what it means, and one real example.</w:t>
+            </w:r>
+          </w:p>
+          <w:p>
+            <w:pPr>
+              <w:spacing w:after="40"/>
+            </w:pPr>
+            <w:r>
+              <w:rPr>
+                <w:b w:val="false"/>
+                <w:bCs w:val="false"/>
+                <w:i w:val="false"/>
+                <w:iCs w:val="false"/>
+                <w:color w:val="1A1A1A"/>
+                <w:sz w:val="33"/>
+                <w:szCs w:val="33"/>
+                <w:caps w:val="false"/>
+                <w:rFonts w:ascii="Calibri" w:cs="Calibri" w:eastAsia="Calibri" w:hAnsi="Calibri"/>
+              </w:rPr>
+              <w:t xml:space="preserve">Or stand and share one term with the class.</w:t>
+            </w:r>
+          </w:p>
+        </w:tc>
+      </w:tr>
+    </w:tbl>
+    <w:p>
+      <w:pPr>
+        <w:spacing w:after="40"/>
+      </w:pPr>
+      <w:r>
+        <w:rPr>
+          <w:b w:val="false"/>
+          <w:bCs w:val="false"/>
+          <w:i w:val="false"/>
+          <w:iCs w:val="false"/>
+          <w:color w:val="1A1A1A"/>
+          <w:sz w:val="18"/>
+          <w:szCs w:val="18"/>
+          <w:caps w:val="false"/>
+          <w:rFonts w:ascii="Calibri" w:cs="Calibri" w:eastAsia="Calibri" w:hAnsi="Calibri"/>
+        </w:rPr>
+      </w:r>
+    </w:p>
+    <w:tbl>
+      <w:tblPr>
+        <w:tblW w:type="dxa" w:w="9792"/>
+        <w:tblBorders>
+          <w:top w:val="single" w:color="auto" w:sz="4"/>
+          <w:left w:val="single" w:color="auto" w:sz="4"/>
+          <w:bottom w:val="single" w:color="auto" w:sz="4"/>
+          <w:right w:val="single" w:color="auto" w:sz="4"/>
+          <w:insideH w:val="single" w:color="auto" w:sz="4"/>
+          <w:insideV w:val="single" w:color="auto" w:sz="4"/>
+        </w:tblBorders>
+      </w:tblPr>
+      <w:tblGrid>
+        <w:gridCol w:w="9792"/>
+      </w:tblGrid>
+      <w:tr>
+        <w:tc>
+          <w:tcPr>
+            <w:tcW w:type="dxa" w:w="9792"/>
+            <w:tcBorders>
+              <w:top w:val="single" w:color="D9D5C8" w:sz="4"/>
+              <w:left w:val="single" w:color="D9D5C8" w:sz="4"/>
+              <w:bottom w:val="single" w:color="D9D5C8" w:sz="4"/>
+              <w:right w:val="single" w:color="D9D5C8" w:sz="4"/>
+            </w:tcBorders>
+            <w:shd w:fill="F7F5EF" w:color="auto" w:val="clear"/>
+            <w:tcMar>
+              <w:top w:type="dxa" w:w="55"/>
+              <w:left w:type="dxa" w:w="110"/>
+              <w:bottom w:type="dxa" w:w="55"/>
+              <w:right w:type="dxa" w:w="110"/>
+            </w:tcMar>
+          </w:tcPr>
+          <w:p>
+            <w:pPr>
+              <w:spacing w:after="60"/>
+            </w:pPr>
+            <w:r>
+              <w:rPr>
+                <w:b/>
+                <w:bCs/>
+                <w:i w:val="false"/>
+                <w:iCs w:val="false"/>
+                <w:color w:val="1B2A4A"/>
+                <w:sz w:val="32"/>
+                <w:szCs w:val="32"/>
+                <w:caps w:val="false"/>
+                <w:rFonts w:ascii="Calibri" w:cs="Calibri" w:eastAsia="Calibri" w:hAnsi="Calibri"/>
+              </w:rPr>
+              <w:t xml:space="preserve">DIAGRAM: General Assembly</w:t>
+            </w:r>
+          </w:p>
+          <w:p>
+            <w:pPr>
+              <w:spacing w:after="40"/>
+            </w:pPr>
+            <w:r>
+              <w:rPr>
+                <w:b w:val="false"/>
+                <w:bCs w:val="false"/>
+                <w:i w:val="false"/>
+                <w:iCs w:val="false"/>
+                <w:color w:val="1A1A1A"/>
+                <w:sz w:val="33"/>
+                <w:szCs w:val="33"/>
+                <w:caps w:val="false"/>
+                <w:rFonts w:ascii="Calibri" w:cs="Calibri" w:eastAsia="Calibri" w:hAnsi="Calibri"/>
+              </w:rPr>
+              <w:t xml:space="preserve">Draw, map, or symbolize this term — a picture, an icon, a quick web, or an example scene. Label your drawing.</w:t>
+            </w:r>
+          </w:p>
+        </w:tc>
+      </w:tr>
+    </w:tbl>
+    <w:tbl>
+      <w:tblPr>
+        <w:tblW w:type="dxa" w:w="9792"/>
+        <w:tblBorders>
+          <w:top w:val="single" w:color="auto" w:sz="4"/>
+          <w:left w:val="single" w:color="auto" w:sz="4"/>
+          <w:bottom w:val="single" w:color="auto" w:sz="4"/>
+          <w:right w:val="single" w:color="auto" w:sz="4"/>
+          <w:insideH w:val="single" w:color="auto" w:sz="4"/>
+          <w:insideV w:val="single" w:color="auto" w:sz="4"/>
+        </w:tblBorders>
+      </w:tblPr>
+      <w:tblGrid>
+        <w:gridCol w:w="9792"/>
+      </w:tblGrid>
+      <w:tr>
+        <w:trPr>
+          <w:trHeight w:val="2100" w:hRule="atLeast"/>
+        </w:trPr>
+        <w:tc>
+          <w:tcPr>
+            <w:tcW w:type="dxa" w:w="9792"/>
+            <w:tcBorders>
+              <w:top w:val="single" w:color="D9D5C8" w:sz="4"/>
+              <w:left w:val="single" w:color="D9D5C8" w:sz="4"/>
+              <w:bottom w:val="single" w:color="D9D5C8" w:sz="4"/>
+              <w:right w:val="single" w:color="D9D5C8" w:sz="4"/>
+            </w:tcBorders>
+            <w:tcMar>
+              <w:top w:type="dxa" w:w="55"/>
+              <w:left w:type="dxa" w:w="110"/>
+              <w:bottom w:type="dxa" w:w="55"/>
+              <w:right w:type="dxa" w:w="110"/>
+            </w:tcMar>
+          </w:tcPr>
+          <w:p>
+            <w:pPr>
+              <w:spacing w:after="0"/>
+            </w:pPr>
+            <w:r>
+              <w:rPr>
+                <w:b w:val="false"/>
+                <w:bCs w:val="false"/>
+                <w:i w:val="false"/>
+                <w:iCs w:val="false"/>
+                <w:color w:val="1A1A1A"/>
+                <w:sz w:val="18"/>
+                <w:szCs w:val="18"/>
+                <w:caps w:val="false"/>
+                <w:rFonts w:ascii="Calibri" w:cs="Calibri" w:eastAsia="Calibri" w:hAnsi="Calibri"/>
+              </w:rPr>
+              <w:t xml:space="preserve"> </w:t>
+            </w:r>
+          </w:p>
+        </w:tc>
+      </w:tr>
+    </w:tbl>
+    <w:p>
+      <w:pPr>
+        <w:spacing w:after="90"/>
+      </w:pPr>
+      <w:r>
+        <w:rPr>
+          <w:b w:val="false"/>
+          <w:bCs w:val="false"/>
+          <w:i w:val="false"/>
+          <w:iCs w:val="false"/>
+          <w:color w:val="1A1A1A"/>
+          <w:sz w:val="18"/>
+          <w:szCs w:val="18"/>
+          <w:caps w:val="false"/>
+          <w:rFonts w:ascii="Calibri" w:cs="Calibri" w:eastAsia="Calibri" w:hAnsi="Calibri"/>
+        </w:rPr>
+      </w:r>
+    </w:p>
+    <w:tbl>
+      <w:tblPr>
+        <w:tblW w:type="dxa" w:w="9792"/>
+        <w:tblBorders>
+          <w:top w:val="single" w:color="auto" w:sz="4"/>
+          <w:left w:val="single" w:color="auto" w:sz="4"/>
+          <w:bottom w:val="single" w:color="auto" w:sz="4"/>
+          <w:right w:val="single" w:color="auto" w:sz="4"/>
+          <w:insideH w:val="single" w:color="auto" w:sz="4"/>
+          <w:insideV w:val="single" w:color="auto" w:sz="4"/>
+        </w:tblBorders>
+      </w:tblPr>
+      <w:tblGrid>
+        <w:gridCol w:w="9792"/>
+      </w:tblGrid>
+      <w:tr>
+        <w:tc>
+          <w:tcPr>
+            <w:tcW w:type="dxa" w:w="9792"/>
+            <w:tcBorders>
+              <w:top w:val="single" w:color="D9D5C8" w:sz="4"/>
+              <w:left w:val="single" w:color="D9D5C8" w:sz="4"/>
+              <w:bottom w:val="single" w:color="D9D5C8" w:sz="4"/>
+              <w:right w:val="single" w:color="D9D5C8" w:sz="4"/>
+            </w:tcBorders>
+            <w:shd w:fill="F7F5EF" w:color="auto" w:val="clear"/>
+            <w:tcMar>
+              <w:top w:type="dxa" w:w="55"/>
+              <w:left w:type="dxa" w:w="110"/>
+              <w:bottom w:type="dxa" w:w="55"/>
+              <w:right w:type="dxa" w:w="110"/>
+            </w:tcMar>
+          </w:tcPr>
+          <w:p>
+            <w:pPr>
+              <w:spacing w:after="60"/>
+            </w:pPr>
+            <w:r>
+              <w:rPr>
+                <w:b/>
+                <w:bCs/>
+                <w:i w:val="false"/>
+                <w:iCs w:val="false"/>
+                <w:color w:val="1B2A4A"/>
+                <w:sz w:val="32"/>
+                <w:szCs w:val="32"/>
+                <w:caps w:val="false"/>
+                <w:rFonts w:ascii="Calibri" w:cs="Calibri" w:eastAsia="Calibri" w:hAnsi="Calibri"/>
+              </w:rPr>
+              <w:t xml:space="preserve">DIAGRAM: Constituent</w:t>
+            </w:r>
+          </w:p>
+          <w:p>
+            <w:pPr>
+              <w:spacing w:after="40"/>
+            </w:pPr>
+            <w:r>
+              <w:rPr>
+                <w:b w:val="false"/>
+                <w:bCs w:val="false"/>
+                <w:i w:val="false"/>
+                <w:iCs w:val="false"/>
+                <w:color w:val="1A1A1A"/>
+                <w:sz w:val="33"/>
+                <w:szCs w:val="33"/>
+                <w:caps w:val="false"/>
+                <w:rFonts w:ascii="Calibri" w:cs="Calibri" w:eastAsia="Calibri" w:hAnsi="Calibri"/>
+              </w:rPr>
+              <w:t xml:space="preserve">Draw, map, or symbolize this term — a picture, an icon, a quick web, or an example scene. Label your drawing.</w:t>
+            </w:r>
+          </w:p>
+        </w:tc>
+      </w:tr>
+    </w:tbl>
+    <w:tbl>
+      <w:tblPr>
+        <w:tblW w:type="dxa" w:w="9792"/>
+        <w:tblBorders>
+          <w:top w:val="single" w:color="auto" w:sz="4"/>
+          <w:left w:val="single" w:color="auto" w:sz="4"/>
+          <w:bottom w:val="single" w:color="auto" w:sz="4"/>
+          <w:right w:val="single" w:color="auto" w:sz="4"/>
+          <w:insideH w:val="single" w:color="auto" w:sz="4"/>
+          <w:insideV w:val="single" w:color="auto" w:sz="4"/>
+        </w:tblBorders>
+      </w:tblPr>
+      <w:tblGrid>
+        <w:gridCol w:w="9792"/>
+      </w:tblGrid>
+      <w:tr>
+        <w:trPr>
+          <w:trHeight w:val="2100" w:hRule="atLeast"/>
+        </w:trPr>
+        <w:tc>
+          <w:tcPr>
+            <w:tcW w:type="dxa" w:w="9792"/>
+            <w:tcBorders>
+              <w:top w:val="single" w:color="D9D5C8" w:sz="4"/>
+              <w:left w:val="single" w:color="D9D5C8" w:sz="4"/>
+              <w:bottom w:val="single" w:color="D9D5C8" w:sz="4"/>
+              <w:right w:val="single" w:color="D9D5C8" w:sz="4"/>
+            </w:tcBorders>
+            <w:tcMar>
+              <w:top w:type="dxa" w:w="55"/>
+              <w:left w:type="dxa" w:w="110"/>
+              <w:bottom w:type="dxa" w:w="55"/>
+              <w:right w:type="dxa" w:w="110"/>
+            </w:tcMar>
+          </w:tcPr>
+          <w:p>
+            <w:pPr>
+              <w:spacing w:after="0"/>
+            </w:pPr>
+            <w:r>
+              <w:rPr>
+                <w:b w:val="false"/>
+                <w:bCs w:val="false"/>
+                <w:i w:val="false"/>
+                <w:iCs w:val="false"/>
+                <w:color w:val="1A1A1A"/>
+                <w:sz w:val="18"/>
+                <w:szCs w:val="18"/>
+                <w:caps w:val="false"/>
+                <w:rFonts w:ascii="Calibri" w:cs="Calibri" w:eastAsia="Calibri" w:hAnsi="Calibri"/>
+              </w:rPr>
+              <w:t xml:space="preserve"> </w:t>
+            </w:r>
+          </w:p>
+        </w:tc>
+      </w:tr>
+    </w:tbl>
+    <w:p>
+      <w:pPr>
+        <w:spacing w:after="70"/>
+      </w:pPr>
+      <w:r>
+        <w:rPr>
+          <w:b w:val="false"/>
+          <w:bCs w:val="false"/>
+          <w:i w:val="false"/>
+          <w:iCs w:val="false"/>
+          <w:color w:val="1A1A1A"/>
+          <w:sz w:val="18"/>
+          <w:szCs w:val="18"/>
+          <w:caps w:val="false"/>
+          <w:rFonts w:ascii="Calibri" w:cs="Calibri" w:eastAsia="Calibri" w:hAnsi="Calibri"/>
+        </w:rPr>
+      </w:r>
+    </w:p>
+    <w:tbl>
+      <w:tblPr>
+        <w:tblW w:type="dxa" w:w="9792"/>
+        <w:tblBorders>
+          <w:top w:val="single" w:color="auto" w:sz="4"/>
+          <w:left w:val="single" w:color="auto" w:sz="4"/>
+          <w:bottom w:val="single" w:color="auto" w:sz="4"/>
+          <w:right w:val="single" w:color="auto" w:sz="4"/>
+          <w:insideH w:val="single" w:color="auto" w:sz="4"/>
+          <w:insideV w:val="single" w:color="auto" w:sz="4"/>
+        </w:tblBorders>
+      </w:tblPr>
+      <w:tblGrid>
+        <w:gridCol w:w="9792"/>
+      </w:tblGrid>
+      <w:tr>
+        <w:tc>
+          <w:tcPr>
+            <w:tcW w:type="dxa" w:w="9792"/>
+            <w:tcBorders>
+              <w:top w:val="single" w:color="D9D5C8" w:sz="4"/>
+              <w:left w:val="single" w:color="D9D5C8" w:sz="4"/>
+              <w:bottom w:val="single" w:color="D9D5C8" w:sz="4"/>
+              <w:right w:val="single" w:color="D9D5C8" w:sz="4"/>
+            </w:tcBorders>
+            <w:shd w:fill="F7F5EF" w:color="auto" w:val="clear"/>
+            <w:tcMar>
+              <w:top w:type="dxa" w:w="55"/>
+              <w:left w:type="dxa" w:w="110"/>
+              <w:bottom w:type="dxa" w:w="55"/>
+              <w:right w:type="dxa" w:w="110"/>
+            </w:tcMar>
+          </w:tcPr>
+          <w:p>
+            <w:pPr>
+              <w:spacing w:after="60"/>
+            </w:pPr>
+            <w:r>
+              <w:rPr>
+                <w:b/>
+                <w:bCs/>
+                <w:i w:val="false"/>
+                <w:iCs w:val="false"/>
+                <w:color w:val="1B2A4A"/>
+                <w:sz w:val="32"/>
+                <w:szCs w:val="32"/>
+                <w:caps w:val="false"/>
+                <w:rFonts w:ascii="Calibri" w:cs="Calibri" w:eastAsia="Calibri" w:hAnsi="Calibri"/>
+              </w:rPr>
+              <w:t xml:space="preserve">CONNECT THE TERMS — concept map</w:t>
+            </w:r>
+          </w:p>
+          <w:p>
+            <w:pPr>
+              <w:spacing w:after="40"/>
+            </w:pPr>
+            <w:r>
+              <w:rPr>
+                <w:b w:val="false"/>
+                <w:bCs w:val="false"/>
+                <w:i w:val="false"/>
+                <w:iCs w:val="false"/>
+                <w:color w:val="1A1A1A"/>
+                <w:sz w:val="33"/>
+                <w:szCs w:val="33"/>
+                <w:caps w:val="false"/>
+                <w:rFonts w:ascii="Calibri" w:cs="Calibri" w:eastAsia="Calibri" w:hAnsi="Calibri"/>
+              </w:rPr>
+              <w:t xml:space="preserve">Put both terms in the box and draw arrows to show how one leads to, needs, or affects the other. Write a few words on each arrow.</w:t>
+            </w:r>
+          </w:p>
+        </w:tc>
+      </w:tr>
+    </w:tbl>
+    <w:tbl>
+      <w:tblPr>
+        <w:tblW w:type="dxa" w:w="9792"/>
+        <w:tblBorders>
+          <w:top w:val="single" w:color="auto" w:sz="4"/>
+          <w:left w:val="single" w:color="auto" w:sz="4"/>
+          <w:bottom w:val="single" w:color="auto" w:sz="4"/>
+          <w:right w:val="single" w:color="auto" w:sz="4"/>
+          <w:insideH w:val="single" w:color="auto" w:sz="4"/>
+          <w:insideV w:val="single" w:color="auto" w:sz="4"/>
+        </w:tblBorders>
+      </w:tblPr>
+      <w:tblGrid>
+        <w:gridCol w:w="9792"/>
+      </w:tblGrid>
+      <w:tr>
+        <w:trPr>
+          <w:trHeight w:val="2500" w:hRule="atLeast"/>
+        </w:trPr>
+        <w:tc>
+          <w:tcPr>
+            <w:tcW w:type="dxa" w:w="9792"/>
+            <w:tcBorders>
+              <w:top w:val="single" w:color="D9D5C8" w:sz="4"/>
+              <w:left w:val="single" w:color="D9D5C8" w:sz="4"/>
+              <w:bottom w:val="single" w:color="D9D5C8" w:sz="4"/>
+              <w:right w:val="single" w:color="D9D5C8" w:sz="4"/>
+            </w:tcBorders>
+            <w:tcMar>
+              <w:top w:type="dxa" w:w="55"/>
+              <w:left w:type="dxa" w:w="110"/>
+              <w:bottom w:type="dxa" w:w="55"/>
+              <w:right w:type="dxa" w:w="110"/>
+            </w:tcMar>
+          </w:tcPr>
+          <w:p>
+            <w:pPr>
+              <w:spacing w:after="0"/>
+            </w:pPr>
+            <w:r>
+              <w:rPr>
+                <w:b w:val="false"/>
+                <w:bCs w:val="false"/>
+                <w:i w:val="false"/>
+                <w:iCs w:val="false"/>
+                <w:color w:val="1A1A1A"/>
+                <w:sz w:val="18"/>
+                <w:szCs w:val="18"/>
+                <w:caps w:val="false"/>
+                <w:rFonts w:ascii="Calibri" w:cs="Calibri" w:eastAsia="Calibri" w:hAnsi="Calibri"/>
+              </w:rPr>
+              <w:t xml:space="preserve"> </w:t>
+            </w:r>
+          </w:p>
+        </w:tc>
+      </w:tr>
+    </w:tbl>
     <w:p>
       <w:pPr>
         <w:pStyle w:val="Heading2"/>
@@ -43655,7 +48861,7 @@
     </w:tbl>
     <w:p>
       <w:pPr>
-        <w:spacing w:after="120"/>
+        <w:spacing w:after="70"/>
       </w:pPr>
       <w:r>
         <w:rPr>
@@ -43980,6 +49186,155 @@
                 <w:rFonts w:ascii="Calibri" w:cs="Calibri" w:eastAsia="Calibri" w:hAnsi="Calibri"/>
               </w:rPr>
               <w:t xml:space="preserve"> </w:t>
+            </w:r>
+          </w:p>
+        </w:tc>
+      </w:tr>
+    </w:tbl>
+    <w:tbl>
+      <w:tblPr>
+        <w:tblW w:type="dxa" w:w="9792"/>
+        <w:tblBorders>
+          <w:top w:val="single" w:color="auto" w:sz="4"/>
+          <w:left w:val="single" w:color="auto" w:sz="4"/>
+          <w:bottom w:val="single" w:color="auto" w:sz="4"/>
+          <w:right w:val="single" w:color="auto" w:sz="4"/>
+          <w:insideH w:val="single" w:color="auto" w:sz="4"/>
+          <w:insideV w:val="single" w:color="auto" w:sz="4"/>
+        </w:tblBorders>
+      </w:tblPr>
+      <w:tblGrid>
+        <w:gridCol w:w="9792"/>
+      </w:tblGrid>
+      <w:tr>
+        <w:tc>
+          <w:tcPr>
+            <w:tcW w:type="dxa" w:w="9792"/>
+            <w:tcBorders>
+              <w:top w:val="single" w:color="D9D5C8" w:sz="4"/>
+              <w:left w:val="single" w:color="D9D5C8" w:sz="4"/>
+              <w:bottom w:val="single" w:color="D9D5C8" w:sz="4"/>
+              <w:right w:val="single" w:color="D9D5C8" w:sz="4"/>
+            </w:tcBorders>
+            <w:shd w:fill="F7F5EF" w:color="auto" w:val="clear"/>
+            <w:tcMar>
+              <w:top w:type="dxa" w:w="55"/>
+              <w:left w:type="dxa" w:w="110"/>
+              <w:bottom w:type="dxa" w:w="55"/>
+              <w:right w:type="dxa" w:w="110"/>
+            </w:tcMar>
+          </w:tcPr>
+          <w:p>
+            <w:pPr>
+              <w:spacing w:after="60"/>
+            </w:pPr>
+            <w:r>
+              <w:rPr>
+                <w:b/>
+                <w:bCs/>
+                <w:i w:val="false"/>
+                <w:iCs w:val="false"/>
+                <w:color w:val="1B2A4A"/>
+                <w:sz w:val="32"/>
+                <w:szCs w:val="32"/>
+                <w:caps w:val="false"/>
+                <w:rFonts w:ascii="Calibri" w:cs="Calibri" w:eastAsia="Calibri" w:hAnsi="Calibri"/>
+              </w:rPr>
+              <w:t xml:space="preserve">CHECK YOURSELF — look back and score how it went</w:t>
+            </w:r>
+          </w:p>
+          <w:p>
+            <w:pPr>
+              <w:spacing w:after="40"/>
+            </w:pPr>
+            <w:r>
+              <w:rPr>
+                <w:b/>
+                <w:bCs/>
+                <w:i w:val="false"/>
+                <w:iCs w:val="false"/>
+                <w:color w:val="1A1A1A"/>
+                <w:sz w:val="30"/>
+                <w:szCs w:val="30"/>
+                <w:caps w:val="false"/>
+                <w:rFonts w:ascii="Calibri" w:cs="Calibri" w:eastAsia="Calibri" w:hAnsi="Calibri"/>
+              </w:rPr>
+              <w:t xml:space="preserve">Got it right?  </w:t>
+            </w:r>
+            <w:r>
+              <w:rPr>
+                <w:b w:val="false"/>
+                <w:bCs w:val="false"/>
+                <w:i w:val="false"/>
+                <w:iCs w:val="false"/>
+                <w:color w:val="1A1A1A"/>
+                <w:sz w:val="30"/>
+                <w:szCs w:val="30"/>
+                <w:caps w:val="false"/>
+                <w:rFonts w:ascii="Calibri" w:cs="Calibri" w:eastAsia="Calibri" w:hAnsi="Calibri"/>
+              </w:rPr>
+              <w:t xml:space="preserve">☐ Yes  ☐ Partly  ☐ Not yet</w:t>
+            </w:r>
+            <w:r>
+              <w:rPr>
+                <w:b/>
+                <w:bCs/>
+                <w:i w:val="false"/>
+                <w:iCs w:val="false"/>
+                <w:color w:val="1A1A1A"/>
+                <w:sz w:val="30"/>
+                <w:szCs w:val="30"/>
+                <w:caps w:val="false"/>
+                <w:rFonts w:ascii="Calibri" w:cs="Calibri" w:eastAsia="Calibri" w:hAnsi="Calibri"/>
+              </w:rPr>
+              <w:t xml:space="preserve">     Answer it from memory?  </w:t>
+            </w:r>
+            <w:r>
+              <w:rPr>
+                <w:b w:val="false"/>
+                <w:bCs w:val="false"/>
+                <w:i w:val="false"/>
+                <w:iCs w:val="false"/>
+                <w:color w:val="1A1A1A"/>
+                <w:sz w:val="30"/>
+                <w:szCs w:val="30"/>
+                <w:caps w:val="false"/>
+                <w:rFonts w:ascii="Calibri" w:cs="Calibri" w:eastAsia="Calibri" w:hAnsi="Calibri"/>
+              </w:rPr>
+              <w:t xml:space="preserve">☐ Yes  ☐ With a hint  ☐ No</w:t>
+            </w:r>
+          </w:p>
+          <w:p>
+            <w:pPr>
+              <w:spacing w:after="40"/>
+            </w:pPr>
+            <w:r>
+              <w:rPr>
+                <w:b/>
+                <w:bCs/>
+                <w:i w:val="false"/>
+                <w:iCs w:val="false"/>
+                <w:color w:val="1A1A1A"/>
+                <w:sz w:val="30"/>
+                <w:szCs w:val="30"/>
+                <w:caps w:val="false"/>
+                <w:rFonts w:ascii="Calibri" w:cs="Calibri" w:eastAsia="Calibri" w:hAnsi="Calibri"/>
+              </w:rPr>
+              <w:t xml:space="preserve">How did it feel?  </w:t>
+            </w:r>
+            <w:r>
+              <w:rPr>
+                <w:b w:val="false"/>
+                <w:bCs w:val="false"/>
+                <w:i w:val="false"/>
+                <w:iCs w:val="false"/>
+                <w:color w:val="1A1A1A"/>
+                <w:sz w:val="30"/>
+                <w:szCs w:val="30"/>
+                <w:caps w:val="false"/>
+                <w:rFonts w:ascii="Calibri" w:cs="Calibri" w:eastAsia="Calibri" w:hAnsi="Calibri"/>
+              </w:rPr>
+              <w:t xml:space="preserve">☐ Confident  ☐ Getting there  ☐ Shaky — I’ll revisit</w:t>
             </w:r>
           </w:p>
         </w:tc>
